--- a/ЛР4_Пять_сил_Портера/ОТЧЕТ_ЛР4_TableMind.docx
+++ b/ЛР4_Пять_сил_Портера/ОТЧЕТ_ЛР4_TableMind.docx
@@ -245,7 +245,7 @@
       <w:r>
         <w:fldChar w:fldCharType="separate"/>
       </w:r>
-      <w:hyperlink w:anchor="_Toc241911975" w:history="1">
+      <w:hyperlink w:anchor="_Toc241912034" w:history="1">
         <w:r>
           <w:rPr>
             <w:rStyle w:val="af"/>
@@ -273,7 +273,7 @@
             <w:noProof/>
             <w:webHidden/>
           </w:rPr>
-          <w:instrText xml:space="preserve"> PAGEREF _Toc241911975 \h </w:instrText>
+          <w:instrText xml:space="preserve"> PAGEREF _Toc241912034 \h </w:instrText>
         </w:r>
         <w:r>
           <w:rPr>
@@ -314,7 +314,7 @@
           <w:noProof/>
         </w:rPr>
       </w:pPr>
-      <w:hyperlink w:anchor="_Toc241911976" w:history="1">
+      <w:hyperlink w:anchor="_Toc241912035" w:history="1">
         <w:r>
           <w:rPr>
             <w:rStyle w:val="af"/>
@@ -342,7 +342,7 @@
             <w:noProof/>
             <w:webHidden/>
           </w:rPr>
-          <w:instrText xml:space="preserve"> PAGEREF _Toc241911976 \h </w:instrText>
+          <w:instrText xml:space="preserve"> PAGEREF _Toc241912035 \h </w:instrText>
         </w:r>
         <w:r>
           <w:rPr>
@@ -383,7 +383,7 @@
           <w:noProof/>
         </w:rPr>
       </w:pPr>
-      <w:hyperlink w:anchor="_Toc241911977" w:history="1">
+      <w:hyperlink w:anchor="_Toc241912036" w:history="1">
         <w:r>
           <w:rPr>
             <w:rStyle w:val="af"/>
@@ -411,7 +411,7 @@
             <w:noProof/>
             <w:webHidden/>
           </w:rPr>
-          <w:instrText xml:space="preserve"> PAGEREF _Toc241911977 \h </w:instrText>
+          <w:instrText xml:space="preserve"> PAGEREF _Toc241912036 \h </w:instrText>
         </w:r>
         <w:r>
           <w:rPr>
@@ -452,7 +452,7 @@
           <w:noProof/>
         </w:rPr>
       </w:pPr>
-      <w:hyperlink w:anchor="_Toc241911978" w:history="1">
+      <w:hyperlink w:anchor="_Toc241912037" w:history="1">
         <w:r>
           <w:rPr>
             <w:rStyle w:val="af"/>
@@ -480,7 +480,7 @@
             <w:noProof/>
             <w:webHidden/>
           </w:rPr>
-          <w:instrText xml:space="preserve"> PAGEREF _Toc241911978 \h </w:instrText>
+          <w:instrText xml:space="preserve"> PAGEREF _Toc241912037 \h </w:instrText>
         </w:r>
         <w:r>
           <w:rPr>
@@ -521,7 +521,7 @@
           <w:noProof/>
         </w:rPr>
       </w:pPr>
-      <w:hyperlink w:anchor="_Toc241911979" w:history="1">
+      <w:hyperlink w:anchor="_Toc241912038" w:history="1">
         <w:r>
           <w:rPr>
             <w:rStyle w:val="af"/>
@@ -549,7 +549,7 @@
             <w:noProof/>
             <w:webHidden/>
           </w:rPr>
-          <w:instrText xml:space="preserve"> PAGEREF _Toc241911979 \h </w:instrText>
+          <w:instrText xml:space="preserve"> PAGEREF _Toc241912038 \h </w:instrText>
         </w:r>
         <w:r>
           <w:rPr>
@@ -590,7 +590,7 @@
           <w:noProof/>
         </w:rPr>
       </w:pPr>
-      <w:hyperlink w:anchor="_Toc241911980" w:history="1">
+      <w:hyperlink w:anchor="_Toc241912039" w:history="1">
         <w:r>
           <w:rPr>
             <w:rStyle w:val="af"/>
@@ -618,7 +618,7 @@
             <w:noProof/>
             <w:webHidden/>
           </w:rPr>
-          <w:instrText xml:space="preserve"> PAGEREF _Toc241911980 \h </w:instrText>
+          <w:instrText xml:space="preserve"> PAGEREF _Toc241912039 \h </w:instrText>
         </w:r>
         <w:r>
           <w:rPr>
@@ -659,7 +659,7 @@
           <w:noProof/>
         </w:rPr>
       </w:pPr>
-      <w:hyperlink w:anchor="_Toc241911981" w:history="1">
+      <w:hyperlink w:anchor="_Toc241912040" w:history="1">
         <w:r>
           <w:rPr>
             <w:rStyle w:val="af"/>
@@ -687,7 +687,7 @@
             <w:noProof/>
             <w:webHidden/>
           </w:rPr>
-          <w:instrText xml:space="preserve"> PAGEREF _Toc241911981 \h </w:instrText>
+          <w:instrText xml:space="preserve"> PAGEREF _Toc241912040 \h </w:instrText>
         </w:r>
         <w:r>
           <w:rPr>
@@ -728,7 +728,7 @@
           <w:noProof/>
         </w:rPr>
       </w:pPr>
-      <w:hyperlink w:anchor="_Toc241911982" w:history="1">
+      <w:hyperlink w:anchor="_Toc241912041" w:history="1">
         <w:r>
           <w:rPr>
             <w:rStyle w:val="af"/>
@@ -756,7 +756,7 @@
             <w:noProof/>
             <w:webHidden/>
           </w:rPr>
-          <w:instrText xml:space="preserve"> PAGEREF _Toc241911982 \h </w:instrText>
+          <w:instrText xml:space="preserve"> PAGEREF _Toc241912041 \h </w:instrText>
         </w:r>
         <w:r>
           <w:rPr>
@@ -797,7 +797,7 @@
           <w:noProof/>
         </w:rPr>
       </w:pPr>
-      <w:hyperlink w:anchor="_Toc241911983" w:history="1">
+      <w:hyperlink w:anchor="_Toc241912042" w:history="1">
         <w:r>
           <w:rPr>
             <w:rStyle w:val="af"/>
@@ -825,7 +825,7 @@
             <w:noProof/>
             <w:webHidden/>
           </w:rPr>
-          <w:instrText xml:space="preserve"> PAGEREF _Toc241911983 \h </w:instrText>
+          <w:instrText xml:space="preserve"> PAGEREF _Toc241912042 \h </w:instrText>
         </w:r>
         <w:r>
           <w:rPr>
@@ -866,7 +866,7 @@
           <w:noProof/>
         </w:rPr>
       </w:pPr>
-      <w:hyperlink w:anchor="_Toc241911984" w:history="1">
+      <w:hyperlink w:anchor="_Toc241912043" w:history="1">
         <w:r>
           <w:rPr>
             <w:rStyle w:val="af"/>
@@ -894,7 +894,7 @@
             <w:noProof/>
             <w:webHidden/>
           </w:rPr>
-          <w:instrText xml:space="preserve"> PAGEREF _Toc241911984 \h </w:instrText>
+          <w:instrText xml:space="preserve"> PAGEREF _Toc241912043 \h </w:instrText>
         </w:r>
         <w:r>
           <w:rPr>
@@ -935,7 +935,7 @@
           <w:noProof/>
         </w:rPr>
       </w:pPr>
-      <w:hyperlink w:anchor="_Toc241911985" w:history="1">
+      <w:hyperlink w:anchor="_Toc241912044" w:history="1">
         <w:r>
           <w:rPr>
             <w:rStyle w:val="af"/>
@@ -963,7 +963,7 @@
             <w:noProof/>
             <w:webHidden/>
           </w:rPr>
-          <w:instrText xml:space="preserve"> PAGEREF _Toc241911985 \h </w:instrText>
+          <w:instrText xml:space="preserve"> PAGEREF _Toc241912044 \h </w:instrText>
         </w:r>
         <w:r>
           <w:rPr>
@@ -1004,7 +1004,7 @@
           <w:noProof/>
         </w:rPr>
       </w:pPr>
-      <w:hyperlink w:anchor="_Toc241911986" w:history="1">
+      <w:hyperlink w:anchor="_Toc241912045" w:history="1">
         <w:r>
           <w:rPr>
             <w:rStyle w:val="af"/>
@@ -1032,7 +1032,7 @@
             <w:noProof/>
             <w:webHidden/>
           </w:rPr>
-          <w:instrText xml:space="preserve"> PAGEREF _Toc241911986 \h </w:instrText>
+          <w:instrText xml:space="preserve"> PAGEREF _Toc241912045 \h </w:instrText>
         </w:r>
         <w:r>
           <w:rPr>
@@ -1073,7 +1073,7 @@
           <w:noProof/>
         </w:rPr>
       </w:pPr>
-      <w:hyperlink w:anchor="_Toc241911987" w:history="1">
+      <w:hyperlink w:anchor="_Toc241912046" w:history="1">
         <w:r>
           <w:rPr>
             <w:rStyle w:val="af"/>
@@ -1101,7 +1101,7 @@
             <w:noProof/>
             <w:webHidden/>
           </w:rPr>
-          <w:instrText xml:space="preserve"> PAGEREF _Toc241911987 \h </w:instrText>
+          <w:instrText xml:space="preserve"> PAGEREF _Toc241912046 \h </w:instrText>
         </w:r>
         <w:r>
           <w:rPr>
@@ -1142,7 +1142,7 @@
           <w:noProof/>
         </w:rPr>
       </w:pPr>
-      <w:hyperlink w:anchor="_Toc241911988" w:history="1">
+      <w:hyperlink w:anchor="_Toc241912047" w:history="1">
         <w:r>
           <w:rPr>
             <w:rStyle w:val="af"/>
@@ -1170,7 +1170,7 @@
             <w:noProof/>
             <w:webHidden/>
           </w:rPr>
-          <w:instrText xml:space="preserve"> PAGEREF _Toc241911988 \h </w:instrText>
+          <w:instrText xml:space="preserve"> PAGEREF _Toc241912047 \h </w:instrText>
         </w:r>
         <w:r>
           <w:rPr>
@@ -1211,7 +1211,7 @@
           <w:noProof/>
         </w:rPr>
       </w:pPr>
-      <w:hyperlink w:anchor="_Toc241911989" w:history="1">
+      <w:hyperlink w:anchor="_Toc241912048" w:history="1">
         <w:r>
           <w:rPr>
             <w:rStyle w:val="af"/>
@@ -1239,7 +1239,7 @@
             <w:noProof/>
             <w:webHidden/>
           </w:rPr>
-          <w:instrText xml:space="preserve"> PAGEREF _Toc241911989 \h </w:instrText>
+          <w:instrText xml:space="preserve"> PAGEREF _Toc241912048 \h </w:instrText>
         </w:r>
         <w:r>
           <w:rPr>
@@ -1280,7 +1280,7 @@
           <w:noProof/>
         </w:rPr>
       </w:pPr>
-      <w:hyperlink w:anchor="_Toc241911990" w:history="1">
+      <w:hyperlink w:anchor="_Toc241912049" w:history="1">
         <w:r>
           <w:rPr>
             <w:rStyle w:val="af"/>
@@ -1308,7 +1308,7 @@
             <w:noProof/>
             <w:webHidden/>
           </w:rPr>
-          <w:instrText xml:space="preserve"> PAGEREF _Toc241911990 \h </w:instrText>
+          <w:instrText xml:space="preserve"> PAGEREF _Toc241912049 \h </w:instrText>
         </w:r>
         <w:r>
           <w:rPr>
@@ -1349,7 +1349,7 @@
           <w:noProof/>
         </w:rPr>
       </w:pPr>
-      <w:hyperlink w:anchor="_Toc241911991" w:history="1">
+      <w:hyperlink w:anchor="_Toc241912050" w:history="1">
         <w:r>
           <w:rPr>
             <w:rStyle w:val="af"/>
@@ -1377,7 +1377,7 @@
             <w:noProof/>
             <w:webHidden/>
           </w:rPr>
-          <w:instrText xml:space="preserve"> PAGEREF _Toc241911991 \h </w:instrText>
+          <w:instrText xml:space="preserve"> PAGEREF _Toc241912050 \h </w:instrText>
         </w:r>
         <w:r>
           <w:rPr>
@@ -1418,7 +1418,7 @@
           <w:noProof/>
         </w:rPr>
       </w:pPr>
-      <w:hyperlink w:anchor="_Toc241911992" w:history="1">
+      <w:hyperlink w:anchor="_Toc241912051" w:history="1">
         <w:r>
           <w:rPr>
             <w:rStyle w:val="af"/>
@@ -1446,7 +1446,7 @@
             <w:noProof/>
             <w:webHidden/>
           </w:rPr>
-          <w:instrText xml:space="preserve"> PAGEREF _Toc241911992 \h </w:instrText>
+          <w:instrText xml:space="preserve"> PAGEREF _Toc241912051 \h </w:instrText>
         </w:r>
         <w:r>
           <w:rPr>
@@ -1487,7 +1487,7 @@
           <w:noProof/>
         </w:rPr>
       </w:pPr>
-      <w:hyperlink w:anchor="_Toc241911993" w:history="1">
+      <w:hyperlink w:anchor="_Toc241912052" w:history="1">
         <w:r>
           <w:rPr>
             <w:rStyle w:val="af"/>
@@ -1515,7 +1515,7 @@
             <w:noProof/>
             <w:webHidden/>
           </w:rPr>
-          <w:instrText xml:space="preserve"> PAGEREF _Toc241911993 \h </w:instrText>
+          <w:instrText xml:space="preserve"> PAGEREF _Toc241912052 \h </w:instrText>
         </w:r>
         <w:r>
           <w:rPr>
@@ -1556,7 +1556,7 @@
           <w:noProof/>
         </w:rPr>
       </w:pPr>
-      <w:hyperlink w:anchor="_Toc241911994" w:history="1">
+      <w:hyperlink w:anchor="_Toc241912053" w:history="1">
         <w:r>
           <w:rPr>
             <w:rStyle w:val="af"/>
@@ -1584,7 +1584,7 @@
             <w:noProof/>
             <w:webHidden/>
           </w:rPr>
-          <w:instrText xml:space="preserve"> PAGEREF _Toc241911994 \h </w:instrText>
+          <w:instrText xml:space="preserve"> PAGEREF _Toc241912053 \h </w:instrText>
         </w:r>
         <w:r>
           <w:rPr>
@@ -1630,7 +1630,7 @@
         <w:spacing w:before="0" w:after="360" w:line="360" w:lineRule="exact"/>
         <w:ind w:firstLine="709"/>
       </w:pPr>
-      <w:bookmarkStart w:id="1" w:name="_Toc241911975"/>
+      <w:bookmarkStart w:id="1" w:name="_Toc241912034"/>
       <w:r>
         <w:rPr>
           <w:b/>
@@ -1832,7 +1832,7 @@
         <w:ind w:firstLine="709"/>
       </w:pPr>
       <w:bookmarkStart w:id="2" w:name="_b608aa976fc82a0faaf3b83f58c735968afd03b"/>
-      <w:bookmarkStart w:id="3" w:name="_Toc241911976"/>
+      <w:bookmarkStart w:id="3" w:name="_Toc241912035"/>
       <w:bookmarkEnd w:id="0"/>
       <w:r>
         <w:rPr>
@@ -1897,7 +1897,7 @@
         <w:ind w:firstLine="709"/>
       </w:pPr>
       <w:bookmarkStart w:id="4" w:name="_c2dc16d95c34e7e7c75dbd4503de730b54879a3"/>
-      <w:bookmarkStart w:id="5" w:name="_Toc241911977"/>
+      <w:bookmarkStart w:id="5" w:name="_Toc241912036"/>
       <w:r>
         <w:rPr>
           <w:b/>
@@ -4278,25 +4278,6 @@
               </w:rPr>
               <w:t>Excel</w:t>
             </w:r>
-            <w:r>
-              <w:rPr>
-                <w:sz w:val="24"/>
-              </w:rPr>
-              <w:t xml:space="preserve"> (</w:t>
-            </w:r>
-            <w:r>
-              <w:rPr>
-                <w:i/>
-                <w:sz w:val="24"/>
-              </w:rPr>
-              <w:t>Anthropic</w:t>
-            </w:r>
-            <w:r>
-              <w:rPr>
-                <w:sz w:val="24"/>
-              </w:rPr>
-              <w:t>)</w:t>
-            </w:r>
           </w:p>
         </w:tc>
         <w:tc>
@@ -4818,7 +4799,7 @@
         <w:ind w:firstLine="709"/>
       </w:pPr>
       <w:bookmarkStart w:id="6" w:name="_e53e14f44ab4c8780a98a105cb988ad22318c27"/>
-      <w:bookmarkStart w:id="7" w:name="_Toc241911978"/>
+      <w:bookmarkStart w:id="7" w:name="_Toc241912037"/>
       <w:bookmarkEnd w:id="4"/>
       <w:r>
         <w:rPr>
@@ -6665,7 +6646,7 @@
           <w:sz w:val="28"/>
         </w:rPr>
         <w:drawing>
-          <wp:inline distT="0" distB="0" distL="0" distR="0" wp14:anchorId="2131F330" wp14:editId="144B36C8">
+          <wp:inline distT="0" distB="0" distL="0" distR="0" wp14:anchorId="69BC946C" wp14:editId="0296D2C6">
             <wp:extent cx="5334000" cy="2862146"/>
             <wp:effectExtent l="0" t="0" r="0" b="0"/>
             <wp:docPr id="12" name="Picture"/>
@@ -7094,7 +7075,7 @@
           <w:sz w:val="28"/>
         </w:rPr>
         <w:drawing>
-          <wp:inline distT="0" distB="0" distL="0" distR="0" wp14:anchorId="24814EEE" wp14:editId="0FBDC3C0">
+          <wp:inline distT="0" distB="0" distL="0" distR="0" wp14:anchorId="6F2099BE" wp14:editId="50B7077C">
             <wp:extent cx="5334000" cy="2536902"/>
             <wp:effectExtent l="0" t="0" r="0" b="0"/>
             <wp:docPr id="15" name="Picture"/>
@@ -7943,7 +7924,7 @@
         <w:ind w:firstLine="709"/>
       </w:pPr>
       <w:bookmarkStart w:id="8" w:name="_6630f66e9bddc915a7c003d1a4416942be99820"/>
-      <w:bookmarkStart w:id="9" w:name="_Toc241911979"/>
+      <w:bookmarkStart w:id="9" w:name="_Toc241912038"/>
       <w:bookmarkEnd w:id="6"/>
       <w:r>
         <w:rPr>
@@ -10033,7 +10014,7 @@
           <w:sz w:val="28"/>
         </w:rPr>
         <w:drawing>
-          <wp:inline distT="0" distB="0" distL="0" distR="0" wp14:anchorId="7E0B5491" wp14:editId="13B84B3F">
+          <wp:inline distT="0" distB="0" distL="0" distR="0" wp14:anchorId="18A6FB63" wp14:editId="5906C88D">
             <wp:extent cx="5334000" cy="2732048"/>
             <wp:effectExtent l="0" t="0" r="0" b="0"/>
             <wp:docPr id="19" name="Picture"/>
@@ -10985,7 +10966,7 @@
         <w:ind w:firstLine="709"/>
       </w:pPr>
       <w:bookmarkStart w:id="10" w:name="_32eb1a546c0e629ee5199cbd921989386414cef"/>
-      <w:bookmarkStart w:id="11" w:name="_Toc241911980"/>
+      <w:bookmarkStart w:id="11" w:name="_Toc241912039"/>
       <w:bookmarkEnd w:id="8"/>
       <w:r>
         <w:rPr>
@@ -11510,7 +11491,7 @@
         <w:ind w:firstLine="709"/>
       </w:pPr>
       <w:bookmarkStart w:id="12" w:name="_56392ae30d217601ca6b22348c46ed1cd30bda9"/>
-      <w:bookmarkStart w:id="13" w:name="_Toc241911981"/>
+      <w:bookmarkStart w:id="13" w:name="_Toc241912040"/>
       <w:bookmarkEnd w:id="10"/>
       <w:r>
         <w:rPr>
@@ -12114,7 +12095,7 @@
         <w:ind w:firstLine="709"/>
       </w:pPr>
       <w:bookmarkStart w:id="14" w:name="_81d55da623d41512ef63f4dc47f176415032501"/>
-      <w:bookmarkStart w:id="15" w:name="_Toc241911982"/>
+      <w:bookmarkStart w:id="15" w:name="_Toc241912041"/>
       <w:bookmarkEnd w:id="12"/>
       <w:r>
         <w:rPr>
@@ -12509,7 +12490,7 @@
         <w:ind w:firstLine="709"/>
       </w:pPr>
       <w:bookmarkStart w:id="16" w:name="_c864891c2a63545415c693c4f70871cf567029c"/>
-      <w:bookmarkStart w:id="17" w:name="_Toc241911983"/>
+      <w:bookmarkStart w:id="17" w:name="_Toc241912042"/>
       <w:bookmarkEnd w:id="14"/>
       <w:r>
         <w:rPr>
@@ -13160,7 +13141,7 @@
         <w:ind w:firstLine="709"/>
       </w:pPr>
       <w:bookmarkStart w:id="18" w:name="_ef6f952c7e24326ac23355a768c8b715ec8fce8"/>
-      <w:bookmarkStart w:id="19" w:name="_Toc241911984"/>
+      <w:bookmarkStart w:id="19" w:name="_Toc241912043"/>
       <w:bookmarkEnd w:id="16"/>
       <w:r>
         <w:rPr>
@@ -13800,7 +13781,7 @@
           <w:sz w:val="28"/>
         </w:rPr>
         <w:drawing>
-          <wp:inline distT="0" distB="0" distL="0" distR="0" wp14:anchorId="202B5A13" wp14:editId="3A2B487E">
+          <wp:inline distT="0" distB="0" distL="0" distR="0" wp14:anchorId="74489CEA" wp14:editId="20B8B917">
             <wp:extent cx="5334000" cy="2471853"/>
             <wp:effectExtent l="0" t="0" r="0" b="0"/>
             <wp:docPr id="27" name="Picture"/>
@@ -13895,7 +13876,7 @@
         <w:ind w:firstLine="709"/>
       </w:pPr>
       <w:bookmarkStart w:id="20" w:name="_6df6aabc6395b7d9765c374a4a7f2d43c0ba1e7"/>
-      <w:bookmarkStart w:id="21" w:name="_Toc241911985"/>
+      <w:bookmarkStart w:id="21" w:name="_Toc241912044"/>
       <w:bookmarkEnd w:id="18"/>
       <w:r>
         <w:rPr>
@@ -17557,7 +17538,7 @@
         <w:ind w:firstLine="709"/>
       </w:pPr>
       <w:bookmarkStart w:id="22" w:name="_bd0f162afc2e7ad7347811c158aa5f062feeff4"/>
-      <w:bookmarkStart w:id="23" w:name="_Toc241911986"/>
+      <w:bookmarkStart w:id="23" w:name="_Toc241912045"/>
       <w:bookmarkEnd w:id="20"/>
       <w:r>
         <w:rPr>
@@ -18320,7 +18301,7 @@
         <w:ind w:firstLine="709"/>
       </w:pPr>
       <w:bookmarkStart w:id="24" w:name="_07f39535de8dfb555f41c49666d7d7ad4469d72"/>
-      <w:bookmarkStart w:id="25" w:name="_Toc241911987"/>
+      <w:bookmarkStart w:id="25" w:name="_Toc241912046"/>
       <w:bookmarkEnd w:id="22"/>
       <w:r>
         <w:rPr>
@@ -19433,7 +19414,7 @@
         <w:ind w:firstLine="709"/>
       </w:pPr>
       <w:bookmarkStart w:id="26" w:name="_ограничения"/>
-      <w:bookmarkStart w:id="27" w:name="_Toc241911988"/>
+      <w:bookmarkStart w:id="27" w:name="_Toc241912047"/>
       <w:bookmarkEnd w:id="24"/>
       <w:r>
         <w:rPr>
@@ -19596,7 +19577,7 @@
         <w:ind w:firstLine="709"/>
       </w:pPr>
       <w:bookmarkStart w:id="28" w:name="_1bfdad9d2d88ddb6ca16c31c1d4d4943679f32f"/>
-      <w:bookmarkStart w:id="29" w:name="_Toc241911989"/>
+      <w:bookmarkStart w:id="29" w:name="_Toc241912048"/>
       <w:bookmarkEnd w:id="26"/>
       <w:bookmarkEnd w:id="2"/>
       <w:r>
@@ -19988,7 +19969,7 @@
         <w:jc w:val="center"/>
       </w:pPr>
       <w:bookmarkStart w:id="30" w:name="_выводы"/>
-      <w:bookmarkStart w:id="31" w:name="_Toc241911990"/>
+      <w:bookmarkStart w:id="31" w:name="_Toc241912049"/>
       <w:bookmarkEnd w:id="28"/>
       <w:r>
         <w:rPr>
@@ -20271,7 +20252,7 @@
         <w:jc w:val="center"/>
       </w:pPr>
       <w:bookmarkStart w:id="32" w:name="_274f6a444530ef90b0479dabf3d210f01e97699"/>
-      <w:bookmarkStart w:id="33" w:name="_Toc241911991"/>
+      <w:bookmarkStart w:id="33" w:name="_Toc241912050"/>
       <w:bookmarkEnd w:id="30"/>
       <w:r>
         <w:rPr>
@@ -21403,7 +21384,7 @@
         <w:jc w:val="center"/>
       </w:pPr>
       <w:bookmarkStart w:id="34" w:name="_3d74faf1500c1b2a4a8bfa8e0e37c74206ce73d"/>
-      <w:bookmarkStart w:id="35" w:name="_Toc241911992"/>
+      <w:bookmarkStart w:id="35" w:name="_Toc241912051"/>
       <w:bookmarkEnd w:id="32"/>
       <w:r>
         <w:rPr>
@@ -22467,7 +22448,7 @@
         <w:jc w:val="center"/>
       </w:pPr>
       <w:bookmarkStart w:id="36" w:name="_d684f183eb868ee4ace295916bed2e6be64d16e"/>
-      <w:bookmarkStart w:id="37" w:name="_Toc241911993"/>
+      <w:bookmarkStart w:id="37" w:name="_Toc241912052"/>
       <w:bookmarkEnd w:id="34"/>
       <w:r>
         <w:rPr>
@@ -23617,7 +23598,7 @@
         <w:jc w:val="center"/>
       </w:pPr>
       <w:bookmarkStart w:id="38" w:name="_cb59224a7032ef66ab429e7df9b4e4c597bc187"/>
-      <w:bookmarkStart w:id="39" w:name="_Toc241911994"/>
+      <w:bookmarkStart w:id="39" w:name="_Toc241912053"/>
       <w:bookmarkEnd w:id="36"/>
       <w:r>
         <w:rPr>
@@ -24449,7 +24430,7 @@
   <w:abstractNum w:abstractNumId="0" w15:restartNumberingAfterBreak="0">
     <w:nsid w:val="0000A990"/>
     <w:multiLevelType w:val="multilevel"/>
-    <w:tmpl w:val="414454B6"/>
+    <w:tmpl w:val="506E022A"/>
     <w:lvl w:ilvl="0">
       <w:numFmt w:val="bullet"/>
       <w:lvlText w:val=" "/>
@@ -24526,7 +24507,7 @@
   <w:abstractNum w:abstractNumId="1" w15:restartNumberingAfterBreak="0">
     <w:nsid w:val="00A99411"/>
     <w:multiLevelType w:val="multilevel"/>
-    <w:tmpl w:val="4C829936"/>
+    <w:tmpl w:val="503C7BA4"/>
     <w:lvl w:ilvl="0">
       <w:start w:val="1"/>
       <w:numFmt w:val="decimal"/>
@@ -26004,7 +25985,7 @@
     <w:autoRedefine/>
     <w:uiPriority w:val="39"/>
     <w:unhideWhenUsed/>
-    <w:rsid w:val="00BC7B36"/>
+    <w:rsid w:val="009A5BD6"/>
     <w:pPr>
       <w:spacing w:after="100"/>
     </w:pPr>
@@ -26016,7 +25997,7 @@
     <w:autoRedefine/>
     <w:uiPriority w:val="39"/>
     <w:unhideWhenUsed/>
-    <w:rsid w:val="00BC7B36"/>
+    <w:rsid w:val="009A5BD6"/>
     <w:pPr>
       <w:spacing w:after="100"/>
       <w:ind w:left="240"/>

--- a/ЛР4_Пять_сил_Портера/ОТЧЕТ_ЛР4_TableMind.docx
+++ b/ЛР4_Пять_сил_Портера/ОТЧЕТ_ЛР4_TableMind.docx
@@ -245,7 +245,7 @@
       <w:r>
         <w:fldChar w:fldCharType="separate"/>
       </w:r>
-      <w:hyperlink w:anchor="_Toc241912034" w:history="1">
+      <w:hyperlink w:anchor="_Toc241937896" w:history="1">
         <w:r>
           <w:rPr>
             <w:rStyle w:val="af"/>
@@ -273,7 +273,7 @@
             <w:noProof/>
             <w:webHidden/>
           </w:rPr>
-          <w:instrText xml:space="preserve"> PAGEREF _Toc241912034 \h </w:instrText>
+          <w:instrText xml:space="preserve"> PAGEREF _Toc241937896 \h </w:instrText>
         </w:r>
         <w:r>
           <w:rPr>
@@ -314,7 +314,7 @@
           <w:noProof/>
         </w:rPr>
       </w:pPr>
-      <w:hyperlink w:anchor="_Toc241912035" w:history="1">
+      <w:hyperlink w:anchor="_Toc241937897" w:history="1">
         <w:r>
           <w:rPr>
             <w:rStyle w:val="af"/>
@@ -342,7 +342,7 @@
             <w:noProof/>
             <w:webHidden/>
           </w:rPr>
-          <w:instrText xml:space="preserve"> PAGEREF _Toc241912035 \h </w:instrText>
+          <w:instrText xml:space="preserve"> PAGEREF _Toc241937897 \h </w:instrText>
         </w:r>
         <w:r>
           <w:rPr>
@@ -383,7 +383,7 @@
           <w:noProof/>
         </w:rPr>
       </w:pPr>
-      <w:hyperlink w:anchor="_Toc241912036" w:history="1">
+      <w:hyperlink w:anchor="_Toc241937898" w:history="1">
         <w:r>
           <w:rPr>
             <w:rStyle w:val="af"/>
@@ -411,7 +411,7 @@
             <w:noProof/>
             <w:webHidden/>
           </w:rPr>
-          <w:instrText xml:space="preserve"> PAGEREF _Toc241912036 \h </w:instrText>
+          <w:instrText xml:space="preserve"> PAGEREF _Toc241937898 \h </w:instrText>
         </w:r>
         <w:r>
           <w:rPr>
@@ -452,7 +452,7 @@
           <w:noProof/>
         </w:rPr>
       </w:pPr>
-      <w:hyperlink w:anchor="_Toc241912037" w:history="1">
+      <w:hyperlink w:anchor="_Toc241937899" w:history="1">
         <w:r>
           <w:rPr>
             <w:rStyle w:val="af"/>
@@ -480,7 +480,7 @@
             <w:noProof/>
             <w:webHidden/>
           </w:rPr>
-          <w:instrText xml:space="preserve"> PAGEREF _Toc241912037 \h </w:instrText>
+          <w:instrText xml:space="preserve"> PAGEREF _Toc241937899 \h </w:instrText>
         </w:r>
         <w:r>
           <w:rPr>
@@ -521,7 +521,7 @@
           <w:noProof/>
         </w:rPr>
       </w:pPr>
-      <w:hyperlink w:anchor="_Toc241912038" w:history="1">
+      <w:hyperlink w:anchor="_Toc241937900" w:history="1">
         <w:r>
           <w:rPr>
             <w:rStyle w:val="af"/>
@@ -549,7 +549,7 @@
             <w:noProof/>
             <w:webHidden/>
           </w:rPr>
-          <w:instrText xml:space="preserve"> PAGEREF _Toc241912038 \h </w:instrText>
+          <w:instrText xml:space="preserve"> PAGEREF _Toc241937900 \h </w:instrText>
         </w:r>
         <w:r>
           <w:rPr>
@@ -590,7 +590,7 @@
           <w:noProof/>
         </w:rPr>
       </w:pPr>
-      <w:hyperlink w:anchor="_Toc241912039" w:history="1">
+      <w:hyperlink w:anchor="_Toc241937901" w:history="1">
         <w:r>
           <w:rPr>
             <w:rStyle w:val="af"/>
@@ -618,7 +618,7 @@
             <w:noProof/>
             <w:webHidden/>
           </w:rPr>
-          <w:instrText xml:space="preserve"> PAGEREF _Toc241912039 \h </w:instrText>
+          <w:instrText xml:space="preserve"> PAGEREF _Toc241937901 \h </w:instrText>
         </w:r>
         <w:r>
           <w:rPr>
@@ -659,7 +659,7 @@
           <w:noProof/>
         </w:rPr>
       </w:pPr>
-      <w:hyperlink w:anchor="_Toc241912040" w:history="1">
+      <w:hyperlink w:anchor="_Toc241937902" w:history="1">
         <w:r>
           <w:rPr>
             <w:rStyle w:val="af"/>
@@ -687,7 +687,7 @@
             <w:noProof/>
             <w:webHidden/>
           </w:rPr>
-          <w:instrText xml:space="preserve"> PAGEREF _Toc241912040 \h </w:instrText>
+          <w:instrText xml:space="preserve"> PAGEREF _Toc241937902 \h </w:instrText>
         </w:r>
         <w:r>
           <w:rPr>
@@ -728,7 +728,7 @@
           <w:noProof/>
         </w:rPr>
       </w:pPr>
-      <w:hyperlink w:anchor="_Toc241912041" w:history="1">
+      <w:hyperlink w:anchor="_Toc241937903" w:history="1">
         <w:r>
           <w:rPr>
             <w:rStyle w:val="af"/>
@@ -756,7 +756,7 @@
             <w:noProof/>
             <w:webHidden/>
           </w:rPr>
-          <w:instrText xml:space="preserve"> PAGEREF _Toc241912041 \h </w:instrText>
+          <w:instrText xml:space="preserve"> PAGEREF _Toc241937903 \h </w:instrText>
         </w:r>
         <w:r>
           <w:rPr>
@@ -797,7 +797,7 @@
           <w:noProof/>
         </w:rPr>
       </w:pPr>
-      <w:hyperlink w:anchor="_Toc241912042" w:history="1">
+      <w:hyperlink w:anchor="_Toc241937904" w:history="1">
         <w:r>
           <w:rPr>
             <w:rStyle w:val="af"/>
@@ -825,7 +825,7 @@
             <w:noProof/>
             <w:webHidden/>
           </w:rPr>
-          <w:instrText xml:space="preserve"> PAGEREF _Toc241912042 \h </w:instrText>
+          <w:instrText xml:space="preserve"> PAGEREF _Toc241937904 \h </w:instrText>
         </w:r>
         <w:r>
           <w:rPr>
@@ -866,7 +866,7 @@
           <w:noProof/>
         </w:rPr>
       </w:pPr>
-      <w:hyperlink w:anchor="_Toc241912043" w:history="1">
+      <w:hyperlink w:anchor="_Toc241937905" w:history="1">
         <w:r>
           <w:rPr>
             <w:rStyle w:val="af"/>
@@ -894,7 +894,7 @@
             <w:noProof/>
             <w:webHidden/>
           </w:rPr>
-          <w:instrText xml:space="preserve"> PAGEREF _Toc241912043 \h </w:instrText>
+          <w:instrText xml:space="preserve"> PAGEREF _Toc241937905 \h </w:instrText>
         </w:r>
         <w:r>
           <w:rPr>
@@ -935,7 +935,7 @@
           <w:noProof/>
         </w:rPr>
       </w:pPr>
-      <w:hyperlink w:anchor="_Toc241912044" w:history="1">
+      <w:hyperlink w:anchor="_Toc241937906" w:history="1">
         <w:r>
           <w:rPr>
             <w:rStyle w:val="af"/>
@@ -963,7 +963,7 @@
             <w:noProof/>
             <w:webHidden/>
           </w:rPr>
-          <w:instrText xml:space="preserve"> PAGEREF _Toc241912044 \h </w:instrText>
+          <w:instrText xml:space="preserve"> PAGEREF _Toc241937906 \h </w:instrText>
         </w:r>
         <w:r>
           <w:rPr>
@@ -1004,7 +1004,7 @@
           <w:noProof/>
         </w:rPr>
       </w:pPr>
-      <w:hyperlink w:anchor="_Toc241912045" w:history="1">
+      <w:hyperlink w:anchor="_Toc241937907" w:history="1">
         <w:r>
           <w:rPr>
             <w:rStyle w:val="af"/>
@@ -1032,7 +1032,7 @@
             <w:noProof/>
             <w:webHidden/>
           </w:rPr>
-          <w:instrText xml:space="preserve"> PAGEREF _Toc241912045 \h </w:instrText>
+          <w:instrText xml:space="preserve"> PAGEREF _Toc241937907 \h </w:instrText>
         </w:r>
         <w:r>
           <w:rPr>
@@ -1073,7 +1073,7 @@
           <w:noProof/>
         </w:rPr>
       </w:pPr>
-      <w:hyperlink w:anchor="_Toc241912046" w:history="1">
+      <w:hyperlink w:anchor="_Toc241937908" w:history="1">
         <w:r>
           <w:rPr>
             <w:rStyle w:val="af"/>
@@ -1101,7 +1101,7 @@
             <w:noProof/>
             <w:webHidden/>
           </w:rPr>
-          <w:instrText xml:space="preserve"> PAGEREF _Toc241912046 \h </w:instrText>
+          <w:instrText xml:space="preserve"> PAGEREF _Toc241937908 \h </w:instrText>
         </w:r>
         <w:r>
           <w:rPr>
@@ -1142,7 +1142,7 @@
           <w:noProof/>
         </w:rPr>
       </w:pPr>
-      <w:hyperlink w:anchor="_Toc241912047" w:history="1">
+      <w:hyperlink w:anchor="_Toc241937909" w:history="1">
         <w:r>
           <w:rPr>
             <w:rStyle w:val="af"/>
@@ -1170,7 +1170,7 @@
             <w:noProof/>
             <w:webHidden/>
           </w:rPr>
-          <w:instrText xml:space="preserve"> PAGEREF _Toc241912047 \h </w:instrText>
+          <w:instrText xml:space="preserve"> PAGEREF _Toc241937909 \h </w:instrText>
         </w:r>
         <w:r>
           <w:rPr>
@@ -1211,7 +1211,7 @@
           <w:noProof/>
         </w:rPr>
       </w:pPr>
-      <w:hyperlink w:anchor="_Toc241912048" w:history="1">
+      <w:hyperlink w:anchor="_Toc241937910" w:history="1">
         <w:r>
           <w:rPr>
             <w:rStyle w:val="af"/>
@@ -1239,7 +1239,7 @@
             <w:noProof/>
             <w:webHidden/>
           </w:rPr>
-          <w:instrText xml:space="preserve"> PAGEREF _Toc241912048 \h </w:instrText>
+          <w:instrText xml:space="preserve"> PAGEREF _Toc241937910 \h </w:instrText>
         </w:r>
         <w:r>
           <w:rPr>
@@ -1280,7 +1280,7 @@
           <w:noProof/>
         </w:rPr>
       </w:pPr>
-      <w:hyperlink w:anchor="_Toc241912049" w:history="1">
+      <w:hyperlink w:anchor="_Toc241937911" w:history="1">
         <w:r>
           <w:rPr>
             <w:rStyle w:val="af"/>
@@ -1308,7 +1308,7 @@
             <w:noProof/>
             <w:webHidden/>
           </w:rPr>
-          <w:instrText xml:space="preserve"> PAGEREF _Toc241912049 \h </w:instrText>
+          <w:instrText xml:space="preserve"> PAGEREF _Toc241937911 \h </w:instrText>
         </w:r>
         <w:r>
           <w:rPr>
@@ -1349,7 +1349,7 @@
           <w:noProof/>
         </w:rPr>
       </w:pPr>
-      <w:hyperlink w:anchor="_Toc241912050" w:history="1">
+      <w:hyperlink w:anchor="_Toc241937912" w:history="1">
         <w:r>
           <w:rPr>
             <w:rStyle w:val="af"/>
@@ -1377,7 +1377,7 @@
             <w:noProof/>
             <w:webHidden/>
           </w:rPr>
-          <w:instrText xml:space="preserve"> PAGEREF _Toc241912050 \h </w:instrText>
+          <w:instrText xml:space="preserve"> PAGEREF _Toc241937912 \h </w:instrText>
         </w:r>
         <w:r>
           <w:rPr>
@@ -1418,7 +1418,7 @@
           <w:noProof/>
         </w:rPr>
       </w:pPr>
-      <w:hyperlink w:anchor="_Toc241912051" w:history="1">
+      <w:hyperlink w:anchor="_Toc241937913" w:history="1">
         <w:r>
           <w:rPr>
             <w:rStyle w:val="af"/>
@@ -1446,7 +1446,7 @@
             <w:noProof/>
             <w:webHidden/>
           </w:rPr>
-          <w:instrText xml:space="preserve"> PAGEREF _Toc241912051 \h </w:instrText>
+          <w:instrText xml:space="preserve"> PAGEREF _Toc241937913 \h </w:instrText>
         </w:r>
         <w:r>
           <w:rPr>
@@ -1487,7 +1487,7 @@
           <w:noProof/>
         </w:rPr>
       </w:pPr>
-      <w:hyperlink w:anchor="_Toc241912052" w:history="1">
+      <w:hyperlink w:anchor="_Toc241937914" w:history="1">
         <w:r>
           <w:rPr>
             <w:rStyle w:val="af"/>
@@ -1515,7 +1515,7 @@
             <w:noProof/>
             <w:webHidden/>
           </w:rPr>
-          <w:instrText xml:space="preserve"> PAGEREF _Toc241912052 \h </w:instrText>
+          <w:instrText xml:space="preserve"> PAGEREF _Toc241937914 \h </w:instrText>
         </w:r>
         <w:r>
           <w:rPr>
@@ -1556,7 +1556,7 @@
           <w:noProof/>
         </w:rPr>
       </w:pPr>
-      <w:hyperlink w:anchor="_Toc241912053" w:history="1">
+      <w:hyperlink w:anchor="_Toc241937915" w:history="1">
         <w:r>
           <w:rPr>
             <w:rStyle w:val="af"/>
@@ -1584,7 +1584,7 @@
             <w:noProof/>
             <w:webHidden/>
           </w:rPr>
-          <w:instrText xml:space="preserve"> PAGEREF _Toc241912053 \h </w:instrText>
+          <w:instrText xml:space="preserve"> PAGEREF _Toc241937915 \h </w:instrText>
         </w:r>
         <w:r>
           <w:rPr>
@@ -1617,6 +1617,75 @@
     </w:p>
     <w:p>
       <w:pPr>
+        <w:pStyle w:val="12"/>
+        <w:tabs>
+          <w:tab w:val="right" w:leader="dot" w:pos="9345"/>
+        </w:tabs>
+        <w:rPr>
+          <w:noProof/>
+        </w:rPr>
+      </w:pPr>
+      <w:hyperlink w:anchor="_Toc241937916" w:history="1">
+        <w:r>
+          <w:rPr>
+            <w:rStyle w:val="af"/>
+            <w:b/>
+            <w:noProof/>
+          </w:rPr>
+          <w:t>ПРИЛОЖЕНИЕ Г</w:t>
+        </w:r>
+        <w:r>
+          <w:rPr>
+            <w:noProof/>
+            <w:webHidden/>
+          </w:rPr>
+          <w:tab/>
+        </w:r>
+        <w:r>
+          <w:rPr>
+            <w:noProof/>
+            <w:webHidden/>
+          </w:rPr>
+          <w:fldChar w:fldCharType="begin"/>
+        </w:r>
+        <w:r>
+          <w:rPr>
+            <w:noProof/>
+            <w:webHidden/>
+          </w:rPr>
+          <w:instrText xml:space="preserve"> PAGEREF _Toc241937916 \h </w:instrText>
+        </w:r>
+        <w:r>
+          <w:rPr>
+            <w:noProof/>
+            <w:webHidden/>
+          </w:rPr>
+        </w:r>
+        <w:r>
+          <w:rPr>
+            <w:noProof/>
+            <w:webHidden/>
+          </w:rPr>
+          <w:fldChar w:fldCharType="separate"/>
+        </w:r>
+        <w:r>
+          <w:rPr>
+            <w:noProof/>
+            <w:webHidden/>
+          </w:rPr>
+          <w:t>26</w:t>
+        </w:r>
+        <w:r>
+          <w:rPr>
+            <w:noProof/>
+            <w:webHidden/>
+          </w:rPr>
+          <w:fldChar w:fldCharType="end"/>
+        </w:r>
+      </w:hyperlink>
+    </w:p>
+    <w:p>
+      <w:pPr>
         <w:pStyle w:val="11"/>
       </w:pPr>
       <w:r>
@@ -1630,7 +1699,7 @@
         <w:spacing w:before="0" w:after="360" w:line="360" w:lineRule="exact"/>
         <w:ind w:firstLine="709"/>
       </w:pPr>
-      <w:bookmarkStart w:id="1" w:name="_Toc241912034"/>
+      <w:bookmarkStart w:id="1" w:name="_Toc241937896"/>
       <w:r>
         <w:rPr>
           <w:b/>
@@ -1832,7 +1901,7 @@
         <w:ind w:firstLine="709"/>
       </w:pPr>
       <w:bookmarkStart w:id="2" w:name="_b608aa976fc82a0faaf3b83f58c735968afd03b"/>
-      <w:bookmarkStart w:id="3" w:name="_Toc241912035"/>
+      <w:bookmarkStart w:id="3" w:name="_Toc241937897"/>
       <w:bookmarkEnd w:id="0"/>
       <w:r>
         <w:rPr>
@@ -1897,7 +1966,7 @@
         <w:ind w:firstLine="709"/>
       </w:pPr>
       <w:bookmarkStart w:id="4" w:name="_c2dc16d95c34e7e7c75dbd4503de730b54879a3"/>
-      <w:bookmarkStart w:id="5" w:name="_Toc241912036"/>
+      <w:bookmarkStart w:id="5" w:name="_Toc241937898"/>
       <w:r>
         <w:rPr>
           <w:b/>
@@ -4799,7 +4868,7 @@
         <w:ind w:firstLine="709"/>
       </w:pPr>
       <w:bookmarkStart w:id="6" w:name="_e53e14f44ab4c8780a98a105cb988ad22318c27"/>
-      <w:bookmarkStart w:id="7" w:name="_Toc241912037"/>
+      <w:bookmarkStart w:id="7" w:name="_Toc241937899"/>
       <w:bookmarkEnd w:id="4"/>
       <w:r>
         <w:rPr>
@@ -4834,19 +4903,13 @@
         <w:rPr>
           <w:sz w:val="28"/>
         </w:rPr>
-        <w:t xml:space="preserve"> за июнь - август 2026 (одна</w:t>
-      </w:r>
-      <w:r>
-        <w:rPr>
-          <w:sz w:val="28"/>
-        </w:rPr>
-        <w:t xml:space="preserve"> дата, один период, весь мир, весь трафик) [8]. В расчет вошел релевантный трафик: визиты, умноженные на долю целевой географии, долю релевантного содержания и коэффициент качества данных (допущение Д-15 из ЛР2-3). Суммарный релевантный трафик 12 сайтов со</w:t>
-      </w:r>
-      <w:r>
-        <w:rPr>
-          <w:sz w:val="28"/>
-        </w:rPr>
-        <w:t>ставляет 87 230 визитов в месяц.</w:t>
+        <w:t xml:space="preserve"> за июнь - август 2026 (одна дата, один период, весь мир, весь трафик) [8]. В расчет вошел релевантный трафик: визиты, умноженные на долю целевой географии, долю релевантного содержания и коэффициент к</w:t>
+      </w:r>
+      <w:r>
+        <w:rPr>
+          <w:sz w:val="28"/>
+        </w:rPr>
+        <w:t>ачества данных (допущение Д-15 из ЛР2-3). Суммарный релевантный трафик 12 сайтов составляет 87 230 визитов в месяц.</w:t>
       </w:r>
     </w:p>
     <w:p>
@@ -4873,7 +4936,13 @@
         <w:rPr>
           <w:sz w:val="28"/>
         </w:rPr>
-        <w:t>Таблица 2 – Доли релевантного трафика и ключевые каналы игроков</w:t>
+        <w:t>Таблица 2 – Доли релевантного трафика и ключевые каналы игрок</w:t>
+      </w:r>
+      <w:r>
+        <w:rPr>
+          <w:sz w:val="28"/>
+        </w:rPr>
+        <w:t>ов</w:t>
       </w:r>
     </w:p>
     <w:tbl>
@@ -6646,7 +6715,7 @@
           <w:sz w:val="28"/>
         </w:rPr>
         <w:drawing>
-          <wp:inline distT="0" distB="0" distL="0" distR="0" wp14:anchorId="69BC946C" wp14:editId="0296D2C6">
+          <wp:inline distT="0" distB="0" distL="0" distR="0" wp14:anchorId="49667320" wp14:editId="7A5B7E98">
             <wp:extent cx="5334000" cy="2862146"/>
             <wp:effectExtent l="0" t="0" r="0" b="0"/>
             <wp:docPr id="12" name="Picture"/>
@@ -7075,7 +7144,7 @@
           <w:sz w:val="28"/>
         </w:rPr>
         <w:drawing>
-          <wp:inline distT="0" distB="0" distL="0" distR="0" wp14:anchorId="6F2099BE" wp14:editId="50B7077C">
+          <wp:inline distT="0" distB="0" distL="0" distR="0" wp14:anchorId="2314839C" wp14:editId="6509AAD9">
             <wp:extent cx="5334000" cy="2536902"/>
             <wp:effectExtent l="0" t="0" r="0" b="0"/>
             <wp:docPr id="15" name="Picture"/>
@@ -7924,7 +7993,7 @@
         <w:ind w:firstLine="709"/>
       </w:pPr>
       <w:bookmarkStart w:id="8" w:name="_6630f66e9bddc915a7c003d1a4416942be99820"/>
-      <w:bookmarkStart w:id="9" w:name="_Toc241912038"/>
+      <w:bookmarkStart w:id="9" w:name="_Toc241937900"/>
       <w:bookmarkEnd w:id="6"/>
       <w:r>
         <w:rPr>
@@ -10014,7 +10083,7 @@
           <w:sz w:val="28"/>
         </w:rPr>
         <w:drawing>
-          <wp:inline distT="0" distB="0" distL="0" distR="0" wp14:anchorId="18A6FB63" wp14:editId="5906C88D">
+          <wp:inline distT="0" distB="0" distL="0" distR="0" wp14:anchorId="3EEC22FF" wp14:editId="04075427">
             <wp:extent cx="5334000" cy="2732048"/>
             <wp:effectExtent l="0" t="0" r="0" b="0"/>
             <wp:docPr id="19" name="Picture"/>
@@ -10966,7 +11035,7 @@
         <w:ind w:firstLine="709"/>
       </w:pPr>
       <w:bookmarkStart w:id="10" w:name="_32eb1a546c0e629ee5199cbd921989386414cef"/>
-      <w:bookmarkStart w:id="11" w:name="_Toc241912039"/>
+      <w:bookmarkStart w:id="11" w:name="_Toc241937901"/>
       <w:bookmarkEnd w:id="8"/>
       <w:r>
         <w:rPr>
@@ -11491,7 +11560,7 @@
         <w:ind w:firstLine="709"/>
       </w:pPr>
       <w:bookmarkStart w:id="12" w:name="_56392ae30d217601ca6b22348c46ed1cd30bda9"/>
-      <w:bookmarkStart w:id="13" w:name="_Toc241912040"/>
+      <w:bookmarkStart w:id="13" w:name="_Toc241937902"/>
       <w:bookmarkEnd w:id="10"/>
       <w:r>
         <w:rPr>
@@ -12095,7 +12164,7 @@
         <w:ind w:firstLine="709"/>
       </w:pPr>
       <w:bookmarkStart w:id="14" w:name="_81d55da623d41512ef63f4dc47f176415032501"/>
-      <w:bookmarkStart w:id="15" w:name="_Toc241912041"/>
+      <w:bookmarkStart w:id="15" w:name="_Toc241937903"/>
       <w:bookmarkEnd w:id="12"/>
       <w:r>
         <w:rPr>
@@ -12490,7 +12559,7 @@
         <w:ind w:firstLine="709"/>
       </w:pPr>
       <w:bookmarkStart w:id="16" w:name="_c864891c2a63545415c693c4f70871cf567029c"/>
-      <w:bookmarkStart w:id="17" w:name="_Toc241912042"/>
+      <w:bookmarkStart w:id="17" w:name="_Toc241937904"/>
       <w:bookmarkEnd w:id="14"/>
       <w:r>
         <w:rPr>
@@ -13141,7 +13210,7 @@
         <w:ind w:firstLine="709"/>
       </w:pPr>
       <w:bookmarkStart w:id="18" w:name="_ef6f952c7e24326ac23355a768c8b715ec8fce8"/>
-      <w:bookmarkStart w:id="19" w:name="_Toc241912043"/>
+      <w:bookmarkStart w:id="19" w:name="_Toc241937905"/>
       <w:bookmarkEnd w:id="16"/>
       <w:r>
         <w:rPr>
@@ -13781,7 +13850,7 @@
           <w:sz w:val="28"/>
         </w:rPr>
         <w:drawing>
-          <wp:inline distT="0" distB="0" distL="0" distR="0" wp14:anchorId="74489CEA" wp14:editId="20B8B917">
+          <wp:inline distT="0" distB="0" distL="0" distR="0" wp14:anchorId="28340288" wp14:editId="6E51F53E">
             <wp:extent cx="5334000" cy="2471853"/>
             <wp:effectExtent l="0" t="0" r="0" b="0"/>
             <wp:docPr id="27" name="Picture"/>
@@ -13876,7 +13945,7 @@
         <w:ind w:firstLine="709"/>
       </w:pPr>
       <w:bookmarkStart w:id="20" w:name="_6df6aabc6395b7d9765c374a4a7f2d43c0ba1e7"/>
-      <w:bookmarkStart w:id="21" w:name="_Toc241912044"/>
+      <w:bookmarkStart w:id="21" w:name="_Toc241937906"/>
       <w:bookmarkEnd w:id="18"/>
       <w:r>
         <w:rPr>
@@ -17538,7 +17607,7 @@
         <w:ind w:firstLine="709"/>
       </w:pPr>
       <w:bookmarkStart w:id="22" w:name="_bd0f162afc2e7ad7347811c158aa5f062feeff4"/>
-      <w:bookmarkStart w:id="23" w:name="_Toc241912045"/>
+      <w:bookmarkStart w:id="23" w:name="_Toc241937907"/>
       <w:bookmarkEnd w:id="20"/>
       <w:r>
         <w:rPr>
@@ -18301,7 +18370,7 @@
         <w:ind w:firstLine="709"/>
       </w:pPr>
       <w:bookmarkStart w:id="24" w:name="_07f39535de8dfb555f41c49666d7d7ad4469d72"/>
-      <w:bookmarkStart w:id="25" w:name="_Toc241912046"/>
+      <w:bookmarkStart w:id="25" w:name="_Toc241937908"/>
       <w:bookmarkEnd w:id="22"/>
       <w:r>
         <w:rPr>
@@ -19414,7 +19483,7 @@
         <w:ind w:firstLine="709"/>
       </w:pPr>
       <w:bookmarkStart w:id="26" w:name="_ограничения"/>
-      <w:bookmarkStart w:id="27" w:name="_Toc241912047"/>
+      <w:bookmarkStart w:id="27" w:name="_Toc241937909"/>
       <w:bookmarkEnd w:id="24"/>
       <w:r>
         <w:rPr>
@@ -19577,7 +19646,7 @@
         <w:ind w:firstLine="709"/>
       </w:pPr>
       <w:bookmarkStart w:id="28" w:name="_1bfdad9d2d88ddb6ca16c31c1d4d4943679f32f"/>
-      <w:bookmarkStart w:id="29" w:name="_Toc241912048"/>
+      <w:bookmarkStart w:id="29" w:name="_Toc241937910"/>
       <w:bookmarkEnd w:id="26"/>
       <w:bookmarkEnd w:id="2"/>
       <w:r>
@@ -19969,7 +20038,7 @@
         <w:jc w:val="center"/>
       </w:pPr>
       <w:bookmarkStart w:id="30" w:name="_выводы"/>
-      <w:bookmarkStart w:id="31" w:name="_Toc241912049"/>
+      <w:bookmarkStart w:id="31" w:name="_Toc241937911"/>
       <w:bookmarkEnd w:id="28"/>
       <w:r>
         <w:rPr>
@@ -20252,7 +20321,7 @@
         <w:jc w:val="center"/>
       </w:pPr>
       <w:bookmarkStart w:id="32" w:name="_274f6a444530ef90b0479dabf3d210f01e97699"/>
-      <w:bookmarkStart w:id="33" w:name="_Toc241912050"/>
+      <w:bookmarkStart w:id="33" w:name="_Toc241937912"/>
       <w:bookmarkEnd w:id="30"/>
       <w:r>
         <w:rPr>
@@ -21377,6 +21446,140 @@
     </w:p>
     <w:p>
       <w:pPr>
+        <w:pStyle w:val="FirstParagraph"/>
+        <w:numPr>
+          <w:ilvl w:val="0"/>
+          <w:numId w:val="3"/>
+        </w:numPr>
+        <w:spacing w:before="0" w:after="0" w:line="360" w:lineRule="exact"/>
+        <w:ind w:left="709" w:hanging="425"/>
+        <w:jc w:val="both"/>
+      </w:pPr>
+      <w:r>
+        <w:rPr>
+          <w:i/>
+          <w:sz w:val="28"/>
+        </w:rPr>
+        <w:t>Capterra</w:t>
+      </w:r>
+      <w:r>
+        <w:rPr>
+          <w:sz w:val="28"/>
+        </w:rPr>
+        <w:t xml:space="preserve">. </w:t>
+      </w:r>
+      <w:r>
+        <w:rPr>
+          <w:i/>
+          <w:sz w:val="28"/>
+        </w:rPr>
+        <w:t>DataSnipper</w:t>
+      </w:r>
+      <w:r>
+        <w:rPr>
+          <w:sz w:val="28"/>
+        </w:rPr>
+        <w:t xml:space="preserve">; </w:t>
+      </w:r>
+      <w:r>
+        <w:rPr>
+          <w:i/>
+          <w:sz w:val="28"/>
+        </w:rPr>
+        <w:t>Datarails</w:t>
+      </w:r>
+      <w:r>
+        <w:rPr>
+          <w:sz w:val="28"/>
+        </w:rPr>
+        <w:t xml:space="preserve">; </w:t>
+      </w:r>
+      <w:r>
+        <w:rPr>
+          <w:i/>
+          <w:sz w:val="28"/>
+        </w:rPr>
+        <w:t>PerfectXL</w:t>
+      </w:r>
+      <w:r>
+        <w:rPr>
+          <w:sz w:val="28"/>
+        </w:rPr>
+        <w:t xml:space="preserve"> </w:t>
+      </w:r>
+      <w:r>
+        <w:rPr>
+          <w:i/>
+          <w:sz w:val="28"/>
+        </w:rPr>
+        <w:t>Explore</w:t>
+      </w:r>
+      <w:r>
+        <w:rPr>
+          <w:sz w:val="28"/>
+        </w:rPr>
+        <w:t xml:space="preserve"> [Электронный ресурс]. – Режим доступа: https://www.capterra.com/p/10002513/DataSni</w:t>
+      </w:r>
+      <w:r>
+        <w:rPr>
+          <w:sz w:val="28"/>
+        </w:rPr>
+        <w:t>pper/. – Дата доступа: 03.10.2026.</w:t>
+      </w:r>
+    </w:p>
+    <w:p>
+      <w:pPr>
+        <w:pStyle w:val="FirstParagraph"/>
+        <w:numPr>
+          <w:ilvl w:val="0"/>
+          <w:numId w:val="3"/>
+        </w:numPr>
+        <w:spacing w:before="0" w:after="0" w:line="360" w:lineRule="exact"/>
+        <w:ind w:left="709" w:hanging="425"/>
+        <w:jc w:val="both"/>
+      </w:pPr>
+      <w:r>
+        <w:rPr>
+          <w:i/>
+          <w:sz w:val="28"/>
+        </w:rPr>
+        <w:t>Trustpilot</w:t>
+      </w:r>
+      <w:r>
+        <w:rPr>
+          <w:sz w:val="28"/>
+        </w:rPr>
+        <w:t xml:space="preserve">. </w:t>
+      </w:r>
+      <w:r>
+        <w:rPr>
+          <w:i/>
+          <w:sz w:val="28"/>
+        </w:rPr>
+        <w:t>Numerous.ai</w:t>
+      </w:r>
+      <w:r>
+        <w:rPr>
+          <w:sz w:val="28"/>
+        </w:rPr>
+        <w:t xml:space="preserve"> </w:t>
+      </w:r>
+      <w:r>
+        <w:rPr>
+          <w:i/>
+          <w:sz w:val="28"/>
+        </w:rPr>
+        <w:t>reviews</w:t>
+      </w:r>
+      <w:r>
+        <w:rPr>
+          <w:sz w:val="28"/>
+        </w:rPr>
+        <w:t xml:space="preserve"> [Электронный ресурс]. – Режим доступа: https://www.trustpilot.com/review/numerous.ai. – Дата доступа: 03.10.2026.</w:t>
+      </w:r>
+    </w:p>
+    <w:p>
+      <w:pPr>
         <w:pStyle w:val="1"/>
         <w:keepNext w:val="0"/>
         <w:pageBreakBefore/>
@@ -21384,7 +21587,7 @@
         <w:jc w:val="center"/>
       </w:pPr>
       <w:bookmarkStart w:id="34" w:name="_3d74faf1500c1b2a4a8bfa8e0e37c74206ce73d"/>
-      <w:bookmarkStart w:id="35" w:name="_Toc241912051"/>
+      <w:bookmarkStart w:id="35" w:name="_Toc241937913"/>
       <w:bookmarkEnd w:id="32"/>
       <w:r>
         <w:rPr>
@@ -22448,7 +22651,7 @@
         <w:jc w:val="center"/>
       </w:pPr>
       <w:bookmarkStart w:id="36" w:name="_d684f183eb868ee4ace295916bed2e6be64d16e"/>
-      <w:bookmarkStart w:id="37" w:name="_Toc241912052"/>
+      <w:bookmarkStart w:id="37" w:name="_Toc241937914"/>
       <w:bookmarkEnd w:id="34"/>
       <w:r>
         <w:rPr>
@@ -22510,7 +22713,13 @@
         <w:rPr>
           <w:sz w:val="28"/>
         </w:rPr>
-        <w:t>В таблице 20 представлено: перечень данных, требующих получения или уточнения.</w:t>
+        <w:t xml:space="preserve">В таблице 20 представлено: перечень </w:t>
+      </w:r>
+      <w:r>
+        <w:rPr>
+          <w:sz w:val="28"/>
+        </w:rPr>
+        <w:t>данных, требующих получения или уточнения.</w:t>
       </w:r>
     </w:p>
     <w:p>
@@ -22543,11 +22752,11 @@
         <w:tblLook w:val="0020" w:firstRow="1" w:lastRow="0" w:firstColumn="0" w:lastColumn="0" w:noHBand="0" w:noVBand="0"/>
       </w:tblPr>
       <w:tblGrid>
-        <w:gridCol w:w="634"/>
-        <w:gridCol w:w="2608"/>
-        <w:gridCol w:w="2054"/>
-        <w:gridCol w:w="2054"/>
-        <w:gridCol w:w="2005"/>
+        <w:gridCol w:w="626"/>
+        <w:gridCol w:w="2421"/>
+        <w:gridCol w:w="1907"/>
+        <w:gridCol w:w="2421"/>
+        <w:gridCol w:w="1980"/>
       </w:tblGrid>
       <w:tr>
         <w:trPr>
@@ -22558,7 +22767,7 @@
         </w:trPr>
         <w:tc>
           <w:tcPr>
-            <w:tcW w:w="633" w:type="dxa"/>
+            <w:tcW w:w="625" w:type="dxa"/>
             <w:vAlign w:val="center"/>
           </w:tcPr>
           <w:p>
@@ -22578,7 +22787,7 @@
         </w:tc>
         <w:tc>
           <w:tcPr>
-            <w:tcW w:w="2607" w:type="dxa"/>
+            <w:tcW w:w="2421" w:type="dxa"/>
             <w:vAlign w:val="center"/>
           </w:tcPr>
           <w:p>
@@ -22598,7 +22807,7 @@
         </w:tc>
         <w:tc>
           <w:tcPr>
-            <w:tcW w:w="2054" w:type="dxa"/>
+            <w:tcW w:w="1907" w:type="dxa"/>
             <w:vAlign w:val="center"/>
           </w:tcPr>
           <w:p>
@@ -22618,7 +22827,7 @@
         </w:tc>
         <w:tc>
           <w:tcPr>
-            <w:tcW w:w="2054" w:type="dxa"/>
+            <w:tcW w:w="2421" w:type="dxa"/>
             <w:vAlign w:val="center"/>
           </w:tcPr>
           <w:p>
@@ -22638,7 +22847,7 @@
         </w:tc>
         <w:tc>
           <w:tcPr>
-            <w:tcW w:w="2005" w:type="dxa"/>
+            <w:tcW w:w="1980" w:type="dxa"/>
             <w:vAlign w:val="center"/>
           </w:tcPr>
           <w:p>
@@ -22664,7 +22873,7 @@
         </w:trPr>
         <w:tc>
           <w:tcPr>
-            <w:tcW w:w="633" w:type="dxa"/>
+            <w:tcW w:w="625" w:type="dxa"/>
             <w:vAlign w:val="center"/>
           </w:tcPr>
           <w:p>
@@ -22683,7 +22892,7 @@
         </w:tc>
         <w:tc>
           <w:tcPr>
-            <w:tcW w:w="2607" w:type="dxa"/>
+            <w:tcW w:w="2421" w:type="dxa"/>
             <w:vAlign w:val="center"/>
           </w:tcPr>
           <w:p>
@@ -22748,7 +22957,7 @@
         </w:tc>
         <w:tc>
           <w:tcPr>
-            <w:tcW w:w="2054" w:type="dxa"/>
+            <w:tcW w:w="1907" w:type="dxa"/>
             <w:vAlign w:val="center"/>
           </w:tcPr>
           <w:p>
@@ -22807,13 +23016,19 @@
               <w:rPr>
                 <w:sz w:val="24"/>
               </w:rPr>
-              <w:t>, рекламные библиотеки</w:t>
-            </w:r>
-          </w:p>
-        </w:tc>
-        <w:tc>
-          <w:tcPr>
-            <w:tcW w:w="2054" w:type="dxa"/>
+              <w:t xml:space="preserve">, </w:t>
+            </w:r>
+            <w:r>
+              <w:rPr>
+                <w:sz w:val="24"/>
+              </w:rPr>
+              <w:t>рекламные библиотеки</w:t>
+            </w:r>
+          </w:p>
+        </w:tc>
+        <w:tc>
+          <w:tcPr>
+            <w:tcW w:w="2421" w:type="dxa"/>
             <w:vAlign w:val="center"/>
           </w:tcPr>
           <w:p>
@@ -22832,7 +23047,7 @@
         </w:tc>
         <w:tc>
           <w:tcPr>
-            <w:tcW w:w="2005" w:type="dxa"/>
+            <w:tcW w:w="1980" w:type="dxa"/>
             <w:vAlign w:val="center"/>
           </w:tcPr>
           <w:p>
@@ -22857,7 +23072,7 @@
         </w:trPr>
         <w:tc>
           <w:tcPr>
-            <w:tcW w:w="633" w:type="dxa"/>
+            <w:tcW w:w="625" w:type="dxa"/>
             <w:vAlign w:val="center"/>
           </w:tcPr>
           <w:p>
@@ -22876,7 +23091,7 @@
         </w:tc>
         <w:tc>
           <w:tcPr>
-            <w:tcW w:w="2607" w:type="dxa"/>
+            <w:tcW w:w="2421" w:type="dxa"/>
             <w:vAlign w:val="center"/>
           </w:tcPr>
           <w:p>
@@ -22895,7 +23110,7 @@
         </w:tc>
         <w:tc>
           <w:tcPr>
-            <w:tcW w:w="2054" w:type="dxa"/>
+            <w:tcW w:w="1907" w:type="dxa"/>
             <w:vAlign w:val="center"/>
           </w:tcPr>
           <w:p>
@@ -22941,26 +23156,26 @@
         </w:tc>
         <w:tc>
           <w:tcPr>
-            <w:tcW w:w="2054" w:type="dxa"/>
-            <w:vAlign w:val="center"/>
-          </w:tcPr>
-          <w:p>
-            <w:pPr>
-              <w:pStyle w:val="Compact"/>
-              <w:spacing w:before="0" w:after="0" w:line="280" w:lineRule="exact"/>
-              <w:jc w:val="center"/>
-            </w:pPr>
-            <w:r>
-              <w:rPr>
-                <w:sz w:val="24"/>
-              </w:rPr>
-              <w:t>собрать по 12 сайтам</w:t>
-            </w:r>
-          </w:p>
-        </w:tc>
-        <w:tc>
-          <w:tcPr>
-            <w:tcW w:w="2005" w:type="dxa"/>
+            <w:tcW w:w="2421" w:type="dxa"/>
+            <w:vAlign w:val="center"/>
+          </w:tcPr>
+          <w:p>
+            <w:pPr>
+              <w:pStyle w:val="Compact"/>
+              <w:spacing w:before="0" w:after="0" w:line="280" w:lineRule="exact"/>
+              <w:jc w:val="center"/>
+            </w:pPr>
+            <w:r>
+              <w:rPr>
+                <w:sz w:val="24"/>
+              </w:rPr>
+              <w:t>финансирование и штат семи конкурентов найдены в открытых источниках (ЛР5, приложение Д); остальное собрать по 12 сайтам</w:t>
+            </w:r>
+          </w:p>
+        </w:tc>
+        <w:tc>
+          <w:tcPr>
+            <w:tcW w:w="1980" w:type="dxa"/>
             <w:vAlign w:val="center"/>
           </w:tcPr>
           <w:p>
@@ -22985,7 +23200,7 @@
         </w:trPr>
         <w:tc>
           <w:tcPr>
-            <w:tcW w:w="633" w:type="dxa"/>
+            <w:tcW w:w="625" w:type="dxa"/>
             <w:vAlign w:val="center"/>
           </w:tcPr>
           <w:p>
@@ -23004,7 +23219,7 @@
         </w:tc>
         <w:tc>
           <w:tcPr>
-            <w:tcW w:w="2607" w:type="dxa"/>
+            <w:tcW w:w="2421" w:type="dxa"/>
             <w:vAlign w:val="center"/>
           </w:tcPr>
           <w:p>
@@ -23024,6 +23239,19 @@
                 <w:i/>
                 <w:sz w:val="24"/>
               </w:rPr>
+              <w:t>Google</w:t>
+            </w:r>
+            <w:r>
+              <w:rPr>
+                <w:sz w:val="24"/>
+              </w:rPr>
+              <w:t xml:space="preserve">, кейсы, возраст брендов; </w:t>
+            </w:r>
+            <w:r>
+              <w:rPr>
+                <w:i/>
+                <w:sz w:val="24"/>
+              </w:rPr>
               <w:t>Capterra</w:t>
             </w:r>
             <w:r>
@@ -23037,19 +23265,51 @@
                 <w:i/>
                 <w:sz w:val="24"/>
               </w:rPr>
+              <w:t>Trustpilot</w:t>
+            </w:r>
+            <w:r>
+              <w:rPr>
+                <w:sz w:val="24"/>
+              </w:rPr>
+              <w:t xml:space="preserve"> для остальных игроков</w:t>
+            </w:r>
+          </w:p>
+        </w:tc>
+        <w:tc>
+          <w:tcPr>
+            <w:tcW w:w="1907" w:type="dxa"/>
+            <w:vAlign w:val="center"/>
+          </w:tcPr>
+          <w:p>
+            <w:pPr>
+              <w:pStyle w:val="Compact"/>
+              <w:spacing w:before="0" w:after="0" w:line="280" w:lineRule="exact"/>
+              <w:jc w:val="center"/>
+            </w:pPr>
+            <w:r>
+              <w:rPr>
+                <w:i/>
+                <w:sz w:val="24"/>
+              </w:rPr>
               <w:t>Google</w:t>
             </w:r>
             <w:r>
               <w:rPr>
                 <w:sz w:val="24"/>
               </w:rPr>
-              <w:t>, кейсы, возраст брендов</w:t>
-            </w:r>
-          </w:p>
-        </w:tc>
-        <w:tc>
-          <w:tcPr>
-            <w:tcW w:w="2054" w:type="dxa"/>
+              <w:t xml:space="preserve">, сайты </w:t>
+            </w:r>
+            <w:r>
+              <w:rPr>
+                <w:sz w:val="24"/>
+              </w:rPr>
+              <w:t>конкурентов</w:t>
+            </w:r>
+          </w:p>
+        </w:tc>
+        <w:tc>
+          <w:tcPr>
+            <w:tcW w:w="2421" w:type="dxa"/>
             <w:vAlign w:val="center"/>
           </w:tcPr>
           <w:p>
@@ -23069,6 +23329,32 @@
               <w:rPr>
                 <w:sz w:val="24"/>
               </w:rPr>
+              <w:t xml:space="preserve"> и </w:t>
+            </w:r>
+            <w:r>
+              <w:rPr>
+                <w:i/>
+                <w:sz w:val="24"/>
+              </w:rPr>
+              <w:t>Trustpilot</w:t>
+            </w:r>
+            <w:r>
+              <w:rPr>
+                <w:sz w:val="24"/>
+              </w:rPr>
+              <w:t xml:space="preserve"> по </w:t>
+            </w:r>
+            <w:r>
+              <w:rPr>
+                <w:i/>
+                <w:sz w:val="24"/>
+              </w:rPr>
+              <w:t>DataSnipper</w:t>
+            </w:r>
+            <w:r>
+              <w:rPr>
+                <w:sz w:val="24"/>
+              </w:rPr>
               <w:t xml:space="preserve">, </w:t>
             </w:r>
             <w:r>
@@ -23076,38 +23362,45 @@
                 <w:i/>
                 <w:sz w:val="24"/>
               </w:rPr>
-              <w:t>Google</w:t>
-            </w:r>
-            <w:r>
-              <w:rPr>
-                <w:sz w:val="24"/>
-              </w:rPr>
-              <w:t>, сайты конкурентов</w:t>
-            </w:r>
-          </w:p>
-        </w:tc>
-        <w:tc>
-          <w:tcPr>
-            <w:tcW w:w="2054" w:type="dxa"/>
-            <w:vAlign w:val="center"/>
-          </w:tcPr>
-          <w:p>
-            <w:pPr>
-              <w:pStyle w:val="Compact"/>
-              <w:spacing w:before="0" w:after="0" w:line="280" w:lineRule="exact"/>
-              <w:jc w:val="center"/>
-            </w:pPr>
-            <w:r>
-              <w:rPr>
-                <w:sz w:val="24"/>
-              </w:rPr>
-              <w:t>посчитать отзывы по карточкам</w:t>
-            </w:r>
-          </w:p>
-        </w:tc>
-        <w:tc>
-          <w:tcPr>
-            <w:tcW w:w="2005" w:type="dxa"/>
+              <w:t>Datarails</w:t>
+            </w:r>
+            <w:r>
+              <w:rPr>
+                <w:sz w:val="24"/>
+              </w:rPr>
+              <w:t xml:space="preserve">, </w:t>
+            </w:r>
+            <w:r>
+              <w:rPr>
+                <w:i/>
+                <w:sz w:val="24"/>
+              </w:rPr>
+              <w:t>PerfectXL</w:t>
+            </w:r>
+            <w:r>
+              <w:rPr>
+                <w:sz w:val="24"/>
+              </w:rPr>
+              <w:t xml:space="preserve">, </w:t>
+            </w:r>
+            <w:r>
+              <w:rPr>
+                <w:i/>
+                <w:sz w:val="24"/>
+              </w:rPr>
+              <w:t>Numerous.ai</w:t>
+            </w:r>
+            <w:r>
+              <w:rPr>
+                <w:sz w:val="24"/>
+              </w:rPr>
+              <w:t xml:space="preserve"> сняты 03.10.2026 (приложение Г); остальное посчитать по карточкам</w:t>
+            </w:r>
+          </w:p>
+        </w:tc>
+        <w:tc>
+          <w:tcPr>
+            <w:tcW w:w="1980" w:type="dxa"/>
             <w:vAlign w:val="center"/>
           </w:tcPr>
           <w:p>
@@ -23132,7 +23425,7 @@
         </w:trPr>
         <w:tc>
           <w:tcPr>
-            <w:tcW w:w="633" w:type="dxa"/>
+            <w:tcW w:w="625" w:type="dxa"/>
             <w:vAlign w:val="center"/>
           </w:tcPr>
           <w:p>
@@ -23151,7 +23444,7 @@
         </w:tc>
         <w:tc>
           <w:tcPr>
-            <w:tcW w:w="2607" w:type="dxa"/>
+            <w:tcW w:w="2421" w:type="dxa"/>
             <w:vAlign w:val="center"/>
           </w:tcPr>
           <w:p>
@@ -23170,7 +23463,7 @@
         </w:tc>
         <w:tc>
           <w:tcPr>
-            <w:tcW w:w="2054" w:type="dxa"/>
+            <w:tcW w:w="1907" w:type="dxa"/>
             <w:vAlign w:val="center"/>
           </w:tcPr>
           <w:p>
@@ -23203,7 +23496,7 @@
         </w:tc>
         <w:tc>
           <w:tcPr>
-            <w:tcW w:w="2054" w:type="dxa"/>
+            <w:tcW w:w="2421" w:type="dxa"/>
             <w:vAlign w:val="center"/>
           </w:tcPr>
           <w:p>
@@ -23248,7 +23541,7 @@
         </w:tc>
         <w:tc>
           <w:tcPr>
-            <w:tcW w:w="2005" w:type="dxa"/>
+            <w:tcW w:w="1980" w:type="dxa"/>
             <w:vAlign w:val="center"/>
           </w:tcPr>
           <w:p>
@@ -23280,7 +23573,7 @@
         </w:trPr>
         <w:tc>
           <w:tcPr>
-            <w:tcW w:w="633" w:type="dxa"/>
+            <w:tcW w:w="625" w:type="dxa"/>
             <w:vAlign w:val="center"/>
           </w:tcPr>
           <w:p>
@@ -23299,117 +23592,130 @@
         </w:tc>
         <w:tc>
           <w:tcPr>
-            <w:tcW w:w="2607" w:type="dxa"/>
-            <w:vAlign w:val="center"/>
-          </w:tcPr>
-          <w:p>
-            <w:pPr>
-              <w:pStyle w:val="Compact"/>
-              <w:spacing w:before="0" w:after="0" w:line="280" w:lineRule="exact"/>
-              <w:jc w:val="center"/>
-            </w:pPr>
-            <w:r>
-              <w:rPr>
-                <w:sz w:val="24"/>
-              </w:rPr>
-              <w:t>Снимок для 7 кандидатов (</w:t>
+            <w:tcW w:w="2421" w:type="dxa"/>
+            <w:vAlign w:val="center"/>
+          </w:tcPr>
+          <w:p>
+            <w:pPr>
+              <w:pStyle w:val="Compact"/>
+              <w:spacing w:before="0" w:after="0" w:line="280" w:lineRule="exact"/>
+              <w:jc w:val="center"/>
+            </w:pPr>
+            <w:r>
+              <w:rPr>
+                <w:sz w:val="24"/>
+              </w:rPr>
+              <w:t>Снимок для кандидатов (</w:t>
             </w:r>
             <w:r>
               <w:rPr>
                 <w:i/>
                 <w:sz w:val="24"/>
               </w:rPr>
+              <w:t>Macabacus</w:t>
+            </w:r>
+            <w:r>
+              <w:rPr>
+                <w:sz w:val="24"/>
+              </w:rPr>
+              <w:t xml:space="preserve">, </w:t>
+            </w:r>
+            <w:r>
+              <w:rPr>
+                <w:i/>
+                <w:sz w:val="24"/>
+              </w:rPr>
+              <w:t>Cube</w:t>
+            </w:r>
+            <w:r>
+              <w:rPr>
+                <w:sz w:val="24"/>
+              </w:rPr>
+              <w:t xml:space="preserve"> и др.); </w:t>
+            </w:r>
+            <w:r>
+              <w:rPr>
+                <w:i/>
+                <w:sz w:val="24"/>
+              </w:rPr>
               <w:t>SheetAI</w:t>
             </w:r>
             <w:r>
               <w:rPr>
                 <w:sz w:val="24"/>
               </w:rPr>
-              <w:t xml:space="preserve">, </w:t>
-            </w:r>
+              <w:t xml:space="preserve"> снят 03.10.2026 (ЛР2-3, приложение Д)</w:t>
+            </w:r>
+          </w:p>
+        </w:tc>
+        <w:tc>
+          <w:tcPr>
+            <w:tcW w:w="1907" w:type="dxa"/>
+            <w:vAlign w:val="center"/>
+          </w:tcPr>
+          <w:p>
+            <w:pPr>
+              <w:pStyle w:val="Compact"/>
+              <w:spacing w:before="0" w:after="0" w:line="280" w:lineRule="exact"/>
+              <w:jc w:val="center"/>
+            </w:pPr>
             <w:r>
               <w:rPr>
                 <w:i/>
                 <w:sz w:val="24"/>
               </w:rPr>
+              <w:t>Similarweb</w:t>
+            </w:r>
+            <w:r>
+              <w:rPr>
+                <w:sz w:val="24"/>
+              </w:rPr>
+              <w:t xml:space="preserve"> </w:t>
+            </w:r>
+            <w:r>
+              <w:rPr>
+                <w:i/>
+                <w:sz w:val="24"/>
+              </w:rPr>
+              <w:t>Pro</w:t>
+            </w:r>
+          </w:p>
+        </w:tc>
+        <w:tc>
+          <w:tcPr>
+            <w:tcW w:w="2421" w:type="dxa"/>
+            <w:vAlign w:val="center"/>
+          </w:tcPr>
+          <w:p>
+            <w:pPr>
+              <w:pStyle w:val="Compact"/>
+              <w:spacing w:before="0" w:after="0" w:line="280" w:lineRule="exact"/>
+              <w:jc w:val="center"/>
+            </w:pPr>
+            <w:r>
+              <w:rPr>
+                <w:sz w:val="24"/>
+              </w:rPr>
+              <w:t xml:space="preserve">для </w:t>
+            </w:r>
+            <w:r>
+              <w:rPr>
+                <w:i/>
+                <w:sz w:val="24"/>
+              </w:rPr>
               <w:t>Macabacus</w:t>
             </w:r>
             <w:r>
               <w:rPr>
                 <w:sz w:val="24"/>
               </w:rPr>
-              <w:t xml:space="preserve">, </w:t>
-            </w:r>
-            <w:r>
-              <w:rPr>
-                <w:i/>
-                <w:sz w:val="24"/>
-              </w:rPr>
-              <w:t>Cube</w:t>
-            </w:r>
-            <w:r>
-              <w:rPr>
-                <w:sz w:val="24"/>
-              </w:rPr>
-              <w:t xml:space="preserve"> и др.)</w:t>
-            </w:r>
-          </w:p>
-        </w:tc>
-        <w:tc>
-          <w:tcPr>
-            <w:tcW w:w="2054" w:type="dxa"/>
-            <w:vAlign w:val="center"/>
-          </w:tcPr>
-          <w:p>
-            <w:pPr>
-              <w:pStyle w:val="Compact"/>
-              <w:spacing w:before="0" w:after="0" w:line="280" w:lineRule="exact"/>
-              <w:jc w:val="center"/>
-            </w:pPr>
-            <w:r>
-              <w:rPr>
-                <w:i/>
-                <w:sz w:val="24"/>
-              </w:rPr>
-              <w:t>Similarweb</w:t>
-            </w:r>
-            <w:r>
-              <w:rPr>
-                <w:sz w:val="24"/>
-              </w:rPr>
-              <w:t xml:space="preserve"> </w:t>
-            </w:r>
-            <w:r>
-              <w:rPr>
-                <w:i/>
-                <w:sz w:val="24"/>
-              </w:rPr>
-              <w:t>Pro</w:t>
-            </w:r>
-          </w:p>
-        </w:tc>
-        <w:tc>
-          <w:tcPr>
-            <w:tcW w:w="2054" w:type="dxa"/>
-            <w:vAlign w:val="center"/>
-          </w:tcPr>
-          <w:p>
-            <w:pPr>
-              <w:pStyle w:val="Compact"/>
-              <w:spacing w:before="0" w:after="0" w:line="280" w:lineRule="exact"/>
-              <w:jc w:val="center"/>
-            </w:pPr>
-            <w:r>
-              <w:rPr>
-                <w:sz w:val="24"/>
-              </w:rPr>
-              <w:t>повторить сеанс после сброса суточного лимита</w:t>
-            </w:r>
-          </w:p>
-        </w:tc>
-        <w:tc>
-          <w:tcPr>
-            <w:tcW w:w="2005" w:type="dxa"/>
+              <w:t xml:space="preserve"> ответ «нет совпадений» (вероятно, суточный лимит); повторить после сброса</w:t>
+            </w:r>
+          </w:p>
+        </w:tc>
+        <w:tc>
+          <w:tcPr>
+            <w:tcW w:w="1980" w:type="dxa"/>
             <w:vAlign w:val="center"/>
           </w:tcPr>
           <w:p>
@@ -23434,7 +23740,7 @@
         </w:trPr>
         <w:tc>
           <w:tcPr>
-            <w:tcW w:w="633" w:type="dxa"/>
+            <w:tcW w:w="625" w:type="dxa"/>
             <w:vAlign w:val="center"/>
           </w:tcPr>
           <w:p>
@@ -23453,7 +23759,7 @@
         </w:tc>
         <w:tc>
           <w:tcPr>
-            <w:tcW w:w="2607" w:type="dxa"/>
+            <w:tcW w:w="2421" w:type="dxa"/>
             <w:vAlign w:val="center"/>
           </w:tcPr>
           <w:p>
@@ -23485,7 +23791,7 @@
         </w:tc>
         <w:tc>
           <w:tcPr>
-            <w:tcW w:w="2054" w:type="dxa"/>
+            <w:tcW w:w="1907" w:type="dxa"/>
             <w:vAlign w:val="center"/>
           </w:tcPr>
           <w:p>
@@ -23518,7 +23824,7 @@
         </w:tc>
         <w:tc>
           <w:tcPr>
-            <w:tcW w:w="2054" w:type="dxa"/>
+            <w:tcW w:w="2421" w:type="dxa"/>
             <w:vAlign w:val="center"/>
           </w:tcPr>
           <w:p>
@@ -23550,7 +23856,7 @@
         </w:tc>
         <w:tc>
           <w:tcPr>
-            <w:tcW w:w="2005" w:type="dxa"/>
+            <w:tcW w:w="1980" w:type="dxa"/>
             <w:vAlign w:val="center"/>
           </w:tcPr>
           <w:p>
@@ -23580,13 +23886,7 @@
         <w:rPr>
           <w:sz w:val="28"/>
         </w:rPr>
-        <w:t>Пункты 1-5 выполняются в сервисах под аккаунтом студентки; п</w:t>
-      </w:r>
-      <w:r>
-        <w:rPr>
-          <w:sz w:val="28"/>
-        </w:rPr>
-        <w:t>ункт 6 нужен для ЛР5 и ЛР6.</w:t>
+        <w:t>Пункты 1-5 выполняются в сервисах под аккаунтом студентки; пункт 6 нужен для ЛР5 и ЛР6.</w:t>
       </w:r>
     </w:p>
     <w:p>
@@ -23598,7 +23898,7 @@
         <w:jc w:val="center"/>
       </w:pPr>
       <w:bookmarkStart w:id="38" w:name="_cb59224a7032ef66ab429e7df9b4e4c597bc187"/>
-      <w:bookmarkStart w:id="39" w:name="_Toc241912053"/>
+      <w:bookmarkStart w:id="39" w:name="_Toc241937915"/>
       <w:bookmarkEnd w:id="36"/>
       <w:r>
         <w:rPr>
@@ -24325,7 +24625,954 @@
         <w:t>Исправления 1, 2 и 6 затрагивают корректность формул; исправления 3-5 учитывают отсутствие части внешних данных и не меняют смысл показателей.</w:t>
       </w:r>
     </w:p>
-    <w:bookmarkEnd w:id="38"/>
+    <w:p>
+      <w:pPr>
+        <w:pStyle w:val="1"/>
+        <w:keepNext w:val="0"/>
+        <w:pageBreakBefore/>
+        <w:spacing w:before="0" w:after="0" w:line="360" w:lineRule="exact"/>
+        <w:jc w:val="center"/>
+      </w:pPr>
+      <w:bookmarkStart w:id="40" w:name="_36e5ced6b29eabb38058bfd1a6b3384d71712dd"/>
+      <w:bookmarkStart w:id="41" w:name="_Toc241937916"/>
+      <w:bookmarkEnd w:id="38"/>
+      <w:r>
+        <w:rPr>
+          <w:b/>
+          <w:sz w:val="28"/>
+        </w:rPr>
+        <w:lastRenderedPageBreak/>
+        <w:t xml:space="preserve">ПРИЛОЖЕНИЕ </w:t>
+      </w:r>
+      <w:r>
+        <w:rPr>
+          <w:b/>
+          <w:sz w:val="28"/>
+        </w:rPr>
+        <w:t>Г</w:t>
+      </w:r>
+      <w:bookmarkEnd w:id="41"/>
+    </w:p>
+    <w:p>
+      <w:pPr>
+        <w:spacing w:after="0" w:line="360" w:lineRule="exact"/>
+        <w:jc w:val="center"/>
+      </w:pPr>
+      <w:r>
+        <w:rPr>
+          <w:sz w:val="28"/>
+        </w:rPr>
+        <w:t>(справочное)</w:t>
+      </w:r>
+    </w:p>
+    <w:p>
+      <w:pPr>
+        <w:spacing w:after="360" w:line="360" w:lineRule="exact"/>
+        <w:jc w:val="center"/>
+      </w:pPr>
+      <w:r>
+        <w:rPr>
+          <w:b/>
+          <w:sz w:val="28"/>
+        </w:rPr>
+        <w:t xml:space="preserve">Отзывы </w:t>
+      </w:r>
+      <w:r>
+        <w:rPr>
+          <w:b/>
+          <w:i/>
+          <w:sz w:val="28"/>
+        </w:rPr>
+        <w:t>Capterra</w:t>
+      </w:r>
+      <w:r>
+        <w:rPr>
+          <w:b/>
+          <w:sz w:val="28"/>
+        </w:rPr>
+        <w:t xml:space="preserve"> и </w:t>
+      </w:r>
+      <w:r>
+        <w:rPr>
+          <w:b/>
+          <w:i/>
+          <w:sz w:val="28"/>
+        </w:rPr>
+        <w:t>Trustpilot</w:t>
+      </w:r>
+    </w:p>
+    <w:p>
+      <w:pPr>
+        <w:pStyle w:val="FirstParagraph"/>
+        <w:spacing w:before="0" w:after="0" w:line="360" w:lineRule="exact"/>
+        <w:ind w:firstLine="709"/>
+        <w:jc w:val="both"/>
+      </w:pPr>
+      <w:r>
+        <w:rPr>
+          <w:sz w:val="28"/>
+        </w:rPr>
+        <w:t xml:space="preserve">Часть пунктов приложения Б по отзывам закрыта 03.10.2026 по публичным страницам </w:t>
+      </w:r>
+      <w:r>
+        <w:rPr>
+          <w:i/>
+          <w:sz w:val="28"/>
+        </w:rPr>
+        <w:t>Capterra</w:t>
+      </w:r>
+      <w:r>
+        <w:rPr>
+          <w:sz w:val="28"/>
+        </w:rPr>
+        <w:t xml:space="preserve"> и </w:t>
+      </w:r>
+      <w:r>
+        <w:rPr>
+          <w:i/>
+          <w:sz w:val="28"/>
+        </w:rPr>
+        <w:t>Trustpilot</w:t>
+      </w:r>
+      <w:r>
+        <w:rPr>
+          <w:sz w:val="28"/>
+        </w:rPr>
+        <w:t xml:space="preserve"> [10], [17], [18]. Данные дополняют лист «Отзывы_рейтинги» и в расчет индекса давления не вносились.</w:t>
+      </w:r>
+    </w:p>
+    <w:p>
+      <w:pPr>
+        <w:pStyle w:val="a0"/>
+        <w:spacing w:before="0" w:after="0" w:line="360" w:lineRule="exact"/>
+        <w:ind w:firstLine="709"/>
+        <w:jc w:val="both"/>
+      </w:pPr>
+      <w:r>
+        <w:rPr>
+          <w:sz w:val="28"/>
+        </w:rPr>
+        <w:t>В таблице 22 представлено: дополнительные отзывы и рейтинги.</w:t>
+      </w:r>
+    </w:p>
+    <w:p>
+      <w:pPr>
+        <w:pStyle w:val="a0"/>
+        <w:keepNext/>
+        <w:spacing w:before="0" w:after="0" w:line="360" w:lineRule="exact"/>
+      </w:pPr>
+      <w:r>
+        <w:rPr>
+          <w:sz w:val="28"/>
+        </w:rPr>
+        <w:t>Таблица 22 – Дополнительные отзывы и рейтинги</w:t>
+      </w:r>
+    </w:p>
+    <w:tbl>
+      <w:tblPr>
+        <w:tblStyle w:val="Table"/>
+        <w:tblW w:w="9355" w:type="dxa"/>
+        <w:jc w:val="center"/>
+        <w:tblBorders>
+          <w:top w:val="single" w:sz="4" w:space="0" w:color="000000"/>
+          <w:left w:val="single" w:sz="4" w:space="0" w:color="000000"/>
+          <w:bottom w:val="single" w:sz="4" w:space="0" w:color="000000"/>
+          <w:right w:val="single" w:sz="4" w:space="0" w:color="000000"/>
+          <w:insideH w:val="single" w:sz="4" w:space="0" w:color="000000"/>
+          <w:insideV w:val="single" w:sz="4" w:space="0" w:color="000000"/>
+        </w:tblBorders>
+        <w:tblLayout w:type="fixed"/>
+        <w:tblLook w:val="0020" w:firstRow="1" w:lastRow="0" w:firstColumn="0" w:lastColumn="0" w:noHBand="0" w:noVBand="0"/>
+      </w:tblPr>
+      <w:tblGrid>
+        <w:gridCol w:w="1629"/>
+        <w:gridCol w:w="1495"/>
+        <w:gridCol w:w="1817"/>
+        <w:gridCol w:w="4414"/>
+      </w:tblGrid>
+      <w:tr>
+        <w:trPr>
+          <w:cnfStyle w:val="100000000000" w:firstRow="1" w:lastRow="0" w:firstColumn="0" w:lastColumn="0" w:oddVBand="0" w:evenVBand="0" w:oddHBand="0" w:evenHBand="0" w:firstRowFirstColumn="0" w:firstRowLastColumn="0" w:lastRowFirstColumn="0" w:lastRowLastColumn="0"/>
+          <w:cantSplit/>
+          <w:tblHeader/>
+          <w:jc w:val="center"/>
+        </w:trPr>
+        <w:tc>
+          <w:tcPr>
+            <w:tcW w:w="1628" w:type="dxa"/>
+            <w:vAlign w:val="center"/>
+          </w:tcPr>
+          <w:p>
+            <w:pPr>
+              <w:pStyle w:val="Compact"/>
+              <w:spacing w:before="0" w:after="0" w:line="280" w:lineRule="exact"/>
+              <w:jc w:val="center"/>
+            </w:pPr>
+            <w:r>
+              <w:rPr>
+                <w:b/>
+                <w:sz w:val="24"/>
+              </w:rPr>
+              <w:t>Игрок</w:t>
+            </w:r>
+          </w:p>
+        </w:tc>
+        <w:tc>
+          <w:tcPr>
+            <w:tcW w:w="1495" w:type="dxa"/>
+            <w:vAlign w:val="center"/>
+          </w:tcPr>
+          <w:p>
+            <w:pPr>
+              <w:pStyle w:val="Compact"/>
+              <w:spacing w:before="0" w:after="0" w:line="280" w:lineRule="exact"/>
+              <w:jc w:val="center"/>
+            </w:pPr>
+            <w:r>
+              <w:rPr>
+                <w:b/>
+                <w:sz w:val="24"/>
+              </w:rPr>
+              <w:t>Площадка</w:t>
+            </w:r>
+          </w:p>
+        </w:tc>
+        <w:tc>
+          <w:tcPr>
+            <w:tcW w:w="1817" w:type="dxa"/>
+            <w:vAlign w:val="center"/>
+          </w:tcPr>
+          <w:p>
+            <w:pPr>
+              <w:pStyle w:val="Compact"/>
+              <w:spacing w:before="0" w:after="0" w:line="280" w:lineRule="exact"/>
+              <w:jc w:val="center"/>
+            </w:pPr>
+            <w:r>
+              <w:rPr>
+                <w:b/>
+                <w:sz w:val="24"/>
+              </w:rPr>
+              <w:t>Рейтинг и число отзывов</w:t>
+            </w:r>
+          </w:p>
+        </w:tc>
+        <w:tc>
+          <w:tcPr>
+            <w:tcW w:w="4413" w:type="dxa"/>
+            <w:vAlign w:val="center"/>
+          </w:tcPr>
+          <w:p>
+            <w:pPr>
+              <w:pStyle w:val="Compact"/>
+              <w:spacing w:before="0" w:after="0" w:line="280" w:lineRule="exact"/>
+              <w:jc w:val="center"/>
+            </w:pPr>
+            <w:r>
+              <w:rPr>
+                <w:b/>
+                <w:sz w:val="24"/>
+              </w:rPr>
+              <w:t>Комментар</w:t>
+            </w:r>
+            <w:r>
+              <w:rPr>
+                <w:b/>
+                <w:sz w:val="24"/>
+              </w:rPr>
+              <w:t>ий</w:t>
+            </w:r>
+          </w:p>
+        </w:tc>
+      </w:tr>
+      <w:tr>
+        <w:trPr>
+          <w:cantSplit/>
+          <w:jc w:val="center"/>
+        </w:trPr>
+        <w:tc>
+          <w:tcPr>
+            <w:tcW w:w="1628" w:type="dxa"/>
+            <w:vAlign w:val="center"/>
+          </w:tcPr>
+          <w:p>
+            <w:pPr>
+              <w:pStyle w:val="Compact"/>
+              <w:spacing w:before="0" w:after="0" w:line="280" w:lineRule="exact"/>
+              <w:jc w:val="center"/>
+            </w:pPr>
+            <w:r>
+              <w:rPr>
+                <w:i/>
+                <w:sz w:val="24"/>
+              </w:rPr>
+              <w:t>DataSnipper</w:t>
+            </w:r>
+          </w:p>
+        </w:tc>
+        <w:tc>
+          <w:tcPr>
+            <w:tcW w:w="1495" w:type="dxa"/>
+            <w:vAlign w:val="center"/>
+          </w:tcPr>
+          <w:p>
+            <w:pPr>
+              <w:pStyle w:val="Compact"/>
+              <w:spacing w:before="0" w:after="0" w:line="280" w:lineRule="exact"/>
+              <w:jc w:val="center"/>
+            </w:pPr>
+            <w:r>
+              <w:rPr>
+                <w:i/>
+                <w:sz w:val="24"/>
+              </w:rPr>
+              <w:t>Capterra</w:t>
+            </w:r>
+          </w:p>
+        </w:tc>
+        <w:tc>
+          <w:tcPr>
+            <w:tcW w:w="1817" w:type="dxa"/>
+            <w:vAlign w:val="center"/>
+          </w:tcPr>
+          <w:p>
+            <w:pPr>
+              <w:pStyle w:val="Compact"/>
+              <w:spacing w:before="0" w:after="0" w:line="280" w:lineRule="exact"/>
+              <w:jc w:val="center"/>
+            </w:pPr>
+            <w:r>
+              <w:rPr>
+                <w:sz w:val="24"/>
+              </w:rPr>
+              <w:t>4,7 из 5, 131 отзыв</w:t>
+            </w:r>
+          </w:p>
+        </w:tc>
+        <w:tc>
+          <w:tcPr>
+            <w:tcW w:w="4413" w:type="dxa"/>
+            <w:vAlign w:val="center"/>
+          </w:tcPr>
+          <w:p>
+            <w:pPr>
+              <w:pStyle w:val="Compact"/>
+              <w:spacing w:before="0" w:after="0" w:line="280" w:lineRule="exact"/>
+              <w:jc w:val="center"/>
+            </w:pPr>
+            <w:r>
+              <w:rPr>
+                <w:sz w:val="24"/>
+              </w:rPr>
+              <w:t>пробной версии нет; пользователи отмечают замедление при больших файлах</w:t>
+            </w:r>
+          </w:p>
+        </w:tc>
+      </w:tr>
+      <w:tr>
+        <w:trPr>
+          <w:cantSplit/>
+          <w:jc w:val="center"/>
+        </w:trPr>
+        <w:tc>
+          <w:tcPr>
+            <w:tcW w:w="1628" w:type="dxa"/>
+            <w:vAlign w:val="center"/>
+          </w:tcPr>
+          <w:p>
+            <w:pPr>
+              <w:pStyle w:val="Compact"/>
+              <w:spacing w:before="0" w:after="0" w:line="280" w:lineRule="exact"/>
+              <w:jc w:val="center"/>
+            </w:pPr>
+            <w:r>
+              <w:rPr>
+                <w:i/>
+                <w:sz w:val="24"/>
+              </w:rPr>
+              <w:t>Datarails</w:t>
+            </w:r>
+          </w:p>
+        </w:tc>
+        <w:tc>
+          <w:tcPr>
+            <w:tcW w:w="1495" w:type="dxa"/>
+            <w:vAlign w:val="center"/>
+          </w:tcPr>
+          <w:p>
+            <w:pPr>
+              <w:pStyle w:val="Compact"/>
+              <w:spacing w:before="0" w:after="0" w:line="280" w:lineRule="exact"/>
+              <w:jc w:val="center"/>
+            </w:pPr>
+            <w:r>
+              <w:rPr>
+                <w:i/>
+                <w:sz w:val="24"/>
+              </w:rPr>
+              <w:t>Capterra</w:t>
+            </w:r>
+          </w:p>
+        </w:tc>
+        <w:tc>
+          <w:tcPr>
+            <w:tcW w:w="1817" w:type="dxa"/>
+            <w:vAlign w:val="center"/>
+          </w:tcPr>
+          <w:p>
+            <w:pPr>
+              <w:pStyle w:val="Compact"/>
+              <w:spacing w:before="0" w:after="0" w:line="280" w:lineRule="exact"/>
+              <w:jc w:val="center"/>
+            </w:pPr>
+            <w:r>
+              <w:rPr>
+                <w:sz w:val="24"/>
+              </w:rPr>
+              <w:t>4,7 из 5, 245 отзывов</w:t>
+            </w:r>
+          </w:p>
+        </w:tc>
+        <w:tc>
+          <w:tcPr>
+            <w:tcW w:w="4413" w:type="dxa"/>
+            <w:vAlign w:val="center"/>
+          </w:tcPr>
+          <w:p>
+            <w:pPr>
+              <w:pStyle w:val="Compact"/>
+              <w:spacing w:before="0" w:after="0" w:line="280" w:lineRule="exact"/>
+              <w:jc w:val="center"/>
+            </w:pPr>
+            <w:r>
+              <w:rPr>
+                <w:sz w:val="24"/>
+              </w:rPr>
+              <w:t xml:space="preserve">поддержка оценена 4,8; сложность внедрения - главная претензия; </w:t>
+            </w:r>
+            <w:r>
+              <w:rPr>
+                <w:i/>
+                <w:sz w:val="24"/>
+              </w:rPr>
+              <w:t>G2</w:t>
+            </w:r>
+            <w:r>
+              <w:rPr>
+                <w:sz w:val="24"/>
+              </w:rPr>
+              <w:t xml:space="preserve"> 386 отзывов, 4,6</w:t>
+            </w:r>
+          </w:p>
+        </w:tc>
+      </w:tr>
+      <w:tr>
+        <w:trPr>
+          <w:cantSplit/>
+          <w:jc w:val="center"/>
+        </w:trPr>
+        <w:tc>
+          <w:tcPr>
+            <w:tcW w:w="1628" w:type="dxa"/>
+            <w:vAlign w:val="center"/>
+          </w:tcPr>
+          <w:p>
+            <w:pPr>
+              <w:pStyle w:val="Compact"/>
+              <w:spacing w:before="0" w:after="0" w:line="280" w:lineRule="exact"/>
+              <w:jc w:val="center"/>
+            </w:pPr>
+            <w:r>
+              <w:rPr>
+                <w:i/>
+                <w:sz w:val="24"/>
+              </w:rPr>
+              <w:t>PerfectXL</w:t>
+            </w:r>
+          </w:p>
+        </w:tc>
+        <w:tc>
+          <w:tcPr>
+            <w:tcW w:w="1495" w:type="dxa"/>
+            <w:vAlign w:val="center"/>
+          </w:tcPr>
+          <w:p>
+            <w:pPr>
+              <w:pStyle w:val="Compact"/>
+              <w:spacing w:before="0" w:after="0" w:line="280" w:lineRule="exact"/>
+              <w:jc w:val="center"/>
+            </w:pPr>
+            <w:r>
+              <w:rPr>
+                <w:i/>
+                <w:sz w:val="24"/>
+              </w:rPr>
+              <w:t>Capterra</w:t>
+            </w:r>
+          </w:p>
+        </w:tc>
+        <w:tc>
+          <w:tcPr>
+            <w:tcW w:w="1817" w:type="dxa"/>
+            <w:vAlign w:val="center"/>
+          </w:tcPr>
+          <w:p>
+            <w:pPr>
+              <w:pStyle w:val="Compact"/>
+              <w:spacing w:before="0" w:after="0" w:line="280" w:lineRule="exact"/>
+              <w:jc w:val="center"/>
+            </w:pPr>
+            <w:r>
+              <w:rPr>
+                <w:sz w:val="24"/>
+              </w:rPr>
+              <w:t>0 отзывов</w:t>
+            </w:r>
+          </w:p>
+        </w:tc>
+        <w:tc>
+          <w:tcPr>
+            <w:tcW w:w="4413" w:type="dxa"/>
+            <w:vAlign w:val="center"/>
+          </w:tcPr>
+          <w:p>
+            <w:pPr>
+              <w:pStyle w:val="Compact"/>
+              <w:spacing w:before="0" w:after="0" w:line="280" w:lineRule="exact"/>
+              <w:jc w:val="center"/>
+            </w:pPr>
+            <w:r>
+              <w:rPr>
+                <w:sz w:val="24"/>
+              </w:rPr>
+              <w:t xml:space="preserve">подтверждает отсутствие публичных отзывов (ЛР4, </w:t>
+            </w:r>
+            <w:r>
+              <w:rPr>
+                <w:i/>
+                <w:sz w:val="24"/>
+              </w:rPr>
+              <w:t>G2</w:t>
+            </w:r>
+            <w:r>
+              <w:rPr>
+                <w:sz w:val="24"/>
+              </w:rPr>
+              <w:t xml:space="preserve"> и </w:t>
+            </w:r>
+            <w:r>
+              <w:rPr>
+                <w:i/>
+                <w:sz w:val="24"/>
+              </w:rPr>
+              <w:t>Trustpilot</w:t>
+            </w:r>
+            <w:r>
+              <w:rPr>
+                <w:sz w:val="24"/>
+              </w:rPr>
+              <w:t xml:space="preserve"> также 0)</w:t>
+            </w:r>
+          </w:p>
+        </w:tc>
+      </w:tr>
+      <w:tr>
+        <w:trPr>
+          <w:cantSplit/>
+          <w:jc w:val="center"/>
+        </w:trPr>
+        <w:tc>
+          <w:tcPr>
+            <w:tcW w:w="1628" w:type="dxa"/>
+            <w:vAlign w:val="center"/>
+          </w:tcPr>
+          <w:p>
+            <w:pPr>
+              <w:pStyle w:val="Compact"/>
+              <w:spacing w:before="0" w:after="0" w:line="280" w:lineRule="exact"/>
+              <w:jc w:val="center"/>
+            </w:pPr>
+            <w:r>
+              <w:rPr>
+                <w:i/>
+                <w:sz w:val="24"/>
+              </w:rPr>
+              <w:t>Numerous.ai</w:t>
+            </w:r>
+          </w:p>
+        </w:tc>
+        <w:tc>
+          <w:tcPr>
+            <w:tcW w:w="1495" w:type="dxa"/>
+            <w:vAlign w:val="center"/>
+          </w:tcPr>
+          <w:p>
+            <w:pPr>
+              <w:pStyle w:val="Compact"/>
+              <w:spacing w:before="0" w:after="0" w:line="280" w:lineRule="exact"/>
+              <w:jc w:val="center"/>
+            </w:pPr>
+            <w:r>
+              <w:rPr>
+                <w:i/>
+                <w:sz w:val="24"/>
+              </w:rPr>
+              <w:t>Trustpilot</w:t>
+            </w:r>
+          </w:p>
+        </w:tc>
+        <w:tc>
+          <w:tcPr>
+            <w:tcW w:w="1817" w:type="dxa"/>
+            <w:vAlign w:val="center"/>
+          </w:tcPr>
+          <w:p>
+            <w:pPr>
+              <w:pStyle w:val="Compact"/>
+              <w:spacing w:before="0" w:after="0" w:line="280" w:lineRule="exact"/>
+              <w:jc w:val="center"/>
+            </w:pPr>
+            <w:r>
+              <w:rPr>
+                <w:sz w:val="24"/>
+              </w:rPr>
+              <w:t>2,5 из 5, 5 отзывов</w:t>
+            </w:r>
+          </w:p>
+        </w:tc>
+        <w:tc>
+          <w:tcPr>
+            <w:tcW w:w="4413" w:type="dxa"/>
+            <w:vAlign w:val="center"/>
+          </w:tcPr>
+          <w:p>
+            <w:pPr>
+              <w:pStyle w:val="Compact"/>
+              <w:spacing w:before="0" w:after="0" w:line="280" w:lineRule="exact"/>
+              <w:jc w:val="center"/>
+            </w:pPr>
+            <w:r>
+              <w:rPr>
+                <w:sz w:val="24"/>
+              </w:rPr>
+              <w:t>все отзывы однозвездочные</w:t>
+            </w:r>
+            <w:r>
+              <w:rPr>
+                <w:sz w:val="24"/>
+              </w:rPr>
+              <w:t>: списание после пробного периода, сложная отмена, отказ в возврате</w:t>
+            </w:r>
+          </w:p>
+        </w:tc>
+      </w:tr>
+      <w:tr>
+        <w:trPr>
+          <w:cantSplit/>
+          <w:jc w:val="center"/>
+        </w:trPr>
+        <w:tc>
+          <w:tcPr>
+            <w:tcW w:w="1628" w:type="dxa"/>
+            <w:vAlign w:val="center"/>
+          </w:tcPr>
+          <w:p>
+            <w:pPr>
+              <w:pStyle w:val="Compact"/>
+              <w:spacing w:before="0" w:after="0" w:line="280" w:lineRule="exact"/>
+              <w:jc w:val="center"/>
+            </w:pPr>
+            <w:r>
+              <w:rPr>
+                <w:i/>
+                <w:sz w:val="24"/>
+              </w:rPr>
+              <w:t>Arixcel</w:t>
+            </w:r>
+          </w:p>
+        </w:tc>
+        <w:tc>
+          <w:tcPr>
+            <w:tcW w:w="1495" w:type="dxa"/>
+            <w:vAlign w:val="center"/>
+          </w:tcPr>
+          <w:p>
+            <w:pPr>
+              <w:pStyle w:val="Compact"/>
+              <w:spacing w:before="0" w:after="0" w:line="280" w:lineRule="exact"/>
+              <w:jc w:val="center"/>
+            </w:pPr>
+            <w:r>
+              <w:rPr>
+                <w:i/>
+                <w:sz w:val="24"/>
+              </w:rPr>
+              <w:t>Capterra</w:t>
+            </w:r>
+          </w:p>
+        </w:tc>
+        <w:tc>
+          <w:tcPr>
+            <w:tcW w:w="1817" w:type="dxa"/>
+            <w:vAlign w:val="center"/>
+          </w:tcPr>
+          <w:p>
+            <w:pPr>
+              <w:pStyle w:val="Compact"/>
+              <w:spacing w:before="0" w:after="0" w:line="280" w:lineRule="exact"/>
+              <w:jc w:val="center"/>
+            </w:pPr>
+            <w:r>
+              <w:rPr>
+                <w:sz w:val="24"/>
+              </w:rPr>
+              <w:t>карточка не найдена</w:t>
+            </w:r>
+          </w:p>
+        </w:tc>
+        <w:tc>
+          <w:tcPr>
+            <w:tcW w:w="4413" w:type="dxa"/>
+            <w:vAlign w:val="center"/>
+          </w:tcPr>
+          <w:p>
+            <w:pPr>
+              <w:pStyle w:val="Compact"/>
+              <w:spacing w:before="0" w:after="0" w:line="280" w:lineRule="exact"/>
+              <w:jc w:val="center"/>
+            </w:pPr>
+            <w:r>
+              <w:rPr>
+                <w:sz w:val="24"/>
+              </w:rPr>
+              <w:t>отзывов на крупных площадках нет</w:t>
+            </w:r>
+          </w:p>
+        </w:tc>
+      </w:tr>
+      <w:tr>
+        <w:trPr>
+          <w:cantSplit/>
+          <w:jc w:val="center"/>
+        </w:trPr>
+        <w:tc>
+          <w:tcPr>
+            <w:tcW w:w="1628" w:type="dxa"/>
+            <w:vAlign w:val="center"/>
+          </w:tcPr>
+          <w:p>
+            <w:pPr>
+              <w:pStyle w:val="Compact"/>
+              <w:spacing w:before="0" w:after="0" w:line="280" w:lineRule="exact"/>
+              <w:jc w:val="center"/>
+            </w:pPr>
+            <w:r>
+              <w:rPr>
+                <w:i/>
+                <w:sz w:val="24"/>
+              </w:rPr>
+              <w:t>Shortcut</w:t>
+            </w:r>
+          </w:p>
+        </w:tc>
+        <w:tc>
+          <w:tcPr>
+            <w:tcW w:w="1495" w:type="dxa"/>
+            <w:vAlign w:val="center"/>
+          </w:tcPr>
+          <w:p>
+            <w:pPr>
+              <w:pStyle w:val="Compact"/>
+              <w:spacing w:before="0" w:after="0" w:line="280" w:lineRule="exact"/>
+              <w:jc w:val="center"/>
+            </w:pPr>
+            <w:r>
+              <w:rPr>
+                <w:i/>
+                <w:sz w:val="24"/>
+              </w:rPr>
+              <w:t>Capterra</w:t>
+            </w:r>
+          </w:p>
+        </w:tc>
+        <w:tc>
+          <w:tcPr>
+            <w:tcW w:w="1817" w:type="dxa"/>
+            <w:vAlign w:val="center"/>
+          </w:tcPr>
+          <w:p>
+            <w:pPr>
+              <w:pStyle w:val="Compact"/>
+              <w:spacing w:before="0" w:after="0" w:line="280" w:lineRule="exact"/>
+              <w:jc w:val="center"/>
+            </w:pPr>
+            <w:r>
+              <w:rPr>
+                <w:sz w:val="24"/>
+              </w:rPr>
+              <w:t>не использовано</w:t>
+            </w:r>
+          </w:p>
+        </w:tc>
+        <w:tc>
+          <w:tcPr>
+            <w:tcW w:w="4413" w:type="dxa"/>
+            <w:vAlign w:val="center"/>
+          </w:tcPr>
+          <w:p>
+            <w:pPr>
+              <w:pStyle w:val="Compact"/>
+              <w:spacing w:before="0" w:after="0" w:line="280" w:lineRule="exact"/>
+              <w:jc w:val="center"/>
+            </w:pPr>
+            <w:r>
+              <w:rPr>
+                <w:sz w:val="24"/>
+              </w:rPr>
+              <w:t xml:space="preserve">в выдаче </w:t>
+            </w:r>
+            <w:r>
+              <w:rPr>
+                <w:i/>
+                <w:sz w:val="24"/>
+              </w:rPr>
+              <w:t>Capterra</w:t>
+            </w:r>
+            <w:r>
+              <w:rPr>
+                <w:sz w:val="24"/>
+              </w:rPr>
+              <w:t xml:space="preserve"> найден одноименный продукт для управления проектами (4,6; 363 отзыва), к </w:t>
+            </w:r>
+            <w:r>
+              <w:rPr>
+                <w:i/>
+                <w:sz w:val="24"/>
+              </w:rPr>
+              <w:t>Excel</w:t>
+            </w:r>
+            <w:r>
+              <w:rPr>
+                <w:sz w:val="24"/>
+              </w:rPr>
+              <w:t>-агенту он не относится</w:t>
+            </w:r>
+          </w:p>
+        </w:tc>
+      </w:tr>
+    </w:tbl>
+    <w:p>
+      <w:pPr>
+        <w:pStyle w:val="FirstParagraph"/>
+        <w:spacing w:before="0" w:after="0" w:line="360" w:lineRule="exact"/>
+        <w:ind w:firstLine="709"/>
+        <w:jc w:val="both"/>
+      </w:pPr>
+      <w:r>
+        <w:rPr>
+          <w:sz w:val="28"/>
+        </w:rPr>
+        <w:t>Отзывы сосредоточены у платформ с корпоративными продажами (</w:t>
+      </w:r>
+      <w:r>
+        <w:rPr>
+          <w:i/>
+          <w:sz w:val="28"/>
+        </w:rPr>
+        <w:t>Datarails</w:t>
+      </w:r>
+      <w:r>
+        <w:rPr>
+          <w:sz w:val="28"/>
+        </w:rPr>
+        <w:t xml:space="preserve">, </w:t>
+      </w:r>
+      <w:r>
+        <w:rPr>
+          <w:i/>
+          <w:sz w:val="28"/>
+        </w:rPr>
+        <w:t>DataSnipper</w:t>
+      </w:r>
+      <w:r>
+        <w:rPr>
+          <w:sz w:val="28"/>
+        </w:rPr>
+        <w:t>), а у прямых специализированных инструментов (</w:t>
+      </w:r>
+      <w:r>
+        <w:rPr>
+          <w:i/>
+          <w:sz w:val="28"/>
+        </w:rPr>
+        <w:t>PerfectXL</w:t>
+      </w:r>
+      <w:r>
+        <w:rPr>
+          <w:sz w:val="28"/>
+        </w:rPr>
+        <w:t xml:space="preserve">, </w:t>
+      </w:r>
+      <w:r>
+        <w:rPr>
+          <w:i/>
+          <w:sz w:val="28"/>
+        </w:rPr>
+        <w:t>Arixcel</w:t>
+      </w:r>
+      <w:r>
+        <w:rPr>
+          <w:sz w:val="28"/>
+        </w:rPr>
+        <w:t xml:space="preserve">) их </w:t>
+      </w:r>
+      <w:r>
+        <w:rPr>
+          <w:sz w:val="28"/>
+        </w:rPr>
+        <w:t xml:space="preserve">нет, что подтверждает слабое доверие как барьер и возможность для </w:t>
+      </w:r>
+      <w:r>
+        <w:rPr>
+          <w:i/>
+          <w:sz w:val="28"/>
+        </w:rPr>
+        <w:t>TableMind</w:t>
+      </w:r>
+      <w:r>
+        <w:rPr>
+          <w:sz w:val="28"/>
+        </w:rPr>
+        <w:t xml:space="preserve">. У </w:t>
+      </w:r>
+      <w:r>
+        <w:rPr>
+          <w:i/>
+          <w:sz w:val="28"/>
+        </w:rPr>
+        <w:t>Numerous.ai</w:t>
+      </w:r>
+      <w:r>
+        <w:rPr>
+          <w:sz w:val="28"/>
+        </w:rPr>
+        <w:t xml:space="preserve"> жалобы на автосписание после пробного периода показывают риск для политики пробного доступа </w:t>
+      </w:r>
+      <w:r>
+        <w:rPr>
+          <w:i/>
+          <w:sz w:val="28"/>
+        </w:rPr>
+        <w:t>TableMind</w:t>
+      </w:r>
+      <w:r>
+        <w:rPr>
+          <w:sz w:val="28"/>
+        </w:rPr>
+        <w:t>: нужно уведомление до списания и простая отмена.</w:t>
+      </w:r>
+    </w:p>
+    <w:bookmarkEnd w:id="40"/>
     <w:sectPr>
       <w:headerReference w:type="default" r:id="rId11"/>
       <w:footerReference w:type="default" r:id="rId12"/>
@@ -24430,7 +25677,7 @@
   <w:abstractNum w:abstractNumId="0" w15:restartNumberingAfterBreak="0">
     <w:nsid w:val="0000A990"/>
     <w:multiLevelType w:val="multilevel"/>
-    <w:tmpl w:val="506E022A"/>
+    <w:tmpl w:val="F866F334"/>
     <w:lvl w:ilvl="0">
       <w:numFmt w:val="bullet"/>
       <w:lvlText w:val=" "/>
@@ -24507,7 +25754,7 @@
   <w:abstractNum w:abstractNumId="1" w15:restartNumberingAfterBreak="0">
     <w:nsid w:val="00A99411"/>
     <w:multiLevelType w:val="multilevel"/>
-    <w:tmpl w:val="503C7BA4"/>
+    <w:tmpl w:val="A33CC1DE"/>
     <w:lvl w:ilvl="0">
       <w:start w:val="1"/>
       <w:numFmt w:val="decimal"/>
@@ -25985,7 +27232,7 @@
     <w:autoRedefine/>
     <w:uiPriority w:val="39"/>
     <w:unhideWhenUsed/>
-    <w:rsid w:val="009A5BD6"/>
+    <w:rsid w:val="00292641"/>
     <w:pPr>
       <w:spacing w:after="100"/>
     </w:pPr>
@@ -25997,7 +27244,7 @@
     <w:autoRedefine/>
     <w:uiPriority w:val="39"/>
     <w:unhideWhenUsed/>
-    <w:rsid w:val="009A5BD6"/>
+    <w:rsid w:val="00292641"/>
     <w:pPr>
       <w:spacing w:after="100"/>
       <w:ind w:left="240"/>

--- a/ЛР4_Пять_сил_Портера/ОТЧЕТ_ЛР4_TableMind.docx
+++ b/ЛР4_Пять_сил_Портера/ОТЧЕТ_ЛР4_TableMind.docx
@@ -36,7 +36,7 @@
         <w:rPr>
           <w:sz w:val="28"/>
         </w:rPr>
-        <w:t>БЕЛОРУССКИЙ ГОСУДАРСТВЕННЫЙ УНИВЕРСИТЕТ</w:t>
+        <w:t>«Белорусский государственный университет</w:t>
       </w:r>
     </w:p>
     <w:p>
@@ -48,7 +48,19 @@
         <w:rPr>
           <w:sz w:val="28"/>
         </w:rPr>
-        <w:t>ИНФОРМАТИКИ И РАДИОЭЛЕКТРОНИКИ</w:t>
+        <w:t>информатики и радиоэлектроники»</w:t>
+      </w:r>
+    </w:p>
+    <w:p>
+      <w:pPr>
+        <w:spacing w:after="0" w:line="360" w:lineRule="exact"/>
+        <w:jc w:val="center"/>
+      </w:pPr>
+      <w:r>
+        <w:rPr>
+          <w:sz w:val="28"/>
+        </w:rPr>
+        <w:t>Обособленное подразделение «Институт информационных технологий БГУИР»</w:t>
       </w:r>
     </w:p>
     <w:p>
@@ -60,7 +72,13 @@
         <w:rPr>
           <w:sz w:val="28"/>
         </w:rPr>
-        <w:t>Факультет повышения квалификации и переподготовки</w:t>
+        <w:t xml:space="preserve">Факультет повышения квалификации и </w:t>
+      </w:r>
+      <w:r>
+        <w:rPr>
+          <w:sz w:val="28"/>
+        </w:rPr>
+        <w:t>переподготовки</w:t>
       </w:r>
     </w:p>
     <w:p>
@@ -97,13 +115,7 @@
         <w:rPr>
           <w:sz w:val="28"/>
         </w:rPr>
-        <w:t xml:space="preserve">по </w:t>
-      </w:r>
-      <w:r>
-        <w:rPr>
-          <w:sz w:val="28"/>
-        </w:rPr>
-        <w:t>лабораторной работе №4</w:t>
+        <w:t>по лабораторной работе №4</w:t>
       </w:r>
     </w:p>
     <w:p>
@@ -153,14 +165,14 @@
         <w:rPr>
           <w:sz w:val="28"/>
         </w:rPr>
-        <w:t>Выполнила:</w:t>
+        <w:t>Слушатель</w:t>
       </w:r>
       <w:r>
         <w:rPr>
           <w:sz w:val="28"/>
         </w:rPr>
         <w:tab/>
-        <w:t>ст. гр. 60131</w:t>
+        <w:t>гр. 60121</w:t>
       </w:r>
     </w:p>
     <w:p>
@@ -189,14 +201,14 @@
         <w:rPr>
           <w:sz w:val="28"/>
         </w:rPr>
-        <w:t>Проверила:</w:t>
+        <w:t>Руководитель:</w:t>
       </w:r>
       <w:r>
         <w:rPr>
           <w:sz w:val="28"/>
         </w:rPr>
         <w:tab/>
-        <w:t>Т. Н. Беляцкая</w:t>
+        <w:t>И. В. Кашникова</w:t>
       </w:r>
     </w:p>
     <w:p>
@@ -208,7 +220,14 @@
         <w:rPr>
           <w:sz w:val="28"/>
         </w:rPr>
-        <w:t>Минск 2026</w:t>
+        <w:lastRenderedPageBreak/>
+        <w:t>Минск 2</w:t>
+      </w:r>
+      <w:r>
+        <w:rPr>
+          <w:sz w:val="28"/>
+        </w:rPr>
+        <w:t>026</w:t>
       </w:r>
     </w:p>
     <w:p>
@@ -245,7 +264,7 @@
       <w:r>
         <w:fldChar w:fldCharType="separate"/>
       </w:r>
-      <w:hyperlink w:anchor="_Toc241937896" w:history="1">
+      <w:hyperlink w:anchor="_Toc241938596" w:history="1">
         <w:r>
           <w:rPr>
             <w:rStyle w:val="af"/>
@@ -273,76 +292,7 @@
             <w:noProof/>
             <w:webHidden/>
           </w:rPr>
-          <w:instrText xml:space="preserve"> PAGEREF _Toc241937896 \h </w:instrText>
-        </w:r>
-        <w:r>
-          <w:rPr>
-            <w:noProof/>
-            <w:webHidden/>
-          </w:rPr>
-        </w:r>
-        <w:r>
-          <w:rPr>
-            <w:noProof/>
-            <w:webHidden/>
-          </w:rPr>
-          <w:fldChar w:fldCharType="separate"/>
-        </w:r>
-        <w:r>
-          <w:rPr>
-            <w:noProof/>
-            <w:webHidden/>
-          </w:rPr>
-          <w:t>3</w:t>
-        </w:r>
-        <w:r>
-          <w:rPr>
-            <w:noProof/>
-            <w:webHidden/>
-          </w:rPr>
-          <w:fldChar w:fldCharType="end"/>
-        </w:r>
-      </w:hyperlink>
-    </w:p>
-    <w:p>
-      <w:pPr>
-        <w:pStyle w:val="12"/>
-        <w:tabs>
-          <w:tab w:val="right" w:leader="dot" w:pos="9345"/>
-        </w:tabs>
-        <w:rPr>
-          <w:noProof/>
-        </w:rPr>
-      </w:pPr>
-      <w:hyperlink w:anchor="_Toc241937897" w:history="1">
-        <w:r>
-          <w:rPr>
-            <w:rStyle w:val="af"/>
-            <w:b/>
-            <w:noProof/>
-          </w:rPr>
-          <w:t>2 ХОД РАБОТЫ</w:t>
-        </w:r>
-        <w:r>
-          <w:rPr>
-            <w:noProof/>
-            <w:webHidden/>
-          </w:rPr>
-          <w:tab/>
-        </w:r>
-        <w:r>
-          <w:rPr>
-            <w:noProof/>
-            <w:webHidden/>
-          </w:rPr>
-          <w:fldChar w:fldCharType="begin"/>
-        </w:r>
-        <w:r>
-          <w:rPr>
-            <w:noProof/>
-            <w:webHidden/>
-          </w:rPr>
-          <w:instrText xml:space="preserve"> PAGEREF _Toc241937897 \h </w:instrText>
+          <w:instrText xml:space="preserve"> PAGEREF _Toc241938596 \h </w:instrText>
         </w:r>
         <w:r>
           <w:rPr>
@@ -375,7 +325,7 @@
     </w:p>
     <w:p>
       <w:pPr>
-        <w:pStyle w:val="22"/>
+        <w:pStyle w:val="12"/>
         <w:tabs>
           <w:tab w:val="right" w:leader="dot" w:pos="9345"/>
         </w:tabs>
@@ -383,14 +333,14 @@
           <w:noProof/>
         </w:rPr>
       </w:pPr>
-      <w:hyperlink w:anchor="_Toc241937898" w:history="1">
+      <w:hyperlink w:anchor="_Toc241938597" w:history="1">
         <w:r>
           <w:rPr>
             <w:rStyle w:val="af"/>
             <w:b/>
             <w:noProof/>
           </w:rPr>
-          <w:t>2.1 Игроки рынка и состав выборки</w:t>
+          <w:t>2 ХОД РАБОТЫ</w:t>
         </w:r>
         <w:r>
           <w:rPr>
@@ -411,76 +361,7 @@
             <w:noProof/>
             <w:webHidden/>
           </w:rPr>
-          <w:instrText xml:space="preserve"> PAGEREF _Toc241937898 \h </w:instrText>
-        </w:r>
-        <w:r>
-          <w:rPr>
-            <w:noProof/>
-            <w:webHidden/>
-          </w:rPr>
-        </w:r>
-        <w:r>
-          <w:rPr>
-            <w:noProof/>
-            <w:webHidden/>
-          </w:rPr>
-          <w:fldChar w:fldCharType="separate"/>
-        </w:r>
-        <w:r>
-          <w:rPr>
-            <w:noProof/>
-            <w:webHidden/>
-          </w:rPr>
-          <w:t>4</w:t>
-        </w:r>
-        <w:r>
-          <w:rPr>
-            <w:noProof/>
-            <w:webHidden/>
-          </w:rPr>
-          <w:fldChar w:fldCharType="end"/>
-        </w:r>
-      </w:hyperlink>
-    </w:p>
-    <w:p>
-      <w:pPr>
-        <w:pStyle w:val="22"/>
-        <w:tabs>
-          <w:tab w:val="right" w:leader="dot" w:pos="9345"/>
-        </w:tabs>
-        <w:rPr>
-          <w:noProof/>
-        </w:rPr>
-      </w:pPr>
-      <w:hyperlink w:anchor="_Toc241937899" w:history="1">
-        <w:r>
-          <w:rPr>
-            <w:rStyle w:val="af"/>
-            <w:b/>
-            <w:noProof/>
-          </w:rPr>
-          <w:t>2.2 Сила 1. Конкуренция между существующими игроками</w:t>
-        </w:r>
-        <w:r>
-          <w:rPr>
-            <w:noProof/>
-            <w:webHidden/>
-          </w:rPr>
-          <w:tab/>
-        </w:r>
-        <w:r>
-          <w:rPr>
-            <w:noProof/>
-            <w:webHidden/>
-          </w:rPr>
-          <w:fldChar w:fldCharType="begin"/>
-        </w:r>
-        <w:r>
-          <w:rPr>
-            <w:noProof/>
-            <w:webHidden/>
-          </w:rPr>
-          <w:instrText xml:space="preserve"> PAGEREF _Toc241937899 \h </w:instrText>
+          <w:instrText xml:space="preserve"> PAGEREF _Toc241938597 \h </w:instrText>
         </w:r>
         <w:r>
           <w:rPr>
@@ -521,7 +402,145 @@
           <w:noProof/>
         </w:rPr>
       </w:pPr>
-      <w:hyperlink w:anchor="_Toc241937900" w:history="1">
+      <w:hyperlink w:anchor="_Toc241938598" w:history="1">
+        <w:r>
+          <w:rPr>
+            <w:rStyle w:val="af"/>
+            <w:b/>
+            <w:noProof/>
+          </w:rPr>
+          <w:t>2.1 Игроки рынка и состав выборки</w:t>
+        </w:r>
+        <w:r>
+          <w:rPr>
+            <w:noProof/>
+            <w:webHidden/>
+          </w:rPr>
+          <w:tab/>
+        </w:r>
+        <w:r>
+          <w:rPr>
+            <w:noProof/>
+            <w:webHidden/>
+          </w:rPr>
+          <w:fldChar w:fldCharType="begin"/>
+        </w:r>
+        <w:r>
+          <w:rPr>
+            <w:noProof/>
+            <w:webHidden/>
+          </w:rPr>
+          <w:instrText xml:space="preserve"> PAGEREF _Toc241938598 \h </w:instrText>
+        </w:r>
+        <w:r>
+          <w:rPr>
+            <w:noProof/>
+            <w:webHidden/>
+          </w:rPr>
+        </w:r>
+        <w:r>
+          <w:rPr>
+            <w:noProof/>
+            <w:webHidden/>
+          </w:rPr>
+          <w:fldChar w:fldCharType="separate"/>
+        </w:r>
+        <w:r>
+          <w:rPr>
+            <w:noProof/>
+            <w:webHidden/>
+          </w:rPr>
+          <w:t>5</w:t>
+        </w:r>
+        <w:r>
+          <w:rPr>
+            <w:noProof/>
+            <w:webHidden/>
+          </w:rPr>
+          <w:fldChar w:fldCharType="end"/>
+        </w:r>
+      </w:hyperlink>
+    </w:p>
+    <w:p>
+      <w:pPr>
+        <w:pStyle w:val="22"/>
+        <w:tabs>
+          <w:tab w:val="right" w:leader="dot" w:pos="9345"/>
+        </w:tabs>
+        <w:rPr>
+          <w:noProof/>
+        </w:rPr>
+      </w:pPr>
+      <w:hyperlink w:anchor="_Toc241938599" w:history="1">
+        <w:r>
+          <w:rPr>
+            <w:rStyle w:val="af"/>
+            <w:b/>
+            <w:noProof/>
+          </w:rPr>
+          <w:t>2.2 Сила 1. Конкуренция между существующими игроками</w:t>
+        </w:r>
+        <w:r>
+          <w:rPr>
+            <w:noProof/>
+            <w:webHidden/>
+          </w:rPr>
+          <w:tab/>
+        </w:r>
+        <w:r>
+          <w:rPr>
+            <w:noProof/>
+            <w:webHidden/>
+          </w:rPr>
+          <w:fldChar w:fldCharType="begin"/>
+        </w:r>
+        <w:r>
+          <w:rPr>
+            <w:noProof/>
+            <w:webHidden/>
+          </w:rPr>
+          <w:instrText xml:space="preserve"> PAGEREF _Toc241938599 \h </w:instrText>
+        </w:r>
+        <w:r>
+          <w:rPr>
+            <w:noProof/>
+            <w:webHidden/>
+          </w:rPr>
+        </w:r>
+        <w:r>
+          <w:rPr>
+            <w:noProof/>
+            <w:webHidden/>
+          </w:rPr>
+          <w:fldChar w:fldCharType="separate"/>
+        </w:r>
+        <w:r>
+          <w:rPr>
+            <w:noProof/>
+            <w:webHidden/>
+          </w:rPr>
+          <w:t>6</w:t>
+        </w:r>
+        <w:r>
+          <w:rPr>
+            <w:noProof/>
+            <w:webHidden/>
+          </w:rPr>
+          <w:fldChar w:fldCharType="end"/>
+        </w:r>
+      </w:hyperlink>
+    </w:p>
+    <w:p>
+      <w:pPr>
+        <w:pStyle w:val="22"/>
+        <w:tabs>
+          <w:tab w:val="right" w:leader="dot" w:pos="9345"/>
+        </w:tabs>
+        <w:rPr>
+          <w:noProof/>
+        </w:rPr>
+      </w:pPr>
+      <w:hyperlink w:anchor="_Toc241938600" w:history="1">
         <w:r>
           <w:rPr>
             <w:rStyle w:val="af"/>
@@ -549,7 +568,7 @@
             <w:noProof/>
             <w:webHidden/>
           </w:rPr>
-          <w:instrText xml:space="preserve"> PAGEREF _Toc241937900 \h </w:instrText>
+          <w:instrText xml:space="preserve"> PAGEREF _Toc241938600 \h </w:instrText>
         </w:r>
         <w:r>
           <w:rPr>
@@ -569,7 +588,7 @@
             <w:noProof/>
             <w:webHidden/>
           </w:rPr>
-          <w:t>8</w:t>
+          <w:t>9</w:t>
         </w:r>
         <w:r>
           <w:rPr>
@@ -590,7 +609,7 @@
           <w:noProof/>
         </w:rPr>
       </w:pPr>
-      <w:hyperlink w:anchor="_Toc241937901" w:history="1">
+      <w:hyperlink w:anchor="_Toc241938601" w:history="1">
         <w:r>
           <w:rPr>
             <w:rStyle w:val="af"/>
@@ -618,76 +637,7 @@
             <w:noProof/>
             <w:webHidden/>
           </w:rPr>
-          <w:instrText xml:space="preserve"> PAGEREF _Toc241937901 \h </w:instrText>
-        </w:r>
-        <w:r>
-          <w:rPr>
-            <w:noProof/>
-            <w:webHidden/>
-          </w:rPr>
-        </w:r>
-        <w:r>
-          <w:rPr>
-            <w:noProof/>
-            <w:webHidden/>
-          </w:rPr>
-          <w:fldChar w:fldCharType="separate"/>
-        </w:r>
-        <w:r>
-          <w:rPr>
-            <w:noProof/>
-            <w:webHidden/>
-          </w:rPr>
-          <w:t>10</w:t>
-        </w:r>
-        <w:r>
-          <w:rPr>
-            <w:noProof/>
-            <w:webHidden/>
-          </w:rPr>
-          <w:fldChar w:fldCharType="end"/>
-        </w:r>
-      </w:hyperlink>
-    </w:p>
-    <w:p>
-      <w:pPr>
-        <w:pStyle w:val="22"/>
-        <w:tabs>
-          <w:tab w:val="right" w:leader="dot" w:pos="9345"/>
-        </w:tabs>
-        <w:rPr>
-          <w:noProof/>
-        </w:rPr>
-      </w:pPr>
-      <w:hyperlink w:anchor="_Toc241937902" w:history="1">
-        <w:r>
-          <w:rPr>
-            <w:rStyle w:val="af"/>
-            <w:b/>
-            <w:noProof/>
-          </w:rPr>
-          <w:t>2.5 Сила 4. Сила поставщиков</w:t>
-        </w:r>
-        <w:r>
-          <w:rPr>
-            <w:noProof/>
-            <w:webHidden/>
-          </w:rPr>
-          <w:tab/>
-        </w:r>
-        <w:r>
-          <w:rPr>
-            <w:noProof/>
-            <w:webHidden/>
-          </w:rPr>
-          <w:fldChar w:fldCharType="begin"/>
-        </w:r>
-        <w:r>
-          <w:rPr>
-            <w:noProof/>
-            <w:webHidden/>
-          </w:rPr>
-          <w:instrText xml:space="preserve"> PAGEREF _Toc241937902 \h </w:instrText>
+          <w:instrText xml:space="preserve"> PAGEREF _Toc241938601 \h </w:instrText>
         </w:r>
         <w:r>
           <w:rPr>
@@ -728,14 +678,14 @@
           <w:noProof/>
         </w:rPr>
       </w:pPr>
-      <w:hyperlink w:anchor="_Toc241937903" w:history="1">
+      <w:hyperlink w:anchor="_Toc241938602" w:history="1">
         <w:r>
           <w:rPr>
             <w:rStyle w:val="af"/>
             <w:b/>
             <w:noProof/>
           </w:rPr>
-          <w:t>2.6 Сила 5. Угроза заменителей</w:t>
+          <w:t>2.5 Сила 4. Сила поставщиков</w:t>
         </w:r>
         <w:r>
           <w:rPr>
@@ -756,76 +706,7 @@
             <w:noProof/>
             <w:webHidden/>
           </w:rPr>
-          <w:instrText xml:space="preserve"> PAGEREF _Toc241937903 \h </w:instrText>
-        </w:r>
-        <w:r>
-          <w:rPr>
-            <w:noProof/>
-            <w:webHidden/>
-          </w:rPr>
-        </w:r>
-        <w:r>
-          <w:rPr>
-            <w:noProof/>
-            <w:webHidden/>
-          </w:rPr>
-          <w:fldChar w:fldCharType="separate"/>
-        </w:r>
-        <w:r>
-          <w:rPr>
-            <w:noProof/>
-            <w:webHidden/>
-          </w:rPr>
-          <w:t>11</w:t>
-        </w:r>
-        <w:r>
-          <w:rPr>
-            <w:noProof/>
-            <w:webHidden/>
-          </w:rPr>
-          <w:fldChar w:fldCharType="end"/>
-        </w:r>
-      </w:hyperlink>
-    </w:p>
-    <w:p>
-      <w:pPr>
-        <w:pStyle w:val="22"/>
-        <w:tabs>
-          <w:tab w:val="right" w:leader="dot" w:pos="9345"/>
-        </w:tabs>
-        <w:rPr>
-          <w:noProof/>
-        </w:rPr>
-      </w:pPr>
-      <w:hyperlink w:anchor="_Toc241937904" w:history="1">
-        <w:r>
-          <w:rPr>
-            <w:rStyle w:val="af"/>
-            <w:b/>
-            <w:noProof/>
-          </w:rPr>
-          <w:t>2.7 Цифровые усилители</w:t>
-        </w:r>
-        <w:r>
-          <w:rPr>
-            <w:noProof/>
-            <w:webHidden/>
-          </w:rPr>
-          <w:tab/>
-        </w:r>
-        <w:r>
-          <w:rPr>
-            <w:noProof/>
-            <w:webHidden/>
-          </w:rPr>
-          <w:fldChar w:fldCharType="begin"/>
-        </w:r>
-        <w:r>
-          <w:rPr>
-            <w:noProof/>
-            <w:webHidden/>
-          </w:rPr>
-          <w:instrText xml:space="preserve"> PAGEREF _Toc241937904 \h </w:instrText>
+          <w:instrText xml:space="preserve"> PAGEREF _Toc241938602 \h </w:instrText>
         </w:r>
         <w:r>
           <w:rPr>
@@ -866,14 +747,14 @@
           <w:noProof/>
         </w:rPr>
       </w:pPr>
-      <w:hyperlink w:anchor="_Toc241937905" w:history="1">
+      <w:hyperlink w:anchor="_Toc241938603" w:history="1">
         <w:r>
           <w:rPr>
             <w:rStyle w:val="af"/>
             <w:b/>
             <w:noProof/>
           </w:rPr>
-          <w:t>2.8 Сводная матрица пяти сил</w:t>
+          <w:t>2.6 Сила 5. Угроза заменителей</w:t>
         </w:r>
         <w:r>
           <w:rPr>
@@ -894,7 +775,7 @@
             <w:noProof/>
             <w:webHidden/>
           </w:rPr>
-          <w:instrText xml:space="preserve"> PAGEREF _Toc241937905 \h </w:instrText>
+          <w:instrText xml:space="preserve"> PAGEREF _Toc241938603 \h </w:instrText>
         </w:r>
         <w:r>
           <w:rPr>
@@ -935,14 +816,14 @@
           <w:noProof/>
         </w:rPr>
       </w:pPr>
-      <w:hyperlink w:anchor="_Toc241937906" w:history="1">
+      <w:hyperlink w:anchor="_Toc241938604" w:history="1">
         <w:r>
           <w:rPr>
             <w:rStyle w:val="af"/>
             <w:b/>
             <w:noProof/>
           </w:rPr>
-          <w:t>2.9 Карточки сильнейших конкурентов</w:t>
+          <w:t>2.7 Цифровые усилители</w:t>
         </w:r>
         <w:r>
           <w:rPr>
@@ -963,7 +844,7 @@
             <w:noProof/>
             <w:webHidden/>
           </w:rPr>
-          <w:instrText xml:space="preserve"> PAGEREF _Toc241937906 \h </w:instrText>
+          <w:instrText xml:space="preserve"> PAGEREF _Toc241938604 \h </w:instrText>
         </w:r>
         <w:r>
           <w:rPr>
@@ -1004,7 +885,145 @@
           <w:noProof/>
         </w:rPr>
       </w:pPr>
-      <w:hyperlink w:anchor="_Toc241937907" w:history="1">
+      <w:hyperlink w:anchor="_Toc241938605" w:history="1">
+        <w:r>
+          <w:rPr>
+            <w:rStyle w:val="af"/>
+            <w:b/>
+            <w:noProof/>
+          </w:rPr>
+          <w:t>2.8 Сводная матрица пяти сил</w:t>
+        </w:r>
+        <w:r>
+          <w:rPr>
+            <w:noProof/>
+            <w:webHidden/>
+          </w:rPr>
+          <w:tab/>
+        </w:r>
+        <w:r>
+          <w:rPr>
+            <w:noProof/>
+            <w:webHidden/>
+          </w:rPr>
+          <w:fldChar w:fldCharType="begin"/>
+        </w:r>
+        <w:r>
+          <w:rPr>
+            <w:noProof/>
+            <w:webHidden/>
+          </w:rPr>
+          <w:instrText xml:space="preserve"> PAGEREF _Toc241938605 \h </w:instrText>
+        </w:r>
+        <w:r>
+          <w:rPr>
+            <w:noProof/>
+            <w:webHidden/>
+          </w:rPr>
+        </w:r>
+        <w:r>
+          <w:rPr>
+            <w:noProof/>
+            <w:webHidden/>
+          </w:rPr>
+          <w:fldChar w:fldCharType="separate"/>
+        </w:r>
+        <w:r>
+          <w:rPr>
+            <w:noProof/>
+            <w:webHidden/>
+          </w:rPr>
+          <w:t>13</w:t>
+        </w:r>
+        <w:r>
+          <w:rPr>
+            <w:noProof/>
+            <w:webHidden/>
+          </w:rPr>
+          <w:fldChar w:fldCharType="end"/>
+        </w:r>
+      </w:hyperlink>
+    </w:p>
+    <w:p>
+      <w:pPr>
+        <w:pStyle w:val="22"/>
+        <w:tabs>
+          <w:tab w:val="right" w:leader="dot" w:pos="9345"/>
+        </w:tabs>
+        <w:rPr>
+          <w:noProof/>
+        </w:rPr>
+      </w:pPr>
+      <w:hyperlink w:anchor="_Toc241938606" w:history="1">
+        <w:r>
+          <w:rPr>
+            <w:rStyle w:val="af"/>
+            <w:b/>
+            <w:noProof/>
+          </w:rPr>
+          <w:t>2.9 Карточки сильнейших конкурентов</w:t>
+        </w:r>
+        <w:r>
+          <w:rPr>
+            <w:noProof/>
+            <w:webHidden/>
+          </w:rPr>
+          <w:tab/>
+        </w:r>
+        <w:r>
+          <w:rPr>
+            <w:noProof/>
+            <w:webHidden/>
+          </w:rPr>
+          <w:fldChar w:fldCharType="begin"/>
+        </w:r>
+        <w:r>
+          <w:rPr>
+            <w:noProof/>
+            <w:webHidden/>
+          </w:rPr>
+          <w:instrText xml:space="preserve"> PAGEREF _Toc241938606 \h </w:instrText>
+        </w:r>
+        <w:r>
+          <w:rPr>
+            <w:noProof/>
+            <w:webHidden/>
+          </w:rPr>
+        </w:r>
+        <w:r>
+          <w:rPr>
+            <w:noProof/>
+            <w:webHidden/>
+          </w:rPr>
+          <w:fldChar w:fldCharType="separate"/>
+        </w:r>
+        <w:r>
+          <w:rPr>
+            <w:noProof/>
+            <w:webHidden/>
+          </w:rPr>
+          <w:t>14</w:t>
+        </w:r>
+        <w:r>
+          <w:rPr>
+            <w:noProof/>
+            <w:webHidden/>
+          </w:rPr>
+          <w:fldChar w:fldCharType="end"/>
+        </w:r>
+      </w:hyperlink>
+    </w:p>
+    <w:p>
+      <w:pPr>
+        <w:pStyle w:val="22"/>
+        <w:tabs>
+          <w:tab w:val="right" w:leader="dot" w:pos="9345"/>
+        </w:tabs>
+        <w:rPr>
+          <w:noProof/>
+        </w:rPr>
+      </w:pPr>
+      <w:hyperlink w:anchor="_Toc241938607" w:history="1">
         <w:r>
           <w:rPr>
             <w:rStyle w:val="af"/>
@@ -1032,76 +1051,7 @@
             <w:noProof/>
             <w:webHidden/>
           </w:rPr>
-          <w:instrText xml:space="preserve"> PAGEREF _Toc241937907 \h </w:instrText>
-        </w:r>
-        <w:r>
-          <w:rPr>
-            <w:noProof/>
-            <w:webHidden/>
-          </w:rPr>
-        </w:r>
-        <w:r>
-          <w:rPr>
-            <w:noProof/>
-            <w:webHidden/>
-          </w:rPr>
-          <w:fldChar w:fldCharType="separate"/>
-        </w:r>
-        <w:r>
-          <w:rPr>
-            <w:noProof/>
-            <w:webHidden/>
-          </w:rPr>
-          <w:t>16</w:t>
-        </w:r>
-        <w:r>
-          <w:rPr>
-            <w:noProof/>
-            <w:webHidden/>
-          </w:rPr>
-          <w:fldChar w:fldCharType="end"/>
-        </w:r>
-      </w:hyperlink>
-    </w:p>
-    <w:p>
-      <w:pPr>
-        <w:pStyle w:val="22"/>
-        <w:tabs>
-          <w:tab w:val="right" w:leader="dot" w:pos="9345"/>
-        </w:tabs>
-        <w:rPr>
-          <w:noProof/>
-        </w:rPr>
-      </w:pPr>
-      <w:hyperlink w:anchor="_Toc241937908" w:history="1">
-        <w:r>
-          <w:rPr>
-            <w:rStyle w:val="af"/>
-            <w:b/>
-            <w:noProof/>
-          </w:rPr>
-          <w:t>2.11 Проверка расчетов и чувствительность</w:t>
-        </w:r>
-        <w:r>
-          <w:rPr>
-            <w:noProof/>
-            <w:webHidden/>
-          </w:rPr>
-          <w:tab/>
-        </w:r>
-        <w:r>
-          <w:rPr>
-            <w:noProof/>
-            <w:webHidden/>
-          </w:rPr>
-          <w:fldChar w:fldCharType="begin"/>
-        </w:r>
-        <w:r>
-          <w:rPr>
-            <w:noProof/>
-            <w:webHidden/>
-          </w:rPr>
-          <w:instrText xml:space="preserve"> PAGEREF _Toc241937908 \h </w:instrText>
+          <w:instrText xml:space="preserve"> PAGEREF _Toc241938607 \h </w:instrText>
         </w:r>
         <w:r>
           <w:rPr>
@@ -1142,7 +1092,76 @@
           <w:noProof/>
         </w:rPr>
       </w:pPr>
-      <w:hyperlink w:anchor="_Toc241937909" w:history="1">
+      <w:hyperlink w:anchor="_Toc241938608" w:history="1">
+        <w:r>
+          <w:rPr>
+            <w:rStyle w:val="af"/>
+            <w:b/>
+            <w:noProof/>
+          </w:rPr>
+          <w:t>2.11 Проверка расчетов и чувствительность</w:t>
+        </w:r>
+        <w:r>
+          <w:rPr>
+            <w:noProof/>
+            <w:webHidden/>
+          </w:rPr>
+          <w:tab/>
+        </w:r>
+        <w:r>
+          <w:rPr>
+            <w:noProof/>
+            <w:webHidden/>
+          </w:rPr>
+          <w:fldChar w:fldCharType="begin"/>
+        </w:r>
+        <w:r>
+          <w:rPr>
+            <w:noProof/>
+            <w:webHidden/>
+          </w:rPr>
+          <w:instrText xml:space="preserve"> PAGEREF _Toc241938608 \h </w:instrText>
+        </w:r>
+        <w:r>
+          <w:rPr>
+            <w:noProof/>
+            <w:webHidden/>
+          </w:rPr>
+        </w:r>
+        <w:r>
+          <w:rPr>
+            <w:noProof/>
+            <w:webHidden/>
+          </w:rPr>
+          <w:fldChar w:fldCharType="separate"/>
+        </w:r>
+        <w:r>
+          <w:rPr>
+            <w:noProof/>
+            <w:webHidden/>
+          </w:rPr>
+          <w:t>18</w:t>
+        </w:r>
+        <w:r>
+          <w:rPr>
+            <w:noProof/>
+            <w:webHidden/>
+          </w:rPr>
+          <w:fldChar w:fldCharType="end"/>
+        </w:r>
+      </w:hyperlink>
+    </w:p>
+    <w:p>
+      <w:pPr>
+        <w:pStyle w:val="22"/>
+        <w:tabs>
+          <w:tab w:val="right" w:leader="dot" w:pos="9345"/>
+        </w:tabs>
+        <w:rPr>
+          <w:noProof/>
+        </w:rPr>
+      </w:pPr>
+      <w:hyperlink w:anchor="_Toc241938609" w:history="1">
         <w:r>
           <w:rPr>
             <w:rStyle w:val="af"/>
@@ -1170,7 +1189,7 @@
             <w:noProof/>
             <w:webHidden/>
           </w:rPr>
-          <w:instrText xml:space="preserve"> PAGEREF _Toc241937909 \h </w:instrText>
+          <w:instrText xml:space="preserve"> PAGEREF _Toc241938609 \h </w:instrText>
         </w:r>
         <w:r>
           <w:rPr>
@@ -1190,7 +1209,7 @@
             <w:noProof/>
             <w:webHidden/>
           </w:rPr>
-          <w:t>17</w:t>
+          <w:t>18</w:t>
         </w:r>
         <w:r>
           <w:rPr>
@@ -1211,7 +1230,7 @@
           <w:noProof/>
         </w:rPr>
       </w:pPr>
-      <w:hyperlink w:anchor="_Toc241937910" w:history="1">
+      <w:hyperlink w:anchor="_Toc241938610" w:history="1">
         <w:r>
           <w:rPr>
             <w:rStyle w:val="af"/>
@@ -1239,76 +1258,7 @@
             <w:noProof/>
             <w:webHidden/>
           </w:rPr>
-          <w:instrText xml:space="preserve"> PAGEREF _Toc241937910 \h </w:instrText>
-        </w:r>
-        <w:r>
-          <w:rPr>
-            <w:noProof/>
-            <w:webHidden/>
-          </w:rPr>
-        </w:r>
-        <w:r>
-          <w:rPr>
-            <w:noProof/>
-            <w:webHidden/>
-          </w:rPr>
-          <w:fldChar w:fldCharType="separate"/>
-        </w:r>
-        <w:r>
-          <w:rPr>
-            <w:noProof/>
-            <w:webHidden/>
-          </w:rPr>
-          <w:t>19</w:t>
-        </w:r>
-        <w:r>
-          <w:rPr>
-            <w:noProof/>
-            <w:webHidden/>
-          </w:rPr>
-          <w:fldChar w:fldCharType="end"/>
-        </w:r>
-      </w:hyperlink>
-    </w:p>
-    <w:p>
-      <w:pPr>
-        <w:pStyle w:val="12"/>
-        <w:tabs>
-          <w:tab w:val="right" w:leader="dot" w:pos="9345"/>
-        </w:tabs>
-        <w:rPr>
-          <w:noProof/>
-        </w:rPr>
-      </w:pPr>
-      <w:hyperlink w:anchor="_Toc241937911" w:history="1">
-        <w:r>
-          <w:rPr>
-            <w:rStyle w:val="af"/>
-            <w:b/>
-            <w:noProof/>
-          </w:rPr>
-          <w:t>ВЫВОДЫ</w:t>
-        </w:r>
-        <w:r>
-          <w:rPr>
-            <w:noProof/>
-            <w:webHidden/>
-          </w:rPr>
-          <w:tab/>
-        </w:r>
-        <w:r>
-          <w:rPr>
-            <w:noProof/>
-            <w:webHidden/>
-          </w:rPr>
-          <w:fldChar w:fldCharType="begin"/>
-        </w:r>
-        <w:r>
-          <w:rPr>
-            <w:noProof/>
-            <w:webHidden/>
-          </w:rPr>
-          <w:instrText xml:space="preserve"> PAGEREF _Toc241937911 \h </w:instrText>
+          <w:instrText xml:space="preserve"> PAGEREF _Toc241938610 \h </w:instrText>
         </w:r>
         <w:r>
           <w:rPr>
@@ -1349,14 +1299,14 @@
           <w:noProof/>
         </w:rPr>
       </w:pPr>
-      <w:hyperlink w:anchor="_Toc241937912" w:history="1">
+      <w:hyperlink w:anchor="_Toc241938611" w:history="1">
         <w:r>
           <w:rPr>
             <w:rStyle w:val="af"/>
             <w:b/>
             <w:noProof/>
           </w:rPr>
-          <w:t>СПИСОК ИСПОЛЬЗОВАННЫХ ИСТОЧНИКОВ</w:t>
+          <w:t>ВЫВОДЫ</w:t>
         </w:r>
         <w:r>
           <w:rPr>
@@ -1377,7 +1327,7 @@
             <w:noProof/>
             <w:webHidden/>
           </w:rPr>
-          <w:instrText xml:space="preserve"> PAGEREF _Toc241937912 \h </w:instrText>
+          <w:instrText xml:space="preserve"> PAGEREF _Toc241938611 \h </w:instrText>
         </w:r>
         <w:r>
           <w:rPr>
@@ -1418,7 +1368,76 @@
           <w:noProof/>
         </w:rPr>
       </w:pPr>
-      <w:hyperlink w:anchor="_Toc241937913" w:history="1">
+      <w:hyperlink w:anchor="_Toc241938612" w:history="1">
+        <w:r>
+          <w:rPr>
+            <w:rStyle w:val="af"/>
+            <w:b/>
+            <w:noProof/>
+          </w:rPr>
+          <w:t>СПИСОК ИСПОЛЬЗОВАННЫХ ИСТОЧНИКОВ</w:t>
+        </w:r>
+        <w:r>
+          <w:rPr>
+            <w:noProof/>
+            <w:webHidden/>
+          </w:rPr>
+          <w:tab/>
+        </w:r>
+        <w:r>
+          <w:rPr>
+            <w:noProof/>
+            <w:webHidden/>
+          </w:rPr>
+          <w:fldChar w:fldCharType="begin"/>
+        </w:r>
+        <w:r>
+          <w:rPr>
+            <w:noProof/>
+            <w:webHidden/>
+          </w:rPr>
+          <w:instrText xml:space="preserve"> PAGEREF _Toc241938612 \h </w:instrText>
+        </w:r>
+        <w:r>
+          <w:rPr>
+            <w:noProof/>
+            <w:webHidden/>
+          </w:rPr>
+        </w:r>
+        <w:r>
+          <w:rPr>
+            <w:noProof/>
+            <w:webHidden/>
+          </w:rPr>
+          <w:fldChar w:fldCharType="separate"/>
+        </w:r>
+        <w:r>
+          <w:rPr>
+            <w:noProof/>
+            <w:webHidden/>
+          </w:rPr>
+          <w:t>22</w:t>
+        </w:r>
+        <w:r>
+          <w:rPr>
+            <w:noProof/>
+            <w:webHidden/>
+          </w:rPr>
+          <w:fldChar w:fldCharType="end"/>
+        </w:r>
+      </w:hyperlink>
+    </w:p>
+    <w:p>
+      <w:pPr>
+        <w:pStyle w:val="12"/>
+        <w:tabs>
+          <w:tab w:val="right" w:leader="dot" w:pos="9345"/>
+        </w:tabs>
+        <w:rPr>
+          <w:noProof/>
+        </w:rPr>
+      </w:pPr>
+      <w:hyperlink w:anchor="_Toc241938613" w:history="1">
         <w:r>
           <w:rPr>
             <w:rStyle w:val="af"/>
@@ -1446,76 +1465,7 @@
             <w:noProof/>
             <w:webHidden/>
           </w:rPr>
-          <w:instrText xml:space="preserve"> PAGEREF _Toc241937913 \h </w:instrText>
-        </w:r>
-        <w:r>
-          <w:rPr>
-            <w:noProof/>
-            <w:webHidden/>
-          </w:rPr>
-        </w:r>
-        <w:r>
-          <w:rPr>
-            <w:noProof/>
-            <w:webHidden/>
-          </w:rPr>
-          <w:fldChar w:fldCharType="separate"/>
-        </w:r>
-        <w:r>
-          <w:rPr>
-            <w:noProof/>
-            <w:webHidden/>
-          </w:rPr>
-          <w:t>23</w:t>
-        </w:r>
-        <w:r>
-          <w:rPr>
-            <w:noProof/>
-            <w:webHidden/>
-          </w:rPr>
-          <w:fldChar w:fldCharType="end"/>
-        </w:r>
-      </w:hyperlink>
-    </w:p>
-    <w:p>
-      <w:pPr>
-        <w:pStyle w:val="12"/>
-        <w:tabs>
-          <w:tab w:val="right" w:leader="dot" w:pos="9345"/>
-        </w:tabs>
-        <w:rPr>
-          <w:noProof/>
-        </w:rPr>
-      </w:pPr>
-      <w:hyperlink w:anchor="_Toc241937914" w:history="1">
-        <w:r>
-          <w:rPr>
-            <w:rStyle w:val="af"/>
-            <w:b/>
-            <w:noProof/>
-          </w:rPr>
-          <w:t>ПРИЛОЖЕНИЕ Б</w:t>
-        </w:r>
-        <w:r>
-          <w:rPr>
-            <w:noProof/>
-            <w:webHidden/>
-          </w:rPr>
-          <w:tab/>
-        </w:r>
-        <w:r>
-          <w:rPr>
-            <w:noProof/>
-            <w:webHidden/>
-          </w:rPr>
-          <w:fldChar w:fldCharType="begin"/>
-        </w:r>
-        <w:r>
-          <w:rPr>
-            <w:noProof/>
-            <w:webHidden/>
-          </w:rPr>
-          <w:instrText xml:space="preserve"> PAGEREF _Toc241937914 \h </w:instrText>
+          <w:instrText xml:space="preserve"> PAGEREF _Toc241938613 \h </w:instrText>
         </w:r>
         <w:r>
           <w:rPr>
@@ -1556,14 +1506,14 @@
           <w:noProof/>
         </w:rPr>
       </w:pPr>
-      <w:hyperlink w:anchor="_Toc241937915" w:history="1">
+      <w:hyperlink w:anchor="_Toc241938614" w:history="1">
         <w:r>
           <w:rPr>
             <w:rStyle w:val="af"/>
             <w:b/>
             <w:noProof/>
           </w:rPr>
-          <w:t>ПРИЛОЖЕНИЕ В</w:t>
+          <w:t>ПРИЛОЖЕНИЕ Б</w:t>
         </w:r>
         <w:r>
           <w:rPr>
@@ -1584,7 +1534,7 @@
             <w:noProof/>
             <w:webHidden/>
           </w:rPr>
-          <w:instrText xml:space="preserve"> PAGEREF _Toc241937915 \h </w:instrText>
+          <w:instrText xml:space="preserve"> PAGEREF _Toc241938614 \h </w:instrText>
         </w:r>
         <w:r>
           <w:rPr>
@@ -1625,7 +1575,76 @@
           <w:noProof/>
         </w:rPr>
       </w:pPr>
-      <w:hyperlink w:anchor="_Toc241937916" w:history="1">
+      <w:hyperlink w:anchor="_Toc241938615" w:history="1">
+        <w:r>
+          <w:rPr>
+            <w:rStyle w:val="af"/>
+            <w:b/>
+            <w:noProof/>
+          </w:rPr>
+          <w:t>ПРИЛОЖЕНИЕ В</w:t>
+        </w:r>
+        <w:r>
+          <w:rPr>
+            <w:noProof/>
+            <w:webHidden/>
+          </w:rPr>
+          <w:tab/>
+        </w:r>
+        <w:r>
+          <w:rPr>
+            <w:noProof/>
+            <w:webHidden/>
+          </w:rPr>
+          <w:fldChar w:fldCharType="begin"/>
+        </w:r>
+        <w:r>
+          <w:rPr>
+            <w:noProof/>
+            <w:webHidden/>
+          </w:rPr>
+          <w:instrText xml:space="preserve"> PAGEREF _Toc241938615 \h </w:instrText>
+        </w:r>
+        <w:r>
+          <w:rPr>
+            <w:noProof/>
+            <w:webHidden/>
+          </w:rPr>
+        </w:r>
+        <w:r>
+          <w:rPr>
+            <w:noProof/>
+            <w:webHidden/>
+          </w:rPr>
+          <w:fldChar w:fldCharType="separate"/>
+        </w:r>
+        <w:r>
+          <w:rPr>
+            <w:noProof/>
+            <w:webHidden/>
+          </w:rPr>
+          <w:t>27</w:t>
+        </w:r>
+        <w:r>
+          <w:rPr>
+            <w:noProof/>
+            <w:webHidden/>
+          </w:rPr>
+          <w:fldChar w:fldCharType="end"/>
+        </w:r>
+      </w:hyperlink>
+    </w:p>
+    <w:p>
+      <w:pPr>
+        <w:pStyle w:val="12"/>
+        <w:tabs>
+          <w:tab w:val="right" w:leader="dot" w:pos="9345"/>
+        </w:tabs>
+        <w:rPr>
+          <w:noProof/>
+        </w:rPr>
+      </w:pPr>
+      <w:hyperlink w:anchor="_Toc241938616" w:history="1">
         <w:r>
           <w:rPr>
             <w:rStyle w:val="af"/>
@@ -1653,7 +1672,7 @@
             <w:noProof/>
             <w:webHidden/>
           </w:rPr>
-          <w:instrText xml:space="preserve"> PAGEREF _Toc241937916 \h </w:instrText>
+          <w:instrText xml:space="preserve"> PAGEREF _Toc241938616 \h </w:instrText>
         </w:r>
         <w:r>
           <w:rPr>
@@ -1673,7 +1692,76 @@
             <w:noProof/>
             <w:webHidden/>
           </w:rPr>
-          <w:t>26</w:t>
+          <w:t>28</w:t>
+        </w:r>
+        <w:r>
+          <w:rPr>
+            <w:noProof/>
+            <w:webHidden/>
+          </w:rPr>
+          <w:fldChar w:fldCharType="end"/>
+        </w:r>
+      </w:hyperlink>
+    </w:p>
+    <w:p>
+      <w:pPr>
+        <w:pStyle w:val="12"/>
+        <w:tabs>
+          <w:tab w:val="right" w:leader="dot" w:pos="9345"/>
+        </w:tabs>
+        <w:rPr>
+          <w:noProof/>
+        </w:rPr>
+      </w:pPr>
+      <w:hyperlink w:anchor="_Toc241938617" w:history="1">
+        <w:r>
+          <w:rPr>
+            <w:rStyle w:val="af"/>
+            <w:b/>
+            <w:noProof/>
+          </w:rPr>
+          <w:t>ПРИЛОЖЕНИЕ Д</w:t>
+        </w:r>
+        <w:r>
+          <w:rPr>
+            <w:noProof/>
+            <w:webHidden/>
+          </w:rPr>
+          <w:tab/>
+        </w:r>
+        <w:r>
+          <w:rPr>
+            <w:noProof/>
+            <w:webHidden/>
+          </w:rPr>
+          <w:fldChar w:fldCharType="begin"/>
+        </w:r>
+        <w:r>
+          <w:rPr>
+            <w:noProof/>
+            <w:webHidden/>
+          </w:rPr>
+          <w:instrText xml:space="preserve"> PAGEREF _Toc241938617 \h </w:instrText>
+        </w:r>
+        <w:r>
+          <w:rPr>
+            <w:noProof/>
+            <w:webHidden/>
+          </w:rPr>
+        </w:r>
+        <w:r>
+          <w:rPr>
+            <w:noProof/>
+            <w:webHidden/>
+          </w:rPr>
+          <w:fldChar w:fldCharType="separate"/>
+        </w:r>
+        <w:r>
+          <w:rPr>
+            <w:noProof/>
+            <w:webHidden/>
+          </w:rPr>
+          <w:t>29</w:t>
         </w:r>
         <w:r>
           <w:rPr>
@@ -1699,7 +1787,7 @@
         <w:spacing w:before="0" w:after="360" w:line="360" w:lineRule="exact"/>
         <w:ind w:firstLine="709"/>
       </w:pPr>
-      <w:bookmarkStart w:id="1" w:name="_Toc241937896"/>
+      <w:bookmarkStart w:id="1" w:name="_Toc241938596"/>
       <w:r>
         <w:rPr>
           <w:b/>
@@ -1760,7 +1848,13 @@
         <w:rPr>
           <w:sz w:val="28"/>
         </w:rPr>
-        <w:t xml:space="preserve"> [2] (классическая модель описана в работах [3], [4]), и сформулировать вывод о привлекательности рынка и стратегии входа.</w:t>
+        <w:t xml:space="preserve"> [2] (классическая модель описана в работах [3], [4]), и сформулировать вывод о привлекательности</w:t>
+      </w:r>
+      <w:r>
+        <w:rPr>
+          <w:sz w:val="28"/>
+        </w:rPr>
+        <w:t xml:space="preserve"> рынка и стратегии входа.</w:t>
       </w:r>
     </w:p>
     <w:p>
@@ -1774,13 +1868,7 @@
         <w:rPr>
           <w:sz w:val="28"/>
         </w:rPr>
-        <w:t xml:space="preserve">Для </w:t>
-      </w:r>
-      <w:r>
-        <w:rPr>
-          <w:sz w:val="28"/>
-        </w:rPr>
-        <w:t xml:space="preserve">достижения цели решены задачи: составлен список игроков (прямых конкурентов, частичных конкурентов и заменителей); использован единый снимок </w:t>
+        <w:t xml:space="preserve">Для достижения цели решены задачи: составлен список игроков (прямых конкурентов, частичных конкурентов и заменителей); использован единый снимок </w:t>
       </w:r>
       <w:r>
         <w:rPr>
@@ -1793,13 +1881,13 @@
         <w:rPr>
           <w:sz w:val="28"/>
         </w:rPr>
-        <w:t xml:space="preserve"> от 03.10.2026, снятый для ЛР2-3; рассчитаны концентрация трафика, структура каналов и индекс барьеров вх</w:t>
-      </w:r>
-      <w:r>
-        <w:rPr>
-          <w:sz w:val="28"/>
-        </w:rPr>
-        <w:t xml:space="preserve">ода в книге </w:t>
+        <w:t xml:space="preserve"> от 03.10.2026, снятый для ЛР2-3; рассчитаны концентрация трафика, структура каналов и индекс барьеро</w:t>
+      </w:r>
+      <w:r>
+        <w:rPr>
+          <w:sz w:val="28"/>
+        </w:rPr>
+        <w:t xml:space="preserve">в входа в книге </w:t>
       </w:r>
       <w:r>
         <w:rPr>
@@ -1851,13 +1939,13 @@
         <w:rPr>
           <w:sz w:val="28"/>
         </w:rPr>
-        <w:t>; оценена каждая из пяти сил по параметрам простого шаблона Портера и по доказательствам; оценены цифровые усилители; составлена сводная матрица, карточки сильнейших конкурентов и стр</w:t>
-      </w:r>
-      <w:r>
-        <w:rPr>
-          <w:sz w:val="28"/>
-        </w:rPr>
-        <w:t>атегия входа.</w:t>
+        <w:t>; оценена каждая из пяти сил по параметрам простого шаблона Портера и по доказательствам; оценены цифровые усилители; составлена сводная матрица, карточки сильнейших конкурентов и</w:t>
+      </w:r>
+      <w:r>
+        <w:rPr>
+          <w:sz w:val="28"/>
+        </w:rPr>
+        <w:t xml:space="preserve"> стратегия входа.</w:t>
       </w:r>
     </w:p>
     <w:p>
@@ -1884,13 +1972,13 @@
         <w:rPr>
           <w:sz w:val="28"/>
         </w:rPr>
-        <w:t>-моделей, территория - англоязычные страны и ЕС, контрольная - Беларусь и русскоязычный сегмент. Числа проекта (тарифы, цели, бюдже</w:t>
-      </w:r>
-      <w:r>
-        <w:rPr>
-          <w:sz w:val="28"/>
-        </w:rPr>
-        <w:t>т) сверены с ПЗ1 и ПЗ4 [7]. Все оценки конкурентов являются оценочными: они основаны на открытых данных и не доказывают фактическую выручку игроков.</w:t>
+        <w:t>-моделей, территория - англоязычные страны и ЕС, контрольная - Беларусь и русскоязычный сегмент. Числа проекта (тарифы, цели, б</w:t>
+      </w:r>
+      <w:r>
+        <w:rPr>
+          <w:sz w:val="28"/>
+        </w:rPr>
+        <w:t>юджет) сверены с ПЗ1 и ПЗ4 [7]. Все оценки конкурентов являются оценочными: они основаны на открытых данных и не доказывают фактическую выручку игроков.</w:t>
       </w:r>
     </w:p>
     <w:p>
@@ -1901,7 +1989,7 @@
         <w:ind w:firstLine="709"/>
       </w:pPr>
       <w:bookmarkStart w:id="2" w:name="_b608aa976fc82a0faaf3b83f58c735968afd03b"/>
-      <w:bookmarkStart w:id="3" w:name="_Toc241937897"/>
+      <w:bookmarkStart w:id="3" w:name="_Toc241938597"/>
       <w:bookmarkEnd w:id="0"/>
       <w:r>
         <w:rPr>
@@ -1924,7 +2012,13 @@
         <w:rPr>
           <w:sz w:val="28"/>
         </w:rPr>
-        <w:t xml:space="preserve">Работа выполнена в порядке, заданном методикой [1]: границы рынка, список игроков, оценка каждой из пяти сил с доказательствами, оценка цифровых усилителей, сводная матрица, вывод и стратегические последствия. Количественная часть рассчитана в книге </w:t>
+        <w:t xml:space="preserve">Работа выполнена в порядке, заданном методикой [1]: границы рынка, список игроков, оценка </w:t>
+      </w:r>
+      <w:r>
+        <w:rPr>
+          <w:sz w:val="28"/>
+        </w:rPr>
+        <w:t xml:space="preserve">каждой из пяти сил с доказательствами, оценка цифровых усилителей, сводная матрица, вывод и стратегические последствия. Количественная часть рассчитана в книге </w:t>
       </w:r>
       <w:r>
         <w:rPr>
@@ -1937,13 +2031,13 @@
         <w:rPr>
           <w:sz w:val="28"/>
         </w:rPr>
-        <w:t xml:space="preserve"> </w:t>
-      </w:r>
-      <w:r>
-        <w:rPr>
-          <w:sz w:val="28"/>
-        </w:rPr>
-        <w:t xml:space="preserve">по шаблону оценки конкуренции и барьеров входа и в простом шаблоне Портера; результаты независимо пересчитаны на </w:t>
+        <w:t xml:space="preserve"> по шаблону оценки конкуренции и барьеров входа и в простом шаблоне Портера; результаты нез</w:t>
+      </w:r>
+      <w:r>
+        <w:rPr>
+          <w:sz w:val="28"/>
+        </w:rPr>
+        <w:t xml:space="preserve">ависимо пересчитаны на </w:t>
       </w:r>
       <w:r>
         <w:rPr>
@@ -1966,7 +2060,7 @@
         <w:ind w:firstLine="709"/>
       </w:pPr>
       <w:bookmarkStart w:id="4" w:name="_c2dc16d95c34e7e7c75dbd4503de730b54879a3"/>
-      <w:bookmarkStart w:id="5" w:name="_Toc241937898"/>
+      <w:bookmarkStart w:id="5" w:name="_Toc241938598"/>
       <w:r>
         <w:rPr>
           <w:b/>
@@ -2033,14 +2127,46 @@
           <w:i/>
           <w:sz w:val="28"/>
         </w:rPr>
-        <w:t>Co</w:t>
+        <w:t>Copilot</w:t>
+      </w:r>
+      <w:r>
+        <w:rPr>
+          <w:sz w:val="28"/>
+        </w:rPr>
+        <w:t xml:space="preserve">, </w:t>
       </w:r>
       <w:r>
         <w:rPr>
           <w:i/>
           <w:sz w:val="28"/>
         </w:rPr>
-        <w:t>pilot</w:t>
+        <w:t>ChatGPT</w:t>
+      </w:r>
+      <w:r>
+        <w:rPr>
+          <w:sz w:val="28"/>
+        </w:rPr>
+        <w:t xml:space="preserve"> </w:t>
+      </w:r>
+      <w:r>
+        <w:rPr>
+          <w:i/>
+          <w:sz w:val="28"/>
+        </w:rPr>
+        <w:t>for</w:t>
+      </w:r>
+      <w:r>
+        <w:rPr>
+          <w:sz w:val="28"/>
+        </w:rPr>
+        <w:t xml:space="preserve"> </w:t>
+      </w:r>
+      <w:r>
+        <w:rPr>
+          <w:i/>
+          <w:sz w:val="28"/>
+        </w:rPr>
+        <w:t>Excel</w:t>
       </w:r>
       <w:r>
         <w:rPr>
@@ -2053,7 +2179,7 @@
           <w:i/>
           <w:sz w:val="28"/>
         </w:rPr>
-        <w:t>ChatGPT</w:t>
+        <w:t>Claude</w:t>
       </w:r>
       <w:r>
         <w:rPr>
@@ -2085,59 +2211,26 @@
         <w:rPr>
           <w:sz w:val="28"/>
         </w:rPr>
-        <w:t xml:space="preserve">, </w:t>
+        <w:t xml:space="preserve">), раздел «похожие сайты» сервиса </w:t>
       </w:r>
       <w:r>
         <w:rPr>
           <w:i/>
           <w:sz w:val="28"/>
         </w:rPr>
-        <w:t>Claude</w:t>
-      </w:r>
-      <w:r>
-        <w:rPr>
-          <w:sz w:val="28"/>
-        </w:rPr>
-        <w:t xml:space="preserve"> </w:t>
-      </w:r>
-      <w:r>
-        <w:rPr>
-          <w:i/>
-          <w:sz w:val="28"/>
-        </w:rPr>
-        <w:t>for</w:t>
-      </w:r>
-      <w:r>
-        <w:rPr>
-          <w:sz w:val="28"/>
-        </w:rPr>
-        <w:t xml:space="preserve"> </w:t>
-      </w:r>
-      <w:r>
-        <w:rPr>
-          <w:i/>
-          <w:sz w:val="28"/>
-        </w:rPr>
-        <w:t>Excel</w:t>
-      </w:r>
-      <w:r>
-        <w:rPr>
-          <w:sz w:val="28"/>
-        </w:rPr>
-        <w:t xml:space="preserve">), раздел «похожие сайты» сервиса </w:t>
-      </w:r>
-      <w:r>
-        <w:rPr>
-          <w:i/>
-          <w:sz w:val="28"/>
-        </w:rPr>
         <w:t>Similarweb</w:t>
       </w:r>
       <w:r>
         <w:rPr>
           <w:sz w:val="28"/>
         </w:rPr>
-        <w:t xml:space="preserve"> и каталоги </w:t>
+        <w:t xml:space="preserve"> и к</w:t>
+      </w:r>
+      <w:r>
+        <w:rPr>
+          <w:sz w:val="28"/>
+        </w:rPr>
+        <w:t xml:space="preserve">аталоги </w:t>
       </w:r>
       <w:r>
         <w:rPr>
@@ -2350,14 +2443,7 @@
                 <w:b/>
                 <w:sz w:val="24"/>
               </w:rPr>
-              <w:t>Визитов в меся</w:t>
-            </w:r>
-            <w:r>
-              <w:rPr>
-                <w:b/>
-                <w:sz w:val="24"/>
-              </w:rPr>
-              <w:t>ц, 06-08.2026</w:t>
+              <w:t>Визитов в месяц, 06-08.2026</w:t>
             </w:r>
           </w:p>
         </w:tc>
@@ -3799,7 +3885,13 @@
               <w:rPr>
                 <w:sz w:val="24"/>
               </w:rPr>
-              <w:t>-помощник в таблицах</w:t>
+              <w:t xml:space="preserve">-помощник в </w:t>
+            </w:r>
+            <w:r>
+              <w:rPr>
+                <w:sz w:val="24"/>
+              </w:rPr>
+              <w:t>таблицах</w:t>
             </w:r>
           </w:p>
         </w:tc>
@@ -4773,7 +4865,13 @@
         <w:rPr>
           <w:sz w:val="28"/>
         </w:rPr>
-        <w:t xml:space="preserve"> 12 сайтов, а еще 9 кандидатов рассмотрены без полного снимка из-за суточного лимита пробного доступа или отсутствия отдельного домена. Всего в таблице 21 игрока, что превышает минимум 20 кандидатов, а прямых конкурентов в нише пять: </w:t>
+        <w:t xml:space="preserve"> 12 сайтов, а еще 9 кандидатов рассмотрены без полного снимка из-за суточного лимита пробного доступа или отсутствия отдельного домена. Всего в таблице 21 игрока, что превышает минимум 20 кандид</w:t>
+      </w:r>
+      <w:r>
+        <w:rPr>
+          <w:sz w:val="28"/>
+        </w:rPr>
+        <w:t xml:space="preserve">атов, а прямых конкурентов в нише пять: </w:t>
       </w:r>
       <w:r>
         <w:rPr>
@@ -4806,14 +4904,7 @@
           <w:i/>
           <w:sz w:val="28"/>
         </w:rPr>
-        <w:t>Ari</w:t>
-      </w:r>
-      <w:r>
-        <w:rPr>
-          <w:i/>
-          <w:sz w:val="28"/>
-        </w:rPr>
-        <w:t>xcel</w:t>
+        <w:t>Arixcel</w:t>
       </w:r>
       <w:r>
         <w:rPr>
@@ -4868,7 +4959,7 @@
         <w:ind w:firstLine="709"/>
       </w:pPr>
       <w:bookmarkStart w:id="6" w:name="_e53e14f44ab4c8780a98a105cb988ad22318c27"/>
-      <w:bookmarkStart w:id="7" w:name="_Toc241937899"/>
+      <w:bookmarkStart w:id="7" w:name="_Toc241938599"/>
       <w:bookmarkEnd w:id="4"/>
       <w:r>
         <w:rPr>
@@ -4903,13 +4994,13 @@
         <w:rPr>
           <w:sz w:val="28"/>
         </w:rPr>
-        <w:t xml:space="preserve"> за июнь - август 2026 (одна дата, один период, весь мир, весь трафик) [8]. В расчет вошел релевантный трафик: визиты, умноженные на долю целевой географии, долю релевантного содержания и коэффициент к</w:t>
-      </w:r>
-      <w:r>
-        <w:rPr>
-          <w:sz w:val="28"/>
-        </w:rPr>
-        <w:t>ачества данных (допущение Д-15 из ЛР2-3). Суммарный релевантный трафик 12 сайтов составляет 87 230 визитов в месяц.</w:t>
+        <w:t xml:space="preserve"> за июнь - август 2026 (одна дата, один период, весь мир, весь трафик) [8]. В расчет вошел релевантный трафик: визиты, умноженные на долю целевой ге</w:t>
+      </w:r>
+      <w:r>
+        <w:rPr>
+          <w:sz w:val="28"/>
+        </w:rPr>
+        <w:t>ографии, долю релевантного содержания и коэффициент качества данных (допущение Д-15 из ЛР2-3). Суммарный релевантный трафик 12 сайтов составляет 87 230 визитов в месяц.</w:t>
       </w:r>
     </w:p>
     <w:p>
@@ -4936,13 +5027,13 @@
         <w:rPr>
           <w:sz w:val="28"/>
         </w:rPr>
-        <w:t>Таблица 2 – Доли релевантного трафика и ключевые каналы игрок</w:t>
-      </w:r>
-      <w:r>
-        <w:rPr>
-          <w:sz w:val="28"/>
-        </w:rPr>
-        <w:t>ов</w:t>
+        <w:t xml:space="preserve">Таблица </w:t>
+      </w:r>
+      <w:r>
+        <w:rPr>
+          <w:sz w:val="28"/>
+        </w:rPr>
+        <w:t>2 – Доли релевантного трафика и ключевые каналы игроков</w:t>
       </w:r>
     </w:p>
     <w:tbl>
@@ -6715,7 +6806,7 @@
           <w:sz w:val="28"/>
         </w:rPr>
         <w:drawing>
-          <wp:inline distT="0" distB="0" distL="0" distR="0" wp14:anchorId="49667320" wp14:editId="7A5B7E98">
+          <wp:inline distT="0" distB="0" distL="0" distR="0" wp14:anchorId="1F2C18C0" wp14:editId="79BE460D">
             <wp:extent cx="5334000" cy="2862146"/>
             <wp:effectExtent l="0" t="0" r="0" b="0"/>
             <wp:docPr id="12" name="Picture"/>
@@ -7144,7 +7235,7 @@
           <w:sz w:val="28"/>
         </w:rPr>
         <w:drawing>
-          <wp:inline distT="0" distB="0" distL="0" distR="0" wp14:anchorId="2314839C" wp14:editId="6509AAD9">
+          <wp:inline distT="0" distB="0" distL="0" distR="0" wp14:anchorId="13926BCB" wp14:editId="733E0304">
             <wp:extent cx="5334000" cy="2536902"/>
             <wp:effectExtent l="0" t="0" r="0" b="0"/>
             <wp:docPr id="15" name="Picture"/>
@@ -7993,7 +8084,7 @@
         <w:ind w:firstLine="709"/>
       </w:pPr>
       <w:bookmarkStart w:id="8" w:name="_6630f66e9bddc915a7c003d1a4416942be99820"/>
-      <w:bookmarkStart w:id="9" w:name="_Toc241937900"/>
+      <w:bookmarkStart w:id="9" w:name="_Toc241938600"/>
       <w:bookmarkEnd w:id="6"/>
       <w:r>
         <w:rPr>
@@ -10083,7 +10174,7 @@
           <w:sz w:val="28"/>
         </w:rPr>
         <w:drawing>
-          <wp:inline distT="0" distB="0" distL="0" distR="0" wp14:anchorId="3EEC22FF" wp14:editId="04075427">
+          <wp:inline distT="0" distB="0" distL="0" distR="0" wp14:anchorId="2D069A1A" wp14:editId="7152B5C7">
             <wp:extent cx="5334000" cy="2732048"/>
             <wp:effectExtent l="0" t="0" r="0" b="0"/>
             <wp:docPr id="19" name="Picture"/>
@@ -11035,7 +11126,7 @@
         <w:ind w:firstLine="709"/>
       </w:pPr>
       <w:bookmarkStart w:id="10" w:name="_32eb1a546c0e629ee5199cbd921989386414cef"/>
-      <w:bookmarkStart w:id="11" w:name="_Toc241937901"/>
+      <w:bookmarkStart w:id="11" w:name="_Toc241938601"/>
       <w:bookmarkEnd w:id="8"/>
       <w:r>
         <w:rPr>
@@ -11560,7 +11651,7 @@
         <w:ind w:firstLine="709"/>
       </w:pPr>
       <w:bookmarkStart w:id="12" w:name="_56392ae30d217601ca6b22348c46ed1cd30bda9"/>
-      <w:bookmarkStart w:id="13" w:name="_Toc241937902"/>
+      <w:bookmarkStart w:id="13" w:name="_Toc241938602"/>
       <w:bookmarkEnd w:id="10"/>
       <w:r>
         <w:rPr>
@@ -12164,7 +12255,7 @@
         <w:ind w:firstLine="709"/>
       </w:pPr>
       <w:bookmarkStart w:id="14" w:name="_81d55da623d41512ef63f4dc47f176415032501"/>
-      <w:bookmarkStart w:id="15" w:name="_Toc241937903"/>
+      <w:bookmarkStart w:id="15" w:name="_Toc241938603"/>
       <w:bookmarkEnd w:id="12"/>
       <w:r>
         <w:rPr>
@@ -12559,7 +12650,7 @@
         <w:ind w:firstLine="709"/>
       </w:pPr>
       <w:bookmarkStart w:id="16" w:name="_c864891c2a63545415c693c4f70871cf567029c"/>
-      <w:bookmarkStart w:id="17" w:name="_Toc241937904"/>
+      <w:bookmarkStart w:id="17" w:name="_Toc241938604"/>
       <w:bookmarkEnd w:id="14"/>
       <w:r>
         <w:rPr>
@@ -13210,7 +13301,7 @@
         <w:ind w:firstLine="709"/>
       </w:pPr>
       <w:bookmarkStart w:id="18" w:name="_ef6f952c7e24326ac23355a768c8b715ec8fce8"/>
-      <w:bookmarkStart w:id="19" w:name="_Toc241937905"/>
+      <w:bookmarkStart w:id="19" w:name="_Toc241938605"/>
       <w:bookmarkEnd w:id="16"/>
       <w:r>
         <w:rPr>
@@ -13850,7 +13941,7 @@
           <w:sz w:val="28"/>
         </w:rPr>
         <w:drawing>
-          <wp:inline distT="0" distB="0" distL="0" distR="0" wp14:anchorId="28340288" wp14:editId="6E51F53E">
+          <wp:inline distT="0" distB="0" distL="0" distR="0" wp14:anchorId="0D14876F" wp14:editId="679C75C7">
             <wp:extent cx="5334000" cy="2471853"/>
             <wp:effectExtent l="0" t="0" r="0" b="0"/>
             <wp:docPr id="27" name="Picture"/>
@@ -13945,7 +14036,7 @@
         <w:ind w:firstLine="709"/>
       </w:pPr>
       <w:bookmarkStart w:id="20" w:name="_6df6aabc6395b7d9765c374a4a7f2d43c0ba1e7"/>
-      <w:bookmarkStart w:id="21" w:name="_Toc241937906"/>
+      <w:bookmarkStart w:id="21" w:name="_Toc241938606"/>
       <w:bookmarkEnd w:id="18"/>
       <w:r>
         <w:rPr>
@@ -17607,7 +17698,7 @@
         <w:ind w:firstLine="709"/>
       </w:pPr>
       <w:bookmarkStart w:id="22" w:name="_bd0f162afc2e7ad7347811c158aa5f062feeff4"/>
-      <w:bookmarkStart w:id="23" w:name="_Toc241937907"/>
+      <w:bookmarkStart w:id="23" w:name="_Toc241938607"/>
       <w:bookmarkEnd w:id="20"/>
       <w:r>
         <w:rPr>
@@ -18370,7 +18461,7 @@
         <w:ind w:firstLine="709"/>
       </w:pPr>
       <w:bookmarkStart w:id="24" w:name="_07f39535de8dfb555f41c49666d7d7ad4469d72"/>
-      <w:bookmarkStart w:id="25" w:name="_Toc241937908"/>
+      <w:bookmarkStart w:id="25" w:name="_Toc241938608"/>
       <w:bookmarkEnd w:id="22"/>
       <w:r>
         <w:rPr>
@@ -19483,7 +19574,7 @@
         <w:ind w:firstLine="709"/>
       </w:pPr>
       <w:bookmarkStart w:id="26" w:name="_ограничения"/>
-      <w:bookmarkStart w:id="27" w:name="_Toc241937909"/>
+      <w:bookmarkStart w:id="27" w:name="_Toc241938609"/>
       <w:bookmarkEnd w:id="24"/>
       <w:r>
         <w:rPr>
@@ -19646,7 +19737,7 @@
         <w:ind w:firstLine="709"/>
       </w:pPr>
       <w:bookmarkStart w:id="28" w:name="_1bfdad9d2d88ddb6ca16c31c1d4d4943679f32f"/>
-      <w:bookmarkStart w:id="29" w:name="_Toc241937910"/>
+      <w:bookmarkStart w:id="29" w:name="_Toc241938610"/>
       <w:bookmarkEnd w:id="26"/>
       <w:bookmarkEnd w:id="2"/>
       <w:r>
@@ -20038,7 +20129,7 @@
         <w:jc w:val="center"/>
       </w:pPr>
       <w:bookmarkStart w:id="30" w:name="_выводы"/>
-      <w:bookmarkStart w:id="31" w:name="_Toc241937911"/>
+      <w:bookmarkStart w:id="31" w:name="_Toc241938611"/>
       <w:bookmarkEnd w:id="28"/>
       <w:r>
         <w:rPr>
@@ -20321,7 +20412,7 @@
         <w:jc w:val="center"/>
       </w:pPr>
       <w:bookmarkStart w:id="32" w:name="_274f6a444530ef90b0479dabf3d210f01e97699"/>
-      <w:bookmarkStart w:id="33" w:name="_Toc241937912"/>
+      <w:bookmarkStart w:id="33" w:name="_Toc241938612"/>
       <w:bookmarkEnd w:id="30"/>
       <w:r>
         <w:rPr>
@@ -21587,7 +21678,7 @@
         <w:jc w:val="center"/>
       </w:pPr>
       <w:bookmarkStart w:id="34" w:name="_3d74faf1500c1b2a4a8bfa8e0e37c74206ce73d"/>
-      <w:bookmarkStart w:id="35" w:name="_Toc241937913"/>
+      <w:bookmarkStart w:id="35" w:name="_Toc241938613"/>
       <w:bookmarkEnd w:id="32"/>
       <w:r>
         <w:rPr>
@@ -22651,7 +22742,7 @@
         <w:jc w:val="center"/>
       </w:pPr>
       <w:bookmarkStart w:id="36" w:name="_d684f183eb868ee4ace295916bed2e6be64d16e"/>
-      <w:bookmarkStart w:id="37" w:name="_Toc241937914"/>
+      <w:bookmarkStart w:id="37" w:name="_Toc241938614"/>
       <w:bookmarkEnd w:id="34"/>
       <w:r>
         <w:rPr>
@@ -23041,7 +23132,7 @@
               <w:rPr>
                 <w:sz w:val="24"/>
               </w:rPr>
-              <w:t>выгрузить показатели по 10-20 запросам ядра ЛР1</w:t>
+              <w:t>платный доступ недоступен; использованы модельные показатели (приложение Д), реальные заменить выгрузкой</w:t>
             </w:r>
           </w:p>
         </w:tc>
@@ -23886,6 +23977,7 @@
         <w:rPr>
           <w:sz w:val="28"/>
         </w:rPr>
+        <w:lastRenderedPageBreak/>
         <w:t>Пункты 1-5 выполняются в сервисах под аккаунтом студентки; пункт 6 нужен для ЛР5 и ЛР6.</w:t>
       </w:r>
     </w:p>
@@ -23898,7 +23990,7 @@
         <w:jc w:val="center"/>
       </w:pPr>
       <w:bookmarkStart w:id="38" w:name="_cb59224a7032ef66ab429e7df9b4e4c597bc187"/>
-      <w:bookmarkStart w:id="39" w:name="_Toc241937915"/>
+      <w:bookmarkStart w:id="39" w:name="_Toc241938615"/>
       <w:bookmarkEnd w:id="36"/>
       <w:r>
         <w:rPr>
@@ -24634,7 +24726,7 @@
         <w:jc w:val="center"/>
       </w:pPr>
       <w:bookmarkStart w:id="40" w:name="_36e5ced6b29eabb38058bfd1a6b3384d71712dd"/>
-      <w:bookmarkStart w:id="41" w:name="_Toc241937916"/>
+      <w:bookmarkStart w:id="41" w:name="_Toc241938616"/>
       <w:bookmarkEnd w:id="38"/>
       <w:r>
         <w:rPr>
@@ -25572,7 +25664,2546 @@
         <w:t>: нужно уведомление до списания и простая отмена.</w:t>
       </w:r>
     </w:p>
-    <w:bookmarkEnd w:id="40"/>
+    <w:p>
+      <w:pPr>
+        <w:pStyle w:val="1"/>
+        <w:keepNext w:val="0"/>
+        <w:pageBreakBefore/>
+        <w:spacing w:before="0" w:after="0" w:line="360" w:lineRule="exact"/>
+        <w:jc w:val="center"/>
+      </w:pPr>
+      <w:bookmarkStart w:id="42" w:name="_66fcbafe8bc9e7780670ba4b2232c7930f0801d"/>
+      <w:bookmarkStart w:id="43" w:name="_Toc241938617"/>
+      <w:bookmarkEnd w:id="40"/>
+      <w:r>
+        <w:rPr>
+          <w:b/>
+          <w:sz w:val="28"/>
+        </w:rPr>
+        <w:lastRenderedPageBreak/>
+        <w:t>ПРИЛОЖЕНИЕ Д</w:t>
+      </w:r>
+      <w:bookmarkEnd w:id="43"/>
+    </w:p>
+    <w:p>
+      <w:pPr>
+        <w:spacing w:after="0" w:line="360" w:lineRule="exact"/>
+        <w:jc w:val="center"/>
+      </w:pPr>
+      <w:r>
+        <w:rPr>
+          <w:sz w:val="28"/>
+        </w:rPr>
+        <w:t>(</w:t>
+      </w:r>
+      <w:r>
+        <w:rPr>
+          <w:sz w:val="28"/>
+        </w:rPr>
+        <w:t>справочное)</w:t>
+      </w:r>
+    </w:p>
+    <w:p>
+      <w:pPr>
+        <w:spacing w:after="360" w:line="360" w:lineRule="exact"/>
+        <w:jc w:val="center"/>
+      </w:pPr>
+      <w:r>
+        <w:rPr>
+          <w:b/>
+          <w:sz w:val="28"/>
+        </w:rPr>
+        <w:t>Модельные поисково-рекламные показатели</w:t>
+      </w:r>
+    </w:p>
+    <w:p>
+      <w:pPr>
+        <w:pStyle w:val="FirstParagraph"/>
+        <w:spacing w:before="0" w:after="0" w:line="360" w:lineRule="exact"/>
+        <w:ind w:firstLine="709"/>
+        <w:jc w:val="both"/>
+      </w:pPr>
+      <w:r>
+        <w:rPr>
+          <w:i/>
+          <w:sz w:val="28"/>
+        </w:rPr>
+        <w:t>Google</w:t>
+      </w:r>
+      <w:r>
+        <w:rPr>
+          <w:sz w:val="28"/>
+        </w:rPr>
+        <w:t xml:space="preserve"> </w:t>
+      </w:r>
+      <w:r>
+        <w:rPr>
+          <w:i/>
+          <w:sz w:val="28"/>
+        </w:rPr>
+        <w:t>Keyword</w:t>
+      </w:r>
+      <w:r>
+        <w:rPr>
+          <w:sz w:val="28"/>
+        </w:rPr>
+        <w:t xml:space="preserve"> </w:t>
+      </w:r>
+      <w:r>
+        <w:rPr>
+          <w:i/>
+          <w:sz w:val="28"/>
+        </w:rPr>
+        <w:t>Planner</w:t>
+      </w:r>
+      <w:r>
+        <w:rPr>
+          <w:sz w:val="28"/>
+        </w:rPr>
+        <w:t xml:space="preserve">, </w:t>
+      </w:r>
+      <w:r>
+        <w:rPr>
+          <w:i/>
+          <w:sz w:val="28"/>
+        </w:rPr>
+        <w:t>Semrush</w:t>
+      </w:r>
+      <w:r>
+        <w:rPr>
+          <w:sz w:val="28"/>
+        </w:rPr>
+        <w:t xml:space="preserve"> и рекламные кабинеты требуют платного доступа или аккаунта с оплатой, поэтому показатели запросов ядра ЛР1 смоделированы (генератор и файлы - в папке 00_Общее/Модельные_данные, допущение Д-33). Объем запроса рассчитан как доля из </w:t>
+      </w:r>
+      <w:r>
+        <w:rPr>
+          <w:i/>
+          <w:sz w:val="28"/>
+        </w:rPr>
+        <w:t>Google</w:t>
+      </w:r>
+      <w:r>
+        <w:rPr>
+          <w:sz w:val="28"/>
+        </w:rPr>
+        <w:t xml:space="preserve"> </w:t>
+      </w:r>
+      <w:r>
+        <w:rPr>
+          <w:i/>
+          <w:sz w:val="28"/>
+        </w:rPr>
+        <w:t>Trends</w:t>
+      </w:r>
+      <w:r>
+        <w:rPr>
+          <w:sz w:val="28"/>
+        </w:rPr>
+        <w:t xml:space="preserve"> (ЛР1) от ус</w:t>
+      </w:r>
+      <w:r>
+        <w:rPr>
+          <w:sz w:val="28"/>
+        </w:rPr>
+        <w:t>ловной опоры 1 500 000 запросов в месяц для «</w:t>
+      </w:r>
+      <w:r>
+        <w:rPr>
+          <w:i/>
+          <w:sz w:val="28"/>
+        </w:rPr>
+        <w:t>excel</w:t>
+      </w:r>
+      <w:r>
+        <w:rPr>
+          <w:sz w:val="28"/>
+        </w:rPr>
+        <w:t xml:space="preserve"> </w:t>
+      </w:r>
+      <w:r>
+        <w:rPr>
+          <w:i/>
+          <w:sz w:val="28"/>
+        </w:rPr>
+        <w:t>formulas</w:t>
+      </w:r>
+      <w:r>
+        <w:rPr>
+          <w:sz w:val="28"/>
+        </w:rPr>
+        <w:t>»; стоимость клика и конкурентность заданы диапазонами по классу намерения. Это ориентиры, а не выгрузка сервиса.</w:t>
+      </w:r>
+    </w:p>
+    <w:p>
+      <w:pPr>
+        <w:pStyle w:val="a0"/>
+        <w:spacing w:before="0" w:after="0" w:line="360" w:lineRule="exact"/>
+        <w:ind w:firstLine="709"/>
+        <w:jc w:val="both"/>
+      </w:pPr>
+      <w:r>
+        <w:rPr>
+          <w:sz w:val="28"/>
+        </w:rPr>
+        <w:t>В таблице 23 представлено: модельные показатели запросов ядра.</w:t>
+      </w:r>
+    </w:p>
+    <w:p>
+      <w:pPr>
+        <w:pStyle w:val="a0"/>
+        <w:keepNext/>
+        <w:spacing w:before="0" w:after="0" w:line="360" w:lineRule="exact"/>
+      </w:pPr>
+      <w:r>
+        <w:rPr>
+          <w:sz w:val="28"/>
+        </w:rPr>
+        <w:t>Таблица 23 – Модельн</w:t>
+      </w:r>
+      <w:r>
+        <w:rPr>
+          <w:sz w:val="28"/>
+        </w:rPr>
+        <w:t>ые показатели запросов ядра</w:t>
+      </w:r>
+    </w:p>
+    <w:tbl>
+      <w:tblPr>
+        <w:tblStyle w:val="Table"/>
+        <w:tblW w:w="9355" w:type="dxa"/>
+        <w:jc w:val="center"/>
+        <w:tblBorders>
+          <w:top w:val="single" w:sz="4" w:space="0" w:color="000000"/>
+          <w:left w:val="single" w:sz="4" w:space="0" w:color="000000"/>
+          <w:bottom w:val="single" w:sz="4" w:space="0" w:color="000000"/>
+          <w:right w:val="single" w:sz="4" w:space="0" w:color="000000"/>
+          <w:insideH w:val="single" w:sz="4" w:space="0" w:color="000000"/>
+          <w:insideV w:val="single" w:sz="4" w:space="0" w:color="000000"/>
+        </w:tblBorders>
+        <w:tblLayout w:type="fixed"/>
+        <w:tblLook w:val="0020" w:firstRow="1" w:lastRow="0" w:firstColumn="0" w:lastColumn="0" w:noHBand="0" w:noVBand="0"/>
+      </w:tblPr>
+      <w:tblGrid>
+        <w:gridCol w:w="1332"/>
+        <w:gridCol w:w="1658"/>
+        <w:gridCol w:w="712"/>
+        <w:gridCol w:w="1114"/>
+        <w:gridCol w:w="1658"/>
+        <w:gridCol w:w="1223"/>
+        <w:gridCol w:w="1658"/>
+      </w:tblGrid>
+      <w:tr>
+        <w:trPr>
+          <w:cnfStyle w:val="100000000000" w:firstRow="1" w:lastRow="0" w:firstColumn="0" w:lastColumn="0" w:oddVBand="0" w:evenVBand="0" w:oddHBand="0" w:evenHBand="0" w:firstRowFirstColumn="0" w:firstRowLastColumn="0" w:lastRowFirstColumn="0" w:lastRowLastColumn="0"/>
+          <w:cantSplit/>
+          <w:tblHeader/>
+          <w:jc w:val="center"/>
+        </w:trPr>
+        <w:tc>
+          <w:tcPr>
+            <w:tcW w:w="1332" w:type="dxa"/>
+            <w:vAlign w:val="center"/>
+          </w:tcPr>
+          <w:p>
+            <w:pPr>
+              <w:pStyle w:val="Compact"/>
+              <w:spacing w:before="0" w:after="0" w:line="280" w:lineRule="exact"/>
+              <w:jc w:val="center"/>
+            </w:pPr>
+            <w:r>
+              <w:rPr>
+                <w:b/>
+                <w:sz w:val="24"/>
+              </w:rPr>
+              <w:t>Запрос</w:t>
+            </w:r>
+          </w:p>
+        </w:tc>
+        <w:tc>
+          <w:tcPr>
+            <w:tcW w:w="1658" w:type="dxa"/>
+            <w:vAlign w:val="center"/>
+          </w:tcPr>
+          <w:p>
+            <w:pPr>
+              <w:pStyle w:val="Compact"/>
+              <w:spacing w:before="0" w:after="0" w:line="280" w:lineRule="exact"/>
+              <w:jc w:val="center"/>
+            </w:pPr>
+            <w:r>
+              <w:rPr>
+                <w:b/>
+                <w:sz w:val="24"/>
+              </w:rPr>
+              <w:t>Намерение</w:t>
+            </w:r>
+          </w:p>
+        </w:tc>
+        <w:tc>
+          <w:tcPr>
+            <w:tcW w:w="712" w:type="dxa"/>
+            <w:vAlign w:val="center"/>
+          </w:tcPr>
+          <w:p>
+            <w:pPr>
+              <w:pStyle w:val="Compact"/>
+              <w:spacing w:before="0" w:after="0" w:line="280" w:lineRule="exact"/>
+              <w:jc w:val="center"/>
+            </w:pPr>
+            <w:r>
+              <w:rPr>
+                <w:b/>
+                <w:sz w:val="24"/>
+              </w:rPr>
+              <w:t>Объем в месяц</w:t>
+            </w:r>
+          </w:p>
+        </w:tc>
+        <w:tc>
+          <w:tcPr>
+            <w:tcW w:w="1114" w:type="dxa"/>
+            <w:vAlign w:val="center"/>
+          </w:tcPr>
+          <w:p>
+            <w:pPr>
+              <w:pStyle w:val="Compact"/>
+              <w:spacing w:before="0" w:after="0" w:line="280" w:lineRule="exact"/>
+              <w:jc w:val="center"/>
+            </w:pPr>
+            <w:r>
+              <w:rPr>
+                <w:b/>
+                <w:i/>
+                <w:sz w:val="24"/>
+              </w:rPr>
+              <w:t>CPC</w:t>
+            </w:r>
+            <w:r>
+              <w:rPr>
+                <w:b/>
+                <w:sz w:val="24"/>
+              </w:rPr>
+              <w:t xml:space="preserve">, </w:t>
+            </w:r>
+            <w:r>
+              <w:rPr>
+                <w:b/>
+                <w:i/>
+                <w:sz w:val="24"/>
+              </w:rPr>
+              <w:t>EUR</w:t>
+            </w:r>
+          </w:p>
+        </w:tc>
+        <w:tc>
+          <w:tcPr>
+            <w:tcW w:w="1658" w:type="dxa"/>
+            <w:vAlign w:val="center"/>
+          </w:tcPr>
+          <w:p>
+            <w:pPr>
+              <w:pStyle w:val="Compact"/>
+              <w:spacing w:before="0" w:after="0" w:line="280" w:lineRule="exact"/>
+              <w:jc w:val="center"/>
+            </w:pPr>
+            <w:r>
+              <w:rPr>
+                <w:b/>
+                <w:sz w:val="24"/>
+              </w:rPr>
+              <w:t>Конкурентность</w:t>
+            </w:r>
+          </w:p>
+        </w:tc>
+        <w:tc>
+          <w:tcPr>
+            <w:tcW w:w="1223" w:type="dxa"/>
+            <w:vAlign w:val="center"/>
+          </w:tcPr>
+          <w:p>
+            <w:pPr>
+              <w:pStyle w:val="Compact"/>
+              <w:spacing w:before="0" w:after="0" w:line="280" w:lineRule="exact"/>
+              <w:jc w:val="center"/>
+            </w:pPr>
+            <w:r>
+              <w:rPr>
+                <w:b/>
+                <w:i/>
+                <w:sz w:val="24"/>
+              </w:rPr>
+              <w:t>SEO</w:t>
+            </w:r>
+            <w:r>
+              <w:rPr>
+                <w:b/>
+                <w:sz w:val="24"/>
+              </w:rPr>
+              <w:t xml:space="preserve"> </w:t>
+            </w:r>
+            <w:r>
+              <w:rPr>
+                <w:b/>
+                <w:i/>
+                <w:sz w:val="24"/>
+              </w:rPr>
+              <w:t>difficulty</w:t>
+            </w:r>
+          </w:p>
+        </w:tc>
+        <w:tc>
+          <w:tcPr>
+            <w:tcW w:w="1658" w:type="dxa"/>
+            <w:vAlign w:val="center"/>
+          </w:tcPr>
+          <w:p>
+            <w:pPr>
+              <w:pStyle w:val="Compact"/>
+              <w:spacing w:before="0" w:after="0" w:line="280" w:lineRule="exact"/>
+              <w:jc w:val="center"/>
+            </w:pPr>
+            <w:r>
+              <w:rPr>
+                <w:b/>
+                <w:sz w:val="24"/>
+              </w:rPr>
+              <w:t>Рекламодателей</w:t>
+            </w:r>
+          </w:p>
+        </w:tc>
+      </w:tr>
+      <w:tr>
+        <w:trPr>
+          <w:cantSplit/>
+          <w:jc w:val="center"/>
+        </w:trPr>
+        <w:tc>
+          <w:tcPr>
+            <w:tcW w:w="1332" w:type="dxa"/>
+            <w:vAlign w:val="center"/>
+          </w:tcPr>
+          <w:p>
+            <w:pPr>
+              <w:pStyle w:val="Compact"/>
+              <w:spacing w:before="0" w:after="0" w:line="280" w:lineRule="exact"/>
+              <w:jc w:val="center"/>
+            </w:pPr>
+            <w:r>
+              <w:rPr>
+                <w:i/>
+                <w:sz w:val="24"/>
+              </w:rPr>
+              <w:t>excel</w:t>
+            </w:r>
+            <w:r>
+              <w:rPr>
+                <w:sz w:val="24"/>
+              </w:rPr>
+              <w:t xml:space="preserve"> </w:t>
+            </w:r>
+            <w:r>
+              <w:rPr>
+                <w:i/>
+                <w:sz w:val="24"/>
+              </w:rPr>
+              <w:t>formulas</w:t>
+            </w:r>
+          </w:p>
+        </w:tc>
+        <w:tc>
+          <w:tcPr>
+            <w:tcW w:w="1658" w:type="dxa"/>
+            <w:vAlign w:val="center"/>
+          </w:tcPr>
+          <w:p>
+            <w:pPr>
+              <w:pStyle w:val="Compact"/>
+              <w:spacing w:before="0" w:after="0" w:line="280" w:lineRule="exact"/>
+              <w:jc w:val="center"/>
+            </w:pPr>
+            <w:r>
+              <w:rPr>
+                <w:sz w:val="24"/>
+              </w:rPr>
+              <w:t>информационный</w:t>
+            </w:r>
+          </w:p>
+        </w:tc>
+        <w:tc>
+          <w:tcPr>
+            <w:tcW w:w="712" w:type="dxa"/>
+            <w:vAlign w:val="center"/>
+          </w:tcPr>
+          <w:p>
+            <w:pPr>
+              <w:pStyle w:val="Compact"/>
+              <w:spacing w:before="0" w:after="0" w:line="280" w:lineRule="exact"/>
+              <w:jc w:val="center"/>
+            </w:pPr>
+            <w:r>
+              <w:rPr>
+                <w:sz w:val="24"/>
+              </w:rPr>
+              <w:t>1 601 740</w:t>
+            </w:r>
+          </w:p>
+        </w:tc>
+        <w:tc>
+          <w:tcPr>
+            <w:tcW w:w="1114" w:type="dxa"/>
+            <w:vAlign w:val="center"/>
+          </w:tcPr>
+          <w:p>
+            <w:pPr>
+              <w:pStyle w:val="Compact"/>
+              <w:spacing w:before="0" w:after="0" w:line="280" w:lineRule="exact"/>
+              <w:jc w:val="center"/>
+            </w:pPr>
+            <w:r>
+              <w:rPr>
+                <w:sz w:val="24"/>
+              </w:rPr>
+              <w:t>0,35-1,12</w:t>
+            </w:r>
+          </w:p>
+        </w:tc>
+        <w:tc>
+          <w:tcPr>
+            <w:tcW w:w="1658" w:type="dxa"/>
+            <w:vAlign w:val="center"/>
+          </w:tcPr>
+          <w:p>
+            <w:pPr>
+              <w:pStyle w:val="Compact"/>
+              <w:spacing w:before="0" w:after="0" w:line="280" w:lineRule="exact"/>
+              <w:jc w:val="center"/>
+            </w:pPr>
+            <w:r>
+              <w:rPr>
+                <w:sz w:val="24"/>
+              </w:rPr>
+              <w:t>50</w:t>
+            </w:r>
+          </w:p>
+        </w:tc>
+        <w:tc>
+          <w:tcPr>
+            <w:tcW w:w="1223" w:type="dxa"/>
+            <w:vAlign w:val="center"/>
+          </w:tcPr>
+          <w:p>
+            <w:pPr>
+              <w:pStyle w:val="Compact"/>
+              <w:spacing w:before="0" w:after="0" w:line="280" w:lineRule="exact"/>
+              <w:jc w:val="center"/>
+            </w:pPr>
+            <w:r>
+              <w:rPr>
+                <w:sz w:val="24"/>
+              </w:rPr>
+              <w:t>45</w:t>
+            </w:r>
+          </w:p>
+        </w:tc>
+        <w:tc>
+          <w:tcPr>
+            <w:tcW w:w="1658" w:type="dxa"/>
+            <w:vAlign w:val="center"/>
+          </w:tcPr>
+          <w:p>
+            <w:pPr>
+              <w:pStyle w:val="Compact"/>
+              <w:spacing w:before="0" w:after="0" w:line="280" w:lineRule="exact"/>
+              <w:jc w:val="center"/>
+            </w:pPr>
+            <w:r>
+              <w:rPr>
+                <w:sz w:val="24"/>
+              </w:rPr>
+              <w:t>10</w:t>
+            </w:r>
+          </w:p>
+        </w:tc>
+      </w:tr>
+      <w:tr>
+        <w:trPr>
+          <w:cantSplit/>
+          <w:jc w:val="center"/>
+        </w:trPr>
+        <w:tc>
+          <w:tcPr>
+            <w:tcW w:w="1332" w:type="dxa"/>
+            <w:vAlign w:val="center"/>
+          </w:tcPr>
+          <w:p>
+            <w:pPr>
+              <w:pStyle w:val="Compact"/>
+              <w:spacing w:before="0" w:after="0" w:line="280" w:lineRule="exact"/>
+              <w:jc w:val="center"/>
+            </w:pPr>
+            <w:r>
+              <w:rPr>
+                <w:i/>
+                <w:sz w:val="24"/>
+              </w:rPr>
+              <w:t>financial</w:t>
+            </w:r>
+            <w:r>
+              <w:rPr>
+                <w:sz w:val="24"/>
+              </w:rPr>
+              <w:t xml:space="preserve"> </w:t>
+            </w:r>
+            <w:r>
+              <w:rPr>
+                <w:i/>
+                <w:sz w:val="24"/>
+              </w:rPr>
+              <w:t>modeling</w:t>
+            </w:r>
+          </w:p>
+        </w:tc>
+        <w:tc>
+          <w:tcPr>
+            <w:tcW w:w="1658" w:type="dxa"/>
+            <w:vAlign w:val="center"/>
+          </w:tcPr>
+          <w:p>
+            <w:pPr>
+              <w:pStyle w:val="Compact"/>
+              <w:spacing w:before="0" w:after="0" w:line="280" w:lineRule="exact"/>
+              <w:jc w:val="center"/>
+            </w:pPr>
+            <w:r>
+              <w:rPr>
+                <w:sz w:val="24"/>
+              </w:rPr>
+              <w:t>информационный</w:t>
+            </w:r>
+          </w:p>
+        </w:tc>
+        <w:tc>
+          <w:tcPr>
+            <w:tcW w:w="712" w:type="dxa"/>
+            <w:vAlign w:val="center"/>
+          </w:tcPr>
+          <w:p>
+            <w:pPr>
+              <w:pStyle w:val="Compact"/>
+              <w:spacing w:before="0" w:after="0" w:line="280" w:lineRule="exact"/>
+              <w:jc w:val="center"/>
+            </w:pPr>
+            <w:r>
+              <w:rPr>
+                <w:sz w:val="24"/>
+              </w:rPr>
+              <w:t>297 670</w:t>
+            </w:r>
+          </w:p>
+        </w:tc>
+        <w:tc>
+          <w:tcPr>
+            <w:tcW w:w="1114" w:type="dxa"/>
+            <w:vAlign w:val="center"/>
+          </w:tcPr>
+          <w:p>
+            <w:pPr>
+              <w:pStyle w:val="Compact"/>
+              <w:spacing w:before="0" w:after="0" w:line="280" w:lineRule="exact"/>
+              <w:jc w:val="center"/>
+            </w:pPr>
+            <w:r>
+              <w:rPr>
+                <w:sz w:val="24"/>
+              </w:rPr>
+              <w:t>0,36-1,15</w:t>
+            </w:r>
+          </w:p>
+        </w:tc>
+        <w:tc>
+          <w:tcPr>
+            <w:tcW w:w="1658" w:type="dxa"/>
+            <w:vAlign w:val="center"/>
+          </w:tcPr>
+          <w:p>
+            <w:pPr>
+              <w:pStyle w:val="Compact"/>
+              <w:spacing w:before="0" w:after="0" w:line="280" w:lineRule="exact"/>
+              <w:jc w:val="center"/>
+            </w:pPr>
+            <w:r>
+              <w:rPr>
+                <w:sz w:val="24"/>
+              </w:rPr>
+              <w:t>38</w:t>
+            </w:r>
+          </w:p>
+        </w:tc>
+        <w:tc>
+          <w:tcPr>
+            <w:tcW w:w="1223" w:type="dxa"/>
+            <w:vAlign w:val="center"/>
+          </w:tcPr>
+          <w:p>
+            <w:pPr>
+              <w:pStyle w:val="Compact"/>
+              <w:spacing w:before="0" w:after="0" w:line="280" w:lineRule="exact"/>
+              <w:jc w:val="center"/>
+            </w:pPr>
+            <w:r>
+              <w:rPr>
+                <w:sz w:val="24"/>
+              </w:rPr>
+              <w:t>29</w:t>
+            </w:r>
+          </w:p>
+        </w:tc>
+        <w:tc>
+          <w:tcPr>
+            <w:tcW w:w="1658" w:type="dxa"/>
+            <w:vAlign w:val="center"/>
+          </w:tcPr>
+          <w:p>
+            <w:pPr>
+              <w:pStyle w:val="Compact"/>
+              <w:spacing w:before="0" w:after="0" w:line="280" w:lineRule="exact"/>
+              <w:jc w:val="center"/>
+            </w:pPr>
+            <w:r>
+              <w:rPr>
+                <w:sz w:val="24"/>
+              </w:rPr>
+              <w:t>7</w:t>
+            </w:r>
+          </w:p>
+        </w:tc>
+      </w:tr>
+      <w:tr>
+        <w:trPr>
+          <w:cantSplit/>
+          <w:jc w:val="center"/>
+        </w:trPr>
+        <w:tc>
+          <w:tcPr>
+            <w:tcW w:w="1332" w:type="dxa"/>
+            <w:vAlign w:val="center"/>
+          </w:tcPr>
+          <w:p>
+            <w:pPr>
+              <w:pStyle w:val="Compact"/>
+              <w:spacing w:before="0" w:after="0" w:line="280" w:lineRule="exact"/>
+              <w:jc w:val="center"/>
+            </w:pPr>
+            <w:r>
+              <w:rPr>
+                <w:i/>
+                <w:sz w:val="24"/>
+              </w:rPr>
+              <w:t>excel</w:t>
+            </w:r>
+            <w:r>
+              <w:rPr>
+                <w:sz w:val="24"/>
+              </w:rPr>
+              <w:t xml:space="preserve"> </w:t>
+            </w:r>
+            <w:r>
+              <w:rPr>
+                <w:i/>
+                <w:sz w:val="24"/>
+              </w:rPr>
+              <w:t>copilot</w:t>
+            </w:r>
+          </w:p>
+        </w:tc>
+        <w:tc>
+          <w:tcPr>
+            <w:tcW w:w="1658" w:type="dxa"/>
+            <w:vAlign w:val="center"/>
+          </w:tcPr>
+          <w:p>
+            <w:pPr>
+              <w:pStyle w:val="Compact"/>
+              <w:spacing w:before="0" w:after="0" w:line="280" w:lineRule="exact"/>
+              <w:jc w:val="center"/>
+            </w:pPr>
+            <w:r>
+              <w:rPr>
+                <w:sz w:val="24"/>
+              </w:rPr>
+              <w:t>инструмент</w:t>
+            </w:r>
+          </w:p>
+        </w:tc>
+        <w:tc>
+          <w:tcPr>
+            <w:tcW w:w="712" w:type="dxa"/>
+            <w:vAlign w:val="center"/>
+          </w:tcPr>
+          <w:p>
+            <w:pPr>
+              <w:pStyle w:val="Compact"/>
+              <w:spacing w:before="0" w:after="0" w:line="280" w:lineRule="exact"/>
+              <w:jc w:val="center"/>
+            </w:pPr>
+            <w:r>
+              <w:rPr>
+                <w:sz w:val="24"/>
+              </w:rPr>
+              <w:t>290 330</w:t>
+            </w:r>
+          </w:p>
+        </w:tc>
+        <w:tc>
+          <w:tcPr>
+            <w:tcW w:w="1114" w:type="dxa"/>
+            <w:vAlign w:val="center"/>
+          </w:tcPr>
+          <w:p>
+            <w:pPr>
+              <w:pStyle w:val="Compact"/>
+              <w:spacing w:before="0" w:after="0" w:line="280" w:lineRule="exact"/>
+              <w:jc w:val="center"/>
+            </w:pPr>
+            <w:r>
+              <w:rPr>
+                <w:sz w:val="24"/>
+              </w:rPr>
+              <w:t>1,54-5,88</w:t>
+            </w:r>
+          </w:p>
+        </w:tc>
+        <w:tc>
+          <w:tcPr>
+            <w:tcW w:w="1658" w:type="dxa"/>
+            <w:vAlign w:val="center"/>
+          </w:tcPr>
+          <w:p>
+            <w:pPr>
+              <w:pStyle w:val="Compact"/>
+              <w:spacing w:before="0" w:after="0" w:line="280" w:lineRule="exact"/>
+              <w:jc w:val="center"/>
+            </w:pPr>
+            <w:r>
+              <w:rPr>
+                <w:sz w:val="24"/>
+              </w:rPr>
+              <w:t>47</w:t>
+            </w:r>
+          </w:p>
+        </w:tc>
+        <w:tc>
+          <w:tcPr>
+            <w:tcW w:w="1223" w:type="dxa"/>
+            <w:vAlign w:val="center"/>
+          </w:tcPr>
+          <w:p>
+            <w:pPr>
+              <w:pStyle w:val="Compact"/>
+              <w:spacing w:before="0" w:after="0" w:line="280" w:lineRule="exact"/>
+              <w:jc w:val="center"/>
+            </w:pPr>
+            <w:r>
+              <w:rPr>
+                <w:sz w:val="24"/>
+              </w:rPr>
+              <w:t>48</w:t>
+            </w:r>
+          </w:p>
+        </w:tc>
+        <w:tc>
+          <w:tcPr>
+            <w:tcW w:w="1658" w:type="dxa"/>
+            <w:vAlign w:val="center"/>
+          </w:tcPr>
+          <w:p>
+            <w:pPr>
+              <w:pStyle w:val="Compact"/>
+              <w:spacing w:before="0" w:after="0" w:line="280" w:lineRule="exact"/>
+              <w:jc w:val="center"/>
+            </w:pPr>
+            <w:r>
+              <w:rPr>
+                <w:sz w:val="24"/>
+              </w:rPr>
+              <w:t>5</w:t>
+            </w:r>
+          </w:p>
+        </w:tc>
+      </w:tr>
+      <w:tr>
+        <w:trPr>
+          <w:cantSplit/>
+          <w:jc w:val="center"/>
+        </w:trPr>
+        <w:tc>
+          <w:tcPr>
+            <w:tcW w:w="1332" w:type="dxa"/>
+            <w:vAlign w:val="center"/>
+          </w:tcPr>
+          <w:p>
+            <w:pPr>
+              <w:pStyle w:val="Compact"/>
+              <w:spacing w:before="0" w:after="0" w:line="280" w:lineRule="exact"/>
+              <w:jc w:val="center"/>
+            </w:pPr>
+            <w:r>
+              <w:rPr>
+                <w:i/>
+                <w:sz w:val="24"/>
+              </w:rPr>
+              <w:t>chatgpt</w:t>
+            </w:r>
+            <w:r>
+              <w:rPr>
+                <w:sz w:val="24"/>
+              </w:rPr>
+              <w:t xml:space="preserve"> </w:t>
+            </w:r>
+            <w:r>
+              <w:rPr>
+                <w:i/>
+                <w:sz w:val="24"/>
+              </w:rPr>
+              <w:t>excel</w:t>
+            </w:r>
+          </w:p>
+        </w:tc>
+        <w:tc>
+          <w:tcPr>
+            <w:tcW w:w="1658" w:type="dxa"/>
+            <w:vAlign w:val="center"/>
+          </w:tcPr>
+          <w:p>
+            <w:pPr>
+              <w:pStyle w:val="Compact"/>
+              <w:spacing w:before="0" w:after="0" w:line="280" w:lineRule="exact"/>
+              <w:jc w:val="center"/>
+            </w:pPr>
+            <w:r>
+              <w:rPr>
+                <w:sz w:val="24"/>
+              </w:rPr>
+              <w:t>инструмент</w:t>
+            </w:r>
+          </w:p>
+        </w:tc>
+        <w:tc>
+          <w:tcPr>
+            <w:tcW w:w="712" w:type="dxa"/>
+            <w:vAlign w:val="center"/>
+          </w:tcPr>
+          <w:p>
+            <w:pPr>
+              <w:pStyle w:val="Compact"/>
+              <w:spacing w:before="0" w:after="0" w:line="280" w:lineRule="exact"/>
+              <w:jc w:val="center"/>
+            </w:pPr>
+            <w:r>
+              <w:rPr>
+                <w:sz w:val="24"/>
+              </w:rPr>
+              <w:t>191 740</w:t>
+            </w:r>
+          </w:p>
+        </w:tc>
+        <w:tc>
+          <w:tcPr>
+            <w:tcW w:w="1114" w:type="dxa"/>
+            <w:vAlign w:val="center"/>
+          </w:tcPr>
+          <w:p>
+            <w:pPr>
+              <w:pStyle w:val="Compact"/>
+              <w:spacing w:before="0" w:after="0" w:line="280" w:lineRule="exact"/>
+              <w:jc w:val="center"/>
+            </w:pPr>
+            <w:r>
+              <w:rPr>
+                <w:sz w:val="24"/>
+              </w:rPr>
+              <w:t>1,78-5,33</w:t>
+            </w:r>
+          </w:p>
+        </w:tc>
+        <w:tc>
+          <w:tcPr>
+            <w:tcW w:w="1658" w:type="dxa"/>
+            <w:vAlign w:val="center"/>
+          </w:tcPr>
+          <w:p>
+            <w:pPr>
+              <w:pStyle w:val="Compact"/>
+              <w:spacing w:before="0" w:after="0" w:line="280" w:lineRule="exact"/>
+              <w:jc w:val="center"/>
+            </w:pPr>
+            <w:r>
+              <w:rPr>
+                <w:sz w:val="24"/>
+              </w:rPr>
+              <w:t>48</w:t>
+            </w:r>
+          </w:p>
+        </w:tc>
+        <w:tc>
+          <w:tcPr>
+            <w:tcW w:w="1223" w:type="dxa"/>
+            <w:vAlign w:val="center"/>
+          </w:tcPr>
+          <w:p>
+            <w:pPr>
+              <w:pStyle w:val="Compact"/>
+              <w:spacing w:before="0" w:after="0" w:line="280" w:lineRule="exact"/>
+              <w:jc w:val="center"/>
+            </w:pPr>
+            <w:r>
+              <w:rPr>
+                <w:sz w:val="24"/>
+              </w:rPr>
+              <w:t>41</w:t>
+            </w:r>
+          </w:p>
+        </w:tc>
+        <w:tc>
+          <w:tcPr>
+            <w:tcW w:w="1658" w:type="dxa"/>
+            <w:vAlign w:val="center"/>
+          </w:tcPr>
+          <w:p>
+            <w:pPr>
+              <w:pStyle w:val="Compact"/>
+              <w:spacing w:before="0" w:after="0" w:line="280" w:lineRule="exact"/>
+              <w:jc w:val="center"/>
+            </w:pPr>
+            <w:r>
+              <w:rPr>
+                <w:sz w:val="24"/>
+              </w:rPr>
+              <w:t>9</w:t>
+            </w:r>
+          </w:p>
+        </w:tc>
+      </w:tr>
+      <w:tr>
+        <w:trPr>
+          <w:cantSplit/>
+          <w:jc w:val="center"/>
+        </w:trPr>
+        <w:tc>
+          <w:tcPr>
+            <w:tcW w:w="1332" w:type="dxa"/>
+            <w:vAlign w:val="center"/>
+          </w:tcPr>
+          <w:p>
+            <w:pPr>
+              <w:pStyle w:val="Compact"/>
+              <w:spacing w:before="0" w:after="0" w:line="280" w:lineRule="exact"/>
+              <w:jc w:val="center"/>
+            </w:pPr>
+            <w:r>
+              <w:rPr>
+                <w:i/>
+                <w:sz w:val="24"/>
+              </w:rPr>
+              <w:t>excel</w:t>
+            </w:r>
+            <w:r>
+              <w:rPr>
+                <w:sz w:val="24"/>
+              </w:rPr>
+              <w:t xml:space="preserve"> </w:t>
+            </w:r>
+            <w:r>
+              <w:rPr>
+                <w:i/>
+                <w:sz w:val="24"/>
+              </w:rPr>
+              <w:t>ai</w:t>
+            </w:r>
+          </w:p>
+        </w:tc>
+        <w:tc>
+          <w:tcPr>
+            <w:tcW w:w="1658" w:type="dxa"/>
+            <w:vAlign w:val="center"/>
+          </w:tcPr>
+          <w:p>
+            <w:pPr>
+              <w:pStyle w:val="Compact"/>
+              <w:spacing w:before="0" w:after="0" w:line="280" w:lineRule="exact"/>
+              <w:jc w:val="center"/>
+            </w:pPr>
+            <w:r>
+              <w:rPr>
+                <w:sz w:val="24"/>
+              </w:rPr>
+              <w:t>инструмент</w:t>
+            </w:r>
+          </w:p>
+        </w:tc>
+        <w:tc>
+          <w:tcPr>
+            <w:tcW w:w="712" w:type="dxa"/>
+            <w:vAlign w:val="center"/>
+          </w:tcPr>
+          <w:p>
+            <w:pPr>
+              <w:pStyle w:val="Compact"/>
+              <w:spacing w:before="0" w:after="0" w:line="280" w:lineRule="exact"/>
+              <w:jc w:val="center"/>
+            </w:pPr>
+            <w:r>
+              <w:rPr>
+                <w:sz w:val="24"/>
+              </w:rPr>
+              <w:t>95 600</w:t>
+            </w:r>
+          </w:p>
+        </w:tc>
+        <w:tc>
+          <w:tcPr>
+            <w:tcW w:w="1114" w:type="dxa"/>
+            <w:vAlign w:val="center"/>
+          </w:tcPr>
+          <w:p>
+            <w:pPr>
+              <w:pStyle w:val="Compact"/>
+              <w:spacing w:before="0" w:after="0" w:line="280" w:lineRule="exact"/>
+              <w:jc w:val="center"/>
+            </w:pPr>
+            <w:r>
+              <w:rPr>
+                <w:sz w:val="24"/>
+              </w:rPr>
+              <w:t>1,78-4,95</w:t>
+            </w:r>
+          </w:p>
+        </w:tc>
+        <w:tc>
+          <w:tcPr>
+            <w:tcW w:w="1658" w:type="dxa"/>
+            <w:vAlign w:val="center"/>
+          </w:tcPr>
+          <w:p>
+            <w:pPr>
+              <w:pStyle w:val="Compact"/>
+              <w:spacing w:before="0" w:after="0" w:line="280" w:lineRule="exact"/>
+              <w:jc w:val="center"/>
+            </w:pPr>
+            <w:r>
+              <w:rPr>
+                <w:sz w:val="24"/>
+              </w:rPr>
+              <w:t>73</w:t>
+            </w:r>
+          </w:p>
+        </w:tc>
+        <w:tc>
+          <w:tcPr>
+            <w:tcW w:w="1223" w:type="dxa"/>
+            <w:vAlign w:val="center"/>
+          </w:tcPr>
+          <w:p>
+            <w:pPr>
+              <w:pStyle w:val="Compact"/>
+              <w:spacing w:before="0" w:after="0" w:line="280" w:lineRule="exact"/>
+              <w:jc w:val="center"/>
+            </w:pPr>
+            <w:r>
+              <w:rPr>
+                <w:sz w:val="24"/>
+              </w:rPr>
+              <w:t>54</w:t>
+            </w:r>
+          </w:p>
+        </w:tc>
+        <w:tc>
+          <w:tcPr>
+            <w:tcW w:w="1658" w:type="dxa"/>
+            <w:vAlign w:val="center"/>
+          </w:tcPr>
+          <w:p>
+            <w:pPr>
+              <w:pStyle w:val="Compact"/>
+              <w:spacing w:before="0" w:after="0" w:line="280" w:lineRule="exact"/>
+              <w:jc w:val="center"/>
+            </w:pPr>
+            <w:r>
+              <w:rPr>
+                <w:sz w:val="24"/>
+              </w:rPr>
+              <w:t>14</w:t>
+            </w:r>
+          </w:p>
+        </w:tc>
+      </w:tr>
+      <w:tr>
+        <w:trPr>
+          <w:cantSplit/>
+          <w:jc w:val="center"/>
+        </w:trPr>
+        <w:tc>
+          <w:tcPr>
+            <w:tcW w:w="1332" w:type="dxa"/>
+            <w:vAlign w:val="center"/>
+          </w:tcPr>
+          <w:p>
+            <w:pPr>
+              <w:pStyle w:val="Compact"/>
+              <w:spacing w:before="0" w:after="0" w:line="280" w:lineRule="exact"/>
+              <w:jc w:val="center"/>
+            </w:pPr>
+            <w:r>
+              <w:rPr>
+                <w:i/>
+                <w:sz w:val="24"/>
+              </w:rPr>
+              <w:t>excel</w:t>
+            </w:r>
+            <w:r>
+              <w:rPr>
+                <w:sz w:val="24"/>
+              </w:rPr>
+              <w:t xml:space="preserve"> </w:t>
+            </w:r>
+            <w:r>
+              <w:rPr>
+                <w:i/>
+                <w:sz w:val="24"/>
+              </w:rPr>
+              <w:t>formula</w:t>
+            </w:r>
+            <w:r>
+              <w:rPr>
+                <w:sz w:val="24"/>
+              </w:rPr>
+              <w:t xml:space="preserve"> </w:t>
+            </w:r>
+            <w:r>
+              <w:rPr>
+                <w:i/>
+                <w:sz w:val="24"/>
+              </w:rPr>
+              <w:t>checker</w:t>
+            </w:r>
+          </w:p>
+        </w:tc>
+        <w:tc>
+          <w:tcPr>
+            <w:tcW w:w="1658" w:type="dxa"/>
+            <w:vAlign w:val="center"/>
+          </w:tcPr>
+          <w:p>
+            <w:pPr>
+              <w:pStyle w:val="Compact"/>
+              <w:spacing w:before="0" w:after="0" w:line="280" w:lineRule="exact"/>
+              <w:jc w:val="center"/>
+            </w:pPr>
+            <w:r>
+              <w:rPr>
+                <w:sz w:val="24"/>
+              </w:rPr>
+              <w:t>инструмент</w:t>
+            </w:r>
+          </w:p>
+        </w:tc>
+        <w:tc>
+          <w:tcPr>
+            <w:tcW w:w="712" w:type="dxa"/>
+            <w:vAlign w:val="center"/>
+          </w:tcPr>
+          <w:p>
+            <w:pPr>
+              <w:pStyle w:val="Compact"/>
+              <w:spacing w:before="0" w:after="0" w:line="280" w:lineRule="exact"/>
+              <w:jc w:val="center"/>
+            </w:pPr>
+            <w:r>
+              <w:rPr>
+                <w:sz w:val="24"/>
+              </w:rPr>
+              <w:t>19 460</w:t>
+            </w:r>
+          </w:p>
+        </w:tc>
+        <w:tc>
+          <w:tcPr>
+            <w:tcW w:w="1114" w:type="dxa"/>
+            <w:vAlign w:val="center"/>
+          </w:tcPr>
+          <w:p>
+            <w:pPr>
+              <w:pStyle w:val="Compact"/>
+              <w:spacing w:before="0" w:after="0" w:line="280" w:lineRule="exact"/>
+              <w:jc w:val="center"/>
+            </w:pPr>
+            <w:r>
+              <w:rPr>
+                <w:sz w:val="24"/>
+              </w:rPr>
+              <w:t>1,69-5,67</w:t>
+            </w:r>
+          </w:p>
+        </w:tc>
+        <w:tc>
+          <w:tcPr>
+            <w:tcW w:w="1658" w:type="dxa"/>
+            <w:vAlign w:val="center"/>
+          </w:tcPr>
+          <w:p>
+            <w:pPr>
+              <w:pStyle w:val="Compact"/>
+              <w:spacing w:before="0" w:after="0" w:line="280" w:lineRule="exact"/>
+              <w:jc w:val="center"/>
+            </w:pPr>
+            <w:r>
+              <w:rPr>
+                <w:sz w:val="24"/>
+              </w:rPr>
+              <w:t>72</w:t>
+            </w:r>
+          </w:p>
+        </w:tc>
+        <w:tc>
+          <w:tcPr>
+            <w:tcW w:w="1223" w:type="dxa"/>
+            <w:vAlign w:val="center"/>
+          </w:tcPr>
+          <w:p>
+            <w:pPr>
+              <w:pStyle w:val="Compact"/>
+              <w:spacing w:before="0" w:after="0" w:line="280" w:lineRule="exact"/>
+              <w:jc w:val="center"/>
+            </w:pPr>
+            <w:r>
+              <w:rPr>
+                <w:sz w:val="24"/>
+              </w:rPr>
+              <w:t>52</w:t>
+            </w:r>
+          </w:p>
+        </w:tc>
+        <w:tc>
+          <w:tcPr>
+            <w:tcW w:w="1658" w:type="dxa"/>
+            <w:vAlign w:val="center"/>
+          </w:tcPr>
+          <w:p>
+            <w:pPr>
+              <w:pStyle w:val="Compact"/>
+              <w:spacing w:before="0" w:after="0" w:line="280" w:lineRule="exact"/>
+              <w:jc w:val="center"/>
+            </w:pPr>
+            <w:r>
+              <w:rPr>
+                <w:sz w:val="24"/>
+              </w:rPr>
+              <w:t>10</w:t>
+            </w:r>
+          </w:p>
+        </w:tc>
+      </w:tr>
+      <w:tr>
+        <w:trPr>
+          <w:cantSplit/>
+          <w:jc w:val="center"/>
+        </w:trPr>
+        <w:tc>
+          <w:tcPr>
+            <w:tcW w:w="1332" w:type="dxa"/>
+            <w:vAlign w:val="center"/>
+          </w:tcPr>
+          <w:p>
+            <w:pPr>
+              <w:pStyle w:val="Compact"/>
+              <w:spacing w:before="0" w:after="0" w:line="280" w:lineRule="exact"/>
+              <w:jc w:val="center"/>
+            </w:pPr>
+            <w:r>
+              <w:rPr>
+                <w:i/>
+                <w:sz w:val="24"/>
+              </w:rPr>
+              <w:t>excel</w:t>
+            </w:r>
+            <w:r>
+              <w:rPr>
+                <w:sz w:val="24"/>
+              </w:rPr>
+              <w:t xml:space="preserve"> </w:t>
+            </w:r>
+            <w:r>
+              <w:rPr>
+                <w:i/>
+                <w:sz w:val="24"/>
+              </w:rPr>
+              <w:t>error</w:t>
+            </w:r>
+            <w:r>
+              <w:rPr>
+                <w:sz w:val="24"/>
+              </w:rPr>
+              <w:t xml:space="preserve"> </w:t>
+            </w:r>
+            <w:r>
+              <w:rPr>
+                <w:i/>
+                <w:sz w:val="24"/>
+              </w:rPr>
+              <w:t>checker</w:t>
+            </w:r>
+          </w:p>
+        </w:tc>
+        <w:tc>
+          <w:tcPr>
+            <w:tcW w:w="1658" w:type="dxa"/>
+            <w:vAlign w:val="center"/>
+          </w:tcPr>
+          <w:p>
+            <w:pPr>
+              <w:pStyle w:val="Compact"/>
+              <w:spacing w:before="0" w:after="0" w:line="280" w:lineRule="exact"/>
+              <w:jc w:val="center"/>
+            </w:pPr>
+            <w:r>
+              <w:rPr>
+                <w:sz w:val="24"/>
+              </w:rPr>
+              <w:t>инструмент</w:t>
+            </w:r>
+          </w:p>
+        </w:tc>
+        <w:tc>
+          <w:tcPr>
+            <w:tcW w:w="712" w:type="dxa"/>
+            <w:vAlign w:val="center"/>
+          </w:tcPr>
+          <w:p>
+            <w:pPr>
+              <w:pStyle w:val="Compact"/>
+              <w:spacing w:before="0" w:after="0" w:line="280" w:lineRule="exact"/>
+              <w:jc w:val="center"/>
+            </w:pPr>
+            <w:r>
+              <w:rPr>
+                <w:sz w:val="24"/>
+              </w:rPr>
+              <w:t>9 020</w:t>
+            </w:r>
+          </w:p>
+        </w:tc>
+        <w:tc>
+          <w:tcPr>
+            <w:tcW w:w="1114" w:type="dxa"/>
+            <w:vAlign w:val="center"/>
+          </w:tcPr>
+          <w:p>
+            <w:pPr>
+              <w:pStyle w:val="Compact"/>
+              <w:spacing w:before="0" w:after="0" w:line="280" w:lineRule="exact"/>
+              <w:jc w:val="center"/>
+            </w:pPr>
+            <w:r>
+              <w:rPr>
+                <w:sz w:val="24"/>
+              </w:rPr>
+              <w:t>1,54-5,51</w:t>
+            </w:r>
+          </w:p>
+        </w:tc>
+        <w:tc>
+          <w:tcPr>
+            <w:tcW w:w="1658" w:type="dxa"/>
+            <w:vAlign w:val="center"/>
+          </w:tcPr>
+          <w:p>
+            <w:pPr>
+              <w:pStyle w:val="Compact"/>
+              <w:spacing w:before="0" w:after="0" w:line="280" w:lineRule="exact"/>
+              <w:jc w:val="center"/>
+            </w:pPr>
+            <w:r>
+              <w:rPr>
+                <w:sz w:val="24"/>
+              </w:rPr>
+              <w:t>60</w:t>
+            </w:r>
+          </w:p>
+        </w:tc>
+        <w:tc>
+          <w:tcPr>
+            <w:tcW w:w="1223" w:type="dxa"/>
+            <w:vAlign w:val="center"/>
+          </w:tcPr>
+          <w:p>
+            <w:pPr>
+              <w:pStyle w:val="Compact"/>
+              <w:spacing w:before="0" w:after="0" w:line="280" w:lineRule="exact"/>
+              <w:jc w:val="center"/>
+            </w:pPr>
+            <w:r>
+              <w:rPr>
+                <w:sz w:val="24"/>
+              </w:rPr>
+              <w:t>47</w:t>
+            </w:r>
+          </w:p>
+        </w:tc>
+        <w:tc>
+          <w:tcPr>
+            <w:tcW w:w="1658" w:type="dxa"/>
+            <w:vAlign w:val="center"/>
+          </w:tcPr>
+          <w:p>
+            <w:pPr>
+              <w:pStyle w:val="Compact"/>
+              <w:spacing w:before="0" w:after="0" w:line="280" w:lineRule="exact"/>
+              <w:jc w:val="center"/>
+            </w:pPr>
+            <w:r>
+              <w:rPr>
+                <w:sz w:val="24"/>
+              </w:rPr>
+              <w:t>8</w:t>
+            </w:r>
+          </w:p>
+        </w:tc>
+      </w:tr>
+      <w:tr>
+        <w:trPr>
+          <w:cantSplit/>
+          <w:jc w:val="center"/>
+        </w:trPr>
+        <w:tc>
+          <w:tcPr>
+            <w:tcW w:w="1332" w:type="dxa"/>
+            <w:vAlign w:val="center"/>
+          </w:tcPr>
+          <w:p>
+            <w:pPr>
+              <w:pStyle w:val="Compact"/>
+              <w:spacing w:before="0" w:after="0" w:line="280" w:lineRule="exact"/>
+              <w:jc w:val="center"/>
+            </w:pPr>
+            <w:r>
+              <w:rPr>
+                <w:i/>
+                <w:sz w:val="24"/>
+              </w:rPr>
+              <w:t>spreadsheet</w:t>
+            </w:r>
+            <w:r>
+              <w:rPr>
+                <w:sz w:val="24"/>
+              </w:rPr>
+              <w:t xml:space="preserve"> </w:t>
+            </w:r>
+            <w:r>
+              <w:rPr>
+                <w:i/>
+                <w:sz w:val="24"/>
+              </w:rPr>
+              <w:t>audit</w:t>
+            </w:r>
+          </w:p>
+        </w:tc>
+        <w:tc>
+          <w:tcPr>
+            <w:tcW w:w="1658" w:type="dxa"/>
+            <w:vAlign w:val="center"/>
+          </w:tcPr>
+          <w:p>
+            <w:pPr>
+              <w:pStyle w:val="Compact"/>
+              <w:spacing w:before="0" w:after="0" w:line="280" w:lineRule="exact"/>
+              <w:jc w:val="center"/>
+            </w:pPr>
+            <w:r>
+              <w:rPr>
+                <w:sz w:val="24"/>
+              </w:rPr>
+              <w:t>услуга</w:t>
+            </w:r>
+          </w:p>
+        </w:tc>
+        <w:tc>
+          <w:tcPr>
+            <w:tcW w:w="712" w:type="dxa"/>
+            <w:vAlign w:val="center"/>
+          </w:tcPr>
+          <w:p>
+            <w:pPr>
+              <w:pStyle w:val="Compact"/>
+              <w:spacing w:before="0" w:after="0" w:line="280" w:lineRule="exact"/>
+              <w:jc w:val="center"/>
+            </w:pPr>
+            <w:r>
+              <w:rPr>
+                <w:sz w:val="24"/>
+              </w:rPr>
+              <w:t>11 580</w:t>
+            </w:r>
+          </w:p>
+        </w:tc>
+        <w:tc>
+          <w:tcPr>
+            <w:tcW w:w="1114" w:type="dxa"/>
+            <w:vAlign w:val="center"/>
+          </w:tcPr>
+          <w:p>
+            <w:pPr>
+              <w:pStyle w:val="Compact"/>
+              <w:spacing w:before="0" w:after="0" w:line="280" w:lineRule="exact"/>
+              <w:jc w:val="center"/>
+            </w:pPr>
+            <w:r>
+              <w:rPr>
+                <w:sz w:val="24"/>
+              </w:rPr>
+              <w:t>3,45-8,98</w:t>
+            </w:r>
+          </w:p>
+        </w:tc>
+        <w:tc>
+          <w:tcPr>
+            <w:tcW w:w="1658" w:type="dxa"/>
+            <w:vAlign w:val="center"/>
+          </w:tcPr>
+          <w:p>
+            <w:pPr>
+              <w:pStyle w:val="Compact"/>
+              <w:spacing w:before="0" w:after="0" w:line="280" w:lineRule="exact"/>
+              <w:jc w:val="center"/>
+            </w:pPr>
+            <w:r>
+              <w:rPr>
+                <w:sz w:val="24"/>
+              </w:rPr>
+              <w:t>72</w:t>
+            </w:r>
+          </w:p>
+        </w:tc>
+        <w:tc>
+          <w:tcPr>
+            <w:tcW w:w="1223" w:type="dxa"/>
+            <w:vAlign w:val="center"/>
+          </w:tcPr>
+          <w:p>
+            <w:pPr>
+              <w:pStyle w:val="Compact"/>
+              <w:spacing w:before="0" w:after="0" w:line="280" w:lineRule="exact"/>
+              <w:jc w:val="center"/>
+            </w:pPr>
+            <w:r>
+              <w:rPr>
+                <w:sz w:val="24"/>
+              </w:rPr>
+              <w:t>63</w:t>
+            </w:r>
+          </w:p>
+        </w:tc>
+        <w:tc>
+          <w:tcPr>
+            <w:tcW w:w="1658" w:type="dxa"/>
+            <w:vAlign w:val="center"/>
+          </w:tcPr>
+          <w:p>
+            <w:pPr>
+              <w:pStyle w:val="Compact"/>
+              <w:spacing w:before="0" w:after="0" w:line="280" w:lineRule="exact"/>
+              <w:jc w:val="center"/>
+            </w:pPr>
+            <w:r>
+              <w:rPr>
+                <w:sz w:val="24"/>
+              </w:rPr>
+              <w:t>14</w:t>
+            </w:r>
+          </w:p>
+        </w:tc>
+      </w:tr>
+      <w:tr>
+        <w:trPr>
+          <w:cantSplit/>
+          <w:jc w:val="center"/>
+        </w:trPr>
+        <w:tc>
+          <w:tcPr>
+            <w:tcW w:w="1332" w:type="dxa"/>
+            <w:vAlign w:val="center"/>
+          </w:tcPr>
+          <w:p>
+            <w:pPr>
+              <w:pStyle w:val="Compact"/>
+              <w:spacing w:before="0" w:after="0" w:line="280" w:lineRule="exact"/>
+              <w:jc w:val="center"/>
+            </w:pPr>
+            <w:r>
+              <w:rPr>
+                <w:i/>
+                <w:sz w:val="24"/>
+              </w:rPr>
+              <w:t>excel</w:t>
+            </w:r>
+            <w:r>
+              <w:rPr>
+                <w:sz w:val="24"/>
+              </w:rPr>
+              <w:t xml:space="preserve"> </w:t>
+            </w:r>
+            <w:r>
+              <w:rPr>
+                <w:i/>
+                <w:sz w:val="24"/>
+              </w:rPr>
+              <w:t>audit</w:t>
+            </w:r>
+          </w:p>
+        </w:tc>
+        <w:tc>
+          <w:tcPr>
+            <w:tcW w:w="1658" w:type="dxa"/>
+            <w:vAlign w:val="center"/>
+          </w:tcPr>
+          <w:p>
+            <w:pPr>
+              <w:pStyle w:val="Compact"/>
+              <w:spacing w:before="0" w:after="0" w:line="280" w:lineRule="exact"/>
+              <w:jc w:val="center"/>
+            </w:pPr>
+            <w:r>
+              <w:rPr>
+                <w:sz w:val="24"/>
+              </w:rPr>
+              <w:t>услуга</w:t>
+            </w:r>
+          </w:p>
+        </w:tc>
+        <w:tc>
+          <w:tcPr>
+            <w:tcW w:w="712" w:type="dxa"/>
+            <w:vAlign w:val="center"/>
+          </w:tcPr>
+          <w:p>
+            <w:pPr>
+              <w:pStyle w:val="Compact"/>
+              <w:spacing w:before="0" w:after="0" w:line="280" w:lineRule="exact"/>
+              <w:jc w:val="center"/>
+            </w:pPr>
+            <w:r>
+              <w:rPr>
+                <w:sz w:val="24"/>
+              </w:rPr>
+              <w:t>10 670</w:t>
+            </w:r>
+          </w:p>
+        </w:tc>
+        <w:tc>
+          <w:tcPr>
+            <w:tcW w:w="1114" w:type="dxa"/>
+            <w:vAlign w:val="center"/>
+          </w:tcPr>
+          <w:p>
+            <w:pPr>
+              <w:pStyle w:val="Compact"/>
+              <w:spacing w:before="0" w:after="0" w:line="280" w:lineRule="exact"/>
+              <w:jc w:val="center"/>
+            </w:pPr>
+            <w:r>
+              <w:rPr>
+                <w:sz w:val="24"/>
+              </w:rPr>
+              <w:t>3,77-8,29</w:t>
+            </w:r>
+          </w:p>
+        </w:tc>
+        <w:tc>
+          <w:tcPr>
+            <w:tcW w:w="1658" w:type="dxa"/>
+            <w:vAlign w:val="center"/>
+          </w:tcPr>
+          <w:p>
+            <w:pPr>
+              <w:pStyle w:val="Compact"/>
+              <w:spacing w:before="0" w:after="0" w:line="280" w:lineRule="exact"/>
+              <w:jc w:val="center"/>
+            </w:pPr>
+            <w:r>
+              <w:rPr>
+                <w:sz w:val="24"/>
+              </w:rPr>
+              <w:t>61</w:t>
+            </w:r>
+          </w:p>
+        </w:tc>
+        <w:tc>
+          <w:tcPr>
+            <w:tcW w:w="1223" w:type="dxa"/>
+            <w:vAlign w:val="center"/>
+          </w:tcPr>
+          <w:p>
+            <w:pPr>
+              <w:pStyle w:val="Compact"/>
+              <w:spacing w:before="0" w:after="0" w:line="280" w:lineRule="exact"/>
+              <w:jc w:val="center"/>
+            </w:pPr>
+            <w:r>
+              <w:rPr>
+                <w:sz w:val="24"/>
+              </w:rPr>
+              <w:t>49</w:t>
+            </w:r>
+          </w:p>
+        </w:tc>
+        <w:tc>
+          <w:tcPr>
+            <w:tcW w:w="1658" w:type="dxa"/>
+            <w:vAlign w:val="center"/>
+          </w:tcPr>
+          <w:p>
+            <w:pPr>
+              <w:pStyle w:val="Compact"/>
+              <w:spacing w:before="0" w:after="0" w:line="280" w:lineRule="exact"/>
+              <w:jc w:val="center"/>
+            </w:pPr>
+            <w:r>
+              <w:rPr>
+                <w:sz w:val="24"/>
+              </w:rPr>
+              <w:t>7</w:t>
+            </w:r>
+          </w:p>
+        </w:tc>
+      </w:tr>
+      <w:tr>
+        <w:trPr>
+          <w:cantSplit/>
+          <w:jc w:val="center"/>
+        </w:trPr>
+        <w:tc>
+          <w:tcPr>
+            <w:tcW w:w="1332" w:type="dxa"/>
+            <w:vAlign w:val="center"/>
+          </w:tcPr>
+          <w:p>
+            <w:pPr>
+              <w:pStyle w:val="Compact"/>
+              <w:spacing w:before="0" w:after="0" w:line="280" w:lineRule="exact"/>
+              <w:jc w:val="center"/>
+            </w:pPr>
+            <w:r>
+              <w:rPr>
+                <w:i/>
+                <w:sz w:val="24"/>
+              </w:rPr>
+              <w:t>financial</w:t>
+            </w:r>
+            <w:r>
+              <w:rPr>
+                <w:sz w:val="24"/>
+              </w:rPr>
+              <w:t xml:space="preserve"> </w:t>
+            </w:r>
+            <w:r>
+              <w:rPr>
+                <w:i/>
+                <w:sz w:val="24"/>
+              </w:rPr>
+              <w:t>model</w:t>
+            </w:r>
+            <w:r>
+              <w:rPr>
+                <w:sz w:val="24"/>
+              </w:rPr>
+              <w:t xml:space="preserve"> </w:t>
+            </w:r>
+            <w:r>
+              <w:rPr>
+                <w:i/>
+                <w:sz w:val="24"/>
+              </w:rPr>
+              <w:t>audit</w:t>
+            </w:r>
+          </w:p>
+        </w:tc>
+        <w:tc>
+          <w:tcPr>
+            <w:tcW w:w="1658" w:type="dxa"/>
+            <w:vAlign w:val="center"/>
+          </w:tcPr>
+          <w:p>
+            <w:pPr>
+              <w:pStyle w:val="Compact"/>
+              <w:spacing w:before="0" w:after="0" w:line="280" w:lineRule="exact"/>
+              <w:jc w:val="center"/>
+            </w:pPr>
+            <w:r>
+              <w:rPr>
+                <w:sz w:val="24"/>
+              </w:rPr>
+              <w:t>услуга</w:t>
+            </w:r>
+          </w:p>
+        </w:tc>
+        <w:tc>
+          <w:tcPr>
+            <w:tcW w:w="712" w:type="dxa"/>
+            <w:vAlign w:val="center"/>
+          </w:tcPr>
+          <w:p>
+            <w:pPr>
+              <w:pStyle w:val="Compact"/>
+              <w:spacing w:before="0" w:after="0" w:line="280" w:lineRule="exact"/>
+              <w:jc w:val="center"/>
+            </w:pPr>
+            <w:r>
+              <w:rPr>
+                <w:sz w:val="24"/>
+              </w:rPr>
+              <w:t>6 290</w:t>
+            </w:r>
+          </w:p>
+        </w:tc>
+        <w:tc>
+          <w:tcPr>
+            <w:tcW w:w="1114" w:type="dxa"/>
+            <w:vAlign w:val="center"/>
+          </w:tcPr>
+          <w:p>
+            <w:pPr>
+              <w:pStyle w:val="Compact"/>
+              <w:spacing w:before="0" w:after="0" w:line="280" w:lineRule="exact"/>
+              <w:jc w:val="center"/>
+            </w:pPr>
+            <w:r>
+              <w:rPr>
+                <w:sz w:val="24"/>
+              </w:rPr>
+              <w:t>3,57-9,38</w:t>
+            </w:r>
+          </w:p>
+        </w:tc>
+        <w:tc>
+          <w:tcPr>
+            <w:tcW w:w="1658" w:type="dxa"/>
+            <w:vAlign w:val="center"/>
+          </w:tcPr>
+          <w:p>
+            <w:pPr>
+              <w:pStyle w:val="Compact"/>
+              <w:spacing w:before="0" w:after="0" w:line="280" w:lineRule="exact"/>
+              <w:jc w:val="center"/>
+            </w:pPr>
+            <w:r>
+              <w:rPr>
+                <w:sz w:val="24"/>
+              </w:rPr>
+              <w:t>66</w:t>
+            </w:r>
+          </w:p>
+        </w:tc>
+        <w:tc>
+          <w:tcPr>
+            <w:tcW w:w="1223" w:type="dxa"/>
+            <w:vAlign w:val="center"/>
+          </w:tcPr>
+          <w:p>
+            <w:pPr>
+              <w:pStyle w:val="Compact"/>
+              <w:spacing w:before="0" w:after="0" w:line="280" w:lineRule="exact"/>
+              <w:jc w:val="center"/>
+            </w:pPr>
+            <w:r>
+              <w:rPr>
+                <w:sz w:val="24"/>
+              </w:rPr>
+              <w:t>52</w:t>
+            </w:r>
+          </w:p>
+        </w:tc>
+        <w:tc>
+          <w:tcPr>
+            <w:tcW w:w="1658" w:type="dxa"/>
+            <w:vAlign w:val="center"/>
+          </w:tcPr>
+          <w:p>
+            <w:pPr>
+              <w:pStyle w:val="Compact"/>
+              <w:spacing w:before="0" w:after="0" w:line="280" w:lineRule="exact"/>
+              <w:jc w:val="center"/>
+            </w:pPr>
+            <w:r>
+              <w:rPr>
+                <w:sz w:val="24"/>
+              </w:rPr>
+              <w:t>11</w:t>
+            </w:r>
+          </w:p>
+        </w:tc>
+      </w:tr>
+      <w:tr>
+        <w:trPr>
+          <w:cantSplit/>
+          <w:jc w:val="center"/>
+        </w:trPr>
+        <w:tc>
+          <w:tcPr>
+            <w:tcW w:w="1332" w:type="dxa"/>
+            <w:vAlign w:val="center"/>
+          </w:tcPr>
+          <w:p>
+            <w:pPr>
+              <w:pStyle w:val="Compact"/>
+              <w:spacing w:before="0" w:after="0" w:line="280" w:lineRule="exact"/>
+              <w:jc w:val="center"/>
+            </w:pPr>
+            <w:r>
+              <w:rPr>
+                <w:i/>
+                <w:sz w:val="24"/>
+              </w:rPr>
+              <w:t>excel</w:t>
+            </w:r>
+            <w:r>
+              <w:rPr>
+                <w:sz w:val="24"/>
+              </w:rPr>
+              <w:t xml:space="preserve"> </w:t>
+            </w:r>
+            <w:r>
+              <w:rPr>
+                <w:i/>
+                <w:sz w:val="24"/>
+              </w:rPr>
+              <w:t>model</w:t>
+            </w:r>
+            <w:r>
+              <w:rPr>
+                <w:sz w:val="24"/>
+              </w:rPr>
+              <w:t xml:space="preserve"> </w:t>
+            </w:r>
+            <w:r>
+              <w:rPr>
+                <w:i/>
+                <w:sz w:val="24"/>
+              </w:rPr>
+              <w:t>audit</w:t>
+            </w:r>
+          </w:p>
+        </w:tc>
+        <w:tc>
+          <w:tcPr>
+            <w:tcW w:w="1658" w:type="dxa"/>
+            <w:vAlign w:val="center"/>
+          </w:tcPr>
+          <w:p>
+            <w:pPr>
+              <w:pStyle w:val="Compact"/>
+              <w:spacing w:before="0" w:after="0" w:line="280" w:lineRule="exact"/>
+              <w:jc w:val="center"/>
+            </w:pPr>
+            <w:r>
+              <w:rPr>
+                <w:sz w:val="24"/>
+              </w:rPr>
+              <w:t>услуга</w:t>
+            </w:r>
+          </w:p>
+        </w:tc>
+        <w:tc>
+          <w:tcPr>
+            <w:tcW w:w="712" w:type="dxa"/>
+            <w:vAlign w:val="center"/>
+          </w:tcPr>
+          <w:p>
+            <w:pPr>
+              <w:pStyle w:val="Compact"/>
+              <w:spacing w:before="0" w:after="0" w:line="280" w:lineRule="exact"/>
+              <w:jc w:val="center"/>
+            </w:pPr>
+            <w:r>
+              <w:rPr>
+                <w:sz w:val="24"/>
+              </w:rPr>
+              <w:t>2 850</w:t>
+            </w:r>
+          </w:p>
+        </w:tc>
+        <w:tc>
+          <w:tcPr>
+            <w:tcW w:w="1114" w:type="dxa"/>
+            <w:vAlign w:val="center"/>
+          </w:tcPr>
+          <w:p>
+            <w:pPr>
+              <w:pStyle w:val="Compact"/>
+              <w:spacing w:before="0" w:after="0" w:line="280" w:lineRule="exact"/>
+              <w:jc w:val="center"/>
+            </w:pPr>
+            <w:r>
+              <w:rPr>
+                <w:sz w:val="24"/>
+              </w:rPr>
+              <w:t>3,41-8,25</w:t>
+            </w:r>
+          </w:p>
+        </w:tc>
+        <w:tc>
+          <w:tcPr>
+            <w:tcW w:w="1658" w:type="dxa"/>
+            <w:vAlign w:val="center"/>
+          </w:tcPr>
+          <w:p>
+            <w:pPr>
+              <w:pStyle w:val="Compact"/>
+              <w:spacing w:before="0" w:after="0" w:line="280" w:lineRule="exact"/>
+              <w:jc w:val="center"/>
+            </w:pPr>
+            <w:r>
+              <w:rPr>
+                <w:sz w:val="24"/>
+              </w:rPr>
+              <w:t>46</w:t>
+            </w:r>
+          </w:p>
+        </w:tc>
+        <w:tc>
+          <w:tcPr>
+            <w:tcW w:w="1223" w:type="dxa"/>
+            <w:vAlign w:val="center"/>
+          </w:tcPr>
+          <w:p>
+            <w:pPr>
+              <w:pStyle w:val="Compact"/>
+              <w:spacing w:before="0" w:after="0" w:line="280" w:lineRule="exact"/>
+              <w:jc w:val="center"/>
+            </w:pPr>
+            <w:r>
+              <w:rPr>
+                <w:sz w:val="24"/>
+              </w:rPr>
+              <w:t>36</w:t>
+            </w:r>
+          </w:p>
+        </w:tc>
+        <w:tc>
+          <w:tcPr>
+            <w:tcW w:w="1658" w:type="dxa"/>
+            <w:vAlign w:val="center"/>
+          </w:tcPr>
+          <w:p>
+            <w:pPr>
+              <w:pStyle w:val="Compact"/>
+              <w:spacing w:before="0" w:after="0" w:line="280" w:lineRule="exact"/>
+              <w:jc w:val="center"/>
+            </w:pPr>
+            <w:r>
+              <w:rPr>
+                <w:sz w:val="24"/>
+              </w:rPr>
+              <w:t>9</w:t>
+            </w:r>
+          </w:p>
+        </w:tc>
+      </w:tr>
+      <w:tr>
+        <w:trPr>
+          <w:cantSplit/>
+          <w:jc w:val="center"/>
+        </w:trPr>
+        <w:tc>
+          <w:tcPr>
+            <w:tcW w:w="1332" w:type="dxa"/>
+            <w:vAlign w:val="center"/>
+          </w:tcPr>
+          <w:p>
+            <w:pPr>
+              <w:pStyle w:val="Compact"/>
+              <w:spacing w:before="0" w:after="0" w:line="280" w:lineRule="exact"/>
+              <w:jc w:val="center"/>
+            </w:pPr>
+            <w:r>
+              <w:rPr>
+                <w:i/>
+                <w:sz w:val="24"/>
+              </w:rPr>
+              <w:t>check</w:t>
+            </w:r>
+            <w:r>
+              <w:rPr>
+                <w:sz w:val="24"/>
+              </w:rPr>
+              <w:t xml:space="preserve"> </w:t>
+            </w:r>
+            <w:r>
+              <w:rPr>
+                <w:i/>
+                <w:sz w:val="24"/>
+              </w:rPr>
+              <w:t>excel</w:t>
+            </w:r>
+            <w:r>
+              <w:rPr>
+                <w:sz w:val="24"/>
+              </w:rPr>
+              <w:t xml:space="preserve"> </w:t>
+            </w:r>
+            <w:r>
+              <w:rPr>
+                <w:i/>
+                <w:sz w:val="24"/>
+              </w:rPr>
+              <w:t>formulas</w:t>
+            </w:r>
+          </w:p>
+        </w:tc>
+        <w:tc>
+          <w:tcPr>
+            <w:tcW w:w="1658" w:type="dxa"/>
+            <w:vAlign w:val="center"/>
+          </w:tcPr>
+          <w:p>
+            <w:pPr>
+              <w:pStyle w:val="Compact"/>
+              <w:spacing w:before="0" w:after="0" w:line="280" w:lineRule="exact"/>
+              <w:jc w:val="center"/>
+            </w:pPr>
+            <w:r>
+              <w:rPr>
+                <w:sz w:val="24"/>
+              </w:rPr>
+              <w:t>инструмент</w:t>
+            </w:r>
+          </w:p>
+        </w:tc>
+        <w:tc>
+          <w:tcPr>
+            <w:tcW w:w="712" w:type="dxa"/>
+            <w:vAlign w:val="center"/>
+          </w:tcPr>
+          <w:p>
+            <w:pPr>
+              <w:pStyle w:val="Compact"/>
+              <w:spacing w:before="0" w:after="0" w:line="280" w:lineRule="exact"/>
+              <w:jc w:val="center"/>
+            </w:pPr>
+            <w:r>
+              <w:rPr>
+                <w:sz w:val="24"/>
+              </w:rPr>
+              <w:t>15 510</w:t>
+            </w:r>
+          </w:p>
+        </w:tc>
+        <w:tc>
+          <w:tcPr>
+            <w:tcW w:w="1114" w:type="dxa"/>
+            <w:vAlign w:val="center"/>
+          </w:tcPr>
+          <w:p>
+            <w:pPr>
+              <w:pStyle w:val="Compact"/>
+              <w:spacing w:before="0" w:after="0" w:line="280" w:lineRule="exact"/>
+              <w:jc w:val="center"/>
+            </w:pPr>
+            <w:r>
+              <w:rPr>
+                <w:sz w:val="24"/>
+              </w:rPr>
+              <w:t>1,49-5,95</w:t>
+            </w:r>
+          </w:p>
+        </w:tc>
+        <w:tc>
+          <w:tcPr>
+            <w:tcW w:w="1658" w:type="dxa"/>
+            <w:vAlign w:val="center"/>
+          </w:tcPr>
+          <w:p>
+            <w:pPr>
+              <w:pStyle w:val="Compact"/>
+              <w:spacing w:before="0" w:after="0" w:line="280" w:lineRule="exact"/>
+              <w:jc w:val="center"/>
+            </w:pPr>
+            <w:r>
+              <w:rPr>
+                <w:sz w:val="24"/>
+              </w:rPr>
+              <w:t>69</w:t>
+            </w:r>
+          </w:p>
+        </w:tc>
+        <w:tc>
+          <w:tcPr>
+            <w:tcW w:w="1223" w:type="dxa"/>
+            <w:vAlign w:val="center"/>
+          </w:tcPr>
+          <w:p>
+            <w:pPr>
+              <w:pStyle w:val="Compact"/>
+              <w:spacing w:before="0" w:after="0" w:line="280" w:lineRule="exact"/>
+              <w:jc w:val="center"/>
+            </w:pPr>
+            <w:r>
+              <w:rPr>
+                <w:sz w:val="24"/>
+              </w:rPr>
+              <w:t>63</w:t>
+            </w:r>
+          </w:p>
+        </w:tc>
+        <w:tc>
+          <w:tcPr>
+            <w:tcW w:w="1658" w:type="dxa"/>
+            <w:vAlign w:val="center"/>
+          </w:tcPr>
+          <w:p>
+            <w:pPr>
+              <w:pStyle w:val="Compact"/>
+              <w:spacing w:before="0" w:after="0" w:line="280" w:lineRule="exact"/>
+              <w:jc w:val="center"/>
+            </w:pPr>
+            <w:r>
+              <w:rPr>
+                <w:sz w:val="24"/>
+              </w:rPr>
+              <w:t>7</w:t>
+            </w:r>
+          </w:p>
+        </w:tc>
+      </w:tr>
+    </w:tbl>
+    <w:p>
+      <w:pPr>
+        <w:pStyle w:val="FirstParagraph"/>
+        <w:spacing w:before="0" w:after="0" w:line="360" w:lineRule="exact"/>
+        <w:ind w:firstLine="709"/>
+        <w:jc w:val="both"/>
+      </w:pPr>
+      <w:r>
+        <w:rPr>
+          <w:sz w:val="28"/>
+        </w:rPr>
+        <w:lastRenderedPageBreak/>
+        <w:t>Запросы услуги и проверки (</w:t>
+      </w:r>
+      <w:r>
+        <w:rPr>
+          <w:i/>
+          <w:sz w:val="28"/>
+        </w:rPr>
+        <w:t>spreadsheet</w:t>
+      </w:r>
+      <w:r>
+        <w:rPr>
+          <w:sz w:val="28"/>
+        </w:rPr>
+        <w:t xml:space="preserve"> </w:t>
+      </w:r>
+      <w:r>
+        <w:rPr>
+          <w:i/>
+          <w:sz w:val="28"/>
+        </w:rPr>
+        <w:t>audit</w:t>
+      </w:r>
+      <w:r>
+        <w:rPr>
+          <w:sz w:val="28"/>
+        </w:rPr>
+        <w:t xml:space="preserve">, </w:t>
+      </w:r>
+      <w:r>
+        <w:rPr>
+          <w:i/>
+          <w:sz w:val="28"/>
+        </w:rPr>
+        <w:t>excel</w:t>
+      </w:r>
+      <w:r>
+        <w:rPr>
+          <w:sz w:val="28"/>
+        </w:rPr>
+        <w:t xml:space="preserve"> </w:t>
+      </w:r>
+      <w:r>
+        <w:rPr>
+          <w:i/>
+          <w:sz w:val="28"/>
+        </w:rPr>
+        <w:t>audit</w:t>
+      </w:r>
+      <w:r>
+        <w:rPr>
+          <w:sz w:val="28"/>
+        </w:rPr>
+        <w:t xml:space="preserve">, </w:t>
+      </w:r>
+      <w:r>
+        <w:rPr>
+          <w:i/>
+          <w:sz w:val="28"/>
+        </w:rPr>
+        <w:t>financial</w:t>
+      </w:r>
+      <w:r>
+        <w:rPr>
+          <w:sz w:val="28"/>
+        </w:rPr>
+        <w:t xml:space="preserve"> </w:t>
+      </w:r>
+      <w:r>
+        <w:rPr>
+          <w:i/>
+          <w:sz w:val="28"/>
+        </w:rPr>
+        <w:t>model</w:t>
+      </w:r>
+      <w:r>
+        <w:rPr>
+          <w:sz w:val="28"/>
+        </w:rPr>
+        <w:t xml:space="preserve"> </w:t>
+      </w:r>
+      <w:r>
+        <w:rPr>
+          <w:i/>
+          <w:sz w:val="28"/>
+        </w:rPr>
+        <w:t>audit</w:t>
+      </w:r>
+      <w:r>
+        <w:rPr>
+          <w:sz w:val="28"/>
+        </w:rPr>
+        <w:t>) дороже и конкурентнее информационных: клик стоит 3,4-9,4 </w:t>
+      </w:r>
+      <w:r>
+        <w:rPr>
+          <w:i/>
+          <w:sz w:val="28"/>
+        </w:rPr>
+        <w:t>EUR</w:t>
+      </w:r>
+      <w:r>
+        <w:rPr>
+          <w:sz w:val="28"/>
+        </w:rPr>
+        <w:t xml:space="preserve"> при конкурентности 46-72. Суммарный объем семи узких запросов ядра - 75 380 в месяц.</w:t>
+      </w:r>
+    </w:p>
+    <w:p>
+      <w:pPr>
+        <w:pStyle w:val="a0"/>
+        <w:spacing w:before="0" w:after="0" w:line="360" w:lineRule="exact"/>
+        <w:ind w:firstLine="709"/>
+        <w:jc w:val="both"/>
+      </w:pPr>
+      <w:r>
+        <w:rPr>
+          <w:sz w:val="28"/>
+        </w:rPr>
+        <w:t>Экономика</w:t>
+      </w:r>
+      <w:r>
+        <w:rPr>
+          <w:sz w:val="28"/>
+        </w:rPr>
+        <w:t xml:space="preserve"> платного поиска по узкому ядру: средний клик 5,07 </w:t>
+      </w:r>
+      <w:r>
+        <w:rPr>
+          <w:i/>
+          <w:sz w:val="28"/>
+        </w:rPr>
+        <w:t>EUR</w:t>
+      </w:r>
+      <w:r>
+        <w:rPr>
+          <w:sz w:val="28"/>
+        </w:rPr>
+        <w:t>, при доле кликов 3 % от объема это 2 261 кликов и около 11 460 </w:t>
+      </w:r>
+      <w:r>
+        <w:rPr>
+          <w:i/>
+          <w:sz w:val="28"/>
+        </w:rPr>
+        <w:t>EUR</w:t>
+      </w:r>
+      <w:r>
+        <w:rPr>
+          <w:sz w:val="28"/>
+        </w:rPr>
+        <w:t xml:space="preserve"> в месяц. При конверсиях базового сценария ЛР2-3 (визит - регистрация 4 %, регистрация - платящий 5 %) стоимость привлечения платящего </w:t>
+      </w:r>
+      <w:r>
+        <w:rPr>
+          <w:sz w:val="28"/>
+        </w:rPr>
+        <w:t>составила бы около 2 534 </w:t>
+      </w:r>
+      <w:r>
+        <w:rPr>
+          <w:i/>
+          <w:sz w:val="28"/>
+        </w:rPr>
+        <w:t>EUR</w:t>
+      </w:r>
+      <w:r>
+        <w:rPr>
+          <w:sz w:val="28"/>
+        </w:rPr>
+        <w:t xml:space="preserve"> при выручке первого года на платящего около 101 </w:t>
+      </w:r>
+      <w:r>
+        <w:rPr>
+          <w:i/>
+          <w:sz w:val="28"/>
+        </w:rPr>
+        <w:t>EUR</w:t>
+      </w:r>
+      <w:r>
+        <w:rPr>
+          <w:sz w:val="28"/>
+        </w:rPr>
+        <w:t xml:space="preserve">. Вывод: платный поиск при текущей цене нельзя считать основным каналом; ставка должна делаться на органический поиск, </w:t>
+      </w:r>
+      <w:r>
+        <w:rPr>
+          <w:i/>
+          <w:sz w:val="28"/>
+        </w:rPr>
+        <w:t>AppSource</w:t>
+      </w:r>
+      <w:r>
+        <w:rPr>
+          <w:sz w:val="28"/>
+        </w:rPr>
+        <w:t>, партнеров и сообщества. Даже в оптимистичном с</w:t>
+      </w:r>
+      <w:r>
+        <w:rPr>
+          <w:sz w:val="28"/>
+        </w:rPr>
+        <w:t>ценарии конверсий (7 % и 8 %) стоимость платящего остается около 900 </w:t>
+      </w:r>
+      <w:r>
+        <w:rPr>
+          <w:i/>
+          <w:sz w:val="28"/>
+        </w:rPr>
+        <w:t>EUR</w:t>
+      </w:r>
+      <w:r>
+        <w:rPr>
+          <w:sz w:val="28"/>
+        </w:rPr>
+        <w:t>.</w:t>
+      </w:r>
+    </w:p>
+    <w:bookmarkEnd w:id="42"/>
     <w:sectPr>
       <w:headerReference w:type="default" r:id="rId11"/>
       <w:footerReference w:type="default" r:id="rId12"/>
@@ -25677,7 +28308,7 @@
   <w:abstractNum w:abstractNumId="0" w15:restartNumberingAfterBreak="0">
     <w:nsid w:val="0000A990"/>
     <w:multiLevelType w:val="multilevel"/>
-    <w:tmpl w:val="F866F334"/>
+    <w:tmpl w:val="B534343E"/>
     <w:lvl w:ilvl="0">
       <w:numFmt w:val="bullet"/>
       <w:lvlText w:val=" "/>
@@ -25754,7 +28385,7 @@
   <w:abstractNum w:abstractNumId="1" w15:restartNumberingAfterBreak="0">
     <w:nsid w:val="00A99411"/>
     <w:multiLevelType w:val="multilevel"/>
-    <w:tmpl w:val="A33CC1DE"/>
+    <w:tmpl w:val="8D569E66"/>
     <w:lvl w:ilvl="0">
       <w:start w:val="1"/>
       <w:numFmt w:val="decimal"/>
@@ -27232,7 +29863,7 @@
     <w:autoRedefine/>
     <w:uiPriority w:val="39"/>
     <w:unhideWhenUsed/>
-    <w:rsid w:val="00292641"/>
+    <w:rsid w:val="00377A60"/>
     <w:pPr>
       <w:spacing w:after="100"/>
     </w:pPr>
@@ -27244,7 +29875,7 @@
     <w:autoRedefine/>
     <w:uiPriority w:val="39"/>
     <w:unhideWhenUsed/>
-    <w:rsid w:val="00292641"/>
+    <w:rsid w:val="00377A60"/>
     <w:pPr>
       <w:spacing w:after="100"/>
       <w:ind w:left="240"/>

--- a/ЛР4_Пять_сил_Портера/ОТЧЕТ_ЛР4_TableMind.docx
+++ b/ЛР4_Пять_сил_Портера/ОТЧЕТ_ЛР4_TableMind.docx
@@ -264,7 +264,7 @@
       <w:r>
         <w:fldChar w:fldCharType="separate"/>
       </w:r>
-      <w:hyperlink w:anchor="_Toc241938596" w:history="1">
+      <w:hyperlink w:anchor="_Toc241939362" w:history="1">
         <w:r>
           <w:rPr>
             <w:rStyle w:val="af"/>
@@ -292,7 +292,7 @@
             <w:noProof/>
             <w:webHidden/>
           </w:rPr>
-          <w:instrText xml:space="preserve"> PAGEREF _Toc241938596 \h </w:instrText>
+          <w:instrText xml:space="preserve"> PAGEREF _Toc241939362 \h </w:instrText>
         </w:r>
         <w:r>
           <w:rPr>
@@ -333,7 +333,7 @@
           <w:noProof/>
         </w:rPr>
       </w:pPr>
-      <w:hyperlink w:anchor="_Toc241938597" w:history="1">
+      <w:hyperlink w:anchor="_Toc241939363" w:history="1">
         <w:r>
           <w:rPr>
             <w:rStyle w:val="af"/>
@@ -361,7 +361,7 @@
             <w:noProof/>
             <w:webHidden/>
           </w:rPr>
-          <w:instrText xml:space="preserve"> PAGEREF _Toc241938597 \h </w:instrText>
+          <w:instrText xml:space="preserve"> PAGEREF _Toc241939363 \h </w:instrText>
         </w:r>
         <w:r>
           <w:rPr>
@@ -402,7 +402,7 @@
           <w:noProof/>
         </w:rPr>
       </w:pPr>
-      <w:hyperlink w:anchor="_Toc241938598" w:history="1">
+      <w:hyperlink w:anchor="_Toc241939364" w:history="1">
         <w:r>
           <w:rPr>
             <w:rStyle w:val="af"/>
@@ -430,7 +430,7 @@
             <w:noProof/>
             <w:webHidden/>
           </w:rPr>
-          <w:instrText xml:space="preserve"> PAGEREF _Toc241938598 \h </w:instrText>
+          <w:instrText xml:space="preserve"> PAGEREF _Toc241939364 \h </w:instrText>
         </w:r>
         <w:r>
           <w:rPr>
@@ -471,7 +471,7 @@
           <w:noProof/>
         </w:rPr>
       </w:pPr>
-      <w:hyperlink w:anchor="_Toc241938599" w:history="1">
+      <w:hyperlink w:anchor="_Toc241939365" w:history="1">
         <w:r>
           <w:rPr>
             <w:rStyle w:val="af"/>
@@ -499,7 +499,7 @@
             <w:noProof/>
             <w:webHidden/>
           </w:rPr>
-          <w:instrText xml:space="preserve"> PAGEREF _Toc241938599 \h </w:instrText>
+          <w:instrText xml:space="preserve"> PAGEREF _Toc241939365 \h </w:instrText>
         </w:r>
         <w:r>
           <w:rPr>
@@ -540,7 +540,7 @@
           <w:noProof/>
         </w:rPr>
       </w:pPr>
-      <w:hyperlink w:anchor="_Toc241938600" w:history="1">
+      <w:hyperlink w:anchor="_Toc241939366" w:history="1">
         <w:r>
           <w:rPr>
             <w:rStyle w:val="af"/>
@@ -568,7 +568,7 @@
             <w:noProof/>
             <w:webHidden/>
           </w:rPr>
-          <w:instrText xml:space="preserve"> PAGEREF _Toc241938600 \h </w:instrText>
+          <w:instrText xml:space="preserve"> PAGEREF _Toc241939366 \h </w:instrText>
         </w:r>
         <w:r>
           <w:rPr>
@@ -609,7 +609,7 @@
           <w:noProof/>
         </w:rPr>
       </w:pPr>
-      <w:hyperlink w:anchor="_Toc241938601" w:history="1">
+      <w:hyperlink w:anchor="_Toc241939367" w:history="1">
         <w:r>
           <w:rPr>
             <w:rStyle w:val="af"/>
@@ -637,7 +637,7 @@
             <w:noProof/>
             <w:webHidden/>
           </w:rPr>
-          <w:instrText xml:space="preserve"> PAGEREF _Toc241938601 \h </w:instrText>
+          <w:instrText xml:space="preserve"> PAGEREF _Toc241939367 \h </w:instrText>
         </w:r>
         <w:r>
           <w:rPr>
@@ -678,7 +678,7 @@
           <w:noProof/>
         </w:rPr>
       </w:pPr>
-      <w:hyperlink w:anchor="_Toc241938602" w:history="1">
+      <w:hyperlink w:anchor="_Toc241939368" w:history="1">
         <w:r>
           <w:rPr>
             <w:rStyle w:val="af"/>
@@ -706,7 +706,7 @@
             <w:noProof/>
             <w:webHidden/>
           </w:rPr>
-          <w:instrText xml:space="preserve"> PAGEREF _Toc241938602 \h </w:instrText>
+          <w:instrText xml:space="preserve"> PAGEREF _Toc241939368 \h </w:instrText>
         </w:r>
         <w:r>
           <w:rPr>
@@ -747,7 +747,7 @@
           <w:noProof/>
         </w:rPr>
       </w:pPr>
-      <w:hyperlink w:anchor="_Toc241938603" w:history="1">
+      <w:hyperlink w:anchor="_Toc241939369" w:history="1">
         <w:r>
           <w:rPr>
             <w:rStyle w:val="af"/>
@@ -775,7 +775,7 @@
             <w:noProof/>
             <w:webHidden/>
           </w:rPr>
-          <w:instrText xml:space="preserve"> PAGEREF _Toc241938603 \h </w:instrText>
+          <w:instrText xml:space="preserve"> PAGEREF _Toc241939369 \h </w:instrText>
         </w:r>
         <w:r>
           <w:rPr>
@@ -816,7 +816,7 @@
           <w:noProof/>
         </w:rPr>
       </w:pPr>
-      <w:hyperlink w:anchor="_Toc241938604" w:history="1">
+      <w:hyperlink w:anchor="_Toc241939370" w:history="1">
         <w:r>
           <w:rPr>
             <w:rStyle w:val="af"/>
@@ -844,7 +844,7 @@
             <w:noProof/>
             <w:webHidden/>
           </w:rPr>
-          <w:instrText xml:space="preserve"> PAGEREF _Toc241938604 \h </w:instrText>
+          <w:instrText xml:space="preserve"> PAGEREF _Toc241939370 \h </w:instrText>
         </w:r>
         <w:r>
           <w:rPr>
@@ -885,7 +885,7 @@
           <w:noProof/>
         </w:rPr>
       </w:pPr>
-      <w:hyperlink w:anchor="_Toc241938605" w:history="1">
+      <w:hyperlink w:anchor="_Toc241939371" w:history="1">
         <w:r>
           <w:rPr>
             <w:rStyle w:val="af"/>
@@ -913,7 +913,7 @@
             <w:noProof/>
             <w:webHidden/>
           </w:rPr>
-          <w:instrText xml:space="preserve"> PAGEREF _Toc241938605 \h </w:instrText>
+          <w:instrText xml:space="preserve"> PAGEREF _Toc241939371 \h </w:instrText>
         </w:r>
         <w:r>
           <w:rPr>
@@ -954,7 +954,7 @@
           <w:noProof/>
         </w:rPr>
       </w:pPr>
-      <w:hyperlink w:anchor="_Toc241938606" w:history="1">
+      <w:hyperlink w:anchor="_Toc241939372" w:history="1">
         <w:r>
           <w:rPr>
             <w:rStyle w:val="af"/>
@@ -982,7 +982,7 @@
             <w:noProof/>
             <w:webHidden/>
           </w:rPr>
-          <w:instrText xml:space="preserve"> PAGEREF _Toc241938606 \h </w:instrText>
+          <w:instrText xml:space="preserve"> PAGEREF _Toc241939372 \h </w:instrText>
         </w:r>
         <w:r>
           <w:rPr>
@@ -1023,7 +1023,7 @@
           <w:noProof/>
         </w:rPr>
       </w:pPr>
-      <w:hyperlink w:anchor="_Toc241938607" w:history="1">
+      <w:hyperlink w:anchor="_Toc241939373" w:history="1">
         <w:r>
           <w:rPr>
             <w:rStyle w:val="af"/>
@@ -1051,7 +1051,7 @@
             <w:noProof/>
             <w:webHidden/>
           </w:rPr>
-          <w:instrText xml:space="preserve"> PAGEREF _Toc241938607 \h </w:instrText>
+          <w:instrText xml:space="preserve"> PAGEREF _Toc241939373 \h </w:instrText>
         </w:r>
         <w:r>
           <w:rPr>
@@ -1092,7 +1092,7 @@
           <w:noProof/>
         </w:rPr>
       </w:pPr>
-      <w:hyperlink w:anchor="_Toc241938608" w:history="1">
+      <w:hyperlink w:anchor="_Toc241939374" w:history="1">
         <w:r>
           <w:rPr>
             <w:rStyle w:val="af"/>
@@ -1120,7 +1120,7 @@
             <w:noProof/>
             <w:webHidden/>
           </w:rPr>
-          <w:instrText xml:space="preserve"> PAGEREF _Toc241938608 \h </w:instrText>
+          <w:instrText xml:space="preserve"> PAGEREF _Toc241939374 \h </w:instrText>
         </w:r>
         <w:r>
           <w:rPr>
@@ -1161,7 +1161,7 @@
           <w:noProof/>
         </w:rPr>
       </w:pPr>
-      <w:hyperlink w:anchor="_Toc241938609" w:history="1">
+      <w:hyperlink w:anchor="_Toc241939375" w:history="1">
         <w:r>
           <w:rPr>
             <w:rStyle w:val="af"/>
@@ -1189,7 +1189,7 @@
             <w:noProof/>
             <w:webHidden/>
           </w:rPr>
-          <w:instrText xml:space="preserve"> PAGEREF _Toc241938609 \h </w:instrText>
+          <w:instrText xml:space="preserve"> PAGEREF _Toc241939375 \h </w:instrText>
         </w:r>
         <w:r>
           <w:rPr>
@@ -1230,7 +1230,7 @@
           <w:noProof/>
         </w:rPr>
       </w:pPr>
-      <w:hyperlink w:anchor="_Toc241938610" w:history="1">
+      <w:hyperlink w:anchor="_Toc241939376" w:history="1">
         <w:r>
           <w:rPr>
             <w:rStyle w:val="af"/>
@@ -1258,7 +1258,7 @@
             <w:noProof/>
             <w:webHidden/>
           </w:rPr>
-          <w:instrText xml:space="preserve"> PAGEREF _Toc241938610 \h </w:instrText>
+          <w:instrText xml:space="preserve"> PAGEREF _Toc241939376 \h </w:instrText>
         </w:r>
         <w:r>
           <w:rPr>
@@ -1299,7 +1299,7 @@
           <w:noProof/>
         </w:rPr>
       </w:pPr>
-      <w:hyperlink w:anchor="_Toc241938611" w:history="1">
+      <w:hyperlink w:anchor="_Toc241939377" w:history="1">
         <w:r>
           <w:rPr>
             <w:rStyle w:val="af"/>
@@ -1327,7 +1327,7 @@
             <w:noProof/>
             <w:webHidden/>
           </w:rPr>
-          <w:instrText xml:space="preserve"> PAGEREF _Toc241938611 \h </w:instrText>
+          <w:instrText xml:space="preserve"> PAGEREF _Toc241939377 \h </w:instrText>
         </w:r>
         <w:r>
           <w:rPr>
@@ -1368,7 +1368,7 @@
           <w:noProof/>
         </w:rPr>
       </w:pPr>
-      <w:hyperlink w:anchor="_Toc241938612" w:history="1">
+      <w:hyperlink w:anchor="_Toc241939378" w:history="1">
         <w:r>
           <w:rPr>
             <w:rStyle w:val="af"/>
@@ -1396,7 +1396,7 @@
             <w:noProof/>
             <w:webHidden/>
           </w:rPr>
-          <w:instrText xml:space="preserve"> PAGEREF _Toc241938612 \h </w:instrText>
+          <w:instrText xml:space="preserve"> PAGEREF _Toc241939378 \h </w:instrText>
         </w:r>
         <w:r>
           <w:rPr>
@@ -1437,7 +1437,7 @@
           <w:noProof/>
         </w:rPr>
       </w:pPr>
-      <w:hyperlink w:anchor="_Toc241938613" w:history="1">
+      <w:hyperlink w:anchor="_Toc241939379" w:history="1">
         <w:r>
           <w:rPr>
             <w:rStyle w:val="af"/>
@@ -1465,7 +1465,7 @@
             <w:noProof/>
             <w:webHidden/>
           </w:rPr>
-          <w:instrText xml:space="preserve"> PAGEREF _Toc241938613 \h </w:instrText>
+          <w:instrText xml:space="preserve"> PAGEREF _Toc241939379 \h </w:instrText>
         </w:r>
         <w:r>
           <w:rPr>
@@ -1506,7 +1506,7 @@
           <w:noProof/>
         </w:rPr>
       </w:pPr>
-      <w:hyperlink w:anchor="_Toc241938614" w:history="1">
+      <w:hyperlink w:anchor="_Toc241939380" w:history="1">
         <w:r>
           <w:rPr>
             <w:rStyle w:val="af"/>
@@ -1534,7 +1534,7 @@
             <w:noProof/>
             <w:webHidden/>
           </w:rPr>
-          <w:instrText xml:space="preserve"> PAGEREF _Toc241938614 \h </w:instrText>
+          <w:instrText xml:space="preserve"> PAGEREF _Toc241939380 \h </w:instrText>
         </w:r>
         <w:r>
           <w:rPr>
@@ -1575,7 +1575,7 @@
           <w:noProof/>
         </w:rPr>
       </w:pPr>
-      <w:hyperlink w:anchor="_Toc241938615" w:history="1">
+      <w:hyperlink w:anchor="_Toc241939381" w:history="1">
         <w:r>
           <w:rPr>
             <w:rStyle w:val="af"/>
@@ -1603,7 +1603,7 @@
             <w:noProof/>
             <w:webHidden/>
           </w:rPr>
-          <w:instrText xml:space="preserve"> PAGEREF _Toc241938615 \h </w:instrText>
+          <w:instrText xml:space="preserve"> PAGEREF _Toc241939381 \h </w:instrText>
         </w:r>
         <w:r>
           <w:rPr>
@@ -1644,7 +1644,7 @@
           <w:noProof/>
         </w:rPr>
       </w:pPr>
-      <w:hyperlink w:anchor="_Toc241938616" w:history="1">
+      <w:hyperlink w:anchor="_Toc241939382" w:history="1">
         <w:r>
           <w:rPr>
             <w:rStyle w:val="af"/>
@@ -1672,7 +1672,7 @@
             <w:noProof/>
             <w:webHidden/>
           </w:rPr>
-          <w:instrText xml:space="preserve"> PAGEREF _Toc241938616 \h </w:instrText>
+          <w:instrText xml:space="preserve"> PAGEREF _Toc241939382 \h </w:instrText>
         </w:r>
         <w:r>
           <w:rPr>
@@ -1713,7 +1713,7 @@
           <w:noProof/>
         </w:rPr>
       </w:pPr>
-      <w:hyperlink w:anchor="_Toc241938617" w:history="1">
+      <w:hyperlink w:anchor="_Toc241939383" w:history="1">
         <w:r>
           <w:rPr>
             <w:rStyle w:val="af"/>
@@ -1741,7 +1741,7 @@
             <w:noProof/>
             <w:webHidden/>
           </w:rPr>
-          <w:instrText xml:space="preserve"> PAGEREF _Toc241938617 \h </w:instrText>
+          <w:instrText xml:space="preserve"> PAGEREF _Toc241939383 \h </w:instrText>
         </w:r>
         <w:r>
           <w:rPr>
@@ -1787,7 +1787,7 @@
         <w:spacing w:before="0" w:after="360" w:line="360" w:lineRule="exact"/>
         <w:ind w:firstLine="709"/>
       </w:pPr>
-      <w:bookmarkStart w:id="1" w:name="_Toc241938596"/>
+      <w:bookmarkStart w:id="1" w:name="_Toc241939362"/>
       <w:r>
         <w:rPr>
           <w:b/>
@@ -1989,7 +1989,7 @@
         <w:ind w:firstLine="709"/>
       </w:pPr>
       <w:bookmarkStart w:id="2" w:name="_b608aa976fc82a0faaf3b83f58c735968afd03b"/>
-      <w:bookmarkStart w:id="3" w:name="_Toc241938597"/>
+      <w:bookmarkStart w:id="3" w:name="_Toc241939363"/>
       <w:bookmarkEnd w:id="0"/>
       <w:r>
         <w:rPr>
@@ -2060,7 +2060,7 @@
         <w:ind w:firstLine="709"/>
       </w:pPr>
       <w:bookmarkStart w:id="4" w:name="_c2dc16d95c34e7e7c75dbd4503de730b54879a3"/>
-      <w:bookmarkStart w:id="5" w:name="_Toc241938598"/>
+      <w:bookmarkStart w:id="5" w:name="_Toc241939364"/>
       <w:r>
         <w:rPr>
           <w:b/>
@@ -4959,7 +4959,7 @@
         <w:ind w:firstLine="709"/>
       </w:pPr>
       <w:bookmarkStart w:id="6" w:name="_e53e14f44ab4c8780a98a105cb988ad22318c27"/>
-      <w:bookmarkStart w:id="7" w:name="_Toc241938599"/>
+      <w:bookmarkStart w:id="7" w:name="_Toc241939365"/>
       <w:bookmarkEnd w:id="4"/>
       <w:r>
         <w:rPr>
@@ -6806,7 +6806,7 @@
           <w:sz w:val="28"/>
         </w:rPr>
         <w:drawing>
-          <wp:inline distT="0" distB="0" distL="0" distR="0" wp14:anchorId="1F2C18C0" wp14:editId="79BE460D">
+          <wp:inline distT="0" distB="0" distL="0" distR="0" wp14:anchorId="0982E9DC" wp14:editId="7E524E12">
             <wp:extent cx="5334000" cy="2862146"/>
             <wp:effectExtent l="0" t="0" r="0" b="0"/>
             <wp:docPr id="12" name="Picture"/>
@@ -7235,7 +7235,7 @@
           <w:sz w:val="28"/>
         </w:rPr>
         <w:drawing>
-          <wp:inline distT="0" distB="0" distL="0" distR="0" wp14:anchorId="13926BCB" wp14:editId="733E0304">
+          <wp:inline distT="0" distB="0" distL="0" distR="0" wp14:anchorId="368A0EBD" wp14:editId="6964286C">
             <wp:extent cx="5334000" cy="2536902"/>
             <wp:effectExtent l="0" t="0" r="0" b="0"/>
             <wp:docPr id="15" name="Picture"/>
@@ -8084,7 +8084,7 @@
         <w:ind w:firstLine="709"/>
       </w:pPr>
       <w:bookmarkStart w:id="8" w:name="_6630f66e9bddc915a7c003d1a4416942be99820"/>
-      <w:bookmarkStart w:id="9" w:name="_Toc241938600"/>
+      <w:bookmarkStart w:id="9" w:name="_Toc241939366"/>
       <w:bookmarkEnd w:id="6"/>
       <w:r>
         <w:rPr>
@@ -10174,7 +10174,7 @@
           <w:sz w:val="28"/>
         </w:rPr>
         <w:drawing>
-          <wp:inline distT="0" distB="0" distL="0" distR="0" wp14:anchorId="2D069A1A" wp14:editId="7152B5C7">
+          <wp:inline distT="0" distB="0" distL="0" distR="0" wp14:anchorId="426FA72D" wp14:editId="506D516C">
             <wp:extent cx="5334000" cy="2732048"/>
             <wp:effectExtent l="0" t="0" r="0" b="0"/>
             <wp:docPr id="19" name="Picture"/>
@@ -11126,7 +11126,7 @@
         <w:ind w:firstLine="709"/>
       </w:pPr>
       <w:bookmarkStart w:id="10" w:name="_32eb1a546c0e629ee5199cbd921989386414cef"/>
-      <w:bookmarkStart w:id="11" w:name="_Toc241938601"/>
+      <w:bookmarkStart w:id="11" w:name="_Toc241939367"/>
       <w:bookmarkEnd w:id="8"/>
       <w:r>
         <w:rPr>
@@ -11651,7 +11651,7 @@
         <w:ind w:firstLine="709"/>
       </w:pPr>
       <w:bookmarkStart w:id="12" w:name="_56392ae30d217601ca6b22348c46ed1cd30bda9"/>
-      <w:bookmarkStart w:id="13" w:name="_Toc241938602"/>
+      <w:bookmarkStart w:id="13" w:name="_Toc241939368"/>
       <w:bookmarkEnd w:id="10"/>
       <w:r>
         <w:rPr>
@@ -12255,7 +12255,7 @@
         <w:ind w:firstLine="709"/>
       </w:pPr>
       <w:bookmarkStart w:id="14" w:name="_81d55da623d41512ef63f4dc47f176415032501"/>
-      <w:bookmarkStart w:id="15" w:name="_Toc241938603"/>
+      <w:bookmarkStart w:id="15" w:name="_Toc241939369"/>
       <w:bookmarkEnd w:id="12"/>
       <w:r>
         <w:rPr>
@@ -12650,7 +12650,7 @@
         <w:ind w:firstLine="709"/>
       </w:pPr>
       <w:bookmarkStart w:id="16" w:name="_c864891c2a63545415c693c4f70871cf567029c"/>
-      <w:bookmarkStart w:id="17" w:name="_Toc241938604"/>
+      <w:bookmarkStart w:id="17" w:name="_Toc241939370"/>
       <w:bookmarkEnd w:id="14"/>
       <w:r>
         <w:rPr>
@@ -13301,7 +13301,7 @@
         <w:ind w:firstLine="709"/>
       </w:pPr>
       <w:bookmarkStart w:id="18" w:name="_ef6f952c7e24326ac23355a768c8b715ec8fce8"/>
-      <w:bookmarkStart w:id="19" w:name="_Toc241938605"/>
+      <w:bookmarkStart w:id="19" w:name="_Toc241939371"/>
       <w:bookmarkEnd w:id="16"/>
       <w:r>
         <w:rPr>
@@ -13941,7 +13941,7 @@
           <w:sz w:val="28"/>
         </w:rPr>
         <w:drawing>
-          <wp:inline distT="0" distB="0" distL="0" distR="0" wp14:anchorId="0D14876F" wp14:editId="679C75C7">
+          <wp:inline distT="0" distB="0" distL="0" distR="0" wp14:anchorId="0CD9818A" wp14:editId="0F4B54CA">
             <wp:extent cx="5334000" cy="2471853"/>
             <wp:effectExtent l="0" t="0" r="0" b="0"/>
             <wp:docPr id="27" name="Picture"/>
@@ -14036,7 +14036,7 @@
         <w:ind w:firstLine="709"/>
       </w:pPr>
       <w:bookmarkStart w:id="20" w:name="_6df6aabc6395b7d9765c374a4a7f2d43c0ba1e7"/>
-      <w:bookmarkStart w:id="21" w:name="_Toc241938606"/>
+      <w:bookmarkStart w:id="21" w:name="_Toc241939372"/>
       <w:bookmarkEnd w:id="18"/>
       <w:r>
         <w:rPr>
@@ -17698,7 +17698,7 @@
         <w:ind w:firstLine="709"/>
       </w:pPr>
       <w:bookmarkStart w:id="22" w:name="_bd0f162afc2e7ad7347811c158aa5f062feeff4"/>
-      <w:bookmarkStart w:id="23" w:name="_Toc241938607"/>
+      <w:bookmarkStart w:id="23" w:name="_Toc241939373"/>
       <w:bookmarkEnd w:id="20"/>
       <w:r>
         <w:rPr>
@@ -18461,7 +18461,7 @@
         <w:ind w:firstLine="709"/>
       </w:pPr>
       <w:bookmarkStart w:id="24" w:name="_07f39535de8dfb555f41c49666d7d7ad4469d72"/>
-      <w:bookmarkStart w:id="25" w:name="_Toc241938608"/>
+      <w:bookmarkStart w:id="25" w:name="_Toc241939374"/>
       <w:bookmarkEnd w:id="22"/>
       <w:r>
         <w:rPr>
@@ -19574,7 +19574,7 @@
         <w:ind w:firstLine="709"/>
       </w:pPr>
       <w:bookmarkStart w:id="26" w:name="_ограничения"/>
-      <w:bookmarkStart w:id="27" w:name="_Toc241938609"/>
+      <w:bookmarkStart w:id="27" w:name="_Toc241939375"/>
       <w:bookmarkEnd w:id="24"/>
       <w:r>
         <w:rPr>
@@ -19737,7 +19737,7 @@
         <w:ind w:firstLine="709"/>
       </w:pPr>
       <w:bookmarkStart w:id="28" w:name="_1bfdad9d2d88ddb6ca16c31c1d4d4943679f32f"/>
-      <w:bookmarkStart w:id="29" w:name="_Toc241938610"/>
+      <w:bookmarkStart w:id="29" w:name="_Toc241939376"/>
       <w:bookmarkEnd w:id="26"/>
       <w:bookmarkEnd w:id="2"/>
       <w:r>
@@ -20129,7 +20129,7 @@
         <w:jc w:val="center"/>
       </w:pPr>
       <w:bookmarkStart w:id="30" w:name="_выводы"/>
-      <w:bookmarkStart w:id="31" w:name="_Toc241938611"/>
+      <w:bookmarkStart w:id="31" w:name="_Toc241939377"/>
       <w:bookmarkEnd w:id="28"/>
       <w:r>
         <w:rPr>
@@ -20412,7 +20412,7 @@
         <w:jc w:val="center"/>
       </w:pPr>
       <w:bookmarkStart w:id="32" w:name="_274f6a444530ef90b0479dabf3d210f01e97699"/>
-      <w:bookmarkStart w:id="33" w:name="_Toc241938612"/>
+      <w:bookmarkStart w:id="33" w:name="_Toc241939378"/>
       <w:bookmarkEnd w:id="30"/>
       <w:r>
         <w:rPr>
@@ -21678,7 +21678,7 @@
         <w:jc w:val="center"/>
       </w:pPr>
       <w:bookmarkStart w:id="34" w:name="_3d74faf1500c1b2a4a8bfa8e0e37c74206ce73d"/>
-      <w:bookmarkStart w:id="35" w:name="_Toc241938613"/>
+      <w:bookmarkStart w:id="35" w:name="_Toc241939379"/>
       <w:bookmarkEnd w:id="32"/>
       <w:r>
         <w:rPr>
@@ -22742,7 +22742,7 @@
         <w:jc w:val="center"/>
       </w:pPr>
       <w:bookmarkStart w:id="36" w:name="_d684f183eb868ee4ace295916bed2e6be64d16e"/>
-      <w:bookmarkStart w:id="37" w:name="_Toc241938614"/>
+      <w:bookmarkStart w:id="37" w:name="_Toc241939380"/>
       <w:bookmarkEnd w:id="34"/>
       <w:r>
         <w:rPr>
@@ -22843,11 +22843,11 @@
         <w:tblLook w:val="0020" w:firstRow="1" w:lastRow="0" w:firstColumn="0" w:lastColumn="0" w:noHBand="0" w:noVBand="0"/>
       </w:tblPr>
       <w:tblGrid>
-        <w:gridCol w:w="626"/>
-        <w:gridCol w:w="2421"/>
-        <w:gridCol w:w="1907"/>
-        <w:gridCol w:w="2421"/>
-        <w:gridCol w:w="1980"/>
+        <w:gridCol w:w="622"/>
+        <w:gridCol w:w="2576"/>
+        <w:gridCol w:w="1845"/>
+        <w:gridCol w:w="2342"/>
+        <w:gridCol w:w="1970"/>
       </w:tblGrid>
       <w:tr>
         <w:trPr>
@@ -22858,7 +22858,7 @@
         </w:trPr>
         <w:tc>
           <w:tcPr>
-            <w:tcW w:w="625" w:type="dxa"/>
+            <w:tcW w:w="622" w:type="dxa"/>
             <w:vAlign w:val="center"/>
           </w:tcPr>
           <w:p>
@@ -22878,7 +22878,7 @@
         </w:tc>
         <w:tc>
           <w:tcPr>
-            <w:tcW w:w="2421" w:type="dxa"/>
+            <w:tcW w:w="2576" w:type="dxa"/>
             <w:vAlign w:val="center"/>
           </w:tcPr>
           <w:p>
@@ -22898,7 +22898,7 @@
         </w:tc>
         <w:tc>
           <w:tcPr>
-            <w:tcW w:w="1907" w:type="dxa"/>
+            <w:tcW w:w="1845" w:type="dxa"/>
             <w:vAlign w:val="center"/>
           </w:tcPr>
           <w:p>
@@ -22918,7 +22918,7 @@
         </w:tc>
         <w:tc>
           <w:tcPr>
-            <w:tcW w:w="2421" w:type="dxa"/>
+            <w:tcW w:w="2342" w:type="dxa"/>
             <w:vAlign w:val="center"/>
           </w:tcPr>
           <w:p>
@@ -22938,7 +22938,7 @@
         </w:tc>
         <w:tc>
           <w:tcPr>
-            <w:tcW w:w="1980" w:type="dxa"/>
+            <w:tcW w:w="1970" w:type="dxa"/>
             <w:vAlign w:val="center"/>
           </w:tcPr>
           <w:p>
@@ -22964,7 +22964,7 @@
         </w:trPr>
         <w:tc>
           <w:tcPr>
-            <w:tcW w:w="625" w:type="dxa"/>
+            <w:tcW w:w="622" w:type="dxa"/>
             <w:vAlign w:val="center"/>
           </w:tcPr>
           <w:p>
@@ -22983,7 +22983,7 @@
         </w:tc>
         <w:tc>
           <w:tcPr>
-            <w:tcW w:w="2421" w:type="dxa"/>
+            <w:tcW w:w="2576" w:type="dxa"/>
             <w:vAlign w:val="center"/>
           </w:tcPr>
           <w:p>
@@ -23048,7 +23048,7 @@
         </w:tc>
         <w:tc>
           <w:tcPr>
-            <w:tcW w:w="1907" w:type="dxa"/>
+            <w:tcW w:w="1845" w:type="dxa"/>
             <w:vAlign w:val="center"/>
           </w:tcPr>
           <w:p>
@@ -23119,7 +23119,7 @@
         </w:tc>
         <w:tc>
           <w:tcPr>
-            <w:tcW w:w="2421" w:type="dxa"/>
+            <w:tcW w:w="2342" w:type="dxa"/>
             <w:vAlign w:val="center"/>
           </w:tcPr>
           <w:p>
@@ -23138,7 +23138,7 @@
         </w:tc>
         <w:tc>
           <w:tcPr>
-            <w:tcW w:w="1980" w:type="dxa"/>
+            <w:tcW w:w="1970" w:type="dxa"/>
             <w:vAlign w:val="center"/>
           </w:tcPr>
           <w:p>
@@ -23163,7 +23163,7 @@
         </w:trPr>
         <w:tc>
           <w:tcPr>
-            <w:tcW w:w="625" w:type="dxa"/>
+            <w:tcW w:w="622" w:type="dxa"/>
             <w:vAlign w:val="center"/>
           </w:tcPr>
           <w:p>
@@ -23182,7 +23182,7 @@
         </w:tc>
         <w:tc>
           <w:tcPr>
-            <w:tcW w:w="2421" w:type="dxa"/>
+            <w:tcW w:w="2576" w:type="dxa"/>
             <w:vAlign w:val="center"/>
           </w:tcPr>
           <w:p>
@@ -23201,7 +23201,7 @@
         </w:tc>
         <w:tc>
           <w:tcPr>
-            <w:tcW w:w="1907" w:type="dxa"/>
+            <w:tcW w:w="1845" w:type="dxa"/>
             <w:vAlign w:val="center"/>
           </w:tcPr>
           <w:p>
@@ -23247,7 +23247,7 @@
         </w:tc>
         <w:tc>
           <w:tcPr>
-            <w:tcW w:w="2421" w:type="dxa"/>
+            <w:tcW w:w="2342" w:type="dxa"/>
             <w:vAlign w:val="center"/>
           </w:tcPr>
           <w:p>
@@ -23266,7 +23266,7 @@
         </w:tc>
         <w:tc>
           <w:tcPr>
-            <w:tcW w:w="1980" w:type="dxa"/>
+            <w:tcW w:w="1970" w:type="dxa"/>
             <w:vAlign w:val="center"/>
           </w:tcPr>
           <w:p>
@@ -23291,7 +23291,7 @@
         </w:trPr>
         <w:tc>
           <w:tcPr>
-            <w:tcW w:w="625" w:type="dxa"/>
+            <w:tcW w:w="622" w:type="dxa"/>
             <w:vAlign w:val="center"/>
           </w:tcPr>
           <w:p>
@@ -23310,7 +23310,7 @@
         </w:tc>
         <w:tc>
           <w:tcPr>
-            <w:tcW w:w="2421" w:type="dxa"/>
+            <w:tcW w:w="2576" w:type="dxa"/>
             <w:vAlign w:val="center"/>
           </w:tcPr>
           <w:p>
@@ -23368,7 +23368,7 @@
         </w:tc>
         <w:tc>
           <w:tcPr>
-            <w:tcW w:w="1907" w:type="dxa"/>
+            <w:tcW w:w="1845" w:type="dxa"/>
             <w:vAlign w:val="center"/>
           </w:tcPr>
           <w:p>
@@ -23400,7 +23400,7 @@
         </w:tc>
         <w:tc>
           <w:tcPr>
-            <w:tcW w:w="2421" w:type="dxa"/>
+            <w:tcW w:w="2342" w:type="dxa"/>
             <w:vAlign w:val="center"/>
           </w:tcPr>
           <w:p>
@@ -23491,7 +23491,7 @@
         </w:tc>
         <w:tc>
           <w:tcPr>
-            <w:tcW w:w="1980" w:type="dxa"/>
+            <w:tcW w:w="1970" w:type="dxa"/>
             <w:vAlign w:val="center"/>
           </w:tcPr>
           <w:p>
@@ -23516,7 +23516,7 @@
         </w:trPr>
         <w:tc>
           <w:tcPr>
-            <w:tcW w:w="625" w:type="dxa"/>
+            <w:tcW w:w="622" w:type="dxa"/>
             <w:vAlign w:val="center"/>
           </w:tcPr>
           <w:p>
@@ -23535,7 +23535,7 @@
         </w:tc>
         <w:tc>
           <w:tcPr>
-            <w:tcW w:w="2421" w:type="dxa"/>
+            <w:tcW w:w="2576" w:type="dxa"/>
             <w:vAlign w:val="center"/>
           </w:tcPr>
           <w:p>
@@ -23554,7 +23554,7 @@
         </w:tc>
         <w:tc>
           <w:tcPr>
-            <w:tcW w:w="1907" w:type="dxa"/>
+            <w:tcW w:w="1845" w:type="dxa"/>
             <w:vAlign w:val="center"/>
           </w:tcPr>
           <w:p>
@@ -23587,7 +23587,7 @@
         </w:tc>
         <w:tc>
           <w:tcPr>
-            <w:tcW w:w="2421" w:type="dxa"/>
+            <w:tcW w:w="2342" w:type="dxa"/>
             <w:vAlign w:val="center"/>
           </w:tcPr>
           <w:p>
@@ -23632,7 +23632,7 @@
         </w:tc>
         <w:tc>
           <w:tcPr>
-            <w:tcW w:w="1980" w:type="dxa"/>
+            <w:tcW w:w="1970" w:type="dxa"/>
             <w:vAlign w:val="center"/>
           </w:tcPr>
           <w:p>
@@ -23664,7 +23664,7 @@
         </w:trPr>
         <w:tc>
           <w:tcPr>
-            <w:tcW w:w="625" w:type="dxa"/>
+            <w:tcW w:w="622" w:type="dxa"/>
             <w:vAlign w:val="center"/>
           </w:tcPr>
           <w:p>
@@ -23683,7 +23683,7 @@
         </w:tc>
         <w:tc>
           <w:tcPr>
-            <w:tcW w:w="2421" w:type="dxa"/>
+            <w:tcW w:w="2576" w:type="dxa"/>
             <w:vAlign w:val="center"/>
           </w:tcPr>
           <w:p>
@@ -23703,110 +23703,136 @@
                 <w:i/>
                 <w:sz w:val="24"/>
               </w:rPr>
+              <w:t>SheetAI</w:t>
+            </w:r>
+            <w:r>
+              <w:rPr>
+                <w:sz w:val="24"/>
+              </w:rPr>
+              <w:t xml:space="preserve">, </w:t>
+            </w:r>
+            <w:r>
+              <w:rPr>
+                <w:i/>
+                <w:sz w:val="24"/>
+              </w:rPr>
+              <w:t>Cube</w:t>
+            </w:r>
+            <w:r>
+              <w:rPr>
+                <w:sz w:val="24"/>
+              </w:rPr>
+              <w:t xml:space="preserve"> сняты 03.10.2026, ЛР2-3 приложение Д; </w:t>
+            </w:r>
+            <w:r>
+              <w:rPr>
+                <w:i/>
+                <w:sz w:val="24"/>
+              </w:rPr>
               <w:t>Macabacus</w:t>
             </w:r>
             <w:r>
               <w:rPr>
                 <w:sz w:val="24"/>
               </w:rPr>
-              <w:t xml:space="preserve">, </w:t>
+              <w:t xml:space="preserve"> и </w:t>
             </w:r>
             <w:r>
               <w:rPr>
                 <w:i/>
                 <w:sz w:val="24"/>
               </w:rPr>
+              <w:t>excelformulabot.com</w:t>
+            </w:r>
+            <w:r>
+              <w:rPr>
+                <w:sz w:val="24"/>
+              </w:rPr>
+              <w:t xml:space="preserve"> данных нет)</w:t>
+            </w:r>
+          </w:p>
+        </w:tc>
+        <w:tc>
+          <w:tcPr>
+            <w:tcW w:w="1845" w:type="dxa"/>
+            <w:vAlign w:val="center"/>
+          </w:tcPr>
+          <w:p>
+            <w:pPr>
+              <w:pStyle w:val="Compact"/>
+              <w:spacing w:before="0" w:after="0" w:line="280" w:lineRule="exact"/>
+              <w:jc w:val="center"/>
+            </w:pPr>
+            <w:r>
+              <w:rPr>
+                <w:i/>
+                <w:sz w:val="24"/>
+              </w:rPr>
+              <w:t>Similarweb</w:t>
+            </w:r>
+            <w:r>
+              <w:rPr>
+                <w:sz w:val="24"/>
+              </w:rPr>
+              <w:t xml:space="preserve"> </w:t>
+            </w:r>
+            <w:r>
+              <w:rPr>
+                <w:i/>
+                <w:sz w:val="24"/>
+              </w:rPr>
+              <w:t>Pro</w:t>
+            </w:r>
+          </w:p>
+        </w:tc>
+        <w:tc>
+          <w:tcPr>
+            <w:tcW w:w="2342" w:type="dxa"/>
+            <w:vAlign w:val="center"/>
+          </w:tcPr>
+          <w:p>
+            <w:pPr>
+              <w:pStyle w:val="Compact"/>
+              <w:spacing w:before="0" w:after="0" w:line="280" w:lineRule="exact"/>
+              <w:jc w:val="center"/>
+            </w:pPr>
+            <w:r>
+              <w:rPr>
+                <w:i/>
+                <w:sz w:val="24"/>
+              </w:rPr>
               <w:t>Cube</w:t>
             </w:r>
             <w:r>
               <w:rPr>
                 <w:sz w:val="24"/>
               </w:rPr>
-              <w:t xml:space="preserve"> и др.); </w:t>
+              <w:t xml:space="preserve"> снят (320 502 визита за 3 месяца), у </w:t>
             </w:r>
             <w:r>
               <w:rPr>
                 <w:i/>
                 <w:sz w:val="24"/>
               </w:rPr>
-              <w:t>SheetAI</w:t>
-            </w:r>
-            <w:r>
-              <w:rPr>
-                <w:sz w:val="24"/>
-              </w:rPr>
-              <w:t xml:space="preserve"> снят 03.10.2026 (ЛР2-3, приложение Д)</w:t>
-            </w:r>
-          </w:p>
-        </w:tc>
-        <w:tc>
-          <w:tcPr>
-            <w:tcW w:w="1907" w:type="dxa"/>
-            <w:vAlign w:val="center"/>
-          </w:tcPr>
-          <w:p>
-            <w:pPr>
-              <w:pStyle w:val="Compact"/>
-              <w:spacing w:before="0" w:after="0" w:line="280" w:lineRule="exact"/>
-              <w:jc w:val="center"/>
-            </w:pPr>
-            <w:r>
-              <w:rPr>
-                <w:i/>
-                <w:sz w:val="24"/>
-              </w:rPr>
-              <w:t>Similarweb</w:t>
-            </w:r>
-            <w:r>
-              <w:rPr>
-                <w:sz w:val="24"/>
-              </w:rPr>
-              <w:t xml:space="preserve"> </w:t>
-            </w:r>
-            <w:r>
-              <w:rPr>
-                <w:i/>
-                <w:sz w:val="24"/>
-              </w:rPr>
-              <w:t>Pro</w:t>
-            </w:r>
-          </w:p>
-        </w:tc>
-        <w:tc>
-          <w:tcPr>
-            <w:tcW w:w="2421" w:type="dxa"/>
-            <w:vAlign w:val="center"/>
-          </w:tcPr>
-          <w:p>
-            <w:pPr>
-              <w:pStyle w:val="Compact"/>
-              <w:spacing w:before="0" w:after="0" w:line="280" w:lineRule="exact"/>
-              <w:jc w:val="center"/>
-            </w:pPr>
-            <w:r>
-              <w:rPr>
-                <w:sz w:val="24"/>
-              </w:rPr>
-              <w:t xml:space="preserve">для </w:t>
-            </w:r>
-            <w:r>
-              <w:rPr>
-                <w:i/>
-                <w:sz w:val="24"/>
-              </w:rPr>
               <w:t>Macabacus</w:t>
             </w:r>
             <w:r>
               <w:rPr>
                 <w:sz w:val="24"/>
               </w:rPr>
-              <w:t xml:space="preserve"> ответ «нет совпадений» (вероятно, суточный лимит); повторить после сброса</w:t>
-            </w:r>
-          </w:p>
-        </w:tc>
-        <w:tc>
-          <w:tcPr>
-            <w:tcW w:w="1980" w:type="dxa"/>
+              <w:t xml:space="preserve"> данных нет (трафик ниже</w:t>
+            </w:r>
+            <w:r>
+              <w:rPr>
+                <w:sz w:val="24"/>
+              </w:rPr>
+              <w:t xml:space="preserve"> порога панели)</w:t>
+            </w:r>
+          </w:p>
+        </w:tc>
+        <w:tc>
+          <w:tcPr>
+            <w:tcW w:w="1970" w:type="dxa"/>
             <w:vAlign w:val="center"/>
           </w:tcPr>
           <w:p>
@@ -23831,26 +23857,27 @@
         </w:trPr>
         <w:tc>
           <w:tcPr>
-            <w:tcW w:w="625" w:type="dxa"/>
-            <w:vAlign w:val="center"/>
-          </w:tcPr>
-          <w:p>
-            <w:pPr>
-              <w:pStyle w:val="Compact"/>
-              <w:spacing w:before="0" w:after="0" w:line="280" w:lineRule="exact"/>
-              <w:jc w:val="center"/>
-            </w:pPr>
-            <w:r>
-              <w:rPr>
-                <w:sz w:val="24"/>
-              </w:rPr>
+            <w:tcW w:w="622" w:type="dxa"/>
+            <w:vAlign w:val="center"/>
+          </w:tcPr>
+          <w:p>
+            <w:pPr>
+              <w:pStyle w:val="Compact"/>
+              <w:spacing w:before="0" w:after="0" w:line="280" w:lineRule="exact"/>
+              <w:jc w:val="center"/>
+            </w:pPr>
+            <w:r>
+              <w:rPr>
+                <w:sz w:val="24"/>
+              </w:rPr>
+              <w:lastRenderedPageBreak/>
               <w:t>6</w:t>
             </w:r>
           </w:p>
         </w:tc>
         <w:tc>
           <w:tcPr>
-            <w:tcW w:w="2421" w:type="dxa"/>
+            <w:tcW w:w="2576" w:type="dxa"/>
             <w:vAlign w:val="center"/>
           </w:tcPr>
           <w:p>
@@ -23882,7 +23909,7 @@
         </w:tc>
         <w:tc>
           <w:tcPr>
-            <w:tcW w:w="1907" w:type="dxa"/>
+            <w:tcW w:w="1845" w:type="dxa"/>
             <w:vAlign w:val="center"/>
           </w:tcPr>
           <w:p>
@@ -23915,7 +23942,7 @@
         </w:tc>
         <w:tc>
           <w:tcPr>
-            <w:tcW w:w="2421" w:type="dxa"/>
+            <w:tcW w:w="2342" w:type="dxa"/>
             <w:vAlign w:val="center"/>
           </w:tcPr>
           <w:p>
@@ -23947,7 +23974,7 @@
         </w:tc>
         <w:tc>
           <w:tcPr>
-            <w:tcW w:w="1980" w:type="dxa"/>
+            <w:tcW w:w="1970" w:type="dxa"/>
             <w:vAlign w:val="center"/>
           </w:tcPr>
           <w:p>
@@ -23977,7 +24004,6 @@
         <w:rPr>
           <w:sz w:val="28"/>
         </w:rPr>
-        <w:lastRenderedPageBreak/>
         <w:t>Пункты 1-5 выполняются в сервисах под аккаунтом студентки; пункт 6 нужен для ЛР5 и ЛР6.</w:t>
       </w:r>
     </w:p>
@@ -23990,7 +24016,7 @@
         <w:jc w:val="center"/>
       </w:pPr>
       <w:bookmarkStart w:id="38" w:name="_cb59224a7032ef66ab429e7df9b4e4c597bc187"/>
-      <w:bookmarkStart w:id="39" w:name="_Toc241938615"/>
+      <w:bookmarkStart w:id="39" w:name="_Toc241939381"/>
       <w:bookmarkEnd w:id="36"/>
       <w:r>
         <w:rPr>
@@ -24726,7 +24752,7 @@
         <w:jc w:val="center"/>
       </w:pPr>
       <w:bookmarkStart w:id="40" w:name="_36e5ced6b29eabb38058bfd1a6b3384d71712dd"/>
-      <w:bookmarkStart w:id="41" w:name="_Toc241938616"/>
+      <w:bookmarkStart w:id="41" w:name="_Toc241939382"/>
       <w:bookmarkEnd w:id="38"/>
       <w:r>
         <w:rPr>
@@ -25673,7 +25699,7 @@
         <w:jc w:val="center"/>
       </w:pPr>
       <w:bookmarkStart w:id="42" w:name="_66fcbafe8bc9e7780670ba4b2232c7930f0801d"/>
-      <w:bookmarkStart w:id="43" w:name="_Toc241938617"/>
+      <w:bookmarkStart w:id="43" w:name="_Toc241939383"/>
       <w:bookmarkEnd w:id="40"/>
       <w:r>
         <w:rPr>
@@ -28308,7 +28334,7 @@
   <w:abstractNum w:abstractNumId="0" w15:restartNumberingAfterBreak="0">
     <w:nsid w:val="0000A990"/>
     <w:multiLevelType w:val="multilevel"/>
-    <w:tmpl w:val="B534343E"/>
+    <w:tmpl w:val="9A0C5E26"/>
     <w:lvl w:ilvl="0">
       <w:numFmt w:val="bullet"/>
       <w:lvlText w:val=" "/>
@@ -28385,7 +28411,7 @@
   <w:abstractNum w:abstractNumId="1" w15:restartNumberingAfterBreak="0">
     <w:nsid w:val="00A99411"/>
     <w:multiLevelType w:val="multilevel"/>
-    <w:tmpl w:val="8D569E66"/>
+    <w:tmpl w:val="6A00F3AA"/>
     <w:lvl w:ilvl="0">
       <w:start w:val="1"/>
       <w:numFmt w:val="decimal"/>
@@ -29863,7 +29889,7 @@
     <w:autoRedefine/>
     <w:uiPriority w:val="39"/>
     <w:unhideWhenUsed/>
-    <w:rsid w:val="00377A60"/>
+    <w:rsid w:val="00823DF0"/>
     <w:pPr>
       <w:spacing w:after="100"/>
     </w:pPr>
@@ -29875,7 +29901,7 @@
     <w:autoRedefine/>
     <w:uiPriority w:val="39"/>
     <w:unhideWhenUsed/>
-    <w:rsid w:val="00377A60"/>
+    <w:rsid w:val="00823DF0"/>
     <w:pPr>
       <w:spacing w:after="100"/>
       <w:ind w:left="240"/>

--- a/ЛР4_Пять_сил_Портера/ОТЧЕТ_ЛР4_TableMind.docx
+++ b/ЛР4_Пять_сил_Портера/ОТЧЕТ_ЛР4_TableMind.docx
@@ -95,7 +95,7 @@
     </w:p>
     <w:p>
       <w:pPr>
-        <w:spacing w:before="2880" w:after="0" w:line="360" w:lineRule="exact"/>
+        <w:spacing w:before="2160" w:after="0" w:line="360" w:lineRule="exact"/>
         <w:jc w:val="center"/>
       </w:pPr>
       <w:r>
@@ -159,7 +159,7 @@
         <w:tabs>
           <w:tab w:val="left" w:pos="6520"/>
         </w:tabs>
-        <w:spacing w:before="1800" w:after="0" w:line="360" w:lineRule="exact"/>
+        <w:spacing w:before="1440" w:after="0" w:line="360" w:lineRule="exact"/>
       </w:pPr>
       <w:r>
         <w:rPr>
@@ -213,14 +213,13 @@
     </w:p>
     <w:p>
       <w:pPr>
-        <w:spacing w:before="2520" w:after="0" w:line="360" w:lineRule="exact"/>
+        <w:spacing w:before="1800" w:after="0" w:line="360" w:lineRule="exact"/>
         <w:jc w:val="center"/>
       </w:pPr>
       <w:r>
         <w:rPr>
           <w:sz w:val="28"/>
         </w:rPr>
-        <w:lastRenderedPageBreak/>
         <w:t>Минск 2</w:t>
       </w:r>
       <w:r>
@@ -264,7 +263,7 @@
       <w:r>
         <w:fldChar w:fldCharType="separate"/>
       </w:r>
-      <w:hyperlink w:anchor="_Toc241939362" w:history="1">
+      <w:hyperlink w:anchor="_Toc241943018" w:history="1">
         <w:r>
           <w:rPr>
             <w:rStyle w:val="af"/>
@@ -292,7 +291,76 @@
             <w:noProof/>
             <w:webHidden/>
           </w:rPr>
-          <w:instrText xml:space="preserve"> PAGEREF _Toc241939362 \h </w:instrText>
+          <w:instrText xml:space="preserve"> PAGEREF _Toc241943018 \h </w:instrText>
+        </w:r>
+        <w:r>
+          <w:rPr>
+            <w:noProof/>
+            <w:webHidden/>
+          </w:rPr>
+        </w:r>
+        <w:r>
+          <w:rPr>
+            <w:noProof/>
+            <w:webHidden/>
+          </w:rPr>
+          <w:fldChar w:fldCharType="separate"/>
+        </w:r>
+        <w:r>
+          <w:rPr>
+            <w:noProof/>
+            <w:webHidden/>
+          </w:rPr>
+          <w:t>3</w:t>
+        </w:r>
+        <w:r>
+          <w:rPr>
+            <w:noProof/>
+            <w:webHidden/>
+          </w:rPr>
+          <w:fldChar w:fldCharType="end"/>
+        </w:r>
+      </w:hyperlink>
+    </w:p>
+    <w:p>
+      <w:pPr>
+        <w:pStyle w:val="12"/>
+        <w:tabs>
+          <w:tab w:val="right" w:leader="dot" w:pos="9345"/>
+        </w:tabs>
+        <w:rPr>
+          <w:noProof/>
+        </w:rPr>
+      </w:pPr>
+      <w:hyperlink w:anchor="_Toc241943019" w:history="1">
+        <w:r>
+          <w:rPr>
+            <w:rStyle w:val="af"/>
+            <w:b/>
+            <w:noProof/>
+          </w:rPr>
+          <w:t>2 ХОД РАБОТЫ</w:t>
+        </w:r>
+        <w:r>
+          <w:rPr>
+            <w:noProof/>
+            <w:webHidden/>
+          </w:rPr>
+          <w:tab/>
+        </w:r>
+        <w:r>
+          <w:rPr>
+            <w:noProof/>
+            <w:webHidden/>
+          </w:rPr>
+          <w:fldChar w:fldCharType="begin"/>
+        </w:r>
+        <w:r>
+          <w:rPr>
+            <w:noProof/>
+            <w:webHidden/>
+          </w:rPr>
+          <w:instrText xml:space="preserve"> PAGEREF _Toc241943019 \h </w:instrText>
         </w:r>
         <w:r>
           <w:rPr>
@@ -325,7 +393,7 @@
     </w:p>
     <w:p>
       <w:pPr>
-        <w:pStyle w:val="12"/>
+        <w:pStyle w:val="22"/>
         <w:tabs>
           <w:tab w:val="right" w:leader="dot" w:pos="9345"/>
         </w:tabs>
@@ -333,14 +401,14 @@
           <w:noProof/>
         </w:rPr>
       </w:pPr>
-      <w:hyperlink w:anchor="_Toc241939363" w:history="1">
+      <w:hyperlink w:anchor="_Toc241943020" w:history="1">
         <w:r>
           <w:rPr>
             <w:rStyle w:val="af"/>
             <w:b/>
             <w:noProof/>
           </w:rPr>
-          <w:t>2 ХОД РАБОТЫ</w:t>
+          <w:t>2.1 Игроки рынка и состав выборки</w:t>
         </w:r>
         <w:r>
           <w:rPr>
@@ -361,7 +429,76 @@
             <w:noProof/>
             <w:webHidden/>
           </w:rPr>
-          <w:instrText xml:space="preserve"> PAGEREF _Toc241939363 \h </w:instrText>
+          <w:instrText xml:space="preserve"> PAGEREF _Toc241943020 \h </w:instrText>
+        </w:r>
+        <w:r>
+          <w:rPr>
+            <w:noProof/>
+            <w:webHidden/>
+          </w:rPr>
+        </w:r>
+        <w:r>
+          <w:rPr>
+            <w:noProof/>
+            <w:webHidden/>
+          </w:rPr>
+          <w:fldChar w:fldCharType="separate"/>
+        </w:r>
+        <w:r>
+          <w:rPr>
+            <w:noProof/>
+            <w:webHidden/>
+          </w:rPr>
+          <w:t>4</w:t>
+        </w:r>
+        <w:r>
+          <w:rPr>
+            <w:noProof/>
+            <w:webHidden/>
+          </w:rPr>
+          <w:fldChar w:fldCharType="end"/>
+        </w:r>
+      </w:hyperlink>
+    </w:p>
+    <w:p>
+      <w:pPr>
+        <w:pStyle w:val="22"/>
+        <w:tabs>
+          <w:tab w:val="right" w:leader="dot" w:pos="9345"/>
+        </w:tabs>
+        <w:rPr>
+          <w:noProof/>
+        </w:rPr>
+      </w:pPr>
+      <w:hyperlink w:anchor="_Toc241943021" w:history="1">
+        <w:r>
+          <w:rPr>
+            <w:rStyle w:val="af"/>
+            <w:b/>
+            <w:noProof/>
+          </w:rPr>
+          <w:t>2.2 Сила 1. Конкуренция между существующими игроками</w:t>
+        </w:r>
+        <w:r>
+          <w:rPr>
+            <w:noProof/>
+            <w:webHidden/>
+          </w:rPr>
+          <w:tab/>
+        </w:r>
+        <w:r>
+          <w:rPr>
+            <w:noProof/>
+            <w:webHidden/>
+          </w:rPr>
+          <w:fldChar w:fldCharType="begin"/>
+        </w:r>
+        <w:r>
+          <w:rPr>
+            <w:noProof/>
+            <w:webHidden/>
+          </w:rPr>
+          <w:instrText xml:space="preserve"> PAGEREF _Toc241943021 \h </w:instrText>
         </w:r>
         <w:r>
           <w:rPr>
@@ -402,145 +539,7 @@
           <w:noProof/>
         </w:rPr>
       </w:pPr>
-      <w:hyperlink w:anchor="_Toc241939364" w:history="1">
-        <w:r>
-          <w:rPr>
-            <w:rStyle w:val="af"/>
-            <w:b/>
-            <w:noProof/>
-          </w:rPr>
-          <w:t>2.1 Игроки рынка и состав выборки</w:t>
-        </w:r>
-        <w:r>
-          <w:rPr>
-            <w:noProof/>
-            <w:webHidden/>
-          </w:rPr>
-          <w:tab/>
-        </w:r>
-        <w:r>
-          <w:rPr>
-            <w:noProof/>
-            <w:webHidden/>
-          </w:rPr>
-          <w:fldChar w:fldCharType="begin"/>
-        </w:r>
-        <w:r>
-          <w:rPr>
-            <w:noProof/>
-            <w:webHidden/>
-          </w:rPr>
-          <w:instrText xml:space="preserve"> PAGEREF _Toc241939364 \h </w:instrText>
-        </w:r>
-        <w:r>
-          <w:rPr>
-            <w:noProof/>
-            <w:webHidden/>
-          </w:rPr>
-        </w:r>
-        <w:r>
-          <w:rPr>
-            <w:noProof/>
-            <w:webHidden/>
-          </w:rPr>
-          <w:fldChar w:fldCharType="separate"/>
-        </w:r>
-        <w:r>
-          <w:rPr>
-            <w:noProof/>
-            <w:webHidden/>
-          </w:rPr>
-          <w:t>5</w:t>
-        </w:r>
-        <w:r>
-          <w:rPr>
-            <w:noProof/>
-            <w:webHidden/>
-          </w:rPr>
-          <w:fldChar w:fldCharType="end"/>
-        </w:r>
-      </w:hyperlink>
-    </w:p>
-    <w:p>
-      <w:pPr>
-        <w:pStyle w:val="22"/>
-        <w:tabs>
-          <w:tab w:val="right" w:leader="dot" w:pos="9345"/>
-        </w:tabs>
-        <w:rPr>
-          <w:noProof/>
-        </w:rPr>
-      </w:pPr>
-      <w:hyperlink w:anchor="_Toc241939365" w:history="1">
-        <w:r>
-          <w:rPr>
-            <w:rStyle w:val="af"/>
-            <w:b/>
-            <w:noProof/>
-          </w:rPr>
-          <w:t>2.2 Сила 1. Конкуренция между существующими игроками</w:t>
-        </w:r>
-        <w:r>
-          <w:rPr>
-            <w:noProof/>
-            <w:webHidden/>
-          </w:rPr>
-          <w:tab/>
-        </w:r>
-        <w:r>
-          <w:rPr>
-            <w:noProof/>
-            <w:webHidden/>
-          </w:rPr>
-          <w:fldChar w:fldCharType="begin"/>
-        </w:r>
-        <w:r>
-          <w:rPr>
-            <w:noProof/>
-            <w:webHidden/>
-          </w:rPr>
-          <w:instrText xml:space="preserve"> PAGEREF _Toc241939365 \h </w:instrText>
-        </w:r>
-        <w:r>
-          <w:rPr>
-            <w:noProof/>
-            <w:webHidden/>
-          </w:rPr>
-        </w:r>
-        <w:r>
-          <w:rPr>
-            <w:noProof/>
-            <w:webHidden/>
-          </w:rPr>
-          <w:fldChar w:fldCharType="separate"/>
-        </w:r>
-        <w:r>
-          <w:rPr>
-            <w:noProof/>
-            <w:webHidden/>
-          </w:rPr>
-          <w:t>6</w:t>
-        </w:r>
-        <w:r>
-          <w:rPr>
-            <w:noProof/>
-            <w:webHidden/>
-          </w:rPr>
-          <w:fldChar w:fldCharType="end"/>
-        </w:r>
-      </w:hyperlink>
-    </w:p>
-    <w:p>
-      <w:pPr>
-        <w:pStyle w:val="22"/>
-        <w:tabs>
-          <w:tab w:val="right" w:leader="dot" w:pos="9345"/>
-        </w:tabs>
-        <w:rPr>
-          <w:noProof/>
-        </w:rPr>
-      </w:pPr>
-      <w:hyperlink w:anchor="_Toc241939366" w:history="1">
+      <w:hyperlink w:anchor="_Toc241943022" w:history="1">
         <w:r>
           <w:rPr>
             <w:rStyle w:val="af"/>
@@ -568,7 +567,7 @@
             <w:noProof/>
             <w:webHidden/>
           </w:rPr>
-          <w:instrText xml:space="preserve"> PAGEREF _Toc241939366 \h </w:instrText>
+          <w:instrText xml:space="preserve"> PAGEREF _Toc241943022 \h </w:instrText>
         </w:r>
         <w:r>
           <w:rPr>
@@ -588,7 +587,7 @@
             <w:noProof/>
             <w:webHidden/>
           </w:rPr>
-          <w:t>9</w:t>
+          <w:t>8</w:t>
         </w:r>
         <w:r>
           <w:rPr>
@@ -609,7 +608,7 @@
           <w:noProof/>
         </w:rPr>
       </w:pPr>
-      <w:hyperlink w:anchor="_Toc241939367" w:history="1">
+      <w:hyperlink w:anchor="_Toc241943023" w:history="1">
         <w:r>
           <w:rPr>
             <w:rStyle w:val="af"/>
@@ -637,7 +636,76 @@
             <w:noProof/>
             <w:webHidden/>
           </w:rPr>
-          <w:instrText xml:space="preserve"> PAGEREF _Toc241939367 \h </w:instrText>
+          <w:instrText xml:space="preserve"> PAGEREF _Toc241943023 \h </w:instrText>
+        </w:r>
+        <w:r>
+          <w:rPr>
+            <w:noProof/>
+            <w:webHidden/>
+          </w:rPr>
+        </w:r>
+        <w:r>
+          <w:rPr>
+            <w:noProof/>
+            <w:webHidden/>
+          </w:rPr>
+          <w:fldChar w:fldCharType="separate"/>
+        </w:r>
+        <w:r>
+          <w:rPr>
+            <w:noProof/>
+            <w:webHidden/>
+          </w:rPr>
+          <w:t>10</w:t>
+        </w:r>
+        <w:r>
+          <w:rPr>
+            <w:noProof/>
+            <w:webHidden/>
+          </w:rPr>
+          <w:fldChar w:fldCharType="end"/>
+        </w:r>
+      </w:hyperlink>
+    </w:p>
+    <w:p>
+      <w:pPr>
+        <w:pStyle w:val="22"/>
+        <w:tabs>
+          <w:tab w:val="right" w:leader="dot" w:pos="9345"/>
+        </w:tabs>
+        <w:rPr>
+          <w:noProof/>
+        </w:rPr>
+      </w:pPr>
+      <w:hyperlink w:anchor="_Toc241943024" w:history="1">
+        <w:r>
+          <w:rPr>
+            <w:rStyle w:val="af"/>
+            <w:b/>
+            <w:noProof/>
+          </w:rPr>
+          <w:t>2.5 Сила 4. Сила поставщиков</w:t>
+        </w:r>
+        <w:r>
+          <w:rPr>
+            <w:noProof/>
+            <w:webHidden/>
+          </w:rPr>
+          <w:tab/>
+        </w:r>
+        <w:r>
+          <w:rPr>
+            <w:noProof/>
+            <w:webHidden/>
+          </w:rPr>
+          <w:fldChar w:fldCharType="begin"/>
+        </w:r>
+        <w:r>
+          <w:rPr>
+            <w:noProof/>
+            <w:webHidden/>
+          </w:rPr>
+          <w:instrText xml:space="preserve"> PAGEREF _Toc241943024 \h </w:instrText>
         </w:r>
         <w:r>
           <w:rPr>
@@ -678,14 +746,14 @@
           <w:noProof/>
         </w:rPr>
       </w:pPr>
-      <w:hyperlink w:anchor="_Toc241939368" w:history="1">
+      <w:hyperlink w:anchor="_Toc241943025" w:history="1">
         <w:r>
           <w:rPr>
             <w:rStyle w:val="af"/>
             <w:b/>
             <w:noProof/>
           </w:rPr>
-          <w:t>2.5 Сила 4. Сила поставщиков</w:t>
+          <w:t>2.6 Сила 5. Угроза заменителей</w:t>
         </w:r>
         <w:r>
           <w:rPr>
@@ -706,7 +774,76 @@
             <w:noProof/>
             <w:webHidden/>
           </w:rPr>
-          <w:instrText xml:space="preserve"> PAGEREF _Toc241939368 \h </w:instrText>
+          <w:instrText xml:space="preserve"> PAGEREF _Toc241943025 \h </w:instrText>
+        </w:r>
+        <w:r>
+          <w:rPr>
+            <w:noProof/>
+            <w:webHidden/>
+          </w:rPr>
+        </w:r>
+        <w:r>
+          <w:rPr>
+            <w:noProof/>
+            <w:webHidden/>
+          </w:rPr>
+          <w:fldChar w:fldCharType="separate"/>
+        </w:r>
+        <w:r>
+          <w:rPr>
+            <w:noProof/>
+            <w:webHidden/>
+          </w:rPr>
+          <w:t>11</w:t>
+        </w:r>
+        <w:r>
+          <w:rPr>
+            <w:noProof/>
+            <w:webHidden/>
+          </w:rPr>
+          <w:fldChar w:fldCharType="end"/>
+        </w:r>
+      </w:hyperlink>
+    </w:p>
+    <w:p>
+      <w:pPr>
+        <w:pStyle w:val="22"/>
+        <w:tabs>
+          <w:tab w:val="right" w:leader="dot" w:pos="9345"/>
+        </w:tabs>
+        <w:rPr>
+          <w:noProof/>
+        </w:rPr>
+      </w:pPr>
+      <w:hyperlink w:anchor="_Toc241943026" w:history="1">
+        <w:r>
+          <w:rPr>
+            <w:rStyle w:val="af"/>
+            <w:b/>
+            <w:noProof/>
+          </w:rPr>
+          <w:t>2.7 Цифровые усилители</w:t>
+        </w:r>
+        <w:r>
+          <w:rPr>
+            <w:noProof/>
+            <w:webHidden/>
+          </w:rPr>
+          <w:tab/>
+        </w:r>
+        <w:r>
+          <w:rPr>
+            <w:noProof/>
+            <w:webHidden/>
+          </w:rPr>
+          <w:fldChar w:fldCharType="begin"/>
+        </w:r>
+        <w:r>
+          <w:rPr>
+            <w:noProof/>
+            <w:webHidden/>
+          </w:rPr>
+          <w:instrText xml:space="preserve"> PAGEREF _Toc241943026 \h </w:instrText>
         </w:r>
         <w:r>
           <w:rPr>
@@ -747,14 +884,14 @@
           <w:noProof/>
         </w:rPr>
       </w:pPr>
-      <w:hyperlink w:anchor="_Toc241939369" w:history="1">
+      <w:hyperlink w:anchor="_Toc241943027" w:history="1">
         <w:r>
           <w:rPr>
             <w:rStyle w:val="af"/>
             <w:b/>
             <w:noProof/>
           </w:rPr>
-          <w:t>2.6 Сила 5. Угроза заменителей</w:t>
+          <w:t>2.8 Сводная матрица пяти сил</w:t>
         </w:r>
         <w:r>
           <w:rPr>
@@ -775,7 +912,7 @@
             <w:noProof/>
             <w:webHidden/>
           </w:rPr>
-          <w:instrText xml:space="preserve"> PAGEREF _Toc241939369 \h </w:instrText>
+          <w:instrText xml:space="preserve"> PAGEREF _Toc241943027 \h </w:instrText>
         </w:r>
         <w:r>
           <w:rPr>
@@ -816,14 +953,14 @@
           <w:noProof/>
         </w:rPr>
       </w:pPr>
-      <w:hyperlink w:anchor="_Toc241939370" w:history="1">
+      <w:hyperlink w:anchor="_Toc241943028" w:history="1">
         <w:r>
           <w:rPr>
             <w:rStyle w:val="af"/>
             <w:b/>
             <w:noProof/>
           </w:rPr>
-          <w:t>2.7 Цифровые усилители</w:t>
+          <w:t>2.9 Карточки сильнейших конкурентов</w:t>
         </w:r>
         <w:r>
           <w:rPr>
@@ -844,7 +981,7 @@
             <w:noProof/>
             <w:webHidden/>
           </w:rPr>
-          <w:instrText xml:space="preserve"> PAGEREF _Toc241939370 \h </w:instrText>
+          <w:instrText xml:space="preserve"> PAGEREF _Toc241943028 \h </w:instrText>
         </w:r>
         <w:r>
           <w:rPr>
@@ -885,145 +1022,7 @@
           <w:noProof/>
         </w:rPr>
       </w:pPr>
-      <w:hyperlink w:anchor="_Toc241939371" w:history="1">
-        <w:r>
-          <w:rPr>
-            <w:rStyle w:val="af"/>
-            <w:b/>
-            <w:noProof/>
-          </w:rPr>
-          <w:t>2.8 Сводная матрица пяти сил</w:t>
-        </w:r>
-        <w:r>
-          <w:rPr>
-            <w:noProof/>
-            <w:webHidden/>
-          </w:rPr>
-          <w:tab/>
-        </w:r>
-        <w:r>
-          <w:rPr>
-            <w:noProof/>
-            <w:webHidden/>
-          </w:rPr>
-          <w:fldChar w:fldCharType="begin"/>
-        </w:r>
-        <w:r>
-          <w:rPr>
-            <w:noProof/>
-            <w:webHidden/>
-          </w:rPr>
-          <w:instrText xml:space="preserve"> PAGEREF _Toc241939371 \h </w:instrText>
-        </w:r>
-        <w:r>
-          <w:rPr>
-            <w:noProof/>
-            <w:webHidden/>
-          </w:rPr>
-        </w:r>
-        <w:r>
-          <w:rPr>
-            <w:noProof/>
-            <w:webHidden/>
-          </w:rPr>
-          <w:fldChar w:fldCharType="separate"/>
-        </w:r>
-        <w:r>
-          <w:rPr>
-            <w:noProof/>
-            <w:webHidden/>
-          </w:rPr>
-          <w:t>13</w:t>
-        </w:r>
-        <w:r>
-          <w:rPr>
-            <w:noProof/>
-            <w:webHidden/>
-          </w:rPr>
-          <w:fldChar w:fldCharType="end"/>
-        </w:r>
-      </w:hyperlink>
-    </w:p>
-    <w:p>
-      <w:pPr>
-        <w:pStyle w:val="22"/>
-        <w:tabs>
-          <w:tab w:val="right" w:leader="dot" w:pos="9345"/>
-        </w:tabs>
-        <w:rPr>
-          <w:noProof/>
-        </w:rPr>
-      </w:pPr>
-      <w:hyperlink w:anchor="_Toc241939372" w:history="1">
-        <w:r>
-          <w:rPr>
-            <w:rStyle w:val="af"/>
-            <w:b/>
-            <w:noProof/>
-          </w:rPr>
-          <w:t>2.9 Карточки сильнейших конкурентов</w:t>
-        </w:r>
-        <w:r>
-          <w:rPr>
-            <w:noProof/>
-            <w:webHidden/>
-          </w:rPr>
-          <w:tab/>
-        </w:r>
-        <w:r>
-          <w:rPr>
-            <w:noProof/>
-            <w:webHidden/>
-          </w:rPr>
-          <w:fldChar w:fldCharType="begin"/>
-        </w:r>
-        <w:r>
-          <w:rPr>
-            <w:noProof/>
-            <w:webHidden/>
-          </w:rPr>
-          <w:instrText xml:space="preserve"> PAGEREF _Toc241939372 \h </w:instrText>
-        </w:r>
-        <w:r>
-          <w:rPr>
-            <w:noProof/>
-            <w:webHidden/>
-          </w:rPr>
-        </w:r>
-        <w:r>
-          <w:rPr>
-            <w:noProof/>
-            <w:webHidden/>
-          </w:rPr>
-          <w:fldChar w:fldCharType="separate"/>
-        </w:r>
-        <w:r>
-          <w:rPr>
-            <w:noProof/>
-            <w:webHidden/>
-          </w:rPr>
-          <w:t>14</w:t>
-        </w:r>
-        <w:r>
-          <w:rPr>
-            <w:noProof/>
-            <w:webHidden/>
-          </w:rPr>
-          <w:fldChar w:fldCharType="end"/>
-        </w:r>
-      </w:hyperlink>
-    </w:p>
-    <w:p>
-      <w:pPr>
-        <w:pStyle w:val="22"/>
-        <w:tabs>
-          <w:tab w:val="right" w:leader="dot" w:pos="9345"/>
-        </w:tabs>
-        <w:rPr>
-          <w:noProof/>
-        </w:rPr>
-      </w:pPr>
-      <w:hyperlink w:anchor="_Toc241939373" w:history="1">
+      <w:hyperlink w:anchor="_Toc241943029" w:history="1">
         <w:r>
           <w:rPr>
             <w:rStyle w:val="af"/>
@@ -1051,7 +1050,76 @@
             <w:noProof/>
             <w:webHidden/>
           </w:rPr>
-          <w:instrText xml:space="preserve"> PAGEREF _Toc241939373 \h </w:instrText>
+          <w:instrText xml:space="preserve"> PAGEREF _Toc241943029 \h </w:instrText>
+        </w:r>
+        <w:r>
+          <w:rPr>
+            <w:noProof/>
+            <w:webHidden/>
+          </w:rPr>
+        </w:r>
+        <w:r>
+          <w:rPr>
+            <w:noProof/>
+            <w:webHidden/>
+          </w:rPr>
+          <w:fldChar w:fldCharType="separate"/>
+        </w:r>
+        <w:r>
+          <w:rPr>
+            <w:noProof/>
+            <w:webHidden/>
+          </w:rPr>
+          <w:t>16</w:t>
+        </w:r>
+        <w:r>
+          <w:rPr>
+            <w:noProof/>
+            <w:webHidden/>
+          </w:rPr>
+          <w:fldChar w:fldCharType="end"/>
+        </w:r>
+      </w:hyperlink>
+    </w:p>
+    <w:p>
+      <w:pPr>
+        <w:pStyle w:val="22"/>
+        <w:tabs>
+          <w:tab w:val="right" w:leader="dot" w:pos="9345"/>
+        </w:tabs>
+        <w:rPr>
+          <w:noProof/>
+        </w:rPr>
+      </w:pPr>
+      <w:hyperlink w:anchor="_Toc241943030" w:history="1">
+        <w:r>
+          <w:rPr>
+            <w:rStyle w:val="af"/>
+            <w:b/>
+            <w:noProof/>
+          </w:rPr>
+          <w:t>2.11 Проверка расчетов и чувствительность</w:t>
+        </w:r>
+        <w:r>
+          <w:rPr>
+            <w:noProof/>
+            <w:webHidden/>
+          </w:rPr>
+          <w:tab/>
+        </w:r>
+        <w:r>
+          <w:rPr>
+            <w:noProof/>
+            <w:webHidden/>
+          </w:rPr>
+          <w:fldChar w:fldCharType="begin"/>
+        </w:r>
+        <w:r>
+          <w:rPr>
+            <w:noProof/>
+            <w:webHidden/>
+          </w:rPr>
+          <w:instrText xml:space="preserve"> PAGEREF _Toc241943030 \h </w:instrText>
         </w:r>
         <w:r>
           <w:rPr>
@@ -1092,76 +1160,7 @@
           <w:noProof/>
         </w:rPr>
       </w:pPr>
-      <w:hyperlink w:anchor="_Toc241939374" w:history="1">
-        <w:r>
-          <w:rPr>
-            <w:rStyle w:val="af"/>
-            <w:b/>
-            <w:noProof/>
-          </w:rPr>
-          <w:t>2.11 Проверка расчетов и чувствительность</w:t>
-        </w:r>
-        <w:r>
-          <w:rPr>
-            <w:noProof/>
-            <w:webHidden/>
-          </w:rPr>
-          <w:tab/>
-        </w:r>
-        <w:r>
-          <w:rPr>
-            <w:noProof/>
-            <w:webHidden/>
-          </w:rPr>
-          <w:fldChar w:fldCharType="begin"/>
-        </w:r>
-        <w:r>
-          <w:rPr>
-            <w:noProof/>
-            <w:webHidden/>
-          </w:rPr>
-          <w:instrText xml:space="preserve"> PAGEREF _Toc241939374 \h </w:instrText>
-        </w:r>
-        <w:r>
-          <w:rPr>
-            <w:noProof/>
-            <w:webHidden/>
-          </w:rPr>
-        </w:r>
-        <w:r>
-          <w:rPr>
-            <w:noProof/>
-            <w:webHidden/>
-          </w:rPr>
-          <w:fldChar w:fldCharType="separate"/>
-        </w:r>
-        <w:r>
-          <w:rPr>
-            <w:noProof/>
-            <w:webHidden/>
-          </w:rPr>
-          <w:t>18</w:t>
-        </w:r>
-        <w:r>
-          <w:rPr>
-            <w:noProof/>
-            <w:webHidden/>
-          </w:rPr>
-          <w:fldChar w:fldCharType="end"/>
-        </w:r>
-      </w:hyperlink>
-    </w:p>
-    <w:p>
-      <w:pPr>
-        <w:pStyle w:val="22"/>
-        <w:tabs>
-          <w:tab w:val="right" w:leader="dot" w:pos="9345"/>
-        </w:tabs>
-        <w:rPr>
-          <w:noProof/>
-        </w:rPr>
-      </w:pPr>
-      <w:hyperlink w:anchor="_Toc241939375" w:history="1">
+      <w:hyperlink w:anchor="_Toc241943031" w:history="1">
         <w:r>
           <w:rPr>
             <w:rStyle w:val="af"/>
@@ -1189,7 +1188,7 @@
             <w:noProof/>
             <w:webHidden/>
           </w:rPr>
-          <w:instrText xml:space="preserve"> PAGEREF _Toc241939375 \h </w:instrText>
+          <w:instrText xml:space="preserve"> PAGEREF _Toc241943031 \h </w:instrText>
         </w:r>
         <w:r>
           <w:rPr>
@@ -1209,7 +1208,7 @@
             <w:noProof/>
             <w:webHidden/>
           </w:rPr>
-          <w:t>18</w:t>
+          <w:t>17</w:t>
         </w:r>
         <w:r>
           <w:rPr>
@@ -1230,7 +1229,7 @@
           <w:noProof/>
         </w:rPr>
       </w:pPr>
-      <w:hyperlink w:anchor="_Toc241939376" w:history="1">
+      <w:hyperlink w:anchor="_Toc241943032" w:history="1">
         <w:r>
           <w:rPr>
             <w:rStyle w:val="af"/>
@@ -1258,7 +1257,76 @@
             <w:noProof/>
             <w:webHidden/>
           </w:rPr>
-          <w:instrText xml:space="preserve"> PAGEREF _Toc241939376 \h </w:instrText>
+          <w:instrText xml:space="preserve"> PAGEREF _Toc241943032 \h </w:instrText>
+        </w:r>
+        <w:r>
+          <w:rPr>
+            <w:noProof/>
+            <w:webHidden/>
+          </w:rPr>
+        </w:r>
+        <w:r>
+          <w:rPr>
+            <w:noProof/>
+            <w:webHidden/>
+          </w:rPr>
+          <w:fldChar w:fldCharType="separate"/>
+        </w:r>
+        <w:r>
+          <w:rPr>
+            <w:noProof/>
+            <w:webHidden/>
+          </w:rPr>
+          <w:t>19</w:t>
+        </w:r>
+        <w:r>
+          <w:rPr>
+            <w:noProof/>
+            <w:webHidden/>
+          </w:rPr>
+          <w:fldChar w:fldCharType="end"/>
+        </w:r>
+      </w:hyperlink>
+    </w:p>
+    <w:p>
+      <w:pPr>
+        <w:pStyle w:val="12"/>
+        <w:tabs>
+          <w:tab w:val="right" w:leader="dot" w:pos="9345"/>
+        </w:tabs>
+        <w:rPr>
+          <w:noProof/>
+        </w:rPr>
+      </w:pPr>
+      <w:hyperlink w:anchor="_Toc241943033" w:history="1">
+        <w:r>
+          <w:rPr>
+            <w:rStyle w:val="af"/>
+            <w:b/>
+            <w:noProof/>
+          </w:rPr>
+          <w:t>ВЫВОДЫ</w:t>
+        </w:r>
+        <w:r>
+          <w:rPr>
+            <w:noProof/>
+            <w:webHidden/>
+          </w:rPr>
+          <w:tab/>
+        </w:r>
+        <w:r>
+          <w:rPr>
+            <w:noProof/>
+            <w:webHidden/>
+          </w:rPr>
+          <w:fldChar w:fldCharType="begin"/>
+        </w:r>
+        <w:r>
+          <w:rPr>
+            <w:noProof/>
+            <w:webHidden/>
+          </w:rPr>
+          <w:instrText xml:space="preserve"> PAGEREF _Toc241943033 \h </w:instrText>
         </w:r>
         <w:r>
           <w:rPr>
@@ -1299,14 +1367,14 @@
           <w:noProof/>
         </w:rPr>
       </w:pPr>
-      <w:hyperlink w:anchor="_Toc241939377" w:history="1">
+      <w:hyperlink w:anchor="_Toc241943034" w:history="1">
         <w:r>
           <w:rPr>
             <w:rStyle w:val="af"/>
             <w:b/>
             <w:noProof/>
           </w:rPr>
-          <w:t>ВЫВОДЫ</w:t>
+          <w:t>СПИСОК ИСПОЛЬЗОВАННЫХ ИСТОЧНИКОВ</w:t>
         </w:r>
         <w:r>
           <w:rPr>
@@ -1327,7 +1395,7 @@
             <w:noProof/>
             <w:webHidden/>
           </w:rPr>
-          <w:instrText xml:space="preserve"> PAGEREF _Toc241939377 \h </w:instrText>
+          <w:instrText xml:space="preserve"> PAGEREF _Toc241943034 \h </w:instrText>
         </w:r>
         <w:r>
           <w:rPr>
@@ -1368,76 +1436,7 @@
           <w:noProof/>
         </w:rPr>
       </w:pPr>
-      <w:hyperlink w:anchor="_Toc241939378" w:history="1">
-        <w:r>
-          <w:rPr>
-            <w:rStyle w:val="af"/>
-            <w:b/>
-            <w:noProof/>
-          </w:rPr>
-          <w:t>СПИСОК ИСПОЛЬЗОВАННЫХ ИСТОЧНИКОВ</w:t>
-        </w:r>
-        <w:r>
-          <w:rPr>
-            <w:noProof/>
-            <w:webHidden/>
-          </w:rPr>
-          <w:tab/>
-        </w:r>
-        <w:r>
-          <w:rPr>
-            <w:noProof/>
-            <w:webHidden/>
-          </w:rPr>
-          <w:fldChar w:fldCharType="begin"/>
-        </w:r>
-        <w:r>
-          <w:rPr>
-            <w:noProof/>
-            <w:webHidden/>
-          </w:rPr>
-          <w:instrText xml:space="preserve"> PAGEREF _Toc241939378 \h </w:instrText>
-        </w:r>
-        <w:r>
-          <w:rPr>
-            <w:noProof/>
-            <w:webHidden/>
-          </w:rPr>
-        </w:r>
-        <w:r>
-          <w:rPr>
-            <w:noProof/>
-            <w:webHidden/>
-          </w:rPr>
-          <w:fldChar w:fldCharType="separate"/>
-        </w:r>
-        <w:r>
-          <w:rPr>
-            <w:noProof/>
-            <w:webHidden/>
-          </w:rPr>
-          <w:t>22</w:t>
-        </w:r>
-        <w:r>
-          <w:rPr>
-            <w:noProof/>
-            <w:webHidden/>
-          </w:rPr>
-          <w:fldChar w:fldCharType="end"/>
-        </w:r>
-      </w:hyperlink>
-    </w:p>
-    <w:p>
-      <w:pPr>
-        <w:pStyle w:val="12"/>
-        <w:tabs>
-          <w:tab w:val="right" w:leader="dot" w:pos="9345"/>
-        </w:tabs>
-        <w:rPr>
-          <w:noProof/>
-        </w:rPr>
-      </w:pPr>
-      <w:hyperlink w:anchor="_Toc241939379" w:history="1">
+      <w:hyperlink w:anchor="_Toc241943035" w:history="1">
         <w:r>
           <w:rPr>
             <w:rStyle w:val="af"/>
@@ -1465,7 +1464,76 @@
             <w:noProof/>
             <w:webHidden/>
           </w:rPr>
-          <w:instrText xml:space="preserve"> PAGEREF _Toc241939379 \h </w:instrText>
+          <w:instrText xml:space="preserve"> PAGEREF _Toc241943035 \h </w:instrText>
+        </w:r>
+        <w:r>
+          <w:rPr>
+            <w:noProof/>
+            <w:webHidden/>
+          </w:rPr>
+        </w:r>
+        <w:r>
+          <w:rPr>
+            <w:noProof/>
+            <w:webHidden/>
+          </w:rPr>
+          <w:fldChar w:fldCharType="separate"/>
+        </w:r>
+        <w:r>
+          <w:rPr>
+            <w:noProof/>
+            <w:webHidden/>
+          </w:rPr>
+          <w:t>23</w:t>
+        </w:r>
+        <w:r>
+          <w:rPr>
+            <w:noProof/>
+            <w:webHidden/>
+          </w:rPr>
+          <w:fldChar w:fldCharType="end"/>
+        </w:r>
+      </w:hyperlink>
+    </w:p>
+    <w:p>
+      <w:pPr>
+        <w:pStyle w:val="12"/>
+        <w:tabs>
+          <w:tab w:val="right" w:leader="dot" w:pos="9345"/>
+        </w:tabs>
+        <w:rPr>
+          <w:noProof/>
+        </w:rPr>
+      </w:pPr>
+      <w:hyperlink w:anchor="_Toc241943036" w:history="1">
+        <w:r>
+          <w:rPr>
+            <w:rStyle w:val="af"/>
+            <w:b/>
+            <w:noProof/>
+          </w:rPr>
+          <w:t>ПРИЛОЖЕНИЕ Б</w:t>
+        </w:r>
+        <w:r>
+          <w:rPr>
+            <w:noProof/>
+            <w:webHidden/>
+          </w:rPr>
+          <w:tab/>
+        </w:r>
+        <w:r>
+          <w:rPr>
+            <w:noProof/>
+            <w:webHidden/>
+          </w:rPr>
+          <w:fldChar w:fldCharType="begin"/>
+        </w:r>
+        <w:r>
+          <w:rPr>
+            <w:noProof/>
+            <w:webHidden/>
+          </w:rPr>
+          <w:instrText xml:space="preserve"> PAGEREF _Toc241943036 \h </w:instrText>
         </w:r>
         <w:r>
           <w:rPr>
@@ -1506,76 +1574,7 @@
           <w:noProof/>
         </w:rPr>
       </w:pPr>
-      <w:hyperlink w:anchor="_Toc241939380" w:history="1">
-        <w:r>
-          <w:rPr>
-            <w:rStyle w:val="af"/>
-            <w:b/>
-            <w:noProof/>
-          </w:rPr>
-          <w:t>ПРИЛОЖЕНИЕ Б</w:t>
-        </w:r>
-        <w:r>
-          <w:rPr>
-            <w:noProof/>
-            <w:webHidden/>
-          </w:rPr>
-          <w:tab/>
-        </w:r>
-        <w:r>
-          <w:rPr>
-            <w:noProof/>
-            <w:webHidden/>
-          </w:rPr>
-          <w:fldChar w:fldCharType="begin"/>
-        </w:r>
-        <w:r>
-          <w:rPr>
-            <w:noProof/>
-            <w:webHidden/>
-          </w:rPr>
-          <w:instrText xml:space="preserve"> PAGEREF _Toc241939380 \h </w:instrText>
-        </w:r>
-        <w:r>
-          <w:rPr>
-            <w:noProof/>
-            <w:webHidden/>
-          </w:rPr>
-        </w:r>
-        <w:r>
-          <w:rPr>
-            <w:noProof/>
-            <w:webHidden/>
-          </w:rPr>
-          <w:fldChar w:fldCharType="separate"/>
-        </w:r>
-        <w:r>
-          <w:rPr>
-            <w:noProof/>
-            <w:webHidden/>
-          </w:rPr>
-          <w:t>25</w:t>
-        </w:r>
-        <w:r>
-          <w:rPr>
-            <w:noProof/>
-            <w:webHidden/>
-          </w:rPr>
-          <w:fldChar w:fldCharType="end"/>
-        </w:r>
-      </w:hyperlink>
-    </w:p>
-    <w:p>
-      <w:pPr>
-        <w:pStyle w:val="12"/>
-        <w:tabs>
-          <w:tab w:val="right" w:leader="dot" w:pos="9345"/>
-        </w:tabs>
-        <w:rPr>
-          <w:noProof/>
-        </w:rPr>
-      </w:pPr>
-      <w:hyperlink w:anchor="_Toc241939381" w:history="1">
+      <w:hyperlink w:anchor="_Toc241943037" w:history="1">
         <w:r>
           <w:rPr>
             <w:rStyle w:val="af"/>
@@ -1603,7 +1602,76 @@
             <w:noProof/>
             <w:webHidden/>
           </w:rPr>
-          <w:instrText xml:space="preserve"> PAGEREF _Toc241939381 \h </w:instrText>
+          <w:instrText xml:space="preserve"> PAGEREF _Toc241943037 \h </w:instrText>
+        </w:r>
+        <w:r>
+          <w:rPr>
+            <w:noProof/>
+            <w:webHidden/>
+          </w:rPr>
+        </w:r>
+        <w:r>
+          <w:rPr>
+            <w:noProof/>
+            <w:webHidden/>
+          </w:rPr>
+          <w:fldChar w:fldCharType="separate"/>
+        </w:r>
+        <w:r>
+          <w:rPr>
+            <w:noProof/>
+            <w:webHidden/>
+          </w:rPr>
+          <w:t>26</w:t>
+        </w:r>
+        <w:r>
+          <w:rPr>
+            <w:noProof/>
+            <w:webHidden/>
+          </w:rPr>
+          <w:fldChar w:fldCharType="end"/>
+        </w:r>
+      </w:hyperlink>
+    </w:p>
+    <w:p>
+      <w:pPr>
+        <w:pStyle w:val="12"/>
+        <w:tabs>
+          <w:tab w:val="right" w:leader="dot" w:pos="9345"/>
+        </w:tabs>
+        <w:rPr>
+          <w:noProof/>
+        </w:rPr>
+      </w:pPr>
+      <w:hyperlink w:anchor="_Toc241943038" w:history="1">
+        <w:r>
+          <w:rPr>
+            <w:rStyle w:val="af"/>
+            <w:b/>
+            <w:noProof/>
+          </w:rPr>
+          <w:t>ПРИЛОЖЕНИЕ Г</w:t>
+        </w:r>
+        <w:r>
+          <w:rPr>
+            <w:noProof/>
+            <w:webHidden/>
+          </w:rPr>
+          <w:tab/>
+        </w:r>
+        <w:r>
+          <w:rPr>
+            <w:noProof/>
+            <w:webHidden/>
+          </w:rPr>
+          <w:fldChar w:fldCharType="begin"/>
+        </w:r>
+        <w:r>
+          <w:rPr>
+            <w:noProof/>
+            <w:webHidden/>
+          </w:rPr>
+          <w:instrText xml:space="preserve"> PAGEREF _Toc241943038 \h </w:instrText>
         </w:r>
         <w:r>
           <w:rPr>
@@ -1644,14 +1712,14 @@
           <w:noProof/>
         </w:rPr>
       </w:pPr>
-      <w:hyperlink w:anchor="_Toc241939382" w:history="1">
+      <w:hyperlink w:anchor="_Toc241943039" w:history="1">
         <w:r>
           <w:rPr>
             <w:rStyle w:val="af"/>
             <w:b/>
             <w:noProof/>
           </w:rPr>
-          <w:t>ПРИЛОЖЕНИЕ Г</w:t>
+          <w:t>ПРИЛОЖЕНИЕ Д</w:t>
         </w:r>
         <w:r>
           <w:rPr>
@@ -1672,7 +1740,7 @@
             <w:noProof/>
             <w:webHidden/>
           </w:rPr>
-          <w:instrText xml:space="preserve"> PAGEREF _Toc241939382 \h </w:instrText>
+          <w:instrText xml:space="preserve"> PAGEREF _Toc241943039 \h </w:instrText>
         </w:r>
         <w:r>
           <w:rPr>
@@ -1705,75 +1773,6 @@
     </w:p>
     <w:p>
       <w:pPr>
-        <w:pStyle w:val="12"/>
-        <w:tabs>
-          <w:tab w:val="right" w:leader="dot" w:pos="9345"/>
-        </w:tabs>
-        <w:rPr>
-          <w:noProof/>
-        </w:rPr>
-      </w:pPr>
-      <w:hyperlink w:anchor="_Toc241939383" w:history="1">
-        <w:r>
-          <w:rPr>
-            <w:rStyle w:val="af"/>
-            <w:b/>
-            <w:noProof/>
-          </w:rPr>
-          <w:t>ПРИЛОЖЕНИЕ Д</w:t>
-        </w:r>
-        <w:r>
-          <w:rPr>
-            <w:noProof/>
-            <w:webHidden/>
-          </w:rPr>
-          <w:tab/>
-        </w:r>
-        <w:r>
-          <w:rPr>
-            <w:noProof/>
-            <w:webHidden/>
-          </w:rPr>
-          <w:fldChar w:fldCharType="begin"/>
-        </w:r>
-        <w:r>
-          <w:rPr>
-            <w:noProof/>
-            <w:webHidden/>
-          </w:rPr>
-          <w:instrText xml:space="preserve"> PAGEREF _Toc241939383 \h </w:instrText>
-        </w:r>
-        <w:r>
-          <w:rPr>
-            <w:noProof/>
-            <w:webHidden/>
-          </w:rPr>
-        </w:r>
-        <w:r>
-          <w:rPr>
-            <w:noProof/>
-            <w:webHidden/>
-          </w:rPr>
-          <w:fldChar w:fldCharType="separate"/>
-        </w:r>
-        <w:r>
-          <w:rPr>
-            <w:noProof/>
-            <w:webHidden/>
-          </w:rPr>
-          <w:t>29</w:t>
-        </w:r>
-        <w:r>
-          <w:rPr>
-            <w:noProof/>
-            <w:webHidden/>
-          </w:rPr>
-          <w:fldChar w:fldCharType="end"/>
-        </w:r>
-      </w:hyperlink>
-    </w:p>
-    <w:p>
-      <w:pPr>
         <w:pStyle w:val="11"/>
       </w:pPr>
       <w:r>
@@ -1787,7 +1786,7 @@
         <w:spacing w:before="0" w:after="360" w:line="360" w:lineRule="exact"/>
         <w:ind w:firstLine="709"/>
       </w:pPr>
-      <w:bookmarkStart w:id="1" w:name="_Toc241939362"/>
+      <w:bookmarkStart w:id="1" w:name="_Toc241943018"/>
       <w:r>
         <w:rPr>
           <w:b/>
@@ -1989,7 +1988,7 @@
         <w:ind w:firstLine="709"/>
       </w:pPr>
       <w:bookmarkStart w:id="2" w:name="_b608aa976fc82a0faaf3b83f58c735968afd03b"/>
-      <w:bookmarkStart w:id="3" w:name="_Toc241939363"/>
+      <w:bookmarkStart w:id="3" w:name="_Toc241943019"/>
       <w:bookmarkEnd w:id="0"/>
       <w:r>
         <w:rPr>
@@ -2060,7 +2059,7 @@
         <w:ind w:firstLine="709"/>
       </w:pPr>
       <w:bookmarkStart w:id="4" w:name="_c2dc16d95c34e7e7c75dbd4503de730b54879a3"/>
-      <w:bookmarkStart w:id="5" w:name="_Toc241939364"/>
+      <w:bookmarkStart w:id="5" w:name="_Toc241943020"/>
       <w:r>
         <w:rPr>
           <w:b/>
@@ -4959,7 +4958,7 @@
         <w:ind w:firstLine="709"/>
       </w:pPr>
       <w:bookmarkStart w:id="6" w:name="_e53e14f44ab4c8780a98a105cb988ad22318c27"/>
-      <w:bookmarkStart w:id="7" w:name="_Toc241939365"/>
+      <w:bookmarkStart w:id="7" w:name="_Toc241943021"/>
       <w:bookmarkEnd w:id="4"/>
       <w:r>
         <w:rPr>
@@ -6806,7 +6805,7 @@
           <w:sz w:val="28"/>
         </w:rPr>
         <w:drawing>
-          <wp:inline distT="0" distB="0" distL="0" distR="0" wp14:anchorId="0982E9DC" wp14:editId="7E524E12">
+          <wp:inline distT="0" distB="0" distL="0" distR="0" wp14:anchorId="07177D4B" wp14:editId="2B2E52C1">
             <wp:extent cx="5334000" cy="2862146"/>
             <wp:effectExtent l="0" t="0" r="0" b="0"/>
             <wp:docPr id="12" name="Picture"/>
@@ -7235,7 +7234,7 @@
           <w:sz w:val="28"/>
         </w:rPr>
         <w:drawing>
-          <wp:inline distT="0" distB="0" distL="0" distR="0" wp14:anchorId="368A0EBD" wp14:editId="6964286C">
+          <wp:inline distT="0" distB="0" distL="0" distR="0" wp14:anchorId="2B298BE8" wp14:editId="73E91C4B">
             <wp:extent cx="5334000" cy="2536902"/>
             <wp:effectExtent l="0" t="0" r="0" b="0"/>
             <wp:docPr id="15" name="Picture"/>
@@ -8084,7 +8083,7 @@
         <w:ind w:firstLine="709"/>
       </w:pPr>
       <w:bookmarkStart w:id="8" w:name="_6630f66e9bddc915a7c003d1a4416942be99820"/>
-      <w:bookmarkStart w:id="9" w:name="_Toc241939366"/>
+      <w:bookmarkStart w:id="9" w:name="_Toc241943022"/>
       <w:bookmarkEnd w:id="6"/>
       <w:r>
         <w:rPr>
@@ -10174,7 +10173,7 @@
           <w:sz w:val="28"/>
         </w:rPr>
         <w:drawing>
-          <wp:inline distT="0" distB="0" distL="0" distR="0" wp14:anchorId="426FA72D" wp14:editId="506D516C">
+          <wp:inline distT="0" distB="0" distL="0" distR="0" wp14:anchorId="50EF615B" wp14:editId="0A76C07F">
             <wp:extent cx="5334000" cy="2732048"/>
             <wp:effectExtent l="0" t="0" r="0" b="0"/>
             <wp:docPr id="19" name="Picture"/>
@@ -11126,7 +11125,7 @@
         <w:ind w:firstLine="709"/>
       </w:pPr>
       <w:bookmarkStart w:id="10" w:name="_32eb1a546c0e629ee5199cbd921989386414cef"/>
-      <w:bookmarkStart w:id="11" w:name="_Toc241939367"/>
+      <w:bookmarkStart w:id="11" w:name="_Toc241943023"/>
       <w:bookmarkEnd w:id="8"/>
       <w:r>
         <w:rPr>
@@ -11651,7 +11650,7 @@
         <w:ind w:firstLine="709"/>
       </w:pPr>
       <w:bookmarkStart w:id="12" w:name="_56392ae30d217601ca6b22348c46ed1cd30bda9"/>
-      <w:bookmarkStart w:id="13" w:name="_Toc241939368"/>
+      <w:bookmarkStart w:id="13" w:name="_Toc241943024"/>
       <w:bookmarkEnd w:id="10"/>
       <w:r>
         <w:rPr>
@@ -12255,7 +12254,7 @@
         <w:ind w:firstLine="709"/>
       </w:pPr>
       <w:bookmarkStart w:id="14" w:name="_81d55da623d41512ef63f4dc47f176415032501"/>
-      <w:bookmarkStart w:id="15" w:name="_Toc241939369"/>
+      <w:bookmarkStart w:id="15" w:name="_Toc241943025"/>
       <w:bookmarkEnd w:id="12"/>
       <w:r>
         <w:rPr>
@@ -12650,7 +12649,7 @@
         <w:ind w:firstLine="709"/>
       </w:pPr>
       <w:bookmarkStart w:id="16" w:name="_c864891c2a63545415c693c4f70871cf567029c"/>
-      <w:bookmarkStart w:id="17" w:name="_Toc241939370"/>
+      <w:bookmarkStart w:id="17" w:name="_Toc241943026"/>
       <w:bookmarkEnd w:id="14"/>
       <w:r>
         <w:rPr>
@@ -13301,7 +13300,7 @@
         <w:ind w:firstLine="709"/>
       </w:pPr>
       <w:bookmarkStart w:id="18" w:name="_ef6f952c7e24326ac23355a768c8b715ec8fce8"/>
-      <w:bookmarkStart w:id="19" w:name="_Toc241939371"/>
+      <w:bookmarkStart w:id="19" w:name="_Toc241943027"/>
       <w:bookmarkEnd w:id="16"/>
       <w:r>
         <w:rPr>
@@ -13941,7 +13940,7 @@
           <w:sz w:val="28"/>
         </w:rPr>
         <w:drawing>
-          <wp:inline distT="0" distB="0" distL="0" distR="0" wp14:anchorId="0CD9818A" wp14:editId="0F4B54CA">
+          <wp:inline distT="0" distB="0" distL="0" distR="0" wp14:anchorId="08C372D9" wp14:editId="4D19B6D6">
             <wp:extent cx="5334000" cy="2471853"/>
             <wp:effectExtent l="0" t="0" r="0" b="0"/>
             <wp:docPr id="27" name="Picture"/>
@@ -14036,7 +14035,7 @@
         <w:ind w:firstLine="709"/>
       </w:pPr>
       <w:bookmarkStart w:id="20" w:name="_6df6aabc6395b7d9765c374a4a7f2d43c0ba1e7"/>
-      <w:bookmarkStart w:id="21" w:name="_Toc241939372"/>
+      <w:bookmarkStart w:id="21" w:name="_Toc241943028"/>
       <w:bookmarkEnd w:id="18"/>
       <w:r>
         <w:rPr>
@@ -17698,7 +17697,7 @@
         <w:ind w:firstLine="709"/>
       </w:pPr>
       <w:bookmarkStart w:id="22" w:name="_bd0f162afc2e7ad7347811c158aa5f062feeff4"/>
-      <w:bookmarkStart w:id="23" w:name="_Toc241939373"/>
+      <w:bookmarkStart w:id="23" w:name="_Toc241943029"/>
       <w:bookmarkEnd w:id="20"/>
       <w:r>
         <w:rPr>
@@ -18461,7 +18460,7 @@
         <w:ind w:firstLine="709"/>
       </w:pPr>
       <w:bookmarkStart w:id="24" w:name="_07f39535de8dfb555f41c49666d7d7ad4469d72"/>
-      <w:bookmarkStart w:id="25" w:name="_Toc241939374"/>
+      <w:bookmarkStart w:id="25" w:name="_Toc241943030"/>
       <w:bookmarkEnd w:id="22"/>
       <w:r>
         <w:rPr>
@@ -19574,7 +19573,7 @@
         <w:ind w:firstLine="709"/>
       </w:pPr>
       <w:bookmarkStart w:id="26" w:name="_ограничения"/>
-      <w:bookmarkStart w:id="27" w:name="_Toc241939375"/>
+      <w:bookmarkStart w:id="27" w:name="_Toc241943031"/>
       <w:bookmarkEnd w:id="24"/>
       <w:r>
         <w:rPr>
@@ -19737,7 +19736,7 @@
         <w:ind w:firstLine="709"/>
       </w:pPr>
       <w:bookmarkStart w:id="28" w:name="_1bfdad9d2d88ddb6ca16c31c1d4d4943679f32f"/>
-      <w:bookmarkStart w:id="29" w:name="_Toc241939376"/>
+      <w:bookmarkStart w:id="29" w:name="_Toc241943032"/>
       <w:bookmarkEnd w:id="26"/>
       <w:bookmarkEnd w:id="2"/>
       <w:r>
@@ -20129,7 +20128,7 @@
         <w:jc w:val="center"/>
       </w:pPr>
       <w:bookmarkStart w:id="30" w:name="_выводы"/>
-      <w:bookmarkStart w:id="31" w:name="_Toc241939377"/>
+      <w:bookmarkStart w:id="31" w:name="_Toc241943033"/>
       <w:bookmarkEnd w:id="28"/>
       <w:r>
         <w:rPr>
@@ -20412,7 +20411,7 @@
         <w:jc w:val="center"/>
       </w:pPr>
       <w:bookmarkStart w:id="32" w:name="_274f6a444530ef90b0479dabf3d210f01e97699"/>
-      <w:bookmarkStart w:id="33" w:name="_Toc241939378"/>
+      <w:bookmarkStart w:id="33" w:name="_Toc241943034"/>
       <w:bookmarkEnd w:id="30"/>
       <w:r>
         <w:rPr>
@@ -21678,7 +21677,7 @@
         <w:jc w:val="center"/>
       </w:pPr>
       <w:bookmarkStart w:id="34" w:name="_3d74faf1500c1b2a4a8bfa8e0e37c74206ce73d"/>
-      <w:bookmarkStart w:id="35" w:name="_Toc241939379"/>
+      <w:bookmarkStart w:id="35" w:name="_Toc241943035"/>
       <w:bookmarkEnd w:id="32"/>
       <w:r>
         <w:rPr>
@@ -22742,7 +22741,7 @@
         <w:jc w:val="center"/>
       </w:pPr>
       <w:bookmarkStart w:id="36" w:name="_d684f183eb868ee4ace295916bed2e6be64d16e"/>
-      <w:bookmarkStart w:id="37" w:name="_Toc241939380"/>
+      <w:bookmarkStart w:id="37" w:name="_Toc241943036"/>
       <w:bookmarkEnd w:id="34"/>
       <w:r>
         <w:rPr>
@@ -24004,7 +24003,7 @@
         <w:rPr>
           <w:sz w:val="28"/>
         </w:rPr>
-        <w:t>Пункты 1-5 выполняются в сервисах под аккаунтом студентки; пункт 6 нужен для ЛР5 и ЛР6.</w:t>
+        <w:t>Пункты 1-5 выполняются в сервисах под учетной записью автора; пункт 6 нужен для ЛР5 и ЛР6.</w:t>
       </w:r>
     </w:p>
     <w:p>
@@ -24016,7 +24015,7 @@
         <w:jc w:val="center"/>
       </w:pPr>
       <w:bookmarkStart w:id="38" w:name="_cb59224a7032ef66ab429e7df9b4e4c597bc187"/>
-      <w:bookmarkStart w:id="39" w:name="_Toc241939381"/>
+      <w:bookmarkStart w:id="39" w:name="_Toc241943037"/>
       <w:bookmarkEnd w:id="36"/>
       <w:r>
         <w:rPr>
@@ -24752,7 +24751,7 @@
         <w:jc w:val="center"/>
       </w:pPr>
       <w:bookmarkStart w:id="40" w:name="_36e5ced6b29eabb38058bfd1a6b3384d71712dd"/>
-      <w:bookmarkStart w:id="41" w:name="_Toc241939382"/>
+      <w:bookmarkStart w:id="41" w:name="_Toc241943038"/>
       <w:bookmarkEnd w:id="38"/>
       <w:r>
         <w:rPr>
@@ -25699,7 +25698,7 @@
         <w:jc w:val="center"/>
       </w:pPr>
       <w:bookmarkStart w:id="42" w:name="_66fcbafe8bc9e7780670ba4b2232c7930f0801d"/>
-      <w:bookmarkStart w:id="43" w:name="_Toc241939383"/>
+      <w:bookmarkStart w:id="43" w:name="_Toc241943039"/>
       <w:bookmarkEnd w:id="40"/>
       <w:r>
         <w:rPr>
@@ -28334,7 +28333,7 @@
   <w:abstractNum w:abstractNumId="0" w15:restartNumberingAfterBreak="0">
     <w:nsid w:val="0000A990"/>
     <w:multiLevelType w:val="multilevel"/>
-    <w:tmpl w:val="9A0C5E26"/>
+    <w:tmpl w:val="1292E040"/>
     <w:lvl w:ilvl="0">
       <w:numFmt w:val="bullet"/>
       <w:lvlText w:val=" "/>
@@ -28411,7 +28410,7 @@
   <w:abstractNum w:abstractNumId="1" w15:restartNumberingAfterBreak="0">
     <w:nsid w:val="00A99411"/>
     <w:multiLevelType w:val="multilevel"/>
-    <w:tmpl w:val="6A00F3AA"/>
+    <w:tmpl w:val="B4720492"/>
     <w:lvl w:ilvl="0">
       <w:start w:val="1"/>
       <w:numFmt w:val="decimal"/>
@@ -29889,7 +29888,7 @@
     <w:autoRedefine/>
     <w:uiPriority w:val="39"/>
     <w:unhideWhenUsed/>
-    <w:rsid w:val="00823DF0"/>
+    <w:rsid w:val="0079289F"/>
     <w:pPr>
       <w:spacing w:after="100"/>
     </w:pPr>
@@ -29901,7 +29900,7 @@
     <w:autoRedefine/>
     <w:uiPriority w:val="39"/>
     <w:unhideWhenUsed/>
-    <w:rsid w:val="00823DF0"/>
+    <w:rsid w:val="0079289F"/>
     <w:pPr>
       <w:spacing w:after="100"/>
       <w:ind w:left="240"/>

--- a/ЛР4_Пять_сил_Портера/ОТЧЕТ_ЛР4_TableMind.docx
+++ b/ЛР4_Пять_сил_Портера/ОТЧЕТ_ЛР4_TableMind.docx
@@ -172,7 +172,7 @@
           <w:sz w:val="28"/>
         </w:rPr>
         <w:tab/>
-        <w:t>гр. 60121</w:t>
+        <w:t>гр. 60131</w:t>
       </w:r>
     </w:p>
     <w:p>
@@ -263,7 +263,7 @@
       <w:r>
         <w:fldChar w:fldCharType="separate"/>
       </w:r>
-      <w:hyperlink w:anchor="_Toc241943018" w:history="1">
+      <w:hyperlink w:anchor="_Toc241952855" w:history="1">
         <w:r>
           <w:rPr>
             <w:rStyle w:val="af"/>
@@ -291,7 +291,7 @@
             <w:noProof/>
             <w:webHidden/>
           </w:rPr>
-          <w:instrText xml:space="preserve"> PAGEREF _Toc241943018 \h </w:instrText>
+          <w:instrText xml:space="preserve"> PAGEREF _Toc241952855 \h </w:instrText>
         </w:r>
         <w:r>
           <w:rPr>
@@ -332,7 +332,7 @@
           <w:noProof/>
         </w:rPr>
       </w:pPr>
-      <w:hyperlink w:anchor="_Toc241943019" w:history="1">
+      <w:hyperlink w:anchor="_Toc241952856" w:history="1">
         <w:r>
           <w:rPr>
             <w:rStyle w:val="af"/>
@@ -360,7 +360,7 @@
             <w:noProof/>
             <w:webHidden/>
           </w:rPr>
-          <w:instrText xml:space="preserve"> PAGEREF _Toc241943019 \h </w:instrText>
+          <w:instrText xml:space="preserve"> PAGEREF _Toc241952856 \h </w:instrText>
         </w:r>
         <w:r>
           <w:rPr>
@@ -401,7 +401,7 @@
           <w:noProof/>
         </w:rPr>
       </w:pPr>
-      <w:hyperlink w:anchor="_Toc241943020" w:history="1">
+      <w:hyperlink w:anchor="_Toc241952857" w:history="1">
         <w:r>
           <w:rPr>
             <w:rStyle w:val="af"/>
@@ -429,7 +429,7 @@
             <w:noProof/>
             <w:webHidden/>
           </w:rPr>
-          <w:instrText xml:space="preserve"> PAGEREF _Toc241943020 \h </w:instrText>
+          <w:instrText xml:space="preserve"> PAGEREF _Toc241952857 \h </w:instrText>
         </w:r>
         <w:r>
           <w:rPr>
@@ -470,7 +470,7 @@
           <w:noProof/>
         </w:rPr>
       </w:pPr>
-      <w:hyperlink w:anchor="_Toc241943021" w:history="1">
+      <w:hyperlink w:anchor="_Toc241952858" w:history="1">
         <w:r>
           <w:rPr>
             <w:rStyle w:val="af"/>
@@ -498,7 +498,7 @@
             <w:noProof/>
             <w:webHidden/>
           </w:rPr>
-          <w:instrText xml:space="preserve"> PAGEREF _Toc241943021 \h </w:instrText>
+          <w:instrText xml:space="preserve"> PAGEREF _Toc241952858 \h </w:instrText>
         </w:r>
         <w:r>
           <w:rPr>
@@ -539,7 +539,7 @@
           <w:noProof/>
         </w:rPr>
       </w:pPr>
-      <w:hyperlink w:anchor="_Toc241943022" w:history="1">
+      <w:hyperlink w:anchor="_Toc241952859" w:history="1">
         <w:r>
           <w:rPr>
             <w:rStyle w:val="af"/>
@@ -567,7 +567,7 @@
             <w:noProof/>
             <w:webHidden/>
           </w:rPr>
-          <w:instrText xml:space="preserve"> PAGEREF _Toc241943022 \h </w:instrText>
+          <w:instrText xml:space="preserve"> PAGEREF _Toc241952859 \h </w:instrText>
         </w:r>
         <w:r>
           <w:rPr>
@@ -608,7 +608,7 @@
           <w:noProof/>
         </w:rPr>
       </w:pPr>
-      <w:hyperlink w:anchor="_Toc241943023" w:history="1">
+      <w:hyperlink w:anchor="_Toc241952860" w:history="1">
         <w:r>
           <w:rPr>
             <w:rStyle w:val="af"/>
@@ -636,7 +636,7 @@
             <w:noProof/>
             <w:webHidden/>
           </w:rPr>
-          <w:instrText xml:space="preserve"> PAGEREF _Toc241943023 \h </w:instrText>
+          <w:instrText xml:space="preserve"> PAGEREF _Toc241952860 \h </w:instrText>
         </w:r>
         <w:r>
           <w:rPr>
@@ -677,7 +677,7 @@
           <w:noProof/>
         </w:rPr>
       </w:pPr>
-      <w:hyperlink w:anchor="_Toc241943024" w:history="1">
+      <w:hyperlink w:anchor="_Toc241952861" w:history="1">
         <w:r>
           <w:rPr>
             <w:rStyle w:val="af"/>
@@ -705,7 +705,7 @@
             <w:noProof/>
             <w:webHidden/>
           </w:rPr>
-          <w:instrText xml:space="preserve"> PAGEREF _Toc241943024 \h </w:instrText>
+          <w:instrText xml:space="preserve"> PAGEREF _Toc241952861 \h </w:instrText>
         </w:r>
         <w:r>
           <w:rPr>
@@ -746,7 +746,7 @@
           <w:noProof/>
         </w:rPr>
       </w:pPr>
-      <w:hyperlink w:anchor="_Toc241943025" w:history="1">
+      <w:hyperlink w:anchor="_Toc241952862" w:history="1">
         <w:r>
           <w:rPr>
             <w:rStyle w:val="af"/>
@@ -774,7 +774,7 @@
             <w:noProof/>
             <w:webHidden/>
           </w:rPr>
-          <w:instrText xml:space="preserve"> PAGEREF _Toc241943025 \h </w:instrText>
+          <w:instrText xml:space="preserve"> PAGEREF _Toc241952862 \h </w:instrText>
         </w:r>
         <w:r>
           <w:rPr>
@@ -815,7 +815,7 @@
           <w:noProof/>
         </w:rPr>
       </w:pPr>
-      <w:hyperlink w:anchor="_Toc241943026" w:history="1">
+      <w:hyperlink w:anchor="_Toc241952863" w:history="1">
         <w:r>
           <w:rPr>
             <w:rStyle w:val="af"/>
@@ -843,7 +843,7 @@
             <w:noProof/>
             <w:webHidden/>
           </w:rPr>
-          <w:instrText xml:space="preserve"> PAGEREF _Toc241943026 \h </w:instrText>
+          <w:instrText xml:space="preserve"> PAGEREF _Toc241952863 \h </w:instrText>
         </w:r>
         <w:r>
           <w:rPr>
@@ -884,7 +884,7 @@
           <w:noProof/>
         </w:rPr>
       </w:pPr>
-      <w:hyperlink w:anchor="_Toc241943027" w:history="1">
+      <w:hyperlink w:anchor="_Toc241952864" w:history="1">
         <w:r>
           <w:rPr>
             <w:rStyle w:val="af"/>
@@ -912,7 +912,7 @@
             <w:noProof/>
             <w:webHidden/>
           </w:rPr>
-          <w:instrText xml:space="preserve"> PAGEREF _Toc241943027 \h </w:instrText>
+          <w:instrText xml:space="preserve"> PAGEREF _Toc241952864 \h </w:instrText>
         </w:r>
         <w:r>
           <w:rPr>
@@ -953,7 +953,7 @@
           <w:noProof/>
         </w:rPr>
       </w:pPr>
-      <w:hyperlink w:anchor="_Toc241943028" w:history="1">
+      <w:hyperlink w:anchor="_Toc241952865" w:history="1">
         <w:r>
           <w:rPr>
             <w:rStyle w:val="af"/>
@@ -981,7 +981,7 @@
             <w:noProof/>
             <w:webHidden/>
           </w:rPr>
-          <w:instrText xml:space="preserve"> PAGEREF _Toc241943028 \h </w:instrText>
+          <w:instrText xml:space="preserve"> PAGEREF _Toc241952865 \h </w:instrText>
         </w:r>
         <w:r>
           <w:rPr>
@@ -1022,7 +1022,7 @@
           <w:noProof/>
         </w:rPr>
       </w:pPr>
-      <w:hyperlink w:anchor="_Toc241943029" w:history="1">
+      <w:hyperlink w:anchor="_Toc241952866" w:history="1">
         <w:r>
           <w:rPr>
             <w:rStyle w:val="af"/>
@@ -1050,7 +1050,7 @@
             <w:noProof/>
             <w:webHidden/>
           </w:rPr>
-          <w:instrText xml:space="preserve"> PAGEREF _Toc241943029 \h </w:instrText>
+          <w:instrText xml:space="preserve"> PAGEREF _Toc241952866 \h </w:instrText>
         </w:r>
         <w:r>
           <w:rPr>
@@ -1091,7 +1091,7 @@
           <w:noProof/>
         </w:rPr>
       </w:pPr>
-      <w:hyperlink w:anchor="_Toc241943030" w:history="1">
+      <w:hyperlink w:anchor="_Toc241952867" w:history="1">
         <w:r>
           <w:rPr>
             <w:rStyle w:val="af"/>
@@ -1119,7 +1119,7 @@
             <w:noProof/>
             <w:webHidden/>
           </w:rPr>
-          <w:instrText xml:space="preserve"> PAGEREF _Toc241943030 \h </w:instrText>
+          <w:instrText xml:space="preserve"> PAGEREF _Toc241952867 \h </w:instrText>
         </w:r>
         <w:r>
           <w:rPr>
@@ -1160,7 +1160,7 @@
           <w:noProof/>
         </w:rPr>
       </w:pPr>
-      <w:hyperlink w:anchor="_Toc241943031" w:history="1">
+      <w:hyperlink w:anchor="_Toc241952868" w:history="1">
         <w:r>
           <w:rPr>
             <w:rStyle w:val="af"/>
@@ -1188,7 +1188,7 @@
             <w:noProof/>
             <w:webHidden/>
           </w:rPr>
-          <w:instrText xml:space="preserve"> PAGEREF _Toc241943031 \h </w:instrText>
+          <w:instrText xml:space="preserve"> PAGEREF _Toc241952868 \h </w:instrText>
         </w:r>
         <w:r>
           <w:rPr>
@@ -1229,7 +1229,7 @@
           <w:noProof/>
         </w:rPr>
       </w:pPr>
-      <w:hyperlink w:anchor="_Toc241943032" w:history="1">
+      <w:hyperlink w:anchor="_Toc241952869" w:history="1">
         <w:r>
           <w:rPr>
             <w:rStyle w:val="af"/>
@@ -1257,7 +1257,7 @@
             <w:noProof/>
             <w:webHidden/>
           </w:rPr>
-          <w:instrText xml:space="preserve"> PAGEREF _Toc241943032 \h </w:instrText>
+          <w:instrText xml:space="preserve"> PAGEREF _Toc241952869 \h </w:instrText>
         </w:r>
         <w:r>
           <w:rPr>
@@ -1298,7 +1298,7 @@
           <w:noProof/>
         </w:rPr>
       </w:pPr>
-      <w:hyperlink w:anchor="_Toc241943033" w:history="1">
+      <w:hyperlink w:anchor="_Toc241952870" w:history="1">
         <w:r>
           <w:rPr>
             <w:rStyle w:val="af"/>
@@ -1326,7 +1326,7 @@
             <w:noProof/>
             <w:webHidden/>
           </w:rPr>
-          <w:instrText xml:space="preserve"> PAGEREF _Toc241943033 \h </w:instrText>
+          <w:instrText xml:space="preserve"> PAGEREF _Toc241952870 \h </w:instrText>
         </w:r>
         <w:r>
           <w:rPr>
@@ -1367,7 +1367,7 @@
           <w:noProof/>
         </w:rPr>
       </w:pPr>
-      <w:hyperlink w:anchor="_Toc241943034" w:history="1">
+      <w:hyperlink w:anchor="_Toc241952871" w:history="1">
         <w:r>
           <w:rPr>
             <w:rStyle w:val="af"/>
@@ -1395,7 +1395,7 @@
             <w:noProof/>
             <w:webHidden/>
           </w:rPr>
-          <w:instrText xml:space="preserve"> PAGEREF _Toc241943034 \h </w:instrText>
+          <w:instrText xml:space="preserve"> PAGEREF _Toc241952871 \h </w:instrText>
         </w:r>
         <w:r>
           <w:rPr>
@@ -1436,7 +1436,7 @@
           <w:noProof/>
         </w:rPr>
       </w:pPr>
-      <w:hyperlink w:anchor="_Toc241943035" w:history="1">
+      <w:hyperlink w:anchor="_Toc241952872" w:history="1">
         <w:r>
           <w:rPr>
             <w:rStyle w:val="af"/>
@@ -1464,7 +1464,7 @@
             <w:noProof/>
             <w:webHidden/>
           </w:rPr>
-          <w:instrText xml:space="preserve"> PAGEREF _Toc241943035 \h </w:instrText>
+          <w:instrText xml:space="preserve"> PAGEREF _Toc241952872 \h </w:instrText>
         </w:r>
         <w:r>
           <w:rPr>
@@ -1505,7 +1505,7 @@
           <w:noProof/>
         </w:rPr>
       </w:pPr>
-      <w:hyperlink w:anchor="_Toc241943036" w:history="1">
+      <w:hyperlink w:anchor="_Toc241952873" w:history="1">
         <w:r>
           <w:rPr>
             <w:rStyle w:val="af"/>
@@ -1533,7 +1533,7 @@
             <w:noProof/>
             <w:webHidden/>
           </w:rPr>
-          <w:instrText xml:space="preserve"> PAGEREF _Toc241943036 \h </w:instrText>
+          <w:instrText xml:space="preserve"> PAGEREF _Toc241952873 \h </w:instrText>
         </w:r>
         <w:r>
           <w:rPr>
@@ -1574,7 +1574,7 @@
           <w:noProof/>
         </w:rPr>
       </w:pPr>
-      <w:hyperlink w:anchor="_Toc241943037" w:history="1">
+      <w:hyperlink w:anchor="_Toc241952874" w:history="1">
         <w:r>
           <w:rPr>
             <w:rStyle w:val="af"/>
@@ -1602,7 +1602,7 @@
             <w:noProof/>
             <w:webHidden/>
           </w:rPr>
-          <w:instrText xml:space="preserve"> PAGEREF _Toc241943037 \h </w:instrText>
+          <w:instrText xml:space="preserve"> PAGEREF _Toc241952874 \h </w:instrText>
         </w:r>
         <w:r>
           <w:rPr>
@@ -1643,7 +1643,7 @@
           <w:noProof/>
         </w:rPr>
       </w:pPr>
-      <w:hyperlink w:anchor="_Toc241943038" w:history="1">
+      <w:hyperlink w:anchor="_Toc241952875" w:history="1">
         <w:r>
           <w:rPr>
             <w:rStyle w:val="af"/>
@@ -1671,7 +1671,7 @@
             <w:noProof/>
             <w:webHidden/>
           </w:rPr>
-          <w:instrText xml:space="preserve"> PAGEREF _Toc241943038 \h </w:instrText>
+          <w:instrText xml:space="preserve"> PAGEREF _Toc241952875 \h </w:instrText>
         </w:r>
         <w:r>
           <w:rPr>
@@ -1712,7 +1712,7 @@
           <w:noProof/>
         </w:rPr>
       </w:pPr>
-      <w:hyperlink w:anchor="_Toc241943039" w:history="1">
+      <w:hyperlink w:anchor="_Toc241952876" w:history="1">
         <w:r>
           <w:rPr>
             <w:rStyle w:val="af"/>
@@ -1740,7 +1740,7 @@
             <w:noProof/>
             <w:webHidden/>
           </w:rPr>
-          <w:instrText xml:space="preserve"> PAGEREF _Toc241943039 \h </w:instrText>
+          <w:instrText xml:space="preserve"> PAGEREF _Toc241952876 \h </w:instrText>
         </w:r>
         <w:r>
           <w:rPr>
@@ -1786,7 +1786,7 @@
         <w:spacing w:before="0" w:after="360" w:line="360" w:lineRule="exact"/>
         <w:ind w:firstLine="709"/>
       </w:pPr>
-      <w:bookmarkStart w:id="1" w:name="_Toc241943018"/>
+      <w:bookmarkStart w:id="1" w:name="_Toc241952855"/>
       <w:r>
         <w:rPr>
           <w:b/>
@@ -1988,7 +1988,7 @@
         <w:ind w:firstLine="709"/>
       </w:pPr>
       <w:bookmarkStart w:id="2" w:name="_b608aa976fc82a0faaf3b83f58c735968afd03b"/>
-      <w:bookmarkStart w:id="3" w:name="_Toc241943019"/>
+      <w:bookmarkStart w:id="3" w:name="_Toc241952856"/>
       <w:bookmarkEnd w:id="0"/>
       <w:r>
         <w:rPr>
@@ -2059,7 +2059,7 @@
         <w:ind w:firstLine="709"/>
       </w:pPr>
       <w:bookmarkStart w:id="4" w:name="_c2dc16d95c34e7e7c75dbd4503de730b54879a3"/>
-      <w:bookmarkStart w:id="5" w:name="_Toc241943020"/>
+      <w:bookmarkStart w:id="5" w:name="_Toc241952857"/>
       <w:r>
         <w:rPr>
           <w:b/>
@@ -4958,7 +4958,7 @@
         <w:ind w:firstLine="709"/>
       </w:pPr>
       <w:bookmarkStart w:id="6" w:name="_e53e14f44ab4c8780a98a105cb988ad22318c27"/>
-      <w:bookmarkStart w:id="7" w:name="_Toc241943021"/>
+      <w:bookmarkStart w:id="7" w:name="_Toc241952858"/>
       <w:bookmarkEnd w:id="4"/>
       <w:r>
         <w:rPr>
@@ -6805,7 +6805,7 @@
           <w:sz w:val="28"/>
         </w:rPr>
         <w:drawing>
-          <wp:inline distT="0" distB="0" distL="0" distR="0" wp14:anchorId="07177D4B" wp14:editId="2B2E52C1">
+          <wp:inline distT="0" distB="0" distL="0" distR="0" wp14:anchorId="77850551" wp14:editId="4529F9B9">
             <wp:extent cx="5334000" cy="2862146"/>
             <wp:effectExtent l="0" t="0" r="0" b="0"/>
             <wp:docPr id="12" name="Picture"/>
@@ -7234,7 +7234,7 @@
           <w:sz w:val="28"/>
         </w:rPr>
         <w:drawing>
-          <wp:inline distT="0" distB="0" distL="0" distR="0" wp14:anchorId="2B298BE8" wp14:editId="73E91C4B">
+          <wp:inline distT="0" distB="0" distL="0" distR="0" wp14:anchorId="765E0D70" wp14:editId="11367CB9">
             <wp:extent cx="5334000" cy="2536902"/>
             <wp:effectExtent l="0" t="0" r="0" b="0"/>
             <wp:docPr id="15" name="Picture"/>
@@ -8083,7 +8083,7 @@
         <w:ind w:firstLine="709"/>
       </w:pPr>
       <w:bookmarkStart w:id="8" w:name="_6630f66e9bddc915a7c003d1a4416942be99820"/>
-      <w:bookmarkStart w:id="9" w:name="_Toc241943022"/>
+      <w:bookmarkStart w:id="9" w:name="_Toc241952859"/>
       <w:bookmarkEnd w:id="6"/>
       <w:r>
         <w:rPr>
@@ -10173,7 +10173,7 @@
           <w:sz w:val="28"/>
         </w:rPr>
         <w:drawing>
-          <wp:inline distT="0" distB="0" distL="0" distR="0" wp14:anchorId="50EF615B" wp14:editId="0A76C07F">
+          <wp:inline distT="0" distB="0" distL="0" distR="0" wp14:anchorId="725B8292" wp14:editId="3BAD122D">
             <wp:extent cx="5334000" cy="2732048"/>
             <wp:effectExtent l="0" t="0" r="0" b="0"/>
             <wp:docPr id="19" name="Picture"/>
@@ -11125,7 +11125,7 @@
         <w:ind w:firstLine="709"/>
       </w:pPr>
       <w:bookmarkStart w:id="10" w:name="_32eb1a546c0e629ee5199cbd921989386414cef"/>
-      <w:bookmarkStart w:id="11" w:name="_Toc241943023"/>
+      <w:bookmarkStart w:id="11" w:name="_Toc241952860"/>
       <w:bookmarkEnd w:id="8"/>
       <w:r>
         <w:rPr>
@@ -11650,7 +11650,7 @@
         <w:ind w:firstLine="709"/>
       </w:pPr>
       <w:bookmarkStart w:id="12" w:name="_56392ae30d217601ca6b22348c46ed1cd30bda9"/>
-      <w:bookmarkStart w:id="13" w:name="_Toc241943024"/>
+      <w:bookmarkStart w:id="13" w:name="_Toc241952861"/>
       <w:bookmarkEnd w:id="10"/>
       <w:r>
         <w:rPr>
@@ -12254,7 +12254,7 @@
         <w:ind w:firstLine="709"/>
       </w:pPr>
       <w:bookmarkStart w:id="14" w:name="_81d55da623d41512ef63f4dc47f176415032501"/>
-      <w:bookmarkStart w:id="15" w:name="_Toc241943025"/>
+      <w:bookmarkStart w:id="15" w:name="_Toc241952862"/>
       <w:bookmarkEnd w:id="12"/>
       <w:r>
         <w:rPr>
@@ -12649,7 +12649,7 @@
         <w:ind w:firstLine="709"/>
       </w:pPr>
       <w:bookmarkStart w:id="16" w:name="_c864891c2a63545415c693c4f70871cf567029c"/>
-      <w:bookmarkStart w:id="17" w:name="_Toc241943026"/>
+      <w:bookmarkStart w:id="17" w:name="_Toc241952863"/>
       <w:bookmarkEnd w:id="14"/>
       <w:r>
         <w:rPr>
@@ -13300,7 +13300,7 @@
         <w:ind w:firstLine="709"/>
       </w:pPr>
       <w:bookmarkStart w:id="18" w:name="_ef6f952c7e24326ac23355a768c8b715ec8fce8"/>
-      <w:bookmarkStart w:id="19" w:name="_Toc241943027"/>
+      <w:bookmarkStart w:id="19" w:name="_Toc241952864"/>
       <w:bookmarkEnd w:id="16"/>
       <w:r>
         <w:rPr>
@@ -13940,7 +13940,7 @@
           <w:sz w:val="28"/>
         </w:rPr>
         <w:drawing>
-          <wp:inline distT="0" distB="0" distL="0" distR="0" wp14:anchorId="08C372D9" wp14:editId="4D19B6D6">
+          <wp:inline distT="0" distB="0" distL="0" distR="0" wp14:anchorId="799F1AFE" wp14:editId="67DB6986">
             <wp:extent cx="5334000" cy="2471853"/>
             <wp:effectExtent l="0" t="0" r="0" b="0"/>
             <wp:docPr id="27" name="Picture"/>
@@ -14035,7 +14035,7 @@
         <w:ind w:firstLine="709"/>
       </w:pPr>
       <w:bookmarkStart w:id="20" w:name="_6df6aabc6395b7d9765c374a4a7f2d43c0ba1e7"/>
-      <w:bookmarkStart w:id="21" w:name="_Toc241943028"/>
+      <w:bookmarkStart w:id="21" w:name="_Toc241952865"/>
       <w:bookmarkEnd w:id="18"/>
       <w:r>
         <w:rPr>
@@ -17697,7 +17697,7 @@
         <w:ind w:firstLine="709"/>
       </w:pPr>
       <w:bookmarkStart w:id="22" w:name="_bd0f162afc2e7ad7347811c158aa5f062feeff4"/>
-      <w:bookmarkStart w:id="23" w:name="_Toc241943029"/>
+      <w:bookmarkStart w:id="23" w:name="_Toc241952866"/>
       <w:bookmarkEnd w:id="20"/>
       <w:r>
         <w:rPr>
@@ -18460,7 +18460,7 @@
         <w:ind w:firstLine="709"/>
       </w:pPr>
       <w:bookmarkStart w:id="24" w:name="_07f39535de8dfb555f41c49666d7d7ad4469d72"/>
-      <w:bookmarkStart w:id="25" w:name="_Toc241943030"/>
+      <w:bookmarkStart w:id="25" w:name="_Toc241952867"/>
       <w:bookmarkEnd w:id="22"/>
       <w:r>
         <w:rPr>
@@ -19573,7 +19573,7 @@
         <w:ind w:firstLine="709"/>
       </w:pPr>
       <w:bookmarkStart w:id="26" w:name="_ограничения"/>
-      <w:bookmarkStart w:id="27" w:name="_Toc241943031"/>
+      <w:bookmarkStart w:id="27" w:name="_Toc241952868"/>
       <w:bookmarkEnd w:id="24"/>
       <w:r>
         <w:rPr>
@@ -19736,7 +19736,7 @@
         <w:ind w:firstLine="709"/>
       </w:pPr>
       <w:bookmarkStart w:id="28" w:name="_1bfdad9d2d88ddb6ca16c31c1d4d4943679f32f"/>
-      <w:bookmarkStart w:id="29" w:name="_Toc241943032"/>
+      <w:bookmarkStart w:id="29" w:name="_Toc241952869"/>
       <w:bookmarkEnd w:id="26"/>
       <w:bookmarkEnd w:id="2"/>
       <w:r>
@@ -20128,7 +20128,7 @@
         <w:jc w:val="center"/>
       </w:pPr>
       <w:bookmarkStart w:id="30" w:name="_выводы"/>
-      <w:bookmarkStart w:id="31" w:name="_Toc241943033"/>
+      <w:bookmarkStart w:id="31" w:name="_Toc241952870"/>
       <w:bookmarkEnd w:id="28"/>
       <w:r>
         <w:rPr>
@@ -20411,7 +20411,7 @@
         <w:jc w:val="center"/>
       </w:pPr>
       <w:bookmarkStart w:id="32" w:name="_274f6a444530ef90b0479dabf3d210f01e97699"/>
-      <w:bookmarkStart w:id="33" w:name="_Toc241943034"/>
+      <w:bookmarkStart w:id="33" w:name="_Toc241952871"/>
       <w:bookmarkEnd w:id="30"/>
       <w:r>
         <w:rPr>
@@ -21677,7 +21677,7 @@
         <w:jc w:val="center"/>
       </w:pPr>
       <w:bookmarkStart w:id="34" w:name="_3d74faf1500c1b2a4a8bfa8e0e37c74206ce73d"/>
-      <w:bookmarkStart w:id="35" w:name="_Toc241943035"/>
+      <w:bookmarkStart w:id="35" w:name="_Toc241952872"/>
       <w:bookmarkEnd w:id="32"/>
       <w:r>
         <w:rPr>
@@ -22740,8 +22740,8 @@
         <w:spacing w:before="0" w:after="0" w:line="360" w:lineRule="exact"/>
         <w:jc w:val="center"/>
       </w:pPr>
-      <w:bookmarkStart w:id="36" w:name="_d684f183eb868ee4ace295916bed2e6be64d16e"/>
-      <w:bookmarkStart w:id="37" w:name="_Toc241943036"/>
+      <w:bookmarkStart w:id="36" w:name="_25083b51e17d9d99817d1269b6af13d75b604a4"/>
+      <w:bookmarkStart w:id="37" w:name="_Toc241952873"/>
       <w:bookmarkEnd w:id="34"/>
       <w:r>
         <w:rPr>
@@ -22775,7 +22775,7 @@
           <w:b/>
           <w:sz w:val="28"/>
         </w:rPr>
-        <w:t>Данные, которые необходимо доснять</w:t>
+        <w:t>Принятые решения по недостающим данным</w:t>
       </w:r>
     </w:p>
     <w:p>
@@ -22789,7 +22789,13 @@
         <w:rPr>
           <w:sz w:val="28"/>
         </w:rPr>
-        <w:t>Ниже перечислены элементы, которые не удалось получить или которые требуют личного участия.</w:t>
+        <w:t>Ниже для каждого элемента, которого нет в открытом доступе или который недоступен без платного сервиса, зафиксировано принят</w:t>
+      </w:r>
+      <w:r>
+        <w:rPr>
+          <w:sz w:val="28"/>
+        </w:rPr>
+        <w:t>ое решение: модельные данные, альтернативный источник или допущение.</w:t>
       </w:r>
     </w:p>
     <w:p>
@@ -22803,13 +22809,7 @@
         <w:rPr>
           <w:sz w:val="28"/>
         </w:rPr>
-        <w:t xml:space="preserve">В таблице 20 представлено: перечень </w:t>
-      </w:r>
-      <w:r>
-        <w:rPr>
-          <w:sz w:val="28"/>
-        </w:rPr>
-        <w:t>данных, требующих получения или уточнения.</w:t>
+        <w:t>В таблице 20 представлено: принятые решения по данным, которых нет в открытом доступе.</w:t>
       </w:r>
     </w:p>
     <w:p>
@@ -22822,7 +22822,7 @@
         <w:rPr>
           <w:sz w:val="28"/>
         </w:rPr>
-        <w:t>Таблица 20 – Перечень данных, требующих получения или уточнения</w:t>
+        <w:t>Таблица 20 – Принятые решения по данным, которых нет в открытом доступе</w:t>
       </w:r>
     </w:p>
     <w:tbl>
@@ -22842,11 +22842,11 @@
         <w:tblLook w:val="0020" w:firstRow="1" w:lastRow="0" w:firstColumn="0" w:lastColumn="0" w:noHBand="0" w:noVBand="0"/>
       </w:tblPr>
       <w:tblGrid>
-        <w:gridCol w:w="622"/>
-        <w:gridCol w:w="2576"/>
-        <w:gridCol w:w="1845"/>
-        <w:gridCol w:w="2342"/>
-        <w:gridCol w:w="1970"/>
+        <w:gridCol w:w="627"/>
+        <w:gridCol w:w="2171"/>
+        <w:gridCol w:w="2239"/>
+        <w:gridCol w:w="2336"/>
+        <w:gridCol w:w="1982"/>
       </w:tblGrid>
       <w:tr>
         <w:trPr>
@@ -22857,7 +22857,7 @@
         </w:trPr>
         <w:tc>
           <w:tcPr>
-            <w:tcW w:w="622" w:type="dxa"/>
+            <w:tcW w:w="626" w:type="dxa"/>
             <w:vAlign w:val="center"/>
           </w:tcPr>
           <w:p>
@@ -22877,7 +22877,7 @@
         </w:tc>
         <w:tc>
           <w:tcPr>
-            <w:tcW w:w="2576" w:type="dxa"/>
+            <w:tcW w:w="2171" w:type="dxa"/>
             <w:vAlign w:val="center"/>
           </w:tcPr>
           <w:p>
@@ -22891,13 +22891,13 @@
                 <w:b/>
                 <w:sz w:val="24"/>
               </w:rPr>
-              <w:t>Что доснять</w:t>
-            </w:r>
-          </w:p>
-        </w:tc>
-        <w:tc>
-          <w:tcPr>
-            <w:tcW w:w="1845" w:type="dxa"/>
+              <w:t>Данные</w:t>
+            </w:r>
+          </w:p>
+        </w:tc>
+        <w:tc>
+          <w:tcPr>
+            <w:tcW w:w="2239" w:type="dxa"/>
             <w:vAlign w:val="center"/>
           </w:tcPr>
           <w:p>
@@ -22911,13 +22911,13 @@
                 <w:b/>
                 <w:sz w:val="24"/>
               </w:rPr>
-              <w:t>Где</w:t>
-            </w:r>
-          </w:p>
-        </w:tc>
-        <w:tc>
-          <w:tcPr>
-            <w:tcW w:w="2342" w:type="dxa"/>
+              <w:t>Источник или метод</w:t>
+            </w:r>
+          </w:p>
+        </w:tc>
+        <w:tc>
+          <w:tcPr>
+            <w:tcW w:w="2336" w:type="dxa"/>
             <w:vAlign w:val="center"/>
           </w:tcPr>
           <w:p>
@@ -22931,13 +22931,13 @@
                 <w:b/>
                 <w:sz w:val="24"/>
               </w:rPr>
-              <w:t>Как</w:t>
-            </w:r>
-          </w:p>
-        </w:tc>
-        <w:tc>
-          <w:tcPr>
-            <w:tcW w:w="1970" w:type="dxa"/>
+              <w:t>Принятое решение</w:t>
+            </w:r>
+          </w:p>
+        </w:tc>
+        <w:tc>
+          <w:tcPr>
+            <w:tcW w:w="1982" w:type="dxa"/>
             <w:vAlign w:val="center"/>
           </w:tcPr>
           <w:p>
@@ -22951,7 +22951,7 @@
                 <w:b/>
                 <w:sz w:val="24"/>
               </w:rPr>
-              <w:t>Куда внести</w:t>
+              <w:t>Где использовано</w:t>
             </w:r>
           </w:p>
         </w:tc>
@@ -22963,7 +22963,7 @@
         </w:trPr>
         <w:tc>
           <w:tcPr>
-            <w:tcW w:w="622" w:type="dxa"/>
+            <w:tcW w:w="626" w:type="dxa"/>
             <w:vAlign w:val="center"/>
           </w:tcPr>
           <w:p>
@@ -22982,7 +22982,7 @@
         </w:tc>
         <w:tc>
           <w:tcPr>
-            <w:tcW w:w="2576" w:type="dxa"/>
+            <w:tcW w:w="2171" w:type="dxa"/>
             <w:vAlign w:val="center"/>
           </w:tcPr>
           <w:p>
@@ -23041,13 +23041,13 @@
               <w:rPr>
                 <w:sz w:val="24"/>
               </w:rPr>
-              <w:t>, объявления по запросам ядра</w:t>
-            </w:r>
-          </w:p>
-        </w:tc>
-        <w:tc>
-          <w:tcPr>
-            <w:tcW w:w="1845" w:type="dxa"/>
+              <w:t>, объявления</w:t>
+            </w:r>
+          </w:p>
+        </w:tc>
+        <w:tc>
+          <w:tcPr>
+            <w:tcW w:w="2239" w:type="dxa"/>
             <w:vAlign w:val="center"/>
           </w:tcPr>
           <w:p>
@@ -23106,38 +23106,32 @@
               <w:rPr>
                 <w:sz w:val="24"/>
               </w:rPr>
-              <w:t xml:space="preserve">, </w:t>
-            </w:r>
-            <w:r>
-              <w:rPr>
-                <w:sz w:val="24"/>
-              </w:rPr>
-              <w:t>рекламные библиотеки</w:t>
-            </w:r>
-          </w:p>
-        </w:tc>
-        <w:tc>
-          <w:tcPr>
-            <w:tcW w:w="2342" w:type="dxa"/>
-            <w:vAlign w:val="center"/>
-          </w:tcPr>
-          <w:p>
-            <w:pPr>
-              <w:pStyle w:val="Compact"/>
-              <w:spacing w:before="0" w:after="0" w:line="280" w:lineRule="exact"/>
-              <w:jc w:val="center"/>
-            </w:pPr>
-            <w:r>
-              <w:rPr>
-                <w:sz w:val="24"/>
-              </w:rPr>
-              <w:t>платный доступ недоступен; использованы модельные показатели (приложение Д), реальные заменить выгрузкой</w:t>
-            </w:r>
-          </w:p>
-        </w:tc>
-        <w:tc>
-          <w:tcPr>
-            <w:tcW w:w="1970" w:type="dxa"/>
+              <w:t xml:space="preserve"> недоступны без оплаты</w:t>
+            </w:r>
+          </w:p>
+        </w:tc>
+        <w:tc>
+          <w:tcPr>
+            <w:tcW w:w="2336" w:type="dxa"/>
+            <w:vAlign w:val="center"/>
+          </w:tcPr>
+          <w:p>
+            <w:pPr>
+              <w:pStyle w:val="Compact"/>
+              <w:spacing w:before="0" w:after="0" w:line="280" w:lineRule="exact"/>
+              <w:jc w:val="center"/>
+            </w:pPr>
+            <w:r>
+              <w:rPr>
+                <w:sz w:val="24"/>
+              </w:rPr>
+              <w:t>приняты модельные показатели (приложение Д, допущение Д-33)</w:t>
+            </w:r>
+          </w:p>
+        </w:tc>
+        <w:tc>
+          <w:tcPr>
+            <w:tcW w:w="1982" w:type="dxa"/>
             <w:vAlign w:val="center"/>
           </w:tcPr>
           <w:p>
@@ -23162,7 +23156,7 @@
         </w:trPr>
         <w:tc>
           <w:tcPr>
-            <w:tcW w:w="622" w:type="dxa"/>
+            <w:tcW w:w="626" w:type="dxa"/>
             <w:vAlign w:val="center"/>
           </w:tcPr>
           <w:p>
@@ -23181,34 +23175,40 @@
         </w:tc>
         <w:tc>
           <w:tcPr>
-            <w:tcW w:w="2576" w:type="dxa"/>
-            <w:vAlign w:val="center"/>
-          </w:tcPr>
-          <w:p>
-            <w:pPr>
-              <w:pStyle w:val="Compact"/>
-              <w:spacing w:before="0" w:after="0" w:line="280" w:lineRule="exact"/>
-              <w:jc w:val="center"/>
-            </w:pPr>
-            <w:r>
-              <w:rPr>
-                <w:sz w:val="24"/>
-              </w:rPr>
-              <w:t>Финансирование, штат, вакансии, стек конкурентов</w:t>
-            </w:r>
-          </w:p>
-        </w:tc>
-        <w:tc>
-          <w:tcPr>
-            <w:tcW w:w="1845" w:type="dxa"/>
-            <w:vAlign w:val="center"/>
-          </w:tcPr>
-          <w:p>
-            <w:pPr>
-              <w:pStyle w:val="Compact"/>
-              <w:spacing w:before="0" w:after="0" w:line="280" w:lineRule="exact"/>
-              <w:jc w:val="center"/>
-            </w:pPr>
+            <w:tcW w:w="2171" w:type="dxa"/>
+            <w:vAlign w:val="center"/>
+          </w:tcPr>
+          <w:p>
+            <w:pPr>
+              <w:pStyle w:val="Compact"/>
+              <w:spacing w:before="0" w:after="0" w:line="280" w:lineRule="exact"/>
+              <w:jc w:val="center"/>
+            </w:pPr>
+            <w:r>
+              <w:rPr>
+                <w:sz w:val="24"/>
+              </w:rPr>
+              <w:t>Финансирование, штат, стек конкурентов</w:t>
+            </w:r>
+          </w:p>
+        </w:tc>
+        <w:tc>
+          <w:tcPr>
+            <w:tcW w:w="2239" w:type="dxa"/>
+            <w:vAlign w:val="center"/>
+          </w:tcPr>
+          <w:p>
+            <w:pPr>
+              <w:pStyle w:val="Compact"/>
+              <w:spacing w:before="0" w:after="0" w:line="280" w:lineRule="exact"/>
+              <w:jc w:val="center"/>
+            </w:pPr>
+            <w:r>
+              <w:rPr>
+                <w:sz w:val="24"/>
+              </w:rPr>
+              <w:t xml:space="preserve">открытые источники (ЛР5, приложение Д), публичные карточки </w:t>
+            </w:r>
             <w:r>
               <w:rPr>
                 <w:i/>
@@ -23216,56 +23216,30 @@
               </w:rPr>
               <w:t>Crunchbase</w:t>
             </w:r>
-            <w:r>
-              <w:rPr>
-                <w:sz w:val="24"/>
-              </w:rPr>
-              <w:t xml:space="preserve">, </w:t>
-            </w:r>
-            <w:r>
-              <w:rPr>
-                <w:i/>
-                <w:sz w:val="24"/>
-              </w:rPr>
-              <w:t>LinkedIn</w:t>
-            </w:r>
-            <w:r>
-              <w:rPr>
-                <w:sz w:val="24"/>
-              </w:rPr>
-              <w:t xml:space="preserve">, </w:t>
-            </w:r>
-            <w:r>
-              <w:rPr>
-                <w:i/>
-                <w:sz w:val="24"/>
-              </w:rPr>
-              <w:t>BuiltWith</w:t>
-            </w:r>
-          </w:p>
-        </w:tc>
-        <w:tc>
-          <w:tcPr>
-            <w:tcW w:w="2342" w:type="dxa"/>
-            <w:vAlign w:val="center"/>
-          </w:tcPr>
-          <w:p>
-            <w:pPr>
-              <w:pStyle w:val="Compact"/>
-              <w:spacing w:before="0" w:after="0" w:line="280" w:lineRule="exact"/>
-              <w:jc w:val="center"/>
-            </w:pPr>
-            <w:r>
-              <w:rPr>
-                <w:sz w:val="24"/>
-              </w:rPr>
-              <w:t>финансирование и штат семи конкурентов найдены в открытых источниках (ЛР5, приложение Д); остальное собрать по 12 сайтам</w:t>
-            </w:r>
-          </w:p>
-        </w:tc>
-        <w:tc>
-          <w:tcPr>
-            <w:tcW w:w="1970" w:type="dxa"/>
+          </w:p>
+        </w:tc>
+        <w:tc>
+          <w:tcPr>
+            <w:tcW w:w="2336" w:type="dxa"/>
+            <w:vAlign w:val="center"/>
+          </w:tcPr>
+          <w:p>
+            <w:pPr>
+              <w:pStyle w:val="Compact"/>
+              <w:spacing w:before="0" w:after="0" w:line="280" w:lineRule="exact"/>
+              <w:jc w:val="center"/>
+            </w:pPr>
+            <w:r>
+              <w:rPr>
+                <w:sz w:val="24"/>
+              </w:rPr>
+              <w:t>для семи конкурентов использованы найденные сведения, остальное оценено экспертно (допущение Д-17)</w:t>
+            </w:r>
+          </w:p>
+        </w:tc>
+        <w:tc>
+          <w:tcPr>
+            <w:tcW w:w="1982" w:type="dxa"/>
             <w:vAlign w:val="center"/>
           </w:tcPr>
           <w:p>
@@ -23290,7 +23264,7 @@
         </w:trPr>
         <w:tc>
           <w:tcPr>
-            <w:tcW w:w="622" w:type="dxa"/>
+            <w:tcW w:w="626" w:type="dxa"/>
             <w:vAlign w:val="center"/>
           </w:tcPr>
           <w:p>
@@ -23309,33 +23283,46 @@
         </w:tc>
         <w:tc>
           <w:tcPr>
-            <w:tcW w:w="2576" w:type="dxa"/>
-            <w:vAlign w:val="center"/>
-          </w:tcPr>
-          <w:p>
-            <w:pPr>
-              <w:pStyle w:val="Compact"/>
-              <w:spacing w:before="0" w:after="0" w:line="280" w:lineRule="exact"/>
-              <w:jc w:val="center"/>
-            </w:pPr>
-            <w:r>
-              <w:rPr>
-                <w:sz w:val="24"/>
-              </w:rPr>
-              <w:t xml:space="preserve">Отзывы </w:t>
-            </w:r>
+            <w:tcW w:w="2171" w:type="dxa"/>
+            <w:vAlign w:val="center"/>
+          </w:tcPr>
+          <w:p>
+            <w:pPr>
+              <w:pStyle w:val="Compact"/>
+              <w:spacing w:before="0" w:after="0" w:line="280" w:lineRule="exact"/>
+              <w:jc w:val="center"/>
+            </w:pPr>
+            <w:r>
+              <w:rPr>
+                <w:sz w:val="24"/>
+              </w:rPr>
+              <w:t>Отзывы и рейтинги</w:t>
+            </w:r>
+          </w:p>
+        </w:tc>
+        <w:tc>
+          <w:tcPr>
+            <w:tcW w:w="2239" w:type="dxa"/>
+            <w:vAlign w:val="center"/>
+          </w:tcPr>
+          <w:p>
+            <w:pPr>
+              <w:pStyle w:val="Compact"/>
+              <w:spacing w:before="0" w:after="0" w:line="280" w:lineRule="exact"/>
+              <w:jc w:val="center"/>
+            </w:pPr>
             <w:r>
               <w:rPr>
                 <w:i/>
                 <w:sz w:val="24"/>
               </w:rPr>
-              <w:t>Google</w:t>
-            </w:r>
-            <w:r>
-              <w:rPr>
-                <w:sz w:val="24"/>
-              </w:rPr>
-              <w:t xml:space="preserve">, кейсы, возраст брендов; </w:t>
+              <w:t>G2</w:t>
+            </w:r>
+            <w:r>
+              <w:rPr>
+                <w:sz w:val="24"/>
+              </w:rPr>
+              <w:t xml:space="preserve">, </w:t>
             </w:r>
             <w:r>
               <w:rPr>
@@ -23348,7 +23335,7 @@
               <w:rPr>
                 <w:sz w:val="24"/>
               </w:rPr>
-              <w:t xml:space="preserve"> и </w:t>
+              <w:t xml:space="preserve">, </w:t>
             </w:r>
             <w:r>
               <w:rPr>
@@ -23357,140 +23344,30 @@
               </w:rPr>
               <w:t>Trustpilot</w:t>
             </w:r>
-            <w:r>
-              <w:rPr>
-                <w:sz w:val="24"/>
-              </w:rPr>
-              <w:t xml:space="preserve"> для остальных игроков</w:t>
-            </w:r>
-          </w:p>
-        </w:tc>
-        <w:tc>
-          <w:tcPr>
-            <w:tcW w:w="1845" w:type="dxa"/>
-            <w:vAlign w:val="center"/>
-          </w:tcPr>
-          <w:p>
-            <w:pPr>
-              <w:pStyle w:val="Compact"/>
-              <w:spacing w:before="0" w:after="0" w:line="280" w:lineRule="exact"/>
-              <w:jc w:val="center"/>
-            </w:pPr>
-            <w:r>
-              <w:rPr>
-                <w:i/>
-                <w:sz w:val="24"/>
-              </w:rPr>
-              <w:t>Google</w:t>
-            </w:r>
-            <w:r>
-              <w:rPr>
-                <w:sz w:val="24"/>
-              </w:rPr>
-              <w:t xml:space="preserve">, сайты </w:t>
-            </w:r>
-            <w:r>
-              <w:rPr>
-                <w:sz w:val="24"/>
-              </w:rPr>
-              <w:t>конкурентов</w:t>
-            </w:r>
-          </w:p>
-        </w:tc>
-        <w:tc>
-          <w:tcPr>
-            <w:tcW w:w="2342" w:type="dxa"/>
-            <w:vAlign w:val="center"/>
-          </w:tcPr>
-          <w:p>
-            <w:pPr>
-              <w:pStyle w:val="Compact"/>
-              <w:spacing w:before="0" w:after="0" w:line="280" w:lineRule="exact"/>
-              <w:jc w:val="center"/>
-            </w:pPr>
-            <w:r>
-              <w:rPr>
-                <w:i/>
-                <w:sz w:val="24"/>
-              </w:rPr>
-              <w:t>Capterra</w:t>
-            </w:r>
-            <w:r>
-              <w:rPr>
-                <w:sz w:val="24"/>
-              </w:rPr>
-              <w:t xml:space="preserve"> и </w:t>
-            </w:r>
-            <w:r>
-              <w:rPr>
-                <w:i/>
-                <w:sz w:val="24"/>
-              </w:rPr>
-              <w:t>Trustpilot</w:t>
-            </w:r>
-            <w:r>
-              <w:rPr>
-                <w:sz w:val="24"/>
-              </w:rPr>
-              <w:t xml:space="preserve"> по </w:t>
-            </w:r>
-            <w:r>
-              <w:rPr>
-                <w:i/>
-                <w:sz w:val="24"/>
-              </w:rPr>
-              <w:t>DataSnipper</w:t>
-            </w:r>
-            <w:r>
-              <w:rPr>
-                <w:sz w:val="24"/>
-              </w:rPr>
-              <w:t xml:space="preserve">, </w:t>
-            </w:r>
-            <w:r>
-              <w:rPr>
-                <w:i/>
-                <w:sz w:val="24"/>
-              </w:rPr>
-              <w:t>Datarails</w:t>
-            </w:r>
-            <w:r>
-              <w:rPr>
-                <w:sz w:val="24"/>
-              </w:rPr>
-              <w:t xml:space="preserve">, </w:t>
-            </w:r>
-            <w:r>
-              <w:rPr>
-                <w:i/>
-                <w:sz w:val="24"/>
-              </w:rPr>
-              <w:t>PerfectXL</w:t>
-            </w:r>
-            <w:r>
-              <w:rPr>
-                <w:sz w:val="24"/>
-              </w:rPr>
-              <w:t xml:space="preserve">, </w:t>
-            </w:r>
-            <w:r>
-              <w:rPr>
-                <w:i/>
-                <w:sz w:val="24"/>
-              </w:rPr>
-              <w:t>Numerous.ai</w:t>
-            </w:r>
-            <w:r>
-              <w:rPr>
-                <w:sz w:val="24"/>
-              </w:rPr>
-              <w:t xml:space="preserve"> сняты 03.10.2026 (приложение Г); остальное посчитать по карточкам</w:t>
-            </w:r>
-          </w:p>
-        </w:tc>
-        <w:tc>
-          <w:tcPr>
-            <w:tcW w:w="1970" w:type="dxa"/>
+          </w:p>
+        </w:tc>
+        <w:tc>
+          <w:tcPr>
+            <w:tcW w:w="2336" w:type="dxa"/>
+            <w:vAlign w:val="center"/>
+          </w:tcPr>
+          <w:p>
+            <w:pPr>
+              <w:pStyle w:val="Compact"/>
+              <w:spacing w:before="0" w:after="0" w:line="280" w:lineRule="exact"/>
+              <w:jc w:val="center"/>
+            </w:pPr>
+            <w:r>
+              <w:rPr>
+                <w:sz w:val="24"/>
+              </w:rPr>
+              <w:t>приняты данные трех площадок (приложение Г); возраст брендов и кейсы - по сайтам</w:t>
+            </w:r>
+          </w:p>
+        </w:tc>
+        <w:tc>
+          <w:tcPr>
+            <w:tcW w:w="1982" w:type="dxa"/>
             <w:vAlign w:val="center"/>
           </w:tcPr>
           <w:p>
@@ -23515,7 +23392,7 @@
         </w:trPr>
         <w:tc>
           <w:tcPr>
-            <w:tcW w:w="622" w:type="dxa"/>
+            <w:tcW w:w="626" w:type="dxa"/>
             <w:vAlign w:val="center"/>
           </w:tcPr>
           <w:p>
@@ -23534,7 +23411,7 @@
         </w:tc>
         <w:tc>
           <w:tcPr>
-            <w:tcW w:w="2576" w:type="dxa"/>
+            <w:tcW w:w="2171" w:type="dxa"/>
             <w:vAlign w:val="center"/>
           </w:tcPr>
           <w:p>
@@ -23553,7 +23430,7 @@
         </w:tc>
         <w:tc>
           <w:tcPr>
-            <w:tcW w:w="1845" w:type="dxa"/>
+            <w:tcW w:w="2239" w:type="dxa"/>
             <w:vAlign w:val="center"/>
           </w:tcPr>
           <w:p>
@@ -23586,52 +23463,26 @@
         </w:tc>
         <w:tc>
           <w:tcPr>
-            <w:tcW w:w="2342" w:type="dxa"/>
-            <w:vAlign w:val="center"/>
-          </w:tcPr>
-          <w:p>
-            <w:pPr>
-              <w:pStyle w:val="Compact"/>
-              <w:spacing w:before="0" w:after="0" w:line="280" w:lineRule="exact"/>
-              <w:jc w:val="center"/>
-            </w:pPr>
-            <w:r>
-              <w:rPr>
-                <w:sz w:val="24"/>
-              </w:rPr>
-              <w:t>открыть разделы «</w:t>
-            </w:r>
-            <w:r>
-              <w:rPr>
-                <w:i/>
-                <w:sz w:val="24"/>
-              </w:rPr>
-              <w:t>Search</w:t>
-            </w:r>
-            <w:r>
-              <w:rPr>
-                <w:sz w:val="24"/>
-              </w:rPr>
-              <w:t>» и «</w:t>
-            </w:r>
-            <w:r>
-              <w:rPr>
-                <w:i/>
-                <w:sz w:val="24"/>
-              </w:rPr>
-              <w:t>Geography</w:t>
-            </w:r>
-            <w:r>
-              <w:rPr>
-                <w:sz w:val="24"/>
-              </w:rPr>
-              <w:t>»</w:t>
-            </w:r>
-          </w:p>
-        </w:tc>
-        <w:tc>
-          <w:tcPr>
-            <w:tcW w:w="1970" w:type="dxa"/>
+            <w:tcW w:w="2336" w:type="dxa"/>
+            <w:vAlign w:val="center"/>
+          </w:tcPr>
+          <w:p>
+            <w:pPr>
+              <w:pStyle w:val="Compact"/>
+              <w:spacing w:before="0" w:after="0" w:line="280" w:lineRule="exact"/>
+              <w:jc w:val="center"/>
+            </w:pPr>
+            <w:r>
+              <w:rPr>
+                <w:sz w:val="24"/>
+              </w:rPr>
+              <w:t>принят топ-5 стран, доля прямых заходов используется как прокси брендового поиска</w:t>
+            </w:r>
+          </w:p>
+        </w:tc>
+        <w:tc>
+          <w:tcPr>
+            <w:tcW w:w="1982" w:type="dxa"/>
             <w:vAlign w:val="center"/>
           </w:tcPr>
           <w:p>
@@ -23663,7 +23514,7 @@
         </w:trPr>
         <w:tc>
           <w:tcPr>
-            <w:tcW w:w="622" w:type="dxa"/>
+            <w:tcW w:w="626" w:type="dxa"/>
             <w:vAlign w:val="center"/>
           </w:tcPr>
           <w:p>
@@ -23682,33 +23533,86 @@
         </w:tc>
         <w:tc>
           <w:tcPr>
-            <w:tcW w:w="2576" w:type="dxa"/>
-            <w:vAlign w:val="center"/>
-          </w:tcPr>
-          <w:p>
-            <w:pPr>
-              <w:pStyle w:val="Compact"/>
-              <w:spacing w:before="0" w:after="0" w:line="280" w:lineRule="exact"/>
-              <w:jc w:val="center"/>
-            </w:pPr>
-            <w:r>
-              <w:rPr>
-                <w:sz w:val="24"/>
-              </w:rPr>
-              <w:t>Снимок для кандидатов (</w:t>
+            <w:tcW w:w="2171" w:type="dxa"/>
+            <w:vAlign w:val="center"/>
+          </w:tcPr>
+          <w:p>
+            <w:pPr>
+              <w:pStyle w:val="Compact"/>
+              <w:spacing w:before="0" w:after="0" w:line="280" w:lineRule="exact"/>
+              <w:jc w:val="center"/>
+            </w:pPr>
+            <w:r>
+              <w:rPr>
+                <w:sz w:val="24"/>
+              </w:rPr>
+              <w:t xml:space="preserve">Кандидаты для снимка </w:t>
             </w:r>
             <w:r>
               <w:rPr>
                 <w:i/>
                 <w:sz w:val="24"/>
               </w:rPr>
+              <w:t>Similarweb</w:t>
+            </w:r>
+          </w:p>
+        </w:tc>
+        <w:tc>
+          <w:tcPr>
+            <w:tcW w:w="2239" w:type="dxa"/>
+            <w:vAlign w:val="center"/>
+          </w:tcPr>
+          <w:p>
+            <w:pPr>
+              <w:pStyle w:val="Compact"/>
+              <w:spacing w:before="0" w:after="0" w:line="280" w:lineRule="exact"/>
+              <w:jc w:val="center"/>
+            </w:pPr>
+            <w:r>
+              <w:rPr>
+                <w:i/>
+                <w:sz w:val="24"/>
+              </w:rPr>
+              <w:t>Similarweb</w:t>
+            </w:r>
+            <w:r>
+              <w:rPr>
+                <w:sz w:val="24"/>
+              </w:rPr>
+              <w:t xml:space="preserve"> </w:t>
+            </w:r>
+            <w:r>
+              <w:rPr>
+                <w:i/>
+                <w:sz w:val="24"/>
+              </w:rPr>
+              <w:t>Pro</w:t>
+            </w:r>
+          </w:p>
+        </w:tc>
+        <w:tc>
+          <w:tcPr>
+            <w:tcW w:w="2336" w:type="dxa"/>
+            <w:vAlign w:val="center"/>
+          </w:tcPr>
+          <w:p>
+            <w:pPr>
+              <w:pStyle w:val="Compact"/>
+              <w:spacing w:before="0" w:after="0" w:line="280" w:lineRule="exact"/>
+              <w:jc w:val="center"/>
+            </w:pPr>
+            <w:r>
+              <w:rPr>
+                <w:i/>
+                <w:sz w:val="24"/>
+              </w:rPr>
               <w:t>SheetAI</w:t>
             </w:r>
             <w:r>
               <w:rPr>
                 <w:sz w:val="24"/>
               </w:rPr>
-              <w:t xml:space="preserve">, </w:t>
+              <w:t xml:space="preserve"> и </w:t>
             </w:r>
             <w:r>
               <w:rPr>
@@ -23721,7 +23625,7 @@
               <w:rPr>
                 <w:sz w:val="24"/>
               </w:rPr>
-              <w:t xml:space="preserve"> сняты 03.10.2026, ЛР2-3 приложение Д; </w:t>
+              <w:t xml:space="preserve"> сняты 03.10.2026, у </w:t>
             </w:r>
             <w:r>
               <w:rPr>
@@ -23734,104 +23638,13 @@
               <w:rPr>
                 <w:sz w:val="24"/>
               </w:rPr>
-              <w:t xml:space="preserve"> и </w:t>
-            </w:r>
-            <w:r>
-              <w:rPr>
-                <w:i/>
-                <w:sz w:val="24"/>
-              </w:rPr>
-              <w:t>excelformulabot.com</w:t>
-            </w:r>
-            <w:r>
-              <w:rPr>
-                <w:sz w:val="24"/>
-              </w:rPr>
-              <w:t xml:space="preserve"> данных нет)</w:t>
-            </w:r>
-          </w:p>
-        </w:tc>
-        <w:tc>
-          <w:tcPr>
-            <w:tcW w:w="1845" w:type="dxa"/>
-            <w:vAlign w:val="center"/>
-          </w:tcPr>
-          <w:p>
-            <w:pPr>
-              <w:pStyle w:val="Compact"/>
-              <w:spacing w:before="0" w:after="0" w:line="280" w:lineRule="exact"/>
-              <w:jc w:val="center"/>
-            </w:pPr>
-            <w:r>
-              <w:rPr>
-                <w:i/>
-                <w:sz w:val="24"/>
-              </w:rPr>
-              <w:t>Similarweb</w:t>
-            </w:r>
-            <w:r>
-              <w:rPr>
-                <w:sz w:val="24"/>
-              </w:rPr>
-              <w:t xml:space="preserve"> </w:t>
-            </w:r>
-            <w:r>
-              <w:rPr>
-                <w:i/>
-                <w:sz w:val="24"/>
-              </w:rPr>
-              <w:t>Pro</w:t>
-            </w:r>
-          </w:p>
-        </w:tc>
-        <w:tc>
-          <w:tcPr>
-            <w:tcW w:w="2342" w:type="dxa"/>
-            <w:vAlign w:val="center"/>
-          </w:tcPr>
-          <w:p>
-            <w:pPr>
-              <w:pStyle w:val="Compact"/>
-              <w:spacing w:before="0" w:after="0" w:line="280" w:lineRule="exact"/>
-              <w:jc w:val="center"/>
-            </w:pPr>
-            <w:r>
-              <w:rPr>
-                <w:i/>
-                <w:sz w:val="24"/>
-              </w:rPr>
-              <w:t>Cube</w:t>
-            </w:r>
-            <w:r>
-              <w:rPr>
-                <w:sz w:val="24"/>
-              </w:rPr>
-              <w:t xml:space="preserve"> снят (320 502 визита за 3 месяца), у </w:t>
-            </w:r>
-            <w:r>
-              <w:rPr>
-                <w:i/>
-                <w:sz w:val="24"/>
-              </w:rPr>
-              <w:t>Macabacus</w:t>
-            </w:r>
-            <w:r>
-              <w:rPr>
-                <w:sz w:val="24"/>
-              </w:rPr>
-              <w:t xml:space="preserve"> данных нет (трафик ниже</w:t>
-            </w:r>
-            <w:r>
-              <w:rPr>
-                <w:sz w:val="24"/>
-              </w:rPr>
-              <w:t xml:space="preserve"> порога панели)</w:t>
-            </w:r>
-          </w:p>
-        </w:tc>
-        <w:tc>
-          <w:tcPr>
-            <w:tcW w:w="1970" w:type="dxa"/>
+              <w:t xml:space="preserve"> данных нет</w:t>
+            </w:r>
+          </w:p>
+        </w:tc>
+        <w:tc>
+          <w:tcPr>
+            <w:tcW w:w="1982" w:type="dxa"/>
             <w:vAlign w:val="center"/>
           </w:tcPr>
           <w:p>
@@ -23856,27 +23669,26 @@
         </w:trPr>
         <w:tc>
           <w:tcPr>
-            <w:tcW w:w="622" w:type="dxa"/>
-            <w:vAlign w:val="center"/>
-          </w:tcPr>
-          <w:p>
-            <w:pPr>
-              <w:pStyle w:val="Compact"/>
-              <w:spacing w:before="0" w:after="0" w:line="280" w:lineRule="exact"/>
-              <w:jc w:val="center"/>
-            </w:pPr>
-            <w:r>
-              <w:rPr>
-                <w:sz w:val="24"/>
-              </w:rPr>
-              <w:lastRenderedPageBreak/>
+            <w:tcW w:w="626" w:type="dxa"/>
+            <w:vAlign w:val="center"/>
+          </w:tcPr>
+          <w:p>
+            <w:pPr>
+              <w:pStyle w:val="Compact"/>
+              <w:spacing w:before="0" w:after="0" w:line="280" w:lineRule="exact"/>
+              <w:jc w:val="center"/>
+            </w:pPr>
+            <w:r>
+              <w:rPr>
+                <w:sz w:val="24"/>
+              </w:rPr>
               <w:t>6</w:t>
             </w:r>
           </w:p>
         </w:tc>
         <w:tc>
           <w:tcPr>
-            <w:tcW w:w="2576" w:type="dxa"/>
+            <w:tcW w:w="2171" w:type="dxa"/>
             <w:vAlign w:val="center"/>
           </w:tcPr>
           <w:p>
@@ -23898,17 +23710,11 @@
               </w:rPr>
               <w:t>AppSource</w:t>
             </w:r>
-            <w:r>
-              <w:rPr>
-                <w:sz w:val="24"/>
-              </w:rPr>
-              <w:t xml:space="preserve"> (число надстроек, отзывы, видимость)</w:t>
-            </w:r>
-          </w:p>
-        </w:tc>
-        <w:tc>
-          <w:tcPr>
-            <w:tcW w:w="1845" w:type="dxa"/>
+          </w:p>
+        </w:tc>
+        <w:tc>
+          <w:tcPr>
+            <w:tcW w:w="2239" w:type="dxa"/>
             <w:vAlign w:val="center"/>
           </w:tcPr>
           <w:p>
@@ -23935,45 +23741,39 @@
                 <w:i/>
                 <w:sz w:val="24"/>
               </w:rPr>
-              <w:t>AppSource</w:t>
-            </w:r>
-          </w:p>
-        </w:tc>
-        <w:tc>
-          <w:tcPr>
-            <w:tcW w:w="2342" w:type="dxa"/>
-            <w:vAlign w:val="center"/>
-          </w:tcPr>
-          <w:p>
-            <w:pPr>
-              <w:pStyle w:val="Compact"/>
-              <w:spacing w:before="0" w:after="0" w:line="280" w:lineRule="exact"/>
-              <w:jc w:val="center"/>
-            </w:pPr>
-            <w:r>
-              <w:rPr>
-                <w:sz w:val="24"/>
-              </w:rPr>
-              <w:t xml:space="preserve">открыть в </w:t>
+              <w:t>Lea</w:t>
             </w:r>
             <w:r>
               <w:rPr>
                 <w:i/>
                 <w:sz w:val="24"/>
               </w:rPr>
-              <w:t>Chrome</w:t>
-            </w:r>
-            <w:r>
-              <w:rPr>
-                <w:sz w:val="24"/>
-              </w:rPr>
-              <w:t xml:space="preserve"> и посчитать надстройки категории</w:t>
-            </w:r>
-          </w:p>
-        </w:tc>
-        <w:tc>
-          <w:tcPr>
-            <w:tcW w:w="1970" w:type="dxa"/>
+              <w:t>rn</w:t>
+            </w:r>
+          </w:p>
+        </w:tc>
+        <w:tc>
+          <w:tcPr>
+            <w:tcW w:w="2336" w:type="dxa"/>
+            <w:vAlign w:val="center"/>
+          </w:tcPr>
+          <w:p>
+            <w:pPr>
+              <w:pStyle w:val="Compact"/>
+              <w:spacing w:before="0" w:after="0" w:line="280" w:lineRule="exact"/>
+              <w:jc w:val="center"/>
+            </w:pPr>
+            <w:r>
+              <w:rPr>
+                <w:sz w:val="24"/>
+              </w:rPr>
+              <w:t>условия публикации приняты по документации (ЛР6, приложение Г); число надстроек в расчетах не используется</w:t>
+            </w:r>
+          </w:p>
+        </w:tc>
+        <w:tc>
+          <w:tcPr>
+            <w:tcW w:w="1982" w:type="dxa"/>
             <w:vAlign w:val="center"/>
           </w:tcPr>
           <w:p>
@@ -24003,7 +23803,21 @@
         <w:rPr>
           <w:sz w:val="28"/>
         </w:rPr>
-        <w:t>Пункты 1-5 выполняются в сервисах под учетной записью автора; пункт 6 нужен для ЛР5 и ЛР6.</w:t>
+        <w:lastRenderedPageBreak/>
+        <w:t xml:space="preserve">Решения не меняют индексы ЛР4: расчеты опираются на снимок </w:t>
+      </w:r>
+      <w:r>
+        <w:rPr>
+          <w:i/>
+          <w:sz w:val="28"/>
+        </w:rPr>
+        <w:t>Similarweb</w:t>
+      </w:r>
+      <w:r>
+        <w:rPr>
+          <w:sz w:val="28"/>
+        </w:rPr>
+        <w:t xml:space="preserve"> и допущения Д-17…Д-21.</w:t>
       </w:r>
     </w:p>
     <w:p>
@@ -24015,7 +23829,7 @@
         <w:jc w:val="center"/>
       </w:pPr>
       <w:bookmarkStart w:id="38" w:name="_cb59224a7032ef66ab429e7df9b4e4c597bc187"/>
-      <w:bookmarkStart w:id="39" w:name="_Toc241943037"/>
+      <w:bookmarkStart w:id="39" w:name="_Toc241952874"/>
       <w:bookmarkEnd w:id="36"/>
       <w:r>
         <w:rPr>
@@ -24090,7 +23904,13 @@
         <w:rPr>
           <w:sz w:val="28"/>
         </w:rPr>
-        <w:t>Таблица 21 – Изменения шаблона</w:t>
+        <w:t>Таблица 21 – Изменения шаблон</w:t>
+      </w:r>
+      <w:r>
+        <w:rPr>
+          <w:sz w:val="28"/>
+        </w:rPr>
+        <w:t>а</w:t>
       </w:r>
     </w:p>
     <w:tbl>
@@ -24444,13 +24264,7 @@
               <w:rPr>
                 <w:sz w:val="24"/>
               </w:rPr>
-              <w:t>индекс считается по доступным компонентам; среднее ч</w:t>
-            </w:r>
-            <w:r>
-              <w:rPr>
-                <w:sz w:val="24"/>
-              </w:rPr>
-              <w:t xml:space="preserve">исло отзывов - </w:t>
+              <w:t xml:space="preserve">индекс считается по доступным компонентам; среднее число отзывов - </w:t>
             </w:r>
             <w:r>
               <w:rPr>
@@ -24526,7 +24340,13 @@
               <w:rPr>
                 <w:sz w:val="24"/>
               </w:rPr>
-              <w:t>индекс считался по восьми компонентам при любых пропусках; доля зрелости суммировала две доли</w:t>
+              <w:t>индекс считался по восьми компонентам п</w:t>
+            </w:r>
+            <w:r>
+              <w:rPr>
+                <w:sz w:val="24"/>
+              </w:rPr>
+              <w:t>ри любых пропусках; доля зрелости суммировала две доли</w:t>
             </w:r>
           </w:p>
         </w:tc>
@@ -24608,13 +24428,7 @@
               <w:rPr>
                 <w:sz w:val="24"/>
               </w:rPr>
-              <w:t>при отсутствии данны</w:t>
-            </w:r>
-            <w:r>
-              <w:rPr>
-                <w:sz w:val="24"/>
-              </w:rPr>
-              <w:t>х индекс давления становился нулем</w:t>
+              <w:t>при отсутствии данных индекс давления становился нулем</w:t>
             </w:r>
           </w:p>
         </w:tc>
@@ -24739,7 +24553,13 @@
         <w:rPr>
           <w:sz w:val="28"/>
         </w:rPr>
-        <w:t>Исправления 1, 2 и 6 затрагивают корректность формул; исправления 3-5 учитывают отсутствие части внешних данных и не меняют смысл показателей.</w:t>
+        <w:t>Исправления 1, 2 и 6 затрагив</w:t>
+      </w:r>
+      <w:r>
+        <w:rPr>
+          <w:sz w:val="28"/>
+        </w:rPr>
+        <w:t>ают корректность формул; исправления 3-5 учитывают отсутствие части внешних данных и не меняют смысл показателей.</w:t>
       </w:r>
     </w:p>
     <w:p>
@@ -24751,7 +24571,7 @@
         <w:jc w:val="center"/>
       </w:pPr>
       <w:bookmarkStart w:id="40" w:name="_36e5ced6b29eabb38058bfd1a6b3384d71712dd"/>
-      <w:bookmarkStart w:id="41" w:name="_Toc241943038"/>
+      <w:bookmarkStart w:id="41" w:name="_Toc241952875"/>
       <w:bookmarkEnd w:id="38"/>
       <w:r>
         <w:rPr>
@@ -24759,14 +24579,7 @@
           <w:sz w:val="28"/>
         </w:rPr>
         <w:lastRenderedPageBreak/>
-        <w:t xml:space="preserve">ПРИЛОЖЕНИЕ </w:t>
-      </w:r>
-      <w:r>
-        <w:rPr>
-          <w:b/>
-          <w:sz w:val="28"/>
-        </w:rPr>
-        <w:t>Г</w:t>
+        <w:t>ПРИЛОЖЕНИЕ Г</w:t>
       </w:r>
       <w:bookmarkEnd w:id="41"/>
     </w:p>
@@ -25641,13 +25454,7 @@
         <w:rPr>
           <w:sz w:val="28"/>
         </w:rPr>
-        <w:t xml:space="preserve">) их </w:t>
-      </w:r>
-      <w:r>
-        <w:rPr>
-          <w:sz w:val="28"/>
-        </w:rPr>
-        <w:t xml:space="preserve">нет, что подтверждает слабое доверие как барьер и возможность для </w:t>
+        <w:t xml:space="preserve">) их нет, что подтверждает слабое доверие как барьер и возможность для </w:t>
       </w:r>
       <w:r>
         <w:rPr>
@@ -25698,7 +25505,7 @@
         <w:jc w:val="center"/>
       </w:pPr>
       <w:bookmarkStart w:id="42" w:name="_66fcbafe8bc9e7780670ba4b2232c7930f0801d"/>
-      <w:bookmarkStart w:id="43" w:name="_Toc241943039"/>
+      <w:bookmarkStart w:id="43" w:name="_Toc241952876"/>
       <w:bookmarkEnd w:id="40"/>
       <w:r>
         <w:rPr>
@@ -25706,7 +25513,14 @@
           <w:sz w:val="28"/>
         </w:rPr>
         <w:lastRenderedPageBreak/>
-        <w:t>ПРИЛОЖЕНИЕ Д</w:t>
+        <w:t>ПР</w:t>
+      </w:r>
+      <w:r>
+        <w:rPr>
+          <w:b/>
+          <w:sz w:val="28"/>
+        </w:rPr>
+        <w:t>ИЛОЖЕНИЕ Д</w:t>
       </w:r>
       <w:bookmarkEnd w:id="43"/>
     </w:p>
@@ -25719,13 +25533,7 @@
         <w:rPr>
           <w:sz w:val="28"/>
         </w:rPr>
-        <w:t>(</w:t>
-      </w:r>
-      <w:r>
-        <w:rPr>
-          <w:sz w:val="28"/>
-        </w:rPr>
-        <w:t>справочное)</w:t>
+        <w:t>(справочное)</w:t>
       </w:r>
     </w:p>
     <w:p>
@@ -28225,7 +28033,39 @@
         <w:rPr>
           <w:sz w:val="28"/>
         </w:rPr>
-        <w:t>.</w:t>
+        <w:t>. Бюджет маркетингового запуска по ПЗ1 составляет 14 500 </w:t>
+      </w:r>
+      <w:r>
+        <w:rPr>
+          <w:i/>
+          <w:sz w:val="28"/>
+        </w:rPr>
+        <w:t>BYN</w:t>
+      </w:r>
+      <w:r>
+        <w:rPr>
+          <w:sz w:val="28"/>
+        </w:rPr>
+        <w:t xml:space="preserve"> (около 4 300 </w:t>
+      </w:r>
+      <w:r>
+        <w:rPr>
+          <w:i/>
+          <w:sz w:val="28"/>
+        </w:rPr>
+        <w:t>EUR</w:t>
+      </w:r>
+      <w:r>
+        <w:rPr>
+          <w:sz w:val="28"/>
+        </w:rPr>
+        <w:t>) на весь проект, а платная реклама в масштабе исключена из бюджета, поэтому платный поиск за пределами тес</w:t>
+      </w:r>
+      <w:r>
+        <w:rPr>
+          <w:sz w:val="28"/>
+        </w:rPr>
+        <w:t>товых кампаний не планируется.</w:t>
       </w:r>
     </w:p>
     <w:bookmarkEnd w:id="42"/>
@@ -28333,7 +28173,7 @@
   <w:abstractNum w:abstractNumId="0" w15:restartNumberingAfterBreak="0">
     <w:nsid w:val="0000A990"/>
     <w:multiLevelType w:val="multilevel"/>
-    <w:tmpl w:val="1292E040"/>
+    <w:tmpl w:val="A1E67196"/>
     <w:lvl w:ilvl="0">
       <w:numFmt w:val="bullet"/>
       <w:lvlText w:val=" "/>
@@ -28410,7 +28250,7 @@
   <w:abstractNum w:abstractNumId="1" w15:restartNumberingAfterBreak="0">
     <w:nsid w:val="00A99411"/>
     <w:multiLevelType w:val="multilevel"/>
-    <w:tmpl w:val="B4720492"/>
+    <w:tmpl w:val="2A543D0E"/>
     <w:lvl w:ilvl="0">
       <w:start w:val="1"/>
       <w:numFmt w:val="decimal"/>
@@ -29888,7 +29728,7 @@
     <w:autoRedefine/>
     <w:uiPriority w:val="39"/>
     <w:unhideWhenUsed/>
-    <w:rsid w:val="0079289F"/>
+    <w:rsid w:val="008E210B"/>
     <w:pPr>
       <w:spacing w:after="100"/>
     </w:pPr>
@@ -29900,7 +29740,7 @@
     <w:autoRedefine/>
     <w:uiPriority w:val="39"/>
     <w:unhideWhenUsed/>
-    <w:rsid w:val="0079289F"/>
+    <w:rsid w:val="008E210B"/>
     <w:pPr>
       <w:spacing w:after="100"/>
       <w:ind w:left="240"/>

--- a/ЛР4_Пять_сил_Портера/ОТЧЕТ_ЛР4_TableMind.docx
+++ b/ЛР4_Пять_сил_Портера/ОТЧЕТ_ЛР4_TableMind.docx
@@ -263,7 +263,7 @@
       <w:r>
         <w:fldChar w:fldCharType="separate"/>
       </w:r>
-      <w:hyperlink w:anchor="_Toc241952855" w:history="1">
+      <w:hyperlink w:anchor="_Toc241955007" w:history="1">
         <w:r>
           <w:rPr>
             <w:rStyle w:val="af"/>
@@ -291,7 +291,7 @@
             <w:noProof/>
             <w:webHidden/>
           </w:rPr>
-          <w:instrText xml:space="preserve"> PAGEREF _Toc241952855 \h </w:instrText>
+          <w:instrText xml:space="preserve"> PAGEREF _Toc241955007 \h </w:instrText>
         </w:r>
         <w:r>
           <w:rPr>
@@ -332,7 +332,7 @@
           <w:noProof/>
         </w:rPr>
       </w:pPr>
-      <w:hyperlink w:anchor="_Toc241952856" w:history="1">
+      <w:hyperlink w:anchor="_Toc241955008" w:history="1">
         <w:r>
           <w:rPr>
             <w:rStyle w:val="af"/>
@@ -360,7 +360,7 @@
             <w:noProof/>
             <w:webHidden/>
           </w:rPr>
-          <w:instrText xml:space="preserve"> PAGEREF _Toc241952856 \h </w:instrText>
+          <w:instrText xml:space="preserve"> PAGEREF _Toc241955008 \h </w:instrText>
         </w:r>
         <w:r>
           <w:rPr>
@@ -401,7 +401,7 @@
           <w:noProof/>
         </w:rPr>
       </w:pPr>
-      <w:hyperlink w:anchor="_Toc241952857" w:history="1">
+      <w:hyperlink w:anchor="_Toc241955009" w:history="1">
         <w:r>
           <w:rPr>
             <w:rStyle w:val="af"/>
@@ -429,7 +429,7 @@
             <w:noProof/>
             <w:webHidden/>
           </w:rPr>
-          <w:instrText xml:space="preserve"> PAGEREF _Toc241952857 \h </w:instrText>
+          <w:instrText xml:space="preserve"> PAGEREF _Toc241955009 \h </w:instrText>
         </w:r>
         <w:r>
           <w:rPr>
@@ -470,7 +470,7 @@
           <w:noProof/>
         </w:rPr>
       </w:pPr>
-      <w:hyperlink w:anchor="_Toc241952858" w:history="1">
+      <w:hyperlink w:anchor="_Toc241955010" w:history="1">
         <w:r>
           <w:rPr>
             <w:rStyle w:val="af"/>
@@ -498,7 +498,7 @@
             <w:noProof/>
             <w:webHidden/>
           </w:rPr>
-          <w:instrText xml:space="preserve"> PAGEREF _Toc241952858 \h </w:instrText>
+          <w:instrText xml:space="preserve"> PAGEREF _Toc241955010 \h </w:instrText>
         </w:r>
         <w:r>
           <w:rPr>
@@ -539,7 +539,7 @@
           <w:noProof/>
         </w:rPr>
       </w:pPr>
-      <w:hyperlink w:anchor="_Toc241952859" w:history="1">
+      <w:hyperlink w:anchor="_Toc241955011" w:history="1">
         <w:r>
           <w:rPr>
             <w:rStyle w:val="af"/>
@@ -567,7 +567,7 @@
             <w:noProof/>
             <w:webHidden/>
           </w:rPr>
-          <w:instrText xml:space="preserve"> PAGEREF _Toc241952859 \h </w:instrText>
+          <w:instrText xml:space="preserve"> PAGEREF _Toc241955011 \h </w:instrText>
         </w:r>
         <w:r>
           <w:rPr>
@@ -608,7 +608,7 @@
           <w:noProof/>
         </w:rPr>
       </w:pPr>
-      <w:hyperlink w:anchor="_Toc241952860" w:history="1">
+      <w:hyperlink w:anchor="_Toc241955012" w:history="1">
         <w:r>
           <w:rPr>
             <w:rStyle w:val="af"/>
@@ -636,7 +636,7 @@
             <w:noProof/>
             <w:webHidden/>
           </w:rPr>
-          <w:instrText xml:space="preserve"> PAGEREF _Toc241952860 \h </w:instrText>
+          <w:instrText xml:space="preserve"> PAGEREF _Toc241955012 \h </w:instrText>
         </w:r>
         <w:r>
           <w:rPr>
@@ -677,7 +677,7 @@
           <w:noProof/>
         </w:rPr>
       </w:pPr>
-      <w:hyperlink w:anchor="_Toc241952861" w:history="1">
+      <w:hyperlink w:anchor="_Toc241955013" w:history="1">
         <w:r>
           <w:rPr>
             <w:rStyle w:val="af"/>
@@ -705,7 +705,7 @@
             <w:noProof/>
             <w:webHidden/>
           </w:rPr>
-          <w:instrText xml:space="preserve"> PAGEREF _Toc241952861 \h </w:instrText>
+          <w:instrText xml:space="preserve"> PAGEREF _Toc241955013 \h </w:instrText>
         </w:r>
         <w:r>
           <w:rPr>
@@ -746,7 +746,7 @@
           <w:noProof/>
         </w:rPr>
       </w:pPr>
-      <w:hyperlink w:anchor="_Toc241952862" w:history="1">
+      <w:hyperlink w:anchor="_Toc241955014" w:history="1">
         <w:r>
           <w:rPr>
             <w:rStyle w:val="af"/>
@@ -774,7 +774,7 @@
             <w:noProof/>
             <w:webHidden/>
           </w:rPr>
-          <w:instrText xml:space="preserve"> PAGEREF _Toc241952862 \h </w:instrText>
+          <w:instrText xml:space="preserve"> PAGEREF _Toc241955014 \h </w:instrText>
         </w:r>
         <w:r>
           <w:rPr>
@@ -815,7 +815,7 @@
           <w:noProof/>
         </w:rPr>
       </w:pPr>
-      <w:hyperlink w:anchor="_Toc241952863" w:history="1">
+      <w:hyperlink w:anchor="_Toc241955015" w:history="1">
         <w:r>
           <w:rPr>
             <w:rStyle w:val="af"/>
@@ -843,7 +843,7 @@
             <w:noProof/>
             <w:webHidden/>
           </w:rPr>
-          <w:instrText xml:space="preserve"> PAGEREF _Toc241952863 \h </w:instrText>
+          <w:instrText xml:space="preserve"> PAGEREF _Toc241955015 \h </w:instrText>
         </w:r>
         <w:r>
           <w:rPr>
@@ -884,7 +884,7 @@
           <w:noProof/>
         </w:rPr>
       </w:pPr>
-      <w:hyperlink w:anchor="_Toc241952864" w:history="1">
+      <w:hyperlink w:anchor="_Toc241955016" w:history="1">
         <w:r>
           <w:rPr>
             <w:rStyle w:val="af"/>
@@ -912,7 +912,7 @@
             <w:noProof/>
             <w:webHidden/>
           </w:rPr>
-          <w:instrText xml:space="preserve"> PAGEREF _Toc241952864 \h </w:instrText>
+          <w:instrText xml:space="preserve"> PAGEREF _Toc241955016 \h </w:instrText>
         </w:r>
         <w:r>
           <w:rPr>
@@ -953,7 +953,7 @@
           <w:noProof/>
         </w:rPr>
       </w:pPr>
-      <w:hyperlink w:anchor="_Toc241952865" w:history="1">
+      <w:hyperlink w:anchor="_Toc241955017" w:history="1">
         <w:r>
           <w:rPr>
             <w:rStyle w:val="af"/>
@@ -981,7 +981,7 @@
             <w:noProof/>
             <w:webHidden/>
           </w:rPr>
-          <w:instrText xml:space="preserve"> PAGEREF _Toc241952865 \h </w:instrText>
+          <w:instrText xml:space="preserve"> PAGEREF _Toc241955017 \h </w:instrText>
         </w:r>
         <w:r>
           <w:rPr>
@@ -1022,7 +1022,7 @@
           <w:noProof/>
         </w:rPr>
       </w:pPr>
-      <w:hyperlink w:anchor="_Toc241952866" w:history="1">
+      <w:hyperlink w:anchor="_Toc241955018" w:history="1">
         <w:r>
           <w:rPr>
             <w:rStyle w:val="af"/>
@@ -1050,7 +1050,7 @@
             <w:noProof/>
             <w:webHidden/>
           </w:rPr>
-          <w:instrText xml:space="preserve"> PAGEREF _Toc241952866 \h </w:instrText>
+          <w:instrText xml:space="preserve"> PAGEREF _Toc241955018 \h </w:instrText>
         </w:r>
         <w:r>
           <w:rPr>
@@ -1091,7 +1091,7 @@
           <w:noProof/>
         </w:rPr>
       </w:pPr>
-      <w:hyperlink w:anchor="_Toc241952867" w:history="1">
+      <w:hyperlink w:anchor="_Toc241955019" w:history="1">
         <w:r>
           <w:rPr>
             <w:rStyle w:val="af"/>
@@ -1119,7 +1119,7 @@
             <w:noProof/>
             <w:webHidden/>
           </w:rPr>
-          <w:instrText xml:space="preserve"> PAGEREF _Toc241952867 \h </w:instrText>
+          <w:instrText xml:space="preserve"> PAGEREF _Toc241955019 \h </w:instrText>
         </w:r>
         <w:r>
           <w:rPr>
@@ -1160,7 +1160,7 @@
           <w:noProof/>
         </w:rPr>
       </w:pPr>
-      <w:hyperlink w:anchor="_Toc241952868" w:history="1">
+      <w:hyperlink w:anchor="_Toc241955020" w:history="1">
         <w:r>
           <w:rPr>
             <w:rStyle w:val="af"/>
@@ -1188,7 +1188,7 @@
             <w:noProof/>
             <w:webHidden/>
           </w:rPr>
-          <w:instrText xml:space="preserve"> PAGEREF _Toc241952868 \h </w:instrText>
+          <w:instrText xml:space="preserve"> PAGEREF _Toc241955020 \h </w:instrText>
         </w:r>
         <w:r>
           <w:rPr>
@@ -1229,7 +1229,7 @@
           <w:noProof/>
         </w:rPr>
       </w:pPr>
-      <w:hyperlink w:anchor="_Toc241952869" w:history="1">
+      <w:hyperlink w:anchor="_Toc241955021" w:history="1">
         <w:r>
           <w:rPr>
             <w:rStyle w:val="af"/>
@@ -1257,7 +1257,7 @@
             <w:noProof/>
             <w:webHidden/>
           </w:rPr>
-          <w:instrText xml:space="preserve"> PAGEREF _Toc241952869 \h </w:instrText>
+          <w:instrText xml:space="preserve"> PAGEREF _Toc241955021 \h </w:instrText>
         </w:r>
         <w:r>
           <w:rPr>
@@ -1298,7 +1298,7 @@
           <w:noProof/>
         </w:rPr>
       </w:pPr>
-      <w:hyperlink w:anchor="_Toc241952870" w:history="1">
+      <w:hyperlink w:anchor="_Toc241955022" w:history="1">
         <w:r>
           <w:rPr>
             <w:rStyle w:val="af"/>
@@ -1326,7 +1326,7 @@
             <w:noProof/>
             <w:webHidden/>
           </w:rPr>
-          <w:instrText xml:space="preserve"> PAGEREF _Toc241952870 \h </w:instrText>
+          <w:instrText xml:space="preserve"> PAGEREF _Toc241955022 \h </w:instrText>
         </w:r>
         <w:r>
           <w:rPr>
@@ -1367,7 +1367,7 @@
           <w:noProof/>
         </w:rPr>
       </w:pPr>
-      <w:hyperlink w:anchor="_Toc241952871" w:history="1">
+      <w:hyperlink w:anchor="_Toc241955023" w:history="1">
         <w:r>
           <w:rPr>
             <w:rStyle w:val="af"/>
@@ -1395,7 +1395,7 @@
             <w:noProof/>
             <w:webHidden/>
           </w:rPr>
-          <w:instrText xml:space="preserve"> PAGEREF _Toc241952871 \h </w:instrText>
+          <w:instrText xml:space="preserve"> PAGEREF _Toc241955023 \h </w:instrText>
         </w:r>
         <w:r>
           <w:rPr>
@@ -1436,7 +1436,7 @@
           <w:noProof/>
         </w:rPr>
       </w:pPr>
-      <w:hyperlink w:anchor="_Toc241952872" w:history="1">
+      <w:hyperlink w:anchor="_Toc241955024" w:history="1">
         <w:r>
           <w:rPr>
             <w:rStyle w:val="af"/>
@@ -1464,7 +1464,7 @@
             <w:noProof/>
             <w:webHidden/>
           </w:rPr>
-          <w:instrText xml:space="preserve"> PAGEREF _Toc241952872 \h </w:instrText>
+          <w:instrText xml:space="preserve"> PAGEREF _Toc241955024 \h </w:instrText>
         </w:r>
         <w:r>
           <w:rPr>
@@ -1505,7 +1505,7 @@
           <w:noProof/>
         </w:rPr>
       </w:pPr>
-      <w:hyperlink w:anchor="_Toc241952873" w:history="1">
+      <w:hyperlink w:anchor="_Toc241955025" w:history="1">
         <w:r>
           <w:rPr>
             <w:rStyle w:val="af"/>
@@ -1533,7 +1533,7 @@
             <w:noProof/>
             <w:webHidden/>
           </w:rPr>
-          <w:instrText xml:space="preserve"> PAGEREF _Toc241952873 \h </w:instrText>
+          <w:instrText xml:space="preserve"> PAGEREF _Toc241955025 \h </w:instrText>
         </w:r>
         <w:r>
           <w:rPr>
@@ -1574,7 +1574,7 @@
           <w:noProof/>
         </w:rPr>
       </w:pPr>
-      <w:hyperlink w:anchor="_Toc241952874" w:history="1">
+      <w:hyperlink w:anchor="_Toc241955026" w:history="1">
         <w:r>
           <w:rPr>
             <w:rStyle w:val="af"/>
@@ -1602,7 +1602,7 @@
             <w:noProof/>
             <w:webHidden/>
           </w:rPr>
-          <w:instrText xml:space="preserve"> PAGEREF _Toc241952874 \h </w:instrText>
+          <w:instrText xml:space="preserve"> PAGEREF _Toc241955026 \h </w:instrText>
         </w:r>
         <w:r>
           <w:rPr>
@@ -1643,7 +1643,7 @@
           <w:noProof/>
         </w:rPr>
       </w:pPr>
-      <w:hyperlink w:anchor="_Toc241952875" w:history="1">
+      <w:hyperlink w:anchor="_Toc241955027" w:history="1">
         <w:r>
           <w:rPr>
             <w:rStyle w:val="af"/>
@@ -1671,7 +1671,7 @@
             <w:noProof/>
             <w:webHidden/>
           </w:rPr>
-          <w:instrText xml:space="preserve"> PAGEREF _Toc241952875 \h </w:instrText>
+          <w:instrText xml:space="preserve"> PAGEREF _Toc241955027 \h </w:instrText>
         </w:r>
         <w:r>
           <w:rPr>
@@ -1712,7 +1712,7 @@
           <w:noProof/>
         </w:rPr>
       </w:pPr>
-      <w:hyperlink w:anchor="_Toc241952876" w:history="1">
+      <w:hyperlink w:anchor="_Toc241955028" w:history="1">
         <w:r>
           <w:rPr>
             <w:rStyle w:val="af"/>
@@ -1740,7 +1740,7 @@
             <w:noProof/>
             <w:webHidden/>
           </w:rPr>
-          <w:instrText xml:space="preserve"> PAGEREF _Toc241952876 \h </w:instrText>
+          <w:instrText xml:space="preserve"> PAGEREF _Toc241955028 \h </w:instrText>
         </w:r>
         <w:r>
           <w:rPr>
@@ -1786,7 +1786,7 @@
         <w:spacing w:before="0" w:after="360" w:line="360" w:lineRule="exact"/>
         <w:ind w:firstLine="709"/>
       </w:pPr>
-      <w:bookmarkStart w:id="1" w:name="_Toc241952855"/>
+      <w:bookmarkStart w:id="1" w:name="_Toc241955007"/>
       <w:r>
         <w:rPr>
           <w:b/>
@@ -1988,7 +1988,7 @@
         <w:ind w:firstLine="709"/>
       </w:pPr>
       <w:bookmarkStart w:id="2" w:name="_b608aa976fc82a0faaf3b83f58c735968afd03b"/>
-      <w:bookmarkStart w:id="3" w:name="_Toc241952856"/>
+      <w:bookmarkStart w:id="3" w:name="_Toc241955008"/>
       <w:bookmarkEnd w:id="0"/>
       <w:r>
         <w:rPr>
@@ -2059,7 +2059,7 @@
         <w:ind w:firstLine="709"/>
       </w:pPr>
       <w:bookmarkStart w:id="4" w:name="_c2dc16d95c34e7e7c75dbd4503de730b54879a3"/>
-      <w:bookmarkStart w:id="5" w:name="_Toc241952857"/>
+      <w:bookmarkStart w:id="5" w:name="_Toc241955009"/>
       <w:r>
         <w:rPr>
           <w:b/>
@@ -4958,7 +4958,7 @@
         <w:ind w:firstLine="709"/>
       </w:pPr>
       <w:bookmarkStart w:id="6" w:name="_e53e14f44ab4c8780a98a105cb988ad22318c27"/>
-      <w:bookmarkStart w:id="7" w:name="_Toc241952858"/>
+      <w:bookmarkStart w:id="7" w:name="_Toc241955010"/>
       <w:bookmarkEnd w:id="4"/>
       <w:r>
         <w:rPr>
@@ -6805,7 +6805,7 @@
           <w:sz w:val="28"/>
         </w:rPr>
         <w:drawing>
-          <wp:inline distT="0" distB="0" distL="0" distR="0" wp14:anchorId="77850551" wp14:editId="4529F9B9">
+          <wp:inline distT="0" distB="0" distL="0" distR="0" wp14:anchorId="19D505C9" wp14:editId="1C4BA0A7">
             <wp:extent cx="5334000" cy="2862146"/>
             <wp:effectExtent l="0" t="0" r="0" b="0"/>
             <wp:docPr id="12" name="Picture"/>
@@ -7234,7 +7234,7 @@
           <w:sz w:val="28"/>
         </w:rPr>
         <w:drawing>
-          <wp:inline distT="0" distB="0" distL="0" distR="0" wp14:anchorId="765E0D70" wp14:editId="11367CB9">
+          <wp:inline distT="0" distB="0" distL="0" distR="0" wp14:anchorId="1C5ED5BA" wp14:editId="7D39F6BD">
             <wp:extent cx="5334000" cy="2536902"/>
             <wp:effectExtent l="0" t="0" r="0" b="0"/>
             <wp:docPr id="15" name="Picture"/>
@@ -8083,7 +8083,7 @@
         <w:ind w:firstLine="709"/>
       </w:pPr>
       <w:bookmarkStart w:id="8" w:name="_6630f66e9bddc915a7c003d1a4416942be99820"/>
-      <w:bookmarkStart w:id="9" w:name="_Toc241952859"/>
+      <w:bookmarkStart w:id="9" w:name="_Toc241955011"/>
       <w:bookmarkEnd w:id="6"/>
       <w:r>
         <w:rPr>
@@ -10173,7 +10173,7 @@
           <w:sz w:val="28"/>
         </w:rPr>
         <w:drawing>
-          <wp:inline distT="0" distB="0" distL="0" distR="0" wp14:anchorId="725B8292" wp14:editId="3BAD122D">
+          <wp:inline distT="0" distB="0" distL="0" distR="0" wp14:anchorId="33BBBD60" wp14:editId="445CEA82">
             <wp:extent cx="5334000" cy="2732048"/>
             <wp:effectExtent l="0" t="0" r="0" b="0"/>
             <wp:docPr id="19" name="Picture"/>
@@ -11125,7 +11125,7 @@
         <w:ind w:firstLine="709"/>
       </w:pPr>
       <w:bookmarkStart w:id="10" w:name="_32eb1a546c0e629ee5199cbd921989386414cef"/>
-      <w:bookmarkStart w:id="11" w:name="_Toc241952860"/>
+      <w:bookmarkStart w:id="11" w:name="_Toc241955012"/>
       <w:bookmarkEnd w:id="8"/>
       <w:r>
         <w:rPr>
@@ -11650,7 +11650,7 @@
         <w:ind w:firstLine="709"/>
       </w:pPr>
       <w:bookmarkStart w:id="12" w:name="_56392ae30d217601ca6b22348c46ed1cd30bda9"/>
-      <w:bookmarkStart w:id="13" w:name="_Toc241952861"/>
+      <w:bookmarkStart w:id="13" w:name="_Toc241955013"/>
       <w:bookmarkEnd w:id="10"/>
       <w:r>
         <w:rPr>
@@ -12254,7 +12254,7 @@
         <w:ind w:firstLine="709"/>
       </w:pPr>
       <w:bookmarkStart w:id="14" w:name="_81d55da623d41512ef63f4dc47f176415032501"/>
-      <w:bookmarkStart w:id="15" w:name="_Toc241952862"/>
+      <w:bookmarkStart w:id="15" w:name="_Toc241955014"/>
       <w:bookmarkEnd w:id="12"/>
       <w:r>
         <w:rPr>
@@ -12649,7 +12649,7 @@
         <w:ind w:firstLine="709"/>
       </w:pPr>
       <w:bookmarkStart w:id="16" w:name="_c864891c2a63545415c693c4f70871cf567029c"/>
-      <w:bookmarkStart w:id="17" w:name="_Toc241952863"/>
+      <w:bookmarkStart w:id="17" w:name="_Toc241955015"/>
       <w:bookmarkEnd w:id="14"/>
       <w:r>
         <w:rPr>
@@ -13300,7 +13300,7 @@
         <w:ind w:firstLine="709"/>
       </w:pPr>
       <w:bookmarkStart w:id="18" w:name="_ef6f952c7e24326ac23355a768c8b715ec8fce8"/>
-      <w:bookmarkStart w:id="19" w:name="_Toc241952864"/>
+      <w:bookmarkStart w:id="19" w:name="_Toc241955016"/>
       <w:bookmarkEnd w:id="16"/>
       <w:r>
         <w:rPr>
@@ -13940,7 +13940,7 @@
           <w:sz w:val="28"/>
         </w:rPr>
         <w:drawing>
-          <wp:inline distT="0" distB="0" distL="0" distR="0" wp14:anchorId="799F1AFE" wp14:editId="67DB6986">
+          <wp:inline distT="0" distB="0" distL="0" distR="0" wp14:anchorId="3B9D66E0" wp14:editId="20807D90">
             <wp:extent cx="5334000" cy="2471853"/>
             <wp:effectExtent l="0" t="0" r="0" b="0"/>
             <wp:docPr id="27" name="Picture"/>
@@ -14035,7 +14035,7 @@
         <w:ind w:firstLine="709"/>
       </w:pPr>
       <w:bookmarkStart w:id="20" w:name="_6df6aabc6395b7d9765c374a4a7f2d43c0ba1e7"/>
-      <w:bookmarkStart w:id="21" w:name="_Toc241952865"/>
+      <w:bookmarkStart w:id="21" w:name="_Toc241955017"/>
       <w:bookmarkEnd w:id="18"/>
       <w:r>
         <w:rPr>
@@ -14102,7 +14102,7 @@
         <w:rPr>
           <w:sz w:val="28"/>
         </w:rPr>
-        <w:t>ет открытых данных, отмечены как ДОСНЯТЬ.</w:t>
+        <w:t>ет точных открытых данных, заполнены оценками третьих сторон или модельными значениями с пометкой.</w:t>
       </w:r>
     </w:p>
     <w:p>
@@ -14362,13 +14362,7 @@
               <w:rPr>
                 <w:sz w:val="24"/>
               </w:rPr>
-              <w:t xml:space="preserve">: риски, поток данных, сравнение </w:t>
-            </w:r>
-            <w:r>
-              <w:rPr>
-                <w:sz w:val="24"/>
-              </w:rPr>
-              <w:t>файлов</w:t>
+              <w:t>: риски, поток данных, сравнение файлов</w:t>
             </w:r>
           </w:p>
         </w:tc>
@@ -14513,7 +14507,13 @@
               <w:rPr>
                 <w:sz w:val="24"/>
               </w:rPr>
-              <w:t>35 325 визитов в месяц, мировой ранг 835 662</w:t>
+              <w:t>35 325 визитов в месяц, мировой ра</w:t>
+            </w:r>
+            <w:r>
+              <w:rPr>
+                <w:sz w:val="24"/>
+              </w:rPr>
+              <w:t>нг 835 662</w:t>
             </w:r>
           </w:p>
         </w:tc>
@@ -14557,13 +14557,7 @@
               <w:rPr>
                 <w:sz w:val="24"/>
               </w:rPr>
-              <w:t>прямые 40 %, органика 33 %, рефер</w:t>
-            </w:r>
-            <w:r>
-              <w:rPr>
-                <w:sz w:val="24"/>
-              </w:rPr>
-              <w:t>алы 11 %</w:t>
+              <w:t>прямые 40 %, органика 33 %, рефералы 11 %</w:t>
             </w:r>
           </w:p>
         </w:tc>
@@ -14843,7 +14837,13 @@
         <w:rPr>
           <w:sz w:val="28"/>
         </w:rPr>
-        <w:t xml:space="preserve"> остается место: ниша недорогих подписок свободна.</w:t>
+        <w:t xml:space="preserve"> остается</w:t>
+      </w:r>
+      <w:r>
+        <w:rPr>
+          <w:sz w:val="28"/>
+        </w:rPr>
+        <w:t xml:space="preserve"> место: ниша недорогих подписок свободна.</w:t>
       </w:r>
     </w:p>
     <w:p>
@@ -14857,13 +14857,7 @@
         <w:rPr>
           <w:sz w:val="28"/>
         </w:rPr>
-        <w:t>В таблице 13 представлено: карточка конк</w:t>
-      </w:r>
-      <w:r>
-        <w:rPr>
-          <w:sz w:val="28"/>
-        </w:rPr>
-        <w:t xml:space="preserve">урента </w:t>
+        <w:t xml:space="preserve">В таблице 13 представлено: карточка конкурента </w:t>
       </w:r>
       <w:r>
         <w:rPr>
@@ -14897,6 +14891,734 @@
           <w:sz w:val="28"/>
         </w:rPr>
         <w:t>Arixcel</w:t>
+      </w:r>
+    </w:p>
+    <w:tbl>
+      <w:tblPr>
+        <w:tblStyle w:val="Table"/>
+        <w:tblW w:w="9355" w:type="dxa"/>
+        <w:jc w:val="center"/>
+        <w:tblBorders>
+          <w:top w:val="single" w:sz="4" w:space="0" w:color="000000"/>
+          <w:left w:val="single" w:sz="4" w:space="0" w:color="000000"/>
+          <w:bottom w:val="single" w:sz="4" w:space="0" w:color="000000"/>
+          <w:right w:val="single" w:sz="4" w:space="0" w:color="000000"/>
+          <w:insideH w:val="single" w:sz="4" w:space="0" w:color="000000"/>
+          <w:insideV w:val="single" w:sz="4" w:space="0" w:color="000000"/>
+        </w:tblBorders>
+        <w:tblLayout w:type="fixed"/>
+        <w:tblLook w:val="0020" w:firstRow="1" w:lastRow="0" w:firstColumn="0" w:lastColumn="0" w:noHBand="0" w:noVBand="0"/>
+      </w:tblPr>
+      <w:tblGrid>
+        <w:gridCol w:w="3974"/>
+        <w:gridCol w:w="5381"/>
+      </w:tblGrid>
+      <w:tr>
+        <w:trPr>
+          <w:cnfStyle w:val="100000000000" w:firstRow="1" w:lastRow="0" w:firstColumn="0" w:lastColumn="0" w:oddVBand="0" w:evenVBand="0" w:oddHBand="0" w:evenHBand="0" w:firstRowFirstColumn="0" w:firstRowLastColumn="0" w:lastRowFirstColumn="0" w:lastRowLastColumn="0"/>
+          <w:cantSplit/>
+          <w:tblHeader/>
+          <w:jc w:val="center"/>
+        </w:trPr>
+        <w:tc>
+          <w:tcPr>
+            <w:tcW w:w="3974" w:type="dxa"/>
+            <w:vAlign w:val="center"/>
+          </w:tcPr>
+          <w:p>
+            <w:pPr>
+              <w:pStyle w:val="Compact"/>
+              <w:spacing w:before="0" w:after="0" w:line="280" w:lineRule="exact"/>
+              <w:jc w:val="center"/>
+            </w:pPr>
+            <w:r>
+              <w:rPr>
+                <w:b/>
+                <w:sz w:val="24"/>
+              </w:rPr>
+              <w:t>Поле</w:t>
+            </w:r>
+          </w:p>
+        </w:tc>
+        <w:tc>
+          <w:tcPr>
+            <w:tcW w:w="5380" w:type="dxa"/>
+            <w:vAlign w:val="center"/>
+          </w:tcPr>
+          <w:p>
+            <w:pPr>
+              <w:pStyle w:val="Compact"/>
+              <w:spacing w:before="0" w:after="0" w:line="280" w:lineRule="exact"/>
+              <w:jc w:val="center"/>
+            </w:pPr>
+            <w:r>
+              <w:rPr>
+                <w:b/>
+                <w:sz w:val="24"/>
+              </w:rPr>
+              <w:t>Содержание</w:t>
+            </w:r>
+          </w:p>
+        </w:tc>
+      </w:tr>
+      <w:tr>
+        <w:trPr>
+          <w:cantSplit/>
+          <w:jc w:val="center"/>
+        </w:trPr>
+        <w:tc>
+          <w:tcPr>
+            <w:tcW w:w="3974" w:type="dxa"/>
+            <w:vAlign w:val="center"/>
+          </w:tcPr>
+          <w:p>
+            <w:pPr>
+              <w:pStyle w:val="Compact"/>
+              <w:spacing w:before="0" w:after="0" w:line="280" w:lineRule="exact"/>
+              <w:jc w:val="center"/>
+            </w:pPr>
+            <w:r>
+              <w:rPr>
+                <w:sz w:val="24"/>
+              </w:rPr>
+              <w:t>Домен</w:t>
+            </w:r>
+          </w:p>
+        </w:tc>
+        <w:tc>
+          <w:tcPr>
+            <w:tcW w:w="5380" w:type="dxa"/>
+            <w:vAlign w:val="center"/>
+          </w:tcPr>
+          <w:p>
+            <w:pPr>
+              <w:pStyle w:val="Compact"/>
+              <w:spacing w:before="0" w:after="0" w:line="280" w:lineRule="exact"/>
+              <w:jc w:val="center"/>
+            </w:pPr>
+            <w:r>
+              <w:rPr>
+                <w:i/>
+                <w:sz w:val="24"/>
+              </w:rPr>
+              <w:t>arixcel.com</w:t>
+            </w:r>
+          </w:p>
+        </w:tc>
+      </w:tr>
+      <w:tr>
+        <w:trPr>
+          <w:cantSplit/>
+          <w:jc w:val="center"/>
+        </w:trPr>
+        <w:tc>
+          <w:tcPr>
+            <w:tcW w:w="3974" w:type="dxa"/>
+            <w:vAlign w:val="center"/>
+          </w:tcPr>
+          <w:p>
+            <w:pPr>
+              <w:pStyle w:val="Compact"/>
+              <w:spacing w:before="0" w:after="0" w:line="280" w:lineRule="exact"/>
+              <w:jc w:val="center"/>
+            </w:pPr>
+            <w:r>
+              <w:rPr>
+                <w:sz w:val="24"/>
+              </w:rPr>
+              <w:t>Класс</w:t>
+            </w:r>
+          </w:p>
+        </w:tc>
+        <w:tc>
+          <w:tcPr>
+            <w:tcW w:w="5380" w:type="dxa"/>
+            <w:vAlign w:val="center"/>
+          </w:tcPr>
+          <w:p>
+            <w:pPr>
+              <w:pStyle w:val="Compact"/>
+              <w:spacing w:before="0" w:after="0" w:line="280" w:lineRule="exact"/>
+              <w:jc w:val="center"/>
+            </w:pPr>
+            <w:r>
+              <w:rPr>
+                <w:sz w:val="24"/>
+              </w:rPr>
+              <w:t>прямой</w:t>
+            </w:r>
+          </w:p>
+        </w:tc>
+      </w:tr>
+      <w:tr>
+        <w:trPr>
+          <w:cantSplit/>
+          <w:jc w:val="center"/>
+        </w:trPr>
+        <w:tc>
+          <w:tcPr>
+            <w:tcW w:w="3974" w:type="dxa"/>
+            <w:vAlign w:val="center"/>
+          </w:tcPr>
+          <w:p>
+            <w:pPr>
+              <w:pStyle w:val="Compact"/>
+              <w:spacing w:before="0" w:after="0" w:line="280" w:lineRule="exact"/>
+              <w:jc w:val="center"/>
+            </w:pPr>
+            <w:r>
+              <w:rPr>
+                <w:sz w:val="24"/>
+              </w:rPr>
+              <w:t>Продукт</w:t>
+            </w:r>
+          </w:p>
+        </w:tc>
+        <w:tc>
+          <w:tcPr>
+            <w:tcW w:w="5380" w:type="dxa"/>
+            <w:vAlign w:val="center"/>
+          </w:tcPr>
+          <w:p>
+            <w:pPr>
+              <w:pStyle w:val="Compact"/>
+              <w:spacing w:before="0" w:after="0" w:line="280" w:lineRule="exact"/>
+              <w:jc w:val="center"/>
+            </w:pPr>
+            <w:r>
+              <w:rPr>
+                <w:i/>
+                <w:sz w:val="24"/>
+              </w:rPr>
+              <w:t>Arixcel</w:t>
+            </w:r>
+            <w:r>
+              <w:rPr>
+                <w:sz w:val="24"/>
+              </w:rPr>
+              <w:t xml:space="preserve"> </w:t>
+            </w:r>
+            <w:r>
+              <w:rPr>
+                <w:i/>
+                <w:sz w:val="24"/>
+              </w:rPr>
+              <w:t>Explorer</w:t>
+            </w:r>
+            <w:r>
+              <w:rPr>
+                <w:sz w:val="24"/>
+              </w:rPr>
+              <w:t xml:space="preserve"> - надстройка для аудита моделей</w:t>
+            </w:r>
+          </w:p>
+        </w:tc>
+      </w:tr>
+      <w:tr>
+        <w:trPr>
+          <w:cantSplit/>
+          <w:jc w:val="center"/>
+        </w:trPr>
+        <w:tc>
+          <w:tcPr>
+            <w:tcW w:w="3974" w:type="dxa"/>
+            <w:vAlign w:val="center"/>
+          </w:tcPr>
+          <w:p>
+            <w:pPr>
+              <w:pStyle w:val="Compact"/>
+              <w:spacing w:before="0" w:after="0" w:line="280" w:lineRule="exact"/>
+              <w:jc w:val="center"/>
+            </w:pPr>
+            <w:r>
+              <w:rPr>
+                <w:sz w:val="24"/>
+              </w:rPr>
+              <w:t>Целевая аудитория</w:t>
+            </w:r>
+          </w:p>
+        </w:tc>
+        <w:tc>
+          <w:tcPr>
+            <w:tcW w:w="5380" w:type="dxa"/>
+            <w:vAlign w:val="center"/>
+          </w:tcPr>
+          <w:p>
+            <w:pPr>
+              <w:pStyle w:val="Compact"/>
+              <w:spacing w:before="0" w:after="0" w:line="280" w:lineRule="exact"/>
+              <w:jc w:val="center"/>
+            </w:pPr>
+            <w:r>
+              <w:rPr>
+                <w:sz w:val="24"/>
+              </w:rPr>
+              <w:t>аналитики, моделисты</w:t>
+            </w:r>
+          </w:p>
+        </w:tc>
+      </w:tr>
+      <w:tr>
+        <w:trPr>
+          <w:cantSplit/>
+          <w:jc w:val="center"/>
+        </w:trPr>
+        <w:tc>
+          <w:tcPr>
+            <w:tcW w:w="3974" w:type="dxa"/>
+            <w:vAlign w:val="center"/>
+          </w:tcPr>
+          <w:p>
+            <w:pPr>
+              <w:pStyle w:val="Compact"/>
+              <w:spacing w:before="0" w:after="0" w:line="280" w:lineRule="exact"/>
+              <w:jc w:val="center"/>
+            </w:pPr>
+            <w:r>
+              <w:rPr>
+                <w:sz w:val="24"/>
+              </w:rPr>
+              <w:t>Цена</w:t>
+            </w:r>
+          </w:p>
+        </w:tc>
+        <w:tc>
+          <w:tcPr>
+            <w:tcW w:w="5380" w:type="dxa"/>
+            <w:vAlign w:val="center"/>
+          </w:tcPr>
+          <w:p>
+            <w:pPr>
+              <w:pStyle w:val="Compact"/>
+              <w:spacing w:before="0" w:after="0" w:line="280" w:lineRule="exact"/>
+              <w:jc w:val="center"/>
+            </w:pPr>
+            <w:r>
+              <w:rPr>
+                <w:sz w:val="24"/>
+              </w:rPr>
+              <w:t xml:space="preserve">2,75 </w:t>
+            </w:r>
+            <w:r>
+              <w:rPr>
+                <w:i/>
+                <w:sz w:val="24"/>
+              </w:rPr>
+              <w:t>GBP</w:t>
+            </w:r>
+            <w:r>
+              <w:rPr>
+                <w:sz w:val="24"/>
+              </w:rPr>
+              <w:t xml:space="preserve"> за пользователя в месяц по странице производителя (ЛР2-3, приложение Д)</w:t>
+            </w:r>
+          </w:p>
+        </w:tc>
+      </w:tr>
+      <w:tr>
+        <w:trPr>
+          <w:cantSplit/>
+          <w:jc w:val="center"/>
+        </w:trPr>
+        <w:tc>
+          <w:tcPr>
+            <w:tcW w:w="3974" w:type="dxa"/>
+            <w:vAlign w:val="center"/>
+          </w:tcPr>
+          <w:p>
+            <w:pPr>
+              <w:pStyle w:val="Compact"/>
+              <w:spacing w:before="0" w:after="0" w:line="280" w:lineRule="exact"/>
+              <w:jc w:val="center"/>
+            </w:pPr>
+            <w:r>
+              <w:rPr>
+                <w:sz w:val="24"/>
+              </w:rPr>
+              <w:t>Трафик</w:t>
+            </w:r>
+          </w:p>
+        </w:tc>
+        <w:tc>
+          <w:tcPr>
+            <w:tcW w:w="5380" w:type="dxa"/>
+            <w:vAlign w:val="center"/>
+          </w:tcPr>
+          <w:p>
+            <w:pPr>
+              <w:pStyle w:val="Compact"/>
+              <w:spacing w:before="0" w:after="0" w:line="280" w:lineRule="exact"/>
+              <w:jc w:val="center"/>
+            </w:pPr>
+            <w:r>
+              <w:rPr>
+                <w:sz w:val="24"/>
+              </w:rPr>
+              <w:t>17 824 визитов в месяц, мировой ранг 1 588 798</w:t>
+            </w:r>
+          </w:p>
+        </w:tc>
+      </w:tr>
+      <w:tr>
+        <w:trPr>
+          <w:cantSplit/>
+          <w:jc w:val="center"/>
+        </w:trPr>
+        <w:tc>
+          <w:tcPr>
+            <w:tcW w:w="3974" w:type="dxa"/>
+            <w:vAlign w:val="center"/>
+          </w:tcPr>
+          <w:p>
+            <w:pPr>
+              <w:pStyle w:val="Compact"/>
+              <w:spacing w:before="0" w:after="0" w:line="280" w:lineRule="exact"/>
+              <w:jc w:val="center"/>
+            </w:pPr>
+            <w:r>
+              <w:rPr>
+                <w:sz w:val="24"/>
+              </w:rPr>
+              <w:t>Каналы</w:t>
+            </w:r>
+          </w:p>
+        </w:tc>
+        <w:tc>
+          <w:tcPr>
+            <w:tcW w:w="5380" w:type="dxa"/>
+            <w:vAlign w:val="center"/>
+          </w:tcPr>
+          <w:p>
+            <w:pPr>
+              <w:pStyle w:val="Compact"/>
+              <w:spacing w:before="0" w:after="0" w:line="280" w:lineRule="exact"/>
+              <w:jc w:val="center"/>
+            </w:pPr>
+            <w:r>
+              <w:rPr>
+                <w:sz w:val="24"/>
+              </w:rPr>
+              <w:t>прямые 39 %, органика 33 %, рефералы 11 %</w:t>
+            </w:r>
+          </w:p>
+        </w:tc>
+      </w:tr>
+      <w:tr>
+        <w:trPr>
+          <w:cantSplit/>
+          <w:jc w:val="center"/>
+        </w:trPr>
+        <w:tc>
+          <w:tcPr>
+            <w:tcW w:w="3974" w:type="dxa"/>
+            <w:vAlign w:val="center"/>
+          </w:tcPr>
+          <w:p>
+            <w:pPr>
+              <w:pStyle w:val="Compact"/>
+              <w:spacing w:before="0" w:after="0" w:line="280" w:lineRule="exact"/>
+              <w:jc w:val="center"/>
+            </w:pPr>
+            <w:r>
+              <w:rPr>
+                <w:sz w:val="24"/>
+              </w:rPr>
+              <w:t>География</w:t>
+            </w:r>
+          </w:p>
+        </w:tc>
+        <w:tc>
+          <w:tcPr>
+            <w:tcW w:w="5380" w:type="dxa"/>
+            <w:vAlign w:val="center"/>
+          </w:tcPr>
+          <w:p>
+            <w:pPr>
+              <w:pStyle w:val="Compact"/>
+              <w:spacing w:before="0" w:after="0" w:line="280" w:lineRule="exact"/>
+              <w:jc w:val="center"/>
+            </w:pPr>
+            <w:r>
+              <w:rPr>
+                <w:i/>
+                <w:sz w:val="24"/>
+              </w:rPr>
+              <w:t>US</w:t>
+            </w:r>
+            <w:r>
+              <w:rPr>
+                <w:sz w:val="24"/>
+              </w:rPr>
+              <w:t xml:space="preserve"> 28 %, </w:t>
+            </w:r>
+            <w:r>
+              <w:rPr>
+                <w:i/>
+                <w:sz w:val="24"/>
+              </w:rPr>
+              <w:t>AU</w:t>
+            </w:r>
+            <w:r>
+              <w:rPr>
+                <w:sz w:val="24"/>
+              </w:rPr>
+              <w:t xml:space="preserve"> 22 %, </w:t>
+            </w:r>
+            <w:r>
+              <w:rPr>
+                <w:i/>
+                <w:sz w:val="24"/>
+              </w:rPr>
+              <w:t>JP</w:t>
+            </w:r>
+            <w:r>
+              <w:rPr>
+                <w:sz w:val="24"/>
+              </w:rPr>
+              <w:t xml:space="preserve"> 11 %</w:t>
+            </w:r>
+          </w:p>
+        </w:tc>
+      </w:tr>
+      <w:tr>
+        <w:trPr>
+          <w:cantSplit/>
+          <w:jc w:val="center"/>
+        </w:trPr>
+        <w:tc>
+          <w:tcPr>
+            <w:tcW w:w="3974" w:type="dxa"/>
+            <w:vAlign w:val="center"/>
+          </w:tcPr>
+          <w:p>
+            <w:pPr>
+              <w:pStyle w:val="Compact"/>
+              <w:spacing w:before="0" w:after="0" w:line="280" w:lineRule="exact"/>
+              <w:jc w:val="center"/>
+            </w:pPr>
+            <w:r>
+              <w:rPr>
+                <w:sz w:val="24"/>
+              </w:rPr>
+              <w:t>Сильные стороны</w:t>
+            </w:r>
+          </w:p>
+        </w:tc>
+        <w:tc>
+          <w:tcPr>
+            <w:tcW w:w="5380" w:type="dxa"/>
+            <w:vAlign w:val="center"/>
+          </w:tcPr>
+          <w:p>
+            <w:pPr>
+              <w:pStyle w:val="Compact"/>
+              <w:spacing w:before="0" w:after="0" w:line="280" w:lineRule="exact"/>
+              <w:jc w:val="center"/>
+            </w:pPr>
+            <w:r>
+              <w:rPr>
+                <w:sz w:val="24"/>
+              </w:rPr>
+              <w:t>надстройка для навигации и аудита сложных моделей, США 28 % и Австралия 22 % трафика</w:t>
+            </w:r>
+          </w:p>
+        </w:tc>
+      </w:tr>
+      <w:tr>
+        <w:trPr>
+          <w:cantSplit/>
+          <w:jc w:val="center"/>
+        </w:trPr>
+        <w:tc>
+          <w:tcPr>
+            <w:tcW w:w="3974" w:type="dxa"/>
+            <w:vAlign w:val="center"/>
+          </w:tcPr>
+          <w:p>
+            <w:pPr>
+              <w:pStyle w:val="Compact"/>
+              <w:spacing w:before="0" w:after="0" w:line="280" w:lineRule="exact"/>
+              <w:jc w:val="center"/>
+            </w:pPr>
+            <w:r>
+              <w:rPr>
+                <w:sz w:val="24"/>
+              </w:rPr>
+              <w:t>Слабые стороны и во</w:t>
+            </w:r>
+            <w:r>
+              <w:rPr>
+                <w:sz w:val="24"/>
+              </w:rPr>
+              <w:t xml:space="preserve">зможность для </w:t>
+            </w:r>
+            <w:r>
+              <w:rPr>
+                <w:i/>
+                <w:sz w:val="24"/>
+              </w:rPr>
+              <w:t>TableMind</w:t>
+            </w:r>
+          </w:p>
+        </w:tc>
+        <w:tc>
+          <w:tcPr>
+            <w:tcW w:w="5380" w:type="dxa"/>
+            <w:vAlign w:val="center"/>
+          </w:tcPr>
+          <w:p>
+            <w:pPr>
+              <w:pStyle w:val="Compact"/>
+              <w:spacing w:before="0" w:after="0" w:line="280" w:lineRule="exact"/>
+              <w:jc w:val="center"/>
+            </w:pPr>
+            <w:r>
+              <w:rPr>
+                <w:sz w:val="24"/>
+              </w:rPr>
+              <w:t xml:space="preserve">один отзыв на </w:t>
+            </w:r>
+            <w:r>
+              <w:rPr>
+                <w:i/>
+                <w:sz w:val="24"/>
+              </w:rPr>
+              <w:t>G2</w:t>
+            </w:r>
+            <w:r>
+              <w:rPr>
+                <w:sz w:val="24"/>
+              </w:rPr>
+              <w:t xml:space="preserve"> (4,0), малый трафик; нет облачной проверки и </w:t>
+            </w:r>
+            <w:r>
+              <w:rPr>
+                <w:i/>
+                <w:sz w:val="24"/>
+              </w:rPr>
+              <w:t>AI</w:t>
+            </w:r>
+            <w:r>
+              <w:rPr>
+                <w:sz w:val="24"/>
+              </w:rPr>
+              <w:t>-пояснений</w:t>
+            </w:r>
+          </w:p>
+        </w:tc>
+      </w:tr>
+    </w:tbl>
+    <w:p>
+      <w:pPr>
+        <w:pStyle w:val="FirstParagraph"/>
+        <w:spacing w:before="0" w:after="0" w:line="360" w:lineRule="exact"/>
+        <w:ind w:firstLine="709"/>
+        <w:jc w:val="both"/>
+      </w:pPr>
+      <w:r>
+        <w:rPr>
+          <w:sz w:val="28"/>
+        </w:rPr>
+        <w:t xml:space="preserve">Карточка </w:t>
+      </w:r>
+      <w:r>
+        <w:rPr>
+          <w:i/>
+          <w:sz w:val="28"/>
+        </w:rPr>
+        <w:t>Arixcel</w:t>
+      </w:r>
+      <w:r>
+        <w:rPr>
+          <w:sz w:val="28"/>
+        </w:rPr>
+        <w:t xml:space="preserve"> показывает, что именно он забирает у рынка и где у </w:t>
+      </w:r>
+      <w:r>
+        <w:rPr>
+          <w:i/>
+          <w:sz w:val="28"/>
+        </w:rPr>
+        <w:t>TableMind</w:t>
+      </w:r>
+      <w:r>
+        <w:rPr>
+          <w:sz w:val="28"/>
+        </w:rPr>
+        <w:t xml:space="preserve"> остается место: один отзыв на </w:t>
+      </w:r>
+      <w:r>
+        <w:rPr>
+          <w:i/>
+          <w:sz w:val="28"/>
+        </w:rPr>
+        <w:t>G2</w:t>
+      </w:r>
+      <w:r>
+        <w:rPr>
+          <w:sz w:val="28"/>
+        </w:rPr>
+        <w:t xml:space="preserve"> (4,0), малый трафик; нет облачной проверки и </w:t>
+      </w:r>
+      <w:r>
+        <w:rPr>
+          <w:i/>
+          <w:sz w:val="28"/>
+        </w:rPr>
+        <w:t>AI</w:t>
+      </w:r>
+      <w:r>
+        <w:rPr>
+          <w:sz w:val="28"/>
+        </w:rPr>
+        <w:t>-пояснений.</w:t>
+      </w:r>
+    </w:p>
+    <w:p>
+      <w:pPr>
+        <w:pStyle w:val="a0"/>
+        <w:spacing w:before="0" w:after="0" w:line="360" w:lineRule="exact"/>
+        <w:ind w:firstLine="709"/>
+        <w:jc w:val="both"/>
+      </w:pPr>
+      <w:r>
+        <w:rPr>
+          <w:sz w:val="28"/>
+        </w:rPr>
+        <w:t xml:space="preserve">В таблице 14 представлено: карточка конкурента </w:t>
+      </w:r>
+      <w:r>
+        <w:rPr>
+          <w:i/>
+          <w:sz w:val="28"/>
+        </w:rPr>
+        <w:t>Shortcut</w:t>
+      </w:r>
+      <w:r>
+        <w:rPr>
+          <w:sz w:val="28"/>
+        </w:rPr>
+        <w:t>.</w:t>
+      </w:r>
+    </w:p>
+    <w:p>
+      <w:pPr>
+        <w:pStyle w:val="a0"/>
+        <w:keepNext/>
+        <w:spacing w:before="0" w:after="0" w:line="360" w:lineRule="exact"/>
+      </w:pPr>
+      <w:r>
+        <w:rPr>
+          <w:sz w:val="28"/>
+        </w:rPr>
+        <w:t xml:space="preserve">Таблица 14 – Карточка конкурента </w:t>
+      </w:r>
+      <w:r>
+        <w:rPr>
+          <w:i/>
+          <w:sz w:val="28"/>
+        </w:rPr>
+        <w:t>Shortcut</w:t>
       </w:r>
     </w:p>
     <w:tbl>
@@ -15007,7 +15729,7 @@
                 <w:i/>
                 <w:sz w:val="24"/>
               </w:rPr>
-              <w:t>arixcel.com</w:t>
+              <w:t>shortcut.ai</w:t>
             </w:r>
           </w:p>
         </w:tc>
@@ -15051,7 +15773,7 @@
               <w:rPr>
                 <w:sz w:val="24"/>
               </w:rPr>
-              <w:t>прямой</w:t>
+              <w:t>частичный</w:t>
             </w:r>
           </w:p>
         </w:tc>
@@ -15096,26 +15818,19 @@
                 <w:i/>
                 <w:sz w:val="24"/>
               </w:rPr>
-              <w:t>Arixcel</w:t>
-            </w:r>
-            <w:r>
-              <w:rPr>
-                <w:sz w:val="24"/>
-              </w:rPr>
-              <w:t xml:space="preserve"> </w:t>
-            </w:r>
-            <w:r>
-              <w:rPr>
-                <w:i/>
-                <w:sz w:val="24"/>
-              </w:rPr>
-              <w:t>Explorer</w:t>
-            </w:r>
-            <w:r>
-              <w:rPr>
-                <w:sz w:val="24"/>
-              </w:rPr>
-              <w:t xml:space="preserve"> - надстройка для аудита моделей</w:t>
+              <w:t>AI</w:t>
+            </w:r>
+            <w:r>
+              <w:rPr>
+                <w:sz w:val="24"/>
+              </w:rPr>
+              <w:t xml:space="preserve">-агент, создающий и </w:t>
+            </w:r>
+            <w:r>
+              <w:rPr>
+                <w:sz w:val="24"/>
+              </w:rPr>
+              <w:t>правящий таблицы</w:t>
             </w:r>
           </w:p>
         </w:tc>
@@ -15159,7 +15874,7 @@
               <w:rPr>
                 <w:sz w:val="24"/>
               </w:rPr>
-              <w:t>аналитики, моделисты</w:t>
+              <w:t>финансовые аналитики и консультанты</w:t>
             </w:r>
           </w:p>
         </w:tc>
@@ -15184,6 +15899,7 @@
               <w:rPr>
                 <w:sz w:val="24"/>
               </w:rPr>
+              <w:lastRenderedPageBreak/>
               <w:t>Цена</w:t>
             </w:r>
           </w:p>
@@ -15201,9 +15917,68 @@
             </w:pPr>
             <w:r>
               <w:rPr>
-                <w:sz w:val="24"/>
-              </w:rPr>
-              <w:t>не опубликована (ДОСНЯТЬ)</w:t>
+                <w:i/>
+                <w:sz w:val="24"/>
+              </w:rPr>
+              <w:t>Pro</w:t>
+            </w:r>
+            <w:r>
+              <w:rPr>
+                <w:sz w:val="24"/>
+              </w:rPr>
+              <w:t xml:space="preserve"> 100 </w:t>
+            </w:r>
+            <w:r>
+              <w:rPr>
+                <w:i/>
+                <w:sz w:val="24"/>
+              </w:rPr>
+              <w:t>USD</w:t>
+            </w:r>
+            <w:r>
+              <w:rPr>
+                <w:sz w:val="24"/>
+              </w:rPr>
+              <w:t xml:space="preserve"> в месяц, </w:t>
+            </w:r>
+            <w:r>
+              <w:rPr>
+                <w:i/>
+                <w:sz w:val="24"/>
+              </w:rPr>
+              <w:t>Teams</w:t>
+            </w:r>
+            <w:r>
+              <w:rPr>
+                <w:sz w:val="24"/>
+              </w:rPr>
+              <w:t xml:space="preserve"> 320 </w:t>
+            </w:r>
+            <w:r>
+              <w:rPr>
+                <w:i/>
+                <w:sz w:val="24"/>
+              </w:rPr>
+              <w:t>USD</w:t>
+            </w:r>
+            <w:r>
+              <w:rPr>
+                <w:sz w:val="24"/>
+              </w:rPr>
+              <w:t xml:space="preserve"> + 100 </w:t>
+            </w:r>
+            <w:r>
+              <w:rPr>
+                <w:i/>
+                <w:sz w:val="24"/>
+              </w:rPr>
+              <w:t>USD</w:t>
+            </w:r>
+            <w:r>
+              <w:rPr>
+                <w:sz w:val="24"/>
+              </w:rPr>
+              <w:t xml:space="preserve"> за место [15]</w:t>
             </w:r>
           </w:p>
         </w:tc>
@@ -15247,7 +16022,7 @@
               <w:rPr>
                 <w:sz w:val="24"/>
               </w:rPr>
-              <w:t>17 824 визитов в месяц, мировой ранг 1 588 798</w:t>
+              <w:t>154 111 визитов в месяц, мировой ранг 278 471</w:t>
             </w:r>
           </w:p>
         </w:tc>
@@ -15291,7 +16066,7 @@
               <w:rPr>
                 <w:sz w:val="24"/>
               </w:rPr>
-              <w:t>прямые 39 %, органика 33 %, рефералы 11 %</w:t>
+              <w:t>прямые 56 %, органика 32 %, рефералы 6 %</w:t>
             </w:r>
           </w:p>
         </w:tc>
@@ -15342,33 +16117,33 @@
               <w:rPr>
                 <w:sz w:val="24"/>
               </w:rPr>
-              <w:t xml:space="preserve"> 28 %, </w:t>
+              <w:t xml:space="preserve"> 22 %, </w:t>
             </w:r>
             <w:r>
               <w:rPr>
                 <w:i/>
                 <w:sz w:val="24"/>
               </w:rPr>
-              <w:t>AU</w:t>
-            </w:r>
-            <w:r>
-              <w:rPr>
-                <w:sz w:val="24"/>
-              </w:rPr>
-              <w:t xml:space="preserve"> 22 %, </w:t>
+              <w:t>IN</w:t>
+            </w:r>
+            <w:r>
+              <w:rPr>
+                <w:sz w:val="24"/>
+              </w:rPr>
+              <w:t xml:space="preserve"> 9 %, </w:t>
             </w:r>
             <w:r>
               <w:rPr>
                 <w:i/>
                 <w:sz w:val="24"/>
               </w:rPr>
-              <w:t>JP</w:t>
-            </w:r>
-            <w:r>
-              <w:rPr>
-                <w:sz w:val="24"/>
-              </w:rPr>
-              <w:t xml:space="preserve"> 11 %</w:t>
+              <w:t>BR</w:t>
+            </w:r>
+            <w:r>
+              <w:rPr>
+                <w:sz w:val="24"/>
+              </w:rPr>
+              <w:t xml:space="preserve"> 7 %</w:t>
             </w:r>
           </w:p>
         </w:tc>
@@ -15410,15 +16185,42 @@
             </w:pPr>
             <w:r>
               <w:rPr>
-                <w:sz w:val="24"/>
-              </w:rPr>
-              <w:t>надстройка для навигации и аудита сложных моделей, США 28 % и Австралия</w:t>
-            </w:r>
-            <w:r>
-              <w:rPr>
-                <w:sz w:val="24"/>
-              </w:rPr>
-              <w:t xml:space="preserve"> 22 % трафика</w:t>
+                <w:i/>
+                <w:sz w:val="24"/>
+              </w:rPr>
+              <w:t>AI</w:t>
+            </w:r>
+            <w:r>
+              <w:rPr>
+                <w:sz w:val="24"/>
+              </w:rPr>
+              <w:t xml:space="preserve">-агент в </w:t>
+            </w:r>
+            <w:r>
+              <w:rPr>
+                <w:i/>
+                <w:sz w:val="24"/>
+              </w:rPr>
+              <w:t>Excel</w:t>
+            </w:r>
+            <w:r>
+              <w:rPr>
+                <w:sz w:val="24"/>
+              </w:rPr>
+              <w:t xml:space="preserve"> и </w:t>
+            </w:r>
+            <w:r>
+              <w:rPr>
+                <w:i/>
+                <w:sz w:val="24"/>
+              </w:rPr>
+              <w:t>Sheets</w:t>
+            </w:r>
+            <w:r>
+              <w:rPr>
+                <w:sz w:val="24"/>
+              </w:rPr>
+              <w:t>, высокая доля прямых заходов, большой трафик</w:t>
             </w:r>
           </w:p>
         </w:tc>
@@ -15469,7 +16271,7 @@
               <w:rPr>
                 <w:sz w:val="24"/>
               </w:rPr>
-              <w:t xml:space="preserve">один отзыв на </w:t>
+              <w:t xml:space="preserve">дорогие тарифы, нет карточки на </w:t>
             </w:r>
             <w:r>
               <w:rPr>
@@ -15482,803 +16284,13 @@
               <w:rPr>
                 <w:sz w:val="24"/>
               </w:rPr>
-              <w:t xml:space="preserve"> (4,0), малый трафик; нет облачной проверки и </w:t>
-            </w:r>
-            <w:r>
-              <w:rPr>
-                <w:i/>
-                <w:sz w:val="24"/>
-              </w:rPr>
-              <w:t>AI</w:t>
-            </w:r>
-            <w:r>
-              <w:rPr>
-                <w:sz w:val="24"/>
-              </w:rPr>
-              <w:t>-пояснений</w:t>
-            </w:r>
-          </w:p>
-        </w:tc>
-      </w:tr>
-    </w:tbl>
-    <w:p>
-      <w:pPr>
-        <w:pStyle w:val="FirstParagraph"/>
-        <w:spacing w:before="0" w:after="0" w:line="360" w:lineRule="exact"/>
-        <w:ind w:firstLine="709"/>
-        <w:jc w:val="both"/>
-      </w:pPr>
-      <w:r>
-        <w:rPr>
-          <w:sz w:val="28"/>
-        </w:rPr>
-        <w:t xml:space="preserve">Карточка </w:t>
-      </w:r>
-      <w:r>
-        <w:rPr>
-          <w:i/>
-          <w:sz w:val="28"/>
-        </w:rPr>
-        <w:t>Arixcel</w:t>
-      </w:r>
-      <w:r>
-        <w:rPr>
-          <w:sz w:val="28"/>
-        </w:rPr>
-        <w:t xml:space="preserve"> показывает, что именно он забирает у рынка и где у </w:t>
-      </w:r>
-      <w:r>
-        <w:rPr>
-          <w:i/>
-          <w:sz w:val="28"/>
-        </w:rPr>
-        <w:t>TableMind</w:t>
-      </w:r>
-      <w:r>
-        <w:rPr>
-          <w:sz w:val="28"/>
-        </w:rPr>
-        <w:t xml:space="preserve"> остается место: один отзыв на </w:t>
-      </w:r>
-      <w:r>
-        <w:rPr>
-          <w:i/>
-          <w:sz w:val="28"/>
-        </w:rPr>
-        <w:t>G2</w:t>
-      </w:r>
-      <w:r>
-        <w:rPr>
-          <w:sz w:val="28"/>
-        </w:rPr>
-        <w:t xml:space="preserve"> (4,0), малый трафик; нет облачной проверки и </w:t>
-      </w:r>
-      <w:r>
-        <w:rPr>
-          <w:i/>
-          <w:sz w:val="28"/>
-        </w:rPr>
-        <w:t>AI</w:t>
-      </w:r>
-      <w:r>
-        <w:rPr>
-          <w:sz w:val="28"/>
-        </w:rPr>
-        <w:t>-пояснений.</w:t>
-      </w:r>
-    </w:p>
-    <w:p>
-      <w:pPr>
-        <w:pStyle w:val="a0"/>
-        <w:spacing w:before="0" w:after="0" w:line="360" w:lineRule="exact"/>
-        <w:ind w:firstLine="709"/>
-        <w:jc w:val="both"/>
-      </w:pPr>
-      <w:r>
-        <w:rPr>
-          <w:sz w:val="28"/>
-        </w:rPr>
-        <w:t xml:space="preserve">В таблице 14 представлено: карточка конкурента </w:t>
-      </w:r>
-      <w:r>
-        <w:rPr>
-          <w:i/>
-          <w:sz w:val="28"/>
-        </w:rPr>
-        <w:t>Shortcut</w:t>
-      </w:r>
-      <w:r>
-        <w:rPr>
-          <w:sz w:val="28"/>
-        </w:rPr>
-        <w:t>.</w:t>
-      </w:r>
-    </w:p>
-    <w:p>
-      <w:pPr>
-        <w:pStyle w:val="a0"/>
-        <w:keepNext/>
-        <w:spacing w:before="0" w:after="0" w:line="360" w:lineRule="exact"/>
-      </w:pPr>
-      <w:r>
-        <w:rPr>
-          <w:sz w:val="28"/>
-        </w:rPr>
-        <w:t xml:space="preserve">Таблица 14 – Карточка конкурента </w:t>
-      </w:r>
-      <w:r>
-        <w:rPr>
-          <w:i/>
-          <w:sz w:val="28"/>
-        </w:rPr>
-        <w:t>Shortcut</w:t>
-      </w:r>
-    </w:p>
-    <w:tbl>
-      <w:tblPr>
-        <w:tblStyle w:val="Table"/>
-        <w:tblW w:w="9355" w:type="dxa"/>
-        <w:jc w:val="center"/>
-        <w:tblBorders>
-          <w:top w:val="single" w:sz="4" w:space="0" w:color="000000"/>
-          <w:left w:val="single" w:sz="4" w:space="0" w:color="000000"/>
-          <w:bottom w:val="single" w:sz="4" w:space="0" w:color="000000"/>
-          <w:right w:val="single" w:sz="4" w:space="0" w:color="000000"/>
-          <w:insideH w:val="single" w:sz="4" w:space="0" w:color="000000"/>
-          <w:insideV w:val="single" w:sz="4" w:space="0" w:color="000000"/>
-        </w:tblBorders>
-        <w:tblLayout w:type="fixed"/>
-        <w:tblLook w:val="0020" w:firstRow="1" w:lastRow="0" w:firstColumn="0" w:lastColumn="0" w:noHBand="0" w:noVBand="0"/>
-      </w:tblPr>
-      <w:tblGrid>
-        <w:gridCol w:w="4022"/>
-        <w:gridCol w:w="5333"/>
-      </w:tblGrid>
-      <w:tr>
-        <w:trPr>
-          <w:cnfStyle w:val="100000000000" w:firstRow="1" w:lastRow="0" w:firstColumn="0" w:lastColumn="0" w:oddVBand="0" w:evenVBand="0" w:oddHBand="0" w:evenHBand="0" w:firstRowFirstColumn="0" w:firstRowLastColumn="0" w:lastRowFirstColumn="0" w:lastRowLastColumn="0"/>
-          <w:cantSplit/>
-          <w:tblHeader/>
-          <w:jc w:val="center"/>
-        </w:trPr>
-        <w:tc>
-          <w:tcPr>
-            <w:tcW w:w="4022" w:type="dxa"/>
-            <w:vAlign w:val="center"/>
-          </w:tcPr>
-          <w:p>
-            <w:pPr>
-              <w:pStyle w:val="Compact"/>
-              <w:spacing w:before="0" w:after="0" w:line="280" w:lineRule="exact"/>
-              <w:jc w:val="center"/>
-            </w:pPr>
-            <w:r>
-              <w:rPr>
-                <w:b/>
-                <w:sz w:val="24"/>
-              </w:rPr>
-              <w:t>Поле</w:t>
-            </w:r>
-          </w:p>
-        </w:tc>
-        <w:tc>
-          <w:tcPr>
-            <w:tcW w:w="5333" w:type="dxa"/>
-            <w:vAlign w:val="center"/>
-          </w:tcPr>
-          <w:p>
-            <w:pPr>
-              <w:pStyle w:val="Compact"/>
-              <w:spacing w:before="0" w:after="0" w:line="280" w:lineRule="exact"/>
-              <w:jc w:val="center"/>
-            </w:pPr>
-            <w:r>
-              <w:rPr>
-                <w:b/>
-                <w:sz w:val="24"/>
-              </w:rPr>
-              <w:t>Содержание</w:t>
-            </w:r>
-          </w:p>
-        </w:tc>
-      </w:tr>
-      <w:tr>
-        <w:trPr>
-          <w:cantSplit/>
-          <w:jc w:val="center"/>
-        </w:trPr>
-        <w:tc>
-          <w:tcPr>
-            <w:tcW w:w="4022" w:type="dxa"/>
-            <w:vAlign w:val="center"/>
-          </w:tcPr>
-          <w:p>
-            <w:pPr>
-              <w:pStyle w:val="Compact"/>
-              <w:spacing w:before="0" w:after="0" w:line="280" w:lineRule="exact"/>
-              <w:jc w:val="center"/>
-            </w:pPr>
-            <w:r>
-              <w:rPr>
-                <w:sz w:val="24"/>
-              </w:rPr>
-              <w:t>Домен</w:t>
-            </w:r>
-          </w:p>
-        </w:tc>
-        <w:tc>
-          <w:tcPr>
-            <w:tcW w:w="5333" w:type="dxa"/>
-            <w:vAlign w:val="center"/>
-          </w:tcPr>
-          <w:p>
-            <w:pPr>
-              <w:pStyle w:val="Compact"/>
-              <w:spacing w:before="0" w:after="0" w:line="280" w:lineRule="exact"/>
-              <w:jc w:val="center"/>
-            </w:pPr>
-            <w:r>
-              <w:rPr>
-                <w:i/>
-                <w:sz w:val="24"/>
-              </w:rPr>
-              <w:t>shortcut.ai</w:t>
-            </w:r>
-          </w:p>
-        </w:tc>
-      </w:tr>
-      <w:tr>
-        <w:trPr>
-          <w:cantSplit/>
-          <w:jc w:val="center"/>
-        </w:trPr>
-        <w:tc>
-          <w:tcPr>
-            <w:tcW w:w="4022" w:type="dxa"/>
-            <w:vAlign w:val="center"/>
-          </w:tcPr>
-          <w:p>
-            <w:pPr>
-              <w:pStyle w:val="Compact"/>
-              <w:spacing w:before="0" w:after="0" w:line="280" w:lineRule="exact"/>
-              <w:jc w:val="center"/>
-            </w:pPr>
-            <w:r>
-              <w:rPr>
-                <w:sz w:val="24"/>
-              </w:rPr>
-              <w:t>Класс</w:t>
-            </w:r>
-          </w:p>
-        </w:tc>
-        <w:tc>
-          <w:tcPr>
-            <w:tcW w:w="5333" w:type="dxa"/>
-            <w:vAlign w:val="center"/>
-          </w:tcPr>
-          <w:p>
-            <w:pPr>
-              <w:pStyle w:val="Compact"/>
-              <w:spacing w:before="0" w:after="0" w:line="280" w:lineRule="exact"/>
-              <w:jc w:val="center"/>
-            </w:pPr>
-            <w:r>
-              <w:rPr>
-                <w:sz w:val="24"/>
-              </w:rPr>
-              <w:t>частичный</w:t>
-            </w:r>
-          </w:p>
-        </w:tc>
-      </w:tr>
-      <w:tr>
-        <w:trPr>
-          <w:cantSplit/>
-          <w:jc w:val="center"/>
-        </w:trPr>
-        <w:tc>
-          <w:tcPr>
-            <w:tcW w:w="4022" w:type="dxa"/>
-            <w:vAlign w:val="center"/>
-          </w:tcPr>
-          <w:p>
-            <w:pPr>
-              <w:pStyle w:val="Compact"/>
-              <w:spacing w:before="0" w:after="0" w:line="280" w:lineRule="exact"/>
-              <w:jc w:val="center"/>
-            </w:pPr>
-            <w:r>
-              <w:rPr>
-                <w:sz w:val="24"/>
-              </w:rPr>
-              <w:t>Продукт</w:t>
-            </w:r>
-          </w:p>
-        </w:tc>
-        <w:tc>
-          <w:tcPr>
-            <w:tcW w:w="5333" w:type="dxa"/>
-            <w:vAlign w:val="center"/>
-          </w:tcPr>
-          <w:p>
-            <w:pPr>
-              <w:pStyle w:val="Compact"/>
-              <w:spacing w:before="0" w:after="0" w:line="280" w:lineRule="exact"/>
-              <w:jc w:val="center"/>
-            </w:pPr>
-            <w:r>
-              <w:rPr>
-                <w:i/>
-                <w:sz w:val="24"/>
-              </w:rPr>
-              <w:t>AI</w:t>
-            </w:r>
-            <w:r>
-              <w:rPr>
-                <w:sz w:val="24"/>
-              </w:rPr>
-              <w:t>-агент, создающий и правящий таблицы</w:t>
-            </w:r>
-          </w:p>
-        </w:tc>
-      </w:tr>
-      <w:tr>
-        <w:trPr>
-          <w:cantSplit/>
-          <w:jc w:val="center"/>
-        </w:trPr>
-        <w:tc>
-          <w:tcPr>
-            <w:tcW w:w="4022" w:type="dxa"/>
-            <w:vAlign w:val="center"/>
-          </w:tcPr>
-          <w:p>
-            <w:pPr>
-              <w:pStyle w:val="Compact"/>
-              <w:spacing w:before="0" w:after="0" w:line="280" w:lineRule="exact"/>
-              <w:jc w:val="center"/>
-            </w:pPr>
-            <w:r>
-              <w:rPr>
-                <w:sz w:val="24"/>
-              </w:rPr>
-              <w:t>Целевая аудитория</w:t>
-            </w:r>
-          </w:p>
-        </w:tc>
-        <w:tc>
-          <w:tcPr>
-            <w:tcW w:w="5333" w:type="dxa"/>
-            <w:vAlign w:val="center"/>
-          </w:tcPr>
-          <w:p>
-            <w:pPr>
-              <w:pStyle w:val="Compact"/>
-              <w:spacing w:before="0" w:after="0" w:line="280" w:lineRule="exact"/>
-              <w:jc w:val="center"/>
-            </w:pPr>
-            <w:r>
-              <w:rPr>
-                <w:sz w:val="24"/>
-              </w:rPr>
-              <w:t>финансовые аналитики и консультанты</w:t>
-            </w:r>
-          </w:p>
-        </w:tc>
-      </w:tr>
-      <w:tr>
-        <w:trPr>
-          <w:cantSplit/>
-          <w:jc w:val="center"/>
-        </w:trPr>
-        <w:tc>
-          <w:tcPr>
-            <w:tcW w:w="4022" w:type="dxa"/>
-            <w:vAlign w:val="center"/>
-          </w:tcPr>
-          <w:p>
-            <w:pPr>
-              <w:pStyle w:val="Compact"/>
-              <w:spacing w:before="0" w:after="0" w:line="280" w:lineRule="exact"/>
-              <w:jc w:val="center"/>
-            </w:pPr>
-            <w:r>
-              <w:rPr>
-                <w:sz w:val="24"/>
-              </w:rPr>
-              <w:lastRenderedPageBreak/>
-              <w:t>Цена</w:t>
-            </w:r>
-          </w:p>
-        </w:tc>
-        <w:tc>
-          <w:tcPr>
-            <w:tcW w:w="5333" w:type="dxa"/>
-            <w:vAlign w:val="center"/>
-          </w:tcPr>
-          <w:p>
-            <w:pPr>
-              <w:pStyle w:val="Compact"/>
-              <w:spacing w:before="0" w:after="0" w:line="280" w:lineRule="exact"/>
-              <w:jc w:val="center"/>
-            </w:pPr>
-            <w:r>
-              <w:rPr>
-                <w:i/>
-                <w:sz w:val="24"/>
-              </w:rPr>
-              <w:t>Pro</w:t>
-            </w:r>
-            <w:r>
-              <w:rPr>
-                <w:sz w:val="24"/>
-              </w:rPr>
-              <w:t xml:space="preserve"> 100 </w:t>
-            </w:r>
-            <w:r>
-              <w:rPr>
-                <w:i/>
-                <w:sz w:val="24"/>
-              </w:rPr>
-              <w:t>USD</w:t>
-            </w:r>
-            <w:r>
-              <w:rPr>
-                <w:sz w:val="24"/>
-              </w:rPr>
-              <w:t xml:space="preserve"> в месяц, </w:t>
-            </w:r>
-            <w:r>
-              <w:rPr>
-                <w:i/>
-                <w:sz w:val="24"/>
-              </w:rPr>
-              <w:t>Teams</w:t>
-            </w:r>
-            <w:r>
-              <w:rPr>
-                <w:sz w:val="24"/>
-              </w:rPr>
-              <w:t xml:space="preserve"> 320 </w:t>
-            </w:r>
-            <w:r>
-              <w:rPr>
-                <w:i/>
-                <w:sz w:val="24"/>
-              </w:rPr>
-              <w:t>USD</w:t>
-            </w:r>
-            <w:r>
-              <w:rPr>
-                <w:sz w:val="24"/>
-              </w:rPr>
-              <w:t xml:space="preserve"> + 100 </w:t>
-            </w:r>
-            <w:r>
-              <w:rPr>
-                <w:i/>
-                <w:sz w:val="24"/>
-              </w:rPr>
-              <w:t>USD</w:t>
-            </w:r>
-            <w:r>
-              <w:rPr>
-                <w:sz w:val="24"/>
-              </w:rPr>
-              <w:t xml:space="preserve"> за место [15]</w:t>
-            </w:r>
-          </w:p>
-        </w:tc>
-      </w:tr>
-      <w:tr>
-        <w:trPr>
-          <w:cantSplit/>
-          <w:jc w:val="center"/>
-        </w:trPr>
-        <w:tc>
-          <w:tcPr>
-            <w:tcW w:w="4022" w:type="dxa"/>
-            <w:vAlign w:val="center"/>
-          </w:tcPr>
-          <w:p>
-            <w:pPr>
-              <w:pStyle w:val="Compact"/>
-              <w:spacing w:before="0" w:after="0" w:line="280" w:lineRule="exact"/>
-              <w:jc w:val="center"/>
-            </w:pPr>
-            <w:r>
-              <w:rPr>
-                <w:sz w:val="24"/>
-              </w:rPr>
-              <w:t>Трафик</w:t>
-            </w:r>
-          </w:p>
-        </w:tc>
-        <w:tc>
-          <w:tcPr>
-            <w:tcW w:w="5333" w:type="dxa"/>
-            <w:vAlign w:val="center"/>
-          </w:tcPr>
-          <w:p>
-            <w:pPr>
-              <w:pStyle w:val="Compact"/>
-              <w:spacing w:before="0" w:after="0" w:line="280" w:lineRule="exact"/>
-              <w:jc w:val="center"/>
-            </w:pPr>
-            <w:r>
-              <w:rPr>
-                <w:sz w:val="24"/>
-              </w:rPr>
-              <w:t>154 111 визитов в месяц, мировой ранг 278 471</w:t>
-            </w:r>
-          </w:p>
-        </w:tc>
-      </w:tr>
-      <w:tr>
-        <w:trPr>
-          <w:cantSplit/>
-          <w:jc w:val="center"/>
-        </w:trPr>
-        <w:tc>
-          <w:tcPr>
-            <w:tcW w:w="4022" w:type="dxa"/>
-            <w:vAlign w:val="center"/>
-          </w:tcPr>
-          <w:p>
-            <w:pPr>
-              <w:pStyle w:val="Compact"/>
-              <w:spacing w:before="0" w:after="0" w:line="280" w:lineRule="exact"/>
-              <w:jc w:val="center"/>
-            </w:pPr>
-            <w:r>
-              <w:rPr>
-                <w:sz w:val="24"/>
-              </w:rPr>
-              <w:t>Каналы</w:t>
-            </w:r>
-          </w:p>
-        </w:tc>
-        <w:tc>
-          <w:tcPr>
-            <w:tcW w:w="5333" w:type="dxa"/>
-            <w:vAlign w:val="center"/>
-          </w:tcPr>
-          <w:p>
-            <w:pPr>
-              <w:pStyle w:val="Compact"/>
-              <w:spacing w:before="0" w:after="0" w:line="280" w:lineRule="exact"/>
-              <w:jc w:val="center"/>
-            </w:pPr>
-            <w:r>
-              <w:rPr>
-                <w:sz w:val="24"/>
-              </w:rPr>
-              <w:t>прямые 56 %, органика 32 %, рефералы 6 %</w:t>
-            </w:r>
-          </w:p>
-        </w:tc>
-      </w:tr>
-      <w:tr>
-        <w:trPr>
-          <w:cantSplit/>
-          <w:jc w:val="center"/>
-        </w:trPr>
-        <w:tc>
-          <w:tcPr>
-            <w:tcW w:w="4022" w:type="dxa"/>
-            <w:vAlign w:val="center"/>
-          </w:tcPr>
-          <w:p>
-            <w:pPr>
-              <w:pStyle w:val="Compact"/>
-              <w:spacing w:before="0" w:after="0" w:line="280" w:lineRule="exact"/>
-              <w:jc w:val="center"/>
-            </w:pPr>
-            <w:r>
-              <w:rPr>
-                <w:sz w:val="24"/>
-              </w:rPr>
-              <w:t>География</w:t>
-            </w:r>
-          </w:p>
-        </w:tc>
-        <w:tc>
-          <w:tcPr>
-            <w:tcW w:w="5333" w:type="dxa"/>
-            <w:vAlign w:val="center"/>
-          </w:tcPr>
-          <w:p>
-            <w:pPr>
-              <w:pStyle w:val="Compact"/>
-              <w:spacing w:before="0" w:after="0" w:line="280" w:lineRule="exact"/>
-              <w:jc w:val="center"/>
-            </w:pPr>
-            <w:r>
-              <w:rPr>
-                <w:i/>
-                <w:sz w:val="24"/>
-              </w:rPr>
-              <w:t>US</w:t>
-            </w:r>
-            <w:r>
-              <w:rPr>
-                <w:sz w:val="24"/>
-              </w:rPr>
-              <w:t xml:space="preserve"> 22 %, </w:t>
-            </w:r>
-            <w:r>
-              <w:rPr>
-                <w:i/>
-                <w:sz w:val="24"/>
-              </w:rPr>
-              <w:t>IN</w:t>
-            </w:r>
-            <w:r>
-              <w:rPr>
-                <w:sz w:val="24"/>
-              </w:rPr>
-              <w:t xml:space="preserve"> 9 %, </w:t>
-            </w:r>
-            <w:r>
-              <w:rPr>
-                <w:i/>
-                <w:sz w:val="24"/>
-              </w:rPr>
-              <w:t>BR</w:t>
-            </w:r>
-            <w:r>
-              <w:rPr>
-                <w:sz w:val="24"/>
-              </w:rPr>
-              <w:t xml:space="preserve"> 7 %</w:t>
-            </w:r>
-          </w:p>
-        </w:tc>
-      </w:tr>
-      <w:tr>
-        <w:trPr>
-          <w:cantSplit/>
-          <w:jc w:val="center"/>
-        </w:trPr>
-        <w:tc>
-          <w:tcPr>
-            <w:tcW w:w="4022" w:type="dxa"/>
-            <w:vAlign w:val="center"/>
-          </w:tcPr>
-          <w:p>
-            <w:pPr>
-              <w:pStyle w:val="Compact"/>
-              <w:spacing w:before="0" w:after="0" w:line="280" w:lineRule="exact"/>
-              <w:jc w:val="center"/>
-            </w:pPr>
-            <w:r>
-              <w:rPr>
-                <w:sz w:val="24"/>
-              </w:rPr>
-              <w:t>Сильные стороны</w:t>
-            </w:r>
-          </w:p>
-        </w:tc>
-        <w:tc>
-          <w:tcPr>
-            <w:tcW w:w="5333" w:type="dxa"/>
-            <w:vAlign w:val="center"/>
-          </w:tcPr>
-          <w:p>
-            <w:pPr>
-              <w:pStyle w:val="Compact"/>
-              <w:spacing w:before="0" w:after="0" w:line="280" w:lineRule="exact"/>
-              <w:jc w:val="center"/>
-            </w:pPr>
-            <w:r>
-              <w:rPr>
-                <w:i/>
-                <w:sz w:val="24"/>
-              </w:rPr>
-              <w:t>AI</w:t>
-            </w:r>
-            <w:r>
-              <w:rPr>
-                <w:sz w:val="24"/>
-              </w:rPr>
-              <w:t xml:space="preserve">-агент в </w:t>
-            </w:r>
-            <w:r>
-              <w:rPr>
-                <w:i/>
-                <w:sz w:val="24"/>
-              </w:rPr>
-              <w:t>Excel</w:t>
-            </w:r>
-            <w:r>
-              <w:rPr>
-                <w:sz w:val="24"/>
-              </w:rPr>
-              <w:t xml:space="preserve"> и </w:t>
-            </w:r>
-            <w:r>
-              <w:rPr>
-                <w:i/>
-                <w:sz w:val="24"/>
-              </w:rPr>
-              <w:t>Sheets</w:t>
-            </w:r>
-            <w:r>
-              <w:rPr>
-                <w:sz w:val="24"/>
-              </w:rPr>
-              <w:t>, высокая доля прямых заходов, большой трафик</w:t>
-            </w:r>
-          </w:p>
-        </w:tc>
-      </w:tr>
-      <w:tr>
-        <w:trPr>
-          <w:cantSplit/>
-          <w:jc w:val="center"/>
-        </w:trPr>
-        <w:tc>
-          <w:tcPr>
-            <w:tcW w:w="4022" w:type="dxa"/>
-            <w:vAlign w:val="center"/>
-          </w:tcPr>
-          <w:p>
-            <w:pPr>
-              <w:pStyle w:val="Compact"/>
-              <w:spacing w:before="0" w:after="0" w:line="280" w:lineRule="exact"/>
-              <w:jc w:val="center"/>
-            </w:pPr>
-            <w:r>
-              <w:rPr>
-                <w:sz w:val="24"/>
-              </w:rPr>
-              <w:t xml:space="preserve">Слабые стороны и возможность для </w:t>
-            </w:r>
-            <w:r>
-              <w:rPr>
-                <w:i/>
-                <w:sz w:val="24"/>
-              </w:rPr>
-              <w:t>Tabl</w:t>
-            </w:r>
-            <w:r>
-              <w:rPr>
-                <w:i/>
-                <w:sz w:val="24"/>
-              </w:rPr>
-              <w:t>eMind</w:t>
-            </w:r>
-          </w:p>
-        </w:tc>
-        <w:tc>
-          <w:tcPr>
-            <w:tcW w:w="5333" w:type="dxa"/>
-            <w:vAlign w:val="center"/>
-          </w:tcPr>
-          <w:p>
-            <w:pPr>
-              <w:pStyle w:val="Compact"/>
-              <w:spacing w:before="0" w:after="0" w:line="280" w:lineRule="exact"/>
-              <w:jc w:val="center"/>
-            </w:pPr>
-            <w:r>
-              <w:rPr>
-                <w:sz w:val="24"/>
-              </w:rPr>
-              <w:t xml:space="preserve">дорогие тарифы, нет карточки на </w:t>
-            </w:r>
-            <w:r>
-              <w:rPr>
-                <w:i/>
-                <w:sz w:val="24"/>
-              </w:rPr>
-              <w:t>G2</w:t>
-            </w:r>
-            <w:r>
-              <w:rPr>
-                <w:sz w:val="24"/>
-              </w:rPr>
-              <w:t>, результат требует проверки: пространство для независимой проверки</w:t>
+              <w:t xml:space="preserve">, результат требует проверки: пространство для </w:t>
+            </w:r>
+            <w:r>
+              <w:rPr>
+                <w:sz w:val="24"/>
+              </w:rPr>
+              <w:t>независимой проверки</w:t>
             </w:r>
           </w:p>
         </w:tc>
@@ -16682,7 +16694,20 @@
               <w:rPr>
                 <w:sz w:val="24"/>
               </w:rPr>
-              <w:t>по запросу (ДОСНЯТЬ)</w:t>
+              <w:t>по запросу; оценки третьих сторон от 24 000 </w:t>
+            </w:r>
+            <w:r>
+              <w:rPr>
+                <w:i/>
+                <w:sz w:val="24"/>
+              </w:rPr>
+              <w:t>USD</w:t>
+            </w:r>
+            <w:r>
+              <w:rPr>
+                <w:sz w:val="24"/>
+              </w:rPr>
+              <w:t xml:space="preserve"> в год (ЛР2-3, приложение Д, надежность низкая)</w:t>
             </w:r>
           </w:p>
         </w:tc>
@@ -16891,13 +16916,13 @@
               <w:rPr>
                 <w:sz w:val="24"/>
               </w:rPr>
-              <w:t>386 отзывов</w:t>
-            </w:r>
-            <w:r>
-              <w:rPr>
-                <w:sz w:val="24"/>
-              </w:rPr>
-              <w:t xml:space="preserve"> на </w:t>
+              <w:t>386 от</w:t>
+            </w:r>
+            <w:r>
+              <w:rPr>
+                <w:sz w:val="24"/>
+              </w:rPr>
+              <w:t xml:space="preserve">зывов на </w:t>
             </w:r>
             <w:r>
               <w:rPr>
@@ -17377,7 +17402,33 @@
               <w:rPr>
                 <w:sz w:val="24"/>
               </w:rPr>
-              <w:t>не опубликована (ДОСНЯТЬ)</w:t>
+              <w:t xml:space="preserve">пакет </w:t>
+            </w:r>
+            <w:r>
+              <w:rPr>
+                <w:i/>
+                <w:sz w:val="24"/>
+              </w:rPr>
+              <w:t>OAK</w:t>
+            </w:r>
+            <w:r>
+              <w:rPr>
+                <w:sz w:val="24"/>
+              </w:rPr>
+              <w:t xml:space="preserve"> 311,66 </w:t>
+            </w:r>
+            <w:r>
+              <w:rPr>
+                <w:i/>
+                <w:sz w:val="24"/>
+              </w:rPr>
+              <w:t>GBP</w:t>
+            </w:r>
+            <w:r>
+              <w:rPr>
+                <w:sz w:val="24"/>
+              </w:rPr>
+              <w:t xml:space="preserve"> в год по странице производителя (ЛР2-3, приложение Д)</w:t>
             </w:r>
           </w:p>
         </w:tc>
@@ -17567,6 +17618,7 @@
               <w:rPr>
                 <w:sz w:val="24"/>
               </w:rPr>
+              <w:lastRenderedPageBreak/>
               <w:t>Сильные стороны</w:t>
             </w:r>
           </w:p>
@@ -17586,13 +17638,7 @@
               <w:rPr>
                 <w:sz w:val="24"/>
               </w:rPr>
-              <w:t>узнаваемая консал</w:t>
-            </w:r>
-            <w:r>
-              <w:rPr>
-                <w:sz w:val="24"/>
-              </w:rPr>
-              <w:t>тинговая марка в Великобритании (59 % трафика), услуги аудита моделей</w:t>
+              <w:t>узнаваемая консалтинговая марка в Великобритании (59 % трафика), услуги аудита моделей</w:t>
             </w:r>
           </w:p>
         </w:tc>
@@ -17617,7 +17663,6 @@
               <w:rPr>
                 <w:sz w:val="24"/>
               </w:rPr>
-              <w:lastRenderedPageBreak/>
               <w:t xml:space="preserve">Слабые стороны и возможность для </w:t>
             </w:r>
             <w:r>
@@ -17644,7 +17689,13 @@
               <w:rPr>
                 <w:sz w:val="24"/>
               </w:rPr>
-              <w:t>малый трафик (14,7 тыс. визитов), отказов 69 %; продает услугу, а не самообслуживаемый сервис</w:t>
+              <w:t xml:space="preserve">малый трафик (14,7 тыс. визитов), отказов 69 %; продает услугу, а не </w:t>
+            </w:r>
+            <w:r>
+              <w:rPr>
+                <w:sz w:val="24"/>
+              </w:rPr>
+              <w:t>самообслуживаемый сервис</w:t>
             </w:r>
           </w:p>
         </w:tc>
@@ -17697,14 +17748,21 @@
         <w:ind w:firstLine="709"/>
       </w:pPr>
       <w:bookmarkStart w:id="22" w:name="_bd0f162afc2e7ad7347811c158aa5f062feeff4"/>
-      <w:bookmarkStart w:id="23" w:name="_Toc241952866"/>
+      <w:bookmarkStart w:id="23" w:name="_Toc241955018"/>
       <w:bookmarkEnd w:id="20"/>
       <w:r>
         <w:rPr>
           <w:b/>
           <w:sz w:val="28"/>
         </w:rPr>
-        <w:t>2.10 Вывод о привлекательности рынка и стратегия входа</w:t>
+        <w:t>2.10 Вывод о привлекательности рынка и стр</w:t>
+      </w:r>
+      <w:r>
+        <w:rPr>
+          <w:b/>
+          <w:sz w:val="28"/>
+        </w:rPr>
+        <w:t>атегия входа</w:t>
       </w:r>
       <w:bookmarkEnd w:id="23"/>
     </w:p>
@@ -17732,13 +17790,7 @@
         <w:rPr>
           <w:sz w:val="28"/>
         </w:rPr>
-        <w:t>-</w:t>
-      </w:r>
-      <w:r>
-        <w:rPr>
-          <w:sz w:val="28"/>
-        </w:rPr>
-        <w:t>моделей умеренно привлекателен: потенциал достаточен (</w:t>
+        <w:t>-моделей умеренно привлекателен: потенциал достаточен (</w:t>
       </w:r>
       <w:r>
         <w:rPr>
@@ -17777,13 +17829,7 @@
         <w:rPr>
           <w:sz w:val="28"/>
         </w:rPr>
-        <w:t xml:space="preserve">-помощники </w:t>
-      </w:r>
-      <w:r>
-        <w:rPr>
-          <w:sz w:val="28"/>
-        </w:rPr>
-        <w:t xml:space="preserve">и встроенные инструменты </w:t>
+        <w:t xml:space="preserve">-помощники и встроенные инструменты </w:t>
       </w:r>
       <w:r>
         <w:rPr>
@@ -17796,7 +17842,13 @@
         <w:rPr>
           <w:sz w:val="28"/>
         </w:rPr>
-        <w:t>), чувствительность покупателей к цене и низкий порог входа для новых игроков. Среднее давление пяти сил 3,55 из 5, индекс барьеров входа 3,15.</w:t>
+        <w:t>), чувствительность покупателей к цене и</w:t>
+      </w:r>
+      <w:r>
+        <w:rPr>
+          <w:sz w:val="28"/>
+        </w:rPr>
+        <w:t xml:space="preserve"> низкий порог входа для новых игроков. Среднее давление пяти сил 3,55 из 5, индекс барьеров входа 3,15.</w:t>
       </w:r>
     </w:p>
     <w:p>
@@ -17910,7 +17962,14 @@
                 <w:b/>
                 <w:sz w:val="24"/>
               </w:rPr>
-              <w:t xml:space="preserve">Рекомендуемая стратегия </w:t>
+              <w:t>Рекомендуемая стратег</w:t>
+            </w:r>
+            <w:r>
+              <w:rPr>
+                <w:b/>
+                <w:sz w:val="24"/>
+              </w:rPr>
+              <w:t xml:space="preserve">ия </w:t>
             </w:r>
             <w:r>
               <w:rPr>
@@ -18057,7 +18116,13 @@
               <w:rPr>
                 <w:sz w:val="24"/>
               </w:rPr>
-              <w:t xml:space="preserve">Проверить стоимость клика и конверсии на </w:t>
+              <w:t>Стоимость клика взята из модельных показателей (приложение Д, Д-33); проверить стоимость клика и</w:t>
+            </w:r>
+            <w:r>
+              <w:rPr>
+                <w:sz w:val="24"/>
+              </w:rPr>
+              <w:t xml:space="preserve"> конверсии на </w:t>
             </w:r>
             <w:r>
               <w:rPr>
@@ -18070,13 +18135,7 @@
               <w:rPr>
                 <w:sz w:val="24"/>
               </w:rPr>
-              <w:t xml:space="preserve"> (ДОСНЯТЬ), использова</w:t>
-            </w:r>
-            <w:r>
-              <w:rPr>
-                <w:sz w:val="24"/>
-              </w:rPr>
-              <w:t>ть тестовые кампании</w:t>
+              <w:t xml:space="preserve"> тестовыми кампаниями</w:t>
             </w:r>
           </w:p>
         </w:tc>
@@ -18291,21 +18350,20 @@
               <w:rPr>
                 <w:sz w:val="24"/>
               </w:rPr>
-              <w:t xml:space="preserve">-результатов: доказательство, отчет, воспроизводимость; интеграция с </w:t>
+              <w:t>-результатов: доказательство, от</w:t>
+            </w:r>
+            <w:r>
+              <w:rPr>
+                <w:sz w:val="24"/>
+              </w:rPr>
+              <w:t xml:space="preserve">чет, воспроизводимость; интеграция с </w:t>
             </w:r>
             <w:r>
               <w:rPr>
                 <w:i/>
                 <w:sz w:val="24"/>
               </w:rPr>
-              <w:t>Co</w:t>
-            </w:r>
-            <w:r>
-              <w:rPr>
-                <w:i/>
-                <w:sz w:val="24"/>
-              </w:rPr>
-              <w:t>pilot</w:t>
+              <w:t>Copilot</w:t>
             </w:r>
             <w:r>
               <w:rPr>
@@ -18424,6 +18482,7 @@
         <w:rPr>
           <w:sz w:val="28"/>
         </w:rPr>
+        <w:lastRenderedPageBreak/>
         <w:t xml:space="preserve">Стратегия входа сводится к узкому позиционированию «независимая проверка и доказательство» для финансовых специалистов, входу через поиск, </w:t>
       </w:r>
       <w:r>
@@ -18437,14 +18496,7 @@
         <w:rPr>
           <w:sz w:val="28"/>
         </w:rPr>
-        <w:t xml:space="preserve"> и партнеров и ранней работе с отзывами. Эти выводы </w:t>
-      </w:r>
-      <w:r>
-        <w:rPr>
-          <w:sz w:val="28"/>
-        </w:rPr>
-        <w:lastRenderedPageBreak/>
-        <w:t>переходят в ЛР5 (анализ конкурентов и стандарт товара) и</w:t>
+        <w:t xml:space="preserve"> и партнеров и ранней работе с отзывами. Эти выводы переходят в ЛР5 (анализ конкурентов и стандарт товара) и</w:t>
       </w:r>
       <w:r>
         <w:rPr>
@@ -18460,7 +18512,7 @@
         <w:ind w:firstLine="709"/>
       </w:pPr>
       <w:bookmarkStart w:id="24" w:name="_07f39535de8dfb555f41c49666d7d7ad4469d72"/>
-      <w:bookmarkStart w:id="25" w:name="_Toc241952867"/>
+      <w:bookmarkStart w:id="25" w:name="_Toc241955019"/>
       <w:bookmarkEnd w:id="22"/>
       <w:r>
         <w:rPr>
@@ -18534,13 +18586,13 @@
         <w:rPr>
           <w:sz w:val="28"/>
         </w:rPr>
-        <w:t xml:space="preserve">, взвешенные доли каналов, индекс доверия, индекс ресурсной силы, доля </w:t>
-      </w:r>
-      <w:r>
-        <w:rPr>
-          <w:sz w:val="28"/>
-        </w:rPr>
-        <w:t>заменителей, итоговый индекс барьеров, суммы баллов шаблона Портера. Из 19 контрольных величин расхождений выше допуска нет (19 из 19); допуск 1</w:t>
+        <w:t>, взвешенные доли каналов, индекс доверия, индекс ресурсной силы, доля замен</w:t>
+      </w:r>
+      <w:r>
+        <w:rPr>
+          <w:sz w:val="28"/>
+        </w:rPr>
+        <w:t>ителей, итоговый индекс барьеров, суммы баллов шаблона Портера. Из 19 контрольных величин расхождений выше допуска нет (19 из 19); допуск 1</w:t>
       </w:r>
       <w:r>
         <w:rPr>
@@ -18566,13 +18618,13 @@
         <w:rPr>
           <w:sz w:val="28"/>
         </w:rPr>
-        <w:t xml:space="preserve"> для величин, в которые входят округленные коэффициенты. Ошибок формул в кни</w:t>
-      </w:r>
-      <w:r>
-        <w:rPr>
-          <w:sz w:val="28"/>
-        </w:rPr>
-        <w:t>гах нет.</w:t>
+        <w:t xml:space="preserve"> для величин, в которые входят округленные коэффициенты. Ошибок формул в книгах н</w:t>
+      </w:r>
+      <w:r>
+        <w:rPr>
+          <w:sz w:val="28"/>
+        </w:rPr>
+        <w:t>ет.</w:t>
       </w:r>
     </w:p>
     <w:p>
@@ -19573,7 +19625,7 @@
         <w:ind w:firstLine="709"/>
       </w:pPr>
       <w:bookmarkStart w:id="26" w:name="_ограничения"/>
-      <w:bookmarkStart w:id="27" w:name="_Toc241952868"/>
+      <w:bookmarkStart w:id="27" w:name="_Toc241955020"/>
       <w:bookmarkEnd w:id="24"/>
       <w:r>
         <w:rPr>
@@ -19608,7 +19660,14 @@
         <w:rPr>
           <w:sz w:val="28"/>
         </w:rPr>
-        <w:t xml:space="preserve"> приблизительны, особенно для малых сайтов; география взята по пяти крупнейшим странам, поэтому доля целевых стран занижена; данные о стоимост</w:t>
+        <w:t xml:space="preserve"> приблизительны, особенно для малых сайтов; география взята по пяти крупнейшим странам, поэтому доля целевых стран занижена; данные о </w:t>
+      </w:r>
+      <w:r>
+        <w:rPr>
+          <w:sz w:val="28"/>
+        </w:rPr>
+        <w:lastRenderedPageBreak/>
+        <w:t>стоимост</w:t>
       </w:r>
       <w:r>
         <w:rPr>
@@ -19660,7 +19719,6 @@
           <w:i/>
           <w:sz w:val="28"/>
         </w:rPr>
-        <w:lastRenderedPageBreak/>
         <w:t>Similarweb</w:t>
       </w:r>
       <w:r>
@@ -19736,7 +19794,7 @@
         <w:ind w:firstLine="709"/>
       </w:pPr>
       <w:bookmarkStart w:id="28" w:name="_1bfdad9d2d88ddb6ca16c31c1d4d4943679f32f"/>
-      <w:bookmarkStart w:id="29" w:name="_Toc241952869"/>
+      <w:bookmarkStart w:id="29" w:name="_Toc241955021"/>
       <w:bookmarkEnd w:id="26"/>
       <w:bookmarkEnd w:id="2"/>
       <w:r>
@@ -19852,7 +19910,7 @@
         <w:rPr>
           <w:sz w:val="28"/>
         </w:rPr>
-        <w:t>; поисковая выдача и реклама - частично (ДОСНЯТЬ).</w:t>
+        <w:t>; поисковая выдача и реклама - модельные показатели (приложение Д, Д-33).</w:t>
       </w:r>
     </w:p>
     <w:p>
@@ -19870,13 +19928,7 @@
         <w:rPr>
           <w:sz w:val="28"/>
         </w:rPr>
-        <w:t xml:space="preserve">Проверены ли каналы трафика и зависимость от </w:t>
-      </w:r>
-      <w:r>
-        <w:rPr>
-          <w:sz w:val="28"/>
-        </w:rPr>
-        <w:t>поисковых систем, рекламы и платформ? Да, таблица 4: поиск и прямые заходы около трех четвертей трафика.</w:t>
+        <w:t>Проверены ли каналы трафика и зависимость от поисковых систем, рекламы и платформ? Да, таблица 4: поиск и прямые заходы около трех четвертей трафика.</w:t>
       </w:r>
     </w:p>
     <w:p>
@@ -19894,7 +19946,13 @@
         <w:rPr>
           <w:sz w:val="28"/>
         </w:rPr>
-        <w:t>Оценена ли угроза входа новых участников с учетом стоимости привлечения клиента и доверия? Да, таблица 6; стоимость клика не получена (ДОСНЯТЬ).</w:t>
+        <w:t xml:space="preserve">Оценена ли угроза входа новых участников с учетом стоимости привлечения клиента и доверия? Да, таблица 6; </w:t>
+      </w:r>
+      <w:r>
+        <w:rPr>
+          <w:sz w:val="28"/>
+        </w:rPr>
+        <w:t>стоимость клика принята по модельным показателям (приложение Д, Д-33).</w:t>
       </w:r>
     </w:p>
     <w:p>
@@ -19930,7 +19988,13 @@
         <w:rPr>
           <w:sz w:val="28"/>
         </w:rPr>
-        <w:t>Оценена ли сила поставщиков, включая трафик, данные, платежи и инфраструктуру? Да, таблица 8.</w:t>
+        <w:t>Оценена ли сила поставщиков, включая трафик, данные, платежи и инфраструктуру? Да, т</w:t>
+      </w:r>
+      <w:r>
+        <w:rPr>
+          <w:sz w:val="28"/>
+        </w:rPr>
+        <w:t>аблица 8.</w:t>
       </w:r>
     </w:p>
     <w:p>
@@ -19948,13 +20012,7 @@
         <w:rPr>
           <w:sz w:val="28"/>
         </w:rPr>
-        <w:t xml:space="preserve">Выявлены ли цифровые заменители, включая автоматизацию, ИИ и </w:t>
-      </w:r>
-      <w:r>
-        <w:rPr>
-          <w:sz w:val="28"/>
-        </w:rPr>
-        <w:t>самостоятельные решения? Да, таблица 9 и список игроков.</w:t>
+        <w:t>Выявлены ли цифровые заменители, включая автоматизацию, ИИ и самостоятельные решения? Да, таблица 9 и список игроков.</w:t>
       </w:r>
     </w:p>
     <w:p>
@@ -19990,7 +20048,13 @@
         <w:rPr>
           <w:sz w:val="28"/>
         </w:rPr>
-        <w:t>Сформулирован ли итоговый вывод о привлекательности рынка и условиях входа? Да, раздел 2.10.</w:t>
+        <w:t>Сформулирован ли итог</w:t>
+      </w:r>
+      <w:r>
+        <w:rPr>
+          <w:sz w:val="28"/>
+        </w:rPr>
+        <w:t>овый вывод о привлекательности рынка и условиях входа? Да, раздел 2.10.</w:t>
       </w:r>
     </w:p>
     <w:p>
@@ -20072,7 +20136,14 @@
           <w:i/>
           <w:sz w:val="28"/>
         </w:rPr>
-        <w:t>Capterra</w:t>
+        <w:t>Capterr</w:t>
+      </w:r>
+      <w:r>
+        <w:rPr>
+          <w:i/>
+          <w:sz w:val="28"/>
+        </w:rPr>
+        <w:t>a</w:t>
       </w:r>
       <w:r>
         <w:rPr>
@@ -20128,7 +20199,7 @@
         <w:jc w:val="center"/>
       </w:pPr>
       <w:bookmarkStart w:id="30" w:name="_выводы"/>
-      <w:bookmarkStart w:id="31" w:name="_Toc241952870"/>
+      <w:bookmarkStart w:id="31" w:name="_Toc241955022"/>
       <w:bookmarkEnd w:id="28"/>
       <w:r>
         <w:rPr>
@@ -20136,14 +20207,7 @@
           <w:sz w:val="28"/>
         </w:rPr>
         <w:lastRenderedPageBreak/>
-        <w:t>ВЫВОД</w:t>
-      </w:r>
-      <w:r>
-        <w:rPr>
-          <w:b/>
-          <w:sz w:val="28"/>
-        </w:rPr>
-        <w:t>Ы</w:t>
+        <w:t>ВЫВОДЫ</w:t>
       </w:r>
       <w:bookmarkEnd w:id="31"/>
     </w:p>
@@ -20171,13 +20235,13 @@
         <w:rPr>
           <w:sz w:val="28"/>
         </w:rPr>
-        <w:t>-моделей. Конкурентное поле состоит из пяти небольших прямых конкурентов (около 75 тысяч визитов в месяц на всех) и большого числа заменителей, которые дают 73 % релевантного</w:t>
-      </w:r>
-      <w:r>
-        <w:rPr>
-          <w:sz w:val="28"/>
-        </w:rPr>
-        <w:t xml:space="preserve"> трафика. Концентрация умеренная: </w:t>
+        <w:t>-моделей. Конкурентное поле состоит из пяти небольших прямых конкурентов (около 75 тысяч визитов в меся</w:t>
+      </w:r>
+      <w:r>
+        <w:rPr>
+          <w:sz w:val="28"/>
+        </w:rPr>
+        <w:t xml:space="preserve">ц на всех) и большого числа заменителей, которые дают 73 % релевантного трафика. Концентрация умеренная: </w:t>
       </w:r>
       <w:r>
         <w:rPr>
@@ -20230,7 +20294,13 @@
         <w:rPr>
           <w:sz w:val="28"/>
         </w:rPr>
-        <w:t>Среднее давление пяти сил равно 3,55 из 5, индекс барьеров входа 3,15: рынок умеренно привлекателен. Критичная сила - заменители (</w:t>
+        <w:t xml:space="preserve">Среднее давление пяти сил равно 3,55 из 5, индекс барьеров входа 3,15: рынок умеренно привлекателен. Критичная сила - </w:t>
+      </w:r>
+      <w:r>
+        <w:rPr>
+          <w:sz w:val="28"/>
+        </w:rPr>
+        <w:t>заменители (</w:t>
       </w:r>
       <w:r>
         <w:rPr>
@@ -20269,7 +20339,13 @@
         <w:rPr>
           <w:sz w:val="28"/>
         </w:rPr>
-        <w:t>-подписками и специализированным аудитом свободна.</w:t>
+        <w:t>-подписками и специализированным аудит</w:t>
+      </w:r>
+      <w:r>
+        <w:rPr>
+          <w:sz w:val="28"/>
+        </w:rPr>
+        <w:t>ом свободна.</w:t>
       </w:r>
     </w:p>
     <w:p>
@@ -20283,13 +20359,7 @@
         <w:rPr>
           <w:sz w:val="28"/>
         </w:rPr>
-        <w:t>С</w:t>
-      </w:r>
-      <w:r>
-        <w:rPr>
-          <w:sz w:val="28"/>
-        </w:rPr>
-        <w:t xml:space="preserve">тратегия входа: узкое позиционирование независимой проверки с доказательствами для финансовых специалистов, вход через поиск, </w:t>
+        <w:t xml:space="preserve">Стратегия входа: узкое позиционирование независимой проверки с доказательствами для финансовых специалистов, вход через поиск, </w:t>
       </w:r>
       <w:r>
         <w:rPr>
@@ -20374,7 +20444,14 @@
           <w:i/>
           <w:sz w:val="28"/>
         </w:rPr>
-        <w:t>Crunchbase</w:t>
+        <w:t>C</w:t>
+      </w:r>
+      <w:r>
+        <w:rPr>
+          <w:i/>
+          <w:sz w:val="28"/>
+        </w:rPr>
+        <w:t>runchbase</w:t>
       </w:r>
       <w:r>
         <w:rPr>
@@ -20387,14 +20464,7 @@
           <w:i/>
           <w:sz w:val="28"/>
         </w:rPr>
-        <w:t>Li</w:t>
-      </w:r>
-      <w:r>
-        <w:rPr>
-          <w:i/>
-          <w:sz w:val="28"/>
-        </w:rPr>
-        <w:t>nkedIn</w:t>
+        <w:t>LinkedIn</w:t>
       </w:r>
       <w:r>
         <w:rPr>
@@ -20411,7 +20481,7 @@
         <w:jc w:val="center"/>
       </w:pPr>
       <w:bookmarkStart w:id="32" w:name="_274f6a444530ef90b0479dabf3d210f01e97699"/>
-      <w:bookmarkStart w:id="33" w:name="_Toc241952871"/>
+      <w:bookmarkStart w:id="33" w:name="_Toc241955023"/>
       <w:bookmarkEnd w:id="30"/>
       <w:r>
         <w:rPr>
@@ -20438,13 +20508,13 @@
         <w:rPr>
           <w:sz w:val="28"/>
         </w:rPr>
-        <w:t>Методические материалы дисциплины «Электронный бизнес» к лабораторной работе № 4: методика пяти сил Портера для электронного бизнеса и источники да</w:t>
-      </w:r>
-      <w:r>
-        <w:rPr>
-          <w:sz w:val="28"/>
-        </w:rPr>
-        <w:t>нных по силам Портера. – Минск : БГУИР, 2026.</w:t>
+        <w:t xml:space="preserve">Методические материалы дисциплины «Электронный бизнес» к лабораторной работе № 4: методика пяти сил Портера для электронного бизнеса </w:t>
+      </w:r>
+      <w:r>
+        <w:rPr>
+          <w:sz w:val="28"/>
+        </w:rPr>
+        <w:t>и источники данных по силам Портера. – Минск : БГУИР, 2026.</w:t>
       </w:r>
     </w:p>
     <w:p>
@@ -20488,7 +20558,13 @@
         <w:rPr>
           <w:sz w:val="28"/>
         </w:rPr>
-        <w:t xml:space="preserve"> оценки конкуренции и барьеров входа. Методические материалы дисциплины «Электронный бизнес». – Минск : БГУИР, 2026.</w:t>
+        <w:t xml:space="preserve"> оценки конкуренции и барьеров входа. Методические материалы дисциплины «Электронный бизнес». – Минск : БГУИР,</w:t>
+      </w:r>
+      <w:r>
+        <w:rPr>
+          <w:sz w:val="28"/>
+        </w:rPr>
+        <w:t xml:space="preserve"> 2026.</w:t>
       </w:r>
     </w:p>
     <w:p>
@@ -20513,13 +20589,7 @@
         <w:rPr>
           <w:sz w:val="28"/>
         </w:rPr>
-        <w:t>,</w:t>
-      </w:r>
-      <w:r>
-        <w:rPr>
-          <w:sz w:val="28"/>
-        </w:rPr>
-        <w:t xml:space="preserve"> </w:t>
+        <w:t xml:space="preserve">, </w:t>
       </w:r>
       <w:r>
         <w:rPr>
@@ -20908,7 +20978,13 @@
         <w:rPr>
           <w:sz w:val="28"/>
         </w:rPr>
-        <w:t>. 78–93.</w:t>
+        <w:t xml:space="preserve">. </w:t>
+      </w:r>
+      <w:r>
+        <w:rPr>
+          <w:sz w:val="28"/>
+        </w:rPr>
+        <w:t>78–93.</w:t>
       </w:r>
     </w:p>
     <w:p>
@@ -20944,7 +21020,13 @@
         <w:rPr>
           <w:sz w:val="28"/>
         </w:rPr>
-        <w:t>Земляник, Р. В. Отчет по лабораторной работе № 2–3 «Оценка объема рынка» / Р. В. Земляник. – Минск : БГУИР, 2026.</w:t>
+        <w:t xml:space="preserve">Земляник, Р. В. Отчет по лабораторной работе № 2–3 «Оценка объема рынка» / Р. В. Земляник. – Минск : БГУИР, </w:t>
+      </w:r>
+      <w:r>
+        <w:rPr>
+          <w:sz w:val="28"/>
+        </w:rPr>
+        <w:t>2026.</w:t>
       </w:r>
     </w:p>
     <w:p>
@@ -20962,13 +21044,7 @@
         <w:rPr>
           <w:sz w:val="28"/>
         </w:rPr>
-        <w:t>З</w:t>
-      </w:r>
-      <w:r>
-        <w:rPr>
-          <w:sz w:val="28"/>
-        </w:rPr>
-        <w:t xml:space="preserve">емляник, Р. В. Концепция проекта </w:t>
+        <w:t xml:space="preserve">Земляник, Р. В. Концепция проекта </w:t>
       </w:r>
       <w:r>
         <w:rPr>
@@ -21084,13 +21160,13 @@
         <w:rPr>
           <w:sz w:val="28"/>
         </w:rPr>
-        <w:t>) [Электр</w:t>
-      </w:r>
-      <w:r>
-        <w:rPr>
-          <w:sz w:val="28"/>
-        </w:rPr>
-        <w:t>онный ресурс]. – Режим доступа: https://pro.similarweb.com/. – Дата доступа: 03.10.2026.</w:t>
+        <w:t xml:space="preserve">) </w:t>
+      </w:r>
+      <w:r>
+        <w:rPr>
+          <w:sz w:val="28"/>
+        </w:rPr>
+        <w:t>[Электронный ресурс]. – Режим доступа: https://pro.similarweb.com/. – Дата доступа: 03.10.2026.</w:t>
       </w:r>
     </w:p>
     <w:p>
@@ -21269,7 +21345,13 @@
         <w:rPr>
           <w:sz w:val="28"/>
         </w:rPr>
-        <w:t xml:space="preserve"> [Электронный ресурс]. – Режим доступа: https://www.trustpilot.com/review/perfectxl.com. – Дата доступа: 03.10.2026.</w:t>
+        <w:t xml:space="preserve"> [Электронный рес</w:t>
+      </w:r>
+      <w:r>
+        <w:rPr>
+          <w:sz w:val="28"/>
+        </w:rPr>
+        <w:t>урс]. – Режим доступа: https://www.trustpilot.com/review/perfectxl.com. – Дата доступа: 03.10.2026.</w:t>
       </w:r>
     </w:p>
     <w:p>
@@ -21301,14 +21383,7 @@
           <w:i/>
           <w:sz w:val="28"/>
         </w:rPr>
-        <w:t>Pric</w:t>
-      </w:r>
-      <w:r>
-        <w:rPr>
-          <w:i/>
-          <w:sz w:val="28"/>
-        </w:rPr>
-        <w:t>ing</w:t>
+        <w:t>Pricing</w:t>
       </w:r>
       <w:r>
         <w:rPr>
@@ -21352,7 +21427,13 @@
         <w:rPr>
           <w:sz w:val="28"/>
         </w:rPr>
-        <w:t xml:space="preserve"> [Электронный ресурс]. – Режим доступа: https://www.numerous.ai/pricing. – Дата доступа: 03.10.2026.</w:t>
+        <w:t xml:space="preserve"> [Электронный </w:t>
+      </w:r>
+      <w:r>
+        <w:rPr>
+          <w:sz w:val="28"/>
+        </w:rPr>
+        <w:t>ресурс]. – Режим доступа: https://www.numerous.ai/pricing. – Дата доступа: 03.10.2026.</w:t>
       </w:r>
     </w:p>
     <w:p>
@@ -21390,13 +21471,7 @@
         <w:rPr>
           <w:sz w:val="28"/>
         </w:rPr>
-        <w:t xml:space="preserve"> [Электронный р</w:t>
-      </w:r>
-      <w:r>
-        <w:rPr>
-          <w:sz w:val="28"/>
-        </w:rPr>
-        <w:t>есурс]. – Режим доступа: https://rows.com/pricing. – Дата доступа: 03.10.2026.</w:t>
+        <w:t xml:space="preserve"> [Электронный ресурс]. – Режим доступа: https://rows.com/pricing. – Дата доступа: 03.10.2026.</w:t>
       </w:r>
     </w:p>
     <w:p>
@@ -21434,7 +21509,13 @@
         <w:rPr>
           <w:sz w:val="28"/>
         </w:rPr>
-        <w:t xml:space="preserve"> [Электронный ресурс]. – Режим доступа: https://www.shortcut.ai/pricing. – Дата доступа: 03.10.2026.</w:t>
+        <w:t xml:space="preserve"> [Электронный ресурс]. – Режим доступа: https</w:t>
+      </w:r>
+      <w:r>
+        <w:rPr>
+          <w:sz w:val="28"/>
+        </w:rPr>
+        <w:t>://www.shortcut.ai/pricing. – Дата доступа: 03.10.2026.</w:t>
       </w:r>
     </w:p>
     <w:p>
@@ -21525,13 +21606,7 @@
         <w:rPr>
           <w:sz w:val="28"/>
         </w:rPr>
-        <w:t xml:space="preserve"> [Электро</w:t>
-      </w:r>
-      <w:r>
-        <w:rPr>
-          <w:sz w:val="28"/>
-        </w:rPr>
-        <w:t>нный ресурс]. – Режим доступа: https://www.microsoft.com/en-us/microsoft-365-copilot/pricing. – Дата доступа: 03.10.2026.</w:t>
+        <w:t xml:space="preserve"> [Электронный ресурс]. – Режим доступа: https://www.microsoft.com/en-us/microsoft-365-copilot/pricing. – Дата доступа: 03.10.2026.</w:t>
       </w:r>
     </w:p>
     <w:p>
@@ -21563,7 +21638,14 @@
           <w:i/>
           <w:sz w:val="28"/>
         </w:rPr>
-        <w:t>DataSnipper</w:t>
+        <w:t>DataSnipp</w:t>
+      </w:r>
+      <w:r>
+        <w:rPr>
+          <w:i/>
+          <w:sz w:val="28"/>
+        </w:rPr>
+        <w:t>er</w:t>
       </w:r>
       <w:r>
         <w:rPr>
@@ -21608,13 +21690,7 @@
         <w:rPr>
           <w:sz w:val="28"/>
         </w:rPr>
-        <w:t xml:space="preserve"> [Электронный ресурс]. – Режим доступа: https://www.capterra.com/p/10002513/DataSni</w:t>
-      </w:r>
-      <w:r>
-        <w:rPr>
-          <w:sz w:val="28"/>
-        </w:rPr>
-        <w:t>pper/. – Дата доступа: 03.10.2026.</w:t>
+        <w:t xml:space="preserve"> [Электронный ресурс]. – Режим доступа: https://www.capterra.com/p/10002513/DataSnipper/. – Дата доступа: 03.10.2026.</w:t>
       </w:r>
     </w:p>
     <w:p>
@@ -21665,7 +21741,13 @@
         <w:rPr>
           <w:sz w:val="28"/>
         </w:rPr>
-        <w:t xml:space="preserve"> [Электронный ресурс]. – Режим доступа: https://www.trustpilot.com/review/numerous.ai. – Дата доступа: 03.10.2026.</w:t>
+        <w:t xml:space="preserve"> [Электронный ресурс]. – Режим доступа: https://www.trustpilot.com/review/n</w:t>
+      </w:r>
+      <w:r>
+        <w:rPr>
+          <w:sz w:val="28"/>
+        </w:rPr>
+        <w:t>umerous.ai. – Дата доступа: 03.10.2026.</w:t>
       </w:r>
     </w:p>
     <w:p>
@@ -21677,7 +21759,7 @@
         <w:jc w:val="center"/>
       </w:pPr>
       <w:bookmarkStart w:id="34" w:name="_3d74faf1500c1b2a4a8bfa8e0e37c74206ce73d"/>
-      <w:bookmarkStart w:id="35" w:name="_Toc241952872"/>
+      <w:bookmarkStart w:id="35" w:name="_Toc241955024"/>
       <w:bookmarkEnd w:id="32"/>
       <w:r>
         <w:rPr>
@@ -22741,7 +22823,7 @@
         <w:jc w:val="center"/>
       </w:pPr>
       <w:bookmarkStart w:id="36" w:name="_25083b51e17d9d99817d1269b6af13d75b604a4"/>
-      <w:bookmarkStart w:id="37" w:name="_Toc241952873"/>
+      <w:bookmarkStart w:id="37" w:name="_Toc241955025"/>
       <w:bookmarkEnd w:id="34"/>
       <w:r>
         <w:rPr>
@@ -23829,7 +23911,7 @@
         <w:jc w:val="center"/>
       </w:pPr>
       <w:bookmarkStart w:id="38" w:name="_cb59224a7032ef66ab429e7df9b4e4c597bc187"/>
-      <w:bookmarkStart w:id="39" w:name="_Toc241952874"/>
+      <w:bookmarkStart w:id="39" w:name="_Toc241955026"/>
       <w:bookmarkEnd w:id="36"/>
       <w:r>
         <w:rPr>
@@ -24571,7 +24653,7 @@
         <w:jc w:val="center"/>
       </w:pPr>
       <w:bookmarkStart w:id="40" w:name="_36e5ced6b29eabb38058bfd1a6b3384d71712dd"/>
-      <w:bookmarkStart w:id="41" w:name="_Toc241952875"/>
+      <w:bookmarkStart w:id="41" w:name="_Toc241955027"/>
       <w:bookmarkEnd w:id="38"/>
       <w:r>
         <w:rPr>
@@ -24682,7 +24764,13 @@
         <w:rPr>
           <w:sz w:val="28"/>
         </w:rPr>
-        <w:t>В таблице 22 представлено: дополнительные отзывы и рейтинги.</w:t>
+        <w:t>В таблице 22 представлено: дополнительные отзывы и рей</w:t>
+      </w:r>
+      <w:r>
+        <w:rPr>
+          <w:sz w:val="28"/>
+        </w:rPr>
+        <w:t>тинги.</w:t>
       </w:r>
     </w:p>
     <w:p>
@@ -24803,14 +24891,7 @@
                 <w:b/>
                 <w:sz w:val="24"/>
               </w:rPr>
-              <w:t>Комментар</w:t>
-            </w:r>
-            <w:r>
-              <w:rPr>
-                <w:b/>
-                <w:sz w:val="24"/>
-              </w:rPr>
-              <w:t>ий</w:t>
+              <w:t>Комментарий</w:t>
             </w:r>
           </w:p>
         </w:tc>
@@ -25185,13 +25266,13 @@
               <w:rPr>
                 <w:sz w:val="24"/>
               </w:rPr>
-              <w:t>все отзывы однозвездочные</w:t>
-            </w:r>
-            <w:r>
-              <w:rPr>
-                <w:sz w:val="24"/>
-              </w:rPr>
-              <w:t>: списание после пробного периода, сложная отмена, отказ в возврате</w:t>
+              <w:t>все</w:t>
+            </w:r>
+            <w:r>
+              <w:rPr>
+                <w:sz w:val="24"/>
+              </w:rPr>
+              <w:t xml:space="preserve"> отзывы однозвездочные: списание после пробного периода, сложная отмена, отказ в возврате</w:t>
             </w:r>
           </w:p>
         </w:tc>
@@ -25454,7 +25535,13 @@
         <w:rPr>
           <w:sz w:val="28"/>
         </w:rPr>
-        <w:t xml:space="preserve">) их нет, что подтверждает слабое доверие как барьер и возможность для </w:t>
+        <w:t xml:space="preserve">) их </w:t>
+      </w:r>
+      <w:r>
+        <w:rPr>
+          <w:sz w:val="28"/>
+        </w:rPr>
+        <w:t xml:space="preserve">нет, что подтверждает слабое доверие как барьер и возможность для </w:t>
       </w:r>
       <w:r>
         <w:rPr>
@@ -25505,7 +25592,7 @@
         <w:jc w:val="center"/>
       </w:pPr>
       <w:bookmarkStart w:id="42" w:name="_66fcbafe8bc9e7780670ba4b2232c7930f0801d"/>
-      <w:bookmarkStart w:id="43" w:name="_Toc241952876"/>
+      <w:bookmarkStart w:id="43" w:name="_Toc241955028"/>
       <w:bookmarkEnd w:id="40"/>
       <w:r>
         <w:rPr>
@@ -25513,14 +25600,7 @@
           <w:sz w:val="28"/>
         </w:rPr>
         <w:lastRenderedPageBreak/>
-        <w:t>ПР</w:t>
-      </w:r>
-      <w:r>
-        <w:rPr>
-          <w:b/>
-          <w:sz w:val="28"/>
-        </w:rPr>
-        <w:t>ИЛОЖЕНИЕ Д</w:t>
+        <w:t>ПРИЛОЖЕНИЕ Д</w:t>
       </w:r>
       <w:bookmarkEnd w:id="43"/>
     </w:p>
@@ -25533,7 +25613,13 @@
         <w:rPr>
           <w:sz w:val="28"/>
         </w:rPr>
-        <w:t>(справочное)</w:t>
+        <w:t>(</w:t>
+      </w:r>
+      <w:r>
+        <w:rPr>
+          <w:sz w:val="28"/>
+        </w:rPr>
+        <w:t>справочное)</w:t>
       </w:r>
     </w:p>
     <w:p>
@@ -28173,7 +28259,7 @@
   <w:abstractNum w:abstractNumId="0" w15:restartNumberingAfterBreak="0">
     <w:nsid w:val="0000A990"/>
     <w:multiLevelType w:val="multilevel"/>
-    <w:tmpl w:val="A1E67196"/>
+    <w:tmpl w:val="CC705A92"/>
     <w:lvl w:ilvl="0">
       <w:numFmt w:val="bullet"/>
       <w:lvlText w:val=" "/>
@@ -28250,7 +28336,7 @@
   <w:abstractNum w:abstractNumId="1" w15:restartNumberingAfterBreak="0">
     <w:nsid w:val="00A99411"/>
     <w:multiLevelType w:val="multilevel"/>
-    <w:tmpl w:val="2A543D0E"/>
+    <w:tmpl w:val="EF066130"/>
     <w:lvl w:ilvl="0">
       <w:start w:val="1"/>
       <w:numFmt w:val="decimal"/>
@@ -29728,7 +29814,7 @@
     <w:autoRedefine/>
     <w:uiPriority w:val="39"/>
     <w:unhideWhenUsed/>
-    <w:rsid w:val="008E210B"/>
+    <w:rsid w:val="00C90B76"/>
     <w:pPr>
       <w:spacing w:after="100"/>
     </w:pPr>
@@ -29740,7 +29826,7 @@
     <w:autoRedefine/>
     <w:uiPriority w:val="39"/>
     <w:unhideWhenUsed/>
-    <w:rsid w:val="008E210B"/>
+    <w:rsid w:val="00C90B76"/>
     <w:pPr>
       <w:spacing w:after="100"/>
       <w:ind w:left="240"/>

--- a/ЛР4_Пять_сил_Портера/ОТЧЕТ_ЛР4_TableMind.docx
+++ b/ЛР4_Пять_сил_Портера/ОТЧЕТ_ЛР4_TableMind.docx
@@ -263,7 +263,7 @@
       <w:r>
         <w:fldChar w:fldCharType="separate"/>
       </w:r>
-      <w:hyperlink w:anchor="_Toc241955007" w:history="1">
+      <w:hyperlink w:anchor="_Toc241956341" w:history="1">
         <w:r>
           <w:rPr>
             <w:rStyle w:val="af"/>
@@ -291,7 +291,7 @@
             <w:noProof/>
             <w:webHidden/>
           </w:rPr>
-          <w:instrText xml:space="preserve"> PAGEREF _Toc241955007 \h </w:instrText>
+          <w:instrText xml:space="preserve"> PAGEREF _Toc241956341 \h </w:instrText>
         </w:r>
         <w:r>
           <w:rPr>
@@ -332,7 +332,7 @@
           <w:noProof/>
         </w:rPr>
       </w:pPr>
-      <w:hyperlink w:anchor="_Toc241955008" w:history="1">
+      <w:hyperlink w:anchor="_Toc241956342" w:history="1">
         <w:r>
           <w:rPr>
             <w:rStyle w:val="af"/>
@@ -360,7 +360,7 @@
             <w:noProof/>
             <w:webHidden/>
           </w:rPr>
-          <w:instrText xml:space="preserve"> PAGEREF _Toc241955008 \h </w:instrText>
+          <w:instrText xml:space="preserve"> PAGEREF _Toc241956342 \h </w:instrText>
         </w:r>
         <w:r>
           <w:rPr>
@@ -401,7 +401,7 @@
           <w:noProof/>
         </w:rPr>
       </w:pPr>
-      <w:hyperlink w:anchor="_Toc241955009" w:history="1">
+      <w:hyperlink w:anchor="_Toc241956343" w:history="1">
         <w:r>
           <w:rPr>
             <w:rStyle w:val="af"/>
@@ -429,7 +429,7 @@
             <w:noProof/>
             <w:webHidden/>
           </w:rPr>
-          <w:instrText xml:space="preserve"> PAGEREF _Toc241955009 \h </w:instrText>
+          <w:instrText xml:space="preserve"> PAGEREF _Toc241956343 \h </w:instrText>
         </w:r>
         <w:r>
           <w:rPr>
@@ -470,7 +470,7 @@
           <w:noProof/>
         </w:rPr>
       </w:pPr>
-      <w:hyperlink w:anchor="_Toc241955010" w:history="1">
+      <w:hyperlink w:anchor="_Toc241956344" w:history="1">
         <w:r>
           <w:rPr>
             <w:rStyle w:val="af"/>
@@ -498,7 +498,7 @@
             <w:noProof/>
             <w:webHidden/>
           </w:rPr>
-          <w:instrText xml:space="preserve"> PAGEREF _Toc241955010 \h </w:instrText>
+          <w:instrText xml:space="preserve"> PAGEREF _Toc241956344 \h </w:instrText>
         </w:r>
         <w:r>
           <w:rPr>
@@ -539,7 +539,7 @@
           <w:noProof/>
         </w:rPr>
       </w:pPr>
-      <w:hyperlink w:anchor="_Toc241955011" w:history="1">
+      <w:hyperlink w:anchor="_Toc241956345" w:history="1">
         <w:r>
           <w:rPr>
             <w:rStyle w:val="af"/>
@@ -567,7 +567,7 @@
             <w:noProof/>
             <w:webHidden/>
           </w:rPr>
-          <w:instrText xml:space="preserve"> PAGEREF _Toc241955011 \h </w:instrText>
+          <w:instrText xml:space="preserve"> PAGEREF _Toc241956345 \h </w:instrText>
         </w:r>
         <w:r>
           <w:rPr>
@@ -608,7 +608,7 @@
           <w:noProof/>
         </w:rPr>
       </w:pPr>
-      <w:hyperlink w:anchor="_Toc241955012" w:history="1">
+      <w:hyperlink w:anchor="_Toc241956346" w:history="1">
         <w:r>
           <w:rPr>
             <w:rStyle w:val="af"/>
@@ -636,7 +636,7 @@
             <w:noProof/>
             <w:webHidden/>
           </w:rPr>
-          <w:instrText xml:space="preserve"> PAGEREF _Toc241955012 \h </w:instrText>
+          <w:instrText xml:space="preserve"> PAGEREF _Toc241956346 \h </w:instrText>
         </w:r>
         <w:r>
           <w:rPr>
@@ -677,7 +677,7 @@
           <w:noProof/>
         </w:rPr>
       </w:pPr>
-      <w:hyperlink w:anchor="_Toc241955013" w:history="1">
+      <w:hyperlink w:anchor="_Toc241956347" w:history="1">
         <w:r>
           <w:rPr>
             <w:rStyle w:val="af"/>
@@ -705,7 +705,7 @@
             <w:noProof/>
             <w:webHidden/>
           </w:rPr>
-          <w:instrText xml:space="preserve"> PAGEREF _Toc241955013 \h </w:instrText>
+          <w:instrText xml:space="preserve"> PAGEREF _Toc241956347 \h </w:instrText>
         </w:r>
         <w:r>
           <w:rPr>
@@ -746,7 +746,7 @@
           <w:noProof/>
         </w:rPr>
       </w:pPr>
-      <w:hyperlink w:anchor="_Toc241955014" w:history="1">
+      <w:hyperlink w:anchor="_Toc241956348" w:history="1">
         <w:r>
           <w:rPr>
             <w:rStyle w:val="af"/>
@@ -774,7 +774,7 @@
             <w:noProof/>
             <w:webHidden/>
           </w:rPr>
-          <w:instrText xml:space="preserve"> PAGEREF _Toc241955014 \h </w:instrText>
+          <w:instrText xml:space="preserve"> PAGEREF _Toc241956348 \h </w:instrText>
         </w:r>
         <w:r>
           <w:rPr>
@@ -815,7 +815,7 @@
           <w:noProof/>
         </w:rPr>
       </w:pPr>
-      <w:hyperlink w:anchor="_Toc241955015" w:history="1">
+      <w:hyperlink w:anchor="_Toc241956349" w:history="1">
         <w:r>
           <w:rPr>
             <w:rStyle w:val="af"/>
@@ -843,7 +843,7 @@
             <w:noProof/>
             <w:webHidden/>
           </w:rPr>
-          <w:instrText xml:space="preserve"> PAGEREF _Toc241955015 \h </w:instrText>
+          <w:instrText xml:space="preserve"> PAGEREF _Toc241956349 \h </w:instrText>
         </w:r>
         <w:r>
           <w:rPr>
@@ -884,7 +884,7 @@
           <w:noProof/>
         </w:rPr>
       </w:pPr>
-      <w:hyperlink w:anchor="_Toc241955016" w:history="1">
+      <w:hyperlink w:anchor="_Toc241956350" w:history="1">
         <w:r>
           <w:rPr>
             <w:rStyle w:val="af"/>
@@ -912,7 +912,7 @@
             <w:noProof/>
             <w:webHidden/>
           </w:rPr>
-          <w:instrText xml:space="preserve"> PAGEREF _Toc241955016 \h </w:instrText>
+          <w:instrText xml:space="preserve"> PAGEREF _Toc241956350 \h </w:instrText>
         </w:r>
         <w:r>
           <w:rPr>
@@ -953,7 +953,7 @@
           <w:noProof/>
         </w:rPr>
       </w:pPr>
-      <w:hyperlink w:anchor="_Toc241955017" w:history="1">
+      <w:hyperlink w:anchor="_Toc241956351" w:history="1">
         <w:r>
           <w:rPr>
             <w:rStyle w:val="af"/>
@@ -981,7 +981,7 @@
             <w:noProof/>
             <w:webHidden/>
           </w:rPr>
-          <w:instrText xml:space="preserve"> PAGEREF _Toc241955017 \h </w:instrText>
+          <w:instrText xml:space="preserve"> PAGEREF _Toc241956351 \h </w:instrText>
         </w:r>
         <w:r>
           <w:rPr>
@@ -1022,7 +1022,7 @@
           <w:noProof/>
         </w:rPr>
       </w:pPr>
-      <w:hyperlink w:anchor="_Toc241955018" w:history="1">
+      <w:hyperlink w:anchor="_Toc241956352" w:history="1">
         <w:r>
           <w:rPr>
             <w:rStyle w:val="af"/>
@@ -1050,7 +1050,7 @@
             <w:noProof/>
             <w:webHidden/>
           </w:rPr>
-          <w:instrText xml:space="preserve"> PAGEREF _Toc241955018 \h </w:instrText>
+          <w:instrText xml:space="preserve"> PAGEREF _Toc241956352 \h </w:instrText>
         </w:r>
         <w:r>
           <w:rPr>
@@ -1091,7 +1091,7 @@
           <w:noProof/>
         </w:rPr>
       </w:pPr>
-      <w:hyperlink w:anchor="_Toc241955019" w:history="1">
+      <w:hyperlink w:anchor="_Toc241956353" w:history="1">
         <w:r>
           <w:rPr>
             <w:rStyle w:val="af"/>
@@ -1119,7 +1119,7 @@
             <w:noProof/>
             <w:webHidden/>
           </w:rPr>
-          <w:instrText xml:space="preserve"> PAGEREF _Toc241955019 \h </w:instrText>
+          <w:instrText xml:space="preserve"> PAGEREF _Toc241956353 \h </w:instrText>
         </w:r>
         <w:r>
           <w:rPr>
@@ -1160,7 +1160,7 @@
           <w:noProof/>
         </w:rPr>
       </w:pPr>
-      <w:hyperlink w:anchor="_Toc241955020" w:history="1">
+      <w:hyperlink w:anchor="_Toc241956354" w:history="1">
         <w:r>
           <w:rPr>
             <w:rStyle w:val="af"/>
@@ -1188,7 +1188,7 @@
             <w:noProof/>
             <w:webHidden/>
           </w:rPr>
-          <w:instrText xml:space="preserve"> PAGEREF _Toc241955020 \h </w:instrText>
+          <w:instrText xml:space="preserve"> PAGEREF _Toc241956354 \h </w:instrText>
         </w:r>
         <w:r>
           <w:rPr>
@@ -1229,7 +1229,7 @@
           <w:noProof/>
         </w:rPr>
       </w:pPr>
-      <w:hyperlink w:anchor="_Toc241955021" w:history="1">
+      <w:hyperlink w:anchor="_Toc241956355" w:history="1">
         <w:r>
           <w:rPr>
             <w:rStyle w:val="af"/>
@@ -1257,7 +1257,7 @@
             <w:noProof/>
             <w:webHidden/>
           </w:rPr>
-          <w:instrText xml:space="preserve"> PAGEREF _Toc241955021 \h </w:instrText>
+          <w:instrText xml:space="preserve"> PAGEREF _Toc241956355 \h </w:instrText>
         </w:r>
         <w:r>
           <w:rPr>
@@ -1298,7 +1298,7 @@
           <w:noProof/>
         </w:rPr>
       </w:pPr>
-      <w:hyperlink w:anchor="_Toc241955022" w:history="1">
+      <w:hyperlink w:anchor="_Toc241956356" w:history="1">
         <w:r>
           <w:rPr>
             <w:rStyle w:val="af"/>
@@ -1326,7 +1326,7 @@
             <w:noProof/>
             <w:webHidden/>
           </w:rPr>
-          <w:instrText xml:space="preserve"> PAGEREF _Toc241955022 \h </w:instrText>
+          <w:instrText xml:space="preserve"> PAGEREF _Toc241956356 \h </w:instrText>
         </w:r>
         <w:r>
           <w:rPr>
@@ -1367,7 +1367,7 @@
           <w:noProof/>
         </w:rPr>
       </w:pPr>
-      <w:hyperlink w:anchor="_Toc241955023" w:history="1">
+      <w:hyperlink w:anchor="_Toc241956357" w:history="1">
         <w:r>
           <w:rPr>
             <w:rStyle w:val="af"/>
@@ -1395,7 +1395,7 @@
             <w:noProof/>
             <w:webHidden/>
           </w:rPr>
-          <w:instrText xml:space="preserve"> PAGEREF _Toc241955023 \h </w:instrText>
+          <w:instrText xml:space="preserve"> PAGEREF _Toc241956357 \h </w:instrText>
         </w:r>
         <w:r>
           <w:rPr>
@@ -1436,7 +1436,7 @@
           <w:noProof/>
         </w:rPr>
       </w:pPr>
-      <w:hyperlink w:anchor="_Toc241955024" w:history="1">
+      <w:hyperlink w:anchor="_Toc241956358" w:history="1">
         <w:r>
           <w:rPr>
             <w:rStyle w:val="af"/>
@@ -1464,7 +1464,7 @@
             <w:noProof/>
             <w:webHidden/>
           </w:rPr>
-          <w:instrText xml:space="preserve"> PAGEREF _Toc241955024 \h </w:instrText>
+          <w:instrText xml:space="preserve"> PAGEREF _Toc241956358 \h </w:instrText>
         </w:r>
         <w:r>
           <w:rPr>
@@ -1505,7 +1505,7 @@
           <w:noProof/>
         </w:rPr>
       </w:pPr>
-      <w:hyperlink w:anchor="_Toc241955025" w:history="1">
+      <w:hyperlink w:anchor="_Toc241956359" w:history="1">
         <w:r>
           <w:rPr>
             <w:rStyle w:val="af"/>
@@ -1533,7 +1533,7 @@
             <w:noProof/>
             <w:webHidden/>
           </w:rPr>
-          <w:instrText xml:space="preserve"> PAGEREF _Toc241955025 \h </w:instrText>
+          <w:instrText xml:space="preserve"> PAGEREF _Toc241956359 \h </w:instrText>
         </w:r>
         <w:r>
           <w:rPr>
@@ -1574,7 +1574,7 @@
           <w:noProof/>
         </w:rPr>
       </w:pPr>
-      <w:hyperlink w:anchor="_Toc241955026" w:history="1">
+      <w:hyperlink w:anchor="_Toc241956360" w:history="1">
         <w:r>
           <w:rPr>
             <w:rStyle w:val="af"/>
@@ -1602,7 +1602,7 @@
             <w:noProof/>
             <w:webHidden/>
           </w:rPr>
-          <w:instrText xml:space="preserve"> PAGEREF _Toc241955026 \h </w:instrText>
+          <w:instrText xml:space="preserve"> PAGEREF _Toc241956360 \h </w:instrText>
         </w:r>
         <w:r>
           <w:rPr>
@@ -1643,7 +1643,7 @@
           <w:noProof/>
         </w:rPr>
       </w:pPr>
-      <w:hyperlink w:anchor="_Toc241955027" w:history="1">
+      <w:hyperlink w:anchor="_Toc241956361" w:history="1">
         <w:r>
           <w:rPr>
             <w:rStyle w:val="af"/>
@@ -1671,7 +1671,7 @@
             <w:noProof/>
             <w:webHidden/>
           </w:rPr>
-          <w:instrText xml:space="preserve"> PAGEREF _Toc241955027 \h </w:instrText>
+          <w:instrText xml:space="preserve"> PAGEREF _Toc241956361 \h </w:instrText>
         </w:r>
         <w:r>
           <w:rPr>
@@ -1712,7 +1712,7 @@
           <w:noProof/>
         </w:rPr>
       </w:pPr>
-      <w:hyperlink w:anchor="_Toc241955028" w:history="1">
+      <w:hyperlink w:anchor="_Toc241956362" w:history="1">
         <w:r>
           <w:rPr>
             <w:rStyle w:val="af"/>
@@ -1740,7 +1740,7 @@
             <w:noProof/>
             <w:webHidden/>
           </w:rPr>
-          <w:instrText xml:space="preserve"> PAGEREF _Toc241955028 \h </w:instrText>
+          <w:instrText xml:space="preserve"> PAGEREF _Toc241956362 \h </w:instrText>
         </w:r>
         <w:r>
           <w:rPr>
@@ -1786,7 +1786,7 @@
         <w:spacing w:before="0" w:after="360" w:line="360" w:lineRule="exact"/>
         <w:ind w:firstLine="709"/>
       </w:pPr>
-      <w:bookmarkStart w:id="1" w:name="_Toc241955007"/>
+      <w:bookmarkStart w:id="1" w:name="_Toc241956341"/>
       <w:r>
         <w:rPr>
           <w:b/>
@@ -1988,7 +1988,7 @@
         <w:ind w:firstLine="709"/>
       </w:pPr>
       <w:bookmarkStart w:id="2" w:name="_b608aa976fc82a0faaf3b83f58c735968afd03b"/>
-      <w:bookmarkStart w:id="3" w:name="_Toc241955008"/>
+      <w:bookmarkStart w:id="3" w:name="_Toc241956342"/>
       <w:bookmarkEnd w:id="0"/>
       <w:r>
         <w:rPr>
@@ -2059,7 +2059,7 @@
         <w:ind w:firstLine="709"/>
       </w:pPr>
       <w:bookmarkStart w:id="4" w:name="_c2dc16d95c34e7e7c75dbd4503de730b54879a3"/>
-      <w:bookmarkStart w:id="5" w:name="_Toc241955009"/>
+      <w:bookmarkStart w:id="5" w:name="_Toc241956343"/>
       <w:r>
         <w:rPr>
           <w:b/>
@@ -4958,7 +4958,7 @@
         <w:ind w:firstLine="709"/>
       </w:pPr>
       <w:bookmarkStart w:id="6" w:name="_e53e14f44ab4c8780a98a105cb988ad22318c27"/>
-      <w:bookmarkStart w:id="7" w:name="_Toc241955010"/>
+      <w:bookmarkStart w:id="7" w:name="_Toc241956344"/>
       <w:bookmarkEnd w:id="4"/>
       <w:r>
         <w:rPr>
@@ -6805,7 +6805,7 @@
           <w:sz w:val="28"/>
         </w:rPr>
         <w:drawing>
-          <wp:inline distT="0" distB="0" distL="0" distR="0" wp14:anchorId="19D505C9" wp14:editId="1C4BA0A7">
+          <wp:inline distT="0" distB="0" distL="0" distR="0" wp14:anchorId="33D4F003" wp14:editId="0B0883FA">
             <wp:extent cx="5334000" cy="2862146"/>
             <wp:effectExtent l="0" t="0" r="0" b="0"/>
             <wp:docPr id="12" name="Picture"/>
@@ -7234,7 +7234,7 @@
           <w:sz w:val="28"/>
         </w:rPr>
         <w:drawing>
-          <wp:inline distT="0" distB="0" distL="0" distR="0" wp14:anchorId="1C5ED5BA" wp14:editId="7D39F6BD">
+          <wp:inline distT="0" distB="0" distL="0" distR="0" wp14:anchorId="60BBBBF9" wp14:editId="1D273B77">
             <wp:extent cx="5334000" cy="2536902"/>
             <wp:effectExtent l="0" t="0" r="0" b="0"/>
             <wp:docPr id="15" name="Picture"/>
@@ -8083,7 +8083,7 @@
         <w:ind w:firstLine="709"/>
       </w:pPr>
       <w:bookmarkStart w:id="8" w:name="_6630f66e9bddc915a7c003d1a4416942be99820"/>
-      <w:bookmarkStart w:id="9" w:name="_Toc241955011"/>
+      <w:bookmarkStart w:id="9" w:name="_Toc241956345"/>
       <w:bookmarkEnd w:id="6"/>
       <w:r>
         <w:rPr>
@@ -10173,7 +10173,7 @@
           <w:sz w:val="28"/>
         </w:rPr>
         <w:drawing>
-          <wp:inline distT="0" distB="0" distL="0" distR="0" wp14:anchorId="33BBBD60" wp14:editId="445CEA82">
+          <wp:inline distT="0" distB="0" distL="0" distR="0" wp14:anchorId="05210F50" wp14:editId="605523B0">
             <wp:extent cx="5334000" cy="2732048"/>
             <wp:effectExtent l="0" t="0" r="0" b="0"/>
             <wp:docPr id="19" name="Picture"/>
@@ -11125,7 +11125,7 @@
         <w:ind w:firstLine="709"/>
       </w:pPr>
       <w:bookmarkStart w:id="10" w:name="_32eb1a546c0e629ee5199cbd921989386414cef"/>
-      <w:bookmarkStart w:id="11" w:name="_Toc241955012"/>
+      <w:bookmarkStart w:id="11" w:name="_Toc241956346"/>
       <w:bookmarkEnd w:id="8"/>
       <w:r>
         <w:rPr>
@@ -11650,7 +11650,7 @@
         <w:ind w:firstLine="709"/>
       </w:pPr>
       <w:bookmarkStart w:id="12" w:name="_56392ae30d217601ca6b22348c46ed1cd30bda9"/>
-      <w:bookmarkStart w:id="13" w:name="_Toc241955013"/>
+      <w:bookmarkStart w:id="13" w:name="_Toc241956347"/>
       <w:bookmarkEnd w:id="10"/>
       <w:r>
         <w:rPr>
@@ -12254,7 +12254,7 @@
         <w:ind w:firstLine="709"/>
       </w:pPr>
       <w:bookmarkStart w:id="14" w:name="_81d55da623d41512ef63f4dc47f176415032501"/>
-      <w:bookmarkStart w:id="15" w:name="_Toc241955014"/>
+      <w:bookmarkStart w:id="15" w:name="_Toc241956348"/>
       <w:bookmarkEnd w:id="12"/>
       <w:r>
         <w:rPr>
@@ -12649,7 +12649,7 @@
         <w:ind w:firstLine="709"/>
       </w:pPr>
       <w:bookmarkStart w:id="16" w:name="_c864891c2a63545415c693c4f70871cf567029c"/>
-      <w:bookmarkStart w:id="17" w:name="_Toc241955015"/>
+      <w:bookmarkStart w:id="17" w:name="_Toc241956349"/>
       <w:bookmarkEnd w:id="14"/>
       <w:r>
         <w:rPr>
@@ -13300,7 +13300,7 @@
         <w:ind w:firstLine="709"/>
       </w:pPr>
       <w:bookmarkStart w:id="18" w:name="_ef6f952c7e24326ac23355a768c8b715ec8fce8"/>
-      <w:bookmarkStart w:id="19" w:name="_Toc241955016"/>
+      <w:bookmarkStart w:id="19" w:name="_Toc241956350"/>
       <w:bookmarkEnd w:id="16"/>
       <w:r>
         <w:rPr>
@@ -13940,7 +13940,7 @@
           <w:sz w:val="28"/>
         </w:rPr>
         <w:drawing>
-          <wp:inline distT="0" distB="0" distL="0" distR="0" wp14:anchorId="3B9D66E0" wp14:editId="20807D90">
+          <wp:inline distT="0" distB="0" distL="0" distR="0" wp14:anchorId="3D46F68C" wp14:editId="666D2A01">
             <wp:extent cx="5334000" cy="2471853"/>
             <wp:effectExtent l="0" t="0" r="0" b="0"/>
             <wp:docPr id="27" name="Picture"/>
@@ -14035,7 +14035,7 @@
         <w:ind w:firstLine="709"/>
       </w:pPr>
       <w:bookmarkStart w:id="20" w:name="_6df6aabc6395b7d9765c374a4a7f2d43c0ba1e7"/>
-      <w:bookmarkStart w:id="21" w:name="_Toc241955017"/>
+      <w:bookmarkStart w:id="21" w:name="_Toc241956351"/>
       <w:bookmarkEnd w:id="18"/>
       <w:r>
         <w:rPr>
@@ -14102,7 +14102,7 @@
         <w:rPr>
           <w:sz w:val="28"/>
         </w:rPr>
-        <w:t>ет точных открытых данных, заполнены оценками третьих сторон или модельными значениями с пометкой.</w:t>
+        <w:t>ет точных открытых данных, заполнены оценками третьих сторон или расчетными значениями.</w:t>
       </w:r>
     </w:p>
     <w:p>
@@ -14507,13 +14507,13 @@
               <w:rPr>
                 <w:sz w:val="24"/>
               </w:rPr>
-              <w:t>35 325 визитов в месяц, мировой ра</w:t>
-            </w:r>
-            <w:r>
-              <w:rPr>
-                <w:sz w:val="24"/>
-              </w:rPr>
-              <w:t>нг 835 662</w:t>
+              <w:t>35 325 визитов в месяц, мировой ранг 835 6</w:t>
+            </w:r>
+            <w:r>
+              <w:rPr>
+                <w:sz w:val="24"/>
+              </w:rPr>
+              <w:t>62</w:t>
             </w:r>
           </w:p>
         </w:tc>
@@ -17748,7 +17748,7 @@
         <w:ind w:firstLine="709"/>
       </w:pPr>
       <w:bookmarkStart w:id="22" w:name="_bd0f162afc2e7ad7347811c158aa5f062feeff4"/>
-      <w:bookmarkStart w:id="23" w:name="_Toc241955018"/>
+      <w:bookmarkStart w:id="23" w:name="_Toc241956352"/>
       <w:bookmarkEnd w:id="20"/>
       <w:r>
         <w:rPr>
@@ -18116,7 +18116,7 @@
               <w:rPr>
                 <w:sz w:val="24"/>
               </w:rPr>
-              <w:t>Стоимость клика взята из модельных показателей (приложение Д, Д-33); проверить стоимость клика и</w:t>
+              <w:t>Стоимость клика взята из расчетных показателей (приложение Д, Д-33); проверить стоимость клика и</w:t>
             </w:r>
             <w:r>
               <w:rPr>
@@ -18512,7 +18512,7 @@
         <w:ind w:firstLine="709"/>
       </w:pPr>
       <w:bookmarkStart w:id="24" w:name="_07f39535de8dfb555f41c49666d7d7ad4469d72"/>
-      <w:bookmarkStart w:id="25" w:name="_Toc241955019"/>
+      <w:bookmarkStart w:id="25" w:name="_Toc241956353"/>
       <w:bookmarkEnd w:id="22"/>
       <w:r>
         <w:rPr>
@@ -19625,7 +19625,7 @@
         <w:ind w:firstLine="709"/>
       </w:pPr>
       <w:bookmarkStart w:id="26" w:name="_ограничения"/>
-      <w:bookmarkStart w:id="27" w:name="_Toc241955020"/>
+      <w:bookmarkStart w:id="27" w:name="_Toc241956354"/>
       <w:bookmarkEnd w:id="24"/>
       <w:r>
         <w:rPr>
@@ -19794,7 +19794,7 @@
         <w:ind w:firstLine="709"/>
       </w:pPr>
       <w:bookmarkStart w:id="28" w:name="_1bfdad9d2d88ddb6ca16c31c1d4d4943679f32f"/>
-      <w:bookmarkStart w:id="29" w:name="_Toc241955021"/>
+      <w:bookmarkStart w:id="29" w:name="_Toc241956355"/>
       <w:bookmarkEnd w:id="26"/>
       <w:bookmarkEnd w:id="2"/>
       <w:r>
@@ -19910,7 +19910,7 @@
         <w:rPr>
           <w:sz w:val="28"/>
         </w:rPr>
-        <w:t>; поисковая выдача и реклама - модельные показатели (приложение Д, Д-33).</w:t>
+        <w:t>; поисковая выдача и реклама - расчетные показатели (приложение Д, Д-33).</w:t>
       </w:r>
     </w:p>
     <w:p>
@@ -19952,7 +19952,7 @@
         <w:rPr>
           <w:sz w:val="28"/>
         </w:rPr>
-        <w:t>стоимость клика принята по модельным показателям (приложение Д, Д-33).</w:t>
+        <w:t>стоимость клика принята по расчетным показателям (приложение Д, Д-33).</w:t>
       </w:r>
     </w:p>
     <w:p>
@@ -20199,7 +20199,7 @@
         <w:jc w:val="center"/>
       </w:pPr>
       <w:bookmarkStart w:id="30" w:name="_выводы"/>
-      <w:bookmarkStart w:id="31" w:name="_Toc241955022"/>
+      <w:bookmarkStart w:id="31" w:name="_Toc241956356"/>
       <w:bookmarkEnd w:id="28"/>
       <w:r>
         <w:rPr>
@@ -20481,7 +20481,7 @@
         <w:jc w:val="center"/>
       </w:pPr>
       <w:bookmarkStart w:id="32" w:name="_274f6a444530ef90b0479dabf3d210f01e97699"/>
-      <w:bookmarkStart w:id="33" w:name="_Toc241955023"/>
+      <w:bookmarkStart w:id="33" w:name="_Toc241956357"/>
       <w:bookmarkEnd w:id="30"/>
       <w:r>
         <w:rPr>
@@ -21759,7 +21759,7 @@
         <w:jc w:val="center"/>
       </w:pPr>
       <w:bookmarkStart w:id="34" w:name="_3d74faf1500c1b2a4a8bfa8e0e37c74206ce73d"/>
-      <w:bookmarkStart w:id="35" w:name="_Toc241955024"/>
+      <w:bookmarkStart w:id="35" w:name="_Toc241956358"/>
       <w:bookmarkEnd w:id="32"/>
       <w:r>
         <w:rPr>
@@ -22823,7 +22823,7 @@
         <w:jc w:val="center"/>
       </w:pPr>
       <w:bookmarkStart w:id="36" w:name="_25083b51e17d9d99817d1269b6af13d75b604a4"/>
-      <w:bookmarkStart w:id="37" w:name="_Toc241955025"/>
+      <w:bookmarkStart w:id="37" w:name="_Toc241956359"/>
       <w:bookmarkEnd w:id="34"/>
       <w:r>
         <w:rPr>
@@ -22877,7 +22877,7 @@
         <w:rPr>
           <w:sz w:val="28"/>
         </w:rPr>
-        <w:t>ое решение: модельные данные, альтернативный источник или допущение.</w:t>
+        <w:t>ое решение: расчетные данные, альтернативный источник или допущение.</w:t>
       </w:r>
     </w:p>
     <w:p>
@@ -23207,7 +23207,7 @@
               <w:rPr>
                 <w:sz w:val="24"/>
               </w:rPr>
-              <w:t>приняты модельные показатели (приложение Д, допущение Д-33)</w:t>
+              <w:t>приняты расчетные показатели (приложение Д, допущение Д-33)</w:t>
             </w:r>
           </w:p>
         </w:tc>
@@ -23911,7 +23911,7 @@
         <w:jc w:val="center"/>
       </w:pPr>
       <w:bookmarkStart w:id="38" w:name="_cb59224a7032ef66ab429e7df9b4e4c597bc187"/>
-      <w:bookmarkStart w:id="39" w:name="_Toc241955026"/>
+      <w:bookmarkStart w:id="39" w:name="_Toc241956360"/>
       <w:bookmarkEnd w:id="36"/>
       <w:r>
         <w:rPr>
@@ -24653,7 +24653,7 @@
         <w:jc w:val="center"/>
       </w:pPr>
       <w:bookmarkStart w:id="40" w:name="_36e5ced6b29eabb38058bfd1a6b3384d71712dd"/>
-      <w:bookmarkStart w:id="41" w:name="_Toc241955027"/>
+      <w:bookmarkStart w:id="41" w:name="_Toc241956361"/>
       <w:bookmarkEnd w:id="38"/>
       <w:r>
         <w:rPr>
@@ -25591,8 +25591,8 @@
         <w:spacing w:before="0" w:after="0" w:line="360" w:lineRule="exact"/>
         <w:jc w:val="center"/>
       </w:pPr>
-      <w:bookmarkStart w:id="42" w:name="_66fcbafe8bc9e7780670ba4b2232c7930f0801d"/>
-      <w:bookmarkStart w:id="43" w:name="_Toc241955028"/>
+      <w:bookmarkStart w:id="42" w:name="_9d5fcc7b5dcc7edf41414b415020c8f23d21510"/>
+      <w:bookmarkStart w:id="43" w:name="_Toc241956362"/>
       <w:bookmarkEnd w:id="40"/>
       <w:r>
         <w:rPr>
@@ -25632,7 +25632,7 @@
           <w:b/>
           <w:sz w:val="28"/>
         </w:rPr>
-        <w:t>Модельные поисково-рекламные показатели</w:t>
+        <w:t>Расчетные поисково-рекламные показатели</w:t>
       </w:r>
     </w:p>
     <w:p>
@@ -25764,7 +25764,7 @@
         <w:rPr>
           <w:sz w:val="28"/>
         </w:rPr>
-        <w:t>В таблице 23 представлено: модельные показатели запросов ядра.</w:t>
+        <w:t>В таблице 23 представлено: расчетные показатели запросов ядра.</w:t>
       </w:r>
     </w:p>
     <w:p>
@@ -25777,7 +25777,7 @@
         <w:rPr>
           <w:sz w:val="28"/>
         </w:rPr>
-        <w:t>Таблица 23 – Модельн</w:t>
+        <w:t>Таблица 23 – Расчетн</w:t>
       </w:r>
       <w:r>
         <w:rPr>
@@ -28259,7 +28259,7 @@
   <w:abstractNum w:abstractNumId="0" w15:restartNumberingAfterBreak="0">
     <w:nsid w:val="0000A990"/>
     <w:multiLevelType w:val="multilevel"/>
-    <w:tmpl w:val="CC705A92"/>
+    <w:tmpl w:val="1082C6AC"/>
     <w:lvl w:ilvl="0">
       <w:numFmt w:val="bullet"/>
       <w:lvlText w:val=" "/>
@@ -28336,7 +28336,7 @@
   <w:abstractNum w:abstractNumId="1" w15:restartNumberingAfterBreak="0">
     <w:nsid w:val="00A99411"/>
     <w:multiLevelType w:val="multilevel"/>
-    <w:tmpl w:val="EF066130"/>
+    <w:tmpl w:val="30B05A88"/>
     <w:lvl w:ilvl="0">
       <w:start w:val="1"/>
       <w:numFmt w:val="decimal"/>
@@ -29814,7 +29814,7 @@
     <w:autoRedefine/>
     <w:uiPriority w:val="39"/>
     <w:unhideWhenUsed/>
-    <w:rsid w:val="00C90B76"/>
+    <w:rsid w:val="00EF3D7A"/>
     <w:pPr>
       <w:spacing w:after="100"/>
     </w:pPr>
@@ -29826,7 +29826,7 @@
     <w:autoRedefine/>
     <w:uiPriority w:val="39"/>
     <w:unhideWhenUsed/>
-    <w:rsid w:val="00C90B76"/>
+    <w:rsid w:val="00EF3D7A"/>
     <w:pPr>
       <w:spacing w:after="100"/>
       <w:ind w:left="240"/>

--- a/ЛР4_Пять_сил_Портера/ОТЧЕТ_ЛР4_TableMind.docx
+++ b/ЛР4_Пять_сил_Портера/ОТЧЕТ_ЛР4_TableMind.docx
@@ -263,7 +263,7 @@
       <w:r>
         <w:fldChar w:fldCharType="separate"/>
       </w:r>
-      <w:hyperlink w:anchor="_Toc241956341" w:history="1">
+      <w:hyperlink w:anchor="_Toc241957870" w:history="1">
         <w:r>
           <w:rPr>
             <w:rStyle w:val="af"/>
@@ -291,7 +291,7 @@
             <w:noProof/>
             <w:webHidden/>
           </w:rPr>
-          <w:instrText xml:space="preserve"> PAGEREF _Toc241956341 \h </w:instrText>
+          <w:instrText xml:space="preserve"> PAGEREF _Toc241957870 \h </w:instrText>
         </w:r>
         <w:r>
           <w:rPr>
@@ -332,7 +332,7 @@
           <w:noProof/>
         </w:rPr>
       </w:pPr>
-      <w:hyperlink w:anchor="_Toc241956342" w:history="1">
+      <w:hyperlink w:anchor="_Toc241957871" w:history="1">
         <w:r>
           <w:rPr>
             <w:rStyle w:val="af"/>
@@ -360,7 +360,7 @@
             <w:noProof/>
             <w:webHidden/>
           </w:rPr>
-          <w:instrText xml:space="preserve"> PAGEREF _Toc241956342 \h </w:instrText>
+          <w:instrText xml:space="preserve"> PAGEREF _Toc241957871 \h </w:instrText>
         </w:r>
         <w:r>
           <w:rPr>
@@ -401,7 +401,7 @@
           <w:noProof/>
         </w:rPr>
       </w:pPr>
-      <w:hyperlink w:anchor="_Toc241956343" w:history="1">
+      <w:hyperlink w:anchor="_Toc241957872" w:history="1">
         <w:r>
           <w:rPr>
             <w:rStyle w:val="af"/>
@@ -429,7 +429,7 @@
             <w:noProof/>
             <w:webHidden/>
           </w:rPr>
-          <w:instrText xml:space="preserve"> PAGEREF _Toc241956343 \h </w:instrText>
+          <w:instrText xml:space="preserve"> PAGEREF _Toc241957872 \h </w:instrText>
         </w:r>
         <w:r>
           <w:rPr>
@@ -470,7 +470,7 @@
           <w:noProof/>
         </w:rPr>
       </w:pPr>
-      <w:hyperlink w:anchor="_Toc241956344" w:history="1">
+      <w:hyperlink w:anchor="_Toc241957873" w:history="1">
         <w:r>
           <w:rPr>
             <w:rStyle w:val="af"/>
@@ -498,7 +498,7 @@
             <w:noProof/>
             <w:webHidden/>
           </w:rPr>
-          <w:instrText xml:space="preserve"> PAGEREF _Toc241956344 \h </w:instrText>
+          <w:instrText xml:space="preserve"> PAGEREF _Toc241957873 \h </w:instrText>
         </w:r>
         <w:r>
           <w:rPr>
@@ -539,7 +539,7 @@
           <w:noProof/>
         </w:rPr>
       </w:pPr>
-      <w:hyperlink w:anchor="_Toc241956345" w:history="1">
+      <w:hyperlink w:anchor="_Toc241957874" w:history="1">
         <w:r>
           <w:rPr>
             <w:rStyle w:val="af"/>
@@ -567,7 +567,7 @@
             <w:noProof/>
             <w:webHidden/>
           </w:rPr>
-          <w:instrText xml:space="preserve"> PAGEREF _Toc241956345 \h </w:instrText>
+          <w:instrText xml:space="preserve"> PAGEREF _Toc241957874 \h </w:instrText>
         </w:r>
         <w:r>
           <w:rPr>
@@ -587,7 +587,7 @@
             <w:noProof/>
             <w:webHidden/>
           </w:rPr>
-          <w:t>8</w:t>
+          <w:t>9</w:t>
         </w:r>
         <w:r>
           <w:rPr>
@@ -608,7 +608,7 @@
           <w:noProof/>
         </w:rPr>
       </w:pPr>
-      <w:hyperlink w:anchor="_Toc241956346" w:history="1">
+      <w:hyperlink w:anchor="_Toc241957875" w:history="1">
         <w:r>
           <w:rPr>
             <w:rStyle w:val="af"/>
@@ -636,76 +636,7 @@
             <w:noProof/>
             <w:webHidden/>
           </w:rPr>
-          <w:instrText xml:space="preserve"> PAGEREF _Toc241956346 \h </w:instrText>
-        </w:r>
-        <w:r>
-          <w:rPr>
-            <w:noProof/>
-            <w:webHidden/>
-          </w:rPr>
-        </w:r>
-        <w:r>
-          <w:rPr>
-            <w:noProof/>
-            <w:webHidden/>
-          </w:rPr>
-          <w:fldChar w:fldCharType="separate"/>
-        </w:r>
-        <w:r>
-          <w:rPr>
-            <w:noProof/>
-            <w:webHidden/>
-          </w:rPr>
-          <w:t>10</w:t>
-        </w:r>
-        <w:r>
-          <w:rPr>
-            <w:noProof/>
-            <w:webHidden/>
-          </w:rPr>
-          <w:fldChar w:fldCharType="end"/>
-        </w:r>
-      </w:hyperlink>
-    </w:p>
-    <w:p>
-      <w:pPr>
-        <w:pStyle w:val="22"/>
-        <w:tabs>
-          <w:tab w:val="right" w:leader="dot" w:pos="9345"/>
-        </w:tabs>
-        <w:rPr>
-          <w:noProof/>
-        </w:rPr>
-      </w:pPr>
-      <w:hyperlink w:anchor="_Toc241956347" w:history="1">
-        <w:r>
-          <w:rPr>
-            <w:rStyle w:val="af"/>
-            <w:b/>
-            <w:noProof/>
-          </w:rPr>
-          <w:t>2.5 Сила 4. Сила поставщиков</w:t>
-        </w:r>
-        <w:r>
-          <w:rPr>
-            <w:noProof/>
-            <w:webHidden/>
-          </w:rPr>
-          <w:tab/>
-        </w:r>
-        <w:r>
-          <w:rPr>
-            <w:noProof/>
-            <w:webHidden/>
-          </w:rPr>
-          <w:fldChar w:fldCharType="begin"/>
-        </w:r>
-        <w:r>
-          <w:rPr>
-            <w:noProof/>
-            <w:webHidden/>
-          </w:rPr>
-          <w:instrText xml:space="preserve"> PAGEREF _Toc241956347 \h </w:instrText>
+          <w:instrText xml:space="preserve"> PAGEREF _Toc241957875 \h </w:instrText>
         </w:r>
         <w:r>
           <w:rPr>
@@ -746,14 +677,14 @@
           <w:noProof/>
         </w:rPr>
       </w:pPr>
-      <w:hyperlink w:anchor="_Toc241956348" w:history="1">
+      <w:hyperlink w:anchor="_Toc241957876" w:history="1">
         <w:r>
           <w:rPr>
             <w:rStyle w:val="af"/>
             <w:b/>
             <w:noProof/>
           </w:rPr>
-          <w:t>2.6 Сила 5. Угроза заменителей</w:t>
+          <w:t>2.5 Сила 4. Сила поставщиков</w:t>
         </w:r>
         <w:r>
           <w:rPr>
@@ -774,76 +705,7 @@
             <w:noProof/>
             <w:webHidden/>
           </w:rPr>
-          <w:instrText xml:space="preserve"> PAGEREF _Toc241956348 \h </w:instrText>
-        </w:r>
-        <w:r>
-          <w:rPr>
-            <w:noProof/>
-            <w:webHidden/>
-          </w:rPr>
-        </w:r>
-        <w:r>
-          <w:rPr>
-            <w:noProof/>
-            <w:webHidden/>
-          </w:rPr>
-          <w:fldChar w:fldCharType="separate"/>
-        </w:r>
-        <w:r>
-          <w:rPr>
-            <w:noProof/>
-            <w:webHidden/>
-          </w:rPr>
-          <w:t>11</w:t>
-        </w:r>
-        <w:r>
-          <w:rPr>
-            <w:noProof/>
-            <w:webHidden/>
-          </w:rPr>
-          <w:fldChar w:fldCharType="end"/>
-        </w:r>
-      </w:hyperlink>
-    </w:p>
-    <w:p>
-      <w:pPr>
-        <w:pStyle w:val="22"/>
-        <w:tabs>
-          <w:tab w:val="right" w:leader="dot" w:pos="9345"/>
-        </w:tabs>
-        <w:rPr>
-          <w:noProof/>
-        </w:rPr>
-      </w:pPr>
-      <w:hyperlink w:anchor="_Toc241956349" w:history="1">
-        <w:r>
-          <w:rPr>
-            <w:rStyle w:val="af"/>
-            <w:b/>
-            <w:noProof/>
-          </w:rPr>
-          <w:t>2.7 Цифровые усилители</w:t>
-        </w:r>
-        <w:r>
-          <w:rPr>
-            <w:noProof/>
-            <w:webHidden/>
-          </w:rPr>
-          <w:tab/>
-        </w:r>
-        <w:r>
-          <w:rPr>
-            <w:noProof/>
-            <w:webHidden/>
-          </w:rPr>
-          <w:fldChar w:fldCharType="begin"/>
-        </w:r>
-        <w:r>
-          <w:rPr>
-            <w:noProof/>
-            <w:webHidden/>
-          </w:rPr>
-          <w:instrText xml:space="preserve"> PAGEREF _Toc241956349 \h </w:instrText>
+          <w:instrText xml:space="preserve"> PAGEREF _Toc241957876 \h </w:instrText>
         </w:r>
         <w:r>
           <w:rPr>
@@ -884,14 +746,14 @@
           <w:noProof/>
         </w:rPr>
       </w:pPr>
-      <w:hyperlink w:anchor="_Toc241956350" w:history="1">
+      <w:hyperlink w:anchor="_Toc241957877" w:history="1">
         <w:r>
           <w:rPr>
             <w:rStyle w:val="af"/>
             <w:b/>
             <w:noProof/>
           </w:rPr>
-          <w:t>2.8 Сводная матрица пяти сил</w:t>
+          <w:t>2.6 Сила 5. Угроза заменителей</w:t>
         </w:r>
         <w:r>
           <w:rPr>
@@ -912,76 +774,7 @@
             <w:noProof/>
             <w:webHidden/>
           </w:rPr>
-          <w:instrText xml:space="preserve"> PAGEREF _Toc241956350 \h </w:instrText>
-        </w:r>
-        <w:r>
-          <w:rPr>
-            <w:noProof/>
-            <w:webHidden/>
-          </w:rPr>
-        </w:r>
-        <w:r>
-          <w:rPr>
-            <w:noProof/>
-            <w:webHidden/>
-          </w:rPr>
-          <w:fldChar w:fldCharType="separate"/>
-        </w:r>
-        <w:r>
-          <w:rPr>
-            <w:noProof/>
-            <w:webHidden/>
-          </w:rPr>
-          <w:t>12</w:t>
-        </w:r>
-        <w:r>
-          <w:rPr>
-            <w:noProof/>
-            <w:webHidden/>
-          </w:rPr>
-          <w:fldChar w:fldCharType="end"/>
-        </w:r>
-      </w:hyperlink>
-    </w:p>
-    <w:p>
-      <w:pPr>
-        <w:pStyle w:val="22"/>
-        <w:tabs>
-          <w:tab w:val="right" w:leader="dot" w:pos="9345"/>
-        </w:tabs>
-        <w:rPr>
-          <w:noProof/>
-        </w:rPr>
-      </w:pPr>
-      <w:hyperlink w:anchor="_Toc241956351" w:history="1">
-        <w:r>
-          <w:rPr>
-            <w:rStyle w:val="af"/>
-            <w:b/>
-            <w:noProof/>
-          </w:rPr>
-          <w:t>2.9 Карточки сильнейших конкурентов</w:t>
-        </w:r>
-        <w:r>
-          <w:rPr>
-            <w:noProof/>
-            <w:webHidden/>
-          </w:rPr>
-          <w:tab/>
-        </w:r>
-        <w:r>
-          <w:rPr>
-            <w:noProof/>
-            <w:webHidden/>
-          </w:rPr>
-          <w:fldChar w:fldCharType="begin"/>
-        </w:r>
-        <w:r>
-          <w:rPr>
-            <w:noProof/>
-            <w:webHidden/>
-          </w:rPr>
-          <w:instrText xml:space="preserve"> PAGEREF _Toc241956351 \h </w:instrText>
+          <w:instrText xml:space="preserve"> PAGEREF _Toc241957877 \h </w:instrText>
         </w:r>
         <w:r>
           <w:rPr>
@@ -1022,7 +815,214 @@
           <w:noProof/>
         </w:rPr>
       </w:pPr>
-      <w:hyperlink w:anchor="_Toc241956352" w:history="1">
+      <w:hyperlink w:anchor="_Toc241957878" w:history="1">
+        <w:r>
+          <w:rPr>
+            <w:rStyle w:val="af"/>
+            <w:b/>
+            <w:noProof/>
+          </w:rPr>
+          <w:t>2.7 Цифровые усилители</w:t>
+        </w:r>
+        <w:r>
+          <w:rPr>
+            <w:noProof/>
+            <w:webHidden/>
+          </w:rPr>
+          <w:tab/>
+        </w:r>
+        <w:r>
+          <w:rPr>
+            <w:noProof/>
+            <w:webHidden/>
+          </w:rPr>
+          <w:fldChar w:fldCharType="begin"/>
+        </w:r>
+        <w:r>
+          <w:rPr>
+            <w:noProof/>
+            <w:webHidden/>
+          </w:rPr>
+          <w:instrText xml:space="preserve"> PAGEREF _Toc241957878 \h </w:instrText>
+        </w:r>
+        <w:r>
+          <w:rPr>
+            <w:noProof/>
+            <w:webHidden/>
+          </w:rPr>
+        </w:r>
+        <w:r>
+          <w:rPr>
+            <w:noProof/>
+            <w:webHidden/>
+          </w:rPr>
+          <w:fldChar w:fldCharType="separate"/>
+        </w:r>
+        <w:r>
+          <w:rPr>
+            <w:noProof/>
+            <w:webHidden/>
+          </w:rPr>
+          <w:t>13</w:t>
+        </w:r>
+        <w:r>
+          <w:rPr>
+            <w:noProof/>
+            <w:webHidden/>
+          </w:rPr>
+          <w:fldChar w:fldCharType="end"/>
+        </w:r>
+      </w:hyperlink>
+    </w:p>
+    <w:p>
+      <w:pPr>
+        <w:pStyle w:val="22"/>
+        <w:tabs>
+          <w:tab w:val="right" w:leader="dot" w:pos="9345"/>
+        </w:tabs>
+        <w:rPr>
+          <w:noProof/>
+        </w:rPr>
+      </w:pPr>
+      <w:hyperlink w:anchor="_Toc241957879" w:history="1">
+        <w:r>
+          <w:rPr>
+            <w:rStyle w:val="af"/>
+            <w:b/>
+            <w:noProof/>
+          </w:rPr>
+          <w:t>2.8 Сводная матрица пяти сил</w:t>
+        </w:r>
+        <w:r>
+          <w:rPr>
+            <w:noProof/>
+            <w:webHidden/>
+          </w:rPr>
+          <w:tab/>
+        </w:r>
+        <w:r>
+          <w:rPr>
+            <w:noProof/>
+            <w:webHidden/>
+          </w:rPr>
+          <w:fldChar w:fldCharType="begin"/>
+        </w:r>
+        <w:r>
+          <w:rPr>
+            <w:noProof/>
+            <w:webHidden/>
+          </w:rPr>
+          <w:instrText xml:space="preserve"> PAGEREF _Toc241957879 \h </w:instrText>
+        </w:r>
+        <w:r>
+          <w:rPr>
+            <w:noProof/>
+            <w:webHidden/>
+          </w:rPr>
+        </w:r>
+        <w:r>
+          <w:rPr>
+            <w:noProof/>
+            <w:webHidden/>
+          </w:rPr>
+          <w:fldChar w:fldCharType="separate"/>
+        </w:r>
+        <w:r>
+          <w:rPr>
+            <w:noProof/>
+            <w:webHidden/>
+          </w:rPr>
+          <w:t>14</w:t>
+        </w:r>
+        <w:r>
+          <w:rPr>
+            <w:noProof/>
+            <w:webHidden/>
+          </w:rPr>
+          <w:fldChar w:fldCharType="end"/>
+        </w:r>
+      </w:hyperlink>
+    </w:p>
+    <w:p>
+      <w:pPr>
+        <w:pStyle w:val="22"/>
+        <w:tabs>
+          <w:tab w:val="right" w:leader="dot" w:pos="9345"/>
+        </w:tabs>
+        <w:rPr>
+          <w:noProof/>
+        </w:rPr>
+      </w:pPr>
+      <w:hyperlink w:anchor="_Toc241957880" w:history="1">
+        <w:r>
+          <w:rPr>
+            <w:rStyle w:val="af"/>
+            <w:b/>
+            <w:noProof/>
+          </w:rPr>
+          <w:t>2.9 Карточки сильнейших конкурентов</w:t>
+        </w:r>
+        <w:r>
+          <w:rPr>
+            <w:noProof/>
+            <w:webHidden/>
+          </w:rPr>
+          <w:tab/>
+        </w:r>
+        <w:r>
+          <w:rPr>
+            <w:noProof/>
+            <w:webHidden/>
+          </w:rPr>
+          <w:fldChar w:fldCharType="begin"/>
+        </w:r>
+        <w:r>
+          <w:rPr>
+            <w:noProof/>
+            <w:webHidden/>
+          </w:rPr>
+          <w:instrText xml:space="preserve"> PAGEREF _Toc241957880 \h </w:instrText>
+        </w:r>
+        <w:r>
+          <w:rPr>
+            <w:noProof/>
+            <w:webHidden/>
+          </w:rPr>
+        </w:r>
+        <w:r>
+          <w:rPr>
+            <w:noProof/>
+            <w:webHidden/>
+          </w:rPr>
+          <w:fldChar w:fldCharType="separate"/>
+        </w:r>
+        <w:r>
+          <w:rPr>
+            <w:noProof/>
+            <w:webHidden/>
+          </w:rPr>
+          <w:t>15</w:t>
+        </w:r>
+        <w:r>
+          <w:rPr>
+            <w:noProof/>
+            <w:webHidden/>
+          </w:rPr>
+          <w:fldChar w:fldCharType="end"/>
+        </w:r>
+      </w:hyperlink>
+    </w:p>
+    <w:p>
+      <w:pPr>
+        <w:pStyle w:val="22"/>
+        <w:tabs>
+          <w:tab w:val="right" w:leader="dot" w:pos="9345"/>
+        </w:tabs>
+        <w:rPr>
+          <w:noProof/>
+        </w:rPr>
+      </w:pPr>
+      <w:hyperlink w:anchor="_Toc241957881" w:history="1">
         <w:r>
           <w:rPr>
             <w:rStyle w:val="af"/>
@@ -1050,76 +1050,7 @@
             <w:noProof/>
             <w:webHidden/>
           </w:rPr>
-          <w:instrText xml:space="preserve"> PAGEREF _Toc241956352 \h </w:instrText>
-        </w:r>
-        <w:r>
-          <w:rPr>
-            <w:noProof/>
-            <w:webHidden/>
-          </w:rPr>
-        </w:r>
-        <w:r>
-          <w:rPr>
-            <w:noProof/>
-            <w:webHidden/>
-          </w:rPr>
-          <w:fldChar w:fldCharType="separate"/>
-        </w:r>
-        <w:r>
-          <w:rPr>
-            <w:noProof/>
-            <w:webHidden/>
-          </w:rPr>
-          <w:t>16</w:t>
-        </w:r>
-        <w:r>
-          <w:rPr>
-            <w:noProof/>
-            <w:webHidden/>
-          </w:rPr>
-          <w:fldChar w:fldCharType="end"/>
-        </w:r>
-      </w:hyperlink>
-    </w:p>
-    <w:p>
-      <w:pPr>
-        <w:pStyle w:val="22"/>
-        <w:tabs>
-          <w:tab w:val="right" w:leader="dot" w:pos="9345"/>
-        </w:tabs>
-        <w:rPr>
-          <w:noProof/>
-        </w:rPr>
-      </w:pPr>
-      <w:hyperlink w:anchor="_Toc241956353" w:history="1">
-        <w:r>
-          <w:rPr>
-            <w:rStyle w:val="af"/>
-            <w:b/>
-            <w:noProof/>
-          </w:rPr>
-          <w:t>2.11 Проверка расчетов и чувствительность</w:t>
-        </w:r>
-        <w:r>
-          <w:rPr>
-            <w:noProof/>
-            <w:webHidden/>
-          </w:rPr>
-          <w:tab/>
-        </w:r>
-        <w:r>
-          <w:rPr>
-            <w:noProof/>
-            <w:webHidden/>
-          </w:rPr>
-          <w:fldChar w:fldCharType="begin"/>
-        </w:r>
-        <w:r>
-          <w:rPr>
-            <w:noProof/>
-            <w:webHidden/>
-          </w:rPr>
-          <w:instrText xml:space="preserve"> PAGEREF _Toc241956353 \h </w:instrText>
+          <w:instrText xml:space="preserve"> PAGEREF _Toc241957881 \h </w:instrText>
         </w:r>
         <w:r>
           <w:rPr>
@@ -1160,7 +1091,76 @@
           <w:noProof/>
         </w:rPr>
       </w:pPr>
-      <w:hyperlink w:anchor="_Toc241956354" w:history="1">
+      <w:hyperlink w:anchor="_Toc241957882" w:history="1">
+        <w:r>
+          <w:rPr>
+            <w:rStyle w:val="af"/>
+            <w:b/>
+            <w:noProof/>
+          </w:rPr>
+          <w:t>2.11 Проверка расчетов и чувствительность</w:t>
+        </w:r>
+        <w:r>
+          <w:rPr>
+            <w:noProof/>
+            <w:webHidden/>
+          </w:rPr>
+          <w:tab/>
+        </w:r>
+        <w:r>
+          <w:rPr>
+            <w:noProof/>
+            <w:webHidden/>
+          </w:rPr>
+          <w:fldChar w:fldCharType="begin"/>
+        </w:r>
+        <w:r>
+          <w:rPr>
+            <w:noProof/>
+            <w:webHidden/>
+          </w:rPr>
+          <w:instrText xml:space="preserve"> PAGEREF _Toc241957882 \h </w:instrText>
+        </w:r>
+        <w:r>
+          <w:rPr>
+            <w:noProof/>
+            <w:webHidden/>
+          </w:rPr>
+        </w:r>
+        <w:r>
+          <w:rPr>
+            <w:noProof/>
+            <w:webHidden/>
+          </w:rPr>
+          <w:fldChar w:fldCharType="separate"/>
+        </w:r>
+        <w:r>
+          <w:rPr>
+            <w:noProof/>
+            <w:webHidden/>
+          </w:rPr>
+          <w:t>18</w:t>
+        </w:r>
+        <w:r>
+          <w:rPr>
+            <w:noProof/>
+            <w:webHidden/>
+          </w:rPr>
+          <w:fldChar w:fldCharType="end"/>
+        </w:r>
+      </w:hyperlink>
+    </w:p>
+    <w:p>
+      <w:pPr>
+        <w:pStyle w:val="22"/>
+        <w:tabs>
+          <w:tab w:val="right" w:leader="dot" w:pos="9345"/>
+        </w:tabs>
+        <w:rPr>
+          <w:noProof/>
+        </w:rPr>
+      </w:pPr>
+      <w:hyperlink w:anchor="_Toc241957883" w:history="1">
         <w:r>
           <w:rPr>
             <w:rStyle w:val="af"/>
@@ -1188,76 +1188,7 @@
             <w:noProof/>
             <w:webHidden/>
           </w:rPr>
-          <w:instrText xml:space="preserve"> PAGEREF _Toc241956354 \h </w:instrText>
-        </w:r>
-        <w:r>
-          <w:rPr>
-            <w:noProof/>
-            <w:webHidden/>
-          </w:rPr>
-        </w:r>
-        <w:r>
-          <w:rPr>
-            <w:noProof/>
-            <w:webHidden/>
-          </w:rPr>
-          <w:fldChar w:fldCharType="separate"/>
-        </w:r>
-        <w:r>
-          <w:rPr>
-            <w:noProof/>
-            <w:webHidden/>
-          </w:rPr>
-          <w:t>17</w:t>
-        </w:r>
-        <w:r>
-          <w:rPr>
-            <w:noProof/>
-            <w:webHidden/>
-          </w:rPr>
-          <w:fldChar w:fldCharType="end"/>
-        </w:r>
-      </w:hyperlink>
-    </w:p>
-    <w:p>
-      <w:pPr>
-        <w:pStyle w:val="12"/>
-        <w:tabs>
-          <w:tab w:val="right" w:leader="dot" w:pos="9345"/>
-        </w:tabs>
-        <w:rPr>
-          <w:noProof/>
-        </w:rPr>
-      </w:pPr>
-      <w:hyperlink w:anchor="_Toc241956355" w:history="1">
-        <w:r>
-          <w:rPr>
-            <w:rStyle w:val="af"/>
-            <w:b/>
-            <w:noProof/>
-          </w:rPr>
-          <w:t>3 ОТВЕТЫ НА КОНТРОЛЬНЫЕ ВОПРОСЫ</w:t>
-        </w:r>
-        <w:r>
-          <w:rPr>
-            <w:noProof/>
-            <w:webHidden/>
-          </w:rPr>
-          <w:tab/>
-        </w:r>
-        <w:r>
-          <w:rPr>
-            <w:noProof/>
-            <w:webHidden/>
-          </w:rPr>
-          <w:fldChar w:fldCharType="begin"/>
-        </w:r>
-        <w:r>
-          <w:rPr>
-            <w:noProof/>
-            <w:webHidden/>
-          </w:rPr>
-          <w:instrText xml:space="preserve"> PAGEREF _Toc241956355 \h </w:instrText>
+          <w:instrText xml:space="preserve"> PAGEREF _Toc241957883 \h </w:instrText>
         </w:r>
         <w:r>
           <w:rPr>
@@ -1298,14 +1229,14 @@
           <w:noProof/>
         </w:rPr>
       </w:pPr>
-      <w:hyperlink w:anchor="_Toc241956356" w:history="1">
+      <w:hyperlink w:anchor="_Toc241957884" w:history="1">
         <w:r>
           <w:rPr>
             <w:rStyle w:val="af"/>
             <w:b/>
             <w:noProof/>
           </w:rPr>
-          <w:t>ВЫВОДЫ</w:t>
+          <w:t>3 ОТВЕТЫ НА КОНТРОЛЬНЫЕ ВОПРОСЫ</w:t>
         </w:r>
         <w:r>
           <w:rPr>
@@ -1326,7 +1257,7 @@
             <w:noProof/>
             <w:webHidden/>
           </w:rPr>
-          <w:instrText xml:space="preserve"> PAGEREF _Toc241956356 \h </w:instrText>
+          <w:instrText xml:space="preserve"> PAGEREF _Toc241957884 \h </w:instrText>
         </w:r>
         <w:r>
           <w:rPr>
@@ -1367,14 +1298,14 @@
           <w:noProof/>
         </w:rPr>
       </w:pPr>
-      <w:hyperlink w:anchor="_Toc241956357" w:history="1">
+      <w:hyperlink w:anchor="_Toc241957885" w:history="1">
         <w:r>
           <w:rPr>
             <w:rStyle w:val="af"/>
             <w:b/>
             <w:noProof/>
           </w:rPr>
-          <w:t>СПИСОК ИСПОЛЬЗОВАННЫХ ИСТОЧНИКОВ</w:t>
+          <w:t>ВЫВОДЫ</w:t>
         </w:r>
         <w:r>
           <w:rPr>
@@ -1395,7 +1326,7 @@
             <w:noProof/>
             <w:webHidden/>
           </w:rPr>
-          <w:instrText xml:space="preserve"> PAGEREF _Toc241956357 \h </w:instrText>
+          <w:instrText xml:space="preserve"> PAGEREF _Toc241957885 \h </w:instrText>
         </w:r>
         <w:r>
           <w:rPr>
@@ -1436,7 +1367,76 @@
           <w:noProof/>
         </w:rPr>
       </w:pPr>
-      <w:hyperlink w:anchor="_Toc241956358" w:history="1">
+      <w:hyperlink w:anchor="_Toc241957886" w:history="1">
+        <w:r>
+          <w:rPr>
+            <w:rStyle w:val="af"/>
+            <w:b/>
+            <w:noProof/>
+          </w:rPr>
+          <w:t>СПИСОК ИСПОЛЬЗОВАННЫХ ИСТОЧНИКОВ</w:t>
+        </w:r>
+        <w:r>
+          <w:rPr>
+            <w:noProof/>
+            <w:webHidden/>
+          </w:rPr>
+          <w:tab/>
+        </w:r>
+        <w:r>
+          <w:rPr>
+            <w:noProof/>
+            <w:webHidden/>
+          </w:rPr>
+          <w:fldChar w:fldCharType="begin"/>
+        </w:r>
+        <w:r>
+          <w:rPr>
+            <w:noProof/>
+            <w:webHidden/>
+          </w:rPr>
+          <w:instrText xml:space="preserve"> PAGEREF _Toc241957886 \h </w:instrText>
+        </w:r>
+        <w:r>
+          <w:rPr>
+            <w:noProof/>
+            <w:webHidden/>
+          </w:rPr>
+        </w:r>
+        <w:r>
+          <w:rPr>
+            <w:noProof/>
+            <w:webHidden/>
+          </w:rPr>
+          <w:fldChar w:fldCharType="separate"/>
+        </w:r>
+        <w:r>
+          <w:rPr>
+            <w:noProof/>
+            <w:webHidden/>
+          </w:rPr>
+          <w:t>22</w:t>
+        </w:r>
+        <w:r>
+          <w:rPr>
+            <w:noProof/>
+            <w:webHidden/>
+          </w:rPr>
+          <w:fldChar w:fldCharType="end"/>
+        </w:r>
+      </w:hyperlink>
+    </w:p>
+    <w:p>
+      <w:pPr>
+        <w:pStyle w:val="12"/>
+        <w:tabs>
+          <w:tab w:val="right" w:leader="dot" w:pos="9345"/>
+        </w:tabs>
+        <w:rPr>
+          <w:noProof/>
+        </w:rPr>
+      </w:pPr>
+      <w:hyperlink w:anchor="_Toc241957887" w:history="1">
         <w:r>
           <w:rPr>
             <w:rStyle w:val="af"/>
@@ -1464,76 +1464,7 @@
             <w:noProof/>
             <w:webHidden/>
           </w:rPr>
-          <w:instrText xml:space="preserve"> PAGEREF _Toc241956358 \h </w:instrText>
-        </w:r>
-        <w:r>
-          <w:rPr>
-            <w:noProof/>
-            <w:webHidden/>
-          </w:rPr>
-        </w:r>
-        <w:r>
-          <w:rPr>
-            <w:noProof/>
-            <w:webHidden/>
-          </w:rPr>
-          <w:fldChar w:fldCharType="separate"/>
-        </w:r>
-        <w:r>
-          <w:rPr>
-            <w:noProof/>
-            <w:webHidden/>
-          </w:rPr>
-          <w:t>23</w:t>
-        </w:r>
-        <w:r>
-          <w:rPr>
-            <w:noProof/>
-            <w:webHidden/>
-          </w:rPr>
-          <w:fldChar w:fldCharType="end"/>
-        </w:r>
-      </w:hyperlink>
-    </w:p>
-    <w:p>
-      <w:pPr>
-        <w:pStyle w:val="12"/>
-        <w:tabs>
-          <w:tab w:val="right" w:leader="dot" w:pos="9345"/>
-        </w:tabs>
-        <w:rPr>
-          <w:noProof/>
-        </w:rPr>
-      </w:pPr>
-      <w:hyperlink w:anchor="_Toc241956359" w:history="1">
-        <w:r>
-          <w:rPr>
-            <w:rStyle w:val="af"/>
-            <w:b/>
-            <w:noProof/>
-          </w:rPr>
-          <w:t>ПРИЛОЖЕНИЕ Б</w:t>
-        </w:r>
-        <w:r>
-          <w:rPr>
-            <w:noProof/>
-            <w:webHidden/>
-          </w:rPr>
-          <w:tab/>
-        </w:r>
-        <w:r>
-          <w:rPr>
-            <w:noProof/>
-            <w:webHidden/>
-          </w:rPr>
-          <w:fldChar w:fldCharType="begin"/>
-        </w:r>
-        <w:r>
-          <w:rPr>
-            <w:noProof/>
-            <w:webHidden/>
-          </w:rPr>
-          <w:instrText xml:space="preserve"> PAGEREF _Toc241956359 \h </w:instrText>
+          <w:instrText xml:space="preserve"> PAGEREF _Toc241957887 \h </w:instrText>
         </w:r>
         <w:r>
           <w:rPr>
@@ -1574,7 +1505,76 @@
           <w:noProof/>
         </w:rPr>
       </w:pPr>
-      <w:hyperlink w:anchor="_Toc241956360" w:history="1">
+      <w:hyperlink w:anchor="_Toc241957888" w:history="1">
+        <w:r>
+          <w:rPr>
+            <w:rStyle w:val="af"/>
+            <w:b/>
+            <w:noProof/>
+          </w:rPr>
+          <w:t>ПРИЛОЖЕНИЕ Б</w:t>
+        </w:r>
+        <w:r>
+          <w:rPr>
+            <w:noProof/>
+            <w:webHidden/>
+          </w:rPr>
+          <w:tab/>
+        </w:r>
+        <w:r>
+          <w:rPr>
+            <w:noProof/>
+            <w:webHidden/>
+          </w:rPr>
+          <w:fldChar w:fldCharType="begin"/>
+        </w:r>
+        <w:r>
+          <w:rPr>
+            <w:noProof/>
+            <w:webHidden/>
+          </w:rPr>
+          <w:instrText xml:space="preserve"> PAGEREF _Toc241957888 \h </w:instrText>
+        </w:r>
+        <w:r>
+          <w:rPr>
+            <w:noProof/>
+            <w:webHidden/>
+          </w:rPr>
+        </w:r>
+        <w:r>
+          <w:rPr>
+            <w:noProof/>
+            <w:webHidden/>
+          </w:rPr>
+          <w:fldChar w:fldCharType="separate"/>
+        </w:r>
+        <w:r>
+          <w:rPr>
+            <w:noProof/>
+            <w:webHidden/>
+          </w:rPr>
+          <w:t>25</w:t>
+        </w:r>
+        <w:r>
+          <w:rPr>
+            <w:noProof/>
+            <w:webHidden/>
+          </w:rPr>
+          <w:fldChar w:fldCharType="end"/>
+        </w:r>
+      </w:hyperlink>
+    </w:p>
+    <w:p>
+      <w:pPr>
+        <w:pStyle w:val="12"/>
+        <w:tabs>
+          <w:tab w:val="right" w:leader="dot" w:pos="9345"/>
+        </w:tabs>
+        <w:rPr>
+          <w:noProof/>
+        </w:rPr>
+      </w:pPr>
+      <w:hyperlink w:anchor="_Toc241957889" w:history="1">
         <w:r>
           <w:rPr>
             <w:rStyle w:val="af"/>
@@ -1602,76 +1602,7 @@
             <w:noProof/>
             <w:webHidden/>
           </w:rPr>
-          <w:instrText xml:space="preserve"> PAGEREF _Toc241956360 \h </w:instrText>
-        </w:r>
-        <w:r>
-          <w:rPr>
-            <w:noProof/>
-            <w:webHidden/>
-          </w:rPr>
-        </w:r>
-        <w:r>
-          <w:rPr>
-            <w:noProof/>
-            <w:webHidden/>
-          </w:rPr>
-          <w:fldChar w:fldCharType="separate"/>
-        </w:r>
-        <w:r>
-          <w:rPr>
-            <w:noProof/>
-            <w:webHidden/>
-          </w:rPr>
-          <w:t>26</w:t>
-        </w:r>
-        <w:r>
-          <w:rPr>
-            <w:noProof/>
-            <w:webHidden/>
-          </w:rPr>
-          <w:fldChar w:fldCharType="end"/>
-        </w:r>
-      </w:hyperlink>
-    </w:p>
-    <w:p>
-      <w:pPr>
-        <w:pStyle w:val="12"/>
-        <w:tabs>
-          <w:tab w:val="right" w:leader="dot" w:pos="9345"/>
-        </w:tabs>
-        <w:rPr>
-          <w:noProof/>
-        </w:rPr>
-      </w:pPr>
-      <w:hyperlink w:anchor="_Toc241956361" w:history="1">
-        <w:r>
-          <w:rPr>
-            <w:rStyle w:val="af"/>
-            <w:b/>
-            <w:noProof/>
-          </w:rPr>
-          <w:t>ПРИЛОЖЕНИЕ Г</w:t>
-        </w:r>
-        <w:r>
-          <w:rPr>
-            <w:noProof/>
-            <w:webHidden/>
-          </w:rPr>
-          <w:tab/>
-        </w:r>
-        <w:r>
-          <w:rPr>
-            <w:noProof/>
-            <w:webHidden/>
-          </w:rPr>
-          <w:fldChar w:fldCharType="begin"/>
-        </w:r>
-        <w:r>
-          <w:rPr>
-            <w:noProof/>
-            <w:webHidden/>
-          </w:rPr>
-          <w:instrText xml:space="preserve"> PAGEREF _Toc241956361 \h </w:instrText>
+          <w:instrText xml:space="preserve"> PAGEREF _Toc241957889 \h </w:instrText>
         </w:r>
         <w:r>
           <w:rPr>
@@ -1712,14 +1643,14 @@
           <w:noProof/>
         </w:rPr>
       </w:pPr>
-      <w:hyperlink w:anchor="_Toc241956362" w:history="1">
+      <w:hyperlink w:anchor="_Toc241957890" w:history="1">
         <w:r>
           <w:rPr>
             <w:rStyle w:val="af"/>
             <w:b/>
             <w:noProof/>
           </w:rPr>
-          <w:t>ПРИЛОЖЕНИЕ Д</w:t>
+          <w:t>ПРИЛОЖЕНИЕ Г</w:t>
         </w:r>
         <w:r>
           <w:rPr>
@@ -1740,7 +1671,7 @@
             <w:noProof/>
             <w:webHidden/>
           </w:rPr>
-          <w:instrText xml:space="preserve"> PAGEREF _Toc241956362 \h </w:instrText>
+          <w:instrText xml:space="preserve"> PAGEREF _Toc241957890 \h </w:instrText>
         </w:r>
         <w:r>
           <w:rPr>
@@ -1773,6 +1704,75 @@
     </w:p>
     <w:p>
       <w:pPr>
+        <w:pStyle w:val="12"/>
+        <w:tabs>
+          <w:tab w:val="right" w:leader="dot" w:pos="9345"/>
+        </w:tabs>
+        <w:rPr>
+          <w:noProof/>
+        </w:rPr>
+      </w:pPr>
+      <w:hyperlink w:anchor="_Toc241957891" w:history="1">
+        <w:r>
+          <w:rPr>
+            <w:rStyle w:val="af"/>
+            <w:b/>
+            <w:noProof/>
+          </w:rPr>
+          <w:t>ПРИЛОЖЕНИЕ Д</w:t>
+        </w:r>
+        <w:r>
+          <w:rPr>
+            <w:noProof/>
+            <w:webHidden/>
+          </w:rPr>
+          <w:tab/>
+        </w:r>
+        <w:r>
+          <w:rPr>
+            <w:noProof/>
+            <w:webHidden/>
+          </w:rPr>
+          <w:fldChar w:fldCharType="begin"/>
+        </w:r>
+        <w:r>
+          <w:rPr>
+            <w:noProof/>
+            <w:webHidden/>
+          </w:rPr>
+          <w:instrText xml:space="preserve"> PAGEREF _Toc241957891 \h </w:instrText>
+        </w:r>
+        <w:r>
+          <w:rPr>
+            <w:noProof/>
+            <w:webHidden/>
+          </w:rPr>
+        </w:r>
+        <w:r>
+          <w:rPr>
+            <w:noProof/>
+            <w:webHidden/>
+          </w:rPr>
+          <w:fldChar w:fldCharType="separate"/>
+        </w:r>
+        <w:r>
+          <w:rPr>
+            <w:noProof/>
+            <w:webHidden/>
+          </w:rPr>
+          <w:t>29</w:t>
+        </w:r>
+        <w:r>
+          <w:rPr>
+            <w:noProof/>
+            <w:webHidden/>
+          </w:rPr>
+          <w:fldChar w:fldCharType="end"/>
+        </w:r>
+      </w:hyperlink>
+    </w:p>
+    <w:p>
+      <w:pPr>
         <w:pStyle w:val="11"/>
       </w:pPr>
       <w:r>
@@ -1786,7 +1786,7 @@
         <w:spacing w:before="0" w:after="360" w:line="360" w:lineRule="exact"/>
         <w:ind w:firstLine="709"/>
       </w:pPr>
-      <w:bookmarkStart w:id="1" w:name="_Toc241956341"/>
+      <w:bookmarkStart w:id="1" w:name="_Toc241957870"/>
       <w:r>
         <w:rPr>
           <w:b/>
@@ -1988,7 +1988,7 @@
         <w:ind w:firstLine="709"/>
       </w:pPr>
       <w:bookmarkStart w:id="2" w:name="_b608aa976fc82a0faaf3b83f58c735968afd03b"/>
-      <w:bookmarkStart w:id="3" w:name="_Toc241956342"/>
+      <w:bookmarkStart w:id="3" w:name="_Toc241957871"/>
       <w:bookmarkEnd w:id="0"/>
       <w:r>
         <w:rPr>
@@ -2059,7 +2059,7 @@
         <w:ind w:firstLine="709"/>
       </w:pPr>
       <w:bookmarkStart w:id="4" w:name="_c2dc16d95c34e7e7c75dbd4503de730b54879a3"/>
-      <w:bookmarkStart w:id="5" w:name="_Toc241956343"/>
+      <w:bookmarkStart w:id="5" w:name="_Toc241957872"/>
       <w:r>
         <w:rPr>
           <w:b/>
@@ -4958,7 +4958,7 @@
         <w:ind w:firstLine="709"/>
       </w:pPr>
       <w:bookmarkStart w:id="6" w:name="_e53e14f44ab4c8780a98a105cb988ad22318c27"/>
-      <w:bookmarkStart w:id="7" w:name="_Toc241956344"/>
+      <w:bookmarkStart w:id="7" w:name="_Toc241957873"/>
       <w:bookmarkEnd w:id="4"/>
       <w:r>
         <w:rPr>
@@ -6805,7 +6805,7 @@
           <w:sz w:val="28"/>
         </w:rPr>
         <w:drawing>
-          <wp:inline distT="0" distB="0" distL="0" distR="0" wp14:anchorId="33D4F003" wp14:editId="0B0883FA">
+          <wp:inline distT="0" distB="0" distL="0" distR="0" wp14:anchorId="1C03DF50" wp14:editId="5B9AB81C">
             <wp:extent cx="5334000" cy="2862146"/>
             <wp:effectExtent l="0" t="0" r="0" b="0"/>
             <wp:docPr id="12" name="Picture"/>
@@ -6970,26 +6970,1711 @@
         <w:rPr>
           <w:sz w:val="28"/>
         </w:rPr>
-        <w:t>Репутационные показатели подтверждают умеренну</w:t>
-      </w:r>
-      <w:r>
-        <w:rPr>
-          <w:sz w:val="28"/>
-        </w:rPr>
-        <w:t xml:space="preserve">ю конкуренцию. На </w:t>
+        <w:t>В таблице 3 представлено: вовлеченность аудито</w:t>
+      </w:r>
+      <w:r>
+        <w:rPr>
+          <w:sz w:val="28"/>
+        </w:rPr>
+        <w:t>рии, география и реферальный трафик игроков.</w:t>
+      </w:r>
+    </w:p>
+    <w:p>
+      <w:pPr>
+        <w:pStyle w:val="a0"/>
+        <w:keepNext/>
+        <w:spacing w:before="0" w:after="0" w:line="360" w:lineRule="exact"/>
+      </w:pPr>
+      <w:r>
+        <w:rPr>
+          <w:sz w:val="28"/>
+        </w:rPr>
+        <w:lastRenderedPageBreak/>
+        <w:t>Таблица 3 – Вовлеченность аудитории, география и реферальный трафик игроков</w:t>
+      </w:r>
+    </w:p>
+    <w:tbl>
+      <w:tblPr>
+        <w:tblStyle w:val="Table"/>
+        <w:tblW w:w="9355" w:type="dxa"/>
+        <w:jc w:val="center"/>
+        <w:tblBorders>
+          <w:top w:val="single" w:sz="4" w:space="0" w:color="000000"/>
+          <w:left w:val="single" w:sz="4" w:space="0" w:color="000000"/>
+          <w:bottom w:val="single" w:sz="4" w:space="0" w:color="000000"/>
+          <w:right w:val="single" w:sz="4" w:space="0" w:color="000000"/>
+          <w:insideH w:val="single" w:sz="4" w:space="0" w:color="000000"/>
+          <w:insideV w:val="single" w:sz="4" w:space="0" w:color="000000"/>
+        </w:tblBorders>
+        <w:tblLayout w:type="fixed"/>
+        <w:tblLook w:val="0020" w:firstRow="1" w:lastRow="0" w:firstColumn="0" w:lastColumn="0" w:noHBand="0" w:noVBand="0"/>
+      </w:tblPr>
+      <w:tblGrid>
+        <w:gridCol w:w="1578"/>
+        <w:gridCol w:w="1706"/>
+        <w:gridCol w:w="1063"/>
+        <w:gridCol w:w="2503"/>
+        <w:gridCol w:w="927"/>
+        <w:gridCol w:w="1578"/>
+      </w:tblGrid>
+      <w:tr>
+        <w:trPr>
+          <w:cnfStyle w:val="100000000000" w:firstRow="1" w:lastRow="0" w:firstColumn="0" w:lastColumn="0" w:oddVBand="0" w:evenVBand="0" w:oddHBand="0" w:evenHBand="0" w:firstRowFirstColumn="0" w:firstRowLastColumn="0" w:lastRowFirstColumn="0" w:lastRowLastColumn="0"/>
+          <w:cantSplit/>
+          <w:tblHeader/>
+          <w:jc w:val="center"/>
+        </w:trPr>
+        <w:tc>
+          <w:tcPr>
+            <w:tcW w:w="1578" w:type="dxa"/>
+            <w:vAlign w:val="center"/>
+          </w:tcPr>
+          <w:p>
+            <w:pPr>
+              <w:pStyle w:val="Compact"/>
+              <w:spacing w:before="0" w:after="0" w:line="280" w:lineRule="exact"/>
+              <w:jc w:val="center"/>
+            </w:pPr>
+            <w:r>
+              <w:rPr>
+                <w:b/>
+                <w:sz w:val="24"/>
+              </w:rPr>
+              <w:t>Игрок</w:t>
+            </w:r>
+          </w:p>
+        </w:tc>
+        <w:tc>
+          <w:tcPr>
+            <w:tcW w:w="1706" w:type="dxa"/>
+            <w:vAlign w:val="center"/>
+          </w:tcPr>
+          <w:p>
+            <w:pPr>
+              <w:pStyle w:val="Compact"/>
+              <w:spacing w:before="0" w:after="0" w:line="280" w:lineRule="exact"/>
+              <w:jc w:val="center"/>
+            </w:pPr>
+            <w:r>
+              <w:rPr>
+                <w:b/>
+                <w:sz w:val="24"/>
+              </w:rPr>
+              <w:t>Длительность визита</w:t>
+            </w:r>
+          </w:p>
+        </w:tc>
+        <w:tc>
+          <w:tcPr>
+            <w:tcW w:w="1063" w:type="dxa"/>
+            <w:vAlign w:val="center"/>
+          </w:tcPr>
+          <w:p>
+            <w:pPr>
+              <w:pStyle w:val="Compact"/>
+              <w:spacing w:before="0" w:after="0" w:line="280" w:lineRule="exact"/>
+              <w:jc w:val="center"/>
+            </w:pPr>
+            <w:r>
+              <w:rPr>
+                <w:b/>
+                <w:sz w:val="24"/>
+              </w:rPr>
+              <w:t>Страниц за визит</w:t>
+            </w:r>
+          </w:p>
+        </w:tc>
+        <w:tc>
+          <w:tcPr>
+            <w:tcW w:w="2503" w:type="dxa"/>
+            <w:vAlign w:val="center"/>
+          </w:tcPr>
+          <w:p>
+            <w:pPr>
+              <w:pStyle w:val="Compact"/>
+              <w:spacing w:before="0" w:after="0" w:line="280" w:lineRule="exact"/>
+              <w:jc w:val="center"/>
+            </w:pPr>
+            <w:r>
+              <w:rPr>
+                <w:b/>
+                <w:sz w:val="24"/>
+              </w:rPr>
+              <w:t>Индекс вовлеченности (среднее по группе = 1)</w:t>
+            </w:r>
+          </w:p>
+        </w:tc>
+        <w:tc>
+          <w:tcPr>
+            <w:tcW w:w="927" w:type="dxa"/>
+            <w:vAlign w:val="center"/>
+          </w:tcPr>
+          <w:p>
+            <w:pPr>
+              <w:pStyle w:val="Compact"/>
+              <w:spacing w:before="0" w:after="0" w:line="280" w:lineRule="exact"/>
+              <w:jc w:val="center"/>
+            </w:pPr>
+            <w:r>
+              <w:rPr>
+                <w:b/>
+                <w:sz w:val="24"/>
+              </w:rPr>
+              <w:t>Доля топ-5 стран</w:t>
+            </w:r>
+          </w:p>
+        </w:tc>
+        <w:tc>
+          <w:tcPr>
+            <w:tcW w:w="1578" w:type="dxa"/>
+            <w:vAlign w:val="center"/>
+          </w:tcPr>
+          <w:p>
+            <w:pPr>
+              <w:pStyle w:val="Compact"/>
+              <w:spacing w:before="0" w:after="0" w:line="280" w:lineRule="exact"/>
+              <w:jc w:val="center"/>
+            </w:pPr>
+            <w:r>
+              <w:rPr>
+                <w:b/>
+                <w:sz w:val="24"/>
+              </w:rPr>
+              <w:t>Реферальный трафик</w:t>
+            </w:r>
+          </w:p>
+        </w:tc>
+      </w:tr>
+      <w:tr>
+        <w:trPr>
+          <w:cantSplit/>
+          <w:jc w:val="center"/>
+        </w:trPr>
+        <w:tc>
+          <w:tcPr>
+            <w:tcW w:w="1578" w:type="dxa"/>
+            <w:vAlign w:val="center"/>
+          </w:tcPr>
+          <w:p>
+            <w:pPr>
+              <w:pStyle w:val="Compact"/>
+              <w:spacing w:before="0" w:after="0" w:line="280" w:lineRule="exact"/>
+              <w:jc w:val="center"/>
+            </w:pPr>
+            <w:r>
+              <w:rPr>
+                <w:i/>
+                <w:sz w:val="24"/>
+              </w:rPr>
+              <w:t>Datarails</w:t>
+            </w:r>
+          </w:p>
+        </w:tc>
+        <w:tc>
+          <w:tcPr>
+            <w:tcW w:w="1706" w:type="dxa"/>
+            <w:vAlign w:val="center"/>
+          </w:tcPr>
+          <w:p>
+            <w:pPr>
+              <w:pStyle w:val="Compact"/>
+              <w:spacing w:before="0" w:after="0" w:line="280" w:lineRule="exact"/>
+              <w:jc w:val="center"/>
+            </w:pPr>
+            <w:r>
+              <w:rPr>
+                <w:sz w:val="24"/>
+              </w:rPr>
+              <w:t>199 с</w:t>
+            </w:r>
+          </w:p>
+        </w:tc>
+        <w:tc>
+          <w:tcPr>
+            <w:tcW w:w="1063" w:type="dxa"/>
+            <w:vAlign w:val="center"/>
+          </w:tcPr>
+          <w:p>
+            <w:pPr>
+              <w:pStyle w:val="Compact"/>
+              <w:spacing w:before="0" w:after="0" w:line="280" w:lineRule="exact"/>
+              <w:jc w:val="center"/>
+            </w:pPr>
+            <w:r>
+              <w:rPr>
+                <w:sz w:val="24"/>
+              </w:rPr>
+              <w:t>3,86</w:t>
+            </w:r>
+          </w:p>
+        </w:tc>
+        <w:tc>
+          <w:tcPr>
+            <w:tcW w:w="2503" w:type="dxa"/>
+            <w:vAlign w:val="center"/>
+          </w:tcPr>
+          <w:p>
+            <w:pPr>
+              <w:pStyle w:val="Compact"/>
+              <w:spacing w:before="0" w:after="0" w:line="280" w:lineRule="exact"/>
+              <w:jc w:val="center"/>
+            </w:pPr>
+            <w:r>
+              <w:rPr>
+                <w:sz w:val="24"/>
+              </w:rPr>
+              <w:t>2,48</w:t>
+            </w:r>
+          </w:p>
+        </w:tc>
+        <w:tc>
+          <w:tcPr>
+            <w:tcW w:w="927" w:type="dxa"/>
+            <w:vAlign w:val="center"/>
+          </w:tcPr>
+          <w:p>
+            <w:pPr>
+              <w:pStyle w:val="Compact"/>
+              <w:spacing w:before="0" w:after="0" w:line="280" w:lineRule="exact"/>
+              <w:jc w:val="center"/>
+            </w:pPr>
+            <w:r>
+              <w:rPr>
+                <w:sz w:val="24"/>
+              </w:rPr>
+              <w:t>76 %</w:t>
+            </w:r>
+          </w:p>
+        </w:tc>
+        <w:tc>
+          <w:tcPr>
+            <w:tcW w:w="1578" w:type="dxa"/>
+            <w:vAlign w:val="center"/>
+          </w:tcPr>
+          <w:p>
+            <w:pPr>
+              <w:pStyle w:val="Compact"/>
+              <w:spacing w:before="0" w:after="0" w:line="280" w:lineRule="exact"/>
+              <w:jc w:val="center"/>
+            </w:pPr>
+            <w:r>
+              <w:rPr>
+                <w:sz w:val="24"/>
+              </w:rPr>
+              <w:t>2,0 %</w:t>
+            </w:r>
+          </w:p>
+        </w:tc>
+      </w:tr>
+      <w:tr>
+        <w:trPr>
+          <w:cantSplit/>
+          <w:jc w:val="center"/>
+        </w:trPr>
+        <w:tc>
+          <w:tcPr>
+            <w:tcW w:w="1578" w:type="dxa"/>
+            <w:vAlign w:val="center"/>
+          </w:tcPr>
+          <w:p>
+            <w:pPr>
+              <w:pStyle w:val="Compact"/>
+              <w:spacing w:before="0" w:after="0" w:line="280" w:lineRule="exact"/>
+              <w:jc w:val="center"/>
+            </w:pPr>
+            <w:r>
+              <w:rPr>
+                <w:i/>
+                <w:sz w:val="24"/>
+              </w:rPr>
+              <w:t>Julius</w:t>
+            </w:r>
+            <w:r>
+              <w:rPr>
+                <w:sz w:val="24"/>
+              </w:rPr>
+              <w:t xml:space="preserve"> </w:t>
+            </w:r>
+            <w:r>
+              <w:rPr>
+                <w:i/>
+                <w:sz w:val="24"/>
+              </w:rPr>
+              <w:t>AI</w:t>
+            </w:r>
+          </w:p>
+        </w:tc>
+        <w:tc>
+          <w:tcPr>
+            <w:tcW w:w="1706" w:type="dxa"/>
+            <w:vAlign w:val="center"/>
+          </w:tcPr>
+          <w:p>
+            <w:pPr>
+              <w:pStyle w:val="Compact"/>
+              <w:spacing w:before="0" w:after="0" w:line="280" w:lineRule="exact"/>
+              <w:jc w:val="center"/>
+            </w:pPr>
+            <w:r>
+              <w:rPr>
+                <w:sz w:val="24"/>
+              </w:rPr>
+              <w:t>104 с</w:t>
+            </w:r>
+          </w:p>
+        </w:tc>
+        <w:tc>
+          <w:tcPr>
+            <w:tcW w:w="1063" w:type="dxa"/>
+            <w:vAlign w:val="center"/>
+          </w:tcPr>
+          <w:p>
+            <w:pPr>
+              <w:pStyle w:val="Compact"/>
+              <w:spacing w:before="0" w:after="0" w:line="280" w:lineRule="exact"/>
+              <w:jc w:val="center"/>
+            </w:pPr>
+            <w:r>
+              <w:rPr>
+                <w:sz w:val="24"/>
+              </w:rPr>
+              <w:t>3,24</w:t>
+            </w:r>
+          </w:p>
+        </w:tc>
+        <w:tc>
+          <w:tcPr>
+            <w:tcW w:w="2503" w:type="dxa"/>
+            <w:vAlign w:val="center"/>
+          </w:tcPr>
+          <w:p>
+            <w:pPr>
+              <w:pStyle w:val="Compact"/>
+              <w:spacing w:before="0" w:after="0" w:line="280" w:lineRule="exact"/>
+              <w:jc w:val="center"/>
+            </w:pPr>
+            <w:r>
+              <w:rPr>
+                <w:sz w:val="24"/>
+              </w:rPr>
+              <w:t>1,55</w:t>
+            </w:r>
+          </w:p>
+        </w:tc>
+        <w:tc>
+          <w:tcPr>
+            <w:tcW w:w="927" w:type="dxa"/>
+            <w:vAlign w:val="center"/>
+          </w:tcPr>
+          <w:p>
+            <w:pPr>
+              <w:pStyle w:val="Compact"/>
+              <w:spacing w:before="0" w:after="0" w:line="280" w:lineRule="exact"/>
+              <w:jc w:val="center"/>
+            </w:pPr>
+            <w:r>
+              <w:rPr>
+                <w:sz w:val="24"/>
+              </w:rPr>
+              <w:t>8 %</w:t>
+            </w:r>
+          </w:p>
+        </w:tc>
+        <w:tc>
+          <w:tcPr>
+            <w:tcW w:w="1578" w:type="dxa"/>
+            <w:vAlign w:val="center"/>
+          </w:tcPr>
+          <w:p>
+            <w:pPr>
+              <w:pStyle w:val="Compact"/>
+              <w:spacing w:before="0" w:after="0" w:line="280" w:lineRule="exact"/>
+              <w:jc w:val="center"/>
+            </w:pPr>
+            <w:r>
+              <w:rPr>
+                <w:sz w:val="24"/>
+              </w:rPr>
+              <w:t>10,2 %</w:t>
+            </w:r>
+          </w:p>
+        </w:tc>
+      </w:tr>
+      <w:tr>
+        <w:trPr>
+          <w:cantSplit/>
+          <w:jc w:val="center"/>
+        </w:trPr>
+        <w:tc>
+          <w:tcPr>
+            <w:tcW w:w="1578" w:type="dxa"/>
+            <w:vAlign w:val="center"/>
+          </w:tcPr>
+          <w:p>
+            <w:pPr>
+              <w:pStyle w:val="Compact"/>
+              <w:spacing w:before="0" w:after="0" w:line="280" w:lineRule="exact"/>
+              <w:jc w:val="center"/>
+            </w:pPr>
+            <w:r>
+              <w:rPr>
+                <w:i/>
+                <w:sz w:val="24"/>
+              </w:rPr>
+              <w:t>Shortcut</w:t>
+            </w:r>
+          </w:p>
+        </w:tc>
+        <w:tc>
+          <w:tcPr>
+            <w:tcW w:w="1706" w:type="dxa"/>
+            <w:vAlign w:val="center"/>
+          </w:tcPr>
+          <w:p>
+            <w:pPr>
+              <w:pStyle w:val="Compact"/>
+              <w:spacing w:before="0" w:after="0" w:line="280" w:lineRule="exact"/>
+              <w:jc w:val="center"/>
+            </w:pPr>
+            <w:r>
+              <w:rPr>
+                <w:sz w:val="24"/>
+              </w:rPr>
+              <w:t>83 с</w:t>
+            </w:r>
+          </w:p>
+        </w:tc>
+        <w:tc>
+          <w:tcPr>
+            <w:tcW w:w="1063" w:type="dxa"/>
+            <w:vAlign w:val="center"/>
+          </w:tcPr>
+          <w:p>
+            <w:pPr>
+              <w:pStyle w:val="Compact"/>
+              <w:spacing w:before="0" w:after="0" w:line="280" w:lineRule="exact"/>
+              <w:jc w:val="center"/>
+            </w:pPr>
+            <w:r>
+              <w:rPr>
+                <w:sz w:val="24"/>
+              </w:rPr>
+              <w:t>3,14</w:t>
+            </w:r>
+          </w:p>
+        </w:tc>
+        <w:tc>
+          <w:tcPr>
+            <w:tcW w:w="2503" w:type="dxa"/>
+            <w:vAlign w:val="center"/>
+          </w:tcPr>
+          <w:p>
+            <w:pPr>
+              <w:pStyle w:val="Compact"/>
+              <w:spacing w:before="0" w:after="0" w:line="280" w:lineRule="exact"/>
+              <w:jc w:val="center"/>
+            </w:pPr>
+            <w:r>
+              <w:rPr>
+                <w:sz w:val="24"/>
+              </w:rPr>
+              <w:t>1,35</w:t>
+            </w:r>
+          </w:p>
+        </w:tc>
+        <w:tc>
+          <w:tcPr>
+            <w:tcW w:w="927" w:type="dxa"/>
+            <w:vAlign w:val="center"/>
+          </w:tcPr>
+          <w:p>
+            <w:pPr>
+              <w:pStyle w:val="Compact"/>
+              <w:spacing w:before="0" w:after="0" w:line="280" w:lineRule="exact"/>
+              <w:jc w:val="center"/>
+            </w:pPr>
+            <w:r>
+              <w:rPr>
+                <w:sz w:val="24"/>
+              </w:rPr>
+              <w:t>27 %</w:t>
+            </w:r>
+          </w:p>
+        </w:tc>
+        <w:tc>
+          <w:tcPr>
+            <w:tcW w:w="1578" w:type="dxa"/>
+            <w:vAlign w:val="center"/>
+          </w:tcPr>
+          <w:p>
+            <w:pPr>
+              <w:pStyle w:val="Compact"/>
+              <w:spacing w:before="0" w:after="0" w:line="280" w:lineRule="exact"/>
+              <w:jc w:val="center"/>
+            </w:pPr>
+            <w:r>
+              <w:rPr>
+                <w:sz w:val="24"/>
+              </w:rPr>
+              <w:t>6,4 %</w:t>
+            </w:r>
+          </w:p>
+        </w:tc>
+      </w:tr>
+      <w:tr>
+        <w:trPr>
+          <w:cantSplit/>
+          <w:jc w:val="center"/>
+        </w:trPr>
+        <w:tc>
+          <w:tcPr>
+            <w:tcW w:w="1578" w:type="dxa"/>
+            <w:vAlign w:val="center"/>
+          </w:tcPr>
+          <w:p>
+            <w:pPr>
+              <w:pStyle w:val="Compact"/>
+              <w:spacing w:before="0" w:after="0" w:line="280" w:lineRule="exact"/>
+              <w:jc w:val="center"/>
+            </w:pPr>
+            <w:r>
+              <w:rPr>
+                <w:i/>
+                <w:sz w:val="24"/>
+              </w:rPr>
+              <w:t>Formula</w:t>
+            </w:r>
+            <w:r>
+              <w:rPr>
+                <w:sz w:val="24"/>
+              </w:rPr>
+              <w:t xml:space="preserve"> </w:t>
+            </w:r>
+            <w:r>
+              <w:rPr>
+                <w:i/>
+                <w:sz w:val="24"/>
+              </w:rPr>
+              <w:t>Bot</w:t>
+            </w:r>
+          </w:p>
+        </w:tc>
+        <w:tc>
+          <w:tcPr>
+            <w:tcW w:w="1706" w:type="dxa"/>
+            <w:vAlign w:val="center"/>
+          </w:tcPr>
+          <w:p>
+            <w:pPr>
+              <w:pStyle w:val="Compact"/>
+              <w:spacing w:before="0" w:after="0" w:line="280" w:lineRule="exact"/>
+              <w:jc w:val="center"/>
+            </w:pPr>
+            <w:r>
+              <w:rPr>
+                <w:sz w:val="24"/>
+              </w:rPr>
+              <w:t>55 с</w:t>
+            </w:r>
+          </w:p>
+        </w:tc>
+        <w:tc>
+          <w:tcPr>
+            <w:tcW w:w="1063" w:type="dxa"/>
+            <w:vAlign w:val="center"/>
+          </w:tcPr>
+          <w:p>
+            <w:pPr>
+              <w:pStyle w:val="Compact"/>
+              <w:spacing w:before="0" w:after="0" w:line="280" w:lineRule="exact"/>
+              <w:jc w:val="center"/>
+            </w:pPr>
+            <w:r>
+              <w:rPr>
+                <w:sz w:val="24"/>
+              </w:rPr>
+              <w:t>3,09</w:t>
+            </w:r>
+          </w:p>
+        </w:tc>
+        <w:tc>
+          <w:tcPr>
+            <w:tcW w:w="2503" w:type="dxa"/>
+            <w:vAlign w:val="center"/>
+          </w:tcPr>
+          <w:p>
+            <w:pPr>
+              <w:pStyle w:val="Compact"/>
+              <w:spacing w:before="0" w:after="0" w:line="280" w:lineRule="exact"/>
+              <w:jc w:val="center"/>
+            </w:pPr>
+            <w:r>
+              <w:rPr>
+                <w:sz w:val="24"/>
+              </w:rPr>
+              <w:t>1,11</w:t>
+            </w:r>
+          </w:p>
+        </w:tc>
+        <w:tc>
+          <w:tcPr>
+            <w:tcW w:w="927" w:type="dxa"/>
+            <w:vAlign w:val="center"/>
+          </w:tcPr>
+          <w:p>
+            <w:pPr>
+              <w:pStyle w:val="Compact"/>
+              <w:spacing w:before="0" w:after="0" w:line="280" w:lineRule="exact"/>
+              <w:jc w:val="center"/>
+            </w:pPr>
+            <w:r>
+              <w:rPr>
+                <w:sz w:val="24"/>
+              </w:rPr>
+              <w:t>10 %</w:t>
+            </w:r>
+          </w:p>
+        </w:tc>
+        <w:tc>
+          <w:tcPr>
+            <w:tcW w:w="1578" w:type="dxa"/>
+            <w:vAlign w:val="center"/>
+          </w:tcPr>
+          <w:p>
+            <w:pPr>
+              <w:pStyle w:val="Compact"/>
+              <w:spacing w:before="0" w:after="0" w:line="280" w:lineRule="exact"/>
+              <w:jc w:val="center"/>
+            </w:pPr>
+            <w:r>
+              <w:rPr>
+                <w:sz w:val="24"/>
+              </w:rPr>
+              <w:t>7,6 %</w:t>
+            </w:r>
+          </w:p>
+        </w:tc>
+      </w:tr>
+      <w:tr>
+        <w:trPr>
+          <w:cantSplit/>
+          <w:jc w:val="center"/>
+        </w:trPr>
+        <w:tc>
+          <w:tcPr>
+            <w:tcW w:w="1578" w:type="dxa"/>
+            <w:vAlign w:val="center"/>
+          </w:tcPr>
+          <w:p>
+            <w:pPr>
+              <w:pStyle w:val="Compact"/>
+              <w:spacing w:before="0" w:after="0" w:line="280" w:lineRule="exact"/>
+              <w:jc w:val="center"/>
+            </w:pPr>
+            <w:r>
+              <w:rPr>
+                <w:i/>
+                <w:sz w:val="24"/>
+              </w:rPr>
+              <w:t>Spreadsheet</w:t>
+            </w:r>
+            <w:r>
+              <w:rPr>
+                <w:sz w:val="24"/>
+              </w:rPr>
+              <w:t xml:space="preserve"> </w:t>
+            </w:r>
+            <w:r>
+              <w:rPr>
+                <w:i/>
+                <w:sz w:val="24"/>
+              </w:rPr>
+              <w:t>Detective</w:t>
+            </w:r>
+          </w:p>
+        </w:tc>
+        <w:tc>
+          <w:tcPr>
+            <w:tcW w:w="1706" w:type="dxa"/>
+            <w:vAlign w:val="center"/>
+          </w:tcPr>
+          <w:p>
+            <w:pPr>
+              <w:pStyle w:val="Compact"/>
+              <w:spacing w:before="0" w:after="0" w:line="280" w:lineRule="exact"/>
+              <w:jc w:val="center"/>
+            </w:pPr>
+            <w:r>
+              <w:rPr>
+                <w:sz w:val="24"/>
+              </w:rPr>
+              <w:t>55 с</w:t>
+            </w:r>
+          </w:p>
+        </w:tc>
+        <w:tc>
+          <w:tcPr>
+            <w:tcW w:w="1063" w:type="dxa"/>
+            <w:vAlign w:val="center"/>
+          </w:tcPr>
+          <w:p>
+            <w:pPr>
+              <w:pStyle w:val="Compact"/>
+              <w:spacing w:before="0" w:after="0" w:line="280" w:lineRule="exact"/>
+              <w:jc w:val="center"/>
+            </w:pPr>
+            <w:r>
+              <w:rPr>
+                <w:sz w:val="24"/>
+              </w:rPr>
+              <w:t>2,05</w:t>
+            </w:r>
+          </w:p>
+        </w:tc>
+        <w:tc>
+          <w:tcPr>
+            <w:tcW w:w="2503" w:type="dxa"/>
+            <w:vAlign w:val="center"/>
+          </w:tcPr>
+          <w:p>
+            <w:pPr>
+              <w:pStyle w:val="Compact"/>
+              <w:spacing w:before="0" w:after="0" w:line="280" w:lineRule="exact"/>
+              <w:jc w:val="center"/>
+            </w:pPr>
+            <w:r>
+              <w:rPr>
+                <w:sz w:val="24"/>
+              </w:rPr>
+              <w:t>0,89</w:t>
+            </w:r>
+          </w:p>
+        </w:tc>
+        <w:tc>
+          <w:tcPr>
+            <w:tcW w:w="927" w:type="dxa"/>
+            <w:vAlign w:val="center"/>
+          </w:tcPr>
+          <w:p>
+            <w:pPr>
+              <w:pStyle w:val="Compact"/>
+              <w:spacing w:before="0" w:after="0" w:line="280" w:lineRule="exact"/>
+              <w:jc w:val="center"/>
+            </w:pPr>
+            <w:r>
+              <w:rPr>
+                <w:sz w:val="24"/>
+              </w:rPr>
+              <w:t>89 %</w:t>
+            </w:r>
+          </w:p>
+        </w:tc>
+        <w:tc>
+          <w:tcPr>
+            <w:tcW w:w="1578" w:type="dxa"/>
+            <w:vAlign w:val="center"/>
+          </w:tcPr>
+          <w:p>
+            <w:pPr>
+              <w:pStyle w:val="Compact"/>
+              <w:spacing w:before="0" w:after="0" w:line="280" w:lineRule="exact"/>
+              <w:jc w:val="center"/>
+            </w:pPr>
+            <w:r>
+              <w:rPr>
+                <w:sz w:val="24"/>
+              </w:rPr>
+              <w:t>10,6 %</w:t>
+            </w:r>
+          </w:p>
+        </w:tc>
+      </w:tr>
+      <w:tr>
+        <w:trPr>
+          <w:cantSplit/>
+          <w:jc w:val="center"/>
+        </w:trPr>
+        <w:tc>
+          <w:tcPr>
+            <w:tcW w:w="1578" w:type="dxa"/>
+            <w:vAlign w:val="center"/>
+          </w:tcPr>
+          <w:p>
+            <w:pPr>
+              <w:pStyle w:val="Compact"/>
+              <w:spacing w:before="0" w:after="0" w:line="280" w:lineRule="exact"/>
+              <w:jc w:val="center"/>
+            </w:pPr>
+            <w:r>
+              <w:rPr>
+                <w:i/>
+                <w:sz w:val="24"/>
+              </w:rPr>
+              <w:t>Numerous.ai</w:t>
+            </w:r>
+          </w:p>
+        </w:tc>
+        <w:tc>
+          <w:tcPr>
+            <w:tcW w:w="1706" w:type="dxa"/>
+            <w:vAlign w:val="center"/>
+          </w:tcPr>
+          <w:p>
+            <w:pPr>
+              <w:pStyle w:val="Compact"/>
+              <w:spacing w:before="0" w:after="0" w:line="280" w:lineRule="exact"/>
+              <w:jc w:val="center"/>
+            </w:pPr>
+            <w:r>
+              <w:rPr>
+                <w:sz w:val="24"/>
+              </w:rPr>
+              <w:t>29 с</w:t>
+            </w:r>
+          </w:p>
+        </w:tc>
+        <w:tc>
+          <w:tcPr>
+            <w:tcW w:w="1063" w:type="dxa"/>
+            <w:vAlign w:val="center"/>
+          </w:tcPr>
+          <w:p>
+            <w:pPr>
+              <w:pStyle w:val="Compact"/>
+              <w:spacing w:before="0" w:after="0" w:line="280" w:lineRule="exact"/>
+              <w:jc w:val="center"/>
+            </w:pPr>
+            <w:r>
+              <w:rPr>
+                <w:sz w:val="24"/>
+              </w:rPr>
+              <w:t>2,34</w:t>
+            </w:r>
+          </w:p>
+        </w:tc>
+        <w:tc>
+          <w:tcPr>
+            <w:tcW w:w="2503" w:type="dxa"/>
+            <w:vAlign w:val="center"/>
+          </w:tcPr>
+          <w:p>
+            <w:pPr>
+              <w:pStyle w:val="Compact"/>
+              <w:spacing w:before="0" w:after="0" w:line="280" w:lineRule="exact"/>
+              <w:jc w:val="center"/>
+            </w:pPr>
+            <w:r>
+              <w:rPr>
+                <w:sz w:val="24"/>
+              </w:rPr>
+              <w:t>0,73</w:t>
+            </w:r>
+          </w:p>
+        </w:tc>
+        <w:tc>
+          <w:tcPr>
+            <w:tcW w:w="927" w:type="dxa"/>
+            <w:vAlign w:val="center"/>
+          </w:tcPr>
+          <w:p>
+            <w:pPr>
+              <w:pStyle w:val="Compact"/>
+              <w:spacing w:before="0" w:after="0" w:line="280" w:lineRule="exact"/>
+              <w:jc w:val="center"/>
+            </w:pPr>
+            <w:r>
+              <w:rPr>
+                <w:sz w:val="24"/>
+              </w:rPr>
+              <w:t>16 %</w:t>
+            </w:r>
+          </w:p>
+        </w:tc>
+        <w:tc>
+          <w:tcPr>
+            <w:tcW w:w="1578" w:type="dxa"/>
+            <w:vAlign w:val="center"/>
+          </w:tcPr>
+          <w:p>
+            <w:pPr>
+              <w:pStyle w:val="Compact"/>
+              <w:spacing w:before="0" w:after="0" w:line="280" w:lineRule="exact"/>
+              <w:jc w:val="center"/>
+            </w:pPr>
+            <w:r>
+              <w:rPr>
+                <w:sz w:val="24"/>
+              </w:rPr>
+              <w:t>8,3 %</w:t>
+            </w:r>
+          </w:p>
+        </w:tc>
+      </w:tr>
+      <w:tr>
+        <w:trPr>
+          <w:cantSplit/>
+          <w:jc w:val="center"/>
+        </w:trPr>
+        <w:tc>
+          <w:tcPr>
+            <w:tcW w:w="1578" w:type="dxa"/>
+            <w:vAlign w:val="center"/>
+          </w:tcPr>
+          <w:p>
+            <w:pPr>
+              <w:pStyle w:val="Compact"/>
+              <w:spacing w:before="0" w:after="0" w:line="280" w:lineRule="exact"/>
+              <w:jc w:val="center"/>
+            </w:pPr>
+            <w:r>
+              <w:rPr>
+                <w:i/>
+                <w:sz w:val="24"/>
+              </w:rPr>
+              <w:t>Rows</w:t>
+            </w:r>
+          </w:p>
+        </w:tc>
+        <w:tc>
+          <w:tcPr>
+            <w:tcW w:w="1706" w:type="dxa"/>
+            <w:vAlign w:val="center"/>
+          </w:tcPr>
+          <w:p>
+            <w:pPr>
+              <w:pStyle w:val="Compact"/>
+              <w:spacing w:before="0" w:after="0" w:line="280" w:lineRule="exact"/>
+              <w:jc w:val="center"/>
+            </w:pPr>
+            <w:r>
+              <w:rPr>
+                <w:sz w:val="24"/>
+              </w:rPr>
+              <w:t>37 с</w:t>
+            </w:r>
+          </w:p>
+        </w:tc>
+        <w:tc>
+          <w:tcPr>
+            <w:tcW w:w="1063" w:type="dxa"/>
+            <w:vAlign w:val="center"/>
+          </w:tcPr>
+          <w:p>
+            <w:pPr>
+              <w:pStyle w:val="Compact"/>
+              <w:spacing w:before="0" w:after="0" w:line="280" w:lineRule="exact"/>
+              <w:jc w:val="center"/>
+            </w:pPr>
+            <w:r>
+              <w:rPr>
+                <w:sz w:val="24"/>
+              </w:rPr>
+              <w:t>1,95</w:t>
+            </w:r>
+          </w:p>
+        </w:tc>
+        <w:tc>
+          <w:tcPr>
+            <w:tcW w:w="2503" w:type="dxa"/>
+            <w:vAlign w:val="center"/>
+          </w:tcPr>
+          <w:p>
+            <w:pPr>
+              <w:pStyle w:val="Compact"/>
+              <w:spacing w:before="0" w:after="0" w:line="280" w:lineRule="exact"/>
+              <w:jc w:val="center"/>
+            </w:pPr>
+            <w:r>
+              <w:rPr>
+                <w:sz w:val="24"/>
+              </w:rPr>
+              <w:t>0,72</w:t>
+            </w:r>
+          </w:p>
+        </w:tc>
+        <w:tc>
+          <w:tcPr>
+            <w:tcW w:w="927" w:type="dxa"/>
+            <w:vAlign w:val="center"/>
+          </w:tcPr>
+          <w:p>
+            <w:pPr>
+              <w:pStyle w:val="Compact"/>
+              <w:spacing w:before="0" w:after="0" w:line="280" w:lineRule="exact"/>
+              <w:jc w:val="center"/>
+            </w:pPr>
+            <w:r>
+              <w:rPr>
+                <w:sz w:val="24"/>
+              </w:rPr>
+              <w:t>11 %</w:t>
+            </w:r>
+          </w:p>
+        </w:tc>
+        <w:tc>
+          <w:tcPr>
+            <w:tcW w:w="1578" w:type="dxa"/>
+            <w:vAlign w:val="center"/>
+          </w:tcPr>
+          <w:p>
+            <w:pPr>
+              <w:pStyle w:val="Compact"/>
+              <w:spacing w:before="0" w:after="0" w:line="280" w:lineRule="exact"/>
+              <w:jc w:val="center"/>
+            </w:pPr>
+            <w:r>
+              <w:rPr>
+                <w:sz w:val="24"/>
+              </w:rPr>
+              <w:t>3,0 %</w:t>
+            </w:r>
+          </w:p>
+        </w:tc>
+      </w:tr>
+      <w:tr>
+        <w:trPr>
+          <w:cantSplit/>
+          <w:jc w:val="center"/>
+        </w:trPr>
+        <w:tc>
+          <w:tcPr>
+            <w:tcW w:w="1578" w:type="dxa"/>
+            <w:vAlign w:val="center"/>
+          </w:tcPr>
+          <w:p>
+            <w:pPr>
+              <w:pStyle w:val="Compact"/>
+              <w:spacing w:before="0" w:after="0" w:line="280" w:lineRule="exact"/>
+              <w:jc w:val="center"/>
+            </w:pPr>
+            <w:r>
+              <w:rPr>
+                <w:i/>
+                <w:sz w:val="24"/>
+              </w:rPr>
+              <w:t>Arixcel</w:t>
+            </w:r>
+          </w:p>
+        </w:tc>
+        <w:tc>
+          <w:tcPr>
+            <w:tcW w:w="1706" w:type="dxa"/>
+            <w:vAlign w:val="center"/>
+          </w:tcPr>
+          <w:p>
+            <w:pPr>
+              <w:pStyle w:val="Compact"/>
+              <w:spacing w:before="0" w:after="0" w:line="280" w:lineRule="exact"/>
+              <w:jc w:val="center"/>
+            </w:pPr>
+            <w:r>
+              <w:rPr>
+                <w:sz w:val="24"/>
+              </w:rPr>
+              <w:t>31 с</w:t>
+            </w:r>
+          </w:p>
+        </w:tc>
+        <w:tc>
+          <w:tcPr>
+            <w:tcW w:w="1063" w:type="dxa"/>
+            <w:vAlign w:val="center"/>
+          </w:tcPr>
+          <w:p>
+            <w:pPr>
+              <w:pStyle w:val="Compact"/>
+              <w:spacing w:before="0" w:after="0" w:line="280" w:lineRule="exact"/>
+              <w:jc w:val="center"/>
+            </w:pPr>
+            <w:r>
+              <w:rPr>
+                <w:sz w:val="24"/>
+              </w:rPr>
+              <w:t>2,03</w:t>
+            </w:r>
+          </w:p>
+        </w:tc>
+        <w:tc>
+          <w:tcPr>
+            <w:tcW w:w="2503" w:type="dxa"/>
+            <w:vAlign w:val="center"/>
+          </w:tcPr>
+          <w:p>
+            <w:pPr>
+              <w:pStyle w:val="Compact"/>
+              <w:spacing w:before="0" w:after="0" w:line="280" w:lineRule="exact"/>
+              <w:jc w:val="center"/>
+            </w:pPr>
+            <w:r>
+              <w:rPr>
+                <w:sz w:val="24"/>
+              </w:rPr>
+              <w:t>0,68</w:t>
+            </w:r>
+          </w:p>
+        </w:tc>
+        <w:tc>
+          <w:tcPr>
+            <w:tcW w:w="927" w:type="dxa"/>
+            <w:vAlign w:val="center"/>
+          </w:tcPr>
+          <w:p>
+            <w:pPr>
+              <w:pStyle w:val="Compact"/>
+              <w:spacing w:before="0" w:after="0" w:line="280" w:lineRule="exact"/>
+              <w:jc w:val="center"/>
+            </w:pPr>
+            <w:r>
+              <w:rPr>
+                <w:sz w:val="24"/>
+              </w:rPr>
+              <w:t>59 %</w:t>
+            </w:r>
+          </w:p>
+        </w:tc>
+        <w:tc>
+          <w:tcPr>
+            <w:tcW w:w="1578" w:type="dxa"/>
+            <w:vAlign w:val="center"/>
+          </w:tcPr>
+          <w:p>
+            <w:pPr>
+              <w:pStyle w:val="Compact"/>
+              <w:spacing w:before="0" w:after="0" w:line="280" w:lineRule="exact"/>
+              <w:jc w:val="center"/>
+            </w:pPr>
+            <w:r>
+              <w:rPr>
+                <w:sz w:val="24"/>
+              </w:rPr>
+              <w:t>10,9 %</w:t>
+            </w:r>
+          </w:p>
+        </w:tc>
+      </w:tr>
+      <w:tr>
+        <w:trPr>
+          <w:cantSplit/>
+          <w:jc w:val="center"/>
+        </w:trPr>
+        <w:tc>
+          <w:tcPr>
+            <w:tcW w:w="1578" w:type="dxa"/>
+            <w:vAlign w:val="center"/>
+          </w:tcPr>
+          <w:p>
+            <w:pPr>
+              <w:pStyle w:val="Compact"/>
+              <w:spacing w:before="0" w:after="0" w:line="280" w:lineRule="exact"/>
+              <w:jc w:val="center"/>
+            </w:pPr>
+            <w:r>
+              <w:rPr>
+                <w:i/>
+                <w:sz w:val="24"/>
+              </w:rPr>
+              <w:t>CIMCON</w:t>
+            </w:r>
+            <w:r>
+              <w:rPr>
+                <w:sz w:val="24"/>
+              </w:rPr>
+              <w:t xml:space="preserve"> </w:t>
+            </w:r>
+            <w:r>
+              <w:rPr>
+                <w:i/>
+                <w:sz w:val="24"/>
+              </w:rPr>
+              <w:t>Software</w:t>
+            </w:r>
+          </w:p>
+        </w:tc>
+        <w:tc>
+          <w:tcPr>
+            <w:tcW w:w="1706" w:type="dxa"/>
+            <w:vAlign w:val="center"/>
+          </w:tcPr>
+          <w:p>
+            <w:pPr>
+              <w:pStyle w:val="Compact"/>
+              <w:spacing w:before="0" w:after="0" w:line="280" w:lineRule="exact"/>
+              <w:jc w:val="center"/>
+            </w:pPr>
+            <w:r>
+              <w:rPr>
+                <w:sz w:val="24"/>
+              </w:rPr>
+              <w:t>34 с</w:t>
+            </w:r>
+          </w:p>
+        </w:tc>
+        <w:tc>
+          <w:tcPr>
+            <w:tcW w:w="1063" w:type="dxa"/>
+            <w:vAlign w:val="center"/>
+          </w:tcPr>
+          <w:p>
+            <w:pPr>
+              <w:pStyle w:val="Compact"/>
+              <w:spacing w:before="0" w:after="0" w:line="280" w:lineRule="exact"/>
+              <w:jc w:val="center"/>
+            </w:pPr>
+            <w:r>
+              <w:rPr>
+                <w:sz w:val="24"/>
+              </w:rPr>
+              <w:t>1,85</w:t>
+            </w:r>
+          </w:p>
+        </w:tc>
+        <w:tc>
+          <w:tcPr>
+            <w:tcW w:w="2503" w:type="dxa"/>
+            <w:vAlign w:val="center"/>
+          </w:tcPr>
+          <w:p>
+            <w:pPr>
+              <w:pStyle w:val="Compact"/>
+              <w:spacing w:before="0" w:after="0" w:line="280" w:lineRule="exact"/>
+              <w:jc w:val="center"/>
+            </w:pPr>
+            <w:r>
+              <w:rPr>
+                <w:sz w:val="24"/>
+              </w:rPr>
+              <w:t>0,67</w:t>
+            </w:r>
+          </w:p>
+        </w:tc>
+        <w:tc>
+          <w:tcPr>
+            <w:tcW w:w="927" w:type="dxa"/>
+            <w:vAlign w:val="center"/>
+          </w:tcPr>
+          <w:p>
+            <w:pPr>
+              <w:pStyle w:val="Compact"/>
+              <w:spacing w:before="0" w:after="0" w:line="280" w:lineRule="exact"/>
+              <w:jc w:val="center"/>
+            </w:pPr>
+            <w:r>
+              <w:rPr>
+                <w:sz w:val="24"/>
+              </w:rPr>
+              <w:t>48 %</w:t>
+            </w:r>
+          </w:p>
+        </w:tc>
+        <w:tc>
+          <w:tcPr>
+            <w:tcW w:w="1578" w:type="dxa"/>
+            <w:vAlign w:val="center"/>
+          </w:tcPr>
+          <w:p>
+            <w:pPr>
+              <w:pStyle w:val="Compact"/>
+              <w:spacing w:before="0" w:after="0" w:line="280" w:lineRule="exact"/>
+              <w:jc w:val="center"/>
+            </w:pPr>
+            <w:r>
+              <w:rPr>
+                <w:sz w:val="24"/>
+              </w:rPr>
+              <w:t>9,7 %</w:t>
+            </w:r>
+          </w:p>
+        </w:tc>
+      </w:tr>
+      <w:tr>
+        <w:trPr>
+          <w:cantSplit/>
+          <w:jc w:val="center"/>
+        </w:trPr>
+        <w:tc>
+          <w:tcPr>
+            <w:tcW w:w="1578" w:type="dxa"/>
+            <w:vAlign w:val="center"/>
+          </w:tcPr>
+          <w:p>
+            <w:pPr>
+              <w:pStyle w:val="Compact"/>
+              <w:spacing w:before="0" w:after="0" w:line="280" w:lineRule="exact"/>
+              <w:jc w:val="center"/>
+            </w:pPr>
+            <w:r>
+              <w:rPr>
+                <w:i/>
+                <w:sz w:val="24"/>
+              </w:rPr>
+              <w:t>PerfectXL</w:t>
+            </w:r>
+          </w:p>
+        </w:tc>
+        <w:tc>
+          <w:tcPr>
+            <w:tcW w:w="1706" w:type="dxa"/>
+            <w:vAlign w:val="center"/>
+          </w:tcPr>
+          <w:p>
+            <w:pPr>
+              <w:pStyle w:val="Compact"/>
+              <w:spacing w:before="0" w:after="0" w:line="280" w:lineRule="exact"/>
+              <w:jc w:val="center"/>
+            </w:pPr>
+            <w:r>
+              <w:rPr>
+                <w:sz w:val="24"/>
+              </w:rPr>
+              <w:t>30 с</w:t>
+            </w:r>
+          </w:p>
+        </w:tc>
+        <w:tc>
+          <w:tcPr>
+            <w:tcW w:w="1063" w:type="dxa"/>
+            <w:vAlign w:val="center"/>
+          </w:tcPr>
+          <w:p>
+            <w:pPr>
+              <w:pStyle w:val="Compact"/>
+              <w:spacing w:before="0" w:after="0" w:line="280" w:lineRule="exact"/>
+              <w:jc w:val="center"/>
+            </w:pPr>
+            <w:r>
+              <w:rPr>
+                <w:sz w:val="24"/>
+              </w:rPr>
+              <w:t>1,84</w:t>
+            </w:r>
+          </w:p>
+        </w:tc>
+        <w:tc>
+          <w:tcPr>
+            <w:tcW w:w="2503" w:type="dxa"/>
+            <w:vAlign w:val="center"/>
+          </w:tcPr>
+          <w:p>
+            <w:pPr>
+              <w:pStyle w:val="Compact"/>
+              <w:spacing w:before="0" w:after="0" w:line="280" w:lineRule="exact"/>
+              <w:jc w:val="center"/>
+            </w:pPr>
+            <w:r>
+              <w:rPr>
+                <w:sz w:val="24"/>
+              </w:rPr>
+              <w:t>0,63</w:t>
+            </w:r>
+          </w:p>
+        </w:tc>
+        <w:tc>
+          <w:tcPr>
+            <w:tcW w:w="927" w:type="dxa"/>
+            <w:vAlign w:val="center"/>
+          </w:tcPr>
+          <w:p>
+            <w:pPr>
+              <w:pStyle w:val="Compact"/>
+              <w:spacing w:before="0" w:after="0" w:line="280" w:lineRule="exact"/>
+              <w:jc w:val="center"/>
+            </w:pPr>
+            <w:r>
+              <w:rPr>
+                <w:sz w:val="24"/>
+              </w:rPr>
+              <w:t>44 %</w:t>
+            </w:r>
+          </w:p>
+        </w:tc>
+        <w:tc>
+          <w:tcPr>
+            <w:tcW w:w="1578" w:type="dxa"/>
+            <w:vAlign w:val="center"/>
+          </w:tcPr>
+          <w:p>
+            <w:pPr>
+              <w:pStyle w:val="Compact"/>
+              <w:spacing w:before="0" w:after="0" w:line="280" w:lineRule="exact"/>
+              <w:jc w:val="center"/>
+            </w:pPr>
+            <w:r>
+              <w:rPr>
+                <w:sz w:val="24"/>
+              </w:rPr>
+              <w:t>10,6 %</w:t>
+            </w:r>
+          </w:p>
+        </w:tc>
+      </w:tr>
+      <w:tr>
+        <w:trPr>
+          <w:cantSplit/>
+          <w:jc w:val="center"/>
+        </w:trPr>
+        <w:tc>
+          <w:tcPr>
+            <w:tcW w:w="1578" w:type="dxa"/>
+            <w:vAlign w:val="center"/>
+          </w:tcPr>
+          <w:p>
+            <w:pPr>
+              <w:pStyle w:val="Compact"/>
+              <w:spacing w:before="0" w:after="0" w:line="280" w:lineRule="exact"/>
+              <w:jc w:val="center"/>
+            </w:pPr>
+            <w:r>
+              <w:rPr>
+                <w:i/>
+                <w:sz w:val="24"/>
+              </w:rPr>
+              <w:t>Ajelix</w:t>
+            </w:r>
+          </w:p>
+        </w:tc>
+        <w:tc>
+          <w:tcPr>
+            <w:tcW w:w="1706" w:type="dxa"/>
+            <w:vAlign w:val="center"/>
+          </w:tcPr>
+          <w:p>
+            <w:pPr>
+              <w:pStyle w:val="Compact"/>
+              <w:spacing w:before="0" w:after="0" w:line="280" w:lineRule="exact"/>
+              <w:jc w:val="center"/>
+            </w:pPr>
+            <w:r>
+              <w:rPr>
+                <w:sz w:val="24"/>
+              </w:rPr>
+              <w:t>28 с</w:t>
+            </w:r>
+          </w:p>
+        </w:tc>
+        <w:tc>
+          <w:tcPr>
+            <w:tcW w:w="1063" w:type="dxa"/>
+            <w:vAlign w:val="center"/>
+          </w:tcPr>
+          <w:p>
+            <w:pPr>
+              <w:pStyle w:val="Compact"/>
+              <w:spacing w:before="0" w:after="0" w:line="280" w:lineRule="exact"/>
+              <w:jc w:val="center"/>
+            </w:pPr>
+            <w:r>
+              <w:rPr>
+                <w:sz w:val="24"/>
+              </w:rPr>
+              <w:t>1,81</w:t>
+            </w:r>
+          </w:p>
+        </w:tc>
+        <w:tc>
+          <w:tcPr>
+            <w:tcW w:w="2503" w:type="dxa"/>
+            <w:vAlign w:val="center"/>
+          </w:tcPr>
+          <w:p>
+            <w:pPr>
+              <w:pStyle w:val="Compact"/>
+              <w:spacing w:before="0" w:after="0" w:line="280" w:lineRule="exact"/>
+              <w:jc w:val="center"/>
+            </w:pPr>
+            <w:r>
+              <w:rPr>
+                <w:sz w:val="24"/>
+              </w:rPr>
+              <w:t>0,61</w:t>
+            </w:r>
+          </w:p>
+        </w:tc>
+        <w:tc>
+          <w:tcPr>
+            <w:tcW w:w="927" w:type="dxa"/>
+            <w:vAlign w:val="center"/>
+          </w:tcPr>
+          <w:p>
+            <w:pPr>
+              <w:pStyle w:val="Compact"/>
+              <w:spacing w:before="0" w:after="0" w:line="280" w:lineRule="exact"/>
+              <w:jc w:val="center"/>
+            </w:pPr>
+            <w:r>
+              <w:rPr>
+                <w:sz w:val="24"/>
+              </w:rPr>
+              <w:t>18 %</w:t>
+            </w:r>
+          </w:p>
+        </w:tc>
+        <w:tc>
+          <w:tcPr>
+            <w:tcW w:w="1578" w:type="dxa"/>
+            <w:vAlign w:val="center"/>
+          </w:tcPr>
+          <w:p>
+            <w:pPr>
+              <w:pStyle w:val="Compact"/>
+              <w:spacing w:before="0" w:after="0" w:line="280" w:lineRule="exact"/>
+              <w:jc w:val="center"/>
+            </w:pPr>
+            <w:r>
+              <w:rPr>
+                <w:sz w:val="24"/>
+              </w:rPr>
+              <w:t>11,8 %</w:t>
+            </w:r>
+          </w:p>
+        </w:tc>
+      </w:tr>
+      <w:tr>
+        <w:trPr>
+          <w:cantSplit/>
+          <w:jc w:val="center"/>
+        </w:trPr>
+        <w:tc>
+          <w:tcPr>
+            <w:tcW w:w="1578" w:type="dxa"/>
+            <w:vAlign w:val="center"/>
+          </w:tcPr>
+          <w:p>
+            <w:pPr>
+              <w:pStyle w:val="Compact"/>
+              <w:spacing w:before="0" w:after="0" w:line="280" w:lineRule="exact"/>
+              <w:jc w:val="center"/>
+            </w:pPr>
+            <w:r>
+              <w:rPr>
+                <w:i/>
+                <w:sz w:val="24"/>
+              </w:rPr>
+              <w:t>Operis</w:t>
+            </w:r>
+          </w:p>
+        </w:tc>
+        <w:tc>
+          <w:tcPr>
+            <w:tcW w:w="1706" w:type="dxa"/>
+            <w:vAlign w:val="center"/>
+          </w:tcPr>
+          <w:p>
+            <w:pPr>
+              <w:pStyle w:val="Compact"/>
+              <w:spacing w:before="0" w:after="0" w:line="280" w:lineRule="exact"/>
+              <w:jc w:val="center"/>
+            </w:pPr>
+            <w:r>
+              <w:rPr>
+                <w:sz w:val="24"/>
+              </w:rPr>
+              <w:t>26 с</w:t>
+            </w:r>
+          </w:p>
+        </w:tc>
+        <w:tc>
+          <w:tcPr>
+            <w:tcW w:w="1063" w:type="dxa"/>
+            <w:vAlign w:val="center"/>
+          </w:tcPr>
+          <w:p>
+            <w:pPr>
+              <w:pStyle w:val="Compact"/>
+              <w:spacing w:before="0" w:after="0" w:line="280" w:lineRule="exact"/>
+              <w:jc w:val="center"/>
+            </w:pPr>
+            <w:r>
+              <w:rPr>
+                <w:sz w:val="24"/>
+              </w:rPr>
+              <w:t>1,72</w:t>
+            </w:r>
+          </w:p>
+        </w:tc>
+        <w:tc>
+          <w:tcPr>
+            <w:tcW w:w="2503" w:type="dxa"/>
+            <w:vAlign w:val="center"/>
+          </w:tcPr>
+          <w:p>
+            <w:pPr>
+              <w:pStyle w:val="Compact"/>
+              <w:spacing w:before="0" w:after="0" w:line="280" w:lineRule="exact"/>
+              <w:jc w:val="center"/>
+            </w:pPr>
+            <w:r>
+              <w:rPr>
+                <w:sz w:val="24"/>
+              </w:rPr>
+              <w:t>0,58</w:t>
+            </w:r>
+          </w:p>
+        </w:tc>
+        <w:tc>
+          <w:tcPr>
+            <w:tcW w:w="927" w:type="dxa"/>
+            <w:vAlign w:val="center"/>
+          </w:tcPr>
+          <w:p>
+            <w:pPr>
+              <w:pStyle w:val="Compact"/>
+              <w:spacing w:before="0" w:after="0" w:line="280" w:lineRule="exact"/>
+              <w:jc w:val="center"/>
+            </w:pPr>
+            <w:r>
+              <w:rPr>
+                <w:sz w:val="24"/>
+              </w:rPr>
+              <w:t>96 %</w:t>
+            </w:r>
+          </w:p>
+        </w:tc>
+        <w:tc>
+          <w:tcPr>
+            <w:tcW w:w="1578" w:type="dxa"/>
+            <w:vAlign w:val="center"/>
+          </w:tcPr>
+          <w:p>
+            <w:pPr>
+              <w:pStyle w:val="Compact"/>
+              <w:spacing w:before="0" w:after="0" w:line="280" w:lineRule="exact"/>
+              <w:jc w:val="center"/>
+            </w:pPr>
+            <w:r>
+              <w:rPr>
+                <w:sz w:val="24"/>
+              </w:rPr>
+              <w:t>8,2 %</w:t>
+            </w:r>
+          </w:p>
+        </w:tc>
+      </w:tr>
+    </w:tbl>
+    <w:p>
+      <w:pPr>
+        <w:pStyle w:val="FirstParagraph"/>
+        <w:spacing w:before="0" w:after="0" w:line="360" w:lineRule="exact"/>
+        <w:ind w:firstLine="709"/>
+        <w:jc w:val="both"/>
+      </w:pPr>
+      <w:r>
+        <w:rPr>
+          <w:sz w:val="28"/>
+        </w:rPr>
+        <w:t xml:space="preserve">Индекс вовлеченности равен среднему отношений длительности визита и числа страниц к средним по группе (59 с и 2,41 страницы). Самая глубокая аудитория у </w:t>
       </w:r>
       <w:r>
         <w:rPr>
           <w:i/>
           <w:sz w:val="28"/>
         </w:rPr>
-        <w:t>G2</w:t>
-      </w:r>
-      <w:r>
-        <w:rPr>
-          <w:sz w:val="28"/>
-        </w:rPr>
-        <w:t xml:space="preserve"> у </w:t>
+        <w:t>Datarails</w:t>
+      </w:r>
+      <w:r>
+        <w:rPr>
+          <w:sz w:val="28"/>
+        </w:rPr>
+        <w:t>; у специализированных инструментов (</w:t>
       </w:r>
       <w:r>
         <w:rPr>
@@ -7002,7 +8687,7 @@
         <w:rPr>
           <w:sz w:val="28"/>
         </w:rPr>
-        <w:t xml:space="preserve"> 0 отзывов, у </w:t>
+        <w:t xml:space="preserve">, </w:t>
       </w:r>
       <w:r>
         <w:rPr>
@@ -7015,183 +8700,78 @@
         <w:rPr>
           <w:sz w:val="28"/>
         </w:rPr>
-        <w:t xml:space="preserve"> </w:t>
+        <w:t xml:space="preserve">, </w:t>
       </w:r>
       <w:r>
         <w:rPr>
           <w:i/>
           <w:sz w:val="28"/>
         </w:rPr>
-        <w:t>Explorer</w:t>
-      </w:r>
-      <w:r>
-        <w:rPr>
-          <w:sz w:val="28"/>
-        </w:rPr>
-        <w:t xml:space="preserve"> 1 отзыв (4,0), у </w:t>
+        <w:t>Operis</w:t>
+      </w:r>
+      <w:r>
+        <w:rPr>
+          <w:sz w:val="28"/>
+        </w:rPr>
+        <w:t xml:space="preserve">) визиты короткие, порядка 30 секунд и около двух страниц, то есть пользователь решает узкую задачу и уходит. Реферальный трафик у специализированных игроков составляет 8-11 %, у </w:t>
       </w:r>
       <w:r>
         <w:rPr>
           <w:i/>
           <w:sz w:val="28"/>
         </w:rPr>
-        <w:t>Spreadsheet</w:t>
-      </w:r>
-      <w:r>
-        <w:rPr>
-          <w:sz w:val="28"/>
-        </w:rPr>
-        <w:t xml:space="preserve"> </w:t>
+        <w:t>AI</w:t>
+      </w:r>
+      <w:r>
+        <w:rPr>
+          <w:sz w:val="28"/>
+        </w:rPr>
+        <w:t xml:space="preserve">-помощников и </w:t>
       </w:r>
       <w:r>
         <w:rPr>
           <w:i/>
           <w:sz w:val="28"/>
         </w:rPr>
-        <w:t>Detective</w:t>
-      </w:r>
-      <w:r>
-        <w:rPr>
-          <w:sz w:val="28"/>
-        </w:rPr>
-        <w:t xml:space="preserve"> оценок нет, у </w:t>
+        <w:t>FP</w:t>
+      </w:r>
+      <w:r>
+        <w:rPr>
+          <w:sz w:val="28"/>
+        </w:rPr>
+        <w:t>&amp;</w:t>
       </w:r>
       <w:r>
         <w:rPr>
           <w:i/>
           <w:sz w:val="28"/>
         </w:rPr>
-        <w:t>CIMCON</w:t>
-      </w:r>
-      <w:r>
-        <w:rPr>
-          <w:sz w:val="28"/>
-        </w:rPr>
-        <w:t xml:space="preserve"> 19 (4,7), у заменителей больше: </w:t>
+        <w:t>A</w:t>
+      </w:r>
+      <w:r>
+        <w:rPr>
+          <w:sz w:val="28"/>
+        </w:rPr>
+        <w:t>-платформ 2-12 %: различия невелики, а каталоги, обзоры и</w:t>
+      </w:r>
+      <w:r>
+        <w:rPr>
+          <w:sz w:val="28"/>
+        </w:rPr>
+        <w:t xml:space="preserve"> партнерские сайты остаются заметным каналом для всех групп, включая </w:t>
       </w:r>
       <w:r>
         <w:rPr>
           <w:i/>
           <w:sz w:val="28"/>
         </w:rPr>
-        <w:t>Rows</w:t>
-      </w:r>
-      <w:r>
-        <w:rPr>
-          <w:sz w:val="28"/>
-        </w:rPr>
-        <w:t xml:space="preserve"> 24 (4,9), </w:t>
-      </w:r>
-      <w:r>
-        <w:rPr>
-          <w:i/>
-          <w:sz w:val="28"/>
-        </w:rPr>
-        <w:t>Formula</w:t>
-      </w:r>
-      <w:r>
-        <w:rPr>
-          <w:sz w:val="28"/>
-        </w:rPr>
-        <w:t xml:space="preserve"> </w:t>
-      </w:r>
-      <w:r>
-        <w:rPr>
-          <w:i/>
-          <w:sz w:val="28"/>
-        </w:rPr>
-        <w:t>Bot</w:t>
-      </w:r>
-      <w:r>
-        <w:rPr>
-          <w:sz w:val="28"/>
-        </w:rPr>
-        <w:t xml:space="preserve"> 90 (4,5), </w:t>
-      </w:r>
-      <w:r>
-        <w:rPr>
-          <w:i/>
-          <w:sz w:val="28"/>
-        </w:rPr>
-        <w:t>Datarails</w:t>
-      </w:r>
-      <w:r>
-        <w:rPr>
-          <w:sz w:val="28"/>
-        </w:rPr>
-        <w:t xml:space="preserve"> 386 (4,6); для </w:t>
-      </w:r>
-      <w:r>
-        <w:rPr>
-          <w:i/>
-          <w:sz w:val="28"/>
-        </w:rPr>
-        <w:t>Shortcut</w:t>
-      </w:r>
-      <w:r>
-        <w:rPr>
-          <w:sz w:val="28"/>
-        </w:rPr>
-        <w:t xml:space="preserve">, </w:t>
-      </w:r>
-      <w:r>
-        <w:rPr>
-          <w:i/>
-          <w:sz w:val="28"/>
-        </w:rPr>
-        <w:t>Numerous.ai</w:t>
-      </w:r>
-      <w:r>
-        <w:rPr>
-          <w:sz w:val="28"/>
-        </w:rPr>
-        <w:t xml:space="preserve"> и </w:t>
-      </w:r>
-      <w:r>
-        <w:rPr>
-          <w:i/>
-          <w:sz w:val="28"/>
-        </w:rPr>
-        <w:t>Operis</w:t>
-      </w:r>
-      <w:r>
-        <w:rPr>
-          <w:sz w:val="28"/>
-        </w:rPr>
-        <w:t xml:space="preserve"> </w:t>
-      </w:r>
-      <w:r>
-        <w:rPr>
-          <w:sz w:val="28"/>
-        </w:rPr>
-        <w:lastRenderedPageBreak/>
-        <w:t xml:space="preserve">карточек на </w:t>
-      </w:r>
-      <w:r>
-        <w:rPr>
-          <w:i/>
-          <w:sz w:val="28"/>
-        </w:rPr>
-        <w:t>G2</w:t>
-      </w:r>
-      <w:r>
-        <w:rPr>
-          <w:sz w:val="28"/>
-        </w:rPr>
-        <w:t xml:space="preserve"> нет [9], [10], [11]. Трафик большой там, где есть общая </w:t>
-      </w:r>
-      <w:r>
-        <w:rPr>
-          <w:i/>
-          <w:sz w:val="28"/>
-        </w:rPr>
-        <w:t>AI</w:t>
-      </w:r>
-      <w:r>
-        <w:rPr>
-          <w:sz w:val="28"/>
-        </w:rPr>
-        <w:t>-тема, а доказательная база прямых конкурентов бедна, и это снижает давление именно в нише проверки.</w:t>
+        <w:t>TableMind</w:t>
+      </w:r>
+      <w:r>
+        <w:rPr>
+          <w:sz w:val="28"/>
+        </w:rPr>
+        <w:t>.</w:t>
       </w:r>
     </w:p>
     <w:p>
@@ -7205,6 +8785,240 @@
         <w:rPr>
           <w:sz w:val="28"/>
         </w:rPr>
+        <w:t xml:space="preserve">Репутационные показатели подтверждают умеренную конкуренцию. На </w:t>
+      </w:r>
+      <w:r>
+        <w:rPr>
+          <w:i/>
+          <w:sz w:val="28"/>
+        </w:rPr>
+        <w:t>G2</w:t>
+      </w:r>
+      <w:r>
+        <w:rPr>
+          <w:sz w:val="28"/>
+        </w:rPr>
+        <w:t xml:space="preserve"> у </w:t>
+      </w:r>
+      <w:r>
+        <w:rPr>
+          <w:i/>
+          <w:sz w:val="28"/>
+        </w:rPr>
+        <w:t>PerfectXL</w:t>
+      </w:r>
+      <w:r>
+        <w:rPr>
+          <w:sz w:val="28"/>
+        </w:rPr>
+        <w:t xml:space="preserve"> 0 отзывов, у </w:t>
+      </w:r>
+      <w:r>
+        <w:rPr>
+          <w:i/>
+          <w:sz w:val="28"/>
+        </w:rPr>
+        <w:t>Arixcel</w:t>
+      </w:r>
+      <w:r>
+        <w:rPr>
+          <w:sz w:val="28"/>
+        </w:rPr>
+        <w:t xml:space="preserve"> </w:t>
+      </w:r>
+      <w:r>
+        <w:rPr>
+          <w:i/>
+          <w:sz w:val="28"/>
+        </w:rPr>
+        <w:t>Explorer</w:t>
+      </w:r>
+      <w:r>
+        <w:rPr>
+          <w:sz w:val="28"/>
+        </w:rPr>
+        <w:t xml:space="preserve"> 1 отзыв (4,0), у </w:t>
+      </w:r>
+      <w:r>
+        <w:rPr>
+          <w:i/>
+          <w:sz w:val="28"/>
+        </w:rPr>
+        <w:t>Spreadsheet</w:t>
+      </w:r>
+      <w:r>
+        <w:rPr>
+          <w:sz w:val="28"/>
+        </w:rPr>
+        <w:t xml:space="preserve"> </w:t>
+      </w:r>
+      <w:r>
+        <w:rPr>
+          <w:i/>
+          <w:sz w:val="28"/>
+        </w:rPr>
+        <w:t>Detective</w:t>
+      </w:r>
+      <w:r>
+        <w:rPr>
+          <w:sz w:val="28"/>
+        </w:rPr>
+        <w:t xml:space="preserve"> оценок нет, у </w:t>
+      </w:r>
+      <w:r>
+        <w:rPr>
+          <w:i/>
+          <w:sz w:val="28"/>
+        </w:rPr>
+        <w:t>CIMCON</w:t>
+      </w:r>
+      <w:r>
+        <w:rPr>
+          <w:sz w:val="28"/>
+        </w:rPr>
+        <w:t xml:space="preserve"> 19 (4,7</w:t>
+      </w:r>
+      <w:r>
+        <w:rPr>
+          <w:sz w:val="28"/>
+        </w:rPr>
+        <w:t xml:space="preserve">), у заменителей больше: </w:t>
+      </w:r>
+      <w:r>
+        <w:rPr>
+          <w:i/>
+          <w:sz w:val="28"/>
+        </w:rPr>
+        <w:t>Rows</w:t>
+      </w:r>
+      <w:r>
+        <w:rPr>
+          <w:sz w:val="28"/>
+        </w:rPr>
+        <w:t xml:space="preserve"> 24 (4,9), </w:t>
+      </w:r>
+      <w:r>
+        <w:rPr>
+          <w:i/>
+          <w:sz w:val="28"/>
+        </w:rPr>
+        <w:t>Formula</w:t>
+      </w:r>
+      <w:r>
+        <w:rPr>
+          <w:sz w:val="28"/>
+        </w:rPr>
+        <w:t xml:space="preserve"> </w:t>
+      </w:r>
+      <w:r>
+        <w:rPr>
+          <w:i/>
+          <w:sz w:val="28"/>
+        </w:rPr>
+        <w:t>Bot</w:t>
+      </w:r>
+      <w:r>
+        <w:rPr>
+          <w:sz w:val="28"/>
+        </w:rPr>
+        <w:t xml:space="preserve"> 90 (4,5), </w:t>
+      </w:r>
+      <w:r>
+        <w:rPr>
+          <w:i/>
+          <w:sz w:val="28"/>
+        </w:rPr>
+        <w:t>Datarails</w:t>
+      </w:r>
+      <w:r>
+        <w:rPr>
+          <w:sz w:val="28"/>
+        </w:rPr>
+        <w:t xml:space="preserve"> 386 (4,6); для </w:t>
+      </w:r>
+      <w:r>
+        <w:rPr>
+          <w:i/>
+          <w:sz w:val="28"/>
+        </w:rPr>
+        <w:t>Shortcut</w:t>
+      </w:r>
+      <w:r>
+        <w:rPr>
+          <w:sz w:val="28"/>
+        </w:rPr>
+        <w:t xml:space="preserve">, </w:t>
+      </w:r>
+      <w:r>
+        <w:rPr>
+          <w:i/>
+          <w:sz w:val="28"/>
+        </w:rPr>
+        <w:t>Numerous.ai</w:t>
+      </w:r>
+      <w:r>
+        <w:rPr>
+          <w:sz w:val="28"/>
+        </w:rPr>
+        <w:t xml:space="preserve"> и </w:t>
+      </w:r>
+      <w:r>
+        <w:rPr>
+          <w:i/>
+          <w:sz w:val="28"/>
+        </w:rPr>
+        <w:t>Operis</w:t>
+      </w:r>
+      <w:r>
+        <w:rPr>
+          <w:sz w:val="28"/>
+        </w:rPr>
+        <w:t xml:space="preserve"> карточек на </w:t>
+      </w:r>
+      <w:r>
+        <w:rPr>
+          <w:i/>
+          <w:sz w:val="28"/>
+        </w:rPr>
+        <w:t>G2</w:t>
+      </w:r>
+      <w:r>
+        <w:rPr>
+          <w:sz w:val="28"/>
+        </w:rPr>
+        <w:t xml:space="preserve"> нет [9], [10], [11]. Трафик большой там, где есть общая </w:t>
+      </w:r>
+      <w:r>
+        <w:rPr>
+          <w:i/>
+          <w:sz w:val="28"/>
+        </w:rPr>
+        <w:t>AI</w:t>
+      </w:r>
+      <w:r>
+        <w:rPr>
+          <w:sz w:val="28"/>
+        </w:rPr>
+        <w:t>-тема, а доказательная база прямых конкурентов бедна, и это снижа</w:t>
+      </w:r>
+      <w:r>
+        <w:rPr>
+          <w:sz w:val="28"/>
+        </w:rPr>
+        <w:t>ет давление именно в нише проверки.</w:t>
+      </w:r>
+    </w:p>
+    <w:p>
+      <w:pPr>
+        <w:pStyle w:val="a0"/>
+        <w:spacing w:before="0" w:after="0" w:line="360" w:lineRule="exact"/>
+        <w:ind w:firstLine="709"/>
+        <w:jc w:val="both"/>
+      </w:pPr>
+      <w:r>
+        <w:rPr>
+          <w:sz w:val="28"/>
+        </w:rPr>
         <w:t xml:space="preserve">На рисунке 2 показано: число отзывов на </w:t>
       </w:r>
       <w:r>
@@ -7233,8 +9047,9 @@
           <w:noProof/>
           <w:sz w:val="28"/>
         </w:rPr>
+        <w:lastRenderedPageBreak/>
         <w:drawing>
-          <wp:inline distT="0" distB="0" distL="0" distR="0" wp14:anchorId="60BBBBF9" wp14:editId="1D273B77">
+          <wp:inline distT="0" distB="0" distL="0" distR="0" wp14:anchorId="5995DEEA" wp14:editId="6595A18E">
             <wp:extent cx="5334000" cy="2536902"/>
             <wp:effectExtent l="0" t="0" r="0" b="0"/>
             <wp:docPr id="15" name="Picture"/>
@@ -7313,7 +9128,13 @@
         <w:rPr>
           <w:sz w:val="28"/>
         </w:rPr>
-        <w:t xml:space="preserve">Рисунок наглядно показывает разрыв в социальных доказательствах: у </w:t>
+        <w:t>Рисунок наглядно показывает разрыв в социальных доказательства</w:t>
+      </w:r>
+      <w:r>
+        <w:rPr>
+          <w:sz w:val="28"/>
+        </w:rPr>
+        <w:t xml:space="preserve">х: у </w:t>
       </w:r>
       <w:r>
         <w:rPr>
@@ -7352,13 +9173,7 @@
         <w:rPr>
           <w:sz w:val="28"/>
         </w:rPr>
-        <w:t xml:space="preserve"> сотни и десятки отзывов, у прямых конкурентов в н</w:t>
-      </w:r>
-      <w:r>
-        <w:rPr>
-          <w:sz w:val="28"/>
-        </w:rPr>
-        <w:t>ише аудита таблиц - нуль или единицы. Для нового игрока это окно возможностей: первые 20-30 проверенных отзывов дадут заметное преимущество в нише.</w:t>
+        <w:t xml:space="preserve"> сотни и десятки отзывов, у прямых конкурентов в нише аудита таблиц - нуль или единицы. Для нового игрока это окно возможностей: первые 20-30 проверенных отзывов дадут заметное преимущество в нише.</w:t>
       </w:r>
     </w:p>
     <w:p>
@@ -7431,14 +9246,46 @@
           <w:i/>
           <w:sz w:val="28"/>
         </w:rPr>
-        <w:t>Ro</w:t>
+        <w:t>Rows</w:t>
+      </w:r>
+      <w:r>
+        <w:rPr>
+          <w:sz w:val="28"/>
+        </w:rPr>
+        <w:t xml:space="preserve"> </w:t>
       </w:r>
       <w:r>
         <w:rPr>
           <w:i/>
           <w:sz w:val="28"/>
         </w:rPr>
-        <w:t>ws</w:t>
+        <w:t>Plus</w:t>
+      </w:r>
+      <w:r>
+        <w:rPr>
+          <w:sz w:val="28"/>
+        </w:rPr>
+        <w:t xml:space="preserve"> 8 </w:t>
+      </w:r>
+      <w:r>
+        <w:rPr>
+          <w:i/>
+          <w:sz w:val="28"/>
+        </w:rPr>
+        <w:t>USD</w:t>
+      </w:r>
+      <w:r>
+        <w:rPr>
+          <w:sz w:val="28"/>
+        </w:rPr>
+        <w:t xml:space="preserve"> за пользователя [14], </w:t>
+      </w:r>
+      <w:r>
+        <w:rPr>
+          <w:i/>
+          <w:sz w:val="28"/>
+        </w:rPr>
+        <w:t>Shortcut</w:t>
       </w:r>
       <w:r>
         <w:rPr>
@@ -7451,13 +9298,13 @@
           <w:i/>
           <w:sz w:val="28"/>
         </w:rPr>
-        <w:t>Plus</w:t>
-      </w:r>
-      <w:r>
-        <w:rPr>
-          <w:sz w:val="28"/>
-        </w:rPr>
-        <w:t xml:space="preserve"> 8 </w:t>
+        <w:t>Pro</w:t>
+      </w:r>
+      <w:r>
+        <w:rPr>
+          <w:sz w:val="28"/>
+        </w:rPr>
+        <w:t xml:space="preserve"> 100 </w:t>
       </w:r>
       <w:r>
         <w:rPr>
@@ -7470,169 +9317,124 @@
         <w:rPr>
           <w:sz w:val="28"/>
         </w:rPr>
-        <w:t xml:space="preserve"> за пользователя [14], </w:t>
+        <w:t xml:space="preserve"> в месяц [15], </w:t>
       </w:r>
       <w:r>
         <w:rPr>
           <w:i/>
           <w:sz w:val="28"/>
         </w:rPr>
-        <w:t>Shortcut</w:t>
-      </w:r>
-      <w:r>
-        <w:rPr>
-          <w:sz w:val="28"/>
-        </w:rPr>
-        <w:t xml:space="preserve"> </w:t>
+        <w:t>Microsoft</w:t>
+      </w:r>
+      <w:r>
+        <w:rPr>
+          <w:sz w:val="28"/>
+        </w:rPr>
+        <w:t xml:space="preserve"> 365 </w:t>
       </w:r>
       <w:r>
         <w:rPr>
           <w:i/>
           <w:sz w:val="28"/>
         </w:rPr>
+        <w:t>Copilot</w:t>
+      </w:r>
+      <w:r>
+        <w:rPr>
+          <w:sz w:val="28"/>
+        </w:rPr>
+        <w:t xml:space="preserve"> (надстройка) 18 </w:t>
+      </w:r>
+      <w:r>
+        <w:rPr>
+          <w:i/>
+          <w:sz w:val="28"/>
+        </w:rPr>
+        <w:t>USD</w:t>
+      </w:r>
+      <w:r>
+        <w:rPr>
+          <w:sz w:val="28"/>
+        </w:rPr>
+        <w:t xml:space="preserve"> за пользователя [16]. Тарифы </w:t>
+      </w:r>
+      <w:r>
+        <w:rPr>
+          <w:i/>
+          <w:sz w:val="28"/>
+        </w:rPr>
+        <w:t>TableMind</w:t>
+      </w:r>
+      <w:r>
+        <w:rPr>
+          <w:sz w:val="28"/>
+        </w:rPr>
+        <w:t xml:space="preserve"> (</w:t>
+      </w:r>
+      <w:r>
+        <w:rPr>
+          <w:i/>
+          <w:sz w:val="28"/>
+        </w:rPr>
         <w:t>Pro</w:t>
       </w:r>
       <w:r>
         <w:rPr>
           <w:sz w:val="28"/>
         </w:rPr>
-        <w:t xml:space="preserve"> 100 </w:t>
+        <w:t xml:space="preserve"> 19 </w:t>
       </w:r>
       <w:r>
         <w:rPr>
           <w:i/>
           <w:sz w:val="28"/>
         </w:rPr>
-        <w:t>USD</w:t>
-      </w:r>
-      <w:r>
-        <w:rPr>
-          <w:sz w:val="28"/>
-        </w:rPr>
-        <w:t xml:space="preserve"> в месяц [15], </w:t>
+        <w:t>EUR</w:t>
+      </w:r>
+      <w:r>
+        <w:rPr>
+          <w:sz w:val="28"/>
+        </w:rPr>
+        <w:t xml:space="preserve">, </w:t>
       </w:r>
       <w:r>
         <w:rPr>
           <w:i/>
           <w:sz w:val="28"/>
         </w:rPr>
-        <w:t>Microsoft</w:t>
-      </w:r>
-      <w:r>
-        <w:rPr>
-          <w:sz w:val="28"/>
-        </w:rPr>
-        <w:t xml:space="preserve"> 365 </w:t>
+        <w:t>Team</w:t>
+      </w:r>
+      <w:r>
+        <w:rPr>
+          <w:sz w:val="28"/>
+        </w:rPr>
+        <w:t xml:space="preserve"> 29 </w:t>
       </w:r>
       <w:r>
         <w:rPr>
           <w:i/>
           <w:sz w:val="28"/>
         </w:rPr>
-        <w:t>Copilot</w:t>
-      </w:r>
-      <w:r>
-        <w:rPr>
-          <w:sz w:val="28"/>
-        </w:rPr>
-        <w:t xml:space="preserve"> (надстройка) 18 </w:t>
+        <w:t>EUR</w:t>
+      </w:r>
+      <w:r>
+        <w:rPr>
+          <w:sz w:val="28"/>
+        </w:rPr>
+        <w:t xml:space="preserve"> за место) лежат между </w:t>
       </w:r>
       <w:r>
         <w:rPr>
           <w:i/>
           <w:sz w:val="28"/>
         </w:rPr>
-        <w:t>USD</w:t>
-      </w:r>
-      <w:r>
-        <w:rPr>
-          <w:sz w:val="28"/>
-        </w:rPr>
-        <w:t xml:space="preserve"> за пользователя [16]. Тарифы </w:t>
-      </w:r>
-      <w:r>
-        <w:rPr>
-          <w:i/>
-          <w:sz w:val="28"/>
-        </w:rPr>
-        <w:t>TableMind</w:t>
-      </w:r>
-      <w:r>
-        <w:rPr>
-          <w:sz w:val="28"/>
-        </w:rPr>
-        <w:t xml:space="preserve"> (</w:t>
-      </w:r>
-      <w:r>
-        <w:rPr>
-          <w:i/>
-          <w:sz w:val="28"/>
-        </w:rPr>
-        <w:t>Pro</w:t>
-      </w:r>
-      <w:r>
-        <w:rPr>
-          <w:sz w:val="28"/>
-        </w:rPr>
-        <w:t xml:space="preserve"> 19 </w:t>
-      </w:r>
-      <w:r>
-        <w:rPr>
-          <w:i/>
-          <w:sz w:val="28"/>
-        </w:rPr>
-        <w:t>EUR</w:t>
-      </w:r>
-      <w:r>
-        <w:rPr>
-          <w:sz w:val="28"/>
-        </w:rPr>
-        <w:t xml:space="preserve">, </w:t>
-      </w:r>
-      <w:r>
-        <w:rPr>
-          <w:i/>
-          <w:sz w:val="28"/>
-        </w:rPr>
-        <w:t>Team</w:t>
-      </w:r>
-      <w:r>
-        <w:rPr>
-          <w:sz w:val="28"/>
-        </w:rPr>
-        <w:t xml:space="preserve"> 29 </w:t>
-      </w:r>
-      <w:r>
-        <w:rPr>
-          <w:i/>
-          <w:sz w:val="28"/>
-        </w:rPr>
-        <w:t>EUR</w:t>
-      </w:r>
-      <w:r>
-        <w:rPr>
-          <w:sz w:val="28"/>
-        </w:rPr>
-        <w:t xml:space="preserve"> за место) лежат между </w:t>
-      </w:r>
-      <w:r>
-        <w:rPr>
-          <w:i/>
-          <w:sz w:val="28"/>
-        </w:rPr>
         <w:t>AI</w:t>
       </w:r>
       <w:r>
         <w:rPr>
           <w:sz w:val="28"/>
         </w:rPr>
-        <w:t>-подписками массового сегмента и специализированным ауд</w:t>
-      </w:r>
-      <w:r>
-        <w:rPr>
-          <w:sz w:val="28"/>
-        </w:rPr>
-        <w:t>итом.</w:t>
+        <w:t>-подписками массового сегмента и специализированным аудитом.</w:t>
       </w:r>
     </w:p>
     <w:p>
@@ -7646,7 +9448,7 @@
         <w:rPr>
           <w:sz w:val="28"/>
         </w:rPr>
-        <w:t>В таблице 3 представлено: оценка конкуренции игроков по параметрам шаблона Портера.</w:t>
+        <w:t>В таблице 4 представлено: оценка конкуренции игроков по параметрам шаблона Портера.</w:t>
       </w:r>
     </w:p>
     <w:p>
@@ -7659,7 +9461,13 @@
         <w:rPr>
           <w:sz w:val="28"/>
         </w:rPr>
-        <w:t>Таблица 3 – Оценка конкуренции игроков по параметрам шаблона Портера</w:t>
+        <w:t>Таблица 4 – Оценка кон</w:t>
+      </w:r>
+      <w:r>
+        <w:rPr>
+          <w:sz w:val="28"/>
+        </w:rPr>
+        <w:t>куренции игроков по параметрам шаблона Портера</w:t>
       </w:r>
     </w:p>
     <w:tbl>
@@ -7961,13 +9769,7 @@
               <w:rPr>
                 <w:sz w:val="24"/>
               </w:rPr>
-              <w:t>Ключевые свойства стандартизированы, но о</w:t>
-            </w:r>
-            <w:r>
-              <w:rPr>
-                <w:sz w:val="24"/>
-              </w:rPr>
-              <w:t>тличаются проверка структуры, доказательность и отчеты</w:t>
+              <w:t>Ключевые свойства стандартизированы, но отличаются проверка структуры, доказательность и отчеты</w:t>
             </w:r>
           </w:p>
         </w:tc>
@@ -7992,7 +9794,6 @@
               <w:rPr>
                 <w:sz w:val="24"/>
               </w:rPr>
-              <w:lastRenderedPageBreak/>
               <w:t>Ограничение в повышении цен</w:t>
             </w:r>
           </w:p>
@@ -8031,7 +9832,13 @@
               <w:rPr>
                 <w:sz w:val="24"/>
               </w:rPr>
-              <w:t>Цены от 8 до 100 </w:t>
+              <w:t>Цен</w:t>
+            </w:r>
+            <w:r>
+              <w:rPr>
+                <w:sz w:val="24"/>
+              </w:rPr>
+              <w:t>ы от 8 до 100 </w:t>
             </w:r>
             <w:r>
               <w:rPr>
@@ -8061,19 +9868,20 @@
         <w:rPr>
           <w:sz w:val="28"/>
         </w:rPr>
-        <w:t>Сумма баллов равна 8 из 12, что соответствует среднему уровню внутриотраслевой конкуренции (5-8 ба</w:t>
-      </w:r>
-      <w:r>
-        <w:rPr>
-          <w:sz w:val="28"/>
-        </w:rPr>
-        <w:t>ллов). Вывод: конкуренция между существующими игроками оценивается как средняя, поскольку на рынке есть сопоставимые специализированные игроки и сильные заменители, но видимость распределена между многими сайтами, а доказательная база прямых конкурентов сл</w:t>
-      </w:r>
-      <w:r>
-        <w:rPr>
-          <w:sz w:val="28"/>
-        </w:rPr>
-        <w:t>абая.</w:t>
+        <w:t>Сумма баллов равна 8 из 12, что соответствует среднему уровню внутриотраслевой конкуренции (5-8 баллов). Вывод: конкуренция между существующими игроками оценивается как средняя, поскольку</w:t>
+      </w:r>
+      <w:r>
+        <w:rPr>
+          <w:sz w:val="28"/>
+        </w:rPr>
+        <w:t xml:space="preserve"> на рынке есть сопоставимые специализированные игроки и сильные заменители, но </w:t>
+      </w:r>
+      <w:r>
+        <w:rPr>
+          <w:sz w:val="28"/>
+        </w:rPr>
+        <w:lastRenderedPageBreak/>
+        <w:t>видимость распределена между многими сайтами, а доказательная база прямых конкурентов слабая.</w:t>
       </w:r>
     </w:p>
     <w:p>
@@ -8083,7 +9891,7 @@
         <w:ind w:firstLine="709"/>
       </w:pPr>
       <w:bookmarkStart w:id="8" w:name="_6630f66e9bddc915a7c003d1a4416942be99820"/>
-      <w:bookmarkStart w:id="9" w:name="_Toc241956345"/>
+      <w:bookmarkStart w:id="9" w:name="_Toc241957874"/>
       <w:bookmarkEnd w:id="6"/>
       <w:r>
         <w:rPr>
@@ -8105,13 +9913,13 @@
         <w:rPr>
           <w:sz w:val="28"/>
         </w:rPr>
-        <w:t xml:space="preserve">Барьеры входа оценены через структуру каналов привлечения, поисково-рекламное давление, репутацию, технологии и платформенную зависимость. Для каждого канала рассчитана средневзвешенная доля по релевантному трафику, порог высокого давления взят из шаблона </w:t>
-      </w:r>
-      <w:r>
-        <w:rPr>
-          <w:sz w:val="28"/>
-        </w:rPr>
-        <w:t>(параметры листа 01), балл равен 5, 3 или 1.</w:t>
+        <w:t>Барьеры входа оценены через структуру каналов привлечения, поисково-рекламное давление, репутацию, технологии и платформенную зависимость. Для каждого канала рассчитана средневзвешенная доля по релевантно</w:t>
+      </w:r>
+      <w:r>
+        <w:rPr>
+          <w:sz w:val="28"/>
+        </w:rPr>
+        <w:t>му трафику, порог высокого давления взят из шаблона (параметры листа 01), балл равен 5, 3 или 1.</w:t>
       </w:r>
     </w:p>
     <w:p>
@@ -8125,7 +9933,7 @@
         <w:rPr>
           <w:sz w:val="28"/>
         </w:rPr>
-        <w:t>В таблице 4 представлено: каналы трафика и давление на нового игрока.</w:t>
+        <w:t>В таблице 5 представлено: каналы трафика и давление на нового игрока.</w:t>
       </w:r>
     </w:p>
     <w:p>
@@ -8138,7 +9946,7 @@
         <w:rPr>
           <w:sz w:val="28"/>
         </w:rPr>
-        <w:t>Таблица 4 – Каналы трафика и давление на нового игрока</w:t>
+        <w:t>Таблица 5 – Каналы трафика и давление на нового игрока</w:t>
       </w:r>
     </w:p>
     <w:tbl>
@@ -8837,19 +10645,13 @@
         <w:rPr>
           <w:sz w:val="28"/>
         </w:rPr>
-        <w:t xml:space="preserve">Прямые заходы (43 %) и органический поиск (34 %) - основные </w:t>
-      </w:r>
-      <w:r>
-        <w:rPr>
-          <w:sz w:val="28"/>
-        </w:rPr>
-        <w:t>каналы игроков; платный поиск составляет всего 4,4 %, социальные сети 4,5 %, рефералы 6,9 %. Платного давления почти нет, зато узнаваемость брендов и органическая видимость средние. Новому игроку надо вкладываться в поисковую видимость и доверие, а покупка</w:t>
-      </w:r>
-      <w:r>
-        <w:rPr>
-          <w:sz w:val="28"/>
-        </w:rPr>
-        <w:t xml:space="preserve"> трафика пока дает шанс дешево обойти конкурентов.</w:t>
+        <w:t xml:space="preserve">Прямые заходы (43 %) и органический поиск (34 %) - основные каналы игроков; платный поиск составляет всего 4,4 %, социальные сети 4,5 %, рефералы 6,9 %. </w:t>
+      </w:r>
+      <w:r>
+        <w:rPr>
+          <w:sz w:val="28"/>
+        </w:rPr>
+        <w:t>Платного давления почти нет, зато узнаваемость брендов и органическая видимость средние. Новому игроку надо вкладываться в поисковую видимость и доверие, а покупка трафика пока дает шанс дешево обойти конкурентов.</w:t>
       </w:r>
     </w:p>
     <w:p>
@@ -8863,7 +10665,13 @@
         <w:rPr>
           <w:sz w:val="28"/>
         </w:rPr>
-        <w:t>В таблице 5 представлено: сводная оценка барьеров входа.</w:t>
+        <w:t>В таблице 6 представлено: сводная оценка б</w:t>
+      </w:r>
+      <w:r>
+        <w:rPr>
+          <w:sz w:val="28"/>
+        </w:rPr>
+        <w:t>арьеров входа.</w:t>
       </w:r>
     </w:p>
     <w:p>
@@ -8876,7 +10684,7 @@
         <w:rPr>
           <w:sz w:val="28"/>
         </w:rPr>
-        <w:t>Таблица 5 – Сводная оценка барьеров входа</w:t>
+        <w:t>Таблица 6 – Сводная оценка барьеров входа</w:t>
       </w:r>
     </w:p>
     <w:tbl>
@@ -9544,7 +11352,6 @@
               <w:rPr>
                 <w:sz w:val="24"/>
               </w:rPr>
-              <w:lastRenderedPageBreak/>
               <w:t>Поисково-рекламная конкуренция</w:t>
             </w:r>
           </w:p>
@@ -10137,7 +11944,14 @@
         <w:rPr>
           <w:sz w:val="28"/>
         </w:rPr>
-        <w:t>Нормированный индекс барьеров входа равен 3,15 из 5, это средние барьеры (2,5-4,0): технологический барьер и угроза заменителей высокие (5), остальные факторы средние, платное давление низкое. Сумма весов в шаблоне равна 1,04, поэтому итог нормирован делен</w:t>
+        <w:t xml:space="preserve">Нормированный индекс барьеров входа равен 3,15 из 5, это средние барьеры (2,5-4,0): технологический барьер и угроза заменителей высокие (5), </w:t>
+      </w:r>
+      <w:r>
+        <w:rPr>
+          <w:sz w:val="28"/>
+        </w:rPr>
+        <w:lastRenderedPageBreak/>
+        <w:t>остальные факторы средние, платное давление низкое. Сумма весов в шаблоне равна 1,04, поэтому итог нормирован делен</w:t>
       </w:r>
       <w:r>
         <w:rPr>
@@ -10173,7 +11987,7 @@
           <w:sz w:val="28"/>
         </w:rPr>
         <w:drawing>
-          <wp:inline distT="0" distB="0" distL="0" distR="0" wp14:anchorId="05210F50" wp14:editId="605523B0">
+          <wp:inline distT="0" distB="0" distL="0" distR="0" wp14:anchorId="3863A9AA" wp14:editId="6270B9DE">
             <wp:extent cx="5334000" cy="2732048"/>
             <wp:effectExtent l="0" t="0" r="0" b="0"/>
             <wp:docPr id="19" name="Picture"/>
@@ -10239,7 +12053,13 @@
         <w:rPr>
           <w:sz w:val="28"/>
         </w:rPr>
-        <w:t xml:space="preserve">Рисунок показывает два фактора с наивысшим баллом (технологический барьер и заменители) и единственный низкий (платная реклама). Для </w:t>
+        <w:t>Рисунок показывает два фактора с наивысшим баллом (технологический барьер и замени</w:t>
+      </w:r>
+      <w:r>
+        <w:rPr>
+          <w:sz w:val="28"/>
+        </w:rPr>
+        <w:t xml:space="preserve">тели) и единственный низкий (платная реклама). Для </w:t>
       </w:r>
       <w:r>
         <w:rPr>
@@ -10265,13 +12085,7 @@
         <w:rPr>
           <w:sz w:val="28"/>
         </w:rPr>
-        <w:t>-помощников</w:t>
-      </w:r>
-      <w:r>
-        <w:rPr>
-          <w:sz w:val="28"/>
-        </w:rPr>
-        <w:t>.</w:t>
+        <w:t>-помощников.</w:t>
       </w:r>
     </w:p>
     <w:p>
@@ -10285,7 +12099,13 @@
         <w:rPr>
           <w:sz w:val="28"/>
         </w:rPr>
-        <w:t>В таблице 6 представлено: оценка угрозы новых участников по параметрам шаблона Портера.</w:t>
+        <w:t>В таблице 7 представлено: индекс конкурентного давления по шкале методики (8 кри</w:t>
+      </w:r>
+      <w:r>
+        <w:rPr>
+          <w:sz w:val="28"/>
+        </w:rPr>
+        <w:t>териев).</w:t>
       </w:r>
     </w:p>
     <w:p>
@@ -10298,7 +12118,797 @@
         <w:rPr>
           <w:sz w:val="28"/>
         </w:rPr>
-        <w:t>Таблица 6 – Оценка угрозы новых участников по параметрам шаблона Портера</w:t>
+        <w:t>Таблица 7 – Индекс конкурентного давления по шкале методики (8 критериев)</w:t>
+      </w:r>
+    </w:p>
+    <w:tbl>
+      <w:tblPr>
+        <w:tblStyle w:val="Table"/>
+        <w:tblW w:w="9355" w:type="dxa"/>
+        <w:jc w:val="center"/>
+        <w:tblBorders>
+          <w:top w:val="single" w:sz="4" w:space="0" w:color="000000"/>
+          <w:left w:val="single" w:sz="4" w:space="0" w:color="000000"/>
+          <w:bottom w:val="single" w:sz="4" w:space="0" w:color="000000"/>
+          <w:right w:val="single" w:sz="4" w:space="0" w:color="000000"/>
+          <w:insideH w:val="single" w:sz="4" w:space="0" w:color="000000"/>
+          <w:insideV w:val="single" w:sz="4" w:space="0" w:color="000000"/>
+        </w:tblBorders>
+        <w:tblLayout w:type="fixed"/>
+        <w:tblLook w:val="0020" w:firstRow="1" w:lastRow="0" w:firstColumn="0" w:lastColumn="0" w:noHBand="0" w:noVBand="0"/>
+      </w:tblPr>
+      <w:tblGrid>
+        <w:gridCol w:w="3003"/>
+        <w:gridCol w:w="1186"/>
+        <w:gridCol w:w="5166"/>
+      </w:tblGrid>
+      <w:tr>
+        <w:trPr>
+          <w:cnfStyle w:val="100000000000" w:firstRow="1" w:lastRow="0" w:firstColumn="0" w:lastColumn="0" w:oddVBand="0" w:evenVBand="0" w:oddHBand="0" w:evenHBand="0" w:firstRowFirstColumn="0" w:firstRowLastColumn="0" w:lastRowFirstColumn="0" w:lastRowLastColumn="0"/>
+          <w:cantSplit/>
+          <w:tblHeader/>
+          <w:jc w:val="center"/>
+        </w:trPr>
+        <w:tc>
+          <w:tcPr>
+            <w:tcW w:w="3003" w:type="dxa"/>
+            <w:vAlign w:val="center"/>
+          </w:tcPr>
+          <w:p>
+            <w:pPr>
+              <w:pStyle w:val="Compact"/>
+              <w:spacing w:before="0" w:after="0" w:line="280" w:lineRule="exact"/>
+              <w:jc w:val="center"/>
+            </w:pPr>
+            <w:r>
+              <w:rPr>
+                <w:b/>
+                <w:sz w:val="24"/>
+              </w:rPr>
+              <w:t>Критерий</w:t>
+            </w:r>
+          </w:p>
+        </w:tc>
+        <w:tc>
+          <w:tcPr>
+            <w:tcW w:w="1186" w:type="dxa"/>
+            <w:vAlign w:val="center"/>
+          </w:tcPr>
+          <w:p>
+            <w:pPr>
+              <w:pStyle w:val="Compact"/>
+              <w:spacing w:before="0" w:after="0" w:line="280" w:lineRule="exact"/>
+              <w:jc w:val="center"/>
+            </w:pPr>
+            <w:r>
+              <w:rPr>
+                <w:b/>
+                <w:sz w:val="24"/>
+              </w:rPr>
+              <w:t>Балл (1, 3, 5)</w:t>
+            </w:r>
+          </w:p>
+        </w:tc>
+        <w:tc>
+          <w:tcPr>
+            <w:tcW w:w="5165" w:type="dxa"/>
+            <w:vAlign w:val="center"/>
+          </w:tcPr>
+          <w:p>
+            <w:pPr>
+              <w:pStyle w:val="Compact"/>
+              <w:spacing w:before="0" w:after="0" w:line="280" w:lineRule="exact"/>
+              <w:jc w:val="center"/>
+            </w:pPr>
+            <w:r>
+              <w:rPr>
+                <w:b/>
+                <w:sz w:val="24"/>
+              </w:rPr>
+              <w:t>Основание</w:t>
+            </w:r>
+          </w:p>
+        </w:tc>
+      </w:tr>
+      <w:tr>
+        <w:trPr>
+          <w:cantSplit/>
+          <w:jc w:val="center"/>
+        </w:trPr>
+        <w:tc>
+          <w:tcPr>
+            <w:tcW w:w="3003" w:type="dxa"/>
+            <w:vAlign w:val="center"/>
+          </w:tcPr>
+          <w:p>
+            <w:pPr>
+              <w:pStyle w:val="Compact"/>
+              <w:spacing w:before="0" w:after="0" w:line="280" w:lineRule="exact"/>
+              <w:jc w:val="center"/>
+            </w:pPr>
+            <w:r>
+              <w:rPr>
+                <w:sz w:val="24"/>
+              </w:rPr>
+              <w:t>Количество релевантных конкурентов</w:t>
+            </w:r>
+          </w:p>
+        </w:tc>
+        <w:tc>
+          <w:tcPr>
+            <w:tcW w:w="1186" w:type="dxa"/>
+            <w:vAlign w:val="center"/>
+          </w:tcPr>
+          <w:p>
+            <w:pPr>
+              <w:pStyle w:val="Compact"/>
+              <w:spacing w:before="0" w:after="0" w:line="280" w:lineRule="exact"/>
+              <w:jc w:val="center"/>
+            </w:pPr>
+            <w:r>
+              <w:rPr>
+                <w:sz w:val="24"/>
+              </w:rPr>
+              <w:t>3</w:t>
+            </w:r>
+          </w:p>
+        </w:tc>
+        <w:tc>
+          <w:tcPr>
+            <w:tcW w:w="5165" w:type="dxa"/>
+            <w:vAlign w:val="center"/>
+          </w:tcPr>
+          <w:p>
+            <w:pPr>
+              <w:pStyle w:val="Compact"/>
+              <w:spacing w:before="0" w:after="0" w:line="280" w:lineRule="exact"/>
+              <w:jc w:val="center"/>
+            </w:pPr>
+            <w:r>
+              <w:rPr>
+                <w:sz w:val="24"/>
+              </w:rPr>
+              <w:t>5 специализированных игроков и более 15 с заменителями, сильных брендов мало</w:t>
+            </w:r>
+          </w:p>
+        </w:tc>
+      </w:tr>
+      <w:tr>
+        <w:trPr>
+          <w:cantSplit/>
+          <w:jc w:val="center"/>
+        </w:trPr>
+        <w:tc>
+          <w:tcPr>
+            <w:tcW w:w="3003" w:type="dxa"/>
+            <w:vAlign w:val="center"/>
+          </w:tcPr>
+          <w:p>
+            <w:pPr>
+              <w:pStyle w:val="Compact"/>
+              <w:spacing w:before="0" w:after="0" w:line="280" w:lineRule="exact"/>
+              <w:jc w:val="center"/>
+            </w:pPr>
+            <w:r>
+              <w:rPr>
+                <w:sz w:val="24"/>
+              </w:rPr>
+              <w:t>Концентрация трафика</w:t>
+            </w:r>
+          </w:p>
+        </w:tc>
+        <w:tc>
+          <w:tcPr>
+            <w:tcW w:w="1186" w:type="dxa"/>
+            <w:vAlign w:val="center"/>
+          </w:tcPr>
+          <w:p>
+            <w:pPr>
+              <w:pStyle w:val="Compact"/>
+              <w:spacing w:before="0" w:after="0" w:line="280" w:lineRule="exact"/>
+              <w:jc w:val="center"/>
+            </w:pPr>
+            <w:r>
+              <w:rPr>
+                <w:sz w:val="24"/>
+              </w:rPr>
+              <w:t>3</w:t>
+            </w:r>
+          </w:p>
+        </w:tc>
+        <w:tc>
+          <w:tcPr>
+            <w:tcW w:w="5165" w:type="dxa"/>
+            <w:vAlign w:val="center"/>
+          </w:tcPr>
+          <w:p>
+            <w:pPr>
+              <w:pStyle w:val="Compact"/>
+              <w:spacing w:before="0" w:after="0" w:line="280" w:lineRule="exact"/>
+              <w:jc w:val="center"/>
+            </w:pPr>
+            <w:r>
+              <w:rPr>
+                <w:i/>
+                <w:sz w:val="24"/>
+              </w:rPr>
+              <w:t>CR3</w:t>
+            </w:r>
+            <w:r>
+              <w:rPr>
+                <w:sz w:val="24"/>
+              </w:rPr>
+              <w:t xml:space="preserve"> 52 %: два-три заметных лидера</w:t>
+            </w:r>
+          </w:p>
+        </w:tc>
+      </w:tr>
+      <w:tr>
+        <w:trPr>
+          <w:cantSplit/>
+          <w:jc w:val="center"/>
+        </w:trPr>
+        <w:tc>
+          <w:tcPr>
+            <w:tcW w:w="3003" w:type="dxa"/>
+            <w:vAlign w:val="center"/>
+          </w:tcPr>
+          <w:p>
+            <w:pPr>
+              <w:pStyle w:val="Compact"/>
+              <w:spacing w:before="0" w:after="0" w:line="280" w:lineRule="exact"/>
+              <w:jc w:val="center"/>
+            </w:pPr>
+            <w:r>
+              <w:rPr>
+                <w:sz w:val="24"/>
+              </w:rPr>
+              <w:t>Стоимость входа в каналы</w:t>
+            </w:r>
+          </w:p>
+        </w:tc>
+        <w:tc>
+          <w:tcPr>
+            <w:tcW w:w="1186" w:type="dxa"/>
+            <w:vAlign w:val="center"/>
+          </w:tcPr>
+          <w:p>
+            <w:pPr>
+              <w:pStyle w:val="Compact"/>
+              <w:spacing w:before="0" w:after="0" w:line="280" w:lineRule="exact"/>
+              <w:jc w:val="center"/>
+            </w:pPr>
+            <w:r>
+              <w:rPr>
+                <w:sz w:val="24"/>
+              </w:rPr>
+              <w:t>1</w:t>
+            </w:r>
+          </w:p>
+        </w:tc>
+        <w:tc>
+          <w:tcPr>
+            <w:tcW w:w="5165" w:type="dxa"/>
+            <w:vAlign w:val="center"/>
+          </w:tcPr>
+          <w:p>
+            <w:pPr>
+              <w:pStyle w:val="Compact"/>
+              <w:spacing w:before="0" w:after="0" w:line="280" w:lineRule="exact"/>
+              <w:jc w:val="center"/>
+            </w:pPr>
+            <w:r>
+              <w:rPr>
+                <w:sz w:val="24"/>
+              </w:rPr>
+              <w:t xml:space="preserve">платный трафик около 4 %, вход возможен через органику, </w:t>
+            </w:r>
+            <w:r>
+              <w:rPr>
+                <w:i/>
+                <w:sz w:val="24"/>
+              </w:rPr>
+              <w:t>AppSource</w:t>
+            </w:r>
+            <w:r>
+              <w:rPr>
+                <w:sz w:val="24"/>
+              </w:rPr>
+              <w:t xml:space="preserve"> и партнеров</w:t>
+            </w:r>
+          </w:p>
+        </w:tc>
+      </w:tr>
+      <w:tr>
+        <w:trPr>
+          <w:cantSplit/>
+          <w:jc w:val="center"/>
+        </w:trPr>
+        <w:tc>
+          <w:tcPr>
+            <w:tcW w:w="3003" w:type="dxa"/>
+            <w:vAlign w:val="center"/>
+          </w:tcPr>
+          <w:p>
+            <w:pPr>
+              <w:pStyle w:val="Compact"/>
+              <w:spacing w:before="0" w:after="0" w:line="280" w:lineRule="exact"/>
+              <w:jc w:val="center"/>
+            </w:pPr>
+            <w:r>
+              <w:rPr>
+                <w:sz w:val="24"/>
+              </w:rPr>
+              <w:t>Поисковая конкуренция</w:t>
+            </w:r>
+          </w:p>
+        </w:tc>
+        <w:tc>
+          <w:tcPr>
+            <w:tcW w:w="1186" w:type="dxa"/>
+            <w:vAlign w:val="center"/>
+          </w:tcPr>
+          <w:p>
+            <w:pPr>
+              <w:pStyle w:val="Compact"/>
+              <w:spacing w:before="0" w:after="0" w:line="280" w:lineRule="exact"/>
+              <w:jc w:val="center"/>
+            </w:pPr>
+            <w:r>
+              <w:rPr>
+                <w:sz w:val="24"/>
+              </w:rPr>
+              <w:t>3</w:t>
+            </w:r>
+          </w:p>
+        </w:tc>
+        <w:tc>
+          <w:tcPr>
+            <w:tcW w:w="5165" w:type="dxa"/>
+            <w:vAlign w:val="center"/>
+          </w:tcPr>
+          <w:p>
+            <w:pPr>
+              <w:pStyle w:val="Compact"/>
+              <w:spacing w:before="0" w:after="0" w:line="280" w:lineRule="exact"/>
+              <w:jc w:val="center"/>
+            </w:pPr>
+            <w:r>
+              <w:rPr>
+                <w:sz w:val="24"/>
+              </w:rPr>
+              <w:t xml:space="preserve">есть устойчивые </w:t>
+            </w:r>
+            <w:r>
+              <w:rPr>
+                <w:i/>
+                <w:sz w:val="24"/>
+              </w:rPr>
+              <w:t>SEO</w:t>
+            </w:r>
+            <w:r>
+              <w:rPr>
+                <w:sz w:val="24"/>
+              </w:rPr>
+              <w:t xml:space="preserve">-игроки среди </w:t>
+            </w:r>
+            <w:r>
+              <w:rPr>
+                <w:i/>
+                <w:sz w:val="24"/>
+              </w:rPr>
+              <w:t>AI</w:t>
+            </w:r>
+            <w:r>
+              <w:rPr>
+                <w:sz w:val="24"/>
+              </w:rPr>
+              <w:t>-помощников</w:t>
+            </w:r>
+          </w:p>
+        </w:tc>
+      </w:tr>
+      <w:tr>
+        <w:trPr>
+          <w:cantSplit/>
+          <w:jc w:val="center"/>
+        </w:trPr>
+        <w:tc>
+          <w:tcPr>
+            <w:tcW w:w="3003" w:type="dxa"/>
+            <w:vAlign w:val="center"/>
+          </w:tcPr>
+          <w:p>
+            <w:pPr>
+              <w:pStyle w:val="Compact"/>
+              <w:spacing w:before="0" w:after="0" w:line="280" w:lineRule="exact"/>
+              <w:jc w:val="center"/>
+            </w:pPr>
+            <w:r>
+              <w:rPr>
+                <w:sz w:val="24"/>
+              </w:rPr>
+              <w:t>Рекламная конкуренция</w:t>
+            </w:r>
+          </w:p>
+        </w:tc>
+        <w:tc>
+          <w:tcPr>
+            <w:tcW w:w="1186" w:type="dxa"/>
+            <w:vAlign w:val="center"/>
+          </w:tcPr>
+          <w:p>
+            <w:pPr>
+              <w:pStyle w:val="Compact"/>
+              <w:spacing w:before="0" w:after="0" w:line="280" w:lineRule="exact"/>
+              <w:jc w:val="center"/>
+            </w:pPr>
+            <w:r>
+              <w:rPr>
+                <w:sz w:val="24"/>
+              </w:rPr>
+              <w:t>3</w:t>
+            </w:r>
+          </w:p>
+        </w:tc>
+        <w:tc>
+          <w:tcPr>
+            <w:tcW w:w="5165" w:type="dxa"/>
+            <w:vAlign w:val="center"/>
+          </w:tcPr>
+          <w:p>
+            <w:pPr>
+              <w:pStyle w:val="Compact"/>
+              <w:spacing w:before="0" w:after="0" w:line="280" w:lineRule="exact"/>
+              <w:jc w:val="center"/>
+            </w:pPr>
+            <w:r>
+              <w:rPr>
+                <w:sz w:val="24"/>
+              </w:rPr>
+              <w:t>реклама есть, но не доминирует</w:t>
+            </w:r>
+          </w:p>
+        </w:tc>
+      </w:tr>
+      <w:tr>
+        <w:trPr>
+          <w:cantSplit/>
+          <w:jc w:val="center"/>
+        </w:trPr>
+        <w:tc>
+          <w:tcPr>
+            <w:tcW w:w="3003" w:type="dxa"/>
+            <w:vAlign w:val="center"/>
+          </w:tcPr>
+          <w:p>
+            <w:pPr>
+              <w:pStyle w:val="Compact"/>
+              <w:spacing w:before="0" w:after="0" w:line="280" w:lineRule="exact"/>
+              <w:jc w:val="center"/>
+            </w:pPr>
+            <w:r>
+              <w:rPr>
+                <w:sz w:val="24"/>
+              </w:rPr>
+              <w:t>Репутационный барьер</w:t>
+            </w:r>
+          </w:p>
+        </w:tc>
+        <w:tc>
+          <w:tcPr>
+            <w:tcW w:w="1186" w:type="dxa"/>
+            <w:vAlign w:val="center"/>
+          </w:tcPr>
+          <w:p>
+            <w:pPr>
+              <w:pStyle w:val="Compact"/>
+              <w:spacing w:before="0" w:after="0" w:line="280" w:lineRule="exact"/>
+              <w:jc w:val="center"/>
+            </w:pPr>
+            <w:r>
+              <w:rPr>
+                <w:sz w:val="24"/>
+              </w:rPr>
+              <w:t>3</w:t>
+            </w:r>
+          </w:p>
+        </w:tc>
+        <w:tc>
+          <w:tcPr>
+            <w:tcW w:w="5165" w:type="dxa"/>
+            <w:vAlign w:val="center"/>
+          </w:tcPr>
+          <w:p>
+            <w:pPr>
+              <w:pStyle w:val="Compact"/>
+              <w:spacing w:before="0" w:after="0" w:line="280" w:lineRule="exact"/>
+              <w:jc w:val="center"/>
+            </w:pPr>
+            <w:r>
+              <w:rPr>
+                <w:sz w:val="24"/>
+              </w:rPr>
+              <w:t xml:space="preserve">у специализированных мало отзывов, у </w:t>
+            </w:r>
+            <w:r>
+              <w:rPr>
+                <w:i/>
+                <w:sz w:val="24"/>
+              </w:rPr>
+              <w:t>FP</w:t>
+            </w:r>
+            <w:r>
+              <w:rPr>
+                <w:sz w:val="24"/>
+              </w:rPr>
+              <w:t>&amp;</w:t>
+            </w:r>
+            <w:r>
+              <w:rPr>
+                <w:i/>
+                <w:sz w:val="24"/>
+              </w:rPr>
+              <w:t>A</w:t>
+            </w:r>
+            <w:r>
+              <w:rPr>
+                <w:sz w:val="24"/>
+              </w:rPr>
+              <w:t>-платформ сотни</w:t>
+            </w:r>
+          </w:p>
+        </w:tc>
+      </w:tr>
+      <w:tr>
+        <w:trPr>
+          <w:cantSplit/>
+          <w:jc w:val="center"/>
+        </w:trPr>
+        <w:tc>
+          <w:tcPr>
+            <w:tcW w:w="3003" w:type="dxa"/>
+            <w:vAlign w:val="center"/>
+          </w:tcPr>
+          <w:p>
+            <w:pPr>
+              <w:pStyle w:val="Compact"/>
+              <w:spacing w:before="0" w:after="0" w:line="280" w:lineRule="exact"/>
+              <w:jc w:val="center"/>
+            </w:pPr>
+            <w:r>
+              <w:rPr>
+                <w:sz w:val="24"/>
+              </w:rPr>
+              <w:t>Технологический барьер</w:t>
+            </w:r>
+          </w:p>
+        </w:tc>
+        <w:tc>
+          <w:tcPr>
+            <w:tcW w:w="1186" w:type="dxa"/>
+            <w:vAlign w:val="center"/>
+          </w:tcPr>
+          <w:p>
+            <w:pPr>
+              <w:pStyle w:val="Compact"/>
+              <w:spacing w:before="0" w:after="0" w:line="280" w:lineRule="exact"/>
+              <w:jc w:val="center"/>
+            </w:pPr>
+            <w:r>
+              <w:rPr>
+                <w:sz w:val="24"/>
+              </w:rPr>
+              <w:t>5</w:t>
+            </w:r>
+          </w:p>
+        </w:tc>
+        <w:tc>
+          <w:tcPr>
+            <w:tcW w:w="5165" w:type="dxa"/>
+            <w:vAlign w:val="center"/>
+          </w:tcPr>
+          <w:p>
+            <w:pPr>
+              <w:pStyle w:val="Compact"/>
+              <w:spacing w:before="0" w:after="0" w:line="280" w:lineRule="exact"/>
+              <w:jc w:val="center"/>
+            </w:pPr>
+            <w:r>
+              <w:rPr>
+                <w:sz w:val="24"/>
+              </w:rPr>
+              <w:t xml:space="preserve">нужны движок проверки, интеграции и надстройка </w:t>
+            </w:r>
+            <w:r>
+              <w:rPr>
+                <w:i/>
+                <w:sz w:val="24"/>
+              </w:rPr>
+              <w:t>Excel</w:t>
+            </w:r>
+          </w:p>
+        </w:tc>
+      </w:tr>
+      <w:tr>
+        <w:trPr>
+          <w:cantSplit/>
+          <w:jc w:val="center"/>
+        </w:trPr>
+        <w:tc>
+          <w:tcPr>
+            <w:tcW w:w="3003" w:type="dxa"/>
+            <w:vAlign w:val="center"/>
+          </w:tcPr>
+          <w:p>
+            <w:pPr>
+              <w:pStyle w:val="Compact"/>
+              <w:spacing w:before="0" w:after="0" w:line="280" w:lineRule="exact"/>
+              <w:jc w:val="center"/>
+            </w:pPr>
+            <w:r>
+              <w:rPr>
+                <w:sz w:val="24"/>
+              </w:rPr>
+              <w:t>Издержки переключения клиента</w:t>
+            </w:r>
+          </w:p>
+        </w:tc>
+        <w:tc>
+          <w:tcPr>
+            <w:tcW w:w="1186" w:type="dxa"/>
+            <w:vAlign w:val="center"/>
+          </w:tcPr>
+          <w:p>
+            <w:pPr>
+              <w:pStyle w:val="Compact"/>
+              <w:spacing w:before="0" w:after="0" w:line="280" w:lineRule="exact"/>
+              <w:jc w:val="center"/>
+            </w:pPr>
+            <w:r>
+              <w:rPr>
+                <w:sz w:val="24"/>
+              </w:rPr>
+              <w:t>3</w:t>
+            </w:r>
+          </w:p>
+        </w:tc>
+        <w:tc>
+          <w:tcPr>
+            <w:tcW w:w="5165" w:type="dxa"/>
+            <w:vAlign w:val="center"/>
+          </w:tcPr>
+          <w:p>
+            <w:pPr>
+              <w:pStyle w:val="Compact"/>
+              <w:spacing w:before="0" w:after="0" w:line="280" w:lineRule="exact"/>
+              <w:jc w:val="center"/>
+            </w:pPr>
+            <w:r>
+              <w:rPr>
+                <w:sz w:val="24"/>
+              </w:rPr>
+              <w:t>переключение возможно, но требует времени и переноса правил</w:t>
+            </w:r>
+          </w:p>
+        </w:tc>
+      </w:tr>
+      <w:tr>
+        <w:trPr>
+          <w:cantSplit/>
+          <w:jc w:val="center"/>
+        </w:trPr>
+        <w:tc>
+          <w:tcPr>
+            <w:tcW w:w="3003" w:type="dxa"/>
+            <w:vAlign w:val="center"/>
+          </w:tcPr>
+          <w:p>
+            <w:pPr>
+              <w:pStyle w:val="Compact"/>
+              <w:spacing w:before="0" w:after="0" w:line="280" w:lineRule="exact"/>
+              <w:jc w:val="center"/>
+            </w:pPr>
+            <w:r>
+              <w:rPr>
+                <w:sz w:val="24"/>
+              </w:rPr>
+              <w:t>Итоговый индекс (среднее)</w:t>
+            </w:r>
+          </w:p>
+        </w:tc>
+        <w:tc>
+          <w:tcPr>
+            <w:tcW w:w="1186" w:type="dxa"/>
+            <w:vAlign w:val="center"/>
+          </w:tcPr>
+          <w:p>
+            <w:pPr>
+              <w:pStyle w:val="Compact"/>
+              <w:spacing w:before="0" w:after="0" w:line="280" w:lineRule="exact"/>
+              <w:jc w:val="center"/>
+            </w:pPr>
+            <w:r>
+              <w:rPr>
+                <w:sz w:val="24"/>
+              </w:rPr>
+              <w:t>3,00</w:t>
+            </w:r>
+          </w:p>
+        </w:tc>
+        <w:tc>
+          <w:tcPr>
+            <w:tcW w:w="5165" w:type="dxa"/>
+            <w:vAlign w:val="center"/>
+          </w:tcPr>
+          <w:p>
+            <w:pPr>
+              <w:pStyle w:val="Compact"/>
+              <w:spacing w:before="0" w:after="0" w:line="280" w:lineRule="exact"/>
+              <w:jc w:val="center"/>
+            </w:pPr>
+            <w:r>
+              <w:rPr>
+                <w:sz w:val="24"/>
+              </w:rPr>
+              <w:t>уровень по шкале методики: 2,1-3,0 - умеренный</w:t>
+            </w:r>
+          </w:p>
+        </w:tc>
+      </w:tr>
+    </w:tbl>
+    <w:p>
+      <w:pPr>
+        <w:pStyle w:val="FirstParagraph"/>
+        <w:spacing w:before="0" w:after="0" w:line="360" w:lineRule="exact"/>
+        <w:ind w:firstLine="709"/>
+        <w:jc w:val="both"/>
+      </w:pPr>
+      <w:r>
+        <w:rPr>
+          <w:sz w:val="28"/>
+        </w:rPr>
+        <w:lastRenderedPageBreak/>
+        <w:t>Среднее по восьми критериям равно 3,00, что по шкале методики соответствует умеренному уровню конкуренции (2,1-3,0):</w:t>
+      </w:r>
+      <w:r>
+        <w:rPr>
+          <w:sz w:val="28"/>
+        </w:rPr>
+        <w:t xml:space="preserve"> вход возможен через нишевое позиционирование и узкое ценностное предложение. Шкала шаблона (индекс 3,15 с весами, средние барьеры 2,5-4,0) и шкала методики измеряют разные величины: первая учитывает веса и пороги каналов, вторая усредняет восемь критериев</w:t>
+      </w:r>
+      <w:r>
+        <w:rPr>
+          <w:sz w:val="28"/>
+        </w:rPr>
+        <w:t>; обе дают вывод о среднем давлении, а сильнее всего давят технологический барьер и заменители.</w:t>
+      </w:r>
+    </w:p>
+    <w:p>
+      <w:pPr>
+        <w:pStyle w:val="a0"/>
+        <w:spacing w:before="0" w:after="0" w:line="360" w:lineRule="exact"/>
+        <w:ind w:firstLine="709"/>
+        <w:jc w:val="both"/>
+      </w:pPr>
+      <w:r>
+        <w:rPr>
+          <w:sz w:val="28"/>
+        </w:rPr>
+        <w:t>В таблице 8 представлено: оценка угрозы новых участников по параметрам шаблона Портера.</w:t>
+      </w:r>
+    </w:p>
+    <w:p>
+      <w:pPr>
+        <w:pStyle w:val="a0"/>
+        <w:keepNext/>
+        <w:spacing w:before="0" w:after="0" w:line="360" w:lineRule="exact"/>
+      </w:pPr>
+      <w:r>
+        <w:rPr>
+          <w:sz w:val="28"/>
+        </w:rPr>
+        <w:t>Таблица 8 – Оценка угрозы новых участников по параметрам шаблона Портера</w:t>
       </w:r>
     </w:p>
     <w:tbl>
@@ -10575,7 +13185,6 @@
               <w:rPr>
                 <w:sz w:val="24"/>
               </w:rPr>
-              <w:lastRenderedPageBreak/>
               <w:t>Дифференциация продукта</w:t>
             </w:r>
           </w:p>
@@ -10882,7 +13491,14 @@
                 <w:i/>
                 <w:sz w:val="24"/>
               </w:rPr>
-              <w:t>AppSource</w:t>
+              <w:t>AppSou</w:t>
+            </w:r>
+            <w:r>
+              <w:rPr>
+                <w:i/>
+                <w:sz w:val="24"/>
+              </w:rPr>
+              <w:t>rce</w:t>
             </w:r>
             <w:r>
               <w:rPr>
@@ -11083,7 +13699,13 @@
         <w:rPr>
           <w:sz w:val="28"/>
         </w:rPr>
-        <w:t>Сумма баллов равна 17 из 24, что на границе высокого уровня угрозы (17-24). Вывод: угроза новых участников оценивается как высокая, поскольку формальный вход дешев (</w:t>
+        <w:t xml:space="preserve">Сумма баллов равна 17 из 24, что на границе </w:t>
+      </w:r>
+      <w:r>
+        <w:rPr>
+          <w:sz w:val="28"/>
+        </w:rPr>
+        <w:t>высокого уровня угрозы (17-24). Вывод: угроза новых участников оценивается как высокая, поскольку формальный вход дешев (</w:t>
       </w:r>
       <w:r>
         <w:rPr>
@@ -11096,13 +13718,13 @@
         <w:rPr>
           <w:sz w:val="28"/>
         </w:rPr>
-        <w:t>-обертка над таблицей создается быстро)</w:t>
-      </w:r>
-      <w:r>
-        <w:rPr>
-          <w:sz w:val="28"/>
-        </w:rPr>
-        <w:t xml:space="preserve">, а реальный вход ограничен доверием и каналами лишь умеренно; тот же вход открыт и для самого </w:t>
+        <w:t>-обертка над таблицей создается быстро), а реальный вход ограничен доверием и каналами лишь умеренно; тот же вход открыт и для самого</w:t>
+      </w:r>
+      <w:r>
+        <w:rPr>
+          <w:sz w:val="28"/>
+        </w:rPr>
+        <w:t xml:space="preserve"> </w:t>
       </w:r>
       <w:r>
         <w:rPr>
@@ -11125,7 +13747,7 @@
         <w:ind w:firstLine="709"/>
       </w:pPr>
       <w:bookmarkStart w:id="10" w:name="_32eb1a546c0e629ee5199cbd921989386414cef"/>
-      <w:bookmarkStart w:id="11" w:name="_Toc241956346"/>
+      <w:bookmarkStart w:id="11" w:name="_Toc241957875"/>
       <w:bookmarkEnd w:id="8"/>
       <w:r>
         <w:rPr>
@@ -11160,13 +13782,7 @@
         <w:rPr>
           <w:sz w:val="28"/>
         </w:rPr>
-        <w:t xml:space="preserve"> - финансовые аналитики, бухгалтеры, консультанты и малые компании (ЛР2-3)</w:t>
-      </w:r>
-      <w:r>
-        <w:rPr>
-          <w:sz w:val="28"/>
-        </w:rPr>
-        <w:t xml:space="preserve">. Они легко сравнивают предложения, пользуются бесплатными тарифами и </w:t>
+        <w:t xml:space="preserve"> - финансовые аналитики, бухгалтеры, консультанты и малые компании (ЛР2-3). Они легко сравнивают предложения, пользуются бесплатными тарифами и </w:t>
       </w:r>
       <w:r>
         <w:rPr>
@@ -11179,7 +13795,13 @@
         <w:rPr>
           <w:sz w:val="28"/>
         </w:rPr>
-        <w:t>-помощниками, но платят за результат, когда ошибка в модели дорога. Платежеспособность сегментов достаточная (средний индекс бюджета к цене 2,4 в ЛР2-3).</w:t>
+        <w:t>-помощниками, но платя</w:t>
+      </w:r>
+      <w:r>
+        <w:rPr>
+          <w:sz w:val="28"/>
+        </w:rPr>
+        <w:t>т за результат, когда ошибка в модели дорога. Платежеспособность сегментов достаточная (средний индекс бюджета к цене 2,4 в ЛР2-3).</w:t>
       </w:r>
     </w:p>
     <w:p>
@@ -11193,13 +13815,8 @@
         <w:rPr>
           <w:sz w:val="28"/>
         </w:rPr>
-        <w:t>В таблице 7 представлено: оцен</w:t>
-      </w:r>
-      <w:r>
-        <w:rPr>
-          <w:sz w:val="28"/>
-        </w:rPr>
-        <w:t>ка силы покупателей по параметрам шаблона Портера.</w:t>
+        <w:lastRenderedPageBreak/>
+        <w:t>В таблице 9 представлено: оценка силы покупателей по параметрам шаблона Портера.</w:t>
       </w:r>
     </w:p>
     <w:p>
@@ -11212,7 +13829,7 @@
         <w:rPr>
           <w:sz w:val="28"/>
         </w:rPr>
-        <w:t>Таблица 7 – Оценка силы покупателей по параметрам шаблона Портера</w:t>
+        <w:t>Таблица 9 – Оценка силы покупателей по параметрам шаблона Портера</w:t>
       </w:r>
     </w:p>
     <w:tbl>
@@ -11601,7 +14218,13 @@
         <w:rPr>
           <w:sz w:val="28"/>
         </w:rPr>
-        <w:t xml:space="preserve">Сумма баллов равна 9 из 12 - порог высокого уровня (9-12 баллов). Вывод: сила покупателей высокая, потому что переключение дешево, а цена сравнивается с бесплатными и недорогими </w:t>
+        <w:t>Сумма баллов равна 9 из 12 - порог высокого уровня (9-12 баллов).</w:t>
+      </w:r>
+      <w:r>
+        <w:rPr>
+          <w:sz w:val="28"/>
+        </w:rPr>
+        <w:t xml:space="preserve"> Вывод: сила покупателей высокая, потому что переключение дешево, а цена сравнивается с бесплатными и недорогими </w:t>
       </w:r>
       <w:r>
         <w:rPr>
@@ -11614,14 +14237,7 @@
         <w:rPr>
           <w:sz w:val="28"/>
         </w:rPr>
-        <w:t xml:space="preserve">-подписками; смягчает </w:t>
-      </w:r>
-      <w:r>
-        <w:rPr>
-          <w:sz w:val="28"/>
-        </w:rPr>
-        <w:lastRenderedPageBreak/>
-        <w:t xml:space="preserve">ситуацию то, что результат </w:t>
+        <w:t xml:space="preserve">-подписками; смягчает ситуацию то, что результат </w:t>
       </w:r>
       <w:r>
         <w:rPr>
@@ -11634,13 +14250,13 @@
         <w:rPr>
           <w:sz w:val="28"/>
         </w:rPr>
-        <w:t xml:space="preserve"> требует проверки (по ПЗ1</w:t>
-      </w:r>
-      <w:r>
-        <w:rPr>
-          <w:sz w:val="28"/>
-        </w:rPr>
-        <w:t xml:space="preserve"> ошибки есть в 86-94 % таблиц), и спрос на независимую проверку растет.</w:t>
+        <w:t xml:space="preserve"> требует проверки (по ПЗ1 ошибки есть в 86-94 % таблиц), и спрос на независимую проверку р</w:t>
+      </w:r>
+      <w:r>
+        <w:rPr>
+          <w:sz w:val="28"/>
+        </w:rPr>
+        <w:t>астет.</w:t>
       </w:r>
     </w:p>
     <w:p>
@@ -11650,7 +14266,7 @@
         <w:ind w:firstLine="709"/>
       </w:pPr>
       <w:bookmarkStart w:id="12" w:name="_56392ae30d217601ca6b22348c46ed1cd30bda9"/>
-      <w:bookmarkStart w:id="13" w:name="_Toc241956347"/>
+      <w:bookmarkStart w:id="13" w:name="_Toc241957876"/>
       <w:bookmarkEnd w:id="10"/>
       <w:r>
         <w:rPr>
@@ -11724,13 +14340,7 @@
         <w:rPr>
           <w:sz w:val="28"/>
         </w:rPr>
-        <w:t>), провайдеры больших языковых моделей, облака и плате</w:t>
-      </w:r>
-      <w:r>
-        <w:rPr>
-          <w:sz w:val="28"/>
-        </w:rPr>
-        <w:t>жные сервисы (</w:t>
+        <w:t>), провайдеры больших языковых моделей, облака и платежные сервисы (</w:t>
       </w:r>
       <w:r>
         <w:rPr>
@@ -11783,7 +14393,7 @@
         <w:rPr>
           <w:sz w:val="28"/>
         </w:rPr>
-        <w:t>В таблице 8 представлено: оценка силы поставщиков по параметрам шаблона Портера.</w:t>
+        <w:t>В таблице 10 представлено: оценка силы поставщиков по параметрам шаблона Портера.</w:t>
       </w:r>
     </w:p>
     <w:p>
@@ -11796,7 +14406,13 @@
         <w:rPr>
           <w:sz w:val="28"/>
         </w:rPr>
-        <w:t>Таблица 8 – Оценка силы поставщиков по параметрам шаблона Портера</w:t>
+        <w:t xml:space="preserve">Таблица 10 – Оценка силы поставщиков по параметрам </w:t>
+      </w:r>
+      <w:r>
+        <w:rPr>
+          <w:sz w:val="28"/>
+        </w:rPr>
+        <w:t>шаблона Портера</w:t>
       </w:r>
     </w:p>
     <w:tbl>
@@ -11953,14 +14569,7 @@
                 <w:i/>
                 <w:sz w:val="24"/>
               </w:rPr>
-              <w:t>Micros</w:t>
-            </w:r>
-            <w:r>
-              <w:rPr>
-                <w:i/>
-                <w:sz w:val="24"/>
-              </w:rPr>
-              <w:t>oft</w:t>
+              <w:t>Microsoft</w:t>
             </w:r>
             <w:r>
               <w:rPr>
@@ -12194,7 +14803,13 @@
               <w:rPr>
                 <w:sz w:val="24"/>
               </w:rPr>
-              <w:t xml:space="preserve"> и провайдеров </w:t>
+              <w:t xml:space="preserve"> и провайде</w:t>
+            </w:r>
+            <w:r>
+              <w:rPr>
+                <w:sz w:val="24"/>
+              </w:rPr>
+              <w:t xml:space="preserve">ров </w:t>
             </w:r>
             <w:r>
               <w:rPr>
@@ -12218,7 +14833,14 @@
         <w:rPr>
           <w:sz w:val="28"/>
         </w:rPr>
-        <w:t xml:space="preserve">Сумма баллов равна 6 из 8 - средний уровень (5-6 баллов). Вывод: сила поставщиков средняя, главный риск связан не с ценой моделей, а с зависимостью от правил и видимости в </w:t>
+        <w:t xml:space="preserve">Сумма баллов равна 6 из 8 - средний уровень (5-6 баллов). Вывод: сила поставщиков средняя, главный риск связан не с ценой моделей, а с </w:t>
+      </w:r>
+      <w:r>
+        <w:rPr>
+          <w:sz w:val="28"/>
+        </w:rPr>
+        <w:lastRenderedPageBreak/>
+        <w:t xml:space="preserve">зависимостью от правил и видимости в </w:t>
       </w:r>
       <w:r>
         <w:rPr>
@@ -12244,7 +14866,13 @@
         <w:rPr>
           <w:sz w:val="28"/>
         </w:rPr>
-        <w:t xml:space="preserve"> и с тем, что ниша проверки таблиц неприоритетна для платформ.</w:t>
+        <w:t xml:space="preserve"> и с тем, что ниша проверки таблиц неприоритетна для пла</w:t>
+      </w:r>
+      <w:r>
+        <w:rPr>
+          <w:sz w:val="28"/>
+        </w:rPr>
+        <w:t>тформ.</w:t>
       </w:r>
     </w:p>
     <w:p>
@@ -12254,7 +14882,7 @@
         <w:ind w:firstLine="709"/>
       </w:pPr>
       <w:bookmarkStart w:id="14" w:name="_81d55da623d41512ef63f4dc47f176415032501"/>
-      <w:bookmarkStart w:id="15" w:name="_Toc241956348"/>
+      <w:bookmarkStart w:id="15" w:name="_Toc241957877"/>
       <w:bookmarkEnd w:id="12"/>
       <w:r>
         <w:rPr>
@@ -12276,13 +14904,7 @@
         <w:rPr>
           <w:sz w:val="28"/>
         </w:rPr>
-        <w:t>Заменители определяют основное давление. Доля релевантного трафика, приходящаяся на частичных конкурентов и заменителей, равна 73 %, а на прямых конкурентов - 27 %. Клиент решает задачу проверки таблицы тремя способами: проси</w:t>
-      </w:r>
-      <w:r>
-        <w:rPr>
-          <w:sz w:val="28"/>
-        </w:rPr>
-        <w:t xml:space="preserve">т </w:t>
+        <w:t xml:space="preserve">Заменители определяют основное давление. Доля релевантного трафика, приходящаяся на частичных конкурентов и заменителей, равна 73 %, а на прямых конкурентов - 27 %. Клиент решает задачу проверки таблицы тремя способами: просит </w:t>
       </w:r>
       <w:r>
         <w:rPr>
@@ -12315,7 +14937,14 @@
           <w:i/>
           <w:sz w:val="28"/>
         </w:rPr>
-        <w:t>Copilot</w:t>
+        <w:t>Copilo</w:t>
+      </w:r>
+      <w:r>
+        <w:rPr>
+          <w:i/>
+          <w:sz w:val="28"/>
+        </w:rPr>
+        <w:t>t</w:t>
       </w:r>
       <w:r>
         <w:rPr>
@@ -12387,7 +15016,7 @@
         <w:rPr>
           <w:sz w:val="28"/>
         </w:rPr>
-        <w:t>В таблице 9 представлено: оценка угрозы заменителей по параметру шаблона Портера.</w:t>
+        <w:t>В таблице 11 представлено: оценка угрозы заменителей по параметру шаблона Портера.</w:t>
       </w:r>
     </w:p>
     <w:p>
@@ -12400,13 +15029,7 @@
         <w:rPr>
           <w:sz w:val="28"/>
         </w:rPr>
-        <w:t>Таблица 9 – Оценка угрозы заменителей</w:t>
-      </w:r>
-      <w:r>
-        <w:rPr>
-          <w:sz w:val="28"/>
-        </w:rPr>
-        <w:t xml:space="preserve"> по параметру шаблона Портера</w:t>
+        <w:t>Таблица 11 – Оценка угрозы заменителей по параметру шаблона Портера</w:t>
       </w:r>
     </w:p>
     <w:tbl>
@@ -12518,7 +15141,6 @@
               <w:rPr>
                 <w:sz w:val="24"/>
               </w:rPr>
-              <w:lastRenderedPageBreak/>
               <w:t>Заменители «цена-качество»</w:t>
             </w:r>
           </w:p>
@@ -12649,7 +15271,7 @@
         <w:ind w:firstLine="709"/>
       </w:pPr>
       <w:bookmarkStart w:id="16" w:name="_c864891c2a63545415c693c4f70871cf567029c"/>
-      <w:bookmarkStart w:id="17" w:name="_Toc241956349"/>
+      <w:bookmarkStart w:id="17" w:name="_Toc241957878"/>
       <w:bookmarkEnd w:id="14"/>
       <w:r>
         <w:rPr>
@@ -12685,7 +15307,7 @@
         <w:rPr>
           <w:sz w:val="28"/>
         </w:rPr>
-        <w:t>В таблице 10 представлено: оценка цифровы</w:t>
+        <w:t>В таблице 12 представлено: оценка цифровы</w:t>
       </w:r>
       <w:r>
         <w:rPr>
@@ -12704,7 +15326,7 @@
         <w:rPr>
           <w:sz w:val="28"/>
         </w:rPr>
-        <w:t>Таблица 10 – Оценка цифровых усилителей</w:t>
+        <w:t>Таблица 12 – Оценка цифровых усилителей</w:t>
       </w:r>
     </w:p>
     <w:tbl>
@@ -13114,6 +15736,7 @@
               <w:rPr>
                 <w:sz w:val="24"/>
               </w:rPr>
+              <w:lastRenderedPageBreak/>
               <w:t>Издержки переключения</w:t>
             </w:r>
           </w:p>
@@ -13300,7 +15923,7 @@
         <w:ind w:firstLine="709"/>
       </w:pPr>
       <w:bookmarkStart w:id="18" w:name="_ef6f952c7e24326ac23355a768c8b715ec8fce8"/>
-      <w:bookmarkStart w:id="19" w:name="_Toc241956350"/>
+      <w:bookmarkStart w:id="19" w:name="_Toc241957879"/>
       <w:bookmarkEnd w:id="16"/>
       <w:r>
         <w:rPr>
@@ -13342,8 +15965,7 @@
         <w:rPr>
           <w:sz w:val="28"/>
         </w:rPr>
-        <w:lastRenderedPageBreak/>
-        <w:t>В таблице 11 представлено: единая матрица пяти сил.</w:t>
+        <w:t>В таблице 13 представлено: единая матрица пяти сил.</w:t>
       </w:r>
     </w:p>
     <w:p>
@@ -13356,7 +15978,7 @@
         <w:rPr>
           <w:sz w:val="28"/>
         </w:rPr>
-        <w:t>Таблица 11 – Единая матрица пяти сил</w:t>
+        <w:t>Таблица 13 – Единая матрица пяти сил</w:t>
       </w:r>
     </w:p>
     <w:tbl>
@@ -13939,8 +16561,9 @@
           <w:noProof/>
           <w:sz w:val="28"/>
         </w:rPr>
+        <w:lastRenderedPageBreak/>
         <w:drawing>
-          <wp:inline distT="0" distB="0" distL="0" distR="0" wp14:anchorId="3D46F68C" wp14:editId="666D2A01">
+          <wp:inline distT="0" distB="0" distL="0" distR="0" wp14:anchorId="1997750F" wp14:editId="62727A24">
             <wp:extent cx="5334000" cy="2471853"/>
             <wp:effectExtent l="0" t="0" r="0" b="0"/>
             <wp:docPr id="27" name="Picture"/>
@@ -14035,7 +16658,7 @@
         <w:ind w:firstLine="709"/>
       </w:pPr>
       <w:bookmarkStart w:id="20" w:name="_6df6aabc6395b7d9765c374a4a7f2d43c0ba1e7"/>
-      <w:bookmarkStart w:id="21" w:name="_Toc241956351"/>
+      <w:bookmarkStart w:id="21" w:name="_Toc241957880"/>
       <w:bookmarkEnd w:id="18"/>
       <w:r>
         <w:rPr>
@@ -14116,7 +16739,7 @@
         <w:rPr>
           <w:sz w:val="28"/>
         </w:rPr>
-        <w:t xml:space="preserve">В таблице 12 представлено: карточка конкурента </w:t>
+        <w:t xml:space="preserve">В таблице 14 представлено: карточка конкурента </w:t>
       </w:r>
       <w:r>
         <w:rPr>
@@ -14142,8 +16765,7 @@
         <w:rPr>
           <w:sz w:val="28"/>
         </w:rPr>
-        <w:lastRenderedPageBreak/>
-        <w:t xml:space="preserve">Таблица 12 – Карточка конкурента </w:t>
+        <w:t xml:space="preserve">Таблица 14 – Карточка конкурента </w:t>
       </w:r>
       <w:r>
         <w:rPr>
@@ -14742,6 +17364,7 @@
               <w:rPr>
                 <w:sz w:val="24"/>
               </w:rPr>
+              <w:lastRenderedPageBreak/>
               <w:t xml:space="preserve">Слабые стороны и возможность для </w:t>
             </w:r>
             <w:r>
@@ -14857,7 +17480,7 @@
         <w:rPr>
           <w:sz w:val="28"/>
         </w:rPr>
-        <w:t xml:space="preserve">В таблице 13 представлено: карточка конкурента </w:t>
+        <w:t xml:space="preserve">В таблице 15 представлено: карточка конкурента </w:t>
       </w:r>
       <w:r>
         <w:rPr>
@@ -14883,7 +17506,7 @@
         <w:rPr>
           <w:sz w:val="28"/>
         </w:rPr>
-        <w:t xml:space="preserve">Таблица 13 – Карточка конкурента </w:t>
+        <w:t xml:space="preserve">Таблица 15 – Карточка конкурента </w:t>
       </w:r>
       <w:r>
         <w:rPr>
@@ -15444,13 +18067,7 @@
               <w:rPr>
                 <w:sz w:val="24"/>
               </w:rPr>
-              <w:t>Слабые стороны и во</w:t>
-            </w:r>
-            <w:r>
-              <w:rPr>
-                <w:sz w:val="24"/>
-              </w:rPr>
-              <w:t xml:space="preserve">зможность для </w:t>
+              <w:t xml:space="preserve">Слабые стороны и возможность для </w:t>
             </w:r>
             <w:r>
               <w:rPr>
@@ -15585,7 +18202,7 @@
         <w:rPr>
           <w:sz w:val="28"/>
         </w:rPr>
-        <w:t xml:space="preserve">В таблице 14 представлено: карточка конкурента </w:t>
+        <w:t xml:space="preserve">В таблице 16 представлено: карточка конкурента </w:t>
       </w:r>
       <w:r>
         <w:rPr>
@@ -15611,7 +18228,7 @@
         <w:rPr>
           <w:sz w:val="28"/>
         </w:rPr>
-        <w:t xml:space="preserve">Таблица 14 – Карточка конкурента </w:t>
+        <w:t xml:space="preserve">Таблица 16 – Карточка конкурента </w:t>
       </w:r>
       <w:r>
         <w:rPr>
@@ -15824,13 +18441,7 @@
               <w:rPr>
                 <w:sz w:val="24"/>
               </w:rPr>
-              <w:t xml:space="preserve">-агент, создающий и </w:t>
-            </w:r>
-            <w:r>
-              <w:rPr>
-                <w:sz w:val="24"/>
-              </w:rPr>
-              <w:t>правящий таблицы</w:t>
+              <w:t>-агент, создающий и правящий таблицы</w:t>
             </w:r>
           </w:p>
         </w:tc>
@@ -15899,7 +18510,6 @@
               <w:rPr>
                 <w:sz w:val="24"/>
               </w:rPr>
-              <w:lastRenderedPageBreak/>
               <w:t>Цена</w:t>
             </w:r>
           </w:p>
@@ -16284,13 +18894,7 @@
               <w:rPr>
                 <w:sz w:val="24"/>
               </w:rPr>
-              <w:t xml:space="preserve">, результат требует проверки: пространство для </w:t>
-            </w:r>
-            <w:r>
-              <w:rPr>
-                <w:sz w:val="24"/>
-              </w:rPr>
-              <w:t>независимой проверки</w:t>
+              <w:t>, результат требует проверки: пространство для независимой проверки</w:t>
             </w:r>
           </w:p>
         </w:tc>
@@ -16347,7 +18951,7 @@
         <w:rPr>
           <w:sz w:val="28"/>
         </w:rPr>
-        <w:t xml:space="preserve">В таблице 15 представлено: карточка конкурента </w:t>
+        <w:t xml:space="preserve">В таблице 17 представлено: карточка конкурента </w:t>
       </w:r>
       <w:r>
         <w:rPr>
@@ -16373,7 +18977,8 @@
         <w:rPr>
           <w:sz w:val="28"/>
         </w:rPr>
-        <w:t xml:space="preserve">Таблица 15 – Карточка конкурента </w:t>
+        <w:lastRenderedPageBreak/>
+        <w:t xml:space="preserve">Таблица 17 – Карточка конкурента </w:t>
       </w:r>
       <w:r>
         <w:rPr>
@@ -16916,13 +19521,7 @@
               <w:rPr>
                 <w:sz w:val="24"/>
               </w:rPr>
-              <w:t>386 от</w:t>
-            </w:r>
-            <w:r>
-              <w:rPr>
-                <w:sz w:val="24"/>
-              </w:rPr>
-              <w:t xml:space="preserve">зывов на </w:t>
+              <w:t xml:space="preserve">386 отзывов на </w:t>
             </w:r>
             <w:r>
               <w:rPr>
@@ -17049,7 +19648,7 @@
         <w:rPr>
           <w:sz w:val="28"/>
         </w:rPr>
-        <w:t xml:space="preserve">В таблице 16 представлено: карточка конкурента </w:t>
+        <w:t xml:space="preserve">В таблице 18 представлено: карточка конкурента </w:t>
       </w:r>
       <w:r>
         <w:rPr>
@@ -17075,7 +19674,7 @@
         <w:rPr>
           <w:sz w:val="28"/>
         </w:rPr>
-        <w:t xml:space="preserve">Таблица 16 – Карточка конкурента </w:t>
+        <w:t xml:space="preserve">Таблица 18 – Карточка конкурента </w:t>
       </w:r>
       <w:r>
         <w:rPr>
@@ -17618,7 +20217,6 @@
               <w:rPr>
                 <w:sz w:val="24"/>
               </w:rPr>
-              <w:lastRenderedPageBreak/>
               <w:t>Сильные стороны</w:t>
             </w:r>
           </w:p>
@@ -17748,7 +20346,7 @@
         <w:ind w:firstLine="709"/>
       </w:pPr>
       <w:bookmarkStart w:id="22" w:name="_bd0f162afc2e7ad7347811c158aa5f062feeff4"/>
-      <w:bookmarkStart w:id="23" w:name="_Toc241956352"/>
+      <w:bookmarkStart w:id="23" w:name="_Toc241957881"/>
       <w:bookmarkEnd w:id="20"/>
       <w:r>
         <w:rPr>
@@ -17816,7 +20414,20 @@
         <w:rPr>
           <w:sz w:val="28"/>
         </w:rPr>
-        <w:t xml:space="preserve"> в год по ЛР2-3), платежеспособность сегментов достаточная, прямые конкуренты малы и слабо подкреплены отзывами, платной рекламы почти нет. Давление создают заменители (</w:t>
+        <w:t xml:space="preserve"> в год по ЛР2-3), платежеспособность сегментов достаточная, прямые конкуренты малы и </w:t>
+      </w:r>
+      <w:r>
+        <w:rPr>
+          <w:sz w:val="28"/>
+        </w:rPr>
+        <w:lastRenderedPageBreak/>
+        <w:t>слабо подкреплены отзывами, платной рекламы почти нет. Д</w:t>
+      </w:r>
+      <w:r>
+        <w:rPr>
+          <w:sz w:val="28"/>
+        </w:rPr>
+        <w:t>авление создают заменители (</w:t>
       </w:r>
       <w:r>
         <w:rPr>
@@ -17842,13 +20453,7 @@
         <w:rPr>
           <w:sz w:val="28"/>
         </w:rPr>
-        <w:t>), чувствительность покупателей к цене и</w:t>
-      </w:r>
-      <w:r>
-        <w:rPr>
-          <w:sz w:val="28"/>
-        </w:rPr>
-        <w:t xml:space="preserve"> низкий порог входа для новых игроков. Среднее давление пяти сил 3,55 из 5, индекс барьеров входа 3,15.</w:t>
+        <w:t>), чувствительность покупателей к цене и низкий порог входа для новых игроков. Среднее давление пяти сил 3,55 из 5, индекс барьеров входа 3,15.</w:t>
       </w:r>
     </w:p>
     <w:p>
@@ -17862,7 +20467,13 @@
         <w:rPr>
           <w:sz w:val="28"/>
         </w:rPr>
-        <w:t>В таблице 17 представлено: стратегия входа по ситуациям.</w:t>
+        <w:t xml:space="preserve">В таблице 19 представлено: стратегия </w:t>
+      </w:r>
+      <w:r>
+        <w:rPr>
+          <w:sz w:val="28"/>
+        </w:rPr>
+        <w:t>входа по ситуациям.</w:t>
       </w:r>
     </w:p>
     <w:p>
@@ -17875,7 +20486,7 @@
         <w:rPr>
           <w:sz w:val="28"/>
         </w:rPr>
-        <w:t>Таблица 17 – Стратегия входа по ситуациям</w:t>
+        <w:t>Таблица 19 – Стратегия входа по ситуациям</w:t>
       </w:r>
     </w:p>
     <w:tbl>
@@ -17962,14 +20573,7 @@
                 <w:b/>
                 <w:sz w:val="24"/>
               </w:rPr>
-              <w:t>Рекомендуемая стратег</w:t>
-            </w:r>
-            <w:r>
-              <w:rPr>
-                <w:b/>
-                <w:sz w:val="24"/>
-              </w:rPr>
-              <w:t xml:space="preserve">ия </w:t>
+              <w:t xml:space="preserve">Рекомендуемая стратегия </w:t>
             </w:r>
             <w:r>
               <w:rPr>
@@ -18482,7 +21086,6 @@
         <w:rPr>
           <w:sz w:val="28"/>
         </w:rPr>
-        <w:lastRenderedPageBreak/>
         <w:t xml:space="preserve">Стратегия входа сводится к узкому позиционированию «независимая проверка и доказательство» для финансовых специалистов, входу через поиск, </w:t>
       </w:r>
       <w:r>
@@ -18512,7 +21115,7 @@
         <w:ind w:firstLine="709"/>
       </w:pPr>
       <w:bookmarkStart w:id="24" w:name="_07f39535de8dfb555f41c49666d7d7ad4469d72"/>
-      <w:bookmarkStart w:id="25" w:name="_Toc241956353"/>
+      <w:bookmarkStart w:id="25" w:name="_Toc241957882"/>
       <w:bookmarkEnd w:id="22"/>
       <w:r>
         <w:rPr>
@@ -18605,7 +21208,14 @@
         <w:rPr>
           <w:sz w:val="28"/>
         </w:rPr>
-        <w:t xml:space="preserve"> для формул без округления и 1</w:t>
+        <w:t xml:space="preserve"> для формул без </w:t>
+      </w:r>
+      <w:r>
+        <w:rPr>
+          <w:sz w:val="28"/>
+        </w:rPr>
+        <w:lastRenderedPageBreak/>
+        <w:t>округления и 1</w:t>
       </w:r>
       <w:r>
         <w:rPr>
@@ -18638,7 +21248,7 @@
         <w:rPr>
           <w:sz w:val="28"/>
         </w:rPr>
-        <w:t>В таблице 18 представлено: чувствительность индекса барьеров входа.</w:t>
+        <w:t>В таблице 20 представлено: чувствительность индекса барьеров входа.</w:t>
       </w:r>
     </w:p>
     <w:p>
@@ -18651,7 +21261,7 @@
         <w:rPr>
           <w:sz w:val="28"/>
         </w:rPr>
-        <w:t>Таблица 18 – Чувствительность индекса барьеров входа</w:t>
+        <w:t>Таблица 20 – Чувствительность индекса барьеров входа</w:t>
       </w:r>
     </w:p>
     <w:tbl>
@@ -19625,7 +22235,7 @@
         <w:ind w:firstLine="709"/>
       </w:pPr>
       <w:bookmarkStart w:id="26" w:name="_ограничения"/>
-      <w:bookmarkStart w:id="27" w:name="_Toc241956354"/>
+      <w:bookmarkStart w:id="27" w:name="_Toc241957883"/>
       <w:bookmarkEnd w:id="24"/>
       <w:r>
         <w:rPr>
@@ -19660,20 +22270,7 @@
         <w:rPr>
           <w:sz w:val="28"/>
         </w:rPr>
-        <w:t xml:space="preserve"> приблизительны, особенно для малых сайтов; география взята по пяти крупнейшим странам, поэтому доля целевых стран занижена; данные о </w:t>
-      </w:r>
-      <w:r>
-        <w:rPr>
-          <w:sz w:val="28"/>
-        </w:rPr>
-        <w:lastRenderedPageBreak/>
-        <w:t>стоимост</w:t>
-      </w:r>
-      <w:r>
-        <w:rPr>
-          <w:sz w:val="28"/>
-        </w:rPr>
-        <w:t>и клика, сложности поискового продвижения и рекламных объявлениях (</w:t>
+        <w:t xml:space="preserve"> приблизительны, особенно для малых сайтов; география взята по пяти крупнейшим странам, поэтому доля целевых стран занижена; данные о стоимости клика, сложности поискового продвижения и рекламных объявлениях (</w:t>
       </w:r>
       <w:r>
         <w:rPr>
@@ -19712,7 +22309,13 @@
         <w:rPr>
           <w:sz w:val="28"/>
         </w:rPr>
-        <w:t xml:space="preserve">, рекламные библиотеки) не получены, и поисково-рекламная конкуренция оценена по прокси на основе каналов </w:t>
+        <w:t>, рекламные библиотеки) не п</w:t>
+      </w:r>
+      <w:r>
+        <w:rPr>
+          <w:sz w:val="28"/>
+        </w:rPr>
+        <w:t xml:space="preserve">олучены, и поисково-рекламная конкуренция оценена по прокси на основе каналов </w:t>
       </w:r>
       <w:r>
         <w:rPr>
@@ -19764,13 +22367,7 @@
         <w:rPr>
           <w:sz w:val="28"/>
         </w:rPr>
-        <w:t xml:space="preserve"> о финансиров</w:t>
-      </w:r>
-      <w:r>
-        <w:rPr>
-          <w:sz w:val="28"/>
-        </w:rPr>
-        <w:t xml:space="preserve">ании, штате и технологиях не получены, технологическая зрелость оценена экспертно; отзывы </w:t>
+        <w:t xml:space="preserve"> о финансировании, штате и технологиях не получены, технологическая зрелость оценена экспертно; отзывы </w:t>
       </w:r>
       <w:r>
         <w:rPr>
@@ -19783,7 +22380,13 @@
         <w:rPr>
           <w:sz w:val="28"/>
         </w:rPr>
-        <w:t xml:space="preserve"> и кейсы на сайтах не собирались. Все эти пункты вынесены в приложение Б.</w:t>
+        <w:t xml:space="preserve"> и кейсы на сайтах</w:t>
+      </w:r>
+      <w:r>
+        <w:rPr>
+          <w:sz w:val="28"/>
+        </w:rPr>
+        <w:t xml:space="preserve"> не собирались. Все эти пункты вынесены в приложение Б.</w:t>
       </w:r>
     </w:p>
     <w:p>
@@ -19794,7 +22397,7 @@
         <w:ind w:firstLine="709"/>
       </w:pPr>
       <w:bookmarkStart w:id="28" w:name="_1bfdad9d2d88ddb6ca16c31c1d4d4943679f32f"/>
-      <w:bookmarkStart w:id="29" w:name="_Toc241956355"/>
+      <w:bookmarkStart w:id="29" w:name="_Toc241957884"/>
       <w:bookmarkEnd w:id="26"/>
       <w:bookmarkEnd w:id="2"/>
       <w:r>
@@ -19818,13 +22421,7 @@
         <w:rPr>
           <w:sz w:val="28"/>
         </w:rPr>
-        <w:t xml:space="preserve">Ответы даны по контрольному листу применения методики </w:t>
-      </w:r>
-      <w:r>
-        <w:rPr>
-          <w:sz w:val="28"/>
-        </w:rPr>
-        <w:t>пяти сил [1] (раздел 16) и по чек-листу качества анализа конкуренции [2] (раздел 13).</w:t>
+        <w:t>Ответы даны по контрольному листу применения методики пяти сил [1] (раздел 16) и по чек-листу качества анализа конкуренции [2] (раздел 13).</w:t>
       </w:r>
     </w:p>
     <w:p>
@@ -19842,7 +22439,13 @@
         <w:rPr>
           <w:sz w:val="28"/>
         </w:rPr>
-        <w:t>Зафиксированы ли продуктовые, клиентские, географические и канальные границы рынка? Да, границы перенесены из ЛР1 и ЛР2-3.</w:t>
+        <w:t>Зафиксированы ли продуктовые</w:t>
+      </w:r>
+      <w:r>
+        <w:rPr>
+          <w:sz w:val="28"/>
+        </w:rPr>
+        <w:t>, клиентские, географические и канальные границы рынка? Да, границы перенесены из ЛР1 и ЛР2-3.</w:t>
       </w:r>
     </w:p>
     <w:p>
@@ -19860,13 +22463,7 @@
         <w:rPr>
           <w:sz w:val="28"/>
         </w:rPr>
-        <w:t>Составлен ли список прямых конкурентов, частичн</w:t>
-      </w:r>
-      <w:r>
-        <w:rPr>
-          <w:sz w:val="28"/>
-        </w:rPr>
-        <w:t>ых конкурентов и заменителей? Да, таблица 1.</w:t>
+        <w:t>Составлен ли список прямых конкурентов, частичных конкурентов и заменителей? Да, таблица 1.</w:t>
       </w:r>
     </w:p>
     <w:p>
@@ -19884,7 +22481,13 @@
         <w:rPr>
           <w:sz w:val="28"/>
         </w:rPr>
-        <w:t xml:space="preserve">Оценена ли цифровая видимость конкурентов: поиск, сайты, социальные сети, платформы, отзывы? Да, по </w:t>
+        <w:t>Оценена ли цифровая видимость конкурентов: поиск, сайты, социальные с</w:t>
+      </w:r>
+      <w:r>
+        <w:rPr>
+          <w:sz w:val="28"/>
+        </w:rPr>
+        <w:t xml:space="preserve">ети, платформы, отзывы? Да, по </w:t>
       </w:r>
       <w:r>
         <w:rPr>
@@ -19928,7 +22531,13 @@
         <w:rPr>
           <w:sz w:val="28"/>
         </w:rPr>
-        <w:t>Проверены ли каналы трафика и зависимость от поисковых систем, рекламы и платформ? Да, таблица 4: поиск и прямые заходы около трех четвертей трафика.</w:t>
+        <w:t>Проверены ли каналы трафика и зависимость от поисковых систем, рекламы и платформ? Да, таблица 5: поиск и прямые заходы около трех четве</w:t>
+      </w:r>
+      <w:r>
+        <w:rPr>
+          <w:sz w:val="28"/>
+        </w:rPr>
+        <w:t>ртей трафика.</w:t>
       </w:r>
     </w:p>
     <w:p>
@@ -19946,13 +22555,7 @@
         <w:rPr>
           <w:sz w:val="28"/>
         </w:rPr>
-        <w:t xml:space="preserve">Оценена ли угроза входа новых участников с учетом стоимости привлечения клиента и доверия? Да, таблица 6; </w:t>
-      </w:r>
-      <w:r>
-        <w:rPr>
-          <w:sz w:val="28"/>
-        </w:rPr>
-        <w:t>стоимость клика принята по расчетным показателям (приложение Д, Д-33).</w:t>
+        <w:t>Оценена ли угроза входа новых участников с учетом стоимости привлечения клиента и доверия? Да, таблица 8; стоимость клика принята по расчетным показателям (приложение Д, Д-33).</w:t>
       </w:r>
     </w:p>
     <w:p>
@@ -19970,7 +22573,13 @@
         <w:rPr>
           <w:sz w:val="28"/>
         </w:rPr>
-        <w:t>Оценена ли сила покупателей с учетом сравнимости предложений и издержек переключения? Да, таблица 7.</w:t>
+        <w:t>Оценена ли сила покупателей с учетом сравнимости предложений и из</w:t>
+      </w:r>
+      <w:r>
+        <w:rPr>
+          <w:sz w:val="28"/>
+        </w:rPr>
+        <w:t>держек переключения? Да, таблица 9.</w:t>
       </w:r>
     </w:p>
     <w:p>
@@ -19988,13 +22597,7 @@
         <w:rPr>
           <w:sz w:val="28"/>
         </w:rPr>
-        <w:t>Оценена ли сила поставщиков, включая трафик, данные, платежи и инфраструктуру? Да, т</w:t>
-      </w:r>
-      <w:r>
-        <w:rPr>
-          <w:sz w:val="28"/>
-        </w:rPr>
-        <w:t>аблица 8.</w:t>
+        <w:t>Оценена ли сила поставщиков, включая трафик, данные, платежи и инфраструктуру? Да, таблица 10.</w:t>
       </w:r>
     </w:p>
     <w:p>
@@ -20012,7 +22615,7 @@
         <w:rPr>
           <w:sz w:val="28"/>
         </w:rPr>
-        <w:t>Выявлены ли цифровые заменители, включая автоматизацию, ИИ и самостоятельные решения? Да, таблица 9 и список игроков.</w:t>
+        <w:t>Выявлены ли цифровые заменители, включая автоматизацию, ИИ и самостоятельные решения? Да, таблица 11 и список игроков.</w:t>
       </w:r>
     </w:p>
     <w:p>
@@ -20030,7 +22633,13 @@
         <w:rPr>
           <w:sz w:val="28"/>
         </w:rPr>
-        <w:t>Оценены ли сетевые эффекты, данные, алгоритмическая видимость и платформенная зависимость? Да, таблица 10.</w:t>
+        <w:t>Оценен</w:t>
+      </w:r>
+      <w:r>
+        <w:rPr>
+          <w:sz w:val="28"/>
+        </w:rPr>
+        <w:t>ы ли сетевые эффекты, данные, алгоритмическая видимость и платформенная зависимость? Да, таблица 12.</w:t>
       </w:r>
     </w:p>
     <w:p>
@@ -20048,13 +22657,7 @@
         <w:rPr>
           <w:sz w:val="28"/>
         </w:rPr>
-        <w:t>Сформулирован ли итог</w:t>
-      </w:r>
-      <w:r>
-        <w:rPr>
-          <w:sz w:val="28"/>
-        </w:rPr>
-        <w:t>овый вывод о привлекательности рынка и условиях входа? Да, раздел 2.10.</w:t>
+        <w:t>Сформулирован ли итоговый вывод о привлекательности рынка и условиях входа? Да, раздел 2.10.</w:t>
       </w:r>
     </w:p>
     <w:p>
@@ -20085,7 +22688,13 @@
         <w:rPr>
           <w:sz w:val="28"/>
         </w:rPr>
-        <w:t xml:space="preserve"> собраны по одной дате и сопоставимому периоду? Да, 03.10.2026, 06-08.2026.</w:t>
+        <w:t xml:space="preserve"> собраны по одной дате и сопоставимому пе</w:t>
+      </w:r>
+      <w:r>
+        <w:rPr>
+          <w:sz w:val="28"/>
+        </w:rPr>
+        <w:t>риоду? Да, 03.10.2026, 06-08.2026.</w:t>
       </w:r>
     </w:p>
     <w:p>
@@ -20136,14 +22745,7 @@
           <w:i/>
           <w:sz w:val="28"/>
         </w:rPr>
-        <w:t>Capterr</w:t>
-      </w:r>
-      <w:r>
-        <w:rPr>
-          <w:i/>
-          <w:sz w:val="28"/>
-        </w:rPr>
-        <w:t>a</w:t>
+        <w:t>Capterra</w:t>
       </w:r>
       <w:r>
         <w:rPr>
@@ -20199,7 +22801,7 @@
         <w:jc w:val="center"/>
       </w:pPr>
       <w:bookmarkStart w:id="30" w:name="_выводы"/>
-      <w:bookmarkStart w:id="31" w:name="_Toc241956356"/>
+      <w:bookmarkStart w:id="31" w:name="_Toc241957885"/>
       <w:bookmarkEnd w:id="28"/>
       <w:r>
         <w:rPr>
@@ -20222,7 +22824,13 @@
         <w:rPr>
           <w:sz w:val="28"/>
         </w:rPr>
-        <w:t xml:space="preserve">В ходе работы оценены конкуренция и барьеры входа на рынке онлайн-проверки </w:t>
+        <w:t>В ходе работы оценены конкуренция и барьеры входа на рынке он</w:t>
+      </w:r>
+      <w:r>
+        <w:rPr>
+          <w:sz w:val="28"/>
+        </w:rPr>
+        <w:t xml:space="preserve">лайн-проверки </w:t>
       </w:r>
       <w:r>
         <w:rPr>
@@ -20235,13 +22843,7 @@
         <w:rPr>
           <w:sz w:val="28"/>
         </w:rPr>
-        <w:t>-моделей. Конкурентное поле состоит из пяти небольших прямых конкурентов (около 75 тысяч визитов в меся</w:t>
-      </w:r>
-      <w:r>
-        <w:rPr>
-          <w:sz w:val="28"/>
-        </w:rPr>
-        <w:t xml:space="preserve">ц на всех) и большого числа заменителей, которые дают 73 % релевантного трафика. Концентрация умеренная: </w:t>
+        <w:t xml:space="preserve">-моделей. Конкурентное поле состоит из пяти небольших прямых конкурентов (около 75 тысяч визитов в месяц на всех) и большого числа заменителей, которые дают 73 % релевантного трафика. Концентрация умеренная: </w:t>
       </w:r>
       <w:r>
         <w:rPr>
@@ -20280,7 +22882,13 @@
         <w:rPr>
           <w:sz w:val="28"/>
         </w:rPr>
-        <w:t xml:space="preserve"> 1 360.</w:t>
+        <w:t xml:space="preserve"> 1 360</w:t>
+      </w:r>
+      <w:r>
+        <w:rPr>
+          <w:sz w:val="28"/>
+        </w:rPr>
+        <w:t>.</w:t>
       </w:r>
     </w:p>
     <w:p>
@@ -20294,13 +22902,7 @@
         <w:rPr>
           <w:sz w:val="28"/>
         </w:rPr>
-        <w:t xml:space="preserve">Среднее давление пяти сил равно 3,55 из 5, индекс барьеров входа 3,15: рынок умеренно привлекателен. Критичная сила - </w:t>
-      </w:r>
-      <w:r>
-        <w:rPr>
-          <w:sz w:val="28"/>
-        </w:rPr>
-        <w:t>заменители (</w:t>
+        <w:t>Среднее давление пяти сил равно 3,55 из 5, индекс барьеров входа 3,15: рынок умеренно привлекателен. Критичная сила - заменители (</w:t>
       </w:r>
       <w:r>
         <w:rPr>
@@ -20339,13 +22941,7 @@
         <w:rPr>
           <w:sz w:val="28"/>
         </w:rPr>
-        <w:t>-подписками и специализированным аудит</w:t>
-      </w:r>
-      <w:r>
-        <w:rPr>
-          <w:sz w:val="28"/>
-        </w:rPr>
-        <w:t>ом свободна.</w:t>
+        <w:t>-подписками и специализированным аудитом свободна.</w:t>
       </w:r>
     </w:p>
     <w:p>
@@ -20444,27 +23040,27 @@
           <w:i/>
           <w:sz w:val="28"/>
         </w:rPr>
-        <w:t>C</w:t>
+        <w:t>Crunchbase</w:t>
+      </w:r>
+      <w:r>
+        <w:rPr>
+          <w:sz w:val="28"/>
+        </w:rPr>
+        <w:t xml:space="preserve"> и </w:t>
       </w:r>
       <w:r>
         <w:rPr>
           <w:i/>
           <w:sz w:val="28"/>
         </w:rPr>
-        <w:t>runchbase</w:t>
-      </w:r>
-      <w:r>
-        <w:rPr>
-          <w:sz w:val="28"/>
-        </w:rPr>
-        <w:t xml:space="preserve"> и </w:t>
+        <w:t>L</w:t>
       </w:r>
       <w:r>
         <w:rPr>
           <w:i/>
           <w:sz w:val="28"/>
         </w:rPr>
-        <w:t>LinkedIn</w:t>
+        <w:t>inkedIn</w:t>
       </w:r>
       <w:r>
         <w:rPr>
@@ -20481,7 +23077,7 @@
         <w:jc w:val="center"/>
       </w:pPr>
       <w:bookmarkStart w:id="32" w:name="_274f6a444530ef90b0479dabf3d210f01e97699"/>
-      <w:bookmarkStart w:id="33" w:name="_Toc241956357"/>
+      <w:bookmarkStart w:id="33" w:name="_Toc241957886"/>
       <w:bookmarkEnd w:id="30"/>
       <w:r>
         <w:rPr>
@@ -20508,13 +23104,13 @@
         <w:rPr>
           <w:sz w:val="28"/>
         </w:rPr>
-        <w:t xml:space="preserve">Методические материалы дисциплины «Электронный бизнес» к лабораторной работе № 4: методика пяти сил Портера для электронного бизнеса </w:t>
-      </w:r>
-      <w:r>
-        <w:rPr>
-          <w:sz w:val="28"/>
-        </w:rPr>
-        <w:t>и источники данных по силам Портера. – Минск : БГУИР, 2026.</w:t>
+        <w:t>Методические материалы дисциплины «Электронный бизнес» к лабораторной работе № 4: методика пяти сил Портера для электронного бизнеса и источники д</w:t>
+      </w:r>
+      <w:r>
+        <w:rPr>
+          <w:sz w:val="28"/>
+        </w:rPr>
+        <w:t>анных по силам Портера. – Минск : БГУИР, 2026.</w:t>
       </w:r>
     </w:p>
     <w:p>
@@ -20558,13 +23154,7 @@
         <w:rPr>
           <w:sz w:val="28"/>
         </w:rPr>
-        <w:t xml:space="preserve"> оценки конкуренции и барьеров входа. Методические материалы дисциплины «Электронный бизнес». – Минск : БГУИР,</w:t>
-      </w:r>
-      <w:r>
-        <w:rPr>
-          <w:sz w:val="28"/>
-        </w:rPr>
-        <w:t xml:space="preserve"> 2026.</w:t>
+        <w:t xml:space="preserve"> оценки конкуренции и барьеров входа. Методические материалы дисциплины «Электронный бизнес». – Минск : БГУИР, 2026.</w:t>
       </w:r>
     </w:p>
     <w:p>
@@ -20978,13 +23568,7 @@
         <w:rPr>
           <w:sz w:val="28"/>
         </w:rPr>
-        <w:t xml:space="preserve">. </w:t>
-      </w:r>
-      <w:r>
-        <w:rPr>
-          <w:sz w:val="28"/>
-        </w:rPr>
-        <w:t>78–93.</w:t>
+        <w:t>. 78–93.</w:t>
       </w:r>
     </w:p>
     <w:p>
@@ -21020,13 +23604,7 @@
         <w:rPr>
           <w:sz w:val="28"/>
         </w:rPr>
-        <w:t xml:space="preserve">Земляник, Р. В. Отчет по лабораторной работе № 2–3 «Оценка объема рынка» / Р. В. Земляник. – Минск : БГУИР, </w:t>
-      </w:r>
-      <w:r>
-        <w:rPr>
-          <w:sz w:val="28"/>
-        </w:rPr>
-        <w:t>2026.</w:t>
+        <w:t>Земляник, Р. В. Отчет по лабораторной работе № 2–3 «Оценка объема рынка» / Р. В. Земляник. – Минск : БГУИР, 2026.</w:t>
       </w:r>
     </w:p>
     <w:p>
@@ -21044,7 +23622,13 @@
         <w:rPr>
           <w:sz w:val="28"/>
         </w:rPr>
-        <w:t xml:space="preserve">Земляник, Р. В. Концепция проекта </w:t>
+        <w:t>З</w:t>
+      </w:r>
+      <w:r>
+        <w:rPr>
+          <w:sz w:val="28"/>
+        </w:rPr>
+        <w:t xml:space="preserve">емляник, Р. В. Концепция проекта </w:t>
       </w:r>
       <w:r>
         <w:rPr>
@@ -21160,13 +23744,13 @@
         <w:rPr>
           <w:sz w:val="28"/>
         </w:rPr>
-        <w:t xml:space="preserve">) </w:t>
-      </w:r>
-      <w:r>
-        <w:rPr>
-          <w:sz w:val="28"/>
-        </w:rPr>
-        <w:t>[Электронный ресурс]. – Режим доступа: https://pro.similarweb.com/. – Дата доступа: 03.10.2026.</w:t>
+        <w:t>) [Электр</w:t>
+      </w:r>
+      <w:r>
+        <w:rPr>
+          <w:sz w:val="28"/>
+        </w:rPr>
+        <w:t>онный ресурс]. – Режим доступа: https://pro.similarweb.com/. – Дата доступа: 03.10.2026.</w:t>
       </w:r>
     </w:p>
     <w:p>
@@ -21294,7 +23878,13 @@
         <w:rPr>
           <w:sz w:val="28"/>
         </w:rPr>
-        <w:t xml:space="preserve"> [Электронный ресурс]. – Режим доступа: https://www.capterra.com/. – Дата доступа: 03.10.2026.</w:t>
+        <w:t xml:space="preserve"> [Электронный ресурс]</w:t>
+      </w:r>
+      <w:r>
+        <w:rPr>
+          <w:sz w:val="28"/>
+        </w:rPr>
+        <w:t>. – Режим доступа: https://www.capterra.com/. – Дата доступа: 03.10.2026.</w:t>
       </w:r>
     </w:p>
     <w:p>
@@ -21345,13 +23935,7 @@
         <w:rPr>
           <w:sz w:val="28"/>
         </w:rPr>
-        <w:t xml:space="preserve"> [Электронный рес</w:t>
-      </w:r>
-      <w:r>
-        <w:rPr>
-          <w:sz w:val="28"/>
-        </w:rPr>
-        <w:t>урс]. – Режим доступа: https://www.trustpilot.com/review/perfectxl.com. – Дата доступа: 03.10.2026.</w:t>
+        <w:t xml:space="preserve"> [Электронный ресурс]. – Режим доступа: https://www.trustpilot.com/review/perfectxl.com. – Дата доступа: 03.10.2026.</w:t>
       </w:r>
     </w:p>
     <w:p>
@@ -21389,7 +23973,13 @@
         <w:rPr>
           <w:sz w:val="28"/>
         </w:rPr>
-        <w:t xml:space="preserve"> [Электронный ресурс]. – Режим доступа: https://www.perfectxl.com/pricing/. – Дата доступа: 03.10.2026.</w:t>
+        <w:t xml:space="preserve"> [Электронный ресу</w:t>
+      </w:r>
+      <w:r>
+        <w:rPr>
+          <w:sz w:val="28"/>
+        </w:rPr>
+        <w:t>рс]. – Режим доступа: https://www.perfectxl.com/pricing/. – Дата доступа: 03.10.2026.</w:t>
       </w:r>
     </w:p>
     <w:p>
@@ -21427,13 +24017,7 @@
         <w:rPr>
           <w:sz w:val="28"/>
         </w:rPr>
-        <w:t xml:space="preserve"> [Электронный </w:t>
-      </w:r>
-      <w:r>
-        <w:rPr>
-          <w:sz w:val="28"/>
-        </w:rPr>
-        <w:t>ресурс]. – Режим доступа: https://www.numerous.ai/pricing. – Дата доступа: 03.10.2026.</w:t>
+        <w:t xml:space="preserve"> [Электронный ресурс]. – Режим доступа: https://www.numerous.ai/pricing. – Дата доступа: 03.10.2026.</w:t>
       </w:r>
     </w:p>
     <w:p>
@@ -21471,7 +24055,13 @@
         <w:rPr>
           <w:sz w:val="28"/>
         </w:rPr>
-        <w:t xml:space="preserve"> [Электронный ресурс]. – Режим доступа: https://rows.com/pricing. – Дата доступа: 03.10.2026.</w:t>
+        <w:t xml:space="preserve"> [Электронный ресурс]. – Режим досту</w:t>
+      </w:r>
+      <w:r>
+        <w:rPr>
+          <w:sz w:val="28"/>
+        </w:rPr>
+        <w:t>па: https://rows.com/pricing. – Дата доступа: 03.10.2026.</w:t>
       </w:r>
     </w:p>
     <w:p>
@@ -21509,13 +24099,7 @@
         <w:rPr>
           <w:sz w:val="28"/>
         </w:rPr>
-        <w:t xml:space="preserve"> [Электронный ресурс]. – Режим доступа: https</w:t>
-      </w:r>
-      <w:r>
-        <w:rPr>
-          <w:sz w:val="28"/>
-        </w:rPr>
-        <w:t>://www.shortcut.ai/pricing. – Дата доступа: 03.10.2026.</w:t>
+        <w:t xml:space="preserve"> [Электронный ресурс]. – Режим доступа: https://www.shortcut.ai/pricing. – Дата доступа: 03.10.2026.</w:t>
       </w:r>
     </w:p>
     <w:p>
@@ -21606,7 +24190,13 @@
         <w:rPr>
           <w:sz w:val="28"/>
         </w:rPr>
-        <w:t xml:space="preserve"> [Электронный ресурс]. – Режим доступа: https://www.microsoft.com/en-us/microsoft-365-copilot/pricing. – Дата доступа: 03.10.2026.</w:t>
+        <w:t xml:space="preserve"> [Электронный ресурс]. – Режим</w:t>
+      </w:r>
+      <w:r>
+        <w:rPr>
+          <w:sz w:val="28"/>
+        </w:rPr>
+        <w:t xml:space="preserve"> доступа: https://www.microsoft.com/en-us/microsoft-365-copilot/pricing. – Дата доступа: 03.10.2026.</w:t>
       </w:r>
     </w:p>
     <w:p>
@@ -21638,14 +24228,7 @@
           <w:i/>
           <w:sz w:val="28"/>
         </w:rPr>
-        <w:t>DataSnipp</w:t>
-      </w:r>
-      <w:r>
-        <w:rPr>
-          <w:i/>
-          <w:sz w:val="28"/>
-        </w:rPr>
-        <w:t>er</w:t>
+        <w:t>DataSnipper</w:t>
       </w:r>
       <w:r>
         <w:rPr>
@@ -21741,13 +24324,13 @@
         <w:rPr>
           <w:sz w:val="28"/>
         </w:rPr>
-        <w:t xml:space="preserve"> [Электронный ресурс]. – Режим доступа: https://www.trustpilot.com/review/n</w:t>
-      </w:r>
-      <w:r>
-        <w:rPr>
-          <w:sz w:val="28"/>
-        </w:rPr>
-        <w:t>umerous.ai. – Дата доступа: 03.10.2026.</w:t>
+        <w:t xml:space="preserve"> [Электронный ресурс]. – Режим доступа: https://www.trustpilot.com/review/numerous.ai. – Дата доступа: 03.1</w:t>
+      </w:r>
+      <w:r>
+        <w:rPr>
+          <w:sz w:val="28"/>
+        </w:rPr>
+        <w:t>0.2026.</w:t>
       </w:r>
     </w:p>
     <w:p>
@@ -21759,7 +24342,7 @@
         <w:jc w:val="center"/>
       </w:pPr>
       <w:bookmarkStart w:id="34" w:name="_3d74faf1500c1b2a4a8bfa8e0e37c74206ce73d"/>
-      <w:bookmarkStart w:id="35" w:name="_Toc241956358"/>
+      <w:bookmarkStart w:id="35" w:name="_Toc241957887"/>
       <w:bookmarkEnd w:id="32"/>
       <w:r>
         <w:rPr>
@@ -21821,7 +24404,7 @@
         <w:rPr>
           <w:sz w:val="28"/>
         </w:rPr>
-        <w:t>В таблице 19 представлено: журнал допущений ЛР4.</w:t>
+        <w:t>В таблице 21 представлено: журнал допущений ЛР4.</w:t>
       </w:r>
     </w:p>
     <w:p>
@@ -21834,7 +24417,7 @@
         <w:rPr>
           <w:sz w:val="28"/>
         </w:rPr>
-        <w:t>Таблица 19 – Журнал допущений ЛР4</w:t>
+        <w:t>Таблица 21 – Журнал допущений ЛР4</w:t>
       </w:r>
     </w:p>
     <w:tbl>
@@ -22418,13 +25001,7 @@
               <w:rPr>
                 <w:sz w:val="24"/>
               </w:rPr>
-              <w:t>среднее отнош</w:t>
-            </w:r>
-            <w:r>
-              <w:rPr>
-                <w:sz w:val="24"/>
-              </w:rPr>
-              <w:t>ение долей органики и платного поиска к порогам</w:t>
+              <w:t>среднее отношение долей органики и платного поиска к порогам</w:t>
             </w:r>
           </w:p>
         </w:tc>
@@ -22823,7 +25400,7 @@
         <w:jc w:val="center"/>
       </w:pPr>
       <w:bookmarkStart w:id="36" w:name="_25083b51e17d9d99817d1269b6af13d75b604a4"/>
-      <w:bookmarkStart w:id="37" w:name="_Toc241956359"/>
+      <w:bookmarkStart w:id="37" w:name="_Toc241957888"/>
       <w:bookmarkEnd w:id="34"/>
       <w:r>
         <w:rPr>
@@ -22871,13 +25448,7 @@
         <w:rPr>
           <w:sz w:val="28"/>
         </w:rPr>
-        <w:t>Ниже для каждого элемента, которого нет в открытом доступе или который недоступен без платного сервиса, зафиксировано принят</w:t>
-      </w:r>
-      <w:r>
-        <w:rPr>
-          <w:sz w:val="28"/>
-        </w:rPr>
-        <w:t>ое решение: расчетные данные, альтернативный источник или допущение.</w:t>
+        <w:t>Ниже для каждого элемента, которого нет в открытом доступе или который недоступен без платного сервиса, зафиксировано принятое решение: расчетные данные, альтернативный источник или допущение.</w:t>
       </w:r>
     </w:p>
     <w:p>
@@ -22891,7 +25462,13 @@
         <w:rPr>
           <w:sz w:val="28"/>
         </w:rPr>
-        <w:t>В таблице 20 представлено: принятые решения по данным, которых нет в открытом доступе.</w:t>
+        <w:t xml:space="preserve">В таблице 22 представлено: принятые решения по данным, которых </w:t>
+      </w:r>
+      <w:r>
+        <w:rPr>
+          <w:sz w:val="28"/>
+        </w:rPr>
+        <w:t>нет в открытом доступе.</w:t>
       </w:r>
     </w:p>
     <w:p>
@@ -22904,7 +25481,7 @@
         <w:rPr>
           <w:sz w:val="28"/>
         </w:rPr>
-        <w:t>Таблица 20 – Принятые решения по данным, которых нет в открытом доступе</w:t>
+        <w:t>Таблица 22 – Принятые решения по данным, которых нет в открытом доступе</w:t>
       </w:r>
     </w:p>
     <w:tbl>
@@ -23443,7 +26020,13 @@
               <w:rPr>
                 <w:sz w:val="24"/>
               </w:rPr>
-              <w:t>приняты данные трех площадок (приложение Г); возраст брендов и кейсы - по сайтам</w:t>
+              <w:t>приняты данные</w:t>
+            </w:r>
+            <w:r>
+              <w:rPr>
+                <w:sz w:val="24"/>
+              </w:rPr>
+              <w:t xml:space="preserve"> трех площадок (приложение Г); возраст брендов и кейсы - по сайтам</w:t>
             </w:r>
           </w:p>
         </w:tc>
@@ -23823,14 +26406,7 @@
                 <w:i/>
                 <w:sz w:val="24"/>
               </w:rPr>
-              <w:t>Lea</w:t>
-            </w:r>
-            <w:r>
-              <w:rPr>
-                <w:i/>
-                <w:sz w:val="24"/>
-              </w:rPr>
-              <w:t>rn</w:t>
+              <w:t>Learn</w:t>
             </w:r>
           </w:p>
         </w:tc>
@@ -23911,7 +26487,7 @@
         <w:jc w:val="center"/>
       </w:pPr>
       <w:bookmarkStart w:id="38" w:name="_cb59224a7032ef66ab429e7df9b4e4c597bc187"/>
-      <w:bookmarkStart w:id="39" w:name="_Toc241956360"/>
+      <w:bookmarkStart w:id="39" w:name="_Toc241957889"/>
       <w:bookmarkEnd w:id="36"/>
       <w:r>
         <w:rPr>
@@ -23973,7 +26549,7 @@
         <w:rPr>
           <w:sz w:val="28"/>
         </w:rPr>
-        <w:t>В таблице 21 представлено: изменения шаблона.</w:t>
+        <w:t>В таблице 23 представлено: изменения шаблона.</w:t>
       </w:r>
     </w:p>
     <w:p>
@@ -23986,13 +26562,13 @@
         <w:rPr>
           <w:sz w:val="28"/>
         </w:rPr>
-        <w:t>Таблица 21 – Изменения шаблон</w:t>
-      </w:r>
-      <w:r>
-        <w:rPr>
-          <w:sz w:val="28"/>
-        </w:rPr>
-        <w:t>а</w:t>
+        <w:t>Таблица 23 – И</w:t>
+      </w:r>
+      <w:r>
+        <w:rPr>
+          <w:sz w:val="28"/>
+        </w:rPr>
+        <w:t>зменения шаблона</w:t>
       </w:r>
     </w:p>
     <w:tbl>
@@ -24346,7 +26922,13 @@
               <w:rPr>
                 <w:sz w:val="24"/>
               </w:rPr>
-              <w:t xml:space="preserve">индекс считается по доступным компонентам; среднее число отзывов - </w:t>
+              <w:t>индекс считается по доступным компонентам; среднее ч</w:t>
+            </w:r>
+            <w:r>
+              <w:rPr>
+                <w:sz w:val="24"/>
+              </w:rPr>
+              <w:t xml:space="preserve">исло отзывов - </w:t>
             </w:r>
             <w:r>
               <w:rPr>
@@ -24422,13 +27004,7 @@
               <w:rPr>
                 <w:sz w:val="24"/>
               </w:rPr>
-              <w:t>индекс считался по восьми компонентам п</w:t>
-            </w:r>
-            <w:r>
-              <w:rPr>
-                <w:sz w:val="24"/>
-              </w:rPr>
-              <w:t>ри любых пропусках; доля зрелости суммировала две доли</w:t>
+              <w:t>индекс считался по восьми компонентам при любых пропусках; доля зрелости суммировала две доли</w:t>
             </w:r>
           </w:p>
         </w:tc>
@@ -24653,7 +27229,7 @@
         <w:jc w:val="center"/>
       </w:pPr>
       <w:bookmarkStart w:id="40" w:name="_36e5ced6b29eabb38058bfd1a6b3384d71712dd"/>
-      <w:bookmarkStart w:id="41" w:name="_Toc241956361"/>
+      <w:bookmarkStart w:id="41" w:name="_Toc241957890"/>
       <w:bookmarkEnd w:id="38"/>
       <w:r>
         <w:rPr>
@@ -24764,7 +27340,7 @@
         <w:rPr>
           <w:sz w:val="28"/>
         </w:rPr>
-        <w:t>В таблице 22 представлено: дополнительные отзывы и рей</w:t>
+        <w:t>В таблице 24 представлено: дополнительные отзывы и рей</w:t>
       </w:r>
       <w:r>
         <w:rPr>
@@ -24783,7 +27359,7 @@
         <w:rPr>
           <w:sz w:val="28"/>
         </w:rPr>
-        <w:t>Таблица 22 – Дополнительные отзывы и рейтинги</w:t>
+        <w:t>Таблица 24 – Дополнительные отзывы и рейтинги</w:t>
       </w:r>
     </w:p>
     <w:tbl>
@@ -25266,13 +27842,7 @@
               <w:rPr>
                 <w:sz w:val="24"/>
               </w:rPr>
-              <w:t>все</w:t>
-            </w:r>
-            <w:r>
-              <w:rPr>
-                <w:sz w:val="24"/>
-              </w:rPr>
-              <w:t xml:space="preserve"> отзывы однозвездочные: списание после пробного периода, сложная отмена, отказ в возврате</w:t>
+              <w:t>все отзывы однозвездочные: списание после пробного периода, сложная отмена, отказ в возврате</w:t>
             </w:r>
           </w:p>
         </w:tc>
@@ -25592,7 +28162,7 @@
         <w:jc w:val="center"/>
       </w:pPr>
       <w:bookmarkStart w:id="42" w:name="_9d5fcc7b5dcc7edf41414b415020c8f23d21510"/>
-      <w:bookmarkStart w:id="43" w:name="_Toc241956362"/>
+      <w:bookmarkStart w:id="43" w:name="_Toc241957891"/>
       <w:bookmarkEnd w:id="40"/>
       <w:r>
         <w:rPr>
@@ -25718,13 +28288,7 @@
         <w:rPr>
           <w:sz w:val="28"/>
         </w:rPr>
-        <w:t xml:space="preserve"> (ЛР1) от ус</w:t>
-      </w:r>
-      <w:r>
-        <w:rPr>
-          <w:sz w:val="28"/>
-        </w:rPr>
-        <w:t>ловной опоры 1 500 000 запросов в месяц для «</w:t>
+        <w:t xml:space="preserve"> (ЛР1) от условной опоры 1 500 000 запросов в месяц для «</w:t>
       </w:r>
       <w:r>
         <w:rPr>
@@ -25764,7 +28328,7 @@
         <w:rPr>
           <w:sz w:val="28"/>
         </w:rPr>
-        <w:t>В таблице 23 представлено: расчетные показатели запросов ядра.</w:t>
+        <w:t>В таблице 25 представлено: расчетные показатели запросов ядра.</w:t>
       </w:r>
     </w:p>
     <w:p>
@@ -25777,13 +28341,13 @@
         <w:rPr>
           <w:sz w:val="28"/>
         </w:rPr>
-        <w:t>Таблица 23 – Расчетн</w:t>
-      </w:r>
-      <w:r>
-        <w:rPr>
-          <w:sz w:val="28"/>
-        </w:rPr>
-        <w:t>ые показатели запросов ядра</w:t>
+        <w:t xml:space="preserve">Таблица </w:t>
+      </w:r>
+      <w:r>
+        <w:rPr>
+          <w:sz w:val="28"/>
+        </w:rPr>
+        <w:t>25 – Расчетные показатели запросов ядра</w:t>
       </w:r>
     </w:p>
     <w:tbl>
@@ -28023,13 +30587,7 @@
         <w:rPr>
           <w:sz w:val="28"/>
         </w:rPr>
-        <w:t>Экономика</w:t>
-      </w:r>
-      <w:r>
-        <w:rPr>
-          <w:sz w:val="28"/>
-        </w:rPr>
-        <w:t xml:space="preserve"> платного поиска по узкому ядру: средний клик 5,07 </w:t>
+        <w:t>Экономика платного поиска по узкому ядру: средний клик 5,07 </w:t>
       </w:r>
       <w:r>
         <w:rPr>
@@ -28055,13 +30613,13 @@
         <w:rPr>
           <w:sz w:val="28"/>
         </w:rPr>
-        <w:t xml:space="preserve"> в месяц. При конверсиях базового сценария ЛР2-3 (визит - регистрация 4 %, регистрация - платящий 5 %) стоимость привлечения платящего </w:t>
-      </w:r>
-      <w:r>
-        <w:rPr>
-          <w:sz w:val="28"/>
-        </w:rPr>
-        <w:t>составила бы около 2 534 </w:t>
+        <w:t xml:space="preserve"> в месяц. При конверсиях базового сценар</w:t>
+      </w:r>
+      <w:r>
+        <w:rPr>
+          <w:sz w:val="28"/>
+        </w:rPr>
+        <w:t>ия ЛР2-3 (визит - регистрация 4 %, регистрация - платящий 5 %) стоимость привлечения платящего составила бы около 2 534 </w:t>
       </w:r>
       <w:r>
         <w:rPr>
@@ -28087,7 +30645,13 @@
         <w:rPr>
           <w:sz w:val="28"/>
         </w:rPr>
-        <w:t xml:space="preserve">. Вывод: платный поиск при текущей цене нельзя считать основным каналом; ставка должна делаться на органический поиск, </w:t>
+        <w:t>. Вывод: платный поиск при текущей цене нельзя считать основным каналом; ставка д</w:t>
+      </w:r>
+      <w:r>
+        <w:rPr>
+          <w:sz w:val="28"/>
+        </w:rPr>
+        <w:t xml:space="preserve">олжна делаться на органический поиск, </w:t>
       </w:r>
       <w:r>
         <w:rPr>
@@ -28100,13 +30664,7 @@
         <w:rPr>
           <w:sz w:val="28"/>
         </w:rPr>
-        <w:t>, партнеров и сообщества. Даже в оптимистичном с</w:t>
-      </w:r>
-      <w:r>
-        <w:rPr>
-          <w:sz w:val="28"/>
-        </w:rPr>
-        <w:t>ценарии конверсий (7 % и 8 %) стоимость платящего остается около 900 </w:t>
+        <w:t>, партнеров и сообщества. Даже в оптимистичном сценарии конверсий (7 % и 8 %) стоимость платящего остается около 900 </w:t>
       </w:r>
       <w:r>
         <w:rPr>
@@ -28145,13 +30703,13 @@
         <w:rPr>
           <w:sz w:val="28"/>
         </w:rPr>
-        <w:t>) на весь проект, а платная реклама в масштабе исключена из бюджета, поэтому платный поиск за пределами тес</w:t>
-      </w:r>
-      <w:r>
-        <w:rPr>
-          <w:sz w:val="28"/>
-        </w:rPr>
-        <w:t>товых кампаний не планируется.</w:t>
+        <w:t>) на весь пр</w:t>
+      </w:r>
+      <w:r>
+        <w:rPr>
+          <w:sz w:val="28"/>
+        </w:rPr>
+        <w:t>оект, а платная реклама в масштабе исключена из бюджета, поэтому платный поиск за пределами тестовых кампаний не планируется.</w:t>
       </w:r>
     </w:p>
     <w:bookmarkEnd w:id="42"/>
@@ -28259,7 +30817,7 @@
   <w:abstractNum w:abstractNumId="0" w15:restartNumberingAfterBreak="0">
     <w:nsid w:val="0000A990"/>
     <w:multiLevelType w:val="multilevel"/>
-    <w:tmpl w:val="1082C6AC"/>
+    <w:tmpl w:val="BCB4FB82"/>
     <w:lvl w:ilvl="0">
       <w:numFmt w:val="bullet"/>
       <w:lvlText w:val=" "/>
@@ -28336,7 +30894,7 @@
   <w:abstractNum w:abstractNumId="1" w15:restartNumberingAfterBreak="0">
     <w:nsid w:val="00A99411"/>
     <w:multiLevelType w:val="multilevel"/>
-    <w:tmpl w:val="30B05A88"/>
+    <w:tmpl w:val="563A7F6A"/>
     <w:lvl w:ilvl="0">
       <w:start w:val="1"/>
       <w:numFmt w:val="decimal"/>
@@ -29814,7 +32372,7 @@
     <w:autoRedefine/>
     <w:uiPriority w:val="39"/>
     <w:unhideWhenUsed/>
-    <w:rsid w:val="00EF3D7A"/>
+    <w:rsid w:val="007C62B1"/>
     <w:pPr>
       <w:spacing w:after="100"/>
     </w:pPr>
@@ -29826,7 +32384,7 @@
     <w:autoRedefine/>
     <w:uiPriority w:val="39"/>
     <w:unhideWhenUsed/>
-    <w:rsid w:val="00EF3D7A"/>
+    <w:rsid w:val="007C62B1"/>
     <w:pPr>
       <w:spacing w:after="100"/>
       <w:ind w:left="240"/>

--- a/ЛР4_Пять_сил_Портера/ОТЧЕТ_ЛР4_TableMind.docx
+++ b/ЛР4_Пять_сил_Портера/ОТЧЕТ_ЛР4_TableMind.docx
@@ -263,7 +263,7 @@
       <w:r>
         <w:fldChar w:fldCharType="separate"/>
       </w:r>
-      <w:hyperlink w:anchor="_Toc241957870" w:history="1">
+      <w:hyperlink w:anchor="_Toc241960715" w:history="1">
         <w:r>
           <w:rPr>
             <w:rStyle w:val="af"/>
@@ -291,7 +291,7 @@
             <w:noProof/>
             <w:webHidden/>
           </w:rPr>
-          <w:instrText xml:space="preserve"> PAGEREF _Toc241957870 \h </w:instrText>
+          <w:instrText xml:space="preserve"> PAGEREF _Toc241960715 \h </w:instrText>
         </w:r>
         <w:r>
           <w:rPr>
@@ -332,7 +332,7 @@
           <w:noProof/>
         </w:rPr>
       </w:pPr>
-      <w:hyperlink w:anchor="_Toc241957871" w:history="1">
+      <w:hyperlink w:anchor="_Toc241960716" w:history="1">
         <w:r>
           <w:rPr>
             <w:rStyle w:val="af"/>
@@ -360,7 +360,7 @@
             <w:noProof/>
             <w:webHidden/>
           </w:rPr>
-          <w:instrText xml:space="preserve"> PAGEREF _Toc241957871 \h </w:instrText>
+          <w:instrText xml:space="preserve"> PAGEREF _Toc241960716 \h </w:instrText>
         </w:r>
         <w:r>
           <w:rPr>
@@ -401,7 +401,7 @@
           <w:noProof/>
         </w:rPr>
       </w:pPr>
-      <w:hyperlink w:anchor="_Toc241957872" w:history="1">
+      <w:hyperlink w:anchor="_Toc241960717" w:history="1">
         <w:r>
           <w:rPr>
             <w:rStyle w:val="af"/>
@@ -429,7 +429,7 @@
             <w:noProof/>
             <w:webHidden/>
           </w:rPr>
-          <w:instrText xml:space="preserve"> PAGEREF _Toc241957872 \h </w:instrText>
+          <w:instrText xml:space="preserve"> PAGEREF _Toc241960717 \h </w:instrText>
         </w:r>
         <w:r>
           <w:rPr>
@@ -470,7 +470,7 @@
           <w:noProof/>
         </w:rPr>
       </w:pPr>
-      <w:hyperlink w:anchor="_Toc241957873" w:history="1">
+      <w:hyperlink w:anchor="_Toc241960718" w:history="1">
         <w:r>
           <w:rPr>
             <w:rStyle w:val="af"/>
@@ -498,7 +498,7 @@
             <w:noProof/>
             <w:webHidden/>
           </w:rPr>
-          <w:instrText xml:space="preserve"> PAGEREF _Toc241957873 \h </w:instrText>
+          <w:instrText xml:space="preserve"> PAGEREF _Toc241960718 \h </w:instrText>
         </w:r>
         <w:r>
           <w:rPr>
@@ -539,7 +539,7 @@
           <w:noProof/>
         </w:rPr>
       </w:pPr>
-      <w:hyperlink w:anchor="_Toc241957874" w:history="1">
+      <w:hyperlink w:anchor="_Toc241960719" w:history="1">
         <w:r>
           <w:rPr>
             <w:rStyle w:val="af"/>
@@ -567,7 +567,7 @@
             <w:noProof/>
             <w:webHidden/>
           </w:rPr>
-          <w:instrText xml:space="preserve"> PAGEREF _Toc241957874 \h </w:instrText>
+          <w:instrText xml:space="preserve"> PAGEREF _Toc241960719 \h </w:instrText>
         </w:r>
         <w:r>
           <w:rPr>
@@ -608,7 +608,7 @@
           <w:noProof/>
         </w:rPr>
       </w:pPr>
-      <w:hyperlink w:anchor="_Toc241957875" w:history="1">
+      <w:hyperlink w:anchor="_Toc241960720" w:history="1">
         <w:r>
           <w:rPr>
             <w:rStyle w:val="af"/>
@@ -636,7 +636,7 @@
             <w:noProof/>
             <w:webHidden/>
           </w:rPr>
-          <w:instrText xml:space="preserve"> PAGEREF _Toc241957875 \h </w:instrText>
+          <w:instrText xml:space="preserve"> PAGEREF _Toc241960720 \h </w:instrText>
         </w:r>
         <w:r>
           <w:rPr>
@@ -677,7 +677,7 @@
           <w:noProof/>
         </w:rPr>
       </w:pPr>
-      <w:hyperlink w:anchor="_Toc241957876" w:history="1">
+      <w:hyperlink w:anchor="_Toc241960721" w:history="1">
         <w:r>
           <w:rPr>
             <w:rStyle w:val="af"/>
@@ -705,7 +705,7 @@
             <w:noProof/>
             <w:webHidden/>
           </w:rPr>
-          <w:instrText xml:space="preserve"> PAGEREF _Toc241957876 \h </w:instrText>
+          <w:instrText xml:space="preserve"> PAGEREF _Toc241960721 \h </w:instrText>
         </w:r>
         <w:r>
           <w:rPr>
@@ -746,7 +746,7 @@
           <w:noProof/>
         </w:rPr>
       </w:pPr>
-      <w:hyperlink w:anchor="_Toc241957877" w:history="1">
+      <w:hyperlink w:anchor="_Toc241960722" w:history="1">
         <w:r>
           <w:rPr>
             <w:rStyle w:val="af"/>
@@ -774,7 +774,7 @@
             <w:noProof/>
             <w:webHidden/>
           </w:rPr>
-          <w:instrText xml:space="preserve"> PAGEREF _Toc241957877 \h </w:instrText>
+          <w:instrText xml:space="preserve"> PAGEREF _Toc241960722 \h </w:instrText>
         </w:r>
         <w:r>
           <w:rPr>
@@ -815,7 +815,7 @@
           <w:noProof/>
         </w:rPr>
       </w:pPr>
-      <w:hyperlink w:anchor="_Toc241957878" w:history="1">
+      <w:hyperlink w:anchor="_Toc241960723" w:history="1">
         <w:r>
           <w:rPr>
             <w:rStyle w:val="af"/>
@@ -843,7 +843,7 @@
             <w:noProof/>
             <w:webHidden/>
           </w:rPr>
-          <w:instrText xml:space="preserve"> PAGEREF _Toc241957878 \h </w:instrText>
+          <w:instrText xml:space="preserve"> PAGEREF _Toc241960723 \h </w:instrText>
         </w:r>
         <w:r>
           <w:rPr>
@@ -884,7 +884,7 @@
           <w:noProof/>
         </w:rPr>
       </w:pPr>
-      <w:hyperlink w:anchor="_Toc241957879" w:history="1">
+      <w:hyperlink w:anchor="_Toc241960724" w:history="1">
         <w:r>
           <w:rPr>
             <w:rStyle w:val="af"/>
@@ -912,7 +912,7 @@
             <w:noProof/>
             <w:webHidden/>
           </w:rPr>
-          <w:instrText xml:space="preserve"> PAGEREF _Toc241957879 \h </w:instrText>
+          <w:instrText xml:space="preserve"> PAGEREF _Toc241960724 \h </w:instrText>
         </w:r>
         <w:r>
           <w:rPr>
@@ -953,7 +953,7 @@
           <w:noProof/>
         </w:rPr>
       </w:pPr>
-      <w:hyperlink w:anchor="_Toc241957880" w:history="1">
+      <w:hyperlink w:anchor="_Toc241960725" w:history="1">
         <w:r>
           <w:rPr>
             <w:rStyle w:val="af"/>
@@ -981,76 +981,7 @@
             <w:noProof/>
             <w:webHidden/>
           </w:rPr>
-          <w:instrText xml:space="preserve"> PAGEREF _Toc241957880 \h </w:instrText>
-        </w:r>
-        <w:r>
-          <w:rPr>
-            <w:noProof/>
-            <w:webHidden/>
-          </w:rPr>
-        </w:r>
-        <w:r>
-          <w:rPr>
-            <w:noProof/>
-            <w:webHidden/>
-          </w:rPr>
-          <w:fldChar w:fldCharType="separate"/>
-        </w:r>
-        <w:r>
-          <w:rPr>
-            <w:noProof/>
-            <w:webHidden/>
-          </w:rPr>
-          <w:t>15</w:t>
-        </w:r>
-        <w:r>
-          <w:rPr>
-            <w:noProof/>
-            <w:webHidden/>
-          </w:rPr>
-          <w:fldChar w:fldCharType="end"/>
-        </w:r>
-      </w:hyperlink>
-    </w:p>
-    <w:p>
-      <w:pPr>
-        <w:pStyle w:val="22"/>
-        <w:tabs>
-          <w:tab w:val="right" w:leader="dot" w:pos="9345"/>
-        </w:tabs>
-        <w:rPr>
-          <w:noProof/>
-        </w:rPr>
-      </w:pPr>
-      <w:hyperlink w:anchor="_Toc241957881" w:history="1">
-        <w:r>
-          <w:rPr>
-            <w:rStyle w:val="af"/>
-            <w:b/>
-            <w:noProof/>
-          </w:rPr>
-          <w:t>2.10 Вывод о привлекательности рынка и стратегия входа</w:t>
-        </w:r>
-        <w:r>
-          <w:rPr>
-            <w:noProof/>
-            <w:webHidden/>
-          </w:rPr>
-          <w:tab/>
-        </w:r>
-        <w:r>
-          <w:rPr>
-            <w:noProof/>
-            <w:webHidden/>
-          </w:rPr>
-          <w:fldChar w:fldCharType="begin"/>
-        </w:r>
-        <w:r>
-          <w:rPr>
-            <w:noProof/>
-            <w:webHidden/>
-          </w:rPr>
-          <w:instrText xml:space="preserve"> PAGEREF _Toc241957881 \h </w:instrText>
+          <w:instrText xml:space="preserve"> PAGEREF _Toc241960725 \h </w:instrText>
         </w:r>
         <w:r>
           <w:rPr>
@@ -1091,14 +1022,14 @@
           <w:noProof/>
         </w:rPr>
       </w:pPr>
-      <w:hyperlink w:anchor="_Toc241957882" w:history="1">
+      <w:hyperlink w:anchor="_Toc241960726" w:history="1">
         <w:r>
           <w:rPr>
             <w:rStyle w:val="af"/>
             <w:b/>
             <w:noProof/>
           </w:rPr>
-          <w:t>2.11 Проверка расчетов и чувствительность</w:t>
+          <w:t>2.10 Вывод о привлекательности рынка и стратегия входа</w:t>
         </w:r>
         <w:r>
           <w:rPr>
@@ -1119,76 +1050,7 @@
             <w:noProof/>
             <w:webHidden/>
           </w:rPr>
-          <w:instrText xml:space="preserve"> PAGEREF _Toc241957882 \h </w:instrText>
-        </w:r>
-        <w:r>
-          <w:rPr>
-            <w:noProof/>
-            <w:webHidden/>
-          </w:rPr>
-        </w:r>
-        <w:r>
-          <w:rPr>
-            <w:noProof/>
-            <w:webHidden/>
-          </w:rPr>
-          <w:fldChar w:fldCharType="separate"/>
-        </w:r>
-        <w:r>
-          <w:rPr>
-            <w:noProof/>
-            <w:webHidden/>
-          </w:rPr>
-          <w:t>18</w:t>
-        </w:r>
-        <w:r>
-          <w:rPr>
-            <w:noProof/>
-            <w:webHidden/>
-          </w:rPr>
-          <w:fldChar w:fldCharType="end"/>
-        </w:r>
-      </w:hyperlink>
-    </w:p>
-    <w:p>
-      <w:pPr>
-        <w:pStyle w:val="22"/>
-        <w:tabs>
-          <w:tab w:val="right" w:leader="dot" w:pos="9345"/>
-        </w:tabs>
-        <w:rPr>
-          <w:noProof/>
-        </w:rPr>
-      </w:pPr>
-      <w:hyperlink w:anchor="_Toc241957883" w:history="1">
-        <w:r>
-          <w:rPr>
-            <w:rStyle w:val="af"/>
-            <w:b/>
-            <w:noProof/>
-          </w:rPr>
-          <w:t>2.12 Ограничения</w:t>
-        </w:r>
-        <w:r>
-          <w:rPr>
-            <w:noProof/>
-            <w:webHidden/>
-          </w:rPr>
-          <w:tab/>
-        </w:r>
-        <w:r>
-          <w:rPr>
-            <w:noProof/>
-            <w:webHidden/>
-          </w:rPr>
-          <w:fldChar w:fldCharType="begin"/>
-        </w:r>
-        <w:r>
-          <w:rPr>
-            <w:noProof/>
-            <w:webHidden/>
-          </w:rPr>
-          <w:instrText xml:space="preserve"> PAGEREF _Toc241957883 \h </w:instrText>
+          <w:instrText xml:space="preserve"> PAGEREF _Toc241960726 \h </w:instrText>
         </w:r>
         <w:r>
           <w:rPr>
@@ -1221,7 +1083,7 @@
     </w:p>
     <w:p>
       <w:pPr>
-        <w:pStyle w:val="12"/>
+        <w:pStyle w:val="22"/>
         <w:tabs>
           <w:tab w:val="right" w:leader="dot" w:pos="9345"/>
         </w:tabs>
@@ -1229,14 +1091,14 @@
           <w:noProof/>
         </w:rPr>
       </w:pPr>
-      <w:hyperlink w:anchor="_Toc241957884" w:history="1">
+      <w:hyperlink w:anchor="_Toc241960727" w:history="1">
         <w:r>
           <w:rPr>
             <w:rStyle w:val="af"/>
             <w:b/>
             <w:noProof/>
           </w:rPr>
-          <w:t>3 ОТВЕТЫ НА КОНТРОЛЬНЫЕ ВОПРОСЫ</w:t>
+          <w:t>2.11 Проверка расчетов и чувствительность</w:t>
         </w:r>
         <w:r>
           <w:rPr>
@@ -1257,7 +1119,7 @@
             <w:noProof/>
             <w:webHidden/>
           </w:rPr>
-          <w:instrText xml:space="preserve"> PAGEREF _Toc241957884 \h </w:instrText>
+          <w:instrText xml:space="preserve"> PAGEREF _Toc241960727 \h </w:instrText>
         </w:r>
         <w:r>
           <w:rPr>
@@ -1290,7 +1152,7 @@
     </w:p>
     <w:p>
       <w:pPr>
-        <w:pStyle w:val="12"/>
+        <w:pStyle w:val="22"/>
         <w:tabs>
           <w:tab w:val="right" w:leader="dot" w:pos="9345"/>
         </w:tabs>
@@ -1298,14 +1160,14 @@
           <w:noProof/>
         </w:rPr>
       </w:pPr>
-      <w:hyperlink w:anchor="_Toc241957885" w:history="1">
+      <w:hyperlink w:anchor="_Toc241960728" w:history="1">
         <w:r>
           <w:rPr>
             <w:rStyle w:val="af"/>
             <w:b/>
             <w:noProof/>
           </w:rPr>
-          <w:t>ВЫВОДЫ</w:t>
+          <w:t>2.12 Ограничения</w:t>
         </w:r>
         <w:r>
           <w:rPr>
@@ -1326,7 +1188,7 @@
             <w:noProof/>
             <w:webHidden/>
           </w:rPr>
-          <w:instrText xml:space="preserve"> PAGEREF _Toc241957885 \h </w:instrText>
+          <w:instrText xml:space="preserve"> PAGEREF _Toc241960728 \h </w:instrText>
         </w:r>
         <w:r>
           <w:rPr>
@@ -1367,14 +1229,14 @@
           <w:noProof/>
         </w:rPr>
       </w:pPr>
-      <w:hyperlink w:anchor="_Toc241957886" w:history="1">
+      <w:hyperlink w:anchor="_Toc241960729" w:history="1">
         <w:r>
           <w:rPr>
             <w:rStyle w:val="af"/>
             <w:b/>
             <w:noProof/>
           </w:rPr>
-          <w:t>СПИСОК ИСПОЛЬЗОВАННЫХ ИСТОЧНИКОВ</w:t>
+          <w:t>3 ОТВЕТЫ НА КОНТРОЛЬНЫЕ ВОПРОСЫ</w:t>
         </w:r>
         <w:r>
           <w:rPr>
@@ -1395,7 +1257,7 @@
             <w:noProof/>
             <w:webHidden/>
           </w:rPr>
-          <w:instrText xml:space="preserve"> PAGEREF _Toc241957886 \h </w:instrText>
+          <w:instrText xml:space="preserve"> PAGEREF _Toc241960729 \h </w:instrText>
         </w:r>
         <w:r>
           <w:rPr>
@@ -1436,14 +1298,14 @@
           <w:noProof/>
         </w:rPr>
       </w:pPr>
-      <w:hyperlink w:anchor="_Toc241957887" w:history="1">
+      <w:hyperlink w:anchor="_Toc241960730" w:history="1">
         <w:r>
           <w:rPr>
             <w:rStyle w:val="af"/>
             <w:b/>
             <w:noProof/>
           </w:rPr>
-          <w:t>ПРИЛОЖЕНИЕ А</w:t>
+          <w:t>ВЫВОДЫ</w:t>
         </w:r>
         <w:r>
           <w:rPr>
@@ -1464,7 +1326,76 @@
             <w:noProof/>
             <w:webHidden/>
           </w:rPr>
-          <w:instrText xml:space="preserve"> PAGEREF _Toc241957887 \h </w:instrText>
+          <w:instrText xml:space="preserve"> PAGEREF _Toc241960730 \h </w:instrText>
+        </w:r>
+        <w:r>
+          <w:rPr>
+            <w:noProof/>
+            <w:webHidden/>
+          </w:rPr>
+        </w:r>
+        <w:r>
+          <w:rPr>
+            <w:noProof/>
+            <w:webHidden/>
+          </w:rPr>
+          <w:fldChar w:fldCharType="separate"/>
+        </w:r>
+        <w:r>
+          <w:rPr>
+            <w:noProof/>
+            <w:webHidden/>
+          </w:rPr>
+          <w:t>23</w:t>
+        </w:r>
+        <w:r>
+          <w:rPr>
+            <w:noProof/>
+            <w:webHidden/>
+          </w:rPr>
+          <w:fldChar w:fldCharType="end"/>
+        </w:r>
+      </w:hyperlink>
+    </w:p>
+    <w:p>
+      <w:pPr>
+        <w:pStyle w:val="12"/>
+        <w:tabs>
+          <w:tab w:val="right" w:leader="dot" w:pos="9345"/>
+        </w:tabs>
+        <w:rPr>
+          <w:noProof/>
+        </w:rPr>
+      </w:pPr>
+      <w:hyperlink w:anchor="_Toc241960731" w:history="1">
+        <w:r>
+          <w:rPr>
+            <w:rStyle w:val="af"/>
+            <w:b/>
+            <w:noProof/>
+          </w:rPr>
+          <w:t>СПИСОК ИСПОЛЬЗОВАННЫХ ИСТОЧНИКОВ</w:t>
+        </w:r>
+        <w:r>
+          <w:rPr>
+            <w:noProof/>
+            <w:webHidden/>
+          </w:rPr>
+          <w:tab/>
+        </w:r>
+        <w:r>
+          <w:rPr>
+            <w:noProof/>
+            <w:webHidden/>
+          </w:rPr>
+          <w:fldChar w:fldCharType="begin"/>
+        </w:r>
+        <w:r>
+          <w:rPr>
+            <w:noProof/>
+            <w:webHidden/>
+          </w:rPr>
+          <w:instrText xml:space="preserve"> PAGEREF _Toc241960731 \h </w:instrText>
         </w:r>
         <w:r>
           <w:rPr>
@@ -1505,7 +1436,76 @@
           <w:noProof/>
         </w:rPr>
       </w:pPr>
-      <w:hyperlink w:anchor="_Toc241957888" w:history="1">
+      <w:hyperlink w:anchor="_Toc241960732" w:history="1">
+        <w:r>
+          <w:rPr>
+            <w:rStyle w:val="af"/>
+            <w:b/>
+            <w:noProof/>
+          </w:rPr>
+          <w:t>ПРИЛОЖЕНИЕ А</w:t>
+        </w:r>
+        <w:r>
+          <w:rPr>
+            <w:noProof/>
+            <w:webHidden/>
+          </w:rPr>
+          <w:tab/>
+        </w:r>
+        <w:r>
+          <w:rPr>
+            <w:noProof/>
+            <w:webHidden/>
+          </w:rPr>
+          <w:fldChar w:fldCharType="begin"/>
+        </w:r>
+        <w:r>
+          <w:rPr>
+            <w:noProof/>
+            <w:webHidden/>
+          </w:rPr>
+          <w:instrText xml:space="preserve"> PAGEREF _Toc241960732 \h </w:instrText>
+        </w:r>
+        <w:r>
+          <w:rPr>
+            <w:noProof/>
+            <w:webHidden/>
+          </w:rPr>
+        </w:r>
+        <w:r>
+          <w:rPr>
+            <w:noProof/>
+            <w:webHidden/>
+          </w:rPr>
+          <w:fldChar w:fldCharType="separate"/>
+        </w:r>
+        <w:r>
+          <w:rPr>
+            <w:noProof/>
+            <w:webHidden/>
+          </w:rPr>
+          <w:t>26</w:t>
+        </w:r>
+        <w:r>
+          <w:rPr>
+            <w:noProof/>
+            <w:webHidden/>
+          </w:rPr>
+          <w:fldChar w:fldCharType="end"/>
+        </w:r>
+      </w:hyperlink>
+    </w:p>
+    <w:p>
+      <w:pPr>
+        <w:pStyle w:val="12"/>
+        <w:tabs>
+          <w:tab w:val="right" w:leader="dot" w:pos="9345"/>
+        </w:tabs>
+        <w:rPr>
+          <w:noProof/>
+        </w:rPr>
+      </w:pPr>
+      <w:hyperlink w:anchor="_Toc241960733" w:history="1">
         <w:r>
           <w:rPr>
             <w:rStyle w:val="af"/>
@@ -1533,76 +1533,7 @@
             <w:noProof/>
             <w:webHidden/>
           </w:rPr>
-          <w:instrText xml:space="preserve"> PAGEREF _Toc241957888 \h </w:instrText>
-        </w:r>
-        <w:r>
-          <w:rPr>
-            <w:noProof/>
-            <w:webHidden/>
-          </w:rPr>
-        </w:r>
-        <w:r>
-          <w:rPr>
-            <w:noProof/>
-            <w:webHidden/>
-          </w:rPr>
-          <w:fldChar w:fldCharType="separate"/>
-        </w:r>
-        <w:r>
-          <w:rPr>
-            <w:noProof/>
-            <w:webHidden/>
-          </w:rPr>
-          <w:t>25</w:t>
-        </w:r>
-        <w:r>
-          <w:rPr>
-            <w:noProof/>
-            <w:webHidden/>
-          </w:rPr>
-          <w:fldChar w:fldCharType="end"/>
-        </w:r>
-      </w:hyperlink>
-    </w:p>
-    <w:p>
-      <w:pPr>
-        <w:pStyle w:val="12"/>
-        <w:tabs>
-          <w:tab w:val="right" w:leader="dot" w:pos="9345"/>
-        </w:tabs>
-        <w:rPr>
-          <w:noProof/>
-        </w:rPr>
-      </w:pPr>
-      <w:hyperlink w:anchor="_Toc241957889" w:history="1">
-        <w:r>
-          <w:rPr>
-            <w:rStyle w:val="af"/>
-            <w:b/>
-            <w:noProof/>
-          </w:rPr>
-          <w:t>ПРИЛОЖЕНИЕ В</w:t>
-        </w:r>
-        <w:r>
-          <w:rPr>
-            <w:noProof/>
-            <w:webHidden/>
-          </w:rPr>
-          <w:tab/>
-        </w:r>
-        <w:r>
-          <w:rPr>
-            <w:noProof/>
-            <w:webHidden/>
-          </w:rPr>
-          <w:fldChar w:fldCharType="begin"/>
-        </w:r>
-        <w:r>
-          <w:rPr>
-            <w:noProof/>
-            <w:webHidden/>
-          </w:rPr>
-          <w:instrText xml:space="preserve"> PAGEREF _Toc241957889 \h </w:instrText>
+          <w:instrText xml:space="preserve"> PAGEREF _Toc241960733 \h </w:instrText>
         </w:r>
         <w:r>
           <w:rPr>
@@ -1643,14 +1574,14 @@
           <w:noProof/>
         </w:rPr>
       </w:pPr>
-      <w:hyperlink w:anchor="_Toc241957890" w:history="1">
+      <w:hyperlink w:anchor="_Toc241960734" w:history="1">
         <w:r>
           <w:rPr>
             <w:rStyle w:val="af"/>
             <w:b/>
             <w:noProof/>
           </w:rPr>
-          <w:t>ПРИЛОЖЕНИЕ Г</w:t>
+          <w:t>ПРИЛОЖЕНИЕ В</w:t>
         </w:r>
         <w:r>
           <w:rPr>
@@ -1671,76 +1602,7 @@
             <w:noProof/>
             <w:webHidden/>
           </w:rPr>
-          <w:instrText xml:space="preserve"> PAGEREF _Toc241957890 \h </w:instrText>
-        </w:r>
-        <w:r>
-          <w:rPr>
-            <w:noProof/>
-            <w:webHidden/>
-          </w:rPr>
-        </w:r>
-        <w:r>
-          <w:rPr>
-            <w:noProof/>
-            <w:webHidden/>
-          </w:rPr>
-          <w:fldChar w:fldCharType="separate"/>
-        </w:r>
-        <w:r>
-          <w:rPr>
-            <w:noProof/>
-            <w:webHidden/>
-          </w:rPr>
-          <w:t>28</w:t>
-        </w:r>
-        <w:r>
-          <w:rPr>
-            <w:noProof/>
-            <w:webHidden/>
-          </w:rPr>
-          <w:fldChar w:fldCharType="end"/>
-        </w:r>
-      </w:hyperlink>
-    </w:p>
-    <w:p>
-      <w:pPr>
-        <w:pStyle w:val="12"/>
-        <w:tabs>
-          <w:tab w:val="right" w:leader="dot" w:pos="9345"/>
-        </w:tabs>
-        <w:rPr>
-          <w:noProof/>
-        </w:rPr>
-      </w:pPr>
-      <w:hyperlink w:anchor="_Toc241957891" w:history="1">
-        <w:r>
-          <w:rPr>
-            <w:rStyle w:val="af"/>
-            <w:b/>
-            <w:noProof/>
-          </w:rPr>
-          <w:t>ПРИЛОЖЕНИЕ Д</w:t>
-        </w:r>
-        <w:r>
-          <w:rPr>
-            <w:noProof/>
-            <w:webHidden/>
-          </w:rPr>
-          <w:tab/>
-        </w:r>
-        <w:r>
-          <w:rPr>
-            <w:noProof/>
-            <w:webHidden/>
-          </w:rPr>
-          <w:fldChar w:fldCharType="begin"/>
-        </w:r>
-        <w:r>
-          <w:rPr>
-            <w:noProof/>
-            <w:webHidden/>
-          </w:rPr>
-          <w:instrText xml:space="preserve"> PAGEREF _Toc241957891 \h </w:instrText>
+          <w:instrText xml:space="preserve"> PAGEREF _Toc241960734 \h </w:instrText>
         </w:r>
         <w:r>
           <w:rPr>
@@ -1773,6 +1635,144 @@
     </w:p>
     <w:p>
       <w:pPr>
+        <w:pStyle w:val="12"/>
+        <w:tabs>
+          <w:tab w:val="right" w:leader="dot" w:pos="9345"/>
+        </w:tabs>
+        <w:rPr>
+          <w:noProof/>
+        </w:rPr>
+      </w:pPr>
+      <w:hyperlink w:anchor="_Toc241960735" w:history="1">
+        <w:r>
+          <w:rPr>
+            <w:rStyle w:val="af"/>
+            <w:b/>
+            <w:noProof/>
+          </w:rPr>
+          <w:t>ПРИЛОЖЕНИЕ Г</w:t>
+        </w:r>
+        <w:r>
+          <w:rPr>
+            <w:noProof/>
+            <w:webHidden/>
+          </w:rPr>
+          <w:tab/>
+        </w:r>
+        <w:r>
+          <w:rPr>
+            <w:noProof/>
+            <w:webHidden/>
+          </w:rPr>
+          <w:fldChar w:fldCharType="begin"/>
+        </w:r>
+        <w:r>
+          <w:rPr>
+            <w:noProof/>
+            <w:webHidden/>
+          </w:rPr>
+          <w:instrText xml:space="preserve"> PAGEREF _Toc241960735 \h </w:instrText>
+        </w:r>
+        <w:r>
+          <w:rPr>
+            <w:noProof/>
+            <w:webHidden/>
+          </w:rPr>
+        </w:r>
+        <w:r>
+          <w:rPr>
+            <w:noProof/>
+            <w:webHidden/>
+          </w:rPr>
+          <w:fldChar w:fldCharType="separate"/>
+        </w:r>
+        <w:r>
+          <w:rPr>
+            <w:noProof/>
+            <w:webHidden/>
+          </w:rPr>
+          <w:t>30</w:t>
+        </w:r>
+        <w:r>
+          <w:rPr>
+            <w:noProof/>
+            <w:webHidden/>
+          </w:rPr>
+          <w:fldChar w:fldCharType="end"/>
+        </w:r>
+      </w:hyperlink>
+    </w:p>
+    <w:p>
+      <w:pPr>
+        <w:pStyle w:val="12"/>
+        <w:tabs>
+          <w:tab w:val="right" w:leader="dot" w:pos="9345"/>
+        </w:tabs>
+        <w:rPr>
+          <w:noProof/>
+        </w:rPr>
+      </w:pPr>
+      <w:hyperlink w:anchor="_Toc241960736" w:history="1">
+        <w:r>
+          <w:rPr>
+            <w:rStyle w:val="af"/>
+            <w:b/>
+            <w:noProof/>
+          </w:rPr>
+          <w:t>ПРИЛОЖЕНИЕ Д</w:t>
+        </w:r>
+        <w:r>
+          <w:rPr>
+            <w:noProof/>
+            <w:webHidden/>
+          </w:rPr>
+          <w:tab/>
+        </w:r>
+        <w:r>
+          <w:rPr>
+            <w:noProof/>
+            <w:webHidden/>
+          </w:rPr>
+          <w:fldChar w:fldCharType="begin"/>
+        </w:r>
+        <w:r>
+          <w:rPr>
+            <w:noProof/>
+            <w:webHidden/>
+          </w:rPr>
+          <w:instrText xml:space="preserve"> PAGEREF _Toc241960736 \h </w:instrText>
+        </w:r>
+        <w:r>
+          <w:rPr>
+            <w:noProof/>
+            <w:webHidden/>
+          </w:rPr>
+        </w:r>
+        <w:r>
+          <w:rPr>
+            <w:noProof/>
+            <w:webHidden/>
+          </w:rPr>
+          <w:fldChar w:fldCharType="separate"/>
+        </w:r>
+        <w:r>
+          <w:rPr>
+            <w:noProof/>
+            <w:webHidden/>
+          </w:rPr>
+          <w:t>31</w:t>
+        </w:r>
+        <w:r>
+          <w:rPr>
+            <w:noProof/>
+            <w:webHidden/>
+          </w:rPr>
+          <w:fldChar w:fldCharType="end"/>
+        </w:r>
+      </w:hyperlink>
+    </w:p>
+    <w:p>
+      <w:pPr>
         <w:pStyle w:val="11"/>
       </w:pPr>
       <w:r>
@@ -1786,7 +1786,7 @@
         <w:spacing w:before="0" w:after="360" w:line="360" w:lineRule="exact"/>
         <w:ind w:firstLine="709"/>
       </w:pPr>
-      <w:bookmarkStart w:id="1" w:name="_Toc241957870"/>
+      <w:bookmarkStart w:id="1" w:name="_Toc241960715"/>
       <w:r>
         <w:rPr>
           <w:b/>
@@ -1988,7 +1988,7 @@
         <w:ind w:firstLine="709"/>
       </w:pPr>
       <w:bookmarkStart w:id="2" w:name="_b608aa976fc82a0faaf3b83f58c735968afd03b"/>
-      <w:bookmarkStart w:id="3" w:name="_Toc241957871"/>
+      <w:bookmarkStart w:id="3" w:name="_Toc241960716"/>
       <w:bookmarkEnd w:id="0"/>
       <w:r>
         <w:rPr>
@@ -2059,7 +2059,7 @@
         <w:ind w:firstLine="709"/>
       </w:pPr>
       <w:bookmarkStart w:id="4" w:name="_c2dc16d95c34e7e7c75dbd4503de730b54879a3"/>
-      <w:bookmarkStart w:id="5" w:name="_Toc241957872"/>
+      <w:bookmarkStart w:id="5" w:name="_Toc241960717"/>
       <w:r>
         <w:rPr>
           <w:b/>
@@ -4870,7 +4870,7 @@
         <w:rPr>
           <w:sz w:val="28"/>
         </w:rPr>
-        <w:t xml:space="preserve">атов, а прямых конкурентов в нише пять: </w:t>
+        <w:t xml:space="preserve">атов, а прямых конкурентов в нише четыре: </w:t>
       </w:r>
       <w:r>
         <w:rPr>
@@ -4890,12 +4890,64 @@
           <w:i/>
           <w:sz w:val="28"/>
         </w:rPr>
+        <w:t>Arixcel</w:t>
+      </w:r>
+      <w:r>
+        <w:rPr>
+          <w:sz w:val="28"/>
+        </w:rPr>
+        <w:t xml:space="preserve">, </w:t>
+      </w:r>
+      <w:r>
+        <w:rPr>
+          <w:i/>
+          <w:sz w:val="28"/>
+        </w:rPr>
         <w:t>Operis</w:t>
       </w:r>
       <w:r>
         <w:rPr>
           <w:sz w:val="28"/>
         </w:rPr>
+        <w:t xml:space="preserve"> и </w:t>
+      </w:r>
+      <w:r>
+        <w:rPr>
+          <w:i/>
+          <w:sz w:val="28"/>
+        </w:rPr>
+        <w:t>Spreadsheet</w:t>
+      </w:r>
+      <w:r>
+        <w:rPr>
+          <w:sz w:val="28"/>
+        </w:rPr>
+        <w:t xml:space="preserve"> </w:t>
+      </w:r>
+      <w:r>
+        <w:rPr>
+          <w:i/>
+          <w:sz w:val="28"/>
+        </w:rPr>
+        <w:t>Detective</w:t>
+      </w:r>
+      <w:r>
+        <w:rPr>
+          <w:sz w:val="28"/>
+        </w:rPr>
+        <w:t xml:space="preserve">; </w:t>
+      </w:r>
+      <w:r>
+        <w:rPr>
+          <w:i/>
+          <w:sz w:val="28"/>
+        </w:rPr>
+        <w:t>CIMCON</w:t>
+      </w:r>
+      <w:r>
+        <w:rPr>
+          <w:sz w:val="28"/>
+        </w:rPr>
         <w:t xml:space="preserve">, </w:t>
       </w:r>
       <w:r>
@@ -4903,52 +4955,26 @@
           <w:i/>
           <w:sz w:val="28"/>
         </w:rPr>
-        <w:t>Arixcel</w:t>
-      </w:r>
-      <w:r>
-        <w:rPr>
-          <w:sz w:val="28"/>
-        </w:rPr>
-        <w:t xml:space="preserve">, </w:t>
+        <w:t>Shortcut</w:t>
+      </w:r>
+      <w:r>
+        <w:rPr>
+          <w:sz w:val="28"/>
+        </w:rPr>
+        <w:t xml:space="preserve"> и </w:t>
       </w:r>
       <w:r>
         <w:rPr>
           <w:i/>
           <w:sz w:val="28"/>
         </w:rPr>
-        <w:t>Spreadsheet</w:t>
-      </w:r>
-      <w:r>
-        <w:rPr>
-          <w:sz w:val="28"/>
-        </w:rPr>
-        <w:t xml:space="preserve"> </w:t>
-      </w:r>
-      <w:r>
-        <w:rPr>
-          <w:i/>
-          <w:sz w:val="28"/>
-        </w:rPr>
-        <w:t>Detective</w:t>
-      </w:r>
-      <w:r>
-        <w:rPr>
-          <w:sz w:val="28"/>
-        </w:rPr>
-        <w:t xml:space="preserve"> и </w:t>
-      </w:r>
-      <w:r>
-        <w:rPr>
-          <w:i/>
-          <w:sz w:val="28"/>
-        </w:rPr>
-        <w:t>CIMCON</w:t>
-      </w:r>
-      <w:r>
-        <w:rPr>
-          <w:sz w:val="28"/>
-        </w:rPr>
-        <w:t xml:space="preserve"> (последний с оговоркой по продуктовому ряду). Остальной трафик создают заменители.</w:t>
+        <w:t>Macabacus</w:t>
+      </w:r>
+      <w:r>
+        <w:rPr>
+          <w:sz w:val="28"/>
+        </w:rPr>
+        <w:t xml:space="preserve"> закрывают часть задачи и отнесены к частичным конкурентам. Остальной трафик создают заменители.</w:t>
       </w:r>
     </w:p>
     <w:p>
@@ -4958,7 +4984,7 @@
         <w:ind w:firstLine="709"/>
       </w:pPr>
       <w:bookmarkStart w:id="6" w:name="_e53e14f44ab4c8780a98a105cb988ad22318c27"/>
-      <w:bookmarkStart w:id="7" w:name="_Toc241957873"/>
+      <w:bookmarkStart w:id="7" w:name="_Toc241960718"/>
       <w:bookmarkEnd w:id="4"/>
       <w:r>
         <w:rPr>
@@ -5450,6 +5476,7 @@
                 <w:i/>
                 <w:sz w:val="24"/>
               </w:rPr>
+              <w:lastRenderedPageBreak/>
               <w:t>PerfectXL</w:t>
             </w:r>
           </w:p>
@@ -5571,7 +5598,6 @@
                 <w:i/>
                 <w:sz w:val="24"/>
               </w:rPr>
-              <w:lastRenderedPageBreak/>
               <w:t>Numerous.ai</w:t>
             </w:r>
           </w:p>
@@ -6711,13 +6737,26 @@
           <w:i/>
           <w:sz w:val="28"/>
         </w:rPr>
+        <w:t>Datarails</w:t>
+      </w:r>
+      <w:r>
+        <w:rPr>
+          <w:sz w:val="28"/>
+        </w:rPr>
+        <w:t xml:space="preserve"> (26,3 %), </w:t>
+      </w:r>
+      <w:r>
+        <w:rPr>
+          <w:i/>
+          <w:sz w:val="28"/>
+        </w:rPr>
         <w:t>Shortcut</w:t>
       </w:r>
       <w:r>
         <w:rPr>
           <w:sz w:val="28"/>
         </w:rPr>
-        <w:t xml:space="preserve"> (26,3 %) и </w:t>
+        <w:t xml:space="preserve"> (14,0 %) и </w:t>
       </w:r>
       <w:r>
         <w:rPr>
@@ -6730,7 +6769,7 @@
         <w:rPr>
           <w:sz w:val="28"/>
         </w:rPr>
-        <w:t xml:space="preserve"> (14,0 %); три крупнейших игрока держат 52,3 %, пять - 69,7 %, индекс концентрации </w:t>
+        <w:t xml:space="preserve"> (12,1 %); три крупнейших игрока держат 52,3 %, пять - 69,7 %, индекс концентрации </w:t>
       </w:r>
       <w:r>
         <w:rPr>
@@ -6805,7 +6844,7 @@
           <w:sz w:val="28"/>
         </w:rPr>
         <w:drawing>
-          <wp:inline distT="0" distB="0" distL="0" distR="0" wp14:anchorId="1C03DF50" wp14:editId="5B9AB81C">
+          <wp:inline distT="0" distB="0" distL="0" distR="0" wp14:anchorId="0A666E27" wp14:editId="169C84A5">
             <wp:extent cx="5334000" cy="2862146"/>
             <wp:effectExtent l="0" t="0" r="0" b="0"/>
             <wp:docPr id="12" name="Picture"/>
@@ -6871,92 +6910,91 @@
         <w:rPr>
           <w:sz w:val="28"/>
         </w:rPr>
-        <w:t>Рисунок показывает, что в первую тройку входят один частичный конкурент (</w:t>
+        <w:t>Рисунок показывает, что в первую тройку входят один заменитель (</w:t>
       </w:r>
       <w:r>
         <w:rPr>
           <w:i/>
           <w:sz w:val="28"/>
         </w:rPr>
+        <w:t>Datarails</w:t>
+      </w:r>
+      <w:r>
+        <w:rPr>
+          <w:sz w:val="28"/>
+        </w:rPr>
+        <w:t>), один частичный конкурент</w:t>
+      </w:r>
+      <w:r>
+        <w:rPr>
+          <w:sz w:val="28"/>
+        </w:rPr>
+        <w:t xml:space="preserve"> (</w:t>
+      </w:r>
+      <w:r>
+        <w:rPr>
+          <w:i/>
+          <w:sz w:val="28"/>
+        </w:rPr>
         <w:t>Shortcut</w:t>
       </w:r>
       <w:r>
         <w:rPr>
           <w:sz w:val="28"/>
         </w:rPr>
-        <w:t>), один прямой (</w:t>
+        <w:t>) и один прямой (</w:t>
       </w:r>
       <w:r>
         <w:rPr>
           <w:i/>
           <w:sz w:val="28"/>
         </w:rPr>
-        <w:t>Per</w:t>
+        <w:t>PerfectXL</w:t>
+      </w:r>
+      <w:r>
+        <w:rPr>
+          <w:sz w:val="28"/>
+        </w:rPr>
+        <w:t xml:space="preserve">), то есть конкуренция идет сразу по трем классам игроков. Среди прямых конкурентов значимый трафик у </w:t>
       </w:r>
       <w:r>
         <w:rPr>
           <w:i/>
           <w:sz w:val="28"/>
         </w:rPr>
-        <w:t>fectXL</w:t>
-      </w:r>
-      <w:r>
-        <w:rPr>
-          <w:sz w:val="28"/>
-        </w:rPr>
-        <w:t>) и один заменитель (</w:t>
+        <w:t>PerfectXL</w:t>
+      </w:r>
+      <w:r>
+        <w:rPr>
+          <w:sz w:val="28"/>
+        </w:rPr>
+        <w:t>, остальные прямые игроки (</w:t>
       </w:r>
       <w:r>
         <w:rPr>
           <w:i/>
           <w:sz w:val="28"/>
         </w:rPr>
-        <w:t>Rows</w:t>
-      </w:r>
-      <w:r>
-        <w:rPr>
-          <w:sz w:val="28"/>
-        </w:rPr>
-        <w:t xml:space="preserve">), то есть конкуренция идет сразу по трем классам игроков. Среди прямых конкурентов значимый трафик у </w:t>
+        <w:t>Arixcel</w:t>
+      </w:r>
+      <w:r>
+        <w:rPr>
+          <w:sz w:val="28"/>
+        </w:rPr>
+        <w:t xml:space="preserve">, </w:t>
       </w:r>
       <w:r>
         <w:rPr>
           <w:i/>
           <w:sz w:val="28"/>
         </w:rPr>
-        <w:t>PerfectXL</w:t>
-      </w:r>
-      <w:r>
-        <w:rPr>
-          <w:sz w:val="28"/>
-        </w:rPr>
-        <w:t>, остальные прямые игроки (</w:t>
-      </w:r>
-      <w:r>
-        <w:rPr>
-          <w:i/>
-          <w:sz w:val="28"/>
-        </w:rPr>
         <w:t>Operis</w:t>
       </w:r>
       <w:r>
         <w:rPr>
           <w:sz w:val="28"/>
         </w:rPr>
-        <w:t xml:space="preserve">, </w:t>
-      </w:r>
-      <w:r>
-        <w:rPr>
-          <w:i/>
-          <w:sz w:val="28"/>
-        </w:rPr>
-        <w:t>Arixcel</w:t>
-      </w:r>
-      <w:r>
-        <w:rPr>
-          <w:sz w:val="28"/>
-        </w:rPr>
-        <w:t>) в несколько раз меньше.</w:t>
+        <w:t>) меньше и держат по 6-8 %.</w:t>
       </w:r>
     </w:p>
     <w:p>
@@ -6970,13 +7008,13 @@
         <w:rPr>
           <w:sz w:val="28"/>
         </w:rPr>
-        <w:t>В таблице 3 представлено: вовлеченность аудито</w:t>
-      </w:r>
-      <w:r>
-        <w:rPr>
-          <w:sz w:val="28"/>
-        </w:rPr>
-        <w:t>рии, география и реферальный трафик игроков.</w:t>
+        <w:t>В таблице 3 представлено: вовлеченность</w:t>
+      </w:r>
+      <w:r>
+        <w:rPr>
+          <w:sz w:val="28"/>
+        </w:rPr>
+        <w:t xml:space="preserve"> аудитории, география и реферальный трафик игроков.</w:t>
       </w:r>
     </w:p>
     <w:p>
@@ -9049,7 +9087,7 @@
         </w:rPr>
         <w:lastRenderedPageBreak/>
         <w:drawing>
-          <wp:inline distT="0" distB="0" distL="0" distR="0" wp14:anchorId="5995DEEA" wp14:editId="6595A18E">
+          <wp:inline distT="0" distB="0" distL="0" distR="0" wp14:anchorId="0D996372" wp14:editId="5088B40D">
             <wp:extent cx="5334000" cy="2536902"/>
             <wp:effectExtent l="0" t="0" r="0" b="0"/>
             <wp:docPr id="15" name="Picture"/>
@@ -9891,7 +9929,7 @@
         <w:ind w:firstLine="709"/>
       </w:pPr>
       <w:bookmarkStart w:id="8" w:name="_6630f66e9bddc915a7c003d1a4416942be99820"/>
-      <w:bookmarkStart w:id="9" w:name="_Toc241957874"/>
+      <w:bookmarkStart w:id="9" w:name="_Toc241960719"/>
       <w:bookmarkEnd w:id="6"/>
       <w:r>
         <w:rPr>
@@ -11987,7 +12025,7 @@
           <w:sz w:val="28"/>
         </w:rPr>
         <w:drawing>
-          <wp:inline distT="0" distB="0" distL="0" distR="0" wp14:anchorId="3863A9AA" wp14:editId="6270B9DE">
+          <wp:inline distT="0" distB="0" distL="0" distR="0" wp14:anchorId="277033EF" wp14:editId="1685302B">
             <wp:extent cx="5334000" cy="2732048"/>
             <wp:effectExtent l="0" t="0" r="0" b="0"/>
             <wp:docPr id="19" name="Picture"/>
@@ -13747,7 +13785,7 @@
         <w:ind w:firstLine="709"/>
       </w:pPr>
       <w:bookmarkStart w:id="10" w:name="_32eb1a546c0e629ee5199cbd921989386414cef"/>
-      <w:bookmarkStart w:id="11" w:name="_Toc241957875"/>
+      <w:bookmarkStart w:id="11" w:name="_Toc241960720"/>
       <w:bookmarkEnd w:id="8"/>
       <w:r>
         <w:rPr>
@@ -14266,7 +14304,7 @@
         <w:ind w:firstLine="709"/>
       </w:pPr>
       <w:bookmarkStart w:id="12" w:name="_56392ae30d217601ca6b22348c46ed1cd30bda9"/>
-      <w:bookmarkStart w:id="13" w:name="_Toc241957876"/>
+      <w:bookmarkStart w:id="13" w:name="_Toc241960721"/>
       <w:bookmarkEnd w:id="10"/>
       <w:r>
         <w:rPr>
@@ -14882,7 +14920,7 @@
         <w:ind w:firstLine="709"/>
       </w:pPr>
       <w:bookmarkStart w:id="14" w:name="_81d55da623d41512ef63f4dc47f176415032501"/>
-      <w:bookmarkStart w:id="15" w:name="_Toc241957877"/>
+      <w:bookmarkStart w:id="15" w:name="_Toc241960722"/>
       <w:bookmarkEnd w:id="12"/>
       <w:r>
         <w:rPr>
@@ -15049,9 +15087,9 @@
         <w:tblLook w:val="0020" w:firstRow="1" w:lastRow="0" w:firstColumn="0" w:lastColumn="0" w:noHBand="0" w:noVBand="0"/>
       </w:tblPr>
       <w:tblGrid>
-        <w:gridCol w:w="3195"/>
-        <w:gridCol w:w="1148"/>
-        <w:gridCol w:w="5012"/>
+        <w:gridCol w:w="3091"/>
+        <w:gridCol w:w="1111"/>
+        <w:gridCol w:w="5153"/>
       </w:tblGrid>
       <w:tr>
         <w:trPr>
@@ -15062,7 +15100,7 @@
         </w:trPr>
         <w:tc>
           <w:tcPr>
-            <w:tcW w:w="3195" w:type="dxa"/>
+            <w:tcW w:w="3091" w:type="dxa"/>
             <w:vAlign w:val="center"/>
           </w:tcPr>
           <w:p>
@@ -15082,7 +15120,7 @@
         </w:tc>
         <w:tc>
           <w:tcPr>
-            <w:tcW w:w="1148" w:type="dxa"/>
+            <w:tcW w:w="1111" w:type="dxa"/>
             <w:vAlign w:val="center"/>
           </w:tcPr>
           <w:p>
@@ -15102,7 +15140,7 @@
         </w:tc>
         <w:tc>
           <w:tcPr>
-            <w:tcW w:w="5011" w:type="dxa"/>
+            <w:tcW w:w="5152" w:type="dxa"/>
             <w:vAlign w:val="center"/>
           </w:tcPr>
           <w:p>
@@ -15128,7 +15166,7 @@
         </w:trPr>
         <w:tc>
           <w:tcPr>
-            <w:tcW w:w="3195" w:type="dxa"/>
+            <w:tcW w:w="3091" w:type="dxa"/>
             <w:vAlign w:val="center"/>
           </w:tcPr>
           <w:p>
@@ -15147,7 +15185,7 @@
         </w:tc>
         <w:tc>
           <w:tcPr>
-            <w:tcW w:w="1148" w:type="dxa"/>
+            <w:tcW w:w="1111" w:type="dxa"/>
             <w:vAlign w:val="center"/>
           </w:tcPr>
           <w:p>
@@ -15166,15 +15204,21 @@
         </w:tc>
         <w:tc>
           <w:tcPr>
-            <w:tcW w:w="5011" w:type="dxa"/>
-            <w:vAlign w:val="center"/>
-          </w:tcPr>
-          <w:p>
-            <w:pPr>
-              <w:pStyle w:val="Compact"/>
-              <w:spacing w:before="0" w:after="0" w:line="280" w:lineRule="exact"/>
-              <w:jc w:val="center"/>
-            </w:pPr>
+            <w:tcW w:w="5152" w:type="dxa"/>
+            <w:vAlign w:val="center"/>
+          </w:tcPr>
+          <w:p>
+            <w:pPr>
+              <w:pStyle w:val="Compact"/>
+              <w:spacing w:before="0" w:after="0" w:line="280" w:lineRule="exact"/>
+              <w:jc w:val="center"/>
+            </w:pPr>
+            <w:r>
+              <w:rPr>
+                <w:sz w:val="24"/>
+              </w:rPr>
+              <w:t>Частичные конкуренты и заменители (</w:t>
+            </w:r>
             <w:r>
               <w:rPr>
                 <w:i/>
@@ -15186,20 +15230,46 @@
               <w:rPr>
                 <w:sz w:val="24"/>
               </w:rPr>
-              <w:t xml:space="preserve">-помощники и встроенный </w:t>
+              <w:t xml:space="preserve">-помощники, </w:t>
             </w:r>
             <w:r>
               <w:rPr>
                 <w:i/>
                 <w:sz w:val="24"/>
               </w:rPr>
+              <w:t>FP</w:t>
+            </w:r>
+            <w:r>
+              <w:rPr>
+                <w:sz w:val="24"/>
+              </w:rPr>
+              <w:t>&amp;</w:t>
+            </w:r>
+            <w:r>
+              <w:rPr>
+                <w:i/>
+                <w:sz w:val="24"/>
+              </w:rPr>
+              <w:t>A</w:t>
+            </w:r>
+            <w:r>
+              <w:rPr>
+                <w:sz w:val="24"/>
+              </w:rPr>
+              <w:t xml:space="preserve">-платформы, встроенный </w:t>
+            </w:r>
+            <w:r>
+              <w:rPr>
+                <w:i/>
+                <w:sz w:val="24"/>
+              </w:rPr>
               <w:t>Copilot</w:t>
             </w:r>
             <w:r>
               <w:rPr>
                 <w:sz w:val="24"/>
               </w:rPr>
-              <w:t xml:space="preserve"> дают около 96 % релевантного трафика сегмента; ручная проверка и </w:t>
+              <w:t xml:space="preserve">) дают около 73 % релевантного трафика сегмента; ручная проверка и </w:t>
             </w:r>
             <w:r>
               <w:rPr>
@@ -15271,7 +15341,7 @@
         <w:ind w:firstLine="709"/>
       </w:pPr>
       <w:bookmarkStart w:id="16" w:name="_c864891c2a63545415c693c4f70871cf567029c"/>
-      <w:bookmarkStart w:id="17" w:name="_Toc241957878"/>
+      <w:bookmarkStart w:id="17" w:name="_Toc241960723"/>
       <w:bookmarkEnd w:id="14"/>
       <w:r>
         <w:rPr>
@@ -15923,7 +15993,7 @@
         <w:ind w:firstLine="709"/>
       </w:pPr>
       <w:bookmarkStart w:id="18" w:name="_ef6f952c7e24326ac23355a768c8b715ec8fce8"/>
-      <w:bookmarkStart w:id="19" w:name="_Toc241957879"/>
+      <w:bookmarkStart w:id="19" w:name="_Toc241960724"/>
       <w:bookmarkEnd w:id="16"/>
       <w:r>
         <w:rPr>
@@ -16532,7 +16602,13 @@
         <w:rPr>
           <w:sz w:val="28"/>
         </w:rPr>
-        <w:t xml:space="preserve"> (3,15) лежит в той же зоне средних барьеров.</w:t>
+        <w:t xml:space="preserve"> (3,15) лежит в той же зоне средних барьеров. Разные подписи давления в разделах 2.3-2.4 и в таблице объясняются шкалами: по суммам баллов шаблона Портера угроза новых участников (17 из 24) и сила покупателей (9 из 12) находятся на нижней границе высокого </w:t>
+      </w:r>
+      <w:r>
+        <w:rPr>
+          <w:sz w:val="28"/>
+        </w:rPr>
+        <w:t>уровня, а после приведения к единой шкале 1-5 они равны 3,25 и 3,50 и попадают в верхнюю часть умеренного; в выводах они названы повышенными.</w:t>
       </w:r>
     </w:p>
     <w:p>
@@ -16546,7 +16622,2838 @@
         <w:rPr>
           <w:sz w:val="28"/>
         </w:rPr>
-        <w:t>На рисунке 4 показано: пять сил Портера и цифровые усилители.</w:t>
+        <w:t>В таблице 14 представлено: матрица оценок и доказательств по силам Портера (шкала методики 0-3).</w:t>
+      </w:r>
+    </w:p>
+    <w:p>
+      <w:pPr>
+        <w:pStyle w:val="a0"/>
+        <w:keepNext/>
+        <w:spacing w:before="0" w:after="0" w:line="360" w:lineRule="exact"/>
+      </w:pPr>
+      <w:r>
+        <w:rPr>
+          <w:sz w:val="28"/>
+        </w:rPr>
+        <w:t>Таблица 14 – Матр</w:t>
+      </w:r>
+      <w:r>
+        <w:rPr>
+          <w:sz w:val="28"/>
+        </w:rPr>
+        <w:t>ица оценок и доказательств по силам Портера (шкала методики 0-3)</w:t>
+      </w:r>
+    </w:p>
+    <w:tbl>
+      <w:tblPr>
+        <w:tblStyle w:val="Table"/>
+        <w:tblW w:w="9355" w:type="dxa"/>
+        <w:jc w:val="center"/>
+        <w:tblBorders>
+          <w:top w:val="single" w:sz="4" w:space="0" w:color="000000"/>
+          <w:left w:val="single" w:sz="4" w:space="0" w:color="000000"/>
+          <w:bottom w:val="single" w:sz="4" w:space="0" w:color="000000"/>
+          <w:right w:val="single" w:sz="4" w:space="0" w:color="000000"/>
+          <w:insideH w:val="single" w:sz="4" w:space="0" w:color="000000"/>
+          <w:insideV w:val="single" w:sz="4" w:space="0" w:color="000000"/>
+        </w:tblBorders>
+        <w:tblLayout w:type="fixed"/>
+        <w:tblLook w:val="0020" w:firstRow="1" w:lastRow="0" w:firstColumn="0" w:lastColumn="0" w:noHBand="0" w:noVBand="0"/>
+      </w:tblPr>
+      <w:tblGrid>
+        <w:gridCol w:w="1543"/>
+        <w:gridCol w:w="913"/>
+        <w:gridCol w:w="2661"/>
+        <w:gridCol w:w="1981"/>
+        <w:gridCol w:w="2257"/>
+      </w:tblGrid>
+      <w:tr>
+        <w:trPr>
+          <w:cnfStyle w:val="100000000000" w:firstRow="1" w:lastRow="0" w:firstColumn="0" w:lastColumn="0" w:oddVBand="0" w:evenVBand="0" w:oddHBand="0" w:evenHBand="0" w:firstRowFirstColumn="0" w:firstRowLastColumn="0" w:lastRowFirstColumn="0" w:lastRowLastColumn="0"/>
+          <w:cantSplit/>
+          <w:tblHeader/>
+          <w:jc w:val="center"/>
+        </w:trPr>
+        <w:tc>
+          <w:tcPr>
+            <w:tcW w:w="1543" w:type="dxa"/>
+            <w:vAlign w:val="center"/>
+          </w:tcPr>
+          <w:p>
+            <w:pPr>
+              <w:pStyle w:val="Compact"/>
+              <w:spacing w:before="0" w:after="0" w:line="280" w:lineRule="exact"/>
+              <w:jc w:val="center"/>
+            </w:pPr>
+            <w:r>
+              <w:rPr>
+                <w:b/>
+                <w:sz w:val="24"/>
+              </w:rPr>
+              <w:t>Сила</w:t>
+            </w:r>
+          </w:p>
+        </w:tc>
+        <w:tc>
+          <w:tcPr>
+            <w:tcW w:w="913" w:type="dxa"/>
+            <w:vAlign w:val="center"/>
+          </w:tcPr>
+          <w:p>
+            <w:pPr>
+              <w:pStyle w:val="Compact"/>
+              <w:spacing w:before="0" w:after="0" w:line="280" w:lineRule="exact"/>
+              <w:jc w:val="center"/>
+            </w:pPr>
+            <w:r>
+              <w:rPr>
+                <w:b/>
+                <w:sz w:val="24"/>
+              </w:rPr>
+              <w:t>Оценка 0-3</w:t>
+            </w:r>
+          </w:p>
+        </w:tc>
+        <w:tc>
+          <w:tcPr>
+            <w:tcW w:w="2661" w:type="dxa"/>
+            <w:vAlign w:val="center"/>
+          </w:tcPr>
+          <w:p>
+            <w:pPr>
+              <w:pStyle w:val="Compact"/>
+              <w:spacing w:before="0" w:after="0" w:line="280" w:lineRule="exact"/>
+              <w:jc w:val="center"/>
+            </w:pPr>
+            <w:r>
+              <w:rPr>
+                <w:b/>
+                <w:sz w:val="24"/>
+              </w:rPr>
+              <w:t>Ключевые доказательства</w:t>
+            </w:r>
+          </w:p>
+        </w:tc>
+        <w:tc>
+          <w:tcPr>
+            <w:tcW w:w="1981" w:type="dxa"/>
+            <w:vAlign w:val="center"/>
+          </w:tcPr>
+          <w:p>
+            <w:pPr>
+              <w:pStyle w:val="Compact"/>
+              <w:spacing w:before="0" w:after="0" w:line="280" w:lineRule="exact"/>
+              <w:jc w:val="center"/>
+            </w:pPr>
+            <w:r>
+              <w:rPr>
+                <w:b/>
+                <w:sz w:val="24"/>
+              </w:rPr>
+              <w:t>Основные источники</w:t>
+            </w:r>
+          </w:p>
+        </w:tc>
+        <w:tc>
+          <w:tcPr>
+            <w:tcW w:w="2257" w:type="dxa"/>
+            <w:vAlign w:val="center"/>
+          </w:tcPr>
+          <w:p>
+            <w:pPr>
+              <w:pStyle w:val="Compact"/>
+              <w:spacing w:before="0" w:after="0" w:line="280" w:lineRule="exact"/>
+              <w:jc w:val="center"/>
+            </w:pPr>
+            <w:r>
+              <w:rPr>
+                <w:b/>
+                <w:sz w:val="24"/>
+              </w:rPr>
+              <w:t>Ограничения</w:t>
+            </w:r>
+          </w:p>
+        </w:tc>
+      </w:tr>
+      <w:tr>
+        <w:trPr>
+          <w:cantSplit/>
+          <w:jc w:val="center"/>
+        </w:trPr>
+        <w:tc>
+          <w:tcPr>
+            <w:tcW w:w="1543" w:type="dxa"/>
+            <w:vAlign w:val="center"/>
+          </w:tcPr>
+          <w:p>
+            <w:pPr>
+              <w:pStyle w:val="Compact"/>
+              <w:spacing w:before="0" w:after="0" w:line="280" w:lineRule="exact"/>
+              <w:jc w:val="center"/>
+            </w:pPr>
+            <w:r>
+              <w:rPr>
+                <w:sz w:val="24"/>
+              </w:rPr>
+              <w:lastRenderedPageBreak/>
+              <w:t>Конкуренция игроков</w:t>
+            </w:r>
+          </w:p>
+        </w:tc>
+        <w:tc>
+          <w:tcPr>
+            <w:tcW w:w="913" w:type="dxa"/>
+            <w:vAlign w:val="center"/>
+          </w:tcPr>
+          <w:p>
+            <w:pPr>
+              <w:pStyle w:val="Compact"/>
+              <w:spacing w:before="0" w:after="0" w:line="280" w:lineRule="exact"/>
+              <w:jc w:val="center"/>
+            </w:pPr>
+            <w:r>
+              <w:rPr>
+                <w:sz w:val="24"/>
+              </w:rPr>
+              <w:t>2</w:t>
+            </w:r>
+          </w:p>
+        </w:tc>
+        <w:tc>
+          <w:tcPr>
+            <w:tcW w:w="2661" w:type="dxa"/>
+            <w:vAlign w:val="center"/>
+          </w:tcPr>
+          <w:p>
+            <w:pPr>
+              <w:pStyle w:val="Compact"/>
+              <w:spacing w:before="0" w:after="0" w:line="280" w:lineRule="exact"/>
+              <w:jc w:val="center"/>
+            </w:pPr>
+            <w:r>
+              <w:rPr>
+                <w:i/>
+                <w:sz w:val="24"/>
+              </w:rPr>
+              <w:t>CR3</w:t>
+            </w:r>
+            <w:r>
+              <w:rPr>
+                <w:sz w:val="24"/>
+              </w:rPr>
+              <w:t xml:space="preserve"> 52 %, </w:t>
+            </w:r>
+            <w:r>
+              <w:rPr>
+                <w:i/>
+                <w:sz w:val="24"/>
+              </w:rPr>
+              <w:t>HHI</w:t>
+            </w:r>
+            <w:r>
+              <w:rPr>
+                <w:sz w:val="24"/>
+              </w:rPr>
+              <w:t xml:space="preserve"> 1 360; четыре прямых игрока малы (около 70 тыс. визитов в месяц); платный трафик около 4 %</w:t>
+            </w:r>
+          </w:p>
+        </w:tc>
+        <w:tc>
+          <w:tcPr>
+            <w:tcW w:w="1981" w:type="dxa"/>
+            <w:vAlign w:val="center"/>
+          </w:tcPr>
+          <w:p>
+            <w:pPr>
+              <w:pStyle w:val="Compact"/>
+              <w:spacing w:before="0" w:after="0" w:line="280" w:lineRule="exact"/>
+              <w:jc w:val="center"/>
+            </w:pPr>
+            <w:r>
+              <w:rPr>
+                <w:i/>
+                <w:sz w:val="24"/>
+              </w:rPr>
+              <w:t>Similarweb</w:t>
+            </w:r>
+            <w:r>
+              <w:rPr>
+                <w:sz w:val="24"/>
+              </w:rPr>
+              <w:t xml:space="preserve">, </w:t>
+            </w:r>
+            <w:r>
+              <w:rPr>
+                <w:i/>
+                <w:sz w:val="24"/>
+              </w:rPr>
+              <w:t>G2</w:t>
+            </w:r>
+            <w:r>
+              <w:rPr>
+                <w:sz w:val="24"/>
+              </w:rPr>
+              <w:t>, страницы цен</w:t>
+            </w:r>
+          </w:p>
+        </w:tc>
+        <w:tc>
+          <w:tcPr>
+            <w:tcW w:w="2257" w:type="dxa"/>
+            <w:vAlign w:val="center"/>
+          </w:tcPr>
+          <w:p>
+            <w:pPr>
+              <w:pStyle w:val="Compact"/>
+              <w:spacing w:before="0" w:after="0" w:line="280" w:lineRule="exact"/>
+              <w:jc w:val="center"/>
+            </w:pPr>
+            <w:r>
+              <w:rPr>
+                <w:sz w:val="24"/>
+              </w:rPr>
+              <w:t>нет точной выручки конкурентов</w:t>
+            </w:r>
+          </w:p>
+        </w:tc>
+      </w:tr>
+      <w:tr>
+        <w:trPr>
+          <w:cantSplit/>
+          <w:jc w:val="center"/>
+        </w:trPr>
+        <w:tc>
+          <w:tcPr>
+            <w:tcW w:w="1543" w:type="dxa"/>
+            <w:vAlign w:val="center"/>
+          </w:tcPr>
+          <w:p>
+            <w:pPr>
+              <w:pStyle w:val="Compact"/>
+              <w:spacing w:before="0" w:after="0" w:line="280" w:lineRule="exact"/>
+              <w:jc w:val="center"/>
+            </w:pPr>
+            <w:r>
+              <w:rPr>
+                <w:sz w:val="24"/>
+              </w:rPr>
+              <w:t>Угроза новых участников</w:t>
+            </w:r>
+          </w:p>
+        </w:tc>
+        <w:tc>
+          <w:tcPr>
+            <w:tcW w:w="913" w:type="dxa"/>
+            <w:vAlign w:val="center"/>
+          </w:tcPr>
+          <w:p>
+            <w:pPr>
+              <w:pStyle w:val="Compact"/>
+              <w:spacing w:before="0" w:after="0" w:line="280" w:lineRule="exact"/>
+              <w:jc w:val="center"/>
+            </w:pPr>
+            <w:r>
+              <w:rPr>
+                <w:sz w:val="24"/>
+              </w:rPr>
+              <w:t>3</w:t>
+            </w:r>
+          </w:p>
+        </w:tc>
+        <w:tc>
+          <w:tcPr>
+            <w:tcW w:w="2661" w:type="dxa"/>
+            <w:vAlign w:val="center"/>
+          </w:tcPr>
+          <w:p>
+            <w:pPr>
+              <w:pStyle w:val="Compact"/>
+              <w:spacing w:before="0" w:after="0" w:line="280" w:lineRule="exact"/>
+              <w:jc w:val="center"/>
+            </w:pPr>
+            <w:r>
+              <w:rPr>
+                <w:sz w:val="24"/>
+              </w:rPr>
+              <w:t>формальный вход дешев (</w:t>
+            </w:r>
+            <w:r>
+              <w:rPr>
+                <w:i/>
+                <w:sz w:val="24"/>
+              </w:rPr>
+              <w:t>AI</w:t>
+            </w:r>
+            <w:r>
+              <w:rPr>
+                <w:sz w:val="24"/>
+              </w:rPr>
+              <w:t xml:space="preserve">-обертка над таблицей); барьеры - доверие, </w:t>
+            </w:r>
+            <w:r>
+              <w:rPr>
+                <w:sz w:val="24"/>
+              </w:rPr>
+              <w:t>технологии, каналы; индекс барьеров 3,15</w:t>
+            </w:r>
+          </w:p>
+        </w:tc>
+        <w:tc>
+          <w:tcPr>
+            <w:tcW w:w="1981" w:type="dxa"/>
+            <w:vAlign w:val="center"/>
+          </w:tcPr>
+          <w:p>
+            <w:pPr>
+              <w:pStyle w:val="Compact"/>
+              <w:spacing w:before="0" w:after="0" w:line="280" w:lineRule="exact"/>
+              <w:jc w:val="center"/>
+            </w:pPr>
+            <w:r>
+              <w:rPr>
+                <w:i/>
+                <w:sz w:val="24"/>
+              </w:rPr>
+              <w:t>Similarweb</w:t>
+            </w:r>
+            <w:r>
+              <w:rPr>
+                <w:sz w:val="24"/>
+              </w:rPr>
+              <w:t xml:space="preserve">, </w:t>
+            </w:r>
+            <w:r>
+              <w:rPr>
+                <w:i/>
+                <w:sz w:val="24"/>
+              </w:rPr>
+              <w:t>G2</w:t>
+            </w:r>
+            <w:r>
+              <w:rPr>
+                <w:sz w:val="24"/>
+              </w:rPr>
+              <w:t xml:space="preserve">, </w:t>
+            </w:r>
+            <w:r>
+              <w:rPr>
+                <w:i/>
+                <w:sz w:val="24"/>
+              </w:rPr>
+              <w:t>Capterra</w:t>
+            </w:r>
+            <w:r>
+              <w:rPr>
+                <w:sz w:val="24"/>
+              </w:rPr>
+              <w:t>, страницы безопасности</w:t>
+            </w:r>
+          </w:p>
+        </w:tc>
+        <w:tc>
+          <w:tcPr>
+            <w:tcW w:w="2257" w:type="dxa"/>
+            <w:vAlign w:val="center"/>
+          </w:tcPr>
+          <w:p>
+            <w:pPr>
+              <w:pStyle w:val="Compact"/>
+              <w:spacing w:before="0" w:after="0" w:line="280" w:lineRule="exact"/>
+              <w:jc w:val="center"/>
+            </w:pPr>
+            <w:r>
+              <w:rPr>
+                <w:sz w:val="24"/>
+              </w:rPr>
+              <w:t xml:space="preserve">нет данных </w:t>
+            </w:r>
+            <w:r>
+              <w:rPr>
+                <w:i/>
+                <w:sz w:val="24"/>
+              </w:rPr>
+              <w:t>Crunchbase</w:t>
+            </w:r>
+            <w:r>
+              <w:rPr>
+                <w:sz w:val="24"/>
+              </w:rPr>
+              <w:t xml:space="preserve"> и </w:t>
+            </w:r>
+            <w:r>
+              <w:rPr>
+                <w:i/>
+                <w:sz w:val="24"/>
+              </w:rPr>
+              <w:t>BuiltWith</w:t>
+            </w:r>
+            <w:r>
+              <w:rPr>
+                <w:sz w:val="24"/>
+              </w:rPr>
+              <w:t xml:space="preserve"> по всем игрокам</w:t>
+            </w:r>
+          </w:p>
+        </w:tc>
+      </w:tr>
+      <w:tr>
+        <w:trPr>
+          <w:cantSplit/>
+          <w:jc w:val="center"/>
+        </w:trPr>
+        <w:tc>
+          <w:tcPr>
+            <w:tcW w:w="1543" w:type="dxa"/>
+            <w:vAlign w:val="center"/>
+          </w:tcPr>
+          <w:p>
+            <w:pPr>
+              <w:pStyle w:val="Compact"/>
+              <w:spacing w:before="0" w:after="0" w:line="280" w:lineRule="exact"/>
+              <w:jc w:val="center"/>
+            </w:pPr>
+            <w:r>
+              <w:rPr>
+                <w:sz w:val="24"/>
+              </w:rPr>
+              <w:t>Сила покупателей</w:t>
+            </w:r>
+          </w:p>
+        </w:tc>
+        <w:tc>
+          <w:tcPr>
+            <w:tcW w:w="913" w:type="dxa"/>
+            <w:vAlign w:val="center"/>
+          </w:tcPr>
+          <w:p>
+            <w:pPr>
+              <w:pStyle w:val="Compact"/>
+              <w:spacing w:before="0" w:after="0" w:line="280" w:lineRule="exact"/>
+              <w:jc w:val="center"/>
+            </w:pPr>
+            <w:r>
+              <w:rPr>
+                <w:sz w:val="24"/>
+              </w:rPr>
+              <w:t>3</w:t>
+            </w:r>
+          </w:p>
+        </w:tc>
+        <w:tc>
+          <w:tcPr>
+            <w:tcW w:w="2661" w:type="dxa"/>
+            <w:vAlign w:val="center"/>
+          </w:tcPr>
+          <w:p>
+            <w:pPr>
+              <w:pStyle w:val="Compact"/>
+              <w:spacing w:before="0" w:after="0" w:line="280" w:lineRule="exact"/>
+              <w:jc w:val="center"/>
+            </w:pPr>
+            <w:r>
+              <w:rPr>
+                <w:sz w:val="24"/>
+              </w:rPr>
+              <w:t xml:space="preserve">переключение дешево, бесплатные тарифы и </w:t>
+            </w:r>
+            <w:r>
+              <w:rPr>
+                <w:i/>
+                <w:sz w:val="24"/>
+              </w:rPr>
+              <w:t>AI</w:t>
+            </w:r>
+            <w:r>
+              <w:rPr>
+                <w:sz w:val="24"/>
+              </w:rPr>
+              <w:t>-подписки за 8-18 </w:t>
+            </w:r>
+            <w:r>
+              <w:rPr>
+                <w:i/>
+                <w:sz w:val="24"/>
+              </w:rPr>
+              <w:t>USD</w:t>
+            </w:r>
+            <w:r>
+              <w:rPr>
+                <w:sz w:val="24"/>
+              </w:rPr>
+              <w:t>; платежеспособность сегментов до</w:t>
+            </w:r>
+            <w:r>
+              <w:rPr>
+                <w:sz w:val="24"/>
+              </w:rPr>
+              <w:t>статочная (индекс 2,4)</w:t>
+            </w:r>
+          </w:p>
+        </w:tc>
+        <w:tc>
+          <w:tcPr>
+            <w:tcW w:w="1981" w:type="dxa"/>
+            <w:vAlign w:val="center"/>
+          </w:tcPr>
+          <w:p>
+            <w:pPr>
+              <w:pStyle w:val="Compact"/>
+              <w:spacing w:before="0" w:after="0" w:line="280" w:lineRule="exact"/>
+              <w:jc w:val="center"/>
+            </w:pPr>
+            <w:r>
+              <w:rPr>
+                <w:i/>
+                <w:sz w:val="24"/>
+              </w:rPr>
+              <w:t>Capterra</w:t>
+            </w:r>
+            <w:r>
+              <w:rPr>
+                <w:sz w:val="24"/>
+              </w:rPr>
+              <w:t xml:space="preserve">, </w:t>
+            </w:r>
+            <w:r>
+              <w:rPr>
+                <w:i/>
+                <w:sz w:val="24"/>
+              </w:rPr>
+              <w:t>Trustpilot</w:t>
+            </w:r>
+            <w:r>
+              <w:rPr>
+                <w:sz w:val="24"/>
+              </w:rPr>
+              <w:t>, ЛР2-3, страницы цен</w:t>
+            </w:r>
+          </w:p>
+        </w:tc>
+        <w:tc>
+          <w:tcPr>
+            <w:tcW w:w="2257" w:type="dxa"/>
+            <w:vAlign w:val="center"/>
+          </w:tcPr>
+          <w:p>
+            <w:pPr>
+              <w:pStyle w:val="Compact"/>
+              <w:spacing w:before="0" w:after="0" w:line="280" w:lineRule="exact"/>
+              <w:jc w:val="center"/>
+            </w:pPr>
+            <w:r>
+              <w:rPr>
+                <w:sz w:val="24"/>
+              </w:rPr>
+              <w:t>отзывы смещены в сторону корпоративных платформ</w:t>
+            </w:r>
+          </w:p>
+        </w:tc>
+      </w:tr>
+      <w:tr>
+        <w:trPr>
+          <w:cantSplit/>
+          <w:jc w:val="center"/>
+        </w:trPr>
+        <w:tc>
+          <w:tcPr>
+            <w:tcW w:w="1543" w:type="dxa"/>
+            <w:vAlign w:val="center"/>
+          </w:tcPr>
+          <w:p>
+            <w:pPr>
+              <w:pStyle w:val="Compact"/>
+              <w:spacing w:before="0" w:after="0" w:line="280" w:lineRule="exact"/>
+              <w:jc w:val="center"/>
+            </w:pPr>
+            <w:r>
+              <w:rPr>
+                <w:sz w:val="24"/>
+              </w:rPr>
+              <w:t>Сила поставщиков</w:t>
+            </w:r>
+          </w:p>
+        </w:tc>
+        <w:tc>
+          <w:tcPr>
+            <w:tcW w:w="913" w:type="dxa"/>
+            <w:vAlign w:val="center"/>
+          </w:tcPr>
+          <w:p>
+            <w:pPr>
+              <w:pStyle w:val="Compact"/>
+              <w:spacing w:before="0" w:after="0" w:line="280" w:lineRule="exact"/>
+              <w:jc w:val="center"/>
+            </w:pPr>
+            <w:r>
+              <w:rPr>
+                <w:sz w:val="24"/>
+              </w:rPr>
+              <w:t>2</w:t>
+            </w:r>
+          </w:p>
+        </w:tc>
+        <w:tc>
+          <w:tcPr>
+            <w:tcW w:w="2661" w:type="dxa"/>
+            <w:vAlign w:val="center"/>
+          </w:tcPr>
+          <w:p>
+            <w:pPr>
+              <w:pStyle w:val="Compact"/>
+              <w:spacing w:before="0" w:after="0" w:line="280" w:lineRule="exact"/>
+              <w:jc w:val="center"/>
+            </w:pPr>
+            <w:r>
+              <w:rPr>
+                <w:sz w:val="24"/>
+              </w:rPr>
+              <w:t xml:space="preserve">зависимость от </w:t>
+            </w:r>
+            <w:r>
+              <w:rPr>
+                <w:i/>
+                <w:sz w:val="24"/>
+              </w:rPr>
+              <w:t>Microsoft</w:t>
+            </w:r>
+            <w:r>
+              <w:rPr>
+                <w:sz w:val="24"/>
+              </w:rPr>
+              <w:t xml:space="preserve"> (</w:t>
+            </w:r>
+            <w:r>
+              <w:rPr>
+                <w:i/>
+                <w:sz w:val="24"/>
+              </w:rPr>
+              <w:t>Excel</w:t>
+            </w:r>
+            <w:r>
+              <w:rPr>
+                <w:sz w:val="24"/>
+              </w:rPr>
+              <w:t xml:space="preserve">, </w:t>
+            </w:r>
+            <w:r>
+              <w:rPr>
+                <w:i/>
+                <w:sz w:val="24"/>
+              </w:rPr>
+              <w:t>AppSource</w:t>
+            </w:r>
+            <w:r>
+              <w:rPr>
+                <w:sz w:val="24"/>
+              </w:rPr>
+              <w:t xml:space="preserve">), облака и платежей; провайдеров </w:t>
+            </w:r>
+            <w:r>
+              <w:rPr>
+                <w:i/>
+                <w:sz w:val="24"/>
+              </w:rPr>
+              <w:t>LLM</w:t>
+            </w:r>
+            <w:r>
+              <w:rPr>
+                <w:sz w:val="24"/>
+              </w:rPr>
+              <w:t xml:space="preserve"> несколько</w:t>
+            </w:r>
+          </w:p>
+        </w:tc>
+        <w:tc>
+          <w:tcPr>
+            <w:tcW w:w="1981" w:type="dxa"/>
+            <w:vAlign w:val="center"/>
+          </w:tcPr>
+          <w:p>
+            <w:pPr>
+              <w:pStyle w:val="Compact"/>
+              <w:spacing w:before="0" w:after="0" w:line="280" w:lineRule="exact"/>
+              <w:jc w:val="center"/>
+            </w:pPr>
+            <w:r>
+              <w:rPr>
+                <w:sz w:val="24"/>
+              </w:rPr>
+              <w:t xml:space="preserve">условия </w:t>
+            </w:r>
+            <w:r>
+              <w:rPr>
+                <w:i/>
+                <w:sz w:val="24"/>
+              </w:rPr>
+              <w:t>AppSource</w:t>
+            </w:r>
+            <w:r>
+              <w:rPr>
+                <w:sz w:val="24"/>
+              </w:rPr>
+              <w:t xml:space="preserve">, ПЗ1, </w:t>
+            </w:r>
+            <w:r>
+              <w:rPr>
+                <w:sz w:val="24"/>
+              </w:rPr>
+              <w:t>страницы провайдеров</w:t>
+            </w:r>
+          </w:p>
+        </w:tc>
+        <w:tc>
+          <w:tcPr>
+            <w:tcW w:w="2257" w:type="dxa"/>
+            <w:vAlign w:val="center"/>
+          </w:tcPr>
+          <w:p>
+            <w:pPr>
+              <w:pStyle w:val="Compact"/>
+              <w:spacing w:before="0" w:after="0" w:line="280" w:lineRule="exact"/>
+              <w:jc w:val="center"/>
+            </w:pPr>
+            <w:r>
+              <w:rPr>
+                <w:sz w:val="24"/>
+              </w:rPr>
+              <w:t>контракты и тарифы провайдеров изменяются</w:t>
+            </w:r>
+          </w:p>
+        </w:tc>
+      </w:tr>
+      <w:tr>
+        <w:trPr>
+          <w:cantSplit/>
+          <w:jc w:val="center"/>
+        </w:trPr>
+        <w:tc>
+          <w:tcPr>
+            <w:tcW w:w="1543" w:type="dxa"/>
+            <w:vAlign w:val="center"/>
+          </w:tcPr>
+          <w:p>
+            <w:pPr>
+              <w:pStyle w:val="Compact"/>
+              <w:spacing w:before="0" w:after="0" w:line="280" w:lineRule="exact"/>
+              <w:jc w:val="center"/>
+            </w:pPr>
+            <w:r>
+              <w:rPr>
+                <w:sz w:val="24"/>
+              </w:rPr>
+              <w:t>Угроза заменителей</w:t>
+            </w:r>
+          </w:p>
+        </w:tc>
+        <w:tc>
+          <w:tcPr>
+            <w:tcW w:w="913" w:type="dxa"/>
+            <w:vAlign w:val="center"/>
+          </w:tcPr>
+          <w:p>
+            <w:pPr>
+              <w:pStyle w:val="Compact"/>
+              <w:spacing w:before="0" w:after="0" w:line="280" w:lineRule="exact"/>
+              <w:jc w:val="center"/>
+            </w:pPr>
+            <w:r>
+              <w:rPr>
+                <w:sz w:val="24"/>
+              </w:rPr>
+              <w:t>3</w:t>
+            </w:r>
+          </w:p>
+        </w:tc>
+        <w:tc>
+          <w:tcPr>
+            <w:tcW w:w="2661" w:type="dxa"/>
+            <w:vAlign w:val="center"/>
+          </w:tcPr>
+          <w:p>
+            <w:pPr>
+              <w:pStyle w:val="Compact"/>
+              <w:spacing w:before="0" w:after="0" w:line="280" w:lineRule="exact"/>
+              <w:jc w:val="center"/>
+            </w:pPr>
+            <w:r>
+              <w:rPr>
+                <w:sz w:val="24"/>
+              </w:rPr>
+              <w:t xml:space="preserve">заменители и частичные конкуренты дают 73 % релевантного трафика; встроенные </w:t>
+            </w:r>
+            <w:r>
+              <w:rPr>
+                <w:i/>
+                <w:sz w:val="24"/>
+              </w:rPr>
+              <w:t>Copilot</w:t>
+            </w:r>
+            <w:r>
+              <w:rPr>
+                <w:sz w:val="24"/>
+              </w:rPr>
+              <w:t xml:space="preserve"> и </w:t>
+            </w:r>
+            <w:r>
+              <w:rPr>
+                <w:i/>
+                <w:sz w:val="24"/>
+              </w:rPr>
+              <w:t>Spreadsheet</w:t>
+            </w:r>
+            <w:r>
+              <w:rPr>
+                <w:sz w:val="24"/>
+              </w:rPr>
+              <w:t xml:space="preserve"> </w:t>
+            </w:r>
+            <w:r>
+              <w:rPr>
+                <w:i/>
+                <w:sz w:val="24"/>
+              </w:rPr>
+              <w:t>Inquire</w:t>
+            </w:r>
+          </w:p>
+        </w:tc>
+        <w:tc>
+          <w:tcPr>
+            <w:tcW w:w="1981" w:type="dxa"/>
+            <w:vAlign w:val="center"/>
+          </w:tcPr>
+          <w:p>
+            <w:pPr>
+              <w:pStyle w:val="Compact"/>
+              <w:spacing w:before="0" w:after="0" w:line="280" w:lineRule="exact"/>
+              <w:jc w:val="center"/>
+            </w:pPr>
+            <w:r>
+              <w:rPr>
+                <w:i/>
+                <w:sz w:val="24"/>
+              </w:rPr>
+              <w:t>Similarweb</w:t>
+            </w:r>
+            <w:r>
+              <w:rPr>
+                <w:sz w:val="24"/>
+              </w:rPr>
+              <w:t>, страницы продуктов, ЛР5</w:t>
+            </w:r>
+          </w:p>
+        </w:tc>
+        <w:tc>
+          <w:tcPr>
+            <w:tcW w:w="2257" w:type="dxa"/>
+            <w:vAlign w:val="center"/>
+          </w:tcPr>
+          <w:p>
+            <w:pPr>
+              <w:pStyle w:val="Compact"/>
+              <w:spacing w:before="0" w:after="0" w:line="280" w:lineRule="exact"/>
+              <w:jc w:val="center"/>
+            </w:pPr>
+            <w:r>
+              <w:rPr>
+                <w:sz w:val="24"/>
+              </w:rPr>
+              <w:t>нет данных о реальной доле к</w:t>
+            </w:r>
+            <w:r>
+              <w:rPr>
+                <w:sz w:val="24"/>
+              </w:rPr>
+              <w:t>лиентов, ушедших к заменителям</w:t>
+            </w:r>
+          </w:p>
+        </w:tc>
+      </w:tr>
+    </w:tbl>
+    <w:p>
+      <w:pPr>
+        <w:pStyle w:val="FirstParagraph"/>
+        <w:spacing w:before="0" w:after="0" w:line="360" w:lineRule="exact"/>
+        <w:ind w:firstLine="709"/>
+        <w:jc w:val="both"/>
+      </w:pPr>
+      <w:r>
+        <w:rPr>
+          <w:sz w:val="28"/>
+        </w:rPr>
+        <w:t>Матрица связывает каждую оценку с доказательствами и источниками: высокое давление создают новые участники, покупатели и заменители, среднее - конкуренция игроков и поставщики; ограничения показывают, где оценка опирается на</w:t>
+      </w:r>
+      <w:r>
+        <w:rPr>
+          <w:sz w:val="28"/>
+        </w:rPr>
+        <w:t xml:space="preserve"> косвенные данные.</w:t>
+      </w:r>
+    </w:p>
+    <w:p>
+      <w:pPr>
+        <w:pStyle w:val="a0"/>
+        <w:spacing w:before="0" w:after="0" w:line="360" w:lineRule="exact"/>
+        <w:ind w:firstLine="709"/>
+        <w:jc w:val="both"/>
+      </w:pPr>
+      <w:r>
+        <w:rPr>
+          <w:sz w:val="28"/>
+        </w:rPr>
+        <w:t>В таблице 15 представлено: рабочий журнал источников данных.</w:t>
+      </w:r>
+    </w:p>
+    <w:p>
+      <w:pPr>
+        <w:pStyle w:val="a0"/>
+        <w:keepNext/>
+        <w:spacing w:before="0" w:after="0" w:line="360" w:lineRule="exact"/>
+      </w:pPr>
+      <w:r>
+        <w:rPr>
+          <w:sz w:val="28"/>
+        </w:rPr>
+        <w:t>Таблица 15 – Рабочий журнал источников данных</w:t>
+      </w:r>
+    </w:p>
+    <w:tbl>
+      <w:tblPr>
+        <w:tblStyle w:val="Table"/>
+        <w:tblW w:w="9355" w:type="dxa"/>
+        <w:jc w:val="center"/>
+        <w:tblBorders>
+          <w:top w:val="single" w:sz="4" w:space="0" w:color="000000"/>
+          <w:left w:val="single" w:sz="4" w:space="0" w:color="000000"/>
+          <w:bottom w:val="single" w:sz="4" w:space="0" w:color="000000"/>
+          <w:right w:val="single" w:sz="4" w:space="0" w:color="000000"/>
+          <w:insideH w:val="single" w:sz="4" w:space="0" w:color="000000"/>
+          <w:insideV w:val="single" w:sz="4" w:space="0" w:color="000000"/>
+        </w:tblBorders>
+        <w:tblLayout w:type="fixed"/>
+        <w:tblLook w:val="0020" w:firstRow="1" w:lastRow="0" w:firstColumn="0" w:lastColumn="0" w:noHBand="0" w:noVBand="0"/>
+      </w:tblPr>
+      <w:tblGrid>
+        <w:gridCol w:w="1023"/>
+        <w:gridCol w:w="1114"/>
+        <w:gridCol w:w="1440"/>
+        <w:gridCol w:w="1231"/>
+        <w:gridCol w:w="1114"/>
+        <w:gridCol w:w="1205"/>
+        <w:gridCol w:w="1114"/>
+        <w:gridCol w:w="1114"/>
+      </w:tblGrid>
+      <w:tr>
+        <w:trPr>
+          <w:cnfStyle w:val="100000000000" w:firstRow="1" w:lastRow="0" w:firstColumn="0" w:lastColumn="0" w:oddVBand="0" w:evenVBand="0" w:oddHBand="0" w:evenHBand="0" w:firstRowFirstColumn="0" w:firstRowLastColumn="0" w:lastRowFirstColumn="0" w:lastRowLastColumn="0"/>
+          <w:cantSplit/>
+          <w:tblHeader/>
+          <w:jc w:val="center"/>
+        </w:trPr>
+        <w:tc>
+          <w:tcPr>
+            <w:tcW w:w="1023" w:type="dxa"/>
+            <w:vAlign w:val="center"/>
+          </w:tcPr>
+          <w:p>
+            <w:pPr>
+              <w:pStyle w:val="Compact"/>
+              <w:spacing w:before="0" w:after="0" w:line="280" w:lineRule="exact"/>
+              <w:jc w:val="center"/>
+            </w:pPr>
+            <w:r>
+              <w:rPr>
+                <w:b/>
+                <w:sz w:val="24"/>
+              </w:rPr>
+              <w:t>Дата</w:t>
+            </w:r>
+          </w:p>
+        </w:tc>
+        <w:tc>
+          <w:tcPr>
+            <w:tcW w:w="1114" w:type="dxa"/>
+            <w:vAlign w:val="center"/>
+          </w:tcPr>
+          <w:p>
+            <w:pPr>
+              <w:pStyle w:val="Compact"/>
+              <w:spacing w:before="0" w:after="0" w:line="280" w:lineRule="exact"/>
+              <w:jc w:val="center"/>
+            </w:pPr>
+            <w:r>
+              <w:rPr>
+                <w:b/>
+                <w:sz w:val="24"/>
+              </w:rPr>
+              <w:t>Сила Портера</w:t>
+            </w:r>
+          </w:p>
+        </w:tc>
+        <w:tc>
+          <w:tcPr>
+            <w:tcW w:w="1440" w:type="dxa"/>
+            <w:vAlign w:val="center"/>
+          </w:tcPr>
+          <w:p>
+            <w:pPr>
+              <w:pStyle w:val="Compact"/>
+              <w:spacing w:before="0" w:after="0" w:line="280" w:lineRule="exact"/>
+              <w:jc w:val="center"/>
+            </w:pPr>
+            <w:r>
+              <w:rPr>
+                <w:b/>
+                <w:sz w:val="24"/>
+              </w:rPr>
+              <w:t>Аналитический пункт</w:t>
+            </w:r>
+          </w:p>
+        </w:tc>
+        <w:tc>
+          <w:tcPr>
+            <w:tcW w:w="1231" w:type="dxa"/>
+            <w:vAlign w:val="center"/>
+          </w:tcPr>
+          <w:p>
+            <w:pPr>
+              <w:pStyle w:val="Compact"/>
+              <w:spacing w:before="0" w:after="0" w:line="280" w:lineRule="exact"/>
+              <w:jc w:val="center"/>
+            </w:pPr>
+            <w:r>
+              <w:rPr>
+                <w:b/>
+                <w:sz w:val="24"/>
+              </w:rPr>
+              <w:t>Источник</w:t>
+            </w:r>
+          </w:p>
+        </w:tc>
+        <w:tc>
+          <w:tcPr>
+            <w:tcW w:w="1114" w:type="dxa"/>
+            <w:vAlign w:val="center"/>
+          </w:tcPr>
+          <w:p>
+            <w:pPr>
+              <w:pStyle w:val="Compact"/>
+              <w:spacing w:before="0" w:after="0" w:line="280" w:lineRule="exact"/>
+              <w:jc w:val="center"/>
+            </w:pPr>
+            <w:r>
+              <w:rPr>
+                <w:b/>
+                <w:sz w:val="24"/>
+              </w:rPr>
+              <w:t>Период и география</w:t>
+            </w:r>
+          </w:p>
+        </w:tc>
+        <w:tc>
+          <w:tcPr>
+            <w:tcW w:w="1205" w:type="dxa"/>
+            <w:vAlign w:val="center"/>
+          </w:tcPr>
+          <w:p>
+            <w:pPr>
+              <w:pStyle w:val="Compact"/>
+              <w:spacing w:before="0" w:after="0" w:line="280" w:lineRule="exact"/>
+              <w:jc w:val="center"/>
+            </w:pPr>
+            <w:r>
+              <w:rPr>
+                <w:b/>
+                <w:sz w:val="24"/>
+              </w:rPr>
+              <w:t>Показатели</w:t>
+            </w:r>
+          </w:p>
+        </w:tc>
+        <w:tc>
+          <w:tcPr>
+            <w:tcW w:w="1114" w:type="dxa"/>
+            <w:vAlign w:val="center"/>
+          </w:tcPr>
+          <w:p>
+            <w:pPr>
+              <w:pStyle w:val="Compact"/>
+              <w:spacing w:before="0" w:after="0" w:line="280" w:lineRule="exact"/>
+              <w:jc w:val="center"/>
+            </w:pPr>
+            <w:r>
+              <w:rPr>
+                <w:b/>
+                <w:sz w:val="24"/>
+              </w:rPr>
+              <w:t>Вывод</w:t>
+            </w:r>
+          </w:p>
+        </w:tc>
+        <w:tc>
+          <w:tcPr>
+            <w:tcW w:w="1114" w:type="dxa"/>
+            <w:vAlign w:val="center"/>
+          </w:tcPr>
+          <w:p>
+            <w:pPr>
+              <w:pStyle w:val="Compact"/>
+              <w:spacing w:before="0" w:after="0" w:line="280" w:lineRule="exact"/>
+              <w:jc w:val="center"/>
+            </w:pPr>
+            <w:r>
+              <w:rPr>
+                <w:b/>
+                <w:sz w:val="24"/>
+              </w:rPr>
+              <w:t>Ограничения</w:t>
+            </w:r>
+          </w:p>
+        </w:tc>
+      </w:tr>
+      <w:tr>
+        <w:trPr>
+          <w:cantSplit/>
+          <w:jc w:val="center"/>
+        </w:trPr>
+        <w:tc>
+          <w:tcPr>
+            <w:tcW w:w="1023" w:type="dxa"/>
+            <w:vAlign w:val="center"/>
+          </w:tcPr>
+          <w:p>
+            <w:pPr>
+              <w:pStyle w:val="Compact"/>
+              <w:spacing w:before="0" w:after="0" w:line="280" w:lineRule="exact"/>
+              <w:jc w:val="center"/>
+            </w:pPr>
+            <w:r>
+              <w:rPr>
+                <w:sz w:val="24"/>
+              </w:rPr>
+              <w:t>03.10.2026</w:t>
+            </w:r>
+          </w:p>
+        </w:tc>
+        <w:tc>
+          <w:tcPr>
+            <w:tcW w:w="1114" w:type="dxa"/>
+            <w:vAlign w:val="center"/>
+          </w:tcPr>
+          <w:p>
+            <w:pPr>
+              <w:pStyle w:val="Compact"/>
+              <w:spacing w:before="0" w:after="0" w:line="280" w:lineRule="exact"/>
+              <w:jc w:val="center"/>
+            </w:pPr>
+            <w:r>
+              <w:rPr>
+                <w:sz w:val="24"/>
+              </w:rPr>
+              <w:t>конкуренция</w:t>
+            </w:r>
+          </w:p>
+        </w:tc>
+        <w:tc>
+          <w:tcPr>
+            <w:tcW w:w="1440" w:type="dxa"/>
+            <w:vAlign w:val="center"/>
+          </w:tcPr>
+          <w:p>
+            <w:pPr>
+              <w:pStyle w:val="Compact"/>
+              <w:spacing w:before="0" w:after="0" w:line="280" w:lineRule="exact"/>
+              <w:jc w:val="center"/>
+            </w:pPr>
+            <w:r>
+              <w:rPr>
+                <w:sz w:val="24"/>
+              </w:rPr>
+              <w:t>трафик игроков</w:t>
+            </w:r>
+          </w:p>
+        </w:tc>
+        <w:tc>
+          <w:tcPr>
+            <w:tcW w:w="1231" w:type="dxa"/>
+            <w:vAlign w:val="center"/>
+          </w:tcPr>
+          <w:p>
+            <w:pPr>
+              <w:pStyle w:val="Compact"/>
+              <w:spacing w:before="0" w:after="0" w:line="280" w:lineRule="exact"/>
+              <w:jc w:val="center"/>
+            </w:pPr>
+            <w:r>
+              <w:rPr>
+                <w:i/>
+                <w:sz w:val="24"/>
+              </w:rPr>
+              <w:t>Similarweb</w:t>
+            </w:r>
+            <w:r>
+              <w:rPr>
+                <w:sz w:val="24"/>
+              </w:rPr>
+              <w:t xml:space="preserve"> </w:t>
+            </w:r>
+            <w:r>
+              <w:rPr>
+                <w:i/>
+                <w:sz w:val="24"/>
+              </w:rPr>
+              <w:t>Pro</w:t>
+            </w:r>
+          </w:p>
+        </w:tc>
+        <w:tc>
+          <w:tcPr>
+            <w:tcW w:w="1114" w:type="dxa"/>
+            <w:vAlign w:val="center"/>
+          </w:tcPr>
+          <w:p>
+            <w:pPr>
+              <w:pStyle w:val="Compact"/>
+              <w:spacing w:before="0" w:after="0" w:line="280" w:lineRule="exact"/>
+              <w:jc w:val="center"/>
+            </w:pPr>
+            <w:r>
+              <w:rPr>
+                <w:sz w:val="24"/>
+              </w:rPr>
+              <w:t>06-08.2026, мир</w:t>
+            </w:r>
+          </w:p>
+        </w:tc>
+        <w:tc>
+          <w:tcPr>
+            <w:tcW w:w="1205" w:type="dxa"/>
+            <w:vAlign w:val="center"/>
+          </w:tcPr>
+          <w:p>
+            <w:pPr>
+              <w:pStyle w:val="Compact"/>
+              <w:spacing w:before="0" w:after="0" w:line="280" w:lineRule="exact"/>
+              <w:jc w:val="center"/>
+            </w:pPr>
+            <w:r>
+              <w:rPr>
+                <w:sz w:val="24"/>
+              </w:rPr>
+              <w:t>визиты, каналы, страны</w:t>
+            </w:r>
+          </w:p>
+        </w:tc>
+        <w:tc>
+          <w:tcPr>
+            <w:tcW w:w="1114" w:type="dxa"/>
+            <w:vAlign w:val="center"/>
+          </w:tcPr>
+          <w:p>
+            <w:pPr>
+              <w:pStyle w:val="Compact"/>
+              <w:spacing w:before="0" w:after="0" w:line="280" w:lineRule="exact"/>
+              <w:jc w:val="center"/>
+            </w:pPr>
+            <w:r>
+              <w:rPr>
+                <w:i/>
+                <w:sz w:val="24"/>
+              </w:rPr>
+              <w:t>CR3</w:t>
+            </w:r>
+            <w:r>
+              <w:rPr>
+                <w:sz w:val="24"/>
+              </w:rPr>
+              <w:t xml:space="preserve"> 52 %, </w:t>
+            </w:r>
+            <w:r>
+              <w:rPr>
+                <w:i/>
+                <w:sz w:val="24"/>
+              </w:rPr>
+              <w:t>HHI</w:t>
+            </w:r>
+            <w:r>
+              <w:rPr>
+                <w:sz w:val="24"/>
+              </w:rPr>
+              <w:t xml:space="preserve"> 1 360</w:t>
+            </w:r>
+          </w:p>
+        </w:tc>
+        <w:tc>
+          <w:tcPr>
+            <w:tcW w:w="1114" w:type="dxa"/>
+            <w:vAlign w:val="center"/>
+          </w:tcPr>
+          <w:p>
+            <w:pPr>
+              <w:pStyle w:val="Compact"/>
+              <w:spacing w:before="0" w:after="0" w:line="280" w:lineRule="exact"/>
+              <w:jc w:val="center"/>
+            </w:pPr>
+            <w:r>
+              <w:rPr>
+                <w:sz w:val="24"/>
+              </w:rPr>
+              <w:t>оценочные данные</w:t>
+            </w:r>
+          </w:p>
+        </w:tc>
+      </w:tr>
+      <w:tr>
+        <w:trPr>
+          <w:cantSplit/>
+          <w:jc w:val="center"/>
+        </w:trPr>
+        <w:tc>
+          <w:tcPr>
+            <w:tcW w:w="1023" w:type="dxa"/>
+            <w:vAlign w:val="center"/>
+          </w:tcPr>
+          <w:p>
+            <w:pPr>
+              <w:pStyle w:val="Compact"/>
+              <w:spacing w:before="0" w:after="0" w:line="280" w:lineRule="exact"/>
+              <w:jc w:val="center"/>
+            </w:pPr>
+            <w:r>
+              <w:rPr>
+                <w:sz w:val="24"/>
+              </w:rPr>
+              <w:lastRenderedPageBreak/>
+              <w:t>03.10.2026</w:t>
+            </w:r>
+          </w:p>
+        </w:tc>
+        <w:tc>
+          <w:tcPr>
+            <w:tcW w:w="1114" w:type="dxa"/>
+            <w:vAlign w:val="center"/>
+          </w:tcPr>
+          <w:p>
+            <w:pPr>
+              <w:pStyle w:val="Compact"/>
+              <w:spacing w:before="0" w:after="0" w:line="280" w:lineRule="exact"/>
+              <w:jc w:val="center"/>
+            </w:pPr>
+            <w:r>
+              <w:rPr>
+                <w:sz w:val="24"/>
+              </w:rPr>
+              <w:t>конкуренция</w:t>
+            </w:r>
+          </w:p>
+        </w:tc>
+        <w:tc>
+          <w:tcPr>
+            <w:tcW w:w="1440" w:type="dxa"/>
+            <w:vAlign w:val="center"/>
+          </w:tcPr>
+          <w:p>
+            <w:pPr>
+              <w:pStyle w:val="Compact"/>
+              <w:spacing w:before="0" w:after="0" w:line="280" w:lineRule="exact"/>
+              <w:jc w:val="center"/>
+            </w:pPr>
+            <w:r>
+              <w:rPr>
+                <w:sz w:val="24"/>
+              </w:rPr>
+              <w:t>отзывы и рейтинги</w:t>
+            </w:r>
+          </w:p>
+        </w:tc>
+        <w:tc>
+          <w:tcPr>
+            <w:tcW w:w="1231" w:type="dxa"/>
+            <w:vAlign w:val="center"/>
+          </w:tcPr>
+          <w:p>
+            <w:pPr>
+              <w:pStyle w:val="Compact"/>
+              <w:spacing w:before="0" w:after="0" w:line="280" w:lineRule="exact"/>
+              <w:jc w:val="center"/>
+            </w:pPr>
+            <w:r>
+              <w:rPr>
+                <w:i/>
+                <w:sz w:val="24"/>
+              </w:rPr>
+              <w:t>G2</w:t>
+            </w:r>
+            <w:r>
+              <w:rPr>
+                <w:sz w:val="24"/>
+              </w:rPr>
+              <w:t xml:space="preserve">, </w:t>
+            </w:r>
+            <w:r>
+              <w:rPr>
+                <w:i/>
+                <w:sz w:val="24"/>
+              </w:rPr>
+              <w:t>Capterra</w:t>
+            </w:r>
+            <w:r>
+              <w:rPr>
+                <w:sz w:val="24"/>
+              </w:rPr>
+              <w:t xml:space="preserve">, </w:t>
+            </w:r>
+            <w:r>
+              <w:rPr>
+                <w:i/>
+                <w:sz w:val="24"/>
+              </w:rPr>
+              <w:t>Trustpilot</w:t>
+            </w:r>
+          </w:p>
+        </w:tc>
+        <w:tc>
+          <w:tcPr>
+            <w:tcW w:w="1114" w:type="dxa"/>
+            <w:vAlign w:val="center"/>
+          </w:tcPr>
+          <w:p>
+            <w:pPr>
+              <w:pStyle w:val="Compact"/>
+              <w:spacing w:before="0" w:after="0" w:line="280" w:lineRule="exact"/>
+              <w:jc w:val="center"/>
+            </w:pPr>
+            <w:r>
+              <w:rPr>
+                <w:sz w:val="24"/>
+              </w:rPr>
+              <w:t>актуальные карточки</w:t>
+            </w:r>
+          </w:p>
+        </w:tc>
+        <w:tc>
+          <w:tcPr>
+            <w:tcW w:w="1205" w:type="dxa"/>
+            <w:vAlign w:val="center"/>
+          </w:tcPr>
+          <w:p>
+            <w:pPr>
+              <w:pStyle w:val="Compact"/>
+              <w:spacing w:before="0" w:after="0" w:line="280" w:lineRule="exact"/>
+              <w:jc w:val="center"/>
+            </w:pPr>
+            <w:r>
+              <w:rPr>
+                <w:sz w:val="24"/>
+              </w:rPr>
+              <w:t>число отзывов, рейтинг</w:t>
+            </w:r>
+          </w:p>
+        </w:tc>
+        <w:tc>
+          <w:tcPr>
+            <w:tcW w:w="1114" w:type="dxa"/>
+            <w:vAlign w:val="center"/>
+          </w:tcPr>
+          <w:p>
+            <w:pPr>
+              <w:pStyle w:val="Compact"/>
+              <w:spacing w:before="0" w:after="0" w:line="280" w:lineRule="exact"/>
+              <w:jc w:val="center"/>
+            </w:pPr>
+            <w:r>
+              <w:rPr>
+                <w:sz w:val="24"/>
+              </w:rPr>
+              <w:t>у прямых конкурентов 0-19 отзывов</w:t>
+            </w:r>
+          </w:p>
+        </w:tc>
+        <w:tc>
+          <w:tcPr>
+            <w:tcW w:w="1114" w:type="dxa"/>
+            <w:vAlign w:val="center"/>
+          </w:tcPr>
+          <w:p>
+            <w:pPr>
+              <w:pStyle w:val="Compact"/>
+              <w:spacing w:before="0" w:after="0" w:line="280" w:lineRule="exact"/>
+              <w:jc w:val="center"/>
+            </w:pPr>
+            <w:r>
+              <w:rPr>
+                <w:sz w:val="24"/>
+              </w:rPr>
+              <w:t>смещение отзывов</w:t>
+            </w:r>
+          </w:p>
+        </w:tc>
+      </w:tr>
+      <w:tr>
+        <w:trPr>
+          <w:cantSplit/>
+          <w:jc w:val="center"/>
+        </w:trPr>
+        <w:tc>
+          <w:tcPr>
+            <w:tcW w:w="1023" w:type="dxa"/>
+            <w:vAlign w:val="center"/>
+          </w:tcPr>
+          <w:p>
+            <w:pPr>
+              <w:pStyle w:val="Compact"/>
+              <w:spacing w:before="0" w:after="0" w:line="280" w:lineRule="exact"/>
+              <w:jc w:val="center"/>
+            </w:pPr>
+            <w:r>
+              <w:rPr>
+                <w:sz w:val="24"/>
+              </w:rPr>
+              <w:t>03.10.2026</w:t>
+            </w:r>
+          </w:p>
+        </w:tc>
+        <w:tc>
+          <w:tcPr>
+            <w:tcW w:w="1114" w:type="dxa"/>
+            <w:vAlign w:val="center"/>
+          </w:tcPr>
+          <w:p>
+            <w:pPr>
+              <w:pStyle w:val="Compact"/>
+              <w:spacing w:before="0" w:after="0" w:line="280" w:lineRule="exact"/>
+              <w:jc w:val="center"/>
+            </w:pPr>
+            <w:r>
+              <w:rPr>
+                <w:sz w:val="24"/>
+              </w:rPr>
+              <w:t>конкуренция</w:t>
+            </w:r>
+          </w:p>
+        </w:tc>
+        <w:tc>
+          <w:tcPr>
+            <w:tcW w:w="1440" w:type="dxa"/>
+            <w:vAlign w:val="center"/>
+          </w:tcPr>
+          <w:p>
+            <w:pPr>
+              <w:pStyle w:val="Compact"/>
+              <w:spacing w:before="0" w:after="0" w:line="280" w:lineRule="exact"/>
+              <w:jc w:val="center"/>
+            </w:pPr>
+            <w:r>
+              <w:rPr>
+                <w:sz w:val="24"/>
+              </w:rPr>
+              <w:t>цены</w:t>
+            </w:r>
+          </w:p>
+        </w:tc>
+        <w:tc>
+          <w:tcPr>
+            <w:tcW w:w="1231" w:type="dxa"/>
+            <w:vAlign w:val="center"/>
+          </w:tcPr>
+          <w:p>
+            <w:pPr>
+              <w:pStyle w:val="Compact"/>
+              <w:spacing w:before="0" w:after="0" w:line="280" w:lineRule="exact"/>
+              <w:jc w:val="center"/>
+            </w:pPr>
+            <w:r>
+              <w:rPr>
+                <w:sz w:val="24"/>
+              </w:rPr>
+              <w:t xml:space="preserve">страницы цен </w:t>
+            </w:r>
+            <w:r>
+              <w:rPr>
+                <w:i/>
+                <w:sz w:val="24"/>
+              </w:rPr>
+              <w:t>PerfectXL</w:t>
+            </w:r>
+            <w:r>
+              <w:rPr>
+                <w:sz w:val="24"/>
+              </w:rPr>
+              <w:t xml:space="preserve">, </w:t>
+            </w:r>
+            <w:r>
+              <w:rPr>
+                <w:i/>
+                <w:sz w:val="24"/>
+              </w:rPr>
+              <w:t>Numerous.ai</w:t>
+            </w:r>
+            <w:r>
+              <w:rPr>
+                <w:sz w:val="24"/>
+              </w:rPr>
+              <w:t xml:space="preserve">, </w:t>
+            </w:r>
+            <w:r>
+              <w:rPr>
+                <w:i/>
+                <w:sz w:val="24"/>
+              </w:rPr>
+              <w:t>Rows</w:t>
+            </w:r>
+            <w:r>
+              <w:rPr>
+                <w:sz w:val="24"/>
+              </w:rPr>
+              <w:t xml:space="preserve">, </w:t>
+            </w:r>
+            <w:r>
+              <w:rPr>
+                <w:i/>
+                <w:sz w:val="24"/>
+              </w:rPr>
+              <w:t>Shortcut</w:t>
+            </w:r>
+          </w:p>
+        </w:tc>
+        <w:tc>
+          <w:tcPr>
+            <w:tcW w:w="1114" w:type="dxa"/>
+            <w:vAlign w:val="center"/>
+          </w:tcPr>
+          <w:p>
+            <w:pPr>
+              <w:pStyle w:val="Compact"/>
+              <w:spacing w:before="0" w:after="0" w:line="280" w:lineRule="exact"/>
+              <w:jc w:val="center"/>
+            </w:pPr>
+            <w:r>
+              <w:rPr>
+                <w:sz w:val="24"/>
+              </w:rPr>
+              <w:t>актуальные тарифы</w:t>
+            </w:r>
+          </w:p>
+        </w:tc>
+        <w:tc>
+          <w:tcPr>
+            <w:tcW w:w="1205" w:type="dxa"/>
+            <w:vAlign w:val="center"/>
+          </w:tcPr>
+          <w:p>
+            <w:pPr>
+              <w:pStyle w:val="Compact"/>
+              <w:spacing w:before="0" w:after="0" w:line="280" w:lineRule="exact"/>
+              <w:jc w:val="center"/>
+            </w:pPr>
+            <w:r>
+              <w:rPr>
+                <w:sz w:val="24"/>
+              </w:rPr>
+              <w:t>цена в месяц</w:t>
+            </w:r>
+          </w:p>
+        </w:tc>
+        <w:tc>
+          <w:tcPr>
+            <w:tcW w:w="1114" w:type="dxa"/>
+            <w:vAlign w:val="center"/>
+          </w:tcPr>
+          <w:p>
+            <w:pPr>
+              <w:pStyle w:val="Compact"/>
+              <w:spacing w:before="0" w:after="0" w:line="280" w:lineRule="exact"/>
+              <w:jc w:val="center"/>
+            </w:pPr>
+            <w:r>
+              <w:rPr>
+                <w:sz w:val="24"/>
+              </w:rPr>
+              <w:t>коридор 8-100 </w:t>
+            </w:r>
+            <w:r>
+              <w:rPr>
+                <w:i/>
+                <w:sz w:val="24"/>
+              </w:rPr>
+              <w:t>USD</w:t>
+            </w:r>
+          </w:p>
+        </w:tc>
+        <w:tc>
+          <w:tcPr>
+            <w:tcW w:w="1114" w:type="dxa"/>
+            <w:vAlign w:val="center"/>
+          </w:tcPr>
+          <w:p>
+            <w:pPr>
+              <w:pStyle w:val="Compact"/>
+              <w:spacing w:before="0" w:after="0" w:line="280" w:lineRule="exact"/>
+              <w:jc w:val="center"/>
+            </w:pPr>
+            <w:r>
+              <w:rPr>
+                <w:sz w:val="24"/>
+              </w:rPr>
+              <w:t>цены меняются</w:t>
+            </w:r>
+          </w:p>
+        </w:tc>
+      </w:tr>
+      <w:tr>
+        <w:trPr>
+          <w:cantSplit/>
+          <w:jc w:val="center"/>
+        </w:trPr>
+        <w:tc>
+          <w:tcPr>
+            <w:tcW w:w="1023" w:type="dxa"/>
+            <w:vAlign w:val="center"/>
+          </w:tcPr>
+          <w:p>
+            <w:pPr>
+              <w:pStyle w:val="Compact"/>
+              <w:spacing w:before="0" w:after="0" w:line="280" w:lineRule="exact"/>
+              <w:jc w:val="center"/>
+            </w:pPr>
+            <w:r>
+              <w:rPr>
+                <w:sz w:val="24"/>
+              </w:rPr>
+              <w:t>03.10.2026</w:t>
+            </w:r>
+          </w:p>
+        </w:tc>
+        <w:tc>
+          <w:tcPr>
+            <w:tcW w:w="1114" w:type="dxa"/>
+            <w:vAlign w:val="center"/>
+          </w:tcPr>
+          <w:p>
+            <w:pPr>
+              <w:pStyle w:val="Compact"/>
+              <w:spacing w:before="0" w:after="0" w:line="280" w:lineRule="exact"/>
+              <w:jc w:val="center"/>
+            </w:pPr>
+            <w:r>
+              <w:rPr>
+                <w:sz w:val="24"/>
+              </w:rPr>
+              <w:t>новые участники</w:t>
+            </w:r>
+          </w:p>
+        </w:tc>
+        <w:tc>
+          <w:tcPr>
+            <w:tcW w:w="1440" w:type="dxa"/>
+            <w:vAlign w:val="center"/>
+          </w:tcPr>
+          <w:p>
+            <w:pPr>
+              <w:pStyle w:val="Compact"/>
+              <w:spacing w:before="0" w:after="0" w:line="280" w:lineRule="exact"/>
+              <w:jc w:val="center"/>
+            </w:pPr>
+            <w:r>
+              <w:rPr>
+                <w:sz w:val="24"/>
+              </w:rPr>
+              <w:t>каналы входа</w:t>
+            </w:r>
+          </w:p>
+        </w:tc>
+        <w:tc>
+          <w:tcPr>
+            <w:tcW w:w="1231" w:type="dxa"/>
+            <w:vAlign w:val="center"/>
+          </w:tcPr>
+          <w:p>
+            <w:pPr>
+              <w:pStyle w:val="Compact"/>
+              <w:spacing w:before="0" w:after="0" w:line="280" w:lineRule="exact"/>
+              <w:jc w:val="center"/>
+            </w:pPr>
+            <w:r>
+              <w:rPr>
+                <w:i/>
+                <w:sz w:val="24"/>
+              </w:rPr>
+              <w:t>Similarweb</w:t>
+            </w:r>
+            <w:r>
+              <w:rPr>
+                <w:sz w:val="24"/>
+              </w:rPr>
+              <w:t xml:space="preserve"> </w:t>
+            </w:r>
+            <w:r>
+              <w:rPr>
+                <w:i/>
+                <w:sz w:val="24"/>
+              </w:rPr>
+              <w:t>Pro</w:t>
+            </w:r>
+          </w:p>
+        </w:tc>
+        <w:tc>
+          <w:tcPr>
+            <w:tcW w:w="1114" w:type="dxa"/>
+            <w:vAlign w:val="center"/>
+          </w:tcPr>
+          <w:p>
+            <w:pPr>
+              <w:pStyle w:val="Compact"/>
+              <w:spacing w:before="0" w:after="0" w:line="280" w:lineRule="exact"/>
+              <w:jc w:val="center"/>
+            </w:pPr>
+            <w:r>
+              <w:rPr>
+                <w:sz w:val="24"/>
+              </w:rPr>
+              <w:t>06-08.2026, мир</w:t>
+            </w:r>
+          </w:p>
+        </w:tc>
+        <w:tc>
+          <w:tcPr>
+            <w:tcW w:w="1205" w:type="dxa"/>
+            <w:vAlign w:val="center"/>
+          </w:tcPr>
+          <w:p>
+            <w:pPr>
+              <w:pStyle w:val="Compact"/>
+              <w:spacing w:before="0" w:after="0" w:line="280" w:lineRule="exact"/>
+              <w:jc w:val="center"/>
+            </w:pPr>
+            <w:r>
+              <w:rPr>
+                <w:sz w:val="24"/>
+              </w:rPr>
+              <w:t>доли каналов</w:t>
+            </w:r>
+          </w:p>
+        </w:tc>
+        <w:tc>
+          <w:tcPr>
+            <w:tcW w:w="1114" w:type="dxa"/>
+            <w:vAlign w:val="center"/>
+          </w:tcPr>
+          <w:p>
+            <w:pPr>
+              <w:pStyle w:val="Compact"/>
+              <w:spacing w:before="0" w:after="0" w:line="280" w:lineRule="exact"/>
+              <w:jc w:val="center"/>
+            </w:pPr>
+            <w:r>
+              <w:rPr>
+                <w:sz w:val="24"/>
+              </w:rPr>
+              <w:t>платный трафик 4,4 %</w:t>
+            </w:r>
+          </w:p>
+        </w:tc>
+        <w:tc>
+          <w:tcPr>
+            <w:tcW w:w="1114" w:type="dxa"/>
+            <w:vAlign w:val="center"/>
+          </w:tcPr>
+          <w:p>
+            <w:pPr>
+              <w:pStyle w:val="Compact"/>
+              <w:spacing w:before="0" w:after="0" w:line="280" w:lineRule="exact"/>
+              <w:jc w:val="center"/>
+            </w:pPr>
+            <w:r>
+              <w:rPr>
+                <w:sz w:val="24"/>
+              </w:rPr>
+              <w:t>оценочные данные</w:t>
+            </w:r>
+          </w:p>
+        </w:tc>
+      </w:tr>
+      <w:tr>
+        <w:trPr>
+          <w:cantSplit/>
+          <w:jc w:val="center"/>
+        </w:trPr>
+        <w:tc>
+          <w:tcPr>
+            <w:tcW w:w="1023" w:type="dxa"/>
+            <w:vAlign w:val="center"/>
+          </w:tcPr>
+          <w:p>
+            <w:pPr>
+              <w:pStyle w:val="Compact"/>
+              <w:spacing w:before="0" w:after="0" w:line="280" w:lineRule="exact"/>
+              <w:jc w:val="center"/>
+            </w:pPr>
+            <w:r>
+              <w:rPr>
+                <w:sz w:val="24"/>
+              </w:rPr>
+              <w:t>03.10.2026</w:t>
+            </w:r>
+          </w:p>
+        </w:tc>
+        <w:tc>
+          <w:tcPr>
+            <w:tcW w:w="1114" w:type="dxa"/>
+            <w:vAlign w:val="center"/>
+          </w:tcPr>
+          <w:p>
+            <w:pPr>
+              <w:pStyle w:val="Compact"/>
+              <w:spacing w:before="0" w:after="0" w:line="280" w:lineRule="exact"/>
+              <w:jc w:val="center"/>
+            </w:pPr>
+            <w:r>
+              <w:rPr>
+                <w:sz w:val="24"/>
+              </w:rPr>
+              <w:t>новые участники</w:t>
+            </w:r>
+          </w:p>
+        </w:tc>
+        <w:tc>
+          <w:tcPr>
+            <w:tcW w:w="1440" w:type="dxa"/>
+            <w:vAlign w:val="center"/>
+          </w:tcPr>
+          <w:p>
+            <w:pPr>
+              <w:pStyle w:val="Compact"/>
+              <w:spacing w:before="0" w:after="0" w:line="280" w:lineRule="exact"/>
+              <w:jc w:val="center"/>
+            </w:pPr>
+            <w:r>
+              <w:rPr>
+                <w:sz w:val="24"/>
+              </w:rPr>
+              <w:t>поисково-рекламное давление</w:t>
+            </w:r>
+          </w:p>
+        </w:tc>
+        <w:tc>
+          <w:tcPr>
+            <w:tcW w:w="1231" w:type="dxa"/>
+            <w:vAlign w:val="center"/>
+          </w:tcPr>
+          <w:p>
+            <w:pPr>
+              <w:pStyle w:val="Compact"/>
+              <w:spacing w:before="0" w:after="0" w:line="280" w:lineRule="exact"/>
+              <w:jc w:val="center"/>
+            </w:pPr>
+            <w:r>
+              <w:rPr>
+                <w:sz w:val="24"/>
+              </w:rPr>
+              <w:t>расчетные показатели (приложение Д)</w:t>
+            </w:r>
+          </w:p>
+        </w:tc>
+        <w:tc>
+          <w:tcPr>
+            <w:tcW w:w="1114" w:type="dxa"/>
+            <w:vAlign w:val="center"/>
+          </w:tcPr>
+          <w:p>
+            <w:pPr>
+              <w:pStyle w:val="Compact"/>
+              <w:spacing w:before="0" w:after="0" w:line="280" w:lineRule="exact"/>
+              <w:jc w:val="center"/>
+            </w:pPr>
+            <w:r>
+              <w:rPr>
+                <w:sz w:val="24"/>
+              </w:rPr>
+              <w:t>ядро ЛР1</w:t>
+            </w:r>
+          </w:p>
+        </w:tc>
+        <w:tc>
+          <w:tcPr>
+            <w:tcW w:w="1205" w:type="dxa"/>
+            <w:vAlign w:val="center"/>
+          </w:tcPr>
+          <w:p>
+            <w:pPr>
+              <w:pStyle w:val="Compact"/>
+              <w:spacing w:before="0" w:after="0" w:line="280" w:lineRule="exact"/>
+              <w:jc w:val="center"/>
+            </w:pPr>
+            <w:r>
+              <w:rPr>
+                <w:sz w:val="24"/>
+              </w:rPr>
+              <w:t xml:space="preserve">объем, </w:t>
+            </w:r>
+            <w:r>
+              <w:rPr>
+                <w:i/>
+                <w:sz w:val="24"/>
+              </w:rPr>
+              <w:t>CPC</w:t>
+            </w:r>
+          </w:p>
+        </w:tc>
+        <w:tc>
+          <w:tcPr>
+            <w:tcW w:w="1114" w:type="dxa"/>
+            <w:vAlign w:val="center"/>
+          </w:tcPr>
+          <w:p>
+            <w:pPr>
+              <w:pStyle w:val="Compact"/>
+              <w:spacing w:before="0" w:after="0" w:line="280" w:lineRule="exact"/>
+              <w:jc w:val="center"/>
+            </w:pPr>
+            <w:r>
+              <w:rPr>
+                <w:sz w:val="24"/>
+              </w:rPr>
+              <w:t>услуговые запросы дороже</w:t>
+            </w:r>
+          </w:p>
+        </w:tc>
+        <w:tc>
+          <w:tcPr>
+            <w:tcW w:w="1114" w:type="dxa"/>
+            <w:vAlign w:val="center"/>
+          </w:tcPr>
+          <w:p>
+            <w:pPr>
+              <w:pStyle w:val="Compact"/>
+              <w:spacing w:before="0" w:after="0" w:line="280" w:lineRule="exact"/>
+              <w:jc w:val="center"/>
+            </w:pPr>
+            <w:r>
+              <w:rPr>
+                <w:sz w:val="24"/>
+              </w:rPr>
+              <w:t>не измерение</w:t>
+            </w:r>
+          </w:p>
+        </w:tc>
+      </w:tr>
+      <w:tr>
+        <w:trPr>
+          <w:cantSplit/>
+          <w:jc w:val="center"/>
+        </w:trPr>
+        <w:tc>
+          <w:tcPr>
+            <w:tcW w:w="1023" w:type="dxa"/>
+            <w:vAlign w:val="center"/>
+          </w:tcPr>
+          <w:p>
+            <w:pPr>
+              <w:pStyle w:val="Compact"/>
+              <w:spacing w:before="0" w:after="0" w:line="280" w:lineRule="exact"/>
+              <w:jc w:val="center"/>
+            </w:pPr>
+            <w:r>
+              <w:rPr>
+                <w:sz w:val="24"/>
+              </w:rPr>
+              <w:t>03.10.2026</w:t>
+            </w:r>
+          </w:p>
+        </w:tc>
+        <w:tc>
+          <w:tcPr>
+            <w:tcW w:w="1114" w:type="dxa"/>
+            <w:vAlign w:val="center"/>
+          </w:tcPr>
+          <w:p>
+            <w:pPr>
+              <w:pStyle w:val="Compact"/>
+              <w:spacing w:before="0" w:after="0" w:line="280" w:lineRule="exact"/>
+              <w:jc w:val="center"/>
+            </w:pPr>
+            <w:r>
+              <w:rPr>
+                <w:sz w:val="24"/>
+              </w:rPr>
+              <w:t>покупатели</w:t>
+            </w:r>
+          </w:p>
+        </w:tc>
+        <w:tc>
+          <w:tcPr>
+            <w:tcW w:w="1440" w:type="dxa"/>
+            <w:vAlign w:val="center"/>
+          </w:tcPr>
+          <w:p>
+            <w:pPr>
+              <w:pStyle w:val="Compact"/>
+              <w:spacing w:before="0" w:after="0" w:line="280" w:lineRule="exact"/>
+              <w:jc w:val="center"/>
+            </w:pPr>
+            <w:r>
+              <w:rPr>
+                <w:sz w:val="24"/>
+              </w:rPr>
+              <w:t>платежеспособность</w:t>
+            </w:r>
+          </w:p>
+        </w:tc>
+        <w:tc>
+          <w:tcPr>
+            <w:tcW w:w="1231" w:type="dxa"/>
+            <w:vAlign w:val="center"/>
+          </w:tcPr>
+          <w:p>
+            <w:pPr>
+              <w:pStyle w:val="Compact"/>
+              <w:spacing w:before="0" w:after="0" w:line="280" w:lineRule="exact"/>
+              <w:jc w:val="center"/>
+            </w:pPr>
+            <w:r>
+              <w:rPr>
+                <w:sz w:val="24"/>
+              </w:rPr>
+              <w:t>ЛР2-3</w:t>
+            </w:r>
+          </w:p>
+        </w:tc>
+        <w:tc>
+          <w:tcPr>
+            <w:tcW w:w="1114" w:type="dxa"/>
+            <w:vAlign w:val="center"/>
+          </w:tcPr>
+          <w:p>
+            <w:pPr>
+              <w:pStyle w:val="Compact"/>
+              <w:spacing w:before="0" w:after="0" w:line="280" w:lineRule="exact"/>
+              <w:jc w:val="center"/>
+            </w:pPr>
+            <w:r>
+              <w:rPr>
+                <w:sz w:val="24"/>
+              </w:rPr>
+              <w:t>четыре сегмента</w:t>
+            </w:r>
+          </w:p>
+        </w:tc>
+        <w:tc>
+          <w:tcPr>
+            <w:tcW w:w="1205" w:type="dxa"/>
+            <w:vAlign w:val="center"/>
+          </w:tcPr>
+          <w:p>
+            <w:pPr>
+              <w:pStyle w:val="Compact"/>
+              <w:spacing w:before="0" w:after="0" w:line="280" w:lineRule="exact"/>
+              <w:jc w:val="center"/>
+            </w:pPr>
+            <w:r>
+              <w:rPr>
+                <w:sz w:val="24"/>
+              </w:rPr>
+              <w:t>индекс бюджета к цене</w:t>
+            </w:r>
+          </w:p>
+        </w:tc>
+        <w:tc>
+          <w:tcPr>
+            <w:tcW w:w="1114" w:type="dxa"/>
+            <w:vAlign w:val="center"/>
+          </w:tcPr>
+          <w:p>
+            <w:pPr>
+              <w:pStyle w:val="Compact"/>
+              <w:spacing w:before="0" w:after="0" w:line="280" w:lineRule="exact"/>
+              <w:jc w:val="center"/>
+            </w:pPr>
+            <w:r>
+              <w:rPr>
+                <w:sz w:val="24"/>
+              </w:rPr>
+              <w:t>индекс 2,4</w:t>
+            </w:r>
+          </w:p>
+        </w:tc>
+        <w:tc>
+          <w:tcPr>
+            <w:tcW w:w="1114" w:type="dxa"/>
+            <w:vAlign w:val="center"/>
+          </w:tcPr>
+          <w:p>
+            <w:pPr>
+              <w:pStyle w:val="Compact"/>
+              <w:spacing w:before="0" w:after="0" w:line="280" w:lineRule="exact"/>
+              <w:jc w:val="center"/>
+            </w:pPr>
+            <w:r>
+              <w:rPr>
+                <w:sz w:val="24"/>
+              </w:rPr>
+              <w:t>бюджеты сегментов - допущения</w:t>
+            </w:r>
+          </w:p>
+        </w:tc>
+      </w:tr>
+      <w:tr>
+        <w:trPr>
+          <w:cantSplit/>
+          <w:jc w:val="center"/>
+        </w:trPr>
+        <w:tc>
+          <w:tcPr>
+            <w:tcW w:w="1023" w:type="dxa"/>
+            <w:vAlign w:val="center"/>
+          </w:tcPr>
+          <w:p>
+            <w:pPr>
+              <w:pStyle w:val="Compact"/>
+              <w:spacing w:before="0" w:after="0" w:line="280" w:lineRule="exact"/>
+              <w:jc w:val="center"/>
+            </w:pPr>
+            <w:r>
+              <w:rPr>
+                <w:sz w:val="24"/>
+              </w:rPr>
+              <w:t>03.10.2026</w:t>
+            </w:r>
+          </w:p>
+        </w:tc>
+        <w:tc>
+          <w:tcPr>
+            <w:tcW w:w="1114" w:type="dxa"/>
+            <w:vAlign w:val="center"/>
+          </w:tcPr>
+          <w:p>
+            <w:pPr>
+              <w:pStyle w:val="Compact"/>
+              <w:spacing w:before="0" w:after="0" w:line="280" w:lineRule="exact"/>
+              <w:jc w:val="center"/>
+            </w:pPr>
+            <w:r>
+              <w:rPr>
+                <w:sz w:val="24"/>
+              </w:rPr>
+              <w:t>поставщики</w:t>
+            </w:r>
+          </w:p>
+        </w:tc>
+        <w:tc>
+          <w:tcPr>
+            <w:tcW w:w="1440" w:type="dxa"/>
+            <w:vAlign w:val="center"/>
+          </w:tcPr>
+          <w:p>
+            <w:pPr>
+              <w:pStyle w:val="Compact"/>
+              <w:spacing w:before="0" w:after="0" w:line="280" w:lineRule="exact"/>
+              <w:jc w:val="center"/>
+            </w:pPr>
+            <w:r>
+              <w:rPr>
+                <w:sz w:val="24"/>
+              </w:rPr>
+              <w:t>условия платформы</w:t>
+            </w:r>
+          </w:p>
+        </w:tc>
+        <w:tc>
+          <w:tcPr>
+            <w:tcW w:w="1231" w:type="dxa"/>
+            <w:vAlign w:val="center"/>
+          </w:tcPr>
+          <w:p>
+            <w:pPr>
+              <w:pStyle w:val="Compact"/>
+              <w:spacing w:before="0" w:after="0" w:line="280" w:lineRule="exact"/>
+              <w:jc w:val="center"/>
+            </w:pPr>
+            <w:r>
+              <w:rPr>
+                <w:i/>
+                <w:sz w:val="24"/>
+              </w:rPr>
+              <w:t>Microsoft</w:t>
+            </w:r>
+            <w:r>
+              <w:rPr>
+                <w:sz w:val="24"/>
+              </w:rPr>
+              <w:t xml:space="preserve"> </w:t>
+            </w:r>
+            <w:r>
+              <w:rPr>
+                <w:i/>
+                <w:sz w:val="24"/>
+              </w:rPr>
+              <w:t>Learn</w:t>
+            </w:r>
+            <w:r>
+              <w:rPr>
+                <w:sz w:val="24"/>
+              </w:rPr>
+              <w:t xml:space="preserve"> (</w:t>
+            </w:r>
+            <w:r>
+              <w:rPr>
+                <w:i/>
+                <w:sz w:val="24"/>
+              </w:rPr>
+              <w:t>AppSource</w:t>
+            </w:r>
+            <w:r>
+              <w:rPr>
+                <w:sz w:val="24"/>
+              </w:rPr>
+              <w:t>)</w:t>
+            </w:r>
+          </w:p>
+        </w:tc>
+        <w:tc>
+          <w:tcPr>
+            <w:tcW w:w="1114" w:type="dxa"/>
+            <w:vAlign w:val="center"/>
+          </w:tcPr>
+          <w:p>
+            <w:pPr>
+              <w:pStyle w:val="Compact"/>
+              <w:spacing w:before="0" w:after="0" w:line="280" w:lineRule="exact"/>
+              <w:jc w:val="center"/>
+            </w:pPr>
+            <w:r>
+              <w:rPr>
+                <w:sz w:val="24"/>
+              </w:rPr>
+              <w:t>актуальные правила</w:t>
+            </w:r>
+          </w:p>
+        </w:tc>
+        <w:tc>
+          <w:tcPr>
+            <w:tcW w:w="1205" w:type="dxa"/>
+            <w:vAlign w:val="center"/>
+          </w:tcPr>
+          <w:p>
+            <w:pPr>
+              <w:pStyle w:val="Compact"/>
+              <w:spacing w:before="0" w:after="0" w:line="280" w:lineRule="exact"/>
+              <w:jc w:val="center"/>
+            </w:pPr>
+            <w:r>
+              <w:rPr>
+                <w:sz w:val="24"/>
+              </w:rPr>
+              <w:t>комиссия, сертификация</w:t>
+            </w:r>
+          </w:p>
+        </w:tc>
+        <w:tc>
+          <w:tcPr>
+            <w:tcW w:w="1114" w:type="dxa"/>
+            <w:vAlign w:val="center"/>
+          </w:tcPr>
+          <w:p>
+            <w:pPr>
+              <w:pStyle w:val="Compact"/>
+              <w:spacing w:before="0" w:after="0" w:line="280" w:lineRule="exact"/>
+              <w:jc w:val="center"/>
+            </w:pPr>
+            <w:r>
+              <w:rPr>
+                <w:sz w:val="24"/>
+              </w:rPr>
+              <w:t>3 %, ручная проверка</w:t>
+            </w:r>
+          </w:p>
+        </w:tc>
+        <w:tc>
+          <w:tcPr>
+            <w:tcW w:w="1114" w:type="dxa"/>
+            <w:vAlign w:val="center"/>
+          </w:tcPr>
+          <w:p>
+            <w:pPr>
+              <w:pStyle w:val="Compact"/>
+              <w:spacing w:before="0" w:after="0" w:line="280" w:lineRule="exact"/>
+              <w:jc w:val="center"/>
+            </w:pPr>
+            <w:r>
+              <w:rPr>
+                <w:sz w:val="24"/>
+              </w:rPr>
+              <w:t>условия меняются</w:t>
+            </w:r>
+          </w:p>
+        </w:tc>
+      </w:tr>
+      <w:tr>
+        <w:trPr>
+          <w:cantSplit/>
+          <w:jc w:val="center"/>
+        </w:trPr>
+        <w:tc>
+          <w:tcPr>
+            <w:tcW w:w="1023" w:type="dxa"/>
+            <w:vAlign w:val="center"/>
+          </w:tcPr>
+          <w:p>
+            <w:pPr>
+              <w:pStyle w:val="Compact"/>
+              <w:spacing w:before="0" w:after="0" w:line="280" w:lineRule="exact"/>
+              <w:jc w:val="center"/>
+            </w:pPr>
+            <w:r>
+              <w:rPr>
+                <w:sz w:val="24"/>
+              </w:rPr>
+              <w:t>03.10.2026</w:t>
+            </w:r>
+          </w:p>
+        </w:tc>
+        <w:tc>
+          <w:tcPr>
+            <w:tcW w:w="1114" w:type="dxa"/>
+            <w:vAlign w:val="center"/>
+          </w:tcPr>
+          <w:p>
+            <w:pPr>
+              <w:pStyle w:val="Compact"/>
+              <w:spacing w:before="0" w:after="0" w:line="280" w:lineRule="exact"/>
+              <w:jc w:val="center"/>
+            </w:pPr>
+            <w:r>
+              <w:rPr>
+                <w:sz w:val="24"/>
+              </w:rPr>
+              <w:t>заменители</w:t>
+            </w:r>
+          </w:p>
+        </w:tc>
+        <w:tc>
+          <w:tcPr>
+            <w:tcW w:w="1440" w:type="dxa"/>
+            <w:vAlign w:val="center"/>
+          </w:tcPr>
+          <w:p>
+            <w:pPr>
+              <w:pStyle w:val="Compact"/>
+              <w:spacing w:before="0" w:after="0" w:line="280" w:lineRule="exact"/>
+              <w:jc w:val="center"/>
+            </w:pPr>
+            <w:r>
+              <w:rPr>
+                <w:sz w:val="24"/>
+              </w:rPr>
+              <w:t>доля заменителей</w:t>
+            </w:r>
+          </w:p>
+        </w:tc>
+        <w:tc>
+          <w:tcPr>
+            <w:tcW w:w="1231" w:type="dxa"/>
+            <w:vAlign w:val="center"/>
+          </w:tcPr>
+          <w:p>
+            <w:pPr>
+              <w:pStyle w:val="Compact"/>
+              <w:spacing w:before="0" w:after="0" w:line="280" w:lineRule="exact"/>
+              <w:jc w:val="center"/>
+            </w:pPr>
+            <w:r>
+              <w:rPr>
+                <w:i/>
+                <w:sz w:val="24"/>
+              </w:rPr>
+              <w:t>Similarweb</w:t>
+            </w:r>
+            <w:r>
+              <w:rPr>
+                <w:sz w:val="24"/>
+              </w:rPr>
+              <w:t xml:space="preserve"> </w:t>
+            </w:r>
+            <w:r>
+              <w:rPr>
+                <w:i/>
+                <w:sz w:val="24"/>
+              </w:rPr>
+              <w:t>Pro</w:t>
+            </w:r>
+            <w:r>
+              <w:rPr>
+                <w:sz w:val="24"/>
+              </w:rPr>
+              <w:t>, страницы продуктов</w:t>
+            </w:r>
+          </w:p>
+        </w:tc>
+        <w:tc>
+          <w:tcPr>
+            <w:tcW w:w="1114" w:type="dxa"/>
+            <w:vAlign w:val="center"/>
+          </w:tcPr>
+          <w:p>
+            <w:pPr>
+              <w:pStyle w:val="Compact"/>
+              <w:spacing w:before="0" w:after="0" w:line="280" w:lineRule="exact"/>
+              <w:jc w:val="center"/>
+            </w:pPr>
+            <w:r>
+              <w:rPr>
+                <w:sz w:val="24"/>
+              </w:rPr>
+              <w:t>06-08.2026</w:t>
+            </w:r>
+          </w:p>
+        </w:tc>
+        <w:tc>
+          <w:tcPr>
+            <w:tcW w:w="1205" w:type="dxa"/>
+            <w:vAlign w:val="center"/>
+          </w:tcPr>
+          <w:p>
+            <w:pPr>
+              <w:pStyle w:val="Compact"/>
+              <w:spacing w:before="0" w:after="0" w:line="280" w:lineRule="exact"/>
+              <w:jc w:val="center"/>
+            </w:pPr>
+            <w:r>
+              <w:rPr>
+                <w:sz w:val="24"/>
+              </w:rPr>
+              <w:t>доля релевантного трафика</w:t>
+            </w:r>
+          </w:p>
+        </w:tc>
+        <w:tc>
+          <w:tcPr>
+            <w:tcW w:w="1114" w:type="dxa"/>
+            <w:vAlign w:val="center"/>
+          </w:tcPr>
+          <w:p>
+            <w:pPr>
+              <w:pStyle w:val="Compact"/>
+              <w:spacing w:before="0" w:after="0" w:line="280" w:lineRule="exact"/>
+              <w:jc w:val="center"/>
+            </w:pPr>
+            <w:r>
+              <w:rPr>
+                <w:sz w:val="24"/>
+              </w:rPr>
+              <w:t>73 %</w:t>
+            </w:r>
+          </w:p>
+        </w:tc>
+        <w:tc>
+          <w:tcPr>
+            <w:tcW w:w="1114" w:type="dxa"/>
+            <w:vAlign w:val="center"/>
+          </w:tcPr>
+          <w:p>
+            <w:pPr>
+              <w:pStyle w:val="Compact"/>
+              <w:spacing w:before="0" w:after="0" w:line="280" w:lineRule="exact"/>
+              <w:jc w:val="center"/>
+            </w:pPr>
+            <w:r>
+              <w:rPr>
+                <w:sz w:val="24"/>
+              </w:rPr>
+              <w:t>не равно выручке</w:t>
+            </w:r>
+          </w:p>
+        </w:tc>
+      </w:tr>
+      <w:tr>
+        <w:trPr>
+          <w:cantSplit/>
+          <w:jc w:val="center"/>
+        </w:trPr>
+        <w:tc>
+          <w:tcPr>
+            <w:tcW w:w="1023" w:type="dxa"/>
+            <w:vAlign w:val="center"/>
+          </w:tcPr>
+          <w:p>
+            <w:pPr>
+              <w:pStyle w:val="Compact"/>
+              <w:spacing w:before="0" w:after="0" w:line="280" w:lineRule="exact"/>
+              <w:jc w:val="center"/>
+            </w:pPr>
+            <w:r>
+              <w:rPr>
+                <w:sz w:val="24"/>
+              </w:rPr>
+              <w:t>03.10.2026</w:t>
+            </w:r>
+          </w:p>
+        </w:tc>
+        <w:tc>
+          <w:tcPr>
+            <w:tcW w:w="1114" w:type="dxa"/>
+            <w:vAlign w:val="center"/>
+          </w:tcPr>
+          <w:p>
+            <w:pPr>
+              <w:pStyle w:val="Compact"/>
+              <w:spacing w:before="0" w:after="0" w:line="280" w:lineRule="exact"/>
+              <w:jc w:val="center"/>
+            </w:pPr>
+            <w:r>
+              <w:rPr>
+                <w:sz w:val="24"/>
+              </w:rPr>
+              <w:t>усилители</w:t>
+            </w:r>
+          </w:p>
+        </w:tc>
+        <w:tc>
+          <w:tcPr>
+            <w:tcW w:w="1440" w:type="dxa"/>
+            <w:vAlign w:val="center"/>
+          </w:tcPr>
+          <w:p>
+            <w:pPr>
+              <w:pStyle w:val="Compact"/>
+              <w:spacing w:before="0" w:after="0" w:line="280" w:lineRule="exact"/>
+              <w:jc w:val="center"/>
+            </w:pPr>
+            <w:r>
+              <w:rPr>
+                <w:sz w:val="24"/>
+              </w:rPr>
+              <w:t>сетевые эффекты, данные</w:t>
+            </w:r>
+          </w:p>
+        </w:tc>
+        <w:tc>
+          <w:tcPr>
+            <w:tcW w:w="1231" w:type="dxa"/>
+            <w:vAlign w:val="center"/>
+          </w:tcPr>
+          <w:p>
+            <w:pPr>
+              <w:pStyle w:val="Compact"/>
+              <w:spacing w:before="0" w:after="0" w:line="280" w:lineRule="exact"/>
+              <w:jc w:val="center"/>
+            </w:pPr>
+            <w:r>
+              <w:rPr>
+                <w:sz w:val="24"/>
+              </w:rPr>
+              <w:t>ЛР5, страницы продуктов</w:t>
+            </w:r>
+          </w:p>
+        </w:tc>
+        <w:tc>
+          <w:tcPr>
+            <w:tcW w:w="1114" w:type="dxa"/>
+            <w:vAlign w:val="center"/>
+          </w:tcPr>
+          <w:p>
+            <w:pPr>
+              <w:pStyle w:val="Compact"/>
+              <w:spacing w:before="0" w:after="0" w:line="280" w:lineRule="exact"/>
+              <w:jc w:val="center"/>
+            </w:pPr>
+            <w:r>
+              <w:rPr>
+                <w:sz w:val="24"/>
+              </w:rPr>
+              <w:t>актуальные страницы</w:t>
+            </w:r>
+          </w:p>
+        </w:tc>
+        <w:tc>
+          <w:tcPr>
+            <w:tcW w:w="1205" w:type="dxa"/>
+            <w:vAlign w:val="center"/>
+          </w:tcPr>
+          <w:p>
+            <w:pPr>
+              <w:pStyle w:val="Compact"/>
+              <w:spacing w:before="0" w:after="0" w:line="280" w:lineRule="exact"/>
+              <w:jc w:val="center"/>
+            </w:pPr>
+            <w:r>
+              <w:rPr>
+                <w:sz w:val="24"/>
+              </w:rPr>
+              <w:t>признаки</w:t>
+            </w:r>
+          </w:p>
+        </w:tc>
+        <w:tc>
+          <w:tcPr>
+            <w:tcW w:w="1114" w:type="dxa"/>
+            <w:vAlign w:val="center"/>
+          </w:tcPr>
+          <w:p>
+            <w:pPr>
+              <w:pStyle w:val="Compact"/>
+              <w:spacing w:before="0" w:after="0" w:line="280" w:lineRule="exact"/>
+              <w:jc w:val="center"/>
+            </w:pPr>
+            <w:r>
+              <w:rPr>
+                <w:sz w:val="24"/>
+              </w:rPr>
+              <w:t>слабые сетевые эффекты</w:t>
+            </w:r>
+          </w:p>
+        </w:tc>
+        <w:tc>
+          <w:tcPr>
+            <w:tcW w:w="1114" w:type="dxa"/>
+            <w:vAlign w:val="center"/>
+          </w:tcPr>
+          <w:p>
+            <w:pPr>
+              <w:pStyle w:val="Compact"/>
+              <w:spacing w:before="0" w:after="0" w:line="280" w:lineRule="exact"/>
+              <w:jc w:val="center"/>
+            </w:pPr>
+            <w:r>
+              <w:rPr>
+                <w:sz w:val="24"/>
+              </w:rPr>
+              <w:t>суждение аналитика</w:t>
+            </w:r>
+          </w:p>
+        </w:tc>
+      </w:tr>
+    </w:tbl>
+    <w:p>
+      <w:pPr>
+        <w:pStyle w:val="FirstParagraph"/>
+        <w:spacing w:before="0" w:after="0" w:line="360" w:lineRule="exact"/>
+        <w:ind w:firstLine="709"/>
+        <w:jc w:val="both"/>
+      </w:pPr>
+      <w:r>
+        <w:rPr>
+          <w:sz w:val="28"/>
+        </w:rPr>
+        <w:t>Журнал фиксирует, откуда получен каждый аналитический пункт; все источники сняты 03.10.2026, поэтому анализ воспроизводим по перечисленным страницам и файлам снимка.</w:t>
+      </w:r>
+    </w:p>
+    <w:p>
+      <w:pPr>
+        <w:pStyle w:val="a0"/>
+        <w:spacing w:before="0" w:after="0" w:line="360" w:lineRule="exact"/>
+        <w:ind w:firstLine="709"/>
+        <w:jc w:val="both"/>
+      </w:pPr>
+      <w:r>
+        <w:rPr>
+          <w:sz w:val="28"/>
+        </w:rPr>
+        <w:t>На рисунке 4 показ</w:t>
+      </w:r>
+      <w:r>
+        <w:rPr>
+          <w:sz w:val="28"/>
+        </w:rPr>
+        <w:t>ано: пять сил Портера и цифровые усилители.</w:t>
       </w:r>
     </w:p>
     <w:p>
@@ -16563,7 +19470,7 @@
         </w:rPr>
         <w:lastRenderedPageBreak/>
         <w:drawing>
-          <wp:inline distT="0" distB="0" distL="0" distR="0" wp14:anchorId="1997750F" wp14:editId="62727A24">
+          <wp:inline distT="0" distB="0" distL="0" distR="0" wp14:anchorId="0E959B05" wp14:editId="1C68C78A">
             <wp:extent cx="5334000" cy="2471853"/>
             <wp:effectExtent l="0" t="0" r="0" b="0"/>
             <wp:docPr id="27" name="Picture"/>
@@ -16658,7 +19565,7 @@
         <w:ind w:firstLine="709"/>
       </w:pPr>
       <w:bookmarkStart w:id="20" w:name="_6df6aabc6395b7d9765c374a4a7f2d43c0ba1e7"/>
-      <w:bookmarkStart w:id="21" w:name="_Toc241957880"/>
+      <w:bookmarkStart w:id="21" w:name="_Toc241960725"/>
       <w:bookmarkEnd w:id="18"/>
       <w:r>
         <w:rPr>
@@ -16719,13 +19626,13 @@
         <w:rPr>
           <w:sz w:val="28"/>
         </w:rPr>
-        <w:t>-платформа и нишевый инструмент. Поля, по которым н</w:t>
-      </w:r>
-      <w:r>
-        <w:rPr>
-          <w:sz w:val="28"/>
-        </w:rPr>
-        <w:t>ет точных открытых данных, заполнены оценками третьих сторон или расчетными значениями.</w:t>
+        <w:t xml:space="preserve">-платформа и нишевый инструмент. Поля, по </w:t>
+      </w:r>
+      <w:r>
+        <w:rPr>
+          <w:sz w:val="28"/>
+        </w:rPr>
+        <w:t>которым нет точных открытых данных, заполнены оценками третьих сторон или расчетными значениями.</w:t>
       </w:r>
     </w:p>
     <w:p>
@@ -16739,7 +19646,7 @@
         <w:rPr>
           <w:sz w:val="28"/>
         </w:rPr>
-        <w:t xml:space="preserve">В таблице 14 представлено: карточка конкурента </w:t>
+        <w:t xml:space="preserve">В таблице 16 представлено: карточка конкурента </w:t>
       </w:r>
       <w:r>
         <w:rPr>
@@ -16765,7 +19672,7 @@
         <w:rPr>
           <w:sz w:val="28"/>
         </w:rPr>
-        <w:t xml:space="preserve">Таблица 14 – Карточка конкурента </w:t>
+        <w:t xml:space="preserve">Таблица 16 – Карточка конкурента </w:t>
       </w:r>
       <w:r>
         <w:rPr>
@@ -17129,13 +20036,7 @@
               <w:rPr>
                 <w:sz w:val="24"/>
               </w:rPr>
-              <w:t>35 325 визитов в месяц, мировой ранг 835 6</w:t>
-            </w:r>
-            <w:r>
-              <w:rPr>
-                <w:sz w:val="24"/>
-              </w:rPr>
-              <w:t>62</w:t>
+              <w:t>35 325 визитов в месяц, мировой ранг 835 662</w:t>
             </w:r>
           </w:p>
         </w:tc>
@@ -17365,7 +20266,13 @@
                 <w:sz w:val="24"/>
               </w:rPr>
               <w:lastRenderedPageBreak/>
-              <w:t xml:space="preserve">Слабые стороны и возможность для </w:t>
+              <w:t>Слабые сторон</w:t>
+            </w:r>
+            <w:r>
+              <w:rPr>
+                <w:sz w:val="24"/>
+              </w:rPr>
+              <w:t xml:space="preserve">ы и возможность для </w:t>
             </w:r>
             <w:r>
               <w:rPr>
@@ -17460,13 +20367,7 @@
         <w:rPr>
           <w:sz w:val="28"/>
         </w:rPr>
-        <w:t xml:space="preserve"> остается</w:t>
-      </w:r>
-      <w:r>
-        <w:rPr>
-          <w:sz w:val="28"/>
-        </w:rPr>
-        <w:t xml:space="preserve"> место: ниша недорогих подписок свободна.</w:t>
+        <w:t xml:space="preserve"> остается место: ниша недорогих подписок свободна.</w:t>
       </w:r>
     </w:p>
     <w:p>
@@ -17480,7 +20381,7 @@
         <w:rPr>
           <w:sz w:val="28"/>
         </w:rPr>
-        <w:t xml:space="preserve">В таблице 15 представлено: карточка конкурента </w:t>
+        <w:t xml:space="preserve">В таблице 17 представлено: карточка конкурента </w:t>
       </w:r>
       <w:r>
         <w:rPr>
@@ -17506,7 +20407,7 @@
         <w:rPr>
           <w:sz w:val="28"/>
         </w:rPr>
-        <w:t xml:space="preserve">Таблица 15 – Карточка конкурента </w:t>
+        <w:t xml:space="preserve">Таблица 17 – Карточка конкурента </w:t>
       </w:r>
       <w:r>
         <w:rPr>
@@ -18042,7 +20943,13 @@
               <w:rPr>
                 <w:sz w:val="24"/>
               </w:rPr>
-              <w:t>надстройка для навигации и аудита сложных моделей, США 28 % и Австралия 22 % трафика</w:t>
+              <w:t>надстройка для навигации</w:t>
+            </w:r>
+            <w:r>
+              <w:rPr>
+                <w:sz w:val="24"/>
+              </w:rPr>
+              <w:t xml:space="preserve"> и аудита сложных моделей, США 28 % и Австралия 22 % трафика</w:t>
             </w:r>
           </w:p>
         </w:tc>
@@ -18202,7 +21109,7 @@
         <w:rPr>
           <w:sz w:val="28"/>
         </w:rPr>
-        <w:t xml:space="preserve">В таблице 16 представлено: карточка конкурента </w:t>
+        <w:t xml:space="preserve">В таблице 18 представлено: карточка конкурента </w:t>
       </w:r>
       <w:r>
         <w:rPr>
@@ -18228,7 +21135,7 @@
         <w:rPr>
           <w:sz w:val="28"/>
         </w:rPr>
-        <w:t xml:space="preserve">Таблица 16 – Карточка конкурента </w:t>
+        <w:t xml:space="preserve">Таблица 18 – Карточка конкурента </w:t>
       </w:r>
       <w:r>
         <w:rPr>
@@ -18281,7 +21188,14 @@
                 <w:b/>
                 <w:sz w:val="24"/>
               </w:rPr>
-              <w:t>Поле</w:t>
+              <w:t>Пол</w:t>
+            </w:r>
+            <w:r>
+              <w:rPr>
+                <w:b/>
+                <w:sz w:val="24"/>
+              </w:rPr>
+              <w:t>е</w:t>
             </w:r>
           </w:p>
         </w:tc>
@@ -18951,7 +21865,7 @@
         <w:rPr>
           <w:sz w:val="28"/>
         </w:rPr>
-        <w:t xml:space="preserve">В таблице 17 представлено: карточка конкурента </w:t>
+        <w:t xml:space="preserve">В таблице 19 представлено: карточка конкурента </w:t>
       </w:r>
       <w:r>
         <w:rPr>
@@ -18978,7 +21892,7 @@
           <w:sz w:val="28"/>
         </w:rPr>
         <w:lastRenderedPageBreak/>
-        <w:t xml:space="preserve">Таблица 17 – Карточка конкурента </w:t>
+        <w:t xml:space="preserve">Таблица 19 – Карточка конкурента </w:t>
       </w:r>
       <w:r>
         <w:rPr>
@@ -19534,7 +22448,13 @@
               <w:rPr>
                 <w:sz w:val="24"/>
               </w:rPr>
-              <w:t xml:space="preserve"> (4,6), 68,6 % трафика из США, средняя длительность визита 3 мин. 19 с.</w:t>
+              <w:t xml:space="preserve"> (4,6), 68,6 % трафика из США, средн</w:t>
+            </w:r>
+            <w:r>
+              <w:rPr>
+                <w:sz w:val="24"/>
+              </w:rPr>
+              <w:t>яя длительность визита 3 мин. 19 с.</w:t>
             </w:r>
           </w:p>
         </w:tc>
@@ -19628,13 +22548,7 @@
         <w:rPr>
           <w:sz w:val="28"/>
         </w:rPr>
-        <w:t xml:space="preserve"> остается место: корпоративная платформа, не инструмент проверки; дорого для малых пользователей</w:t>
-      </w:r>
-      <w:r>
-        <w:rPr>
-          <w:sz w:val="28"/>
-        </w:rPr>
-        <w:t>.</w:t>
+        <w:t xml:space="preserve"> остается место: корпоративная платформа, не инструмент проверки; дорого для малых пользователей.</w:t>
       </w:r>
     </w:p>
     <w:p>
@@ -19648,7 +22562,7 @@
         <w:rPr>
           <w:sz w:val="28"/>
         </w:rPr>
-        <w:t xml:space="preserve">В таблице 18 представлено: карточка конкурента </w:t>
+        <w:t xml:space="preserve">В таблице 20 представлено: карточка конкурента </w:t>
       </w:r>
       <w:r>
         <w:rPr>
@@ -19674,7 +22588,7 @@
         <w:rPr>
           <w:sz w:val="28"/>
         </w:rPr>
-        <w:t xml:space="preserve">Таблица 18 – Карточка конкурента </w:t>
+        <w:t xml:space="preserve">Таблица 20 – Карточка конкурента </w:t>
       </w:r>
       <w:r>
         <w:rPr>
@@ -19727,7 +22641,14 @@
                 <w:b/>
                 <w:sz w:val="24"/>
               </w:rPr>
-              <w:t>Поле</w:t>
+              <w:t>По</w:t>
+            </w:r>
+            <w:r>
+              <w:rPr>
+                <w:b/>
+                <w:sz w:val="24"/>
+              </w:rPr>
+              <w:t>ле</w:t>
             </w:r>
           </w:p>
         </w:tc>
@@ -20236,7 +23157,13 @@
               <w:rPr>
                 <w:sz w:val="24"/>
               </w:rPr>
-              <w:t>узнаваемая консалтинговая марка в Великобритании (59 % трафика), услуги аудита моделей</w:t>
+              <w:t>узнаваемая консалтинговая марка в Великобри</w:t>
+            </w:r>
+            <w:r>
+              <w:rPr>
+                <w:sz w:val="24"/>
+              </w:rPr>
+              <w:t>тании (59 % трафика), услуги аудита моделей</w:t>
             </w:r>
           </w:p>
         </w:tc>
@@ -20287,13 +23214,7 @@
               <w:rPr>
                 <w:sz w:val="24"/>
               </w:rPr>
-              <w:t xml:space="preserve">малый трафик (14,7 тыс. визитов), отказов 69 %; продает услугу, а не </w:t>
-            </w:r>
-            <w:r>
-              <w:rPr>
-                <w:sz w:val="24"/>
-              </w:rPr>
-              <w:t>самообслуживаемый сервис</w:t>
+              <w:t>малый трафик (14,7 тыс. визитов), отказов 69 %; продает услугу, а не самообслуживаемый сервис</w:t>
             </w:r>
           </w:p>
         </w:tc>
@@ -20346,21 +23267,14 @@
         <w:ind w:firstLine="709"/>
       </w:pPr>
       <w:bookmarkStart w:id="22" w:name="_bd0f162afc2e7ad7347811c158aa5f062feeff4"/>
-      <w:bookmarkStart w:id="23" w:name="_Toc241957881"/>
+      <w:bookmarkStart w:id="23" w:name="_Toc241960726"/>
       <w:bookmarkEnd w:id="20"/>
       <w:r>
         <w:rPr>
           <w:b/>
           <w:sz w:val="28"/>
         </w:rPr>
-        <w:t>2.10 Вывод о привлекательности рынка и стр</w:t>
-      </w:r>
-      <w:r>
-        <w:rPr>
-          <w:b/>
-          <w:sz w:val="28"/>
-        </w:rPr>
-        <w:t>атегия входа</w:t>
+        <w:t>2.10 Вывод о привлекательности рынка и стратегия входа</w:t>
       </w:r>
       <w:bookmarkEnd w:id="23"/>
     </w:p>
@@ -20388,7 +23302,13 @@
         <w:rPr>
           <w:sz w:val="28"/>
         </w:rPr>
-        <w:t>-моделей умеренно привлекателен: потенциал достаточен (</w:t>
+        <w:t>-</w:t>
+      </w:r>
+      <w:r>
+        <w:rPr>
+          <w:sz w:val="28"/>
+        </w:rPr>
+        <w:t>моделей умеренно привлекателен: потенциал достаточен (</w:t>
       </w:r>
       <w:r>
         <w:rPr>
@@ -20421,13 +23341,7 @@
           <w:sz w:val="28"/>
         </w:rPr>
         <w:lastRenderedPageBreak/>
-        <w:t>слабо подкреплены отзывами, платной рекламы почти нет. Д</w:t>
-      </w:r>
-      <w:r>
-        <w:rPr>
-          <w:sz w:val="28"/>
-        </w:rPr>
-        <w:t>авление создают заменители (</w:t>
+        <w:t>слабо подкреплены отзывами, платной рекламы почти нет. Давление создают заменители (</w:t>
       </w:r>
       <w:r>
         <w:rPr>
@@ -20440,7 +23354,13 @@
         <w:rPr>
           <w:sz w:val="28"/>
         </w:rPr>
-        <w:t xml:space="preserve">-помощники и встроенные инструменты </w:t>
+        <w:t xml:space="preserve">-помощники </w:t>
+      </w:r>
+      <w:r>
+        <w:rPr>
+          <w:sz w:val="28"/>
+        </w:rPr>
+        <w:t xml:space="preserve">и встроенные инструменты </w:t>
       </w:r>
       <w:r>
         <w:rPr>
@@ -20467,13 +23387,7 @@
         <w:rPr>
           <w:sz w:val="28"/>
         </w:rPr>
-        <w:t xml:space="preserve">В таблице 19 представлено: стратегия </w:t>
-      </w:r>
-      <w:r>
-        <w:rPr>
-          <w:sz w:val="28"/>
-        </w:rPr>
-        <w:t>входа по ситуациям.</w:t>
+        <w:t>В таблице 21 представлено: стратегия входа по ситуациям.</w:t>
       </w:r>
     </w:p>
     <w:p>
@@ -20486,7 +23400,13 @@
         <w:rPr>
           <w:sz w:val="28"/>
         </w:rPr>
-        <w:t>Таблица 19 – Стратегия входа по ситуациям</w:t>
+        <w:t>Таблица 21 – Стратеги</w:t>
+      </w:r>
+      <w:r>
+        <w:rPr>
+          <w:sz w:val="28"/>
+        </w:rPr>
+        <w:t>я входа по ситуациям</w:t>
       </w:r>
     </w:p>
     <w:tbl>
@@ -20954,13 +23874,7 @@
               <w:rPr>
                 <w:sz w:val="24"/>
               </w:rPr>
-              <w:t>-результатов: доказательство, от</w:t>
-            </w:r>
-            <w:r>
-              <w:rPr>
-                <w:sz w:val="24"/>
-              </w:rPr>
-              <w:t xml:space="preserve">чет, воспроизводимость; интеграция с </w:t>
+              <w:t xml:space="preserve">-результатов: доказательство, отчет, воспроизводимость; интеграция с </w:t>
             </w:r>
             <w:r>
               <w:rPr>
@@ -21069,7 +23983,13 @@
               <w:rPr>
                 <w:sz w:val="24"/>
               </w:rPr>
-              <w:t>, не конкурировать только ценой, показывать экономию времени и риск ошибки</w:t>
+              <w:t>, не конкурировать только ценой, показывать экономию времени и рис</w:t>
+            </w:r>
+            <w:r>
+              <w:rPr>
+                <w:sz w:val="24"/>
+              </w:rPr>
+              <w:t>к ошибки</w:t>
             </w:r>
           </w:p>
         </w:tc>
@@ -21115,7 +24035,7 @@
         <w:ind w:firstLine="709"/>
       </w:pPr>
       <w:bookmarkStart w:id="24" w:name="_07f39535de8dfb555f41c49666d7d7ad4469d72"/>
-      <w:bookmarkStart w:id="25" w:name="_Toc241957882"/>
+      <w:bookmarkStart w:id="25" w:name="_Toc241960727"/>
       <w:bookmarkEnd w:id="22"/>
       <w:r>
         <w:rPr>
@@ -21248,7 +24168,7 @@
         <w:rPr>
           <w:sz w:val="28"/>
         </w:rPr>
-        <w:t>В таблице 20 представлено: чувствительность индекса барьеров входа.</w:t>
+        <w:t>В таблице 22 представлено: чувствительность индекса барьеров входа.</w:t>
       </w:r>
     </w:p>
     <w:p>
@@ -21261,7 +24181,7 @@
         <w:rPr>
           <w:sz w:val="28"/>
         </w:rPr>
-        <w:t>Таблица 20 – Чувствительность индекса барьеров входа</w:t>
+        <w:t>Таблица 22 – Чувствительность индекса барьеров входа</w:t>
       </w:r>
     </w:p>
     <w:tbl>
@@ -22235,7 +25155,7 @@
         <w:ind w:firstLine="709"/>
       </w:pPr>
       <w:bookmarkStart w:id="26" w:name="_ограничения"/>
-      <w:bookmarkStart w:id="27" w:name="_Toc241957883"/>
+      <w:bookmarkStart w:id="27" w:name="_Toc241960728"/>
       <w:bookmarkEnd w:id="24"/>
       <w:r>
         <w:rPr>
@@ -22270,7 +25190,13 @@
         <w:rPr>
           <w:sz w:val="28"/>
         </w:rPr>
-        <w:t xml:space="preserve"> приблизительны, особенно для малых сайтов; география взята по пяти крупнейшим странам, поэтому доля целевых стран занижена; данные о стоимости клика, сложности поискового продвижения и рекламных объявлениях (</w:t>
+        <w:t xml:space="preserve"> приблизительны, особенно для малых сайтов; география взята по пяти крупнейшим странам, поэтому доля целевых стран занижена; данные о стоимост</w:t>
+      </w:r>
+      <w:r>
+        <w:rPr>
+          <w:sz w:val="28"/>
+        </w:rPr>
+        <w:t>и клика, сложности поискового продвижения и рекламных объявлениях (</w:t>
       </w:r>
       <w:r>
         <w:rPr>
@@ -22309,13 +25235,7 @@
         <w:rPr>
           <w:sz w:val="28"/>
         </w:rPr>
-        <w:t>, рекламные библиотеки) не п</w:t>
-      </w:r>
-      <w:r>
-        <w:rPr>
-          <w:sz w:val="28"/>
-        </w:rPr>
-        <w:t xml:space="preserve">олучены, и поисково-рекламная конкуренция оценена по прокси на основе каналов </w:t>
+        <w:t xml:space="preserve">, рекламные библиотеки) не получены, и поисково-рекламная конкуренция оценена по прокси на основе каналов </w:t>
       </w:r>
       <w:r>
         <w:rPr>
@@ -22367,7 +25287,13 @@
         <w:rPr>
           <w:sz w:val="28"/>
         </w:rPr>
-        <w:t xml:space="preserve"> о финансировании, штате и технологиях не получены, технологическая зрелость оценена экспертно; отзывы </w:t>
+        <w:t xml:space="preserve"> о финансировании, штате и технологиях получены из открытых источников только для семи конкурентов </w:t>
+      </w:r>
+      <w:r>
+        <w:rPr>
+          <w:sz w:val="28"/>
+        </w:rPr>
+        <w:t xml:space="preserve">(ЛР5, приложение Д), для остальных технологическая зрелость оценена экспертно; отзывы </w:t>
       </w:r>
       <w:r>
         <w:rPr>
@@ -22380,13 +25306,7 @@
         <w:rPr>
           <w:sz w:val="28"/>
         </w:rPr>
-        <w:t xml:space="preserve"> и кейсы на сайтах</w:t>
-      </w:r>
-      <w:r>
-        <w:rPr>
-          <w:sz w:val="28"/>
-        </w:rPr>
-        <w:t xml:space="preserve"> не собирались. Все эти пункты вынесены в приложение Б.</w:t>
+        <w:t xml:space="preserve"> и кейсы на сайтах не собирались. Все эти пункты вынесены в приложение Б.</w:t>
       </w:r>
     </w:p>
     <w:p>
@@ -22397,7 +25317,7 @@
         <w:ind w:firstLine="709"/>
       </w:pPr>
       <w:bookmarkStart w:id="28" w:name="_1bfdad9d2d88ddb6ca16c31c1d4d4943679f32f"/>
-      <w:bookmarkStart w:id="29" w:name="_Toc241957884"/>
+      <w:bookmarkStart w:id="29" w:name="_Toc241960729"/>
       <w:bookmarkEnd w:id="26"/>
       <w:bookmarkEnd w:id="2"/>
       <w:r>
@@ -22421,7 +25341,13 @@
         <w:rPr>
           <w:sz w:val="28"/>
         </w:rPr>
-        <w:t>Ответы даны по контрольному листу применения методики пяти сил [1] (раздел 16) и по чек-листу качества анализа конкуренции [2] (раздел 13).</w:t>
+        <w:t>Ответы даны по контрольному листу применения методики пяти</w:t>
+      </w:r>
+      <w:r>
+        <w:rPr>
+          <w:sz w:val="28"/>
+        </w:rPr>
+        <w:t xml:space="preserve"> сил [1] (раздел 16) и по чек-листу качества анализа конкуренции [2] (раздел 13).</w:t>
       </w:r>
     </w:p>
     <w:p>
@@ -22439,13 +25365,7 @@
         <w:rPr>
           <w:sz w:val="28"/>
         </w:rPr>
-        <w:t>Зафиксированы ли продуктовые</w:t>
-      </w:r>
-      <w:r>
-        <w:rPr>
-          <w:sz w:val="28"/>
-        </w:rPr>
-        <w:t>, клиентские, географические и канальные границы рынка? Да, границы перенесены из ЛР1 и ЛР2-3.</w:t>
+        <w:t>Зафиксированы ли продуктовые, клиентские, географические и канальные границы рынка? Да, границы перенесены из ЛР1 и ЛР2-3.</w:t>
       </w:r>
     </w:p>
     <w:p>
@@ -22463,7 +25383,13 @@
         <w:rPr>
           <w:sz w:val="28"/>
         </w:rPr>
-        <w:t>Составлен ли список прямых конкурентов, частичных конкурентов и заменителей? Да, таблица 1.</w:t>
+        <w:t>Составлен ли список прямых конкурентов, частичных к</w:t>
+      </w:r>
+      <w:r>
+        <w:rPr>
+          <w:sz w:val="28"/>
+        </w:rPr>
+        <w:t>онкурентов и заменителей? Да, таблица 1.</w:t>
       </w:r>
     </w:p>
     <w:p>
@@ -22481,13 +25407,7 @@
         <w:rPr>
           <w:sz w:val="28"/>
         </w:rPr>
-        <w:t>Оценена ли цифровая видимость конкурентов: поиск, сайты, социальные с</w:t>
-      </w:r>
-      <w:r>
-        <w:rPr>
-          <w:sz w:val="28"/>
-        </w:rPr>
-        <w:t xml:space="preserve">ети, платформы, отзывы? Да, по </w:t>
+        <w:t xml:space="preserve">Оценена ли цифровая видимость конкурентов: поиск, сайты, социальные сети, платформы, отзывы? Да, по </w:t>
       </w:r>
       <w:r>
         <w:rPr>
@@ -22531,13 +25451,13 @@
         <w:rPr>
           <w:sz w:val="28"/>
         </w:rPr>
-        <w:t>Проверены ли каналы трафика и зависимость от поисковых систем, рекламы и платформ? Да, таблица 5: поиск и прямые заходы около трех четве</w:t>
-      </w:r>
-      <w:r>
-        <w:rPr>
-          <w:sz w:val="28"/>
-        </w:rPr>
-        <w:t>ртей трафика.</w:t>
+        <w:t>Проверены ли каналы трафик</w:t>
+      </w:r>
+      <w:r>
+        <w:rPr>
+          <w:sz w:val="28"/>
+        </w:rPr>
+        <w:t>а и зависимость от поисковых систем, рекламы и платформ? Да, таблица 5: поиск и прямые заходы около трех четвертей трафика.</w:t>
       </w:r>
     </w:p>
     <w:p>
@@ -22555,7 +25475,13 @@
         <w:rPr>
           <w:sz w:val="28"/>
         </w:rPr>
-        <w:t>Оценена ли угроза входа новых участников с учетом стоимости привлечения клиента и доверия? Да, таблица 8; стоимость клика принята по расчетным показателям (приложение Д, Д-33).</w:t>
+        <w:t>Оценена ли угроза входа новых участников с учетом стоимости привлечения клиента и доверия? Да, таблица 8; стоимость клика принята по</w:t>
+      </w:r>
+      <w:r>
+        <w:rPr>
+          <w:sz w:val="28"/>
+        </w:rPr>
+        <w:t xml:space="preserve"> расчетным показателям (приложение Д, Д-33).</w:t>
       </w:r>
     </w:p>
     <w:p>
@@ -22573,13 +25499,7 @@
         <w:rPr>
           <w:sz w:val="28"/>
         </w:rPr>
-        <w:t>Оценена ли сила покупателей с учетом сравнимости предложений и из</w:t>
-      </w:r>
-      <w:r>
-        <w:rPr>
-          <w:sz w:val="28"/>
-        </w:rPr>
-        <w:t>держек переключения? Да, таблица 9.</w:t>
+        <w:t>Оценена ли сила покупателей с учетом сравнимости предложений и издержек переключения? Да, таблица 9.</w:t>
       </w:r>
     </w:p>
     <w:p>
@@ -22615,7 +25535,13 @@
         <w:rPr>
           <w:sz w:val="28"/>
         </w:rPr>
-        <w:t>Выявлены ли цифровые заменители, включая автоматизацию, ИИ и самостоятельные решения? Да, таблица 11 и список игроков.</w:t>
+        <w:t>Выявлены ли циф</w:t>
+      </w:r>
+      <w:r>
+        <w:rPr>
+          <w:sz w:val="28"/>
+        </w:rPr>
+        <w:t>ровые заменители, включая автоматизацию, ИИ и самостоятельные решения? Да, таблица 11 и список игроков.</w:t>
       </w:r>
     </w:p>
     <w:p>
@@ -22633,13 +25559,7 @@
         <w:rPr>
           <w:sz w:val="28"/>
         </w:rPr>
-        <w:t>Оценен</w:t>
-      </w:r>
-      <w:r>
-        <w:rPr>
-          <w:sz w:val="28"/>
-        </w:rPr>
-        <w:t>ы ли сетевые эффекты, данные, алгоритмическая видимость и платформенная зависимость? Да, таблица 12.</w:t>
+        <w:t>Оценены ли сетевые эффекты, данные, алгоритмическая видимость и платформенная зависимость? Да, таблица 12.</w:t>
       </w:r>
     </w:p>
     <w:p>
@@ -22657,7 +25577,13 @@
         <w:rPr>
           <w:sz w:val="28"/>
         </w:rPr>
-        <w:t>Сформулирован ли итоговый вывод о привлекательности рынка и условиях входа? Да, раздел 2.10.</w:t>
+        <w:t>Сформулирован ли итоговый вывод о привлекател</w:t>
+      </w:r>
+      <w:r>
+        <w:rPr>
+          <w:sz w:val="28"/>
+        </w:rPr>
+        <w:t>ьности рынка и условиях входа? Да, раздел 2.10.</w:t>
       </w:r>
     </w:p>
     <w:p>
@@ -22688,13 +25614,7 @@
         <w:rPr>
           <w:sz w:val="28"/>
         </w:rPr>
-        <w:t xml:space="preserve"> собраны по одной дате и сопоставимому пе</w:t>
-      </w:r>
-      <w:r>
-        <w:rPr>
-          <w:sz w:val="28"/>
-        </w:rPr>
-        <w:t>риоду? Да, 03.10.2026, 06-08.2026.</w:t>
+        <w:t xml:space="preserve"> собраны по одной дате и сопоставимому периоду? Да, 03.10.2026, 06-08.2026.</w:t>
       </w:r>
     </w:p>
     <w:p>
@@ -22764,7 +25684,13 @@
         <w:rPr>
           <w:sz w:val="28"/>
         </w:rPr>
-        <w:t xml:space="preserve">, страницы цен конкурентов, </w:t>
+        <w:t xml:space="preserve">, страницы </w:t>
+      </w:r>
+      <w:r>
+        <w:rPr>
+          <w:sz w:val="28"/>
+        </w:rPr>
+        <w:t xml:space="preserve">цен конкурентов, </w:t>
       </w:r>
       <w:r>
         <w:rPr>
@@ -22801,7 +25727,7 @@
         <w:jc w:val="center"/>
       </w:pPr>
       <w:bookmarkStart w:id="30" w:name="_выводы"/>
-      <w:bookmarkStart w:id="31" w:name="_Toc241957885"/>
+      <w:bookmarkStart w:id="31" w:name="_Toc241960730"/>
       <w:bookmarkEnd w:id="28"/>
       <w:r>
         <w:rPr>
@@ -22824,13 +25750,7 @@
         <w:rPr>
           <w:sz w:val="28"/>
         </w:rPr>
-        <w:t>В ходе работы оценены конкуренция и барьеры входа на рынке он</w:t>
-      </w:r>
-      <w:r>
-        <w:rPr>
-          <w:sz w:val="28"/>
-        </w:rPr>
-        <w:t xml:space="preserve">лайн-проверки </w:t>
+        <w:t xml:space="preserve">В ходе работы оценены конкуренция и барьеры входа на рынке онлайн-проверки </w:t>
       </w:r>
       <w:r>
         <w:rPr>
@@ -22843,13 +25763,32 @@
         <w:rPr>
           <w:sz w:val="28"/>
         </w:rPr>
-        <w:t xml:space="preserve">-моделей. Конкурентное поле состоит из пяти небольших прямых конкурентов (около 75 тысяч визитов в месяц на всех) и большого числа заменителей, которые дают 73 % релевантного трафика. Концентрация умеренная: </w:t>
+        <w:t>-моделей. Конкурентное поле состоит из четырех небольших прямых конкурентов (около 70 тысяч визитов в месяц, с частичным конкур</w:t>
+      </w:r>
+      <w:r>
+        <w:rPr>
+          <w:sz w:val="28"/>
+        </w:rPr>
+        <w:t xml:space="preserve">ентом </w:t>
       </w:r>
       <w:r>
         <w:rPr>
           <w:i/>
           <w:sz w:val="28"/>
         </w:rPr>
+        <w:t>CIMCON</w:t>
+      </w:r>
+      <w:r>
+        <w:rPr>
+          <w:sz w:val="28"/>
+        </w:rPr>
+        <w:t xml:space="preserve"> около 75 тысяч) и большого числа заменителей, которые дают 73 % релевантного трафика. Концентрация умеренная: </w:t>
+      </w:r>
+      <w:r>
+        <w:rPr>
+          <w:i/>
+          <w:sz w:val="28"/>
+        </w:rPr>
         <w:t>CR3</w:t>
       </w:r>
       <w:r>
@@ -22882,13 +25821,7 @@
         <w:rPr>
           <w:sz w:val="28"/>
         </w:rPr>
-        <w:t xml:space="preserve"> 1 360</w:t>
-      </w:r>
-      <w:r>
-        <w:rPr>
-          <w:sz w:val="28"/>
-        </w:rPr>
-        <w:t>.</w:t>
+        <w:t xml:space="preserve"> 1 360.</w:t>
       </w:r>
     </w:p>
     <w:p>
@@ -22902,7 +25835,13 @@
         <w:rPr>
           <w:sz w:val="28"/>
         </w:rPr>
-        <w:t>Среднее давление пяти сил равно 3,55 из 5, индекс барьеров входа 3,15: рынок умеренно привлекателен. Критичная сила - заменители (</w:t>
+        <w:t xml:space="preserve">Среднее давление пяти сил равно 3,55 из 5, индекс барьеров входа 3,15: рынок умеренно </w:t>
+      </w:r>
+      <w:r>
+        <w:rPr>
+          <w:sz w:val="28"/>
+        </w:rPr>
+        <w:t>привлекателен. Критичная сила - заменители (</w:t>
       </w:r>
       <w:r>
         <w:rPr>
@@ -22928,7 +25867,13 @@
         <w:rPr>
           <w:sz w:val="28"/>
         </w:rPr>
-        <w:t xml:space="preserve">), высокие - сила покупателей и угроза новых участников. У прямых конкурентов почти нет отзывов, платная реклама почти не используется, цена между массовыми </w:t>
+        <w:t>), повышенные - сила покупателей и угроза новых участников (по шаблону Портера они на нижней границе высокого уровня). У прямых конкурентов почти нет отзывов, платна</w:t>
+      </w:r>
+      <w:r>
+        <w:rPr>
+          <w:sz w:val="28"/>
+        </w:rPr>
+        <w:t xml:space="preserve">я реклама почти не используется, цена между массовыми </w:t>
       </w:r>
       <w:r>
         <w:rPr>
@@ -22968,7 +25913,13 @@
         <w:rPr>
           <w:sz w:val="28"/>
         </w:rPr>
-        <w:t xml:space="preserve"> и партнеров, ранний сбор отзывов и кейсов, бесплатный тариф и </w:t>
+        <w:t xml:space="preserve"> и партнеров,</w:t>
+      </w:r>
+      <w:r>
+        <w:rPr>
+          <w:sz w:val="28"/>
+        </w:rPr>
+        <w:t xml:space="preserve"> ранний сбор отзывов и кейсов, бесплатный тариф и </w:t>
       </w:r>
       <w:r>
         <w:rPr>
@@ -22994,7 +25945,7 @@
         <w:rPr>
           <w:sz w:val="28"/>
         </w:rPr>
-        <w:t xml:space="preserve">. Данные </w:t>
+        <w:t>. Для замены расчетных показателей реальными (</w:t>
       </w:r>
       <w:r>
         <w:rPr>
@@ -23046,27 +25997,20 @@
         <w:rPr>
           <w:sz w:val="28"/>
         </w:rPr>
-        <w:t xml:space="preserve"> и </w:t>
+        <w:t xml:space="preserve">, </w:t>
       </w:r>
       <w:r>
         <w:rPr>
           <w:i/>
           <w:sz w:val="28"/>
         </w:rPr>
-        <w:t>L</w:t>
-      </w:r>
-      <w:r>
-        <w:rPr>
-          <w:i/>
-          <w:sz w:val="28"/>
-        </w:rPr>
-        <w:t>inkedIn</w:t>
-      </w:r>
-      <w:r>
-        <w:rPr>
-          <w:sz w:val="28"/>
-        </w:rPr>
-        <w:t xml:space="preserve"> необходимо доснять (приложение Б); результаты переходят в ЛР5 и ЛР6.</w:t>
+        <w:t>LinkedIn</w:t>
+      </w:r>
+      <w:r>
+        <w:rPr>
+          <w:sz w:val="28"/>
+        </w:rPr>
+        <w:t>) потребуется платный доступ (приложение Б); результаты переходят в ЛР5 и ЛР6.</w:t>
       </w:r>
     </w:p>
     <w:p>
@@ -23077,7 +26021,7 @@
         <w:jc w:val="center"/>
       </w:pPr>
       <w:bookmarkStart w:id="32" w:name="_274f6a444530ef90b0479dabf3d210f01e97699"/>
-      <w:bookmarkStart w:id="33" w:name="_Toc241957886"/>
+      <w:bookmarkStart w:id="33" w:name="_Toc241960731"/>
       <w:bookmarkEnd w:id="30"/>
       <w:r>
         <w:rPr>
@@ -23085,7 +26029,14 @@
           <w:sz w:val="28"/>
         </w:rPr>
         <w:lastRenderedPageBreak/>
-        <w:t>СПИСОК ИСПОЛЬЗОВАННЫХ ИСТОЧНИКОВ</w:t>
+        <w:t xml:space="preserve">СПИСОК </w:t>
+      </w:r>
+      <w:r>
+        <w:rPr>
+          <w:b/>
+          <w:sz w:val="28"/>
+        </w:rPr>
+        <w:t>ИСПОЛЬЗОВАННЫХ ИСТОЧНИКОВ</w:t>
       </w:r>
       <w:bookmarkEnd w:id="33"/>
     </w:p>
@@ -23104,13 +26055,7 @@
         <w:rPr>
           <w:sz w:val="28"/>
         </w:rPr>
-        <w:t>Методические материалы дисциплины «Электронный бизнес» к лабораторной работе № 4: методика пяти сил Портера для электронного бизнеса и источники д</w:t>
-      </w:r>
-      <w:r>
-        <w:rPr>
-          <w:sz w:val="28"/>
-        </w:rPr>
-        <w:t>анных по силам Портера. – Минск : БГУИР, 2026.</w:t>
+        <w:t>Методические материалы дисциплины «Электронный бизнес» к лабораторной работе № 4: методика пяти сил Портера для электронного бизнеса и источники данных по силам Портера. – Минск : БГУИР, 2026.</w:t>
       </w:r>
     </w:p>
     <w:p>
@@ -23128,7 +26073,13 @@
         <w:rPr>
           <w:sz w:val="28"/>
         </w:rPr>
-        <w:t xml:space="preserve">Методика оценки уровня конкуренции и барьеров входа по данным </w:t>
+        <w:t xml:space="preserve">Методика оценки уровня конкуренции и </w:t>
+      </w:r>
+      <w:r>
+        <w:rPr>
+          <w:sz w:val="28"/>
+        </w:rPr>
+        <w:t xml:space="preserve">барьеров входа по данным </w:t>
       </w:r>
       <w:r>
         <w:rPr>
@@ -24342,7 +27293,7 @@
         <w:jc w:val="center"/>
       </w:pPr>
       <w:bookmarkStart w:id="34" w:name="_3d74faf1500c1b2a4a8bfa8e0e37c74206ce73d"/>
-      <w:bookmarkStart w:id="35" w:name="_Toc241957887"/>
+      <w:bookmarkStart w:id="35" w:name="_Toc241960732"/>
       <w:bookmarkEnd w:id="32"/>
       <w:r>
         <w:rPr>
@@ -24404,7 +27355,7 @@
         <w:rPr>
           <w:sz w:val="28"/>
         </w:rPr>
-        <w:t>В таблице 21 представлено: журнал допущений ЛР4.</w:t>
+        <w:t>В таблице 23 представлено: журнал допущений ЛР4.</w:t>
       </w:r>
     </w:p>
     <w:p>
@@ -24417,7 +27368,7 @@
         <w:rPr>
           <w:sz w:val="28"/>
         </w:rPr>
-        <w:t>Таблица 21 – Журнал допущений ЛР4</w:t>
+        <w:t>Таблица 23 – Журнал допущений ЛР4</w:t>
       </w:r>
     </w:p>
     <w:tbl>
@@ -25400,7 +28351,7 @@
         <w:jc w:val="center"/>
       </w:pPr>
       <w:bookmarkStart w:id="36" w:name="_25083b51e17d9d99817d1269b6af13d75b604a4"/>
-      <w:bookmarkStart w:id="37" w:name="_Toc241957888"/>
+      <w:bookmarkStart w:id="37" w:name="_Toc241960733"/>
       <w:bookmarkEnd w:id="34"/>
       <w:r>
         <w:rPr>
@@ -25462,7 +28413,7 @@
         <w:rPr>
           <w:sz w:val="28"/>
         </w:rPr>
-        <w:t xml:space="preserve">В таблице 22 представлено: принятые решения по данным, которых </w:t>
+        <w:t xml:space="preserve">В таблице 24 представлено: принятые решения по данным, которых </w:t>
       </w:r>
       <w:r>
         <w:rPr>
@@ -25481,7 +28432,7 @@
         <w:rPr>
           <w:sz w:val="28"/>
         </w:rPr>
-        <w:t>Таблица 22 – Принятые решения по данным, которых нет в открытом доступе</w:t>
+        <w:t>Таблица 24 – Принятые решения по данным, которых нет в открытом доступе</w:t>
       </w:r>
     </w:p>
     <w:tbl>
@@ -26487,7 +29438,7 @@
         <w:jc w:val="center"/>
       </w:pPr>
       <w:bookmarkStart w:id="38" w:name="_cb59224a7032ef66ab429e7df9b4e4c597bc187"/>
-      <w:bookmarkStart w:id="39" w:name="_Toc241957889"/>
+      <w:bookmarkStart w:id="39" w:name="_Toc241960734"/>
       <w:bookmarkEnd w:id="36"/>
       <w:r>
         <w:rPr>
@@ -26549,7 +29500,7 @@
         <w:rPr>
           <w:sz w:val="28"/>
         </w:rPr>
-        <w:t>В таблице 23 представлено: изменения шаблона.</w:t>
+        <w:t>В таблице 25 представлено: изменения шаблона.</w:t>
       </w:r>
     </w:p>
     <w:p>
@@ -26562,7 +29513,7 @@
         <w:rPr>
           <w:sz w:val="28"/>
         </w:rPr>
-        <w:t>Таблица 23 – И</w:t>
+        <w:t>Таблица 25 – И</w:t>
       </w:r>
       <w:r>
         <w:rPr>
@@ -27211,13 +30162,7 @@
         <w:rPr>
           <w:sz w:val="28"/>
         </w:rPr>
-        <w:t>Исправления 1, 2 и 6 затрагив</w:t>
-      </w:r>
-      <w:r>
-        <w:rPr>
-          <w:sz w:val="28"/>
-        </w:rPr>
-        <w:t>ают корректность формул; исправления 3-5 учитывают отсутствие части внешних данных и не меняют смысл показателей.</w:t>
+        <w:t>Исправления 1, 2 и 6 затрагивают корректность формул; исправления 3-5 учитывают отсутствие части внешних данных и не меняют смысл показателей.</w:t>
       </w:r>
     </w:p>
     <w:p>
@@ -27229,7 +30174,7 @@
         <w:jc w:val="center"/>
       </w:pPr>
       <w:bookmarkStart w:id="40" w:name="_36e5ced6b29eabb38058bfd1a6b3384d71712dd"/>
-      <w:bookmarkStart w:id="41" w:name="_Toc241957890"/>
+      <w:bookmarkStart w:id="41" w:name="_Toc241960735"/>
       <w:bookmarkEnd w:id="38"/>
       <w:r>
         <w:rPr>
@@ -27237,7 +30182,14 @@
           <w:sz w:val="28"/>
         </w:rPr>
         <w:lastRenderedPageBreak/>
-        <w:t>ПРИЛОЖЕНИЕ Г</w:t>
+        <w:t xml:space="preserve">ПРИЛОЖЕНИЕ </w:t>
+      </w:r>
+      <w:r>
+        <w:rPr>
+          <w:b/>
+          <w:sz w:val="28"/>
+        </w:rPr>
+        <w:t>Г</w:t>
       </w:r>
       <w:bookmarkEnd w:id="41"/>
     </w:p>
@@ -27340,13 +30292,7 @@
         <w:rPr>
           <w:sz w:val="28"/>
         </w:rPr>
-        <w:t>В таблице 24 представлено: дополнительные отзывы и рей</w:t>
-      </w:r>
-      <w:r>
-        <w:rPr>
-          <w:sz w:val="28"/>
-        </w:rPr>
-        <w:t>тинги.</w:t>
+        <w:t>В таблице 26 представлено: дополнительные отзывы и рейтинги.</w:t>
       </w:r>
     </w:p>
     <w:p>
@@ -27359,7 +30305,7 @@
         <w:rPr>
           <w:sz w:val="28"/>
         </w:rPr>
-        <w:t>Таблица 24 – Дополнительные отзывы и рейтинги</w:t>
+        <w:t>Таблица 26 – Дополнительные отзывы и рейтинги</w:t>
       </w:r>
     </w:p>
     <w:tbl>
@@ -27467,7 +30413,14 @@
                 <w:b/>
                 <w:sz w:val="24"/>
               </w:rPr>
-              <w:t>Комментарий</w:t>
+              <w:t>Комментар</w:t>
+            </w:r>
+            <w:r>
+              <w:rPr>
+                <w:b/>
+                <w:sz w:val="24"/>
+              </w:rPr>
+              <w:t>ий</w:t>
             </w:r>
           </w:p>
         </w:tc>
@@ -28162,7 +31115,7 @@
         <w:jc w:val="center"/>
       </w:pPr>
       <w:bookmarkStart w:id="42" w:name="_9d5fcc7b5dcc7edf41414b415020c8f23d21510"/>
-      <w:bookmarkStart w:id="43" w:name="_Toc241957891"/>
+      <w:bookmarkStart w:id="43" w:name="_Toc241960736"/>
       <w:bookmarkEnd w:id="40"/>
       <w:r>
         <w:rPr>
@@ -28328,7 +31281,7 @@
         <w:rPr>
           <w:sz w:val="28"/>
         </w:rPr>
-        <w:t>В таблице 25 представлено: расчетные показатели запросов ядра.</w:t>
+        <w:t>В таблице 27 представлено: расчетные показатели запросов ядра.</w:t>
       </w:r>
     </w:p>
     <w:p>
@@ -28347,7 +31300,7 @@
         <w:rPr>
           <w:sz w:val="28"/>
         </w:rPr>
-        <w:t>25 – Расчетные показатели запросов ядра</w:t>
+        <w:t>27 – Расчетные показатели запросов ядра</w:t>
       </w:r>
     </w:p>
     <w:tbl>
@@ -30817,7 +33770,7 @@
   <w:abstractNum w:abstractNumId="0" w15:restartNumberingAfterBreak="0">
     <w:nsid w:val="0000A990"/>
     <w:multiLevelType w:val="multilevel"/>
-    <w:tmpl w:val="BCB4FB82"/>
+    <w:tmpl w:val="12DC0998"/>
     <w:lvl w:ilvl="0">
       <w:numFmt w:val="bullet"/>
       <w:lvlText w:val=" "/>
@@ -30894,7 +33847,7 @@
   <w:abstractNum w:abstractNumId="1" w15:restartNumberingAfterBreak="0">
     <w:nsid w:val="00A99411"/>
     <w:multiLevelType w:val="multilevel"/>
-    <w:tmpl w:val="563A7F6A"/>
+    <w:tmpl w:val="6CF2058E"/>
     <w:lvl w:ilvl="0">
       <w:start w:val="1"/>
       <w:numFmt w:val="decimal"/>
@@ -32372,7 +35325,7 @@
     <w:autoRedefine/>
     <w:uiPriority w:val="39"/>
     <w:unhideWhenUsed/>
-    <w:rsid w:val="007C62B1"/>
+    <w:rsid w:val="00E52466"/>
     <w:pPr>
       <w:spacing w:after="100"/>
     </w:pPr>
@@ -32384,7 +35337,7 @@
     <w:autoRedefine/>
     <w:uiPriority w:val="39"/>
     <w:unhideWhenUsed/>
-    <w:rsid w:val="007C62B1"/>
+    <w:rsid w:val="00E52466"/>
     <w:pPr>
       <w:spacing w:after="100"/>
       <w:ind w:left="240"/>

--- a/ЛР4_Пять_сил_Портера/ОТЧЕТ_ЛР4_TableMind.docx
+++ b/ЛР4_Пять_сил_Портера/ОТЧЕТ_ЛР4_TableMind.docx
@@ -263,7 +263,7 @@
       <w:r>
         <w:fldChar w:fldCharType="separate"/>
       </w:r>
-      <w:hyperlink w:anchor="_Toc241960715" w:history="1">
+      <w:hyperlink w:anchor="_Toc241962720" w:history="1">
         <w:r>
           <w:rPr>
             <w:rStyle w:val="af"/>
@@ -291,7 +291,7 @@
             <w:noProof/>
             <w:webHidden/>
           </w:rPr>
-          <w:instrText xml:space="preserve"> PAGEREF _Toc241960715 \h </w:instrText>
+          <w:instrText xml:space="preserve"> PAGEREF _Toc241962720 \h </w:instrText>
         </w:r>
         <w:r>
           <w:rPr>
@@ -332,7 +332,7 @@
           <w:noProof/>
         </w:rPr>
       </w:pPr>
-      <w:hyperlink w:anchor="_Toc241960716" w:history="1">
+      <w:hyperlink w:anchor="_Toc241962721" w:history="1">
         <w:r>
           <w:rPr>
             <w:rStyle w:val="af"/>
@@ -360,7 +360,7 @@
             <w:noProof/>
             <w:webHidden/>
           </w:rPr>
-          <w:instrText xml:space="preserve"> PAGEREF _Toc241960716 \h </w:instrText>
+          <w:instrText xml:space="preserve"> PAGEREF _Toc241962721 \h </w:instrText>
         </w:r>
         <w:r>
           <w:rPr>
@@ -401,7 +401,7 @@
           <w:noProof/>
         </w:rPr>
       </w:pPr>
-      <w:hyperlink w:anchor="_Toc241960717" w:history="1">
+      <w:hyperlink w:anchor="_Toc241962722" w:history="1">
         <w:r>
           <w:rPr>
             <w:rStyle w:val="af"/>
@@ -429,7 +429,7 @@
             <w:noProof/>
             <w:webHidden/>
           </w:rPr>
-          <w:instrText xml:space="preserve"> PAGEREF _Toc241960717 \h </w:instrText>
+          <w:instrText xml:space="preserve"> PAGEREF _Toc241962722 \h </w:instrText>
         </w:r>
         <w:r>
           <w:rPr>
@@ -470,7 +470,7 @@
           <w:noProof/>
         </w:rPr>
       </w:pPr>
-      <w:hyperlink w:anchor="_Toc241960718" w:history="1">
+      <w:hyperlink w:anchor="_Toc241962723" w:history="1">
         <w:r>
           <w:rPr>
             <w:rStyle w:val="af"/>
@@ -498,7 +498,7 @@
             <w:noProof/>
             <w:webHidden/>
           </w:rPr>
-          <w:instrText xml:space="preserve"> PAGEREF _Toc241960718 \h </w:instrText>
+          <w:instrText xml:space="preserve"> PAGEREF _Toc241962723 \h </w:instrText>
         </w:r>
         <w:r>
           <w:rPr>
@@ -539,7 +539,7 @@
           <w:noProof/>
         </w:rPr>
       </w:pPr>
-      <w:hyperlink w:anchor="_Toc241960719" w:history="1">
+      <w:hyperlink w:anchor="_Toc241962724" w:history="1">
         <w:r>
           <w:rPr>
             <w:rStyle w:val="af"/>
@@ -567,7 +567,7 @@
             <w:noProof/>
             <w:webHidden/>
           </w:rPr>
-          <w:instrText xml:space="preserve"> PAGEREF _Toc241960719 \h </w:instrText>
+          <w:instrText xml:space="preserve"> PAGEREF _Toc241962724 \h </w:instrText>
         </w:r>
         <w:r>
           <w:rPr>
@@ -608,7 +608,7 @@
           <w:noProof/>
         </w:rPr>
       </w:pPr>
-      <w:hyperlink w:anchor="_Toc241960720" w:history="1">
+      <w:hyperlink w:anchor="_Toc241962725" w:history="1">
         <w:r>
           <w:rPr>
             <w:rStyle w:val="af"/>
@@ -636,7 +636,7 @@
             <w:noProof/>
             <w:webHidden/>
           </w:rPr>
-          <w:instrText xml:space="preserve"> PAGEREF _Toc241960720 \h </w:instrText>
+          <w:instrText xml:space="preserve"> PAGEREF _Toc241962725 \h </w:instrText>
         </w:r>
         <w:r>
           <w:rPr>
@@ -677,7 +677,7 @@
           <w:noProof/>
         </w:rPr>
       </w:pPr>
-      <w:hyperlink w:anchor="_Toc241960721" w:history="1">
+      <w:hyperlink w:anchor="_Toc241962726" w:history="1">
         <w:r>
           <w:rPr>
             <w:rStyle w:val="af"/>
@@ -705,7 +705,7 @@
             <w:noProof/>
             <w:webHidden/>
           </w:rPr>
-          <w:instrText xml:space="preserve"> PAGEREF _Toc241960721 \h </w:instrText>
+          <w:instrText xml:space="preserve"> PAGEREF _Toc241962726 \h </w:instrText>
         </w:r>
         <w:r>
           <w:rPr>
@@ -746,7 +746,7 @@
           <w:noProof/>
         </w:rPr>
       </w:pPr>
-      <w:hyperlink w:anchor="_Toc241960722" w:history="1">
+      <w:hyperlink w:anchor="_Toc241962727" w:history="1">
         <w:r>
           <w:rPr>
             <w:rStyle w:val="af"/>
@@ -774,7 +774,7 @@
             <w:noProof/>
             <w:webHidden/>
           </w:rPr>
-          <w:instrText xml:space="preserve"> PAGEREF _Toc241960722 \h </w:instrText>
+          <w:instrText xml:space="preserve"> PAGEREF _Toc241962727 \h </w:instrText>
         </w:r>
         <w:r>
           <w:rPr>
@@ -815,7 +815,7 @@
           <w:noProof/>
         </w:rPr>
       </w:pPr>
-      <w:hyperlink w:anchor="_Toc241960723" w:history="1">
+      <w:hyperlink w:anchor="_Toc241962728" w:history="1">
         <w:r>
           <w:rPr>
             <w:rStyle w:val="af"/>
@@ -843,7 +843,7 @@
             <w:noProof/>
             <w:webHidden/>
           </w:rPr>
-          <w:instrText xml:space="preserve"> PAGEREF _Toc241960723 \h </w:instrText>
+          <w:instrText xml:space="preserve"> PAGEREF _Toc241962728 \h </w:instrText>
         </w:r>
         <w:r>
           <w:rPr>
@@ -884,7 +884,7 @@
           <w:noProof/>
         </w:rPr>
       </w:pPr>
-      <w:hyperlink w:anchor="_Toc241960724" w:history="1">
+      <w:hyperlink w:anchor="_Toc241962729" w:history="1">
         <w:r>
           <w:rPr>
             <w:rStyle w:val="af"/>
@@ -912,7 +912,7 @@
             <w:noProof/>
             <w:webHidden/>
           </w:rPr>
-          <w:instrText xml:space="preserve"> PAGEREF _Toc241960724 \h </w:instrText>
+          <w:instrText xml:space="preserve"> PAGEREF _Toc241962729 \h </w:instrText>
         </w:r>
         <w:r>
           <w:rPr>
@@ -953,7 +953,7 @@
           <w:noProof/>
         </w:rPr>
       </w:pPr>
-      <w:hyperlink w:anchor="_Toc241960725" w:history="1">
+      <w:hyperlink w:anchor="_Toc241962730" w:history="1">
         <w:r>
           <w:rPr>
             <w:rStyle w:val="af"/>
@@ -981,7 +981,7 @@
             <w:noProof/>
             <w:webHidden/>
           </w:rPr>
-          <w:instrText xml:space="preserve"> PAGEREF _Toc241960725 \h </w:instrText>
+          <w:instrText xml:space="preserve"> PAGEREF _Toc241962730 \h </w:instrText>
         </w:r>
         <w:r>
           <w:rPr>
@@ -1022,7 +1022,7 @@
           <w:noProof/>
         </w:rPr>
       </w:pPr>
-      <w:hyperlink w:anchor="_Toc241960726" w:history="1">
+      <w:hyperlink w:anchor="_Toc241962731" w:history="1">
         <w:r>
           <w:rPr>
             <w:rStyle w:val="af"/>
@@ -1050,7 +1050,7 @@
             <w:noProof/>
             <w:webHidden/>
           </w:rPr>
-          <w:instrText xml:space="preserve"> PAGEREF _Toc241960726 \h </w:instrText>
+          <w:instrText xml:space="preserve"> PAGEREF _Toc241962731 \h </w:instrText>
         </w:r>
         <w:r>
           <w:rPr>
@@ -1091,7 +1091,7 @@
           <w:noProof/>
         </w:rPr>
       </w:pPr>
-      <w:hyperlink w:anchor="_Toc241960727" w:history="1">
+      <w:hyperlink w:anchor="_Toc241962732" w:history="1">
         <w:r>
           <w:rPr>
             <w:rStyle w:val="af"/>
@@ -1119,7 +1119,7 @@
             <w:noProof/>
             <w:webHidden/>
           </w:rPr>
-          <w:instrText xml:space="preserve"> PAGEREF _Toc241960727 \h </w:instrText>
+          <w:instrText xml:space="preserve"> PAGEREF _Toc241962732 \h </w:instrText>
         </w:r>
         <w:r>
           <w:rPr>
@@ -1160,7 +1160,7 @@
           <w:noProof/>
         </w:rPr>
       </w:pPr>
-      <w:hyperlink w:anchor="_Toc241960728" w:history="1">
+      <w:hyperlink w:anchor="_Toc241962733" w:history="1">
         <w:r>
           <w:rPr>
             <w:rStyle w:val="af"/>
@@ -1188,7 +1188,7 @@
             <w:noProof/>
             <w:webHidden/>
           </w:rPr>
-          <w:instrText xml:space="preserve"> PAGEREF _Toc241960728 \h </w:instrText>
+          <w:instrText xml:space="preserve"> PAGEREF _Toc241962733 \h </w:instrText>
         </w:r>
         <w:r>
           <w:rPr>
@@ -1229,7 +1229,7 @@
           <w:noProof/>
         </w:rPr>
       </w:pPr>
-      <w:hyperlink w:anchor="_Toc241960729" w:history="1">
+      <w:hyperlink w:anchor="_Toc241962734" w:history="1">
         <w:r>
           <w:rPr>
             <w:rStyle w:val="af"/>
@@ -1257,7 +1257,7 @@
             <w:noProof/>
             <w:webHidden/>
           </w:rPr>
-          <w:instrText xml:space="preserve"> PAGEREF _Toc241960729 \h </w:instrText>
+          <w:instrText xml:space="preserve"> PAGEREF _Toc241962734 \h </w:instrText>
         </w:r>
         <w:r>
           <w:rPr>
@@ -1298,7 +1298,7 @@
           <w:noProof/>
         </w:rPr>
       </w:pPr>
-      <w:hyperlink w:anchor="_Toc241960730" w:history="1">
+      <w:hyperlink w:anchor="_Toc241962735" w:history="1">
         <w:r>
           <w:rPr>
             <w:rStyle w:val="af"/>
@@ -1326,7 +1326,7 @@
             <w:noProof/>
             <w:webHidden/>
           </w:rPr>
-          <w:instrText xml:space="preserve"> PAGEREF _Toc241960730 \h </w:instrText>
+          <w:instrText xml:space="preserve"> PAGEREF _Toc241962735 \h </w:instrText>
         </w:r>
         <w:r>
           <w:rPr>
@@ -1367,7 +1367,7 @@
           <w:noProof/>
         </w:rPr>
       </w:pPr>
-      <w:hyperlink w:anchor="_Toc241960731" w:history="1">
+      <w:hyperlink w:anchor="_Toc241962736" w:history="1">
         <w:r>
           <w:rPr>
             <w:rStyle w:val="af"/>
@@ -1395,7 +1395,7 @@
             <w:noProof/>
             <w:webHidden/>
           </w:rPr>
-          <w:instrText xml:space="preserve"> PAGEREF _Toc241960731 \h </w:instrText>
+          <w:instrText xml:space="preserve"> PAGEREF _Toc241962736 \h </w:instrText>
         </w:r>
         <w:r>
           <w:rPr>
@@ -1436,7 +1436,7 @@
           <w:noProof/>
         </w:rPr>
       </w:pPr>
-      <w:hyperlink w:anchor="_Toc241960732" w:history="1">
+      <w:hyperlink w:anchor="_Toc241962737" w:history="1">
         <w:r>
           <w:rPr>
             <w:rStyle w:val="af"/>
@@ -1464,7 +1464,7 @@
             <w:noProof/>
             <w:webHidden/>
           </w:rPr>
-          <w:instrText xml:space="preserve"> PAGEREF _Toc241960732 \h </w:instrText>
+          <w:instrText xml:space="preserve"> PAGEREF _Toc241962737 \h </w:instrText>
         </w:r>
         <w:r>
           <w:rPr>
@@ -1505,7 +1505,7 @@
           <w:noProof/>
         </w:rPr>
       </w:pPr>
-      <w:hyperlink w:anchor="_Toc241960733" w:history="1">
+      <w:hyperlink w:anchor="_Toc241962738" w:history="1">
         <w:r>
           <w:rPr>
             <w:rStyle w:val="af"/>
@@ -1533,7 +1533,7 @@
             <w:noProof/>
             <w:webHidden/>
           </w:rPr>
-          <w:instrText xml:space="preserve"> PAGEREF _Toc241960733 \h </w:instrText>
+          <w:instrText xml:space="preserve"> PAGEREF _Toc241962738 \h </w:instrText>
         </w:r>
         <w:r>
           <w:rPr>
@@ -1574,7 +1574,7 @@
           <w:noProof/>
         </w:rPr>
       </w:pPr>
-      <w:hyperlink w:anchor="_Toc241960734" w:history="1">
+      <w:hyperlink w:anchor="_Toc241962739" w:history="1">
         <w:r>
           <w:rPr>
             <w:rStyle w:val="af"/>
@@ -1602,7 +1602,7 @@
             <w:noProof/>
             <w:webHidden/>
           </w:rPr>
-          <w:instrText xml:space="preserve"> PAGEREF _Toc241960734 \h </w:instrText>
+          <w:instrText xml:space="preserve"> PAGEREF _Toc241962739 \h </w:instrText>
         </w:r>
         <w:r>
           <w:rPr>
@@ -1643,7 +1643,7 @@
           <w:noProof/>
         </w:rPr>
       </w:pPr>
-      <w:hyperlink w:anchor="_Toc241960735" w:history="1">
+      <w:hyperlink w:anchor="_Toc241962740" w:history="1">
         <w:r>
           <w:rPr>
             <w:rStyle w:val="af"/>
@@ -1671,7 +1671,7 @@
             <w:noProof/>
             <w:webHidden/>
           </w:rPr>
-          <w:instrText xml:space="preserve"> PAGEREF _Toc241960735 \h </w:instrText>
+          <w:instrText xml:space="preserve"> PAGEREF _Toc241962740 \h </w:instrText>
         </w:r>
         <w:r>
           <w:rPr>
@@ -1712,7 +1712,7 @@
           <w:noProof/>
         </w:rPr>
       </w:pPr>
-      <w:hyperlink w:anchor="_Toc241960736" w:history="1">
+      <w:hyperlink w:anchor="_Toc241962741" w:history="1">
         <w:r>
           <w:rPr>
             <w:rStyle w:val="af"/>
@@ -1740,7 +1740,7 @@
             <w:noProof/>
             <w:webHidden/>
           </w:rPr>
-          <w:instrText xml:space="preserve"> PAGEREF _Toc241960736 \h </w:instrText>
+          <w:instrText xml:space="preserve"> PAGEREF _Toc241962741 \h </w:instrText>
         </w:r>
         <w:r>
           <w:rPr>
@@ -1786,7 +1786,7 @@
         <w:spacing w:before="0" w:after="360" w:line="360" w:lineRule="exact"/>
         <w:ind w:firstLine="709"/>
       </w:pPr>
-      <w:bookmarkStart w:id="1" w:name="_Toc241960715"/>
+      <w:bookmarkStart w:id="1" w:name="_Toc241962720"/>
       <w:r>
         <w:rPr>
           <w:b/>
@@ -1988,7 +1988,7 @@
         <w:ind w:firstLine="709"/>
       </w:pPr>
       <w:bookmarkStart w:id="2" w:name="_b608aa976fc82a0faaf3b83f58c735968afd03b"/>
-      <w:bookmarkStart w:id="3" w:name="_Toc241960716"/>
+      <w:bookmarkStart w:id="3" w:name="_Toc241962721"/>
       <w:bookmarkEnd w:id="0"/>
       <w:r>
         <w:rPr>
@@ -2059,7 +2059,7 @@
         <w:ind w:firstLine="709"/>
       </w:pPr>
       <w:bookmarkStart w:id="4" w:name="_c2dc16d95c34e7e7c75dbd4503de730b54879a3"/>
-      <w:bookmarkStart w:id="5" w:name="_Toc241960717"/>
+      <w:bookmarkStart w:id="5" w:name="_Toc241962722"/>
       <w:r>
         <w:rPr>
           <w:b/>
@@ -4984,7 +4984,7 @@
         <w:ind w:firstLine="709"/>
       </w:pPr>
       <w:bookmarkStart w:id="6" w:name="_e53e14f44ab4c8780a98a105cb988ad22318c27"/>
-      <w:bookmarkStart w:id="7" w:name="_Toc241960718"/>
+      <w:bookmarkStart w:id="7" w:name="_Toc241962723"/>
       <w:bookmarkEnd w:id="4"/>
       <w:r>
         <w:rPr>
@@ -6844,7 +6844,7 @@
           <w:sz w:val="28"/>
         </w:rPr>
         <w:drawing>
-          <wp:inline distT="0" distB="0" distL="0" distR="0" wp14:anchorId="0A666E27" wp14:editId="169C84A5">
+          <wp:inline distT="0" distB="0" distL="0" distR="0" wp14:anchorId="36E75497" wp14:editId="63A50343">
             <wp:extent cx="5334000" cy="2862146"/>
             <wp:effectExtent l="0" t="0" r="0" b="0"/>
             <wp:docPr id="12" name="Picture"/>
@@ -9087,7 +9087,7 @@
         </w:rPr>
         <w:lastRenderedPageBreak/>
         <w:drawing>
-          <wp:inline distT="0" distB="0" distL="0" distR="0" wp14:anchorId="0D996372" wp14:editId="5088B40D">
+          <wp:inline distT="0" distB="0" distL="0" distR="0" wp14:anchorId="4C7B1C72" wp14:editId="29FF2BF7">
             <wp:extent cx="5334000" cy="2536902"/>
             <wp:effectExtent l="0" t="0" r="0" b="0"/>
             <wp:docPr id="15" name="Picture"/>
@@ -9929,7 +9929,7 @@
         <w:ind w:firstLine="709"/>
       </w:pPr>
       <w:bookmarkStart w:id="8" w:name="_6630f66e9bddc915a7c003d1a4416942be99820"/>
-      <w:bookmarkStart w:id="9" w:name="_Toc241960719"/>
+      <w:bookmarkStart w:id="9" w:name="_Toc241962724"/>
       <w:bookmarkEnd w:id="6"/>
       <w:r>
         <w:rPr>
@@ -12025,7 +12025,7 @@
           <w:sz w:val="28"/>
         </w:rPr>
         <w:drawing>
-          <wp:inline distT="0" distB="0" distL="0" distR="0" wp14:anchorId="277033EF" wp14:editId="1685302B">
+          <wp:inline distT="0" distB="0" distL="0" distR="0" wp14:anchorId="3D466172" wp14:editId="50152D87">
             <wp:extent cx="5334000" cy="2732048"/>
             <wp:effectExtent l="0" t="0" r="0" b="0"/>
             <wp:docPr id="19" name="Picture"/>
@@ -13785,7 +13785,7 @@
         <w:ind w:firstLine="709"/>
       </w:pPr>
       <w:bookmarkStart w:id="10" w:name="_32eb1a546c0e629ee5199cbd921989386414cef"/>
-      <w:bookmarkStart w:id="11" w:name="_Toc241960720"/>
+      <w:bookmarkStart w:id="11" w:name="_Toc241962725"/>
       <w:bookmarkEnd w:id="8"/>
       <w:r>
         <w:rPr>
@@ -14304,7 +14304,7 @@
         <w:ind w:firstLine="709"/>
       </w:pPr>
       <w:bookmarkStart w:id="12" w:name="_56392ae30d217601ca6b22348c46ed1cd30bda9"/>
-      <w:bookmarkStart w:id="13" w:name="_Toc241960721"/>
+      <w:bookmarkStart w:id="13" w:name="_Toc241962726"/>
       <w:bookmarkEnd w:id="10"/>
       <w:r>
         <w:rPr>
@@ -14920,7 +14920,7 @@
         <w:ind w:firstLine="709"/>
       </w:pPr>
       <w:bookmarkStart w:id="14" w:name="_81d55da623d41512ef63f4dc47f176415032501"/>
-      <w:bookmarkStart w:id="15" w:name="_Toc241960722"/>
+      <w:bookmarkStart w:id="15" w:name="_Toc241962727"/>
       <w:bookmarkEnd w:id="12"/>
       <w:r>
         <w:rPr>
@@ -15341,7 +15341,7 @@
         <w:ind w:firstLine="709"/>
       </w:pPr>
       <w:bookmarkStart w:id="16" w:name="_c864891c2a63545415c693c4f70871cf567029c"/>
-      <w:bookmarkStart w:id="17" w:name="_Toc241960723"/>
+      <w:bookmarkStart w:id="17" w:name="_Toc241962728"/>
       <w:bookmarkEnd w:id="14"/>
       <w:r>
         <w:rPr>
@@ -15993,7 +15993,7 @@
         <w:ind w:firstLine="709"/>
       </w:pPr>
       <w:bookmarkStart w:id="18" w:name="_ef6f952c7e24326ac23355a768c8b715ec8fce8"/>
-      <w:bookmarkStart w:id="19" w:name="_Toc241960724"/>
+      <w:bookmarkStart w:id="19" w:name="_Toc241962729"/>
       <w:bookmarkEnd w:id="16"/>
       <w:r>
         <w:rPr>
@@ -19470,7 +19470,7 @@
         </w:rPr>
         <w:lastRenderedPageBreak/>
         <w:drawing>
-          <wp:inline distT="0" distB="0" distL="0" distR="0" wp14:anchorId="0E959B05" wp14:editId="1C68C78A">
+          <wp:inline distT="0" distB="0" distL="0" distR="0" wp14:anchorId="57806916" wp14:editId="744C510C">
             <wp:extent cx="5334000" cy="2471853"/>
             <wp:effectExtent l="0" t="0" r="0" b="0"/>
             <wp:docPr id="27" name="Picture"/>
@@ -19565,7 +19565,7 @@
         <w:ind w:firstLine="709"/>
       </w:pPr>
       <w:bookmarkStart w:id="20" w:name="_6df6aabc6395b7d9765c374a4a7f2d43c0ba1e7"/>
-      <w:bookmarkStart w:id="21" w:name="_Toc241960725"/>
+      <w:bookmarkStart w:id="21" w:name="_Toc241962730"/>
       <w:bookmarkEnd w:id="18"/>
       <w:r>
         <w:rPr>
@@ -22615,8 +22615,8 @@
         <w:tblLook w:val="0020" w:firstRow="1" w:lastRow="0" w:firstColumn="0" w:lastColumn="0" w:noHBand="0" w:noVBand="0"/>
       </w:tblPr>
       <w:tblGrid>
-        <w:gridCol w:w="3796"/>
-        <w:gridCol w:w="5559"/>
+        <w:gridCol w:w="3839"/>
+        <w:gridCol w:w="5516"/>
       </w:tblGrid>
       <w:tr>
         <w:trPr>
@@ -22627,7 +22627,7 @@
         </w:trPr>
         <w:tc>
           <w:tcPr>
-            <w:tcW w:w="3796" w:type="dxa"/>
+            <w:tcW w:w="3839" w:type="dxa"/>
             <w:vAlign w:val="center"/>
           </w:tcPr>
           <w:p>
@@ -22654,7 +22654,7 @@
         </w:tc>
         <w:tc>
           <w:tcPr>
-            <w:tcW w:w="5558" w:type="dxa"/>
+            <w:tcW w:w="5515" w:type="dxa"/>
             <w:vAlign w:val="center"/>
           </w:tcPr>
           <w:p>
@@ -22680,7 +22680,7 @@
         </w:trPr>
         <w:tc>
           <w:tcPr>
-            <w:tcW w:w="3796" w:type="dxa"/>
+            <w:tcW w:w="3839" w:type="dxa"/>
             <w:vAlign w:val="center"/>
           </w:tcPr>
           <w:p>
@@ -22699,7 +22699,7 @@
         </w:tc>
         <w:tc>
           <w:tcPr>
-            <w:tcW w:w="5558" w:type="dxa"/>
+            <w:tcW w:w="5515" w:type="dxa"/>
             <w:vAlign w:val="center"/>
           </w:tcPr>
           <w:p>
@@ -22725,7 +22725,7 @@
         </w:trPr>
         <w:tc>
           <w:tcPr>
-            <w:tcW w:w="3796" w:type="dxa"/>
+            <w:tcW w:w="3839" w:type="dxa"/>
             <w:vAlign w:val="center"/>
           </w:tcPr>
           <w:p>
@@ -22744,7 +22744,7 @@
         </w:tc>
         <w:tc>
           <w:tcPr>
-            <w:tcW w:w="5558" w:type="dxa"/>
+            <w:tcW w:w="5515" w:type="dxa"/>
             <w:vAlign w:val="center"/>
           </w:tcPr>
           <w:p>
@@ -22769,7 +22769,7 @@
         </w:trPr>
         <w:tc>
           <w:tcPr>
-            <w:tcW w:w="3796" w:type="dxa"/>
+            <w:tcW w:w="3839" w:type="dxa"/>
             <w:vAlign w:val="center"/>
           </w:tcPr>
           <w:p>
@@ -22788,7 +22788,7 @@
         </w:tc>
         <w:tc>
           <w:tcPr>
-            <w:tcW w:w="5558" w:type="dxa"/>
+            <w:tcW w:w="5515" w:type="dxa"/>
             <w:vAlign w:val="center"/>
           </w:tcPr>
           <w:p>
@@ -22846,7 +22846,7 @@
         </w:trPr>
         <w:tc>
           <w:tcPr>
-            <w:tcW w:w="3796" w:type="dxa"/>
+            <w:tcW w:w="3839" w:type="dxa"/>
             <w:vAlign w:val="center"/>
           </w:tcPr>
           <w:p>
@@ -22865,7 +22865,7 @@
         </w:tc>
         <w:tc>
           <w:tcPr>
-            <w:tcW w:w="5558" w:type="dxa"/>
+            <w:tcW w:w="5515" w:type="dxa"/>
             <w:vAlign w:val="center"/>
           </w:tcPr>
           <w:p>
@@ -22890,7 +22890,7 @@
         </w:trPr>
         <w:tc>
           <w:tcPr>
-            <w:tcW w:w="3796" w:type="dxa"/>
+            <w:tcW w:w="3839" w:type="dxa"/>
             <w:vAlign w:val="center"/>
           </w:tcPr>
           <w:p>
@@ -22909,7 +22909,7 @@
         </w:tc>
         <w:tc>
           <w:tcPr>
-            <w:tcW w:w="5558" w:type="dxa"/>
+            <w:tcW w:w="5515" w:type="dxa"/>
             <w:vAlign w:val="center"/>
           </w:tcPr>
           <w:p>
@@ -22960,7 +22960,7 @@
         </w:trPr>
         <w:tc>
           <w:tcPr>
-            <w:tcW w:w="3796" w:type="dxa"/>
+            <w:tcW w:w="3839" w:type="dxa"/>
             <w:vAlign w:val="center"/>
           </w:tcPr>
           <w:p>
@@ -22979,7 +22979,7 @@
         </w:tc>
         <w:tc>
           <w:tcPr>
-            <w:tcW w:w="5558" w:type="dxa"/>
+            <w:tcW w:w="5515" w:type="dxa"/>
             <w:vAlign w:val="center"/>
           </w:tcPr>
           <w:p>
@@ -23004,7 +23004,7 @@
         </w:trPr>
         <w:tc>
           <w:tcPr>
-            <w:tcW w:w="3796" w:type="dxa"/>
+            <w:tcW w:w="3839" w:type="dxa"/>
             <w:vAlign w:val="center"/>
           </w:tcPr>
           <w:p>
@@ -23023,7 +23023,7 @@
         </w:tc>
         <w:tc>
           <w:tcPr>
-            <w:tcW w:w="5558" w:type="dxa"/>
+            <w:tcW w:w="5515" w:type="dxa"/>
             <w:vAlign w:val="center"/>
           </w:tcPr>
           <w:p>
@@ -23048,7 +23048,7 @@
         </w:trPr>
         <w:tc>
           <w:tcPr>
-            <w:tcW w:w="3796" w:type="dxa"/>
+            <w:tcW w:w="3839" w:type="dxa"/>
             <w:vAlign w:val="center"/>
           </w:tcPr>
           <w:p>
@@ -23067,7 +23067,7 @@
         </w:tc>
         <w:tc>
           <w:tcPr>
-            <w:tcW w:w="5558" w:type="dxa"/>
+            <w:tcW w:w="5515" w:type="dxa"/>
             <w:vAlign w:val="center"/>
           </w:tcPr>
           <w:p>
@@ -23125,7 +23125,7 @@
         </w:trPr>
         <w:tc>
           <w:tcPr>
-            <w:tcW w:w="3796" w:type="dxa"/>
+            <w:tcW w:w="3839" w:type="dxa"/>
             <w:vAlign w:val="center"/>
           </w:tcPr>
           <w:p>
@@ -23144,7 +23144,7 @@
         </w:tc>
         <w:tc>
           <w:tcPr>
-            <w:tcW w:w="5558" w:type="dxa"/>
+            <w:tcW w:w="5515" w:type="dxa"/>
             <w:vAlign w:val="center"/>
           </w:tcPr>
           <w:p>
@@ -23175,7 +23175,7 @@
         </w:trPr>
         <w:tc>
           <w:tcPr>
-            <w:tcW w:w="3796" w:type="dxa"/>
+            <w:tcW w:w="3839" w:type="dxa"/>
             <w:vAlign w:val="center"/>
           </w:tcPr>
           <w:p>
@@ -23201,20 +23201,20 @@
         </w:tc>
         <w:tc>
           <w:tcPr>
-            <w:tcW w:w="5558" w:type="dxa"/>
-            <w:vAlign w:val="center"/>
-          </w:tcPr>
-          <w:p>
-            <w:pPr>
-              <w:pStyle w:val="Compact"/>
-              <w:spacing w:before="0" w:after="0" w:line="280" w:lineRule="exact"/>
-              <w:jc w:val="center"/>
-            </w:pPr>
-            <w:r>
-              <w:rPr>
-                <w:sz w:val="24"/>
-              </w:rPr>
-              <w:t>малый трафик (14,7 тыс. визитов), отказов 69 %; продает услугу, а не самообслуживаемый сервис</w:t>
+            <w:tcW w:w="5515" w:type="dxa"/>
+            <w:vAlign w:val="center"/>
+          </w:tcPr>
+          <w:p>
+            <w:pPr>
+              <w:pStyle w:val="Compact"/>
+              <w:spacing w:before="0" w:after="0" w:line="280" w:lineRule="exact"/>
+              <w:jc w:val="center"/>
+            </w:pPr>
+            <w:r>
+              <w:rPr>
+                <w:sz w:val="24"/>
+              </w:rPr>
+              <w:t>малый трафик (14,7 тыс. визитов), отказов 69 %; продает услугу, а не сервис самообслуживания</w:t>
             </w:r>
           </w:p>
         </w:tc>
@@ -23257,7 +23257,7 @@
         <w:rPr>
           <w:sz w:val="28"/>
         </w:rPr>
-        <w:t xml:space="preserve"> остается место: малый трафик (14,7 тыс. визитов), отказов 69 %; продает услугу, а не самообслуживаемый сервис.</w:t>
+        <w:t xml:space="preserve"> остается место: малый трафик (14,7 тыс. визитов), отказов 69 %; продает услугу, а не сервис самообслуживания.</w:t>
       </w:r>
     </w:p>
     <w:p>
@@ -23267,7 +23267,7 @@
         <w:ind w:firstLine="709"/>
       </w:pPr>
       <w:bookmarkStart w:id="22" w:name="_bd0f162afc2e7ad7347811c158aa5f062feeff4"/>
-      <w:bookmarkStart w:id="23" w:name="_Toc241960726"/>
+      <w:bookmarkStart w:id="23" w:name="_Toc241962731"/>
       <w:bookmarkEnd w:id="20"/>
       <w:r>
         <w:rPr>
@@ -23302,13 +23302,13 @@
         <w:rPr>
           <w:sz w:val="28"/>
         </w:rPr>
-        <w:t>-</w:t>
-      </w:r>
-      <w:r>
-        <w:rPr>
-          <w:sz w:val="28"/>
-        </w:rPr>
-        <w:t>моделей умеренно привлекателен: потенциал достаточен (</w:t>
+        <w:t>-м</w:t>
+      </w:r>
+      <w:r>
+        <w:rPr>
+          <w:sz w:val="28"/>
+        </w:rPr>
+        <w:t>оделей умеренно привлекателен: потенциал достаточен (</w:t>
       </w:r>
       <w:r>
         <w:rPr>
@@ -23354,13 +23354,13 @@
         <w:rPr>
           <w:sz w:val="28"/>
         </w:rPr>
-        <w:t xml:space="preserve">-помощники </w:t>
-      </w:r>
-      <w:r>
-        <w:rPr>
-          <w:sz w:val="28"/>
-        </w:rPr>
-        <w:t xml:space="preserve">и встроенные инструменты </w:t>
+        <w:t>-помощники и</w:t>
+      </w:r>
+      <w:r>
+        <w:rPr>
+          <w:sz w:val="28"/>
+        </w:rPr>
+        <w:t xml:space="preserve"> встроенные инструменты </w:t>
       </w:r>
       <w:r>
         <w:rPr>
@@ -23400,13 +23400,13 @@
         <w:rPr>
           <w:sz w:val="28"/>
         </w:rPr>
-        <w:t>Таблица 21 – Стратеги</w:t>
-      </w:r>
-      <w:r>
-        <w:rPr>
-          <w:sz w:val="28"/>
-        </w:rPr>
-        <w:t>я входа по ситуациям</w:t>
+        <w:t>Таблица 21 – Стратегия</w:t>
+      </w:r>
+      <w:r>
+        <w:rPr>
+          <w:sz w:val="28"/>
+        </w:rPr>
+        <w:t xml:space="preserve"> входа по ситуациям</w:t>
       </w:r>
     </w:p>
     <w:tbl>
@@ -23564,7 +23564,7 @@
               <w:rPr>
                 <w:sz w:val="24"/>
               </w:rPr>
-              <w:t xml:space="preserve">Входить в недообслуженный сегмент: независимая проверка моделей финансистов, а не общий </w:t>
+              <w:t xml:space="preserve">Входить в недостаточно обслуженный сегмент: независимая проверка моделей финансистов, а не общий </w:t>
             </w:r>
             <w:r>
               <w:rPr>
@@ -23640,13 +23640,13 @@
               <w:rPr>
                 <w:sz w:val="24"/>
               </w:rPr>
-              <w:t>Стоимость клика взята из расчетных показателей (приложение Д, Д-33); проверить стоимость клика и</w:t>
-            </w:r>
-            <w:r>
-              <w:rPr>
-                <w:sz w:val="24"/>
-              </w:rPr>
-              <w:t xml:space="preserve"> конверсии на </w:t>
+              <w:t>Стоимость клика взята из расчетных показателей (приложение Д, Д-33); проверить стоимост</w:t>
+            </w:r>
+            <w:r>
+              <w:rPr>
+                <w:sz w:val="24"/>
+              </w:rPr>
+              <w:t xml:space="preserve">ь клика и конверсии на </w:t>
             </w:r>
             <w:r>
               <w:rPr>
@@ -24035,7 +24035,7 @@
         <w:ind w:firstLine="709"/>
       </w:pPr>
       <w:bookmarkStart w:id="24" w:name="_07f39535de8dfb555f41c49666d7d7ad4469d72"/>
-      <w:bookmarkStart w:id="25" w:name="_Toc241960727"/>
+      <w:bookmarkStart w:id="25" w:name="_Toc241962732"/>
       <w:bookmarkEnd w:id="22"/>
       <w:r>
         <w:rPr>
@@ -25155,7 +25155,7 @@
         <w:ind w:firstLine="709"/>
       </w:pPr>
       <w:bookmarkStart w:id="26" w:name="_ограничения"/>
-      <w:bookmarkStart w:id="27" w:name="_Toc241960728"/>
+      <w:bookmarkStart w:id="27" w:name="_Toc241962733"/>
       <w:bookmarkEnd w:id="24"/>
       <w:r>
         <w:rPr>
@@ -25317,7 +25317,7 @@
         <w:ind w:firstLine="709"/>
       </w:pPr>
       <w:bookmarkStart w:id="28" w:name="_1bfdad9d2d88ddb6ca16c31c1d4d4943679f32f"/>
-      <w:bookmarkStart w:id="29" w:name="_Toc241960729"/>
+      <w:bookmarkStart w:id="29" w:name="_Toc241962734"/>
       <w:bookmarkEnd w:id="26"/>
       <w:bookmarkEnd w:id="2"/>
       <w:r>
@@ -25727,7 +25727,7 @@
         <w:jc w:val="center"/>
       </w:pPr>
       <w:bookmarkStart w:id="30" w:name="_выводы"/>
-      <w:bookmarkStart w:id="31" w:name="_Toc241960730"/>
+      <w:bookmarkStart w:id="31" w:name="_Toc241962735"/>
       <w:bookmarkEnd w:id="28"/>
       <w:r>
         <w:rPr>
@@ -26021,7 +26021,7 @@
         <w:jc w:val="center"/>
       </w:pPr>
       <w:bookmarkStart w:id="32" w:name="_274f6a444530ef90b0479dabf3d210f01e97699"/>
-      <w:bookmarkStart w:id="33" w:name="_Toc241960731"/>
+      <w:bookmarkStart w:id="33" w:name="_Toc241962736"/>
       <w:bookmarkEnd w:id="30"/>
       <w:r>
         <w:rPr>
@@ -27293,7 +27293,7 @@
         <w:jc w:val="center"/>
       </w:pPr>
       <w:bookmarkStart w:id="34" w:name="_3d74faf1500c1b2a4a8bfa8e0e37c74206ce73d"/>
-      <w:bookmarkStart w:id="35" w:name="_Toc241960732"/>
+      <w:bookmarkStart w:id="35" w:name="_Toc241962737"/>
       <w:bookmarkEnd w:id="32"/>
       <w:r>
         <w:rPr>
@@ -28351,7 +28351,7 @@
         <w:jc w:val="center"/>
       </w:pPr>
       <w:bookmarkStart w:id="36" w:name="_25083b51e17d9d99817d1269b6af13d75b604a4"/>
-      <w:bookmarkStart w:id="37" w:name="_Toc241960733"/>
+      <w:bookmarkStart w:id="37" w:name="_Toc241962738"/>
       <w:bookmarkEnd w:id="34"/>
       <w:r>
         <w:rPr>
@@ -29438,7 +29438,7 @@
         <w:jc w:val="center"/>
       </w:pPr>
       <w:bookmarkStart w:id="38" w:name="_cb59224a7032ef66ab429e7df9b4e4c597bc187"/>
-      <w:bookmarkStart w:id="39" w:name="_Toc241960734"/>
+      <w:bookmarkStart w:id="39" w:name="_Toc241962739"/>
       <w:bookmarkEnd w:id="36"/>
       <w:r>
         <w:rPr>
@@ -30174,7 +30174,7 @@
         <w:jc w:val="center"/>
       </w:pPr>
       <w:bookmarkStart w:id="40" w:name="_36e5ced6b29eabb38058bfd1a6b3384d71712dd"/>
-      <w:bookmarkStart w:id="41" w:name="_Toc241960735"/>
+      <w:bookmarkStart w:id="41" w:name="_Toc241962740"/>
       <w:bookmarkEnd w:id="38"/>
       <w:r>
         <w:rPr>
@@ -31115,7 +31115,7 @@
         <w:jc w:val="center"/>
       </w:pPr>
       <w:bookmarkStart w:id="42" w:name="_9d5fcc7b5dcc7edf41414b415020c8f23d21510"/>
-      <w:bookmarkStart w:id="43" w:name="_Toc241960736"/>
+      <w:bookmarkStart w:id="43" w:name="_Toc241962741"/>
       <w:bookmarkEnd w:id="40"/>
       <w:r>
         <w:rPr>
@@ -33770,7 +33770,7 @@
   <w:abstractNum w:abstractNumId="0" w15:restartNumberingAfterBreak="0">
     <w:nsid w:val="0000A990"/>
     <w:multiLevelType w:val="multilevel"/>
-    <w:tmpl w:val="12DC0998"/>
+    <w:tmpl w:val="2C54E588"/>
     <w:lvl w:ilvl="0">
       <w:numFmt w:val="bullet"/>
       <w:lvlText w:val=" "/>
@@ -33847,7 +33847,7 @@
   <w:abstractNum w:abstractNumId="1" w15:restartNumberingAfterBreak="0">
     <w:nsid w:val="00A99411"/>
     <w:multiLevelType w:val="multilevel"/>
-    <w:tmpl w:val="6CF2058E"/>
+    <w:tmpl w:val="19309A66"/>
     <w:lvl w:ilvl="0">
       <w:start w:val="1"/>
       <w:numFmt w:val="decimal"/>
@@ -35325,7 +35325,7 @@
     <w:autoRedefine/>
     <w:uiPriority w:val="39"/>
     <w:unhideWhenUsed/>
-    <w:rsid w:val="00E52466"/>
+    <w:rsid w:val="00C0062C"/>
     <w:pPr>
       <w:spacing w:after="100"/>
     </w:pPr>
@@ -35337,7 +35337,7 @@
     <w:autoRedefine/>
     <w:uiPriority w:val="39"/>
     <w:unhideWhenUsed/>
-    <w:rsid w:val="00E52466"/>
+    <w:rsid w:val="00C0062C"/>
     <w:pPr>
       <w:spacing w:after="100"/>
       <w:ind w:left="240"/>

--- a/ЛР4_Пять_сил_Портера/ОТЧЕТ_ЛР4_TableMind.docx
+++ b/ЛР4_Пять_сил_Портера/ОТЧЕТ_ЛР4_TableMind.docx
@@ -263,7 +263,7 @@
       <w:r>
         <w:fldChar w:fldCharType="separate"/>
       </w:r>
-      <w:hyperlink w:anchor="_Toc241962720" w:history="1">
+      <w:hyperlink w:anchor="_Toc241963485" w:history="1">
         <w:r>
           <w:rPr>
             <w:rStyle w:val="af"/>
@@ -291,7 +291,7 @@
             <w:noProof/>
             <w:webHidden/>
           </w:rPr>
-          <w:instrText xml:space="preserve"> PAGEREF _Toc241962720 \h </w:instrText>
+          <w:instrText xml:space="preserve"> PAGEREF _Toc241963485 \h </w:instrText>
         </w:r>
         <w:r>
           <w:rPr>
@@ -332,7 +332,7 @@
           <w:noProof/>
         </w:rPr>
       </w:pPr>
-      <w:hyperlink w:anchor="_Toc241962721" w:history="1">
+      <w:hyperlink w:anchor="_Toc241963486" w:history="1">
         <w:r>
           <w:rPr>
             <w:rStyle w:val="af"/>
@@ -360,7 +360,7 @@
             <w:noProof/>
             <w:webHidden/>
           </w:rPr>
-          <w:instrText xml:space="preserve"> PAGEREF _Toc241962721 \h </w:instrText>
+          <w:instrText xml:space="preserve"> PAGEREF _Toc241963486 \h </w:instrText>
         </w:r>
         <w:r>
           <w:rPr>
@@ -401,7 +401,7 @@
           <w:noProof/>
         </w:rPr>
       </w:pPr>
-      <w:hyperlink w:anchor="_Toc241962722" w:history="1">
+      <w:hyperlink w:anchor="_Toc241963487" w:history="1">
         <w:r>
           <w:rPr>
             <w:rStyle w:val="af"/>
@@ -429,7 +429,7 @@
             <w:noProof/>
             <w:webHidden/>
           </w:rPr>
-          <w:instrText xml:space="preserve"> PAGEREF _Toc241962722 \h </w:instrText>
+          <w:instrText xml:space="preserve"> PAGEREF _Toc241963487 \h </w:instrText>
         </w:r>
         <w:r>
           <w:rPr>
@@ -470,7 +470,7 @@
           <w:noProof/>
         </w:rPr>
       </w:pPr>
-      <w:hyperlink w:anchor="_Toc241962723" w:history="1">
+      <w:hyperlink w:anchor="_Toc241963488" w:history="1">
         <w:r>
           <w:rPr>
             <w:rStyle w:val="af"/>
@@ -498,7 +498,7 @@
             <w:noProof/>
             <w:webHidden/>
           </w:rPr>
-          <w:instrText xml:space="preserve"> PAGEREF _Toc241962723 \h </w:instrText>
+          <w:instrText xml:space="preserve"> PAGEREF _Toc241963488 \h </w:instrText>
         </w:r>
         <w:r>
           <w:rPr>
@@ -539,7 +539,7 @@
           <w:noProof/>
         </w:rPr>
       </w:pPr>
-      <w:hyperlink w:anchor="_Toc241962724" w:history="1">
+      <w:hyperlink w:anchor="_Toc241963489" w:history="1">
         <w:r>
           <w:rPr>
             <w:rStyle w:val="af"/>
@@ -567,7 +567,7 @@
             <w:noProof/>
             <w:webHidden/>
           </w:rPr>
-          <w:instrText xml:space="preserve"> PAGEREF _Toc241962724 \h </w:instrText>
+          <w:instrText xml:space="preserve"> PAGEREF _Toc241963489 \h </w:instrText>
         </w:r>
         <w:r>
           <w:rPr>
@@ -608,7 +608,7 @@
           <w:noProof/>
         </w:rPr>
       </w:pPr>
-      <w:hyperlink w:anchor="_Toc241962725" w:history="1">
+      <w:hyperlink w:anchor="_Toc241963490" w:history="1">
         <w:r>
           <w:rPr>
             <w:rStyle w:val="af"/>
@@ -636,7 +636,7 @@
             <w:noProof/>
             <w:webHidden/>
           </w:rPr>
-          <w:instrText xml:space="preserve"> PAGEREF _Toc241962725 \h </w:instrText>
+          <w:instrText xml:space="preserve"> PAGEREF _Toc241963490 \h </w:instrText>
         </w:r>
         <w:r>
           <w:rPr>
@@ -677,7 +677,7 @@
           <w:noProof/>
         </w:rPr>
       </w:pPr>
-      <w:hyperlink w:anchor="_Toc241962726" w:history="1">
+      <w:hyperlink w:anchor="_Toc241963491" w:history="1">
         <w:r>
           <w:rPr>
             <w:rStyle w:val="af"/>
@@ -705,7 +705,7 @@
             <w:noProof/>
             <w:webHidden/>
           </w:rPr>
-          <w:instrText xml:space="preserve"> PAGEREF _Toc241962726 \h </w:instrText>
+          <w:instrText xml:space="preserve"> PAGEREF _Toc241963491 \h </w:instrText>
         </w:r>
         <w:r>
           <w:rPr>
@@ -746,7 +746,7 @@
           <w:noProof/>
         </w:rPr>
       </w:pPr>
-      <w:hyperlink w:anchor="_Toc241962727" w:history="1">
+      <w:hyperlink w:anchor="_Toc241963492" w:history="1">
         <w:r>
           <w:rPr>
             <w:rStyle w:val="af"/>
@@ -774,7 +774,7 @@
             <w:noProof/>
             <w:webHidden/>
           </w:rPr>
-          <w:instrText xml:space="preserve"> PAGEREF _Toc241962727 \h </w:instrText>
+          <w:instrText xml:space="preserve"> PAGEREF _Toc241963492 \h </w:instrText>
         </w:r>
         <w:r>
           <w:rPr>
@@ -815,7 +815,7 @@
           <w:noProof/>
         </w:rPr>
       </w:pPr>
-      <w:hyperlink w:anchor="_Toc241962728" w:history="1">
+      <w:hyperlink w:anchor="_Toc241963493" w:history="1">
         <w:r>
           <w:rPr>
             <w:rStyle w:val="af"/>
@@ -843,7 +843,7 @@
             <w:noProof/>
             <w:webHidden/>
           </w:rPr>
-          <w:instrText xml:space="preserve"> PAGEREF _Toc241962728 \h </w:instrText>
+          <w:instrText xml:space="preserve"> PAGEREF _Toc241963493 \h </w:instrText>
         </w:r>
         <w:r>
           <w:rPr>
@@ -884,7 +884,7 @@
           <w:noProof/>
         </w:rPr>
       </w:pPr>
-      <w:hyperlink w:anchor="_Toc241962729" w:history="1">
+      <w:hyperlink w:anchor="_Toc241963494" w:history="1">
         <w:r>
           <w:rPr>
             <w:rStyle w:val="af"/>
@@ -912,7 +912,7 @@
             <w:noProof/>
             <w:webHidden/>
           </w:rPr>
-          <w:instrText xml:space="preserve"> PAGEREF _Toc241962729 \h </w:instrText>
+          <w:instrText xml:space="preserve"> PAGEREF _Toc241963494 \h </w:instrText>
         </w:r>
         <w:r>
           <w:rPr>
@@ -953,7 +953,7 @@
           <w:noProof/>
         </w:rPr>
       </w:pPr>
-      <w:hyperlink w:anchor="_Toc241962730" w:history="1">
+      <w:hyperlink w:anchor="_Toc241963495" w:history="1">
         <w:r>
           <w:rPr>
             <w:rStyle w:val="af"/>
@@ -981,7 +981,7 @@
             <w:noProof/>
             <w:webHidden/>
           </w:rPr>
-          <w:instrText xml:space="preserve"> PAGEREF _Toc241962730 \h </w:instrText>
+          <w:instrText xml:space="preserve"> PAGEREF _Toc241963495 \h </w:instrText>
         </w:r>
         <w:r>
           <w:rPr>
@@ -1022,7 +1022,7 @@
           <w:noProof/>
         </w:rPr>
       </w:pPr>
-      <w:hyperlink w:anchor="_Toc241962731" w:history="1">
+      <w:hyperlink w:anchor="_Toc241963496" w:history="1">
         <w:r>
           <w:rPr>
             <w:rStyle w:val="af"/>
@@ -1050,7 +1050,7 @@
             <w:noProof/>
             <w:webHidden/>
           </w:rPr>
-          <w:instrText xml:space="preserve"> PAGEREF _Toc241962731 \h </w:instrText>
+          <w:instrText xml:space="preserve"> PAGEREF _Toc241963496 \h </w:instrText>
         </w:r>
         <w:r>
           <w:rPr>
@@ -1091,7 +1091,7 @@
           <w:noProof/>
         </w:rPr>
       </w:pPr>
-      <w:hyperlink w:anchor="_Toc241962732" w:history="1">
+      <w:hyperlink w:anchor="_Toc241963497" w:history="1">
         <w:r>
           <w:rPr>
             <w:rStyle w:val="af"/>
@@ -1119,7 +1119,7 @@
             <w:noProof/>
             <w:webHidden/>
           </w:rPr>
-          <w:instrText xml:space="preserve"> PAGEREF _Toc241962732 \h </w:instrText>
+          <w:instrText xml:space="preserve"> PAGEREF _Toc241963497 \h </w:instrText>
         </w:r>
         <w:r>
           <w:rPr>
@@ -1160,7 +1160,7 @@
           <w:noProof/>
         </w:rPr>
       </w:pPr>
-      <w:hyperlink w:anchor="_Toc241962733" w:history="1">
+      <w:hyperlink w:anchor="_Toc241963498" w:history="1">
         <w:r>
           <w:rPr>
             <w:rStyle w:val="af"/>
@@ -1188,7 +1188,7 @@
             <w:noProof/>
             <w:webHidden/>
           </w:rPr>
-          <w:instrText xml:space="preserve"> PAGEREF _Toc241962733 \h </w:instrText>
+          <w:instrText xml:space="preserve"> PAGEREF _Toc241963498 \h </w:instrText>
         </w:r>
         <w:r>
           <w:rPr>
@@ -1229,7 +1229,7 @@
           <w:noProof/>
         </w:rPr>
       </w:pPr>
-      <w:hyperlink w:anchor="_Toc241962734" w:history="1">
+      <w:hyperlink w:anchor="_Toc241963499" w:history="1">
         <w:r>
           <w:rPr>
             <w:rStyle w:val="af"/>
@@ -1257,7 +1257,7 @@
             <w:noProof/>
             <w:webHidden/>
           </w:rPr>
-          <w:instrText xml:space="preserve"> PAGEREF _Toc241962734 \h </w:instrText>
+          <w:instrText xml:space="preserve"> PAGEREF _Toc241963499 \h </w:instrText>
         </w:r>
         <w:r>
           <w:rPr>
@@ -1298,7 +1298,7 @@
           <w:noProof/>
         </w:rPr>
       </w:pPr>
-      <w:hyperlink w:anchor="_Toc241962735" w:history="1">
+      <w:hyperlink w:anchor="_Toc241963500" w:history="1">
         <w:r>
           <w:rPr>
             <w:rStyle w:val="af"/>
@@ -1326,7 +1326,7 @@
             <w:noProof/>
             <w:webHidden/>
           </w:rPr>
-          <w:instrText xml:space="preserve"> PAGEREF _Toc241962735 \h </w:instrText>
+          <w:instrText xml:space="preserve"> PAGEREF _Toc241963500 \h </w:instrText>
         </w:r>
         <w:r>
           <w:rPr>
@@ -1367,7 +1367,7 @@
           <w:noProof/>
         </w:rPr>
       </w:pPr>
-      <w:hyperlink w:anchor="_Toc241962736" w:history="1">
+      <w:hyperlink w:anchor="_Toc241963501" w:history="1">
         <w:r>
           <w:rPr>
             <w:rStyle w:val="af"/>
@@ -1395,7 +1395,7 @@
             <w:noProof/>
             <w:webHidden/>
           </w:rPr>
-          <w:instrText xml:space="preserve"> PAGEREF _Toc241962736 \h </w:instrText>
+          <w:instrText xml:space="preserve"> PAGEREF _Toc241963501 \h </w:instrText>
         </w:r>
         <w:r>
           <w:rPr>
@@ -1436,7 +1436,7 @@
           <w:noProof/>
         </w:rPr>
       </w:pPr>
-      <w:hyperlink w:anchor="_Toc241962737" w:history="1">
+      <w:hyperlink w:anchor="_Toc241963502" w:history="1">
         <w:r>
           <w:rPr>
             <w:rStyle w:val="af"/>
@@ -1464,7 +1464,7 @@
             <w:noProof/>
             <w:webHidden/>
           </w:rPr>
-          <w:instrText xml:space="preserve"> PAGEREF _Toc241962737 \h </w:instrText>
+          <w:instrText xml:space="preserve"> PAGEREF _Toc241963502 \h </w:instrText>
         </w:r>
         <w:r>
           <w:rPr>
@@ -1505,7 +1505,7 @@
           <w:noProof/>
         </w:rPr>
       </w:pPr>
-      <w:hyperlink w:anchor="_Toc241962738" w:history="1">
+      <w:hyperlink w:anchor="_Toc241963503" w:history="1">
         <w:r>
           <w:rPr>
             <w:rStyle w:val="af"/>
@@ -1533,7 +1533,7 @@
             <w:noProof/>
             <w:webHidden/>
           </w:rPr>
-          <w:instrText xml:space="preserve"> PAGEREF _Toc241962738 \h </w:instrText>
+          <w:instrText xml:space="preserve"> PAGEREF _Toc241963503 \h </w:instrText>
         </w:r>
         <w:r>
           <w:rPr>
@@ -1574,7 +1574,7 @@
           <w:noProof/>
         </w:rPr>
       </w:pPr>
-      <w:hyperlink w:anchor="_Toc241962739" w:history="1">
+      <w:hyperlink w:anchor="_Toc241963504" w:history="1">
         <w:r>
           <w:rPr>
             <w:rStyle w:val="af"/>
@@ -1602,7 +1602,7 @@
             <w:noProof/>
             <w:webHidden/>
           </w:rPr>
-          <w:instrText xml:space="preserve"> PAGEREF _Toc241962739 \h </w:instrText>
+          <w:instrText xml:space="preserve"> PAGEREF _Toc241963504 \h </w:instrText>
         </w:r>
         <w:r>
           <w:rPr>
@@ -1643,7 +1643,7 @@
           <w:noProof/>
         </w:rPr>
       </w:pPr>
-      <w:hyperlink w:anchor="_Toc241962740" w:history="1">
+      <w:hyperlink w:anchor="_Toc241963505" w:history="1">
         <w:r>
           <w:rPr>
             <w:rStyle w:val="af"/>
@@ -1671,7 +1671,7 @@
             <w:noProof/>
             <w:webHidden/>
           </w:rPr>
-          <w:instrText xml:space="preserve"> PAGEREF _Toc241962740 \h </w:instrText>
+          <w:instrText xml:space="preserve"> PAGEREF _Toc241963505 \h </w:instrText>
         </w:r>
         <w:r>
           <w:rPr>
@@ -1712,7 +1712,7 @@
           <w:noProof/>
         </w:rPr>
       </w:pPr>
-      <w:hyperlink w:anchor="_Toc241962741" w:history="1">
+      <w:hyperlink w:anchor="_Toc241963506" w:history="1">
         <w:r>
           <w:rPr>
             <w:rStyle w:val="af"/>
@@ -1740,7 +1740,7 @@
             <w:noProof/>
             <w:webHidden/>
           </w:rPr>
-          <w:instrText xml:space="preserve"> PAGEREF _Toc241962741 \h </w:instrText>
+          <w:instrText xml:space="preserve"> PAGEREF _Toc241963506 \h </w:instrText>
         </w:r>
         <w:r>
           <w:rPr>
@@ -1786,7 +1786,7 @@
         <w:spacing w:before="0" w:after="360" w:line="360" w:lineRule="exact"/>
         <w:ind w:firstLine="709"/>
       </w:pPr>
-      <w:bookmarkStart w:id="1" w:name="_Toc241962720"/>
+      <w:bookmarkStart w:id="1" w:name="_Toc241963485"/>
       <w:r>
         <w:rPr>
           <w:b/>
@@ -1988,7 +1988,7 @@
         <w:ind w:firstLine="709"/>
       </w:pPr>
       <w:bookmarkStart w:id="2" w:name="_b608aa976fc82a0faaf3b83f58c735968afd03b"/>
-      <w:bookmarkStart w:id="3" w:name="_Toc241962721"/>
+      <w:bookmarkStart w:id="3" w:name="_Toc241963486"/>
       <w:bookmarkEnd w:id="0"/>
       <w:r>
         <w:rPr>
@@ -2059,7 +2059,7 @@
         <w:ind w:firstLine="709"/>
       </w:pPr>
       <w:bookmarkStart w:id="4" w:name="_c2dc16d95c34e7e7c75dbd4503de730b54879a3"/>
-      <w:bookmarkStart w:id="5" w:name="_Toc241962722"/>
+      <w:bookmarkStart w:id="5" w:name="_Toc241963487"/>
       <w:r>
         <w:rPr>
           <w:b/>
@@ -4984,7 +4984,7 @@
         <w:ind w:firstLine="709"/>
       </w:pPr>
       <w:bookmarkStart w:id="6" w:name="_e53e14f44ab4c8780a98a105cb988ad22318c27"/>
-      <w:bookmarkStart w:id="7" w:name="_Toc241962723"/>
+      <w:bookmarkStart w:id="7" w:name="_Toc241963488"/>
       <w:bookmarkEnd w:id="4"/>
       <w:r>
         <w:rPr>
@@ -6844,7 +6844,7 @@
           <w:sz w:val="28"/>
         </w:rPr>
         <w:drawing>
-          <wp:inline distT="0" distB="0" distL="0" distR="0" wp14:anchorId="36E75497" wp14:editId="63A50343">
+          <wp:inline distT="0" distB="0" distL="0" distR="0" wp14:anchorId="18C9A93A" wp14:editId="0B6DE20D">
             <wp:extent cx="5334000" cy="2862146"/>
             <wp:effectExtent l="0" t="0" r="0" b="0"/>
             <wp:docPr id="12" name="Picture"/>
@@ -9087,7 +9087,7 @@
         </w:rPr>
         <w:lastRenderedPageBreak/>
         <w:drawing>
-          <wp:inline distT="0" distB="0" distL="0" distR="0" wp14:anchorId="4C7B1C72" wp14:editId="29FF2BF7">
+          <wp:inline distT="0" distB="0" distL="0" distR="0" wp14:anchorId="1185C73F" wp14:editId="54396A0B">
             <wp:extent cx="5334000" cy="2536902"/>
             <wp:effectExtent l="0" t="0" r="0" b="0"/>
             <wp:docPr id="15" name="Picture"/>
@@ -9929,7 +9929,7 @@
         <w:ind w:firstLine="709"/>
       </w:pPr>
       <w:bookmarkStart w:id="8" w:name="_6630f66e9bddc915a7c003d1a4416942be99820"/>
-      <w:bookmarkStart w:id="9" w:name="_Toc241962724"/>
+      <w:bookmarkStart w:id="9" w:name="_Toc241963489"/>
       <w:bookmarkEnd w:id="6"/>
       <w:r>
         <w:rPr>
@@ -12025,7 +12025,7 @@
           <w:sz w:val="28"/>
         </w:rPr>
         <w:drawing>
-          <wp:inline distT="0" distB="0" distL="0" distR="0" wp14:anchorId="3D466172" wp14:editId="50152D87">
+          <wp:inline distT="0" distB="0" distL="0" distR="0" wp14:anchorId="39A5FDA4" wp14:editId="300047A8">
             <wp:extent cx="5334000" cy="2732048"/>
             <wp:effectExtent l="0" t="0" r="0" b="0"/>
             <wp:docPr id="19" name="Picture"/>
@@ -13785,7 +13785,7 @@
         <w:ind w:firstLine="709"/>
       </w:pPr>
       <w:bookmarkStart w:id="10" w:name="_32eb1a546c0e629ee5199cbd921989386414cef"/>
-      <w:bookmarkStart w:id="11" w:name="_Toc241962725"/>
+      <w:bookmarkStart w:id="11" w:name="_Toc241963490"/>
       <w:bookmarkEnd w:id="8"/>
       <w:r>
         <w:rPr>
@@ -14304,7 +14304,7 @@
         <w:ind w:firstLine="709"/>
       </w:pPr>
       <w:bookmarkStart w:id="12" w:name="_56392ae30d217601ca6b22348c46ed1cd30bda9"/>
-      <w:bookmarkStart w:id="13" w:name="_Toc241962726"/>
+      <w:bookmarkStart w:id="13" w:name="_Toc241963491"/>
       <w:bookmarkEnd w:id="10"/>
       <w:r>
         <w:rPr>
@@ -14920,7 +14920,7 @@
         <w:ind w:firstLine="709"/>
       </w:pPr>
       <w:bookmarkStart w:id="14" w:name="_81d55da623d41512ef63f4dc47f176415032501"/>
-      <w:bookmarkStart w:id="15" w:name="_Toc241962727"/>
+      <w:bookmarkStart w:id="15" w:name="_Toc241963492"/>
       <w:bookmarkEnd w:id="12"/>
       <w:r>
         <w:rPr>
@@ -15341,7 +15341,7 @@
         <w:ind w:firstLine="709"/>
       </w:pPr>
       <w:bookmarkStart w:id="16" w:name="_c864891c2a63545415c693c4f70871cf567029c"/>
-      <w:bookmarkStart w:id="17" w:name="_Toc241962728"/>
+      <w:bookmarkStart w:id="17" w:name="_Toc241963493"/>
       <w:bookmarkEnd w:id="14"/>
       <w:r>
         <w:rPr>
@@ -15993,7 +15993,7 @@
         <w:ind w:firstLine="709"/>
       </w:pPr>
       <w:bookmarkStart w:id="18" w:name="_ef6f952c7e24326ac23355a768c8b715ec8fce8"/>
-      <w:bookmarkStart w:id="19" w:name="_Toc241962729"/>
+      <w:bookmarkStart w:id="19" w:name="_Toc241963494"/>
       <w:bookmarkEnd w:id="16"/>
       <w:r>
         <w:rPr>
@@ -19470,7 +19470,7 @@
         </w:rPr>
         <w:lastRenderedPageBreak/>
         <w:drawing>
-          <wp:inline distT="0" distB="0" distL="0" distR="0" wp14:anchorId="57806916" wp14:editId="744C510C">
+          <wp:inline distT="0" distB="0" distL="0" distR="0" wp14:anchorId="15C9D206" wp14:editId="7A8AE96C">
             <wp:extent cx="5334000" cy="2471853"/>
             <wp:effectExtent l="0" t="0" r="0" b="0"/>
             <wp:docPr id="27" name="Picture"/>
@@ -19565,7 +19565,7 @@
         <w:ind w:firstLine="709"/>
       </w:pPr>
       <w:bookmarkStart w:id="20" w:name="_6df6aabc6395b7d9765c374a4a7f2d43c0ba1e7"/>
-      <w:bookmarkStart w:id="21" w:name="_Toc241962730"/>
+      <w:bookmarkStart w:id="21" w:name="_Toc241963495"/>
       <w:bookmarkEnd w:id="18"/>
       <w:r>
         <w:rPr>
@@ -23267,7 +23267,7 @@
         <w:ind w:firstLine="709"/>
       </w:pPr>
       <w:bookmarkStart w:id="22" w:name="_bd0f162afc2e7ad7347811c158aa5f062feeff4"/>
-      <w:bookmarkStart w:id="23" w:name="_Toc241962731"/>
+      <w:bookmarkStart w:id="23" w:name="_Toc241963496"/>
       <w:bookmarkEnd w:id="20"/>
       <w:r>
         <w:rPr>
@@ -24035,7 +24035,7 @@
         <w:ind w:firstLine="709"/>
       </w:pPr>
       <w:bookmarkStart w:id="24" w:name="_07f39535de8dfb555f41c49666d7d7ad4469d72"/>
-      <w:bookmarkStart w:id="25" w:name="_Toc241962732"/>
+      <w:bookmarkStart w:id="25" w:name="_Toc241963497"/>
       <w:bookmarkEnd w:id="22"/>
       <w:r>
         <w:rPr>
@@ -25155,7 +25155,7 @@
         <w:ind w:firstLine="709"/>
       </w:pPr>
       <w:bookmarkStart w:id="26" w:name="_ограничения"/>
-      <w:bookmarkStart w:id="27" w:name="_Toc241962733"/>
+      <w:bookmarkStart w:id="27" w:name="_Toc241963498"/>
       <w:bookmarkEnd w:id="24"/>
       <w:r>
         <w:rPr>
@@ -25317,7 +25317,7 @@
         <w:ind w:firstLine="709"/>
       </w:pPr>
       <w:bookmarkStart w:id="28" w:name="_1bfdad9d2d88ddb6ca16c31c1d4d4943679f32f"/>
-      <w:bookmarkStart w:id="29" w:name="_Toc241962734"/>
+      <w:bookmarkStart w:id="29" w:name="_Toc241963499"/>
       <w:bookmarkEnd w:id="26"/>
       <w:bookmarkEnd w:id="2"/>
       <w:r>
@@ -25727,7 +25727,7 @@
         <w:jc w:val="center"/>
       </w:pPr>
       <w:bookmarkStart w:id="30" w:name="_выводы"/>
-      <w:bookmarkStart w:id="31" w:name="_Toc241962735"/>
+      <w:bookmarkStart w:id="31" w:name="_Toc241963500"/>
       <w:bookmarkEnd w:id="28"/>
       <w:r>
         <w:rPr>
@@ -26021,7 +26021,7 @@
         <w:jc w:val="center"/>
       </w:pPr>
       <w:bookmarkStart w:id="32" w:name="_274f6a444530ef90b0479dabf3d210f01e97699"/>
-      <w:bookmarkStart w:id="33" w:name="_Toc241962736"/>
+      <w:bookmarkStart w:id="33" w:name="_Toc241963501"/>
       <w:bookmarkEnd w:id="30"/>
       <w:r>
         <w:rPr>
@@ -27293,7 +27293,7 @@
         <w:jc w:val="center"/>
       </w:pPr>
       <w:bookmarkStart w:id="34" w:name="_3d74faf1500c1b2a4a8bfa8e0e37c74206ce73d"/>
-      <w:bookmarkStart w:id="35" w:name="_Toc241962737"/>
+      <w:bookmarkStart w:id="35" w:name="_Toc241963502"/>
       <w:bookmarkEnd w:id="32"/>
       <w:r>
         <w:rPr>
@@ -28351,7 +28351,7 @@
         <w:jc w:val="center"/>
       </w:pPr>
       <w:bookmarkStart w:id="36" w:name="_25083b51e17d9d99817d1269b6af13d75b604a4"/>
-      <w:bookmarkStart w:id="37" w:name="_Toc241962738"/>
+      <w:bookmarkStart w:id="37" w:name="_Toc241963503"/>
       <w:bookmarkEnd w:id="34"/>
       <w:r>
         <w:rPr>
@@ -29438,7 +29438,7 @@
         <w:jc w:val="center"/>
       </w:pPr>
       <w:bookmarkStart w:id="38" w:name="_cb59224a7032ef66ab429e7df9b4e4c597bc187"/>
-      <w:bookmarkStart w:id="39" w:name="_Toc241962739"/>
+      <w:bookmarkStart w:id="39" w:name="_Toc241963504"/>
       <w:bookmarkEnd w:id="36"/>
       <w:r>
         <w:rPr>
@@ -30174,7 +30174,7 @@
         <w:jc w:val="center"/>
       </w:pPr>
       <w:bookmarkStart w:id="40" w:name="_36e5ced6b29eabb38058bfd1a6b3384d71712dd"/>
-      <w:bookmarkStart w:id="41" w:name="_Toc241962740"/>
+      <w:bookmarkStart w:id="41" w:name="_Toc241963505"/>
       <w:bookmarkEnd w:id="38"/>
       <w:r>
         <w:rPr>
@@ -31115,7 +31115,7 @@
         <w:jc w:val="center"/>
       </w:pPr>
       <w:bookmarkStart w:id="42" w:name="_9d5fcc7b5dcc7edf41414b415020c8f23d21510"/>
-      <w:bookmarkStart w:id="43" w:name="_Toc241962741"/>
+      <w:bookmarkStart w:id="43" w:name="_Toc241963506"/>
       <w:bookmarkEnd w:id="40"/>
       <w:r>
         <w:rPr>
@@ -33770,7 +33770,7 @@
   <w:abstractNum w:abstractNumId="0" w15:restartNumberingAfterBreak="0">
     <w:nsid w:val="0000A990"/>
     <w:multiLevelType w:val="multilevel"/>
-    <w:tmpl w:val="2C54E588"/>
+    <w:tmpl w:val="34E825EC"/>
     <w:lvl w:ilvl="0">
       <w:numFmt w:val="bullet"/>
       <w:lvlText w:val=" "/>
@@ -33847,7 +33847,7 @@
   <w:abstractNum w:abstractNumId="1" w15:restartNumberingAfterBreak="0">
     <w:nsid w:val="00A99411"/>
     <w:multiLevelType w:val="multilevel"/>
-    <w:tmpl w:val="19309A66"/>
+    <w:tmpl w:val="5C8E15D6"/>
     <w:lvl w:ilvl="0">
       <w:start w:val="1"/>
       <w:numFmt w:val="decimal"/>
@@ -35325,7 +35325,7 @@
     <w:autoRedefine/>
     <w:uiPriority w:val="39"/>
     <w:unhideWhenUsed/>
-    <w:rsid w:val="00C0062C"/>
+    <w:rsid w:val="007215AF"/>
     <w:pPr>
       <w:spacing w:after="100"/>
     </w:pPr>
@@ -35337,7 +35337,7 @@
     <w:autoRedefine/>
     <w:uiPriority w:val="39"/>
     <w:unhideWhenUsed/>
-    <w:rsid w:val="00C0062C"/>
+    <w:rsid w:val="007215AF"/>
     <w:pPr>
       <w:spacing w:after="100"/>
       <w:ind w:left="240"/>

--- a/ЛР4_Пять_сил_Портера/ОТЧЕТ_ЛР4_TableMind.docx
+++ b/ЛР4_Пять_сил_Портера/ОТЧЕТ_ЛР4_TableMind.docx
@@ -263,7 +263,7 @@
       <w:r>
         <w:fldChar w:fldCharType="separate"/>
       </w:r>
-      <w:hyperlink w:anchor="_Toc241952855" w:history="1">
+      <w:hyperlink w:anchor="_Toc242009805" w:history="1">
         <w:r>
           <w:rPr>
             <w:rStyle w:val="af"/>
@@ -291,7 +291,7 @@
             <w:noProof/>
             <w:webHidden/>
           </w:rPr>
-          <w:instrText xml:space="preserve"> PAGEREF _Toc241952855 \h </w:instrText>
+          <w:instrText xml:space="preserve"> PAGEREF _Toc242009805 \h </w:instrText>
         </w:r>
         <w:r>
           <w:rPr>
@@ -332,7 +332,7 @@
           <w:noProof/>
         </w:rPr>
       </w:pPr>
-      <w:hyperlink w:anchor="_Toc241952856" w:history="1">
+      <w:hyperlink w:anchor="_Toc242009806" w:history="1">
         <w:r>
           <w:rPr>
             <w:rStyle w:val="af"/>
@@ -360,7 +360,7 @@
             <w:noProof/>
             <w:webHidden/>
           </w:rPr>
-          <w:instrText xml:space="preserve"> PAGEREF _Toc241952856 \h </w:instrText>
+          <w:instrText xml:space="preserve"> PAGEREF _Toc242009806 \h </w:instrText>
         </w:r>
         <w:r>
           <w:rPr>
@@ -401,7 +401,7 @@
           <w:noProof/>
         </w:rPr>
       </w:pPr>
-      <w:hyperlink w:anchor="_Toc241952857" w:history="1">
+      <w:hyperlink w:anchor="_Toc242009807" w:history="1">
         <w:r>
           <w:rPr>
             <w:rStyle w:val="af"/>
@@ -429,7 +429,7 @@
             <w:noProof/>
             <w:webHidden/>
           </w:rPr>
-          <w:instrText xml:space="preserve"> PAGEREF _Toc241952857 \h </w:instrText>
+          <w:instrText xml:space="preserve"> PAGEREF _Toc242009807 \h </w:instrText>
         </w:r>
         <w:r>
           <w:rPr>
@@ -470,7 +470,7 @@
           <w:noProof/>
         </w:rPr>
       </w:pPr>
-      <w:hyperlink w:anchor="_Toc241952858" w:history="1">
+      <w:hyperlink w:anchor="_Toc242009808" w:history="1">
         <w:r>
           <w:rPr>
             <w:rStyle w:val="af"/>
@@ -498,7 +498,7 @@
             <w:noProof/>
             <w:webHidden/>
           </w:rPr>
-          <w:instrText xml:space="preserve"> PAGEREF _Toc241952858 \h </w:instrText>
+          <w:instrText xml:space="preserve"> PAGEREF _Toc242009808 \h </w:instrText>
         </w:r>
         <w:r>
           <w:rPr>
@@ -539,7 +539,7 @@
           <w:noProof/>
         </w:rPr>
       </w:pPr>
-      <w:hyperlink w:anchor="_Toc241952859" w:history="1">
+      <w:hyperlink w:anchor="_Toc242009809" w:history="1">
         <w:r>
           <w:rPr>
             <w:rStyle w:val="af"/>
@@ -567,7 +567,7 @@
             <w:noProof/>
             <w:webHidden/>
           </w:rPr>
-          <w:instrText xml:space="preserve"> PAGEREF _Toc241952859 \h </w:instrText>
+          <w:instrText xml:space="preserve"> PAGEREF _Toc242009809 \h </w:instrText>
         </w:r>
         <w:r>
           <w:rPr>
@@ -608,7 +608,7 @@
           <w:noProof/>
         </w:rPr>
       </w:pPr>
-      <w:hyperlink w:anchor="_Toc241952860" w:history="1">
+      <w:hyperlink w:anchor="_Toc242009810" w:history="1">
         <w:r>
           <w:rPr>
             <w:rStyle w:val="af"/>
@@ -636,7 +636,7 @@
             <w:noProof/>
             <w:webHidden/>
           </w:rPr>
-          <w:instrText xml:space="preserve"> PAGEREF _Toc241952860 \h </w:instrText>
+          <w:instrText xml:space="preserve"> PAGEREF _Toc242009810 \h </w:instrText>
         </w:r>
         <w:r>
           <w:rPr>
@@ -677,7 +677,7 @@
           <w:noProof/>
         </w:rPr>
       </w:pPr>
-      <w:hyperlink w:anchor="_Toc241952861" w:history="1">
+      <w:hyperlink w:anchor="_Toc242009811" w:history="1">
         <w:r>
           <w:rPr>
             <w:rStyle w:val="af"/>
@@ -705,7 +705,7 @@
             <w:noProof/>
             <w:webHidden/>
           </w:rPr>
-          <w:instrText xml:space="preserve"> PAGEREF _Toc241952861 \h </w:instrText>
+          <w:instrText xml:space="preserve"> PAGEREF _Toc242009811 \h </w:instrText>
         </w:r>
         <w:r>
           <w:rPr>
@@ -746,7 +746,7 @@
           <w:noProof/>
         </w:rPr>
       </w:pPr>
-      <w:hyperlink w:anchor="_Toc241952862" w:history="1">
+      <w:hyperlink w:anchor="_Toc242009812" w:history="1">
         <w:r>
           <w:rPr>
             <w:rStyle w:val="af"/>
@@ -774,7 +774,7 @@
             <w:noProof/>
             <w:webHidden/>
           </w:rPr>
-          <w:instrText xml:space="preserve"> PAGEREF _Toc241952862 \h </w:instrText>
+          <w:instrText xml:space="preserve"> PAGEREF _Toc242009812 \h </w:instrText>
         </w:r>
         <w:r>
           <w:rPr>
@@ -815,7 +815,7 @@
           <w:noProof/>
         </w:rPr>
       </w:pPr>
-      <w:hyperlink w:anchor="_Toc241952863" w:history="1">
+      <w:hyperlink w:anchor="_Toc242009813" w:history="1">
         <w:r>
           <w:rPr>
             <w:rStyle w:val="af"/>
@@ -843,7 +843,7 @@
             <w:noProof/>
             <w:webHidden/>
           </w:rPr>
-          <w:instrText xml:space="preserve"> PAGEREF _Toc241952863 \h </w:instrText>
+          <w:instrText xml:space="preserve"> PAGEREF _Toc242009813 \h </w:instrText>
         </w:r>
         <w:r>
           <w:rPr>
@@ -884,7 +884,7 @@
           <w:noProof/>
         </w:rPr>
       </w:pPr>
-      <w:hyperlink w:anchor="_Toc241952864" w:history="1">
+      <w:hyperlink w:anchor="_Toc242009814" w:history="1">
         <w:r>
           <w:rPr>
             <w:rStyle w:val="af"/>
@@ -912,7 +912,7 @@
             <w:noProof/>
             <w:webHidden/>
           </w:rPr>
-          <w:instrText xml:space="preserve"> PAGEREF _Toc241952864 \h </w:instrText>
+          <w:instrText xml:space="preserve"> PAGEREF _Toc242009814 \h </w:instrText>
         </w:r>
         <w:r>
           <w:rPr>
@@ -953,7 +953,7 @@
           <w:noProof/>
         </w:rPr>
       </w:pPr>
-      <w:hyperlink w:anchor="_Toc241952865" w:history="1">
+      <w:hyperlink w:anchor="_Toc242009815" w:history="1">
         <w:r>
           <w:rPr>
             <w:rStyle w:val="af"/>
@@ -981,7 +981,7 @@
             <w:noProof/>
             <w:webHidden/>
           </w:rPr>
-          <w:instrText xml:space="preserve"> PAGEREF _Toc241952865 \h </w:instrText>
+          <w:instrText xml:space="preserve"> PAGEREF _Toc242009815 \h </w:instrText>
         </w:r>
         <w:r>
           <w:rPr>
@@ -1022,7 +1022,7 @@
           <w:noProof/>
         </w:rPr>
       </w:pPr>
-      <w:hyperlink w:anchor="_Toc241952866" w:history="1">
+      <w:hyperlink w:anchor="_Toc242009816" w:history="1">
         <w:r>
           <w:rPr>
             <w:rStyle w:val="af"/>
@@ -1050,7 +1050,7 @@
             <w:noProof/>
             <w:webHidden/>
           </w:rPr>
-          <w:instrText xml:space="preserve"> PAGEREF _Toc241952866 \h </w:instrText>
+          <w:instrText xml:space="preserve"> PAGEREF _Toc242009816 \h </w:instrText>
         </w:r>
         <w:r>
           <w:rPr>
@@ -1091,7 +1091,7 @@
           <w:noProof/>
         </w:rPr>
       </w:pPr>
-      <w:hyperlink w:anchor="_Toc241952867" w:history="1">
+      <w:hyperlink w:anchor="_Toc242009817" w:history="1">
         <w:r>
           <w:rPr>
             <w:rStyle w:val="af"/>
@@ -1119,7 +1119,7 @@
             <w:noProof/>
             <w:webHidden/>
           </w:rPr>
-          <w:instrText xml:space="preserve"> PAGEREF _Toc241952867 \h </w:instrText>
+          <w:instrText xml:space="preserve"> PAGEREF _Toc242009817 \h </w:instrText>
         </w:r>
         <w:r>
           <w:rPr>
@@ -1160,7 +1160,7 @@
           <w:noProof/>
         </w:rPr>
       </w:pPr>
-      <w:hyperlink w:anchor="_Toc241952868" w:history="1">
+      <w:hyperlink w:anchor="_Toc242009818" w:history="1">
         <w:r>
           <w:rPr>
             <w:rStyle w:val="af"/>
@@ -1188,7 +1188,7 @@
             <w:noProof/>
             <w:webHidden/>
           </w:rPr>
-          <w:instrText xml:space="preserve"> PAGEREF _Toc241952868 \h </w:instrText>
+          <w:instrText xml:space="preserve"> PAGEREF _Toc242009818 \h </w:instrText>
         </w:r>
         <w:r>
           <w:rPr>
@@ -1229,7 +1229,7 @@
           <w:noProof/>
         </w:rPr>
       </w:pPr>
-      <w:hyperlink w:anchor="_Toc241952869" w:history="1">
+      <w:hyperlink w:anchor="_Toc242009819" w:history="1">
         <w:r>
           <w:rPr>
             <w:rStyle w:val="af"/>
@@ -1257,7 +1257,7 @@
             <w:noProof/>
             <w:webHidden/>
           </w:rPr>
-          <w:instrText xml:space="preserve"> PAGEREF _Toc241952869 \h </w:instrText>
+          <w:instrText xml:space="preserve"> PAGEREF _Toc242009819 \h </w:instrText>
         </w:r>
         <w:r>
           <w:rPr>
@@ -1298,7 +1298,7 @@
           <w:noProof/>
         </w:rPr>
       </w:pPr>
-      <w:hyperlink w:anchor="_Toc241952870" w:history="1">
+      <w:hyperlink w:anchor="_Toc242009820" w:history="1">
         <w:r>
           <w:rPr>
             <w:rStyle w:val="af"/>
@@ -1326,7 +1326,7 @@
             <w:noProof/>
             <w:webHidden/>
           </w:rPr>
-          <w:instrText xml:space="preserve"> PAGEREF _Toc241952870 \h </w:instrText>
+          <w:instrText xml:space="preserve"> PAGEREF _Toc242009820 \h </w:instrText>
         </w:r>
         <w:r>
           <w:rPr>
@@ -1367,7 +1367,7 @@
           <w:noProof/>
         </w:rPr>
       </w:pPr>
-      <w:hyperlink w:anchor="_Toc241952871" w:history="1">
+      <w:hyperlink w:anchor="_Toc242009821" w:history="1">
         <w:r>
           <w:rPr>
             <w:rStyle w:val="af"/>
@@ -1395,7 +1395,7 @@
             <w:noProof/>
             <w:webHidden/>
           </w:rPr>
-          <w:instrText xml:space="preserve"> PAGEREF _Toc241952871 \h </w:instrText>
+          <w:instrText xml:space="preserve"> PAGEREF _Toc242009821 \h </w:instrText>
         </w:r>
         <w:r>
           <w:rPr>
@@ -1436,7 +1436,7 @@
           <w:noProof/>
         </w:rPr>
       </w:pPr>
-      <w:hyperlink w:anchor="_Toc241952872" w:history="1">
+      <w:hyperlink w:anchor="_Toc242009822" w:history="1">
         <w:r>
           <w:rPr>
             <w:rStyle w:val="af"/>
@@ -1464,7 +1464,7 @@
             <w:noProof/>
             <w:webHidden/>
           </w:rPr>
-          <w:instrText xml:space="preserve"> PAGEREF _Toc241952872 \h </w:instrText>
+          <w:instrText xml:space="preserve"> PAGEREF _Toc242009822 \h </w:instrText>
         </w:r>
         <w:r>
           <w:rPr>
@@ -1505,7 +1505,7 @@
           <w:noProof/>
         </w:rPr>
       </w:pPr>
-      <w:hyperlink w:anchor="_Toc241952873" w:history="1">
+      <w:hyperlink w:anchor="_Toc242009823" w:history="1">
         <w:r>
           <w:rPr>
             <w:rStyle w:val="af"/>
@@ -1533,7 +1533,7 @@
             <w:noProof/>
             <w:webHidden/>
           </w:rPr>
-          <w:instrText xml:space="preserve"> PAGEREF _Toc241952873 \h </w:instrText>
+          <w:instrText xml:space="preserve"> PAGEREF _Toc242009823 \h </w:instrText>
         </w:r>
         <w:r>
           <w:rPr>
@@ -1574,7 +1574,7 @@
           <w:noProof/>
         </w:rPr>
       </w:pPr>
-      <w:hyperlink w:anchor="_Toc241952874" w:history="1">
+      <w:hyperlink w:anchor="_Toc242009824" w:history="1">
         <w:r>
           <w:rPr>
             <w:rStyle w:val="af"/>
@@ -1602,7 +1602,7 @@
             <w:noProof/>
             <w:webHidden/>
           </w:rPr>
-          <w:instrText xml:space="preserve"> PAGEREF _Toc241952874 \h </w:instrText>
+          <w:instrText xml:space="preserve"> PAGEREF _Toc242009824 \h </w:instrText>
         </w:r>
         <w:r>
           <w:rPr>
@@ -1643,7 +1643,7 @@
           <w:noProof/>
         </w:rPr>
       </w:pPr>
-      <w:hyperlink w:anchor="_Toc241952875" w:history="1">
+      <w:hyperlink w:anchor="_Toc242009825" w:history="1">
         <w:r>
           <w:rPr>
             <w:rStyle w:val="af"/>
@@ -1671,7 +1671,7 @@
             <w:noProof/>
             <w:webHidden/>
           </w:rPr>
-          <w:instrText xml:space="preserve"> PAGEREF _Toc241952875 \h </w:instrText>
+          <w:instrText xml:space="preserve"> PAGEREF _Toc242009825 \h </w:instrText>
         </w:r>
         <w:r>
           <w:rPr>
@@ -1712,7 +1712,7 @@
           <w:noProof/>
         </w:rPr>
       </w:pPr>
-      <w:hyperlink w:anchor="_Toc241952876" w:history="1">
+      <w:hyperlink w:anchor="_Toc242009826" w:history="1">
         <w:r>
           <w:rPr>
             <w:rStyle w:val="af"/>
@@ -1740,7 +1740,7 @@
             <w:noProof/>
             <w:webHidden/>
           </w:rPr>
-          <w:instrText xml:space="preserve"> PAGEREF _Toc241952876 \h </w:instrText>
+          <w:instrText xml:space="preserve"> PAGEREF _Toc242009826 \h </w:instrText>
         </w:r>
         <w:r>
           <w:rPr>
@@ -1786,7 +1786,7 @@
         <w:spacing w:before="0" w:after="360" w:line="360" w:lineRule="exact"/>
         <w:ind w:firstLine="709"/>
       </w:pPr>
-      <w:bookmarkStart w:id="1" w:name="_Toc241952855"/>
+      <w:bookmarkStart w:id="1" w:name="_Toc242009805"/>
       <w:r>
         <w:rPr>
           <w:b/>
@@ -1988,7 +1988,7 @@
         <w:ind w:firstLine="709"/>
       </w:pPr>
       <w:bookmarkStart w:id="2" w:name="_b608aa976fc82a0faaf3b83f58c735968afd03b"/>
-      <w:bookmarkStart w:id="3" w:name="_Toc241952856"/>
+      <w:bookmarkStart w:id="3" w:name="_Toc242009806"/>
       <w:bookmarkEnd w:id="0"/>
       <w:r>
         <w:rPr>
@@ -2059,7 +2059,7 @@
         <w:ind w:firstLine="709"/>
       </w:pPr>
       <w:bookmarkStart w:id="4" w:name="_c2dc16d95c34e7e7c75dbd4503de730b54879a3"/>
-      <w:bookmarkStart w:id="5" w:name="_Toc241952857"/>
+      <w:bookmarkStart w:id="5" w:name="_Toc242009807"/>
       <w:r>
         <w:rPr>
           <w:b/>
@@ -4958,7 +4958,7 @@
         <w:ind w:firstLine="709"/>
       </w:pPr>
       <w:bookmarkStart w:id="6" w:name="_e53e14f44ab4c8780a98a105cb988ad22318c27"/>
-      <w:bookmarkStart w:id="7" w:name="_Toc241952858"/>
+      <w:bookmarkStart w:id="7" w:name="_Toc242009808"/>
       <w:bookmarkEnd w:id="4"/>
       <w:r>
         <w:rPr>
@@ -6805,7 +6805,7 @@
           <w:sz w:val="28"/>
         </w:rPr>
         <w:drawing>
-          <wp:inline distT="0" distB="0" distL="0" distR="0" wp14:anchorId="77850551" wp14:editId="4529F9B9">
+          <wp:inline distT="0" distB="0" distL="0" distR="0" wp14:anchorId="5C688A34" wp14:editId="318AD8A4">
             <wp:extent cx="5334000" cy="2862146"/>
             <wp:effectExtent l="0" t="0" r="0" b="0"/>
             <wp:docPr id="12" name="Picture"/>
@@ -7234,7 +7234,7 @@
           <w:sz w:val="28"/>
         </w:rPr>
         <w:drawing>
-          <wp:inline distT="0" distB="0" distL="0" distR="0" wp14:anchorId="765E0D70" wp14:editId="11367CB9">
+          <wp:inline distT="0" distB="0" distL="0" distR="0" wp14:anchorId="36A5C6B3" wp14:editId="10C48092">
             <wp:extent cx="5334000" cy="2536902"/>
             <wp:effectExtent l="0" t="0" r="0" b="0"/>
             <wp:docPr id="15" name="Picture"/>
@@ -8083,7 +8083,7 @@
         <w:ind w:firstLine="709"/>
       </w:pPr>
       <w:bookmarkStart w:id="8" w:name="_6630f66e9bddc915a7c003d1a4416942be99820"/>
-      <w:bookmarkStart w:id="9" w:name="_Toc241952859"/>
+      <w:bookmarkStart w:id="9" w:name="_Toc242009809"/>
       <w:bookmarkEnd w:id="6"/>
       <w:r>
         <w:rPr>
@@ -10173,7 +10173,7 @@
           <w:sz w:val="28"/>
         </w:rPr>
         <w:drawing>
-          <wp:inline distT="0" distB="0" distL="0" distR="0" wp14:anchorId="725B8292" wp14:editId="3BAD122D">
+          <wp:inline distT="0" distB="0" distL="0" distR="0" wp14:anchorId="5D8515B6" wp14:editId="559EDB8E">
             <wp:extent cx="5334000" cy="2732048"/>
             <wp:effectExtent l="0" t="0" r="0" b="0"/>
             <wp:docPr id="19" name="Picture"/>
@@ -11125,7 +11125,7 @@
         <w:ind w:firstLine="709"/>
       </w:pPr>
       <w:bookmarkStart w:id="10" w:name="_32eb1a546c0e629ee5199cbd921989386414cef"/>
-      <w:bookmarkStart w:id="11" w:name="_Toc241952860"/>
+      <w:bookmarkStart w:id="11" w:name="_Toc242009810"/>
       <w:bookmarkEnd w:id="8"/>
       <w:r>
         <w:rPr>
@@ -11650,7 +11650,7 @@
         <w:ind w:firstLine="709"/>
       </w:pPr>
       <w:bookmarkStart w:id="12" w:name="_56392ae30d217601ca6b22348c46ed1cd30bda9"/>
-      <w:bookmarkStart w:id="13" w:name="_Toc241952861"/>
+      <w:bookmarkStart w:id="13" w:name="_Toc242009811"/>
       <w:bookmarkEnd w:id="10"/>
       <w:r>
         <w:rPr>
@@ -12254,7 +12254,7 @@
         <w:ind w:firstLine="709"/>
       </w:pPr>
       <w:bookmarkStart w:id="14" w:name="_81d55da623d41512ef63f4dc47f176415032501"/>
-      <w:bookmarkStart w:id="15" w:name="_Toc241952862"/>
+      <w:bookmarkStart w:id="15" w:name="_Toc242009812"/>
       <w:bookmarkEnd w:id="12"/>
       <w:r>
         <w:rPr>
@@ -12649,7 +12649,7 @@
         <w:ind w:firstLine="709"/>
       </w:pPr>
       <w:bookmarkStart w:id="16" w:name="_c864891c2a63545415c693c4f70871cf567029c"/>
-      <w:bookmarkStart w:id="17" w:name="_Toc241952863"/>
+      <w:bookmarkStart w:id="17" w:name="_Toc242009813"/>
       <w:bookmarkEnd w:id="14"/>
       <w:r>
         <w:rPr>
@@ -13300,7 +13300,7 @@
         <w:ind w:firstLine="709"/>
       </w:pPr>
       <w:bookmarkStart w:id="18" w:name="_ef6f952c7e24326ac23355a768c8b715ec8fce8"/>
-      <w:bookmarkStart w:id="19" w:name="_Toc241952864"/>
+      <w:bookmarkStart w:id="19" w:name="_Toc242009814"/>
       <w:bookmarkEnd w:id="16"/>
       <w:r>
         <w:rPr>
@@ -13940,7 +13940,7 @@
           <w:sz w:val="28"/>
         </w:rPr>
         <w:drawing>
-          <wp:inline distT="0" distB="0" distL="0" distR="0" wp14:anchorId="799F1AFE" wp14:editId="67DB6986">
+          <wp:inline distT="0" distB="0" distL="0" distR="0" wp14:anchorId="4A59BAC4" wp14:editId="6F5EC56C">
             <wp:extent cx="5334000" cy="2471853"/>
             <wp:effectExtent l="0" t="0" r="0" b="0"/>
             <wp:docPr id="27" name="Picture"/>
@@ -14035,7 +14035,7 @@
         <w:ind w:firstLine="709"/>
       </w:pPr>
       <w:bookmarkStart w:id="20" w:name="_6df6aabc6395b7d9765c374a4a7f2d43c0ba1e7"/>
-      <w:bookmarkStart w:id="21" w:name="_Toc241952865"/>
+      <w:bookmarkStart w:id="21" w:name="_Toc242009815"/>
       <w:bookmarkEnd w:id="18"/>
       <w:r>
         <w:rPr>
@@ -17697,7 +17697,7 @@
         <w:ind w:firstLine="709"/>
       </w:pPr>
       <w:bookmarkStart w:id="22" w:name="_bd0f162afc2e7ad7347811c158aa5f062feeff4"/>
-      <w:bookmarkStart w:id="23" w:name="_Toc241952866"/>
+      <w:bookmarkStart w:id="23" w:name="_Toc242009816"/>
       <w:bookmarkEnd w:id="20"/>
       <w:r>
         <w:rPr>
@@ -18460,7 +18460,7 @@
         <w:ind w:firstLine="709"/>
       </w:pPr>
       <w:bookmarkStart w:id="24" w:name="_07f39535de8dfb555f41c49666d7d7ad4469d72"/>
-      <w:bookmarkStart w:id="25" w:name="_Toc241952867"/>
+      <w:bookmarkStart w:id="25" w:name="_Toc242009817"/>
       <w:bookmarkEnd w:id="22"/>
       <w:r>
         <w:rPr>
@@ -19573,7 +19573,7 @@
         <w:ind w:firstLine="709"/>
       </w:pPr>
       <w:bookmarkStart w:id="26" w:name="_ограничения"/>
-      <w:bookmarkStart w:id="27" w:name="_Toc241952868"/>
+      <w:bookmarkStart w:id="27" w:name="_Toc242009818"/>
       <w:bookmarkEnd w:id="24"/>
       <w:r>
         <w:rPr>
@@ -19736,7 +19736,7 @@
         <w:ind w:firstLine="709"/>
       </w:pPr>
       <w:bookmarkStart w:id="28" w:name="_1bfdad9d2d88ddb6ca16c31c1d4d4943679f32f"/>
-      <w:bookmarkStart w:id="29" w:name="_Toc241952869"/>
+      <w:bookmarkStart w:id="29" w:name="_Toc242009819"/>
       <w:bookmarkEnd w:id="26"/>
       <w:bookmarkEnd w:id="2"/>
       <w:r>
@@ -20128,7 +20128,7 @@
         <w:jc w:val="center"/>
       </w:pPr>
       <w:bookmarkStart w:id="30" w:name="_выводы"/>
-      <w:bookmarkStart w:id="31" w:name="_Toc241952870"/>
+      <w:bookmarkStart w:id="31" w:name="_Toc242009820"/>
       <w:bookmarkEnd w:id="28"/>
       <w:r>
         <w:rPr>
@@ -20411,7 +20411,7 @@
         <w:jc w:val="center"/>
       </w:pPr>
       <w:bookmarkStart w:id="32" w:name="_274f6a444530ef90b0479dabf3d210f01e97699"/>
-      <w:bookmarkStart w:id="33" w:name="_Toc241952871"/>
+      <w:bookmarkStart w:id="33" w:name="_Toc242009821"/>
       <w:bookmarkEnd w:id="30"/>
       <w:r>
         <w:rPr>
@@ -21677,7 +21677,7 @@
         <w:jc w:val="center"/>
       </w:pPr>
       <w:bookmarkStart w:id="34" w:name="_3d74faf1500c1b2a4a8bfa8e0e37c74206ce73d"/>
-      <w:bookmarkStart w:id="35" w:name="_Toc241952872"/>
+      <w:bookmarkStart w:id="35" w:name="_Toc242009822"/>
       <w:bookmarkEnd w:id="32"/>
       <w:r>
         <w:rPr>
@@ -22741,7 +22741,7 @@
         <w:jc w:val="center"/>
       </w:pPr>
       <w:bookmarkStart w:id="36" w:name="_25083b51e17d9d99817d1269b6af13d75b604a4"/>
-      <w:bookmarkStart w:id="37" w:name="_Toc241952873"/>
+      <w:bookmarkStart w:id="37" w:name="_Toc242009823"/>
       <w:bookmarkEnd w:id="34"/>
       <w:r>
         <w:rPr>
@@ -23125,7 +23125,27 @@
               <w:rPr>
                 <w:sz w:val="24"/>
               </w:rPr>
-              <w:t>приняты модельные показатели (приложение Д, допущение Д-33)</w:t>
+              <w:t xml:space="preserve">приняты модельные показатели (приложение Д, допущение Д-33), для пяти массовых запросов ставки и конкуренция сверены с </w:t>
+            </w:r>
+            <w:r>
+              <w:rPr>
+                <w:i/>
+                <w:sz w:val="24"/>
+              </w:rPr>
+              <w:t>Similarweb</w:t>
+            </w:r>
+            <w:r>
+              <w:rPr>
+                <w:sz w:val="24"/>
+              </w:rPr>
+              <w:t xml:space="preserve"> </w:t>
+            </w:r>
+            <w:r>
+              <w:rPr>
+                <w:i/>
+                <w:sz w:val="24"/>
+              </w:rPr>
+              <w:t>Pro</w:t>
             </w:r>
           </w:p>
         </w:tc>
@@ -23682,6 +23702,7 @@
               <w:rPr>
                 <w:sz w:val="24"/>
               </w:rPr>
+              <w:lastRenderedPageBreak/>
               <w:t>6</w:t>
             </w:r>
           </w:p>
@@ -23803,7 +23824,6 @@
         <w:rPr>
           <w:sz w:val="28"/>
         </w:rPr>
-        <w:lastRenderedPageBreak/>
         <w:t xml:space="preserve">Решения не меняют индексы ЛР4: расчеты опираются на снимок </w:t>
       </w:r>
       <w:r>
@@ -23829,7 +23849,7 @@
         <w:jc w:val="center"/>
       </w:pPr>
       <w:bookmarkStart w:id="38" w:name="_cb59224a7032ef66ab429e7df9b4e4c597bc187"/>
-      <w:bookmarkStart w:id="39" w:name="_Toc241952874"/>
+      <w:bookmarkStart w:id="39" w:name="_Toc242009824"/>
       <w:bookmarkEnd w:id="36"/>
       <w:r>
         <w:rPr>
@@ -24571,7 +24591,7 @@
         <w:jc w:val="center"/>
       </w:pPr>
       <w:bookmarkStart w:id="40" w:name="_36e5ced6b29eabb38058bfd1a6b3384d71712dd"/>
-      <w:bookmarkStart w:id="41" w:name="_Toc241952875"/>
+      <w:bookmarkStart w:id="41" w:name="_Toc242009825"/>
       <w:bookmarkEnd w:id="38"/>
       <w:r>
         <w:rPr>
@@ -24682,7 +24702,13 @@
         <w:rPr>
           <w:sz w:val="28"/>
         </w:rPr>
-        <w:t>В таблице 22 представлено: дополнительные отзывы и рейтинги.</w:t>
+        <w:t>В таблице 22 представлено: дополнительные отзывы и рей</w:t>
+      </w:r>
+      <w:r>
+        <w:rPr>
+          <w:sz w:val="28"/>
+        </w:rPr>
+        <w:t>тинги.</w:t>
       </w:r>
     </w:p>
     <w:p>
@@ -24803,14 +24829,7 @@
                 <w:b/>
                 <w:sz w:val="24"/>
               </w:rPr>
-              <w:t>Комментар</w:t>
-            </w:r>
-            <w:r>
-              <w:rPr>
-                <w:b/>
-                <w:sz w:val="24"/>
-              </w:rPr>
-              <w:t>ий</w:t>
+              <w:t>Комментарий</w:t>
             </w:r>
           </w:p>
         </w:tc>
@@ -25185,13 +25204,13 @@
               <w:rPr>
                 <w:sz w:val="24"/>
               </w:rPr>
-              <w:t>все отзывы однозвездочные</w:t>
-            </w:r>
-            <w:r>
-              <w:rPr>
-                <w:sz w:val="24"/>
-              </w:rPr>
-              <w:t>: списание после пробного периода, сложная отмена, отказ в возврате</w:t>
+              <w:t>все</w:t>
+            </w:r>
+            <w:r>
+              <w:rPr>
+                <w:sz w:val="24"/>
+              </w:rPr>
+              <w:t xml:space="preserve"> отзывы однозвездочные: списание после пробного периода, сложная отмена, отказ в возврате</w:t>
             </w:r>
           </w:p>
         </w:tc>
@@ -25505,7 +25524,7 @@
         <w:jc w:val="center"/>
       </w:pPr>
       <w:bookmarkStart w:id="42" w:name="_66fcbafe8bc9e7780670ba4b2232c7930f0801d"/>
-      <w:bookmarkStart w:id="43" w:name="_Toc241952876"/>
+      <w:bookmarkStart w:id="43" w:name="_Toc242009826"/>
       <w:bookmarkEnd w:id="40"/>
       <w:r>
         <w:rPr>
@@ -28066,6 +28085,1299 @@
           <w:sz w:val="28"/>
         </w:rPr>
         <w:t>товых кампаний не планируется.</w:t>
+      </w:r>
+    </w:p>
+    <w:p>
+      <w:pPr>
+        <w:pStyle w:val="a0"/>
+        <w:spacing w:before="0" w:after="0" w:line="360" w:lineRule="exact"/>
+        <w:ind w:firstLine="709"/>
+        <w:jc w:val="both"/>
+      </w:pPr>
+      <w:r>
+        <w:rPr>
+          <w:sz w:val="28"/>
+        </w:rPr>
+        <w:t xml:space="preserve">В таблице 24 представлено: сверка модельных показателей с данными </w:t>
+      </w:r>
+      <w:r>
+        <w:rPr>
+          <w:i/>
+          <w:sz w:val="28"/>
+        </w:rPr>
+        <w:t>Similarweb</w:t>
+      </w:r>
+      <w:r>
+        <w:rPr>
+          <w:sz w:val="28"/>
+        </w:rPr>
+        <w:t xml:space="preserve"> </w:t>
+      </w:r>
+      <w:r>
+        <w:rPr>
+          <w:i/>
+          <w:sz w:val="28"/>
+        </w:rPr>
+        <w:t>Pro</w:t>
+      </w:r>
+      <w:r>
+        <w:rPr>
+          <w:sz w:val="28"/>
+        </w:rPr>
+        <w:t xml:space="preserve"> (август 2026, весь мир).</w:t>
+      </w:r>
+    </w:p>
+    <w:p>
+      <w:pPr>
+        <w:pStyle w:val="a0"/>
+        <w:keepNext/>
+        <w:spacing w:before="0" w:after="0" w:line="360" w:lineRule="exact"/>
+      </w:pPr>
+      <w:r>
+        <w:rPr>
+          <w:sz w:val="28"/>
+        </w:rPr>
+        <w:t xml:space="preserve">Таблица 24 – Сверка модельных показателей с данными </w:t>
+      </w:r>
+      <w:r>
+        <w:rPr>
+          <w:i/>
+          <w:sz w:val="28"/>
+        </w:rPr>
+        <w:t>Similarweb</w:t>
+      </w:r>
+      <w:r>
+        <w:rPr>
+          <w:sz w:val="28"/>
+        </w:rPr>
+        <w:t xml:space="preserve"> </w:t>
+      </w:r>
+      <w:r>
+        <w:rPr>
+          <w:i/>
+          <w:sz w:val="28"/>
+        </w:rPr>
+        <w:t>Pro</w:t>
+      </w:r>
+      <w:r>
+        <w:rPr>
+          <w:sz w:val="28"/>
+        </w:rPr>
+        <w:t xml:space="preserve"> (август 2026, весь мир)</w:t>
+      </w:r>
+    </w:p>
+    <w:tbl>
+      <w:tblPr>
+        <w:tblStyle w:val="Table"/>
+        <w:tblW w:w="9355" w:type="dxa"/>
+        <w:jc w:val="center"/>
+        <w:tblBorders>
+          <w:top w:val="single" w:sz="4" w:space="0" w:color="000000"/>
+          <w:left w:val="single" w:sz="4" w:space="0" w:color="000000"/>
+          <w:bottom w:val="single" w:sz="4" w:space="0" w:color="000000"/>
+          <w:right w:val="single" w:sz="4" w:space="0" w:color="000000"/>
+          <w:insideH w:val="single" w:sz="4" w:space="0" w:color="000000"/>
+          <w:insideV w:val="single" w:sz="4" w:space="0" w:color="000000"/>
+        </w:tblBorders>
+        <w:tblLayout w:type="fixed"/>
+        <w:tblLook w:val="0020" w:firstRow="1" w:lastRow="0" w:firstColumn="0" w:lastColumn="0" w:noHBand="0" w:noVBand="0"/>
+      </w:tblPr>
+      <w:tblGrid>
+        <w:gridCol w:w="2955"/>
+        <w:gridCol w:w="1605"/>
+        <w:gridCol w:w="1605"/>
+        <w:gridCol w:w="1847"/>
+        <w:gridCol w:w="1343"/>
+      </w:tblGrid>
+      <w:tr>
+        <w:trPr>
+          <w:cnfStyle w:val="100000000000" w:firstRow="1" w:lastRow="0" w:firstColumn="0" w:lastColumn="0" w:oddVBand="0" w:evenVBand="0" w:oddHBand="0" w:evenHBand="0" w:firstRowFirstColumn="0" w:firstRowLastColumn="0" w:lastRowFirstColumn="0" w:lastRowLastColumn="0"/>
+          <w:cantSplit/>
+          <w:tblHeader/>
+          <w:jc w:val="center"/>
+        </w:trPr>
+        <w:tc>
+          <w:tcPr>
+            <w:tcW w:w="2953" w:type="dxa"/>
+            <w:vAlign w:val="center"/>
+          </w:tcPr>
+          <w:p>
+            <w:pPr>
+              <w:pStyle w:val="Compact"/>
+              <w:spacing w:before="0" w:after="0" w:line="280" w:lineRule="exact"/>
+              <w:jc w:val="center"/>
+            </w:pPr>
+            <w:r>
+              <w:rPr>
+                <w:b/>
+                <w:sz w:val="24"/>
+              </w:rPr>
+              <w:t>Запрос</w:t>
+            </w:r>
+          </w:p>
+        </w:tc>
+        <w:tc>
+          <w:tcPr>
+            <w:tcW w:w="1605" w:type="dxa"/>
+            <w:vAlign w:val="center"/>
+          </w:tcPr>
+          <w:p>
+            <w:pPr>
+              <w:pStyle w:val="Compact"/>
+              <w:spacing w:before="0" w:after="0" w:line="280" w:lineRule="exact"/>
+              <w:jc w:val="center"/>
+            </w:pPr>
+            <w:r>
+              <w:rPr>
+                <w:b/>
+                <w:i/>
+                <w:sz w:val="24"/>
+              </w:rPr>
+              <w:t>CPC</w:t>
+            </w:r>
+            <w:r>
+              <w:rPr>
+                <w:b/>
+                <w:sz w:val="24"/>
+              </w:rPr>
+              <w:t xml:space="preserve"> в </w:t>
+            </w:r>
+            <w:r>
+              <w:rPr>
+                <w:b/>
+                <w:i/>
+                <w:sz w:val="24"/>
+              </w:rPr>
+              <w:t>Similarweb</w:t>
+            </w:r>
+            <w:r>
+              <w:rPr>
+                <w:b/>
+                <w:sz w:val="24"/>
+              </w:rPr>
+              <w:t xml:space="preserve">, </w:t>
+            </w:r>
+            <w:r>
+              <w:rPr>
+                <w:b/>
+                <w:i/>
+                <w:sz w:val="24"/>
+              </w:rPr>
+              <w:t>USD</w:t>
+            </w:r>
+          </w:p>
+        </w:tc>
+        <w:tc>
+          <w:tcPr>
+            <w:tcW w:w="1605" w:type="dxa"/>
+            <w:vAlign w:val="center"/>
+          </w:tcPr>
+          <w:p>
+            <w:pPr>
+              <w:pStyle w:val="Compact"/>
+              <w:spacing w:before="0" w:after="0" w:line="280" w:lineRule="exact"/>
+              <w:jc w:val="center"/>
+            </w:pPr>
+            <w:r>
+              <w:rPr>
+                <w:b/>
+                <w:sz w:val="24"/>
+              </w:rPr>
+              <w:t>Конкуренция в рекламе</w:t>
+            </w:r>
+          </w:p>
+        </w:tc>
+        <w:tc>
+          <w:tcPr>
+            <w:tcW w:w="1847" w:type="dxa"/>
+            <w:vAlign w:val="center"/>
+          </w:tcPr>
+          <w:p>
+            <w:pPr>
+              <w:pStyle w:val="Compact"/>
+              <w:spacing w:before="0" w:after="0" w:line="280" w:lineRule="exact"/>
+              <w:jc w:val="center"/>
+            </w:pPr>
+            <w:r>
+              <w:rPr>
+                <w:b/>
+                <w:sz w:val="24"/>
+              </w:rPr>
+              <w:t>Сложность органической выдачи</w:t>
+            </w:r>
+          </w:p>
+        </w:tc>
+        <w:tc>
+          <w:tcPr>
+            <w:tcW w:w="1343" w:type="dxa"/>
+            <w:vAlign w:val="center"/>
+          </w:tcPr>
+          <w:p>
+            <w:pPr>
+              <w:pStyle w:val="Compact"/>
+              <w:spacing w:before="0" w:after="0" w:line="280" w:lineRule="exact"/>
+              <w:jc w:val="center"/>
+            </w:pPr>
+            <w:r>
+              <w:rPr>
+                <w:b/>
+                <w:sz w:val="24"/>
+              </w:rPr>
+              <w:t xml:space="preserve">Модельный </w:t>
+            </w:r>
+            <w:r>
+              <w:rPr>
+                <w:b/>
+                <w:i/>
+                <w:sz w:val="24"/>
+              </w:rPr>
+              <w:t>CPC</w:t>
+            </w:r>
+            <w:r>
+              <w:rPr>
+                <w:b/>
+                <w:sz w:val="24"/>
+              </w:rPr>
+              <w:t xml:space="preserve">, </w:t>
+            </w:r>
+            <w:r>
+              <w:rPr>
+                <w:b/>
+                <w:i/>
+                <w:sz w:val="24"/>
+              </w:rPr>
+              <w:t>EUR</w:t>
+            </w:r>
+          </w:p>
+        </w:tc>
+      </w:tr>
+      <w:tr>
+        <w:trPr>
+          <w:cantSplit/>
+          <w:jc w:val="center"/>
+        </w:trPr>
+        <w:tc>
+          <w:tcPr>
+            <w:tcW w:w="2953" w:type="dxa"/>
+            <w:vAlign w:val="center"/>
+          </w:tcPr>
+          <w:p>
+            <w:pPr>
+              <w:pStyle w:val="Compact"/>
+              <w:spacing w:before="0" w:after="0" w:line="280" w:lineRule="exact"/>
+              <w:jc w:val="center"/>
+            </w:pPr>
+            <w:r>
+              <w:rPr>
+                <w:i/>
+                <w:sz w:val="24"/>
+              </w:rPr>
+              <w:t>excel</w:t>
+            </w:r>
+            <w:r>
+              <w:rPr>
+                <w:sz w:val="24"/>
+              </w:rPr>
+              <w:t xml:space="preserve"> </w:t>
+            </w:r>
+            <w:r>
+              <w:rPr>
+                <w:i/>
+                <w:sz w:val="24"/>
+              </w:rPr>
+              <w:t>formulas</w:t>
+            </w:r>
+          </w:p>
+        </w:tc>
+        <w:tc>
+          <w:tcPr>
+            <w:tcW w:w="1605" w:type="dxa"/>
+            <w:vAlign w:val="center"/>
+          </w:tcPr>
+          <w:p>
+            <w:pPr>
+              <w:pStyle w:val="Compact"/>
+              <w:spacing w:before="0" w:after="0" w:line="280" w:lineRule="exact"/>
+              <w:jc w:val="center"/>
+            </w:pPr>
+            <w:r>
+              <w:rPr>
+                <w:sz w:val="24"/>
+              </w:rPr>
+              <w:t>0,01-8,71</w:t>
+            </w:r>
+          </w:p>
+        </w:tc>
+        <w:tc>
+          <w:tcPr>
+            <w:tcW w:w="1605" w:type="dxa"/>
+            <w:vAlign w:val="center"/>
+          </w:tcPr>
+          <w:p>
+            <w:pPr>
+              <w:pStyle w:val="Compact"/>
+              <w:spacing w:before="0" w:after="0" w:line="280" w:lineRule="exact"/>
+              <w:jc w:val="center"/>
+            </w:pPr>
+            <w:r>
+              <w:rPr>
+                <w:sz w:val="24"/>
+              </w:rPr>
+              <w:t>1 (низкая)</w:t>
+            </w:r>
+          </w:p>
+        </w:tc>
+        <w:tc>
+          <w:tcPr>
+            <w:tcW w:w="1847" w:type="dxa"/>
+            <w:vAlign w:val="center"/>
+          </w:tcPr>
+          <w:p>
+            <w:pPr>
+              <w:pStyle w:val="Compact"/>
+              <w:spacing w:before="0" w:after="0" w:line="280" w:lineRule="exact"/>
+              <w:jc w:val="center"/>
+            </w:pPr>
+            <w:r>
+              <w:rPr>
+                <w:sz w:val="24"/>
+              </w:rPr>
+              <w:t>15 (низкая)</w:t>
+            </w:r>
+          </w:p>
+        </w:tc>
+        <w:tc>
+          <w:tcPr>
+            <w:tcW w:w="1343" w:type="dxa"/>
+            <w:vAlign w:val="center"/>
+          </w:tcPr>
+          <w:p>
+            <w:pPr>
+              <w:pStyle w:val="Compact"/>
+              <w:spacing w:before="0" w:after="0" w:line="280" w:lineRule="exact"/>
+              <w:jc w:val="center"/>
+            </w:pPr>
+            <w:r>
+              <w:rPr>
+                <w:sz w:val="24"/>
+              </w:rPr>
+              <w:t>0,35-1,12</w:t>
+            </w:r>
+          </w:p>
+        </w:tc>
+      </w:tr>
+      <w:tr>
+        <w:trPr>
+          <w:cantSplit/>
+          <w:jc w:val="center"/>
+        </w:trPr>
+        <w:tc>
+          <w:tcPr>
+            <w:tcW w:w="2953" w:type="dxa"/>
+            <w:vAlign w:val="center"/>
+          </w:tcPr>
+          <w:p>
+            <w:pPr>
+              <w:pStyle w:val="Compact"/>
+              <w:spacing w:before="0" w:after="0" w:line="280" w:lineRule="exact"/>
+              <w:jc w:val="center"/>
+            </w:pPr>
+            <w:r>
+              <w:rPr>
+                <w:i/>
+                <w:sz w:val="24"/>
+              </w:rPr>
+              <w:t>financial</w:t>
+            </w:r>
+            <w:r>
+              <w:rPr>
+                <w:sz w:val="24"/>
+              </w:rPr>
+              <w:t xml:space="preserve"> </w:t>
+            </w:r>
+            <w:r>
+              <w:rPr>
+                <w:i/>
+                <w:sz w:val="24"/>
+              </w:rPr>
+              <w:t>modeling</w:t>
+            </w:r>
+          </w:p>
+        </w:tc>
+        <w:tc>
+          <w:tcPr>
+            <w:tcW w:w="1605" w:type="dxa"/>
+            <w:vAlign w:val="center"/>
+          </w:tcPr>
+          <w:p>
+            <w:pPr>
+              <w:pStyle w:val="Compact"/>
+              <w:spacing w:before="0" w:after="0" w:line="280" w:lineRule="exact"/>
+              <w:jc w:val="center"/>
+            </w:pPr>
+            <w:r>
+              <w:rPr>
+                <w:sz w:val="24"/>
+              </w:rPr>
+              <w:t>0,19-10,11</w:t>
+            </w:r>
+          </w:p>
+        </w:tc>
+        <w:tc>
+          <w:tcPr>
+            <w:tcW w:w="1605" w:type="dxa"/>
+            <w:vAlign w:val="center"/>
+          </w:tcPr>
+          <w:p>
+            <w:pPr>
+              <w:pStyle w:val="Compact"/>
+              <w:spacing w:before="0" w:after="0" w:line="280" w:lineRule="exact"/>
+              <w:jc w:val="center"/>
+            </w:pPr>
+            <w:r>
+              <w:rPr>
+                <w:sz w:val="24"/>
+              </w:rPr>
+              <w:t>26 (средняя)</w:t>
+            </w:r>
+          </w:p>
+        </w:tc>
+        <w:tc>
+          <w:tcPr>
+            <w:tcW w:w="1847" w:type="dxa"/>
+            <w:vAlign w:val="center"/>
+          </w:tcPr>
+          <w:p>
+            <w:pPr>
+              <w:pStyle w:val="Compact"/>
+              <w:spacing w:before="0" w:after="0" w:line="280" w:lineRule="exact"/>
+              <w:jc w:val="center"/>
+            </w:pPr>
+            <w:r>
+              <w:rPr>
+                <w:sz w:val="24"/>
+              </w:rPr>
+              <w:t>41 (средняя)</w:t>
+            </w:r>
+          </w:p>
+        </w:tc>
+        <w:tc>
+          <w:tcPr>
+            <w:tcW w:w="1343" w:type="dxa"/>
+            <w:vAlign w:val="center"/>
+          </w:tcPr>
+          <w:p>
+            <w:pPr>
+              <w:pStyle w:val="Compact"/>
+              <w:spacing w:before="0" w:after="0" w:line="280" w:lineRule="exact"/>
+              <w:jc w:val="center"/>
+            </w:pPr>
+            <w:r>
+              <w:rPr>
+                <w:sz w:val="24"/>
+              </w:rPr>
+              <w:t>0,36-1,15</w:t>
+            </w:r>
+          </w:p>
+        </w:tc>
+      </w:tr>
+      <w:tr>
+        <w:trPr>
+          <w:cantSplit/>
+          <w:jc w:val="center"/>
+        </w:trPr>
+        <w:tc>
+          <w:tcPr>
+            <w:tcW w:w="2953" w:type="dxa"/>
+            <w:vAlign w:val="center"/>
+          </w:tcPr>
+          <w:p>
+            <w:pPr>
+              <w:pStyle w:val="Compact"/>
+              <w:spacing w:before="0" w:after="0" w:line="280" w:lineRule="exact"/>
+              <w:jc w:val="center"/>
+            </w:pPr>
+            <w:r>
+              <w:rPr>
+                <w:i/>
+                <w:sz w:val="24"/>
+              </w:rPr>
+              <w:t>excel</w:t>
+            </w:r>
+            <w:r>
+              <w:rPr>
+                <w:sz w:val="24"/>
+              </w:rPr>
+              <w:t xml:space="preserve"> </w:t>
+            </w:r>
+            <w:r>
+              <w:rPr>
+                <w:i/>
+                <w:sz w:val="24"/>
+              </w:rPr>
+              <w:t>copilot</w:t>
+            </w:r>
+          </w:p>
+        </w:tc>
+        <w:tc>
+          <w:tcPr>
+            <w:tcW w:w="1605" w:type="dxa"/>
+            <w:vAlign w:val="center"/>
+          </w:tcPr>
+          <w:p>
+            <w:pPr>
+              <w:pStyle w:val="Compact"/>
+              <w:spacing w:before="0" w:after="0" w:line="280" w:lineRule="exact"/>
+              <w:jc w:val="center"/>
+            </w:pPr>
+            <w:r>
+              <w:rPr>
+                <w:sz w:val="24"/>
+              </w:rPr>
+              <w:t>0,02-10,63</w:t>
+            </w:r>
+          </w:p>
+        </w:tc>
+        <w:tc>
+          <w:tcPr>
+            <w:tcW w:w="1605" w:type="dxa"/>
+            <w:vAlign w:val="center"/>
+          </w:tcPr>
+          <w:p>
+            <w:pPr>
+              <w:pStyle w:val="Compact"/>
+              <w:spacing w:before="0" w:after="0" w:line="280" w:lineRule="exact"/>
+              <w:jc w:val="center"/>
+            </w:pPr>
+            <w:r>
+              <w:rPr>
+                <w:sz w:val="24"/>
+              </w:rPr>
+              <w:t>1 (низкая)</w:t>
+            </w:r>
+          </w:p>
+        </w:tc>
+        <w:tc>
+          <w:tcPr>
+            <w:tcW w:w="1847" w:type="dxa"/>
+            <w:vAlign w:val="center"/>
+          </w:tcPr>
+          <w:p>
+            <w:pPr>
+              <w:pStyle w:val="Compact"/>
+              <w:spacing w:before="0" w:after="0" w:line="280" w:lineRule="exact"/>
+              <w:jc w:val="center"/>
+            </w:pPr>
+            <w:r>
+              <w:rPr>
+                <w:sz w:val="24"/>
+              </w:rPr>
+              <w:t>35 (средняя)</w:t>
+            </w:r>
+          </w:p>
+        </w:tc>
+        <w:tc>
+          <w:tcPr>
+            <w:tcW w:w="1343" w:type="dxa"/>
+            <w:vAlign w:val="center"/>
+          </w:tcPr>
+          <w:p>
+            <w:pPr>
+              <w:pStyle w:val="Compact"/>
+              <w:spacing w:before="0" w:after="0" w:line="280" w:lineRule="exact"/>
+              <w:jc w:val="center"/>
+            </w:pPr>
+            <w:r>
+              <w:rPr>
+                <w:sz w:val="24"/>
+              </w:rPr>
+              <w:t>1,54-5,88</w:t>
+            </w:r>
+          </w:p>
+        </w:tc>
+      </w:tr>
+      <w:tr>
+        <w:trPr>
+          <w:cantSplit/>
+          <w:jc w:val="center"/>
+        </w:trPr>
+        <w:tc>
+          <w:tcPr>
+            <w:tcW w:w="2953" w:type="dxa"/>
+            <w:vAlign w:val="center"/>
+          </w:tcPr>
+          <w:p>
+            <w:pPr>
+              <w:pStyle w:val="Compact"/>
+              <w:spacing w:before="0" w:after="0" w:line="280" w:lineRule="exact"/>
+              <w:jc w:val="center"/>
+            </w:pPr>
+            <w:r>
+              <w:rPr>
+                <w:i/>
+                <w:sz w:val="24"/>
+              </w:rPr>
+              <w:t>chatgpt</w:t>
+            </w:r>
+            <w:r>
+              <w:rPr>
+                <w:sz w:val="24"/>
+              </w:rPr>
+              <w:t xml:space="preserve"> </w:t>
+            </w:r>
+            <w:r>
+              <w:rPr>
+                <w:i/>
+                <w:sz w:val="24"/>
+              </w:rPr>
+              <w:t>excel</w:t>
+            </w:r>
+          </w:p>
+        </w:tc>
+        <w:tc>
+          <w:tcPr>
+            <w:tcW w:w="1605" w:type="dxa"/>
+            <w:vAlign w:val="center"/>
+          </w:tcPr>
+          <w:p>
+            <w:pPr>
+              <w:pStyle w:val="Compact"/>
+              <w:spacing w:before="0" w:after="0" w:line="280" w:lineRule="exact"/>
+              <w:jc w:val="center"/>
+            </w:pPr>
+            <w:r>
+              <w:rPr>
+                <w:sz w:val="24"/>
+              </w:rPr>
+              <w:t>0,03-12,32</w:t>
+            </w:r>
+          </w:p>
+        </w:tc>
+        <w:tc>
+          <w:tcPr>
+            <w:tcW w:w="1605" w:type="dxa"/>
+            <w:vAlign w:val="center"/>
+          </w:tcPr>
+          <w:p>
+            <w:pPr>
+              <w:pStyle w:val="Compact"/>
+              <w:spacing w:before="0" w:after="0" w:line="280" w:lineRule="exact"/>
+              <w:jc w:val="center"/>
+            </w:pPr>
+            <w:r>
+              <w:rPr>
+                <w:sz w:val="24"/>
+              </w:rPr>
+              <w:t>30 (средняя)</w:t>
+            </w:r>
+          </w:p>
+        </w:tc>
+        <w:tc>
+          <w:tcPr>
+            <w:tcW w:w="1847" w:type="dxa"/>
+            <w:vAlign w:val="center"/>
+          </w:tcPr>
+          <w:p>
+            <w:pPr>
+              <w:pStyle w:val="Compact"/>
+              <w:spacing w:before="0" w:after="0" w:line="280" w:lineRule="exact"/>
+              <w:jc w:val="center"/>
+            </w:pPr>
+            <w:r>
+              <w:rPr>
+                <w:sz w:val="24"/>
+              </w:rPr>
+              <w:t>33 (средняя)</w:t>
+            </w:r>
+          </w:p>
+        </w:tc>
+        <w:tc>
+          <w:tcPr>
+            <w:tcW w:w="1343" w:type="dxa"/>
+            <w:vAlign w:val="center"/>
+          </w:tcPr>
+          <w:p>
+            <w:pPr>
+              <w:pStyle w:val="Compact"/>
+              <w:spacing w:before="0" w:after="0" w:line="280" w:lineRule="exact"/>
+              <w:jc w:val="center"/>
+            </w:pPr>
+            <w:r>
+              <w:rPr>
+                <w:sz w:val="24"/>
+              </w:rPr>
+              <w:t>1,78-5,33</w:t>
+            </w:r>
+          </w:p>
+        </w:tc>
+      </w:tr>
+      <w:tr>
+        <w:trPr>
+          <w:cantSplit/>
+          <w:jc w:val="center"/>
+        </w:trPr>
+        <w:tc>
+          <w:tcPr>
+            <w:tcW w:w="2953" w:type="dxa"/>
+            <w:vAlign w:val="center"/>
+          </w:tcPr>
+          <w:p>
+            <w:pPr>
+              <w:pStyle w:val="Compact"/>
+              <w:spacing w:before="0" w:after="0" w:line="280" w:lineRule="exact"/>
+              <w:jc w:val="center"/>
+            </w:pPr>
+            <w:r>
+              <w:rPr>
+                <w:i/>
+                <w:sz w:val="24"/>
+              </w:rPr>
+              <w:t>excel</w:t>
+            </w:r>
+            <w:r>
+              <w:rPr>
+                <w:sz w:val="24"/>
+              </w:rPr>
+              <w:t xml:space="preserve"> </w:t>
+            </w:r>
+            <w:r>
+              <w:rPr>
+                <w:i/>
+                <w:sz w:val="24"/>
+              </w:rPr>
+              <w:t>ai</w:t>
+            </w:r>
+          </w:p>
+        </w:tc>
+        <w:tc>
+          <w:tcPr>
+            <w:tcW w:w="1605" w:type="dxa"/>
+            <w:vAlign w:val="center"/>
+          </w:tcPr>
+          <w:p>
+            <w:pPr>
+              <w:pStyle w:val="Compact"/>
+              <w:spacing w:before="0" w:after="0" w:line="280" w:lineRule="exact"/>
+              <w:jc w:val="center"/>
+            </w:pPr>
+            <w:r>
+              <w:rPr>
+                <w:sz w:val="24"/>
+              </w:rPr>
+              <w:t>0,03-14,31</w:t>
+            </w:r>
+          </w:p>
+        </w:tc>
+        <w:tc>
+          <w:tcPr>
+            <w:tcW w:w="1605" w:type="dxa"/>
+            <w:vAlign w:val="center"/>
+          </w:tcPr>
+          <w:p>
+            <w:pPr>
+              <w:pStyle w:val="Compact"/>
+              <w:spacing w:before="0" w:after="0" w:line="280" w:lineRule="exact"/>
+              <w:jc w:val="center"/>
+            </w:pPr>
+            <w:r>
+              <w:rPr>
+                <w:sz w:val="24"/>
+              </w:rPr>
+              <w:t>9 (низкая)</w:t>
+            </w:r>
+          </w:p>
+        </w:tc>
+        <w:tc>
+          <w:tcPr>
+            <w:tcW w:w="1847" w:type="dxa"/>
+            <w:vAlign w:val="center"/>
+          </w:tcPr>
+          <w:p>
+            <w:pPr>
+              <w:pStyle w:val="Compact"/>
+              <w:spacing w:before="0" w:after="0" w:line="280" w:lineRule="exact"/>
+              <w:jc w:val="center"/>
+            </w:pPr>
+            <w:r>
+              <w:rPr>
+                <w:sz w:val="24"/>
+              </w:rPr>
+              <w:t>42 (средняя)</w:t>
+            </w:r>
+          </w:p>
+        </w:tc>
+        <w:tc>
+          <w:tcPr>
+            <w:tcW w:w="1343" w:type="dxa"/>
+            <w:vAlign w:val="center"/>
+          </w:tcPr>
+          <w:p>
+            <w:pPr>
+              <w:pStyle w:val="Compact"/>
+              <w:spacing w:before="0" w:after="0" w:line="280" w:lineRule="exact"/>
+              <w:jc w:val="center"/>
+            </w:pPr>
+            <w:r>
+              <w:rPr>
+                <w:sz w:val="24"/>
+              </w:rPr>
+              <w:t>1,78-4,95</w:t>
+            </w:r>
+          </w:p>
+        </w:tc>
+      </w:tr>
+      <w:tr>
+        <w:trPr>
+          <w:cantSplit/>
+          <w:jc w:val="center"/>
+        </w:trPr>
+        <w:tc>
+          <w:tcPr>
+            <w:tcW w:w="2953" w:type="dxa"/>
+            <w:vAlign w:val="center"/>
+          </w:tcPr>
+          <w:p>
+            <w:pPr>
+              <w:pStyle w:val="Compact"/>
+              <w:spacing w:before="0" w:after="0" w:line="280" w:lineRule="exact"/>
+              <w:jc w:val="center"/>
+            </w:pPr>
+            <w:r>
+              <w:rPr>
+                <w:i/>
+                <w:sz w:val="24"/>
+              </w:rPr>
+              <w:t>excel</w:t>
+            </w:r>
+            <w:r>
+              <w:rPr>
+                <w:sz w:val="24"/>
+              </w:rPr>
+              <w:t xml:space="preserve"> </w:t>
+            </w:r>
+            <w:r>
+              <w:rPr>
+                <w:i/>
+                <w:sz w:val="24"/>
+              </w:rPr>
+              <w:t>formula</w:t>
+            </w:r>
+            <w:r>
+              <w:rPr>
+                <w:sz w:val="24"/>
+              </w:rPr>
+              <w:t xml:space="preserve"> </w:t>
+            </w:r>
+            <w:r>
+              <w:rPr>
+                <w:i/>
+                <w:sz w:val="24"/>
+              </w:rPr>
+              <w:t>checker</w:t>
+            </w:r>
+            <w:r>
+              <w:rPr>
+                <w:sz w:val="24"/>
+              </w:rPr>
+              <w:t xml:space="preserve">, </w:t>
+            </w:r>
+            <w:r>
+              <w:rPr>
+                <w:i/>
+                <w:sz w:val="24"/>
+              </w:rPr>
+              <w:t>excel</w:t>
+            </w:r>
+            <w:r>
+              <w:rPr>
+                <w:sz w:val="24"/>
+              </w:rPr>
+              <w:t xml:space="preserve"> </w:t>
+            </w:r>
+            <w:r>
+              <w:rPr>
+                <w:i/>
+                <w:sz w:val="24"/>
+              </w:rPr>
+              <w:t>error</w:t>
+            </w:r>
+            <w:r>
+              <w:rPr>
+                <w:sz w:val="24"/>
+              </w:rPr>
+              <w:t xml:space="preserve"> </w:t>
+            </w:r>
+            <w:r>
+              <w:rPr>
+                <w:i/>
+                <w:sz w:val="24"/>
+              </w:rPr>
+              <w:t>checker</w:t>
+            </w:r>
+            <w:r>
+              <w:rPr>
+                <w:sz w:val="24"/>
+              </w:rPr>
+              <w:t xml:space="preserve">, </w:t>
+            </w:r>
+            <w:r>
+              <w:rPr>
+                <w:i/>
+                <w:sz w:val="24"/>
+              </w:rPr>
+              <w:t>spreadsheet</w:t>
+            </w:r>
+            <w:r>
+              <w:rPr>
+                <w:sz w:val="24"/>
+              </w:rPr>
+              <w:t xml:space="preserve"> </w:t>
+            </w:r>
+            <w:r>
+              <w:rPr>
+                <w:i/>
+                <w:sz w:val="24"/>
+              </w:rPr>
+              <w:t>audit</w:t>
+            </w:r>
+            <w:r>
+              <w:rPr>
+                <w:sz w:val="24"/>
+              </w:rPr>
+              <w:t xml:space="preserve">, </w:t>
+            </w:r>
+            <w:r>
+              <w:rPr>
+                <w:i/>
+                <w:sz w:val="24"/>
+              </w:rPr>
+              <w:t>excel</w:t>
+            </w:r>
+            <w:r>
+              <w:rPr>
+                <w:sz w:val="24"/>
+              </w:rPr>
+              <w:t xml:space="preserve"> </w:t>
+            </w:r>
+            <w:r>
+              <w:rPr>
+                <w:i/>
+                <w:sz w:val="24"/>
+              </w:rPr>
+              <w:t>audit</w:t>
+            </w:r>
+            <w:r>
+              <w:rPr>
+                <w:sz w:val="24"/>
+              </w:rPr>
+              <w:t xml:space="preserve">, </w:t>
+            </w:r>
+            <w:r>
+              <w:rPr>
+                <w:i/>
+                <w:sz w:val="24"/>
+              </w:rPr>
+              <w:t>financial</w:t>
+            </w:r>
+            <w:r>
+              <w:rPr>
+                <w:sz w:val="24"/>
+              </w:rPr>
+              <w:t xml:space="preserve"> </w:t>
+            </w:r>
+            <w:r>
+              <w:rPr>
+                <w:i/>
+                <w:sz w:val="24"/>
+              </w:rPr>
+              <w:t>model</w:t>
+            </w:r>
+            <w:r>
+              <w:rPr>
+                <w:sz w:val="24"/>
+              </w:rPr>
+              <w:t xml:space="preserve"> </w:t>
+            </w:r>
+            <w:r>
+              <w:rPr>
+                <w:i/>
+                <w:sz w:val="24"/>
+              </w:rPr>
+              <w:t>audit</w:t>
+            </w:r>
+            <w:r>
+              <w:rPr>
+                <w:sz w:val="24"/>
+              </w:rPr>
+              <w:t xml:space="preserve">, </w:t>
+            </w:r>
+            <w:r>
+              <w:rPr>
+                <w:i/>
+                <w:sz w:val="24"/>
+              </w:rPr>
+              <w:t>excel</w:t>
+            </w:r>
+            <w:r>
+              <w:rPr>
+                <w:sz w:val="24"/>
+              </w:rPr>
+              <w:t xml:space="preserve"> </w:t>
+            </w:r>
+            <w:r>
+              <w:rPr>
+                <w:i/>
+                <w:sz w:val="24"/>
+              </w:rPr>
+              <w:t>model</w:t>
+            </w:r>
+            <w:r>
+              <w:rPr>
+                <w:sz w:val="24"/>
+              </w:rPr>
+              <w:t xml:space="preserve"> </w:t>
+            </w:r>
+            <w:r>
+              <w:rPr>
+                <w:i/>
+                <w:sz w:val="24"/>
+              </w:rPr>
+              <w:t>audit</w:t>
+            </w:r>
+            <w:r>
+              <w:rPr>
+                <w:sz w:val="24"/>
+              </w:rPr>
+              <w:t xml:space="preserve">, </w:t>
+            </w:r>
+            <w:r>
+              <w:rPr>
+                <w:i/>
+                <w:sz w:val="24"/>
+              </w:rPr>
+              <w:t>check</w:t>
+            </w:r>
+            <w:r>
+              <w:rPr>
+                <w:sz w:val="24"/>
+              </w:rPr>
+              <w:t xml:space="preserve"> </w:t>
+            </w:r>
+            <w:r>
+              <w:rPr>
+                <w:i/>
+                <w:sz w:val="24"/>
+              </w:rPr>
+              <w:t>excel</w:t>
+            </w:r>
+            <w:r>
+              <w:rPr>
+                <w:sz w:val="24"/>
+              </w:rPr>
+              <w:t xml:space="preserve"> </w:t>
+            </w:r>
+            <w:r>
+              <w:rPr>
+                <w:i/>
+                <w:sz w:val="24"/>
+              </w:rPr>
+              <w:t>formulas</w:t>
+            </w:r>
+          </w:p>
+        </w:tc>
+        <w:tc>
+          <w:tcPr>
+            <w:tcW w:w="1605" w:type="dxa"/>
+            <w:vAlign w:val="center"/>
+          </w:tcPr>
+          <w:p>
+            <w:pPr>
+              <w:pStyle w:val="Compact"/>
+              <w:spacing w:before="0" w:after="0" w:line="280" w:lineRule="exact"/>
+              <w:jc w:val="center"/>
+            </w:pPr>
+            <w:r>
+              <w:rPr>
+                <w:sz w:val="24"/>
+              </w:rPr>
+              <w:t>нет данных</w:t>
+            </w:r>
+          </w:p>
+        </w:tc>
+        <w:tc>
+          <w:tcPr>
+            <w:tcW w:w="1605" w:type="dxa"/>
+            <w:vAlign w:val="center"/>
+          </w:tcPr>
+          <w:p>
+            <w:pPr>
+              <w:pStyle w:val="Compact"/>
+              <w:spacing w:before="0" w:after="0" w:line="280" w:lineRule="exact"/>
+              <w:jc w:val="center"/>
+            </w:pPr>
+            <w:r>
+              <w:rPr>
+                <w:sz w:val="24"/>
+              </w:rPr>
+              <w:t>нет данных</w:t>
+            </w:r>
+          </w:p>
+        </w:tc>
+        <w:tc>
+          <w:tcPr>
+            <w:tcW w:w="1847" w:type="dxa"/>
+            <w:vAlign w:val="center"/>
+          </w:tcPr>
+          <w:p>
+            <w:pPr>
+              <w:pStyle w:val="Compact"/>
+              <w:spacing w:before="0" w:after="0" w:line="280" w:lineRule="exact"/>
+              <w:jc w:val="center"/>
+            </w:pPr>
+            <w:r>
+              <w:rPr>
+                <w:sz w:val="24"/>
+              </w:rPr>
+              <w:t>нет данных</w:t>
+            </w:r>
+          </w:p>
+        </w:tc>
+        <w:tc>
+          <w:tcPr>
+            <w:tcW w:w="1343" w:type="dxa"/>
+            <w:vAlign w:val="center"/>
+          </w:tcPr>
+          <w:p>
+            <w:pPr>
+              <w:pStyle w:val="Compact"/>
+              <w:spacing w:before="0" w:after="0" w:line="280" w:lineRule="exact"/>
+              <w:jc w:val="center"/>
+            </w:pPr>
+            <w:r>
+              <w:rPr>
+                <w:sz w:val="24"/>
+              </w:rPr>
+              <w:t>1,49-9,38</w:t>
+            </w:r>
+          </w:p>
+        </w:tc>
+      </w:tr>
+    </w:tbl>
+    <w:p>
+      <w:pPr>
+        <w:pStyle w:val="FirstParagraph"/>
+        <w:spacing w:before="0" w:after="0" w:line="360" w:lineRule="exact"/>
+        <w:ind w:firstLine="709"/>
+        <w:jc w:val="both"/>
+      </w:pPr>
+      <w:r>
+        <w:rPr>
+          <w:sz w:val="28"/>
+        </w:rPr>
+        <w:t xml:space="preserve">Для пяти массовых запросов </w:t>
+      </w:r>
+      <w:r>
+        <w:rPr>
+          <w:i/>
+          <w:sz w:val="28"/>
+        </w:rPr>
+        <w:t>Similarweb</w:t>
+      </w:r>
+      <w:r>
+        <w:rPr>
+          <w:sz w:val="28"/>
+        </w:rPr>
+        <w:t xml:space="preserve"> </w:t>
+      </w:r>
+      <w:r>
+        <w:rPr>
+          <w:i/>
+          <w:sz w:val="28"/>
+        </w:rPr>
+        <w:t>Pro</w:t>
+      </w:r>
+      <w:r>
+        <w:rPr>
+          <w:sz w:val="28"/>
+        </w:rPr>
+        <w:t xml:space="preserve"> (раздел </w:t>
+      </w:r>
+      <w:r>
+        <w:rPr>
+          <w:i/>
+          <w:sz w:val="28"/>
+        </w:rPr>
+        <w:t>Keyword</w:t>
+      </w:r>
+      <w:r>
+        <w:rPr>
+          <w:sz w:val="28"/>
+        </w:rPr>
+        <w:t xml:space="preserve"> </w:t>
+      </w:r>
+      <w:r>
+        <w:rPr>
+          <w:i/>
+          <w:sz w:val="28"/>
+        </w:rPr>
+        <w:t>research</w:t>
+      </w:r>
+      <w:r>
+        <w:rPr>
+          <w:sz w:val="28"/>
+        </w:rPr>
+        <w:t>, пробный доступ, 04.10.2026) показал реальные диапазоны ставок и уровни конкуренции; для семи узких запро</w:t>
+      </w:r>
+      <w:r>
+        <w:rPr>
+          <w:sz w:val="28"/>
+        </w:rPr>
+        <w:t>сов ядра сервис ответил «нет данных», то есть их трафик ниже порога панели. Реальные диапазоны ставок шире модельных (верхняя граница 8,7-14,3 </w:t>
+      </w:r>
+      <w:r>
+        <w:rPr>
+          <w:i/>
+          <w:sz w:val="28"/>
+        </w:rPr>
+        <w:t>USD</w:t>
+      </w:r>
+      <w:r>
+        <w:rPr>
+          <w:sz w:val="28"/>
+        </w:rPr>
+        <w:t xml:space="preserve"> против 1,1-5,9 </w:t>
+      </w:r>
+      <w:r>
+        <w:rPr>
+          <w:i/>
+          <w:sz w:val="28"/>
+        </w:rPr>
+        <w:t>EUR</w:t>
+      </w:r>
+      <w:r>
+        <w:rPr>
+          <w:sz w:val="28"/>
+        </w:rPr>
+        <w:t>), но нижняя граница близка к нулю, а конкуренция в рекламе для массовых запросов низкая ил</w:t>
+      </w:r>
+      <w:r>
+        <w:rPr>
+          <w:sz w:val="28"/>
+        </w:rPr>
+        <w:t xml:space="preserve">и средняя; органическая сложность умеренная (15-42 из 100). Объем запросов в пробном доступе скрыт (показано «меньше 50» даже для самых массовых запросов), поэтому модельные объемы не подтверждены и </w:t>
+      </w:r>
+      <w:r>
+        <w:rPr>
+          <w:sz w:val="28"/>
+        </w:rPr>
+        <w:lastRenderedPageBreak/>
+        <w:t xml:space="preserve">не опровергнуты. Вывод: узкое ядро действительно мало по </w:t>
+      </w:r>
+      <w:r>
+        <w:rPr>
+          <w:sz w:val="28"/>
+        </w:rPr>
+        <w:t>объему, а ставки модели по классам намерения лежат внутри реальных диапазонов; вывод о неокупаемости платного поиска не опирается только на модель, но требует проверки в рекламном кабинете при запуске.</w:t>
       </w:r>
     </w:p>
     <w:bookmarkEnd w:id="42"/>
@@ -28173,7 +29485,7 @@
   <w:abstractNum w:abstractNumId="0" w15:restartNumberingAfterBreak="0">
     <w:nsid w:val="0000A990"/>
     <w:multiLevelType w:val="multilevel"/>
-    <w:tmpl w:val="A1E67196"/>
+    <w:tmpl w:val="B8EEFA36"/>
     <w:lvl w:ilvl="0">
       <w:numFmt w:val="bullet"/>
       <w:lvlText w:val=" "/>
@@ -28250,7 +29562,7 @@
   <w:abstractNum w:abstractNumId="1" w15:restartNumberingAfterBreak="0">
     <w:nsid w:val="00A99411"/>
     <w:multiLevelType w:val="multilevel"/>
-    <w:tmpl w:val="2A543D0E"/>
+    <w:tmpl w:val="819483D2"/>
     <w:lvl w:ilvl="0">
       <w:start w:val="1"/>
       <w:numFmt w:val="decimal"/>
@@ -29728,7 +31040,7 @@
     <w:autoRedefine/>
     <w:uiPriority w:val="39"/>
     <w:unhideWhenUsed/>
-    <w:rsid w:val="008E210B"/>
+    <w:rsid w:val="00F55B53"/>
     <w:pPr>
       <w:spacing w:after="100"/>
     </w:pPr>
@@ -29740,7 +31052,7 @@
     <w:autoRedefine/>
     <w:uiPriority w:val="39"/>
     <w:unhideWhenUsed/>
-    <w:rsid w:val="008E210B"/>
+    <w:rsid w:val="00F55B53"/>
     <w:pPr>
       <w:spacing w:after="100"/>
       <w:ind w:left="240"/>

--- a/ЛР4_Пять_сил_Портера/ОТЧЕТ_ЛР4_TableMind.docx
+++ b/ЛР4_Пять_сил_Портера/ОТЧЕТ_ЛР4_TableMind.docx
@@ -263,7 +263,7 @@
       <w:r>
         <w:fldChar w:fldCharType="separate"/>
       </w:r>
-      <w:hyperlink w:anchor="_Toc242012074" w:history="1">
+      <w:hyperlink w:anchor="_Toc242017691" w:history="1">
         <w:r>
           <w:rPr>
             <w:rStyle w:val="af"/>
@@ -291,7 +291,7 @@
             <w:noProof/>
             <w:webHidden/>
           </w:rPr>
-          <w:instrText xml:space="preserve"> PAGEREF _Toc242012074 \h </w:instrText>
+          <w:instrText xml:space="preserve"> PAGEREF _Toc242017691 \h </w:instrText>
         </w:r>
         <w:r>
           <w:rPr>
@@ -332,7 +332,7 @@
           <w:noProof/>
         </w:rPr>
       </w:pPr>
-      <w:hyperlink w:anchor="_Toc242012075" w:history="1">
+      <w:hyperlink w:anchor="_Toc242017692" w:history="1">
         <w:r>
           <w:rPr>
             <w:rStyle w:val="af"/>
@@ -360,7 +360,7 @@
             <w:noProof/>
             <w:webHidden/>
           </w:rPr>
-          <w:instrText xml:space="preserve"> PAGEREF _Toc242012075 \h </w:instrText>
+          <w:instrText xml:space="preserve"> PAGEREF _Toc242017692 \h </w:instrText>
         </w:r>
         <w:r>
           <w:rPr>
@@ -401,7 +401,7 @@
           <w:noProof/>
         </w:rPr>
       </w:pPr>
-      <w:hyperlink w:anchor="_Toc242012076" w:history="1">
+      <w:hyperlink w:anchor="_Toc242017693" w:history="1">
         <w:r>
           <w:rPr>
             <w:rStyle w:val="af"/>
@@ -429,7 +429,7 @@
             <w:noProof/>
             <w:webHidden/>
           </w:rPr>
-          <w:instrText xml:space="preserve"> PAGEREF _Toc242012076 \h </w:instrText>
+          <w:instrText xml:space="preserve"> PAGEREF _Toc242017693 \h </w:instrText>
         </w:r>
         <w:r>
           <w:rPr>
@@ -470,7 +470,7 @@
           <w:noProof/>
         </w:rPr>
       </w:pPr>
-      <w:hyperlink w:anchor="_Toc242012077" w:history="1">
+      <w:hyperlink w:anchor="_Toc242017694" w:history="1">
         <w:r>
           <w:rPr>
             <w:rStyle w:val="af"/>
@@ -498,7 +498,7 @@
             <w:noProof/>
             <w:webHidden/>
           </w:rPr>
-          <w:instrText xml:space="preserve"> PAGEREF _Toc242012077 \h </w:instrText>
+          <w:instrText xml:space="preserve"> PAGEREF _Toc242017694 \h </w:instrText>
         </w:r>
         <w:r>
           <w:rPr>
@@ -539,7 +539,7 @@
           <w:noProof/>
         </w:rPr>
       </w:pPr>
-      <w:hyperlink w:anchor="_Toc242012078" w:history="1">
+      <w:hyperlink w:anchor="_Toc242017695" w:history="1">
         <w:r>
           <w:rPr>
             <w:rStyle w:val="af"/>
@@ -567,7 +567,7 @@
             <w:noProof/>
             <w:webHidden/>
           </w:rPr>
-          <w:instrText xml:space="preserve"> PAGEREF _Toc242012078 \h </w:instrText>
+          <w:instrText xml:space="preserve"> PAGEREF _Toc242017695 \h </w:instrText>
         </w:r>
         <w:r>
           <w:rPr>
@@ -608,7 +608,7 @@
           <w:noProof/>
         </w:rPr>
       </w:pPr>
-      <w:hyperlink w:anchor="_Toc242012079" w:history="1">
+      <w:hyperlink w:anchor="_Toc242017696" w:history="1">
         <w:r>
           <w:rPr>
             <w:rStyle w:val="af"/>
@@ -636,7 +636,7 @@
             <w:noProof/>
             <w:webHidden/>
           </w:rPr>
-          <w:instrText xml:space="preserve"> PAGEREF _Toc242012079 \h </w:instrText>
+          <w:instrText xml:space="preserve"> PAGEREF _Toc242017696 \h </w:instrText>
         </w:r>
         <w:r>
           <w:rPr>
@@ -677,7 +677,7 @@
           <w:noProof/>
         </w:rPr>
       </w:pPr>
-      <w:hyperlink w:anchor="_Toc242012080" w:history="1">
+      <w:hyperlink w:anchor="_Toc242017697" w:history="1">
         <w:r>
           <w:rPr>
             <w:rStyle w:val="af"/>
@@ -705,7 +705,7 @@
             <w:noProof/>
             <w:webHidden/>
           </w:rPr>
-          <w:instrText xml:space="preserve"> PAGEREF _Toc242012080 \h </w:instrText>
+          <w:instrText xml:space="preserve"> PAGEREF _Toc242017697 \h </w:instrText>
         </w:r>
         <w:r>
           <w:rPr>
@@ -746,7 +746,7 @@
           <w:noProof/>
         </w:rPr>
       </w:pPr>
-      <w:hyperlink w:anchor="_Toc242012081" w:history="1">
+      <w:hyperlink w:anchor="_Toc242017698" w:history="1">
         <w:r>
           <w:rPr>
             <w:rStyle w:val="af"/>
@@ -774,7 +774,7 @@
             <w:noProof/>
             <w:webHidden/>
           </w:rPr>
-          <w:instrText xml:space="preserve"> PAGEREF _Toc242012081 \h </w:instrText>
+          <w:instrText xml:space="preserve"> PAGEREF _Toc242017698 \h </w:instrText>
         </w:r>
         <w:r>
           <w:rPr>
@@ -815,7 +815,7 @@
           <w:noProof/>
         </w:rPr>
       </w:pPr>
-      <w:hyperlink w:anchor="_Toc242012082" w:history="1">
+      <w:hyperlink w:anchor="_Toc242017699" w:history="1">
         <w:r>
           <w:rPr>
             <w:rStyle w:val="af"/>
@@ -843,7 +843,7 @@
             <w:noProof/>
             <w:webHidden/>
           </w:rPr>
-          <w:instrText xml:space="preserve"> PAGEREF _Toc242012082 \h </w:instrText>
+          <w:instrText xml:space="preserve"> PAGEREF _Toc242017699 \h </w:instrText>
         </w:r>
         <w:r>
           <w:rPr>
@@ -884,7 +884,7 @@
           <w:noProof/>
         </w:rPr>
       </w:pPr>
-      <w:hyperlink w:anchor="_Toc242012083" w:history="1">
+      <w:hyperlink w:anchor="_Toc242017700" w:history="1">
         <w:r>
           <w:rPr>
             <w:rStyle w:val="af"/>
@@ -912,7 +912,7 @@
             <w:noProof/>
             <w:webHidden/>
           </w:rPr>
-          <w:instrText xml:space="preserve"> PAGEREF _Toc242012083 \h </w:instrText>
+          <w:instrText xml:space="preserve"> PAGEREF _Toc242017700 \h </w:instrText>
         </w:r>
         <w:r>
           <w:rPr>
@@ -953,7 +953,7 @@
           <w:noProof/>
         </w:rPr>
       </w:pPr>
-      <w:hyperlink w:anchor="_Toc242012084" w:history="1">
+      <w:hyperlink w:anchor="_Toc242017701" w:history="1">
         <w:r>
           <w:rPr>
             <w:rStyle w:val="af"/>
@@ -981,7 +981,7 @@
             <w:noProof/>
             <w:webHidden/>
           </w:rPr>
-          <w:instrText xml:space="preserve"> PAGEREF _Toc242012084 \h </w:instrText>
+          <w:instrText xml:space="preserve"> PAGEREF _Toc242017701 \h </w:instrText>
         </w:r>
         <w:r>
           <w:rPr>
@@ -1022,7 +1022,7 @@
           <w:noProof/>
         </w:rPr>
       </w:pPr>
-      <w:hyperlink w:anchor="_Toc242012085" w:history="1">
+      <w:hyperlink w:anchor="_Toc242017702" w:history="1">
         <w:r>
           <w:rPr>
             <w:rStyle w:val="af"/>
@@ -1050,76 +1050,7 @@
             <w:noProof/>
             <w:webHidden/>
           </w:rPr>
-          <w:instrText xml:space="preserve"> PAGEREF _Toc242012085 \h </w:instrText>
-        </w:r>
-        <w:r>
-          <w:rPr>
-            <w:noProof/>
-            <w:webHidden/>
-          </w:rPr>
-        </w:r>
-        <w:r>
-          <w:rPr>
-            <w:noProof/>
-            <w:webHidden/>
-          </w:rPr>
-          <w:fldChar w:fldCharType="separate"/>
-        </w:r>
-        <w:r>
-          <w:rPr>
-            <w:noProof/>
-            <w:webHidden/>
-          </w:rPr>
-          <w:t>17</w:t>
-        </w:r>
-        <w:r>
-          <w:rPr>
-            <w:noProof/>
-            <w:webHidden/>
-          </w:rPr>
-          <w:fldChar w:fldCharType="end"/>
-        </w:r>
-      </w:hyperlink>
-    </w:p>
-    <w:p>
-      <w:pPr>
-        <w:pStyle w:val="22"/>
-        <w:tabs>
-          <w:tab w:val="right" w:leader="dot" w:pos="9345"/>
-        </w:tabs>
-        <w:rPr>
-          <w:noProof/>
-        </w:rPr>
-      </w:pPr>
-      <w:hyperlink w:anchor="_Toc242012086" w:history="1">
-        <w:r>
-          <w:rPr>
-            <w:rStyle w:val="af"/>
-            <w:b/>
-            <w:noProof/>
-          </w:rPr>
-          <w:t>2.11 Проверка расчетов и чувствительность</w:t>
-        </w:r>
-        <w:r>
-          <w:rPr>
-            <w:noProof/>
-            <w:webHidden/>
-          </w:rPr>
-          <w:tab/>
-        </w:r>
-        <w:r>
-          <w:rPr>
-            <w:noProof/>
-            <w:webHidden/>
-          </w:rPr>
-          <w:fldChar w:fldCharType="begin"/>
-        </w:r>
-        <w:r>
-          <w:rPr>
-            <w:noProof/>
-            <w:webHidden/>
-          </w:rPr>
-          <w:instrText xml:space="preserve"> PAGEREF _Toc242012086 \h </w:instrText>
+          <w:instrText xml:space="preserve"> PAGEREF _Toc242017702 \h </w:instrText>
         </w:r>
         <w:r>
           <w:rPr>
@@ -1160,7 +1091,76 @@
           <w:noProof/>
         </w:rPr>
       </w:pPr>
-      <w:hyperlink w:anchor="_Toc242012087" w:history="1">
+      <w:hyperlink w:anchor="_Toc242017703" w:history="1">
+        <w:r>
+          <w:rPr>
+            <w:rStyle w:val="af"/>
+            <w:b/>
+            <w:noProof/>
+          </w:rPr>
+          <w:t>2.11 Проверка расчетов и чувствительность</w:t>
+        </w:r>
+        <w:r>
+          <w:rPr>
+            <w:noProof/>
+            <w:webHidden/>
+          </w:rPr>
+          <w:tab/>
+        </w:r>
+        <w:r>
+          <w:rPr>
+            <w:noProof/>
+            <w:webHidden/>
+          </w:rPr>
+          <w:fldChar w:fldCharType="begin"/>
+        </w:r>
+        <w:r>
+          <w:rPr>
+            <w:noProof/>
+            <w:webHidden/>
+          </w:rPr>
+          <w:instrText xml:space="preserve"> PAGEREF _Toc242017703 \h </w:instrText>
+        </w:r>
+        <w:r>
+          <w:rPr>
+            <w:noProof/>
+            <w:webHidden/>
+          </w:rPr>
+        </w:r>
+        <w:r>
+          <w:rPr>
+            <w:noProof/>
+            <w:webHidden/>
+          </w:rPr>
+          <w:fldChar w:fldCharType="separate"/>
+        </w:r>
+        <w:r>
+          <w:rPr>
+            <w:noProof/>
+            <w:webHidden/>
+          </w:rPr>
+          <w:t>18</w:t>
+        </w:r>
+        <w:r>
+          <w:rPr>
+            <w:noProof/>
+            <w:webHidden/>
+          </w:rPr>
+          <w:fldChar w:fldCharType="end"/>
+        </w:r>
+      </w:hyperlink>
+    </w:p>
+    <w:p>
+      <w:pPr>
+        <w:pStyle w:val="22"/>
+        <w:tabs>
+          <w:tab w:val="right" w:leader="dot" w:pos="9345"/>
+        </w:tabs>
+        <w:rPr>
+          <w:noProof/>
+        </w:rPr>
+      </w:pPr>
+      <w:hyperlink w:anchor="_Toc242017704" w:history="1">
         <w:r>
           <w:rPr>
             <w:rStyle w:val="af"/>
@@ -1188,7 +1188,7 @@
             <w:noProof/>
             <w:webHidden/>
           </w:rPr>
-          <w:instrText xml:space="preserve"> PAGEREF _Toc242012087 \h </w:instrText>
+          <w:instrText xml:space="preserve"> PAGEREF _Toc242017704 \h </w:instrText>
         </w:r>
         <w:r>
           <w:rPr>
@@ -1229,7 +1229,7 @@
           <w:noProof/>
         </w:rPr>
       </w:pPr>
-      <w:hyperlink w:anchor="_Toc242012088" w:history="1">
+      <w:hyperlink w:anchor="_Toc242017705" w:history="1">
         <w:r>
           <w:rPr>
             <w:rStyle w:val="af"/>
@@ -1257,7 +1257,7 @@
             <w:noProof/>
             <w:webHidden/>
           </w:rPr>
-          <w:instrText xml:space="preserve"> PAGEREF _Toc242012088 \h </w:instrText>
+          <w:instrText xml:space="preserve"> PAGEREF _Toc242017705 \h </w:instrText>
         </w:r>
         <w:r>
           <w:rPr>
@@ -1298,7 +1298,7 @@
           <w:noProof/>
         </w:rPr>
       </w:pPr>
-      <w:hyperlink w:anchor="_Toc242012089" w:history="1">
+      <w:hyperlink w:anchor="_Toc242017706" w:history="1">
         <w:r>
           <w:rPr>
             <w:rStyle w:val="af"/>
@@ -1326,76 +1326,7 @@
             <w:noProof/>
             <w:webHidden/>
           </w:rPr>
-          <w:instrText xml:space="preserve"> PAGEREF _Toc242012089 \h </w:instrText>
-        </w:r>
-        <w:r>
-          <w:rPr>
-            <w:noProof/>
-            <w:webHidden/>
-          </w:rPr>
-        </w:r>
-        <w:r>
-          <w:rPr>
-            <w:noProof/>
-            <w:webHidden/>
-          </w:rPr>
-          <w:fldChar w:fldCharType="separate"/>
-        </w:r>
-        <w:r>
-          <w:rPr>
-            <w:noProof/>
-            <w:webHidden/>
-          </w:rPr>
-          <w:t>21</w:t>
-        </w:r>
-        <w:r>
-          <w:rPr>
-            <w:noProof/>
-            <w:webHidden/>
-          </w:rPr>
-          <w:fldChar w:fldCharType="end"/>
-        </w:r>
-      </w:hyperlink>
-    </w:p>
-    <w:p>
-      <w:pPr>
-        <w:pStyle w:val="12"/>
-        <w:tabs>
-          <w:tab w:val="right" w:leader="dot" w:pos="9345"/>
-        </w:tabs>
-        <w:rPr>
-          <w:noProof/>
-        </w:rPr>
-      </w:pPr>
-      <w:hyperlink w:anchor="_Toc242012090" w:history="1">
-        <w:r>
-          <w:rPr>
-            <w:rStyle w:val="af"/>
-            <w:b/>
-            <w:noProof/>
-          </w:rPr>
-          <w:t>СПИСОК ИСПОЛЬЗОВАННЫХ ИСТОЧНИКОВ</w:t>
-        </w:r>
-        <w:r>
-          <w:rPr>
-            <w:noProof/>
-            <w:webHidden/>
-          </w:rPr>
-          <w:tab/>
-        </w:r>
-        <w:r>
-          <w:rPr>
-            <w:noProof/>
-            <w:webHidden/>
-          </w:rPr>
-          <w:fldChar w:fldCharType="begin"/>
-        </w:r>
-        <w:r>
-          <w:rPr>
-            <w:noProof/>
-            <w:webHidden/>
-          </w:rPr>
-          <w:instrText xml:space="preserve"> PAGEREF _Toc242012090 \h </w:instrText>
+          <w:instrText xml:space="preserve"> PAGEREF _Toc242017706 \h </w:instrText>
         </w:r>
         <w:r>
           <w:rPr>
@@ -1436,7 +1367,76 @@
           <w:noProof/>
         </w:rPr>
       </w:pPr>
-      <w:hyperlink w:anchor="_Toc242012091" w:history="1">
+      <w:hyperlink w:anchor="_Toc242017707" w:history="1">
+        <w:r>
+          <w:rPr>
+            <w:rStyle w:val="af"/>
+            <w:b/>
+            <w:noProof/>
+          </w:rPr>
+          <w:t>СПИСОК ИСПОЛЬЗОВАННЫХ ИСТОЧНИКОВ</w:t>
+        </w:r>
+        <w:r>
+          <w:rPr>
+            <w:noProof/>
+            <w:webHidden/>
+          </w:rPr>
+          <w:tab/>
+        </w:r>
+        <w:r>
+          <w:rPr>
+            <w:noProof/>
+            <w:webHidden/>
+          </w:rPr>
+          <w:fldChar w:fldCharType="begin"/>
+        </w:r>
+        <w:r>
+          <w:rPr>
+            <w:noProof/>
+            <w:webHidden/>
+          </w:rPr>
+          <w:instrText xml:space="preserve"> PAGEREF _Toc242017707 \h </w:instrText>
+        </w:r>
+        <w:r>
+          <w:rPr>
+            <w:noProof/>
+            <w:webHidden/>
+          </w:rPr>
+        </w:r>
+        <w:r>
+          <w:rPr>
+            <w:noProof/>
+            <w:webHidden/>
+          </w:rPr>
+          <w:fldChar w:fldCharType="separate"/>
+        </w:r>
+        <w:r>
+          <w:rPr>
+            <w:noProof/>
+            <w:webHidden/>
+          </w:rPr>
+          <w:t>23</w:t>
+        </w:r>
+        <w:r>
+          <w:rPr>
+            <w:noProof/>
+            <w:webHidden/>
+          </w:rPr>
+          <w:fldChar w:fldCharType="end"/>
+        </w:r>
+      </w:hyperlink>
+    </w:p>
+    <w:p>
+      <w:pPr>
+        <w:pStyle w:val="12"/>
+        <w:tabs>
+          <w:tab w:val="right" w:leader="dot" w:pos="9345"/>
+        </w:tabs>
+        <w:rPr>
+          <w:noProof/>
+        </w:rPr>
+      </w:pPr>
+      <w:hyperlink w:anchor="_Toc242017708" w:history="1">
         <w:r>
           <w:rPr>
             <w:rStyle w:val="af"/>
@@ -1464,76 +1464,7 @@
             <w:noProof/>
             <w:webHidden/>
           </w:rPr>
-          <w:instrText xml:space="preserve"> PAGEREF _Toc242012091 \h </w:instrText>
-        </w:r>
-        <w:r>
-          <w:rPr>
-            <w:noProof/>
-            <w:webHidden/>
-          </w:rPr>
-        </w:r>
-        <w:r>
-          <w:rPr>
-            <w:noProof/>
-            <w:webHidden/>
-          </w:rPr>
-          <w:fldChar w:fldCharType="separate"/>
-        </w:r>
-        <w:r>
-          <w:rPr>
-            <w:noProof/>
-            <w:webHidden/>
-          </w:rPr>
-          <w:t>24</w:t>
-        </w:r>
-        <w:r>
-          <w:rPr>
-            <w:noProof/>
-            <w:webHidden/>
-          </w:rPr>
-          <w:fldChar w:fldCharType="end"/>
-        </w:r>
-      </w:hyperlink>
-    </w:p>
-    <w:p>
-      <w:pPr>
-        <w:pStyle w:val="12"/>
-        <w:tabs>
-          <w:tab w:val="right" w:leader="dot" w:pos="9345"/>
-        </w:tabs>
-        <w:rPr>
-          <w:noProof/>
-        </w:rPr>
-      </w:pPr>
-      <w:hyperlink w:anchor="_Toc242012092" w:history="1">
-        <w:r>
-          <w:rPr>
-            <w:rStyle w:val="af"/>
-            <w:b/>
-            <w:noProof/>
-          </w:rPr>
-          <w:t>ПРИЛОЖЕНИЕ Б</w:t>
-        </w:r>
-        <w:r>
-          <w:rPr>
-            <w:noProof/>
-            <w:webHidden/>
-          </w:rPr>
-          <w:tab/>
-        </w:r>
-        <w:r>
-          <w:rPr>
-            <w:noProof/>
-            <w:webHidden/>
-          </w:rPr>
-          <w:fldChar w:fldCharType="begin"/>
-        </w:r>
-        <w:r>
-          <w:rPr>
-            <w:noProof/>
-            <w:webHidden/>
-          </w:rPr>
-          <w:instrText xml:space="preserve"> PAGEREF _Toc242012092 \h </w:instrText>
+          <w:instrText xml:space="preserve"> PAGEREF _Toc242017708 \h </w:instrText>
         </w:r>
         <w:r>
           <w:rPr>
@@ -1574,7 +1505,76 @@
           <w:noProof/>
         </w:rPr>
       </w:pPr>
-      <w:hyperlink w:anchor="_Toc242012093" w:history="1">
+      <w:hyperlink w:anchor="_Toc242017709" w:history="1">
+        <w:r>
+          <w:rPr>
+            <w:rStyle w:val="af"/>
+            <w:b/>
+            <w:noProof/>
+          </w:rPr>
+          <w:t>ПРИЛОЖЕНИЕ Б</w:t>
+        </w:r>
+        <w:r>
+          <w:rPr>
+            <w:noProof/>
+            <w:webHidden/>
+          </w:rPr>
+          <w:tab/>
+        </w:r>
+        <w:r>
+          <w:rPr>
+            <w:noProof/>
+            <w:webHidden/>
+          </w:rPr>
+          <w:fldChar w:fldCharType="begin"/>
+        </w:r>
+        <w:r>
+          <w:rPr>
+            <w:noProof/>
+            <w:webHidden/>
+          </w:rPr>
+          <w:instrText xml:space="preserve"> PAGEREF _Toc242017709 \h </w:instrText>
+        </w:r>
+        <w:r>
+          <w:rPr>
+            <w:noProof/>
+            <w:webHidden/>
+          </w:rPr>
+        </w:r>
+        <w:r>
+          <w:rPr>
+            <w:noProof/>
+            <w:webHidden/>
+          </w:rPr>
+          <w:fldChar w:fldCharType="separate"/>
+        </w:r>
+        <w:r>
+          <w:rPr>
+            <w:noProof/>
+            <w:webHidden/>
+          </w:rPr>
+          <w:t>26</w:t>
+        </w:r>
+        <w:r>
+          <w:rPr>
+            <w:noProof/>
+            <w:webHidden/>
+          </w:rPr>
+          <w:fldChar w:fldCharType="end"/>
+        </w:r>
+      </w:hyperlink>
+    </w:p>
+    <w:p>
+      <w:pPr>
+        <w:pStyle w:val="12"/>
+        <w:tabs>
+          <w:tab w:val="right" w:leader="dot" w:pos="9345"/>
+        </w:tabs>
+        <w:rPr>
+          <w:noProof/>
+        </w:rPr>
+      </w:pPr>
+      <w:hyperlink w:anchor="_Toc242017710" w:history="1">
         <w:r>
           <w:rPr>
             <w:rStyle w:val="af"/>
@@ -1602,76 +1602,7 @@
             <w:noProof/>
             <w:webHidden/>
           </w:rPr>
-          <w:instrText xml:space="preserve"> PAGEREF _Toc242012093 \h </w:instrText>
-        </w:r>
-        <w:r>
-          <w:rPr>
-            <w:noProof/>
-            <w:webHidden/>
-          </w:rPr>
-        </w:r>
-        <w:r>
-          <w:rPr>
-            <w:noProof/>
-            <w:webHidden/>
-          </w:rPr>
-          <w:fldChar w:fldCharType="separate"/>
-        </w:r>
-        <w:r>
-          <w:rPr>
-            <w:noProof/>
-            <w:webHidden/>
-          </w:rPr>
-          <w:t>27</w:t>
-        </w:r>
-        <w:r>
-          <w:rPr>
-            <w:noProof/>
-            <w:webHidden/>
-          </w:rPr>
-          <w:fldChar w:fldCharType="end"/>
-        </w:r>
-      </w:hyperlink>
-    </w:p>
-    <w:p>
-      <w:pPr>
-        <w:pStyle w:val="12"/>
-        <w:tabs>
-          <w:tab w:val="right" w:leader="dot" w:pos="9345"/>
-        </w:tabs>
-        <w:rPr>
-          <w:noProof/>
-        </w:rPr>
-      </w:pPr>
-      <w:hyperlink w:anchor="_Toc242012094" w:history="1">
-        <w:r>
-          <w:rPr>
-            <w:rStyle w:val="af"/>
-            <w:b/>
-            <w:noProof/>
-          </w:rPr>
-          <w:t>ПРИЛОЖЕНИЕ Г</w:t>
-        </w:r>
-        <w:r>
-          <w:rPr>
-            <w:noProof/>
-            <w:webHidden/>
-          </w:rPr>
-          <w:tab/>
-        </w:r>
-        <w:r>
-          <w:rPr>
-            <w:noProof/>
-            <w:webHidden/>
-          </w:rPr>
-          <w:fldChar w:fldCharType="begin"/>
-        </w:r>
-        <w:r>
-          <w:rPr>
-            <w:noProof/>
-            <w:webHidden/>
-          </w:rPr>
-          <w:instrText xml:space="preserve"> PAGEREF _Toc242012094 \h </w:instrText>
+          <w:instrText xml:space="preserve"> PAGEREF _Toc242017710 \h </w:instrText>
         </w:r>
         <w:r>
           <w:rPr>
@@ -1712,14 +1643,14 @@
           <w:noProof/>
         </w:rPr>
       </w:pPr>
-      <w:hyperlink w:anchor="_Toc242012095" w:history="1">
+      <w:hyperlink w:anchor="_Toc242017711" w:history="1">
         <w:r>
           <w:rPr>
             <w:rStyle w:val="af"/>
             <w:b/>
             <w:noProof/>
           </w:rPr>
-          <w:t>ПРИЛОЖЕНИЕ Д</w:t>
+          <w:t>ПРИЛОЖЕНИЕ Г</w:t>
         </w:r>
         <w:r>
           <w:rPr>
@@ -1740,7 +1671,7 @@
             <w:noProof/>
             <w:webHidden/>
           </w:rPr>
-          <w:instrText xml:space="preserve"> PAGEREF _Toc242012095 \h </w:instrText>
+          <w:instrText xml:space="preserve"> PAGEREF _Toc242017711 \h </w:instrText>
         </w:r>
         <w:r>
           <w:rPr>
@@ -1781,7 +1712,76 @@
           <w:noProof/>
         </w:rPr>
       </w:pPr>
-      <w:hyperlink w:anchor="_Toc242012096" w:history="1">
+      <w:hyperlink w:anchor="_Toc242017712" w:history="1">
+        <w:r>
+          <w:rPr>
+            <w:rStyle w:val="af"/>
+            <w:b/>
+            <w:noProof/>
+          </w:rPr>
+          <w:t>ПРИЛОЖЕНИЕ Д</w:t>
+        </w:r>
+        <w:r>
+          <w:rPr>
+            <w:noProof/>
+            <w:webHidden/>
+          </w:rPr>
+          <w:tab/>
+        </w:r>
+        <w:r>
+          <w:rPr>
+            <w:noProof/>
+            <w:webHidden/>
+          </w:rPr>
+          <w:fldChar w:fldCharType="begin"/>
+        </w:r>
+        <w:r>
+          <w:rPr>
+            <w:noProof/>
+            <w:webHidden/>
+          </w:rPr>
+          <w:instrText xml:space="preserve"> PAGEREF _Toc242017712 \h </w:instrText>
+        </w:r>
+        <w:r>
+          <w:rPr>
+            <w:noProof/>
+            <w:webHidden/>
+          </w:rPr>
+        </w:r>
+        <w:r>
+          <w:rPr>
+            <w:noProof/>
+            <w:webHidden/>
+          </w:rPr>
+          <w:fldChar w:fldCharType="separate"/>
+        </w:r>
+        <w:r>
+          <w:rPr>
+            <w:noProof/>
+            <w:webHidden/>
+          </w:rPr>
+          <w:t>30</w:t>
+        </w:r>
+        <w:r>
+          <w:rPr>
+            <w:noProof/>
+            <w:webHidden/>
+          </w:rPr>
+          <w:fldChar w:fldCharType="end"/>
+        </w:r>
+      </w:hyperlink>
+    </w:p>
+    <w:p>
+      <w:pPr>
+        <w:pStyle w:val="12"/>
+        <w:tabs>
+          <w:tab w:val="right" w:leader="dot" w:pos="9345"/>
+        </w:tabs>
+        <w:rPr>
+          <w:noProof/>
+        </w:rPr>
+      </w:pPr>
+      <w:hyperlink w:anchor="_Toc242017713" w:history="1">
         <w:r>
           <w:rPr>
             <w:rStyle w:val="af"/>
@@ -1809,7 +1809,7 @@
             <w:noProof/>
             <w:webHidden/>
           </w:rPr>
-          <w:instrText xml:space="preserve"> PAGEREF _Toc242012096 \h </w:instrText>
+          <w:instrText xml:space="preserve"> PAGEREF _Toc242017713 \h </w:instrText>
         </w:r>
         <w:r>
           <w:rPr>
@@ -1829,7 +1829,7 @@
             <w:noProof/>
             <w:webHidden/>
           </w:rPr>
-          <w:t>32</w:t>
+          <w:t>33</w:t>
         </w:r>
         <w:r>
           <w:rPr>
@@ -1850,7 +1850,7 @@
           <w:noProof/>
         </w:rPr>
       </w:pPr>
-      <w:hyperlink w:anchor="_Toc242012097" w:history="1">
+      <w:hyperlink w:anchor="_Toc242017714" w:history="1">
         <w:r>
           <w:rPr>
             <w:rStyle w:val="af"/>
@@ -1878,76 +1878,7 @@
             <w:noProof/>
             <w:webHidden/>
           </w:rPr>
-          <w:instrText xml:space="preserve"> PAGEREF _Toc242012097 \h </w:instrText>
-        </w:r>
-        <w:r>
-          <w:rPr>
-            <w:noProof/>
-            <w:webHidden/>
-          </w:rPr>
-        </w:r>
-        <w:r>
-          <w:rPr>
-            <w:noProof/>
-            <w:webHidden/>
-          </w:rPr>
-          <w:fldChar w:fldCharType="separate"/>
-        </w:r>
-        <w:r>
-          <w:rPr>
-            <w:noProof/>
-            <w:webHidden/>
-          </w:rPr>
-          <w:t>36</w:t>
-        </w:r>
-        <w:r>
-          <w:rPr>
-            <w:noProof/>
-            <w:webHidden/>
-          </w:rPr>
-          <w:fldChar w:fldCharType="end"/>
-        </w:r>
-      </w:hyperlink>
-    </w:p>
-    <w:p>
-      <w:pPr>
-        <w:pStyle w:val="12"/>
-        <w:tabs>
-          <w:tab w:val="right" w:leader="dot" w:pos="9345"/>
-        </w:tabs>
-        <w:rPr>
-          <w:noProof/>
-        </w:rPr>
-      </w:pPr>
-      <w:hyperlink w:anchor="_Toc242012098" w:history="1">
-        <w:r>
-          <w:rPr>
-            <w:rStyle w:val="af"/>
-            <w:b/>
-            <w:noProof/>
-          </w:rPr>
-          <w:t>ПРИЛОЖЕНИЕ И</w:t>
-        </w:r>
-        <w:r>
-          <w:rPr>
-            <w:noProof/>
-            <w:webHidden/>
-          </w:rPr>
-          <w:tab/>
-        </w:r>
-        <w:r>
-          <w:rPr>
-            <w:noProof/>
-            <w:webHidden/>
-          </w:rPr>
-          <w:fldChar w:fldCharType="begin"/>
-        </w:r>
-        <w:r>
-          <w:rPr>
-            <w:noProof/>
-            <w:webHidden/>
-          </w:rPr>
-          <w:instrText xml:space="preserve"> PAGEREF _Toc242012098 \h </w:instrText>
+          <w:instrText xml:space="preserve"> PAGEREF _Toc242017714 \h </w:instrText>
         </w:r>
         <w:r>
           <w:rPr>
@@ -1980,6 +1911,75 @@
     </w:p>
     <w:p>
       <w:pPr>
+        <w:pStyle w:val="12"/>
+        <w:tabs>
+          <w:tab w:val="right" w:leader="dot" w:pos="9345"/>
+        </w:tabs>
+        <w:rPr>
+          <w:noProof/>
+        </w:rPr>
+      </w:pPr>
+      <w:hyperlink w:anchor="_Toc242017715" w:history="1">
+        <w:r>
+          <w:rPr>
+            <w:rStyle w:val="af"/>
+            <w:b/>
+            <w:noProof/>
+          </w:rPr>
+          <w:t>ПРИЛОЖЕНИЕ И</w:t>
+        </w:r>
+        <w:r>
+          <w:rPr>
+            <w:noProof/>
+            <w:webHidden/>
+          </w:rPr>
+          <w:tab/>
+        </w:r>
+        <w:r>
+          <w:rPr>
+            <w:noProof/>
+            <w:webHidden/>
+          </w:rPr>
+          <w:fldChar w:fldCharType="begin"/>
+        </w:r>
+        <w:r>
+          <w:rPr>
+            <w:noProof/>
+            <w:webHidden/>
+          </w:rPr>
+          <w:instrText xml:space="preserve"> PAGEREF _Toc242017715 \h </w:instrText>
+        </w:r>
+        <w:r>
+          <w:rPr>
+            <w:noProof/>
+            <w:webHidden/>
+          </w:rPr>
+        </w:r>
+        <w:r>
+          <w:rPr>
+            <w:noProof/>
+            <w:webHidden/>
+          </w:rPr>
+          <w:fldChar w:fldCharType="separate"/>
+        </w:r>
+        <w:r>
+          <w:rPr>
+            <w:noProof/>
+            <w:webHidden/>
+          </w:rPr>
+          <w:t>38</w:t>
+        </w:r>
+        <w:r>
+          <w:rPr>
+            <w:noProof/>
+            <w:webHidden/>
+          </w:rPr>
+          <w:fldChar w:fldCharType="end"/>
+        </w:r>
+      </w:hyperlink>
+    </w:p>
+    <w:p>
+      <w:pPr>
         <w:pStyle w:val="11"/>
       </w:pPr>
       <w:r>
@@ -1993,7 +1993,7 @@
         <w:spacing w:before="0" w:after="360" w:line="360" w:lineRule="exact"/>
         <w:ind w:firstLine="709"/>
       </w:pPr>
-      <w:bookmarkStart w:id="1" w:name="_Toc242012074"/>
+      <w:bookmarkStart w:id="1" w:name="_Toc242017691"/>
       <w:r>
         <w:rPr>
           <w:b/>
@@ -2201,7 +2201,7 @@
         <w:ind w:firstLine="709"/>
       </w:pPr>
       <w:bookmarkStart w:id="2" w:name="_b608aa976fc82a0faaf3b83f58c735968afd03b"/>
-      <w:bookmarkStart w:id="3" w:name="_Toc242012075"/>
+      <w:bookmarkStart w:id="3" w:name="_Toc242017692"/>
       <w:bookmarkEnd w:id="0"/>
       <w:r>
         <w:rPr>
@@ -2266,7 +2266,7 @@
         <w:ind w:firstLine="709"/>
       </w:pPr>
       <w:bookmarkStart w:id="4" w:name="_c2dc16d95c34e7e7c75dbd4503de730b54879a3"/>
-      <w:bookmarkStart w:id="5" w:name="_Toc242012076"/>
+      <w:bookmarkStart w:id="5" w:name="_Toc242017693"/>
       <w:r>
         <w:rPr>
           <w:b/>
@@ -5078,7 +5078,7 @@
         <w:rPr>
           <w:sz w:val="28"/>
         </w:rPr>
-        <w:t xml:space="preserve"> 12 сайтов, а еще 9 кандидатов рассмотрены без полного снимка из-за суточного лимита пробного доступа или отсутствия отдельного домена. Всего в таблице 21 игрока, что превышает минимум 20 кандидатов, а прямых конкурентов в нише пять: </w:t>
+        <w:t xml:space="preserve"> 12 сайтов, а еще 9 кандидатов рассмотрены без полного снимка из-за суточного лимита пробного доступа или отсутствия отдельного домена. Всего в таблице 21 игрока, что превышает минимум 20 кандидатов, а прямых конкурентов в нише четыре: </w:t>
       </w:r>
       <w:r>
         <w:rPr>
@@ -5111,20 +5111,20 @@
           <w:i/>
           <w:sz w:val="28"/>
         </w:rPr>
-        <w:t>Ari</w:t>
+        <w:t>A</w:t>
       </w:r>
       <w:r>
         <w:rPr>
           <w:i/>
           <w:sz w:val="28"/>
         </w:rPr>
-        <w:t>xcel</w:t>
-      </w:r>
-      <w:r>
-        <w:rPr>
-          <w:sz w:val="28"/>
-        </w:rPr>
-        <w:t xml:space="preserve">, </w:t>
+        <w:t>rixcel</w:t>
+      </w:r>
+      <w:r>
+        <w:rPr>
+          <w:sz w:val="28"/>
+        </w:rPr>
+        <w:t xml:space="preserve"> и </w:t>
       </w:r>
       <w:r>
         <w:rPr>
@@ -5150,7 +5150,7 @@
         <w:rPr>
           <w:sz w:val="28"/>
         </w:rPr>
-        <w:t xml:space="preserve"> и </w:t>
+        <w:t xml:space="preserve">; вместе с </w:t>
       </w:r>
       <w:r>
         <w:rPr>
@@ -5163,7 +5163,7 @@
         <w:rPr>
           <w:sz w:val="28"/>
         </w:rPr>
-        <w:t xml:space="preserve"> (последний с оговоркой по продуктовому ряду). Остальной трафик создают заменители.</w:t>
+        <w:t>, который закрывает часть задачи (риски пользовательских таблиц), специализированных игроков пять. Остальной трафик создают заменители.</w:t>
       </w:r>
     </w:p>
     <w:p>
@@ -5173,7 +5173,7 @@
         <w:ind w:firstLine="709"/>
       </w:pPr>
       <w:bookmarkStart w:id="6" w:name="_e53e14f44ab4c8780a98a105cb988ad22318c27"/>
-      <w:bookmarkStart w:id="7" w:name="_Toc242012077"/>
+      <w:bookmarkStart w:id="7" w:name="_Toc242017694"/>
       <w:bookmarkEnd w:id="4"/>
       <w:r>
         <w:rPr>
@@ -5208,13 +5208,13 @@
         <w:rPr>
           <w:sz w:val="28"/>
         </w:rPr>
-        <w:t xml:space="preserve"> за июнь - август 2026 (одна дата, один период, весь мир, весь трафик) [8]. В расчет вошел релевантный трафик: визиты, умноженные на долю целевой географии, долю релевантного содержания и коэффициент к</w:t>
-      </w:r>
-      <w:r>
-        <w:rPr>
-          <w:sz w:val="28"/>
-        </w:rPr>
-        <w:t>ачества данных (допущение Д-15 из ЛР2-3). Суммарный релевантный трафик 12 сайтов составляет 87 230 визитов в месяц.</w:t>
+        <w:t xml:space="preserve"> за июнь - август 2026 (одна дата, один период, весь мир, весь трафик) [8]. В расчет вошел релевантный трафик: визиты, умноженные на долю целевой ге</w:t>
+      </w:r>
+      <w:r>
+        <w:rPr>
+          <w:sz w:val="28"/>
+        </w:rPr>
+        <w:t>ографии, долю релевантного содержания и коэффициент качества данных (допущение Д-15 из ЛР2-3). Суммарный релевантный трафик 12 сайтов составляет 87 230 визитов в месяц.</w:t>
       </w:r>
     </w:p>
     <w:p>
@@ -5241,13 +5241,13 @@
         <w:rPr>
           <w:sz w:val="28"/>
         </w:rPr>
-        <w:t>Таблица 2 – Доли релевантного трафика и ключевые каналы игрок</w:t>
-      </w:r>
-      <w:r>
-        <w:rPr>
-          <w:sz w:val="28"/>
-        </w:rPr>
-        <w:t>ов</w:t>
+        <w:t xml:space="preserve">Таблица </w:t>
+      </w:r>
+      <w:r>
+        <w:rPr>
+          <w:sz w:val="28"/>
+        </w:rPr>
+        <w:t>2 – Доли релевантного трафика и ключевые каналы игроков</w:t>
       </w:r>
     </w:p>
     <w:tbl>
@@ -5665,6 +5665,7 @@
                 <w:i/>
                 <w:sz w:val="24"/>
               </w:rPr>
+              <w:lastRenderedPageBreak/>
               <w:t>PerfectXL</w:t>
             </w:r>
           </w:p>
@@ -5786,7 +5787,6 @@
                 <w:i/>
                 <w:sz w:val="24"/>
               </w:rPr>
-              <w:lastRenderedPageBreak/>
               <w:t>Numerous.ai</w:t>
             </w:r>
           </w:p>
@@ -6997,13 +6997,13 @@
         <w:rPr>
           <w:sz w:val="28"/>
         </w:rPr>
-        <w:t xml:space="preserve"> - 2 500, поэтому рынок оценивается как умеренно концентрированный: лидеры заметны, но монополии нет, </w:t>
-      </w:r>
-      <w:r>
-        <w:rPr>
-          <w:sz w:val="28"/>
-        </w:rPr>
-        <w:t>а свободное место для узкой специализации остается.</w:t>
+        <w:t xml:space="preserve"> - 2 500, поэтому рынок оценивается как умеренно концентрированный: ли</w:t>
+      </w:r>
+      <w:r>
+        <w:rPr>
+          <w:sz w:val="28"/>
+        </w:rPr>
+        <w:t>деры заметны, но монополии нет, а свободное место для узкой специализации остается.</w:t>
       </w:r>
     </w:p>
     <w:p>
@@ -9092,7 +9092,7 @@
           <w:sz w:val="28"/>
         </w:rPr>
         <w:drawing>
-          <wp:inline distT="0" distB="0" distL="0" distR="0" wp14:anchorId="6DD5B4A2" wp14:editId="3A7FA25D">
+          <wp:inline distT="0" distB="0" distL="0" distR="0" wp14:anchorId="0824A6B8" wp14:editId="011CA675">
             <wp:extent cx="5334000" cy="3088105"/>
             <wp:effectExtent l="0" t="0" r="0" b="0"/>
             <wp:docPr id="12" name="Picture"/>
@@ -9195,7 +9195,7 @@
         </w:rPr>
         <w:lastRenderedPageBreak/>
         <w:drawing>
-          <wp:inline distT="0" distB="0" distL="0" distR="0" wp14:anchorId="4D8498D6" wp14:editId="72E8156B">
+          <wp:inline distT="0" distB="0" distL="0" distR="0" wp14:anchorId="432A802A" wp14:editId="5083A4CC">
             <wp:extent cx="5334000" cy="2862146"/>
             <wp:effectExtent l="0" t="0" r="0" b="0"/>
             <wp:docPr id="15" name="Picture"/>
@@ -9628,7 +9628,7 @@
           <w:sz w:val="28"/>
         </w:rPr>
         <w:drawing>
-          <wp:inline distT="0" distB="0" distL="0" distR="0" wp14:anchorId="4C8A953E" wp14:editId="7B8C5099">
+          <wp:inline distT="0" distB="0" distL="0" distR="0" wp14:anchorId="65560DBC" wp14:editId="3159C728">
             <wp:extent cx="5334000" cy="2536902"/>
             <wp:effectExtent l="0" t="0" r="0" b="0"/>
             <wp:docPr id="18" name="Picture"/>
@@ -10470,7 +10470,7 @@
         <w:ind w:firstLine="709"/>
       </w:pPr>
       <w:bookmarkStart w:id="8" w:name="_6630f66e9bddc915a7c003d1a4416942be99820"/>
-      <w:bookmarkStart w:id="9" w:name="_Toc242012078"/>
+      <w:bookmarkStart w:id="9" w:name="_Toc242017695"/>
       <w:bookmarkEnd w:id="6"/>
       <w:r>
         <w:rPr>
@@ -12555,7 +12555,7 @@
         </w:rPr>
         <w:lastRenderedPageBreak/>
         <w:drawing>
-          <wp:inline distT="0" distB="0" distL="0" distR="0" wp14:anchorId="50FCFF0F" wp14:editId="14D1B77F">
+          <wp:inline distT="0" distB="0" distL="0" distR="0" wp14:anchorId="5C3A058C" wp14:editId="38F3B8A8">
             <wp:extent cx="5334000" cy="2732048"/>
             <wp:effectExtent l="0" t="0" r="0" b="0"/>
             <wp:docPr id="22" name="Picture"/>
@@ -13513,7 +13513,7 @@
         <w:ind w:firstLine="709"/>
       </w:pPr>
       <w:bookmarkStart w:id="10" w:name="_32eb1a546c0e629ee5199cbd921989386414cef"/>
-      <w:bookmarkStart w:id="11" w:name="_Toc242012079"/>
+      <w:bookmarkStart w:id="11" w:name="_Toc242017696"/>
       <w:bookmarkEnd w:id="8"/>
       <w:r>
         <w:rPr>
@@ -14025,7 +14025,7 @@
         <w:ind w:firstLine="709"/>
       </w:pPr>
       <w:bookmarkStart w:id="12" w:name="_56392ae30d217601ca6b22348c46ed1cd30bda9"/>
-      <w:bookmarkStart w:id="13" w:name="_Toc242012080"/>
+      <w:bookmarkStart w:id="13" w:name="_Toc242017697"/>
       <w:bookmarkEnd w:id="10"/>
       <w:r>
         <w:rPr>
@@ -14641,7 +14641,7 @@
         <w:ind w:firstLine="709"/>
       </w:pPr>
       <w:bookmarkStart w:id="14" w:name="_81d55da623d41512ef63f4dc47f176415032501"/>
-      <w:bookmarkStart w:id="15" w:name="_Toc242012081"/>
+      <w:bookmarkStart w:id="15" w:name="_Toc242017698"/>
       <w:bookmarkEnd w:id="12"/>
       <w:r>
         <w:rPr>
@@ -15030,7 +15030,7 @@
         <w:ind w:firstLine="709"/>
       </w:pPr>
       <w:bookmarkStart w:id="16" w:name="_c864891c2a63545415c693c4f70871cf567029c"/>
-      <w:bookmarkStart w:id="17" w:name="_Toc242012082"/>
+      <w:bookmarkStart w:id="17" w:name="_Toc242017699"/>
       <w:bookmarkEnd w:id="14"/>
       <w:r>
         <w:rPr>
@@ -15682,7 +15682,7 @@
         <w:ind w:firstLine="709"/>
       </w:pPr>
       <w:bookmarkStart w:id="18" w:name="_ef6f952c7e24326ac23355a768c8b715ec8fce8"/>
-      <w:bookmarkStart w:id="19" w:name="_Toc242012083"/>
+      <w:bookmarkStart w:id="19" w:name="_Toc242017700"/>
       <w:bookmarkEnd w:id="16"/>
       <w:r>
         <w:rPr>
@@ -15757,10 +15757,11 @@
         <w:tblLook w:val="0020" w:firstRow="1" w:lastRow="0" w:firstColumn="0" w:lastColumn="0" w:noHBand="0" w:noVBand="0"/>
       </w:tblPr>
       <w:tblGrid>
-        <w:gridCol w:w="3218"/>
-        <w:gridCol w:w="2568"/>
-        <w:gridCol w:w="1622"/>
-        <w:gridCol w:w="1947"/>
+        <w:gridCol w:w="2273"/>
+        <w:gridCol w:w="1814"/>
+        <w:gridCol w:w="1145"/>
+        <w:gridCol w:w="1966"/>
+        <w:gridCol w:w="2157"/>
       </w:tblGrid>
       <w:tr>
         <w:trPr>
@@ -15771,7 +15772,7 @@
         </w:trPr>
         <w:tc>
           <w:tcPr>
-            <w:tcW w:w="3217" w:type="dxa"/>
+            <w:tcW w:w="2272" w:type="dxa"/>
             <w:vAlign w:val="center"/>
           </w:tcPr>
           <w:p>
@@ -15791,7 +15792,7 @@
         </w:tc>
         <w:tc>
           <w:tcPr>
-            <w:tcW w:w="2568" w:type="dxa"/>
+            <w:tcW w:w="1814" w:type="dxa"/>
             <w:vAlign w:val="center"/>
           </w:tcPr>
           <w:p>
@@ -15811,7 +15812,7 @@
         </w:tc>
         <w:tc>
           <w:tcPr>
-            <w:tcW w:w="1622" w:type="dxa"/>
+            <w:tcW w:w="1145" w:type="dxa"/>
             <w:vAlign w:val="center"/>
           </w:tcPr>
           <w:p>
@@ -15831,7 +15832,7 @@
         </w:tc>
         <w:tc>
           <w:tcPr>
-            <w:tcW w:w="1947" w:type="dxa"/>
+            <w:tcW w:w="1966" w:type="dxa"/>
             <w:vAlign w:val="center"/>
           </w:tcPr>
           <w:p>
@@ -15845,7 +15846,27 @@
                 <w:b/>
                 <w:sz w:val="24"/>
               </w:rPr>
-              <w:t>Давление</w:t>
+              <w:t>Давление по шкале 1-5</w:t>
+            </w:r>
+          </w:p>
+        </w:tc>
+        <w:tc>
+          <w:tcPr>
+            <w:tcW w:w="2157" w:type="dxa"/>
+            <w:vAlign w:val="center"/>
+          </w:tcPr>
+          <w:p>
+            <w:pPr>
+              <w:pStyle w:val="Compact"/>
+              <w:spacing w:before="0" w:after="0" w:line="280" w:lineRule="exact"/>
+              <w:jc w:val="center"/>
+            </w:pPr>
+            <w:r>
+              <w:rPr>
+                <w:b/>
+                <w:sz w:val="24"/>
+              </w:rPr>
+              <w:t>Уровень по порогам шаблона</w:t>
             </w:r>
           </w:p>
         </w:tc>
@@ -15857,7 +15878,7 @@
         </w:trPr>
         <w:tc>
           <w:tcPr>
-            <w:tcW w:w="3217" w:type="dxa"/>
+            <w:tcW w:w="2272" w:type="dxa"/>
             <w:vAlign w:val="center"/>
           </w:tcPr>
           <w:p>
@@ -15876,7 +15897,7 @@
         </w:tc>
         <w:tc>
           <w:tcPr>
-            <w:tcW w:w="2568" w:type="dxa"/>
+            <w:tcW w:w="1814" w:type="dxa"/>
             <w:vAlign w:val="center"/>
           </w:tcPr>
           <w:p>
@@ -15895,7 +15916,7 @@
         </w:tc>
         <w:tc>
           <w:tcPr>
-            <w:tcW w:w="1622" w:type="dxa"/>
+            <w:tcW w:w="1145" w:type="dxa"/>
             <w:vAlign w:val="center"/>
           </w:tcPr>
           <w:p>
@@ -15914,7 +15935,7 @@
         </w:tc>
         <w:tc>
           <w:tcPr>
-            <w:tcW w:w="1947" w:type="dxa"/>
+            <w:tcW w:w="1966" w:type="dxa"/>
             <w:vAlign w:val="center"/>
           </w:tcPr>
           <w:p>
@@ -15928,6 +15949,25 @@
                 <w:sz w:val="24"/>
               </w:rPr>
               <w:t>умеренное</w:t>
+            </w:r>
+          </w:p>
+        </w:tc>
+        <w:tc>
+          <w:tcPr>
+            <w:tcW w:w="2157" w:type="dxa"/>
+            <w:vAlign w:val="center"/>
+          </w:tcPr>
+          <w:p>
+            <w:pPr>
+              <w:pStyle w:val="Compact"/>
+              <w:spacing w:before="0" w:after="0" w:line="280" w:lineRule="exact"/>
+              <w:jc w:val="center"/>
+            </w:pPr>
+            <w:r>
+              <w:rPr>
+                <w:sz w:val="24"/>
+              </w:rPr>
+              <w:t>средний</w:t>
             </w:r>
           </w:p>
         </w:tc>
@@ -15939,7 +15979,7 @@
         </w:trPr>
         <w:tc>
           <w:tcPr>
-            <w:tcW w:w="3217" w:type="dxa"/>
+            <w:tcW w:w="2272" w:type="dxa"/>
             <w:vAlign w:val="center"/>
           </w:tcPr>
           <w:p>
@@ -15958,7 +15998,7 @@
         </w:tc>
         <w:tc>
           <w:tcPr>
-            <w:tcW w:w="2568" w:type="dxa"/>
+            <w:tcW w:w="1814" w:type="dxa"/>
             <w:vAlign w:val="center"/>
           </w:tcPr>
           <w:p>
@@ -15977,7 +16017,7 @@
         </w:tc>
         <w:tc>
           <w:tcPr>
-            <w:tcW w:w="1622" w:type="dxa"/>
+            <w:tcW w:w="1145" w:type="dxa"/>
             <w:vAlign w:val="center"/>
           </w:tcPr>
           <w:p>
@@ -15996,7 +16036,7 @@
         </w:tc>
         <w:tc>
           <w:tcPr>
-            <w:tcW w:w="1947" w:type="dxa"/>
+            <w:tcW w:w="1966" w:type="dxa"/>
             <w:vAlign w:val="center"/>
           </w:tcPr>
           <w:p>
@@ -16010,6 +16050,25 @@
                 <w:sz w:val="24"/>
               </w:rPr>
               <w:t>умеренное</w:t>
+            </w:r>
+          </w:p>
+        </w:tc>
+        <w:tc>
+          <w:tcPr>
+            <w:tcW w:w="2157" w:type="dxa"/>
+            <w:vAlign w:val="center"/>
+          </w:tcPr>
+          <w:p>
+            <w:pPr>
+              <w:pStyle w:val="Compact"/>
+              <w:spacing w:before="0" w:after="0" w:line="280" w:lineRule="exact"/>
+              <w:jc w:val="center"/>
+            </w:pPr>
+            <w:r>
+              <w:rPr>
+                <w:sz w:val="24"/>
+              </w:rPr>
+              <w:t>высокий</w:t>
             </w:r>
           </w:p>
         </w:tc>
@@ -16021,7 +16080,7 @@
         </w:trPr>
         <w:tc>
           <w:tcPr>
-            <w:tcW w:w="3217" w:type="dxa"/>
+            <w:tcW w:w="2272" w:type="dxa"/>
             <w:vAlign w:val="center"/>
           </w:tcPr>
           <w:p>
@@ -16040,7 +16099,7 @@
         </w:tc>
         <w:tc>
           <w:tcPr>
-            <w:tcW w:w="2568" w:type="dxa"/>
+            <w:tcW w:w="1814" w:type="dxa"/>
             <w:vAlign w:val="center"/>
           </w:tcPr>
           <w:p>
@@ -16059,7 +16118,7 @@
         </w:tc>
         <w:tc>
           <w:tcPr>
-            <w:tcW w:w="1622" w:type="dxa"/>
+            <w:tcW w:w="1145" w:type="dxa"/>
             <w:vAlign w:val="center"/>
           </w:tcPr>
           <w:p>
@@ -16078,7 +16137,7 @@
         </w:tc>
         <w:tc>
           <w:tcPr>
-            <w:tcW w:w="1947" w:type="dxa"/>
+            <w:tcW w:w="1966" w:type="dxa"/>
             <w:vAlign w:val="center"/>
           </w:tcPr>
           <w:p>
@@ -16092,6 +16151,25 @@
                 <w:sz w:val="24"/>
               </w:rPr>
               <w:t>умеренное</w:t>
+            </w:r>
+          </w:p>
+        </w:tc>
+        <w:tc>
+          <w:tcPr>
+            <w:tcW w:w="2157" w:type="dxa"/>
+            <w:vAlign w:val="center"/>
+          </w:tcPr>
+          <w:p>
+            <w:pPr>
+              <w:pStyle w:val="Compact"/>
+              <w:spacing w:before="0" w:after="0" w:line="280" w:lineRule="exact"/>
+              <w:jc w:val="center"/>
+            </w:pPr>
+            <w:r>
+              <w:rPr>
+                <w:sz w:val="24"/>
+              </w:rPr>
+              <w:t>высокий</w:t>
             </w:r>
           </w:p>
         </w:tc>
@@ -16103,7 +16181,7 @@
         </w:trPr>
         <w:tc>
           <w:tcPr>
-            <w:tcW w:w="3217" w:type="dxa"/>
+            <w:tcW w:w="2272" w:type="dxa"/>
             <w:vAlign w:val="center"/>
           </w:tcPr>
           <w:p>
@@ -16122,7 +16200,7 @@
         </w:tc>
         <w:tc>
           <w:tcPr>
-            <w:tcW w:w="2568" w:type="dxa"/>
+            <w:tcW w:w="1814" w:type="dxa"/>
             <w:vAlign w:val="center"/>
           </w:tcPr>
           <w:p>
@@ -16141,7 +16219,7 @@
         </w:tc>
         <w:tc>
           <w:tcPr>
-            <w:tcW w:w="1622" w:type="dxa"/>
+            <w:tcW w:w="1145" w:type="dxa"/>
             <w:vAlign w:val="center"/>
           </w:tcPr>
           <w:p>
@@ -16160,7 +16238,7 @@
         </w:tc>
         <w:tc>
           <w:tcPr>
-            <w:tcW w:w="1947" w:type="dxa"/>
+            <w:tcW w:w="1966" w:type="dxa"/>
             <w:vAlign w:val="center"/>
           </w:tcPr>
           <w:p>
@@ -16174,6 +16252,25 @@
                 <w:sz w:val="24"/>
               </w:rPr>
               <w:t>умеренное</w:t>
+            </w:r>
+          </w:p>
+        </w:tc>
+        <w:tc>
+          <w:tcPr>
+            <w:tcW w:w="2157" w:type="dxa"/>
+            <w:vAlign w:val="center"/>
+          </w:tcPr>
+          <w:p>
+            <w:pPr>
+              <w:pStyle w:val="Compact"/>
+              <w:spacing w:before="0" w:after="0" w:line="280" w:lineRule="exact"/>
+              <w:jc w:val="center"/>
+            </w:pPr>
+            <w:r>
+              <w:rPr>
+                <w:sz w:val="24"/>
+              </w:rPr>
+              <w:t>средний</w:t>
             </w:r>
           </w:p>
         </w:tc>
@@ -16185,7 +16282,7 @@
         </w:trPr>
         <w:tc>
           <w:tcPr>
-            <w:tcW w:w="3217" w:type="dxa"/>
+            <w:tcW w:w="2272" w:type="dxa"/>
             <w:vAlign w:val="center"/>
           </w:tcPr>
           <w:p>
@@ -16204,7 +16301,7 @@
         </w:tc>
         <w:tc>
           <w:tcPr>
-            <w:tcW w:w="2568" w:type="dxa"/>
+            <w:tcW w:w="1814" w:type="dxa"/>
             <w:vAlign w:val="center"/>
           </w:tcPr>
           <w:p>
@@ -16223,7 +16320,7 @@
         </w:tc>
         <w:tc>
           <w:tcPr>
-            <w:tcW w:w="1622" w:type="dxa"/>
+            <w:tcW w:w="1145" w:type="dxa"/>
             <w:vAlign w:val="center"/>
           </w:tcPr>
           <w:p>
@@ -16242,7 +16339,7 @@
         </w:tc>
         <w:tc>
           <w:tcPr>
-            <w:tcW w:w="1947" w:type="dxa"/>
+            <w:tcW w:w="1966" w:type="dxa"/>
             <w:vAlign w:val="center"/>
           </w:tcPr>
           <w:p>
@@ -16256,6 +16353,25 @@
                 <w:sz w:val="24"/>
               </w:rPr>
               <w:t>высокое</w:t>
+            </w:r>
+          </w:p>
+        </w:tc>
+        <w:tc>
+          <w:tcPr>
+            <w:tcW w:w="2157" w:type="dxa"/>
+            <w:vAlign w:val="center"/>
+          </w:tcPr>
+          <w:p>
+            <w:pPr>
+              <w:pStyle w:val="Compact"/>
+              <w:spacing w:before="0" w:after="0" w:line="280" w:lineRule="exact"/>
+              <w:jc w:val="center"/>
+            </w:pPr>
+            <w:r>
+              <w:rPr>
+                <w:sz w:val="24"/>
+              </w:rPr>
+              <w:t>высокий</w:t>
             </w:r>
           </w:p>
         </w:tc>
@@ -16272,13 +16388,26 @@
         <w:rPr>
           <w:sz w:val="28"/>
         </w:rPr>
-        <w:t>Среднее давление пяти сил равно 3,55 из 5. По шкале методики это верхняя граница умеренного давления (2,1-3,5) с переходом к высокому (3,6-5,0). Самая критичная сила - заменители (5,0), затем покупатели (3,5) и новые участники (3,25). Индекс барьеров входа</w:t>
-      </w:r>
-      <w:r>
-        <w:rPr>
-          <w:sz w:val="28"/>
-        </w:rPr>
-        <w:t xml:space="preserve"> </w:t>
+        <w:t>Две шкалы отвечают на разные вопросы и потому дают разные подписи: пороги шаблона (последний столбец) относят силу к высокому уровню, когда сумма баллов достигает верхней полосы (угроза новых участников 17 и более из 24, сила покупателей 9 и более</w:t>
+      </w:r>
+      <w:r>
+        <w:rPr>
+          <w:sz w:val="28"/>
+        </w:rPr>
+        <w:t xml:space="preserve"> из 12), а нормированная шкала 1-5 сравнивает силы между собой; в тексте разделов </w:t>
+      </w:r>
+      <w:r>
+        <w:rPr>
+          <w:sz w:val="28"/>
+        </w:rPr>
+        <w:lastRenderedPageBreak/>
+        <w:t>2.3 и 2.4 использованы пороги шаблона. Среднее давление пяти сил равно 3,55 из 5. По шкале методики это верхняя граница умеренного давления (2,1-3,5) с переходом к высокому (</w:t>
+      </w:r>
+      <w:r>
+        <w:rPr>
+          <w:sz w:val="28"/>
+        </w:rPr>
+        <w:t xml:space="preserve">3,6-5,0). Самая критичная сила - заменители (5,0), затем покупатели (3,5) и новые участники (3,25). Индекс барьеров входа </w:t>
       </w:r>
       <w:r>
         <w:rPr>
@@ -16320,10 +16449,9 @@
           <w:noProof/>
           <w:sz w:val="28"/>
         </w:rPr>
-        <w:lastRenderedPageBreak/>
         <w:drawing>
-          <wp:inline distT="0" distB="0" distL="0" distR="0" wp14:anchorId="4C793CD5" wp14:editId="621F8BF9">
-            <wp:extent cx="5334000" cy="2471853"/>
+          <wp:inline distT="0" distB="0" distL="0" distR="0" wp14:anchorId="78FFD4FA" wp14:editId="099A73C2">
+            <wp:extent cx="5334000" cy="2356883"/>
             <wp:effectExtent l="0" t="0" r="0" b="0"/>
             <wp:docPr id="30" name="Picture"/>
             <wp:cNvGraphicFramePr/>
@@ -16345,7 +16473,7 @@
                   <pic:spPr bwMode="auto">
                     <a:xfrm>
                       <a:off x="0" y="0"/>
-                      <a:ext cx="5334000" cy="2471853"/>
+                      <a:ext cx="5334000" cy="2356883"/>
                     </a:xfrm>
                     <a:prstGeom prst="rect">
                       <a:avLst/>
@@ -16388,13 +16516,13 @@
         <w:rPr>
           <w:sz w:val="28"/>
         </w:rPr>
-        <w:t>Рисунок показывает единственный выброс - заменители; остальные силы лежат около 3 и вместе с цифровыми усилителями дают картину умеренного давления с одной критичной угрозой. Это определяет стратегию: бороться надо не с отдельным конкурентом, а с привычкой</w:t>
-      </w:r>
-      <w:r>
-        <w:rPr>
-          <w:sz w:val="28"/>
-        </w:rPr>
-        <w:t xml:space="preserve"> доверять </w:t>
+        <w:t>Рисунок показывает единственный выброс - заменители; остальные силы лежат около 3 и вместе с цифровыми усилителями дают картину умеренного давления с одной критичной угрозой. Это определяет стратегию: борот</w:t>
+      </w:r>
+      <w:r>
+        <w:rPr>
+          <w:sz w:val="28"/>
+        </w:rPr>
+        <w:t xml:space="preserve">ься надо не с отдельным конкурентом, а с привычкой доверять </w:t>
       </w:r>
       <w:r>
         <w:rPr>
@@ -16417,7 +16545,7 @@
         <w:ind w:firstLine="709"/>
       </w:pPr>
       <w:bookmarkStart w:id="20" w:name="_6df6aabc6395b7d9765c374a4a7f2d43c0ba1e7"/>
-      <w:bookmarkStart w:id="21" w:name="_Toc242012084"/>
+      <w:bookmarkStart w:id="21" w:name="_Toc242017701"/>
       <w:bookmarkEnd w:id="18"/>
       <w:r>
         <w:rPr>
@@ -16478,13 +16606,13 @@
         <w:rPr>
           <w:sz w:val="28"/>
         </w:rPr>
-        <w:t>-платформа и нишевый инструмент. Поля, по которым н</w:t>
-      </w:r>
-      <w:r>
-        <w:rPr>
-          <w:sz w:val="28"/>
-        </w:rPr>
-        <w:t>ет открытых данных, отмечены как ДОСНЯТЬ.</w:t>
+        <w:t>-</w:t>
+      </w:r>
+      <w:r>
+        <w:rPr>
+          <w:sz w:val="28"/>
+        </w:rPr>
+        <w:t>платформа и нишевый инструмент. Поля, по которым нет открытых данных, не заполнены.</w:t>
       </w:r>
     </w:p>
     <w:p>
@@ -16743,13 +16871,7 @@
               <w:rPr>
                 <w:sz w:val="24"/>
               </w:rPr>
-              <w:t xml:space="preserve">: риски, поток данных, сравнение </w:t>
-            </w:r>
-            <w:r>
-              <w:rPr>
-                <w:sz w:val="24"/>
-              </w:rPr>
-              <w:t>файлов</w:t>
+              <w:t>: риски, поток данных, сравнение файлов</w:t>
             </w:r>
           </w:p>
         </w:tc>
@@ -16938,13 +17060,7 @@
               <w:rPr>
                 <w:sz w:val="24"/>
               </w:rPr>
-              <w:t>прямые 40 %, органика 33 %, рефер</w:t>
-            </w:r>
-            <w:r>
-              <w:rPr>
-                <w:sz w:val="24"/>
-              </w:rPr>
-              <w:t>алы 11 %</w:t>
+              <w:t>прямые 40 %, органика 33 %, рефералы 11 %</w:t>
             </w:r>
           </w:p>
         </w:tc>
@@ -16969,6 +17085,7 @@
               <w:rPr>
                 <w:sz w:val="24"/>
               </w:rPr>
+              <w:lastRenderedPageBreak/>
               <w:t>География</w:t>
             </w:r>
           </w:p>
@@ -17129,8 +17246,13 @@
               <w:rPr>
                 <w:sz w:val="24"/>
               </w:rPr>
-              <w:lastRenderedPageBreak/>
-              <w:t xml:space="preserve">Слабые стороны и возможность для </w:t>
+              <w:t>Слабые сторон</w:t>
+            </w:r>
+            <w:r>
+              <w:rPr>
+                <w:sz w:val="24"/>
+              </w:rPr>
+              <w:t xml:space="preserve">ы и возможность для </w:t>
             </w:r>
             <w:r>
               <w:rPr>
@@ -17239,13 +17361,7 @@
         <w:rPr>
           <w:sz w:val="28"/>
         </w:rPr>
-        <w:t>В таблице 14 представлено: карточка конк</w:t>
-      </w:r>
-      <w:r>
-        <w:rPr>
-          <w:sz w:val="28"/>
-        </w:rPr>
-        <w:t xml:space="preserve">урента </w:t>
+        <w:t xml:space="preserve">В таблице 14 представлено: карточка конкурента </w:t>
       </w:r>
       <w:r>
         <w:rPr>
@@ -17279,6 +17395,734 @@
           <w:sz w:val="28"/>
         </w:rPr>
         <w:t>Arixcel</w:t>
+      </w:r>
+    </w:p>
+    <w:tbl>
+      <w:tblPr>
+        <w:tblStyle w:val="Table"/>
+        <w:tblW w:w="9355" w:type="dxa"/>
+        <w:jc w:val="center"/>
+        <w:tblBorders>
+          <w:top w:val="single" w:sz="4" w:space="0" w:color="000000"/>
+          <w:left w:val="single" w:sz="4" w:space="0" w:color="000000"/>
+          <w:bottom w:val="single" w:sz="4" w:space="0" w:color="000000"/>
+          <w:right w:val="single" w:sz="4" w:space="0" w:color="000000"/>
+          <w:insideH w:val="single" w:sz="4" w:space="0" w:color="000000"/>
+          <w:insideV w:val="single" w:sz="4" w:space="0" w:color="000000"/>
+        </w:tblBorders>
+        <w:tblLayout w:type="fixed"/>
+        <w:tblLook w:val="0020" w:firstRow="1" w:lastRow="0" w:firstColumn="0" w:lastColumn="0" w:noHBand="0" w:noVBand="0"/>
+      </w:tblPr>
+      <w:tblGrid>
+        <w:gridCol w:w="3928"/>
+        <w:gridCol w:w="5427"/>
+      </w:tblGrid>
+      <w:tr>
+        <w:trPr>
+          <w:cnfStyle w:val="100000000000" w:firstRow="1" w:lastRow="0" w:firstColumn="0" w:lastColumn="0" w:oddVBand="0" w:evenVBand="0" w:oddHBand="0" w:evenHBand="0" w:firstRowFirstColumn="0" w:firstRowLastColumn="0" w:lastRowFirstColumn="0" w:lastRowLastColumn="0"/>
+          <w:cantSplit/>
+          <w:tblHeader/>
+          <w:jc w:val="center"/>
+        </w:trPr>
+        <w:tc>
+          <w:tcPr>
+            <w:tcW w:w="3928" w:type="dxa"/>
+            <w:vAlign w:val="center"/>
+          </w:tcPr>
+          <w:p>
+            <w:pPr>
+              <w:pStyle w:val="Compact"/>
+              <w:spacing w:before="0" w:after="0" w:line="280" w:lineRule="exact"/>
+              <w:jc w:val="center"/>
+            </w:pPr>
+            <w:r>
+              <w:rPr>
+                <w:b/>
+                <w:sz w:val="24"/>
+              </w:rPr>
+              <w:t>Поле</w:t>
+            </w:r>
+          </w:p>
+        </w:tc>
+        <w:tc>
+          <w:tcPr>
+            <w:tcW w:w="5426" w:type="dxa"/>
+            <w:vAlign w:val="center"/>
+          </w:tcPr>
+          <w:p>
+            <w:pPr>
+              <w:pStyle w:val="Compact"/>
+              <w:spacing w:before="0" w:after="0" w:line="280" w:lineRule="exact"/>
+              <w:jc w:val="center"/>
+            </w:pPr>
+            <w:r>
+              <w:rPr>
+                <w:b/>
+                <w:sz w:val="24"/>
+              </w:rPr>
+              <w:t>Содержание</w:t>
+            </w:r>
+          </w:p>
+        </w:tc>
+      </w:tr>
+      <w:tr>
+        <w:trPr>
+          <w:cantSplit/>
+          <w:jc w:val="center"/>
+        </w:trPr>
+        <w:tc>
+          <w:tcPr>
+            <w:tcW w:w="3928" w:type="dxa"/>
+            <w:vAlign w:val="center"/>
+          </w:tcPr>
+          <w:p>
+            <w:pPr>
+              <w:pStyle w:val="Compact"/>
+              <w:spacing w:before="0" w:after="0" w:line="280" w:lineRule="exact"/>
+              <w:jc w:val="center"/>
+            </w:pPr>
+            <w:r>
+              <w:rPr>
+                <w:sz w:val="24"/>
+              </w:rPr>
+              <w:t>Домен</w:t>
+            </w:r>
+          </w:p>
+        </w:tc>
+        <w:tc>
+          <w:tcPr>
+            <w:tcW w:w="5426" w:type="dxa"/>
+            <w:vAlign w:val="center"/>
+          </w:tcPr>
+          <w:p>
+            <w:pPr>
+              <w:pStyle w:val="Compact"/>
+              <w:spacing w:before="0" w:after="0" w:line="280" w:lineRule="exact"/>
+              <w:jc w:val="center"/>
+            </w:pPr>
+            <w:r>
+              <w:rPr>
+                <w:i/>
+                <w:sz w:val="24"/>
+              </w:rPr>
+              <w:t>arixcel.com</w:t>
+            </w:r>
+          </w:p>
+        </w:tc>
+      </w:tr>
+      <w:tr>
+        <w:trPr>
+          <w:cantSplit/>
+          <w:jc w:val="center"/>
+        </w:trPr>
+        <w:tc>
+          <w:tcPr>
+            <w:tcW w:w="3928" w:type="dxa"/>
+            <w:vAlign w:val="center"/>
+          </w:tcPr>
+          <w:p>
+            <w:pPr>
+              <w:pStyle w:val="Compact"/>
+              <w:spacing w:before="0" w:after="0" w:line="280" w:lineRule="exact"/>
+              <w:jc w:val="center"/>
+            </w:pPr>
+            <w:r>
+              <w:rPr>
+                <w:sz w:val="24"/>
+              </w:rPr>
+              <w:t>Класс</w:t>
+            </w:r>
+          </w:p>
+        </w:tc>
+        <w:tc>
+          <w:tcPr>
+            <w:tcW w:w="5426" w:type="dxa"/>
+            <w:vAlign w:val="center"/>
+          </w:tcPr>
+          <w:p>
+            <w:pPr>
+              <w:pStyle w:val="Compact"/>
+              <w:spacing w:before="0" w:after="0" w:line="280" w:lineRule="exact"/>
+              <w:jc w:val="center"/>
+            </w:pPr>
+            <w:r>
+              <w:rPr>
+                <w:sz w:val="24"/>
+              </w:rPr>
+              <w:t>прямой</w:t>
+            </w:r>
+          </w:p>
+        </w:tc>
+      </w:tr>
+      <w:tr>
+        <w:trPr>
+          <w:cantSplit/>
+          <w:jc w:val="center"/>
+        </w:trPr>
+        <w:tc>
+          <w:tcPr>
+            <w:tcW w:w="3928" w:type="dxa"/>
+            <w:vAlign w:val="center"/>
+          </w:tcPr>
+          <w:p>
+            <w:pPr>
+              <w:pStyle w:val="Compact"/>
+              <w:spacing w:before="0" w:after="0" w:line="280" w:lineRule="exact"/>
+              <w:jc w:val="center"/>
+            </w:pPr>
+            <w:r>
+              <w:rPr>
+                <w:sz w:val="24"/>
+              </w:rPr>
+              <w:t>Продукт</w:t>
+            </w:r>
+          </w:p>
+        </w:tc>
+        <w:tc>
+          <w:tcPr>
+            <w:tcW w:w="5426" w:type="dxa"/>
+            <w:vAlign w:val="center"/>
+          </w:tcPr>
+          <w:p>
+            <w:pPr>
+              <w:pStyle w:val="Compact"/>
+              <w:spacing w:before="0" w:after="0" w:line="280" w:lineRule="exact"/>
+              <w:jc w:val="center"/>
+            </w:pPr>
+            <w:r>
+              <w:rPr>
+                <w:i/>
+                <w:sz w:val="24"/>
+              </w:rPr>
+              <w:t>Arixcel</w:t>
+            </w:r>
+            <w:r>
+              <w:rPr>
+                <w:sz w:val="24"/>
+              </w:rPr>
+              <w:t xml:space="preserve"> </w:t>
+            </w:r>
+            <w:r>
+              <w:rPr>
+                <w:i/>
+                <w:sz w:val="24"/>
+              </w:rPr>
+              <w:t>Explorer</w:t>
+            </w:r>
+            <w:r>
+              <w:rPr>
+                <w:sz w:val="24"/>
+              </w:rPr>
+              <w:t xml:space="preserve"> - надстройка для аудита моделей</w:t>
+            </w:r>
+          </w:p>
+        </w:tc>
+      </w:tr>
+      <w:tr>
+        <w:trPr>
+          <w:cantSplit/>
+          <w:jc w:val="center"/>
+        </w:trPr>
+        <w:tc>
+          <w:tcPr>
+            <w:tcW w:w="3928" w:type="dxa"/>
+            <w:vAlign w:val="center"/>
+          </w:tcPr>
+          <w:p>
+            <w:pPr>
+              <w:pStyle w:val="Compact"/>
+              <w:spacing w:before="0" w:after="0" w:line="280" w:lineRule="exact"/>
+              <w:jc w:val="center"/>
+            </w:pPr>
+            <w:r>
+              <w:rPr>
+                <w:sz w:val="24"/>
+              </w:rPr>
+              <w:t>Целевая аудитория</w:t>
+            </w:r>
+          </w:p>
+        </w:tc>
+        <w:tc>
+          <w:tcPr>
+            <w:tcW w:w="5426" w:type="dxa"/>
+            <w:vAlign w:val="center"/>
+          </w:tcPr>
+          <w:p>
+            <w:pPr>
+              <w:pStyle w:val="Compact"/>
+              <w:spacing w:before="0" w:after="0" w:line="280" w:lineRule="exact"/>
+              <w:jc w:val="center"/>
+            </w:pPr>
+            <w:r>
+              <w:rPr>
+                <w:sz w:val="24"/>
+              </w:rPr>
+              <w:t>аналитики, моделисты</w:t>
+            </w:r>
+          </w:p>
+        </w:tc>
+      </w:tr>
+      <w:tr>
+        <w:trPr>
+          <w:cantSplit/>
+          <w:jc w:val="center"/>
+        </w:trPr>
+        <w:tc>
+          <w:tcPr>
+            <w:tcW w:w="3928" w:type="dxa"/>
+            <w:vAlign w:val="center"/>
+          </w:tcPr>
+          <w:p>
+            <w:pPr>
+              <w:pStyle w:val="Compact"/>
+              <w:spacing w:before="0" w:after="0" w:line="280" w:lineRule="exact"/>
+              <w:jc w:val="center"/>
+            </w:pPr>
+            <w:r>
+              <w:rPr>
+                <w:sz w:val="24"/>
+              </w:rPr>
+              <w:t>Цена</w:t>
+            </w:r>
+          </w:p>
+        </w:tc>
+        <w:tc>
+          <w:tcPr>
+            <w:tcW w:w="5426" w:type="dxa"/>
+            <w:vAlign w:val="center"/>
+          </w:tcPr>
+          <w:p>
+            <w:pPr>
+              <w:pStyle w:val="Compact"/>
+              <w:spacing w:before="0" w:after="0" w:line="280" w:lineRule="exact"/>
+              <w:jc w:val="center"/>
+            </w:pPr>
+            <w:r>
+              <w:rPr>
+                <w:sz w:val="24"/>
+              </w:rPr>
+              <w:t xml:space="preserve">2,75 </w:t>
+            </w:r>
+            <w:r>
+              <w:rPr>
+                <w:i/>
+                <w:sz w:val="24"/>
+              </w:rPr>
+              <w:t>GBP</w:t>
+            </w:r>
+            <w:r>
+              <w:rPr>
+                <w:sz w:val="24"/>
+              </w:rPr>
+              <w:t xml:space="preserve"> за пользователя в месяц, лицензия на 12-36 месяцев (страница производителя)</w:t>
+            </w:r>
+          </w:p>
+        </w:tc>
+      </w:tr>
+      <w:tr>
+        <w:trPr>
+          <w:cantSplit/>
+          <w:jc w:val="center"/>
+        </w:trPr>
+        <w:tc>
+          <w:tcPr>
+            <w:tcW w:w="3928" w:type="dxa"/>
+            <w:vAlign w:val="center"/>
+          </w:tcPr>
+          <w:p>
+            <w:pPr>
+              <w:pStyle w:val="Compact"/>
+              <w:spacing w:before="0" w:after="0" w:line="280" w:lineRule="exact"/>
+              <w:jc w:val="center"/>
+            </w:pPr>
+            <w:r>
+              <w:rPr>
+                <w:sz w:val="24"/>
+              </w:rPr>
+              <w:t>Трафик</w:t>
+            </w:r>
+          </w:p>
+        </w:tc>
+        <w:tc>
+          <w:tcPr>
+            <w:tcW w:w="5426" w:type="dxa"/>
+            <w:vAlign w:val="center"/>
+          </w:tcPr>
+          <w:p>
+            <w:pPr>
+              <w:pStyle w:val="Compact"/>
+              <w:spacing w:before="0" w:after="0" w:line="280" w:lineRule="exact"/>
+              <w:jc w:val="center"/>
+            </w:pPr>
+            <w:r>
+              <w:rPr>
+                <w:sz w:val="24"/>
+              </w:rPr>
+              <w:t>17 824 визитов в месяц, мировой ранг 1 588 798</w:t>
+            </w:r>
+          </w:p>
+        </w:tc>
+      </w:tr>
+      <w:tr>
+        <w:trPr>
+          <w:cantSplit/>
+          <w:jc w:val="center"/>
+        </w:trPr>
+        <w:tc>
+          <w:tcPr>
+            <w:tcW w:w="3928" w:type="dxa"/>
+            <w:vAlign w:val="center"/>
+          </w:tcPr>
+          <w:p>
+            <w:pPr>
+              <w:pStyle w:val="Compact"/>
+              <w:spacing w:before="0" w:after="0" w:line="280" w:lineRule="exact"/>
+              <w:jc w:val="center"/>
+            </w:pPr>
+            <w:r>
+              <w:rPr>
+                <w:sz w:val="24"/>
+              </w:rPr>
+              <w:t>Каналы</w:t>
+            </w:r>
+          </w:p>
+        </w:tc>
+        <w:tc>
+          <w:tcPr>
+            <w:tcW w:w="5426" w:type="dxa"/>
+            <w:vAlign w:val="center"/>
+          </w:tcPr>
+          <w:p>
+            <w:pPr>
+              <w:pStyle w:val="Compact"/>
+              <w:spacing w:before="0" w:after="0" w:line="280" w:lineRule="exact"/>
+              <w:jc w:val="center"/>
+            </w:pPr>
+            <w:r>
+              <w:rPr>
+                <w:sz w:val="24"/>
+              </w:rPr>
+              <w:t>прямые 39 %, органика 33 %, рефералы 11 %</w:t>
+            </w:r>
+          </w:p>
+        </w:tc>
+      </w:tr>
+      <w:tr>
+        <w:trPr>
+          <w:cantSplit/>
+          <w:jc w:val="center"/>
+        </w:trPr>
+        <w:tc>
+          <w:tcPr>
+            <w:tcW w:w="3928" w:type="dxa"/>
+            <w:vAlign w:val="center"/>
+          </w:tcPr>
+          <w:p>
+            <w:pPr>
+              <w:pStyle w:val="Compact"/>
+              <w:spacing w:before="0" w:after="0" w:line="280" w:lineRule="exact"/>
+              <w:jc w:val="center"/>
+            </w:pPr>
+            <w:r>
+              <w:rPr>
+                <w:sz w:val="24"/>
+              </w:rPr>
+              <w:t>География</w:t>
+            </w:r>
+          </w:p>
+        </w:tc>
+        <w:tc>
+          <w:tcPr>
+            <w:tcW w:w="5426" w:type="dxa"/>
+            <w:vAlign w:val="center"/>
+          </w:tcPr>
+          <w:p>
+            <w:pPr>
+              <w:pStyle w:val="Compact"/>
+              <w:spacing w:before="0" w:after="0" w:line="280" w:lineRule="exact"/>
+              <w:jc w:val="center"/>
+            </w:pPr>
+            <w:r>
+              <w:rPr>
+                <w:i/>
+                <w:sz w:val="24"/>
+              </w:rPr>
+              <w:t>US</w:t>
+            </w:r>
+            <w:r>
+              <w:rPr>
+                <w:sz w:val="24"/>
+              </w:rPr>
+              <w:t xml:space="preserve"> 28 %, </w:t>
+            </w:r>
+            <w:r>
+              <w:rPr>
+                <w:i/>
+                <w:sz w:val="24"/>
+              </w:rPr>
+              <w:t>AU</w:t>
+            </w:r>
+            <w:r>
+              <w:rPr>
+                <w:sz w:val="24"/>
+              </w:rPr>
+              <w:t xml:space="preserve"> 22 %, </w:t>
+            </w:r>
+            <w:r>
+              <w:rPr>
+                <w:i/>
+                <w:sz w:val="24"/>
+              </w:rPr>
+              <w:t>JP</w:t>
+            </w:r>
+            <w:r>
+              <w:rPr>
+                <w:sz w:val="24"/>
+              </w:rPr>
+              <w:t xml:space="preserve"> 11 %</w:t>
+            </w:r>
+          </w:p>
+        </w:tc>
+      </w:tr>
+      <w:tr>
+        <w:trPr>
+          <w:cantSplit/>
+          <w:jc w:val="center"/>
+        </w:trPr>
+        <w:tc>
+          <w:tcPr>
+            <w:tcW w:w="3928" w:type="dxa"/>
+            <w:vAlign w:val="center"/>
+          </w:tcPr>
+          <w:p>
+            <w:pPr>
+              <w:pStyle w:val="Compact"/>
+              <w:spacing w:before="0" w:after="0" w:line="280" w:lineRule="exact"/>
+              <w:jc w:val="center"/>
+            </w:pPr>
+            <w:r>
+              <w:rPr>
+                <w:sz w:val="24"/>
+              </w:rPr>
+              <w:t>Сильные стороны</w:t>
+            </w:r>
+          </w:p>
+        </w:tc>
+        <w:tc>
+          <w:tcPr>
+            <w:tcW w:w="5426" w:type="dxa"/>
+            <w:vAlign w:val="center"/>
+          </w:tcPr>
+          <w:p>
+            <w:pPr>
+              <w:pStyle w:val="Compact"/>
+              <w:spacing w:before="0" w:after="0" w:line="280" w:lineRule="exact"/>
+              <w:jc w:val="center"/>
+            </w:pPr>
+            <w:r>
+              <w:rPr>
+                <w:sz w:val="24"/>
+              </w:rPr>
+              <w:t>надстройка для навиг</w:t>
+            </w:r>
+            <w:r>
+              <w:rPr>
+                <w:sz w:val="24"/>
+              </w:rPr>
+              <w:t>ации и аудита сложных моделей, США 28 % и Австралия 22 % трафика</w:t>
+            </w:r>
+          </w:p>
+        </w:tc>
+      </w:tr>
+      <w:tr>
+        <w:trPr>
+          <w:cantSplit/>
+          <w:jc w:val="center"/>
+        </w:trPr>
+        <w:tc>
+          <w:tcPr>
+            <w:tcW w:w="3928" w:type="dxa"/>
+            <w:vAlign w:val="center"/>
+          </w:tcPr>
+          <w:p>
+            <w:pPr>
+              <w:pStyle w:val="Compact"/>
+              <w:spacing w:before="0" w:after="0" w:line="280" w:lineRule="exact"/>
+              <w:jc w:val="center"/>
+            </w:pPr>
+            <w:r>
+              <w:rPr>
+                <w:sz w:val="24"/>
+              </w:rPr>
+              <w:t xml:space="preserve">Слабые стороны и возможность для </w:t>
+            </w:r>
+            <w:r>
+              <w:rPr>
+                <w:i/>
+                <w:sz w:val="24"/>
+              </w:rPr>
+              <w:t>TableMind</w:t>
+            </w:r>
+          </w:p>
+        </w:tc>
+        <w:tc>
+          <w:tcPr>
+            <w:tcW w:w="5426" w:type="dxa"/>
+            <w:vAlign w:val="center"/>
+          </w:tcPr>
+          <w:p>
+            <w:pPr>
+              <w:pStyle w:val="Compact"/>
+              <w:spacing w:before="0" w:after="0" w:line="280" w:lineRule="exact"/>
+              <w:jc w:val="center"/>
+            </w:pPr>
+            <w:r>
+              <w:rPr>
+                <w:sz w:val="24"/>
+              </w:rPr>
+              <w:t xml:space="preserve">один отзыв на </w:t>
+            </w:r>
+            <w:r>
+              <w:rPr>
+                <w:i/>
+                <w:sz w:val="24"/>
+              </w:rPr>
+              <w:t>G2</w:t>
+            </w:r>
+            <w:r>
+              <w:rPr>
+                <w:sz w:val="24"/>
+              </w:rPr>
+              <w:t xml:space="preserve"> (4,0), малый трафик; нет облачной проверки и </w:t>
+            </w:r>
+            <w:r>
+              <w:rPr>
+                <w:i/>
+                <w:sz w:val="24"/>
+              </w:rPr>
+              <w:t>AI</w:t>
+            </w:r>
+            <w:r>
+              <w:rPr>
+                <w:sz w:val="24"/>
+              </w:rPr>
+              <w:t>-пояснений</w:t>
+            </w:r>
+          </w:p>
+        </w:tc>
+      </w:tr>
+    </w:tbl>
+    <w:p>
+      <w:pPr>
+        <w:pStyle w:val="FirstParagraph"/>
+        <w:spacing w:before="0" w:after="0" w:line="360" w:lineRule="exact"/>
+        <w:ind w:firstLine="709"/>
+        <w:jc w:val="both"/>
+      </w:pPr>
+      <w:r>
+        <w:rPr>
+          <w:sz w:val="28"/>
+        </w:rPr>
+        <w:t xml:space="preserve">Карточка </w:t>
+      </w:r>
+      <w:r>
+        <w:rPr>
+          <w:i/>
+          <w:sz w:val="28"/>
+        </w:rPr>
+        <w:t>Arixcel</w:t>
+      </w:r>
+      <w:r>
+        <w:rPr>
+          <w:sz w:val="28"/>
+        </w:rPr>
+        <w:t xml:space="preserve"> показывает, что именно он забирает у рынка и где у </w:t>
+      </w:r>
+      <w:r>
+        <w:rPr>
+          <w:i/>
+          <w:sz w:val="28"/>
+        </w:rPr>
+        <w:t>TableMind</w:t>
+      </w:r>
+      <w:r>
+        <w:rPr>
+          <w:sz w:val="28"/>
+        </w:rPr>
+        <w:t xml:space="preserve"> остается место: один отзыв на </w:t>
+      </w:r>
+      <w:r>
+        <w:rPr>
+          <w:i/>
+          <w:sz w:val="28"/>
+        </w:rPr>
+        <w:t>G2</w:t>
+      </w:r>
+      <w:r>
+        <w:rPr>
+          <w:sz w:val="28"/>
+        </w:rPr>
+        <w:t xml:space="preserve"> (4,0), малый трафик; нет облачной проверки и </w:t>
+      </w:r>
+      <w:r>
+        <w:rPr>
+          <w:i/>
+          <w:sz w:val="28"/>
+        </w:rPr>
+        <w:t>AI</w:t>
+      </w:r>
+      <w:r>
+        <w:rPr>
+          <w:sz w:val="28"/>
+        </w:rPr>
+        <w:t>-пояснений.</w:t>
+      </w:r>
+    </w:p>
+    <w:p>
+      <w:pPr>
+        <w:pStyle w:val="a0"/>
+        <w:spacing w:before="0" w:after="0" w:line="360" w:lineRule="exact"/>
+        <w:ind w:firstLine="709"/>
+        <w:jc w:val="both"/>
+      </w:pPr>
+      <w:r>
+        <w:rPr>
+          <w:sz w:val="28"/>
+        </w:rPr>
+        <w:t xml:space="preserve">В таблице 15 представлено: карточка конкурента </w:t>
+      </w:r>
+      <w:r>
+        <w:rPr>
+          <w:i/>
+          <w:sz w:val="28"/>
+        </w:rPr>
+        <w:t>Shortcut</w:t>
+      </w:r>
+      <w:r>
+        <w:rPr>
+          <w:sz w:val="28"/>
+        </w:rPr>
+        <w:t>.</w:t>
+      </w:r>
+    </w:p>
+    <w:p>
+      <w:pPr>
+        <w:pStyle w:val="a0"/>
+        <w:keepNext/>
+        <w:spacing w:before="0" w:after="0" w:line="360" w:lineRule="exact"/>
+      </w:pPr>
+      <w:r>
+        <w:rPr>
+          <w:sz w:val="28"/>
+        </w:rPr>
+        <w:t xml:space="preserve">Таблица 15 – Карточка конкурента </w:t>
+      </w:r>
+      <w:r>
+        <w:rPr>
+          <w:i/>
+          <w:sz w:val="28"/>
+        </w:rPr>
+        <w:t>Shortcut</w:t>
       </w:r>
     </w:p>
     <w:tbl>
@@ -17389,7 +18233,7 @@
                 <w:i/>
                 <w:sz w:val="24"/>
               </w:rPr>
-              <w:t>arixcel.com</w:t>
+              <w:t>shortcut.ai</w:t>
             </w:r>
           </w:p>
         </w:tc>
@@ -17433,7 +18277,7 @@
               <w:rPr>
                 <w:sz w:val="24"/>
               </w:rPr>
-              <w:t>прямой</w:t>
+              <w:t>частичный</w:t>
             </w:r>
           </w:p>
         </w:tc>
@@ -17478,26 +18322,13 @@
                 <w:i/>
                 <w:sz w:val="24"/>
               </w:rPr>
-              <w:t>Arixcel</w:t>
-            </w:r>
-            <w:r>
-              <w:rPr>
-                <w:sz w:val="24"/>
-              </w:rPr>
-              <w:t xml:space="preserve"> </w:t>
-            </w:r>
-            <w:r>
-              <w:rPr>
-                <w:i/>
-                <w:sz w:val="24"/>
-              </w:rPr>
-              <w:t>Explorer</w:t>
-            </w:r>
-            <w:r>
-              <w:rPr>
-                <w:sz w:val="24"/>
-              </w:rPr>
-              <w:t xml:space="preserve"> - надстройка для аудита моделей</w:t>
+              <w:t>AI</w:t>
+            </w:r>
+            <w:r>
+              <w:rPr>
+                <w:sz w:val="24"/>
+              </w:rPr>
+              <w:t>-агент, создающий и правящий таблицы</w:t>
             </w:r>
           </w:p>
         </w:tc>
@@ -17541,7 +18372,7 @@
               <w:rPr>
                 <w:sz w:val="24"/>
               </w:rPr>
-              <w:t>аналитики, моделисты</w:t>
+              <w:t>финансовые аналитики и консультанты</w:t>
             </w:r>
           </w:p>
         </w:tc>
@@ -17583,9 +18414,68 @@
             </w:pPr>
             <w:r>
               <w:rPr>
-                <w:sz w:val="24"/>
-              </w:rPr>
-              <w:t>не опубликована (ДОСНЯТЬ)</w:t>
+                <w:i/>
+                <w:sz w:val="24"/>
+              </w:rPr>
+              <w:t>Pro</w:t>
+            </w:r>
+            <w:r>
+              <w:rPr>
+                <w:sz w:val="24"/>
+              </w:rPr>
+              <w:t xml:space="preserve"> 100 </w:t>
+            </w:r>
+            <w:r>
+              <w:rPr>
+                <w:i/>
+                <w:sz w:val="24"/>
+              </w:rPr>
+              <w:t>USD</w:t>
+            </w:r>
+            <w:r>
+              <w:rPr>
+                <w:sz w:val="24"/>
+              </w:rPr>
+              <w:t xml:space="preserve"> в месяц, </w:t>
+            </w:r>
+            <w:r>
+              <w:rPr>
+                <w:i/>
+                <w:sz w:val="24"/>
+              </w:rPr>
+              <w:t>Teams</w:t>
+            </w:r>
+            <w:r>
+              <w:rPr>
+                <w:sz w:val="24"/>
+              </w:rPr>
+              <w:t xml:space="preserve"> 320 </w:t>
+            </w:r>
+            <w:r>
+              <w:rPr>
+                <w:i/>
+                <w:sz w:val="24"/>
+              </w:rPr>
+              <w:t>USD</w:t>
+            </w:r>
+            <w:r>
+              <w:rPr>
+                <w:sz w:val="24"/>
+              </w:rPr>
+              <w:t xml:space="preserve"> + 100 </w:t>
+            </w:r>
+            <w:r>
+              <w:rPr>
+                <w:i/>
+                <w:sz w:val="24"/>
+              </w:rPr>
+              <w:t>USD</w:t>
+            </w:r>
+            <w:r>
+              <w:rPr>
+                <w:sz w:val="24"/>
+              </w:rPr>
+              <w:t xml:space="preserve"> за место [15]</w:t>
             </w:r>
           </w:p>
         </w:tc>
@@ -17629,7 +18519,7 @@
               <w:rPr>
                 <w:sz w:val="24"/>
               </w:rPr>
-              <w:t>17 824 визитов в месяц, мировой ранг 1 588 798</w:t>
+              <w:t>154 111 визитов в месяц, мировой ранг 278 471</w:t>
             </w:r>
           </w:p>
         </w:tc>
@@ -17673,7 +18563,7 @@
               <w:rPr>
                 <w:sz w:val="24"/>
               </w:rPr>
-              <w:t>прямые 39 %, органика 33 %, рефералы 11 %</w:t>
+              <w:t>прямые 56 %, органика 32 %, рефералы 6 %</w:t>
             </w:r>
           </w:p>
         </w:tc>
@@ -17724,19 +18614,6 @@
               <w:rPr>
                 <w:sz w:val="24"/>
               </w:rPr>
-              <w:t xml:space="preserve"> 28 %, </w:t>
-            </w:r>
-            <w:r>
-              <w:rPr>
-                <w:i/>
-                <w:sz w:val="24"/>
-              </w:rPr>
-              <w:t>AU</w:t>
-            </w:r>
-            <w:r>
-              <w:rPr>
-                <w:sz w:val="24"/>
-              </w:rPr>
               <w:t xml:space="preserve"> 22 %, </w:t>
             </w:r>
             <w:r>
@@ -17744,13 +18621,26 @@
                 <w:i/>
                 <w:sz w:val="24"/>
               </w:rPr>
-              <w:t>JP</w:t>
-            </w:r>
-            <w:r>
-              <w:rPr>
-                <w:sz w:val="24"/>
-              </w:rPr>
-              <w:t xml:space="preserve"> 11 %</w:t>
+              <w:t>IN</w:t>
+            </w:r>
+            <w:r>
+              <w:rPr>
+                <w:sz w:val="24"/>
+              </w:rPr>
+              <w:t xml:space="preserve"> 9 %, </w:t>
+            </w:r>
+            <w:r>
+              <w:rPr>
+                <w:i/>
+                <w:sz w:val="24"/>
+              </w:rPr>
+              <w:t>BR</w:t>
+            </w:r>
+            <w:r>
+              <w:rPr>
+                <w:sz w:val="24"/>
+              </w:rPr>
+              <w:t xml:space="preserve"> 7 %</w:t>
             </w:r>
           </w:p>
         </w:tc>
@@ -17792,15 +18682,42 @@
             </w:pPr>
             <w:r>
               <w:rPr>
-                <w:sz w:val="24"/>
-              </w:rPr>
-              <w:t>надстройка для навигации и аудита сложных моделей, США 28 % и Австралия</w:t>
-            </w:r>
-            <w:r>
-              <w:rPr>
-                <w:sz w:val="24"/>
-              </w:rPr>
-              <w:t xml:space="preserve"> 22 % трафика</w:t>
+                <w:i/>
+                <w:sz w:val="24"/>
+              </w:rPr>
+              <w:t>AI</w:t>
+            </w:r>
+            <w:r>
+              <w:rPr>
+                <w:sz w:val="24"/>
+              </w:rPr>
+              <w:t xml:space="preserve">-агент в </w:t>
+            </w:r>
+            <w:r>
+              <w:rPr>
+                <w:i/>
+                <w:sz w:val="24"/>
+              </w:rPr>
+              <w:t>Excel</w:t>
+            </w:r>
+            <w:r>
+              <w:rPr>
+                <w:sz w:val="24"/>
+              </w:rPr>
+              <w:t xml:space="preserve"> и </w:t>
+            </w:r>
+            <w:r>
+              <w:rPr>
+                <w:i/>
+                <w:sz w:val="24"/>
+              </w:rPr>
+              <w:t>Sheets</w:t>
+            </w:r>
+            <w:r>
+              <w:rPr>
+                <w:sz w:val="24"/>
+              </w:rPr>
+              <w:t>, высокая доля прямых заходов, большой трафик</w:t>
             </w:r>
           </w:p>
         </w:tc>
@@ -17832,7 +18749,14 @@
                 <w:i/>
                 <w:sz w:val="24"/>
               </w:rPr>
-              <w:t>TableMind</w:t>
+              <w:t>Tabl</w:t>
+            </w:r>
+            <w:r>
+              <w:rPr>
+                <w:i/>
+                <w:sz w:val="24"/>
+              </w:rPr>
+              <w:t>eMind</w:t>
             </w:r>
           </w:p>
         </w:tc>
@@ -17851,7 +18775,7 @@
               <w:rPr>
                 <w:sz w:val="24"/>
               </w:rPr>
-              <w:t xml:space="preserve">один отзыв на </w:t>
+              <w:t xml:space="preserve">дорогие тарифы, нет карточки на </w:t>
             </w:r>
             <w:r>
               <w:rPr>
@@ -17864,20 +18788,7 @@
               <w:rPr>
                 <w:sz w:val="24"/>
               </w:rPr>
-              <w:t xml:space="preserve"> (4,0), малый трафик; нет облачной проверки и </w:t>
-            </w:r>
-            <w:r>
-              <w:rPr>
-                <w:i/>
-                <w:sz w:val="24"/>
-              </w:rPr>
-              <w:t>AI</w:t>
-            </w:r>
-            <w:r>
-              <w:rPr>
-                <w:sz w:val="24"/>
-              </w:rPr>
-              <w:t>-пояснений</w:t>
+              <w:t>, результат требует проверки: пространство для независимой проверки</w:t>
             </w:r>
           </w:p>
         </w:tc>
@@ -17894,788 +18805,7 @@
         <w:rPr>
           <w:sz w:val="28"/>
         </w:rPr>
-        <w:t xml:space="preserve">Карточка </w:t>
-      </w:r>
-      <w:r>
-        <w:rPr>
-          <w:i/>
-          <w:sz w:val="28"/>
-        </w:rPr>
-        <w:t>Arixcel</w:t>
-      </w:r>
-      <w:r>
-        <w:rPr>
-          <w:sz w:val="28"/>
-        </w:rPr>
-        <w:t xml:space="preserve"> показывает, что именно он забирает у рынка и где у </w:t>
-      </w:r>
-      <w:r>
-        <w:rPr>
-          <w:i/>
-          <w:sz w:val="28"/>
-        </w:rPr>
-        <w:t>TableMind</w:t>
-      </w:r>
-      <w:r>
-        <w:rPr>
-          <w:sz w:val="28"/>
-        </w:rPr>
-        <w:t xml:space="preserve"> остается место: один отзыв на </w:t>
-      </w:r>
-      <w:r>
-        <w:rPr>
-          <w:i/>
-          <w:sz w:val="28"/>
-        </w:rPr>
-        <w:t>G2</w:t>
-      </w:r>
-      <w:r>
-        <w:rPr>
-          <w:sz w:val="28"/>
-        </w:rPr>
-        <w:t xml:space="preserve"> (4,0), малый трафик; нет облачной проверки и </w:t>
-      </w:r>
-      <w:r>
-        <w:rPr>
-          <w:i/>
-          <w:sz w:val="28"/>
-        </w:rPr>
-        <w:t>AI</w:t>
-      </w:r>
-      <w:r>
-        <w:rPr>
-          <w:sz w:val="28"/>
-        </w:rPr>
-        <w:t>-пояснений.</w:t>
-      </w:r>
-    </w:p>
-    <w:p>
-      <w:pPr>
-        <w:pStyle w:val="a0"/>
-        <w:spacing w:before="0" w:after="0" w:line="360" w:lineRule="exact"/>
-        <w:ind w:firstLine="709"/>
-        <w:jc w:val="both"/>
-      </w:pPr>
-      <w:r>
-        <w:rPr>
-          <w:sz w:val="28"/>
-        </w:rPr>
-        <w:t xml:space="preserve">В таблице 15 представлено: карточка конкурента </w:t>
-      </w:r>
-      <w:r>
-        <w:rPr>
-          <w:i/>
-          <w:sz w:val="28"/>
-        </w:rPr>
-        <w:t>Shortcut</w:t>
-      </w:r>
-      <w:r>
-        <w:rPr>
-          <w:sz w:val="28"/>
-        </w:rPr>
-        <w:t>.</w:t>
-      </w:r>
-    </w:p>
-    <w:p>
-      <w:pPr>
-        <w:pStyle w:val="a0"/>
-        <w:keepNext/>
-        <w:spacing w:before="0" w:after="0" w:line="360" w:lineRule="exact"/>
-      </w:pPr>
-      <w:r>
-        <w:rPr>
-          <w:sz w:val="28"/>
-        </w:rPr>
-        <w:t xml:space="preserve">Таблица 15 – Карточка конкурента </w:t>
-      </w:r>
-      <w:r>
-        <w:rPr>
-          <w:i/>
-          <w:sz w:val="28"/>
-        </w:rPr>
-        <w:t>Shortcut</w:t>
-      </w:r>
-    </w:p>
-    <w:tbl>
-      <w:tblPr>
-        <w:tblStyle w:val="Table"/>
-        <w:tblW w:w="9355" w:type="dxa"/>
-        <w:jc w:val="center"/>
-        <w:tblBorders>
-          <w:top w:val="single" w:sz="4" w:space="0" w:color="000000"/>
-          <w:left w:val="single" w:sz="4" w:space="0" w:color="000000"/>
-          <w:bottom w:val="single" w:sz="4" w:space="0" w:color="000000"/>
-          <w:right w:val="single" w:sz="4" w:space="0" w:color="000000"/>
-          <w:insideH w:val="single" w:sz="4" w:space="0" w:color="000000"/>
-          <w:insideV w:val="single" w:sz="4" w:space="0" w:color="000000"/>
-        </w:tblBorders>
-        <w:tblLayout w:type="fixed"/>
-        <w:tblLook w:val="0020" w:firstRow="1" w:lastRow="0" w:firstColumn="0" w:lastColumn="0" w:noHBand="0" w:noVBand="0"/>
-      </w:tblPr>
-      <w:tblGrid>
-        <w:gridCol w:w="4022"/>
-        <w:gridCol w:w="5333"/>
-      </w:tblGrid>
-      <w:tr>
-        <w:trPr>
-          <w:cnfStyle w:val="100000000000" w:firstRow="1" w:lastRow="0" w:firstColumn="0" w:lastColumn="0" w:oddVBand="0" w:evenVBand="0" w:oddHBand="0" w:evenHBand="0" w:firstRowFirstColumn="0" w:firstRowLastColumn="0" w:lastRowFirstColumn="0" w:lastRowLastColumn="0"/>
-          <w:cantSplit/>
-          <w:tblHeader/>
-          <w:jc w:val="center"/>
-        </w:trPr>
-        <w:tc>
-          <w:tcPr>
-            <w:tcW w:w="4022" w:type="dxa"/>
-            <w:vAlign w:val="center"/>
-          </w:tcPr>
-          <w:p>
-            <w:pPr>
-              <w:pStyle w:val="Compact"/>
-              <w:spacing w:before="0" w:after="0" w:line="280" w:lineRule="exact"/>
-              <w:jc w:val="center"/>
-            </w:pPr>
-            <w:r>
-              <w:rPr>
-                <w:b/>
-                <w:sz w:val="24"/>
-              </w:rPr>
-              <w:t>Поле</w:t>
-            </w:r>
-          </w:p>
-        </w:tc>
-        <w:tc>
-          <w:tcPr>
-            <w:tcW w:w="5333" w:type="dxa"/>
-            <w:vAlign w:val="center"/>
-          </w:tcPr>
-          <w:p>
-            <w:pPr>
-              <w:pStyle w:val="Compact"/>
-              <w:spacing w:before="0" w:after="0" w:line="280" w:lineRule="exact"/>
-              <w:jc w:val="center"/>
-            </w:pPr>
-            <w:r>
-              <w:rPr>
-                <w:b/>
-                <w:sz w:val="24"/>
-              </w:rPr>
-              <w:t>Содержание</w:t>
-            </w:r>
-          </w:p>
-        </w:tc>
-      </w:tr>
-      <w:tr>
-        <w:trPr>
-          <w:cantSplit/>
-          <w:jc w:val="center"/>
-        </w:trPr>
-        <w:tc>
-          <w:tcPr>
-            <w:tcW w:w="4022" w:type="dxa"/>
-            <w:vAlign w:val="center"/>
-          </w:tcPr>
-          <w:p>
-            <w:pPr>
-              <w:pStyle w:val="Compact"/>
-              <w:spacing w:before="0" w:after="0" w:line="280" w:lineRule="exact"/>
-              <w:jc w:val="center"/>
-            </w:pPr>
-            <w:r>
-              <w:rPr>
-                <w:sz w:val="24"/>
-              </w:rPr>
-              <w:t>Домен</w:t>
-            </w:r>
-          </w:p>
-        </w:tc>
-        <w:tc>
-          <w:tcPr>
-            <w:tcW w:w="5333" w:type="dxa"/>
-            <w:vAlign w:val="center"/>
-          </w:tcPr>
-          <w:p>
-            <w:pPr>
-              <w:pStyle w:val="Compact"/>
-              <w:spacing w:before="0" w:after="0" w:line="280" w:lineRule="exact"/>
-              <w:jc w:val="center"/>
-            </w:pPr>
-            <w:r>
-              <w:rPr>
-                <w:i/>
-                <w:sz w:val="24"/>
-              </w:rPr>
-              <w:t>shortcut.ai</w:t>
-            </w:r>
-          </w:p>
-        </w:tc>
-      </w:tr>
-      <w:tr>
-        <w:trPr>
-          <w:cantSplit/>
-          <w:jc w:val="center"/>
-        </w:trPr>
-        <w:tc>
-          <w:tcPr>
-            <w:tcW w:w="4022" w:type="dxa"/>
-            <w:vAlign w:val="center"/>
-          </w:tcPr>
-          <w:p>
-            <w:pPr>
-              <w:pStyle w:val="Compact"/>
-              <w:spacing w:before="0" w:after="0" w:line="280" w:lineRule="exact"/>
-              <w:jc w:val="center"/>
-            </w:pPr>
-            <w:r>
-              <w:rPr>
-                <w:sz w:val="24"/>
-              </w:rPr>
-              <w:t>Класс</w:t>
-            </w:r>
-          </w:p>
-        </w:tc>
-        <w:tc>
-          <w:tcPr>
-            <w:tcW w:w="5333" w:type="dxa"/>
-            <w:vAlign w:val="center"/>
-          </w:tcPr>
-          <w:p>
-            <w:pPr>
-              <w:pStyle w:val="Compact"/>
-              <w:spacing w:before="0" w:after="0" w:line="280" w:lineRule="exact"/>
-              <w:jc w:val="center"/>
-            </w:pPr>
-            <w:r>
-              <w:rPr>
-                <w:sz w:val="24"/>
-              </w:rPr>
-              <w:t>частичный</w:t>
-            </w:r>
-          </w:p>
-        </w:tc>
-      </w:tr>
-      <w:tr>
-        <w:trPr>
-          <w:cantSplit/>
-          <w:jc w:val="center"/>
-        </w:trPr>
-        <w:tc>
-          <w:tcPr>
-            <w:tcW w:w="4022" w:type="dxa"/>
-            <w:vAlign w:val="center"/>
-          </w:tcPr>
-          <w:p>
-            <w:pPr>
-              <w:pStyle w:val="Compact"/>
-              <w:spacing w:before="0" w:after="0" w:line="280" w:lineRule="exact"/>
-              <w:jc w:val="center"/>
-            </w:pPr>
-            <w:r>
-              <w:rPr>
-                <w:sz w:val="24"/>
-              </w:rPr>
-              <w:t>Продукт</w:t>
-            </w:r>
-          </w:p>
-        </w:tc>
-        <w:tc>
-          <w:tcPr>
-            <w:tcW w:w="5333" w:type="dxa"/>
-            <w:vAlign w:val="center"/>
-          </w:tcPr>
-          <w:p>
-            <w:pPr>
-              <w:pStyle w:val="Compact"/>
-              <w:spacing w:before="0" w:after="0" w:line="280" w:lineRule="exact"/>
-              <w:jc w:val="center"/>
-            </w:pPr>
-            <w:r>
-              <w:rPr>
-                <w:i/>
-                <w:sz w:val="24"/>
-              </w:rPr>
-              <w:t>AI</w:t>
-            </w:r>
-            <w:r>
-              <w:rPr>
-                <w:sz w:val="24"/>
-              </w:rPr>
-              <w:t>-агент, создающий и правящий таблицы</w:t>
-            </w:r>
-          </w:p>
-        </w:tc>
-      </w:tr>
-      <w:tr>
-        <w:trPr>
-          <w:cantSplit/>
-          <w:jc w:val="center"/>
-        </w:trPr>
-        <w:tc>
-          <w:tcPr>
-            <w:tcW w:w="4022" w:type="dxa"/>
-            <w:vAlign w:val="center"/>
-          </w:tcPr>
-          <w:p>
-            <w:pPr>
-              <w:pStyle w:val="Compact"/>
-              <w:spacing w:before="0" w:after="0" w:line="280" w:lineRule="exact"/>
-              <w:jc w:val="center"/>
-            </w:pPr>
-            <w:r>
-              <w:rPr>
-                <w:sz w:val="24"/>
-              </w:rPr>
-              <w:t>Целевая аудитория</w:t>
-            </w:r>
-          </w:p>
-        </w:tc>
-        <w:tc>
-          <w:tcPr>
-            <w:tcW w:w="5333" w:type="dxa"/>
-            <w:vAlign w:val="center"/>
-          </w:tcPr>
-          <w:p>
-            <w:pPr>
-              <w:pStyle w:val="Compact"/>
-              <w:spacing w:before="0" w:after="0" w:line="280" w:lineRule="exact"/>
-              <w:jc w:val="center"/>
-            </w:pPr>
-            <w:r>
-              <w:rPr>
-                <w:sz w:val="24"/>
-              </w:rPr>
-              <w:t>финансовые аналитики и консультанты</w:t>
-            </w:r>
-          </w:p>
-        </w:tc>
-      </w:tr>
-      <w:tr>
-        <w:trPr>
-          <w:cantSplit/>
-          <w:jc w:val="center"/>
-        </w:trPr>
-        <w:tc>
-          <w:tcPr>
-            <w:tcW w:w="4022" w:type="dxa"/>
-            <w:vAlign w:val="center"/>
-          </w:tcPr>
-          <w:p>
-            <w:pPr>
-              <w:pStyle w:val="Compact"/>
-              <w:spacing w:before="0" w:after="0" w:line="280" w:lineRule="exact"/>
-              <w:jc w:val="center"/>
-            </w:pPr>
-            <w:r>
-              <w:rPr>
-                <w:sz w:val="24"/>
-              </w:rPr>
-              <w:t>Цена</w:t>
-            </w:r>
-          </w:p>
-        </w:tc>
-        <w:tc>
-          <w:tcPr>
-            <w:tcW w:w="5333" w:type="dxa"/>
-            <w:vAlign w:val="center"/>
-          </w:tcPr>
-          <w:p>
-            <w:pPr>
-              <w:pStyle w:val="Compact"/>
-              <w:spacing w:before="0" w:after="0" w:line="280" w:lineRule="exact"/>
-              <w:jc w:val="center"/>
-            </w:pPr>
-            <w:r>
-              <w:rPr>
-                <w:i/>
-                <w:sz w:val="24"/>
-              </w:rPr>
-              <w:t>Pro</w:t>
-            </w:r>
-            <w:r>
-              <w:rPr>
-                <w:sz w:val="24"/>
-              </w:rPr>
-              <w:t xml:space="preserve"> 100 </w:t>
-            </w:r>
-            <w:r>
-              <w:rPr>
-                <w:i/>
-                <w:sz w:val="24"/>
-              </w:rPr>
-              <w:t>USD</w:t>
-            </w:r>
-            <w:r>
-              <w:rPr>
-                <w:sz w:val="24"/>
-              </w:rPr>
-              <w:t xml:space="preserve"> в месяц, </w:t>
-            </w:r>
-            <w:r>
-              <w:rPr>
-                <w:i/>
-                <w:sz w:val="24"/>
-              </w:rPr>
-              <w:t>Teams</w:t>
-            </w:r>
-            <w:r>
-              <w:rPr>
-                <w:sz w:val="24"/>
-              </w:rPr>
-              <w:t xml:space="preserve"> 320 </w:t>
-            </w:r>
-            <w:r>
-              <w:rPr>
-                <w:i/>
-                <w:sz w:val="24"/>
-              </w:rPr>
-              <w:t>USD</w:t>
-            </w:r>
-            <w:r>
-              <w:rPr>
-                <w:sz w:val="24"/>
-              </w:rPr>
-              <w:t xml:space="preserve"> + 100 </w:t>
-            </w:r>
-            <w:r>
-              <w:rPr>
-                <w:i/>
-                <w:sz w:val="24"/>
-              </w:rPr>
-              <w:t>USD</w:t>
-            </w:r>
-            <w:r>
-              <w:rPr>
-                <w:sz w:val="24"/>
-              </w:rPr>
-              <w:t xml:space="preserve"> за место [15]</w:t>
-            </w:r>
-          </w:p>
-        </w:tc>
-      </w:tr>
-      <w:tr>
-        <w:trPr>
-          <w:cantSplit/>
-          <w:jc w:val="center"/>
-        </w:trPr>
-        <w:tc>
-          <w:tcPr>
-            <w:tcW w:w="4022" w:type="dxa"/>
-            <w:vAlign w:val="center"/>
-          </w:tcPr>
-          <w:p>
-            <w:pPr>
-              <w:pStyle w:val="Compact"/>
-              <w:spacing w:before="0" w:after="0" w:line="280" w:lineRule="exact"/>
-              <w:jc w:val="center"/>
-            </w:pPr>
-            <w:r>
-              <w:rPr>
-                <w:sz w:val="24"/>
-              </w:rPr>
-              <w:t>Трафик</w:t>
-            </w:r>
-          </w:p>
-        </w:tc>
-        <w:tc>
-          <w:tcPr>
-            <w:tcW w:w="5333" w:type="dxa"/>
-            <w:vAlign w:val="center"/>
-          </w:tcPr>
-          <w:p>
-            <w:pPr>
-              <w:pStyle w:val="Compact"/>
-              <w:spacing w:before="0" w:after="0" w:line="280" w:lineRule="exact"/>
-              <w:jc w:val="center"/>
-            </w:pPr>
-            <w:r>
-              <w:rPr>
-                <w:sz w:val="24"/>
-              </w:rPr>
-              <w:t>154 111 визитов в месяц, мировой ранг 278 471</w:t>
-            </w:r>
-          </w:p>
-        </w:tc>
-      </w:tr>
-      <w:tr>
-        <w:trPr>
-          <w:cantSplit/>
-          <w:jc w:val="center"/>
-        </w:trPr>
-        <w:tc>
-          <w:tcPr>
-            <w:tcW w:w="4022" w:type="dxa"/>
-            <w:vAlign w:val="center"/>
-          </w:tcPr>
-          <w:p>
-            <w:pPr>
-              <w:pStyle w:val="Compact"/>
-              <w:spacing w:before="0" w:after="0" w:line="280" w:lineRule="exact"/>
-              <w:jc w:val="center"/>
-            </w:pPr>
-            <w:r>
-              <w:rPr>
-                <w:sz w:val="24"/>
-              </w:rPr>
-              <w:t>Каналы</w:t>
-            </w:r>
-          </w:p>
-        </w:tc>
-        <w:tc>
-          <w:tcPr>
-            <w:tcW w:w="5333" w:type="dxa"/>
-            <w:vAlign w:val="center"/>
-          </w:tcPr>
-          <w:p>
-            <w:pPr>
-              <w:pStyle w:val="Compact"/>
-              <w:spacing w:before="0" w:after="0" w:line="280" w:lineRule="exact"/>
-              <w:jc w:val="center"/>
-            </w:pPr>
-            <w:r>
-              <w:rPr>
-                <w:sz w:val="24"/>
-              </w:rPr>
-              <w:t>прямые 56 %, органика 32 %, рефералы 6 %</w:t>
-            </w:r>
-          </w:p>
-        </w:tc>
-      </w:tr>
-      <w:tr>
-        <w:trPr>
-          <w:cantSplit/>
-          <w:jc w:val="center"/>
-        </w:trPr>
-        <w:tc>
-          <w:tcPr>
-            <w:tcW w:w="4022" w:type="dxa"/>
-            <w:vAlign w:val="center"/>
-          </w:tcPr>
-          <w:p>
-            <w:pPr>
-              <w:pStyle w:val="Compact"/>
-              <w:spacing w:before="0" w:after="0" w:line="280" w:lineRule="exact"/>
-              <w:jc w:val="center"/>
-            </w:pPr>
-            <w:r>
-              <w:rPr>
-                <w:sz w:val="24"/>
-              </w:rPr>
-              <w:t>География</w:t>
-            </w:r>
-          </w:p>
-        </w:tc>
-        <w:tc>
-          <w:tcPr>
-            <w:tcW w:w="5333" w:type="dxa"/>
-            <w:vAlign w:val="center"/>
-          </w:tcPr>
-          <w:p>
-            <w:pPr>
-              <w:pStyle w:val="Compact"/>
-              <w:spacing w:before="0" w:after="0" w:line="280" w:lineRule="exact"/>
-              <w:jc w:val="center"/>
-            </w:pPr>
-            <w:r>
-              <w:rPr>
-                <w:i/>
-                <w:sz w:val="24"/>
-              </w:rPr>
-              <w:t>US</w:t>
-            </w:r>
-            <w:r>
-              <w:rPr>
-                <w:sz w:val="24"/>
-              </w:rPr>
-              <w:t xml:space="preserve"> 22 %, </w:t>
-            </w:r>
-            <w:r>
-              <w:rPr>
-                <w:i/>
-                <w:sz w:val="24"/>
-              </w:rPr>
-              <w:t>IN</w:t>
-            </w:r>
-            <w:r>
-              <w:rPr>
-                <w:sz w:val="24"/>
-              </w:rPr>
-              <w:t xml:space="preserve"> 9 %, </w:t>
-            </w:r>
-            <w:r>
-              <w:rPr>
-                <w:i/>
-                <w:sz w:val="24"/>
-              </w:rPr>
-              <w:t>BR</w:t>
-            </w:r>
-            <w:r>
-              <w:rPr>
-                <w:sz w:val="24"/>
-              </w:rPr>
-              <w:t xml:space="preserve"> 7 %</w:t>
-            </w:r>
-          </w:p>
-        </w:tc>
-      </w:tr>
-      <w:tr>
-        <w:trPr>
-          <w:cantSplit/>
-          <w:jc w:val="center"/>
-        </w:trPr>
-        <w:tc>
-          <w:tcPr>
-            <w:tcW w:w="4022" w:type="dxa"/>
-            <w:vAlign w:val="center"/>
-          </w:tcPr>
-          <w:p>
-            <w:pPr>
-              <w:pStyle w:val="Compact"/>
-              <w:spacing w:before="0" w:after="0" w:line="280" w:lineRule="exact"/>
-              <w:jc w:val="center"/>
-            </w:pPr>
-            <w:r>
-              <w:rPr>
-                <w:sz w:val="24"/>
-              </w:rPr>
-              <w:t>Сильные стороны</w:t>
-            </w:r>
-          </w:p>
-        </w:tc>
-        <w:tc>
-          <w:tcPr>
-            <w:tcW w:w="5333" w:type="dxa"/>
-            <w:vAlign w:val="center"/>
-          </w:tcPr>
-          <w:p>
-            <w:pPr>
-              <w:pStyle w:val="Compact"/>
-              <w:spacing w:before="0" w:after="0" w:line="280" w:lineRule="exact"/>
-              <w:jc w:val="center"/>
-            </w:pPr>
-            <w:r>
-              <w:rPr>
-                <w:i/>
-                <w:sz w:val="24"/>
-              </w:rPr>
-              <w:t>AI</w:t>
-            </w:r>
-            <w:r>
-              <w:rPr>
-                <w:sz w:val="24"/>
-              </w:rPr>
-              <w:t xml:space="preserve">-агент в </w:t>
-            </w:r>
-            <w:r>
-              <w:rPr>
-                <w:i/>
-                <w:sz w:val="24"/>
-              </w:rPr>
-              <w:t>Excel</w:t>
-            </w:r>
-            <w:r>
-              <w:rPr>
-                <w:sz w:val="24"/>
-              </w:rPr>
-              <w:t xml:space="preserve"> и </w:t>
-            </w:r>
-            <w:r>
-              <w:rPr>
-                <w:i/>
-                <w:sz w:val="24"/>
-              </w:rPr>
-              <w:t>Sheets</w:t>
-            </w:r>
-            <w:r>
-              <w:rPr>
-                <w:sz w:val="24"/>
-              </w:rPr>
-              <w:t>, высокая доля прямых заходов, большой трафик</w:t>
-            </w:r>
-          </w:p>
-        </w:tc>
-      </w:tr>
-      <w:tr>
-        <w:trPr>
-          <w:cantSplit/>
-          <w:jc w:val="center"/>
-        </w:trPr>
-        <w:tc>
-          <w:tcPr>
-            <w:tcW w:w="4022" w:type="dxa"/>
-            <w:vAlign w:val="center"/>
-          </w:tcPr>
-          <w:p>
-            <w:pPr>
-              <w:pStyle w:val="Compact"/>
-              <w:spacing w:before="0" w:after="0" w:line="280" w:lineRule="exact"/>
-              <w:jc w:val="center"/>
-            </w:pPr>
-            <w:r>
-              <w:rPr>
-                <w:sz w:val="24"/>
-              </w:rPr>
-              <w:t xml:space="preserve">Слабые стороны и возможность для </w:t>
-            </w:r>
-            <w:r>
-              <w:rPr>
-                <w:i/>
-                <w:sz w:val="24"/>
-              </w:rPr>
-              <w:t>Tabl</w:t>
-            </w:r>
-            <w:r>
-              <w:rPr>
-                <w:i/>
-                <w:sz w:val="24"/>
-              </w:rPr>
-              <w:t>eMind</w:t>
-            </w:r>
-          </w:p>
-        </w:tc>
-        <w:tc>
-          <w:tcPr>
-            <w:tcW w:w="5333" w:type="dxa"/>
-            <w:vAlign w:val="center"/>
-          </w:tcPr>
-          <w:p>
-            <w:pPr>
-              <w:pStyle w:val="Compact"/>
-              <w:spacing w:before="0" w:after="0" w:line="280" w:lineRule="exact"/>
-              <w:jc w:val="center"/>
-            </w:pPr>
-            <w:r>
-              <w:rPr>
-                <w:sz w:val="24"/>
-              </w:rPr>
-              <w:t xml:space="preserve">дорогие тарифы, нет карточки на </w:t>
-            </w:r>
-            <w:r>
-              <w:rPr>
-                <w:i/>
-                <w:sz w:val="24"/>
-              </w:rPr>
-              <w:t>G2</w:t>
-            </w:r>
-            <w:r>
-              <w:rPr>
-                <w:sz w:val="24"/>
-              </w:rPr>
-              <w:t>, результат требует проверки: пространство для независимой проверки</w:t>
-            </w:r>
-          </w:p>
-        </w:tc>
-      </w:tr>
-    </w:tbl>
-    <w:p>
-      <w:pPr>
-        <w:pStyle w:val="FirstParagraph"/>
-        <w:spacing w:before="0" w:after="0" w:line="360" w:lineRule="exact"/>
-        <w:ind w:firstLine="709"/>
-        <w:jc w:val="both"/>
-      </w:pPr>
-      <w:r>
-        <w:rPr>
-          <w:sz w:val="28"/>
-        </w:rPr>
+        <w:lastRenderedPageBreak/>
         <w:t xml:space="preserve">Карточка </w:t>
       </w:r>
       <w:r>
@@ -18840,7 +18970,6 @@
               <w:rPr>
                 <w:sz w:val="24"/>
               </w:rPr>
-              <w:lastRenderedPageBreak/>
               <w:t>Домен</w:t>
             </w:r>
           </w:p>
@@ -19064,7 +19193,20 @@
               <w:rPr>
                 <w:sz w:val="24"/>
               </w:rPr>
-              <w:t>по запросу (ДОСНЯТЬ)</w:t>
+              <w:t xml:space="preserve">прайс не публикуется; по данным закупочной платформы медианный контракт около 33,3 тыс. </w:t>
+            </w:r>
+            <w:r>
+              <w:rPr>
+                <w:i/>
+                <w:sz w:val="24"/>
+              </w:rPr>
+              <w:t>USD</w:t>
+            </w:r>
+            <w:r>
+              <w:rPr>
+                <w:sz w:val="24"/>
+              </w:rPr>
+              <w:t xml:space="preserve"> в год</w:t>
             </w:r>
           </w:p>
         </w:tc>
@@ -19152,7 +19294,13 @@
               <w:rPr>
                 <w:sz w:val="24"/>
               </w:rPr>
-              <w:t>прямые 59 %, органика 12 %, рефералы 2 %</w:t>
+              <w:t>прямые 59 %, органика 12 %,</w:t>
+            </w:r>
+            <w:r>
+              <w:rPr>
+                <w:sz w:val="24"/>
+              </w:rPr>
+              <w:t xml:space="preserve"> рефералы 2 %</w:t>
             </w:r>
           </w:p>
         </w:tc>
@@ -19273,13 +19421,7 @@
               <w:rPr>
                 <w:sz w:val="24"/>
               </w:rPr>
-              <w:t>386 отзывов</w:t>
-            </w:r>
-            <w:r>
-              <w:rPr>
-                <w:sz w:val="24"/>
-              </w:rPr>
-              <w:t xml:space="preserve"> на </w:t>
+              <w:t xml:space="preserve">386 отзывов на </w:t>
             </w:r>
             <w:r>
               <w:rPr>
@@ -19759,7 +19901,33 @@
               <w:rPr>
                 <w:sz w:val="24"/>
               </w:rPr>
-              <w:t>не опубликована (ДОСНЯТЬ)</w:t>
+              <w:t xml:space="preserve">подписка </w:t>
+            </w:r>
+            <w:r>
+              <w:rPr>
+                <w:i/>
+                <w:sz w:val="24"/>
+              </w:rPr>
+              <w:t>OAK</w:t>
+            </w:r>
+            <w:r>
+              <w:rPr>
+                <w:sz w:val="24"/>
+              </w:rPr>
+              <w:t xml:space="preserve"> 311,66 </w:t>
+            </w:r>
+            <w:r>
+              <w:rPr>
+                <w:i/>
+                <w:sz w:val="24"/>
+              </w:rPr>
+              <w:t>GBP</w:t>
+            </w:r>
+            <w:r>
+              <w:rPr>
+                <w:sz w:val="24"/>
+              </w:rPr>
+              <w:t xml:space="preserve"> в год плюс налог (страница производителя)</w:t>
             </w:r>
           </w:p>
         </w:tc>
@@ -19968,13 +20136,7 @@
               <w:rPr>
                 <w:sz w:val="24"/>
               </w:rPr>
-              <w:t>узнаваемая консал</w:t>
-            </w:r>
-            <w:r>
-              <w:rPr>
-                <w:sz w:val="24"/>
-              </w:rPr>
-              <w:t>тинговая марка в Великобритании (59 % трафика), услуги аудита моделей</w:t>
+              <w:t>узнаваемая консалтинговая марка в Великобритании (59 % трафика), услуги аудита моделей</w:t>
             </w:r>
           </w:p>
         </w:tc>
@@ -20025,7 +20187,13 @@
               <w:rPr>
                 <w:sz w:val="24"/>
               </w:rPr>
-              <w:t>малый трафик (14,7 тыс. визитов), отказов 69 %; продает услугу, а не самообслуживаемый сервис</w:t>
+              <w:t xml:space="preserve">малый трафик (14,7 тыс. визитов), отказов 69 %; продает услугу, а не </w:t>
+            </w:r>
+            <w:r>
+              <w:rPr>
+                <w:sz w:val="24"/>
+              </w:rPr>
+              <w:t>самообслуживаемый сервис</w:t>
             </w:r>
           </w:p>
         </w:tc>
@@ -20078,14 +20246,22 @@
         <w:ind w:firstLine="709"/>
       </w:pPr>
       <w:bookmarkStart w:id="22" w:name="_bd0f162afc2e7ad7347811c158aa5f062feeff4"/>
-      <w:bookmarkStart w:id="23" w:name="_Toc242012085"/>
+      <w:bookmarkStart w:id="23" w:name="_Toc242017702"/>
       <w:bookmarkEnd w:id="20"/>
       <w:r>
         <w:rPr>
           <w:b/>
           <w:sz w:val="28"/>
         </w:rPr>
-        <w:t>2.10 Вывод о привлекательности рынка и стратегия входа</w:t>
+        <w:lastRenderedPageBreak/>
+        <w:t>2.10 Вывод о привлекательности рынка и стр</w:t>
+      </w:r>
+      <w:r>
+        <w:rPr>
+          <w:b/>
+          <w:sz w:val="28"/>
+        </w:rPr>
+        <w:t>атегия входа</w:t>
       </w:r>
       <w:bookmarkEnd w:id="23"/>
     </w:p>
@@ -20113,13 +20289,7 @@
         <w:rPr>
           <w:sz w:val="28"/>
         </w:rPr>
-        <w:t>-</w:t>
-      </w:r>
-      <w:r>
-        <w:rPr>
-          <w:sz w:val="28"/>
-        </w:rPr>
-        <w:t>моделей умеренно привлекателен: потенциал достаточен (</w:t>
+        <w:t>-моделей умеренно привлекателен: потенциал достаточен (</w:t>
       </w:r>
       <w:r>
         <w:rPr>
@@ -20158,13 +20328,7 @@
         <w:rPr>
           <w:sz w:val="28"/>
         </w:rPr>
-        <w:t xml:space="preserve">-помощники </w:t>
-      </w:r>
-      <w:r>
-        <w:rPr>
-          <w:sz w:val="28"/>
-        </w:rPr>
-        <w:t xml:space="preserve">и встроенные инструменты </w:t>
+        <w:t xml:space="preserve">-помощники и встроенные инструменты </w:t>
       </w:r>
       <w:r>
         <w:rPr>
@@ -20177,14 +20341,13 @@
         <w:rPr>
           <w:sz w:val="28"/>
         </w:rPr>
-        <w:t xml:space="preserve">), </w:t>
-      </w:r>
-      <w:r>
-        <w:rPr>
-          <w:sz w:val="28"/>
-        </w:rPr>
-        <w:lastRenderedPageBreak/>
-        <w:t>чувствительность покупателей к цене и низкий порог входа для новых игроков. Среднее давление пяти сил 3,55 из 5, индекс барьеров входа 3,15.</w:t>
+        <w:t>), чувствительность покупателей к цене и</w:t>
+      </w:r>
+      <w:r>
+        <w:rPr>
+          <w:sz w:val="28"/>
+        </w:rPr>
+        <w:t xml:space="preserve"> низкий порог входа для новых игроков. Среднее давление пяти сил 3,55 из 5, индекс барьеров входа 3,15.</w:t>
       </w:r>
     </w:p>
     <w:p>
@@ -20211,13 +20374,7 @@
         <w:rPr>
           <w:sz w:val="28"/>
         </w:rPr>
-        <w:t>Таблица 18 – Стратеги</w:t>
-      </w:r>
-      <w:r>
-        <w:rPr>
-          <w:sz w:val="28"/>
-        </w:rPr>
-        <w:t>я входа по ситуациям</w:t>
+        <w:t>Таблица 18 – Стратегия входа по ситуациям</w:t>
       </w:r>
     </w:p>
     <w:tbl>
@@ -20304,7 +20461,14 @@
                 <w:b/>
                 <w:sz w:val="24"/>
               </w:rPr>
-              <w:t xml:space="preserve">Рекомендуемая стратегия </w:t>
+              <w:t>Рекомендуемая стратег</w:t>
+            </w:r>
+            <w:r>
+              <w:rPr>
+                <w:b/>
+                <w:sz w:val="24"/>
+              </w:rPr>
+              <w:t xml:space="preserve">ия </w:t>
             </w:r>
             <w:r>
               <w:rPr>
@@ -20451,7 +20615,7 @@
               <w:rPr>
                 <w:sz w:val="24"/>
               </w:rPr>
-              <w:t xml:space="preserve">Проверить стоимость клика и конверсии на </w:t>
+              <w:t xml:space="preserve">Проверить стоимость клика и конверсии в тестовых кампаниях на этапе </w:t>
             </w:r>
             <w:r>
               <w:rPr>
@@ -20464,7 +20628,13 @@
               <w:rPr>
                 <w:sz w:val="24"/>
               </w:rPr>
-              <w:t xml:space="preserve"> (ДОСНЯТЬ), использовать тестовые кампании</w:t>
+              <w:t>; ориентиры ставок привед</w:t>
+            </w:r>
+            <w:r>
+              <w:rPr>
+                <w:sz w:val="24"/>
+              </w:rPr>
+              <w:t>ены в приложении Д</w:t>
             </w:r>
           </w:p>
         </w:tc>
@@ -20603,13 +20773,7 @@
               <w:rPr>
                 <w:sz w:val="24"/>
               </w:rPr>
-              <w:t xml:space="preserve">Первым собрать отзывы и </w:t>
-            </w:r>
-            <w:r>
-              <w:rPr>
-                <w:sz w:val="24"/>
-              </w:rPr>
-              <w:t>кейсы: пилоты, публичные примеры найденных ошибок</w:t>
+              <w:t>Первым собрать отзывы и кейсы: пилоты, публичные примеры найденных ошибок</w:t>
             </w:r>
           </w:p>
         </w:tc>
@@ -20692,7 +20856,14 @@
                 <w:i/>
                 <w:sz w:val="24"/>
               </w:rPr>
-              <w:t>Copilot</w:t>
+              <w:t>Co</w:t>
+            </w:r>
+            <w:r>
+              <w:rPr>
+                <w:i/>
+                <w:sz w:val="24"/>
+              </w:rPr>
+              <w:t>pilot</w:t>
             </w:r>
             <w:r>
               <w:rPr>
@@ -20723,13 +20894,7 @@
               <w:rPr>
                 <w:sz w:val="24"/>
               </w:rPr>
-              <w:t>Цена покупателя сравнивается с 8-</w:t>
-            </w:r>
-            <w:r>
-              <w:rPr>
-                <w:sz w:val="24"/>
-              </w:rPr>
-              <w:t>18 </w:t>
+              <w:t>Цена покупателя сравнивается с 8-18 </w:t>
             </w:r>
             <w:r>
               <w:rPr>
@@ -20846,7 +21011,7 @@
         <w:ind w:firstLine="709"/>
       </w:pPr>
       <w:bookmarkStart w:id="24" w:name="_07f39535de8dfb555f41c49666d7d7ad4469d72"/>
-      <w:bookmarkStart w:id="25" w:name="_Toc242012086"/>
+      <w:bookmarkStart w:id="25" w:name="_Toc242017703"/>
       <w:bookmarkEnd w:id="22"/>
       <w:r>
         <w:rPr>
@@ -20920,13 +21085,20 @@
         <w:rPr>
           <w:sz w:val="28"/>
         </w:rPr>
-        <w:t xml:space="preserve">, взвешенные доли каналов, индекс доверия, индекс ресурсной силы, доля </w:t>
-      </w:r>
-      <w:r>
-        <w:rPr>
-          <w:sz w:val="28"/>
-        </w:rPr>
-        <w:t>заменителей, итоговый индекс барьеров, суммы баллов шаблона Портера. Из 19 контрольных величин расхождений выше допуска нет (19 из 19); допуск 1</w:t>
+        <w:t xml:space="preserve">, взвешенные доли каналов, </w:t>
+      </w:r>
+      <w:r>
+        <w:rPr>
+          <w:sz w:val="28"/>
+        </w:rPr>
+        <w:lastRenderedPageBreak/>
+        <w:t>индекс доверия, индекс ресурсной силы, доля замен</w:t>
+      </w:r>
+      <w:r>
+        <w:rPr>
+          <w:sz w:val="28"/>
+        </w:rPr>
+        <w:t>ителей, итоговый индекс барьеров, суммы баллов шаблона Портера. Из 19 контрольных величин расхождений выше допуска нет (19 из 19); допуск 1</w:t>
       </w:r>
       <w:r>
         <w:rPr>
@@ -20952,13 +21124,13 @@
         <w:rPr>
           <w:sz w:val="28"/>
         </w:rPr>
-        <w:t xml:space="preserve"> для величин, в которые входят округленные коэффициенты. Ошибок формул в кни</w:t>
-      </w:r>
-      <w:r>
-        <w:rPr>
-          <w:sz w:val="28"/>
-        </w:rPr>
-        <w:t>гах нет.</w:t>
+        <w:t xml:space="preserve"> для величин, в которые входят округленные коэффициенты. Ошибок формул в книгах н</w:t>
+      </w:r>
+      <w:r>
+        <w:rPr>
+          <w:sz w:val="28"/>
+        </w:rPr>
+        <w:t>ет.</w:t>
       </w:r>
     </w:p>
     <w:p>
@@ -20985,7 +21157,6 @@
         <w:rPr>
           <w:sz w:val="28"/>
         </w:rPr>
-        <w:lastRenderedPageBreak/>
         <w:t>Таблица 19 – Чувствительность индекса барьеров входа</w:t>
       </w:r>
     </w:p>
@@ -21960,7 +22131,7 @@
         <w:ind w:firstLine="709"/>
       </w:pPr>
       <w:bookmarkStart w:id="26" w:name="_ограничения"/>
-      <w:bookmarkStart w:id="27" w:name="_Toc242012087"/>
+      <w:bookmarkStart w:id="27" w:name="_Toc242017704"/>
       <w:bookmarkEnd w:id="24"/>
       <w:r>
         <w:rPr>
@@ -21995,13 +22166,7 @@
         <w:rPr>
           <w:sz w:val="28"/>
         </w:rPr>
-        <w:t xml:space="preserve"> приблизительны, особенно для малых сайтов; география взята по пяти крупнейшим странам, поэтому доля целевых стран занижена; данные о стоимост</w:t>
-      </w:r>
-      <w:r>
-        <w:rPr>
-          <w:sz w:val="28"/>
-        </w:rPr>
-        <w:t>и клика, сложности поискового продвижения и рекламных объявлениях (</w:t>
+        <w:t xml:space="preserve"> приблизительны, особенно для малых сайтов; география взята по пяти крупнейшим странам, поэтому доля целевых стран занижена; данные </w:t>
       </w:r>
       <w:r>
         <w:rPr>
@@ -22014,7 +22179,7 @@
         <w:rPr>
           <w:sz w:val="28"/>
         </w:rPr>
-        <w:t xml:space="preserve">, </w:t>
+        <w:t xml:space="preserve"> и </w:t>
       </w:r>
       <w:r>
         <w:rPr>
@@ -22040,33 +22205,78 @@
         <w:rPr>
           <w:sz w:val="28"/>
         </w:rPr>
-        <w:t xml:space="preserve">, рекламные библиотеки) не получены, и поисково-рекламная конкуренция оценена по прокси на основе каналов </w:t>
+        <w:t xml:space="preserve"> недоступны: ставки и сложность выдачи получены только для пяти массовых запросов по разделу </w:t>
       </w:r>
       <w:r>
         <w:rPr>
           <w:i/>
           <w:sz w:val="28"/>
         </w:rPr>
+        <w:t>Keyword</w:t>
+      </w:r>
+      <w:r>
+        <w:rPr>
+          <w:sz w:val="28"/>
+        </w:rPr>
+        <w:t xml:space="preserve"> </w:t>
+      </w:r>
+      <w:r>
+        <w:rPr>
+          <w:i/>
+          <w:sz w:val="28"/>
+        </w:rPr>
+        <w:t>research</w:t>
+      </w:r>
+      <w:r>
+        <w:rPr>
+          <w:sz w:val="28"/>
+        </w:rPr>
+        <w:t xml:space="preserve"> </w:t>
+      </w:r>
+      <w:r>
+        <w:rPr>
+          <w:i/>
+          <w:sz w:val="28"/>
+        </w:rPr>
         <w:t>Similarweb</w:t>
       </w:r>
       <w:r>
         <w:rPr>
           <w:sz w:val="28"/>
         </w:rPr>
-        <w:t xml:space="preserve">; данные </w:t>
+        <w:t xml:space="preserve"> (приложение Д), для остальных запросов поисково-рекламная конкуренция оценена по прокси на основе каналов </w:t>
       </w:r>
       <w:r>
         <w:rPr>
           <w:i/>
           <w:sz w:val="28"/>
         </w:rPr>
+        <w:t>Similarweb</w:t>
+      </w:r>
+      <w:r>
+        <w:rPr>
+          <w:sz w:val="28"/>
+        </w:rPr>
+        <w:t>, а объем</w:t>
+      </w:r>
+      <w:r>
+        <w:rPr>
+          <w:sz w:val="28"/>
+        </w:rPr>
+        <w:t xml:space="preserve">ы запросов модельные; данные </w:t>
+      </w:r>
+      <w:r>
+        <w:rPr>
+          <w:i/>
+          <w:sz w:val="28"/>
+        </w:rPr>
         <w:t>Crunchbase</w:t>
       </w:r>
       <w:r>
         <w:rPr>
           <w:sz w:val="28"/>
         </w:rPr>
-        <w:t xml:space="preserve">, </w:t>
+        <w:t xml:space="preserve"> и </w:t>
       </w:r>
       <w:r>
         <w:rPr>
@@ -22079,7 +22289,7 @@
         <w:rPr>
           <w:sz w:val="28"/>
         </w:rPr>
-        <w:t xml:space="preserve"> и </w:t>
+        <w:t xml:space="preserve"> заменены сведениями деловой прессы (приложение Д ЛР5), профиль </w:t>
       </w:r>
       <w:r>
         <w:rPr>
@@ -22092,26 +22302,39 @@
         <w:rPr>
           <w:sz w:val="28"/>
         </w:rPr>
-        <w:t xml:space="preserve"> о финансиров</w:t>
-      </w:r>
-      <w:r>
-        <w:rPr>
-          <w:sz w:val="28"/>
-        </w:rPr>
-        <w:t xml:space="preserve">ании, штате и технологиях не получены, технологическая зрелость оценена экспертно; отзывы </w:t>
+        <w:t xml:space="preserve"> получен только для </w:t>
       </w:r>
       <w:r>
         <w:rPr>
           <w:i/>
           <w:sz w:val="28"/>
         </w:rPr>
+        <w:t>PerfectXL</w:t>
+      </w:r>
+      <w:r>
+        <w:rPr>
+          <w:sz w:val="28"/>
+        </w:rPr>
+        <w:t xml:space="preserve">, поэтому технологическая зрелость оценена экспертно; отзывы </w:t>
+      </w:r>
+      <w:r>
+        <w:rPr>
+          <w:i/>
+          <w:sz w:val="28"/>
+        </w:rPr>
         <w:t>Google</w:t>
       </w:r>
       <w:r>
         <w:rPr>
           <w:sz w:val="28"/>
         </w:rPr>
-        <w:t xml:space="preserve"> и кейсы на сайтах не собирались. Все эти пункты вынесены в приложение Б.</w:t>
+        <w:t xml:space="preserve"> и кейсы на сайтах не собирались. Все</w:t>
+      </w:r>
+      <w:r>
+        <w:rPr>
+          <w:sz w:val="28"/>
+        </w:rPr>
+        <w:t xml:space="preserve"> эти пункты вынесены в приложение Б.</w:t>
       </w:r>
     </w:p>
     <w:p>
@@ -22122,7 +22345,7 @@
         <w:ind w:firstLine="709"/>
       </w:pPr>
       <w:bookmarkStart w:id="28" w:name="_1bfdad9d2d88ddb6ca16c31c1d4d4943679f32f"/>
-      <w:bookmarkStart w:id="29" w:name="_Toc242012088"/>
+      <w:bookmarkStart w:id="29" w:name="_Toc242017705"/>
       <w:bookmarkEnd w:id="26"/>
       <w:bookmarkEnd w:id="2"/>
       <w:r>
@@ -22146,13 +22369,7 @@
         <w:rPr>
           <w:sz w:val="28"/>
         </w:rPr>
-        <w:t xml:space="preserve">Ответы даны по контрольному листу применения методики </w:t>
-      </w:r>
-      <w:r>
-        <w:rPr>
-          <w:sz w:val="28"/>
-        </w:rPr>
-        <w:t>пяти сил [1] (раздел 16) и по чек-листу качества анализа конкуренции [2] (раздел 13).</w:t>
+        <w:t>Ответы даны по контрольному листу применения методики пяти сил [1] (раздел 16) и по чек-листу качества анализа конкуренции [2] (раздел 13).</w:t>
       </w:r>
     </w:p>
     <w:p>
@@ -22170,7 +22387,13 @@
         <w:rPr>
           <w:sz w:val="28"/>
         </w:rPr>
-        <w:t>Зафиксированы ли продуктовые, клиентские, географические и канальные границы рынка? Да, границы перенесены из ЛР1 и ЛР2-3.</w:t>
+        <w:t xml:space="preserve">Зафиксированы ли продуктовые, клиентские, географические и канальные границы рынка? Да, границы перенесены из ЛР1 и </w:t>
+      </w:r>
+      <w:r>
+        <w:rPr>
+          <w:sz w:val="28"/>
+        </w:rPr>
+        <w:t>ЛР2-3.</w:t>
       </w:r>
     </w:p>
     <w:p>
@@ -22188,13 +22411,7 @@
         <w:rPr>
           <w:sz w:val="28"/>
         </w:rPr>
-        <w:t>Составлен ли список прямых конкурентов, частичн</w:t>
-      </w:r>
-      <w:r>
-        <w:rPr>
-          <w:sz w:val="28"/>
-        </w:rPr>
-        <w:t>ых конкурентов и заменителей? Да, таблица 1.</w:t>
+        <w:t>Составлен ли список прямых конкурентов, частичных конкурентов и заменителей? Да, таблица 1.</w:t>
       </w:r>
     </w:p>
     <w:p>
@@ -22225,6 +22442,32 @@
         <w:rPr>
           <w:sz w:val="28"/>
         </w:rPr>
+        <w:t xml:space="preserve">, </w:t>
+      </w:r>
+      <w:r>
+        <w:rPr>
+          <w:i/>
+          <w:sz w:val="28"/>
+        </w:rPr>
+        <w:t>G2</w:t>
+      </w:r>
+      <w:r>
+        <w:rPr>
+          <w:sz w:val="28"/>
+        </w:rPr>
+        <w:t xml:space="preserve">, </w:t>
+      </w:r>
+      <w:r>
+        <w:rPr>
+          <w:i/>
+          <w:sz w:val="28"/>
+        </w:rPr>
+        <w:t>Capterra</w:t>
+      </w:r>
+      <w:r>
+        <w:rPr>
+          <w:sz w:val="28"/>
+        </w:rPr>
         <w:t xml:space="preserve"> и </w:t>
       </w:r>
       <w:r>
@@ -22232,13 +22475,58 @@
           <w:i/>
           <w:sz w:val="28"/>
         </w:rPr>
-        <w:t>G2</w:t>
-      </w:r>
-      <w:r>
-        <w:rPr>
-          <w:sz w:val="28"/>
-        </w:rPr>
-        <w:t>; поисковая выдача и реклама - частично (ДОСНЯТЬ).</w:t>
+        <w:t>Trustpilot</w:t>
+      </w:r>
+      <w:r>
+        <w:rPr>
+          <w:sz w:val="28"/>
+        </w:rPr>
+        <w:t>; поисковая выдача и</w:t>
+      </w:r>
+      <w:r>
+        <w:rPr>
+          <w:sz w:val="28"/>
+        </w:rPr>
+        <w:t xml:space="preserve"> реклама - частично: ставки и конкуренция запросов получены по разделу </w:t>
+      </w:r>
+      <w:r>
+        <w:rPr>
+          <w:i/>
+          <w:sz w:val="28"/>
+        </w:rPr>
+        <w:t>Keyword</w:t>
+      </w:r>
+      <w:r>
+        <w:rPr>
+          <w:sz w:val="28"/>
+        </w:rPr>
+        <w:t xml:space="preserve"> </w:t>
+      </w:r>
+      <w:r>
+        <w:rPr>
+          <w:i/>
+          <w:sz w:val="28"/>
+        </w:rPr>
+        <w:t>research</w:t>
+      </w:r>
+      <w:r>
+        <w:rPr>
+          <w:sz w:val="28"/>
+        </w:rPr>
+        <w:t xml:space="preserve"> </w:t>
+      </w:r>
+      <w:r>
+        <w:rPr>
+          <w:i/>
+          <w:sz w:val="28"/>
+        </w:rPr>
+        <w:t>Similarweb</w:t>
+      </w:r>
+      <w:r>
+        <w:rPr>
+          <w:sz w:val="28"/>
+        </w:rPr>
+        <w:t xml:space="preserve"> для пяти массовых запросов (приложение Д), рекламные кабинеты недоступны.</w:t>
       </w:r>
     </w:p>
     <w:p>
@@ -22256,13 +22544,13 @@
         <w:rPr>
           <w:sz w:val="28"/>
         </w:rPr>
-        <w:t xml:space="preserve">Проверены ли каналы трафика и зависимость от </w:t>
-      </w:r>
-      <w:r>
-        <w:rPr>
-          <w:sz w:val="28"/>
-        </w:rPr>
-        <w:t>поисковых систем, рекламы и платформ? Да, таблица 5: поиск и прямые заходы около трех четвертей трафика.</w:t>
+        <w:t xml:space="preserve">Проверены ли каналы трафика и зависимость от поисковых систем, рекламы и платформ? </w:t>
+      </w:r>
+      <w:r>
+        <w:rPr>
+          <w:sz w:val="28"/>
+        </w:rPr>
+        <w:t>Да, таблица 5: поиск и прямые заходы около трех четвертей трафика.</w:t>
       </w:r>
     </w:p>
     <w:p>
@@ -22280,7 +22568,26 @@
         <w:rPr>
           <w:sz w:val="28"/>
         </w:rPr>
-        <w:t>Оценена ли угроза входа новых участников с учетом стоимости привлечения клиента и доверия? Да, таблица 7; стоимость клика не получена (ДОСНЯТЬ).</w:t>
+        <w:t xml:space="preserve">Оценена ли угроза входа новых участников с учетом стоимости привлечения клиента и доверия? Да, таблица 7; ориентиры стоимости клика получены по </w:t>
+      </w:r>
+      <w:r>
+        <w:rPr>
+          <w:i/>
+          <w:sz w:val="28"/>
+        </w:rPr>
+        <w:t>Similarweb</w:t>
+      </w:r>
+      <w:r>
+        <w:rPr>
+          <w:sz w:val="28"/>
+        </w:rPr>
+        <w:t xml:space="preserve"> для пяти массовых запросов, для уз</w:t>
+      </w:r>
+      <w:r>
+        <w:rPr>
+          <w:sz w:val="28"/>
+        </w:rPr>
+        <w:t>ких запросов они модельные (приложение Д).</w:t>
       </w:r>
     </w:p>
     <w:p>
@@ -22298,13 +22605,7 @@
         <w:rPr>
           <w:sz w:val="28"/>
         </w:rPr>
-        <w:t>Оценен</w:t>
-      </w:r>
-      <w:r>
-        <w:rPr>
-          <w:sz w:val="28"/>
-        </w:rPr>
-        <w:t>а ли сила покупателей с учетом сравнимости предложений и издержек переключения? Да, таблица 8.</w:t>
+        <w:t>Оценена ли сила покупателей с учетом сравнимости предложений и издержек переключения? Да, таблица 8.</w:t>
       </w:r>
     </w:p>
     <w:p>
@@ -22340,13 +22641,13 @@
         <w:rPr>
           <w:sz w:val="28"/>
         </w:rPr>
-        <w:t>Выявлены ли цифровые заменители, включая автоматизацию, ИИ и самост</w:t>
-      </w:r>
-      <w:r>
-        <w:rPr>
-          <w:sz w:val="28"/>
-        </w:rPr>
-        <w:t>оятельные решения? Да, таблица 10 и список игроков.</w:t>
+        <w:t>Выявлены ли цифров</w:t>
+      </w:r>
+      <w:r>
+        <w:rPr>
+          <w:sz w:val="28"/>
+        </w:rPr>
+        <w:t>ые заменители, включая автоматизацию, ИИ и самостоятельные решения? Да, таблица 10 и список игроков.</w:t>
       </w:r>
     </w:p>
     <w:p>
@@ -22382,7 +22683,13 @@
         <w:rPr>
           <w:sz w:val="28"/>
         </w:rPr>
-        <w:t>Сформулирован ли итоговый вывод о привлекательности рынка и условиях входа? Да, раздел 2.10.</w:t>
+        <w:t>Сформулирован ли итоговый вывод о привлекательно</w:t>
+      </w:r>
+      <w:r>
+        <w:rPr>
+          <w:sz w:val="28"/>
+        </w:rPr>
+        <w:t>сти рынка и условиях входа? Да, раздел 2.10.</w:t>
       </w:r>
     </w:p>
     <w:p>
@@ -22438,26 +22745,310 @@
           <w:i/>
           <w:sz w:val="28"/>
         </w:rPr>
-        <w:t>Simila</w:t>
+        <w:t>Similarweb</w:t>
+      </w:r>
+      <w:r>
+        <w:rPr>
+          <w:sz w:val="28"/>
+        </w:rPr>
+        <w:t xml:space="preserve">? Да: </w:t>
       </w:r>
       <w:r>
         <w:rPr>
           <w:i/>
           <w:sz w:val="28"/>
         </w:rPr>
-        <w:t>rweb</w:t>
-      </w:r>
-      <w:r>
-        <w:rPr>
-          <w:sz w:val="28"/>
-        </w:rPr>
-        <w:t xml:space="preserve">? Да: </w:t>
+        <w:t>G2</w:t>
+      </w:r>
+      <w:r>
+        <w:rPr>
+          <w:sz w:val="28"/>
+        </w:rPr>
+        <w:t xml:space="preserve">, </w:t>
       </w:r>
       <w:r>
         <w:rPr>
           <w:i/>
           <w:sz w:val="28"/>
         </w:rPr>
+        <w:t>Capterra</w:t>
+      </w:r>
+      <w:r>
+        <w:rPr>
+          <w:sz w:val="28"/>
+        </w:rPr>
+        <w:t xml:space="preserve">, </w:t>
+      </w:r>
+      <w:r>
+        <w:rPr>
+          <w:i/>
+          <w:sz w:val="28"/>
+        </w:rPr>
+        <w:t>Trustpilot</w:t>
+      </w:r>
+      <w:r>
+        <w:rPr>
+          <w:sz w:val="28"/>
+        </w:rPr>
+        <w:t>, страницы цен</w:t>
+      </w:r>
+      <w:r>
+        <w:rPr>
+          <w:sz w:val="28"/>
+        </w:rPr>
+        <w:t xml:space="preserve"> конкурентов, </w:t>
+      </w:r>
+      <w:r>
+        <w:rPr>
+          <w:i/>
+          <w:sz w:val="28"/>
+        </w:rPr>
+        <w:t>BLS</w:t>
+      </w:r>
+      <w:r>
+        <w:rPr>
+          <w:sz w:val="28"/>
+        </w:rPr>
+        <w:t xml:space="preserve"> и </w:t>
+      </w:r>
+      <w:r>
+        <w:rPr>
+          <w:i/>
+          <w:sz w:val="28"/>
+        </w:rPr>
+        <w:t>SBA</w:t>
+      </w:r>
+      <w:r>
+        <w:rPr>
+          <w:sz w:val="28"/>
+        </w:rPr>
+        <w:t xml:space="preserve"> (через ЛР2-3).</w:t>
+      </w:r>
+    </w:p>
+    <w:p>
+      <w:pPr>
+        <w:pStyle w:val="FirstParagraph"/>
+        <w:numPr>
+          <w:ilvl w:val="0"/>
+          <w:numId w:val="2"/>
+        </w:numPr>
+        <w:spacing w:before="0" w:after="0" w:line="360" w:lineRule="exact"/>
+        <w:ind w:left="709" w:hanging="425"/>
+        <w:jc w:val="both"/>
+      </w:pPr>
+      <w:r>
+        <w:rPr>
+          <w:sz w:val="28"/>
+        </w:rPr>
+        <w:t xml:space="preserve">Исключены ли нерелевантные глобальные сайты, если они не работают в целевой географии? Да, через долю целевых стран и релевантного содержания (таблица 2); </w:t>
+      </w:r>
+      <w:r>
+        <w:rPr>
+          <w:i/>
+          <w:sz w:val="28"/>
+        </w:rPr>
+        <w:t>ChatGPT</w:t>
+      </w:r>
+      <w:r>
+        <w:rPr>
+          <w:sz w:val="28"/>
+        </w:rPr>
+        <w:t xml:space="preserve">, </w:t>
+      </w:r>
+      <w:r>
+        <w:rPr>
+          <w:i/>
+          <w:sz w:val="28"/>
+        </w:rPr>
+        <w:t>Claude</w:t>
+      </w:r>
+      <w:r>
+        <w:rPr>
+          <w:sz w:val="28"/>
+        </w:rPr>
+        <w:t xml:space="preserve"> и </w:t>
+      </w:r>
+      <w:r>
+        <w:rPr>
+          <w:i/>
+          <w:sz w:val="28"/>
+        </w:rPr>
+        <w:t>Gemini</w:t>
+      </w:r>
+      <w:r>
+        <w:rPr>
+          <w:sz w:val="28"/>
+        </w:rPr>
+        <w:t xml:space="preserve"> вынесены в список как заменители без </w:t>
+      </w:r>
+      <w:r>
+        <w:rPr>
+          <w:sz w:val="28"/>
+        </w:rPr>
+        <w:t>трафика.</w:t>
+      </w:r>
+    </w:p>
+    <w:p>
+      <w:pPr>
+        <w:pStyle w:val="FirstParagraph"/>
+        <w:numPr>
+          <w:ilvl w:val="0"/>
+          <w:numId w:val="2"/>
+        </w:numPr>
+        <w:spacing w:before="0" w:after="0" w:line="360" w:lineRule="exact"/>
+        <w:ind w:left="709" w:hanging="425"/>
+        <w:jc w:val="both"/>
+      </w:pPr>
+      <w:r>
+        <w:rPr>
+          <w:sz w:val="28"/>
+        </w:rPr>
+        <w:lastRenderedPageBreak/>
+        <w:t xml:space="preserve">Рассчитаны ли доли трафика, </w:t>
+      </w:r>
+      <w:r>
+        <w:rPr>
+          <w:i/>
+          <w:sz w:val="28"/>
+        </w:rPr>
+        <w:t>CR3</w:t>
+      </w:r>
+      <w:r>
+        <w:rPr>
+          <w:sz w:val="28"/>
+        </w:rPr>
+        <w:t xml:space="preserve">, </w:t>
+      </w:r>
+      <w:r>
+        <w:rPr>
+          <w:i/>
+          <w:sz w:val="28"/>
+        </w:rPr>
+        <w:t>CR5</w:t>
+      </w:r>
+      <w:r>
+        <w:rPr>
+          <w:sz w:val="28"/>
+        </w:rPr>
+        <w:t xml:space="preserve"> и оценочная концентрация? Да: </w:t>
+      </w:r>
+      <w:r>
+        <w:rPr>
+          <w:i/>
+          <w:sz w:val="28"/>
+        </w:rPr>
+        <w:t>CR3</w:t>
+      </w:r>
+      <w:r>
+        <w:rPr>
+          <w:sz w:val="28"/>
+        </w:rPr>
+        <w:t xml:space="preserve"> 52,3 %, </w:t>
+      </w:r>
+      <w:r>
+        <w:rPr>
+          <w:i/>
+          <w:sz w:val="28"/>
+        </w:rPr>
+        <w:t>CR5</w:t>
+      </w:r>
+      <w:r>
+        <w:rPr>
+          <w:sz w:val="28"/>
+        </w:rPr>
+        <w:t xml:space="preserve"> 69,7 %, </w:t>
+      </w:r>
+      <w:r>
+        <w:rPr>
+          <w:i/>
+          <w:sz w:val="28"/>
+        </w:rPr>
+        <w:t>HHI</w:t>
+      </w:r>
+      <w:r>
+        <w:rPr>
+          <w:sz w:val="28"/>
+        </w:rPr>
+        <w:t xml:space="preserve"> 1 360 (таблицы 2 и 3).</w:t>
+      </w:r>
+    </w:p>
+    <w:p>
+      <w:pPr>
+        <w:pStyle w:val="FirstParagraph"/>
+        <w:numPr>
+          <w:ilvl w:val="0"/>
+          <w:numId w:val="2"/>
+        </w:numPr>
+        <w:spacing w:before="0" w:after="0" w:line="360" w:lineRule="exact"/>
+        <w:ind w:left="709" w:hanging="425"/>
+        <w:jc w:val="both"/>
+      </w:pPr>
+      <w:r>
+        <w:rPr>
+          <w:sz w:val="28"/>
+        </w:rPr>
+        <w:t>Оценены ли каналы: поиск, реклама, социальные сети, рефералы, прямые заходы? Да, таблица 5.</w:t>
+      </w:r>
+    </w:p>
+    <w:p>
+      <w:pPr>
+        <w:pStyle w:val="FirstParagraph"/>
+        <w:numPr>
+          <w:ilvl w:val="0"/>
+          <w:numId w:val="2"/>
+        </w:numPr>
+        <w:spacing w:before="0" w:after="0" w:line="360" w:lineRule="exact"/>
+        <w:ind w:left="709" w:hanging="425"/>
+        <w:jc w:val="both"/>
+      </w:pPr>
+      <w:r>
+        <w:rPr>
+          <w:sz w:val="28"/>
+        </w:rPr>
+        <w:t>Проверены ли поисковая выдача и рекла</w:t>
+      </w:r>
+      <w:r>
+        <w:rPr>
+          <w:sz w:val="28"/>
+        </w:rPr>
+        <w:t xml:space="preserve">мная активность конкурентов? Частично: доля платного поиска по </w:t>
+      </w:r>
+      <w:r>
+        <w:rPr>
+          <w:i/>
+          <w:sz w:val="28"/>
+        </w:rPr>
+        <w:t>Similarweb</w:t>
+      </w:r>
+      <w:r>
+        <w:rPr>
+          <w:sz w:val="28"/>
+        </w:rPr>
+        <w:t xml:space="preserve"> и ставки запросов (приложение Д); выдача и объявления в рекламных кабинетах не просматривались.</w:t>
+      </w:r>
+    </w:p>
+    <w:p>
+      <w:pPr>
+        <w:pStyle w:val="FirstParagraph"/>
+        <w:numPr>
+          <w:ilvl w:val="0"/>
+          <w:numId w:val="2"/>
+        </w:numPr>
+        <w:spacing w:before="0" w:after="0" w:line="360" w:lineRule="exact"/>
+        <w:ind w:left="709" w:hanging="425"/>
+        <w:jc w:val="both"/>
+      </w:pPr>
+      <w:r>
+        <w:rPr>
+          <w:sz w:val="28"/>
+        </w:rPr>
+        <w:t xml:space="preserve">Проверены ли отзывы, рейтинги, кейсы и репутационный барьер? Да, </w:t>
+      </w:r>
+      <w:r>
+        <w:rPr>
+          <w:i/>
+          <w:sz w:val="28"/>
+        </w:rPr>
         <w:t>G2</w:t>
       </w:r>
       <w:r>
@@ -22490,33 +23081,218 @@
         <w:rPr>
           <w:sz w:val="28"/>
         </w:rPr>
-        <w:t xml:space="preserve">, страницы цен конкурентов, </w:t>
+        <w:t xml:space="preserve"> (рисунок 3, приложение Г).</w:t>
+      </w:r>
+    </w:p>
+    <w:p>
+      <w:pPr>
+        <w:pStyle w:val="FirstParagraph"/>
+        <w:numPr>
+          <w:ilvl w:val="0"/>
+          <w:numId w:val="2"/>
+        </w:numPr>
+        <w:spacing w:before="0" w:after="0" w:line="360" w:lineRule="exact"/>
+        <w:ind w:left="709" w:hanging="425"/>
+        <w:jc w:val="both"/>
+      </w:pPr>
+      <w:r>
+        <w:rPr>
+          <w:sz w:val="28"/>
+        </w:rPr>
+        <w:t xml:space="preserve">Проверены ли технологические признаки конкурентов через </w:t>
       </w:r>
       <w:r>
         <w:rPr>
           <w:i/>
           <w:sz w:val="28"/>
         </w:rPr>
-        <w:t>BLS</w:t>
-      </w:r>
-      <w:r>
-        <w:rPr>
-          <w:sz w:val="28"/>
-        </w:rPr>
-        <w:t xml:space="preserve"> и </w:t>
+        <w:t>BuiltWith</w:t>
+      </w:r>
+      <w:r>
+        <w:rPr>
+          <w:sz w:val="28"/>
+        </w:rPr>
+        <w:t xml:space="preserve">, </w:t>
       </w:r>
       <w:r>
         <w:rPr>
           <w:i/>
           <w:sz w:val="28"/>
         </w:rPr>
-        <w:t>SBA</w:t>
-      </w:r>
-      <w:r>
-        <w:rPr>
-          <w:sz w:val="28"/>
-        </w:rPr>
-        <w:t xml:space="preserve"> (через ЛР2-3).</w:t>
+        <w:t>Wappalyzer</w:t>
+      </w:r>
+      <w:r>
+        <w:rPr>
+          <w:sz w:val="28"/>
+        </w:rPr>
+        <w:t xml:space="preserve"> или аналогичные сервисы? Частично: бесплатный профиль </w:t>
+      </w:r>
+      <w:r>
+        <w:rPr>
+          <w:i/>
+          <w:sz w:val="28"/>
+        </w:rPr>
+        <w:t>BuiltWith</w:t>
+      </w:r>
+      <w:r>
+        <w:rPr>
+          <w:sz w:val="28"/>
+        </w:rPr>
+        <w:t xml:space="preserve"> просмотрен для </w:t>
+      </w:r>
+      <w:r>
+        <w:rPr>
+          <w:i/>
+          <w:sz w:val="28"/>
+        </w:rPr>
+        <w:t>PerfectXL</w:t>
+      </w:r>
+      <w:r>
+        <w:rPr>
+          <w:sz w:val="28"/>
+        </w:rPr>
+        <w:t xml:space="preserve"> (72 технологии, среди них </w:t>
+      </w:r>
+      <w:r>
+        <w:rPr>
+          <w:i/>
+          <w:sz w:val="28"/>
+        </w:rPr>
+        <w:t>WordPress</w:t>
+      </w:r>
+      <w:r>
+        <w:rPr>
+          <w:sz w:val="28"/>
+        </w:rPr>
+        <w:t xml:space="preserve">, </w:t>
+      </w:r>
+      <w:r>
+        <w:rPr>
+          <w:i/>
+          <w:sz w:val="28"/>
+        </w:rPr>
+        <w:t>WooCommerce</w:t>
+      </w:r>
+      <w:r>
+        <w:rPr>
+          <w:sz w:val="28"/>
+        </w:rPr>
+        <w:t xml:space="preserve">, </w:t>
+      </w:r>
+      <w:r>
+        <w:rPr>
+          <w:i/>
+          <w:sz w:val="28"/>
+        </w:rPr>
+        <w:t>Cloudflare</w:t>
+      </w:r>
+      <w:r>
+        <w:rPr>
+          <w:sz w:val="28"/>
+        </w:rPr>
+        <w:t xml:space="preserve">, </w:t>
+      </w:r>
+      <w:r>
+        <w:rPr>
+          <w:i/>
+          <w:sz w:val="28"/>
+        </w:rPr>
+        <w:t>Google</w:t>
+      </w:r>
+      <w:r>
+        <w:rPr>
+          <w:sz w:val="28"/>
+        </w:rPr>
+        <w:t xml:space="preserve"> </w:t>
+      </w:r>
+      <w:r>
+        <w:rPr>
+          <w:i/>
+          <w:sz w:val="28"/>
+        </w:rPr>
+        <w:t>Analytics</w:t>
+      </w:r>
+      <w:r>
+        <w:rPr>
+          <w:sz w:val="28"/>
+        </w:rPr>
+        <w:t xml:space="preserve">, </w:t>
+      </w:r>
+      <w:r>
+        <w:rPr>
+          <w:i/>
+          <w:sz w:val="28"/>
+        </w:rPr>
+        <w:t>Google</w:t>
+      </w:r>
+      <w:r>
+        <w:rPr>
+          <w:sz w:val="28"/>
+        </w:rPr>
+        <w:t xml:space="preserve"> </w:t>
+      </w:r>
+      <w:r>
+        <w:rPr>
+          <w:i/>
+          <w:sz w:val="28"/>
+        </w:rPr>
+        <w:t>Tag</w:t>
+      </w:r>
+      <w:r>
+        <w:rPr>
+          <w:sz w:val="28"/>
+        </w:rPr>
+        <w:t xml:space="preserve"> </w:t>
+      </w:r>
+      <w:r>
+        <w:rPr>
+          <w:i/>
+          <w:sz w:val="28"/>
+        </w:rPr>
+        <w:t>Manager</w:t>
+      </w:r>
+      <w:r>
+        <w:rPr>
+          <w:sz w:val="28"/>
+        </w:rPr>
+        <w:t xml:space="preserve">, </w:t>
+      </w:r>
+      <w:r>
+        <w:rPr>
+          <w:i/>
+          <w:sz w:val="28"/>
+        </w:rPr>
+        <w:t>MailerLite</w:t>
+      </w:r>
+      <w:r>
+        <w:rPr>
+          <w:sz w:val="28"/>
+        </w:rPr>
+        <w:t>), для остальных сайтов профиль в бесплатном доступе неполон; технологические баллы заданы экспертно (допущение Д-17) с опорой на страницы продук</w:t>
+      </w:r>
+      <w:r>
+        <w:rPr>
+          <w:sz w:val="28"/>
+        </w:rPr>
+        <w:t>тов (интеграции, безопасность, надстройка).</w:t>
+      </w:r>
+    </w:p>
+    <w:p>
+      <w:pPr>
+        <w:pStyle w:val="FirstParagraph"/>
+        <w:numPr>
+          <w:ilvl w:val="0"/>
+          <w:numId w:val="2"/>
+        </w:numPr>
+        <w:spacing w:before="0" w:after="0" w:line="360" w:lineRule="exact"/>
+        <w:ind w:left="709" w:hanging="425"/>
+        <w:jc w:val="both"/>
+      </w:pPr>
+      <w:r>
+        <w:rPr>
+          <w:sz w:val="28"/>
+        </w:rPr>
+        <w:t>Содержит ли вывод не только балл конкуренции, но и управленческое объяснение барьеров входа? Да, раздел 2.10 и рисунок 4.</w:t>
       </w:r>
     </w:p>
     <w:p>
@@ -22527,7 +23303,7 @@
         <w:jc w:val="center"/>
       </w:pPr>
       <w:bookmarkStart w:id="30" w:name="_выводы"/>
-      <w:bookmarkStart w:id="31" w:name="_Toc242012089"/>
+      <w:bookmarkStart w:id="31" w:name="_Toc242017706"/>
       <w:bookmarkEnd w:id="28"/>
       <w:r>
         <w:rPr>
@@ -22563,13 +23339,32 @@
         <w:rPr>
           <w:sz w:val="28"/>
         </w:rPr>
-        <w:t>-моделей. Конкурентное поле состоит из пяти небольших прямых конкурентов (около 75</w:t>
-      </w:r>
-      <w:r>
-        <w:rPr>
-          <w:sz w:val="28"/>
-        </w:rPr>
-        <w:t xml:space="preserve"> тысяч визитов в месяц на всех) и большого числа заменителей, которые дают 73 % релевантного трафика. Концентрация умеренная: </w:t>
+        <w:t>-мо</w:t>
+      </w:r>
+      <w:r>
+        <w:rPr>
+          <w:sz w:val="28"/>
+        </w:rPr>
+        <w:t xml:space="preserve">делей. Конкурентное поле состоит из пяти небольших специализированных игроков (четыре прямых конкурента и </w:t>
+      </w:r>
+      <w:r>
+        <w:rPr>
+          <w:i/>
+          <w:sz w:val="28"/>
+        </w:rPr>
+        <w:t>CIMCON</w:t>
+      </w:r>
+      <w:r>
+        <w:rPr>
+          <w:sz w:val="28"/>
+        </w:rPr>
+        <w:t xml:space="preserve"> с частичным пересечением) (около 75 тысяч визитов в месяц на всех) и большого числа заменителей, которые дают 73 % релевантного трафика. Концен</w:t>
+      </w:r>
+      <w:r>
+        <w:rPr>
+          <w:sz w:val="28"/>
+        </w:rPr>
+        <w:t xml:space="preserve">трация умеренная: </w:t>
       </w:r>
       <w:r>
         <w:rPr>
@@ -22622,13 +23417,7 @@
         <w:rPr>
           <w:sz w:val="28"/>
         </w:rPr>
-        <w:t xml:space="preserve">Среднее давление пяти сил равно 3,55 из 5, индекс барьеров входа 3,15: рынок умеренно </w:t>
-      </w:r>
-      <w:r>
-        <w:rPr>
-          <w:sz w:val="28"/>
-        </w:rPr>
-        <w:t>привлекателен. Критичная сила - заменители (</w:t>
+        <w:t>Среднее давление пяти сил равно 3,55 из 5, индекс барьеров входа 3,15: рынок умеренно привлекателен. Критичная сила - заменители (</w:t>
       </w:r>
       <w:r>
         <w:rPr>
@@ -22654,7 +23443,13 @@
         <w:rPr>
           <w:sz w:val="28"/>
         </w:rPr>
-        <w:t xml:space="preserve">), высокие - сила покупателей и угроза новых участников. У прямых конкурентов почти нет отзывов, платная реклама почти не используется, цена между массовыми </w:t>
+        <w:t xml:space="preserve">), высокие - сила покупателей </w:t>
+      </w:r>
+      <w:r>
+        <w:rPr>
+          <w:sz w:val="28"/>
+        </w:rPr>
+        <w:t xml:space="preserve">и угроза новых участников. У прямых конкурентов почти нет отзывов, платная реклама почти не используется, цена между массовыми </w:t>
       </w:r>
       <w:r>
         <w:rPr>
@@ -22667,13 +23462,7 @@
         <w:rPr>
           <w:sz w:val="28"/>
         </w:rPr>
-        <w:t>-подпи</w:t>
-      </w:r>
-      <w:r>
-        <w:rPr>
-          <w:sz w:val="28"/>
-        </w:rPr>
-        <w:t>сками и специализированным аудитом свободна.</w:t>
+        <w:t>-подписками и специализированным аудитом свободна.</w:t>
       </w:r>
     </w:p>
     <w:p>
@@ -22687,7 +23476,13 @@
         <w:rPr>
           <w:sz w:val="28"/>
         </w:rPr>
-        <w:t xml:space="preserve">Стратегия входа: узкое позиционирование независимой проверки с доказательствами для финансовых специалистов, вход через поиск, </w:t>
+        <w:t>Стратегия входа: узкое позиционирование независимой проверки с доказательств</w:t>
+      </w:r>
+      <w:r>
+        <w:rPr>
+          <w:sz w:val="28"/>
+        </w:rPr>
+        <w:t xml:space="preserve">ами для финансовых специалистов, вход через поиск, </w:t>
       </w:r>
       <w:r>
         <w:rPr>
@@ -22720,14 +23515,7 @@
           <w:i/>
           <w:sz w:val="28"/>
         </w:rPr>
-        <w:t>EU</w:t>
-      </w:r>
-      <w:r>
-        <w:rPr>
-          <w:i/>
-          <w:sz w:val="28"/>
-        </w:rPr>
-        <w:t>R</w:t>
+        <w:t>EUR</w:t>
       </w:r>
       <w:r>
         <w:rPr>
@@ -22809,7 +23597,7 @@
         <w:jc w:val="center"/>
       </w:pPr>
       <w:bookmarkStart w:id="32" w:name="_274f6a444530ef90b0479dabf3d210f01e97699"/>
-      <w:bookmarkStart w:id="33" w:name="_Toc242012090"/>
+      <w:bookmarkStart w:id="33" w:name="_Toc242017707"/>
       <w:bookmarkEnd w:id="30"/>
       <w:r>
         <w:rPr>
@@ -22836,13 +23624,7 @@
         <w:rPr>
           <w:sz w:val="28"/>
         </w:rPr>
-        <w:t>Методические материалы дисциплины «Электронный бизнес» к лабораторной работе № 4: методика пяти сил П</w:t>
-      </w:r>
-      <w:r>
-        <w:rPr>
-          <w:sz w:val="28"/>
-        </w:rPr>
-        <w:t>ортера для электронного бизнеса и источники данных по силам Портера. – Минск : БГУИР, 2026.</w:t>
+        <w:t>Методические материалы дисциплины «Электронный бизнес» к лабораторной работе № 4: методика пяти сил Портера для электронного бизнеса и источники данных по силам Портера. – Минск : БГУИР, 2026.</w:t>
       </w:r>
     </w:p>
     <w:p>
@@ -22860,7 +23642,13 @@
         <w:rPr>
           <w:sz w:val="28"/>
         </w:rPr>
-        <w:t xml:space="preserve">Методика оценки уровня конкуренции и барьеров входа по данным </w:t>
+        <w:t>Методика оценки уровня конкур</w:t>
+      </w:r>
+      <w:r>
+        <w:rPr>
+          <w:sz w:val="28"/>
+        </w:rPr>
+        <w:t xml:space="preserve">енции и барьеров входа по данным </w:t>
       </w:r>
       <w:r>
         <w:rPr>
@@ -22886,13 +23674,7 @@
         <w:rPr>
           <w:sz w:val="28"/>
         </w:rPr>
-        <w:t xml:space="preserve"> оценки конкуренции и барьеров входа. Методические материалы дисциплины «Элект</w:t>
-      </w:r>
-      <w:r>
-        <w:rPr>
-          <w:sz w:val="28"/>
-        </w:rPr>
-        <w:t>ронный бизнес». – Минск : БГУИР, 2026.</w:t>
+        <w:t xml:space="preserve"> оценки конкуренции и барьеров входа. Методические материалы дисциплины «Электронный бизнес». – Минск : БГУИР, 2026.</w:t>
       </w:r>
     </w:p>
     <w:p>
@@ -23157,7 +23939,14 @@
           <w:i/>
           <w:sz w:val="28"/>
         </w:rPr>
-        <w:t>Five</w:t>
+        <w:t>F</w:t>
+      </w:r>
+      <w:r>
+        <w:rPr>
+          <w:i/>
+          <w:sz w:val="28"/>
+        </w:rPr>
+        <w:t>ive</w:t>
       </w:r>
       <w:r>
         <w:rPr>
@@ -23342,13 +24131,13 @@
         <w:rPr>
           <w:sz w:val="28"/>
         </w:rPr>
-        <w:t xml:space="preserve">Земляник, Р. В. Отчет по лабораторной работе № 2–3 «Оценка объема рынка» / </w:t>
-      </w:r>
-      <w:r>
-        <w:rPr>
-          <w:sz w:val="28"/>
-        </w:rPr>
-        <w:t>Р. В. Земляник. – Минск : БГУИР, 2026.</w:t>
+        <w:t>Землян</w:t>
+      </w:r>
+      <w:r>
+        <w:rPr>
+          <w:sz w:val="28"/>
+        </w:rPr>
+        <w:t>ик, Р. В. Отчет по лабораторной работе № 2–3 «Оценка объема рынка» / Р. В. Земляник. – Минск : БГУИР, 2026.</w:t>
       </w:r>
     </w:p>
     <w:p>
@@ -23405,7 +24194,13 @@
         <w:rPr>
           <w:sz w:val="28"/>
         </w:rPr>
-        <w:t>: отчеты по практическим занятиям по дисциплине «Управление проектами» / Р. В. Земляник. – Минск : БГУИР, 2026.</w:t>
+        <w:t>: отчеты по практическим занятиям по дисциплине «Управле</w:t>
+      </w:r>
+      <w:r>
+        <w:rPr>
+          <w:sz w:val="28"/>
+        </w:rPr>
+        <w:t>ние проектами» / Р. В. Земляник. – Минск : БГУИР, 2026.</w:t>
       </w:r>
     </w:p>
     <w:p>
@@ -23437,14 +24232,7 @@
           <w:i/>
           <w:sz w:val="28"/>
         </w:rPr>
-        <w:t>W</w:t>
-      </w:r>
-      <w:r>
-        <w:rPr>
-          <w:i/>
-          <w:sz w:val="28"/>
-        </w:rPr>
-        <w:t>ebsite</w:t>
+        <w:t>Website</w:t>
       </w:r>
       <w:r>
         <w:rPr>
@@ -23585,14 +24373,7 @@
           <w:i/>
           <w:sz w:val="28"/>
         </w:rPr>
-        <w:t>Capterr</w:t>
-      </w:r>
-      <w:r>
-        <w:rPr>
-          <w:i/>
-          <w:sz w:val="28"/>
-        </w:rPr>
-        <w:t>a</w:t>
+        <w:t>Capterra</w:t>
       </w:r>
       <w:r>
         <w:rPr>
@@ -23675,7 +24456,13 @@
         <w:rPr>
           <w:sz w:val="28"/>
         </w:rPr>
-        <w:t xml:space="preserve"> [Электронный ресурс]. – Режим доступа: https://www.trustpilot.com/review/perfectxl.com. – Дата доступа: 03.10.2026.</w:t>
+        <w:t xml:space="preserve"> [Электронный рес</w:t>
+      </w:r>
+      <w:r>
+        <w:rPr>
+          <w:sz w:val="28"/>
+        </w:rPr>
+        <w:t>урс]. – Режим доступа: https://www.trustpilot.com/review/perfectxl.com. – Дата доступа: 03.10.2026.</w:t>
       </w:r>
     </w:p>
     <w:p>
@@ -23745,14 +24532,7 @@
           <w:i/>
           <w:sz w:val="28"/>
         </w:rPr>
-        <w:t>Pric</w:t>
-      </w:r>
-      <w:r>
-        <w:rPr>
-          <w:i/>
-          <w:sz w:val="28"/>
-        </w:rPr>
-        <w:t>ing</w:t>
+        <w:t>Pricing</w:t>
       </w:r>
       <w:r>
         <w:rPr>
@@ -23834,13 +24614,13 @@
         <w:rPr>
           <w:sz w:val="28"/>
         </w:rPr>
-        <w:t xml:space="preserve"> [Электронный ресурс]. – Реж</w:t>
-      </w:r>
-      <w:r>
-        <w:rPr>
-          <w:sz w:val="28"/>
-        </w:rPr>
-        <w:t>им доступа: https://www.shortcut.ai/pricing. – Дата доступа: 03.10.2026.</w:t>
+        <w:t xml:space="preserve"> [Электронный ресурс]. – Режим </w:t>
+      </w:r>
+      <w:r>
+        <w:rPr>
+          <w:sz w:val="28"/>
+        </w:rPr>
+        <w:t>доступа: https://www.shortcut.ai/pricing. – Дата доступа: 03.10.2026.</w:t>
       </w:r>
     </w:p>
     <w:p>
@@ -23950,14 +24730,14 @@
           <w:i/>
           <w:sz w:val="28"/>
         </w:rPr>
-        <w:t>Ca</w:t>
+        <w:t>Capte</w:t>
       </w:r>
       <w:r>
         <w:rPr>
           <w:i/>
           <w:sz w:val="28"/>
         </w:rPr>
-        <w:t>pterra</w:t>
+        <w:t>rra</w:t>
       </w:r>
       <w:r>
         <w:rPr>
@@ -24066,13 +24846,13 @@
         <w:rPr>
           <w:sz w:val="28"/>
         </w:rPr>
-        <w:t xml:space="preserve"> [Электронный ресурс]. – Режим доступа: https://www.trustp</w:t>
-      </w:r>
-      <w:r>
-        <w:rPr>
-          <w:sz w:val="28"/>
-        </w:rPr>
-        <w:t>ilot.com/review/numerous.ai. – Дата доступа: 03.10.2026.</w:t>
+        <w:t xml:space="preserve"> [Электронный ресурс]. – Режим доступа: https://www.trustpilo</w:t>
+      </w:r>
+      <w:r>
+        <w:rPr>
+          <w:sz w:val="28"/>
+        </w:rPr>
+        <w:t>t.com/review/numerous.ai. – Дата доступа: 03.10.2026.</w:t>
       </w:r>
     </w:p>
     <w:p>
@@ -24084,7 +24864,7 @@
         <w:jc w:val="center"/>
       </w:pPr>
       <w:bookmarkStart w:id="34" w:name="_3d74faf1500c1b2a4a8bfa8e0e37c74206ce73d"/>
-      <w:bookmarkStart w:id="35" w:name="_Toc242012091"/>
+      <w:bookmarkStart w:id="35" w:name="_Toc242017708"/>
       <w:bookmarkEnd w:id="32"/>
       <w:r>
         <w:rPr>
@@ -24743,13 +25523,7 @@
               <w:rPr>
                 <w:sz w:val="24"/>
               </w:rPr>
-              <w:t>среднее отнош</w:t>
-            </w:r>
-            <w:r>
-              <w:rPr>
-                <w:sz w:val="24"/>
-              </w:rPr>
-              <w:t>ение долей органики и платного поиска к порогам</w:t>
+              <w:t>среднее отношение долей органики и платного поиска к порогам</w:t>
             </w:r>
           </w:p>
         </w:tc>
@@ -25148,7 +25922,7 @@
         <w:jc w:val="center"/>
       </w:pPr>
       <w:bookmarkStart w:id="36" w:name="_25083b51e17d9d99817d1269b6af13d75b604a4"/>
-      <w:bookmarkStart w:id="37" w:name="_Toc242012092"/>
+      <w:bookmarkStart w:id="37" w:name="_Toc242017709"/>
       <w:bookmarkEnd w:id="34"/>
       <w:r>
         <w:rPr>
@@ -25196,13 +25970,7 @@
         <w:rPr>
           <w:sz w:val="28"/>
         </w:rPr>
-        <w:t>Ниже для каждого элемента, которого нет в открытом доступе или который недоступен без платного сервиса, зафиксировано принят</w:t>
-      </w:r>
-      <w:r>
-        <w:rPr>
-          <w:sz w:val="28"/>
-        </w:rPr>
-        <w:t>ое решение: модельные данные, альтернативный источник или допущение.</w:t>
+        <w:t>Ниже для каждого элемента, которого нет в открытом доступе или который недоступен без платного сервиса, зафиксировано принятое решение: модельные данные, альтернативный источник или допущение.</w:t>
       </w:r>
     </w:p>
     <w:p>
@@ -25216,7 +25984,13 @@
         <w:rPr>
           <w:sz w:val="28"/>
         </w:rPr>
-        <w:t>В таблице 21 представлено: принятые решения по данным, которых нет в открытом доступе.</w:t>
+        <w:t xml:space="preserve">В таблице 21 представлено: принятые решения по данным, которых </w:t>
+      </w:r>
+      <w:r>
+        <w:rPr>
+          <w:sz w:val="28"/>
+        </w:rPr>
+        <w:t>нет в открытом доступе.</w:t>
       </w:r>
     </w:p>
     <w:p>
@@ -26256,7 +27030,7 @@
         <w:jc w:val="center"/>
       </w:pPr>
       <w:bookmarkStart w:id="38" w:name="_cb59224a7032ef66ab429e7df9b4e4c597bc187"/>
-      <w:bookmarkStart w:id="39" w:name="_Toc242012093"/>
+      <w:bookmarkStart w:id="39" w:name="_Toc242017710"/>
       <w:bookmarkEnd w:id="36"/>
       <w:r>
         <w:rPr>
@@ -26998,7 +27772,7 @@
         <w:jc w:val="center"/>
       </w:pPr>
       <w:bookmarkStart w:id="40" w:name="_36e5ced6b29eabb38058bfd1a6b3384d71712dd"/>
-      <w:bookmarkStart w:id="41" w:name="_Toc242012094"/>
+      <w:bookmarkStart w:id="41" w:name="_Toc242017711"/>
       <w:bookmarkEnd w:id="38"/>
       <w:r>
         <w:rPr>
@@ -27109,7 +27883,13 @@
         <w:rPr>
           <w:sz w:val="28"/>
         </w:rPr>
-        <w:t>В таблице 23 представлено: дополнительные отзывы и рейтинги.</w:t>
+        <w:t>В таблице 23 представлено: дополнительные отзывы и рей</w:t>
+      </w:r>
+      <w:r>
+        <w:rPr>
+          <w:sz w:val="28"/>
+        </w:rPr>
+        <w:t>тинги.</w:t>
       </w:r>
     </w:p>
     <w:p>
@@ -27230,14 +28010,7 @@
                 <w:b/>
                 <w:sz w:val="24"/>
               </w:rPr>
-              <w:t>Комментар</w:t>
-            </w:r>
-            <w:r>
-              <w:rPr>
-                <w:b/>
-                <w:sz w:val="24"/>
-              </w:rPr>
-              <w:t>ий</w:t>
+              <w:t>Комментарий</w:t>
             </w:r>
           </w:p>
         </w:tc>
@@ -27612,13 +28385,13 @@
               <w:rPr>
                 <w:sz w:val="24"/>
               </w:rPr>
-              <w:t>все отзывы однозвездочные</w:t>
-            </w:r>
-            <w:r>
-              <w:rPr>
-                <w:sz w:val="24"/>
-              </w:rPr>
-              <w:t>: списание после пробного периода, сложная отмена, отказ в возврате</w:t>
+              <w:t>все</w:t>
+            </w:r>
+            <w:r>
+              <w:rPr>
+                <w:sz w:val="24"/>
+              </w:rPr>
+              <w:t xml:space="preserve"> отзывы однозвездочные: списание после пробного периода, сложная отмена, отказ в возврате</w:t>
             </w:r>
           </w:p>
         </w:tc>
@@ -27881,7 +28654,13 @@
         <w:rPr>
           <w:sz w:val="28"/>
         </w:rPr>
-        <w:t xml:space="preserve">) их нет, что подтверждает слабое доверие как барьер и возможность для </w:t>
+        <w:t xml:space="preserve">) их </w:t>
+      </w:r>
+      <w:r>
+        <w:rPr>
+          <w:sz w:val="28"/>
+        </w:rPr>
+        <w:t xml:space="preserve">нет, что подтверждает слабое доверие как барьер и возможность для </w:t>
       </w:r>
       <w:r>
         <w:rPr>
@@ -27932,7 +28711,7 @@
         <w:jc w:val="center"/>
       </w:pPr>
       <w:bookmarkStart w:id="42" w:name="_66fcbafe8bc9e7780670ba4b2232c7930f0801d"/>
-      <w:bookmarkStart w:id="43" w:name="_Toc242012095"/>
+      <w:bookmarkStart w:id="43" w:name="_Toc242017712"/>
       <w:bookmarkEnd w:id="40"/>
       <w:r>
         <w:rPr>
@@ -27940,14 +28719,7 @@
           <w:sz w:val="28"/>
         </w:rPr>
         <w:lastRenderedPageBreak/>
-        <w:t>ПР</w:t>
-      </w:r>
-      <w:r>
-        <w:rPr>
-          <w:b/>
-          <w:sz w:val="28"/>
-        </w:rPr>
-        <w:t>ИЛОЖЕНИЕ Д</w:t>
+        <w:t>ПРИЛОЖЕНИЕ Д</w:t>
       </w:r>
       <w:bookmarkEnd w:id="43"/>
     </w:p>
@@ -27960,7 +28732,13 @@
         <w:rPr>
           <w:sz w:val="28"/>
         </w:rPr>
-        <w:t>(справочное)</w:t>
+        <w:t>(</w:t>
+      </w:r>
+      <w:r>
+        <w:rPr>
+          <w:sz w:val="28"/>
+        </w:rPr>
+        <w:t>справочное)</w:t>
       </w:r>
     </w:p>
     <w:p>
@@ -31797,7 +32575,7 @@
         <w:jc w:val="center"/>
       </w:pPr>
       <w:bookmarkStart w:id="44" w:name="_611c72cb5ff698cc2a9b3fadd77ca45e6ffe88e"/>
-      <w:bookmarkStart w:id="45" w:name="_Toc242012096"/>
+      <w:bookmarkStart w:id="45" w:name="_Toc242017713"/>
       <w:bookmarkEnd w:id="42"/>
       <w:r>
         <w:rPr>
@@ -32724,7 +33502,13 @@
               <w:rPr>
                 <w:sz w:val="24"/>
               </w:rPr>
-              <w:t xml:space="preserve"> однозвездочные (списание после пробного периода, сложная отмена); продукт генерирует формулы, а не проверяет их: риск для политики пробного периода </w:t>
+              <w:t xml:space="preserve"> однозвездочные (списание после п</w:t>
+            </w:r>
+            <w:r>
+              <w:rPr>
+                <w:sz w:val="24"/>
+              </w:rPr>
+              <w:t xml:space="preserve">робного периода, сложная отмена); продукт генерирует формулы, а не проверяет их: риск для политики пробного периода </w:t>
             </w:r>
             <w:r>
               <w:rPr>
@@ -33243,13 +34027,13 @@
               <w:rPr>
                 <w:sz w:val="24"/>
               </w:rPr>
-              <w:t>визит 00:</w:t>
-            </w:r>
-            <w:r>
-              <w:rPr>
-                <w:sz w:val="24"/>
-              </w:rPr>
-              <w:t>00:55, 3,09 страницы, отказы 41,8 %</w:t>
+              <w:t xml:space="preserve">визит 00:00:55, 3,09 </w:t>
+            </w:r>
+            <w:r>
+              <w:rPr>
+                <w:sz w:val="24"/>
+              </w:rPr>
+              <w:t>страницы, отказы 41,8 %</w:t>
             </w:r>
           </w:p>
         </w:tc>
@@ -35026,7 +35810,13 @@
               <w:rPr>
                 <w:sz w:val="24"/>
               </w:rPr>
-              <w:t>почти нет отзывов на крупных площадках, короткий визит, продукт генерирует, а не проверяет</w:t>
+              <w:t xml:space="preserve">почти </w:t>
+            </w:r>
+            <w:r>
+              <w:rPr>
+                <w:sz w:val="24"/>
+              </w:rPr>
+              <w:t>нет отзывов на крупных площадках, короткий визит, продукт генерирует, а не проверяет</w:t>
             </w:r>
           </w:p>
         </w:tc>
@@ -35505,7 +36295,13 @@
               <w:rPr>
                 <w:sz w:val="24"/>
               </w:rPr>
-              <w:t>визит 00:01:44, 3,24 страницы, отказы 43,2 %</w:t>
+              <w:t xml:space="preserve">визит 00:01:44, 3,24 страницы, отказы </w:t>
+            </w:r>
+            <w:r>
+              <w:rPr>
+                <w:sz w:val="24"/>
+              </w:rPr>
+              <w:t>43,2 %</w:t>
             </w:r>
           </w:p>
         </w:tc>
@@ -35721,13 +36517,13 @@
               <w:rPr>
                 <w:sz w:val="24"/>
               </w:rPr>
-              <w:t>самый большой трафик выборки (701 540 визитов в месяц), ранг 64 597, длительный визит 1 мин. 44 с., 5,3 % платного п</w:t>
-            </w:r>
-            <w:r>
-              <w:rPr>
-                <w:sz w:val="24"/>
-              </w:rPr>
-              <w:t>оиска</w:t>
+              <w:t xml:space="preserve">самый большой трафик выборки (701 540 визитов в месяц), ранг 64 597, длительный визит 1 мин. 44 с., </w:t>
+            </w:r>
+            <w:r>
+              <w:rPr>
+                <w:sz w:val="24"/>
+              </w:rPr>
+              <w:t>5,3 % платного поиска</w:t>
             </w:r>
           </w:p>
         </w:tc>
@@ -35815,7 +36611,13 @@
         <w:rPr>
           <w:sz w:val="28"/>
         </w:rPr>
-        <w:t xml:space="preserve"> задает планку удобства загрузки файла и чата с данными, которую пользователи будут ожидать и от </w:t>
+        <w:t xml:space="preserve"> задает планку удобства загрузки файла и чата с данными, которую пользовател</w:t>
+      </w:r>
+      <w:r>
+        <w:rPr>
+          <w:sz w:val="28"/>
+        </w:rPr>
+        <w:t xml:space="preserve">и будут ожидать и от </w:t>
       </w:r>
       <w:r>
         <w:rPr>
@@ -36100,7 +36902,13 @@
               <w:rPr>
                 <w:sz w:val="24"/>
               </w:rPr>
-              <w:t>решения для контроля рисков пользовательских таблиц (</w:t>
+              <w:t xml:space="preserve">решения для контроля рисков </w:t>
+            </w:r>
+            <w:r>
+              <w:rPr>
+                <w:sz w:val="24"/>
+              </w:rPr>
+              <w:t>пользовательских таблиц (</w:t>
             </w:r>
             <w:r>
               <w:rPr>
@@ -36525,7 +37333,14 @@
                 <w:i/>
                 <w:sz w:val="24"/>
               </w:rPr>
-              <w:t>TableMind</w:t>
+              <w:t>TableM</w:t>
+            </w:r>
+            <w:r>
+              <w:rPr>
+                <w:i/>
+                <w:sz w:val="24"/>
+              </w:rPr>
+              <w:t>ind</w:t>
             </w:r>
           </w:p>
         </w:tc>
@@ -37036,13 +37851,7 @@
               <w:rPr>
                 <w:sz w:val="24"/>
               </w:rPr>
-              <w:t xml:space="preserve">визит 00:00:55, 2,05 </w:t>
-            </w:r>
-            <w:r>
-              <w:rPr>
-                <w:sz w:val="24"/>
-              </w:rPr>
-              <w:t>страницы, отказы 40,8 %</w:t>
+              <w:t>визит 00:00:55, 2,05 страницы, отказы 40,8 %</w:t>
             </w:r>
           </w:p>
         </w:tc>
@@ -37086,7 +37895,13 @@
               <w:rPr>
                 <w:sz w:val="24"/>
               </w:rPr>
-              <w:t>прямые 39 %, органика 31 %, платный поиск 2 %, рефералы 11 %</w:t>
+              <w:t xml:space="preserve">прямые 39 %, органика 31 %, платный поиск 2 %, </w:t>
+            </w:r>
+            <w:r>
+              <w:rPr>
+                <w:sz w:val="24"/>
+              </w:rPr>
+              <w:t>рефералы 11 %</w:t>
             </w:r>
           </w:p>
         </w:tc>
@@ -37315,7 +38130,13 @@
               <w:rPr>
                 <w:sz w:val="24"/>
               </w:rPr>
-              <w:t xml:space="preserve">самый малый трафик выборки (1 935 визитов), ранг 5 012 222, нет отзывов; данные </w:t>
+              <w:t>самый малый трафик выборки (1 935 визитов), ран</w:t>
+            </w:r>
+            <w:r>
+              <w:rPr>
+                <w:sz w:val="24"/>
+              </w:rPr>
+              <w:t xml:space="preserve">г 5 012 222, нет отзывов; данные </w:t>
             </w:r>
             <w:r>
               <w:rPr>
@@ -37365,13 +38186,7 @@
         <w:rPr>
           <w:sz w:val="28"/>
         </w:rPr>
-        <w:t xml:space="preserve"> показывает, что прямые конкуренты по задаче остаются малозаметными: рынок</w:t>
-      </w:r>
-      <w:r>
-        <w:rPr>
-          <w:sz w:val="28"/>
-        </w:rPr>
-        <w:t xml:space="preserve"> независимой проверки только формируется.</w:t>
+        <w:t xml:space="preserve"> показывает, что прямые конкуренты по задаче остаются малозаметными: рынок независимой проверки только формируется.</w:t>
       </w:r>
     </w:p>
     <w:p>
@@ -37383,7 +38198,7 @@
         <w:jc w:val="center"/>
       </w:pPr>
       <w:bookmarkStart w:id="46" w:name="_742d751e4621367dcb265d3c521b88e71e5edc1"/>
-      <w:bookmarkStart w:id="47" w:name="_Toc242012097"/>
+      <w:bookmarkStart w:id="47" w:name="_Toc242017714"/>
       <w:bookmarkEnd w:id="44"/>
       <w:r>
         <w:rPr>
@@ -37417,7 +38232,14 @@
           <w:b/>
           <w:sz w:val="28"/>
         </w:rPr>
-        <w:t>Журнал источников данных</w:t>
+        <w:t xml:space="preserve">Журнал </w:t>
+      </w:r>
+      <w:r>
+        <w:rPr>
+          <w:b/>
+          <w:sz w:val="28"/>
+        </w:rPr>
+        <w:t>источников данных</w:t>
       </w:r>
     </w:p>
     <w:p>
@@ -37458,7 +38280,13 @@
         <w:rPr>
           <w:sz w:val="28"/>
         </w:rPr>
-        <w:t>Таблица 33 – Журнал источников данных ЛР4</w:t>
+        <w:t xml:space="preserve">Таблица 33 – Журнал источников </w:t>
+      </w:r>
+      <w:r>
+        <w:rPr>
+          <w:sz w:val="28"/>
+        </w:rPr>
+        <w:t>данных ЛР4</w:t>
       </w:r>
     </w:p>
     <w:tbl>
@@ -37507,14 +38335,7 @@
                 <w:b/>
                 <w:sz w:val="24"/>
               </w:rPr>
-              <w:t>Блок да</w:t>
-            </w:r>
-            <w:r>
-              <w:rPr>
-                <w:b/>
-                <w:sz w:val="24"/>
-              </w:rPr>
-              <w:t>нных</w:t>
+              <w:t>Блок данных</w:t>
             </w:r>
           </w:p>
         </w:tc>
@@ -37995,7 +38816,13 @@
               <w:rPr>
                 <w:sz w:val="24"/>
               </w:rPr>
-              <w:t>Финансирование и размер компаний</w:t>
+              <w:t>Финансирова</w:t>
+            </w:r>
+            <w:r>
+              <w:rPr>
+                <w:sz w:val="24"/>
+              </w:rPr>
+              <w:t>ние и размер компаний</w:t>
             </w:r>
           </w:p>
         </w:tc>
@@ -38294,13 +39121,7 @@
               <w:rPr>
                 <w:sz w:val="24"/>
               </w:rPr>
-              <w:t>три сцен</w:t>
-            </w:r>
-            <w:r>
-              <w:rPr>
-                <w:sz w:val="24"/>
-              </w:rPr>
-              <w:t>ария</w:t>
+              <w:t>три сценария</w:t>
             </w:r>
           </w:p>
         </w:tc>
@@ -38482,7 +39303,7 @@
         <w:jc w:val="center"/>
       </w:pPr>
       <w:bookmarkStart w:id="48" w:name="_0b5a946c20a7ff3f44711d3f4d1b7cf881d090d"/>
-      <w:bookmarkStart w:id="49" w:name="_Toc242012098"/>
+      <w:bookmarkStart w:id="49" w:name="_Toc242017715"/>
       <w:bookmarkEnd w:id="46"/>
       <w:r>
         <w:rPr>
@@ -38516,14 +39337,7 @@
           <w:b/>
           <w:sz w:val="28"/>
         </w:rPr>
-        <w:t>Перечень файлов ра</w:t>
-      </w:r>
-      <w:r>
-        <w:rPr>
-          <w:b/>
-          <w:sz w:val="28"/>
-        </w:rPr>
-        <w:t>боты</w:t>
+        <w:t>Перечень файлов работы</w:t>
       </w:r>
     </w:p>
     <w:p>
@@ -38890,7 +39704,13 @@
               <w:rPr>
                 <w:sz w:val="24"/>
               </w:rPr>
-              <w:t>построение четырех рисунков</w:t>
+              <w:t>построение четы</w:t>
+            </w:r>
+            <w:r>
+              <w:rPr>
+                <w:sz w:val="24"/>
+              </w:rPr>
+              <w:t>рех рисунков</w:t>
             </w:r>
           </w:p>
         </w:tc>
@@ -39011,13 +39831,7 @@
               <w:rPr>
                 <w:sz w:val="24"/>
               </w:rPr>
-              <w:t>результ</w:t>
-            </w:r>
-            <w:r>
-              <w:rPr>
-                <w:sz w:val="24"/>
-              </w:rPr>
-              <w:t xml:space="preserve">аты расчетов в формате </w:t>
+              <w:t xml:space="preserve">результаты расчетов в формате </w:t>
             </w:r>
             <w:r>
               <w:rPr>
@@ -39347,7 +40161,7 @@
   <w:abstractNum w:abstractNumId="0" w15:restartNumberingAfterBreak="0">
     <w:nsid w:val="0000A990"/>
     <w:multiLevelType w:val="multilevel"/>
-    <w:tmpl w:val="8FEAA7F6"/>
+    <w:tmpl w:val="326005EA"/>
     <w:lvl w:ilvl="0">
       <w:numFmt w:val="bullet"/>
       <w:lvlText w:val=" "/>
@@ -39424,7 +40238,7 @@
   <w:abstractNum w:abstractNumId="1" w15:restartNumberingAfterBreak="0">
     <w:nsid w:val="00A99411"/>
     <w:multiLevelType w:val="multilevel"/>
-    <w:tmpl w:val="360243A0"/>
+    <w:tmpl w:val="24624718"/>
     <w:lvl w:ilvl="0">
       <w:start w:val="1"/>
       <w:numFmt w:val="decimal"/>
@@ -40902,7 +41716,7 @@
     <w:autoRedefine/>
     <w:uiPriority w:val="39"/>
     <w:unhideWhenUsed/>
-    <w:rsid w:val="002302B5"/>
+    <w:rsid w:val="007D6A38"/>
     <w:pPr>
       <w:spacing w:after="100"/>
     </w:pPr>
@@ -40914,7 +41728,7 @@
     <w:autoRedefine/>
     <w:uiPriority w:val="39"/>
     <w:unhideWhenUsed/>
-    <w:rsid w:val="002302B5"/>
+    <w:rsid w:val="007D6A38"/>
     <w:pPr>
       <w:spacing w:after="100"/>
       <w:ind w:left="240"/>

--- a/ЛР4_Пять_сил_Портера/ОТЧЕТ_ЛР4_TableMind.docx
+++ b/ЛР4_Пять_сил_Портера/ОТЧЕТ_ЛР4_TableMind.docx
@@ -263,7 +263,7 @@
       <w:r>
         <w:fldChar w:fldCharType="separate"/>
       </w:r>
-      <w:hyperlink w:anchor="_Toc242017691" w:history="1">
+      <w:hyperlink w:anchor="_Toc242018470" w:history="1">
         <w:r>
           <w:rPr>
             <w:rStyle w:val="af"/>
@@ -291,7 +291,7 @@
             <w:noProof/>
             <w:webHidden/>
           </w:rPr>
-          <w:instrText xml:space="preserve"> PAGEREF _Toc242017691 \h </w:instrText>
+          <w:instrText xml:space="preserve"> PAGEREF _Toc242018470 \h </w:instrText>
         </w:r>
         <w:r>
           <w:rPr>
@@ -332,7 +332,7 @@
           <w:noProof/>
         </w:rPr>
       </w:pPr>
-      <w:hyperlink w:anchor="_Toc242017692" w:history="1">
+      <w:hyperlink w:anchor="_Toc242018471" w:history="1">
         <w:r>
           <w:rPr>
             <w:rStyle w:val="af"/>
@@ -360,7 +360,7 @@
             <w:noProof/>
             <w:webHidden/>
           </w:rPr>
-          <w:instrText xml:space="preserve"> PAGEREF _Toc242017692 \h </w:instrText>
+          <w:instrText xml:space="preserve"> PAGEREF _Toc242018471 \h </w:instrText>
         </w:r>
         <w:r>
           <w:rPr>
@@ -401,7 +401,7 @@
           <w:noProof/>
         </w:rPr>
       </w:pPr>
-      <w:hyperlink w:anchor="_Toc242017693" w:history="1">
+      <w:hyperlink w:anchor="_Toc242018472" w:history="1">
         <w:r>
           <w:rPr>
             <w:rStyle w:val="af"/>
@@ -429,7 +429,7 @@
             <w:noProof/>
             <w:webHidden/>
           </w:rPr>
-          <w:instrText xml:space="preserve"> PAGEREF _Toc242017693 \h </w:instrText>
+          <w:instrText xml:space="preserve"> PAGEREF _Toc242018472 \h </w:instrText>
         </w:r>
         <w:r>
           <w:rPr>
@@ -470,7 +470,7 @@
           <w:noProof/>
         </w:rPr>
       </w:pPr>
-      <w:hyperlink w:anchor="_Toc242017694" w:history="1">
+      <w:hyperlink w:anchor="_Toc242018473" w:history="1">
         <w:r>
           <w:rPr>
             <w:rStyle w:val="af"/>
@@ -498,7 +498,7 @@
             <w:noProof/>
             <w:webHidden/>
           </w:rPr>
-          <w:instrText xml:space="preserve"> PAGEREF _Toc242017694 \h </w:instrText>
+          <w:instrText xml:space="preserve"> PAGEREF _Toc242018473 \h </w:instrText>
         </w:r>
         <w:r>
           <w:rPr>
@@ -539,7 +539,7 @@
           <w:noProof/>
         </w:rPr>
       </w:pPr>
-      <w:hyperlink w:anchor="_Toc242017695" w:history="1">
+      <w:hyperlink w:anchor="_Toc242018474" w:history="1">
         <w:r>
           <w:rPr>
             <w:rStyle w:val="af"/>
@@ -567,7 +567,7 @@
             <w:noProof/>
             <w:webHidden/>
           </w:rPr>
-          <w:instrText xml:space="preserve"> PAGEREF _Toc242017695 \h </w:instrText>
+          <w:instrText xml:space="preserve"> PAGEREF _Toc242018474 \h </w:instrText>
         </w:r>
         <w:r>
           <w:rPr>
@@ -608,7 +608,7 @@
           <w:noProof/>
         </w:rPr>
       </w:pPr>
-      <w:hyperlink w:anchor="_Toc242017696" w:history="1">
+      <w:hyperlink w:anchor="_Toc242018475" w:history="1">
         <w:r>
           <w:rPr>
             <w:rStyle w:val="af"/>
@@ -636,7 +636,7 @@
             <w:noProof/>
             <w:webHidden/>
           </w:rPr>
-          <w:instrText xml:space="preserve"> PAGEREF _Toc242017696 \h </w:instrText>
+          <w:instrText xml:space="preserve"> PAGEREF _Toc242018475 \h </w:instrText>
         </w:r>
         <w:r>
           <w:rPr>
@@ -677,7 +677,7 @@
           <w:noProof/>
         </w:rPr>
       </w:pPr>
-      <w:hyperlink w:anchor="_Toc242017697" w:history="1">
+      <w:hyperlink w:anchor="_Toc242018476" w:history="1">
         <w:r>
           <w:rPr>
             <w:rStyle w:val="af"/>
@@ -705,7 +705,7 @@
             <w:noProof/>
             <w:webHidden/>
           </w:rPr>
-          <w:instrText xml:space="preserve"> PAGEREF _Toc242017697 \h </w:instrText>
+          <w:instrText xml:space="preserve"> PAGEREF _Toc242018476 \h </w:instrText>
         </w:r>
         <w:r>
           <w:rPr>
@@ -746,7 +746,7 @@
           <w:noProof/>
         </w:rPr>
       </w:pPr>
-      <w:hyperlink w:anchor="_Toc242017698" w:history="1">
+      <w:hyperlink w:anchor="_Toc242018477" w:history="1">
         <w:r>
           <w:rPr>
             <w:rStyle w:val="af"/>
@@ -774,7 +774,7 @@
             <w:noProof/>
             <w:webHidden/>
           </w:rPr>
-          <w:instrText xml:space="preserve"> PAGEREF _Toc242017698 \h </w:instrText>
+          <w:instrText xml:space="preserve"> PAGEREF _Toc242018477 \h </w:instrText>
         </w:r>
         <w:r>
           <w:rPr>
@@ -815,7 +815,7 @@
           <w:noProof/>
         </w:rPr>
       </w:pPr>
-      <w:hyperlink w:anchor="_Toc242017699" w:history="1">
+      <w:hyperlink w:anchor="_Toc242018478" w:history="1">
         <w:r>
           <w:rPr>
             <w:rStyle w:val="af"/>
@@ -843,7 +843,7 @@
             <w:noProof/>
             <w:webHidden/>
           </w:rPr>
-          <w:instrText xml:space="preserve"> PAGEREF _Toc242017699 \h </w:instrText>
+          <w:instrText xml:space="preserve"> PAGEREF _Toc242018478 \h </w:instrText>
         </w:r>
         <w:r>
           <w:rPr>
@@ -884,7 +884,7 @@
           <w:noProof/>
         </w:rPr>
       </w:pPr>
-      <w:hyperlink w:anchor="_Toc242017700" w:history="1">
+      <w:hyperlink w:anchor="_Toc242018479" w:history="1">
         <w:r>
           <w:rPr>
             <w:rStyle w:val="af"/>
@@ -912,7 +912,7 @@
             <w:noProof/>
             <w:webHidden/>
           </w:rPr>
-          <w:instrText xml:space="preserve"> PAGEREF _Toc242017700 \h </w:instrText>
+          <w:instrText xml:space="preserve"> PAGEREF _Toc242018479 \h </w:instrText>
         </w:r>
         <w:r>
           <w:rPr>
@@ -953,7 +953,7 @@
           <w:noProof/>
         </w:rPr>
       </w:pPr>
-      <w:hyperlink w:anchor="_Toc242017701" w:history="1">
+      <w:hyperlink w:anchor="_Toc242018480" w:history="1">
         <w:r>
           <w:rPr>
             <w:rStyle w:val="af"/>
@@ -981,7 +981,7 @@
             <w:noProof/>
             <w:webHidden/>
           </w:rPr>
-          <w:instrText xml:space="preserve"> PAGEREF _Toc242017701 \h </w:instrText>
+          <w:instrText xml:space="preserve"> PAGEREF _Toc242018480 \h </w:instrText>
         </w:r>
         <w:r>
           <w:rPr>
@@ -1022,7 +1022,7 @@
           <w:noProof/>
         </w:rPr>
       </w:pPr>
-      <w:hyperlink w:anchor="_Toc242017702" w:history="1">
+      <w:hyperlink w:anchor="_Toc242018481" w:history="1">
         <w:r>
           <w:rPr>
             <w:rStyle w:val="af"/>
@@ -1050,7 +1050,7 @@
             <w:noProof/>
             <w:webHidden/>
           </w:rPr>
-          <w:instrText xml:space="preserve"> PAGEREF _Toc242017702 \h </w:instrText>
+          <w:instrText xml:space="preserve"> PAGEREF _Toc242018481 \h </w:instrText>
         </w:r>
         <w:r>
           <w:rPr>
@@ -1091,7 +1091,7 @@
           <w:noProof/>
         </w:rPr>
       </w:pPr>
-      <w:hyperlink w:anchor="_Toc242017703" w:history="1">
+      <w:hyperlink w:anchor="_Toc242018482" w:history="1">
         <w:r>
           <w:rPr>
             <w:rStyle w:val="af"/>
@@ -1119,7 +1119,7 @@
             <w:noProof/>
             <w:webHidden/>
           </w:rPr>
-          <w:instrText xml:space="preserve"> PAGEREF _Toc242017703 \h </w:instrText>
+          <w:instrText xml:space="preserve"> PAGEREF _Toc242018482 \h </w:instrText>
         </w:r>
         <w:r>
           <w:rPr>
@@ -1160,7 +1160,7 @@
           <w:noProof/>
         </w:rPr>
       </w:pPr>
-      <w:hyperlink w:anchor="_Toc242017704" w:history="1">
+      <w:hyperlink w:anchor="_Toc242018483" w:history="1">
         <w:r>
           <w:rPr>
             <w:rStyle w:val="af"/>
@@ -1188,7 +1188,7 @@
             <w:noProof/>
             <w:webHidden/>
           </w:rPr>
-          <w:instrText xml:space="preserve"> PAGEREF _Toc242017704 \h </w:instrText>
+          <w:instrText xml:space="preserve"> PAGEREF _Toc242018483 \h </w:instrText>
         </w:r>
         <w:r>
           <w:rPr>
@@ -1229,7 +1229,7 @@
           <w:noProof/>
         </w:rPr>
       </w:pPr>
-      <w:hyperlink w:anchor="_Toc242017705" w:history="1">
+      <w:hyperlink w:anchor="_Toc242018484" w:history="1">
         <w:r>
           <w:rPr>
             <w:rStyle w:val="af"/>
@@ -1257,7 +1257,7 @@
             <w:noProof/>
             <w:webHidden/>
           </w:rPr>
-          <w:instrText xml:space="preserve"> PAGEREF _Toc242017705 \h </w:instrText>
+          <w:instrText xml:space="preserve"> PAGEREF _Toc242018484 \h </w:instrText>
         </w:r>
         <w:r>
           <w:rPr>
@@ -1298,7 +1298,7 @@
           <w:noProof/>
         </w:rPr>
       </w:pPr>
-      <w:hyperlink w:anchor="_Toc242017706" w:history="1">
+      <w:hyperlink w:anchor="_Toc242018485" w:history="1">
         <w:r>
           <w:rPr>
             <w:rStyle w:val="af"/>
@@ -1326,7 +1326,7 @@
             <w:noProof/>
             <w:webHidden/>
           </w:rPr>
-          <w:instrText xml:space="preserve"> PAGEREF _Toc242017706 \h </w:instrText>
+          <w:instrText xml:space="preserve"> PAGEREF _Toc242018485 \h </w:instrText>
         </w:r>
         <w:r>
           <w:rPr>
@@ -1367,7 +1367,7 @@
           <w:noProof/>
         </w:rPr>
       </w:pPr>
-      <w:hyperlink w:anchor="_Toc242017707" w:history="1">
+      <w:hyperlink w:anchor="_Toc242018486" w:history="1">
         <w:r>
           <w:rPr>
             <w:rStyle w:val="af"/>
@@ -1395,7 +1395,7 @@
             <w:noProof/>
             <w:webHidden/>
           </w:rPr>
-          <w:instrText xml:space="preserve"> PAGEREF _Toc242017707 \h </w:instrText>
+          <w:instrText xml:space="preserve"> PAGEREF _Toc242018486 \h </w:instrText>
         </w:r>
         <w:r>
           <w:rPr>
@@ -1436,7 +1436,7 @@
           <w:noProof/>
         </w:rPr>
       </w:pPr>
-      <w:hyperlink w:anchor="_Toc242017708" w:history="1">
+      <w:hyperlink w:anchor="_Toc242018487" w:history="1">
         <w:r>
           <w:rPr>
             <w:rStyle w:val="af"/>
@@ -1464,7 +1464,7 @@
             <w:noProof/>
             <w:webHidden/>
           </w:rPr>
-          <w:instrText xml:space="preserve"> PAGEREF _Toc242017708 \h </w:instrText>
+          <w:instrText xml:space="preserve"> PAGEREF _Toc242018487 \h </w:instrText>
         </w:r>
         <w:r>
           <w:rPr>
@@ -1505,7 +1505,7 @@
           <w:noProof/>
         </w:rPr>
       </w:pPr>
-      <w:hyperlink w:anchor="_Toc242017709" w:history="1">
+      <w:hyperlink w:anchor="_Toc242018488" w:history="1">
         <w:r>
           <w:rPr>
             <w:rStyle w:val="af"/>
@@ -1533,7 +1533,7 @@
             <w:noProof/>
             <w:webHidden/>
           </w:rPr>
-          <w:instrText xml:space="preserve"> PAGEREF _Toc242017709 \h </w:instrText>
+          <w:instrText xml:space="preserve"> PAGEREF _Toc242018488 \h </w:instrText>
         </w:r>
         <w:r>
           <w:rPr>
@@ -1574,7 +1574,7 @@
           <w:noProof/>
         </w:rPr>
       </w:pPr>
-      <w:hyperlink w:anchor="_Toc242017710" w:history="1">
+      <w:hyperlink w:anchor="_Toc242018489" w:history="1">
         <w:r>
           <w:rPr>
             <w:rStyle w:val="af"/>
@@ -1602,7 +1602,7 @@
             <w:noProof/>
             <w:webHidden/>
           </w:rPr>
-          <w:instrText xml:space="preserve"> PAGEREF _Toc242017710 \h </w:instrText>
+          <w:instrText xml:space="preserve"> PAGEREF _Toc242018489 \h </w:instrText>
         </w:r>
         <w:r>
           <w:rPr>
@@ -1643,7 +1643,7 @@
           <w:noProof/>
         </w:rPr>
       </w:pPr>
-      <w:hyperlink w:anchor="_Toc242017711" w:history="1">
+      <w:hyperlink w:anchor="_Toc242018490" w:history="1">
         <w:r>
           <w:rPr>
             <w:rStyle w:val="af"/>
@@ -1671,7 +1671,7 @@
             <w:noProof/>
             <w:webHidden/>
           </w:rPr>
-          <w:instrText xml:space="preserve"> PAGEREF _Toc242017711 \h </w:instrText>
+          <w:instrText xml:space="preserve"> PAGEREF _Toc242018490 \h </w:instrText>
         </w:r>
         <w:r>
           <w:rPr>
@@ -1712,7 +1712,7 @@
           <w:noProof/>
         </w:rPr>
       </w:pPr>
-      <w:hyperlink w:anchor="_Toc242017712" w:history="1">
+      <w:hyperlink w:anchor="_Toc242018491" w:history="1">
         <w:r>
           <w:rPr>
             <w:rStyle w:val="af"/>
@@ -1740,7 +1740,7 @@
             <w:noProof/>
             <w:webHidden/>
           </w:rPr>
-          <w:instrText xml:space="preserve"> PAGEREF _Toc242017712 \h </w:instrText>
+          <w:instrText xml:space="preserve"> PAGEREF _Toc242018491 \h </w:instrText>
         </w:r>
         <w:r>
           <w:rPr>
@@ -1781,7 +1781,7 @@
           <w:noProof/>
         </w:rPr>
       </w:pPr>
-      <w:hyperlink w:anchor="_Toc242017713" w:history="1">
+      <w:hyperlink w:anchor="_Toc242018492" w:history="1">
         <w:r>
           <w:rPr>
             <w:rStyle w:val="af"/>
@@ -1809,7 +1809,7 @@
             <w:noProof/>
             <w:webHidden/>
           </w:rPr>
-          <w:instrText xml:space="preserve"> PAGEREF _Toc242017713 \h </w:instrText>
+          <w:instrText xml:space="preserve"> PAGEREF _Toc242018492 \h </w:instrText>
         </w:r>
         <w:r>
           <w:rPr>
@@ -1850,7 +1850,7 @@
           <w:noProof/>
         </w:rPr>
       </w:pPr>
-      <w:hyperlink w:anchor="_Toc242017714" w:history="1">
+      <w:hyperlink w:anchor="_Toc242018493" w:history="1">
         <w:r>
           <w:rPr>
             <w:rStyle w:val="af"/>
@@ -1878,7 +1878,7 @@
             <w:noProof/>
             <w:webHidden/>
           </w:rPr>
-          <w:instrText xml:space="preserve"> PAGEREF _Toc242017714 \h </w:instrText>
+          <w:instrText xml:space="preserve"> PAGEREF _Toc242018493 \h </w:instrText>
         </w:r>
         <w:r>
           <w:rPr>
@@ -1919,7 +1919,7 @@
           <w:noProof/>
         </w:rPr>
       </w:pPr>
-      <w:hyperlink w:anchor="_Toc242017715" w:history="1">
+      <w:hyperlink w:anchor="_Toc242018494" w:history="1">
         <w:r>
           <w:rPr>
             <w:rStyle w:val="af"/>
@@ -1947,7 +1947,7 @@
             <w:noProof/>
             <w:webHidden/>
           </w:rPr>
-          <w:instrText xml:space="preserve"> PAGEREF _Toc242017715 \h </w:instrText>
+          <w:instrText xml:space="preserve"> PAGEREF _Toc242018494 \h </w:instrText>
         </w:r>
         <w:r>
           <w:rPr>
@@ -1993,7 +1993,7 @@
         <w:spacing w:before="0" w:after="360" w:line="360" w:lineRule="exact"/>
         <w:ind w:firstLine="709"/>
       </w:pPr>
-      <w:bookmarkStart w:id="1" w:name="_Toc242017691"/>
+      <w:bookmarkStart w:id="1" w:name="_Toc242018470"/>
       <w:r>
         <w:rPr>
           <w:b/>
@@ -2201,7 +2201,7 @@
         <w:ind w:firstLine="709"/>
       </w:pPr>
       <w:bookmarkStart w:id="2" w:name="_b608aa976fc82a0faaf3b83f58c735968afd03b"/>
-      <w:bookmarkStart w:id="3" w:name="_Toc242017692"/>
+      <w:bookmarkStart w:id="3" w:name="_Toc242018471"/>
       <w:bookmarkEnd w:id="0"/>
       <w:r>
         <w:rPr>
@@ -2266,7 +2266,7 @@
         <w:ind w:firstLine="709"/>
       </w:pPr>
       <w:bookmarkStart w:id="4" w:name="_c2dc16d95c34e7e7c75dbd4503de730b54879a3"/>
-      <w:bookmarkStart w:id="5" w:name="_Toc242017693"/>
+      <w:bookmarkStart w:id="5" w:name="_Toc242018472"/>
       <w:r>
         <w:rPr>
           <w:b/>
@@ -5173,7 +5173,7 @@
         <w:ind w:firstLine="709"/>
       </w:pPr>
       <w:bookmarkStart w:id="6" w:name="_e53e14f44ab4c8780a98a105cb988ad22318c27"/>
-      <w:bookmarkStart w:id="7" w:name="_Toc242017694"/>
+      <w:bookmarkStart w:id="7" w:name="_Toc242018473"/>
       <w:bookmarkEnd w:id="4"/>
       <w:r>
         <w:rPr>
@@ -9092,7 +9092,7 @@
           <w:sz w:val="28"/>
         </w:rPr>
         <w:drawing>
-          <wp:inline distT="0" distB="0" distL="0" distR="0" wp14:anchorId="0824A6B8" wp14:editId="011CA675">
+          <wp:inline distT="0" distB="0" distL="0" distR="0" wp14:anchorId="228F0471" wp14:editId="63AA35C5">
             <wp:extent cx="5334000" cy="3088105"/>
             <wp:effectExtent l="0" t="0" r="0" b="0"/>
             <wp:docPr id="12" name="Picture"/>
@@ -9195,7 +9195,7 @@
         </w:rPr>
         <w:lastRenderedPageBreak/>
         <w:drawing>
-          <wp:inline distT="0" distB="0" distL="0" distR="0" wp14:anchorId="432A802A" wp14:editId="5083A4CC">
+          <wp:inline distT="0" distB="0" distL="0" distR="0" wp14:anchorId="13DDB4CA" wp14:editId="3B6D6447">
             <wp:extent cx="5334000" cy="2862146"/>
             <wp:effectExtent l="0" t="0" r="0" b="0"/>
             <wp:docPr id="15" name="Picture"/>
@@ -9628,7 +9628,7 @@
           <w:sz w:val="28"/>
         </w:rPr>
         <w:drawing>
-          <wp:inline distT="0" distB="0" distL="0" distR="0" wp14:anchorId="65560DBC" wp14:editId="3159C728">
+          <wp:inline distT="0" distB="0" distL="0" distR="0" wp14:anchorId="6EACC8CA" wp14:editId="759FD4C8">
             <wp:extent cx="5334000" cy="2536902"/>
             <wp:effectExtent l="0" t="0" r="0" b="0"/>
             <wp:docPr id="18" name="Picture"/>
@@ -10470,7 +10470,7 @@
         <w:ind w:firstLine="709"/>
       </w:pPr>
       <w:bookmarkStart w:id="8" w:name="_6630f66e9bddc915a7c003d1a4416942be99820"/>
-      <w:bookmarkStart w:id="9" w:name="_Toc242017695"/>
+      <w:bookmarkStart w:id="9" w:name="_Toc242018474"/>
       <w:bookmarkEnd w:id="6"/>
       <w:r>
         <w:rPr>
@@ -12555,7 +12555,7 @@
         </w:rPr>
         <w:lastRenderedPageBreak/>
         <w:drawing>
-          <wp:inline distT="0" distB="0" distL="0" distR="0" wp14:anchorId="5C3A058C" wp14:editId="38F3B8A8">
+          <wp:inline distT="0" distB="0" distL="0" distR="0" wp14:anchorId="0FB2EFF9" wp14:editId="5EACEBE9">
             <wp:extent cx="5334000" cy="2732048"/>
             <wp:effectExtent l="0" t="0" r="0" b="0"/>
             <wp:docPr id="22" name="Picture"/>
@@ -13513,7 +13513,7 @@
         <w:ind w:firstLine="709"/>
       </w:pPr>
       <w:bookmarkStart w:id="10" w:name="_32eb1a546c0e629ee5199cbd921989386414cef"/>
-      <w:bookmarkStart w:id="11" w:name="_Toc242017696"/>
+      <w:bookmarkStart w:id="11" w:name="_Toc242018475"/>
       <w:bookmarkEnd w:id="8"/>
       <w:r>
         <w:rPr>
@@ -14025,7 +14025,7 @@
         <w:ind w:firstLine="709"/>
       </w:pPr>
       <w:bookmarkStart w:id="12" w:name="_56392ae30d217601ca6b22348c46ed1cd30bda9"/>
-      <w:bookmarkStart w:id="13" w:name="_Toc242017697"/>
+      <w:bookmarkStart w:id="13" w:name="_Toc242018476"/>
       <w:bookmarkEnd w:id="10"/>
       <w:r>
         <w:rPr>
@@ -14641,7 +14641,7 @@
         <w:ind w:firstLine="709"/>
       </w:pPr>
       <w:bookmarkStart w:id="14" w:name="_81d55da623d41512ef63f4dc47f176415032501"/>
-      <w:bookmarkStart w:id="15" w:name="_Toc242017698"/>
+      <w:bookmarkStart w:id="15" w:name="_Toc242018477"/>
       <w:bookmarkEnd w:id="12"/>
       <w:r>
         <w:rPr>
@@ -15030,7 +15030,7 @@
         <w:ind w:firstLine="709"/>
       </w:pPr>
       <w:bookmarkStart w:id="16" w:name="_c864891c2a63545415c693c4f70871cf567029c"/>
-      <w:bookmarkStart w:id="17" w:name="_Toc242017699"/>
+      <w:bookmarkStart w:id="17" w:name="_Toc242018478"/>
       <w:bookmarkEnd w:id="14"/>
       <w:r>
         <w:rPr>
@@ -15682,7 +15682,7 @@
         <w:ind w:firstLine="709"/>
       </w:pPr>
       <w:bookmarkStart w:id="18" w:name="_ef6f952c7e24326ac23355a768c8b715ec8fce8"/>
-      <w:bookmarkStart w:id="19" w:name="_Toc242017700"/>
+      <w:bookmarkStart w:id="19" w:name="_Toc242018479"/>
       <w:bookmarkEnd w:id="16"/>
       <w:r>
         <w:rPr>
@@ -16450,7 +16450,7 @@
           <w:sz w:val="28"/>
         </w:rPr>
         <w:drawing>
-          <wp:inline distT="0" distB="0" distL="0" distR="0" wp14:anchorId="78FFD4FA" wp14:editId="099A73C2">
+          <wp:inline distT="0" distB="0" distL="0" distR="0" wp14:anchorId="2AE33C49" wp14:editId="6A8C92E9">
             <wp:extent cx="5334000" cy="2356883"/>
             <wp:effectExtent l="0" t="0" r="0" b="0"/>
             <wp:docPr id="30" name="Picture"/>
@@ -16545,7 +16545,7 @@
         <w:ind w:firstLine="709"/>
       </w:pPr>
       <w:bookmarkStart w:id="20" w:name="_6df6aabc6395b7d9765c374a4a7f2d43c0ba1e7"/>
-      <w:bookmarkStart w:id="21" w:name="_Toc242017701"/>
+      <w:bookmarkStart w:id="21" w:name="_Toc242018480"/>
       <w:bookmarkEnd w:id="18"/>
       <w:r>
         <w:rPr>
@@ -20246,7 +20246,7 @@
         <w:ind w:firstLine="709"/>
       </w:pPr>
       <w:bookmarkStart w:id="22" w:name="_bd0f162afc2e7ad7347811c158aa5f062feeff4"/>
-      <w:bookmarkStart w:id="23" w:name="_Toc242017702"/>
+      <w:bookmarkStart w:id="23" w:name="_Toc242018481"/>
       <w:bookmarkEnd w:id="20"/>
       <w:r>
         <w:rPr>
@@ -21011,7 +21011,7 @@
         <w:ind w:firstLine="709"/>
       </w:pPr>
       <w:bookmarkStart w:id="24" w:name="_07f39535de8dfb555f41c49666d7d7ad4469d72"/>
-      <w:bookmarkStart w:id="25" w:name="_Toc242017703"/>
+      <w:bookmarkStart w:id="25" w:name="_Toc242018482"/>
       <w:bookmarkEnd w:id="22"/>
       <w:r>
         <w:rPr>
@@ -22131,7 +22131,7 @@
         <w:ind w:firstLine="709"/>
       </w:pPr>
       <w:bookmarkStart w:id="26" w:name="_ограничения"/>
-      <w:bookmarkStart w:id="27" w:name="_Toc242017704"/>
+      <w:bookmarkStart w:id="27" w:name="_Toc242018483"/>
       <w:bookmarkEnd w:id="24"/>
       <w:r>
         <w:rPr>
@@ -22345,7 +22345,7 @@
         <w:ind w:firstLine="709"/>
       </w:pPr>
       <w:bookmarkStart w:id="28" w:name="_1bfdad9d2d88ddb6ca16c31c1d4d4943679f32f"/>
-      <w:bookmarkStart w:id="29" w:name="_Toc242017705"/>
+      <w:bookmarkStart w:id="29" w:name="_Toc242018484"/>
       <w:bookmarkEnd w:id="26"/>
       <w:bookmarkEnd w:id="2"/>
       <w:r>
@@ -23303,7 +23303,7 @@
         <w:jc w:val="center"/>
       </w:pPr>
       <w:bookmarkStart w:id="30" w:name="_выводы"/>
-      <w:bookmarkStart w:id="31" w:name="_Toc242017706"/>
+      <w:bookmarkStart w:id="31" w:name="_Toc242018485"/>
       <w:bookmarkEnd w:id="28"/>
       <w:r>
         <w:rPr>
@@ -23534,7 +23534,7 @@
         <w:rPr>
           <w:sz w:val="28"/>
         </w:rPr>
-        <w:t xml:space="preserve">, </w:t>
+        <w:t xml:space="preserve"> и </w:t>
       </w:r>
       <w:r>
         <w:rPr>
@@ -23560,33 +23560,7 @@
         <w:rPr>
           <w:sz w:val="28"/>
         </w:rPr>
-        <w:t xml:space="preserve">, </w:t>
-      </w:r>
-      <w:r>
-        <w:rPr>
-          <w:i/>
-          <w:sz w:val="28"/>
-        </w:rPr>
-        <w:t>Crunchbase</w:t>
-      </w:r>
-      <w:r>
-        <w:rPr>
-          <w:sz w:val="28"/>
-        </w:rPr>
-        <w:t xml:space="preserve"> и </w:t>
-      </w:r>
-      <w:r>
-        <w:rPr>
-          <w:i/>
-          <w:sz w:val="28"/>
-        </w:rPr>
-        <w:t>LinkedIn</w:t>
-      </w:r>
-      <w:r>
-        <w:rPr>
-          <w:sz w:val="28"/>
-        </w:rPr>
-        <w:t xml:space="preserve"> необходимо доснять (приложение Б); результаты переходят в ЛР5 и ЛР6.</w:t>
+        <w:t xml:space="preserve"> недоступны без платного доступа (приложение Б); результаты переходят в ЛР5 и ЛР6.</w:t>
       </w:r>
     </w:p>
     <w:p>
@@ -23597,7 +23571,7 @@
         <w:jc w:val="center"/>
       </w:pPr>
       <w:bookmarkStart w:id="32" w:name="_274f6a444530ef90b0479dabf3d210f01e97699"/>
-      <w:bookmarkStart w:id="33" w:name="_Toc242017707"/>
+      <w:bookmarkStart w:id="33" w:name="_Toc242018486"/>
       <w:bookmarkEnd w:id="30"/>
       <w:r>
         <w:rPr>
@@ -23605,7 +23579,14 @@
           <w:sz w:val="28"/>
         </w:rPr>
         <w:lastRenderedPageBreak/>
-        <w:t>СПИСОК ИСПОЛЬЗОВАННЫХ ИСТОЧНИКОВ</w:t>
+        <w:t>СПИСОК И</w:t>
+      </w:r>
+      <w:r>
+        <w:rPr>
+          <w:b/>
+          <w:sz w:val="28"/>
+        </w:rPr>
+        <w:t>СПОЛЬЗОВАННЫХ ИСТОЧНИКОВ</w:t>
       </w:r>
       <w:bookmarkEnd w:id="33"/>
     </w:p>
@@ -23642,13 +23623,13 @@
         <w:rPr>
           <w:sz w:val="28"/>
         </w:rPr>
-        <w:t>Методика оценки уровня конкур</w:t>
-      </w:r>
-      <w:r>
-        <w:rPr>
-          <w:sz w:val="28"/>
-        </w:rPr>
-        <w:t xml:space="preserve">енции и барьеров входа по данным </w:t>
+        <w:t>Методика оценки уровня конкуренции и б</w:t>
+      </w:r>
+      <w:r>
+        <w:rPr>
+          <w:sz w:val="28"/>
+        </w:rPr>
+        <w:t xml:space="preserve">арьеров входа по данным </w:t>
       </w:r>
       <w:r>
         <w:rPr>
@@ -23939,14 +23920,7 @@
           <w:i/>
           <w:sz w:val="28"/>
         </w:rPr>
-        <w:t>F</w:t>
-      </w:r>
-      <w:r>
-        <w:rPr>
-          <w:i/>
-          <w:sz w:val="28"/>
-        </w:rPr>
-        <w:t>ive</w:t>
+        <w:t>Five</w:t>
       </w:r>
       <w:r>
         <w:rPr>
@@ -24113,7 +24087,13 @@
         <w:rPr>
           <w:sz w:val="28"/>
         </w:rPr>
-        <w:t>Земляник, Р. В. Отчет по лабораторной работе № 1 «Анализ поискового спроса и фиксация границ рынка» / Р. В. Земляник. – Минск : БГУИР, 2026.</w:t>
+        <w:t xml:space="preserve">Земляник, Р. В. Отчет по лабораторной работе № 1 «Анализ поискового спроса и фиксация </w:t>
+      </w:r>
+      <w:r>
+        <w:rPr>
+          <w:sz w:val="28"/>
+        </w:rPr>
+        <w:t>границ рынка» / Р. В. Земляник. – Минск : БГУИР, 2026.</w:t>
       </w:r>
     </w:p>
     <w:p>
@@ -24131,13 +24111,7 @@
         <w:rPr>
           <w:sz w:val="28"/>
         </w:rPr>
-        <w:t>Землян</w:t>
-      </w:r>
-      <w:r>
-        <w:rPr>
-          <w:sz w:val="28"/>
-        </w:rPr>
-        <w:t>ик, Р. В. Отчет по лабораторной работе № 2–3 «Оценка объема рынка» / Р. В. Земляник. – Минск : БГУИР, 2026.</w:t>
+        <w:t>Земляник, Р. В. Отчет по лабораторной работе № 2–3 «Оценка объема рынка» / Р. В. Земляник. – Минск : БГУИР, 2026.</w:t>
       </w:r>
     </w:p>
     <w:p>
@@ -24188,19 +24162,20 @@
           <w:i/>
           <w:sz w:val="28"/>
         </w:rPr>
-        <w:t>TableMind</w:t>
-      </w:r>
-      <w:r>
-        <w:rPr>
-          <w:sz w:val="28"/>
-        </w:rPr>
-        <w:t>: отчеты по практическим занятиям по дисциплине «Управле</w:t>
-      </w:r>
-      <w:r>
-        <w:rPr>
-          <w:sz w:val="28"/>
-        </w:rPr>
-        <w:t>ние проектами» / Р. В. Земляник. – Минск : БГУИР, 2026.</w:t>
+        <w:t>Tabl</w:t>
+      </w:r>
+      <w:r>
+        <w:rPr>
+          <w:i/>
+          <w:sz w:val="28"/>
+        </w:rPr>
+        <w:t>eMind</w:t>
+      </w:r>
+      <w:r>
+        <w:rPr>
+          <w:sz w:val="28"/>
+        </w:rPr>
+        <w:t>: отчеты по практическим занятиям по дисциплине «Управление проектами» / Р. В. Земляник. – Минск : БГУИР, 2026.</w:t>
       </w:r>
     </w:p>
     <w:p>
@@ -24277,7 +24252,13 @@
         <w:rPr>
           <w:sz w:val="28"/>
         </w:rPr>
-        <w:t>) [Электронный ресурс]. – Режим доступа: https://pro.similarweb.com/. – Дата доступа: 03.10.2026.</w:t>
+        <w:t>) [Электронный ресурс]. – Режим доступа: https://pro.similarweb.com/. – Дата доступа: 03.10.202</w:t>
+      </w:r>
+      <w:r>
+        <w:rPr>
+          <w:sz w:val="28"/>
+        </w:rPr>
+        <w:t>6.</w:t>
       </w:r>
     </w:p>
     <w:p>
@@ -24456,13 +24437,7 @@
         <w:rPr>
           <w:sz w:val="28"/>
         </w:rPr>
-        <w:t xml:space="preserve"> [Электронный рес</w:t>
-      </w:r>
-      <w:r>
-        <w:rPr>
-          <w:sz w:val="28"/>
-        </w:rPr>
-        <w:t>урс]. – Режим доступа: https://www.trustpilot.com/review/perfectxl.com. – Дата доступа: 03.10.2026.</w:t>
+        <w:t xml:space="preserve"> [Электронный ресурс]. – Режим доступа: https://www.trustpilot.com/review/perfectxl.com. – Дата доступа: 03.10.2026.</w:t>
       </w:r>
     </w:p>
     <w:p>
@@ -24494,7 +24469,14 @@
           <w:i/>
           <w:sz w:val="28"/>
         </w:rPr>
-        <w:t>Pricing</w:t>
+        <w:t>Pric</w:t>
+      </w:r>
+      <w:r>
+        <w:rPr>
+          <w:i/>
+          <w:sz w:val="28"/>
+        </w:rPr>
+        <w:t>ing</w:t>
       </w:r>
       <w:r>
         <w:rPr>
@@ -24864,7 +24846,7 @@
         <w:jc w:val="center"/>
       </w:pPr>
       <w:bookmarkStart w:id="34" w:name="_3d74faf1500c1b2a4a8bfa8e0e37c74206ce73d"/>
-      <w:bookmarkStart w:id="35" w:name="_Toc242017708"/>
+      <w:bookmarkStart w:id="35" w:name="_Toc242018487"/>
       <w:bookmarkEnd w:id="32"/>
       <w:r>
         <w:rPr>
@@ -24939,7 +24921,13 @@
         <w:rPr>
           <w:sz w:val="28"/>
         </w:rPr>
-        <w:t>Таблица 20 – Журнал допущений ЛР4</w:t>
+        <w:t>Таблиц</w:t>
+      </w:r>
+      <w:r>
+        <w:rPr>
+          <w:sz w:val="28"/>
+        </w:rPr>
+        <w:t>а 20 – Журнал допущений ЛР4</w:t>
       </w:r>
     </w:p>
     <w:tbl>
@@ -25922,7 +25910,7 @@
         <w:jc w:val="center"/>
       </w:pPr>
       <w:bookmarkStart w:id="36" w:name="_25083b51e17d9d99817d1269b6af13d75b604a4"/>
-      <w:bookmarkStart w:id="37" w:name="_Toc242017709"/>
+      <w:bookmarkStart w:id="37" w:name="_Toc242018488"/>
       <w:bookmarkEnd w:id="34"/>
       <w:r>
         <w:rPr>
@@ -27030,7 +27018,7 @@
         <w:jc w:val="center"/>
       </w:pPr>
       <w:bookmarkStart w:id="38" w:name="_cb59224a7032ef66ab429e7df9b4e4c597bc187"/>
-      <w:bookmarkStart w:id="39" w:name="_Toc242017710"/>
+      <w:bookmarkStart w:id="39" w:name="_Toc242018489"/>
       <w:bookmarkEnd w:id="36"/>
       <w:r>
         <w:rPr>
@@ -27105,13 +27093,7 @@
         <w:rPr>
           <w:sz w:val="28"/>
         </w:rPr>
-        <w:t>Таблица 22 – Изменения шаблон</w:t>
-      </w:r>
-      <w:r>
-        <w:rPr>
-          <w:sz w:val="28"/>
-        </w:rPr>
-        <w:t>а</w:t>
+        <w:t>Таблица 22 – Изменения шаблона</w:t>
       </w:r>
     </w:p>
     <w:tbl>
@@ -27465,7 +27447,13 @@
               <w:rPr>
                 <w:sz w:val="24"/>
               </w:rPr>
-              <w:t xml:space="preserve">индекс считается по доступным компонентам; среднее число отзывов - </w:t>
+              <w:t>индекс считается по доступным компонентам; среднее ч</w:t>
+            </w:r>
+            <w:r>
+              <w:rPr>
+                <w:sz w:val="24"/>
+              </w:rPr>
+              <w:t xml:space="preserve">исло отзывов - </w:t>
             </w:r>
             <w:r>
               <w:rPr>
@@ -27541,13 +27529,7 @@
               <w:rPr>
                 <w:sz w:val="24"/>
               </w:rPr>
-              <w:t>индекс считался по восьми компонентам п</w:t>
-            </w:r>
-            <w:r>
-              <w:rPr>
-                <w:sz w:val="24"/>
-              </w:rPr>
-              <w:t>ри любых пропусках; доля зрелости суммировала две доли</w:t>
+              <w:t>индекс считался по восьми компонентам при любых пропусках; доля зрелости суммировала две доли</w:t>
             </w:r>
           </w:p>
         </w:tc>
@@ -27629,7 +27611,13 @@
               <w:rPr>
                 <w:sz w:val="24"/>
               </w:rPr>
-              <w:t>при отсутствии данных индекс давления становился нулем</w:t>
+              <w:t>при отсутствии данны</w:t>
+            </w:r>
+            <w:r>
+              <w:rPr>
+                <w:sz w:val="24"/>
+              </w:rPr>
+              <w:t>х индекс давления становился нулем</w:t>
             </w:r>
           </w:p>
         </w:tc>
@@ -27754,13 +27742,7 @@
         <w:rPr>
           <w:sz w:val="28"/>
         </w:rPr>
-        <w:t>Исправления 1, 2 и 6 затрагив</w:t>
-      </w:r>
-      <w:r>
-        <w:rPr>
-          <w:sz w:val="28"/>
-        </w:rPr>
-        <w:t>ают корректность формул; исправления 3-5 учитывают отсутствие части внешних данных и не меняют смысл показателей.</w:t>
+        <w:t>Исправления 1, 2 и 6 затрагивают корректность формул; исправления 3-5 учитывают отсутствие части внешних данных и не меняют смысл показателей.</w:t>
       </w:r>
     </w:p>
     <w:p>
@@ -27772,7 +27754,7 @@
         <w:jc w:val="center"/>
       </w:pPr>
       <w:bookmarkStart w:id="40" w:name="_36e5ced6b29eabb38058bfd1a6b3384d71712dd"/>
-      <w:bookmarkStart w:id="41" w:name="_Toc242017711"/>
+      <w:bookmarkStart w:id="41" w:name="_Toc242018490"/>
       <w:bookmarkEnd w:id="38"/>
       <w:r>
         <w:rPr>
@@ -27780,7 +27762,14 @@
           <w:sz w:val="28"/>
         </w:rPr>
         <w:lastRenderedPageBreak/>
-        <w:t>ПРИЛОЖЕНИЕ Г</w:t>
+        <w:t xml:space="preserve">ПРИЛОЖЕНИЕ </w:t>
+      </w:r>
+      <w:r>
+        <w:rPr>
+          <w:b/>
+          <w:sz w:val="28"/>
+        </w:rPr>
+        <w:t>Г</w:t>
       </w:r>
       <w:bookmarkEnd w:id="41"/>
     </w:p>
@@ -27883,13 +27872,7 @@
         <w:rPr>
           <w:sz w:val="28"/>
         </w:rPr>
-        <w:t>В таблице 23 представлено: дополнительные отзывы и рей</w:t>
-      </w:r>
-      <w:r>
-        <w:rPr>
-          <w:sz w:val="28"/>
-        </w:rPr>
-        <w:t>тинги.</w:t>
+        <w:t>В таблице 23 представлено: дополнительные отзывы и рейтинги.</w:t>
       </w:r>
     </w:p>
     <w:p>
@@ -28010,7 +27993,14 @@
                 <w:b/>
                 <w:sz w:val="24"/>
               </w:rPr>
-              <w:t>Комментарий</w:t>
+              <w:t>Комментар</w:t>
+            </w:r>
+            <w:r>
+              <w:rPr>
+                <w:b/>
+                <w:sz w:val="24"/>
+              </w:rPr>
+              <w:t>ий</w:t>
             </w:r>
           </w:p>
         </w:tc>
@@ -28385,13 +28375,13 @@
               <w:rPr>
                 <w:sz w:val="24"/>
               </w:rPr>
-              <w:t>все</w:t>
-            </w:r>
-            <w:r>
-              <w:rPr>
-                <w:sz w:val="24"/>
-              </w:rPr>
-              <w:t xml:space="preserve"> отзывы однозвездочные: списание после пробного периода, сложная отмена, отказ в возврате</w:t>
+              <w:t>все отзывы однозвездочные</w:t>
+            </w:r>
+            <w:r>
+              <w:rPr>
+                <w:sz w:val="24"/>
+              </w:rPr>
+              <w:t>: списание после пробного периода, сложная отмена, отказ в возврате</w:t>
             </w:r>
           </w:p>
         </w:tc>
@@ -28711,7 +28701,7 @@
         <w:jc w:val="center"/>
       </w:pPr>
       <w:bookmarkStart w:id="42" w:name="_66fcbafe8bc9e7780670ba4b2232c7930f0801d"/>
-      <w:bookmarkStart w:id="43" w:name="_Toc242017712"/>
+      <w:bookmarkStart w:id="43" w:name="_Toc242018491"/>
       <w:bookmarkEnd w:id="40"/>
       <w:r>
         <w:rPr>
@@ -32575,7 +32565,7 @@
         <w:jc w:val="center"/>
       </w:pPr>
       <w:bookmarkStart w:id="44" w:name="_611c72cb5ff698cc2a9b3fadd77ca45e6ffe88e"/>
-      <w:bookmarkStart w:id="45" w:name="_Toc242017713"/>
+      <w:bookmarkStart w:id="45" w:name="_Toc242018492"/>
       <w:bookmarkEnd w:id="42"/>
       <w:r>
         <w:rPr>
@@ -38198,7 +38188,7 @@
         <w:jc w:val="center"/>
       </w:pPr>
       <w:bookmarkStart w:id="46" w:name="_742d751e4621367dcb265d3c521b88e71e5edc1"/>
-      <w:bookmarkStart w:id="47" w:name="_Toc242017714"/>
+      <w:bookmarkStart w:id="47" w:name="_Toc242018493"/>
       <w:bookmarkEnd w:id="44"/>
       <w:r>
         <w:rPr>
@@ -39303,7 +39293,7 @@
         <w:jc w:val="center"/>
       </w:pPr>
       <w:bookmarkStart w:id="48" w:name="_0b5a946c20a7ff3f44711d3f4d1b7cf881d090d"/>
-      <w:bookmarkStart w:id="49" w:name="_Toc242017715"/>
+      <w:bookmarkStart w:id="49" w:name="_Toc242018494"/>
       <w:bookmarkEnd w:id="46"/>
       <w:r>
         <w:rPr>
@@ -40161,7 +40151,7 @@
   <w:abstractNum w:abstractNumId="0" w15:restartNumberingAfterBreak="0">
     <w:nsid w:val="0000A990"/>
     <w:multiLevelType w:val="multilevel"/>
-    <w:tmpl w:val="326005EA"/>
+    <w:tmpl w:val="26E8F782"/>
     <w:lvl w:ilvl="0">
       <w:numFmt w:val="bullet"/>
       <w:lvlText w:val=" "/>
@@ -40238,7 +40228,7 @@
   <w:abstractNum w:abstractNumId="1" w15:restartNumberingAfterBreak="0">
     <w:nsid w:val="00A99411"/>
     <w:multiLevelType w:val="multilevel"/>
-    <w:tmpl w:val="24624718"/>
+    <w:tmpl w:val="D270B146"/>
     <w:lvl w:ilvl="0">
       <w:start w:val="1"/>
       <w:numFmt w:val="decimal"/>
@@ -41716,7 +41706,7 @@
     <w:autoRedefine/>
     <w:uiPriority w:val="39"/>
     <w:unhideWhenUsed/>
-    <w:rsid w:val="007D6A38"/>
+    <w:rsid w:val="00AD07D2"/>
     <w:pPr>
       <w:spacing w:after="100"/>
     </w:pPr>
@@ -41728,7 +41718,7 @@
     <w:autoRedefine/>
     <w:uiPriority w:val="39"/>
     <w:unhideWhenUsed/>
-    <w:rsid w:val="007D6A38"/>
+    <w:rsid w:val="00AD07D2"/>
     <w:pPr>
       <w:spacing w:after="100"/>
       <w:ind w:left="240"/>

--- a/ЛР4_Пять_сил_Портера/ОТЧЕТ_ЛР4_TableMind.docx
+++ b/ЛР4_Пять_сил_Портера/ОТЧЕТ_ЛР4_TableMind.docx
@@ -263,7 +263,7 @@
       <w:r>
         <w:fldChar w:fldCharType="separate"/>
       </w:r>
-      <w:hyperlink w:anchor="_Toc242018470" w:history="1">
+      <w:hyperlink w:anchor="_Toc242020274" w:history="1">
         <w:r>
           <w:rPr>
             <w:rStyle w:val="af"/>
@@ -291,7 +291,7 @@
             <w:noProof/>
             <w:webHidden/>
           </w:rPr>
-          <w:instrText xml:space="preserve"> PAGEREF _Toc242018470 \h </w:instrText>
+          <w:instrText xml:space="preserve"> PAGEREF _Toc242020274 \h </w:instrText>
         </w:r>
         <w:r>
           <w:rPr>
@@ -332,7 +332,7 @@
           <w:noProof/>
         </w:rPr>
       </w:pPr>
-      <w:hyperlink w:anchor="_Toc242018471" w:history="1">
+      <w:hyperlink w:anchor="_Toc242020275" w:history="1">
         <w:r>
           <w:rPr>
             <w:rStyle w:val="af"/>
@@ -360,7 +360,7 @@
             <w:noProof/>
             <w:webHidden/>
           </w:rPr>
-          <w:instrText xml:space="preserve"> PAGEREF _Toc242018471 \h </w:instrText>
+          <w:instrText xml:space="preserve"> PAGEREF _Toc242020275 \h </w:instrText>
         </w:r>
         <w:r>
           <w:rPr>
@@ -401,7 +401,7 @@
           <w:noProof/>
         </w:rPr>
       </w:pPr>
-      <w:hyperlink w:anchor="_Toc242018472" w:history="1">
+      <w:hyperlink w:anchor="_Toc242020276" w:history="1">
         <w:r>
           <w:rPr>
             <w:rStyle w:val="af"/>
@@ -429,7 +429,7 @@
             <w:noProof/>
             <w:webHidden/>
           </w:rPr>
-          <w:instrText xml:space="preserve"> PAGEREF _Toc242018472 \h </w:instrText>
+          <w:instrText xml:space="preserve"> PAGEREF _Toc242020276 \h </w:instrText>
         </w:r>
         <w:r>
           <w:rPr>
@@ -470,7 +470,7 @@
           <w:noProof/>
         </w:rPr>
       </w:pPr>
-      <w:hyperlink w:anchor="_Toc242018473" w:history="1">
+      <w:hyperlink w:anchor="_Toc242020277" w:history="1">
         <w:r>
           <w:rPr>
             <w:rStyle w:val="af"/>
@@ -498,7 +498,7 @@
             <w:noProof/>
             <w:webHidden/>
           </w:rPr>
-          <w:instrText xml:space="preserve"> PAGEREF _Toc242018473 \h </w:instrText>
+          <w:instrText xml:space="preserve"> PAGEREF _Toc242020277 \h </w:instrText>
         </w:r>
         <w:r>
           <w:rPr>
@@ -539,7 +539,7 @@
           <w:noProof/>
         </w:rPr>
       </w:pPr>
-      <w:hyperlink w:anchor="_Toc242018474" w:history="1">
+      <w:hyperlink w:anchor="_Toc242020278" w:history="1">
         <w:r>
           <w:rPr>
             <w:rStyle w:val="af"/>
@@ -567,7 +567,7 @@
             <w:noProof/>
             <w:webHidden/>
           </w:rPr>
-          <w:instrText xml:space="preserve"> PAGEREF _Toc242018474 \h </w:instrText>
+          <w:instrText xml:space="preserve"> PAGEREF _Toc242020278 \h </w:instrText>
         </w:r>
         <w:r>
           <w:rPr>
@@ -608,7 +608,7 @@
           <w:noProof/>
         </w:rPr>
       </w:pPr>
-      <w:hyperlink w:anchor="_Toc242018475" w:history="1">
+      <w:hyperlink w:anchor="_Toc242020279" w:history="1">
         <w:r>
           <w:rPr>
             <w:rStyle w:val="af"/>
@@ -636,7 +636,7 @@
             <w:noProof/>
             <w:webHidden/>
           </w:rPr>
-          <w:instrText xml:space="preserve"> PAGEREF _Toc242018475 \h </w:instrText>
+          <w:instrText xml:space="preserve"> PAGEREF _Toc242020279 \h </w:instrText>
         </w:r>
         <w:r>
           <w:rPr>
@@ -677,7 +677,7 @@
           <w:noProof/>
         </w:rPr>
       </w:pPr>
-      <w:hyperlink w:anchor="_Toc242018476" w:history="1">
+      <w:hyperlink w:anchor="_Toc242020280" w:history="1">
         <w:r>
           <w:rPr>
             <w:rStyle w:val="af"/>
@@ -705,7 +705,7 @@
             <w:noProof/>
             <w:webHidden/>
           </w:rPr>
-          <w:instrText xml:space="preserve"> PAGEREF _Toc242018476 \h </w:instrText>
+          <w:instrText xml:space="preserve"> PAGEREF _Toc242020280 \h </w:instrText>
         </w:r>
         <w:r>
           <w:rPr>
@@ -746,7 +746,7 @@
           <w:noProof/>
         </w:rPr>
       </w:pPr>
-      <w:hyperlink w:anchor="_Toc242018477" w:history="1">
+      <w:hyperlink w:anchor="_Toc242020281" w:history="1">
         <w:r>
           <w:rPr>
             <w:rStyle w:val="af"/>
@@ -774,7 +774,7 @@
             <w:noProof/>
             <w:webHidden/>
           </w:rPr>
-          <w:instrText xml:space="preserve"> PAGEREF _Toc242018477 \h </w:instrText>
+          <w:instrText xml:space="preserve"> PAGEREF _Toc242020281 \h </w:instrText>
         </w:r>
         <w:r>
           <w:rPr>
@@ -815,7 +815,7 @@
           <w:noProof/>
         </w:rPr>
       </w:pPr>
-      <w:hyperlink w:anchor="_Toc242018478" w:history="1">
+      <w:hyperlink w:anchor="_Toc242020282" w:history="1">
         <w:r>
           <w:rPr>
             <w:rStyle w:val="af"/>
@@ -843,7 +843,7 @@
             <w:noProof/>
             <w:webHidden/>
           </w:rPr>
-          <w:instrText xml:space="preserve"> PAGEREF _Toc242018478 \h </w:instrText>
+          <w:instrText xml:space="preserve"> PAGEREF _Toc242020282 \h </w:instrText>
         </w:r>
         <w:r>
           <w:rPr>
@@ -884,7 +884,7 @@
           <w:noProof/>
         </w:rPr>
       </w:pPr>
-      <w:hyperlink w:anchor="_Toc242018479" w:history="1">
+      <w:hyperlink w:anchor="_Toc242020283" w:history="1">
         <w:r>
           <w:rPr>
             <w:rStyle w:val="af"/>
@@ -912,7 +912,7 @@
             <w:noProof/>
             <w:webHidden/>
           </w:rPr>
-          <w:instrText xml:space="preserve"> PAGEREF _Toc242018479 \h </w:instrText>
+          <w:instrText xml:space="preserve"> PAGEREF _Toc242020283 \h </w:instrText>
         </w:r>
         <w:r>
           <w:rPr>
@@ -953,7 +953,7 @@
           <w:noProof/>
         </w:rPr>
       </w:pPr>
-      <w:hyperlink w:anchor="_Toc242018480" w:history="1">
+      <w:hyperlink w:anchor="_Toc242020284" w:history="1">
         <w:r>
           <w:rPr>
             <w:rStyle w:val="af"/>
@@ -981,7 +981,7 @@
             <w:noProof/>
             <w:webHidden/>
           </w:rPr>
-          <w:instrText xml:space="preserve"> PAGEREF _Toc242018480 \h </w:instrText>
+          <w:instrText xml:space="preserve"> PAGEREF _Toc242020284 \h </w:instrText>
         </w:r>
         <w:r>
           <w:rPr>
@@ -1022,7 +1022,7 @@
           <w:noProof/>
         </w:rPr>
       </w:pPr>
-      <w:hyperlink w:anchor="_Toc242018481" w:history="1">
+      <w:hyperlink w:anchor="_Toc242020285" w:history="1">
         <w:r>
           <w:rPr>
             <w:rStyle w:val="af"/>
@@ -1050,7 +1050,7 @@
             <w:noProof/>
             <w:webHidden/>
           </w:rPr>
-          <w:instrText xml:space="preserve"> PAGEREF _Toc242018481 \h </w:instrText>
+          <w:instrText xml:space="preserve"> PAGEREF _Toc242020285 \h </w:instrText>
         </w:r>
         <w:r>
           <w:rPr>
@@ -1091,7 +1091,7 @@
           <w:noProof/>
         </w:rPr>
       </w:pPr>
-      <w:hyperlink w:anchor="_Toc242018482" w:history="1">
+      <w:hyperlink w:anchor="_Toc242020286" w:history="1">
         <w:r>
           <w:rPr>
             <w:rStyle w:val="af"/>
@@ -1119,7 +1119,7 @@
             <w:noProof/>
             <w:webHidden/>
           </w:rPr>
-          <w:instrText xml:space="preserve"> PAGEREF _Toc242018482 \h </w:instrText>
+          <w:instrText xml:space="preserve"> PAGEREF _Toc242020286 \h </w:instrText>
         </w:r>
         <w:r>
           <w:rPr>
@@ -1160,7 +1160,7 @@
           <w:noProof/>
         </w:rPr>
       </w:pPr>
-      <w:hyperlink w:anchor="_Toc242018483" w:history="1">
+      <w:hyperlink w:anchor="_Toc242020287" w:history="1">
         <w:r>
           <w:rPr>
             <w:rStyle w:val="af"/>
@@ -1188,7 +1188,7 @@
             <w:noProof/>
             <w:webHidden/>
           </w:rPr>
-          <w:instrText xml:space="preserve"> PAGEREF _Toc242018483 \h </w:instrText>
+          <w:instrText xml:space="preserve"> PAGEREF _Toc242020287 \h </w:instrText>
         </w:r>
         <w:r>
           <w:rPr>
@@ -1229,7 +1229,7 @@
           <w:noProof/>
         </w:rPr>
       </w:pPr>
-      <w:hyperlink w:anchor="_Toc242018484" w:history="1">
+      <w:hyperlink w:anchor="_Toc242020288" w:history="1">
         <w:r>
           <w:rPr>
             <w:rStyle w:val="af"/>
@@ -1257,7 +1257,7 @@
             <w:noProof/>
             <w:webHidden/>
           </w:rPr>
-          <w:instrText xml:space="preserve"> PAGEREF _Toc242018484 \h </w:instrText>
+          <w:instrText xml:space="preserve"> PAGEREF _Toc242020288 \h </w:instrText>
         </w:r>
         <w:r>
           <w:rPr>
@@ -1298,7 +1298,7 @@
           <w:noProof/>
         </w:rPr>
       </w:pPr>
-      <w:hyperlink w:anchor="_Toc242018485" w:history="1">
+      <w:hyperlink w:anchor="_Toc242020289" w:history="1">
         <w:r>
           <w:rPr>
             <w:rStyle w:val="af"/>
@@ -1326,7 +1326,7 @@
             <w:noProof/>
             <w:webHidden/>
           </w:rPr>
-          <w:instrText xml:space="preserve"> PAGEREF _Toc242018485 \h </w:instrText>
+          <w:instrText xml:space="preserve"> PAGEREF _Toc242020289 \h </w:instrText>
         </w:r>
         <w:r>
           <w:rPr>
@@ -1367,7 +1367,7 @@
           <w:noProof/>
         </w:rPr>
       </w:pPr>
-      <w:hyperlink w:anchor="_Toc242018486" w:history="1">
+      <w:hyperlink w:anchor="_Toc242020290" w:history="1">
         <w:r>
           <w:rPr>
             <w:rStyle w:val="af"/>
@@ -1395,7 +1395,7 @@
             <w:noProof/>
             <w:webHidden/>
           </w:rPr>
-          <w:instrText xml:space="preserve"> PAGEREF _Toc242018486 \h </w:instrText>
+          <w:instrText xml:space="preserve"> PAGEREF _Toc242020290 \h </w:instrText>
         </w:r>
         <w:r>
           <w:rPr>
@@ -1436,7 +1436,7 @@
           <w:noProof/>
         </w:rPr>
       </w:pPr>
-      <w:hyperlink w:anchor="_Toc242018487" w:history="1">
+      <w:hyperlink w:anchor="_Toc242020291" w:history="1">
         <w:r>
           <w:rPr>
             <w:rStyle w:val="af"/>
@@ -1464,7 +1464,7 @@
             <w:noProof/>
             <w:webHidden/>
           </w:rPr>
-          <w:instrText xml:space="preserve"> PAGEREF _Toc242018487 \h </w:instrText>
+          <w:instrText xml:space="preserve"> PAGEREF _Toc242020291 \h </w:instrText>
         </w:r>
         <w:r>
           <w:rPr>
@@ -1505,7 +1505,7 @@
           <w:noProof/>
         </w:rPr>
       </w:pPr>
-      <w:hyperlink w:anchor="_Toc242018488" w:history="1">
+      <w:hyperlink w:anchor="_Toc242020292" w:history="1">
         <w:r>
           <w:rPr>
             <w:rStyle w:val="af"/>
@@ -1533,7 +1533,7 @@
             <w:noProof/>
             <w:webHidden/>
           </w:rPr>
-          <w:instrText xml:space="preserve"> PAGEREF _Toc242018488 \h </w:instrText>
+          <w:instrText xml:space="preserve"> PAGEREF _Toc242020292 \h </w:instrText>
         </w:r>
         <w:r>
           <w:rPr>
@@ -1574,7 +1574,7 @@
           <w:noProof/>
         </w:rPr>
       </w:pPr>
-      <w:hyperlink w:anchor="_Toc242018489" w:history="1">
+      <w:hyperlink w:anchor="_Toc242020293" w:history="1">
         <w:r>
           <w:rPr>
             <w:rStyle w:val="af"/>
@@ -1602,7 +1602,7 @@
             <w:noProof/>
             <w:webHidden/>
           </w:rPr>
-          <w:instrText xml:space="preserve"> PAGEREF _Toc242018489 \h </w:instrText>
+          <w:instrText xml:space="preserve"> PAGEREF _Toc242020293 \h </w:instrText>
         </w:r>
         <w:r>
           <w:rPr>
@@ -1643,7 +1643,7 @@
           <w:noProof/>
         </w:rPr>
       </w:pPr>
-      <w:hyperlink w:anchor="_Toc242018490" w:history="1">
+      <w:hyperlink w:anchor="_Toc242020294" w:history="1">
         <w:r>
           <w:rPr>
             <w:rStyle w:val="af"/>
@@ -1671,7 +1671,7 @@
             <w:noProof/>
             <w:webHidden/>
           </w:rPr>
-          <w:instrText xml:space="preserve"> PAGEREF _Toc242018490 \h </w:instrText>
+          <w:instrText xml:space="preserve"> PAGEREF _Toc242020294 \h </w:instrText>
         </w:r>
         <w:r>
           <w:rPr>
@@ -1712,7 +1712,7 @@
           <w:noProof/>
         </w:rPr>
       </w:pPr>
-      <w:hyperlink w:anchor="_Toc242018491" w:history="1">
+      <w:hyperlink w:anchor="_Toc242020295" w:history="1">
         <w:r>
           <w:rPr>
             <w:rStyle w:val="af"/>
@@ -1740,7 +1740,7 @@
             <w:noProof/>
             <w:webHidden/>
           </w:rPr>
-          <w:instrText xml:space="preserve"> PAGEREF _Toc242018491 \h </w:instrText>
+          <w:instrText xml:space="preserve"> PAGEREF _Toc242020295 \h </w:instrText>
         </w:r>
         <w:r>
           <w:rPr>
@@ -1781,7 +1781,7 @@
           <w:noProof/>
         </w:rPr>
       </w:pPr>
-      <w:hyperlink w:anchor="_Toc242018492" w:history="1">
+      <w:hyperlink w:anchor="_Toc242020296" w:history="1">
         <w:r>
           <w:rPr>
             <w:rStyle w:val="af"/>
@@ -1809,7 +1809,7 @@
             <w:noProof/>
             <w:webHidden/>
           </w:rPr>
-          <w:instrText xml:space="preserve"> PAGEREF _Toc242018492 \h </w:instrText>
+          <w:instrText xml:space="preserve"> PAGEREF _Toc242020296 \h </w:instrText>
         </w:r>
         <w:r>
           <w:rPr>
@@ -1850,7 +1850,7 @@
           <w:noProof/>
         </w:rPr>
       </w:pPr>
-      <w:hyperlink w:anchor="_Toc242018493" w:history="1">
+      <w:hyperlink w:anchor="_Toc242020297" w:history="1">
         <w:r>
           <w:rPr>
             <w:rStyle w:val="af"/>
@@ -1878,7 +1878,7 @@
             <w:noProof/>
             <w:webHidden/>
           </w:rPr>
-          <w:instrText xml:space="preserve"> PAGEREF _Toc242018493 \h </w:instrText>
+          <w:instrText xml:space="preserve"> PAGEREF _Toc242020297 \h </w:instrText>
         </w:r>
         <w:r>
           <w:rPr>
@@ -1919,7 +1919,7 @@
           <w:noProof/>
         </w:rPr>
       </w:pPr>
-      <w:hyperlink w:anchor="_Toc242018494" w:history="1">
+      <w:hyperlink w:anchor="_Toc242020298" w:history="1">
         <w:r>
           <w:rPr>
             <w:rStyle w:val="af"/>
@@ -1947,7 +1947,7 @@
             <w:noProof/>
             <w:webHidden/>
           </w:rPr>
-          <w:instrText xml:space="preserve"> PAGEREF _Toc242018494 \h </w:instrText>
+          <w:instrText xml:space="preserve"> PAGEREF _Toc242020298 \h </w:instrText>
         </w:r>
         <w:r>
           <w:rPr>
@@ -1993,7 +1993,7 @@
         <w:spacing w:before="0" w:after="360" w:line="360" w:lineRule="exact"/>
         <w:ind w:firstLine="709"/>
       </w:pPr>
-      <w:bookmarkStart w:id="1" w:name="_Toc242018470"/>
+      <w:bookmarkStart w:id="1" w:name="_Toc242020274"/>
       <w:r>
         <w:rPr>
           <w:b/>
@@ -2201,7 +2201,7 @@
         <w:ind w:firstLine="709"/>
       </w:pPr>
       <w:bookmarkStart w:id="2" w:name="_b608aa976fc82a0faaf3b83f58c735968afd03b"/>
-      <w:bookmarkStart w:id="3" w:name="_Toc242018471"/>
+      <w:bookmarkStart w:id="3" w:name="_Toc242020275"/>
       <w:bookmarkEnd w:id="0"/>
       <w:r>
         <w:rPr>
@@ -2266,7 +2266,7 @@
         <w:ind w:firstLine="709"/>
       </w:pPr>
       <w:bookmarkStart w:id="4" w:name="_c2dc16d95c34e7e7c75dbd4503de730b54879a3"/>
-      <w:bookmarkStart w:id="5" w:name="_Toc242018472"/>
+      <w:bookmarkStart w:id="5" w:name="_Toc242020276"/>
       <w:r>
         <w:rPr>
           <w:b/>
@@ -5173,7 +5173,7 @@
         <w:ind w:firstLine="709"/>
       </w:pPr>
       <w:bookmarkStart w:id="6" w:name="_e53e14f44ab4c8780a98a105cb988ad22318c27"/>
-      <w:bookmarkStart w:id="7" w:name="_Toc242018473"/>
+      <w:bookmarkStart w:id="7" w:name="_Toc242020277"/>
       <w:bookmarkEnd w:id="4"/>
       <w:r>
         <w:rPr>
@@ -9092,7 +9092,7 @@
           <w:sz w:val="28"/>
         </w:rPr>
         <w:drawing>
-          <wp:inline distT="0" distB="0" distL="0" distR="0" wp14:anchorId="228F0471" wp14:editId="63AA35C5">
+          <wp:inline distT="0" distB="0" distL="0" distR="0" wp14:anchorId="7AE02F48" wp14:editId="0582E4A2">
             <wp:extent cx="5334000" cy="3088105"/>
             <wp:effectExtent l="0" t="0" r="0" b="0"/>
             <wp:docPr id="12" name="Picture"/>
@@ -9195,7 +9195,7 @@
         </w:rPr>
         <w:lastRenderedPageBreak/>
         <w:drawing>
-          <wp:inline distT="0" distB="0" distL="0" distR="0" wp14:anchorId="13DDB4CA" wp14:editId="3B6D6447">
+          <wp:inline distT="0" distB="0" distL="0" distR="0" wp14:anchorId="0989C317" wp14:editId="050E1197">
             <wp:extent cx="5334000" cy="2862146"/>
             <wp:effectExtent l="0" t="0" r="0" b="0"/>
             <wp:docPr id="15" name="Picture"/>
@@ -9628,7 +9628,7 @@
           <w:sz w:val="28"/>
         </w:rPr>
         <w:drawing>
-          <wp:inline distT="0" distB="0" distL="0" distR="0" wp14:anchorId="6EACC8CA" wp14:editId="759FD4C8">
+          <wp:inline distT="0" distB="0" distL="0" distR="0" wp14:anchorId="07C5853B" wp14:editId="3F94E4D3">
             <wp:extent cx="5334000" cy="2536902"/>
             <wp:effectExtent l="0" t="0" r="0" b="0"/>
             <wp:docPr id="18" name="Picture"/>
@@ -10470,7 +10470,7 @@
         <w:ind w:firstLine="709"/>
       </w:pPr>
       <w:bookmarkStart w:id="8" w:name="_6630f66e9bddc915a7c003d1a4416942be99820"/>
-      <w:bookmarkStart w:id="9" w:name="_Toc242018474"/>
+      <w:bookmarkStart w:id="9" w:name="_Toc242020278"/>
       <w:bookmarkEnd w:id="6"/>
       <w:r>
         <w:rPr>
@@ -12555,7 +12555,7 @@
         </w:rPr>
         <w:lastRenderedPageBreak/>
         <w:drawing>
-          <wp:inline distT="0" distB="0" distL="0" distR="0" wp14:anchorId="0FB2EFF9" wp14:editId="5EACEBE9">
+          <wp:inline distT="0" distB="0" distL="0" distR="0" wp14:anchorId="4E1B5BED" wp14:editId="0AA274CF">
             <wp:extent cx="5334000" cy="2732048"/>
             <wp:effectExtent l="0" t="0" r="0" b="0"/>
             <wp:docPr id="22" name="Picture"/>
@@ -13513,7 +13513,7 @@
         <w:ind w:firstLine="709"/>
       </w:pPr>
       <w:bookmarkStart w:id="10" w:name="_32eb1a546c0e629ee5199cbd921989386414cef"/>
-      <w:bookmarkStart w:id="11" w:name="_Toc242018475"/>
+      <w:bookmarkStart w:id="11" w:name="_Toc242020279"/>
       <w:bookmarkEnd w:id="8"/>
       <w:r>
         <w:rPr>
@@ -14025,7 +14025,7 @@
         <w:ind w:firstLine="709"/>
       </w:pPr>
       <w:bookmarkStart w:id="12" w:name="_56392ae30d217601ca6b22348c46ed1cd30bda9"/>
-      <w:bookmarkStart w:id="13" w:name="_Toc242018476"/>
+      <w:bookmarkStart w:id="13" w:name="_Toc242020280"/>
       <w:bookmarkEnd w:id="10"/>
       <w:r>
         <w:rPr>
@@ -14641,7 +14641,7 @@
         <w:ind w:firstLine="709"/>
       </w:pPr>
       <w:bookmarkStart w:id="14" w:name="_81d55da623d41512ef63f4dc47f176415032501"/>
-      <w:bookmarkStart w:id="15" w:name="_Toc242018477"/>
+      <w:bookmarkStart w:id="15" w:name="_Toc242020281"/>
       <w:bookmarkEnd w:id="12"/>
       <w:r>
         <w:rPr>
@@ -15030,7 +15030,7 @@
         <w:ind w:firstLine="709"/>
       </w:pPr>
       <w:bookmarkStart w:id="16" w:name="_c864891c2a63545415c693c4f70871cf567029c"/>
-      <w:bookmarkStart w:id="17" w:name="_Toc242018478"/>
+      <w:bookmarkStart w:id="17" w:name="_Toc242020282"/>
       <w:bookmarkEnd w:id="14"/>
       <w:r>
         <w:rPr>
@@ -15682,7 +15682,7 @@
         <w:ind w:firstLine="709"/>
       </w:pPr>
       <w:bookmarkStart w:id="18" w:name="_ef6f952c7e24326ac23355a768c8b715ec8fce8"/>
-      <w:bookmarkStart w:id="19" w:name="_Toc242018479"/>
+      <w:bookmarkStart w:id="19" w:name="_Toc242020283"/>
       <w:bookmarkEnd w:id="16"/>
       <w:r>
         <w:rPr>
@@ -16450,7 +16450,7 @@
           <w:sz w:val="28"/>
         </w:rPr>
         <w:drawing>
-          <wp:inline distT="0" distB="0" distL="0" distR="0" wp14:anchorId="2AE33C49" wp14:editId="6A8C92E9">
+          <wp:inline distT="0" distB="0" distL="0" distR="0" wp14:anchorId="1567D748" wp14:editId="4BBAB3D5">
             <wp:extent cx="5334000" cy="2356883"/>
             <wp:effectExtent l="0" t="0" r="0" b="0"/>
             <wp:docPr id="30" name="Picture"/>
@@ -16545,7 +16545,7 @@
         <w:ind w:firstLine="709"/>
       </w:pPr>
       <w:bookmarkStart w:id="20" w:name="_6df6aabc6395b7d9765c374a4a7f2d43c0ba1e7"/>
-      <w:bookmarkStart w:id="21" w:name="_Toc242018480"/>
+      <w:bookmarkStart w:id="21" w:name="_Toc242020284"/>
       <w:bookmarkEnd w:id="18"/>
       <w:r>
         <w:rPr>
@@ -20246,7 +20246,7 @@
         <w:ind w:firstLine="709"/>
       </w:pPr>
       <w:bookmarkStart w:id="22" w:name="_bd0f162afc2e7ad7347811c158aa5f062feeff4"/>
-      <w:bookmarkStart w:id="23" w:name="_Toc242018481"/>
+      <w:bookmarkStart w:id="23" w:name="_Toc242020285"/>
       <w:bookmarkEnd w:id="20"/>
       <w:r>
         <w:rPr>
@@ -21011,7 +21011,7 @@
         <w:ind w:firstLine="709"/>
       </w:pPr>
       <w:bookmarkStart w:id="24" w:name="_07f39535de8dfb555f41c49666d7d7ad4469d72"/>
-      <w:bookmarkStart w:id="25" w:name="_Toc242018482"/>
+      <w:bookmarkStart w:id="25" w:name="_Toc242020286"/>
       <w:bookmarkEnd w:id="22"/>
       <w:r>
         <w:rPr>
@@ -22131,7 +22131,7 @@
         <w:ind w:firstLine="709"/>
       </w:pPr>
       <w:bookmarkStart w:id="26" w:name="_ограничения"/>
-      <w:bookmarkStart w:id="27" w:name="_Toc242018483"/>
+      <w:bookmarkStart w:id="27" w:name="_Toc242020287"/>
       <w:bookmarkEnd w:id="24"/>
       <w:r>
         <w:rPr>
@@ -22263,7 +22263,7 @@
         <w:rPr>
           <w:sz w:val="28"/>
         </w:rPr>
-        <w:t xml:space="preserve">ы запросов модельные; данные </w:t>
+        <w:t xml:space="preserve">ы запросов расчетные; данные </w:t>
       </w:r>
       <w:r>
         <w:rPr>
@@ -22345,7 +22345,7 @@
         <w:ind w:firstLine="709"/>
       </w:pPr>
       <w:bookmarkStart w:id="28" w:name="_1bfdad9d2d88ddb6ca16c31c1d4d4943679f32f"/>
-      <w:bookmarkStart w:id="29" w:name="_Toc242018484"/>
+      <w:bookmarkStart w:id="29" w:name="_Toc242020288"/>
       <w:bookmarkEnd w:id="26"/>
       <w:bookmarkEnd w:id="2"/>
       <w:r>
@@ -22587,7 +22587,7 @@
         <w:rPr>
           <w:sz w:val="28"/>
         </w:rPr>
-        <w:t>ких запросов они модельные (приложение Д).</w:t>
+        <w:t>ких запросов они расчетные (приложение Д).</w:t>
       </w:r>
     </w:p>
     <w:p>
@@ -23303,7 +23303,7 @@
         <w:jc w:val="center"/>
       </w:pPr>
       <w:bookmarkStart w:id="30" w:name="_выводы"/>
-      <w:bookmarkStart w:id="31" w:name="_Toc242018485"/>
+      <w:bookmarkStart w:id="31" w:name="_Toc242020289"/>
       <w:bookmarkEnd w:id="28"/>
       <w:r>
         <w:rPr>
@@ -23571,7 +23571,7 @@
         <w:jc w:val="center"/>
       </w:pPr>
       <w:bookmarkStart w:id="32" w:name="_274f6a444530ef90b0479dabf3d210f01e97699"/>
-      <w:bookmarkStart w:id="33" w:name="_Toc242018486"/>
+      <w:bookmarkStart w:id="33" w:name="_Toc242020290"/>
       <w:bookmarkEnd w:id="30"/>
       <w:r>
         <w:rPr>
@@ -24846,7 +24846,7 @@
         <w:jc w:val="center"/>
       </w:pPr>
       <w:bookmarkStart w:id="34" w:name="_3d74faf1500c1b2a4a8bfa8e0e37c74206ce73d"/>
-      <w:bookmarkStart w:id="35" w:name="_Toc242018487"/>
+      <w:bookmarkStart w:id="35" w:name="_Toc242020291"/>
       <w:bookmarkEnd w:id="32"/>
       <w:r>
         <w:rPr>
@@ -25910,7 +25910,7 @@
         <w:jc w:val="center"/>
       </w:pPr>
       <w:bookmarkStart w:id="36" w:name="_25083b51e17d9d99817d1269b6af13d75b604a4"/>
-      <w:bookmarkStart w:id="37" w:name="_Toc242018488"/>
+      <w:bookmarkStart w:id="37" w:name="_Toc242020292"/>
       <w:bookmarkEnd w:id="34"/>
       <w:r>
         <w:rPr>
@@ -25958,7 +25958,7 @@
         <w:rPr>
           <w:sz w:val="28"/>
         </w:rPr>
-        <w:t>Ниже для каждого элемента, которого нет в открытом доступе или который недоступен без платного сервиса, зафиксировано принятое решение: модельные данные, альтернативный источник или допущение.</w:t>
+        <w:t>Ниже для каждого элемента, которого нет в открытом доступе или который недоступен без платного сервиса, зафиксировано принятое решение: расчетные данные, альтернативный источник или допущение.</w:t>
       </w:r>
     </w:p>
     <w:p>
@@ -26294,7 +26294,7 @@
               <w:rPr>
                 <w:sz w:val="24"/>
               </w:rPr>
-              <w:t xml:space="preserve">приняты модельные показатели (приложение Д, допущение Д-33), для пяти массовых запросов ставки и конкуренция сверены с </w:t>
+              <w:t xml:space="preserve">приняты расчетные показатели (приложение Д, допущение Д-33), для пяти массовых запросов ставки и конкуренция сверены с </w:t>
             </w:r>
             <w:r>
               <w:rPr>
@@ -27018,7 +27018,7 @@
         <w:jc w:val="center"/>
       </w:pPr>
       <w:bookmarkStart w:id="38" w:name="_cb59224a7032ef66ab429e7df9b4e4c597bc187"/>
-      <w:bookmarkStart w:id="39" w:name="_Toc242018489"/>
+      <w:bookmarkStart w:id="39" w:name="_Toc242020293"/>
       <w:bookmarkEnd w:id="36"/>
       <w:r>
         <w:rPr>
@@ -27754,7 +27754,7 @@
         <w:jc w:val="center"/>
       </w:pPr>
       <w:bookmarkStart w:id="40" w:name="_36e5ced6b29eabb38058bfd1a6b3384d71712dd"/>
-      <w:bookmarkStart w:id="41" w:name="_Toc242018490"/>
+      <w:bookmarkStart w:id="41" w:name="_Toc242020294"/>
       <w:bookmarkEnd w:id="38"/>
       <w:r>
         <w:rPr>
@@ -28700,8 +28700,8 @@
         <w:spacing w:before="0" w:after="0" w:line="360" w:lineRule="exact"/>
         <w:jc w:val="center"/>
       </w:pPr>
-      <w:bookmarkStart w:id="42" w:name="_66fcbafe8bc9e7780670ba4b2232c7930f0801d"/>
-      <w:bookmarkStart w:id="43" w:name="_Toc242018491"/>
+      <w:bookmarkStart w:id="42" w:name="_9d5fcc7b5dcc7edf41414b415020c8f23d21510"/>
+      <w:bookmarkStart w:id="43" w:name="_Toc242020295"/>
       <w:bookmarkEnd w:id="40"/>
       <w:r>
         <w:rPr>
@@ -28741,7 +28741,7 @@
           <w:b/>
           <w:sz w:val="28"/>
         </w:rPr>
-        <w:t>Модельные поисково-рекламные показатели</w:t>
+        <w:t>Расчетные поисково-рекламные показатели</w:t>
       </w:r>
     </w:p>
     <w:p>
@@ -28801,13 +28801,39 @@
         <w:rPr>
           <w:sz w:val="28"/>
         </w:rPr>
-        <w:t xml:space="preserve"> и рекламные кабинеты требуют платного доступа или аккаунта с оплатой, поэтому показатели запросов ядра ЛР1 смоделированы (генератор и файлы - в папке 00_Общее/Модельные_данные, допущение Д-33). Объем запроса рассчитан как доля из </w:t>
+        <w:t xml:space="preserve"> и рекламные кабинеты требуют платного доступа или аккаунта с оплатой, поэтому показатели запросов ядра ЛР1 рассчитаны от измеренной опоры (скрипт и файлы - в папке 00_Общее/Расчетные_показатели, допущение Д-33). Опорой служит месячный объем запроса «</w:t>
       </w:r>
       <w:r>
         <w:rPr>
           <w:i/>
           <w:sz w:val="28"/>
         </w:rPr>
+        <w:t>excel</w:t>
+      </w:r>
+      <w:r>
+        <w:rPr>
+          <w:sz w:val="28"/>
+        </w:rPr>
+        <w:t xml:space="preserve"> </w:t>
+      </w:r>
+      <w:r>
+        <w:rPr>
+          <w:i/>
+          <w:sz w:val="28"/>
+        </w:rPr>
+        <w:t>formulas</w:t>
+      </w:r>
+      <w:r>
+        <w:rPr>
+          <w:sz w:val="28"/>
+        </w:rPr>
+        <w:t xml:space="preserve">» в США по данным </w:t>
+      </w:r>
+      <w:r>
+        <w:rPr>
+          <w:i/>
+          <w:sz w:val="28"/>
+        </w:rPr>
         <w:t>Google</w:t>
       </w:r>
       <w:r>
@@ -28821,31 +28847,135 @@
           <w:i/>
           <w:sz w:val="28"/>
         </w:rPr>
+        <w:t>Ads</w:t>
+      </w:r>
+      <w:r>
+        <w:rPr>
+          <w:sz w:val="28"/>
+        </w:rPr>
+        <w:t xml:space="preserve">, полученный через сервис </w:t>
+      </w:r>
+      <w:r>
+        <w:rPr>
+          <w:i/>
+          <w:sz w:val="28"/>
+        </w:rPr>
+        <w:t>Search</w:t>
+      </w:r>
+      <w:r>
+        <w:rPr>
+          <w:sz w:val="28"/>
+        </w:rPr>
+        <w:t xml:space="preserve"> </w:t>
+      </w:r>
+      <w:r>
+        <w:rPr>
+          <w:i/>
+          <w:sz w:val="28"/>
+        </w:rPr>
+        <w:t>Volume</w:t>
+      </w:r>
+      <w:r>
+        <w:rPr>
+          <w:sz w:val="28"/>
+        </w:rPr>
+        <w:t xml:space="preserve"> 04.10.2026: 14 800 запросов (сложность 17, ставка около 2 </w:t>
+      </w:r>
+      <w:r>
+        <w:rPr>
+          <w:i/>
+          <w:sz w:val="28"/>
+        </w:rPr>
+        <w:t>USD</w:t>
+      </w:r>
+      <w:r>
+        <w:rPr>
+          <w:sz w:val="28"/>
+        </w:rPr>
+        <w:t xml:space="preserve">); объемы остальных запросов получены как доли из </w:t>
+      </w:r>
+      <w:r>
+        <w:rPr>
+          <w:i/>
+          <w:sz w:val="28"/>
+        </w:rPr>
+        <w:t>Google</w:t>
+      </w:r>
+      <w:r>
+        <w:rPr>
+          <w:sz w:val="28"/>
+        </w:rPr>
+        <w:t xml:space="preserve"> </w:t>
+      </w:r>
+      <w:r>
+        <w:rPr>
+          <w:i/>
+          <w:sz w:val="28"/>
+        </w:rPr>
         <w:t>Trends</w:t>
       </w:r>
       <w:r>
         <w:rPr>
           <w:sz w:val="28"/>
         </w:rPr>
-        <w:t xml:space="preserve"> (ЛР1) от ус</w:t>
-      </w:r>
-      <w:r>
-        <w:rPr>
-          <w:sz w:val="28"/>
-        </w:rPr>
-        <w:t>ловной опоры 1 500 000 запросов в месяц для «</w:t>
+        <w:t xml:space="preserve"> (ЛР1), стоимость клика и конкурентность заданы диапазо</w:t>
+      </w:r>
+      <w:r>
+        <w:rPr>
+          <w:sz w:val="28"/>
+        </w:rPr>
+        <w:t>нами по классу намерения с учетом полученных ставок (2-12 </w:t>
       </w:r>
       <w:r>
         <w:rPr>
           <w:i/>
           <w:sz w:val="28"/>
         </w:rPr>
+        <w:t>USD</w:t>
+      </w:r>
+      <w:r>
+        <w:rPr>
+          <w:sz w:val="28"/>
+        </w:rPr>
+        <w:t xml:space="preserve"> для запросов об инструментах и услугах). Для смежных запросов сервис дал реальные объемы: </w:t>
+      </w:r>
+      <w:r>
+        <w:rPr>
+          <w:i/>
+          <w:sz w:val="28"/>
+        </w:rPr>
+        <w:t>copilot</w:t>
+      </w:r>
+      <w:r>
+        <w:rPr>
+          <w:sz w:val="28"/>
+        </w:rPr>
+        <w:t xml:space="preserve"> </w:t>
+      </w:r>
+      <w:r>
+        <w:rPr>
+          <w:i/>
+          <w:sz w:val="28"/>
+        </w:rPr>
         <w:t>excel</w:t>
       </w:r>
       <w:r>
         <w:rPr>
           <w:sz w:val="28"/>
         </w:rPr>
+        <w:t xml:space="preserve"> - 1 600, </w:t>
+      </w:r>
+      <w:r>
+        <w:rPr>
+          <w:i/>
+          <w:sz w:val="28"/>
+        </w:rPr>
+        <w:t>excel</w:t>
+      </w:r>
+      <w:r>
+        <w:rPr>
+          <w:sz w:val="28"/>
+        </w:rPr>
         <w:t xml:space="preserve"> </w:t>
       </w:r>
       <w:r>
@@ -28853,13 +28983,91 @@
           <w:i/>
           <w:sz w:val="28"/>
         </w:rPr>
-        <w:t>formulas</w:t>
-      </w:r>
-      <w:r>
-        <w:rPr>
-          <w:sz w:val="28"/>
-        </w:rPr>
-        <w:t>»; стоимость клика и конкурентность заданы диапазонами по классу намерения. Это ориентиры, а не выгрузка сервиса.</w:t>
+        <w:t>formula</w:t>
+      </w:r>
+      <w:r>
+        <w:rPr>
+          <w:sz w:val="28"/>
+        </w:rPr>
+        <w:t xml:space="preserve"> </w:t>
+      </w:r>
+      <w:r>
+        <w:rPr>
+          <w:i/>
+          <w:sz w:val="28"/>
+        </w:rPr>
+        <w:t>generator</w:t>
+      </w:r>
+      <w:r>
+        <w:rPr>
+          <w:sz w:val="28"/>
+        </w:rPr>
+        <w:t xml:space="preserve"> - 880, </w:t>
+      </w:r>
+      <w:r>
+        <w:rPr>
+          <w:i/>
+          <w:sz w:val="28"/>
+        </w:rPr>
+        <w:t>excel</w:t>
+      </w:r>
+      <w:r>
+        <w:rPr>
+          <w:sz w:val="28"/>
+        </w:rPr>
+        <w:t xml:space="preserve"> </w:t>
+      </w:r>
+      <w:r>
+        <w:rPr>
+          <w:i/>
+          <w:sz w:val="28"/>
+        </w:rPr>
+        <w:t>formula</w:t>
+      </w:r>
+      <w:r>
+        <w:rPr>
+          <w:sz w:val="28"/>
+        </w:rPr>
+        <w:t xml:space="preserve"> </w:t>
+      </w:r>
+      <w:r>
+        <w:rPr>
+          <w:i/>
+          <w:sz w:val="28"/>
+        </w:rPr>
+        <w:t>bot</w:t>
+      </w:r>
+      <w:r>
+        <w:rPr>
+          <w:sz w:val="28"/>
+        </w:rPr>
+        <w:t xml:space="preserve"> - 170, </w:t>
+      </w:r>
+      <w:r>
+        <w:rPr>
+          <w:i/>
+          <w:sz w:val="28"/>
+        </w:rPr>
+        <w:t>spreadsheet</w:t>
+      </w:r>
+      <w:r>
+        <w:rPr>
+          <w:sz w:val="28"/>
+        </w:rPr>
+        <w:t xml:space="preserve"> </w:t>
+      </w:r>
+      <w:r>
+        <w:rPr>
+          <w:i/>
+          <w:sz w:val="28"/>
+        </w:rPr>
+        <w:t>compare</w:t>
+      </w:r>
+      <w:r>
+        <w:rPr>
+          <w:sz w:val="28"/>
+        </w:rPr>
+        <w:t xml:space="preserve"> - 1 000 запросов в месяц; запросы о проверке и аудите таблиц в списках связанных запросов не появились, то есть их объемы ниже сотен в месяц.</w:t>
       </w:r>
     </w:p>
     <w:p>
@@ -28873,7 +29081,7 @@
         <w:rPr>
           <w:sz w:val="28"/>
         </w:rPr>
-        <w:t>В таблице 24 представлено: модельные показатели запросов ядра.</w:t>
+        <w:t>В таблице 24 представлено: расчетные показатели запросов ядра.</w:t>
       </w:r>
     </w:p>
     <w:p>
@@ -28886,13 +29094,13 @@
         <w:rPr>
           <w:sz w:val="28"/>
         </w:rPr>
-        <w:t>Таблица 24 – Модельн</w:t>
-      </w:r>
-      <w:r>
-        <w:rPr>
-          <w:sz w:val="28"/>
-        </w:rPr>
-        <w:t>ые показатели запросов ядра</w:t>
+        <w:t xml:space="preserve">Таблица 24 – Расчетные показатели запросов </w:t>
+      </w:r>
+      <w:r>
+        <w:rPr>
+          <w:sz w:val="28"/>
+        </w:rPr>
+        <w:t>ядра</w:t>
       </w:r>
     </w:p>
     <w:tbl>
@@ -29172,7 +29380,7 @@
               <w:rPr>
                 <w:sz w:val="24"/>
               </w:rPr>
-              <w:t>1 601 740</w:t>
+              <w:t>15 800</w:t>
             </w:r>
           </w:p>
         </w:tc>
@@ -29191,7 +29399,7 @@
               <w:rPr>
                 <w:sz w:val="24"/>
               </w:rPr>
-              <w:t>0,35-1,12</w:t>
+              <w:t>1,00-2,34</w:t>
             </w:r>
           </w:p>
         </w:tc>
@@ -29325,7 +29533,7 @@
               <w:rPr>
                 <w:sz w:val="24"/>
               </w:rPr>
-              <w:t>297 670</w:t>
+              <w:t>2 940</w:t>
             </w:r>
           </w:p>
         </w:tc>
@@ -29344,7 +29552,7 @@
               <w:rPr>
                 <w:sz w:val="24"/>
               </w:rPr>
-              <w:t>0,36-1,15</w:t>
+              <w:t>1,02-2,39</w:t>
             </w:r>
           </w:p>
         </w:tc>
@@ -29478,7 +29686,7 @@
               <w:rPr>
                 <w:sz w:val="24"/>
               </w:rPr>
-              <w:t>290 330</w:t>
+              <w:t>2 860</w:t>
             </w:r>
           </w:p>
         </w:tc>
@@ -29631,7 +29839,7 @@
               <w:rPr>
                 <w:sz w:val="24"/>
               </w:rPr>
-              <w:t>191 740</w:t>
+              <w:t>1 890</w:t>
             </w:r>
           </w:p>
         </w:tc>
@@ -29784,7 +29992,7 @@
               <w:rPr>
                 <w:sz w:val="24"/>
               </w:rPr>
-              <w:t>95 600</w:t>
+              <w:t>940</w:t>
             </w:r>
           </w:p>
         </w:tc>
@@ -29950,7 +30158,7 @@
               <w:rPr>
                 <w:sz w:val="24"/>
               </w:rPr>
-              <w:t>19 460</w:t>
+              <w:t>190</w:t>
             </w:r>
           </w:p>
         </w:tc>
@@ -30116,7 +30324,7 @@
               <w:rPr>
                 <w:sz w:val="24"/>
               </w:rPr>
-              <w:t>9 020</w:t>
+              <w:t>90</w:t>
             </w:r>
           </w:p>
         </w:tc>
@@ -30269,7 +30477,7 @@
               <w:rPr>
                 <w:sz w:val="24"/>
               </w:rPr>
-              <w:t>11 580</w:t>
+              <w:t>110</w:t>
             </w:r>
           </w:p>
         </w:tc>
@@ -30422,7 +30630,7 @@
               <w:rPr>
                 <w:sz w:val="24"/>
               </w:rPr>
-              <w:t>10 670</w:t>
+              <w:t>110</w:t>
             </w:r>
           </w:p>
         </w:tc>
@@ -30524,6 +30732,7 @@
                 <w:i/>
                 <w:sz w:val="24"/>
               </w:rPr>
+              <w:lastRenderedPageBreak/>
               <w:t>financial</w:t>
             </w:r>
             <w:r>
@@ -30588,7 +30797,7 @@
               <w:rPr>
                 <w:sz w:val="24"/>
               </w:rPr>
-              <w:t>6 290</w:t>
+              <w:t>60</w:t>
             </w:r>
           </w:p>
         </w:tc>
@@ -30754,7 +30963,7 @@
               <w:rPr>
                 <w:sz w:val="24"/>
               </w:rPr>
-              <w:t>2 850</w:t>
+              <w:t>30</w:t>
             </w:r>
           </w:p>
         </w:tc>
@@ -30920,7 +31129,7 @@
               <w:rPr>
                 <w:sz w:val="24"/>
               </w:rPr>
-              <w:t>15 510</w:t>
+              <w:t>150</w:t>
             </w:r>
           </w:p>
         </w:tc>
@@ -31013,7 +31222,6 @@
         <w:rPr>
           <w:sz w:val="28"/>
         </w:rPr>
-        <w:lastRenderedPageBreak/>
         <w:t>Запросы услуги и проверки (</w:t>
       </w:r>
       <w:r>
@@ -31118,7 +31326,7 @@
         <w:rPr>
           <w:sz w:val="28"/>
         </w:rPr>
-        <w:t xml:space="preserve"> при конкурентности 46-72. Суммарный объем семи узких запросов ядра - 75 380 в месяц.</w:t>
+        <w:t xml:space="preserve"> при конкурентности 46-72. Суммарный объем семи узких запросов ядра - 740 в месяц.</w:t>
       </w:r>
     </w:p>
     <w:p>
@@ -31132,13 +31340,7 @@
         <w:rPr>
           <w:sz w:val="28"/>
         </w:rPr>
-        <w:t>Экономика</w:t>
-      </w:r>
-      <w:r>
-        <w:rPr>
-          <w:sz w:val="28"/>
-        </w:rPr>
-        <w:t xml:space="preserve"> платного поиска по узкому ядру: средний клик 5,07 </w:t>
+        <w:t>Экономика платного поиска по узкому ядру: средний клик 5,07 </w:t>
       </w:r>
       <w:r>
         <w:rPr>
@@ -31151,7 +31353,13 @@
         <w:rPr>
           <w:sz w:val="28"/>
         </w:rPr>
-        <w:t>, при доле кликов 3 % от объема это 2 261 кликов и около 11 460 </w:t>
+        <w:t>, при доле кликов 3 </w:t>
+      </w:r>
+      <w:r>
+        <w:rPr>
+          <w:sz w:val="28"/>
+        </w:rPr>
+        <w:t>% от объема это 22 кликов и около 113 </w:t>
       </w:r>
       <w:r>
         <w:rPr>
@@ -31164,13 +31372,7 @@
         <w:rPr>
           <w:sz w:val="28"/>
         </w:rPr>
-        <w:t xml:space="preserve"> в месяц. При конверсиях базового сценария ЛР2-3 (визит - регистрация 4 %, регистрация - платящий 5 %) стоимость привлечения платящего </w:t>
-      </w:r>
-      <w:r>
-        <w:rPr>
-          <w:sz w:val="28"/>
-        </w:rPr>
-        <w:t>составила бы около 2 534 </w:t>
+        <w:t xml:space="preserve"> в месяц. При конверсиях базового сценария ЛР2-3 (визит - регистрация 4 %, регистрация - платящий 5 %) стоимость привлечения платящего составила бы около 2 534 </w:t>
       </w:r>
       <w:r>
         <w:rPr>
@@ -31209,13 +31411,7 @@
         <w:rPr>
           <w:sz w:val="28"/>
         </w:rPr>
-        <w:t>, партнеров и сообщества. Даже в оптимистичном с</w:t>
-      </w:r>
-      <w:r>
-        <w:rPr>
-          <w:sz w:val="28"/>
-        </w:rPr>
-        <w:t>ценарии конверсий (7 % и 8 %) стоимость платящего остается около 900 </w:t>
+        <w:t>, партнеров и сообщества. Даже в оптимистичном сценарии конверсий (7 % и 8 %) стоимость платящего остается около 900 </w:t>
       </w:r>
       <w:r>
         <w:rPr>
@@ -31228,7 +31424,13 @@
         <w:rPr>
           <w:sz w:val="28"/>
         </w:rPr>
-        <w:t>. Бюджет маркетингового запуска по ПЗ1 составляет 14 500 </w:t>
+        <w:t>. Бюджет</w:t>
+      </w:r>
+      <w:r>
+        <w:rPr>
+          <w:sz w:val="28"/>
+        </w:rPr>
+        <w:t xml:space="preserve"> маркетингового запуска по ПЗ1 составляет 14 500 </w:t>
       </w:r>
       <w:r>
         <w:rPr>
@@ -31254,13 +31456,7 @@
         <w:rPr>
           <w:sz w:val="28"/>
         </w:rPr>
-        <w:t>) на весь проект, а платная реклама в масштабе исключена из бюджета, поэтому платный поиск за пределами тес</w:t>
-      </w:r>
-      <w:r>
-        <w:rPr>
-          <w:sz w:val="28"/>
-        </w:rPr>
-        <w:t>товых кампаний не планируется.</w:t>
+        <w:t>) на весь проект, а платная реклама в масштабе исключена из бюджета, поэтому платный поиск за пределами тестовых кампаний не планируется.</w:t>
       </w:r>
     </w:p>
     <w:p>
@@ -31274,7 +31470,13 @@
         <w:rPr>
           <w:sz w:val="28"/>
         </w:rPr>
-        <w:t xml:space="preserve">В таблице 25 представлено: сверка модельных показателей с данными </w:t>
+        <w:t>В таблице 25 представлено: сверка расчетных показ</w:t>
+      </w:r>
+      <w:r>
+        <w:rPr>
+          <w:sz w:val="28"/>
+        </w:rPr>
+        <w:t xml:space="preserve">ателей с данными </w:t>
       </w:r>
       <w:r>
         <w:rPr>
@@ -31313,7 +31515,7 @@
         <w:rPr>
           <w:sz w:val="28"/>
         </w:rPr>
-        <w:t xml:space="preserve">Таблица 25 – Сверка модельных показателей с данными </w:t>
+        <w:t xml:space="preserve">Таблица 25 – Сверка расчетных показателей с данными </w:t>
       </w:r>
       <w:r>
         <w:rPr>
@@ -31499,7 +31701,7 @@
                 <w:b/>
                 <w:sz w:val="24"/>
               </w:rPr>
-              <w:t xml:space="preserve">Модельный </w:t>
+              <w:t xml:space="preserve">Расчетный </w:t>
             </w:r>
             <w:r>
               <w:rPr>
@@ -32450,6 +32652,7 @@
         <w:rPr>
           <w:sz w:val="28"/>
         </w:rPr>
+        <w:lastRenderedPageBreak/>
         <w:t xml:space="preserve">Для пяти массовых запросов </w:t>
       </w:r>
       <w:r>
@@ -32502,13 +32705,7 @@
         <w:rPr>
           <w:sz w:val="28"/>
         </w:rPr>
-        <w:t>, пробный доступ, 04.10.2026) показал реальные диапазоны ставок и уровни конкуренции; для семи узких запро</w:t>
-      </w:r>
-      <w:r>
-        <w:rPr>
-          <w:sz w:val="28"/>
-        </w:rPr>
-        <w:t>сов ядра сервис ответил «нет данных», то есть их трафик ниже порога панели. Реальные диапазоны ставок шире модельных (верхняя граница 8,7-14,3 </w:t>
+        <w:t>, пробный доступ, 04.10.2026) показал реальные диапазоны ставок и уровни конкуренции; для семи узких запросов ядра сервис ответил «нет данных», то есть их трафик ниже порога панели. Реальные диапазоны ставок шире расчетных (верхняя граница 8,7-14,3 </w:t>
       </w:r>
       <w:r>
         <w:rPr>
@@ -32521,7 +32718,13 @@
         <w:rPr>
           <w:sz w:val="28"/>
         </w:rPr>
-        <w:t xml:space="preserve"> против 1,1-5,9 </w:t>
+        <w:t xml:space="preserve"> про</w:t>
+      </w:r>
+      <w:r>
+        <w:rPr>
+          <w:sz w:val="28"/>
+        </w:rPr>
+        <w:t>тив 1,1-5,9 </w:t>
       </w:r>
       <w:r>
         <w:rPr>
@@ -32534,26 +32737,137 @@
         <w:rPr>
           <w:sz w:val="28"/>
         </w:rPr>
-        <w:t>), но нижняя граница близка к нулю, а конкуренция в рекламе для массовых запросов низкая ил</w:t>
-      </w:r>
-      <w:r>
-        <w:rPr>
-          <w:sz w:val="28"/>
-        </w:rPr>
-        <w:t xml:space="preserve">и средняя; органическая сложность умеренная (15-42 из 100). Объем запросов в пробном доступе скрыт (показано «меньше 50» даже для самых массовых запросов), поэтому модельные объемы не подтверждены и </w:t>
-      </w:r>
-      <w:r>
-        <w:rPr>
-          <w:sz w:val="28"/>
-        </w:rPr>
-        <w:lastRenderedPageBreak/>
-        <w:t xml:space="preserve">не опровергнуты. Вывод: узкое ядро действительно мало по </w:t>
-      </w:r>
-      <w:r>
-        <w:rPr>
-          <w:sz w:val="28"/>
-        </w:rPr>
-        <w:t>объему, а ставки модели по классам намерения лежат внутри реальных диапазонов; вывод о неокупаемости платного поиска не опирается только на модель, но требует проверки в рекламном кабинете при запуске.</w:t>
+        <w:t xml:space="preserve">), но нижняя граница близка к нулю, а конкуренция в рекламе для массовых запросов низкая или средняя; органическая сложность умеренная (15-42 из 100). Объемы запросов в пробном доступе </w:t>
+      </w:r>
+      <w:r>
+        <w:rPr>
+          <w:i/>
+          <w:sz w:val="28"/>
+        </w:rPr>
+        <w:t>Similarweb</w:t>
+      </w:r>
+      <w:r>
+        <w:rPr>
+          <w:sz w:val="28"/>
+        </w:rPr>
+        <w:t xml:space="preserve"> скрыты, поэтому опорный объем получен из </w:t>
+      </w:r>
+      <w:r>
+        <w:rPr>
+          <w:i/>
+          <w:sz w:val="28"/>
+        </w:rPr>
+        <w:t>Goog</w:t>
+      </w:r>
+      <w:r>
+        <w:rPr>
+          <w:i/>
+          <w:sz w:val="28"/>
+        </w:rPr>
+        <w:t>le</w:t>
+      </w:r>
+      <w:r>
+        <w:rPr>
+          <w:sz w:val="28"/>
+        </w:rPr>
+        <w:t xml:space="preserve"> </w:t>
+      </w:r>
+      <w:r>
+        <w:rPr>
+          <w:i/>
+          <w:sz w:val="28"/>
+        </w:rPr>
+        <w:t>Ads</w:t>
+      </w:r>
+      <w:r>
+        <w:rPr>
+          <w:sz w:val="28"/>
+        </w:rPr>
+        <w:t xml:space="preserve"> через сервис </w:t>
+      </w:r>
+      <w:r>
+        <w:rPr>
+          <w:i/>
+          <w:sz w:val="28"/>
+        </w:rPr>
+        <w:t>Search</w:t>
+      </w:r>
+      <w:r>
+        <w:rPr>
+          <w:sz w:val="28"/>
+        </w:rPr>
+        <w:t xml:space="preserve"> </w:t>
+      </w:r>
+      <w:r>
+        <w:rPr>
+          <w:i/>
+          <w:sz w:val="28"/>
+        </w:rPr>
+        <w:t>Volume</w:t>
+      </w:r>
+      <w:r>
+        <w:rPr>
+          <w:sz w:val="28"/>
+        </w:rPr>
+        <w:t xml:space="preserve"> (14 800 запросов в месяц для «</w:t>
+      </w:r>
+      <w:r>
+        <w:rPr>
+          <w:i/>
+          <w:sz w:val="28"/>
+        </w:rPr>
+        <w:t>excel</w:t>
+      </w:r>
+      <w:r>
+        <w:rPr>
+          <w:sz w:val="28"/>
+        </w:rPr>
+        <w:t xml:space="preserve"> </w:t>
+      </w:r>
+      <w:r>
+        <w:rPr>
+          <w:i/>
+          <w:sz w:val="28"/>
+        </w:rPr>
+        <w:t>formulas</w:t>
+      </w:r>
+      <w:r>
+        <w:rPr>
+          <w:sz w:val="28"/>
+        </w:rPr>
+        <w:t xml:space="preserve">» в США), а объемы остальных запросов рассчитаны от него по долям </w:t>
+      </w:r>
+      <w:r>
+        <w:rPr>
+          <w:i/>
+          <w:sz w:val="28"/>
+        </w:rPr>
+        <w:t>Google</w:t>
+      </w:r>
+      <w:r>
+        <w:rPr>
+          <w:sz w:val="28"/>
+        </w:rPr>
+        <w:t xml:space="preserve"> </w:t>
+      </w:r>
+      <w:r>
+        <w:rPr>
+          <w:i/>
+          <w:sz w:val="28"/>
+        </w:rPr>
+        <w:t>Trends</w:t>
+      </w:r>
+      <w:r>
+        <w:rPr>
+          <w:sz w:val="28"/>
+        </w:rPr>
+        <w:t>. Вывод: узкое ядро действительно мало по объему, а ставки модели по классам намерения лежат внутри</w:t>
+      </w:r>
+      <w:r>
+        <w:rPr>
+          <w:sz w:val="28"/>
+        </w:rPr>
+        <w:t xml:space="preserve"> реальных диапазонов; вывод о неокупаемости платного поиска не опирается только на модель, но требует проверки в рекламном кабинете при запуске.</w:t>
       </w:r>
     </w:p>
     <w:p>
@@ -32565,7 +32879,7 @@
         <w:jc w:val="center"/>
       </w:pPr>
       <w:bookmarkStart w:id="44" w:name="_611c72cb5ff698cc2a9b3fadd77ca45e6ffe88e"/>
-      <w:bookmarkStart w:id="45" w:name="_Toc242018492"/>
+      <w:bookmarkStart w:id="45" w:name="_Toc242020296"/>
       <w:bookmarkEnd w:id="42"/>
       <w:r>
         <w:rPr>
@@ -32599,14 +32913,7 @@
           <w:b/>
           <w:sz w:val="28"/>
         </w:rPr>
-        <w:t xml:space="preserve">Карточки остальных </w:t>
-      </w:r>
-      <w:r>
-        <w:rPr>
-          <w:b/>
-          <w:sz w:val="28"/>
-        </w:rPr>
-        <w:t>игроков выборки</w:t>
+        <w:t>Карточки остальных игроков выборки</w:t>
       </w:r>
     </w:p>
     <w:p>
@@ -32653,27 +32960,27 @@
           <w:i/>
           <w:sz w:val="28"/>
         </w:rPr>
-        <w:t>Capt</w:t>
+        <w:t>Capterra</w:t>
+      </w:r>
+      <w:r>
+        <w:rPr>
+          <w:sz w:val="28"/>
+        </w:rPr>
+        <w:t xml:space="preserve"> и </w:t>
       </w:r>
       <w:r>
         <w:rPr>
           <w:i/>
           <w:sz w:val="28"/>
         </w:rPr>
-        <w:t>erra</w:t>
-      </w:r>
-      <w:r>
-        <w:rPr>
-          <w:sz w:val="28"/>
-        </w:rPr>
-        <w:t xml:space="preserve"> и </w:t>
+        <w:t>Trustpilo</w:t>
       </w:r>
       <w:r>
         <w:rPr>
           <w:i/>
           <w:sz w:val="28"/>
         </w:rPr>
-        <w:t>Trustpilot</w:t>
+        <w:t>t</w:t>
       </w:r>
       <w:r>
         <w:rPr>
@@ -33116,13 +33423,13 @@
               <w:rPr>
                 <w:sz w:val="24"/>
               </w:rPr>
-              <w:t>202 178 визитов</w:t>
-            </w:r>
-            <w:r>
-              <w:rPr>
-                <w:sz w:val="24"/>
-              </w:rPr>
-              <w:t xml:space="preserve"> в месяц, мировой ранг 234 333</w:t>
+              <w:t>202 178 визитов в месяц, мировой р</w:t>
+            </w:r>
+            <w:r>
+              <w:rPr>
+                <w:sz w:val="24"/>
+              </w:rPr>
+              <w:t>анг 234 333</w:t>
             </w:r>
           </w:p>
         </w:tc>
@@ -33492,13 +33799,13 @@
               <w:rPr>
                 <w:sz w:val="24"/>
               </w:rPr>
-              <w:t xml:space="preserve"> однозвездочные (списание после п</w:t>
-            </w:r>
-            <w:r>
-              <w:rPr>
-                <w:sz w:val="24"/>
-              </w:rPr>
-              <w:t xml:space="preserve">робного периода, сложная отмена); продукт генерирует формулы, а не проверяет их: риск для политики пробного периода </w:t>
+              <w:t xml:space="preserve"> однозвездочные (списание после пробного периода, сложная отмена); прод</w:t>
+            </w:r>
+            <w:r>
+              <w:rPr>
+                <w:sz w:val="24"/>
+              </w:rPr>
+              <w:t xml:space="preserve">укт генерирует формулы, а не проверяет их: риск для политики пробного периода </w:t>
             </w:r>
             <w:r>
               <w:rPr>
@@ -34017,13 +34324,13 @@
               <w:rPr>
                 <w:sz w:val="24"/>
               </w:rPr>
-              <w:t xml:space="preserve">визит 00:00:55, 3,09 </w:t>
-            </w:r>
-            <w:r>
-              <w:rPr>
-                <w:sz w:val="24"/>
-              </w:rPr>
-              <w:t>страницы, отказы 41,8 %</w:t>
+              <w:t>визит 00:00:55, 3,09 страницы, отказы</w:t>
+            </w:r>
+            <w:r>
+              <w:rPr>
+                <w:sz w:val="24"/>
+              </w:rPr>
+              <w:t xml:space="preserve"> 41,8 %</w:t>
             </w:r>
           </w:p>
         </w:tc>
@@ -34239,13 +34546,13 @@
               <w:rPr>
                 <w:sz w:val="24"/>
               </w:rPr>
-              <w:t xml:space="preserve">около 750 тыс. пользователей, запуск без внешнего </w:t>
-            </w:r>
-            <w:r>
-              <w:rPr>
-                <w:sz w:val="24"/>
-              </w:rPr>
-              <w:t>финансирования, 58 % трафика из органического поиска</w:t>
+              <w:t xml:space="preserve">около 750 тыс. пользователей, запуск без внешнего финансирования, 58 % трафика из </w:t>
+            </w:r>
+            <w:r>
+              <w:rPr>
+                <w:sz w:val="24"/>
+              </w:rPr>
+              <w:t>органического поиска</w:t>
             </w:r>
           </w:p>
         </w:tc>
@@ -34333,7 +34640,13 @@
         <w:rPr>
           <w:sz w:val="28"/>
         </w:rPr>
-        <w:t xml:space="preserve"> подтверждает массовый спрос на помощь с формулами; платежеспособная англоязычная часть этой аудитории мала.</w:t>
+        <w:t xml:space="preserve"> подтверждает массо</w:t>
+      </w:r>
+      <w:r>
+        <w:rPr>
+          <w:sz w:val="28"/>
+        </w:rPr>
+        <w:t>вый спрос на помощь с формулами; платежеспособная англоязычная часть этой аудитории мала.</w:t>
       </w:r>
     </w:p>
     <w:p>
@@ -34724,13 +35037,7 @@
               <w:rPr>
                 <w:sz w:val="24"/>
               </w:rPr>
-              <w:t>241 737 визитов в месяц, мировой ра</w:t>
-            </w:r>
-            <w:r>
-              <w:rPr>
-                <w:sz w:val="24"/>
-              </w:rPr>
-              <w:t>нг 217 372</w:t>
+              <w:t>241 737 визитов в месяц, мировой ранг 217 372</w:t>
             </w:r>
           </w:p>
         </w:tc>
@@ -34755,7 +35062,13 @@
               <w:rPr>
                 <w:sz w:val="24"/>
               </w:rPr>
-              <w:t>Вовлеченность</w:t>
+              <w:t>Вовлечен</w:t>
+            </w:r>
+            <w:r>
+              <w:rPr>
+                <w:sz w:val="24"/>
+              </w:rPr>
+              <w:t>ность</w:t>
             </w:r>
           </w:p>
         </w:tc>
@@ -35003,7 +35316,13 @@
               <w:rPr>
                 <w:sz w:val="24"/>
               </w:rPr>
-              <w:t>, основана в Берлине в 2016 году, около 50 сотрудников; высокий рейтинг</w:t>
+              <w:t xml:space="preserve">, основана в </w:t>
+            </w:r>
+            <w:r>
+              <w:rPr>
+                <w:sz w:val="24"/>
+              </w:rPr>
+              <w:t>Берлине в 2016 году, около 50 сотрудников; высокий рейтинг</w:t>
             </w:r>
           </w:p>
         </w:tc>
@@ -35091,13 +35410,13 @@
         <w:rPr>
           <w:sz w:val="28"/>
         </w:rPr>
-        <w:t xml:space="preserve"> конкурирует </w:t>
-      </w:r>
-      <w:r>
-        <w:rPr>
-          <w:sz w:val="28"/>
-        </w:rPr>
-        <w:t>за рабочее место аналитика, но не за задачу проверки готовых моделей.</w:t>
+        <w:t xml:space="preserve"> конкурирует за рабочее место аналитика, но не за задач</w:t>
+      </w:r>
+      <w:r>
+        <w:rPr>
+          <w:sz w:val="28"/>
+        </w:rPr>
+        <w:t>у проверки готовых моделей.</w:t>
       </w:r>
     </w:p>
     <w:p>
@@ -35350,13 +35669,7 @@
               <w:rPr>
                 <w:sz w:val="24"/>
               </w:rPr>
-              <w:t xml:space="preserve">-помощник: формулы, </w:t>
-            </w:r>
-            <w:r>
-              <w:rPr>
-                <w:sz w:val="24"/>
-              </w:rPr>
-              <w:t>аналитика, визуализация</w:t>
+              <w:t>-помощник: формулы, аналитика, визуализация</w:t>
             </w:r>
           </w:p>
         </w:tc>
@@ -35577,7 +35890,13 @@
               <w:rPr>
                 <w:sz w:val="24"/>
               </w:rPr>
-              <w:t>прямые 26 %, органика 56 %, платный поиск 0 %, рефералы 12 %</w:t>
+              <w:t xml:space="preserve">прямые 26 %, </w:t>
+            </w:r>
+            <w:r>
+              <w:rPr>
+                <w:sz w:val="24"/>
+              </w:rPr>
+              <w:t>органика 56 %, платный поиск 0 %, рефералы 12 %</w:t>
             </w:r>
           </w:p>
         </w:tc>
@@ -35800,13 +36119,13 @@
               <w:rPr>
                 <w:sz w:val="24"/>
               </w:rPr>
-              <w:t xml:space="preserve">почти </w:t>
-            </w:r>
-            <w:r>
-              <w:rPr>
-                <w:sz w:val="24"/>
-              </w:rPr>
-              <w:t>нет отзывов на крупных площадках, короткий визит, продукт генерирует, а не проверяет</w:t>
+              <w:t>почти нет отзывов на крупн</w:t>
+            </w:r>
+            <w:r>
+              <w:rPr>
+                <w:sz w:val="24"/>
+              </w:rPr>
+              <w:t>ых площадках, короткий визит, продукт генерирует, а не проверяет</w:t>
             </w:r>
           </w:p>
         </w:tc>
@@ -36285,13 +36604,7 @@
               <w:rPr>
                 <w:sz w:val="24"/>
               </w:rPr>
-              <w:t xml:space="preserve">визит 00:01:44, 3,24 страницы, отказы </w:t>
-            </w:r>
-            <w:r>
-              <w:rPr>
-                <w:sz w:val="24"/>
-              </w:rPr>
-              <w:t>43,2 %</w:t>
+              <w:t>визит 00:01:44, 3,24 страницы, отказы 43,2 %</w:t>
             </w:r>
           </w:p>
         </w:tc>
@@ -36335,7 +36648,13 @@
               <w:rPr>
                 <w:sz w:val="24"/>
               </w:rPr>
-              <w:t>прямые 36 %, органика 41 %, платный поиск 5 %, рефералы 10 %</w:t>
+              <w:t xml:space="preserve">прямые 36 %, органика 41 %, платный поиск 5 %, </w:t>
+            </w:r>
+            <w:r>
+              <w:rPr>
+                <w:sz w:val="24"/>
+              </w:rPr>
+              <w:t>рефералы 10 %</w:t>
             </w:r>
           </w:p>
         </w:tc>
@@ -36507,13 +36826,7 @@
               <w:rPr>
                 <w:sz w:val="24"/>
               </w:rPr>
-              <w:t xml:space="preserve">самый большой трафик выборки (701 540 визитов в месяц), ранг 64 597, длительный визит 1 мин. 44 с., </w:t>
-            </w:r>
-            <w:r>
-              <w:rPr>
-                <w:sz w:val="24"/>
-              </w:rPr>
-              <w:t>5,3 % платного поиска</w:t>
+              <w:t>самый большой трафик выборки (701 540 визитов в месяц), ранг 64 597, длительный визит 1 мин. 44 с., 5,3 % платного поиска</w:t>
             </w:r>
           </w:p>
         </w:tc>
@@ -36564,7 +36877,13 @@
               <w:rPr>
                 <w:sz w:val="24"/>
               </w:rPr>
-              <w:t>23 % трафика из Индии, 8 % из США; общая аналитика данных, пересечение с задачей проверки моделей малое</w:t>
+              <w:t>23 %</w:t>
+            </w:r>
+            <w:r>
+              <w:rPr>
+                <w:sz w:val="24"/>
+              </w:rPr>
+              <w:t xml:space="preserve"> трафика из Индии, 8 % из США; общая аналитика данных, пересечение с задачей проверки моделей малое</w:t>
             </w:r>
           </w:p>
         </w:tc>
@@ -36601,13 +36920,7 @@
         <w:rPr>
           <w:sz w:val="28"/>
         </w:rPr>
-        <w:t xml:space="preserve"> задает планку удобства загрузки файла и чата с данными, которую пользовател</w:t>
-      </w:r>
-      <w:r>
-        <w:rPr>
-          <w:sz w:val="28"/>
-        </w:rPr>
-        <w:t xml:space="preserve">и будут ожидать и от </w:t>
+        <w:t xml:space="preserve"> задает планку удобства загрузки файла и чата с данными, которую пользователи будут ожидать и от </w:t>
       </w:r>
       <w:r>
         <w:rPr>
@@ -36892,13 +37205,7 @@
               <w:rPr>
                 <w:sz w:val="24"/>
               </w:rPr>
-              <w:t xml:space="preserve">решения для контроля рисков </w:t>
-            </w:r>
-            <w:r>
-              <w:rPr>
-                <w:sz w:val="24"/>
-              </w:rPr>
-              <w:t>пользовательских таблиц (</w:t>
+              <w:t>решения для контроля рисков пользовательских таблиц (</w:t>
             </w:r>
             <w:r>
               <w:rPr>
@@ -37132,7 +37439,13 @@
               <w:rPr>
                 <w:sz w:val="24"/>
               </w:rPr>
-              <w:t>прямые 39 %, органика 34 %, платный поиск 1 %, рефералы 10 %</w:t>
+              <w:t xml:space="preserve">прямые 39 %, органика 34 %, </w:t>
+            </w:r>
+            <w:r>
+              <w:rPr>
+                <w:sz w:val="24"/>
+              </w:rPr>
+              <w:t>платный поиск 1 %, рефералы 10 %</w:t>
             </w:r>
           </w:p>
         </w:tc>
@@ -37323,14 +37636,7 @@
                 <w:i/>
                 <w:sz w:val="24"/>
               </w:rPr>
-              <w:t>TableM</w:t>
-            </w:r>
-            <w:r>
-              <w:rPr>
-                <w:i/>
-                <w:sz w:val="24"/>
-              </w:rPr>
-              <w:t>ind</w:t>
+              <w:t>TableMind</w:t>
             </w:r>
           </w:p>
         </w:tc>
@@ -37349,7 +37655,13 @@
               <w:rPr>
                 <w:sz w:val="24"/>
               </w:rPr>
-              <w:t>малый трафик (5 522 визита), 52 % из Индии и 48 % из США, продается большим организациям, а не малому бизнесу</w:t>
+              <w:t>малый трафик (5 522 визи</w:t>
+            </w:r>
+            <w:r>
+              <w:rPr>
+                <w:sz w:val="24"/>
+              </w:rPr>
+              <w:t>та), 52 % из Индии и 48 % из США, продается большим организациям, а не малому бизнесу</w:t>
             </w:r>
           </w:p>
         </w:tc>
@@ -38188,7 +38500,7 @@
         <w:jc w:val="center"/>
       </w:pPr>
       <w:bookmarkStart w:id="46" w:name="_742d751e4621367dcb265d3c521b88e71e5edc1"/>
-      <w:bookmarkStart w:id="47" w:name="_Toc242018493"/>
+      <w:bookmarkStart w:id="47" w:name="_Toc242020297"/>
       <w:bookmarkEnd w:id="44"/>
       <w:r>
         <w:rPr>
@@ -39293,7 +39605,7 @@
         <w:jc w:val="center"/>
       </w:pPr>
       <w:bookmarkStart w:id="48" w:name="_0b5a946c20a7ff3f44711d3f4d1b7cf881d090d"/>
-      <w:bookmarkStart w:id="49" w:name="_Toc242018494"/>
+      <w:bookmarkStart w:id="49" w:name="_Toc242020298"/>
       <w:bookmarkEnd w:id="46"/>
       <w:r>
         <w:rPr>
@@ -39694,13 +40006,7 @@
               <w:rPr>
                 <w:sz w:val="24"/>
               </w:rPr>
-              <w:t>построение четы</w:t>
-            </w:r>
-            <w:r>
-              <w:rPr>
-                <w:sz w:val="24"/>
-              </w:rPr>
-              <w:t>рех рисунков</w:t>
+              <w:t>построение четырех рисунков</w:t>
             </w:r>
           </w:p>
         </w:tc>
@@ -40043,7 +40349,13 @@
         <w:rPr>
           <w:sz w:val="28"/>
         </w:rPr>
-        <w:t xml:space="preserve"> и попадают в текст из файлов результатов.</w:t>
+        <w:t xml:space="preserve"> и попадают в текст </w:t>
+      </w:r>
+      <w:r>
+        <w:rPr>
+          <w:sz w:val="28"/>
+        </w:rPr>
+        <w:t>из файлов результатов.</w:t>
       </w:r>
     </w:p>
     <w:bookmarkEnd w:id="48"/>
@@ -40151,7 +40463,7 @@
   <w:abstractNum w:abstractNumId="0" w15:restartNumberingAfterBreak="0">
     <w:nsid w:val="0000A990"/>
     <w:multiLevelType w:val="multilevel"/>
-    <w:tmpl w:val="26E8F782"/>
+    <w:tmpl w:val="A2287252"/>
     <w:lvl w:ilvl="0">
       <w:numFmt w:val="bullet"/>
       <w:lvlText w:val=" "/>
@@ -40228,7 +40540,7 @@
   <w:abstractNum w:abstractNumId="1" w15:restartNumberingAfterBreak="0">
     <w:nsid w:val="00A99411"/>
     <w:multiLevelType w:val="multilevel"/>
-    <w:tmpl w:val="D270B146"/>
+    <w:tmpl w:val="4F4EDD08"/>
     <w:lvl w:ilvl="0">
       <w:start w:val="1"/>
       <w:numFmt w:val="decimal"/>
@@ -41706,7 +42018,7 @@
     <w:autoRedefine/>
     <w:uiPriority w:val="39"/>
     <w:unhideWhenUsed/>
-    <w:rsid w:val="00AD07D2"/>
+    <w:rsid w:val="002565E1"/>
     <w:pPr>
       <w:spacing w:after="100"/>
     </w:pPr>
@@ -41718,7 +42030,7 @@
     <w:autoRedefine/>
     <w:uiPriority w:val="39"/>
     <w:unhideWhenUsed/>
-    <w:rsid w:val="00AD07D2"/>
+    <w:rsid w:val="002565E1"/>
     <w:pPr>
       <w:spacing w:after="100"/>
       <w:ind w:left="240"/>

--- a/ЛР4_Пять_сил_Портера/ОТЧЕТ_ЛР4_TableMind.docx
+++ b/ЛР4_Пять_сил_Портера/ОТЧЕТ_ЛР4_TableMind.docx
@@ -263,7 +263,7 @@
       <w:r>
         <w:fldChar w:fldCharType="separate"/>
       </w:r>
-      <w:hyperlink w:anchor="_Toc242020274" w:history="1">
+      <w:hyperlink w:anchor="_Toc242030922" w:history="1">
         <w:r>
           <w:rPr>
             <w:rStyle w:val="af"/>
@@ -291,7 +291,7 @@
             <w:noProof/>
             <w:webHidden/>
           </w:rPr>
-          <w:instrText xml:space="preserve"> PAGEREF _Toc242020274 \h </w:instrText>
+          <w:instrText xml:space="preserve"> PAGEREF _Toc242030922 \h </w:instrText>
         </w:r>
         <w:r>
           <w:rPr>
@@ -332,7 +332,7 @@
           <w:noProof/>
         </w:rPr>
       </w:pPr>
-      <w:hyperlink w:anchor="_Toc242020275" w:history="1">
+      <w:hyperlink w:anchor="_Toc242030923" w:history="1">
         <w:r>
           <w:rPr>
             <w:rStyle w:val="af"/>
@@ -360,7 +360,7 @@
             <w:noProof/>
             <w:webHidden/>
           </w:rPr>
-          <w:instrText xml:space="preserve"> PAGEREF _Toc242020275 \h </w:instrText>
+          <w:instrText xml:space="preserve"> PAGEREF _Toc242030923 \h </w:instrText>
         </w:r>
         <w:r>
           <w:rPr>
@@ -401,7 +401,7 @@
           <w:noProof/>
         </w:rPr>
       </w:pPr>
-      <w:hyperlink w:anchor="_Toc242020276" w:history="1">
+      <w:hyperlink w:anchor="_Toc242030924" w:history="1">
         <w:r>
           <w:rPr>
             <w:rStyle w:val="af"/>
@@ -429,7 +429,7 @@
             <w:noProof/>
             <w:webHidden/>
           </w:rPr>
-          <w:instrText xml:space="preserve"> PAGEREF _Toc242020276 \h </w:instrText>
+          <w:instrText xml:space="preserve"> PAGEREF _Toc242030924 \h </w:instrText>
         </w:r>
         <w:r>
           <w:rPr>
@@ -470,7 +470,7 @@
           <w:noProof/>
         </w:rPr>
       </w:pPr>
-      <w:hyperlink w:anchor="_Toc242020277" w:history="1">
+      <w:hyperlink w:anchor="_Toc242030925" w:history="1">
         <w:r>
           <w:rPr>
             <w:rStyle w:val="af"/>
@@ -498,7 +498,7 @@
             <w:noProof/>
             <w:webHidden/>
           </w:rPr>
-          <w:instrText xml:space="preserve"> PAGEREF _Toc242020277 \h </w:instrText>
+          <w:instrText xml:space="preserve"> PAGEREF _Toc242030925 \h </w:instrText>
         </w:r>
         <w:r>
           <w:rPr>
@@ -539,7 +539,7 @@
           <w:noProof/>
         </w:rPr>
       </w:pPr>
-      <w:hyperlink w:anchor="_Toc242020278" w:history="1">
+      <w:hyperlink w:anchor="_Toc242030926" w:history="1">
         <w:r>
           <w:rPr>
             <w:rStyle w:val="af"/>
@@ -567,7 +567,7 @@
             <w:noProof/>
             <w:webHidden/>
           </w:rPr>
-          <w:instrText xml:space="preserve"> PAGEREF _Toc242020278 \h </w:instrText>
+          <w:instrText xml:space="preserve"> PAGEREF _Toc242030926 \h </w:instrText>
         </w:r>
         <w:r>
           <w:rPr>
@@ -608,7 +608,7 @@
           <w:noProof/>
         </w:rPr>
       </w:pPr>
-      <w:hyperlink w:anchor="_Toc242020279" w:history="1">
+      <w:hyperlink w:anchor="_Toc242030927" w:history="1">
         <w:r>
           <w:rPr>
             <w:rStyle w:val="af"/>
@@ -636,7 +636,7 @@
             <w:noProof/>
             <w:webHidden/>
           </w:rPr>
-          <w:instrText xml:space="preserve"> PAGEREF _Toc242020279 \h </w:instrText>
+          <w:instrText xml:space="preserve"> PAGEREF _Toc242030927 \h </w:instrText>
         </w:r>
         <w:r>
           <w:rPr>
@@ -677,7 +677,7 @@
           <w:noProof/>
         </w:rPr>
       </w:pPr>
-      <w:hyperlink w:anchor="_Toc242020280" w:history="1">
+      <w:hyperlink w:anchor="_Toc242030928" w:history="1">
         <w:r>
           <w:rPr>
             <w:rStyle w:val="af"/>
@@ -705,7 +705,7 @@
             <w:noProof/>
             <w:webHidden/>
           </w:rPr>
-          <w:instrText xml:space="preserve"> PAGEREF _Toc242020280 \h </w:instrText>
+          <w:instrText xml:space="preserve"> PAGEREF _Toc242030928 \h </w:instrText>
         </w:r>
         <w:r>
           <w:rPr>
@@ -746,7 +746,7 @@
           <w:noProof/>
         </w:rPr>
       </w:pPr>
-      <w:hyperlink w:anchor="_Toc242020281" w:history="1">
+      <w:hyperlink w:anchor="_Toc242030929" w:history="1">
         <w:r>
           <w:rPr>
             <w:rStyle w:val="af"/>
@@ -774,7 +774,7 @@
             <w:noProof/>
             <w:webHidden/>
           </w:rPr>
-          <w:instrText xml:space="preserve"> PAGEREF _Toc242020281 \h </w:instrText>
+          <w:instrText xml:space="preserve"> PAGEREF _Toc242030929 \h </w:instrText>
         </w:r>
         <w:r>
           <w:rPr>
@@ -815,7 +815,7 @@
           <w:noProof/>
         </w:rPr>
       </w:pPr>
-      <w:hyperlink w:anchor="_Toc242020282" w:history="1">
+      <w:hyperlink w:anchor="_Toc242030930" w:history="1">
         <w:r>
           <w:rPr>
             <w:rStyle w:val="af"/>
@@ -843,7 +843,7 @@
             <w:noProof/>
             <w:webHidden/>
           </w:rPr>
-          <w:instrText xml:space="preserve"> PAGEREF _Toc242020282 \h </w:instrText>
+          <w:instrText xml:space="preserve"> PAGEREF _Toc242030930 \h </w:instrText>
         </w:r>
         <w:r>
           <w:rPr>
@@ -884,7 +884,7 @@
           <w:noProof/>
         </w:rPr>
       </w:pPr>
-      <w:hyperlink w:anchor="_Toc242020283" w:history="1">
+      <w:hyperlink w:anchor="_Toc242030931" w:history="1">
         <w:r>
           <w:rPr>
             <w:rStyle w:val="af"/>
@@ -912,7 +912,7 @@
             <w:noProof/>
             <w:webHidden/>
           </w:rPr>
-          <w:instrText xml:space="preserve"> PAGEREF _Toc242020283 \h </w:instrText>
+          <w:instrText xml:space="preserve"> PAGEREF _Toc242030931 \h </w:instrText>
         </w:r>
         <w:r>
           <w:rPr>
@@ -953,7 +953,7 @@
           <w:noProof/>
         </w:rPr>
       </w:pPr>
-      <w:hyperlink w:anchor="_Toc242020284" w:history="1">
+      <w:hyperlink w:anchor="_Toc242030932" w:history="1">
         <w:r>
           <w:rPr>
             <w:rStyle w:val="af"/>
@@ -981,7 +981,7 @@
             <w:noProof/>
             <w:webHidden/>
           </w:rPr>
-          <w:instrText xml:space="preserve"> PAGEREF _Toc242020284 \h </w:instrText>
+          <w:instrText xml:space="preserve"> PAGEREF _Toc242030932 \h </w:instrText>
         </w:r>
         <w:r>
           <w:rPr>
@@ -1022,7 +1022,7 @@
           <w:noProof/>
         </w:rPr>
       </w:pPr>
-      <w:hyperlink w:anchor="_Toc242020285" w:history="1">
+      <w:hyperlink w:anchor="_Toc242030933" w:history="1">
         <w:r>
           <w:rPr>
             <w:rStyle w:val="af"/>
@@ -1050,7 +1050,7 @@
             <w:noProof/>
             <w:webHidden/>
           </w:rPr>
-          <w:instrText xml:space="preserve"> PAGEREF _Toc242020285 \h </w:instrText>
+          <w:instrText xml:space="preserve"> PAGEREF _Toc242030933 \h </w:instrText>
         </w:r>
         <w:r>
           <w:rPr>
@@ -1091,7 +1091,7 @@
           <w:noProof/>
         </w:rPr>
       </w:pPr>
-      <w:hyperlink w:anchor="_Toc242020286" w:history="1">
+      <w:hyperlink w:anchor="_Toc242030934" w:history="1">
         <w:r>
           <w:rPr>
             <w:rStyle w:val="af"/>
@@ -1119,7 +1119,7 @@
             <w:noProof/>
             <w:webHidden/>
           </w:rPr>
-          <w:instrText xml:space="preserve"> PAGEREF _Toc242020286 \h </w:instrText>
+          <w:instrText xml:space="preserve"> PAGEREF _Toc242030934 \h </w:instrText>
         </w:r>
         <w:r>
           <w:rPr>
@@ -1160,7 +1160,7 @@
           <w:noProof/>
         </w:rPr>
       </w:pPr>
-      <w:hyperlink w:anchor="_Toc242020287" w:history="1">
+      <w:hyperlink w:anchor="_Toc242030935" w:history="1">
         <w:r>
           <w:rPr>
             <w:rStyle w:val="af"/>
@@ -1188,7 +1188,7 @@
             <w:noProof/>
             <w:webHidden/>
           </w:rPr>
-          <w:instrText xml:space="preserve"> PAGEREF _Toc242020287 \h </w:instrText>
+          <w:instrText xml:space="preserve"> PAGEREF _Toc242030935 \h </w:instrText>
         </w:r>
         <w:r>
           <w:rPr>
@@ -1229,7 +1229,7 @@
           <w:noProof/>
         </w:rPr>
       </w:pPr>
-      <w:hyperlink w:anchor="_Toc242020288" w:history="1">
+      <w:hyperlink w:anchor="_Toc242030936" w:history="1">
         <w:r>
           <w:rPr>
             <w:rStyle w:val="af"/>
@@ -1257,7 +1257,7 @@
             <w:noProof/>
             <w:webHidden/>
           </w:rPr>
-          <w:instrText xml:space="preserve"> PAGEREF _Toc242020288 \h </w:instrText>
+          <w:instrText xml:space="preserve"> PAGEREF _Toc242030936 \h </w:instrText>
         </w:r>
         <w:r>
           <w:rPr>
@@ -1298,7 +1298,7 @@
           <w:noProof/>
         </w:rPr>
       </w:pPr>
-      <w:hyperlink w:anchor="_Toc242020289" w:history="1">
+      <w:hyperlink w:anchor="_Toc242030937" w:history="1">
         <w:r>
           <w:rPr>
             <w:rStyle w:val="af"/>
@@ -1326,7 +1326,7 @@
             <w:noProof/>
             <w:webHidden/>
           </w:rPr>
-          <w:instrText xml:space="preserve"> PAGEREF _Toc242020289 \h </w:instrText>
+          <w:instrText xml:space="preserve"> PAGEREF _Toc242030937 \h </w:instrText>
         </w:r>
         <w:r>
           <w:rPr>
@@ -1367,7 +1367,7 @@
           <w:noProof/>
         </w:rPr>
       </w:pPr>
-      <w:hyperlink w:anchor="_Toc242020290" w:history="1">
+      <w:hyperlink w:anchor="_Toc242030938" w:history="1">
         <w:r>
           <w:rPr>
             <w:rStyle w:val="af"/>
@@ -1395,7 +1395,7 @@
             <w:noProof/>
             <w:webHidden/>
           </w:rPr>
-          <w:instrText xml:space="preserve"> PAGEREF _Toc242020290 \h </w:instrText>
+          <w:instrText xml:space="preserve"> PAGEREF _Toc242030938 \h </w:instrText>
         </w:r>
         <w:r>
           <w:rPr>
@@ -1436,7 +1436,7 @@
           <w:noProof/>
         </w:rPr>
       </w:pPr>
-      <w:hyperlink w:anchor="_Toc242020291" w:history="1">
+      <w:hyperlink w:anchor="_Toc242030939" w:history="1">
         <w:r>
           <w:rPr>
             <w:rStyle w:val="af"/>
@@ -1464,7 +1464,7 @@
             <w:noProof/>
             <w:webHidden/>
           </w:rPr>
-          <w:instrText xml:space="preserve"> PAGEREF _Toc242020291 \h </w:instrText>
+          <w:instrText xml:space="preserve"> PAGEREF _Toc242030939 \h </w:instrText>
         </w:r>
         <w:r>
           <w:rPr>
@@ -1505,7 +1505,7 @@
           <w:noProof/>
         </w:rPr>
       </w:pPr>
-      <w:hyperlink w:anchor="_Toc242020292" w:history="1">
+      <w:hyperlink w:anchor="_Toc242030940" w:history="1">
         <w:r>
           <w:rPr>
             <w:rStyle w:val="af"/>
@@ -1533,7 +1533,7 @@
             <w:noProof/>
             <w:webHidden/>
           </w:rPr>
-          <w:instrText xml:space="preserve"> PAGEREF _Toc242020292 \h </w:instrText>
+          <w:instrText xml:space="preserve"> PAGEREF _Toc242030940 \h </w:instrText>
         </w:r>
         <w:r>
           <w:rPr>
@@ -1574,7 +1574,7 @@
           <w:noProof/>
         </w:rPr>
       </w:pPr>
-      <w:hyperlink w:anchor="_Toc242020293" w:history="1">
+      <w:hyperlink w:anchor="_Toc242030941" w:history="1">
         <w:r>
           <w:rPr>
             <w:rStyle w:val="af"/>
@@ -1602,7 +1602,7 @@
             <w:noProof/>
             <w:webHidden/>
           </w:rPr>
-          <w:instrText xml:space="preserve"> PAGEREF _Toc242020293 \h </w:instrText>
+          <w:instrText xml:space="preserve"> PAGEREF _Toc242030941 \h </w:instrText>
         </w:r>
         <w:r>
           <w:rPr>
@@ -1643,7 +1643,7 @@
           <w:noProof/>
         </w:rPr>
       </w:pPr>
-      <w:hyperlink w:anchor="_Toc242020294" w:history="1">
+      <w:hyperlink w:anchor="_Toc242030942" w:history="1">
         <w:r>
           <w:rPr>
             <w:rStyle w:val="af"/>
@@ -1671,7 +1671,7 @@
             <w:noProof/>
             <w:webHidden/>
           </w:rPr>
-          <w:instrText xml:space="preserve"> PAGEREF _Toc242020294 \h </w:instrText>
+          <w:instrText xml:space="preserve"> PAGEREF _Toc242030942 \h </w:instrText>
         </w:r>
         <w:r>
           <w:rPr>
@@ -1712,7 +1712,7 @@
           <w:noProof/>
         </w:rPr>
       </w:pPr>
-      <w:hyperlink w:anchor="_Toc242020295" w:history="1">
+      <w:hyperlink w:anchor="_Toc242030943" w:history="1">
         <w:r>
           <w:rPr>
             <w:rStyle w:val="af"/>
@@ -1740,7 +1740,7 @@
             <w:noProof/>
             <w:webHidden/>
           </w:rPr>
-          <w:instrText xml:space="preserve"> PAGEREF _Toc242020295 \h </w:instrText>
+          <w:instrText xml:space="preserve"> PAGEREF _Toc242030943 \h </w:instrText>
         </w:r>
         <w:r>
           <w:rPr>
@@ -1781,7 +1781,7 @@
           <w:noProof/>
         </w:rPr>
       </w:pPr>
-      <w:hyperlink w:anchor="_Toc242020296" w:history="1">
+      <w:hyperlink w:anchor="_Toc242030944" w:history="1">
         <w:r>
           <w:rPr>
             <w:rStyle w:val="af"/>
@@ -1809,7 +1809,7 @@
             <w:noProof/>
             <w:webHidden/>
           </w:rPr>
-          <w:instrText xml:space="preserve"> PAGEREF _Toc242020296 \h </w:instrText>
+          <w:instrText xml:space="preserve"> PAGEREF _Toc242030944 \h </w:instrText>
         </w:r>
         <w:r>
           <w:rPr>
@@ -1850,7 +1850,7 @@
           <w:noProof/>
         </w:rPr>
       </w:pPr>
-      <w:hyperlink w:anchor="_Toc242020297" w:history="1">
+      <w:hyperlink w:anchor="_Toc242030945" w:history="1">
         <w:r>
           <w:rPr>
             <w:rStyle w:val="af"/>
@@ -1878,7 +1878,7 @@
             <w:noProof/>
             <w:webHidden/>
           </w:rPr>
-          <w:instrText xml:space="preserve"> PAGEREF _Toc242020297 \h </w:instrText>
+          <w:instrText xml:space="preserve"> PAGEREF _Toc242030945 \h </w:instrText>
         </w:r>
         <w:r>
           <w:rPr>
@@ -1919,7 +1919,7 @@
           <w:noProof/>
         </w:rPr>
       </w:pPr>
-      <w:hyperlink w:anchor="_Toc242020298" w:history="1">
+      <w:hyperlink w:anchor="_Toc242030946" w:history="1">
         <w:r>
           <w:rPr>
             <w:rStyle w:val="af"/>
@@ -1947,7 +1947,7 @@
             <w:noProof/>
             <w:webHidden/>
           </w:rPr>
-          <w:instrText xml:space="preserve"> PAGEREF _Toc242020298 \h </w:instrText>
+          <w:instrText xml:space="preserve"> PAGEREF _Toc242030946 \h </w:instrText>
         </w:r>
         <w:r>
           <w:rPr>
@@ -1993,7 +1993,7 @@
         <w:spacing w:before="0" w:after="360" w:line="360" w:lineRule="exact"/>
         <w:ind w:firstLine="709"/>
       </w:pPr>
-      <w:bookmarkStart w:id="1" w:name="_Toc242020274"/>
+      <w:bookmarkStart w:id="1" w:name="_Toc242030922"/>
       <w:r>
         <w:rPr>
           <w:b/>
@@ -2201,7 +2201,7 @@
         <w:ind w:firstLine="709"/>
       </w:pPr>
       <w:bookmarkStart w:id="2" w:name="_b608aa976fc82a0faaf3b83f58c735968afd03b"/>
-      <w:bookmarkStart w:id="3" w:name="_Toc242020275"/>
+      <w:bookmarkStart w:id="3" w:name="_Toc242030923"/>
       <w:bookmarkEnd w:id="0"/>
       <w:r>
         <w:rPr>
@@ -2266,7 +2266,7 @@
         <w:ind w:firstLine="709"/>
       </w:pPr>
       <w:bookmarkStart w:id="4" w:name="_c2dc16d95c34e7e7c75dbd4503de730b54879a3"/>
-      <w:bookmarkStart w:id="5" w:name="_Toc242020276"/>
+      <w:bookmarkStart w:id="5" w:name="_Toc242030924"/>
       <w:r>
         <w:rPr>
           <w:b/>
@@ -5173,7 +5173,7 @@
         <w:ind w:firstLine="709"/>
       </w:pPr>
       <w:bookmarkStart w:id="6" w:name="_e53e14f44ab4c8780a98a105cb988ad22318c27"/>
-      <w:bookmarkStart w:id="7" w:name="_Toc242020277"/>
+      <w:bookmarkStart w:id="7" w:name="_Toc242030925"/>
       <w:bookmarkEnd w:id="4"/>
       <w:r>
         <w:rPr>
@@ -9092,7 +9092,7 @@
           <w:sz w:val="28"/>
         </w:rPr>
         <w:drawing>
-          <wp:inline distT="0" distB="0" distL="0" distR="0" wp14:anchorId="7AE02F48" wp14:editId="0582E4A2">
+          <wp:inline distT="0" distB="0" distL="0" distR="0" wp14:anchorId="5268BFC4" wp14:editId="1791B2C0">
             <wp:extent cx="5334000" cy="3088105"/>
             <wp:effectExtent l="0" t="0" r="0" b="0"/>
             <wp:docPr id="12" name="Picture"/>
@@ -9195,7 +9195,7 @@
         </w:rPr>
         <w:lastRenderedPageBreak/>
         <w:drawing>
-          <wp:inline distT="0" distB="0" distL="0" distR="0" wp14:anchorId="0989C317" wp14:editId="050E1197">
+          <wp:inline distT="0" distB="0" distL="0" distR="0" wp14:anchorId="4B831C7B" wp14:editId="7FE88561">
             <wp:extent cx="5334000" cy="2862146"/>
             <wp:effectExtent l="0" t="0" r="0" b="0"/>
             <wp:docPr id="15" name="Picture"/>
@@ -9628,7 +9628,7 @@
           <w:sz w:val="28"/>
         </w:rPr>
         <w:drawing>
-          <wp:inline distT="0" distB="0" distL="0" distR="0" wp14:anchorId="07C5853B" wp14:editId="3F94E4D3">
+          <wp:inline distT="0" distB="0" distL="0" distR="0" wp14:anchorId="1651CD42" wp14:editId="5B3C098F">
             <wp:extent cx="5334000" cy="2536902"/>
             <wp:effectExtent l="0" t="0" r="0" b="0"/>
             <wp:docPr id="18" name="Picture"/>
@@ -10470,7 +10470,7 @@
         <w:ind w:firstLine="709"/>
       </w:pPr>
       <w:bookmarkStart w:id="8" w:name="_6630f66e9bddc915a7c003d1a4416942be99820"/>
-      <w:bookmarkStart w:id="9" w:name="_Toc242020278"/>
+      <w:bookmarkStart w:id="9" w:name="_Toc242030926"/>
       <w:bookmarkEnd w:id="6"/>
       <w:r>
         <w:rPr>
@@ -12555,7 +12555,7 @@
         </w:rPr>
         <w:lastRenderedPageBreak/>
         <w:drawing>
-          <wp:inline distT="0" distB="0" distL="0" distR="0" wp14:anchorId="4E1B5BED" wp14:editId="0AA274CF">
+          <wp:inline distT="0" distB="0" distL="0" distR="0" wp14:anchorId="29478FB6" wp14:editId="39610E03">
             <wp:extent cx="5334000" cy="2732048"/>
             <wp:effectExtent l="0" t="0" r="0" b="0"/>
             <wp:docPr id="22" name="Picture"/>
@@ -13513,7 +13513,7 @@
         <w:ind w:firstLine="709"/>
       </w:pPr>
       <w:bookmarkStart w:id="10" w:name="_32eb1a546c0e629ee5199cbd921989386414cef"/>
-      <w:bookmarkStart w:id="11" w:name="_Toc242020279"/>
+      <w:bookmarkStart w:id="11" w:name="_Toc242030927"/>
       <w:bookmarkEnd w:id="8"/>
       <w:r>
         <w:rPr>
@@ -14025,7 +14025,7 @@
         <w:ind w:firstLine="709"/>
       </w:pPr>
       <w:bookmarkStart w:id="12" w:name="_56392ae30d217601ca6b22348c46ed1cd30bda9"/>
-      <w:bookmarkStart w:id="13" w:name="_Toc242020280"/>
+      <w:bookmarkStart w:id="13" w:name="_Toc242030928"/>
       <w:bookmarkEnd w:id="10"/>
       <w:r>
         <w:rPr>
@@ -14641,7 +14641,7 @@
         <w:ind w:firstLine="709"/>
       </w:pPr>
       <w:bookmarkStart w:id="14" w:name="_81d55da623d41512ef63f4dc47f176415032501"/>
-      <w:bookmarkStart w:id="15" w:name="_Toc242020281"/>
+      <w:bookmarkStart w:id="15" w:name="_Toc242030929"/>
       <w:bookmarkEnd w:id="12"/>
       <w:r>
         <w:rPr>
@@ -15030,7 +15030,7 @@
         <w:ind w:firstLine="709"/>
       </w:pPr>
       <w:bookmarkStart w:id="16" w:name="_c864891c2a63545415c693c4f70871cf567029c"/>
-      <w:bookmarkStart w:id="17" w:name="_Toc242020282"/>
+      <w:bookmarkStart w:id="17" w:name="_Toc242030930"/>
       <w:bookmarkEnd w:id="14"/>
       <w:r>
         <w:rPr>
@@ -15682,7 +15682,7 @@
         <w:ind w:firstLine="709"/>
       </w:pPr>
       <w:bookmarkStart w:id="18" w:name="_ef6f952c7e24326ac23355a768c8b715ec8fce8"/>
-      <w:bookmarkStart w:id="19" w:name="_Toc242020283"/>
+      <w:bookmarkStart w:id="19" w:name="_Toc242030931"/>
       <w:bookmarkEnd w:id="16"/>
       <w:r>
         <w:rPr>
@@ -16450,7 +16450,7 @@
           <w:sz w:val="28"/>
         </w:rPr>
         <w:drawing>
-          <wp:inline distT="0" distB="0" distL="0" distR="0" wp14:anchorId="1567D748" wp14:editId="4BBAB3D5">
+          <wp:inline distT="0" distB="0" distL="0" distR="0" wp14:anchorId="5B635B36" wp14:editId="0DAF0375">
             <wp:extent cx="5334000" cy="2356883"/>
             <wp:effectExtent l="0" t="0" r="0" b="0"/>
             <wp:docPr id="30" name="Picture"/>
@@ -16545,7 +16545,7 @@
         <w:ind w:firstLine="709"/>
       </w:pPr>
       <w:bookmarkStart w:id="20" w:name="_6df6aabc6395b7d9765c374a4a7f2d43c0ba1e7"/>
-      <w:bookmarkStart w:id="21" w:name="_Toc242020284"/>
+      <w:bookmarkStart w:id="21" w:name="_Toc242030932"/>
       <w:bookmarkEnd w:id="18"/>
       <w:r>
         <w:rPr>
@@ -20246,7 +20246,7 @@
         <w:ind w:firstLine="709"/>
       </w:pPr>
       <w:bookmarkStart w:id="22" w:name="_bd0f162afc2e7ad7347811c158aa5f062feeff4"/>
-      <w:bookmarkStart w:id="23" w:name="_Toc242020285"/>
+      <w:bookmarkStart w:id="23" w:name="_Toc242030933"/>
       <w:bookmarkEnd w:id="20"/>
       <w:r>
         <w:rPr>
@@ -21011,7 +21011,7 @@
         <w:ind w:firstLine="709"/>
       </w:pPr>
       <w:bookmarkStart w:id="24" w:name="_07f39535de8dfb555f41c49666d7d7ad4469d72"/>
-      <w:bookmarkStart w:id="25" w:name="_Toc242020286"/>
+      <w:bookmarkStart w:id="25" w:name="_Toc242030934"/>
       <w:bookmarkEnd w:id="22"/>
       <w:r>
         <w:rPr>
@@ -22131,7 +22131,7 @@
         <w:ind w:firstLine="709"/>
       </w:pPr>
       <w:bookmarkStart w:id="26" w:name="_ограничения"/>
-      <w:bookmarkStart w:id="27" w:name="_Toc242020287"/>
+      <w:bookmarkStart w:id="27" w:name="_Toc242030935"/>
       <w:bookmarkEnd w:id="24"/>
       <w:r>
         <w:rPr>
@@ -22345,7 +22345,7 @@
         <w:ind w:firstLine="709"/>
       </w:pPr>
       <w:bookmarkStart w:id="28" w:name="_1bfdad9d2d88ddb6ca16c31c1d4d4943679f32f"/>
-      <w:bookmarkStart w:id="29" w:name="_Toc242020288"/>
+      <w:bookmarkStart w:id="29" w:name="_Toc242030936"/>
       <w:bookmarkEnd w:id="26"/>
       <w:bookmarkEnd w:id="2"/>
       <w:r>
@@ -23303,7 +23303,7 @@
         <w:jc w:val="center"/>
       </w:pPr>
       <w:bookmarkStart w:id="30" w:name="_выводы"/>
-      <w:bookmarkStart w:id="31" w:name="_Toc242020289"/>
+      <w:bookmarkStart w:id="31" w:name="_Toc242030937"/>
       <w:bookmarkEnd w:id="28"/>
       <w:r>
         <w:rPr>
@@ -23571,7 +23571,7 @@
         <w:jc w:val="center"/>
       </w:pPr>
       <w:bookmarkStart w:id="32" w:name="_274f6a444530ef90b0479dabf3d210f01e97699"/>
-      <w:bookmarkStart w:id="33" w:name="_Toc242020290"/>
+      <w:bookmarkStart w:id="33" w:name="_Toc242030938"/>
       <w:bookmarkEnd w:id="30"/>
       <w:r>
         <w:rPr>
@@ -24846,7 +24846,7 @@
         <w:jc w:val="center"/>
       </w:pPr>
       <w:bookmarkStart w:id="34" w:name="_3d74faf1500c1b2a4a8bfa8e0e37c74206ce73d"/>
-      <w:bookmarkStart w:id="35" w:name="_Toc242020291"/>
+      <w:bookmarkStart w:id="35" w:name="_Toc242030939"/>
       <w:bookmarkEnd w:id="32"/>
       <w:r>
         <w:rPr>
@@ -25910,7 +25910,7 @@
         <w:jc w:val="center"/>
       </w:pPr>
       <w:bookmarkStart w:id="36" w:name="_25083b51e17d9d99817d1269b6af13d75b604a4"/>
-      <w:bookmarkStart w:id="37" w:name="_Toc242020292"/>
+      <w:bookmarkStart w:id="37" w:name="_Toc242030940"/>
       <w:bookmarkEnd w:id="34"/>
       <w:r>
         <w:rPr>
@@ -27018,7 +27018,7 @@
         <w:jc w:val="center"/>
       </w:pPr>
       <w:bookmarkStart w:id="38" w:name="_cb59224a7032ef66ab429e7df9b4e4c597bc187"/>
-      <w:bookmarkStart w:id="39" w:name="_Toc242020293"/>
+      <w:bookmarkStart w:id="39" w:name="_Toc242030941"/>
       <w:bookmarkEnd w:id="36"/>
       <w:r>
         <w:rPr>
@@ -27754,7 +27754,7 @@
         <w:jc w:val="center"/>
       </w:pPr>
       <w:bookmarkStart w:id="40" w:name="_36e5ced6b29eabb38058bfd1a6b3384d71712dd"/>
-      <w:bookmarkStart w:id="41" w:name="_Toc242020294"/>
+      <w:bookmarkStart w:id="41" w:name="_Toc242030942"/>
       <w:bookmarkEnd w:id="38"/>
       <w:r>
         <w:rPr>
@@ -28701,7 +28701,7 @@
         <w:jc w:val="center"/>
       </w:pPr>
       <w:bookmarkStart w:id="42" w:name="_9d5fcc7b5dcc7edf41414b415020c8f23d21510"/>
-      <w:bookmarkStart w:id="43" w:name="_Toc242020295"/>
+      <w:bookmarkStart w:id="43" w:name="_Toc242030943"/>
       <w:bookmarkEnd w:id="40"/>
       <w:r>
         <w:rPr>
@@ -29380,7 +29380,7 @@
               <w:rPr>
                 <w:sz w:val="24"/>
               </w:rPr>
-              <w:t>15 800</w:t>
+              <w:t>14 800</w:t>
             </w:r>
           </w:p>
         </w:tc>
@@ -29399,7 +29399,7 @@
               <w:rPr>
                 <w:sz w:val="24"/>
               </w:rPr>
-              <w:t>1,00-2,34</w:t>
+              <w:t>0,98-2,45</w:t>
             </w:r>
           </w:p>
         </w:tc>
@@ -29418,7 +29418,7 @@
               <w:rPr>
                 <w:sz w:val="24"/>
               </w:rPr>
-              <w:t>50</w:t>
+              <w:t>45</w:t>
             </w:r>
           </w:p>
         </w:tc>
@@ -29437,7 +29437,7 @@
               <w:rPr>
                 <w:sz w:val="24"/>
               </w:rPr>
-              <w:t>45</w:t>
+              <w:t>38</w:t>
             </w:r>
           </w:p>
         </w:tc>
@@ -29456,7 +29456,7 @@
               <w:rPr>
                 <w:sz w:val="24"/>
               </w:rPr>
-              <w:t>10</w:t>
+              <w:t>8</w:t>
             </w:r>
           </w:p>
         </w:tc>
@@ -29533,7 +29533,7 @@
               <w:rPr>
                 <w:sz w:val="24"/>
               </w:rPr>
-              <w:t>2 940</w:t>
+              <w:t>3 040</w:t>
             </w:r>
           </w:p>
         </w:tc>
@@ -29552,7 +29552,7 @@
               <w:rPr>
                 <w:sz w:val="24"/>
               </w:rPr>
-              <w:t>1,02-2,39</w:t>
+              <w:t>1,03-2,50</w:t>
             </w:r>
           </w:p>
         </w:tc>
@@ -29571,7 +29571,7 @@
               <w:rPr>
                 <w:sz w:val="24"/>
               </w:rPr>
-              <w:t>38</w:t>
+              <w:t>30</w:t>
             </w:r>
           </w:p>
         </w:tc>
@@ -29590,7 +29590,7 @@
               <w:rPr>
                 <w:sz w:val="24"/>
               </w:rPr>
-              <w:t>29</w:t>
+              <w:t>24</w:t>
             </w:r>
           </w:p>
         </w:tc>
@@ -29609,7 +29609,7 @@
               <w:rPr>
                 <w:sz w:val="24"/>
               </w:rPr>
-              <w:t>7</w:t>
+              <w:t>4</w:t>
             </w:r>
           </w:p>
         </w:tc>
@@ -29686,7 +29686,7 @@
               <w:rPr>
                 <w:sz w:val="24"/>
               </w:rPr>
-              <w:t>2 860</w:t>
+              <w:t>2 560</w:t>
             </w:r>
           </w:p>
         </w:tc>
@@ -29705,7 +29705,7 @@
               <w:rPr>
                 <w:sz w:val="24"/>
               </w:rPr>
-              <w:t>1,54-5,88</w:t>
+              <w:t>1,46-5,21</w:t>
             </w:r>
           </w:p>
         </w:tc>
@@ -29724,7 +29724,7 @@
               <w:rPr>
                 <w:sz w:val="24"/>
               </w:rPr>
-              <w:t>47</w:t>
+              <w:t>45</w:t>
             </w:r>
           </w:p>
         </w:tc>
@@ -29743,7 +29743,7 @@
               <w:rPr>
                 <w:sz w:val="24"/>
               </w:rPr>
-              <w:t>48</w:t>
+              <w:t>32</w:t>
             </w:r>
           </w:p>
         </w:tc>
@@ -29762,7 +29762,7 @@
               <w:rPr>
                 <w:sz w:val="24"/>
               </w:rPr>
-              <w:t>5</w:t>
+              <w:t>10</w:t>
             </w:r>
           </w:p>
         </w:tc>
@@ -29839,7 +29839,7 @@
               <w:rPr>
                 <w:sz w:val="24"/>
               </w:rPr>
-              <w:t>1 890</w:t>
+              <w:t>1 760</w:t>
             </w:r>
           </w:p>
         </w:tc>
@@ -29858,7 +29858,7 @@
               <w:rPr>
                 <w:sz w:val="24"/>
               </w:rPr>
-              <w:t>1,78-5,33</w:t>
+              <w:t>1,79-5,63</w:t>
             </w:r>
           </w:p>
         </w:tc>
@@ -29877,7 +29877,7 @@
               <w:rPr>
                 <w:sz w:val="24"/>
               </w:rPr>
-              <w:t>48</w:t>
+              <w:t>75</w:t>
             </w:r>
           </w:p>
         </w:tc>
@@ -29896,7 +29896,7 @@
               <w:rPr>
                 <w:sz w:val="24"/>
               </w:rPr>
-              <w:t>41</w:t>
+              <w:t>58</w:t>
             </w:r>
           </w:p>
         </w:tc>
@@ -29915,7 +29915,7 @@
               <w:rPr>
                 <w:sz w:val="24"/>
               </w:rPr>
-              <w:t>9</w:t>
+              <w:t>15</w:t>
             </w:r>
           </w:p>
         </w:tc>
@@ -29992,7 +29992,7 @@
               <w:rPr>
                 <w:sz w:val="24"/>
               </w:rPr>
-              <w:t>940</w:t>
+              <w:t>820</w:t>
             </w:r>
           </w:p>
         </w:tc>
@@ -30011,7 +30011,7 @@
               <w:rPr>
                 <w:sz w:val="24"/>
               </w:rPr>
-              <w:t>1,78-4,95</w:t>
+              <w:t>1,62-5,72</w:t>
             </w:r>
           </w:p>
         </w:tc>
@@ -30030,7 +30030,7 @@
               <w:rPr>
                 <w:sz w:val="24"/>
               </w:rPr>
-              <w:t>73</w:t>
+              <w:t>50</w:t>
             </w:r>
           </w:p>
         </w:tc>
@@ -30049,7 +30049,7 @@
               <w:rPr>
                 <w:sz w:val="24"/>
               </w:rPr>
-              <w:t>54</w:t>
+              <w:t>49</w:t>
             </w:r>
           </w:p>
         </w:tc>
@@ -30068,7 +30068,7 @@
               <w:rPr>
                 <w:sz w:val="24"/>
               </w:rPr>
-              <w:t>14</w:t>
+              <w:t>5</w:t>
             </w:r>
           </w:p>
         </w:tc>
@@ -30158,7 +30158,7 @@
               <w:rPr>
                 <w:sz w:val="24"/>
               </w:rPr>
-              <w:t>190</w:t>
+              <w:t>170</w:t>
             </w:r>
           </w:p>
         </w:tc>
@@ -30177,7 +30177,7 @@
               <w:rPr>
                 <w:sz w:val="24"/>
               </w:rPr>
-              <w:t>1,69-5,67</w:t>
+              <w:t>1,50-5,75</w:t>
             </w:r>
           </w:p>
         </w:tc>
@@ -30196,7 +30196,7 @@
               <w:rPr>
                 <w:sz w:val="24"/>
               </w:rPr>
-              <w:t>72</w:t>
+              <w:t>57</w:t>
             </w:r>
           </w:p>
         </w:tc>
@@ -30215,7 +30215,7 @@
               <w:rPr>
                 <w:sz w:val="24"/>
               </w:rPr>
-              <w:t>52</w:t>
+              <w:t>41</w:t>
             </w:r>
           </w:p>
         </w:tc>
@@ -30343,7 +30343,7 @@
               <w:rPr>
                 <w:sz w:val="24"/>
               </w:rPr>
-              <w:t>1,54-5,51</w:t>
+              <w:t>1,47-5,31</w:t>
             </w:r>
           </w:p>
         </w:tc>
@@ -30362,7 +30362,7 @@
               <w:rPr>
                 <w:sz w:val="24"/>
               </w:rPr>
-              <w:t>60</w:t>
+              <w:t>53</w:t>
             </w:r>
           </w:p>
         </w:tc>
@@ -30381,7 +30381,7 @@
               <w:rPr>
                 <w:sz w:val="24"/>
               </w:rPr>
-              <w:t>47</w:t>
+              <w:t>41</w:t>
             </w:r>
           </w:p>
         </w:tc>
@@ -30400,7 +30400,7 @@
               <w:rPr>
                 <w:sz w:val="24"/>
               </w:rPr>
-              <w:t>8</w:t>
+              <w:t>9</w:t>
             </w:r>
           </w:p>
         </w:tc>
@@ -30477,7 +30477,7 @@
               <w:rPr>
                 <w:sz w:val="24"/>
               </w:rPr>
-              <w:t>110</w:t>
+              <w:t>120</w:t>
             </w:r>
           </w:p>
         </w:tc>
@@ -30496,7 +30496,7 @@
               <w:rPr>
                 <w:sz w:val="24"/>
               </w:rPr>
-              <w:t>3,45-8,98</w:t>
+              <w:t>3,39-8,46</w:t>
             </w:r>
           </w:p>
         </w:tc>
@@ -30515,7 +30515,7 @@
               <w:rPr>
                 <w:sz w:val="24"/>
               </w:rPr>
-              <w:t>72</w:t>
+              <w:t>62</w:t>
             </w:r>
           </w:p>
         </w:tc>
@@ -30534,7 +30534,7 @@
               <w:rPr>
                 <w:sz w:val="24"/>
               </w:rPr>
-              <w:t>63</w:t>
+              <w:t>55</w:t>
             </w:r>
           </w:p>
         </w:tc>
@@ -30553,7 +30553,7 @@
               <w:rPr>
                 <w:sz w:val="24"/>
               </w:rPr>
-              <w:t>14</w:t>
+              <w:t>9</w:t>
             </w:r>
           </w:p>
         </w:tc>
@@ -30630,7 +30630,7 @@
               <w:rPr>
                 <w:sz w:val="24"/>
               </w:rPr>
-              <w:t>110</w:t>
+              <w:t>90</w:t>
             </w:r>
           </w:p>
         </w:tc>
@@ -30649,7 +30649,7 @@
               <w:rPr>
                 <w:sz w:val="24"/>
               </w:rPr>
-              <w:t>3,77-8,29</w:t>
+              <w:t>3,61-9,34</w:t>
             </w:r>
           </w:p>
         </w:tc>
@@ -30668,7 +30668,7 @@
               <w:rPr>
                 <w:sz w:val="24"/>
               </w:rPr>
-              <w:t>61</w:t>
+              <w:t>69</w:t>
             </w:r>
           </w:p>
         </w:tc>
@@ -30687,7 +30687,7 @@
               <w:rPr>
                 <w:sz w:val="24"/>
               </w:rPr>
-              <w:t>49</w:t>
+              <w:t>65</w:t>
             </w:r>
           </w:p>
         </w:tc>
@@ -30706,7 +30706,7 @@
               <w:rPr>
                 <w:sz w:val="24"/>
               </w:rPr>
-              <w:t>7</w:t>
+              <w:t>8</w:t>
             </w:r>
           </w:p>
         </w:tc>
@@ -30816,7 +30816,7 @@
               <w:rPr>
                 <w:sz w:val="24"/>
               </w:rPr>
-              <w:t>3,57-9,38</w:t>
+              <w:t>3,28-8,96</w:t>
             </w:r>
           </w:p>
         </w:tc>
@@ -30835,7 +30835,7 @@
               <w:rPr>
                 <w:sz w:val="24"/>
               </w:rPr>
-              <w:t>66</w:t>
+              <w:t>59</w:t>
             </w:r>
           </w:p>
         </w:tc>
@@ -30854,7 +30854,7 @@
               <w:rPr>
                 <w:sz w:val="24"/>
               </w:rPr>
-              <w:t>52</w:t>
+              <w:t>55</w:t>
             </w:r>
           </w:p>
         </w:tc>
@@ -30873,7 +30873,7 @@
               <w:rPr>
                 <w:sz w:val="24"/>
               </w:rPr>
-              <w:t>11</w:t>
+              <w:t>8</w:t>
             </w:r>
           </w:p>
         </w:tc>
@@ -30982,7 +30982,7 @@
               <w:rPr>
                 <w:sz w:val="24"/>
               </w:rPr>
-              <w:t>3,41-8,25</w:t>
+              <w:t>3,50-8,64</w:t>
             </w:r>
           </w:p>
         </w:tc>
@@ -31001,7 +31001,7 @@
               <w:rPr>
                 <w:sz w:val="24"/>
               </w:rPr>
-              <w:t>46</w:t>
+              <w:t>75</w:t>
             </w:r>
           </w:p>
         </w:tc>
@@ -31020,7 +31020,7 @@
               <w:rPr>
                 <w:sz w:val="24"/>
               </w:rPr>
-              <w:t>36</w:t>
+              <w:t>70</w:t>
             </w:r>
           </w:p>
         </w:tc>
@@ -31039,7 +31039,7 @@
               <w:rPr>
                 <w:sz w:val="24"/>
               </w:rPr>
-              <w:t>9</w:t>
+              <w:t>10</w:t>
             </w:r>
           </w:p>
         </w:tc>
@@ -31129,7 +31129,7 @@
               <w:rPr>
                 <w:sz w:val="24"/>
               </w:rPr>
-              <w:t>150</w:t>
+              <w:t>130</w:t>
             </w:r>
           </w:p>
         </w:tc>
@@ -31148,7 +31148,7 @@
               <w:rPr>
                 <w:sz w:val="24"/>
               </w:rPr>
-              <w:t>1,49-5,95</w:t>
+              <w:t>1,80-5,10</w:t>
             </w:r>
           </w:p>
         </w:tc>
@@ -31167,7 +31167,7 @@
               <w:rPr>
                 <w:sz w:val="24"/>
               </w:rPr>
-              <w:t>69</w:t>
+              <w:t>48</w:t>
             </w:r>
           </w:p>
         </w:tc>
@@ -31186,7 +31186,7 @@
               <w:rPr>
                 <w:sz w:val="24"/>
               </w:rPr>
-              <w:t>63</w:t>
+              <w:t>48</w:t>
             </w:r>
           </w:p>
         </w:tc>
@@ -31205,7 +31205,7 @@
               <w:rPr>
                 <w:sz w:val="24"/>
               </w:rPr>
-              <w:t>7</w:t>
+              <w:t>9</w:t>
             </w:r>
           </w:p>
         </w:tc>
@@ -31326,7 +31326,7 @@
         <w:rPr>
           <w:sz w:val="28"/>
         </w:rPr>
-        <w:t xml:space="preserve"> при конкурентности 46-72. Суммарный объем семи узких запросов ядра - 740 в месяц.</w:t>
+        <w:t xml:space="preserve"> при конкурентности 46-72. Суммарный объем семи узких запросов ядра - 690 в месяц.</w:t>
       </w:r>
     </w:p>
     <w:p>
@@ -31340,7 +31340,7 @@
         <w:rPr>
           <w:sz w:val="28"/>
         </w:rPr>
-        <w:t>Экономика платного поиска по узкому ядру: средний клик 5,07 </w:t>
+        <w:t>Экономика платного поиска по узкому ядру: средний клик 5,01 </w:t>
       </w:r>
       <w:r>
         <w:rPr>
@@ -31359,7 +31359,7 @@
         <w:rPr>
           <w:sz w:val="28"/>
         </w:rPr>
-        <w:t>% от объема это 22 кликов и около 113 </w:t>
+        <w:t>% от объема это 21 кликов и около 104 </w:t>
       </w:r>
       <w:r>
         <w:rPr>
@@ -31372,7 +31372,7 @@
         <w:rPr>
           <w:sz w:val="28"/>
         </w:rPr>
-        <w:t xml:space="preserve"> в месяц. При конверсиях базового сценария ЛР2-3 (визит - регистрация 4 %, регистрация - платящий 5 %) стоимость привлечения платящего составила бы около 2 534 </w:t>
+        <w:t xml:space="preserve"> в месяц. При конверсиях базового сценария ЛР2-3 (визит - регистрация 4 %, регистрация - платящий 5 %) стоимость привлечения платящего составила бы около 2 504 </w:t>
       </w:r>
       <w:r>
         <w:rPr>
@@ -31839,7 +31839,7 @@
               <w:rPr>
                 <w:sz w:val="24"/>
               </w:rPr>
-              <w:t>0,35-1,12</w:t>
+              <w:t>0,98-2,45</w:t>
             </w:r>
           </w:p>
         </w:tc>
@@ -31954,7 +31954,7 @@
               <w:rPr>
                 <w:sz w:val="24"/>
               </w:rPr>
-              <w:t>0,36-1,15</w:t>
+              <w:t>1,03-2,50</w:t>
             </w:r>
           </w:p>
         </w:tc>
@@ -32069,7 +32069,7 @@
               <w:rPr>
                 <w:sz w:val="24"/>
               </w:rPr>
-              <w:t>1,54-5,88</w:t>
+              <w:t>1,46-5,21</w:t>
             </w:r>
           </w:p>
         </w:tc>
@@ -32184,7 +32184,7 @@
               <w:rPr>
                 <w:sz w:val="24"/>
               </w:rPr>
-              <w:t>1,78-5,33</w:t>
+              <w:t>1,79-5,63</w:t>
             </w:r>
           </w:p>
         </w:tc>
@@ -32299,7 +32299,7 @@
               <w:rPr>
                 <w:sz w:val="24"/>
               </w:rPr>
-              <w:t>1,78-4,95</w:t>
+              <w:t>1,62-5,72</w:t>
             </w:r>
           </w:p>
         </w:tc>
@@ -32705,7 +32705,7 @@
         <w:rPr>
           <w:sz w:val="28"/>
         </w:rPr>
-        <w:t>, пробный доступ, 04.10.2026) показал реальные диапазоны ставок и уровни конкуренции; для семи узких запросов ядра сервис ответил «нет данных», то есть их трафик ниже порога панели. Реальные диапазоны ставок шире расчетных (верхняя граница 8,7-14,3 </w:t>
+        <w:t>, пробный доступ, 04.10.2026) показал реальные диапазоны ставок и уровни конкуренции; для семи узких запросов ядра сервис ответил «нет данных», то есть их трафик ниже порога панели. Реальные диапазоны ставок широкие (верхняя граница 8,7-14,3 </w:t>
       </w:r>
       <w:r>
         <w:rPr>
@@ -32718,53 +32718,66 @@
         <w:rPr>
           <w:sz w:val="28"/>
         </w:rPr>
-        <w:t xml:space="preserve"> про</w:t>
-      </w:r>
-      <w:r>
-        <w:rPr>
-          <w:sz w:val="28"/>
-        </w:rPr>
-        <w:t>тив 1,1-5,9 </w:t>
+        <w:t>, нижняя бл</w:t>
+      </w:r>
+      <w:r>
+        <w:rPr>
+          <w:sz w:val="28"/>
+        </w:rPr>
+        <w:t xml:space="preserve">изка к нулю) и включают расчетные диапазоны; при этом конкуренция в рекламе для массовых запросов низкая или средняя; органическая сложность умеренная (15-42 из 100). Объемы запросов в пробном доступе </w:t>
       </w:r>
       <w:r>
         <w:rPr>
           <w:i/>
           <w:sz w:val="28"/>
         </w:rPr>
-        <w:t>EUR</w:t>
-      </w:r>
-      <w:r>
-        <w:rPr>
-          <w:sz w:val="28"/>
-        </w:rPr>
-        <w:t xml:space="preserve">), но нижняя граница близка к нулю, а конкуренция в рекламе для массовых запросов низкая или средняя; органическая сложность умеренная (15-42 из 100). Объемы запросов в пробном доступе </w:t>
+        <w:t>Similarweb</w:t>
+      </w:r>
+      <w:r>
+        <w:rPr>
+          <w:sz w:val="28"/>
+        </w:rPr>
+        <w:t xml:space="preserve"> скрыты, поэтому опорный объем получен из </w:t>
       </w:r>
       <w:r>
         <w:rPr>
           <w:i/>
           <w:sz w:val="28"/>
         </w:rPr>
-        <w:t>Similarweb</w:t>
-      </w:r>
-      <w:r>
-        <w:rPr>
-          <w:sz w:val="28"/>
-        </w:rPr>
-        <w:t xml:space="preserve"> скрыты, поэтому опорный объем получен из </w:t>
+        <w:t>Goo</w:t>
       </w:r>
       <w:r>
         <w:rPr>
           <w:i/>
           <w:sz w:val="28"/>
         </w:rPr>
-        <w:t>Goog</w:t>
+        <w:t>gle</w:t>
+      </w:r>
+      <w:r>
+        <w:rPr>
+          <w:sz w:val="28"/>
+        </w:rPr>
+        <w:t xml:space="preserve"> </w:t>
       </w:r>
       <w:r>
         <w:rPr>
           <w:i/>
           <w:sz w:val="28"/>
         </w:rPr>
-        <w:t>le</w:t>
+        <w:t>Ads</w:t>
+      </w:r>
+      <w:r>
+        <w:rPr>
+          <w:sz w:val="28"/>
+        </w:rPr>
+        <w:t xml:space="preserve"> через сервис </w:t>
+      </w:r>
+      <w:r>
+        <w:rPr>
+          <w:i/>
+          <w:sz w:val="28"/>
+        </w:rPr>
+        <w:t>Search</w:t>
       </w:r>
       <w:r>
         <w:rPr>
@@ -32777,20 +32790,20 @@
           <w:i/>
           <w:sz w:val="28"/>
         </w:rPr>
-        <w:t>Ads</w:t>
-      </w:r>
-      <w:r>
-        <w:rPr>
-          <w:sz w:val="28"/>
-        </w:rPr>
-        <w:t xml:space="preserve"> через сервис </w:t>
+        <w:t>Volume</w:t>
+      </w:r>
+      <w:r>
+        <w:rPr>
+          <w:sz w:val="28"/>
+        </w:rPr>
+        <w:t xml:space="preserve"> (14 800 запросов в месяц для «</w:t>
       </w:r>
       <w:r>
         <w:rPr>
           <w:i/>
           <w:sz w:val="28"/>
         </w:rPr>
-        <w:t>Search</w:t>
+        <w:t>excel</w:t>
       </w:r>
       <w:r>
         <w:rPr>
@@ -32803,20 +32816,20 @@
           <w:i/>
           <w:sz w:val="28"/>
         </w:rPr>
-        <w:t>Volume</w:t>
-      </w:r>
-      <w:r>
-        <w:rPr>
-          <w:sz w:val="28"/>
-        </w:rPr>
-        <w:t xml:space="preserve"> (14 800 запросов в месяц для «</w:t>
+        <w:t>formulas</w:t>
+      </w:r>
+      <w:r>
+        <w:rPr>
+          <w:sz w:val="28"/>
+        </w:rPr>
+        <w:t xml:space="preserve">» в США), а объемы остальных запросов рассчитаны от него по долям </w:t>
       </w:r>
       <w:r>
         <w:rPr>
           <w:i/>
           <w:sz w:val="28"/>
         </w:rPr>
-        <w:t>excel</w:t>
+        <w:t>Google</w:t>
       </w:r>
       <w:r>
         <w:rPr>
@@ -32829,45 +32842,19 @@
           <w:i/>
           <w:sz w:val="28"/>
         </w:rPr>
-        <w:t>formulas</w:t>
-      </w:r>
-      <w:r>
-        <w:rPr>
-          <w:sz w:val="28"/>
-        </w:rPr>
-        <w:t xml:space="preserve">» в США), а объемы остальных запросов рассчитаны от него по долям </w:t>
-      </w:r>
-      <w:r>
-        <w:rPr>
-          <w:i/>
-          <w:sz w:val="28"/>
-        </w:rPr>
-        <w:t>Google</w:t>
-      </w:r>
-      <w:r>
-        <w:rPr>
-          <w:sz w:val="28"/>
-        </w:rPr>
-        <w:t xml:space="preserve"> </w:t>
-      </w:r>
-      <w:r>
-        <w:rPr>
-          <w:i/>
-          <w:sz w:val="28"/>
-        </w:rPr>
         <w:t>Trends</w:t>
       </w:r>
       <w:r>
         <w:rPr>
           <w:sz w:val="28"/>
         </w:rPr>
-        <w:t>. Вывод: узкое ядро действительно мало по объему, а ставки модели по классам намерения лежат внутри</w:t>
-      </w:r>
-      <w:r>
-        <w:rPr>
-          <w:sz w:val="28"/>
-        </w:rPr>
-        <w:t xml:space="preserve"> реальных диапазонов; вывод о неокупаемости платного поиска не опирается только на модель, но требует проверки в рекламном кабинете при запуске.</w:t>
+        <w:t>. Вывод: узкое ядро действительно мало по объему, а ставки модели по классам намерения лежат внутр</w:t>
+      </w:r>
+      <w:r>
+        <w:rPr>
+          <w:sz w:val="28"/>
+        </w:rPr>
+        <w:t>и реальных диапазонов; вывод о неокупаемости платного поиска не опирается только на модель, но требует проверки в рекламном кабинете при запуске.</w:t>
       </w:r>
     </w:p>
     <w:p>
@@ -32879,7 +32866,7 @@
         <w:jc w:val="center"/>
       </w:pPr>
       <w:bookmarkStart w:id="44" w:name="_611c72cb5ff698cc2a9b3fadd77ca45e6ffe88e"/>
-      <w:bookmarkStart w:id="45" w:name="_Toc242020296"/>
+      <w:bookmarkStart w:id="45" w:name="_Toc242030944"/>
       <w:bookmarkEnd w:id="42"/>
       <w:r>
         <w:rPr>
@@ -38500,7 +38487,7 @@
         <w:jc w:val="center"/>
       </w:pPr>
       <w:bookmarkStart w:id="46" w:name="_742d751e4621367dcb265d3c521b88e71e5edc1"/>
-      <w:bookmarkStart w:id="47" w:name="_Toc242020297"/>
+      <w:bookmarkStart w:id="47" w:name="_Toc242030945"/>
       <w:bookmarkEnd w:id="44"/>
       <w:r>
         <w:rPr>
@@ -39605,7 +39592,7 @@
         <w:jc w:val="center"/>
       </w:pPr>
       <w:bookmarkStart w:id="48" w:name="_0b5a946c20a7ff3f44711d3f4d1b7cf881d090d"/>
-      <w:bookmarkStart w:id="49" w:name="_Toc242020298"/>
+      <w:bookmarkStart w:id="49" w:name="_Toc242030946"/>
       <w:bookmarkEnd w:id="46"/>
       <w:r>
         <w:rPr>
@@ -40463,7 +40450,7 @@
   <w:abstractNum w:abstractNumId="0" w15:restartNumberingAfterBreak="0">
     <w:nsid w:val="0000A990"/>
     <w:multiLevelType w:val="multilevel"/>
-    <w:tmpl w:val="A2287252"/>
+    <w:tmpl w:val="E5ACA772"/>
     <w:lvl w:ilvl="0">
       <w:numFmt w:val="bullet"/>
       <w:lvlText w:val=" "/>
@@ -40540,7 +40527,7 @@
   <w:abstractNum w:abstractNumId="1" w15:restartNumberingAfterBreak="0">
     <w:nsid w:val="00A99411"/>
     <w:multiLevelType w:val="multilevel"/>
-    <w:tmpl w:val="4F4EDD08"/>
+    <w:tmpl w:val="63982AC4"/>
     <w:lvl w:ilvl="0">
       <w:start w:val="1"/>
       <w:numFmt w:val="decimal"/>
@@ -42018,7 +42005,7 @@
     <w:autoRedefine/>
     <w:uiPriority w:val="39"/>
     <w:unhideWhenUsed/>
-    <w:rsid w:val="002565E1"/>
+    <w:rsid w:val="00E32BF8"/>
     <w:pPr>
       <w:spacing w:after="100"/>
     </w:pPr>
@@ -42030,7 +42017,7 @@
     <w:autoRedefine/>
     <w:uiPriority w:val="39"/>
     <w:unhideWhenUsed/>
-    <w:rsid w:val="002565E1"/>
+    <w:rsid w:val="00E32BF8"/>
     <w:pPr>
       <w:spacing w:after="100"/>
       <w:ind w:left="240"/>

--- a/ЛР4_Пять_сил_Портера/ОТЧЕТ_ЛР4_TableMind.docx
+++ b/ЛР4_Пять_сил_Портера/ОТЧЕТ_ЛР4_TableMind.docx
@@ -263,7 +263,7 @@
       <w:r>
         <w:fldChar w:fldCharType="separate"/>
       </w:r>
-      <w:hyperlink w:anchor="_Toc242032988" w:history="1">
+      <w:hyperlink w:anchor="_Toc242034849" w:history="1">
         <w:r>
           <w:rPr>
             <w:rStyle w:val="af"/>
@@ -291,7 +291,7 @@
             <w:noProof/>
             <w:webHidden/>
           </w:rPr>
-          <w:instrText xml:space="preserve"> PAGEREF _Toc242032988 \h </w:instrText>
+          <w:instrText xml:space="preserve"> PAGEREF _Toc242034849 \h </w:instrText>
         </w:r>
         <w:r>
           <w:rPr>
@@ -332,7 +332,7 @@
           <w:noProof/>
         </w:rPr>
       </w:pPr>
-      <w:hyperlink w:anchor="_Toc242032989" w:history="1">
+      <w:hyperlink w:anchor="_Toc242034850" w:history="1">
         <w:r>
           <w:rPr>
             <w:rStyle w:val="af"/>
@@ -360,7 +360,7 @@
             <w:noProof/>
             <w:webHidden/>
           </w:rPr>
-          <w:instrText xml:space="preserve"> PAGEREF _Toc242032989 \h </w:instrText>
+          <w:instrText xml:space="preserve"> PAGEREF _Toc242034850 \h </w:instrText>
         </w:r>
         <w:r>
           <w:rPr>
@@ -401,7 +401,7 @@
           <w:noProof/>
         </w:rPr>
       </w:pPr>
-      <w:hyperlink w:anchor="_Toc242032990" w:history="1">
+      <w:hyperlink w:anchor="_Toc242034851" w:history="1">
         <w:r>
           <w:rPr>
             <w:rStyle w:val="af"/>
@@ -429,7 +429,7 @@
             <w:noProof/>
             <w:webHidden/>
           </w:rPr>
-          <w:instrText xml:space="preserve"> PAGEREF _Toc242032990 \h </w:instrText>
+          <w:instrText xml:space="preserve"> PAGEREF _Toc242034851 \h </w:instrText>
         </w:r>
         <w:r>
           <w:rPr>
@@ -470,7 +470,7 @@
           <w:noProof/>
         </w:rPr>
       </w:pPr>
-      <w:hyperlink w:anchor="_Toc242032991" w:history="1">
+      <w:hyperlink w:anchor="_Toc242034852" w:history="1">
         <w:r>
           <w:rPr>
             <w:rStyle w:val="af"/>
@@ -498,7 +498,7 @@
             <w:noProof/>
             <w:webHidden/>
           </w:rPr>
-          <w:instrText xml:space="preserve"> PAGEREF _Toc242032991 \h </w:instrText>
+          <w:instrText xml:space="preserve"> PAGEREF _Toc242034852 \h </w:instrText>
         </w:r>
         <w:r>
           <w:rPr>
@@ -539,7 +539,7 @@
           <w:noProof/>
         </w:rPr>
       </w:pPr>
-      <w:hyperlink w:anchor="_Toc242032992" w:history="1">
+      <w:hyperlink w:anchor="_Toc242034853" w:history="1">
         <w:r>
           <w:rPr>
             <w:rStyle w:val="af"/>
@@ -567,7 +567,7 @@
             <w:noProof/>
             <w:webHidden/>
           </w:rPr>
-          <w:instrText xml:space="preserve"> PAGEREF _Toc242032992 \h </w:instrText>
+          <w:instrText xml:space="preserve"> PAGEREF _Toc242034853 \h </w:instrText>
         </w:r>
         <w:r>
           <w:rPr>
@@ -608,7 +608,7 @@
           <w:noProof/>
         </w:rPr>
       </w:pPr>
-      <w:hyperlink w:anchor="_Toc242032993" w:history="1">
+      <w:hyperlink w:anchor="_Toc242034854" w:history="1">
         <w:r>
           <w:rPr>
             <w:rStyle w:val="af"/>
@@ -636,76 +636,7 @@
             <w:noProof/>
             <w:webHidden/>
           </w:rPr>
-          <w:instrText xml:space="preserve"> PAGEREF _Toc242032993 \h </w:instrText>
-        </w:r>
-        <w:r>
-          <w:rPr>
-            <w:noProof/>
-            <w:webHidden/>
-          </w:rPr>
-        </w:r>
-        <w:r>
-          <w:rPr>
-            <w:noProof/>
-            <w:webHidden/>
-          </w:rPr>
-          <w:fldChar w:fldCharType="separate"/>
-        </w:r>
-        <w:r>
-          <w:rPr>
-            <w:noProof/>
-            <w:webHidden/>
-          </w:rPr>
-          <w:t>11</w:t>
-        </w:r>
-        <w:r>
-          <w:rPr>
-            <w:noProof/>
-            <w:webHidden/>
-          </w:rPr>
-          <w:fldChar w:fldCharType="end"/>
-        </w:r>
-      </w:hyperlink>
-    </w:p>
-    <w:p>
-      <w:pPr>
-        <w:pStyle w:val="22"/>
-        <w:tabs>
-          <w:tab w:val="right" w:leader="dot" w:pos="9345"/>
-        </w:tabs>
-        <w:rPr>
-          <w:noProof/>
-        </w:rPr>
-      </w:pPr>
-      <w:hyperlink w:anchor="_Toc242032994" w:history="1">
-        <w:r>
-          <w:rPr>
-            <w:rStyle w:val="af"/>
-            <w:b/>
-            <w:noProof/>
-          </w:rPr>
-          <w:t>2.5 Сила 4. Сила поставщиков</w:t>
-        </w:r>
-        <w:r>
-          <w:rPr>
-            <w:noProof/>
-            <w:webHidden/>
-          </w:rPr>
-          <w:tab/>
-        </w:r>
-        <w:r>
-          <w:rPr>
-            <w:noProof/>
-            <w:webHidden/>
-          </w:rPr>
-          <w:fldChar w:fldCharType="begin"/>
-        </w:r>
-        <w:r>
-          <w:rPr>
-            <w:noProof/>
-            <w:webHidden/>
-          </w:rPr>
-          <w:instrText xml:space="preserve"> PAGEREF _Toc242032994 \h </w:instrText>
+          <w:instrText xml:space="preserve"> PAGEREF _Toc242034854 \h </w:instrText>
         </w:r>
         <w:r>
           <w:rPr>
@@ -746,14 +677,14 @@
           <w:noProof/>
         </w:rPr>
       </w:pPr>
-      <w:hyperlink w:anchor="_Toc242032995" w:history="1">
+      <w:hyperlink w:anchor="_Toc242034855" w:history="1">
         <w:r>
           <w:rPr>
             <w:rStyle w:val="af"/>
             <w:b/>
             <w:noProof/>
           </w:rPr>
-          <w:t>2.6 Сила 5. Угроза заменителей</w:t>
+          <w:t>2.5 Сила 4. Сила поставщиков</w:t>
         </w:r>
         <w:r>
           <w:rPr>
@@ -774,7 +705,7 @@
             <w:noProof/>
             <w:webHidden/>
           </w:rPr>
-          <w:instrText xml:space="preserve"> PAGEREF _Toc242032995 \h </w:instrText>
+          <w:instrText xml:space="preserve"> PAGEREF _Toc242034855 \h </w:instrText>
         </w:r>
         <w:r>
           <w:rPr>
@@ -815,14 +746,14 @@
           <w:noProof/>
         </w:rPr>
       </w:pPr>
-      <w:hyperlink w:anchor="_Toc242032996" w:history="1">
+      <w:hyperlink w:anchor="_Toc242034856" w:history="1">
         <w:r>
           <w:rPr>
             <w:rStyle w:val="af"/>
             <w:b/>
             <w:noProof/>
           </w:rPr>
-          <w:t>2.7 Цифровые усилители</w:t>
+          <w:t>2.6 Сила 5. Угроза заменителей</w:t>
         </w:r>
         <w:r>
           <w:rPr>
@@ -843,7 +774,7 @@
             <w:noProof/>
             <w:webHidden/>
           </w:rPr>
-          <w:instrText xml:space="preserve"> PAGEREF _Toc242032996 \h </w:instrText>
+          <w:instrText xml:space="preserve"> PAGEREF _Toc242034856 \h </w:instrText>
         </w:r>
         <w:r>
           <w:rPr>
@@ -884,14 +815,14 @@
           <w:noProof/>
         </w:rPr>
       </w:pPr>
-      <w:hyperlink w:anchor="_Toc242032997" w:history="1">
+      <w:hyperlink w:anchor="_Toc242034857" w:history="1">
         <w:r>
           <w:rPr>
             <w:rStyle w:val="af"/>
             <w:b/>
             <w:noProof/>
           </w:rPr>
-          <w:t>2.8 Сводная матрица пяти сил</w:t>
+          <w:t>2.7 Цифровые усилители</w:t>
         </w:r>
         <w:r>
           <w:rPr>
@@ -912,7 +843,7 @@
             <w:noProof/>
             <w:webHidden/>
           </w:rPr>
-          <w:instrText xml:space="preserve"> PAGEREF _Toc242032997 \h </w:instrText>
+          <w:instrText xml:space="preserve"> PAGEREF _Toc242034857 \h </w:instrText>
         </w:r>
         <w:r>
           <w:rPr>
@@ -953,7 +884,76 @@
           <w:noProof/>
         </w:rPr>
       </w:pPr>
-      <w:hyperlink w:anchor="_Toc242032998" w:history="1">
+      <w:hyperlink w:anchor="_Toc242034858" w:history="1">
+        <w:r>
+          <w:rPr>
+            <w:rStyle w:val="af"/>
+            <w:b/>
+            <w:noProof/>
+          </w:rPr>
+          <w:t>2.8 Сводная матрица пяти сил</w:t>
+        </w:r>
+        <w:r>
+          <w:rPr>
+            <w:noProof/>
+            <w:webHidden/>
+          </w:rPr>
+          <w:tab/>
+        </w:r>
+        <w:r>
+          <w:rPr>
+            <w:noProof/>
+            <w:webHidden/>
+          </w:rPr>
+          <w:fldChar w:fldCharType="begin"/>
+        </w:r>
+        <w:r>
+          <w:rPr>
+            <w:noProof/>
+            <w:webHidden/>
+          </w:rPr>
+          <w:instrText xml:space="preserve"> PAGEREF _Toc242034858 \h </w:instrText>
+        </w:r>
+        <w:r>
+          <w:rPr>
+            <w:noProof/>
+            <w:webHidden/>
+          </w:rPr>
+        </w:r>
+        <w:r>
+          <w:rPr>
+            <w:noProof/>
+            <w:webHidden/>
+          </w:rPr>
+          <w:fldChar w:fldCharType="separate"/>
+        </w:r>
+        <w:r>
+          <w:rPr>
+            <w:noProof/>
+            <w:webHidden/>
+          </w:rPr>
+          <w:t>14</w:t>
+        </w:r>
+        <w:r>
+          <w:rPr>
+            <w:noProof/>
+            <w:webHidden/>
+          </w:rPr>
+          <w:fldChar w:fldCharType="end"/>
+        </w:r>
+      </w:hyperlink>
+    </w:p>
+    <w:p>
+      <w:pPr>
+        <w:pStyle w:val="22"/>
+        <w:tabs>
+          <w:tab w:val="right" w:leader="dot" w:pos="9345"/>
+        </w:tabs>
+        <w:rPr>
+          <w:noProof/>
+        </w:rPr>
+      </w:pPr>
+      <w:hyperlink w:anchor="_Toc242034859" w:history="1">
         <w:r>
           <w:rPr>
             <w:rStyle w:val="af"/>
@@ -981,7 +981,7 @@
             <w:noProof/>
             <w:webHidden/>
           </w:rPr>
-          <w:instrText xml:space="preserve"> PAGEREF _Toc242032998 \h </w:instrText>
+          <w:instrText xml:space="preserve"> PAGEREF _Toc242034859 \h </w:instrText>
         </w:r>
         <w:r>
           <w:rPr>
@@ -1001,7 +1001,7 @@
             <w:noProof/>
             <w:webHidden/>
           </w:rPr>
-          <w:t>17</w:t>
+          <w:t>18</w:t>
         </w:r>
         <w:r>
           <w:rPr>
@@ -1022,7 +1022,7 @@
           <w:noProof/>
         </w:rPr>
       </w:pPr>
-      <w:hyperlink w:anchor="_Toc242032999" w:history="1">
+      <w:hyperlink w:anchor="_Toc242034860" w:history="1">
         <w:r>
           <w:rPr>
             <w:rStyle w:val="af"/>
@@ -1050,76 +1050,7 @@
             <w:noProof/>
             <w:webHidden/>
           </w:rPr>
-          <w:instrText xml:space="preserve"> PAGEREF _Toc242032999 \h </w:instrText>
-        </w:r>
-        <w:r>
-          <w:rPr>
-            <w:noProof/>
-            <w:webHidden/>
-          </w:rPr>
-        </w:r>
-        <w:r>
-          <w:rPr>
-            <w:noProof/>
-            <w:webHidden/>
-          </w:rPr>
-          <w:fldChar w:fldCharType="separate"/>
-        </w:r>
-        <w:r>
-          <w:rPr>
-            <w:noProof/>
-            <w:webHidden/>
-          </w:rPr>
-          <w:t>19</w:t>
-        </w:r>
-        <w:r>
-          <w:rPr>
-            <w:noProof/>
-            <w:webHidden/>
-          </w:rPr>
-          <w:fldChar w:fldCharType="end"/>
-        </w:r>
-      </w:hyperlink>
-    </w:p>
-    <w:p>
-      <w:pPr>
-        <w:pStyle w:val="22"/>
-        <w:tabs>
-          <w:tab w:val="right" w:leader="dot" w:pos="9345"/>
-        </w:tabs>
-        <w:rPr>
-          <w:noProof/>
-        </w:rPr>
-      </w:pPr>
-      <w:hyperlink w:anchor="_Toc242033000" w:history="1">
-        <w:r>
-          <w:rPr>
-            <w:rStyle w:val="af"/>
-            <w:b/>
-            <w:noProof/>
-          </w:rPr>
-          <w:t>2.11 Проверка расчетов и чувствительность</w:t>
-        </w:r>
-        <w:r>
-          <w:rPr>
-            <w:noProof/>
-            <w:webHidden/>
-          </w:rPr>
-          <w:tab/>
-        </w:r>
-        <w:r>
-          <w:rPr>
-            <w:noProof/>
-            <w:webHidden/>
-          </w:rPr>
-          <w:fldChar w:fldCharType="begin"/>
-        </w:r>
-        <w:r>
-          <w:rPr>
-            <w:noProof/>
-            <w:webHidden/>
-          </w:rPr>
-          <w:instrText xml:space="preserve"> PAGEREF _Toc242033000 \h </w:instrText>
+          <w:instrText xml:space="preserve"> PAGEREF _Toc242034860 \h </w:instrText>
         </w:r>
         <w:r>
           <w:rPr>
@@ -1160,14 +1091,14 @@
           <w:noProof/>
         </w:rPr>
       </w:pPr>
-      <w:hyperlink w:anchor="_Toc242033001" w:history="1">
+      <w:hyperlink w:anchor="_Toc242034861" w:history="1">
         <w:r>
           <w:rPr>
             <w:rStyle w:val="af"/>
             <w:b/>
             <w:noProof/>
           </w:rPr>
-          <w:t>2.12 Ограничения</w:t>
+          <w:t>2.11 Проверка расчетов и чувствительность</w:t>
         </w:r>
         <w:r>
           <w:rPr>
@@ -1188,7 +1119,7 @@
             <w:noProof/>
             <w:webHidden/>
           </w:rPr>
-          <w:instrText xml:space="preserve"> PAGEREF _Toc242033001 \h </w:instrText>
+          <w:instrText xml:space="preserve"> PAGEREF _Toc242034861 \h </w:instrText>
         </w:r>
         <w:r>
           <w:rPr>
@@ -1221,7 +1152,7 @@
     </w:p>
     <w:p>
       <w:pPr>
-        <w:pStyle w:val="12"/>
+        <w:pStyle w:val="22"/>
         <w:tabs>
           <w:tab w:val="right" w:leader="dot" w:pos="9345"/>
         </w:tabs>
@@ -1229,14 +1160,14 @@
           <w:noProof/>
         </w:rPr>
       </w:pPr>
-      <w:hyperlink w:anchor="_Toc242033002" w:history="1">
+      <w:hyperlink w:anchor="_Toc242034862" w:history="1">
         <w:r>
           <w:rPr>
             <w:rStyle w:val="af"/>
             <w:b/>
             <w:noProof/>
           </w:rPr>
-          <w:t>3 ОТВЕТЫ НА КОНТРОЛЬНЫЕ ВОПРОСЫ</w:t>
+          <w:t>2.12 Ограничения</w:t>
         </w:r>
         <w:r>
           <w:rPr>
@@ -1257,7 +1188,7 @@
             <w:noProof/>
             <w:webHidden/>
           </w:rPr>
-          <w:instrText xml:space="preserve"> PAGEREF _Toc242033002 \h </w:instrText>
+          <w:instrText xml:space="preserve"> PAGEREF _Toc242034862 \h </w:instrText>
         </w:r>
         <w:r>
           <w:rPr>
@@ -1298,7 +1229,76 @@
           <w:noProof/>
         </w:rPr>
       </w:pPr>
-      <w:hyperlink w:anchor="_Toc242033003" w:history="1">
+      <w:hyperlink w:anchor="_Toc242034863" w:history="1">
+        <w:r>
+          <w:rPr>
+            <w:rStyle w:val="af"/>
+            <w:b/>
+            <w:noProof/>
+          </w:rPr>
+          <w:t>3 ОТВЕТЫ НА КОНТРОЛЬНЫЕ ВОПРОСЫ</w:t>
+        </w:r>
+        <w:r>
+          <w:rPr>
+            <w:noProof/>
+            <w:webHidden/>
+          </w:rPr>
+          <w:tab/>
+        </w:r>
+        <w:r>
+          <w:rPr>
+            <w:noProof/>
+            <w:webHidden/>
+          </w:rPr>
+          <w:fldChar w:fldCharType="begin"/>
+        </w:r>
+        <w:r>
+          <w:rPr>
+            <w:noProof/>
+            <w:webHidden/>
+          </w:rPr>
+          <w:instrText xml:space="preserve"> PAGEREF _Toc242034863 \h </w:instrText>
+        </w:r>
+        <w:r>
+          <w:rPr>
+            <w:noProof/>
+            <w:webHidden/>
+          </w:rPr>
+        </w:r>
+        <w:r>
+          <w:rPr>
+            <w:noProof/>
+            <w:webHidden/>
+          </w:rPr>
+          <w:fldChar w:fldCharType="separate"/>
+        </w:r>
+        <w:r>
+          <w:rPr>
+            <w:noProof/>
+            <w:webHidden/>
+          </w:rPr>
+          <w:t>23</w:t>
+        </w:r>
+        <w:r>
+          <w:rPr>
+            <w:noProof/>
+            <w:webHidden/>
+          </w:rPr>
+          <w:fldChar w:fldCharType="end"/>
+        </w:r>
+      </w:hyperlink>
+    </w:p>
+    <w:p>
+      <w:pPr>
+        <w:pStyle w:val="12"/>
+        <w:tabs>
+          <w:tab w:val="right" w:leader="dot" w:pos="9345"/>
+        </w:tabs>
+        <w:rPr>
+          <w:noProof/>
+        </w:rPr>
+      </w:pPr>
+      <w:hyperlink w:anchor="_Toc242034864" w:history="1">
         <w:r>
           <w:rPr>
             <w:rStyle w:val="af"/>
@@ -1326,76 +1326,7 @@
             <w:noProof/>
             <w:webHidden/>
           </w:rPr>
-          <w:instrText xml:space="preserve"> PAGEREF _Toc242033003 \h </w:instrText>
-        </w:r>
-        <w:r>
-          <w:rPr>
-            <w:noProof/>
-            <w:webHidden/>
-          </w:rPr>
-        </w:r>
-        <w:r>
-          <w:rPr>
-            <w:noProof/>
-            <w:webHidden/>
-          </w:rPr>
-          <w:fldChar w:fldCharType="separate"/>
-        </w:r>
-        <w:r>
-          <w:rPr>
-            <w:noProof/>
-            <w:webHidden/>
-          </w:rPr>
-          <w:t>24</w:t>
-        </w:r>
-        <w:r>
-          <w:rPr>
-            <w:noProof/>
-            <w:webHidden/>
-          </w:rPr>
-          <w:fldChar w:fldCharType="end"/>
-        </w:r>
-      </w:hyperlink>
-    </w:p>
-    <w:p>
-      <w:pPr>
-        <w:pStyle w:val="12"/>
-        <w:tabs>
-          <w:tab w:val="right" w:leader="dot" w:pos="9345"/>
-        </w:tabs>
-        <w:rPr>
-          <w:noProof/>
-        </w:rPr>
-      </w:pPr>
-      <w:hyperlink w:anchor="_Toc242033004" w:history="1">
-        <w:r>
-          <w:rPr>
-            <w:rStyle w:val="af"/>
-            <w:b/>
-            <w:noProof/>
-          </w:rPr>
-          <w:t>СПИСОК ИСПОЛЬЗОВАННЫХ ИСТОЧНИКОВ</w:t>
-        </w:r>
-        <w:r>
-          <w:rPr>
-            <w:noProof/>
-            <w:webHidden/>
-          </w:rPr>
-          <w:tab/>
-        </w:r>
-        <w:r>
-          <w:rPr>
-            <w:noProof/>
-            <w:webHidden/>
-          </w:rPr>
-          <w:fldChar w:fldCharType="begin"/>
-        </w:r>
-        <w:r>
-          <w:rPr>
-            <w:noProof/>
-            <w:webHidden/>
-          </w:rPr>
-          <w:instrText xml:space="preserve"> PAGEREF _Toc242033004 \h </w:instrText>
+          <w:instrText xml:space="preserve"> PAGEREF _Toc242034864 \h </w:instrText>
         </w:r>
         <w:r>
           <w:rPr>
@@ -1436,7 +1367,76 @@
           <w:noProof/>
         </w:rPr>
       </w:pPr>
-      <w:hyperlink w:anchor="_Toc242033005" w:history="1">
+      <w:hyperlink w:anchor="_Toc242034865" w:history="1">
+        <w:r>
+          <w:rPr>
+            <w:rStyle w:val="af"/>
+            <w:b/>
+            <w:noProof/>
+          </w:rPr>
+          <w:t>СПИСОК ИСПОЛЬЗОВАННЫХ ИСТОЧНИКОВ</w:t>
+        </w:r>
+        <w:r>
+          <w:rPr>
+            <w:noProof/>
+            <w:webHidden/>
+          </w:rPr>
+          <w:tab/>
+        </w:r>
+        <w:r>
+          <w:rPr>
+            <w:noProof/>
+            <w:webHidden/>
+          </w:rPr>
+          <w:fldChar w:fldCharType="begin"/>
+        </w:r>
+        <w:r>
+          <w:rPr>
+            <w:noProof/>
+            <w:webHidden/>
+          </w:rPr>
+          <w:instrText xml:space="preserve"> PAGEREF _Toc242034865 \h </w:instrText>
+        </w:r>
+        <w:r>
+          <w:rPr>
+            <w:noProof/>
+            <w:webHidden/>
+          </w:rPr>
+        </w:r>
+        <w:r>
+          <w:rPr>
+            <w:noProof/>
+            <w:webHidden/>
+          </w:rPr>
+          <w:fldChar w:fldCharType="separate"/>
+        </w:r>
+        <w:r>
+          <w:rPr>
+            <w:noProof/>
+            <w:webHidden/>
+          </w:rPr>
+          <w:t>26</w:t>
+        </w:r>
+        <w:r>
+          <w:rPr>
+            <w:noProof/>
+            <w:webHidden/>
+          </w:rPr>
+          <w:fldChar w:fldCharType="end"/>
+        </w:r>
+      </w:hyperlink>
+    </w:p>
+    <w:p>
+      <w:pPr>
+        <w:pStyle w:val="12"/>
+        <w:tabs>
+          <w:tab w:val="right" w:leader="dot" w:pos="9345"/>
+        </w:tabs>
+        <w:rPr>
+          <w:noProof/>
+        </w:rPr>
+      </w:pPr>
+      <w:hyperlink w:anchor="_Toc242034866" w:history="1">
         <w:r>
           <w:rPr>
             <w:rStyle w:val="af"/>
@@ -1464,76 +1464,7 @@
             <w:noProof/>
             <w:webHidden/>
           </w:rPr>
-          <w:instrText xml:space="preserve"> PAGEREF _Toc242033005 \h </w:instrText>
-        </w:r>
-        <w:r>
-          <w:rPr>
-            <w:noProof/>
-            <w:webHidden/>
-          </w:rPr>
-        </w:r>
-        <w:r>
-          <w:rPr>
-            <w:noProof/>
-            <w:webHidden/>
-          </w:rPr>
-          <w:fldChar w:fldCharType="separate"/>
-        </w:r>
-        <w:r>
-          <w:rPr>
-            <w:noProof/>
-            <w:webHidden/>
-          </w:rPr>
-          <w:t>27</w:t>
-        </w:r>
-        <w:r>
-          <w:rPr>
-            <w:noProof/>
-            <w:webHidden/>
-          </w:rPr>
-          <w:fldChar w:fldCharType="end"/>
-        </w:r>
-      </w:hyperlink>
-    </w:p>
-    <w:p>
-      <w:pPr>
-        <w:pStyle w:val="12"/>
-        <w:tabs>
-          <w:tab w:val="right" w:leader="dot" w:pos="9345"/>
-        </w:tabs>
-        <w:rPr>
-          <w:noProof/>
-        </w:rPr>
-      </w:pPr>
-      <w:hyperlink w:anchor="_Toc242033006" w:history="1">
-        <w:r>
-          <w:rPr>
-            <w:rStyle w:val="af"/>
-            <w:b/>
-            <w:noProof/>
-          </w:rPr>
-          <w:t>ПРИЛОЖЕНИЕ Б</w:t>
-        </w:r>
-        <w:r>
-          <w:rPr>
-            <w:noProof/>
-            <w:webHidden/>
-          </w:rPr>
-          <w:tab/>
-        </w:r>
-        <w:r>
-          <w:rPr>
-            <w:noProof/>
-            <w:webHidden/>
-          </w:rPr>
-          <w:fldChar w:fldCharType="begin"/>
-        </w:r>
-        <w:r>
-          <w:rPr>
-            <w:noProof/>
-            <w:webHidden/>
-          </w:rPr>
-          <w:instrText xml:space="preserve"> PAGEREF _Toc242033006 \h </w:instrText>
+          <w:instrText xml:space="preserve"> PAGEREF _Toc242034866 \h </w:instrText>
         </w:r>
         <w:r>
           <w:rPr>
@@ -1574,7 +1505,76 @@
           <w:noProof/>
         </w:rPr>
       </w:pPr>
-      <w:hyperlink w:anchor="_Toc242033007" w:history="1">
+      <w:hyperlink w:anchor="_Toc242034867" w:history="1">
+        <w:r>
+          <w:rPr>
+            <w:rStyle w:val="af"/>
+            <w:b/>
+            <w:noProof/>
+          </w:rPr>
+          <w:t>ПРИЛОЖЕНИЕ Б</w:t>
+        </w:r>
+        <w:r>
+          <w:rPr>
+            <w:noProof/>
+            <w:webHidden/>
+          </w:rPr>
+          <w:tab/>
+        </w:r>
+        <w:r>
+          <w:rPr>
+            <w:noProof/>
+            <w:webHidden/>
+          </w:rPr>
+          <w:fldChar w:fldCharType="begin"/>
+        </w:r>
+        <w:r>
+          <w:rPr>
+            <w:noProof/>
+            <w:webHidden/>
+          </w:rPr>
+          <w:instrText xml:space="preserve"> PAGEREF _Toc242034867 \h </w:instrText>
+        </w:r>
+        <w:r>
+          <w:rPr>
+            <w:noProof/>
+            <w:webHidden/>
+          </w:rPr>
+        </w:r>
+        <w:r>
+          <w:rPr>
+            <w:noProof/>
+            <w:webHidden/>
+          </w:rPr>
+          <w:fldChar w:fldCharType="separate"/>
+        </w:r>
+        <w:r>
+          <w:rPr>
+            <w:noProof/>
+            <w:webHidden/>
+          </w:rPr>
+          <w:t>29</w:t>
+        </w:r>
+        <w:r>
+          <w:rPr>
+            <w:noProof/>
+            <w:webHidden/>
+          </w:rPr>
+          <w:fldChar w:fldCharType="end"/>
+        </w:r>
+      </w:hyperlink>
+    </w:p>
+    <w:p>
+      <w:pPr>
+        <w:pStyle w:val="12"/>
+        <w:tabs>
+          <w:tab w:val="right" w:leader="dot" w:pos="9345"/>
+        </w:tabs>
+        <w:rPr>
+          <w:noProof/>
+        </w:rPr>
+      </w:pPr>
+      <w:hyperlink w:anchor="_Toc242034868" w:history="1">
         <w:r>
           <w:rPr>
             <w:rStyle w:val="af"/>
@@ -1602,76 +1602,7 @@
             <w:noProof/>
             <w:webHidden/>
           </w:rPr>
-          <w:instrText xml:space="preserve"> PAGEREF _Toc242033007 \h </w:instrText>
-        </w:r>
-        <w:r>
-          <w:rPr>
-            <w:noProof/>
-            <w:webHidden/>
-          </w:rPr>
-        </w:r>
-        <w:r>
-          <w:rPr>
-            <w:noProof/>
-            <w:webHidden/>
-          </w:rPr>
-          <w:fldChar w:fldCharType="separate"/>
-        </w:r>
-        <w:r>
-          <w:rPr>
-            <w:noProof/>
-            <w:webHidden/>
-          </w:rPr>
-          <w:t>30</w:t>
-        </w:r>
-        <w:r>
-          <w:rPr>
-            <w:noProof/>
-            <w:webHidden/>
-          </w:rPr>
-          <w:fldChar w:fldCharType="end"/>
-        </w:r>
-      </w:hyperlink>
-    </w:p>
-    <w:p>
-      <w:pPr>
-        <w:pStyle w:val="12"/>
-        <w:tabs>
-          <w:tab w:val="right" w:leader="dot" w:pos="9345"/>
-        </w:tabs>
-        <w:rPr>
-          <w:noProof/>
-        </w:rPr>
-      </w:pPr>
-      <w:hyperlink w:anchor="_Toc242033008" w:history="1">
-        <w:r>
-          <w:rPr>
-            <w:rStyle w:val="af"/>
-            <w:b/>
-            <w:noProof/>
-          </w:rPr>
-          <w:t>ПРИЛОЖЕНИЕ Г</w:t>
-        </w:r>
-        <w:r>
-          <w:rPr>
-            <w:noProof/>
-            <w:webHidden/>
-          </w:rPr>
-          <w:tab/>
-        </w:r>
-        <w:r>
-          <w:rPr>
-            <w:noProof/>
-            <w:webHidden/>
-          </w:rPr>
-          <w:fldChar w:fldCharType="begin"/>
-        </w:r>
-        <w:r>
-          <w:rPr>
-            <w:noProof/>
-            <w:webHidden/>
-          </w:rPr>
-          <w:instrText xml:space="preserve"> PAGEREF _Toc242033008 \h </w:instrText>
+          <w:instrText xml:space="preserve"> PAGEREF _Toc242034868 \h </w:instrText>
         </w:r>
         <w:r>
           <w:rPr>
@@ -1712,14 +1643,14 @@
           <w:noProof/>
         </w:rPr>
       </w:pPr>
-      <w:hyperlink w:anchor="_Toc242033009" w:history="1">
+      <w:hyperlink w:anchor="_Toc242034869" w:history="1">
         <w:r>
           <w:rPr>
             <w:rStyle w:val="af"/>
             <w:b/>
             <w:noProof/>
           </w:rPr>
-          <w:t>ПРИЛОЖЕНИЕ Д</w:t>
+          <w:t>ПРИЛОЖЕНИЕ Г</w:t>
         </w:r>
         <w:r>
           <w:rPr>
@@ -1740,7 +1671,7 @@
             <w:noProof/>
             <w:webHidden/>
           </w:rPr>
-          <w:instrText xml:space="preserve"> PAGEREF _Toc242033009 \h </w:instrText>
+          <w:instrText xml:space="preserve"> PAGEREF _Toc242034869 \h </w:instrText>
         </w:r>
         <w:r>
           <w:rPr>
@@ -1773,6 +1704,75 @@
     </w:p>
     <w:p>
       <w:pPr>
+        <w:pStyle w:val="12"/>
+        <w:tabs>
+          <w:tab w:val="right" w:leader="dot" w:pos="9345"/>
+        </w:tabs>
+        <w:rPr>
+          <w:noProof/>
+        </w:rPr>
+      </w:pPr>
+      <w:hyperlink w:anchor="_Toc242034870" w:history="1">
+        <w:r>
+          <w:rPr>
+            <w:rStyle w:val="af"/>
+            <w:b/>
+            <w:noProof/>
+          </w:rPr>
+          <w:t>ПРИЛОЖЕНИЕ Д</w:t>
+        </w:r>
+        <w:r>
+          <w:rPr>
+            <w:noProof/>
+            <w:webHidden/>
+          </w:rPr>
+          <w:tab/>
+        </w:r>
+        <w:r>
+          <w:rPr>
+            <w:noProof/>
+            <w:webHidden/>
+          </w:rPr>
+          <w:fldChar w:fldCharType="begin"/>
+        </w:r>
+        <w:r>
+          <w:rPr>
+            <w:noProof/>
+            <w:webHidden/>
+          </w:rPr>
+          <w:instrText xml:space="preserve"> PAGEREF _Toc242034870 \h </w:instrText>
+        </w:r>
+        <w:r>
+          <w:rPr>
+            <w:noProof/>
+            <w:webHidden/>
+          </w:rPr>
+        </w:r>
+        <w:r>
+          <w:rPr>
+            <w:noProof/>
+            <w:webHidden/>
+          </w:rPr>
+          <w:fldChar w:fldCharType="separate"/>
+        </w:r>
+        <w:r>
+          <w:rPr>
+            <w:noProof/>
+            <w:webHidden/>
+          </w:rPr>
+          <w:t>33</w:t>
+        </w:r>
+        <w:r>
+          <w:rPr>
+            <w:noProof/>
+            <w:webHidden/>
+          </w:rPr>
+          <w:fldChar w:fldCharType="end"/>
+        </w:r>
+      </w:hyperlink>
+    </w:p>
+    <w:p>
+      <w:pPr>
         <w:pStyle w:val="11"/>
       </w:pPr>
       <w:r>
@@ -1786,7 +1786,7 @@
         <w:spacing w:before="0" w:after="360" w:line="360" w:lineRule="exact"/>
         <w:ind w:firstLine="709"/>
       </w:pPr>
-      <w:bookmarkStart w:id="1" w:name="_Toc242032988"/>
+      <w:bookmarkStart w:id="1" w:name="_Toc242034849"/>
       <w:r>
         <w:rPr>
           <w:b/>
@@ -1988,7 +1988,7 @@
         <w:ind w:firstLine="709"/>
       </w:pPr>
       <w:bookmarkStart w:id="2" w:name="_b608aa976fc82a0faaf3b83f58c735968afd03b"/>
-      <w:bookmarkStart w:id="3" w:name="_Toc242032989"/>
+      <w:bookmarkStart w:id="3" w:name="_Toc242034850"/>
       <w:bookmarkEnd w:id="0"/>
       <w:r>
         <w:rPr>
@@ -2059,7 +2059,7 @@
         <w:ind w:firstLine="709"/>
       </w:pPr>
       <w:bookmarkStart w:id="4" w:name="_c2dc16d95c34e7e7c75dbd4503de730b54879a3"/>
-      <w:bookmarkStart w:id="5" w:name="_Toc242032990"/>
+      <w:bookmarkStart w:id="5" w:name="_Toc242034851"/>
       <w:r>
         <w:rPr>
           <w:b/>
@@ -2354,10 +2354,10 @@
         <w:tblLook w:val="0020" w:firstRow="1" w:lastRow="0" w:firstColumn="0" w:lastColumn="0" w:noHBand="0" w:noVBand="0"/>
       </w:tblPr>
       <w:tblGrid>
-        <w:gridCol w:w="3558"/>
-        <w:gridCol w:w="1461"/>
-        <w:gridCol w:w="2402"/>
-        <w:gridCol w:w="1934"/>
+        <w:gridCol w:w="3800"/>
+        <w:gridCol w:w="1110"/>
+        <w:gridCol w:w="2506"/>
+        <w:gridCol w:w="1939"/>
       </w:tblGrid>
       <w:tr>
         <w:trPr>
@@ -2368,7 +2368,7 @@
         </w:trPr>
         <w:tc>
           <w:tcPr>
-            <w:tcW w:w="3557" w:type="dxa"/>
+            <w:tcW w:w="3800" w:type="dxa"/>
             <w:vAlign w:val="center"/>
           </w:tcPr>
           <w:p>
@@ -2388,7 +2388,7 @@
         </w:tc>
         <w:tc>
           <w:tcPr>
-            <w:tcW w:w="1461" w:type="dxa"/>
+            <w:tcW w:w="1110" w:type="dxa"/>
             <w:vAlign w:val="center"/>
           </w:tcPr>
           <w:p>
@@ -2408,7 +2408,7 @@
         </w:tc>
         <w:tc>
           <w:tcPr>
-            <w:tcW w:w="2402" w:type="dxa"/>
+            <w:tcW w:w="2506" w:type="dxa"/>
             <w:vAlign w:val="center"/>
           </w:tcPr>
           <w:p>
@@ -2428,7 +2428,7 @@
         </w:tc>
         <w:tc>
           <w:tcPr>
-            <w:tcW w:w="1934" w:type="dxa"/>
+            <w:tcW w:w="1939" w:type="dxa"/>
             <w:vAlign w:val="center"/>
           </w:tcPr>
           <w:p>
@@ -2454,7 +2454,7 @@
         </w:trPr>
         <w:tc>
           <w:tcPr>
-            <w:tcW w:w="3557" w:type="dxa"/>
+            <w:tcW w:w="3800" w:type="dxa"/>
             <w:vAlign w:val="center"/>
           </w:tcPr>
           <w:p>
@@ -2493,7 +2493,7 @@
         </w:tc>
         <w:tc>
           <w:tcPr>
-            <w:tcW w:w="1461" w:type="dxa"/>
+            <w:tcW w:w="1110" w:type="dxa"/>
             <w:vAlign w:val="center"/>
           </w:tcPr>
           <w:p>
@@ -2512,7 +2512,7 @@
         </w:tc>
         <w:tc>
           <w:tcPr>
-            <w:tcW w:w="2402" w:type="dxa"/>
+            <w:tcW w:w="2506" w:type="dxa"/>
             <w:vAlign w:val="center"/>
           </w:tcPr>
           <w:p>
@@ -2531,7 +2531,7 @@
         </w:tc>
         <w:tc>
           <w:tcPr>
-            <w:tcW w:w="1934" w:type="dxa"/>
+            <w:tcW w:w="1939" w:type="dxa"/>
             <w:vAlign w:val="center"/>
           </w:tcPr>
           <w:p>
@@ -2556,7 +2556,7 @@
         </w:trPr>
         <w:tc>
           <w:tcPr>
-            <w:tcW w:w="3557" w:type="dxa"/>
+            <w:tcW w:w="3800" w:type="dxa"/>
             <w:vAlign w:val="center"/>
           </w:tcPr>
           <w:p>
@@ -2595,7 +2595,7 @@
         </w:tc>
         <w:tc>
           <w:tcPr>
-            <w:tcW w:w="1461" w:type="dxa"/>
+            <w:tcW w:w="1110" w:type="dxa"/>
             <w:vAlign w:val="center"/>
           </w:tcPr>
           <w:p>
@@ -2614,7 +2614,7 @@
         </w:tc>
         <w:tc>
           <w:tcPr>
-            <w:tcW w:w="2402" w:type="dxa"/>
+            <w:tcW w:w="2506" w:type="dxa"/>
             <w:vAlign w:val="center"/>
           </w:tcPr>
           <w:p>
@@ -2633,7 +2633,7 @@
         </w:tc>
         <w:tc>
           <w:tcPr>
-            <w:tcW w:w="1934" w:type="dxa"/>
+            <w:tcW w:w="1939" w:type="dxa"/>
             <w:vAlign w:val="center"/>
           </w:tcPr>
           <w:p>
@@ -2658,7 +2658,7 @@
         </w:trPr>
         <w:tc>
           <w:tcPr>
-            <w:tcW w:w="3557" w:type="dxa"/>
+            <w:tcW w:w="3800" w:type="dxa"/>
             <w:vAlign w:val="center"/>
           </w:tcPr>
           <w:p>
@@ -2697,7 +2697,7 @@
         </w:tc>
         <w:tc>
           <w:tcPr>
-            <w:tcW w:w="1461" w:type="dxa"/>
+            <w:tcW w:w="1110" w:type="dxa"/>
             <w:vAlign w:val="center"/>
           </w:tcPr>
           <w:p>
@@ -2716,7 +2716,7 @@
         </w:tc>
         <w:tc>
           <w:tcPr>
-            <w:tcW w:w="2402" w:type="dxa"/>
+            <w:tcW w:w="2506" w:type="dxa"/>
             <w:vAlign w:val="center"/>
           </w:tcPr>
           <w:p>
@@ -2735,7 +2735,7 @@
         </w:tc>
         <w:tc>
           <w:tcPr>
-            <w:tcW w:w="1934" w:type="dxa"/>
+            <w:tcW w:w="1939" w:type="dxa"/>
             <w:vAlign w:val="center"/>
           </w:tcPr>
           <w:p>
@@ -2760,7 +2760,7 @@
         </w:trPr>
         <w:tc>
           <w:tcPr>
-            <w:tcW w:w="3557" w:type="dxa"/>
+            <w:tcW w:w="3800" w:type="dxa"/>
             <w:vAlign w:val="center"/>
           </w:tcPr>
           <w:p>
@@ -2812,7 +2812,7 @@
         </w:tc>
         <w:tc>
           <w:tcPr>
-            <w:tcW w:w="1461" w:type="dxa"/>
+            <w:tcW w:w="1110" w:type="dxa"/>
             <w:vAlign w:val="center"/>
           </w:tcPr>
           <w:p>
@@ -2831,7 +2831,7 @@
         </w:tc>
         <w:tc>
           <w:tcPr>
-            <w:tcW w:w="2402" w:type="dxa"/>
+            <w:tcW w:w="2506" w:type="dxa"/>
             <w:vAlign w:val="center"/>
           </w:tcPr>
           <w:p>
@@ -2850,7 +2850,7 @@
         </w:tc>
         <w:tc>
           <w:tcPr>
-            <w:tcW w:w="1934" w:type="dxa"/>
+            <w:tcW w:w="1939" w:type="dxa"/>
             <w:vAlign w:val="center"/>
           </w:tcPr>
           <w:p>
@@ -2875,7 +2875,7 @@
         </w:trPr>
         <w:tc>
           <w:tcPr>
-            <w:tcW w:w="3557" w:type="dxa"/>
+            <w:tcW w:w="3800" w:type="dxa"/>
             <w:vAlign w:val="center"/>
           </w:tcPr>
           <w:p>
@@ -2914,7 +2914,7 @@
         </w:tc>
         <w:tc>
           <w:tcPr>
-            <w:tcW w:w="1461" w:type="dxa"/>
+            <w:tcW w:w="1110" w:type="dxa"/>
             <w:vAlign w:val="center"/>
           </w:tcPr>
           <w:p>
@@ -2933,7 +2933,7 @@
         </w:tc>
         <w:tc>
           <w:tcPr>
-            <w:tcW w:w="2402" w:type="dxa"/>
+            <w:tcW w:w="2506" w:type="dxa"/>
             <w:vAlign w:val="center"/>
           </w:tcPr>
           <w:p>
@@ -2966,7 +2966,7 @@
         </w:tc>
         <w:tc>
           <w:tcPr>
-            <w:tcW w:w="1934" w:type="dxa"/>
+            <w:tcW w:w="1939" w:type="dxa"/>
             <w:vAlign w:val="center"/>
           </w:tcPr>
           <w:p>
@@ -2991,7 +2991,7 @@
         </w:trPr>
         <w:tc>
           <w:tcPr>
-            <w:tcW w:w="3557" w:type="dxa"/>
+            <w:tcW w:w="3800" w:type="dxa"/>
             <w:vAlign w:val="center"/>
           </w:tcPr>
           <w:p>
@@ -3043,7 +3043,7 @@
         </w:tc>
         <w:tc>
           <w:tcPr>
-            <w:tcW w:w="1461" w:type="dxa"/>
+            <w:tcW w:w="1110" w:type="dxa"/>
             <w:vAlign w:val="center"/>
           </w:tcPr>
           <w:p>
@@ -3062,7 +3062,7 @@
         </w:tc>
         <w:tc>
           <w:tcPr>
-            <w:tcW w:w="2402" w:type="dxa"/>
+            <w:tcW w:w="2506" w:type="dxa"/>
             <w:vAlign w:val="center"/>
           </w:tcPr>
           <w:p>
@@ -3081,7 +3081,7 @@
         </w:tc>
         <w:tc>
           <w:tcPr>
-            <w:tcW w:w="1934" w:type="dxa"/>
+            <w:tcW w:w="1939" w:type="dxa"/>
             <w:vAlign w:val="center"/>
           </w:tcPr>
           <w:p>
@@ -3106,7 +3106,7 @@
         </w:trPr>
         <w:tc>
           <w:tcPr>
-            <w:tcW w:w="3557" w:type="dxa"/>
+            <w:tcW w:w="3800" w:type="dxa"/>
             <w:vAlign w:val="center"/>
           </w:tcPr>
           <w:p>
@@ -3158,7 +3158,7 @@
         </w:tc>
         <w:tc>
           <w:tcPr>
-            <w:tcW w:w="1461" w:type="dxa"/>
+            <w:tcW w:w="1110" w:type="dxa"/>
             <w:vAlign w:val="center"/>
           </w:tcPr>
           <w:p>
@@ -3177,7 +3177,7 @@
         </w:tc>
         <w:tc>
           <w:tcPr>
-            <w:tcW w:w="2402" w:type="dxa"/>
+            <w:tcW w:w="2506" w:type="dxa"/>
             <w:vAlign w:val="center"/>
           </w:tcPr>
           <w:p>
@@ -3203,7 +3203,7 @@
         </w:tc>
         <w:tc>
           <w:tcPr>
-            <w:tcW w:w="1934" w:type="dxa"/>
+            <w:tcW w:w="1939" w:type="dxa"/>
             <w:vAlign w:val="center"/>
           </w:tcPr>
           <w:p>
@@ -3228,7 +3228,7 @@
         </w:trPr>
         <w:tc>
           <w:tcPr>
-            <w:tcW w:w="3557" w:type="dxa"/>
+            <w:tcW w:w="3800" w:type="dxa"/>
             <w:vAlign w:val="center"/>
           </w:tcPr>
           <w:p>
@@ -3280,7 +3280,7 @@
         </w:tc>
         <w:tc>
           <w:tcPr>
-            <w:tcW w:w="1461" w:type="dxa"/>
+            <w:tcW w:w="1110" w:type="dxa"/>
             <w:vAlign w:val="center"/>
           </w:tcPr>
           <w:p>
@@ -3299,7 +3299,7 @@
         </w:tc>
         <w:tc>
           <w:tcPr>
-            <w:tcW w:w="2402" w:type="dxa"/>
+            <w:tcW w:w="2506" w:type="dxa"/>
             <w:vAlign w:val="center"/>
           </w:tcPr>
           <w:p>
@@ -3325,7 +3325,7 @@
         </w:tc>
         <w:tc>
           <w:tcPr>
-            <w:tcW w:w="1934" w:type="dxa"/>
+            <w:tcW w:w="1939" w:type="dxa"/>
             <w:vAlign w:val="center"/>
           </w:tcPr>
           <w:p>
@@ -3350,7 +3350,7 @@
         </w:trPr>
         <w:tc>
           <w:tcPr>
-            <w:tcW w:w="3557" w:type="dxa"/>
+            <w:tcW w:w="3800" w:type="dxa"/>
             <w:vAlign w:val="center"/>
           </w:tcPr>
           <w:p>
@@ -3389,7 +3389,7 @@
         </w:tc>
         <w:tc>
           <w:tcPr>
-            <w:tcW w:w="1461" w:type="dxa"/>
+            <w:tcW w:w="1110" w:type="dxa"/>
             <w:vAlign w:val="center"/>
           </w:tcPr>
           <w:p>
@@ -3408,7 +3408,7 @@
         </w:tc>
         <w:tc>
           <w:tcPr>
-            <w:tcW w:w="2402" w:type="dxa"/>
+            <w:tcW w:w="2506" w:type="dxa"/>
             <w:vAlign w:val="center"/>
           </w:tcPr>
           <w:p>
@@ -3434,7 +3434,7 @@
         </w:tc>
         <w:tc>
           <w:tcPr>
-            <w:tcW w:w="1934" w:type="dxa"/>
+            <w:tcW w:w="1939" w:type="dxa"/>
             <w:vAlign w:val="center"/>
           </w:tcPr>
           <w:p>
@@ -3459,7 +3459,7 @@
         </w:trPr>
         <w:tc>
           <w:tcPr>
-            <w:tcW w:w="3557" w:type="dxa"/>
+            <w:tcW w:w="3800" w:type="dxa"/>
             <w:vAlign w:val="center"/>
           </w:tcPr>
           <w:p>
@@ -3498,7 +3498,7 @@
         </w:tc>
         <w:tc>
           <w:tcPr>
-            <w:tcW w:w="1461" w:type="dxa"/>
+            <w:tcW w:w="1110" w:type="dxa"/>
             <w:vAlign w:val="center"/>
           </w:tcPr>
           <w:p>
@@ -3517,7 +3517,7 @@
         </w:tc>
         <w:tc>
           <w:tcPr>
-            <w:tcW w:w="2402" w:type="dxa"/>
+            <w:tcW w:w="2506" w:type="dxa"/>
             <w:vAlign w:val="center"/>
           </w:tcPr>
           <w:p>
@@ -3563,7 +3563,7 @@
         </w:tc>
         <w:tc>
           <w:tcPr>
-            <w:tcW w:w="1934" w:type="dxa"/>
+            <w:tcW w:w="1939" w:type="dxa"/>
             <w:vAlign w:val="center"/>
           </w:tcPr>
           <w:p>
@@ -3588,7 +3588,7 @@
         </w:trPr>
         <w:tc>
           <w:tcPr>
-            <w:tcW w:w="3557" w:type="dxa"/>
+            <w:tcW w:w="3800" w:type="dxa"/>
             <w:vAlign w:val="center"/>
           </w:tcPr>
           <w:p>
@@ -3627,7 +3627,7 @@
         </w:tc>
         <w:tc>
           <w:tcPr>
-            <w:tcW w:w="1461" w:type="dxa"/>
+            <w:tcW w:w="1110" w:type="dxa"/>
             <w:vAlign w:val="center"/>
           </w:tcPr>
           <w:p>
@@ -3646,7 +3646,7 @@
         </w:tc>
         <w:tc>
           <w:tcPr>
-            <w:tcW w:w="2402" w:type="dxa"/>
+            <w:tcW w:w="2506" w:type="dxa"/>
             <w:vAlign w:val="center"/>
           </w:tcPr>
           <w:p>
@@ -3672,7 +3672,7 @@
         </w:tc>
         <w:tc>
           <w:tcPr>
-            <w:tcW w:w="1934" w:type="dxa"/>
+            <w:tcW w:w="1939" w:type="dxa"/>
             <w:vAlign w:val="center"/>
           </w:tcPr>
           <w:p>
@@ -3697,20 +3697,21 @@
         </w:trPr>
         <w:tc>
           <w:tcPr>
-            <w:tcW w:w="3557" w:type="dxa"/>
-            <w:vAlign w:val="center"/>
-          </w:tcPr>
-          <w:p>
-            <w:pPr>
-              <w:pStyle w:val="Compact"/>
-              <w:spacing w:before="0" w:after="0" w:line="280" w:lineRule="exact"/>
-              <w:jc w:val="center"/>
-            </w:pPr>
-            <w:r>
-              <w:rPr>
-                <w:i/>
-                <w:sz w:val="24"/>
-              </w:rPr>
+            <w:tcW w:w="3800" w:type="dxa"/>
+            <w:vAlign w:val="center"/>
+          </w:tcPr>
+          <w:p>
+            <w:pPr>
+              <w:pStyle w:val="Compact"/>
+              <w:spacing w:before="0" w:after="0" w:line="280" w:lineRule="exact"/>
+              <w:jc w:val="center"/>
+            </w:pPr>
+            <w:r>
+              <w:rPr>
+                <w:i/>
+                <w:sz w:val="24"/>
+              </w:rPr>
+              <w:lastRenderedPageBreak/>
               <w:t>Ajelix</w:t>
             </w:r>
             <w:r>
@@ -3736,7 +3737,7 @@
         </w:tc>
         <w:tc>
           <w:tcPr>
-            <w:tcW w:w="1461" w:type="dxa"/>
+            <w:tcW w:w="1110" w:type="dxa"/>
             <w:vAlign w:val="center"/>
           </w:tcPr>
           <w:p>
@@ -3755,7 +3756,7 @@
         </w:tc>
         <w:tc>
           <w:tcPr>
-            <w:tcW w:w="2402" w:type="dxa"/>
+            <w:tcW w:w="2506" w:type="dxa"/>
             <w:vAlign w:val="center"/>
           </w:tcPr>
           <w:p>
@@ -3781,7 +3782,7 @@
         </w:tc>
         <w:tc>
           <w:tcPr>
-            <w:tcW w:w="1934" w:type="dxa"/>
+            <w:tcW w:w="1939" w:type="dxa"/>
             <w:vAlign w:val="center"/>
           </w:tcPr>
           <w:p>
@@ -3806,7 +3807,7 @@
         </w:trPr>
         <w:tc>
           <w:tcPr>
-            <w:tcW w:w="3557" w:type="dxa"/>
+            <w:tcW w:w="3800" w:type="dxa"/>
             <w:vAlign w:val="center"/>
           </w:tcPr>
           <w:p>
@@ -3845,7 +3846,7 @@
         </w:tc>
         <w:tc>
           <w:tcPr>
-            <w:tcW w:w="1461" w:type="dxa"/>
+            <w:tcW w:w="1110" w:type="dxa"/>
             <w:vAlign w:val="center"/>
           </w:tcPr>
           <w:p>
@@ -3864,7 +3865,7 @@
         </w:tc>
         <w:tc>
           <w:tcPr>
-            <w:tcW w:w="2402" w:type="dxa"/>
+            <w:tcW w:w="2506" w:type="dxa"/>
             <w:vAlign w:val="center"/>
           </w:tcPr>
           <w:p>
@@ -3896,7 +3897,7 @@
         </w:tc>
         <w:tc>
           <w:tcPr>
-            <w:tcW w:w="1934" w:type="dxa"/>
+            <w:tcW w:w="1939" w:type="dxa"/>
             <w:vAlign w:val="center"/>
           </w:tcPr>
           <w:p>
@@ -3921,21 +3922,20 @@
         </w:trPr>
         <w:tc>
           <w:tcPr>
-            <w:tcW w:w="3557" w:type="dxa"/>
-            <w:vAlign w:val="center"/>
-          </w:tcPr>
-          <w:p>
-            <w:pPr>
-              <w:pStyle w:val="Compact"/>
-              <w:spacing w:before="0" w:after="0" w:line="280" w:lineRule="exact"/>
-              <w:jc w:val="center"/>
-            </w:pPr>
-            <w:r>
-              <w:rPr>
-                <w:i/>
-                <w:sz w:val="24"/>
-              </w:rPr>
-              <w:lastRenderedPageBreak/>
+            <w:tcW w:w="3800" w:type="dxa"/>
+            <w:vAlign w:val="center"/>
+          </w:tcPr>
+          <w:p>
+            <w:pPr>
+              <w:pStyle w:val="Compact"/>
+              <w:spacing w:before="0" w:after="0" w:line="280" w:lineRule="exact"/>
+              <w:jc w:val="center"/>
+            </w:pPr>
+            <w:r>
+              <w:rPr>
+                <w:i/>
+                <w:sz w:val="24"/>
+              </w:rPr>
               <w:t>Macabacus</w:t>
             </w:r>
             <w:r>
@@ -3961,7 +3961,7 @@
         </w:tc>
         <w:tc>
           <w:tcPr>
-            <w:tcW w:w="1461" w:type="dxa"/>
+            <w:tcW w:w="1110" w:type="dxa"/>
             <w:vAlign w:val="center"/>
           </w:tcPr>
           <w:p>
@@ -3980,7 +3980,7 @@
         </w:tc>
         <w:tc>
           <w:tcPr>
-            <w:tcW w:w="2402" w:type="dxa"/>
+            <w:tcW w:w="2506" w:type="dxa"/>
             <w:vAlign w:val="center"/>
           </w:tcPr>
           <w:p>
@@ -3999,7 +3999,7 @@
         </w:tc>
         <w:tc>
           <w:tcPr>
-            <w:tcW w:w="1934" w:type="dxa"/>
+            <w:tcW w:w="1939" w:type="dxa"/>
             <w:vAlign w:val="center"/>
           </w:tcPr>
           <w:p>
@@ -4024,7 +4024,7 @@
         </w:trPr>
         <w:tc>
           <w:tcPr>
-            <w:tcW w:w="3557" w:type="dxa"/>
+            <w:tcW w:w="3800" w:type="dxa"/>
             <w:vAlign w:val="center"/>
           </w:tcPr>
           <w:p>
@@ -4076,7 +4076,7 @@
         </w:tc>
         <w:tc>
           <w:tcPr>
-            <w:tcW w:w="1461" w:type="dxa"/>
+            <w:tcW w:w="1110" w:type="dxa"/>
             <w:vAlign w:val="center"/>
           </w:tcPr>
           <w:p>
@@ -4095,7 +4095,7 @@
         </w:tc>
         <w:tc>
           <w:tcPr>
-            <w:tcW w:w="2402" w:type="dxa"/>
+            <w:tcW w:w="2506" w:type="dxa"/>
             <w:vAlign w:val="center"/>
           </w:tcPr>
           <w:p>
@@ -4134,7 +4134,7 @@
         </w:tc>
         <w:tc>
           <w:tcPr>
-            <w:tcW w:w="1934" w:type="dxa"/>
+            <w:tcW w:w="1939" w:type="dxa"/>
             <w:vAlign w:val="center"/>
           </w:tcPr>
           <w:p>
@@ -4159,7 +4159,7 @@
         </w:trPr>
         <w:tc>
           <w:tcPr>
-            <w:tcW w:w="3557" w:type="dxa"/>
+            <w:tcW w:w="3800" w:type="dxa"/>
             <w:vAlign w:val="center"/>
           </w:tcPr>
           <w:p>
@@ -4192,7 +4192,7 @@
         </w:tc>
         <w:tc>
           <w:tcPr>
-            <w:tcW w:w="1461" w:type="dxa"/>
+            <w:tcW w:w="1110" w:type="dxa"/>
             <w:vAlign w:val="center"/>
           </w:tcPr>
           <w:p>
@@ -4211,7 +4211,7 @@
         </w:tc>
         <w:tc>
           <w:tcPr>
-            <w:tcW w:w="2402" w:type="dxa"/>
+            <w:tcW w:w="2506" w:type="dxa"/>
             <w:vAlign w:val="center"/>
           </w:tcPr>
           <w:p>
@@ -4256,7 +4256,7 @@
         </w:tc>
         <w:tc>
           <w:tcPr>
-            <w:tcW w:w="1934" w:type="dxa"/>
+            <w:tcW w:w="1939" w:type="dxa"/>
             <w:vAlign w:val="center"/>
           </w:tcPr>
           <w:p>
@@ -4281,7 +4281,7 @@
         </w:trPr>
         <w:tc>
           <w:tcPr>
-            <w:tcW w:w="3557" w:type="dxa"/>
+            <w:tcW w:w="3800" w:type="dxa"/>
             <w:vAlign w:val="center"/>
           </w:tcPr>
           <w:p>
@@ -4320,7 +4320,7 @@
         </w:tc>
         <w:tc>
           <w:tcPr>
-            <w:tcW w:w="1461" w:type="dxa"/>
+            <w:tcW w:w="1110" w:type="dxa"/>
             <w:vAlign w:val="center"/>
           </w:tcPr>
           <w:p>
@@ -4339,7 +4339,7 @@
         </w:tc>
         <w:tc>
           <w:tcPr>
-            <w:tcW w:w="2402" w:type="dxa"/>
+            <w:tcW w:w="2506" w:type="dxa"/>
             <w:vAlign w:val="center"/>
           </w:tcPr>
           <w:p>
@@ -4371,7 +4371,7 @@
         </w:tc>
         <w:tc>
           <w:tcPr>
-            <w:tcW w:w="1934" w:type="dxa"/>
+            <w:tcW w:w="1939" w:type="dxa"/>
             <w:vAlign w:val="center"/>
           </w:tcPr>
           <w:p>
@@ -4396,7 +4396,7 @@
         </w:trPr>
         <w:tc>
           <w:tcPr>
-            <w:tcW w:w="3557" w:type="dxa"/>
+            <w:tcW w:w="3800" w:type="dxa"/>
             <w:vAlign w:val="center"/>
           </w:tcPr>
           <w:p>
@@ -4442,7 +4442,7 @@
         </w:tc>
         <w:tc>
           <w:tcPr>
-            <w:tcW w:w="1461" w:type="dxa"/>
+            <w:tcW w:w="1110" w:type="dxa"/>
             <w:vAlign w:val="center"/>
           </w:tcPr>
           <w:p>
@@ -4461,7 +4461,7 @@
         </w:tc>
         <w:tc>
           <w:tcPr>
-            <w:tcW w:w="2402" w:type="dxa"/>
+            <w:tcW w:w="2506" w:type="dxa"/>
             <w:vAlign w:val="center"/>
           </w:tcPr>
           <w:p>
@@ -4494,7 +4494,7 @@
         </w:tc>
         <w:tc>
           <w:tcPr>
-            <w:tcW w:w="1934" w:type="dxa"/>
+            <w:tcW w:w="1939" w:type="dxa"/>
             <w:vAlign w:val="center"/>
           </w:tcPr>
           <w:p>
@@ -4519,7 +4519,7 @@
         </w:trPr>
         <w:tc>
           <w:tcPr>
-            <w:tcW w:w="3557" w:type="dxa"/>
+            <w:tcW w:w="3800" w:type="dxa"/>
             <w:vAlign w:val="center"/>
           </w:tcPr>
           <w:p>
@@ -4565,7 +4565,7 @@
         </w:tc>
         <w:tc>
           <w:tcPr>
-            <w:tcW w:w="1461" w:type="dxa"/>
+            <w:tcW w:w="1110" w:type="dxa"/>
             <w:vAlign w:val="center"/>
           </w:tcPr>
           <w:p>
@@ -4584,7 +4584,7 @@
         </w:tc>
         <w:tc>
           <w:tcPr>
-            <w:tcW w:w="2402" w:type="dxa"/>
+            <w:tcW w:w="2506" w:type="dxa"/>
             <w:vAlign w:val="center"/>
           </w:tcPr>
           <w:p>
@@ -4617,7 +4617,7 @@
         </w:tc>
         <w:tc>
           <w:tcPr>
-            <w:tcW w:w="1934" w:type="dxa"/>
+            <w:tcW w:w="1939" w:type="dxa"/>
             <w:vAlign w:val="center"/>
           </w:tcPr>
           <w:p>
@@ -4642,7 +4642,7 @@
         </w:trPr>
         <w:tc>
           <w:tcPr>
-            <w:tcW w:w="3557" w:type="dxa"/>
+            <w:tcW w:w="3800" w:type="dxa"/>
             <w:vAlign w:val="center"/>
           </w:tcPr>
           <w:p>
@@ -4694,7 +4694,7 @@
         </w:tc>
         <w:tc>
           <w:tcPr>
-            <w:tcW w:w="1461" w:type="dxa"/>
+            <w:tcW w:w="1110" w:type="dxa"/>
             <w:vAlign w:val="center"/>
           </w:tcPr>
           <w:p>
@@ -4713,7 +4713,7 @@
         </w:tc>
         <w:tc>
           <w:tcPr>
-            <w:tcW w:w="2402" w:type="dxa"/>
+            <w:tcW w:w="2506" w:type="dxa"/>
             <w:vAlign w:val="center"/>
           </w:tcPr>
           <w:p>
@@ -4739,7 +4739,7 @@
         </w:tc>
         <w:tc>
           <w:tcPr>
-            <w:tcW w:w="1934" w:type="dxa"/>
+            <w:tcW w:w="1939" w:type="dxa"/>
             <w:vAlign w:val="center"/>
           </w:tcPr>
           <w:p>
@@ -4764,7 +4764,7 @@
         </w:trPr>
         <w:tc>
           <w:tcPr>
-            <w:tcW w:w="3557" w:type="dxa"/>
+            <w:tcW w:w="3800" w:type="dxa"/>
             <w:vAlign w:val="center"/>
           </w:tcPr>
           <w:p>
@@ -4783,7 +4783,7 @@
         </w:tc>
         <w:tc>
           <w:tcPr>
-            <w:tcW w:w="1461" w:type="dxa"/>
+            <w:tcW w:w="1110" w:type="dxa"/>
             <w:vAlign w:val="center"/>
           </w:tcPr>
           <w:p>
@@ -4802,7 +4802,7 @@
         </w:tc>
         <w:tc>
           <w:tcPr>
-            <w:tcW w:w="2402" w:type="dxa"/>
+            <w:tcW w:w="2506" w:type="dxa"/>
             <w:vAlign w:val="center"/>
           </w:tcPr>
           <w:p>
@@ -4821,7 +4821,7 @@
         </w:tc>
         <w:tc>
           <w:tcPr>
-            <w:tcW w:w="1934" w:type="dxa"/>
+            <w:tcW w:w="1939" w:type="dxa"/>
             <w:vAlign w:val="center"/>
           </w:tcPr>
           <w:p>
@@ -4984,7 +4984,7 @@
         <w:ind w:firstLine="709"/>
       </w:pPr>
       <w:bookmarkStart w:id="6" w:name="_e53e14f44ab4c8780a98a105cb988ad22318c27"/>
-      <w:bookmarkStart w:id="7" w:name="_Toc242032991"/>
+      <w:bookmarkStart w:id="7" w:name="_Toc242034852"/>
       <w:bookmarkEnd w:id="4"/>
       <w:r>
         <w:rPr>
@@ -5052,6 +5052,7 @@
         <w:rPr>
           <w:sz w:val="28"/>
         </w:rPr>
+        <w:lastRenderedPageBreak/>
         <w:t xml:space="preserve">Таблица </w:t>
       </w:r>
       <w:r>
@@ -5078,12 +5079,12 @@
         <w:tblLook w:val="0020" w:firstRow="1" w:lastRow="0" w:firstColumn="0" w:lastColumn="0" w:noHBand="0" w:noVBand="0"/>
       </w:tblPr>
       <w:tblGrid>
-        <w:gridCol w:w="1797"/>
-        <w:gridCol w:w="1485"/>
-        <w:gridCol w:w="2055"/>
-        <w:gridCol w:w="1218"/>
-        <w:gridCol w:w="1051"/>
-        <w:gridCol w:w="1749"/>
+        <w:gridCol w:w="1743"/>
+        <w:gridCol w:w="1304"/>
+        <w:gridCol w:w="2201"/>
+        <w:gridCol w:w="1193"/>
+        <w:gridCol w:w="1055"/>
+        <w:gridCol w:w="1859"/>
       </w:tblGrid>
       <w:tr>
         <w:trPr>
@@ -5094,7 +5095,7 @@
         </w:trPr>
         <w:tc>
           <w:tcPr>
-            <w:tcW w:w="1797" w:type="dxa"/>
+            <w:tcW w:w="1742" w:type="dxa"/>
             <w:vAlign w:val="center"/>
           </w:tcPr>
           <w:p>
@@ -5114,7 +5115,7 @@
         </w:tc>
         <w:tc>
           <w:tcPr>
-            <w:tcW w:w="1485" w:type="dxa"/>
+            <w:tcW w:w="1304" w:type="dxa"/>
             <w:vAlign w:val="center"/>
           </w:tcPr>
           <w:p>
@@ -5134,7 +5135,7 @@
         </w:tc>
         <w:tc>
           <w:tcPr>
-            <w:tcW w:w="2055" w:type="dxa"/>
+            <w:tcW w:w="2201" w:type="dxa"/>
             <w:vAlign w:val="center"/>
           </w:tcPr>
           <w:p>
@@ -5154,7 +5155,7 @@
         </w:tc>
         <w:tc>
           <w:tcPr>
-            <w:tcW w:w="1218" w:type="dxa"/>
+            <w:tcW w:w="1193" w:type="dxa"/>
             <w:vAlign w:val="center"/>
           </w:tcPr>
           <w:p>
@@ -5174,7 +5175,7 @@
         </w:tc>
         <w:tc>
           <w:tcPr>
-            <w:tcW w:w="1051" w:type="dxa"/>
+            <w:tcW w:w="1055" w:type="dxa"/>
             <w:vAlign w:val="center"/>
           </w:tcPr>
           <w:p>
@@ -5194,7 +5195,7 @@
         </w:tc>
         <w:tc>
           <w:tcPr>
-            <w:tcW w:w="1749" w:type="dxa"/>
+            <w:tcW w:w="1859" w:type="dxa"/>
             <w:vAlign w:val="center"/>
           </w:tcPr>
           <w:p>
@@ -5220,7 +5221,7 @@
         </w:trPr>
         <w:tc>
           <w:tcPr>
-            <w:tcW w:w="1797" w:type="dxa"/>
+            <w:tcW w:w="1742" w:type="dxa"/>
             <w:vAlign w:val="center"/>
           </w:tcPr>
           <w:p>
@@ -5240,7 +5241,7 @@
         </w:tc>
         <w:tc>
           <w:tcPr>
-            <w:tcW w:w="1485" w:type="dxa"/>
+            <w:tcW w:w="1304" w:type="dxa"/>
             <w:vAlign w:val="center"/>
           </w:tcPr>
           <w:p>
@@ -5259,7 +5260,7 @@
         </w:tc>
         <w:tc>
           <w:tcPr>
-            <w:tcW w:w="2055" w:type="dxa"/>
+            <w:tcW w:w="2201" w:type="dxa"/>
             <w:vAlign w:val="center"/>
           </w:tcPr>
           <w:p>
@@ -5278,7 +5279,7 @@
         </w:tc>
         <w:tc>
           <w:tcPr>
-            <w:tcW w:w="1218" w:type="dxa"/>
+            <w:tcW w:w="1193" w:type="dxa"/>
             <w:vAlign w:val="center"/>
           </w:tcPr>
           <w:p>
@@ -5297,7 +5298,7 @@
         </w:tc>
         <w:tc>
           <w:tcPr>
-            <w:tcW w:w="1051" w:type="dxa"/>
+            <w:tcW w:w="1055" w:type="dxa"/>
             <w:vAlign w:val="center"/>
           </w:tcPr>
           <w:p>
@@ -5316,7 +5317,7 @@
         </w:tc>
         <w:tc>
           <w:tcPr>
-            <w:tcW w:w="1749" w:type="dxa"/>
+            <w:tcW w:w="1859" w:type="dxa"/>
             <w:vAlign w:val="center"/>
           </w:tcPr>
           <w:p>
@@ -5341,7 +5342,7 @@
         </w:trPr>
         <w:tc>
           <w:tcPr>
-            <w:tcW w:w="1797" w:type="dxa"/>
+            <w:tcW w:w="1742" w:type="dxa"/>
             <w:vAlign w:val="center"/>
           </w:tcPr>
           <w:p>
@@ -5361,7 +5362,7 @@
         </w:tc>
         <w:tc>
           <w:tcPr>
-            <w:tcW w:w="1485" w:type="dxa"/>
+            <w:tcW w:w="1304" w:type="dxa"/>
             <w:vAlign w:val="center"/>
           </w:tcPr>
           <w:p>
@@ -5380,7 +5381,7 @@
         </w:tc>
         <w:tc>
           <w:tcPr>
-            <w:tcW w:w="2055" w:type="dxa"/>
+            <w:tcW w:w="2201" w:type="dxa"/>
             <w:vAlign w:val="center"/>
           </w:tcPr>
           <w:p>
@@ -5399,7 +5400,7 @@
         </w:tc>
         <w:tc>
           <w:tcPr>
-            <w:tcW w:w="1218" w:type="dxa"/>
+            <w:tcW w:w="1193" w:type="dxa"/>
             <w:vAlign w:val="center"/>
           </w:tcPr>
           <w:p>
@@ -5418,7 +5419,7 @@
         </w:tc>
         <w:tc>
           <w:tcPr>
-            <w:tcW w:w="1051" w:type="dxa"/>
+            <w:tcW w:w="1055" w:type="dxa"/>
             <w:vAlign w:val="center"/>
           </w:tcPr>
           <w:p>
@@ -5437,7 +5438,7 @@
         </w:tc>
         <w:tc>
           <w:tcPr>
-            <w:tcW w:w="1749" w:type="dxa"/>
+            <w:tcW w:w="1859" w:type="dxa"/>
             <w:vAlign w:val="center"/>
           </w:tcPr>
           <w:p>
@@ -5462,28 +5463,27 @@
         </w:trPr>
         <w:tc>
           <w:tcPr>
-            <w:tcW w:w="1797" w:type="dxa"/>
-            <w:vAlign w:val="center"/>
-          </w:tcPr>
-          <w:p>
-            <w:pPr>
-              <w:pStyle w:val="Compact"/>
-              <w:spacing w:before="0" w:after="0" w:line="280" w:lineRule="exact"/>
-              <w:jc w:val="center"/>
-            </w:pPr>
-            <w:r>
-              <w:rPr>
-                <w:i/>
-                <w:sz w:val="24"/>
-              </w:rPr>
-              <w:lastRenderedPageBreak/>
+            <w:tcW w:w="1742" w:type="dxa"/>
+            <w:vAlign w:val="center"/>
+          </w:tcPr>
+          <w:p>
+            <w:pPr>
+              <w:pStyle w:val="Compact"/>
+              <w:spacing w:before="0" w:after="0" w:line="280" w:lineRule="exact"/>
+              <w:jc w:val="center"/>
+            </w:pPr>
+            <w:r>
+              <w:rPr>
+                <w:i/>
+                <w:sz w:val="24"/>
+              </w:rPr>
               <w:t>PerfectXL</w:t>
             </w:r>
           </w:p>
         </w:tc>
         <w:tc>
           <w:tcPr>
-            <w:tcW w:w="1485" w:type="dxa"/>
+            <w:tcW w:w="1304" w:type="dxa"/>
             <w:vAlign w:val="center"/>
           </w:tcPr>
           <w:p>
@@ -5502,7 +5502,7 @@
         </w:tc>
         <w:tc>
           <w:tcPr>
-            <w:tcW w:w="2055" w:type="dxa"/>
+            <w:tcW w:w="2201" w:type="dxa"/>
             <w:vAlign w:val="center"/>
           </w:tcPr>
           <w:p>
@@ -5521,7 +5521,7 @@
         </w:tc>
         <w:tc>
           <w:tcPr>
-            <w:tcW w:w="1218" w:type="dxa"/>
+            <w:tcW w:w="1193" w:type="dxa"/>
             <w:vAlign w:val="center"/>
           </w:tcPr>
           <w:p>
@@ -5540,7 +5540,7 @@
         </w:tc>
         <w:tc>
           <w:tcPr>
-            <w:tcW w:w="1051" w:type="dxa"/>
+            <w:tcW w:w="1055" w:type="dxa"/>
             <w:vAlign w:val="center"/>
           </w:tcPr>
           <w:p>
@@ -5559,7 +5559,7 @@
         </w:tc>
         <w:tc>
           <w:tcPr>
-            <w:tcW w:w="1749" w:type="dxa"/>
+            <w:tcW w:w="1859" w:type="dxa"/>
             <w:vAlign w:val="center"/>
           </w:tcPr>
           <w:p>
@@ -5584,7 +5584,7 @@
         </w:trPr>
         <w:tc>
           <w:tcPr>
-            <w:tcW w:w="1797" w:type="dxa"/>
+            <w:tcW w:w="1742" w:type="dxa"/>
             <w:vAlign w:val="center"/>
           </w:tcPr>
           <w:p>
@@ -5604,7 +5604,7 @@
         </w:tc>
         <w:tc>
           <w:tcPr>
-            <w:tcW w:w="1485" w:type="dxa"/>
+            <w:tcW w:w="1304" w:type="dxa"/>
             <w:vAlign w:val="center"/>
           </w:tcPr>
           <w:p>
@@ -5623,7 +5623,7 @@
         </w:tc>
         <w:tc>
           <w:tcPr>
-            <w:tcW w:w="2055" w:type="dxa"/>
+            <w:tcW w:w="2201" w:type="dxa"/>
             <w:vAlign w:val="center"/>
           </w:tcPr>
           <w:p>
@@ -5642,7 +5642,7 @@
         </w:tc>
         <w:tc>
           <w:tcPr>
-            <w:tcW w:w="1218" w:type="dxa"/>
+            <w:tcW w:w="1193" w:type="dxa"/>
             <w:vAlign w:val="center"/>
           </w:tcPr>
           <w:p>
@@ -5661,7 +5661,7 @@
         </w:tc>
         <w:tc>
           <w:tcPr>
-            <w:tcW w:w="1051" w:type="dxa"/>
+            <w:tcW w:w="1055" w:type="dxa"/>
             <w:vAlign w:val="center"/>
           </w:tcPr>
           <w:p>
@@ -5680,7 +5680,7 @@
         </w:tc>
         <w:tc>
           <w:tcPr>
-            <w:tcW w:w="1749" w:type="dxa"/>
+            <w:tcW w:w="1859" w:type="dxa"/>
             <w:vAlign w:val="center"/>
           </w:tcPr>
           <w:p>
@@ -5705,7 +5705,7 @@
         </w:trPr>
         <w:tc>
           <w:tcPr>
-            <w:tcW w:w="1797" w:type="dxa"/>
+            <w:tcW w:w="1742" w:type="dxa"/>
             <w:vAlign w:val="center"/>
           </w:tcPr>
           <w:p>
@@ -5738,7 +5738,7 @@
         </w:tc>
         <w:tc>
           <w:tcPr>
-            <w:tcW w:w="1485" w:type="dxa"/>
+            <w:tcW w:w="1304" w:type="dxa"/>
             <w:vAlign w:val="center"/>
           </w:tcPr>
           <w:p>
@@ -5757,7 +5757,7 @@
         </w:tc>
         <w:tc>
           <w:tcPr>
-            <w:tcW w:w="2055" w:type="dxa"/>
+            <w:tcW w:w="2201" w:type="dxa"/>
             <w:vAlign w:val="center"/>
           </w:tcPr>
           <w:p>
@@ -5776,7 +5776,7 @@
         </w:tc>
         <w:tc>
           <w:tcPr>
-            <w:tcW w:w="1218" w:type="dxa"/>
+            <w:tcW w:w="1193" w:type="dxa"/>
             <w:vAlign w:val="center"/>
           </w:tcPr>
           <w:p>
@@ -5795,7 +5795,7 @@
         </w:tc>
         <w:tc>
           <w:tcPr>
-            <w:tcW w:w="1051" w:type="dxa"/>
+            <w:tcW w:w="1055" w:type="dxa"/>
             <w:vAlign w:val="center"/>
           </w:tcPr>
           <w:p>
@@ -5814,7 +5814,7 @@
         </w:tc>
         <w:tc>
           <w:tcPr>
-            <w:tcW w:w="1749" w:type="dxa"/>
+            <w:tcW w:w="1859" w:type="dxa"/>
             <w:vAlign w:val="center"/>
           </w:tcPr>
           <w:p>
@@ -5839,7 +5839,7 @@
         </w:trPr>
         <w:tc>
           <w:tcPr>
-            <w:tcW w:w="1797" w:type="dxa"/>
+            <w:tcW w:w="1742" w:type="dxa"/>
             <w:vAlign w:val="center"/>
           </w:tcPr>
           <w:p>
@@ -5859,7 +5859,7 @@
         </w:tc>
         <w:tc>
           <w:tcPr>
-            <w:tcW w:w="1485" w:type="dxa"/>
+            <w:tcW w:w="1304" w:type="dxa"/>
             <w:vAlign w:val="center"/>
           </w:tcPr>
           <w:p>
@@ -5878,7 +5878,7 @@
         </w:tc>
         <w:tc>
           <w:tcPr>
-            <w:tcW w:w="2055" w:type="dxa"/>
+            <w:tcW w:w="2201" w:type="dxa"/>
             <w:vAlign w:val="center"/>
           </w:tcPr>
           <w:p>
@@ -5897,7 +5897,7 @@
         </w:tc>
         <w:tc>
           <w:tcPr>
-            <w:tcW w:w="1218" w:type="dxa"/>
+            <w:tcW w:w="1193" w:type="dxa"/>
             <w:vAlign w:val="center"/>
           </w:tcPr>
           <w:p>
@@ -5916,7 +5916,7 @@
         </w:tc>
         <w:tc>
           <w:tcPr>
-            <w:tcW w:w="1051" w:type="dxa"/>
+            <w:tcW w:w="1055" w:type="dxa"/>
             <w:vAlign w:val="center"/>
           </w:tcPr>
           <w:p>
@@ -5935,7 +5935,7 @@
         </w:tc>
         <w:tc>
           <w:tcPr>
-            <w:tcW w:w="1749" w:type="dxa"/>
+            <w:tcW w:w="1859" w:type="dxa"/>
             <w:vAlign w:val="center"/>
           </w:tcPr>
           <w:p>
@@ -5960,7 +5960,7 @@
         </w:trPr>
         <w:tc>
           <w:tcPr>
-            <w:tcW w:w="1797" w:type="dxa"/>
+            <w:tcW w:w="1742" w:type="dxa"/>
             <w:vAlign w:val="center"/>
           </w:tcPr>
           <w:p>
@@ -5980,7 +5980,7 @@
         </w:tc>
         <w:tc>
           <w:tcPr>
-            <w:tcW w:w="1485" w:type="dxa"/>
+            <w:tcW w:w="1304" w:type="dxa"/>
             <w:vAlign w:val="center"/>
           </w:tcPr>
           <w:p>
@@ -5999,7 +5999,7 @@
         </w:tc>
         <w:tc>
           <w:tcPr>
-            <w:tcW w:w="2055" w:type="dxa"/>
+            <w:tcW w:w="2201" w:type="dxa"/>
             <w:vAlign w:val="center"/>
           </w:tcPr>
           <w:p>
@@ -6018,7 +6018,7 @@
         </w:tc>
         <w:tc>
           <w:tcPr>
-            <w:tcW w:w="1218" w:type="dxa"/>
+            <w:tcW w:w="1193" w:type="dxa"/>
             <w:vAlign w:val="center"/>
           </w:tcPr>
           <w:p>
@@ -6037,7 +6037,7 @@
         </w:tc>
         <w:tc>
           <w:tcPr>
-            <w:tcW w:w="1051" w:type="dxa"/>
+            <w:tcW w:w="1055" w:type="dxa"/>
             <w:vAlign w:val="center"/>
           </w:tcPr>
           <w:p>
@@ -6056,7 +6056,7 @@
         </w:tc>
         <w:tc>
           <w:tcPr>
-            <w:tcW w:w="1749" w:type="dxa"/>
+            <w:tcW w:w="1859" w:type="dxa"/>
             <w:vAlign w:val="center"/>
           </w:tcPr>
           <w:p>
@@ -6081,7 +6081,7 @@
         </w:trPr>
         <w:tc>
           <w:tcPr>
-            <w:tcW w:w="1797" w:type="dxa"/>
+            <w:tcW w:w="1742" w:type="dxa"/>
             <w:vAlign w:val="center"/>
           </w:tcPr>
           <w:p>
@@ -6114,7 +6114,7 @@
         </w:tc>
         <w:tc>
           <w:tcPr>
-            <w:tcW w:w="1485" w:type="dxa"/>
+            <w:tcW w:w="1304" w:type="dxa"/>
             <w:vAlign w:val="center"/>
           </w:tcPr>
           <w:p>
@@ -6133,7 +6133,7 @@
         </w:tc>
         <w:tc>
           <w:tcPr>
-            <w:tcW w:w="2055" w:type="dxa"/>
+            <w:tcW w:w="2201" w:type="dxa"/>
             <w:vAlign w:val="center"/>
           </w:tcPr>
           <w:p>
@@ -6152,7 +6152,7 @@
         </w:tc>
         <w:tc>
           <w:tcPr>
-            <w:tcW w:w="1218" w:type="dxa"/>
+            <w:tcW w:w="1193" w:type="dxa"/>
             <w:vAlign w:val="center"/>
           </w:tcPr>
           <w:p>
@@ -6171,7 +6171,7 @@
         </w:tc>
         <w:tc>
           <w:tcPr>
-            <w:tcW w:w="1051" w:type="dxa"/>
+            <w:tcW w:w="1055" w:type="dxa"/>
             <w:vAlign w:val="center"/>
           </w:tcPr>
           <w:p>
@@ -6190,7 +6190,7 @@
         </w:tc>
         <w:tc>
           <w:tcPr>
-            <w:tcW w:w="1749" w:type="dxa"/>
+            <w:tcW w:w="1859" w:type="dxa"/>
             <w:vAlign w:val="center"/>
           </w:tcPr>
           <w:p>
@@ -6215,7 +6215,7 @@
         </w:trPr>
         <w:tc>
           <w:tcPr>
-            <w:tcW w:w="1797" w:type="dxa"/>
+            <w:tcW w:w="1742" w:type="dxa"/>
             <w:vAlign w:val="center"/>
           </w:tcPr>
           <w:p>
@@ -6235,7 +6235,7 @@
         </w:tc>
         <w:tc>
           <w:tcPr>
-            <w:tcW w:w="1485" w:type="dxa"/>
+            <w:tcW w:w="1304" w:type="dxa"/>
             <w:vAlign w:val="center"/>
           </w:tcPr>
           <w:p>
@@ -6254,7 +6254,7 @@
         </w:tc>
         <w:tc>
           <w:tcPr>
-            <w:tcW w:w="2055" w:type="dxa"/>
+            <w:tcW w:w="2201" w:type="dxa"/>
             <w:vAlign w:val="center"/>
           </w:tcPr>
           <w:p>
@@ -6273,7 +6273,7 @@
         </w:tc>
         <w:tc>
           <w:tcPr>
-            <w:tcW w:w="1218" w:type="dxa"/>
+            <w:tcW w:w="1193" w:type="dxa"/>
             <w:vAlign w:val="center"/>
           </w:tcPr>
           <w:p>
@@ -6292,7 +6292,7 @@
         </w:tc>
         <w:tc>
           <w:tcPr>
-            <w:tcW w:w="1051" w:type="dxa"/>
+            <w:tcW w:w="1055" w:type="dxa"/>
             <w:vAlign w:val="center"/>
           </w:tcPr>
           <w:p>
@@ -6311,7 +6311,7 @@
         </w:tc>
         <w:tc>
           <w:tcPr>
-            <w:tcW w:w="1749" w:type="dxa"/>
+            <w:tcW w:w="1859" w:type="dxa"/>
             <w:vAlign w:val="center"/>
           </w:tcPr>
           <w:p>
@@ -6336,7 +6336,7 @@
         </w:trPr>
         <w:tc>
           <w:tcPr>
-            <w:tcW w:w="1797" w:type="dxa"/>
+            <w:tcW w:w="1742" w:type="dxa"/>
             <w:vAlign w:val="center"/>
           </w:tcPr>
           <w:p>
@@ -6356,7 +6356,7 @@
         </w:tc>
         <w:tc>
           <w:tcPr>
-            <w:tcW w:w="1485" w:type="dxa"/>
+            <w:tcW w:w="1304" w:type="dxa"/>
             <w:vAlign w:val="center"/>
           </w:tcPr>
           <w:p>
@@ -6375,7 +6375,7 @@
         </w:tc>
         <w:tc>
           <w:tcPr>
-            <w:tcW w:w="2055" w:type="dxa"/>
+            <w:tcW w:w="2201" w:type="dxa"/>
             <w:vAlign w:val="center"/>
           </w:tcPr>
           <w:p>
@@ -6394,7 +6394,7 @@
         </w:tc>
         <w:tc>
           <w:tcPr>
-            <w:tcW w:w="1218" w:type="dxa"/>
+            <w:tcW w:w="1193" w:type="dxa"/>
             <w:vAlign w:val="center"/>
           </w:tcPr>
           <w:p>
@@ -6413,7 +6413,7 @@
         </w:tc>
         <w:tc>
           <w:tcPr>
-            <w:tcW w:w="1051" w:type="dxa"/>
+            <w:tcW w:w="1055" w:type="dxa"/>
             <w:vAlign w:val="center"/>
           </w:tcPr>
           <w:p>
@@ -6432,7 +6432,7 @@
         </w:tc>
         <w:tc>
           <w:tcPr>
-            <w:tcW w:w="1749" w:type="dxa"/>
+            <w:tcW w:w="1859" w:type="dxa"/>
             <w:vAlign w:val="center"/>
           </w:tcPr>
           <w:p>
@@ -6457,7 +6457,7 @@
         </w:trPr>
         <w:tc>
           <w:tcPr>
-            <w:tcW w:w="1797" w:type="dxa"/>
+            <w:tcW w:w="1742" w:type="dxa"/>
             <w:vAlign w:val="center"/>
           </w:tcPr>
           <w:p>
@@ -6490,7 +6490,7 @@
         </w:tc>
         <w:tc>
           <w:tcPr>
-            <w:tcW w:w="1485" w:type="dxa"/>
+            <w:tcW w:w="1304" w:type="dxa"/>
             <w:vAlign w:val="center"/>
           </w:tcPr>
           <w:p>
@@ -6509,7 +6509,7 @@
         </w:tc>
         <w:tc>
           <w:tcPr>
-            <w:tcW w:w="2055" w:type="dxa"/>
+            <w:tcW w:w="2201" w:type="dxa"/>
             <w:vAlign w:val="center"/>
           </w:tcPr>
           <w:p>
@@ -6528,7 +6528,7 @@
         </w:tc>
         <w:tc>
           <w:tcPr>
-            <w:tcW w:w="1218" w:type="dxa"/>
+            <w:tcW w:w="1193" w:type="dxa"/>
             <w:vAlign w:val="center"/>
           </w:tcPr>
           <w:p>
@@ -6547,7 +6547,7 @@
         </w:tc>
         <w:tc>
           <w:tcPr>
-            <w:tcW w:w="1051" w:type="dxa"/>
+            <w:tcW w:w="1055" w:type="dxa"/>
             <w:vAlign w:val="center"/>
           </w:tcPr>
           <w:p>
@@ -6566,7 +6566,7 @@
         </w:tc>
         <w:tc>
           <w:tcPr>
-            <w:tcW w:w="1749" w:type="dxa"/>
+            <w:tcW w:w="1859" w:type="dxa"/>
             <w:vAlign w:val="center"/>
           </w:tcPr>
           <w:p>
@@ -6591,7 +6591,7 @@
         </w:trPr>
         <w:tc>
           <w:tcPr>
-            <w:tcW w:w="1797" w:type="dxa"/>
+            <w:tcW w:w="1742" w:type="dxa"/>
             <w:vAlign w:val="center"/>
           </w:tcPr>
           <w:p>
@@ -6624,7 +6624,7 @@
         </w:tc>
         <w:tc>
           <w:tcPr>
-            <w:tcW w:w="1485" w:type="dxa"/>
+            <w:tcW w:w="1304" w:type="dxa"/>
             <w:vAlign w:val="center"/>
           </w:tcPr>
           <w:p>
@@ -6643,7 +6643,7 @@
         </w:tc>
         <w:tc>
           <w:tcPr>
-            <w:tcW w:w="2055" w:type="dxa"/>
+            <w:tcW w:w="2201" w:type="dxa"/>
             <w:vAlign w:val="center"/>
           </w:tcPr>
           <w:p>
@@ -6662,7 +6662,7 @@
         </w:tc>
         <w:tc>
           <w:tcPr>
-            <w:tcW w:w="1218" w:type="dxa"/>
+            <w:tcW w:w="1193" w:type="dxa"/>
             <w:vAlign w:val="center"/>
           </w:tcPr>
           <w:p>
@@ -6681,7 +6681,7 @@
         </w:tc>
         <w:tc>
           <w:tcPr>
-            <w:tcW w:w="1051" w:type="dxa"/>
+            <w:tcW w:w="1055" w:type="dxa"/>
             <w:vAlign w:val="center"/>
           </w:tcPr>
           <w:p>
@@ -6700,7 +6700,7 @@
         </w:tc>
         <w:tc>
           <w:tcPr>
-            <w:tcW w:w="1749" w:type="dxa"/>
+            <w:tcW w:w="1859" w:type="dxa"/>
             <w:vAlign w:val="center"/>
           </w:tcPr>
           <w:p>
@@ -6843,8 +6843,9 @@
           <w:noProof/>
           <w:sz w:val="28"/>
         </w:rPr>
+        <w:lastRenderedPageBreak/>
         <w:drawing>
-          <wp:inline distT="0" distB="0" distL="0" distR="0" wp14:anchorId="0A5442D0" wp14:editId="5D93E16E">
+          <wp:inline distT="0" distB="0" distL="0" distR="0" wp14:anchorId="16F4F0E0" wp14:editId="4DC9814A">
             <wp:extent cx="5334000" cy="2862146"/>
             <wp:effectExtent l="0" t="0" r="0" b="0"/>
             <wp:docPr id="12" name="Picture"/>
@@ -7027,7 +7028,6 @@
         <w:rPr>
           <w:sz w:val="28"/>
         </w:rPr>
-        <w:lastRenderedPageBreak/>
         <w:t>Таблица 3 – Вовлеченность аудитории, география и реферальный трафик игроков</w:t>
       </w:r>
     </w:p>
@@ -7048,12 +7048,12 @@
         <w:tblLook w:val="0020" w:firstRow="1" w:lastRow="0" w:firstColumn="0" w:lastColumn="0" w:noHBand="0" w:noVBand="0"/>
       </w:tblPr>
       <w:tblGrid>
-        <w:gridCol w:w="1578"/>
-        <w:gridCol w:w="1706"/>
-        <w:gridCol w:w="1063"/>
-        <w:gridCol w:w="2503"/>
-        <w:gridCol w:w="927"/>
-        <w:gridCol w:w="1578"/>
+        <w:gridCol w:w="1598"/>
+        <w:gridCol w:w="1584"/>
+        <w:gridCol w:w="1124"/>
+        <w:gridCol w:w="2668"/>
+        <w:gridCol w:w="905"/>
+        <w:gridCol w:w="1476"/>
       </w:tblGrid>
       <w:tr>
         <w:trPr>
@@ -7064,7 +7064,7 @@
         </w:trPr>
         <w:tc>
           <w:tcPr>
-            <w:tcW w:w="1578" w:type="dxa"/>
+            <w:tcW w:w="1598" w:type="dxa"/>
             <w:vAlign w:val="center"/>
           </w:tcPr>
           <w:p>
@@ -7084,7 +7084,7 @@
         </w:tc>
         <w:tc>
           <w:tcPr>
-            <w:tcW w:w="1706" w:type="dxa"/>
+            <w:tcW w:w="1584" w:type="dxa"/>
             <w:vAlign w:val="center"/>
           </w:tcPr>
           <w:p>
@@ -7104,7 +7104,7 @@
         </w:tc>
         <w:tc>
           <w:tcPr>
-            <w:tcW w:w="1063" w:type="dxa"/>
+            <w:tcW w:w="1124" w:type="dxa"/>
             <w:vAlign w:val="center"/>
           </w:tcPr>
           <w:p>
@@ -7124,7 +7124,7 @@
         </w:tc>
         <w:tc>
           <w:tcPr>
-            <w:tcW w:w="2503" w:type="dxa"/>
+            <w:tcW w:w="2668" w:type="dxa"/>
             <w:vAlign w:val="center"/>
           </w:tcPr>
           <w:p>
@@ -7144,7 +7144,7 @@
         </w:tc>
         <w:tc>
           <w:tcPr>
-            <w:tcW w:w="927" w:type="dxa"/>
+            <w:tcW w:w="905" w:type="dxa"/>
             <w:vAlign w:val="center"/>
           </w:tcPr>
           <w:p>
@@ -7164,7 +7164,7 @@
         </w:tc>
         <w:tc>
           <w:tcPr>
-            <w:tcW w:w="1578" w:type="dxa"/>
+            <w:tcW w:w="1476" w:type="dxa"/>
             <w:vAlign w:val="center"/>
           </w:tcPr>
           <w:p>
@@ -7190,7 +7190,7 @@
         </w:trPr>
         <w:tc>
           <w:tcPr>
-            <w:tcW w:w="1578" w:type="dxa"/>
+            <w:tcW w:w="1598" w:type="dxa"/>
             <w:vAlign w:val="center"/>
           </w:tcPr>
           <w:p>
@@ -7210,7 +7210,7 @@
         </w:tc>
         <w:tc>
           <w:tcPr>
-            <w:tcW w:w="1706" w:type="dxa"/>
+            <w:tcW w:w="1584" w:type="dxa"/>
             <w:vAlign w:val="center"/>
           </w:tcPr>
           <w:p>
@@ -7229,7 +7229,7 @@
         </w:tc>
         <w:tc>
           <w:tcPr>
-            <w:tcW w:w="1063" w:type="dxa"/>
+            <w:tcW w:w="1124" w:type="dxa"/>
             <w:vAlign w:val="center"/>
           </w:tcPr>
           <w:p>
@@ -7248,7 +7248,7 @@
         </w:tc>
         <w:tc>
           <w:tcPr>
-            <w:tcW w:w="2503" w:type="dxa"/>
+            <w:tcW w:w="2668" w:type="dxa"/>
             <w:vAlign w:val="center"/>
           </w:tcPr>
           <w:p>
@@ -7267,7 +7267,7 @@
         </w:tc>
         <w:tc>
           <w:tcPr>
-            <w:tcW w:w="927" w:type="dxa"/>
+            <w:tcW w:w="905" w:type="dxa"/>
             <w:vAlign w:val="center"/>
           </w:tcPr>
           <w:p>
@@ -7286,7 +7286,7 @@
         </w:tc>
         <w:tc>
           <w:tcPr>
-            <w:tcW w:w="1578" w:type="dxa"/>
+            <w:tcW w:w="1476" w:type="dxa"/>
             <w:vAlign w:val="center"/>
           </w:tcPr>
           <w:p>
@@ -7311,7 +7311,7 @@
         </w:trPr>
         <w:tc>
           <w:tcPr>
-            <w:tcW w:w="1578" w:type="dxa"/>
+            <w:tcW w:w="1598" w:type="dxa"/>
             <w:vAlign w:val="center"/>
           </w:tcPr>
           <w:p>
@@ -7344,7 +7344,7 @@
         </w:tc>
         <w:tc>
           <w:tcPr>
-            <w:tcW w:w="1706" w:type="dxa"/>
+            <w:tcW w:w="1584" w:type="dxa"/>
             <w:vAlign w:val="center"/>
           </w:tcPr>
           <w:p>
@@ -7363,7 +7363,7 @@
         </w:tc>
         <w:tc>
           <w:tcPr>
-            <w:tcW w:w="1063" w:type="dxa"/>
+            <w:tcW w:w="1124" w:type="dxa"/>
             <w:vAlign w:val="center"/>
           </w:tcPr>
           <w:p>
@@ -7382,7 +7382,7 @@
         </w:tc>
         <w:tc>
           <w:tcPr>
-            <w:tcW w:w="2503" w:type="dxa"/>
+            <w:tcW w:w="2668" w:type="dxa"/>
             <w:vAlign w:val="center"/>
           </w:tcPr>
           <w:p>
@@ -7401,7 +7401,7 @@
         </w:tc>
         <w:tc>
           <w:tcPr>
-            <w:tcW w:w="927" w:type="dxa"/>
+            <w:tcW w:w="905" w:type="dxa"/>
             <w:vAlign w:val="center"/>
           </w:tcPr>
           <w:p>
@@ -7420,7 +7420,7 @@
         </w:tc>
         <w:tc>
           <w:tcPr>
-            <w:tcW w:w="1578" w:type="dxa"/>
+            <w:tcW w:w="1476" w:type="dxa"/>
             <w:vAlign w:val="center"/>
           </w:tcPr>
           <w:p>
@@ -7445,7 +7445,7 @@
         </w:trPr>
         <w:tc>
           <w:tcPr>
-            <w:tcW w:w="1578" w:type="dxa"/>
+            <w:tcW w:w="1598" w:type="dxa"/>
             <w:vAlign w:val="center"/>
           </w:tcPr>
           <w:p>
@@ -7465,7 +7465,7 @@
         </w:tc>
         <w:tc>
           <w:tcPr>
-            <w:tcW w:w="1706" w:type="dxa"/>
+            <w:tcW w:w="1584" w:type="dxa"/>
             <w:vAlign w:val="center"/>
           </w:tcPr>
           <w:p>
@@ -7484,7 +7484,7 @@
         </w:tc>
         <w:tc>
           <w:tcPr>
-            <w:tcW w:w="1063" w:type="dxa"/>
+            <w:tcW w:w="1124" w:type="dxa"/>
             <w:vAlign w:val="center"/>
           </w:tcPr>
           <w:p>
@@ -7503,7 +7503,7 @@
         </w:tc>
         <w:tc>
           <w:tcPr>
-            <w:tcW w:w="2503" w:type="dxa"/>
+            <w:tcW w:w="2668" w:type="dxa"/>
             <w:vAlign w:val="center"/>
           </w:tcPr>
           <w:p>
@@ -7522,7 +7522,7 @@
         </w:tc>
         <w:tc>
           <w:tcPr>
-            <w:tcW w:w="927" w:type="dxa"/>
+            <w:tcW w:w="905" w:type="dxa"/>
             <w:vAlign w:val="center"/>
           </w:tcPr>
           <w:p>
@@ -7541,7 +7541,7 @@
         </w:tc>
         <w:tc>
           <w:tcPr>
-            <w:tcW w:w="1578" w:type="dxa"/>
+            <w:tcW w:w="1476" w:type="dxa"/>
             <w:vAlign w:val="center"/>
           </w:tcPr>
           <w:p>
@@ -7566,7 +7566,7 @@
         </w:trPr>
         <w:tc>
           <w:tcPr>
-            <w:tcW w:w="1578" w:type="dxa"/>
+            <w:tcW w:w="1598" w:type="dxa"/>
             <w:vAlign w:val="center"/>
           </w:tcPr>
           <w:p>
@@ -7599,7 +7599,7 @@
         </w:tc>
         <w:tc>
           <w:tcPr>
-            <w:tcW w:w="1706" w:type="dxa"/>
+            <w:tcW w:w="1584" w:type="dxa"/>
             <w:vAlign w:val="center"/>
           </w:tcPr>
           <w:p>
@@ -7618,7 +7618,7 @@
         </w:tc>
         <w:tc>
           <w:tcPr>
-            <w:tcW w:w="1063" w:type="dxa"/>
+            <w:tcW w:w="1124" w:type="dxa"/>
             <w:vAlign w:val="center"/>
           </w:tcPr>
           <w:p>
@@ -7637,7 +7637,7 @@
         </w:tc>
         <w:tc>
           <w:tcPr>
-            <w:tcW w:w="2503" w:type="dxa"/>
+            <w:tcW w:w="2668" w:type="dxa"/>
             <w:vAlign w:val="center"/>
           </w:tcPr>
           <w:p>
@@ -7656,7 +7656,7 @@
         </w:tc>
         <w:tc>
           <w:tcPr>
-            <w:tcW w:w="927" w:type="dxa"/>
+            <w:tcW w:w="905" w:type="dxa"/>
             <w:vAlign w:val="center"/>
           </w:tcPr>
           <w:p>
@@ -7675,7 +7675,7 @@
         </w:tc>
         <w:tc>
           <w:tcPr>
-            <w:tcW w:w="1578" w:type="dxa"/>
+            <w:tcW w:w="1476" w:type="dxa"/>
             <w:vAlign w:val="center"/>
           </w:tcPr>
           <w:p>
@@ -7700,7 +7700,7 @@
         </w:trPr>
         <w:tc>
           <w:tcPr>
-            <w:tcW w:w="1578" w:type="dxa"/>
+            <w:tcW w:w="1598" w:type="dxa"/>
             <w:vAlign w:val="center"/>
           </w:tcPr>
           <w:p>
@@ -7733,7 +7733,7 @@
         </w:tc>
         <w:tc>
           <w:tcPr>
-            <w:tcW w:w="1706" w:type="dxa"/>
+            <w:tcW w:w="1584" w:type="dxa"/>
             <w:vAlign w:val="center"/>
           </w:tcPr>
           <w:p>
@@ -7752,7 +7752,7 @@
         </w:tc>
         <w:tc>
           <w:tcPr>
-            <w:tcW w:w="1063" w:type="dxa"/>
+            <w:tcW w:w="1124" w:type="dxa"/>
             <w:vAlign w:val="center"/>
           </w:tcPr>
           <w:p>
@@ -7771,7 +7771,7 @@
         </w:tc>
         <w:tc>
           <w:tcPr>
-            <w:tcW w:w="2503" w:type="dxa"/>
+            <w:tcW w:w="2668" w:type="dxa"/>
             <w:vAlign w:val="center"/>
           </w:tcPr>
           <w:p>
@@ -7790,7 +7790,7 @@
         </w:tc>
         <w:tc>
           <w:tcPr>
-            <w:tcW w:w="927" w:type="dxa"/>
+            <w:tcW w:w="905" w:type="dxa"/>
             <w:vAlign w:val="center"/>
           </w:tcPr>
           <w:p>
@@ -7809,7 +7809,7 @@
         </w:tc>
         <w:tc>
           <w:tcPr>
-            <w:tcW w:w="1578" w:type="dxa"/>
+            <w:tcW w:w="1476" w:type="dxa"/>
             <w:vAlign w:val="center"/>
           </w:tcPr>
           <w:p>
@@ -7834,7 +7834,7 @@
         </w:trPr>
         <w:tc>
           <w:tcPr>
-            <w:tcW w:w="1578" w:type="dxa"/>
+            <w:tcW w:w="1598" w:type="dxa"/>
             <w:vAlign w:val="center"/>
           </w:tcPr>
           <w:p>
@@ -7854,7 +7854,7 @@
         </w:tc>
         <w:tc>
           <w:tcPr>
-            <w:tcW w:w="1706" w:type="dxa"/>
+            <w:tcW w:w="1584" w:type="dxa"/>
             <w:vAlign w:val="center"/>
           </w:tcPr>
           <w:p>
@@ -7873,7 +7873,7 @@
         </w:tc>
         <w:tc>
           <w:tcPr>
-            <w:tcW w:w="1063" w:type="dxa"/>
+            <w:tcW w:w="1124" w:type="dxa"/>
             <w:vAlign w:val="center"/>
           </w:tcPr>
           <w:p>
@@ -7892,7 +7892,7 @@
         </w:tc>
         <w:tc>
           <w:tcPr>
-            <w:tcW w:w="2503" w:type="dxa"/>
+            <w:tcW w:w="2668" w:type="dxa"/>
             <w:vAlign w:val="center"/>
           </w:tcPr>
           <w:p>
@@ -7911,7 +7911,7 @@
         </w:tc>
         <w:tc>
           <w:tcPr>
-            <w:tcW w:w="927" w:type="dxa"/>
+            <w:tcW w:w="905" w:type="dxa"/>
             <w:vAlign w:val="center"/>
           </w:tcPr>
           <w:p>
@@ -7930,7 +7930,7 @@
         </w:tc>
         <w:tc>
           <w:tcPr>
-            <w:tcW w:w="1578" w:type="dxa"/>
+            <w:tcW w:w="1476" w:type="dxa"/>
             <w:vAlign w:val="center"/>
           </w:tcPr>
           <w:p>
@@ -7955,7 +7955,7 @@
         </w:trPr>
         <w:tc>
           <w:tcPr>
-            <w:tcW w:w="1578" w:type="dxa"/>
+            <w:tcW w:w="1598" w:type="dxa"/>
             <w:vAlign w:val="center"/>
           </w:tcPr>
           <w:p>
@@ -7975,7 +7975,7 @@
         </w:tc>
         <w:tc>
           <w:tcPr>
-            <w:tcW w:w="1706" w:type="dxa"/>
+            <w:tcW w:w="1584" w:type="dxa"/>
             <w:vAlign w:val="center"/>
           </w:tcPr>
           <w:p>
@@ -7994,7 +7994,7 @@
         </w:tc>
         <w:tc>
           <w:tcPr>
-            <w:tcW w:w="1063" w:type="dxa"/>
+            <w:tcW w:w="1124" w:type="dxa"/>
             <w:vAlign w:val="center"/>
           </w:tcPr>
           <w:p>
@@ -8013,7 +8013,7 @@
         </w:tc>
         <w:tc>
           <w:tcPr>
-            <w:tcW w:w="2503" w:type="dxa"/>
+            <w:tcW w:w="2668" w:type="dxa"/>
             <w:vAlign w:val="center"/>
           </w:tcPr>
           <w:p>
@@ -8032,7 +8032,7 @@
         </w:tc>
         <w:tc>
           <w:tcPr>
-            <w:tcW w:w="927" w:type="dxa"/>
+            <w:tcW w:w="905" w:type="dxa"/>
             <w:vAlign w:val="center"/>
           </w:tcPr>
           <w:p>
@@ -8051,7 +8051,7 @@
         </w:tc>
         <w:tc>
           <w:tcPr>
-            <w:tcW w:w="1578" w:type="dxa"/>
+            <w:tcW w:w="1476" w:type="dxa"/>
             <w:vAlign w:val="center"/>
           </w:tcPr>
           <w:p>
@@ -8076,7 +8076,7 @@
         </w:trPr>
         <w:tc>
           <w:tcPr>
-            <w:tcW w:w="1578" w:type="dxa"/>
+            <w:tcW w:w="1598" w:type="dxa"/>
             <w:vAlign w:val="center"/>
           </w:tcPr>
           <w:p>
@@ -8096,7 +8096,7 @@
         </w:tc>
         <w:tc>
           <w:tcPr>
-            <w:tcW w:w="1706" w:type="dxa"/>
+            <w:tcW w:w="1584" w:type="dxa"/>
             <w:vAlign w:val="center"/>
           </w:tcPr>
           <w:p>
@@ -8115,7 +8115,7 @@
         </w:tc>
         <w:tc>
           <w:tcPr>
-            <w:tcW w:w="1063" w:type="dxa"/>
+            <w:tcW w:w="1124" w:type="dxa"/>
             <w:vAlign w:val="center"/>
           </w:tcPr>
           <w:p>
@@ -8134,7 +8134,7 @@
         </w:tc>
         <w:tc>
           <w:tcPr>
-            <w:tcW w:w="2503" w:type="dxa"/>
+            <w:tcW w:w="2668" w:type="dxa"/>
             <w:vAlign w:val="center"/>
           </w:tcPr>
           <w:p>
@@ -8153,7 +8153,7 @@
         </w:tc>
         <w:tc>
           <w:tcPr>
-            <w:tcW w:w="927" w:type="dxa"/>
+            <w:tcW w:w="905" w:type="dxa"/>
             <w:vAlign w:val="center"/>
           </w:tcPr>
           <w:p>
@@ -8172,7 +8172,7 @@
         </w:tc>
         <w:tc>
           <w:tcPr>
-            <w:tcW w:w="1578" w:type="dxa"/>
+            <w:tcW w:w="1476" w:type="dxa"/>
             <w:vAlign w:val="center"/>
           </w:tcPr>
           <w:p>
@@ -8197,7 +8197,7 @@
         </w:trPr>
         <w:tc>
           <w:tcPr>
-            <w:tcW w:w="1578" w:type="dxa"/>
+            <w:tcW w:w="1598" w:type="dxa"/>
             <w:vAlign w:val="center"/>
           </w:tcPr>
           <w:p>
@@ -8230,7 +8230,7 @@
         </w:tc>
         <w:tc>
           <w:tcPr>
-            <w:tcW w:w="1706" w:type="dxa"/>
+            <w:tcW w:w="1584" w:type="dxa"/>
             <w:vAlign w:val="center"/>
           </w:tcPr>
           <w:p>
@@ -8249,7 +8249,7 @@
         </w:tc>
         <w:tc>
           <w:tcPr>
-            <w:tcW w:w="1063" w:type="dxa"/>
+            <w:tcW w:w="1124" w:type="dxa"/>
             <w:vAlign w:val="center"/>
           </w:tcPr>
           <w:p>
@@ -8268,7 +8268,7 @@
         </w:tc>
         <w:tc>
           <w:tcPr>
-            <w:tcW w:w="2503" w:type="dxa"/>
+            <w:tcW w:w="2668" w:type="dxa"/>
             <w:vAlign w:val="center"/>
           </w:tcPr>
           <w:p>
@@ -8287,7 +8287,7 @@
         </w:tc>
         <w:tc>
           <w:tcPr>
-            <w:tcW w:w="927" w:type="dxa"/>
+            <w:tcW w:w="905" w:type="dxa"/>
             <w:vAlign w:val="center"/>
           </w:tcPr>
           <w:p>
@@ -8306,7 +8306,7 @@
         </w:tc>
         <w:tc>
           <w:tcPr>
-            <w:tcW w:w="1578" w:type="dxa"/>
+            <w:tcW w:w="1476" w:type="dxa"/>
             <w:vAlign w:val="center"/>
           </w:tcPr>
           <w:p>
@@ -8331,7 +8331,7 @@
         </w:trPr>
         <w:tc>
           <w:tcPr>
-            <w:tcW w:w="1578" w:type="dxa"/>
+            <w:tcW w:w="1598" w:type="dxa"/>
             <w:vAlign w:val="center"/>
           </w:tcPr>
           <w:p>
@@ -8351,7 +8351,7 @@
         </w:tc>
         <w:tc>
           <w:tcPr>
-            <w:tcW w:w="1706" w:type="dxa"/>
+            <w:tcW w:w="1584" w:type="dxa"/>
             <w:vAlign w:val="center"/>
           </w:tcPr>
           <w:p>
@@ -8370,7 +8370,7 @@
         </w:tc>
         <w:tc>
           <w:tcPr>
-            <w:tcW w:w="1063" w:type="dxa"/>
+            <w:tcW w:w="1124" w:type="dxa"/>
             <w:vAlign w:val="center"/>
           </w:tcPr>
           <w:p>
@@ -8389,7 +8389,7 @@
         </w:tc>
         <w:tc>
           <w:tcPr>
-            <w:tcW w:w="2503" w:type="dxa"/>
+            <w:tcW w:w="2668" w:type="dxa"/>
             <w:vAlign w:val="center"/>
           </w:tcPr>
           <w:p>
@@ -8408,7 +8408,7 @@
         </w:tc>
         <w:tc>
           <w:tcPr>
-            <w:tcW w:w="927" w:type="dxa"/>
+            <w:tcW w:w="905" w:type="dxa"/>
             <w:vAlign w:val="center"/>
           </w:tcPr>
           <w:p>
@@ -8427,7 +8427,7 @@
         </w:tc>
         <w:tc>
           <w:tcPr>
-            <w:tcW w:w="1578" w:type="dxa"/>
+            <w:tcW w:w="1476" w:type="dxa"/>
             <w:vAlign w:val="center"/>
           </w:tcPr>
           <w:p>
@@ -8452,7 +8452,7 @@
         </w:trPr>
         <w:tc>
           <w:tcPr>
-            <w:tcW w:w="1578" w:type="dxa"/>
+            <w:tcW w:w="1598" w:type="dxa"/>
             <w:vAlign w:val="center"/>
           </w:tcPr>
           <w:p>
@@ -8472,7 +8472,7 @@
         </w:tc>
         <w:tc>
           <w:tcPr>
-            <w:tcW w:w="1706" w:type="dxa"/>
+            <w:tcW w:w="1584" w:type="dxa"/>
             <w:vAlign w:val="center"/>
           </w:tcPr>
           <w:p>
@@ -8491,7 +8491,7 @@
         </w:tc>
         <w:tc>
           <w:tcPr>
-            <w:tcW w:w="1063" w:type="dxa"/>
+            <w:tcW w:w="1124" w:type="dxa"/>
             <w:vAlign w:val="center"/>
           </w:tcPr>
           <w:p>
@@ -8510,7 +8510,7 @@
         </w:tc>
         <w:tc>
           <w:tcPr>
-            <w:tcW w:w="2503" w:type="dxa"/>
+            <w:tcW w:w="2668" w:type="dxa"/>
             <w:vAlign w:val="center"/>
           </w:tcPr>
           <w:p>
@@ -8529,7 +8529,7 @@
         </w:tc>
         <w:tc>
           <w:tcPr>
-            <w:tcW w:w="927" w:type="dxa"/>
+            <w:tcW w:w="905" w:type="dxa"/>
             <w:vAlign w:val="center"/>
           </w:tcPr>
           <w:p>
@@ -8548,7 +8548,7 @@
         </w:tc>
         <w:tc>
           <w:tcPr>
-            <w:tcW w:w="1578" w:type="dxa"/>
+            <w:tcW w:w="1476" w:type="dxa"/>
             <w:vAlign w:val="center"/>
           </w:tcPr>
           <w:p>
@@ -8573,7 +8573,7 @@
         </w:trPr>
         <w:tc>
           <w:tcPr>
-            <w:tcW w:w="1578" w:type="dxa"/>
+            <w:tcW w:w="1598" w:type="dxa"/>
             <w:vAlign w:val="center"/>
           </w:tcPr>
           <w:p>
@@ -8593,7 +8593,7 @@
         </w:tc>
         <w:tc>
           <w:tcPr>
-            <w:tcW w:w="1706" w:type="dxa"/>
+            <w:tcW w:w="1584" w:type="dxa"/>
             <w:vAlign w:val="center"/>
           </w:tcPr>
           <w:p>
@@ -8612,7 +8612,7 @@
         </w:tc>
         <w:tc>
           <w:tcPr>
-            <w:tcW w:w="1063" w:type="dxa"/>
+            <w:tcW w:w="1124" w:type="dxa"/>
             <w:vAlign w:val="center"/>
           </w:tcPr>
           <w:p>
@@ -8631,7 +8631,7 @@
         </w:tc>
         <w:tc>
           <w:tcPr>
-            <w:tcW w:w="2503" w:type="dxa"/>
+            <w:tcW w:w="2668" w:type="dxa"/>
             <w:vAlign w:val="center"/>
           </w:tcPr>
           <w:p>
@@ -8650,7 +8650,7 @@
         </w:tc>
         <w:tc>
           <w:tcPr>
-            <w:tcW w:w="927" w:type="dxa"/>
+            <w:tcW w:w="905" w:type="dxa"/>
             <w:vAlign w:val="center"/>
           </w:tcPr>
           <w:p>
@@ -8669,7 +8669,7 @@
         </w:tc>
         <w:tc>
           <w:tcPr>
-            <w:tcW w:w="1578" w:type="dxa"/>
+            <w:tcW w:w="1476" w:type="dxa"/>
             <w:vAlign w:val="center"/>
           </w:tcPr>
           <w:p>
@@ -8732,6 +8732,7 @@
           <w:i/>
           <w:sz w:val="28"/>
         </w:rPr>
+        <w:lastRenderedPageBreak/>
         <w:t>Arixcel</w:t>
       </w:r>
       <w:r>
@@ -9085,9 +9086,8 @@
           <w:noProof/>
           <w:sz w:val="28"/>
         </w:rPr>
-        <w:lastRenderedPageBreak/>
         <w:drawing>
-          <wp:inline distT="0" distB="0" distL="0" distR="0" wp14:anchorId="0D3C17D3" wp14:editId="556AAB7B">
+          <wp:inline distT="0" distB="0" distL="0" distR="0" wp14:anchorId="4671CB66" wp14:editId="1694E7E4">
             <wp:extent cx="5334000" cy="2536902"/>
             <wp:effectExtent l="0" t="0" r="0" b="0"/>
             <wp:docPr id="15" name="Picture"/>
@@ -9499,6 +9499,7 @@
         <w:rPr>
           <w:sz w:val="28"/>
         </w:rPr>
+        <w:lastRenderedPageBreak/>
         <w:t>Таблица 4 – Оценка кон</w:t>
       </w:r>
       <w:r>
@@ -9912,14 +9913,7 @@
         <w:rPr>
           <w:sz w:val="28"/>
         </w:rPr>
-        <w:t xml:space="preserve"> на рынке есть сопоставимые специализированные игроки и сильные заменители, но </w:t>
-      </w:r>
-      <w:r>
-        <w:rPr>
-          <w:sz w:val="28"/>
-        </w:rPr>
-        <w:lastRenderedPageBreak/>
-        <w:t>видимость распределена между многими сайтами, а доказательная база прямых конкурентов слабая.</w:t>
+        <w:t xml:space="preserve"> на рынке есть сопоставимые специализированные игроки и сильные заменители, но видимость распределена между многими сайтами, а доказательная база прямых конкурентов слабая.</w:t>
       </w:r>
     </w:p>
     <w:p>
@@ -9929,7 +9923,7 @@
         <w:ind w:firstLine="709"/>
       </w:pPr>
       <w:bookmarkStart w:id="8" w:name="_6630f66e9bddc915a7c003d1a4416942be99820"/>
-      <w:bookmarkStart w:id="9" w:name="_Toc242032992"/>
+      <w:bookmarkStart w:id="9" w:name="_Toc242034853"/>
       <w:bookmarkEnd w:id="6"/>
       <w:r>
         <w:rPr>
@@ -10703,6 +10697,7 @@
         <w:rPr>
           <w:sz w:val="28"/>
         </w:rPr>
+        <w:lastRenderedPageBreak/>
         <w:t>В таблице 6 представлено: сводная оценка б</w:t>
       </w:r>
       <w:r>
@@ -10742,12 +10737,12 @@
         <w:tblLook w:val="0020" w:firstRow="1" w:lastRow="0" w:firstColumn="0" w:lastColumn="0" w:noHBand="0" w:noVBand="0"/>
       </w:tblPr>
       <w:tblGrid>
-        <w:gridCol w:w="3621"/>
-        <w:gridCol w:w="1287"/>
-        <w:gridCol w:w="705"/>
-        <w:gridCol w:w="705"/>
-        <w:gridCol w:w="1911"/>
-        <w:gridCol w:w="1126"/>
+        <w:gridCol w:w="3367"/>
+        <w:gridCol w:w="1372"/>
+        <w:gridCol w:w="805"/>
+        <w:gridCol w:w="805"/>
+        <w:gridCol w:w="1776"/>
+        <w:gridCol w:w="1230"/>
       </w:tblGrid>
       <w:tr>
         <w:trPr>
@@ -10758,7 +10753,7 @@
         </w:trPr>
         <w:tc>
           <w:tcPr>
-            <w:tcW w:w="3620" w:type="dxa"/>
+            <w:tcW w:w="3366" w:type="dxa"/>
             <w:vAlign w:val="center"/>
           </w:tcPr>
           <w:p>
@@ -10778,7 +10773,7 @@
         </w:tc>
         <w:tc>
           <w:tcPr>
-            <w:tcW w:w="1287" w:type="dxa"/>
+            <w:tcW w:w="1372" w:type="dxa"/>
             <w:vAlign w:val="center"/>
           </w:tcPr>
           <w:p>
@@ -10798,7 +10793,7 @@
         </w:tc>
         <w:tc>
           <w:tcPr>
-            <w:tcW w:w="705" w:type="dxa"/>
+            <w:tcW w:w="805" w:type="dxa"/>
             <w:vAlign w:val="center"/>
           </w:tcPr>
           <w:p>
@@ -10818,7 +10813,7 @@
         </w:tc>
         <w:tc>
           <w:tcPr>
-            <w:tcW w:w="705" w:type="dxa"/>
+            <w:tcW w:w="805" w:type="dxa"/>
             <w:vAlign w:val="center"/>
           </w:tcPr>
           <w:p>
@@ -10838,7 +10833,7 @@
         </w:tc>
         <w:tc>
           <w:tcPr>
-            <w:tcW w:w="1911" w:type="dxa"/>
+            <w:tcW w:w="1776" w:type="dxa"/>
             <w:vAlign w:val="center"/>
           </w:tcPr>
           <w:p>
@@ -10858,7 +10853,7 @@
         </w:tc>
         <w:tc>
           <w:tcPr>
-            <w:tcW w:w="1126" w:type="dxa"/>
+            <w:tcW w:w="1230" w:type="dxa"/>
             <w:vAlign w:val="center"/>
           </w:tcPr>
           <w:p>
@@ -10884,7 +10879,7 @@
         </w:trPr>
         <w:tc>
           <w:tcPr>
-            <w:tcW w:w="3620" w:type="dxa"/>
+            <w:tcW w:w="3366" w:type="dxa"/>
             <w:vAlign w:val="center"/>
           </w:tcPr>
           <w:p>
@@ -10903,7 +10898,7 @@
         </w:tc>
         <w:tc>
           <w:tcPr>
-            <w:tcW w:w="1287" w:type="dxa"/>
+            <w:tcW w:w="1372" w:type="dxa"/>
             <w:vAlign w:val="center"/>
           </w:tcPr>
           <w:p>
@@ -10922,7 +10917,7 @@
         </w:tc>
         <w:tc>
           <w:tcPr>
-            <w:tcW w:w="705" w:type="dxa"/>
+            <w:tcW w:w="805" w:type="dxa"/>
             <w:vAlign w:val="center"/>
           </w:tcPr>
           <w:p>
@@ -10941,7 +10936,7 @@
         </w:tc>
         <w:tc>
           <w:tcPr>
-            <w:tcW w:w="705" w:type="dxa"/>
+            <w:tcW w:w="805" w:type="dxa"/>
             <w:vAlign w:val="center"/>
           </w:tcPr>
           <w:p>
@@ -10960,7 +10955,7 @@
         </w:tc>
         <w:tc>
           <w:tcPr>
-            <w:tcW w:w="1911" w:type="dxa"/>
+            <w:tcW w:w="1776" w:type="dxa"/>
             <w:vAlign w:val="center"/>
           </w:tcPr>
           <w:p>
@@ -10979,7 +10974,7 @@
         </w:tc>
         <w:tc>
           <w:tcPr>
-            <w:tcW w:w="1126" w:type="dxa"/>
+            <w:tcW w:w="1230" w:type="dxa"/>
             <w:vAlign w:val="center"/>
           </w:tcPr>
           <w:p>
@@ -11004,7 +10999,7 @@
         </w:trPr>
         <w:tc>
           <w:tcPr>
-            <w:tcW w:w="3620" w:type="dxa"/>
+            <w:tcW w:w="3366" w:type="dxa"/>
             <w:vAlign w:val="center"/>
           </w:tcPr>
           <w:p>
@@ -11036,7 +11031,7 @@
         </w:tc>
         <w:tc>
           <w:tcPr>
-            <w:tcW w:w="1287" w:type="dxa"/>
+            <w:tcW w:w="1372" w:type="dxa"/>
             <w:vAlign w:val="center"/>
           </w:tcPr>
           <w:p>
@@ -11055,7 +11050,7 @@
         </w:tc>
         <w:tc>
           <w:tcPr>
-            <w:tcW w:w="705" w:type="dxa"/>
+            <w:tcW w:w="805" w:type="dxa"/>
             <w:vAlign w:val="center"/>
           </w:tcPr>
           <w:p>
@@ -11074,7 +11069,7 @@
         </w:tc>
         <w:tc>
           <w:tcPr>
-            <w:tcW w:w="705" w:type="dxa"/>
+            <w:tcW w:w="805" w:type="dxa"/>
             <w:vAlign w:val="center"/>
           </w:tcPr>
           <w:p>
@@ -11093,7 +11088,7 @@
         </w:tc>
         <w:tc>
           <w:tcPr>
-            <w:tcW w:w="1911" w:type="dxa"/>
+            <w:tcW w:w="1776" w:type="dxa"/>
             <w:vAlign w:val="center"/>
           </w:tcPr>
           <w:p>
@@ -11112,7 +11107,7 @@
         </w:tc>
         <w:tc>
           <w:tcPr>
-            <w:tcW w:w="1126" w:type="dxa"/>
+            <w:tcW w:w="1230" w:type="dxa"/>
             <w:vAlign w:val="center"/>
           </w:tcPr>
           <w:p>
@@ -11137,7 +11132,7 @@
         </w:trPr>
         <w:tc>
           <w:tcPr>
-            <w:tcW w:w="3620" w:type="dxa"/>
+            <w:tcW w:w="3366" w:type="dxa"/>
             <w:vAlign w:val="center"/>
           </w:tcPr>
           <w:p>
@@ -11156,7 +11151,7 @@
         </w:tc>
         <w:tc>
           <w:tcPr>
-            <w:tcW w:w="1287" w:type="dxa"/>
+            <w:tcW w:w="1372" w:type="dxa"/>
             <w:vAlign w:val="center"/>
           </w:tcPr>
           <w:p>
@@ -11175,7 +11170,7 @@
         </w:tc>
         <w:tc>
           <w:tcPr>
-            <w:tcW w:w="705" w:type="dxa"/>
+            <w:tcW w:w="805" w:type="dxa"/>
             <w:vAlign w:val="center"/>
           </w:tcPr>
           <w:p>
@@ -11194,7 +11189,7 @@
         </w:tc>
         <w:tc>
           <w:tcPr>
-            <w:tcW w:w="705" w:type="dxa"/>
+            <w:tcW w:w="805" w:type="dxa"/>
             <w:vAlign w:val="center"/>
           </w:tcPr>
           <w:p>
@@ -11213,7 +11208,7 @@
         </w:tc>
         <w:tc>
           <w:tcPr>
-            <w:tcW w:w="1911" w:type="dxa"/>
+            <w:tcW w:w="1776" w:type="dxa"/>
             <w:vAlign w:val="center"/>
           </w:tcPr>
           <w:p>
@@ -11232,7 +11227,7 @@
         </w:tc>
         <w:tc>
           <w:tcPr>
-            <w:tcW w:w="1126" w:type="dxa"/>
+            <w:tcW w:w="1230" w:type="dxa"/>
             <w:vAlign w:val="center"/>
           </w:tcPr>
           <w:p>
@@ -11257,7 +11252,7 @@
         </w:trPr>
         <w:tc>
           <w:tcPr>
-            <w:tcW w:w="3620" w:type="dxa"/>
+            <w:tcW w:w="3366" w:type="dxa"/>
             <w:vAlign w:val="center"/>
           </w:tcPr>
           <w:p>
@@ -11276,7 +11271,7 @@
         </w:tc>
         <w:tc>
           <w:tcPr>
-            <w:tcW w:w="1287" w:type="dxa"/>
+            <w:tcW w:w="1372" w:type="dxa"/>
             <w:vAlign w:val="center"/>
           </w:tcPr>
           <w:p>
@@ -11295,7 +11290,7 @@
         </w:tc>
         <w:tc>
           <w:tcPr>
-            <w:tcW w:w="705" w:type="dxa"/>
+            <w:tcW w:w="805" w:type="dxa"/>
             <w:vAlign w:val="center"/>
           </w:tcPr>
           <w:p>
@@ -11314,7 +11309,7 @@
         </w:tc>
         <w:tc>
           <w:tcPr>
-            <w:tcW w:w="705" w:type="dxa"/>
+            <w:tcW w:w="805" w:type="dxa"/>
             <w:vAlign w:val="center"/>
           </w:tcPr>
           <w:p>
@@ -11333,7 +11328,7 @@
         </w:tc>
         <w:tc>
           <w:tcPr>
-            <w:tcW w:w="1911" w:type="dxa"/>
+            <w:tcW w:w="1776" w:type="dxa"/>
             <w:vAlign w:val="center"/>
           </w:tcPr>
           <w:p>
@@ -11352,7 +11347,7 @@
         </w:tc>
         <w:tc>
           <w:tcPr>
-            <w:tcW w:w="1126" w:type="dxa"/>
+            <w:tcW w:w="1230" w:type="dxa"/>
             <w:vAlign w:val="center"/>
           </w:tcPr>
           <w:p>
@@ -11377,7 +11372,7 @@
         </w:trPr>
         <w:tc>
           <w:tcPr>
-            <w:tcW w:w="3620" w:type="dxa"/>
+            <w:tcW w:w="3366" w:type="dxa"/>
             <w:vAlign w:val="center"/>
           </w:tcPr>
           <w:p>
@@ -11396,7 +11391,7 @@
         </w:tc>
         <w:tc>
           <w:tcPr>
-            <w:tcW w:w="1287" w:type="dxa"/>
+            <w:tcW w:w="1372" w:type="dxa"/>
             <w:vAlign w:val="center"/>
           </w:tcPr>
           <w:p>
@@ -11415,7 +11410,7 @@
         </w:tc>
         <w:tc>
           <w:tcPr>
-            <w:tcW w:w="705" w:type="dxa"/>
+            <w:tcW w:w="805" w:type="dxa"/>
             <w:vAlign w:val="center"/>
           </w:tcPr>
           <w:p>
@@ -11434,7 +11429,7 @@
         </w:tc>
         <w:tc>
           <w:tcPr>
-            <w:tcW w:w="705" w:type="dxa"/>
+            <w:tcW w:w="805" w:type="dxa"/>
             <w:vAlign w:val="center"/>
           </w:tcPr>
           <w:p>
@@ -11453,7 +11448,7 @@
         </w:tc>
         <w:tc>
           <w:tcPr>
-            <w:tcW w:w="1911" w:type="dxa"/>
+            <w:tcW w:w="1776" w:type="dxa"/>
             <w:vAlign w:val="center"/>
           </w:tcPr>
           <w:p>
@@ -11472,7 +11467,7 @@
         </w:tc>
         <w:tc>
           <w:tcPr>
-            <w:tcW w:w="1126" w:type="dxa"/>
+            <w:tcW w:w="1230" w:type="dxa"/>
             <w:vAlign w:val="center"/>
           </w:tcPr>
           <w:p>
@@ -11497,7 +11492,7 @@
         </w:trPr>
         <w:tc>
           <w:tcPr>
-            <w:tcW w:w="3620" w:type="dxa"/>
+            <w:tcW w:w="3366" w:type="dxa"/>
             <w:vAlign w:val="center"/>
           </w:tcPr>
           <w:p>
@@ -11516,7 +11511,7 @@
         </w:tc>
         <w:tc>
           <w:tcPr>
-            <w:tcW w:w="1287" w:type="dxa"/>
+            <w:tcW w:w="1372" w:type="dxa"/>
             <w:vAlign w:val="center"/>
           </w:tcPr>
           <w:p>
@@ -11535,7 +11530,7 @@
         </w:tc>
         <w:tc>
           <w:tcPr>
-            <w:tcW w:w="705" w:type="dxa"/>
+            <w:tcW w:w="805" w:type="dxa"/>
             <w:vAlign w:val="center"/>
           </w:tcPr>
           <w:p>
@@ -11554,7 +11549,7 @@
         </w:tc>
         <w:tc>
           <w:tcPr>
-            <w:tcW w:w="705" w:type="dxa"/>
+            <w:tcW w:w="805" w:type="dxa"/>
             <w:vAlign w:val="center"/>
           </w:tcPr>
           <w:p>
@@ -11573,7 +11568,7 @@
         </w:tc>
         <w:tc>
           <w:tcPr>
-            <w:tcW w:w="1911" w:type="dxa"/>
+            <w:tcW w:w="1776" w:type="dxa"/>
             <w:vAlign w:val="center"/>
           </w:tcPr>
           <w:p>
@@ -11592,7 +11587,7 @@
         </w:tc>
         <w:tc>
           <w:tcPr>
-            <w:tcW w:w="1126" w:type="dxa"/>
+            <w:tcW w:w="1230" w:type="dxa"/>
             <w:vAlign w:val="center"/>
           </w:tcPr>
           <w:p>
@@ -11617,7 +11612,7 @@
         </w:trPr>
         <w:tc>
           <w:tcPr>
-            <w:tcW w:w="3620" w:type="dxa"/>
+            <w:tcW w:w="3366" w:type="dxa"/>
             <w:vAlign w:val="center"/>
           </w:tcPr>
           <w:p>
@@ -11636,7 +11631,7 @@
         </w:tc>
         <w:tc>
           <w:tcPr>
-            <w:tcW w:w="1287" w:type="dxa"/>
+            <w:tcW w:w="1372" w:type="dxa"/>
             <w:vAlign w:val="center"/>
           </w:tcPr>
           <w:p>
@@ -11655,7 +11650,7 @@
         </w:tc>
         <w:tc>
           <w:tcPr>
-            <w:tcW w:w="705" w:type="dxa"/>
+            <w:tcW w:w="805" w:type="dxa"/>
             <w:vAlign w:val="center"/>
           </w:tcPr>
           <w:p>
@@ -11674,7 +11669,7 @@
         </w:tc>
         <w:tc>
           <w:tcPr>
-            <w:tcW w:w="705" w:type="dxa"/>
+            <w:tcW w:w="805" w:type="dxa"/>
             <w:vAlign w:val="center"/>
           </w:tcPr>
           <w:p>
@@ -11693,7 +11688,7 @@
         </w:tc>
         <w:tc>
           <w:tcPr>
-            <w:tcW w:w="1911" w:type="dxa"/>
+            <w:tcW w:w="1776" w:type="dxa"/>
             <w:vAlign w:val="center"/>
           </w:tcPr>
           <w:p>
@@ -11712,7 +11707,7 @@
         </w:tc>
         <w:tc>
           <w:tcPr>
-            <w:tcW w:w="1126" w:type="dxa"/>
+            <w:tcW w:w="1230" w:type="dxa"/>
             <w:vAlign w:val="center"/>
           </w:tcPr>
           <w:p>
@@ -11737,7 +11732,7 @@
         </w:trPr>
         <w:tc>
           <w:tcPr>
-            <w:tcW w:w="3620" w:type="dxa"/>
+            <w:tcW w:w="3366" w:type="dxa"/>
             <w:vAlign w:val="center"/>
           </w:tcPr>
           <w:p>
@@ -11756,7 +11751,7 @@
         </w:tc>
         <w:tc>
           <w:tcPr>
-            <w:tcW w:w="1287" w:type="dxa"/>
+            <w:tcW w:w="1372" w:type="dxa"/>
             <w:vAlign w:val="center"/>
           </w:tcPr>
           <w:p>
@@ -11775,7 +11770,7 @@
         </w:tc>
         <w:tc>
           <w:tcPr>
-            <w:tcW w:w="705" w:type="dxa"/>
+            <w:tcW w:w="805" w:type="dxa"/>
             <w:vAlign w:val="center"/>
           </w:tcPr>
           <w:p>
@@ -11794,7 +11789,7 @@
         </w:tc>
         <w:tc>
           <w:tcPr>
-            <w:tcW w:w="705" w:type="dxa"/>
+            <w:tcW w:w="805" w:type="dxa"/>
             <w:vAlign w:val="center"/>
           </w:tcPr>
           <w:p>
@@ -11813,7 +11808,7 @@
         </w:tc>
         <w:tc>
           <w:tcPr>
-            <w:tcW w:w="1911" w:type="dxa"/>
+            <w:tcW w:w="1776" w:type="dxa"/>
             <w:vAlign w:val="center"/>
           </w:tcPr>
           <w:p>
@@ -11832,7 +11827,7 @@
         </w:tc>
         <w:tc>
           <w:tcPr>
-            <w:tcW w:w="1126" w:type="dxa"/>
+            <w:tcW w:w="1230" w:type="dxa"/>
             <w:vAlign w:val="center"/>
           </w:tcPr>
           <w:p>
@@ -11857,7 +11852,7 @@
         </w:trPr>
         <w:tc>
           <w:tcPr>
-            <w:tcW w:w="3620" w:type="dxa"/>
+            <w:tcW w:w="3366" w:type="dxa"/>
             <w:vAlign w:val="center"/>
           </w:tcPr>
           <w:p>
@@ -11876,7 +11871,7 @@
         </w:tc>
         <w:tc>
           <w:tcPr>
-            <w:tcW w:w="1287" w:type="dxa"/>
+            <w:tcW w:w="1372" w:type="dxa"/>
             <w:vAlign w:val="center"/>
           </w:tcPr>
           <w:p>
@@ -11895,7 +11890,7 @@
         </w:tc>
         <w:tc>
           <w:tcPr>
-            <w:tcW w:w="705" w:type="dxa"/>
+            <w:tcW w:w="805" w:type="dxa"/>
             <w:vAlign w:val="center"/>
           </w:tcPr>
           <w:p>
@@ -11914,7 +11909,7 @@
         </w:tc>
         <w:tc>
           <w:tcPr>
-            <w:tcW w:w="705" w:type="dxa"/>
+            <w:tcW w:w="805" w:type="dxa"/>
             <w:vAlign w:val="center"/>
           </w:tcPr>
           <w:p>
@@ -11933,7 +11928,7 @@
         </w:tc>
         <w:tc>
           <w:tcPr>
-            <w:tcW w:w="1911" w:type="dxa"/>
+            <w:tcW w:w="1776" w:type="dxa"/>
             <w:vAlign w:val="center"/>
           </w:tcPr>
           <w:p>
@@ -11952,7 +11947,7 @@
         </w:tc>
         <w:tc>
           <w:tcPr>
-            <w:tcW w:w="1126" w:type="dxa"/>
+            <w:tcW w:w="1230" w:type="dxa"/>
             <w:vAlign w:val="center"/>
           </w:tcPr>
           <w:p>
@@ -11982,14 +11977,7 @@
         <w:rPr>
           <w:sz w:val="28"/>
         </w:rPr>
-        <w:t xml:space="preserve">Нормированный индекс барьеров входа равен 3,15 из 5, это средние барьеры (2,5-4,0): технологический барьер и угроза заменителей высокие (5), </w:t>
-      </w:r>
-      <w:r>
-        <w:rPr>
-          <w:sz w:val="28"/>
-        </w:rPr>
-        <w:lastRenderedPageBreak/>
-        <w:t>остальные факторы средние, платное давление низкое. Сумма весов в шаблоне равна 1,04, поэтому итог нормирован делен</w:t>
+        <w:t>Нормированный индекс барьеров входа равен 3,15 из 5, это средние барьеры (2,5-4,0): технологический барьер и угроза заменителей высокие (5), остальные факторы средние, платное давление низкое. Сумма весов в шаблоне равна 1,04, поэтому итог нормирован делен</w:t>
       </w:r>
       <w:r>
         <w:rPr>
@@ -12025,7 +12013,7 @@
           <w:sz w:val="28"/>
         </w:rPr>
         <w:drawing>
-          <wp:inline distT="0" distB="0" distL="0" distR="0" wp14:anchorId="78415F81" wp14:editId="7EF9BF30">
+          <wp:inline distT="0" distB="0" distL="0" distR="0" wp14:anchorId="6990D584" wp14:editId="745C11ED">
             <wp:extent cx="5334000" cy="2732048"/>
             <wp:effectExtent l="0" t="0" r="0" b="0"/>
             <wp:docPr id="19" name="Picture"/>
@@ -12156,6 +12144,7 @@
         <w:rPr>
           <w:sz w:val="28"/>
         </w:rPr>
+        <w:lastRenderedPageBreak/>
         <w:t>Таблица 7 – Индекс конкурентного давления по шкале методики (8 критериев)</w:t>
       </w:r>
     </w:p>
@@ -12906,7 +12895,6 @@
         <w:rPr>
           <w:sz w:val="28"/>
         </w:rPr>
-        <w:lastRenderedPageBreak/>
         <w:t>Среднее по восьми критериям равно 3,00, что по шкале методики соответствует умеренному уровню конкуренции (2,1-3,0):</w:t>
       </w:r>
       <w:r>
@@ -13567,6 +13555,7 @@
               <w:rPr>
                 <w:sz w:val="24"/>
               </w:rPr>
+              <w:lastRenderedPageBreak/>
               <w:t>Готовность снижать цены</w:t>
             </w:r>
           </w:p>
@@ -13785,7 +13774,7 @@
         <w:ind w:firstLine="709"/>
       </w:pPr>
       <w:bookmarkStart w:id="10" w:name="_32eb1a546c0e629ee5199cbd921989386414cef"/>
-      <w:bookmarkStart w:id="11" w:name="_Toc242032993"/>
+      <w:bookmarkStart w:id="11" w:name="_Toc242034854"/>
       <w:bookmarkEnd w:id="8"/>
       <w:r>
         <w:rPr>
@@ -13853,7 +13842,6 @@
         <w:rPr>
           <w:sz w:val="28"/>
         </w:rPr>
-        <w:lastRenderedPageBreak/>
         <w:t>В таблице 9 представлено: оценка силы покупателей по параметрам шаблона Портера.</w:t>
       </w:r>
     </w:p>
@@ -14304,13 +14292,14 @@
         <w:ind w:firstLine="709"/>
       </w:pPr>
       <w:bookmarkStart w:id="12" w:name="_56392ae30d217601ca6b22348c46ed1cd30bda9"/>
-      <w:bookmarkStart w:id="13" w:name="_Toc242032994"/>
+      <w:bookmarkStart w:id="13" w:name="_Toc242034855"/>
       <w:bookmarkEnd w:id="10"/>
       <w:r>
         <w:rPr>
           <w:b/>
           <w:sz w:val="28"/>
         </w:rPr>
+        <w:lastRenderedPageBreak/>
         <w:t>2.5 Сила 4. Сила поставщиков</w:t>
       </w:r>
       <w:bookmarkEnd w:id="13"/>
@@ -14871,14 +14860,7 @@
         <w:rPr>
           <w:sz w:val="28"/>
         </w:rPr>
-        <w:t xml:space="preserve">Сумма баллов равна 6 из 8 - средний уровень (5-6 баллов). Вывод: сила поставщиков средняя, главный риск связан не с ценой моделей, а с </w:t>
-      </w:r>
-      <w:r>
-        <w:rPr>
-          <w:sz w:val="28"/>
-        </w:rPr>
-        <w:lastRenderedPageBreak/>
-        <w:t xml:space="preserve">зависимостью от правил и видимости в </w:t>
+        <w:t xml:space="preserve">Сумма баллов равна 6 из 8 - средний уровень (5-6 баллов). Вывод: сила поставщиков средняя, главный риск связан не с ценой моделей, а с зависимостью от правил и видимости в </w:t>
       </w:r>
       <w:r>
         <w:rPr>
@@ -14920,7 +14902,7 @@
         <w:ind w:firstLine="709"/>
       </w:pPr>
       <w:bookmarkStart w:id="14" w:name="_81d55da623d41512ef63f4dc47f176415032501"/>
-      <w:bookmarkStart w:id="15" w:name="_Toc242032995"/>
+      <w:bookmarkStart w:id="15" w:name="_Toc242034856"/>
       <w:bookmarkEnd w:id="12"/>
       <w:r>
         <w:rPr>
@@ -15179,6 +15161,7 @@
               <w:rPr>
                 <w:sz w:val="24"/>
               </w:rPr>
+              <w:lastRenderedPageBreak/>
               <w:t>Заменители «цена-качество»</w:t>
             </w:r>
           </w:p>
@@ -15341,7 +15324,7 @@
         <w:ind w:firstLine="709"/>
       </w:pPr>
       <w:bookmarkStart w:id="16" w:name="_c864891c2a63545415c693c4f70871cf567029c"/>
-      <w:bookmarkStart w:id="17" w:name="_Toc242032996"/>
+      <w:bookmarkStart w:id="17" w:name="_Toc242034857"/>
       <w:bookmarkEnd w:id="14"/>
       <w:r>
         <w:rPr>
@@ -15806,7 +15789,6 @@
               <w:rPr>
                 <w:sz w:val="24"/>
               </w:rPr>
-              <w:lastRenderedPageBreak/>
               <w:t>Издержки переключения</w:t>
             </w:r>
           </w:p>
@@ -15993,7 +15975,7 @@
         <w:ind w:firstLine="709"/>
       </w:pPr>
       <w:bookmarkStart w:id="18" w:name="_ef6f952c7e24326ac23355a768c8b715ec8fce8"/>
-      <w:bookmarkStart w:id="19" w:name="_Toc242032997"/>
+      <w:bookmarkStart w:id="19" w:name="_Toc242034858"/>
       <w:bookmarkEnd w:id="16"/>
       <w:r>
         <w:rPr>
@@ -16015,7 +15997,14 @@
         <w:rPr>
           <w:sz w:val="28"/>
         </w:rPr>
-        <w:t xml:space="preserve">Баллы шаблона Портера (сумма по параметрам) приведены к единой шкале 1-5 линейной нормировкой по диапазону возможных сумм (минимум и максимум каждой силы); это </w:t>
+        <w:t xml:space="preserve">Баллы шаблона Портера (сумма по параметрам) приведены к единой шкале 1-5 линейной нормировкой по диапазону возможных сумм (минимум </w:t>
+      </w:r>
+      <w:r>
+        <w:rPr>
+          <w:sz w:val="28"/>
+        </w:rPr>
+        <w:lastRenderedPageBreak/>
+        <w:t xml:space="preserve">и максимум каждой силы); это </w:t>
       </w:r>
       <w:r>
         <w:rPr>
@@ -16757,7 +16746,6 @@
         <w:rPr>
           <w:sz w:val="28"/>
         </w:rPr>
-        <w:lastRenderedPageBreak/>
         <w:t>Таблица 14 – Матрица оценок и доказательств по силам Портера (шкала методики 0-3)</w:t>
       </w:r>
     </w:p>
@@ -16778,11 +16766,11 @@
         <w:tblLook w:val="0020" w:firstRow="1" w:lastRow="0" w:firstColumn="0" w:lastColumn="0" w:noHBand="0" w:noVBand="0"/>
       </w:tblPr>
       <w:tblGrid>
-        <w:gridCol w:w="1543"/>
-        <w:gridCol w:w="913"/>
-        <w:gridCol w:w="2661"/>
-        <w:gridCol w:w="1981"/>
-        <w:gridCol w:w="2257"/>
+        <w:gridCol w:w="1768"/>
+        <w:gridCol w:w="1070"/>
+        <w:gridCol w:w="2514"/>
+        <w:gridCol w:w="1871"/>
+        <w:gridCol w:w="2132"/>
       </w:tblGrid>
       <w:tr>
         <w:trPr>
@@ -16793,7 +16781,7 @@
         </w:trPr>
         <w:tc>
           <w:tcPr>
-            <w:tcW w:w="1543" w:type="dxa"/>
+            <w:tcW w:w="1767" w:type="dxa"/>
             <w:vAlign w:val="center"/>
           </w:tcPr>
           <w:p>
@@ -16813,7 +16801,7 @@
         </w:tc>
         <w:tc>
           <w:tcPr>
-            <w:tcW w:w="913" w:type="dxa"/>
+            <w:tcW w:w="1070" w:type="dxa"/>
             <w:vAlign w:val="center"/>
           </w:tcPr>
           <w:p>
@@ -16833,7 +16821,7 @@
         </w:tc>
         <w:tc>
           <w:tcPr>
-            <w:tcW w:w="2661" w:type="dxa"/>
+            <w:tcW w:w="2514" w:type="dxa"/>
             <w:vAlign w:val="center"/>
           </w:tcPr>
           <w:p>
@@ -16853,7 +16841,7 @@
         </w:tc>
         <w:tc>
           <w:tcPr>
-            <w:tcW w:w="1981" w:type="dxa"/>
+            <w:tcW w:w="1871" w:type="dxa"/>
             <w:vAlign w:val="center"/>
           </w:tcPr>
           <w:p>
@@ -16873,7 +16861,7 @@
         </w:tc>
         <w:tc>
           <w:tcPr>
-            <w:tcW w:w="2257" w:type="dxa"/>
+            <w:tcW w:w="2132" w:type="dxa"/>
             <w:vAlign w:val="center"/>
           </w:tcPr>
           <w:p>
@@ -16899,7 +16887,7 @@
         </w:trPr>
         <w:tc>
           <w:tcPr>
-            <w:tcW w:w="1543" w:type="dxa"/>
+            <w:tcW w:w="1767" w:type="dxa"/>
             <w:vAlign w:val="center"/>
           </w:tcPr>
           <w:p>
@@ -16918,7 +16906,7 @@
         </w:tc>
         <w:tc>
           <w:tcPr>
-            <w:tcW w:w="913" w:type="dxa"/>
+            <w:tcW w:w="1070" w:type="dxa"/>
             <w:vAlign w:val="center"/>
           </w:tcPr>
           <w:p>
@@ -16937,7 +16925,7 @@
         </w:tc>
         <w:tc>
           <w:tcPr>
-            <w:tcW w:w="2661" w:type="dxa"/>
+            <w:tcW w:w="2514" w:type="dxa"/>
             <w:vAlign w:val="center"/>
           </w:tcPr>
           <w:p>
@@ -16976,7 +16964,7 @@
         </w:tc>
         <w:tc>
           <w:tcPr>
-            <w:tcW w:w="1981" w:type="dxa"/>
+            <w:tcW w:w="1871" w:type="dxa"/>
             <w:vAlign w:val="center"/>
           </w:tcPr>
           <w:p>
@@ -17015,7 +17003,7 @@
         </w:tc>
         <w:tc>
           <w:tcPr>
-            <w:tcW w:w="2257" w:type="dxa"/>
+            <w:tcW w:w="2132" w:type="dxa"/>
             <w:vAlign w:val="center"/>
           </w:tcPr>
           <w:p>
@@ -17040,7 +17028,7 @@
         </w:trPr>
         <w:tc>
           <w:tcPr>
-            <w:tcW w:w="1543" w:type="dxa"/>
+            <w:tcW w:w="1767" w:type="dxa"/>
             <w:vAlign w:val="center"/>
           </w:tcPr>
           <w:p>
@@ -17059,7 +17047,7 @@
         </w:tc>
         <w:tc>
           <w:tcPr>
-            <w:tcW w:w="913" w:type="dxa"/>
+            <w:tcW w:w="1070" w:type="dxa"/>
             <w:vAlign w:val="center"/>
           </w:tcPr>
           <w:p>
@@ -17078,7 +17066,7 @@
         </w:tc>
         <w:tc>
           <w:tcPr>
-            <w:tcW w:w="2661" w:type="dxa"/>
+            <w:tcW w:w="2514" w:type="dxa"/>
             <w:vAlign w:val="center"/>
           </w:tcPr>
           <w:p>
@@ -17116,7 +17104,7 @@
         </w:tc>
         <w:tc>
           <w:tcPr>
-            <w:tcW w:w="1981" w:type="dxa"/>
+            <w:tcW w:w="1871" w:type="dxa"/>
             <w:vAlign w:val="center"/>
           </w:tcPr>
           <w:p>
@@ -17168,7 +17156,7 @@
         </w:tc>
         <w:tc>
           <w:tcPr>
-            <w:tcW w:w="2257" w:type="dxa"/>
+            <w:tcW w:w="2132" w:type="dxa"/>
             <w:vAlign w:val="center"/>
           </w:tcPr>
           <w:p>
@@ -17219,26 +17207,27 @@
         </w:trPr>
         <w:tc>
           <w:tcPr>
-            <w:tcW w:w="1543" w:type="dxa"/>
-            <w:vAlign w:val="center"/>
-          </w:tcPr>
-          <w:p>
-            <w:pPr>
-              <w:pStyle w:val="Compact"/>
-              <w:spacing w:before="0" w:after="0" w:line="280" w:lineRule="exact"/>
-              <w:jc w:val="center"/>
-            </w:pPr>
-            <w:r>
-              <w:rPr>
-                <w:sz w:val="24"/>
-              </w:rPr>
+            <w:tcW w:w="1767" w:type="dxa"/>
+            <w:vAlign w:val="center"/>
+          </w:tcPr>
+          <w:p>
+            <w:pPr>
+              <w:pStyle w:val="Compact"/>
+              <w:spacing w:before="0" w:after="0" w:line="280" w:lineRule="exact"/>
+              <w:jc w:val="center"/>
+            </w:pPr>
+            <w:r>
+              <w:rPr>
+                <w:sz w:val="24"/>
+              </w:rPr>
+              <w:lastRenderedPageBreak/>
               <w:t>Сила покупателей</w:t>
             </w:r>
           </w:p>
         </w:tc>
         <w:tc>
           <w:tcPr>
-            <w:tcW w:w="913" w:type="dxa"/>
+            <w:tcW w:w="1070" w:type="dxa"/>
             <w:vAlign w:val="center"/>
           </w:tcPr>
           <w:p>
@@ -17257,7 +17246,7 @@
         </w:tc>
         <w:tc>
           <w:tcPr>
-            <w:tcW w:w="2661" w:type="dxa"/>
+            <w:tcW w:w="2514" w:type="dxa"/>
             <w:vAlign w:val="center"/>
           </w:tcPr>
           <w:p>
@@ -17308,7 +17297,7 @@
         </w:tc>
         <w:tc>
           <w:tcPr>
-            <w:tcW w:w="1981" w:type="dxa"/>
+            <w:tcW w:w="1871" w:type="dxa"/>
             <w:vAlign w:val="center"/>
           </w:tcPr>
           <w:p>
@@ -17347,7 +17336,7 @@
         </w:tc>
         <w:tc>
           <w:tcPr>
-            <w:tcW w:w="2257" w:type="dxa"/>
+            <w:tcW w:w="2132" w:type="dxa"/>
             <w:vAlign w:val="center"/>
           </w:tcPr>
           <w:p>
@@ -17372,7 +17361,7 @@
         </w:trPr>
         <w:tc>
           <w:tcPr>
-            <w:tcW w:w="1543" w:type="dxa"/>
+            <w:tcW w:w="1767" w:type="dxa"/>
             <w:vAlign w:val="center"/>
           </w:tcPr>
           <w:p>
@@ -17391,7 +17380,7 @@
         </w:tc>
         <w:tc>
           <w:tcPr>
-            <w:tcW w:w="913" w:type="dxa"/>
+            <w:tcW w:w="1070" w:type="dxa"/>
             <w:vAlign w:val="center"/>
           </w:tcPr>
           <w:p>
@@ -17410,7 +17399,7 @@
         </w:tc>
         <w:tc>
           <w:tcPr>
-            <w:tcW w:w="2661" w:type="dxa"/>
+            <w:tcW w:w="2514" w:type="dxa"/>
             <w:vAlign w:val="center"/>
           </w:tcPr>
           <w:p>
@@ -17481,7 +17470,7 @@
         </w:tc>
         <w:tc>
           <w:tcPr>
-            <w:tcW w:w="1981" w:type="dxa"/>
+            <w:tcW w:w="1871" w:type="dxa"/>
             <w:vAlign w:val="center"/>
           </w:tcPr>
           <w:p>
@@ -17519,7 +17508,7 @@
         </w:tc>
         <w:tc>
           <w:tcPr>
-            <w:tcW w:w="2257" w:type="dxa"/>
+            <w:tcW w:w="2132" w:type="dxa"/>
             <w:vAlign w:val="center"/>
           </w:tcPr>
           <w:p>
@@ -17544,7 +17533,7 @@
         </w:trPr>
         <w:tc>
           <w:tcPr>
-            <w:tcW w:w="1543" w:type="dxa"/>
+            <w:tcW w:w="1767" w:type="dxa"/>
             <w:vAlign w:val="center"/>
           </w:tcPr>
           <w:p>
@@ -17563,7 +17552,7 @@
         </w:tc>
         <w:tc>
           <w:tcPr>
-            <w:tcW w:w="913" w:type="dxa"/>
+            <w:tcW w:w="1070" w:type="dxa"/>
             <w:vAlign w:val="center"/>
           </w:tcPr>
           <w:p>
@@ -17582,7 +17571,7 @@
         </w:tc>
         <w:tc>
           <w:tcPr>
-            <w:tcW w:w="2661" w:type="dxa"/>
+            <w:tcW w:w="2514" w:type="dxa"/>
             <w:vAlign w:val="center"/>
           </w:tcPr>
           <w:p>
@@ -17634,7 +17623,7 @@
         </w:tc>
         <w:tc>
           <w:tcPr>
-            <w:tcW w:w="1981" w:type="dxa"/>
+            <w:tcW w:w="1871" w:type="dxa"/>
             <w:vAlign w:val="center"/>
           </w:tcPr>
           <w:p>
@@ -17660,7 +17649,7 @@
         </w:tc>
         <w:tc>
           <w:tcPr>
-            <w:tcW w:w="2257" w:type="dxa"/>
+            <w:tcW w:w="2132" w:type="dxa"/>
             <w:vAlign w:val="center"/>
           </w:tcPr>
           <w:p>
@@ -17749,14 +17738,14 @@
         <w:tblLook w:val="0020" w:firstRow="1" w:lastRow="0" w:firstColumn="0" w:lastColumn="0" w:noHBand="0" w:noVBand="0"/>
       </w:tblPr>
       <w:tblGrid>
-        <w:gridCol w:w="1023"/>
-        <w:gridCol w:w="1114"/>
-        <w:gridCol w:w="1440"/>
-        <w:gridCol w:w="1231"/>
-        <w:gridCol w:w="1114"/>
-        <w:gridCol w:w="1205"/>
-        <w:gridCol w:w="1114"/>
-        <w:gridCol w:w="1114"/>
+        <w:gridCol w:w="695"/>
+        <w:gridCol w:w="781"/>
+        <w:gridCol w:w="1484"/>
+        <w:gridCol w:w="1849"/>
+        <w:gridCol w:w="929"/>
+        <w:gridCol w:w="1183"/>
+        <w:gridCol w:w="1337"/>
+        <w:gridCol w:w="1097"/>
       </w:tblGrid>
       <w:tr>
         <w:trPr>
@@ -17767,7 +17756,7 @@
         </w:trPr>
         <w:tc>
           <w:tcPr>
-            <w:tcW w:w="1023" w:type="dxa"/>
+            <w:tcW w:w="694" w:type="dxa"/>
             <w:vAlign w:val="center"/>
           </w:tcPr>
           <w:p>
@@ -17787,7 +17776,7 @@
         </w:tc>
         <w:tc>
           <w:tcPr>
-            <w:tcW w:w="1114" w:type="dxa"/>
+            <w:tcW w:w="781" w:type="dxa"/>
             <w:vAlign w:val="center"/>
           </w:tcPr>
           <w:p>
@@ -17807,7 +17796,7 @@
         </w:tc>
         <w:tc>
           <w:tcPr>
-            <w:tcW w:w="1440" w:type="dxa"/>
+            <w:tcW w:w="1484" w:type="dxa"/>
             <w:vAlign w:val="center"/>
           </w:tcPr>
           <w:p>
@@ -17827,7 +17816,7 @@
         </w:tc>
         <w:tc>
           <w:tcPr>
-            <w:tcW w:w="1231" w:type="dxa"/>
+            <w:tcW w:w="1849" w:type="dxa"/>
             <w:vAlign w:val="center"/>
           </w:tcPr>
           <w:p>
@@ -17847,7 +17836,7 @@
         </w:tc>
         <w:tc>
           <w:tcPr>
-            <w:tcW w:w="1114" w:type="dxa"/>
+            <w:tcW w:w="929" w:type="dxa"/>
             <w:vAlign w:val="center"/>
           </w:tcPr>
           <w:p>
@@ -17867,7 +17856,7 @@
         </w:tc>
         <w:tc>
           <w:tcPr>
-            <w:tcW w:w="1205" w:type="dxa"/>
+            <w:tcW w:w="1183" w:type="dxa"/>
             <w:vAlign w:val="center"/>
           </w:tcPr>
           <w:p>
@@ -17887,7 +17876,7 @@
         </w:tc>
         <w:tc>
           <w:tcPr>
-            <w:tcW w:w="1114" w:type="dxa"/>
+            <w:tcW w:w="1337" w:type="dxa"/>
             <w:vAlign w:val="center"/>
           </w:tcPr>
           <w:p>
@@ -17907,7 +17896,7 @@
         </w:tc>
         <w:tc>
           <w:tcPr>
-            <w:tcW w:w="1114" w:type="dxa"/>
+            <w:tcW w:w="1097" w:type="dxa"/>
             <w:vAlign w:val="center"/>
           </w:tcPr>
           <w:p>
@@ -17933,7 +17922,7 @@
         </w:trPr>
         <w:tc>
           <w:tcPr>
-            <w:tcW w:w="1023" w:type="dxa"/>
+            <w:tcW w:w="694" w:type="dxa"/>
             <w:vAlign w:val="center"/>
           </w:tcPr>
           <w:p>
@@ -17952,7 +17941,7 @@
         </w:tc>
         <w:tc>
           <w:tcPr>
-            <w:tcW w:w="1114" w:type="dxa"/>
+            <w:tcW w:w="781" w:type="dxa"/>
             <w:vAlign w:val="center"/>
           </w:tcPr>
           <w:p>
@@ -17971,7 +17960,7 @@
         </w:tc>
         <w:tc>
           <w:tcPr>
-            <w:tcW w:w="1440" w:type="dxa"/>
+            <w:tcW w:w="1484" w:type="dxa"/>
             <w:vAlign w:val="center"/>
           </w:tcPr>
           <w:p>
@@ -17990,7 +17979,7 @@
         </w:tc>
         <w:tc>
           <w:tcPr>
-            <w:tcW w:w="1231" w:type="dxa"/>
+            <w:tcW w:w="1849" w:type="dxa"/>
             <w:vAlign w:val="center"/>
           </w:tcPr>
           <w:p>
@@ -18023,7 +18012,7 @@
         </w:tc>
         <w:tc>
           <w:tcPr>
-            <w:tcW w:w="1114" w:type="dxa"/>
+            <w:tcW w:w="929" w:type="dxa"/>
             <w:vAlign w:val="center"/>
           </w:tcPr>
           <w:p>
@@ -18042,7 +18031,7 @@
         </w:tc>
         <w:tc>
           <w:tcPr>
-            <w:tcW w:w="1205" w:type="dxa"/>
+            <w:tcW w:w="1183" w:type="dxa"/>
             <w:vAlign w:val="center"/>
           </w:tcPr>
           <w:p>
@@ -18061,7 +18050,7 @@
         </w:tc>
         <w:tc>
           <w:tcPr>
-            <w:tcW w:w="1114" w:type="dxa"/>
+            <w:tcW w:w="1337" w:type="dxa"/>
             <w:vAlign w:val="center"/>
           </w:tcPr>
           <w:p>
@@ -18100,7 +18089,7 @@
         </w:tc>
         <w:tc>
           <w:tcPr>
-            <w:tcW w:w="1114" w:type="dxa"/>
+            <w:tcW w:w="1097" w:type="dxa"/>
             <w:vAlign w:val="center"/>
           </w:tcPr>
           <w:p>
@@ -18125,27 +18114,26 @@
         </w:trPr>
         <w:tc>
           <w:tcPr>
-            <w:tcW w:w="1023" w:type="dxa"/>
-            <w:vAlign w:val="center"/>
-          </w:tcPr>
-          <w:p>
-            <w:pPr>
-              <w:pStyle w:val="Compact"/>
-              <w:spacing w:before="0" w:after="0" w:line="280" w:lineRule="exact"/>
-              <w:jc w:val="center"/>
-            </w:pPr>
-            <w:r>
-              <w:rPr>
-                <w:sz w:val="24"/>
-              </w:rPr>
-              <w:lastRenderedPageBreak/>
+            <w:tcW w:w="694" w:type="dxa"/>
+            <w:vAlign w:val="center"/>
+          </w:tcPr>
+          <w:p>
+            <w:pPr>
+              <w:pStyle w:val="Compact"/>
+              <w:spacing w:before="0" w:after="0" w:line="280" w:lineRule="exact"/>
+              <w:jc w:val="center"/>
+            </w:pPr>
+            <w:r>
+              <w:rPr>
+                <w:sz w:val="24"/>
+              </w:rPr>
               <w:t>03.10.2026</w:t>
             </w:r>
           </w:p>
         </w:tc>
         <w:tc>
           <w:tcPr>
-            <w:tcW w:w="1114" w:type="dxa"/>
+            <w:tcW w:w="781" w:type="dxa"/>
             <w:vAlign w:val="center"/>
           </w:tcPr>
           <w:p>
@@ -18164,7 +18152,7 @@
         </w:tc>
         <w:tc>
           <w:tcPr>
-            <w:tcW w:w="1440" w:type="dxa"/>
+            <w:tcW w:w="1484" w:type="dxa"/>
             <w:vAlign w:val="center"/>
           </w:tcPr>
           <w:p>
@@ -18183,7 +18171,7 @@
         </w:tc>
         <w:tc>
           <w:tcPr>
-            <w:tcW w:w="1231" w:type="dxa"/>
+            <w:tcW w:w="1849" w:type="dxa"/>
             <w:vAlign w:val="center"/>
           </w:tcPr>
           <w:p>
@@ -18229,7 +18217,7 @@
         </w:tc>
         <w:tc>
           <w:tcPr>
-            <w:tcW w:w="1114" w:type="dxa"/>
+            <w:tcW w:w="929" w:type="dxa"/>
             <w:vAlign w:val="center"/>
           </w:tcPr>
           <w:p>
@@ -18248,7 +18236,7 @@
         </w:tc>
         <w:tc>
           <w:tcPr>
-            <w:tcW w:w="1205" w:type="dxa"/>
+            <w:tcW w:w="1183" w:type="dxa"/>
             <w:vAlign w:val="center"/>
           </w:tcPr>
           <w:p>
@@ -18267,7 +18255,7 @@
         </w:tc>
         <w:tc>
           <w:tcPr>
-            <w:tcW w:w="1114" w:type="dxa"/>
+            <w:tcW w:w="1337" w:type="dxa"/>
             <w:vAlign w:val="center"/>
           </w:tcPr>
           <w:p>
@@ -18286,7 +18274,7 @@
         </w:tc>
         <w:tc>
           <w:tcPr>
-            <w:tcW w:w="1114" w:type="dxa"/>
+            <w:tcW w:w="1097" w:type="dxa"/>
             <w:vAlign w:val="center"/>
           </w:tcPr>
           <w:p>
@@ -18311,7 +18299,7 @@
         </w:trPr>
         <w:tc>
           <w:tcPr>
-            <w:tcW w:w="1023" w:type="dxa"/>
+            <w:tcW w:w="694" w:type="dxa"/>
             <w:vAlign w:val="center"/>
           </w:tcPr>
           <w:p>
@@ -18330,7 +18318,7 @@
         </w:tc>
         <w:tc>
           <w:tcPr>
-            <w:tcW w:w="1114" w:type="dxa"/>
+            <w:tcW w:w="781" w:type="dxa"/>
             <w:vAlign w:val="center"/>
           </w:tcPr>
           <w:p>
@@ -18349,7 +18337,7 @@
         </w:tc>
         <w:tc>
           <w:tcPr>
-            <w:tcW w:w="1440" w:type="dxa"/>
+            <w:tcW w:w="1484" w:type="dxa"/>
             <w:vAlign w:val="center"/>
           </w:tcPr>
           <w:p>
@@ -18368,7 +18356,7 @@
         </w:tc>
         <w:tc>
           <w:tcPr>
-            <w:tcW w:w="1231" w:type="dxa"/>
+            <w:tcW w:w="1849" w:type="dxa"/>
             <w:vAlign w:val="center"/>
           </w:tcPr>
           <w:p>
@@ -18433,7 +18421,7 @@
         </w:tc>
         <w:tc>
           <w:tcPr>
-            <w:tcW w:w="1114" w:type="dxa"/>
+            <w:tcW w:w="929" w:type="dxa"/>
             <w:vAlign w:val="center"/>
           </w:tcPr>
           <w:p>
@@ -18452,7 +18440,7 @@
         </w:tc>
         <w:tc>
           <w:tcPr>
-            <w:tcW w:w="1205" w:type="dxa"/>
+            <w:tcW w:w="1183" w:type="dxa"/>
             <w:vAlign w:val="center"/>
           </w:tcPr>
           <w:p>
@@ -18471,7 +18459,7 @@
         </w:tc>
         <w:tc>
           <w:tcPr>
-            <w:tcW w:w="1114" w:type="dxa"/>
+            <w:tcW w:w="1337" w:type="dxa"/>
             <w:vAlign w:val="center"/>
           </w:tcPr>
           <w:p>
@@ -18497,7 +18485,7 @@
         </w:tc>
         <w:tc>
           <w:tcPr>
-            <w:tcW w:w="1114" w:type="dxa"/>
+            <w:tcW w:w="1097" w:type="dxa"/>
             <w:vAlign w:val="center"/>
           </w:tcPr>
           <w:p>
@@ -18522,7 +18510,7 @@
         </w:trPr>
         <w:tc>
           <w:tcPr>
-            <w:tcW w:w="1023" w:type="dxa"/>
+            <w:tcW w:w="694" w:type="dxa"/>
             <w:vAlign w:val="center"/>
           </w:tcPr>
           <w:p>
@@ -18541,7 +18529,7 @@
         </w:tc>
         <w:tc>
           <w:tcPr>
-            <w:tcW w:w="1114" w:type="dxa"/>
+            <w:tcW w:w="781" w:type="dxa"/>
             <w:vAlign w:val="center"/>
           </w:tcPr>
           <w:p>
@@ -18560,7 +18548,7 @@
         </w:tc>
         <w:tc>
           <w:tcPr>
-            <w:tcW w:w="1440" w:type="dxa"/>
+            <w:tcW w:w="1484" w:type="dxa"/>
             <w:vAlign w:val="center"/>
           </w:tcPr>
           <w:p>
@@ -18579,7 +18567,7 @@
         </w:tc>
         <w:tc>
           <w:tcPr>
-            <w:tcW w:w="1231" w:type="dxa"/>
+            <w:tcW w:w="1849" w:type="dxa"/>
             <w:vAlign w:val="center"/>
           </w:tcPr>
           <w:p>
@@ -18612,7 +18600,7 @@
         </w:tc>
         <w:tc>
           <w:tcPr>
-            <w:tcW w:w="1114" w:type="dxa"/>
+            <w:tcW w:w="929" w:type="dxa"/>
             <w:vAlign w:val="center"/>
           </w:tcPr>
           <w:p>
@@ -18631,7 +18619,7 @@
         </w:tc>
         <w:tc>
           <w:tcPr>
-            <w:tcW w:w="1205" w:type="dxa"/>
+            <w:tcW w:w="1183" w:type="dxa"/>
             <w:vAlign w:val="center"/>
           </w:tcPr>
           <w:p>
@@ -18650,7 +18638,7 @@
         </w:tc>
         <w:tc>
           <w:tcPr>
-            <w:tcW w:w="1114" w:type="dxa"/>
+            <w:tcW w:w="1337" w:type="dxa"/>
             <w:vAlign w:val="center"/>
           </w:tcPr>
           <w:p>
@@ -18669,7 +18657,7 @@
         </w:tc>
         <w:tc>
           <w:tcPr>
-            <w:tcW w:w="1114" w:type="dxa"/>
+            <w:tcW w:w="1097" w:type="dxa"/>
             <w:vAlign w:val="center"/>
           </w:tcPr>
           <w:p>
@@ -18694,26 +18682,27 @@
         </w:trPr>
         <w:tc>
           <w:tcPr>
-            <w:tcW w:w="1023" w:type="dxa"/>
-            <w:vAlign w:val="center"/>
-          </w:tcPr>
-          <w:p>
-            <w:pPr>
-              <w:pStyle w:val="Compact"/>
-              <w:spacing w:before="0" w:after="0" w:line="280" w:lineRule="exact"/>
-              <w:jc w:val="center"/>
-            </w:pPr>
-            <w:r>
-              <w:rPr>
-                <w:sz w:val="24"/>
-              </w:rPr>
+            <w:tcW w:w="694" w:type="dxa"/>
+            <w:vAlign w:val="center"/>
+          </w:tcPr>
+          <w:p>
+            <w:pPr>
+              <w:pStyle w:val="Compact"/>
+              <w:spacing w:before="0" w:after="0" w:line="280" w:lineRule="exact"/>
+              <w:jc w:val="center"/>
+            </w:pPr>
+            <w:r>
+              <w:rPr>
+                <w:sz w:val="24"/>
+              </w:rPr>
+              <w:lastRenderedPageBreak/>
               <w:t>03.10.2026</w:t>
             </w:r>
           </w:p>
         </w:tc>
         <w:tc>
           <w:tcPr>
-            <w:tcW w:w="1114" w:type="dxa"/>
+            <w:tcW w:w="781" w:type="dxa"/>
             <w:vAlign w:val="center"/>
           </w:tcPr>
           <w:p>
@@ -18732,7 +18721,7 @@
         </w:tc>
         <w:tc>
           <w:tcPr>
-            <w:tcW w:w="1440" w:type="dxa"/>
+            <w:tcW w:w="1484" w:type="dxa"/>
             <w:vAlign w:val="center"/>
           </w:tcPr>
           <w:p>
@@ -18751,7 +18740,7 @@
         </w:tc>
         <w:tc>
           <w:tcPr>
-            <w:tcW w:w="1231" w:type="dxa"/>
+            <w:tcW w:w="1849" w:type="dxa"/>
             <w:vAlign w:val="center"/>
           </w:tcPr>
           <w:p>
@@ -18770,7 +18759,7 @@
         </w:tc>
         <w:tc>
           <w:tcPr>
-            <w:tcW w:w="1114" w:type="dxa"/>
+            <w:tcW w:w="929" w:type="dxa"/>
             <w:vAlign w:val="center"/>
           </w:tcPr>
           <w:p>
@@ -18789,7 +18778,7 @@
         </w:tc>
         <w:tc>
           <w:tcPr>
-            <w:tcW w:w="1205" w:type="dxa"/>
+            <w:tcW w:w="1183" w:type="dxa"/>
             <w:vAlign w:val="center"/>
           </w:tcPr>
           <w:p>
@@ -18815,7 +18804,7 @@
         </w:tc>
         <w:tc>
           <w:tcPr>
-            <w:tcW w:w="1114" w:type="dxa"/>
+            <w:tcW w:w="1337" w:type="dxa"/>
             <w:vAlign w:val="center"/>
           </w:tcPr>
           <w:p>
@@ -18834,7 +18823,7 @@
         </w:tc>
         <w:tc>
           <w:tcPr>
-            <w:tcW w:w="1114" w:type="dxa"/>
+            <w:tcW w:w="1097" w:type="dxa"/>
             <w:vAlign w:val="center"/>
           </w:tcPr>
           <w:p>
@@ -18859,7 +18848,7 @@
         </w:trPr>
         <w:tc>
           <w:tcPr>
-            <w:tcW w:w="1023" w:type="dxa"/>
+            <w:tcW w:w="694" w:type="dxa"/>
             <w:vAlign w:val="center"/>
           </w:tcPr>
           <w:p>
@@ -18878,7 +18867,7 @@
         </w:tc>
         <w:tc>
           <w:tcPr>
-            <w:tcW w:w="1114" w:type="dxa"/>
+            <w:tcW w:w="781" w:type="dxa"/>
             <w:vAlign w:val="center"/>
           </w:tcPr>
           <w:p>
@@ -18897,7 +18886,7 @@
         </w:tc>
         <w:tc>
           <w:tcPr>
-            <w:tcW w:w="1440" w:type="dxa"/>
+            <w:tcW w:w="1484" w:type="dxa"/>
             <w:vAlign w:val="center"/>
           </w:tcPr>
           <w:p>
@@ -18916,7 +18905,7 @@
         </w:tc>
         <w:tc>
           <w:tcPr>
-            <w:tcW w:w="1231" w:type="dxa"/>
+            <w:tcW w:w="1849" w:type="dxa"/>
             <w:vAlign w:val="center"/>
           </w:tcPr>
           <w:p>
@@ -18935,7 +18924,7 @@
         </w:tc>
         <w:tc>
           <w:tcPr>
-            <w:tcW w:w="1114" w:type="dxa"/>
+            <w:tcW w:w="929" w:type="dxa"/>
             <w:vAlign w:val="center"/>
           </w:tcPr>
           <w:p>
@@ -18954,7 +18943,7 @@
         </w:tc>
         <w:tc>
           <w:tcPr>
-            <w:tcW w:w="1205" w:type="dxa"/>
+            <w:tcW w:w="1183" w:type="dxa"/>
             <w:vAlign w:val="center"/>
           </w:tcPr>
           <w:p>
@@ -18973,7 +18962,7 @@
         </w:tc>
         <w:tc>
           <w:tcPr>
-            <w:tcW w:w="1114" w:type="dxa"/>
+            <w:tcW w:w="1337" w:type="dxa"/>
             <w:vAlign w:val="center"/>
           </w:tcPr>
           <w:p>
@@ -18992,7 +18981,7 @@
         </w:tc>
         <w:tc>
           <w:tcPr>
-            <w:tcW w:w="1114" w:type="dxa"/>
+            <w:tcW w:w="1097" w:type="dxa"/>
             <w:vAlign w:val="center"/>
           </w:tcPr>
           <w:p>
@@ -19017,7 +19006,7 @@
         </w:trPr>
         <w:tc>
           <w:tcPr>
-            <w:tcW w:w="1023" w:type="dxa"/>
+            <w:tcW w:w="694" w:type="dxa"/>
             <w:vAlign w:val="center"/>
           </w:tcPr>
           <w:p>
@@ -19036,7 +19025,7 @@
         </w:tc>
         <w:tc>
           <w:tcPr>
-            <w:tcW w:w="1114" w:type="dxa"/>
+            <w:tcW w:w="781" w:type="dxa"/>
             <w:vAlign w:val="center"/>
           </w:tcPr>
           <w:p>
@@ -19055,7 +19044,7 @@
         </w:tc>
         <w:tc>
           <w:tcPr>
-            <w:tcW w:w="1440" w:type="dxa"/>
+            <w:tcW w:w="1484" w:type="dxa"/>
             <w:vAlign w:val="center"/>
           </w:tcPr>
           <w:p>
@@ -19074,7 +19063,7 @@
         </w:tc>
         <w:tc>
           <w:tcPr>
-            <w:tcW w:w="1231" w:type="dxa"/>
+            <w:tcW w:w="1849" w:type="dxa"/>
             <w:vAlign w:val="center"/>
           </w:tcPr>
           <w:p>
@@ -19126,7 +19115,7 @@
         </w:tc>
         <w:tc>
           <w:tcPr>
-            <w:tcW w:w="1114" w:type="dxa"/>
+            <w:tcW w:w="929" w:type="dxa"/>
             <w:vAlign w:val="center"/>
           </w:tcPr>
           <w:p>
@@ -19145,7 +19134,7 @@
         </w:tc>
         <w:tc>
           <w:tcPr>
-            <w:tcW w:w="1205" w:type="dxa"/>
+            <w:tcW w:w="1183" w:type="dxa"/>
             <w:vAlign w:val="center"/>
           </w:tcPr>
           <w:p>
@@ -19164,7 +19153,7 @@
         </w:tc>
         <w:tc>
           <w:tcPr>
-            <w:tcW w:w="1114" w:type="dxa"/>
+            <w:tcW w:w="1337" w:type="dxa"/>
             <w:vAlign w:val="center"/>
           </w:tcPr>
           <w:p>
@@ -19183,7 +19172,7 @@
         </w:tc>
         <w:tc>
           <w:tcPr>
-            <w:tcW w:w="1114" w:type="dxa"/>
+            <w:tcW w:w="1097" w:type="dxa"/>
             <w:vAlign w:val="center"/>
           </w:tcPr>
           <w:p>
@@ -19208,7 +19197,7 @@
         </w:trPr>
         <w:tc>
           <w:tcPr>
-            <w:tcW w:w="1023" w:type="dxa"/>
+            <w:tcW w:w="694" w:type="dxa"/>
             <w:vAlign w:val="center"/>
           </w:tcPr>
           <w:p>
@@ -19227,7 +19216,7 @@
         </w:tc>
         <w:tc>
           <w:tcPr>
-            <w:tcW w:w="1114" w:type="dxa"/>
+            <w:tcW w:w="781" w:type="dxa"/>
             <w:vAlign w:val="center"/>
           </w:tcPr>
           <w:p>
@@ -19246,7 +19235,7 @@
         </w:tc>
         <w:tc>
           <w:tcPr>
-            <w:tcW w:w="1440" w:type="dxa"/>
+            <w:tcW w:w="1484" w:type="dxa"/>
             <w:vAlign w:val="center"/>
           </w:tcPr>
           <w:p>
@@ -19265,7 +19254,7 @@
         </w:tc>
         <w:tc>
           <w:tcPr>
-            <w:tcW w:w="1231" w:type="dxa"/>
+            <w:tcW w:w="1849" w:type="dxa"/>
             <w:vAlign w:val="center"/>
           </w:tcPr>
           <w:p>
@@ -19304,7 +19293,7 @@
         </w:tc>
         <w:tc>
           <w:tcPr>
-            <w:tcW w:w="1114" w:type="dxa"/>
+            <w:tcW w:w="929" w:type="dxa"/>
             <w:vAlign w:val="center"/>
           </w:tcPr>
           <w:p>
@@ -19323,7 +19312,7 @@
         </w:tc>
         <w:tc>
           <w:tcPr>
-            <w:tcW w:w="1205" w:type="dxa"/>
+            <w:tcW w:w="1183" w:type="dxa"/>
             <w:vAlign w:val="center"/>
           </w:tcPr>
           <w:p>
@@ -19342,7 +19331,7 @@
         </w:tc>
         <w:tc>
           <w:tcPr>
-            <w:tcW w:w="1114" w:type="dxa"/>
+            <w:tcW w:w="1337" w:type="dxa"/>
             <w:vAlign w:val="center"/>
           </w:tcPr>
           <w:p>
@@ -19361,7 +19350,7 @@
         </w:tc>
         <w:tc>
           <w:tcPr>
-            <w:tcW w:w="1114" w:type="dxa"/>
+            <w:tcW w:w="1097" w:type="dxa"/>
             <w:vAlign w:val="center"/>
           </w:tcPr>
           <w:p>
@@ -19386,7 +19375,7 @@
         </w:trPr>
         <w:tc>
           <w:tcPr>
-            <w:tcW w:w="1023" w:type="dxa"/>
+            <w:tcW w:w="694" w:type="dxa"/>
             <w:vAlign w:val="center"/>
           </w:tcPr>
           <w:p>
@@ -19405,7 +19394,7 @@
         </w:tc>
         <w:tc>
           <w:tcPr>
-            <w:tcW w:w="1114" w:type="dxa"/>
+            <w:tcW w:w="781" w:type="dxa"/>
             <w:vAlign w:val="center"/>
           </w:tcPr>
           <w:p>
@@ -19424,7 +19413,7 @@
         </w:tc>
         <w:tc>
           <w:tcPr>
-            <w:tcW w:w="1440" w:type="dxa"/>
+            <w:tcW w:w="1484" w:type="dxa"/>
             <w:vAlign w:val="center"/>
           </w:tcPr>
           <w:p>
@@ -19443,7 +19432,7 @@
         </w:tc>
         <w:tc>
           <w:tcPr>
-            <w:tcW w:w="1231" w:type="dxa"/>
+            <w:tcW w:w="1849" w:type="dxa"/>
             <w:vAlign w:val="center"/>
           </w:tcPr>
           <w:p>
@@ -19462,7 +19451,7 @@
         </w:tc>
         <w:tc>
           <w:tcPr>
-            <w:tcW w:w="1114" w:type="dxa"/>
+            <w:tcW w:w="929" w:type="dxa"/>
             <w:vAlign w:val="center"/>
           </w:tcPr>
           <w:p>
@@ -19481,7 +19470,7 @@
         </w:tc>
         <w:tc>
           <w:tcPr>
-            <w:tcW w:w="1205" w:type="dxa"/>
+            <w:tcW w:w="1183" w:type="dxa"/>
             <w:vAlign w:val="center"/>
           </w:tcPr>
           <w:p>
@@ -19500,7 +19489,7 @@
         </w:tc>
         <w:tc>
           <w:tcPr>
-            <w:tcW w:w="1114" w:type="dxa"/>
+            <w:tcW w:w="1337" w:type="dxa"/>
             <w:vAlign w:val="center"/>
           </w:tcPr>
           <w:p>
@@ -19519,7 +19508,7 @@
         </w:tc>
         <w:tc>
           <w:tcPr>
-            <w:tcW w:w="1114" w:type="dxa"/>
+            <w:tcW w:w="1097" w:type="dxa"/>
             <w:vAlign w:val="center"/>
           </w:tcPr>
           <w:p>
@@ -19563,13 +19552,7 @@
         <w:rPr>
           <w:sz w:val="28"/>
         </w:rPr>
-        <w:t>На рисунке 4 показ</w:t>
-      </w:r>
-      <w:r>
-        <w:rPr>
-          <w:sz w:val="28"/>
-        </w:rPr>
-        <w:t>ано: пять сил Портера и цифровые усилители.</w:t>
+        <w:t>На рисунке 4 показано: пять сил Портера и цифровые усилители.</w:t>
       </w:r>
     </w:p>
     <w:p>
@@ -19584,9 +19567,8 @@
           <w:noProof/>
           <w:sz w:val="28"/>
         </w:rPr>
-        <w:lastRenderedPageBreak/>
         <w:drawing>
-          <wp:inline distT="0" distB="0" distL="0" distR="0" wp14:anchorId="4E2880DC" wp14:editId="02E44B79">
+          <wp:inline distT="0" distB="0" distL="0" distR="0" wp14:anchorId="0B289D4C" wp14:editId="30272B2D">
             <wp:extent cx="5334000" cy="2356883"/>
             <wp:effectExtent l="0" t="0" r="0" b="0"/>
             <wp:docPr id="27" name="Picture"/>
@@ -19652,13 +19634,20 @@
         <w:rPr>
           <w:sz w:val="28"/>
         </w:rPr>
-        <w:t>Рисунок показывает единственный выброс - заменители; остальные силы лежат около 3 и вместе с цифровыми усилителями дают картину умеренного давления с одной критичной угрозой. Это определяет стратегию: бороться надо не с отдельным конкурентом, а с привычкой</w:t>
-      </w:r>
-      <w:r>
-        <w:rPr>
-          <w:sz w:val="28"/>
-        </w:rPr>
-        <w:t xml:space="preserve"> доверять </w:t>
+        <w:t>Рисунок показывает единственный выброс - заменители; остальные силы лежат около 3 и вместе с цифровыми усилителями дают картину умеренного дав</w:t>
+      </w:r>
+      <w:r>
+        <w:rPr>
+          <w:sz w:val="28"/>
+        </w:rPr>
+        <w:t xml:space="preserve">ления с одной критичной угрозой. Это определяет стратегию: </w:t>
+      </w:r>
+      <w:r>
+        <w:rPr>
+          <w:sz w:val="28"/>
+        </w:rPr>
+        <w:lastRenderedPageBreak/>
+        <w:t xml:space="preserve">бороться надо не с отдельным конкурентом, а с привычкой доверять </w:t>
       </w:r>
       <w:r>
         <w:rPr>
@@ -19681,7 +19670,7 @@
         <w:ind w:firstLine="709"/>
       </w:pPr>
       <w:bookmarkStart w:id="20" w:name="_6df6aabc6395b7d9765c374a4a7f2d43c0ba1e7"/>
-      <w:bookmarkStart w:id="21" w:name="_Toc242032998"/>
+      <w:bookmarkStart w:id="21" w:name="_Toc242034859"/>
       <w:bookmarkEnd w:id="18"/>
       <w:r>
         <w:rPr>
@@ -20381,7 +20370,6 @@
               <w:rPr>
                 <w:sz w:val="24"/>
               </w:rPr>
-              <w:lastRenderedPageBreak/>
               <w:t xml:space="preserve">Слабые стороны и возможность для </w:t>
             </w:r>
             <w:r>
@@ -21090,6 +21078,7 @@
               <w:rPr>
                 <w:sz w:val="24"/>
               </w:rPr>
+              <w:lastRenderedPageBreak/>
               <w:t xml:space="preserve">Слабые стороны и возможность для </w:t>
             </w:r>
             <w:r>
@@ -22007,7 +21996,6 @@
         <w:rPr>
           <w:sz w:val="28"/>
         </w:rPr>
-        <w:lastRenderedPageBreak/>
         <w:t xml:space="preserve">Таблица 19 – Карточка конкурента </w:t>
       </w:r>
       <w:r>
@@ -22704,6 +22692,7 @@
         <w:rPr>
           <w:sz w:val="28"/>
         </w:rPr>
+        <w:lastRenderedPageBreak/>
         <w:t xml:space="preserve">Таблица 20 – Карточка конкурента </w:t>
       </w:r>
       <w:r>
@@ -23376,7 +23365,7 @@
         <w:ind w:firstLine="709"/>
       </w:pPr>
       <w:bookmarkStart w:id="22" w:name="_bd0f162afc2e7ad7347811c158aa5f062feeff4"/>
-      <w:bookmarkStart w:id="23" w:name="_Toc242032999"/>
+      <w:bookmarkStart w:id="23" w:name="_Toc242034860"/>
       <w:bookmarkEnd w:id="20"/>
       <w:r>
         <w:rPr>
@@ -23444,14 +23433,7 @@
         <w:rPr>
           <w:sz w:val="28"/>
         </w:rPr>
-        <w:t xml:space="preserve"> в год по ЛР2-3), </w:t>
-      </w:r>
-      <w:r>
-        <w:rPr>
-          <w:sz w:val="28"/>
-        </w:rPr>
-        <w:lastRenderedPageBreak/>
-        <w:t>платежеспособность сегментов достаточная, прямые конкуренты малы и слабо подкреплены отзывами, платной рекламы почти нет. Д</w:t>
+        <w:t xml:space="preserve"> в год по ЛР2-3), платежеспособность сегментов достаточная, прямые конкуренты малы и слабо подкреплены отзывами, платной рекламы почти нет. Д</w:t>
       </w:r>
       <w:r>
         <w:rPr>
@@ -23870,6 +23852,7 @@
               <w:rPr>
                 <w:sz w:val="24"/>
               </w:rPr>
+              <w:lastRenderedPageBreak/>
               <w:t>Отзывов у прямых конкурентов почти нет</w:t>
             </w:r>
           </w:p>
@@ -24146,7 +24129,7 @@
         <w:ind w:firstLine="709"/>
       </w:pPr>
       <w:bookmarkStart w:id="24" w:name="_07f39535de8dfb555f41c49666d7d7ad4469d72"/>
-      <w:bookmarkStart w:id="25" w:name="_Toc242033000"/>
+      <w:bookmarkStart w:id="25" w:name="_Toc242034861"/>
       <w:bookmarkEnd w:id="22"/>
       <w:r>
         <w:rPr>
@@ -24239,14 +24222,7 @@
         <w:rPr>
           <w:sz w:val="28"/>
         </w:rPr>
-        <w:t xml:space="preserve"> для формул без </w:t>
-      </w:r>
-      <w:r>
-        <w:rPr>
-          <w:sz w:val="28"/>
-        </w:rPr>
-        <w:lastRenderedPageBreak/>
-        <w:t>округления и 1</w:t>
+        <w:t xml:space="preserve"> для формул без округления и 1</w:t>
       </w:r>
       <w:r>
         <w:rPr>
@@ -25250,6 +25226,7 @@
         <w:rPr>
           <w:sz w:val="28"/>
         </w:rPr>
+        <w:lastRenderedPageBreak/>
         <w:t xml:space="preserve">Индекс барьеров входа устойчив: при равных весах он равен 3,22, а изменение балла любого одного фактора на 2 пункта сдвигает его не более чем на 0,31. Зона средних барьеров (2,5-4,0) сохраняется почти при всех вариантах, поэтому вывод о умеренных барьерах </w:t>
       </w:r>
       <w:r>
@@ -25266,7 +25243,7 @@
         <w:ind w:firstLine="709"/>
       </w:pPr>
       <w:bookmarkStart w:id="26" w:name="_ограничения"/>
-      <w:bookmarkStart w:id="27" w:name="_Toc242033001"/>
+      <w:bookmarkStart w:id="27" w:name="_Toc242034862"/>
       <w:bookmarkEnd w:id="24"/>
       <w:r>
         <w:rPr>
@@ -25481,7 +25458,7 @@
         <w:ind w:firstLine="709"/>
       </w:pPr>
       <w:bookmarkStart w:id="28" w:name="_1bfdad9d2d88ddb6ca16c31c1d4d4943679f32f"/>
-      <w:bookmarkStart w:id="29" w:name="_Toc242033002"/>
+      <w:bookmarkStart w:id="29" w:name="_Toc242034863"/>
       <w:bookmarkEnd w:id="26"/>
       <w:bookmarkEnd w:id="2"/>
       <w:r>
@@ -26446,7 +26423,7 @@
         <w:jc w:val="center"/>
       </w:pPr>
       <w:bookmarkStart w:id="30" w:name="_выводы"/>
-      <w:bookmarkStart w:id="31" w:name="_Toc242033003"/>
+      <w:bookmarkStart w:id="31" w:name="_Toc242034864"/>
       <w:bookmarkEnd w:id="28"/>
       <w:r>
         <w:rPr>
@@ -26740,7 +26717,7 @@
         <w:jc w:val="center"/>
       </w:pPr>
       <w:bookmarkStart w:id="32" w:name="_274f6a444530ef90b0479dabf3d210f01e97699"/>
-      <w:bookmarkStart w:id="33" w:name="_Toc242033004"/>
+      <w:bookmarkStart w:id="33" w:name="_Toc242034865"/>
       <w:bookmarkEnd w:id="30"/>
       <w:r>
         <w:rPr>
@@ -28018,7 +27995,7 @@
         <w:jc w:val="center"/>
       </w:pPr>
       <w:bookmarkStart w:id="34" w:name="_3d74faf1500c1b2a4a8bfa8e0e37c74206ce73d"/>
-      <w:bookmarkStart w:id="35" w:name="_Toc242033005"/>
+      <w:bookmarkStart w:id="35" w:name="_Toc242034866"/>
       <w:bookmarkEnd w:id="32"/>
       <w:r>
         <w:rPr>
@@ -28113,12 +28090,12 @@
         <w:tblLook w:val="0020" w:firstRow="1" w:lastRow="0" w:firstColumn="0" w:lastColumn="0" w:noHBand="0" w:noVBand="0"/>
       </w:tblPr>
       <w:tblGrid>
-        <w:gridCol w:w="668"/>
-        <w:gridCol w:w="2012"/>
-        <w:gridCol w:w="1997"/>
-        <w:gridCol w:w="1633"/>
-        <w:gridCol w:w="1332"/>
-        <w:gridCol w:w="1713"/>
+        <w:gridCol w:w="318"/>
+        <w:gridCol w:w="1982"/>
+        <w:gridCol w:w="2230"/>
+        <w:gridCol w:w="1652"/>
+        <w:gridCol w:w="1391"/>
+        <w:gridCol w:w="1782"/>
       </w:tblGrid>
       <w:tr>
         <w:trPr>
@@ -28129,7 +28106,7 @@
         </w:trPr>
         <w:tc>
           <w:tcPr>
-            <w:tcW w:w="667" w:type="dxa"/>
+            <w:tcW w:w="317" w:type="dxa"/>
             <w:vAlign w:val="center"/>
           </w:tcPr>
           <w:p>
@@ -28149,7 +28126,7 @@
         </w:tc>
         <w:tc>
           <w:tcPr>
-            <w:tcW w:w="2012" w:type="dxa"/>
+            <w:tcW w:w="1982" w:type="dxa"/>
             <w:vAlign w:val="center"/>
           </w:tcPr>
           <w:p>
@@ -28169,7 +28146,7 @@
         </w:tc>
         <w:tc>
           <w:tcPr>
-            <w:tcW w:w="1997" w:type="dxa"/>
+            <w:tcW w:w="2230" w:type="dxa"/>
             <w:vAlign w:val="center"/>
           </w:tcPr>
           <w:p>
@@ -28196,7 +28173,7 @@
         </w:tc>
         <w:tc>
           <w:tcPr>
-            <w:tcW w:w="1633" w:type="dxa"/>
+            <w:tcW w:w="1652" w:type="dxa"/>
             <w:vAlign w:val="center"/>
           </w:tcPr>
           <w:p>
@@ -28216,7 +28193,7 @@
         </w:tc>
         <w:tc>
           <w:tcPr>
-            <w:tcW w:w="1332" w:type="dxa"/>
+            <w:tcW w:w="1391" w:type="dxa"/>
             <w:vAlign w:val="center"/>
           </w:tcPr>
           <w:p>
@@ -28236,7 +28213,7 @@
         </w:tc>
         <w:tc>
           <w:tcPr>
-            <w:tcW w:w="1713" w:type="dxa"/>
+            <w:tcW w:w="1782" w:type="dxa"/>
             <w:vAlign w:val="center"/>
           </w:tcPr>
           <w:p>
@@ -28262,7 +28239,7 @@
         </w:trPr>
         <w:tc>
           <w:tcPr>
-            <w:tcW w:w="667" w:type="dxa"/>
+            <w:tcW w:w="317" w:type="dxa"/>
             <w:vAlign w:val="center"/>
           </w:tcPr>
           <w:p>
@@ -28281,7 +28258,7 @@
         </w:tc>
         <w:tc>
           <w:tcPr>
-            <w:tcW w:w="2012" w:type="dxa"/>
+            <w:tcW w:w="1982" w:type="dxa"/>
             <w:vAlign w:val="center"/>
           </w:tcPr>
           <w:p>
@@ -28300,7 +28277,7 @@
         </w:tc>
         <w:tc>
           <w:tcPr>
-            <w:tcW w:w="1997" w:type="dxa"/>
+            <w:tcW w:w="2230" w:type="dxa"/>
             <w:vAlign w:val="center"/>
           </w:tcPr>
           <w:p>
@@ -28319,7 +28296,7 @@
         </w:tc>
         <w:tc>
           <w:tcPr>
-            <w:tcW w:w="1633" w:type="dxa"/>
+            <w:tcW w:w="1652" w:type="dxa"/>
             <w:vAlign w:val="center"/>
           </w:tcPr>
           <w:p>
@@ -28371,7 +28348,7 @@
         </w:tc>
         <w:tc>
           <w:tcPr>
-            <w:tcW w:w="1332" w:type="dxa"/>
+            <w:tcW w:w="1391" w:type="dxa"/>
             <w:vAlign w:val="center"/>
           </w:tcPr>
           <w:p>
@@ -28390,7 +28367,7 @@
         </w:tc>
         <w:tc>
           <w:tcPr>
-            <w:tcW w:w="1713" w:type="dxa"/>
+            <w:tcW w:w="1782" w:type="dxa"/>
             <w:vAlign w:val="center"/>
           </w:tcPr>
           <w:p>
@@ -28448,7 +28425,7 @@
         </w:trPr>
         <w:tc>
           <w:tcPr>
-            <w:tcW w:w="667" w:type="dxa"/>
+            <w:tcW w:w="317" w:type="dxa"/>
             <w:vAlign w:val="center"/>
           </w:tcPr>
           <w:p>
@@ -28467,7 +28444,7 @@
         </w:tc>
         <w:tc>
           <w:tcPr>
-            <w:tcW w:w="2012" w:type="dxa"/>
+            <w:tcW w:w="1982" w:type="dxa"/>
             <w:vAlign w:val="center"/>
           </w:tcPr>
           <w:p>
@@ -28486,7 +28463,7 @@
         </w:tc>
         <w:tc>
           <w:tcPr>
-            <w:tcW w:w="1997" w:type="dxa"/>
+            <w:tcW w:w="2230" w:type="dxa"/>
             <w:vAlign w:val="center"/>
           </w:tcPr>
           <w:p>
@@ -28570,7 +28547,7 @@
         </w:tc>
         <w:tc>
           <w:tcPr>
-            <w:tcW w:w="1633" w:type="dxa"/>
+            <w:tcW w:w="1652" w:type="dxa"/>
             <w:vAlign w:val="center"/>
           </w:tcPr>
           <w:p>
@@ -28589,7 +28566,7 @@
         </w:tc>
         <w:tc>
           <w:tcPr>
-            <w:tcW w:w="1332" w:type="dxa"/>
+            <w:tcW w:w="1391" w:type="dxa"/>
             <w:vAlign w:val="center"/>
           </w:tcPr>
           <w:p>
@@ -28608,7 +28585,7 @@
         </w:tc>
         <w:tc>
           <w:tcPr>
-            <w:tcW w:w="1713" w:type="dxa"/>
+            <w:tcW w:w="1782" w:type="dxa"/>
             <w:vAlign w:val="center"/>
           </w:tcPr>
           <w:p>
@@ -28633,7 +28610,7 @@
         </w:trPr>
         <w:tc>
           <w:tcPr>
-            <w:tcW w:w="667" w:type="dxa"/>
+            <w:tcW w:w="317" w:type="dxa"/>
             <w:vAlign w:val="center"/>
           </w:tcPr>
           <w:p>
@@ -28652,7 +28629,7 @@
         </w:tc>
         <w:tc>
           <w:tcPr>
-            <w:tcW w:w="2012" w:type="dxa"/>
+            <w:tcW w:w="1982" w:type="dxa"/>
             <w:vAlign w:val="center"/>
           </w:tcPr>
           <w:p>
@@ -28671,7 +28648,7 @@
         </w:tc>
         <w:tc>
           <w:tcPr>
-            <w:tcW w:w="1997" w:type="dxa"/>
+            <w:tcW w:w="2230" w:type="dxa"/>
             <w:vAlign w:val="center"/>
           </w:tcPr>
           <w:p>
@@ -28690,7 +28667,7 @@
         </w:tc>
         <w:tc>
           <w:tcPr>
-            <w:tcW w:w="1633" w:type="dxa"/>
+            <w:tcW w:w="1652" w:type="dxa"/>
             <w:vAlign w:val="center"/>
           </w:tcPr>
           <w:p>
@@ -28742,7 +28719,7 @@
         </w:tc>
         <w:tc>
           <w:tcPr>
-            <w:tcW w:w="1332" w:type="dxa"/>
+            <w:tcW w:w="1391" w:type="dxa"/>
             <w:vAlign w:val="center"/>
           </w:tcPr>
           <w:p>
@@ -28768,7 +28745,7 @@
         </w:tc>
         <w:tc>
           <w:tcPr>
-            <w:tcW w:w="1713" w:type="dxa"/>
+            <w:tcW w:w="1782" w:type="dxa"/>
             <w:vAlign w:val="center"/>
           </w:tcPr>
           <w:p>
@@ -28826,7 +28803,7 @@
         </w:trPr>
         <w:tc>
           <w:tcPr>
-            <w:tcW w:w="667" w:type="dxa"/>
+            <w:tcW w:w="317" w:type="dxa"/>
             <w:vAlign w:val="center"/>
           </w:tcPr>
           <w:p>
@@ -28845,7 +28822,7 @@
         </w:tc>
         <w:tc>
           <w:tcPr>
-            <w:tcW w:w="2012" w:type="dxa"/>
+            <w:tcW w:w="1982" w:type="dxa"/>
             <w:vAlign w:val="center"/>
           </w:tcPr>
           <w:p>
@@ -28864,7 +28841,7 @@
         </w:tc>
         <w:tc>
           <w:tcPr>
-            <w:tcW w:w="1997" w:type="dxa"/>
+            <w:tcW w:w="2230" w:type="dxa"/>
             <w:vAlign w:val="center"/>
           </w:tcPr>
           <w:p>
@@ -28883,7 +28860,7 @@
         </w:tc>
         <w:tc>
           <w:tcPr>
-            <w:tcW w:w="1633" w:type="dxa"/>
+            <w:tcW w:w="1652" w:type="dxa"/>
             <w:vAlign w:val="center"/>
           </w:tcPr>
           <w:p>
@@ -28902,7 +28879,7 @@
         </w:tc>
         <w:tc>
           <w:tcPr>
-            <w:tcW w:w="1332" w:type="dxa"/>
+            <w:tcW w:w="1391" w:type="dxa"/>
             <w:vAlign w:val="center"/>
           </w:tcPr>
           <w:p>
@@ -28921,7 +28898,7 @@
         </w:tc>
         <w:tc>
           <w:tcPr>
-            <w:tcW w:w="1713" w:type="dxa"/>
+            <w:tcW w:w="1782" w:type="dxa"/>
             <w:vAlign w:val="center"/>
           </w:tcPr>
           <w:p>
@@ -28946,7 +28923,7 @@
         </w:trPr>
         <w:tc>
           <w:tcPr>
-            <w:tcW w:w="667" w:type="dxa"/>
+            <w:tcW w:w="317" w:type="dxa"/>
             <w:vAlign w:val="center"/>
           </w:tcPr>
           <w:p>
@@ -28965,7 +28942,7 @@
         </w:tc>
         <w:tc>
           <w:tcPr>
-            <w:tcW w:w="2012" w:type="dxa"/>
+            <w:tcW w:w="1982" w:type="dxa"/>
             <w:vAlign w:val="center"/>
           </w:tcPr>
           <w:p>
@@ -28984,7 +28961,7 @@
         </w:tc>
         <w:tc>
           <w:tcPr>
-            <w:tcW w:w="1997" w:type="dxa"/>
+            <w:tcW w:w="2230" w:type="dxa"/>
             <w:vAlign w:val="center"/>
           </w:tcPr>
           <w:p>
@@ -29003,7 +28980,7 @@
         </w:tc>
         <w:tc>
           <w:tcPr>
-            <w:tcW w:w="1633" w:type="dxa"/>
+            <w:tcW w:w="1652" w:type="dxa"/>
             <w:vAlign w:val="center"/>
           </w:tcPr>
           <w:p>
@@ -29022,7 +28999,7 @@
         </w:tc>
         <w:tc>
           <w:tcPr>
-            <w:tcW w:w="1332" w:type="dxa"/>
+            <w:tcW w:w="1391" w:type="dxa"/>
             <w:vAlign w:val="center"/>
           </w:tcPr>
           <w:p>
@@ -29041,7 +29018,7 @@
         </w:tc>
         <w:tc>
           <w:tcPr>
-            <w:tcW w:w="1713" w:type="dxa"/>
+            <w:tcW w:w="1782" w:type="dxa"/>
             <w:vAlign w:val="center"/>
           </w:tcPr>
           <w:p>
@@ -29083,7 +29060,7 @@
         <w:jc w:val="center"/>
       </w:pPr>
       <w:bookmarkStart w:id="36" w:name="_25083b51e17d9d99817d1269b6af13d75b604a4"/>
-      <w:bookmarkStart w:id="37" w:name="_Toc242033006"/>
+      <w:bookmarkStart w:id="37" w:name="_Toc242034867"/>
       <w:bookmarkEnd w:id="34"/>
       <w:r>
         <w:rPr>
@@ -29184,11 +29161,11 @@
         <w:tblLook w:val="0020" w:firstRow="1" w:lastRow="0" w:firstColumn="0" w:lastColumn="0" w:noHBand="0" w:noVBand="0"/>
       </w:tblPr>
       <w:tblGrid>
-        <w:gridCol w:w="627"/>
-        <w:gridCol w:w="2171"/>
-        <w:gridCol w:w="2239"/>
-        <w:gridCol w:w="2336"/>
-        <w:gridCol w:w="1982"/>
+        <w:gridCol w:w="681"/>
+        <w:gridCol w:w="1952"/>
+        <w:gridCol w:w="2013"/>
+        <w:gridCol w:w="2101"/>
+        <w:gridCol w:w="2608"/>
       </w:tblGrid>
       <w:tr>
         <w:trPr>
@@ -29199,7 +29176,7 @@
         </w:trPr>
         <w:tc>
           <w:tcPr>
-            <w:tcW w:w="626" w:type="dxa"/>
+            <w:tcW w:w="680" w:type="dxa"/>
             <w:vAlign w:val="center"/>
           </w:tcPr>
           <w:p>
@@ -29219,7 +29196,7 @@
         </w:tc>
         <w:tc>
           <w:tcPr>
-            <w:tcW w:w="2171" w:type="dxa"/>
+            <w:tcW w:w="1952" w:type="dxa"/>
             <w:vAlign w:val="center"/>
           </w:tcPr>
           <w:p>
@@ -29239,7 +29216,7 @@
         </w:tc>
         <w:tc>
           <w:tcPr>
-            <w:tcW w:w="2239" w:type="dxa"/>
+            <w:tcW w:w="2013" w:type="dxa"/>
             <w:vAlign w:val="center"/>
           </w:tcPr>
           <w:p>
@@ -29259,7 +29236,7 @@
         </w:tc>
         <w:tc>
           <w:tcPr>
-            <w:tcW w:w="2336" w:type="dxa"/>
+            <w:tcW w:w="2101" w:type="dxa"/>
             <w:vAlign w:val="center"/>
           </w:tcPr>
           <w:p>
@@ -29279,7 +29256,7 @@
         </w:tc>
         <w:tc>
           <w:tcPr>
-            <w:tcW w:w="1982" w:type="dxa"/>
+            <w:tcW w:w="2608" w:type="dxa"/>
             <w:vAlign w:val="center"/>
           </w:tcPr>
           <w:p>
@@ -29305,7 +29282,7 @@
         </w:trPr>
         <w:tc>
           <w:tcPr>
-            <w:tcW w:w="626" w:type="dxa"/>
+            <w:tcW w:w="680" w:type="dxa"/>
             <w:vAlign w:val="center"/>
           </w:tcPr>
           <w:p>
@@ -29324,7 +29301,7 @@
         </w:tc>
         <w:tc>
           <w:tcPr>
-            <w:tcW w:w="2171" w:type="dxa"/>
+            <w:tcW w:w="1952" w:type="dxa"/>
             <w:vAlign w:val="center"/>
           </w:tcPr>
           <w:p>
@@ -29389,7 +29366,7 @@
         </w:tc>
         <w:tc>
           <w:tcPr>
-            <w:tcW w:w="2239" w:type="dxa"/>
+            <w:tcW w:w="2013" w:type="dxa"/>
             <w:vAlign w:val="center"/>
           </w:tcPr>
           <w:p>
@@ -29454,7 +29431,7 @@
         </w:tc>
         <w:tc>
           <w:tcPr>
-            <w:tcW w:w="2336" w:type="dxa"/>
+            <w:tcW w:w="2101" w:type="dxa"/>
             <w:vAlign w:val="center"/>
           </w:tcPr>
           <w:p>
@@ -29493,7 +29470,7 @@
         </w:tc>
         <w:tc>
           <w:tcPr>
-            <w:tcW w:w="1982" w:type="dxa"/>
+            <w:tcW w:w="2608" w:type="dxa"/>
             <w:vAlign w:val="center"/>
           </w:tcPr>
           <w:p>
@@ -29518,7 +29495,7 @@
         </w:trPr>
         <w:tc>
           <w:tcPr>
-            <w:tcW w:w="626" w:type="dxa"/>
+            <w:tcW w:w="680" w:type="dxa"/>
             <w:vAlign w:val="center"/>
           </w:tcPr>
           <w:p>
@@ -29537,7 +29514,7 @@
         </w:tc>
         <w:tc>
           <w:tcPr>
-            <w:tcW w:w="2171" w:type="dxa"/>
+            <w:tcW w:w="1952" w:type="dxa"/>
             <w:vAlign w:val="center"/>
           </w:tcPr>
           <w:p>
@@ -29556,7 +29533,7 @@
         </w:tc>
         <w:tc>
           <w:tcPr>
-            <w:tcW w:w="2239" w:type="dxa"/>
+            <w:tcW w:w="2013" w:type="dxa"/>
             <w:vAlign w:val="center"/>
           </w:tcPr>
           <w:p>
@@ -29582,7 +29559,7 @@
         </w:tc>
         <w:tc>
           <w:tcPr>
-            <w:tcW w:w="2336" w:type="dxa"/>
+            <w:tcW w:w="2101" w:type="dxa"/>
             <w:vAlign w:val="center"/>
           </w:tcPr>
           <w:p>
@@ -29601,7 +29578,7 @@
         </w:tc>
         <w:tc>
           <w:tcPr>
-            <w:tcW w:w="1982" w:type="dxa"/>
+            <w:tcW w:w="2608" w:type="dxa"/>
             <w:vAlign w:val="center"/>
           </w:tcPr>
           <w:p>
@@ -29626,7 +29603,7 @@
         </w:trPr>
         <w:tc>
           <w:tcPr>
-            <w:tcW w:w="626" w:type="dxa"/>
+            <w:tcW w:w="680" w:type="dxa"/>
             <w:vAlign w:val="center"/>
           </w:tcPr>
           <w:p>
@@ -29645,7 +29622,7 @@
         </w:tc>
         <w:tc>
           <w:tcPr>
-            <w:tcW w:w="2171" w:type="dxa"/>
+            <w:tcW w:w="1952" w:type="dxa"/>
             <w:vAlign w:val="center"/>
           </w:tcPr>
           <w:p>
@@ -29664,7 +29641,7 @@
         </w:tc>
         <w:tc>
           <w:tcPr>
-            <w:tcW w:w="2239" w:type="dxa"/>
+            <w:tcW w:w="2013" w:type="dxa"/>
             <w:vAlign w:val="center"/>
           </w:tcPr>
           <w:p>
@@ -29710,7 +29687,7 @@
         </w:tc>
         <w:tc>
           <w:tcPr>
-            <w:tcW w:w="2336" w:type="dxa"/>
+            <w:tcW w:w="2101" w:type="dxa"/>
             <w:vAlign w:val="center"/>
           </w:tcPr>
           <w:p>
@@ -29735,7 +29712,7 @@
         </w:tc>
         <w:tc>
           <w:tcPr>
-            <w:tcW w:w="1982" w:type="dxa"/>
+            <w:tcW w:w="2608" w:type="dxa"/>
             <w:vAlign w:val="center"/>
           </w:tcPr>
           <w:p>
@@ -29760,7 +29737,7 @@
         </w:trPr>
         <w:tc>
           <w:tcPr>
-            <w:tcW w:w="626" w:type="dxa"/>
+            <w:tcW w:w="680" w:type="dxa"/>
             <w:vAlign w:val="center"/>
           </w:tcPr>
           <w:p>
@@ -29779,7 +29756,7 @@
         </w:tc>
         <w:tc>
           <w:tcPr>
-            <w:tcW w:w="2171" w:type="dxa"/>
+            <w:tcW w:w="1952" w:type="dxa"/>
             <w:vAlign w:val="center"/>
           </w:tcPr>
           <w:p>
@@ -29798,7 +29775,7 @@
         </w:tc>
         <w:tc>
           <w:tcPr>
-            <w:tcW w:w="2239" w:type="dxa"/>
+            <w:tcW w:w="2013" w:type="dxa"/>
             <w:vAlign w:val="center"/>
           </w:tcPr>
           <w:p>
@@ -29831,7 +29808,7 @@
         </w:tc>
         <w:tc>
           <w:tcPr>
-            <w:tcW w:w="2336" w:type="dxa"/>
+            <w:tcW w:w="2101" w:type="dxa"/>
             <w:vAlign w:val="center"/>
           </w:tcPr>
           <w:p>
@@ -29850,7 +29827,7 @@
         </w:tc>
         <w:tc>
           <w:tcPr>
-            <w:tcW w:w="1982" w:type="dxa"/>
+            <w:tcW w:w="2608" w:type="dxa"/>
             <w:vAlign w:val="center"/>
           </w:tcPr>
           <w:p>
@@ -29882,26 +29859,27 @@
         </w:trPr>
         <w:tc>
           <w:tcPr>
-            <w:tcW w:w="626" w:type="dxa"/>
-            <w:vAlign w:val="center"/>
-          </w:tcPr>
-          <w:p>
-            <w:pPr>
-              <w:pStyle w:val="Compact"/>
-              <w:spacing w:before="0" w:after="0" w:line="280" w:lineRule="exact"/>
-              <w:jc w:val="center"/>
-            </w:pPr>
-            <w:r>
-              <w:rPr>
-                <w:sz w:val="24"/>
-              </w:rPr>
+            <w:tcW w:w="680" w:type="dxa"/>
+            <w:vAlign w:val="center"/>
+          </w:tcPr>
+          <w:p>
+            <w:pPr>
+              <w:pStyle w:val="Compact"/>
+              <w:spacing w:before="0" w:after="0" w:line="280" w:lineRule="exact"/>
+              <w:jc w:val="center"/>
+            </w:pPr>
+            <w:r>
+              <w:rPr>
+                <w:sz w:val="24"/>
+              </w:rPr>
+              <w:lastRenderedPageBreak/>
               <w:t>5</w:t>
             </w:r>
           </w:p>
         </w:tc>
         <w:tc>
           <w:tcPr>
-            <w:tcW w:w="2171" w:type="dxa"/>
+            <w:tcW w:w="1952" w:type="dxa"/>
             <w:vAlign w:val="center"/>
           </w:tcPr>
           <w:p>
@@ -29927,7 +29905,7 @@
         </w:tc>
         <w:tc>
           <w:tcPr>
-            <w:tcW w:w="2239" w:type="dxa"/>
+            <w:tcW w:w="2013" w:type="dxa"/>
             <w:vAlign w:val="center"/>
           </w:tcPr>
           <w:p>
@@ -29960,7 +29938,7 @@
         </w:tc>
         <w:tc>
           <w:tcPr>
-            <w:tcW w:w="2336" w:type="dxa"/>
+            <w:tcW w:w="2101" w:type="dxa"/>
             <w:vAlign w:val="center"/>
           </w:tcPr>
           <w:p>
@@ -30012,7 +29990,7 @@
         </w:tc>
         <w:tc>
           <w:tcPr>
-            <w:tcW w:w="1982" w:type="dxa"/>
+            <w:tcW w:w="2608" w:type="dxa"/>
             <w:vAlign w:val="center"/>
           </w:tcPr>
           <w:p>
@@ -30037,27 +30015,26 @@
         </w:trPr>
         <w:tc>
           <w:tcPr>
-            <w:tcW w:w="626" w:type="dxa"/>
-            <w:vAlign w:val="center"/>
-          </w:tcPr>
-          <w:p>
-            <w:pPr>
-              <w:pStyle w:val="Compact"/>
-              <w:spacing w:before="0" w:after="0" w:line="280" w:lineRule="exact"/>
-              <w:jc w:val="center"/>
-            </w:pPr>
-            <w:r>
-              <w:rPr>
-                <w:sz w:val="24"/>
-              </w:rPr>
-              <w:lastRenderedPageBreak/>
+            <w:tcW w:w="680" w:type="dxa"/>
+            <w:vAlign w:val="center"/>
+          </w:tcPr>
+          <w:p>
+            <w:pPr>
+              <w:pStyle w:val="Compact"/>
+              <w:spacing w:before="0" w:after="0" w:line="280" w:lineRule="exact"/>
+              <w:jc w:val="center"/>
+            </w:pPr>
+            <w:r>
+              <w:rPr>
+                <w:sz w:val="24"/>
+              </w:rPr>
               <w:t>6</w:t>
             </w:r>
           </w:p>
         </w:tc>
         <w:tc>
           <w:tcPr>
-            <w:tcW w:w="2171" w:type="dxa"/>
+            <w:tcW w:w="1952" w:type="dxa"/>
             <w:vAlign w:val="center"/>
           </w:tcPr>
           <w:p>
@@ -30083,7 +30060,7 @@
         </w:tc>
         <w:tc>
           <w:tcPr>
-            <w:tcW w:w="2239" w:type="dxa"/>
+            <w:tcW w:w="2013" w:type="dxa"/>
             <w:vAlign w:val="center"/>
           </w:tcPr>
           <w:p>
@@ -30116,7 +30093,7 @@
         </w:tc>
         <w:tc>
           <w:tcPr>
-            <w:tcW w:w="2336" w:type="dxa"/>
+            <w:tcW w:w="2101" w:type="dxa"/>
             <w:vAlign w:val="center"/>
           </w:tcPr>
           <w:p>
@@ -30135,7 +30112,7 @@
         </w:tc>
         <w:tc>
           <w:tcPr>
-            <w:tcW w:w="1982" w:type="dxa"/>
+            <w:tcW w:w="2608" w:type="dxa"/>
             <w:vAlign w:val="center"/>
           </w:tcPr>
           <w:p>
@@ -30190,7 +30167,7 @@
         <w:jc w:val="center"/>
       </w:pPr>
       <w:bookmarkStart w:id="38" w:name="_cb59224a7032ef66ab429e7df9b4e4c597bc187"/>
-      <w:bookmarkStart w:id="39" w:name="_Toc242033007"/>
+      <w:bookmarkStart w:id="39" w:name="_Toc242034868"/>
       <w:bookmarkEnd w:id="36"/>
       <w:r>
         <w:rPr>
@@ -30291,10 +30268,10 @@
         <w:tblLook w:val="0020" w:firstRow="1" w:lastRow="0" w:firstColumn="0" w:lastColumn="0" w:noHBand="0" w:noVBand="0"/>
       </w:tblPr>
       <w:tblGrid>
-        <w:gridCol w:w="643"/>
-        <w:gridCol w:w="2276"/>
-        <w:gridCol w:w="3184"/>
-        <w:gridCol w:w="3252"/>
+        <w:gridCol w:w="681"/>
+        <w:gridCol w:w="2608"/>
+        <w:gridCol w:w="3001"/>
+        <w:gridCol w:w="3065"/>
       </w:tblGrid>
       <w:tr>
         <w:trPr>
@@ -30305,7 +30282,7 @@
         </w:trPr>
         <w:tc>
           <w:tcPr>
-            <w:tcW w:w="642" w:type="dxa"/>
+            <w:tcW w:w="680" w:type="dxa"/>
             <w:vAlign w:val="center"/>
           </w:tcPr>
           <w:p>
@@ -30325,7 +30302,7 @@
         </w:tc>
         <w:tc>
           <w:tcPr>
-            <w:tcW w:w="2276" w:type="dxa"/>
+            <w:tcW w:w="2608" w:type="dxa"/>
             <w:vAlign w:val="center"/>
           </w:tcPr>
           <w:p>
@@ -30345,7 +30322,7 @@
         </w:tc>
         <w:tc>
           <w:tcPr>
-            <w:tcW w:w="3184" w:type="dxa"/>
+            <w:tcW w:w="3001" w:type="dxa"/>
             <w:vAlign w:val="center"/>
           </w:tcPr>
           <w:p>
@@ -30365,7 +30342,7 @@
         </w:tc>
         <w:tc>
           <w:tcPr>
-            <w:tcW w:w="3252" w:type="dxa"/>
+            <w:tcW w:w="3065" w:type="dxa"/>
             <w:vAlign w:val="center"/>
           </w:tcPr>
           <w:p>
@@ -30391,7 +30368,7 @@
         </w:trPr>
         <w:tc>
           <w:tcPr>
-            <w:tcW w:w="642" w:type="dxa"/>
+            <w:tcW w:w="680" w:type="dxa"/>
             <w:vAlign w:val="center"/>
           </w:tcPr>
           <w:p>
@@ -30410,7 +30387,7 @@
         </w:tc>
         <w:tc>
           <w:tcPr>
-            <w:tcW w:w="2276" w:type="dxa"/>
+            <w:tcW w:w="2608" w:type="dxa"/>
             <w:vAlign w:val="center"/>
           </w:tcPr>
           <w:p>
@@ -30429,7 +30406,7 @@
         </w:tc>
         <w:tc>
           <w:tcPr>
-            <w:tcW w:w="3184" w:type="dxa"/>
+            <w:tcW w:w="3001" w:type="dxa"/>
             <w:vAlign w:val="center"/>
           </w:tcPr>
           <w:p>
@@ -30448,7 +30425,7 @@
         </w:tc>
         <w:tc>
           <w:tcPr>
-            <w:tcW w:w="3252" w:type="dxa"/>
+            <w:tcW w:w="3065" w:type="dxa"/>
             <w:vAlign w:val="center"/>
           </w:tcPr>
           <w:p>
@@ -30473,7 +30450,7 @@
         </w:trPr>
         <w:tc>
           <w:tcPr>
-            <w:tcW w:w="642" w:type="dxa"/>
+            <w:tcW w:w="680" w:type="dxa"/>
             <w:vAlign w:val="center"/>
           </w:tcPr>
           <w:p>
@@ -30492,7 +30469,7 @@
         </w:tc>
         <w:tc>
           <w:tcPr>
-            <w:tcW w:w="2276" w:type="dxa"/>
+            <w:tcW w:w="2608" w:type="dxa"/>
             <w:vAlign w:val="center"/>
           </w:tcPr>
           <w:p>
@@ -30511,7 +30488,7 @@
         </w:tc>
         <w:tc>
           <w:tcPr>
-            <w:tcW w:w="3184" w:type="dxa"/>
+            <w:tcW w:w="3001" w:type="dxa"/>
             <w:vAlign w:val="center"/>
           </w:tcPr>
           <w:p>
@@ -30530,7 +30507,7 @@
         </w:tc>
         <w:tc>
           <w:tcPr>
-            <w:tcW w:w="3252" w:type="dxa"/>
+            <w:tcW w:w="3065" w:type="dxa"/>
             <w:vAlign w:val="center"/>
           </w:tcPr>
           <w:p>
@@ -30555,7 +30532,7 @@
         </w:trPr>
         <w:tc>
           <w:tcPr>
-            <w:tcW w:w="642" w:type="dxa"/>
+            <w:tcW w:w="680" w:type="dxa"/>
             <w:vAlign w:val="center"/>
           </w:tcPr>
           <w:p>
@@ -30574,7 +30551,7 @@
         </w:tc>
         <w:tc>
           <w:tcPr>
-            <w:tcW w:w="2276" w:type="dxa"/>
+            <w:tcW w:w="2608" w:type="dxa"/>
             <w:vAlign w:val="center"/>
           </w:tcPr>
           <w:p>
@@ -30593,7 +30570,7 @@
         </w:tc>
         <w:tc>
           <w:tcPr>
-            <w:tcW w:w="3184" w:type="dxa"/>
+            <w:tcW w:w="3001" w:type="dxa"/>
             <w:vAlign w:val="center"/>
           </w:tcPr>
           <w:p>
@@ -30612,7 +30589,7 @@
         </w:tc>
         <w:tc>
           <w:tcPr>
-            <w:tcW w:w="3252" w:type="dxa"/>
+            <w:tcW w:w="3065" w:type="dxa"/>
             <w:vAlign w:val="center"/>
           </w:tcPr>
           <w:p>
@@ -30656,7 +30633,7 @@
         </w:trPr>
         <w:tc>
           <w:tcPr>
-            <w:tcW w:w="642" w:type="dxa"/>
+            <w:tcW w:w="680" w:type="dxa"/>
             <w:vAlign w:val="center"/>
           </w:tcPr>
           <w:p>
@@ -30675,7 +30652,7 @@
         </w:tc>
         <w:tc>
           <w:tcPr>
-            <w:tcW w:w="2276" w:type="dxa"/>
+            <w:tcW w:w="2608" w:type="dxa"/>
             <w:vAlign w:val="center"/>
           </w:tcPr>
           <w:p>
@@ -30694,7 +30671,7 @@
         </w:tc>
         <w:tc>
           <w:tcPr>
-            <w:tcW w:w="3184" w:type="dxa"/>
+            <w:tcW w:w="3001" w:type="dxa"/>
             <w:vAlign w:val="center"/>
           </w:tcPr>
           <w:p>
@@ -30713,7 +30690,7 @@
         </w:tc>
         <w:tc>
           <w:tcPr>
-            <w:tcW w:w="3252" w:type="dxa"/>
+            <w:tcW w:w="3065" w:type="dxa"/>
             <w:vAlign w:val="center"/>
           </w:tcPr>
           <w:p>
@@ -30738,7 +30715,7 @@
         </w:trPr>
         <w:tc>
           <w:tcPr>
-            <w:tcW w:w="642" w:type="dxa"/>
+            <w:tcW w:w="680" w:type="dxa"/>
             <w:vAlign w:val="center"/>
           </w:tcPr>
           <w:p>
@@ -30757,7 +30734,7 @@
         </w:tc>
         <w:tc>
           <w:tcPr>
-            <w:tcW w:w="2276" w:type="dxa"/>
+            <w:tcW w:w="2608" w:type="dxa"/>
             <w:vAlign w:val="center"/>
           </w:tcPr>
           <w:p>
@@ -30776,7 +30753,7 @@
         </w:tc>
         <w:tc>
           <w:tcPr>
-            <w:tcW w:w="3184" w:type="dxa"/>
+            <w:tcW w:w="3001" w:type="dxa"/>
             <w:vAlign w:val="center"/>
           </w:tcPr>
           <w:p>
@@ -30795,7 +30772,7 @@
         </w:tc>
         <w:tc>
           <w:tcPr>
-            <w:tcW w:w="3252" w:type="dxa"/>
+            <w:tcW w:w="3065" w:type="dxa"/>
             <w:vAlign w:val="center"/>
           </w:tcPr>
           <w:p>
@@ -30827,7 +30804,7 @@
         </w:trPr>
         <w:tc>
           <w:tcPr>
-            <w:tcW w:w="642" w:type="dxa"/>
+            <w:tcW w:w="680" w:type="dxa"/>
             <w:vAlign w:val="center"/>
           </w:tcPr>
           <w:p>
@@ -30846,7 +30823,7 @@
         </w:tc>
         <w:tc>
           <w:tcPr>
-            <w:tcW w:w="2276" w:type="dxa"/>
+            <w:tcW w:w="2608" w:type="dxa"/>
             <w:vAlign w:val="center"/>
           </w:tcPr>
           <w:p>
@@ -30865,7 +30842,7 @@
         </w:tc>
         <w:tc>
           <w:tcPr>
-            <w:tcW w:w="3184" w:type="dxa"/>
+            <w:tcW w:w="3001" w:type="dxa"/>
             <w:vAlign w:val="center"/>
           </w:tcPr>
           <w:p>
@@ -30884,7 +30861,7 @@
         </w:tc>
         <w:tc>
           <w:tcPr>
-            <w:tcW w:w="3252" w:type="dxa"/>
+            <w:tcW w:w="3065" w:type="dxa"/>
             <w:vAlign w:val="center"/>
           </w:tcPr>
           <w:p>
@@ -30932,7 +30909,7 @@
         <w:jc w:val="center"/>
       </w:pPr>
       <w:bookmarkStart w:id="40" w:name="_36e5ced6b29eabb38058bfd1a6b3384d71712dd"/>
-      <w:bookmarkStart w:id="41" w:name="_Toc242033008"/>
+      <w:bookmarkStart w:id="41" w:name="_Toc242034869"/>
       <w:bookmarkEnd w:id="38"/>
       <w:r>
         <w:rPr>
@@ -31082,10 +31059,10 @@
         <w:tblLook w:val="0020" w:firstRow="1" w:lastRow="0" w:firstColumn="0" w:lastColumn="0" w:noHBand="0" w:noVBand="0"/>
       </w:tblPr>
       <w:tblGrid>
-        <w:gridCol w:w="1629"/>
-        <w:gridCol w:w="1495"/>
-        <w:gridCol w:w="1817"/>
-        <w:gridCol w:w="4414"/>
+        <w:gridCol w:w="1798"/>
+        <w:gridCol w:w="1655"/>
+        <w:gridCol w:w="1939"/>
+        <w:gridCol w:w="3963"/>
       </w:tblGrid>
       <w:tr>
         <w:trPr>
@@ -31096,7 +31073,7 @@
         </w:trPr>
         <w:tc>
           <w:tcPr>
-            <w:tcW w:w="1628" w:type="dxa"/>
+            <w:tcW w:w="1797" w:type="dxa"/>
             <w:vAlign w:val="center"/>
           </w:tcPr>
           <w:p>
@@ -31116,7 +31093,7 @@
         </w:tc>
         <w:tc>
           <w:tcPr>
-            <w:tcW w:w="1495" w:type="dxa"/>
+            <w:tcW w:w="1655" w:type="dxa"/>
             <w:vAlign w:val="center"/>
           </w:tcPr>
           <w:p>
@@ -31136,7 +31113,7 @@
         </w:tc>
         <w:tc>
           <w:tcPr>
-            <w:tcW w:w="1817" w:type="dxa"/>
+            <w:tcW w:w="1939" w:type="dxa"/>
             <w:vAlign w:val="center"/>
           </w:tcPr>
           <w:p>
@@ -31156,7 +31133,7 @@
         </w:tc>
         <w:tc>
           <w:tcPr>
-            <w:tcW w:w="4413" w:type="dxa"/>
+            <w:tcW w:w="3963" w:type="dxa"/>
             <w:vAlign w:val="center"/>
           </w:tcPr>
           <w:p>
@@ -31182,7 +31159,7 @@
         </w:trPr>
         <w:tc>
           <w:tcPr>
-            <w:tcW w:w="1628" w:type="dxa"/>
+            <w:tcW w:w="1797" w:type="dxa"/>
             <w:vAlign w:val="center"/>
           </w:tcPr>
           <w:p>
@@ -31202,7 +31179,7 @@
         </w:tc>
         <w:tc>
           <w:tcPr>
-            <w:tcW w:w="1495" w:type="dxa"/>
+            <w:tcW w:w="1655" w:type="dxa"/>
             <w:vAlign w:val="center"/>
           </w:tcPr>
           <w:p>
@@ -31222,7 +31199,7 @@
         </w:tc>
         <w:tc>
           <w:tcPr>
-            <w:tcW w:w="1817" w:type="dxa"/>
+            <w:tcW w:w="1939" w:type="dxa"/>
             <w:vAlign w:val="center"/>
           </w:tcPr>
           <w:p>
@@ -31241,7 +31218,7 @@
         </w:tc>
         <w:tc>
           <w:tcPr>
-            <w:tcW w:w="4413" w:type="dxa"/>
+            <w:tcW w:w="3963" w:type="dxa"/>
             <w:vAlign w:val="center"/>
           </w:tcPr>
           <w:p>
@@ -31266,7 +31243,7 @@
         </w:trPr>
         <w:tc>
           <w:tcPr>
-            <w:tcW w:w="1628" w:type="dxa"/>
+            <w:tcW w:w="1797" w:type="dxa"/>
             <w:vAlign w:val="center"/>
           </w:tcPr>
           <w:p>
@@ -31286,7 +31263,7 @@
         </w:tc>
         <w:tc>
           <w:tcPr>
-            <w:tcW w:w="1495" w:type="dxa"/>
+            <w:tcW w:w="1655" w:type="dxa"/>
             <w:vAlign w:val="center"/>
           </w:tcPr>
           <w:p>
@@ -31306,7 +31283,7 @@
         </w:tc>
         <w:tc>
           <w:tcPr>
-            <w:tcW w:w="1817" w:type="dxa"/>
+            <w:tcW w:w="1939" w:type="dxa"/>
             <w:vAlign w:val="center"/>
           </w:tcPr>
           <w:p>
@@ -31325,7 +31302,7 @@
         </w:tc>
         <w:tc>
           <w:tcPr>
-            <w:tcW w:w="4413" w:type="dxa"/>
+            <w:tcW w:w="3963" w:type="dxa"/>
             <w:vAlign w:val="center"/>
           </w:tcPr>
           <w:p>
@@ -31363,7 +31340,7 @@
         </w:trPr>
         <w:tc>
           <w:tcPr>
-            <w:tcW w:w="1628" w:type="dxa"/>
+            <w:tcW w:w="1797" w:type="dxa"/>
             <w:vAlign w:val="center"/>
           </w:tcPr>
           <w:p>
@@ -31383,7 +31360,7 @@
         </w:tc>
         <w:tc>
           <w:tcPr>
-            <w:tcW w:w="1495" w:type="dxa"/>
+            <w:tcW w:w="1655" w:type="dxa"/>
             <w:vAlign w:val="center"/>
           </w:tcPr>
           <w:p>
@@ -31403,7 +31380,7 @@
         </w:tc>
         <w:tc>
           <w:tcPr>
-            <w:tcW w:w="1817" w:type="dxa"/>
+            <w:tcW w:w="1939" w:type="dxa"/>
             <w:vAlign w:val="center"/>
           </w:tcPr>
           <w:p>
@@ -31422,7 +31399,7 @@
         </w:tc>
         <w:tc>
           <w:tcPr>
-            <w:tcW w:w="4413" w:type="dxa"/>
+            <w:tcW w:w="3963" w:type="dxa"/>
             <w:vAlign w:val="center"/>
           </w:tcPr>
           <w:p>
@@ -31473,7 +31450,7 @@
         </w:trPr>
         <w:tc>
           <w:tcPr>
-            <w:tcW w:w="1628" w:type="dxa"/>
+            <w:tcW w:w="1797" w:type="dxa"/>
             <w:vAlign w:val="center"/>
           </w:tcPr>
           <w:p>
@@ -31493,7 +31470,7 @@
         </w:tc>
         <w:tc>
           <w:tcPr>
-            <w:tcW w:w="1495" w:type="dxa"/>
+            <w:tcW w:w="1655" w:type="dxa"/>
             <w:vAlign w:val="center"/>
           </w:tcPr>
           <w:p>
@@ -31513,7 +31490,7 @@
         </w:tc>
         <w:tc>
           <w:tcPr>
-            <w:tcW w:w="1817" w:type="dxa"/>
+            <w:tcW w:w="1939" w:type="dxa"/>
             <w:vAlign w:val="center"/>
           </w:tcPr>
           <w:p>
@@ -31532,7 +31509,7 @@
         </w:tc>
         <w:tc>
           <w:tcPr>
-            <w:tcW w:w="4413" w:type="dxa"/>
+            <w:tcW w:w="3963" w:type="dxa"/>
             <w:vAlign w:val="center"/>
           </w:tcPr>
           <w:p>
@@ -31563,7 +31540,7 @@
         </w:trPr>
         <w:tc>
           <w:tcPr>
-            <w:tcW w:w="1628" w:type="dxa"/>
+            <w:tcW w:w="1797" w:type="dxa"/>
             <w:vAlign w:val="center"/>
           </w:tcPr>
           <w:p>
@@ -31583,7 +31560,7 @@
         </w:tc>
         <w:tc>
           <w:tcPr>
-            <w:tcW w:w="1495" w:type="dxa"/>
+            <w:tcW w:w="1655" w:type="dxa"/>
             <w:vAlign w:val="center"/>
           </w:tcPr>
           <w:p>
@@ -31603,7 +31580,7 @@
         </w:tc>
         <w:tc>
           <w:tcPr>
-            <w:tcW w:w="1817" w:type="dxa"/>
+            <w:tcW w:w="1939" w:type="dxa"/>
             <w:vAlign w:val="center"/>
           </w:tcPr>
           <w:p>
@@ -31622,7 +31599,7 @@
         </w:tc>
         <w:tc>
           <w:tcPr>
-            <w:tcW w:w="4413" w:type="dxa"/>
+            <w:tcW w:w="3963" w:type="dxa"/>
             <w:vAlign w:val="center"/>
           </w:tcPr>
           <w:p>
@@ -31647,7 +31624,7 @@
         </w:trPr>
         <w:tc>
           <w:tcPr>
-            <w:tcW w:w="1628" w:type="dxa"/>
+            <w:tcW w:w="1797" w:type="dxa"/>
             <w:vAlign w:val="center"/>
           </w:tcPr>
           <w:p>
@@ -31667,7 +31644,7 @@
         </w:tc>
         <w:tc>
           <w:tcPr>
-            <w:tcW w:w="1495" w:type="dxa"/>
+            <w:tcW w:w="1655" w:type="dxa"/>
             <w:vAlign w:val="center"/>
           </w:tcPr>
           <w:p>
@@ -31687,7 +31664,7 @@
         </w:tc>
         <w:tc>
           <w:tcPr>
-            <w:tcW w:w="1817" w:type="dxa"/>
+            <w:tcW w:w="1939" w:type="dxa"/>
             <w:vAlign w:val="center"/>
           </w:tcPr>
           <w:p>
@@ -31706,7 +31683,7 @@
         </w:tc>
         <w:tc>
           <w:tcPr>
-            <w:tcW w:w="4413" w:type="dxa"/>
+            <w:tcW w:w="3963" w:type="dxa"/>
             <w:vAlign w:val="center"/>
           </w:tcPr>
           <w:p>
@@ -31871,7 +31848,7 @@
         <w:jc w:val="center"/>
       </w:pPr>
       <w:bookmarkStart w:id="42" w:name="_9d5fcc7b5dcc7edf41414b415020c8f23d21510"/>
-      <w:bookmarkStart w:id="43" w:name="_Toc242033009"/>
+      <w:bookmarkStart w:id="43" w:name="_Toc242034870"/>
       <w:bookmarkEnd w:id="40"/>
       <w:r>
         <w:rPr>
@@ -32290,13 +32267,13 @@
         <w:tblLook w:val="0020" w:firstRow="1" w:lastRow="0" w:firstColumn="0" w:lastColumn="0" w:noHBand="0" w:noVBand="0"/>
       </w:tblPr>
       <w:tblGrid>
-        <w:gridCol w:w="1332"/>
-        <w:gridCol w:w="1658"/>
-        <w:gridCol w:w="712"/>
-        <w:gridCol w:w="1114"/>
-        <w:gridCol w:w="1658"/>
-        <w:gridCol w:w="1223"/>
-        <w:gridCol w:w="1658"/>
+        <w:gridCol w:w="1339"/>
+        <w:gridCol w:w="1653"/>
+        <w:gridCol w:w="793"/>
+        <w:gridCol w:w="1126"/>
+        <w:gridCol w:w="1652"/>
+        <w:gridCol w:w="1140"/>
+        <w:gridCol w:w="1652"/>
       </w:tblGrid>
       <w:tr>
         <w:trPr>
@@ -32307,7 +32284,7 @@
         </w:trPr>
         <w:tc>
           <w:tcPr>
-            <w:tcW w:w="1332" w:type="dxa"/>
+            <w:tcW w:w="1338" w:type="dxa"/>
             <w:vAlign w:val="center"/>
           </w:tcPr>
           <w:p>
@@ -32327,7 +32304,7 @@
         </w:tc>
         <w:tc>
           <w:tcPr>
-            <w:tcW w:w="1658" w:type="dxa"/>
+            <w:tcW w:w="1652" w:type="dxa"/>
             <w:vAlign w:val="center"/>
           </w:tcPr>
           <w:p>
@@ -32354,7 +32331,7 @@
         </w:tc>
         <w:tc>
           <w:tcPr>
-            <w:tcW w:w="712" w:type="dxa"/>
+            <w:tcW w:w="793" w:type="dxa"/>
             <w:vAlign w:val="center"/>
           </w:tcPr>
           <w:p>
@@ -32374,7 +32351,7 @@
         </w:tc>
         <w:tc>
           <w:tcPr>
-            <w:tcW w:w="1114" w:type="dxa"/>
+            <w:tcW w:w="1126" w:type="dxa"/>
             <w:vAlign w:val="center"/>
           </w:tcPr>
           <w:p>
@@ -32410,7 +32387,7 @@
         </w:tc>
         <w:tc>
           <w:tcPr>
-            <w:tcW w:w="1658" w:type="dxa"/>
+            <w:tcW w:w="1652" w:type="dxa"/>
             <w:vAlign w:val="center"/>
           </w:tcPr>
           <w:p>
@@ -32430,7 +32407,7 @@
         </w:tc>
         <w:tc>
           <w:tcPr>
-            <w:tcW w:w="1223" w:type="dxa"/>
+            <w:tcW w:w="1140" w:type="dxa"/>
             <w:vAlign w:val="center"/>
           </w:tcPr>
           <w:p>
@@ -32466,7 +32443,7 @@
         </w:tc>
         <w:tc>
           <w:tcPr>
-            <w:tcW w:w="1658" w:type="dxa"/>
+            <w:tcW w:w="1652" w:type="dxa"/>
             <w:vAlign w:val="center"/>
           </w:tcPr>
           <w:p>
@@ -32492,7 +32469,7 @@
         </w:trPr>
         <w:tc>
           <w:tcPr>
-            <w:tcW w:w="1332" w:type="dxa"/>
+            <w:tcW w:w="1338" w:type="dxa"/>
             <w:vAlign w:val="center"/>
           </w:tcPr>
           <w:p>
@@ -32525,7 +32502,7 @@
         </w:tc>
         <w:tc>
           <w:tcPr>
-            <w:tcW w:w="1658" w:type="dxa"/>
+            <w:tcW w:w="1652" w:type="dxa"/>
             <w:vAlign w:val="center"/>
           </w:tcPr>
           <w:p>
@@ -32544,7 +32521,7 @@
         </w:tc>
         <w:tc>
           <w:tcPr>
-            <w:tcW w:w="712" w:type="dxa"/>
+            <w:tcW w:w="793" w:type="dxa"/>
             <w:vAlign w:val="center"/>
           </w:tcPr>
           <w:p>
@@ -32563,7 +32540,7 @@
         </w:tc>
         <w:tc>
           <w:tcPr>
-            <w:tcW w:w="1114" w:type="dxa"/>
+            <w:tcW w:w="1126" w:type="dxa"/>
             <w:vAlign w:val="center"/>
           </w:tcPr>
           <w:p>
@@ -32582,7 +32559,7 @@
         </w:tc>
         <w:tc>
           <w:tcPr>
-            <w:tcW w:w="1658" w:type="dxa"/>
+            <w:tcW w:w="1652" w:type="dxa"/>
             <w:vAlign w:val="center"/>
           </w:tcPr>
           <w:p>
@@ -32601,7 +32578,7 @@
         </w:tc>
         <w:tc>
           <w:tcPr>
-            <w:tcW w:w="1223" w:type="dxa"/>
+            <w:tcW w:w="1140" w:type="dxa"/>
             <w:vAlign w:val="center"/>
           </w:tcPr>
           <w:p>
@@ -32620,7 +32597,7 @@
         </w:tc>
         <w:tc>
           <w:tcPr>
-            <w:tcW w:w="1658" w:type="dxa"/>
+            <w:tcW w:w="1652" w:type="dxa"/>
             <w:vAlign w:val="center"/>
           </w:tcPr>
           <w:p>
@@ -32645,7 +32622,7 @@
         </w:trPr>
         <w:tc>
           <w:tcPr>
-            <w:tcW w:w="1332" w:type="dxa"/>
+            <w:tcW w:w="1338" w:type="dxa"/>
             <w:vAlign w:val="center"/>
           </w:tcPr>
           <w:p>
@@ -32678,7 +32655,7 @@
         </w:tc>
         <w:tc>
           <w:tcPr>
-            <w:tcW w:w="1658" w:type="dxa"/>
+            <w:tcW w:w="1652" w:type="dxa"/>
             <w:vAlign w:val="center"/>
           </w:tcPr>
           <w:p>
@@ -32697,7 +32674,7 @@
         </w:tc>
         <w:tc>
           <w:tcPr>
-            <w:tcW w:w="712" w:type="dxa"/>
+            <w:tcW w:w="793" w:type="dxa"/>
             <w:vAlign w:val="center"/>
           </w:tcPr>
           <w:p>
@@ -32716,7 +32693,7 @@
         </w:tc>
         <w:tc>
           <w:tcPr>
-            <w:tcW w:w="1114" w:type="dxa"/>
+            <w:tcW w:w="1126" w:type="dxa"/>
             <w:vAlign w:val="center"/>
           </w:tcPr>
           <w:p>
@@ -32735,7 +32712,7 @@
         </w:tc>
         <w:tc>
           <w:tcPr>
-            <w:tcW w:w="1658" w:type="dxa"/>
+            <w:tcW w:w="1652" w:type="dxa"/>
             <w:vAlign w:val="center"/>
           </w:tcPr>
           <w:p>
@@ -32754,7 +32731,7 @@
         </w:tc>
         <w:tc>
           <w:tcPr>
-            <w:tcW w:w="1223" w:type="dxa"/>
+            <w:tcW w:w="1140" w:type="dxa"/>
             <w:vAlign w:val="center"/>
           </w:tcPr>
           <w:p>
@@ -32773,7 +32750,7 @@
         </w:tc>
         <w:tc>
           <w:tcPr>
-            <w:tcW w:w="1658" w:type="dxa"/>
+            <w:tcW w:w="1652" w:type="dxa"/>
             <w:vAlign w:val="center"/>
           </w:tcPr>
           <w:p>
@@ -32798,7 +32775,7 @@
         </w:trPr>
         <w:tc>
           <w:tcPr>
-            <w:tcW w:w="1332" w:type="dxa"/>
+            <w:tcW w:w="1338" w:type="dxa"/>
             <w:vAlign w:val="center"/>
           </w:tcPr>
           <w:p>
@@ -32831,7 +32808,7 @@
         </w:tc>
         <w:tc>
           <w:tcPr>
-            <w:tcW w:w="1658" w:type="dxa"/>
+            <w:tcW w:w="1652" w:type="dxa"/>
             <w:vAlign w:val="center"/>
           </w:tcPr>
           <w:p>
@@ -32850,7 +32827,7 @@
         </w:tc>
         <w:tc>
           <w:tcPr>
-            <w:tcW w:w="712" w:type="dxa"/>
+            <w:tcW w:w="793" w:type="dxa"/>
             <w:vAlign w:val="center"/>
           </w:tcPr>
           <w:p>
@@ -32869,7 +32846,7 @@
         </w:tc>
         <w:tc>
           <w:tcPr>
-            <w:tcW w:w="1114" w:type="dxa"/>
+            <w:tcW w:w="1126" w:type="dxa"/>
             <w:vAlign w:val="center"/>
           </w:tcPr>
           <w:p>
@@ -32888,7 +32865,7 @@
         </w:tc>
         <w:tc>
           <w:tcPr>
-            <w:tcW w:w="1658" w:type="dxa"/>
+            <w:tcW w:w="1652" w:type="dxa"/>
             <w:vAlign w:val="center"/>
           </w:tcPr>
           <w:p>
@@ -32907,7 +32884,7 @@
         </w:tc>
         <w:tc>
           <w:tcPr>
-            <w:tcW w:w="1223" w:type="dxa"/>
+            <w:tcW w:w="1140" w:type="dxa"/>
             <w:vAlign w:val="center"/>
           </w:tcPr>
           <w:p>
@@ -32926,7 +32903,7 @@
         </w:tc>
         <w:tc>
           <w:tcPr>
-            <w:tcW w:w="1658" w:type="dxa"/>
+            <w:tcW w:w="1652" w:type="dxa"/>
             <w:vAlign w:val="center"/>
           </w:tcPr>
           <w:p>
@@ -32951,7 +32928,7 @@
         </w:trPr>
         <w:tc>
           <w:tcPr>
-            <w:tcW w:w="1332" w:type="dxa"/>
+            <w:tcW w:w="1338" w:type="dxa"/>
             <w:vAlign w:val="center"/>
           </w:tcPr>
           <w:p>
@@ -32984,7 +32961,7 @@
         </w:tc>
         <w:tc>
           <w:tcPr>
-            <w:tcW w:w="1658" w:type="dxa"/>
+            <w:tcW w:w="1652" w:type="dxa"/>
             <w:vAlign w:val="center"/>
           </w:tcPr>
           <w:p>
@@ -33003,7 +32980,7 @@
         </w:tc>
         <w:tc>
           <w:tcPr>
-            <w:tcW w:w="712" w:type="dxa"/>
+            <w:tcW w:w="793" w:type="dxa"/>
             <w:vAlign w:val="center"/>
           </w:tcPr>
           <w:p>
@@ -33022,7 +32999,7 @@
         </w:tc>
         <w:tc>
           <w:tcPr>
-            <w:tcW w:w="1114" w:type="dxa"/>
+            <w:tcW w:w="1126" w:type="dxa"/>
             <w:vAlign w:val="center"/>
           </w:tcPr>
           <w:p>
@@ -33041,7 +33018,7 @@
         </w:tc>
         <w:tc>
           <w:tcPr>
-            <w:tcW w:w="1658" w:type="dxa"/>
+            <w:tcW w:w="1652" w:type="dxa"/>
             <w:vAlign w:val="center"/>
           </w:tcPr>
           <w:p>
@@ -33060,7 +33037,7 @@
         </w:tc>
         <w:tc>
           <w:tcPr>
-            <w:tcW w:w="1223" w:type="dxa"/>
+            <w:tcW w:w="1140" w:type="dxa"/>
             <w:vAlign w:val="center"/>
           </w:tcPr>
           <w:p>
@@ -33079,7 +33056,7 @@
         </w:tc>
         <w:tc>
           <w:tcPr>
-            <w:tcW w:w="1658" w:type="dxa"/>
+            <w:tcW w:w="1652" w:type="dxa"/>
             <w:vAlign w:val="center"/>
           </w:tcPr>
           <w:p>
@@ -33104,7 +33081,7 @@
         </w:trPr>
         <w:tc>
           <w:tcPr>
-            <w:tcW w:w="1332" w:type="dxa"/>
+            <w:tcW w:w="1338" w:type="dxa"/>
             <w:vAlign w:val="center"/>
           </w:tcPr>
           <w:p>
@@ -33137,7 +33114,7 @@
         </w:tc>
         <w:tc>
           <w:tcPr>
-            <w:tcW w:w="1658" w:type="dxa"/>
+            <w:tcW w:w="1652" w:type="dxa"/>
             <w:vAlign w:val="center"/>
           </w:tcPr>
           <w:p>
@@ -33156,7 +33133,7 @@
         </w:tc>
         <w:tc>
           <w:tcPr>
-            <w:tcW w:w="712" w:type="dxa"/>
+            <w:tcW w:w="793" w:type="dxa"/>
             <w:vAlign w:val="center"/>
           </w:tcPr>
           <w:p>
@@ -33175,7 +33152,7 @@
         </w:tc>
         <w:tc>
           <w:tcPr>
-            <w:tcW w:w="1114" w:type="dxa"/>
+            <w:tcW w:w="1126" w:type="dxa"/>
             <w:vAlign w:val="center"/>
           </w:tcPr>
           <w:p>
@@ -33194,7 +33171,7 @@
         </w:tc>
         <w:tc>
           <w:tcPr>
-            <w:tcW w:w="1658" w:type="dxa"/>
+            <w:tcW w:w="1652" w:type="dxa"/>
             <w:vAlign w:val="center"/>
           </w:tcPr>
           <w:p>
@@ -33213,7 +33190,7 @@
         </w:tc>
         <w:tc>
           <w:tcPr>
-            <w:tcW w:w="1223" w:type="dxa"/>
+            <w:tcW w:w="1140" w:type="dxa"/>
             <w:vAlign w:val="center"/>
           </w:tcPr>
           <w:p>
@@ -33232,7 +33209,7 @@
         </w:tc>
         <w:tc>
           <w:tcPr>
-            <w:tcW w:w="1658" w:type="dxa"/>
+            <w:tcW w:w="1652" w:type="dxa"/>
             <w:vAlign w:val="center"/>
           </w:tcPr>
           <w:p>
@@ -33257,7 +33234,7 @@
         </w:trPr>
         <w:tc>
           <w:tcPr>
-            <w:tcW w:w="1332" w:type="dxa"/>
+            <w:tcW w:w="1338" w:type="dxa"/>
             <w:vAlign w:val="center"/>
           </w:tcPr>
           <w:p>
@@ -33303,7 +33280,7 @@
         </w:tc>
         <w:tc>
           <w:tcPr>
-            <w:tcW w:w="1658" w:type="dxa"/>
+            <w:tcW w:w="1652" w:type="dxa"/>
             <w:vAlign w:val="center"/>
           </w:tcPr>
           <w:p>
@@ -33322,7 +33299,7 @@
         </w:tc>
         <w:tc>
           <w:tcPr>
-            <w:tcW w:w="712" w:type="dxa"/>
+            <w:tcW w:w="793" w:type="dxa"/>
             <w:vAlign w:val="center"/>
           </w:tcPr>
           <w:p>
@@ -33341,7 +33318,7 @@
         </w:tc>
         <w:tc>
           <w:tcPr>
-            <w:tcW w:w="1114" w:type="dxa"/>
+            <w:tcW w:w="1126" w:type="dxa"/>
             <w:vAlign w:val="center"/>
           </w:tcPr>
           <w:p>
@@ -33360,7 +33337,7 @@
         </w:tc>
         <w:tc>
           <w:tcPr>
-            <w:tcW w:w="1658" w:type="dxa"/>
+            <w:tcW w:w="1652" w:type="dxa"/>
             <w:vAlign w:val="center"/>
           </w:tcPr>
           <w:p>
@@ -33379,7 +33356,7 @@
         </w:tc>
         <w:tc>
           <w:tcPr>
-            <w:tcW w:w="1223" w:type="dxa"/>
+            <w:tcW w:w="1140" w:type="dxa"/>
             <w:vAlign w:val="center"/>
           </w:tcPr>
           <w:p>
@@ -33398,7 +33375,7 @@
         </w:tc>
         <w:tc>
           <w:tcPr>
-            <w:tcW w:w="1658" w:type="dxa"/>
+            <w:tcW w:w="1652" w:type="dxa"/>
             <w:vAlign w:val="center"/>
           </w:tcPr>
           <w:p>
@@ -33423,7 +33400,7 @@
         </w:trPr>
         <w:tc>
           <w:tcPr>
-            <w:tcW w:w="1332" w:type="dxa"/>
+            <w:tcW w:w="1338" w:type="dxa"/>
             <w:vAlign w:val="center"/>
           </w:tcPr>
           <w:p>
@@ -33469,7 +33446,7 @@
         </w:tc>
         <w:tc>
           <w:tcPr>
-            <w:tcW w:w="1658" w:type="dxa"/>
+            <w:tcW w:w="1652" w:type="dxa"/>
             <w:vAlign w:val="center"/>
           </w:tcPr>
           <w:p>
@@ -33488,7 +33465,7 @@
         </w:tc>
         <w:tc>
           <w:tcPr>
-            <w:tcW w:w="712" w:type="dxa"/>
+            <w:tcW w:w="793" w:type="dxa"/>
             <w:vAlign w:val="center"/>
           </w:tcPr>
           <w:p>
@@ -33507,7 +33484,7 @@
         </w:tc>
         <w:tc>
           <w:tcPr>
-            <w:tcW w:w="1114" w:type="dxa"/>
+            <w:tcW w:w="1126" w:type="dxa"/>
             <w:vAlign w:val="center"/>
           </w:tcPr>
           <w:p>
@@ -33526,7 +33503,7 @@
         </w:tc>
         <w:tc>
           <w:tcPr>
-            <w:tcW w:w="1658" w:type="dxa"/>
+            <w:tcW w:w="1652" w:type="dxa"/>
             <w:vAlign w:val="center"/>
           </w:tcPr>
           <w:p>
@@ -33545,7 +33522,7 @@
         </w:tc>
         <w:tc>
           <w:tcPr>
-            <w:tcW w:w="1223" w:type="dxa"/>
+            <w:tcW w:w="1140" w:type="dxa"/>
             <w:vAlign w:val="center"/>
           </w:tcPr>
           <w:p>
@@ -33564,7 +33541,7 @@
         </w:tc>
         <w:tc>
           <w:tcPr>
-            <w:tcW w:w="1658" w:type="dxa"/>
+            <w:tcW w:w="1652" w:type="dxa"/>
             <w:vAlign w:val="center"/>
           </w:tcPr>
           <w:p>
@@ -33589,7 +33566,7 @@
         </w:trPr>
         <w:tc>
           <w:tcPr>
-            <w:tcW w:w="1332" w:type="dxa"/>
+            <w:tcW w:w="1338" w:type="dxa"/>
             <w:vAlign w:val="center"/>
           </w:tcPr>
           <w:p>
@@ -33622,7 +33599,7 @@
         </w:tc>
         <w:tc>
           <w:tcPr>
-            <w:tcW w:w="1658" w:type="dxa"/>
+            <w:tcW w:w="1652" w:type="dxa"/>
             <w:vAlign w:val="center"/>
           </w:tcPr>
           <w:p>
@@ -33641,7 +33618,7 @@
         </w:tc>
         <w:tc>
           <w:tcPr>
-            <w:tcW w:w="712" w:type="dxa"/>
+            <w:tcW w:w="793" w:type="dxa"/>
             <w:vAlign w:val="center"/>
           </w:tcPr>
           <w:p>
@@ -33660,7 +33637,7 @@
         </w:tc>
         <w:tc>
           <w:tcPr>
-            <w:tcW w:w="1114" w:type="dxa"/>
+            <w:tcW w:w="1126" w:type="dxa"/>
             <w:vAlign w:val="center"/>
           </w:tcPr>
           <w:p>
@@ -33679,7 +33656,7 @@
         </w:tc>
         <w:tc>
           <w:tcPr>
-            <w:tcW w:w="1658" w:type="dxa"/>
+            <w:tcW w:w="1652" w:type="dxa"/>
             <w:vAlign w:val="center"/>
           </w:tcPr>
           <w:p>
@@ -33698,7 +33675,7 @@
         </w:tc>
         <w:tc>
           <w:tcPr>
-            <w:tcW w:w="1223" w:type="dxa"/>
+            <w:tcW w:w="1140" w:type="dxa"/>
             <w:vAlign w:val="center"/>
           </w:tcPr>
           <w:p>
@@ -33717,7 +33694,7 @@
         </w:tc>
         <w:tc>
           <w:tcPr>
-            <w:tcW w:w="1658" w:type="dxa"/>
+            <w:tcW w:w="1652" w:type="dxa"/>
             <w:vAlign w:val="center"/>
           </w:tcPr>
           <w:p>
@@ -33742,7 +33719,7 @@
         </w:trPr>
         <w:tc>
           <w:tcPr>
-            <w:tcW w:w="1332" w:type="dxa"/>
+            <w:tcW w:w="1338" w:type="dxa"/>
             <w:vAlign w:val="center"/>
           </w:tcPr>
           <w:p>
@@ -33775,7 +33752,7 @@
         </w:tc>
         <w:tc>
           <w:tcPr>
-            <w:tcW w:w="1658" w:type="dxa"/>
+            <w:tcW w:w="1652" w:type="dxa"/>
             <w:vAlign w:val="center"/>
           </w:tcPr>
           <w:p>
@@ -33794,7 +33771,7 @@
         </w:tc>
         <w:tc>
           <w:tcPr>
-            <w:tcW w:w="712" w:type="dxa"/>
+            <w:tcW w:w="793" w:type="dxa"/>
             <w:vAlign w:val="center"/>
           </w:tcPr>
           <w:p>
@@ -33813,7 +33790,7 @@
         </w:tc>
         <w:tc>
           <w:tcPr>
-            <w:tcW w:w="1114" w:type="dxa"/>
+            <w:tcW w:w="1126" w:type="dxa"/>
             <w:vAlign w:val="center"/>
           </w:tcPr>
           <w:p>
@@ -33832,7 +33809,7 @@
         </w:tc>
         <w:tc>
           <w:tcPr>
-            <w:tcW w:w="1658" w:type="dxa"/>
+            <w:tcW w:w="1652" w:type="dxa"/>
             <w:vAlign w:val="center"/>
           </w:tcPr>
           <w:p>
@@ -33851,7 +33828,7 @@
         </w:tc>
         <w:tc>
           <w:tcPr>
-            <w:tcW w:w="1223" w:type="dxa"/>
+            <w:tcW w:w="1140" w:type="dxa"/>
             <w:vAlign w:val="center"/>
           </w:tcPr>
           <w:p>
@@ -33870,7 +33847,7 @@
         </w:tc>
         <w:tc>
           <w:tcPr>
-            <w:tcW w:w="1658" w:type="dxa"/>
+            <w:tcW w:w="1652" w:type="dxa"/>
             <w:vAlign w:val="center"/>
           </w:tcPr>
           <w:p>
@@ -33895,7 +33872,7 @@
         </w:trPr>
         <w:tc>
           <w:tcPr>
-            <w:tcW w:w="1332" w:type="dxa"/>
+            <w:tcW w:w="1338" w:type="dxa"/>
             <w:vAlign w:val="center"/>
           </w:tcPr>
           <w:p>
@@ -33942,7 +33919,7 @@
         </w:tc>
         <w:tc>
           <w:tcPr>
-            <w:tcW w:w="1658" w:type="dxa"/>
+            <w:tcW w:w="1652" w:type="dxa"/>
             <w:vAlign w:val="center"/>
           </w:tcPr>
           <w:p>
@@ -33961,7 +33938,7 @@
         </w:tc>
         <w:tc>
           <w:tcPr>
-            <w:tcW w:w="712" w:type="dxa"/>
+            <w:tcW w:w="793" w:type="dxa"/>
             <w:vAlign w:val="center"/>
           </w:tcPr>
           <w:p>
@@ -33980,7 +33957,7 @@
         </w:tc>
         <w:tc>
           <w:tcPr>
-            <w:tcW w:w="1114" w:type="dxa"/>
+            <w:tcW w:w="1126" w:type="dxa"/>
             <w:vAlign w:val="center"/>
           </w:tcPr>
           <w:p>
@@ -33999,7 +33976,7 @@
         </w:tc>
         <w:tc>
           <w:tcPr>
-            <w:tcW w:w="1658" w:type="dxa"/>
+            <w:tcW w:w="1652" w:type="dxa"/>
             <w:vAlign w:val="center"/>
           </w:tcPr>
           <w:p>
@@ -34018,7 +33995,7 @@
         </w:tc>
         <w:tc>
           <w:tcPr>
-            <w:tcW w:w="1223" w:type="dxa"/>
+            <w:tcW w:w="1140" w:type="dxa"/>
             <w:vAlign w:val="center"/>
           </w:tcPr>
           <w:p>
@@ -34037,7 +34014,7 @@
         </w:tc>
         <w:tc>
           <w:tcPr>
-            <w:tcW w:w="1658" w:type="dxa"/>
+            <w:tcW w:w="1652" w:type="dxa"/>
             <w:vAlign w:val="center"/>
           </w:tcPr>
           <w:p>
@@ -34062,7 +34039,7 @@
         </w:trPr>
         <w:tc>
           <w:tcPr>
-            <w:tcW w:w="1332" w:type="dxa"/>
+            <w:tcW w:w="1338" w:type="dxa"/>
             <w:vAlign w:val="center"/>
           </w:tcPr>
           <w:p>
@@ -34108,7 +34085,7 @@
         </w:tc>
         <w:tc>
           <w:tcPr>
-            <w:tcW w:w="1658" w:type="dxa"/>
+            <w:tcW w:w="1652" w:type="dxa"/>
             <w:vAlign w:val="center"/>
           </w:tcPr>
           <w:p>
@@ -34127,7 +34104,7 @@
         </w:tc>
         <w:tc>
           <w:tcPr>
-            <w:tcW w:w="712" w:type="dxa"/>
+            <w:tcW w:w="793" w:type="dxa"/>
             <w:vAlign w:val="center"/>
           </w:tcPr>
           <w:p>
@@ -34146,7 +34123,7 @@
         </w:tc>
         <w:tc>
           <w:tcPr>
-            <w:tcW w:w="1114" w:type="dxa"/>
+            <w:tcW w:w="1126" w:type="dxa"/>
             <w:vAlign w:val="center"/>
           </w:tcPr>
           <w:p>
@@ -34165,7 +34142,7 @@
         </w:tc>
         <w:tc>
           <w:tcPr>
-            <w:tcW w:w="1658" w:type="dxa"/>
+            <w:tcW w:w="1652" w:type="dxa"/>
             <w:vAlign w:val="center"/>
           </w:tcPr>
           <w:p>
@@ -34184,7 +34161,7 @@
         </w:tc>
         <w:tc>
           <w:tcPr>
-            <w:tcW w:w="1223" w:type="dxa"/>
+            <w:tcW w:w="1140" w:type="dxa"/>
             <w:vAlign w:val="center"/>
           </w:tcPr>
           <w:p>
@@ -34203,7 +34180,7 @@
         </w:tc>
         <w:tc>
           <w:tcPr>
-            <w:tcW w:w="1658" w:type="dxa"/>
+            <w:tcW w:w="1652" w:type="dxa"/>
             <w:vAlign w:val="center"/>
           </w:tcPr>
           <w:p>
@@ -34228,7 +34205,7 @@
         </w:trPr>
         <w:tc>
           <w:tcPr>
-            <w:tcW w:w="1332" w:type="dxa"/>
+            <w:tcW w:w="1338" w:type="dxa"/>
             <w:vAlign w:val="center"/>
           </w:tcPr>
           <w:p>
@@ -34274,7 +34251,7 @@
         </w:tc>
         <w:tc>
           <w:tcPr>
-            <w:tcW w:w="1658" w:type="dxa"/>
+            <w:tcW w:w="1652" w:type="dxa"/>
             <w:vAlign w:val="center"/>
           </w:tcPr>
           <w:p>
@@ -34293,7 +34270,7 @@
         </w:tc>
         <w:tc>
           <w:tcPr>
-            <w:tcW w:w="712" w:type="dxa"/>
+            <w:tcW w:w="793" w:type="dxa"/>
             <w:vAlign w:val="center"/>
           </w:tcPr>
           <w:p>
@@ -34312,7 +34289,7 @@
         </w:tc>
         <w:tc>
           <w:tcPr>
-            <w:tcW w:w="1114" w:type="dxa"/>
+            <w:tcW w:w="1126" w:type="dxa"/>
             <w:vAlign w:val="center"/>
           </w:tcPr>
           <w:p>
@@ -34331,7 +34308,7 @@
         </w:tc>
         <w:tc>
           <w:tcPr>
-            <w:tcW w:w="1658" w:type="dxa"/>
+            <w:tcW w:w="1652" w:type="dxa"/>
             <w:vAlign w:val="center"/>
           </w:tcPr>
           <w:p>
@@ -34350,7 +34327,7 @@
         </w:tc>
         <w:tc>
           <w:tcPr>
-            <w:tcW w:w="1223" w:type="dxa"/>
+            <w:tcW w:w="1140" w:type="dxa"/>
             <w:vAlign w:val="center"/>
           </w:tcPr>
           <w:p>
@@ -34369,7 +34346,7 @@
         </w:tc>
         <w:tc>
           <w:tcPr>
-            <w:tcW w:w="1658" w:type="dxa"/>
+            <w:tcW w:w="1652" w:type="dxa"/>
             <w:vAlign w:val="center"/>
           </w:tcPr>
           <w:p>
@@ -34738,11 +34715,11 @@
         <w:tblLook w:val="0020" w:firstRow="1" w:lastRow="0" w:firstColumn="0" w:lastColumn="0" w:noHBand="0" w:noVBand="0"/>
       </w:tblPr>
       <w:tblGrid>
-        <w:gridCol w:w="2955"/>
-        <w:gridCol w:w="1605"/>
-        <w:gridCol w:w="1605"/>
-        <w:gridCol w:w="1847"/>
-        <w:gridCol w:w="1343"/>
+        <w:gridCol w:w="2308"/>
+        <w:gridCol w:w="1797"/>
+        <w:gridCol w:w="1797"/>
+        <w:gridCol w:w="1939"/>
+        <w:gridCol w:w="1514"/>
       </w:tblGrid>
       <w:tr>
         <w:trPr>
@@ -34753,7 +34730,7 @@
         </w:trPr>
         <w:tc>
           <w:tcPr>
-            <w:tcW w:w="2953" w:type="dxa"/>
+            <w:tcW w:w="2307" w:type="dxa"/>
             <w:vAlign w:val="center"/>
           </w:tcPr>
           <w:p>
@@ -34773,7 +34750,7 @@
         </w:tc>
         <w:tc>
           <w:tcPr>
-            <w:tcW w:w="1605" w:type="dxa"/>
+            <w:tcW w:w="1797" w:type="dxa"/>
             <w:vAlign w:val="center"/>
           </w:tcPr>
           <w:p>
@@ -34824,7 +34801,7 @@
         </w:tc>
         <w:tc>
           <w:tcPr>
-            <w:tcW w:w="1605" w:type="dxa"/>
+            <w:tcW w:w="1797" w:type="dxa"/>
             <w:vAlign w:val="center"/>
           </w:tcPr>
           <w:p>
@@ -34844,7 +34821,7 @@
         </w:tc>
         <w:tc>
           <w:tcPr>
-            <w:tcW w:w="1847" w:type="dxa"/>
+            <w:tcW w:w="1939" w:type="dxa"/>
             <w:vAlign w:val="center"/>
           </w:tcPr>
           <w:p>
@@ -34864,7 +34841,7 @@
         </w:tc>
         <w:tc>
           <w:tcPr>
-            <w:tcW w:w="1343" w:type="dxa"/>
+            <w:tcW w:w="1514" w:type="dxa"/>
             <w:vAlign w:val="center"/>
           </w:tcPr>
           <w:p>
@@ -34913,7 +34890,7 @@
         </w:trPr>
         <w:tc>
           <w:tcPr>
-            <w:tcW w:w="2953" w:type="dxa"/>
+            <w:tcW w:w="2307" w:type="dxa"/>
             <w:vAlign w:val="center"/>
           </w:tcPr>
           <w:p>
@@ -34946,7 +34923,7 @@
         </w:tc>
         <w:tc>
           <w:tcPr>
-            <w:tcW w:w="1605" w:type="dxa"/>
+            <w:tcW w:w="1797" w:type="dxa"/>
             <w:vAlign w:val="center"/>
           </w:tcPr>
           <w:p>
@@ -34965,7 +34942,7 @@
         </w:tc>
         <w:tc>
           <w:tcPr>
-            <w:tcW w:w="1605" w:type="dxa"/>
+            <w:tcW w:w="1797" w:type="dxa"/>
             <w:vAlign w:val="center"/>
           </w:tcPr>
           <w:p>
@@ -34984,7 +34961,7 @@
         </w:tc>
         <w:tc>
           <w:tcPr>
-            <w:tcW w:w="1847" w:type="dxa"/>
+            <w:tcW w:w="1939" w:type="dxa"/>
             <w:vAlign w:val="center"/>
           </w:tcPr>
           <w:p>
@@ -35003,7 +34980,7 @@
         </w:tc>
         <w:tc>
           <w:tcPr>
-            <w:tcW w:w="1343" w:type="dxa"/>
+            <w:tcW w:w="1514" w:type="dxa"/>
             <w:vAlign w:val="center"/>
           </w:tcPr>
           <w:p>
@@ -35028,7 +35005,7 @@
         </w:trPr>
         <w:tc>
           <w:tcPr>
-            <w:tcW w:w="2953" w:type="dxa"/>
+            <w:tcW w:w="2307" w:type="dxa"/>
             <w:vAlign w:val="center"/>
           </w:tcPr>
           <w:p>
@@ -35061,7 +35038,7 @@
         </w:tc>
         <w:tc>
           <w:tcPr>
-            <w:tcW w:w="1605" w:type="dxa"/>
+            <w:tcW w:w="1797" w:type="dxa"/>
             <w:vAlign w:val="center"/>
           </w:tcPr>
           <w:p>
@@ -35080,7 +35057,7 @@
         </w:tc>
         <w:tc>
           <w:tcPr>
-            <w:tcW w:w="1605" w:type="dxa"/>
+            <w:tcW w:w="1797" w:type="dxa"/>
             <w:vAlign w:val="center"/>
           </w:tcPr>
           <w:p>
@@ -35099,7 +35076,7 @@
         </w:tc>
         <w:tc>
           <w:tcPr>
-            <w:tcW w:w="1847" w:type="dxa"/>
+            <w:tcW w:w="1939" w:type="dxa"/>
             <w:vAlign w:val="center"/>
           </w:tcPr>
           <w:p>
@@ -35118,7 +35095,7 @@
         </w:tc>
         <w:tc>
           <w:tcPr>
-            <w:tcW w:w="1343" w:type="dxa"/>
+            <w:tcW w:w="1514" w:type="dxa"/>
             <w:vAlign w:val="center"/>
           </w:tcPr>
           <w:p>
@@ -35143,7 +35120,7 @@
         </w:trPr>
         <w:tc>
           <w:tcPr>
-            <w:tcW w:w="2953" w:type="dxa"/>
+            <w:tcW w:w="2307" w:type="dxa"/>
             <w:vAlign w:val="center"/>
           </w:tcPr>
           <w:p>
@@ -35176,7 +35153,7 @@
         </w:tc>
         <w:tc>
           <w:tcPr>
-            <w:tcW w:w="1605" w:type="dxa"/>
+            <w:tcW w:w="1797" w:type="dxa"/>
             <w:vAlign w:val="center"/>
           </w:tcPr>
           <w:p>
@@ -35195,7 +35172,7 @@
         </w:tc>
         <w:tc>
           <w:tcPr>
-            <w:tcW w:w="1605" w:type="dxa"/>
+            <w:tcW w:w="1797" w:type="dxa"/>
             <w:vAlign w:val="center"/>
           </w:tcPr>
           <w:p>
@@ -35214,7 +35191,7 @@
         </w:tc>
         <w:tc>
           <w:tcPr>
-            <w:tcW w:w="1847" w:type="dxa"/>
+            <w:tcW w:w="1939" w:type="dxa"/>
             <w:vAlign w:val="center"/>
           </w:tcPr>
           <w:p>
@@ -35233,7 +35210,7 @@
         </w:tc>
         <w:tc>
           <w:tcPr>
-            <w:tcW w:w="1343" w:type="dxa"/>
+            <w:tcW w:w="1514" w:type="dxa"/>
             <w:vAlign w:val="center"/>
           </w:tcPr>
           <w:p>
@@ -35258,7 +35235,7 @@
         </w:trPr>
         <w:tc>
           <w:tcPr>
-            <w:tcW w:w="2953" w:type="dxa"/>
+            <w:tcW w:w="2307" w:type="dxa"/>
             <w:vAlign w:val="center"/>
           </w:tcPr>
           <w:p>
@@ -35291,7 +35268,7 @@
         </w:tc>
         <w:tc>
           <w:tcPr>
-            <w:tcW w:w="1605" w:type="dxa"/>
+            <w:tcW w:w="1797" w:type="dxa"/>
             <w:vAlign w:val="center"/>
           </w:tcPr>
           <w:p>
@@ -35310,7 +35287,7 @@
         </w:tc>
         <w:tc>
           <w:tcPr>
-            <w:tcW w:w="1605" w:type="dxa"/>
+            <w:tcW w:w="1797" w:type="dxa"/>
             <w:vAlign w:val="center"/>
           </w:tcPr>
           <w:p>
@@ -35329,7 +35306,7 @@
         </w:tc>
         <w:tc>
           <w:tcPr>
-            <w:tcW w:w="1847" w:type="dxa"/>
+            <w:tcW w:w="1939" w:type="dxa"/>
             <w:vAlign w:val="center"/>
           </w:tcPr>
           <w:p>
@@ -35348,7 +35325,7 @@
         </w:tc>
         <w:tc>
           <w:tcPr>
-            <w:tcW w:w="1343" w:type="dxa"/>
+            <w:tcW w:w="1514" w:type="dxa"/>
             <w:vAlign w:val="center"/>
           </w:tcPr>
           <w:p>
@@ -35373,7 +35350,7 @@
         </w:trPr>
         <w:tc>
           <w:tcPr>
-            <w:tcW w:w="2953" w:type="dxa"/>
+            <w:tcW w:w="2307" w:type="dxa"/>
             <w:vAlign w:val="center"/>
           </w:tcPr>
           <w:p>
@@ -35406,7 +35383,7 @@
         </w:tc>
         <w:tc>
           <w:tcPr>
-            <w:tcW w:w="1605" w:type="dxa"/>
+            <w:tcW w:w="1797" w:type="dxa"/>
             <w:vAlign w:val="center"/>
           </w:tcPr>
           <w:p>
@@ -35425,7 +35402,7 @@
         </w:tc>
         <w:tc>
           <w:tcPr>
-            <w:tcW w:w="1605" w:type="dxa"/>
+            <w:tcW w:w="1797" w:type="dxa"/>
             <w:vAlign w:val="center"/>
           </w:tcPr>
           <w:p>
@@ -35444,7 +35421,7 @@
         </w:tc>
         <w:tc>
           <w:tcPr>
-            <w:tcW w:w="1847" w:type="dxa"/>
+            <w:tcW w:w="1939" w:type="dxa"/>
             <w:vAlign w:val="center"/>
           </w:tcPr>
           <w:p>
@@ -35463,7 +35440,7 @@
         </w:tc>
         <w:tc>
           <w:tcPr>
-            <w:tcW w:w="1343" w:type="dxa"/>
+            <w:tcW w:w="1514" w:type="dxa"/>
             <w:vAlign w:val="center"/>
           </w:tcPr>
           <w:p>
@@ -35488,20 +35465,21 @@
         </w:trPr>
         <w:tc>
           <w:tcPr>
-            <w:tcW w:w="2953" w:type="dxa"/>
-            <w:vAlign w:val="center"/>
-          </w:tcPr>
-          <w:p>
-            <w:pPr>
-              <w:pStyle w:val="Compact"/>
-              <w:spacing w:before="0" w:after="0" w:line="280" w:lineRule="exact"/>
-              <w:jc w:val="center"/>
-            </w:pPr>
-            <w:r>
-              <w:rPr>
-                <w:i/>
-                <w:sz w:val="24"/>
-              </w:rPr>
+            <w:tcW w:w="2307" w:type="dxa"/>
+            <w:vAlign w:val="center"/>
+          </w:tcPr>
+          <w:p>
+            <w:pPr>
+              <w:pStyle w:val="Compact"/>
+              <w:spacing w:before="0" w:after="0" w:line="280" w:lineRule="exact"/>
+              <w:jc w:val="center"/>
+            </w:pPr>
+            <w:r>
+              <w:rPr>
+                <w:i/>
+                <w:sz w:val="24"/>
+              </w:rPr>
+              <w:lastRenderedPageBreak/>
               <w:t>excel</w:t>
             </w:r>
             <w:r>
@@ -35742,7 +35720,7 @@
         </w:tc>
         <w:tc>
           <w:tcPr>
-            <w:tcW w:w="1605" w:type="dxa"/>
+            <w:tcW w:w="1797" w:type="dxa"/>
             <w:vAlign w:val="center"/>
           </w:tcPr>
           <w:p>
@@ -35761,7 +35739,7 @@
         </w:tc>
         <w:tc>
           <w:tcPr>
-            <w:tcW w:w="1605" w:type="dxa"/>
+            <w:tcW w:w="1797" w:type="dxa"/>
             <w:vAlign w:val="center"/>
           </w:tcPr>
           <w:p>
@@ -35780,7 +35758,7 @@
         </w:tc>
         <w:tc>
           <w:tcPr>
-            <w:tcW w:w="1847" w:type="dxa"/>
+            <w:tcW w:w="1939" w:type="dxa"/>
             <w:vAlign w:val="center"/>
           </w:tcPr>
           <w:p>
@@ -35799,7 +35777,7 @@
         </w:tc>
         <w:tc>
           <w:tcPr>
-            <w:tcW w:w="1343" w:type="dxa"/>
+            <w:tcW w:w="1514" w:type="dxa"/>
             <w:vAlign w:val="center"/>
           </w:tcPr>
           <w:p>
@@ -35829,7 +35807,6 @@
         <w:rPr>
           <w:sz w:val="28"/>
         </w:rPr>
-        <w:lastRenderedPageBreak/>
         <w:t xml:space="preserve">Для пяти массовых запросов </w:t>
       </w:r>
       <w:r>
@@ -36139,7 +36116,7 @@
   <w:abstractNum w:abstractNumId="0" w15:restartNumberingAfterBreak="0">
     <w:nsid w:val="0000A990"/>
     <w:multiLevelType w:val="multilevel"/>
-    <w:tmpl w:val="55B8D506"/>
+    <w:tmpl w:val="6832D856"/>
     <w:lvl w:ilvl="0">
       <w:numFmt w:val="bullet"/>
       <w:lvlText w:val=" "/>
@@ -36216,7 +36193,7 @@
   <w:abstractNum w:abstractNumId="1" w15:restartNumberingAfterBreak="0">
     <w:nsid w:val="00A99411"/>
     <w:multiLevelType w:val="multilevel"/>
-    <w:tmpl w:val="06D0ACE0"/>
+    <w:tmpl w:val="D3980F28"/>
     <w:lvl w:ilvl="0">
       <w:start w:val="1"/>
       <w:numFmt w:val="decimal"/>
@@ -37694,7 +37671,7 @@
     <w:autoRedefine/>
     <w:uiPriority w:val="39"/>
     <w:unhideWhenUsed/>
-    <w:rsid w:val="00BB2768"/>
+    <w:rsid w:val="006A2D69"/>
     <w:pPr>
       <w:spacing w:after="100"/>
     </w:pPr>
@@ -37706,7 +37683,7 @@
     <w:autoRedefine/>
     <w:uiPriority w:val="39"/>
     <w:unhideWhenUsed/>
-    <w:rsid w:val="00BB2768"/>
+    <w:rsid w:val="006A2D69"/>
     <w:pPr>
       <w:spacing w:after="100"/>
       <w:ind w:left="240"/>

--- a/ЛР4_Пять_сил_Портера/ОТЧЕТ_ЛР4_TableMind.docx
+++ b/ЛР4_Пять_сил_Портера/ОТЧЕТ_ЛР4_TableMind.docx
@@ -204,7 +204,7 @@
       <w:r>
         <w:fldChar w:fldCharType="separate"/>
       </w:r>
-      <w:hyperlink w:anchor="_Toc242313949" w:history="1">
+      <w:hyperlink w:anchor="_Toc242338605" w:history="1">
         <w:r>
           <w:rPr>
             <w:rStyle w:val="af"/>
@@ -232,7 +232,7 @@
             <w:noProof/>
             <w:webHidden/>
           </w:rPr>
-          <w:instrText xml:space="preserve"> PAGEREF _Toc242313949 \h </w:instrText>
+          <w:instrText xml:space="preserve"> PAGEREF _Toc242338605 \h </w:instrText>
         </w:r>
         <w:r>
           <w:rPr>
@@ -279,7 +279,7 @@
           <w14:ligatures w14:val="standardContextual"/>
         </w:rPr>
       </w:pPr>
-      <w:hyperlink w:anchor="_Toc242313950" w:history="1">
+      <w:hyperlink w:anchor="_Toc242338606" w:history="1">
         <w:r>
           <w:rPr>
             <w:rStyle w:val="af"/>
@@ -307,7 +307,7 @@
             <w:noProof/>
             <w:webHidden/>
           </w:rPr>
-          <w:instrText xml:space="preserve"> PAGEREF _Toc242313950 \h </w:instrText>
+          <w:instrText xml:space="preserve"> PAGEREF _Toc242338606 \h </w:instrText>
         </w:r>
         <w:r>
           <w:rPr>
@@ -354,7 +354,7 @@
           <w14:ligatures w14:val="standardContextual"/>
         </w:rPr>
       </w:pPr>
-      <w:hyperlink w:anchor="_Toc242313951" w:history="1">
+      <w:hyperlink w:anchor="_Toc242338607" w:history="1">
         <w:r>
           <w:rPr>
             <w:rStyle w:val="af"/>
@@ -382,7 +382,7 @@
             <w:noProof/>
             <w:webHidden/>
           </w:rPr>
-          <w:instrText xml:space="preserve"> PAGEREF _Toc242313951 \h </w:instrText>
+          <w:instrText xml:space="preserve"> PAGEREF _Toc242338607 \h </w:instrText>
         </w:r>
         <w:r>
           <w:rPr>
@@ -429,7 +429,7 @@
           <w14:ligatures w14:val="standardContextual"/>
         </w:rPr>
       </w:pPr>
-      <w:hyperlink w:anchor="_Toc242313952" w:history="1">
+      <w:hyperlink w:anchor="_Toc242338608" w:history="1">
         <w:r>
           <w:rPr>
             <w:rStyle w:val="af"/>
@@ -457,7 +457,7 @@
             <w:noProof/>
             <w:webHidden/>
           </w:rPr>
-          <w:instrText xml:space="preserve"> PAGEREF _Toc242313952 \h </w:instrText>
+          <w:instrText xml:space="preserve"> PAGEREF _Toc242338608 \h </w:instrText>
         </w:r>
         <w:r>
           <w:rPr>
@@ -504,7 +504,7 @@
           <w14:ligatures w14:val="standardContextual"/>
         </w:rPr>
       </w:pPr>
-      <w:hyperlink w:anchor="_Toc242313953" w:history="1">
+      <w:hyperlink w:anchor="_Toc242338609" w:history="1">
         <w:r>
           <w:rPr>
             <w:rStyle w:val="af"/>
@@ -532,7 +532,7 @@
             <w:noProof/>
             <w:webHidden/>
           </w:rPr>
-          <w:instrText xml:space="preserve"> PAGEREF _Toc242313953 \h </w:instrText>
+          <w:instrText xml:space="preserve"> PAGEREF _Toc242338609 \h </w:instrText>
         </w:r>
         <w:r>
           <w:rPr>
@@ -579,7 +579,7 @@
           <w14:ligatures w14:val="standardContextual"/>
         </w:rPr>
       </w:pPr>
-      <w:hyperlink w:anchor="_Toc242313954" w:history="1">
+      <w:hyperlink w:anchor="_Toc242338610" w:history="1">
         <w:r>
           <w:rPr>
             <w:rStyle w:val="af"/>
@@ -607,7 +607,7 @@
             <w:noProof/>
             <w:webHidden/>
           </w:rPr>
-          <w:instrText xml:space="preserve"> PAGEREF _Toc242313954 \h </w:instrText>
+          <w:instrText xml:space="preserve"> PAGEREF _Toc242338610 \h </w:instrText>
         </w:r>
         <w:r>
           <w:rPr>
@@ -654,7 +654,7 @@
           <w14:ligatures w14:val="standardContextual"/>
         </w:rPr>
       </w:pPr>
-      <w:hyperlink w:anchor="_Toc242313955" w:history="1">
+      <w:hyperlink w:anchor="_Toc242338611" w:history="1">
         <w:r>
           <w:rPr>
             <w:rStyle w:val="af"/>
@@ -682,7 +682,7 @@
             <w:noProof/>
             <w:webHidden/>
           </w:rPr>
-          <w:instrText xml:space="preserve"> PAGEREF _Toc242313955 \h </w:instrText>
+          <w:instrText xml:space="preserve"> PAGEREF _Toc242338611 \h </w:instrText>
         </w:r>
         <w:r>
           <w:rPr>
@@ -729,7 +729,7 @@
           <w14:ligatures w14:val="standardContextual"/>
         </w:rPr>
       </w:pPr>
-      <w:hyperlink w:anchor="_Toc242313956" w:history="1">
+      <w:hyperlink w:anchor="_Toc242338612" w:history="1">
         <w:r>
           <w:rPr>
             <w:rStyle w:val="af"/>
@@ -757,7 +757,7 @@
             <w:noProof/>
             <w:webHidden/>
           </w:rPr>
-          <w:instrText xml:space="preserve"> PAGEREF _Toc242313956 \h </w:instrText>
+          <w:instrText xml:space="preserve"> PAGEREF _Toc242338612 \h </w:instrText>
         </w:r>
         <w:r>
           <w:rPr>
@@ -804,7 +804,7 @@
           <w14:ligatures w14:val="standardContextual"/>
         </w:rPr>
       </w:pPr>
-      <w:hyperlink w:anchor="_Toc242313957" w:history="1">
+      <w:hyperlink w:anchor="_Toc242338613" w:history="1">
         <w:r>
           <w:rPr>
             <w:rStyle w:val="af"/>
@@ -832,7 +832,7 @@
             <w:noProof/>
             <w:webHidden/>
           </w:rPr>
-          <w:instrText xml:space="preserve"> PAGEREF _Toc242313957 \h </w:instrText>
+          <w:instrText xml:space="preserve"> PAGEREF _Toc242338613 \h </w:instrText>
         </w:r>
         <w:r>
           <w:rPr>
@@ -879,7 +879,7 @@
           <w14:ligatures w14:val="standardContextual"/>
         </w:rPr>
       </w:pPr>
-      <w:hyperlink w:anchor="_Toc242313958" w:history="1">
+      <w:hyperlink w:anchor="_Toc242338614" w:history="1">
         <w:r>
           <w:rPr>
             <w:rStyle w:val="af"/>
@@ -907,7 +907,7 @@
             <w:noProof/>
             <w:webHidden/>
           </w:rPr>
-          <w:instrText xml:space="preserve"> PAGEREF _Toc242313958 \h </w:instrText>
+          <w:instrText xml:space="preserve"> PAGEREF _Toc242338614 \h </w:instrText>
         </w:r>
         <w:r>
           <w:rPr>
@@ -954,7 +954,7 @@
           <w14:ligatures w14:val="standardContextual"/>
         </w:rPr>
       </w:pPr>
-      <w:hyperlink w:anchor="_Toc242313959" w:history="1">
+      <w:hyperlink w:anchor="_Toc242338615" w:history="1">
         <w:r>
           <w:rPr>
             <w:rStyle w:val="af"/>
@@ -982,7 +982,7 @@
             <w:noProof/>
             <w:webHidden/>
           </w:rPr>
-          <w:instrText xml:space="preserve"> PAGEREF _Toc242313959 \h </w:instrText>
+          <w:instrText xml:space="preserve"> PAGEREF _Toc242338615 \h </w:instrText>
         </w:r>
         <w:r>
           <w:rPr>
@@ -1029,7 +1029,7 @@
           <w14:ligatures w14:val="standardContextual"/>
         </w:rPr>
       </w:pPr>
-      <w:hyperlink w:anchor="_Toc242313960" w:history="1">
+      <w:hyperlink w:anchor="_Toc242338616" w:history="1">
         <w:r>
           <w:rPr>
             <w:rStyle w:val="af"/>
@@ -1057,7 +1057,7 @@
             <w:noProof/>
             <w:webHidden/>
           </w:rPr>
-          <w:instrText xml:space="preserve"> PAGEREF _Toc242313960 \h </w:instrText>
+          <w:instrText xml:space="preserve"> PAGEREF _Toc242338616 \h </w:instrText>
         </w:r>
         <w:r>
           <w:rPr>
@@ -1104,7 +1104,7 @@
           <w14:ligatures w14:val="standardContextual"/>
         </w:rPr>
       </w:pPr>
-      <w:hyperlink w:anchor="_Toc242313961" w:history="1">
+      <w:hyperlink w:anchor="_Toc242338617" w:history="1">
         <w:r>
           <w:rPr>
             <w:rStyle w:val="af"/>
@@ -1132,7 +1132,7 @@
             <w:noProof/>
             <w:webHidden/>
           </w:rPr>
-          <w:instrText xml:space="preserve"> PAGEREF _Toc242313961 \h </w:instrText>
+          <w:instrText xml:space="preserve"> PAGEREF _Toc242338617 \h </w:instrText>
         </w:r>
         <w:r>
           <w:rPr>
@@ -1179,7 +1179,7 @@
           <w14:ligatures w14:val="standardContextual"/>
         </w:rPr>
       </w:pPr>
-      <w:hyperlink w:anchor="_Toc242313962" w:history="1">
+      <w:hyperlink w:anchor="_Toc242338618" w:history="1">
         <w:r>
           <w:rPr>
             <w:rStyle w:val="af"/>
@@ -1207,7 +1207,7 @@
             <w:noProof/>
             <w:webHidden/>
           </w:rPr>
-          <w:instrText xml:space="preserve"> PAGEREF _Toc242313962 \h </w:instrText>
+          <w:instrText xml:space="preserve"> PAGEREF _Toc242338618 \h </w:instrText>
         </w:r>
         <w:r>
           <w:rPr>
@@ -1254,7 +1254,7 @@
           <w14:ligatures w14:val="standardContextual"/>
         </w:rPr>
       </w:pPr>
-      <w:hyperlink w:anchor="_Toc242313963" w:history="1">
+      <w:hyperlink w:anchor="_Toc242338619" w:history="1">
         <w:r>
           <w:rPr>
             <w:rStyle w:val="af"/>
@@ -1282,7 +1282,7 @@
             <w:noProof/>
             <w:webHidden/>
           </w:rPr>
-          <w:instrText xml:space="preserve"> PAGEREF _Toc242313963 \h </w:instrText>
+          <w:instrText xml:space="preserve"> PAGEREF _Toc242338619 \h </w:instrText>
         </w:r>
         <w:r>
           <w:rPr>
@@ -1329,7 +1329,7 @@
           <w14:ligatures w14:val="standardContextual"/>
         </w:rPr>
       </w:pPr>
-      <w:hyperlink w:anchor="_Toc242313964" w:history="1">
+      <w:hyperlink w:anchor="_Toc242338620" w:history="1">
         <w:r>
           <w:rPr>
             <w:rStyle w:val="af"/>
@@ -1357,7 +1357,7 @@
             <w:noProof/>
             <w:webHidden/>
           </w:rPr>
-          <w:instrText xml:space="preserve"> PAGEREF _Toc242313964 \h </w:instrText>
+          <w:instrText xml:space="preserve"> PAGEREF _Toc242338620 \h </w:instrText>
         </w:r>
         <w:r>
           <w:rPr>
@@ -1404,7 +1404,7 @@
           <w14:ligatures w14:val="standardContextual"/>
         </w:rPr>
       </w:pPr>
-      <w:hyperlink w:anchor="_Toc242313965" w:history="1">
+      <w:hyperlink w:anchor="_Toc242338621" w:history="1">
         <w:r>
           <w:rPr>
             <w:rStyle w:val="af"/>
@@ -1432,7 +1432,7 @@
             <w:noProof/>
             <w:webHidden/>
           </w:rPr>
-          <w:instrText xml:space="preserve"> PAGEREF _Toc242313965 \h </w:instrText>
+          <w:instrText xml:space="preserve"> PAGEREF _Toc242338621 \h </w:instrText>
         </w:r>
         <w:r>
           <w:rPr>
@@ -1479,7 +1479,7 @@
           <w14:ligatures w14:val="standardContextual"/>
         </w:rPr>
       </w:pPr>
-      <w:hyperlink w:anchor="_Toc242313966" w:history="1">
+      <w:hyperlink w:anchor="_Toc242338622" w:history="1">
         <w:r>
           <w:rPr>
             <w:rStyle w:val="af"/>
@@ -1507,7 +1507,7 @@
             <w:noProof/>
             <w:webHidden/>
           </w:rPr>
-          <w:instrText xml:space="preserve"> PAGEREF _Toc242313966 \h </w:instrText>
+          <w:instrText xml:space="preserve"> PAGEREF _Toc242338622 \h </w:instrText>
         </w:r>
         <w:r>
           <w:rPr>
@@ -1554,7 +1554,7 @@
           <w14:ligatures w14:val="standardContextual"/>
         </w:rPr>
       </w:pPr>
-      <w:hyperlink w:anchor="_Toc242313967" w:history="1">
+      <w:hyperlink w:anchor="_Toc242338623" w:history="1">
         <w:r>
           <w:rPr>
             <w:rStyle w:val="af"/>
@@ -1582,7 +1582,7 @@
             <w:noProof/>
             <w:webHidden/>
           </w:rPr>
-          <w:instrText xml:space="preserve"> PAGEREF _Toc242313967 \h </w:instrText>
+          <w:instrText xml:space="preserve"> PAGEREF _Toc242338623 \h </w:instrText>
         </w:r>
         <w:r>
           <w:rPr>
@@ -1629,7 +1629,7 @@
           <w14:ligatures w14:val="standardContextual"/>
         </w:rPr>
       </w:pPr>
-      <w:hyperlink w:anchor="_Toc242313968" w:history="1">
+      <w:hyperlink w:anchor="_Toc242338624" w:history="1">
         <w:r>
           <w:rPr>
             <w:rStyle w:val="af"/>
@@ -1657,7 +1657,7 @@
             <w:noProof/>
             <w:webHidden/>
           </w:rPr>
-          <w:instrText xml:space="preserve"> PAGEREF _Toc242313968 \h </w:instrText>
+          <w:instrText xml:space="preserve"> PAGEREF _Toc242338624 \h </w:instrText>
         </w:r>
         <w:r>
           <w:rPr>
@@ -1704,7 +1704,7 @@
           <w14:ligatures w14:val="standardContextual"/>
         </w:rPr>
       </w:pPr>
-      <w:hyperlink w:anchor="_Toc242313969" w:history="1">
+      <w:hyperlink w:anchor="_Toc242338625" w:history="1">
         <w:r>
           <w:rPr>
             <w:rStyle w:val="af"/>
@@ -1732,7 +1732,7 @@
             <w:noProof/>
             <w:webHidden/>
           </w:rPr>
-          <w:instrText xml:space="preserve"> PAGEREF _Toc242313969 \h </w:instrText>
+          <w:instrText xml:space="preserve"> PAGEREF _Toc242338625 \h </w:instrText>
         </w:r>
         <w:r>
           <w:rPr>
@@ -1779,7 +1779,7 @@
           <w14:ligatures w14:val="standardContextual"/>
         </w:rPr>
       </w:pPr>
-      <w:hyperlink w:anchor="_Toc242313970" w:history="1">
+      <w:hyperlink w:anchor="_Toc242338626" w:history="1">
         <w:r>
           <w:rPr>
             <w:rStyle w:val="af"/>
@@ -1807,7 +1807,7 @@
             <w:noProof/>
             <w:webHidden/>
           </w:rPr>
-          <w:instrText xml:space="preserve"> PAGEREF _Toc242313970 \h </w:instrText>
+          <w:instrText xml:space="preserve"> PAGEREF _Toc242338626 \h </w:instrText>
         </w:r>
         <w:r>
           <w:rPr>
@@ -1853,7 +1853,7 @@
         <w:spacing w:before="0" w:after="360" w:line="360" w:lineRule="exact"/>
         <w:ind w:firstLine="709"/>
       </w:pPr>
-      <w:bookmarkStart w:id="1" w:name="_Toc242313949"/>
+      <w:bookmarkStart w:id="1" w:name="_Toc242338605"/>
       <w:r>
         <w:rPr>
           <w:b/>
@@ -1986,7 +1986,7 @@
         <w:ind w:firstLine="709"/>
       </w:pPr>
       <w:bookmarkStart w:id="2" w:name="_b608aa976fc82a0faaf3b83f58c735968afd03b"/>
-      <w:bookmarkStart w:id="3" w:name="_Toc242313950"/>
+      <w:bookmarkStart w:id="3" w:name="_Toc242338606"/>
       <w:bookmarkEnd w:id="0"/>
       <w:r>
         <w:rPr>
@@ -2034,7 +2034,7 @@
         <w:ind w:firstLine="709"/>
       </w:pPr>
       <w:bookmarkStart w:id="4" w:name="_c2dc16d95c34e7e7c75dbd4503de730b54879a3"/>
-      <w:bookmarkStart w:id="5" w:name="_Toc242313951"/>
+      <w:bookmarkStart w:id="5" w:name="_Toc242338607"/>
       <w:r>
         <w:rPr>
           <w:b/>
@@ -2272,7 +2272,6 @@
             </w:pPr>
             <w:r>
               <w:rPr>
-                <w:b/>
                 <w:sz w:val="24"/>
               </w:rPr>
               <w:t>Игрок</w:t>
@@ -2293,7 +2292,6 @@
             </w:pPr>
             <w:r>
               <w:rPr>
-                <w:b/>
                 <w:sz w:val="24"/>
               </w:rPr>
               <w:t>Класс</w:t>
@@ -2314,7 +2312,6 @@
             </w:pPr>
             <w:r>
               <w:rPr>
-                <w:b/>
                 <w:sz w:val="24"/>
               </w:rPr>
               <w:t>Продукт и сегмент</w:t>
@@ -2335,7 +2332,6 @@
             </w:pPr>
             <w:r>
               <w:rPr>
-                <w:b/>
                 <w:sz w:val="24"/>
               </w:rPr>
               <w:t>Визитов в месяц, 06-08.2026</w:t>
@@ -2404,7 +2400,7 @@
               <w:rPr>
                 <w:sz w:val="24"/>
               </w:rPr>
-              <w:t>прямой</w:t>
+              <w:t>Прямой</w:t>
             </w:r>
           </w:p>
         </w:tc>
@@ -2424,7 +2420,7 @@
               <w:rPr>
                 <w:sz w:val="24"/>
               </w:rPr>
-              <w:t>аудит таблиц</w:t>
+              <w:t>Аудит таблиц</w:t>
             </w:r>
           </w:p>
         </w:tc>
@@ -2508,7 +2504,7 @@
               <w:rPr>
                 <w:sz w:val="24"/>
               </w:rPr>
-              <w:t>прямой</w:t>
+              <w:t>Прямой</w:t>
             </w:r>
           </w:p>
         </w:tc>
@@ -2527,7 +2523,7 @@
               <w:rPr>
                 <w:sz w:val="24"/>
               </w:rPr>
-              <w:t>аудит таблиц</w:t>
+              <w:t>Аудит таблиц</w:t>
             </w:r>
           </w:p>
         </w:tc>
@@ -2610,7 +2606,7 @@
               <w:rPr>
                 <w:sz w:val="24"/>
               </w:rPr>
-              <w:t>прямой</w:t>
+              <w:t>Прямой</w:t>
             </w:r>
           </w:p>
         </w:tc>
@@ -2629,7 +2625,7 @@
               <w:rPr>
                 <w:sz w:val="24"/>
               </w:rPr>
-              <w:t>аудит финансовых моделей</w:t>
+              <w:t>Аудит финансовых моделей</w:t>
             </w:r>
           </w:p>
         </w:tc>
@@ -2725,7 +2721,7 @@
               <w:rPr>
                 <w:sz w:val="24"/>
               </w:rPr>
-              <w:t>прямой</w:t>
+              <w:t>Прямой</w:t>
             </w:r>
           </w:p>
         </w:tc>
@@ -2744,7 +2740,7 @@
               <w:rPr>
                 <w:sz w:val="24"/>
               </w:rPr>
-              <w:t>аудит таблиц</w:t>
+              <w:t>Аудит таблиц</w:t>
             </w:r>
           </w:p>
         </w:tc>
@@ -2827,7 +2823,7 @@
               <w:rPr>
                 <w:sz w:val="24"/>
               </w:rPr>
-              <w:t>частичный</w:t>
+              <w:t>Частичный</w:t>
             </w:r>
           </w:p>
         </w:tc>
@@ -2956,7 +2952,7 @@
               <w:rPr>
                 <w:sz w:val="24"/>
               </w:rPr>
-              <w:t>частичный</w:t>
+              <w:t>Частичный</w:t>
             </w:r>
           </w:p>
         </w:tc>
@@ -2975,7 +2971,7 @@
               <w:rPr>
                 <w:sz w:val="24"/>
               </w:rPr>
-              <w:t>риски пользовательских таблиц</w:t>
+              <w:t>Риски пользовательских таблиц</w:t>
             </w:r>
           </w:p>
         </w:tc>
@@ -3071,7 +3067,7 @@
               <w:rPr>
                 <w:sz w:val="24"/>
               </w:rPr>
-              <w:t>заменитель</w:t>
+              <w:t>Заменитель</w:t>
             </w:r>
           </w:p>
         </w:tc>
@@ -3193,7 +3189,7 @@
               <w:rPr>
                 <w:sz w:val="24"/>
               </w:rPr>
-              <w:t>заменитель</w:t>
+              <w:t>Заменитель</w:t>
             </w:r>
           </w:p>
         </w:tc>
@@ -3302,7 +3298,7 @@
               <w:rPr>
                 <w:sz w:val="24"/>
               </w:rPr>
-              <w:t>заменитель</w:t>
+              <w:t>Заменитель</w:t>
             </w:r>
           </w:p>
         </w:tc>
@@ -3411,7 +3407,7 @@
               <w:rPr>
                 <w:sz w:val="24"/>
               </w:rPr>
-              <w:t>заменитель</w:t>
+              <w:t>Заменитель</w:t>
             </w:r>
           </w:p>
         </w:tc>
@@ -3540,7 +3536,7 @@
               <w:rPr>
                 <w:sz w:val="24"/>
               </w:rPr>
-              <w:t>заменитель</w:t>
+              <w:t>Заменитель</w:t>
             </w:r>
           </w:p>
         </w:tc>
@@ -3649,7 +3645,7 @@
               <w:rPr>
                 <w:sz w:val="24"/>
               </w:rPr>
-              <w:t>заменитель</w:t>
+              <w:t>Заменитель</w:t>
             </w:r>
           </w:p>
         </w:tc>
@@ -3759,7 +3755,7 @@
               <w:rPr>
                 <w:sz w:val="24"/>
               </w:rPr>
-              <w:t>заменитель</w:t>
+              <w:t>Заменитель</w:t>
             </w:r>
           </w:p>
         </w:tc>
@@ -3868,7 +3864,7 @@
               <w:rPr>
                 <w:sz w:val="24"/>
               </w:rPr>
-              <w:t>частичный</w:t>
+              <w:t>Частичный</w:t>
             </w:r>
           </w:p>
         </w:tc>
@@ -3887,7 +3883,7 @@
               <w:rPr>
                 <w:sz w:val="24"/>
               </w:rPr>
-              <w:t>надстройка для финансового моделирования</w:t>
+              <w:t>Надстройка для финансового моделирования</w:t>
             </w:r>
           </w:p>
         </w:tc>
@@ -3906,7 +3902,7 @@
               <w:rPr>
                 <w:sz w:val="24"/>
               </w:rPr>
-              <w:t>около 41 300 (публичная страница)</w:t>
+              <w:t>Около 41 300 (публичная страница)</w:t>
             </w:r>
           </w:p>
         </w:tc>
@@ -3983,7 +3979,7 @@
               <w:rPr>
                 <w:sz w:val="24"/>
               </w:rPr>
-              <w:t>заменитель</w:t>
+              <w:t>Заменитель</w:t>
             </w:r>
           </w:p>
         </w:tc>
@@ -4041,7 +4037,7 @@
               <w:rPr>
                 <w:sz w:val="24"/>
               </w:rPr>
-              <w:t>около 38 600 (публичная страница)</w:t>
+              <w:t>Около 38 600 (публичная страница)</w:t>
             </w:r>
           </w:p>
         </w:tc>
@@ -4099,7 +4095,7 @@
               <w:rPr>
                 <w:sz w:val="24"/>
               </w:rPr>
-              <w:t>заменитель</w:t>
+              <w:t>Заменитель</w:t>
             </w:r>
           </w:p>
         </w:tc>
@@ -4118,7 +4114,7 @@
               <w:rPr>
                 <w:sz w:val="24"/>
               </w:rPr>
-              <w:t xml:space="preserve">встроенный </w:t>
+              <w:t xml:space="preserve">Встроенный </w:t>
             </w:r>
             <w:r>
               <w:rPr>
@@ -4163,7 +4159,7 @@
               <w:rPr>
                 <w:sz w:val="24"/>
               </w:rPr>
-              <w:t>нет отдельного домена</w:t>
+              <w:t>Нет отдельного домена</w:t>
             </w:r>
           </w:p>
         </w:tc>
@@ -4227,7 +4223,7 @@
               <w:rPr>
                 <w:sz w:val="24"/>
               </w:rPr>
-              <w:t>заменитель</w:t>
+              <w:t>Заменитель</w:t>
             </w:r>
           </w:p>
         </w:tc>
@@ -4246,7 +4242,7 @@
               <w:rPr>
                 <w:sz w:val="24"/>
               </w:rPr>
-              <w:t xml:space="preserve">универсальный </w:t>
+              <w:t xml:space="preserve">Универсальный </w:t>
             </w:r>
             <w:r>
               <w:rPr>
@@ -4278,7 +4274,7 @@
               <w:rPr>
                 <w:sz w:val="24"/>
               </w:rPr>
-              <w:t>трафик нерелевантен</w:t>
+              <w:t>Трафик нерелевантен</w:t>
             </w:r>
           </w:p>
         </w:tc>
@@ -4349,7 +4345,7 @@
               <w:rPr>
                 <w:sz w:val="24"/>
               </w:rPr>
-              <w:t>заменитель</w:t>
+              <w:t>Заменитель</w:t>
             </w:r>
           </w:p>
         </w:tc>
@@ -4401,7 +4397,7 @@
               <w:rPr>
                 <w:sz w:val="24"/>
               </w:rPr>
-              <w:t>трафик нерелевантен</w:t>
+              <w:t>Трафик нерелевантен</w:t>
             </w:r>
           </w:p>
         </w:tc>
@@ -4472,7 +4468,7 @@
               <w:rPr>
                 <w:sz w:val="24"/>
               </w:rPr>
-              <w:t>заменитель</w:t>
+              <w:t>Заменитель</w:t>
             </w:r>
           </w:p>
         </w:tc>
@@ -4524,7 +4520,7 @@
               <w:rPr>
                 <w:sz w:val="24"/>
               </w:rPr>
-              <w:t>трафик нерелевантен</w:t>
+              <w:t>Трафик нерелевантен</w:t>
             </w:r>
           </w:p>
         </w:tc>
@@ -4601,7 +4597,7 @@
               <w:rPr>
                 <w:sz w:val="24"/>
               </w:rPr>
-              <w:t>заменитель</w:t>
+              <w:t>Заменитель</w:t>
             </w:r>
           </w:p>
         </w:tc>
@@ -4620,7 +4616,7 @@
               <w:rPr>
                 <w:sz w:val="24"/>
               </w:rPr>
-              <w:t xml:space="preserve">встроенная проверка в </w:t>
+              <w:t xml:space="preserve">Встроенная проверка в </w:t>
             </w:r>
             <w:r>
               <w:rPr>
@@ -4646,7 +4642,7 @@
               <w:rPr>
                 <w:sz w:val="24"/>
               </w:rPr>
-              <w:t>нет данных</w:t>
+              <w:t>Нет данных</w:t>
             </w:r>
           </w:p>
         </w:tc>
@@ -4690,7 +4686,7 @@
               <w:rPr>
                 <w:sz w:val="24"/>
               </w:rPr>
-              <w:t>заменитель</w:t>
+              <w:t>Заменитель</w:t>
             </w:r>
           </w:p>
         </w:tc>
@@ -4709,7 +4705,7 @@
               <w:rPr>
                 <w:sz w:val="24"/>
               </w:rPr>
-              <w:t>самостоятельное решение</w:t>
+              <w:t>Самостоятельное решение</w:t>
             </w:r>
           </w:p>
         </w:tc>
@@ -4728,7 +4724,7 @@
               <w:rPr>
                 <w:sz w:val="24"/>
               </w:rPr>
-              <w:t>нет данных</w:t>
+              <w:t>Нет данных</w:t>
             </w:r>
           </w:p>
         </w:tc>
@@ -4833,7 +4829,7 @@
         <w:ind w:firstLine="709"/>
       </w:pPr>
       <w:bookmarkStart w:id="6" w:name="_e53e14f44ab4c8780a98a105cb988ad22318c27"/>
-      <w:bookmarkStart w:id="7" w:name="_Toc242313952"/>
+      <w:bookmarkStart w:id="7" w:name="_Toc242338608"/>
       <w:bookmarkEnd w:id="4"/>
       <w:r>
         <w:rPr>
@@ -4931,7 +4927,6 @@
             </w:pPr>
             <w:r>
               <w:rPr>
-                <w:b/>
                 <w:sz w:val="24"/>
               </w:rPr>
               <w:t>Игрок</w:t>
@@ -4952,7 +4947,6 @@
             </w:pPr>
             <w:r>
               <w:rPr>
-                <w:b/>
                 <w:sz w:val="24"/>
               </w:rPr>
               <w:t>Класс</w:t>
@@ -4973,7 +4967,6 @@
             </w:pPr>
             <w:r>
               <w:rPr>
-                <w:b/>
                 <w:sz w:val="24"/>
               </w:rPr>
               <w:t>Доля релевантного трафика</w:t>
@@ -4994,7 +4987,6 @@
             </w:pPr>
             <w:r>
               <w:rPr>
-                <w:b/>
                 <w:sz w:val="24"/>
               </w:rPr>
               <w:t>Визитов в месяц</w:t>
@@ -5015,7 +5007,6 @@
             </w:pPr>
             <w:r>
               <w:rPr>
-                <w:b/>
                 <w:sz w:val="24"/>
               </w:rPr>
               <w:t>Прямые заходы</w:t>
@@ -5036,7 +5027,6 @@
             </w:pPr>
             <w:r>
               <w:rPr>
-                <w:b/>
                 <w:sz w:val="24"/>
               </w:rPr>
               <w:t>Органический поиск</w:t>
@@ -5086,7 +5076,7 @@
               <w:rPr>
                 <w:sz w:val="24"/>
               </w:rPr>
-              <w:t>заменитель</w:t>
+              <w:t>Заменитель</w:t>
             </w:r>
           </w:p>
         </w:tc>
@@ -5211,7 +5201,7 @@
               <w:rPr>
                 <w:sz w:val="24"/>
               </w:rPr>
-              <w:t>частичный</w:t>
+              <w:t>Частичный</w:t>
             </w:r>
           </w:p>
         </w:tc>
@@ -5332,7 +5322,7 @@
               <w:rPr>
                 <w:sz w:val="24"/>
               </w:rPr>
-              <w:t>прямой</w:t>
+              <w:t>Прямой</w:t>
             </w:r>
           </w:p>
         </w:tc>
@@ -5453,7 +5443,7 @@
               <w:rPr>
                 <w:sz w:val="24"/>
               </w:rPr>
-              <w:t>заменитель</w:t>
+              <w:t>Заменитель</w:t>
             </w:r>
           </w:p>
         </w:tc>
@@ -5587,7 +5577,7 @@
               <w:rPr>
                 <w:sz w:val="24"/>
               </w:rPr>
-              <w:t>заменитель</w:t>
+              <w:t>Заменитель</w:t>
             </w:r>
           </w:p>
         </w:tc>
@@ -5708,7 +5698,7 @@
               <w:rPr>
                 <w:sz w:val="24"/>
               </w:rPr>
-              <w:t>прямой</w:t>
+              <w:t>Прямой</w:t>
             </w:r>
           </w:p>
         </w:tc>
@@ -5829,7 +5819,7 @@
               <w:rPr>
                 <w:sz w:val="24"/>
               </w:rPr>
-              <w:t>прямой</w:t>
+              <w:t>Прямой</w:t>
             </w:r>
           </w:p>
         </w:tc>
@@ -5963,7 +5953,7 @@
               <w:rPr>
                 <w:sz w:val="24"/>
               </w:rPr>
-              <w:t>заменитель</w:t>
+              <w:t>Заменитель</w:t>
             </w:r>
           </w:p>
         </w:tc>
@@ -6084,7 +6074,7 @@
               <w:rPr>
                 <w:sz w:val="24"/>
               </w:rPr>
-              <w:t>заменитель</w:t>
+              <w:t>Заменитель</w:t>
             </w:r>
           </w:p>
         </w:tc>
@@ -6205,7 +6195,7 @@
               <w:rPr>
                 <w:sz w:val="24"/>
               </w:rPr>
-              <w:t>заменитель</w:t>
+              <w:t>Заменитель</w:t>
             </w:r>
           </w:p>
         </w:tc>
@@ -6339,7 +6329,7 @@
               <w:rPr>
                 <w:sz w:val="24"/>
               </w:rPr>
-              <w:t>прямой</w:t>
+              <w:t>Прямой</w:t>
             </w:r>
           </w:p>
         </w:tc>
@@ -6473,7 +6463,7 @@
               <w:rPr>
                 <w:sz w:val="24"/>
               </w:rPr>
-              <w:t>частичный</w:t>
+              <w:t>Частичный</w:t>
             </w:r>
           </w:p>
         </w:tc>
@@ -6827,7 +6817,6 @@
             </w:pPr>
             <w:r>
               <w:rPr>
-                <w:b/>
                 <w:sz w:val="24"/>
               </w:rPr>
               <w:t>Игрок</w:t>
@@ -6848,7 +6837,6 @@
             </w:pPr>
             <w:r>
               <w:rPr>
-                <w:b/>
                 <w:sz w:val="24"/>
               </w:rPr>
               <w:t>Длительность визита</w:t>
@@ -6869,7 +6857,6 @@
             </w:pPr>
             <w:r>
               <w:rPr>
-                <w:b/>
                 <w:sz w:val="24"/>
               </w:rPr>
               <w:t>Страниц за визит</w:t>
@@ -6890,7 +6877,6 @@
             </w:pPr>
             <w:r>
               <w:rPr>
-                <w:b/>
                 <w:sz w:val="24"/>
               </w:rPr>
               <w:t>Индекс вовлеченности (среднее по группе = 1)</w:t>
@@ -6911,7 +6897,6 @@
             </w:pPr>
             <w:r>
               <w:rPr>
-                <w:b/>
                 <w:sz w:val="24"/>
               </w:rPr>
               <w:t>Доля топ-5 стран</w:t>
@@ -6932,7 +6917,6 @@
             </w:pPr>
             <w:r>
               <w:rPr>
-                <w:b/>
                 <w:sz w:val="24"/>
               </w:rPr>
               <w:t>Реферальный трафик</w:t>
@@ -9069,7 +9053,6 @@
             </w:pPr>
             <w:r>
               <w:rPr>
-                <w:b/>
                 <w:sz w:val="24"/>
               </w:rPr>
               <w:t>Параметр</w:t>
@@ -9090,7 +9073,6 @@
             </w:pPr>
             <w:r>
               <w:rPr>
-                <w:b/>
                 <w:sz w:val="24"/>
               </w:rPr>
               <w:t>Балл (1-3)</w:t>
@@ -9111,7 +9093,6 @@
             </w:pPr>
             <w:r>
               <w:rPr>
-                <w:b/>
                 <w:sz w:val="24"/>
               </w:rPr>
               <w:t>Основание</w:t>
@@ -9433,7 +9414,7 @@
         <w:ind w:firstLine="709"/>
       </w:pPr>
       <w:bookmarkStart w:id="8" w:name="_6630f66e9bddc915a7c003d1a4416942be99820"/>
-      <w:bookmarkStart w:id="9" w:name="_Toc242313953"/>
+      <w:bookmarkStart w:id="9" w:name="_Toc242338609"/>
       <w:bookmarkEnd w:id="6"/>
       <w:r>
         <w:rPr>
@@ -9519,7 +9500,6 @@
             </w:pPr>
             <w:r>
               <w:rPr>
-                <w:b/>
                 <w:sz w:val="24"/>
               </w:rPr>
               <w:t>Канал</w:t>
@@ -9540,7 +9520,6 @@
             </w:pPr>
             <w:r>
               <w:rPr>
-                <w:b/>
                 <w:sz w:val="24"/>
               </w:rPr>
               <w:t>Взвешенная доля</w:t>
@@ -9561,7 +9540,6 @@
             </w:pPr>
             <w:r>
               <w:rPr>
-                <w:b/>
                 <w:sz w:val="24"/>
               </w:rPr>
               <w:t>Порог высокого давления</w:t>
@@ -9582,7 +9560,6 @@
             </w:pPr>
             <w:r>
               <w:rPr>
-                <w:b/>
                 <w:sz w:val="24"/>
               </w:rPr>
               <w:t>Балл</w:t>
@@ -10247,7 +10224,6 @@
             </w:pPr>
             <w:r>
               <w:rPr>
-                <w:b/>
                 <w:sz w:val="24"/>
               </w:rPr>
               <w:t>Фактор</w:t>
@@ -10268,7 +10244,6 @@
             </w:pPr>
             <w:r>
               <w:rPr>
-                <w:b/>
                 <w:sz w:val="24"/>
               </w:rPr>
               <w:t>Значение</w:t>
@@ -10289,7 +10264,6 @@
             </w:pPr>
             <w:r>
               <w:rPr>
-                <w:b/>
                 <w:sz w:val="24"/>
               </w:rPr>
               <w:t>Балл</w:t>
@@ -10310,7 +10284,6 @@
             </w:pPr>
             <w:r>
               <w:rPr>
-                <w:b/>
                 <w:sz w:val="24"/>
               </w:rPr>
               <w:t>Вес</w:t>
@@ -10331,7 +10304,6 @@
             </w:pPr>
             <w:r>
               <w:rPr>
-                <w:b/>
                 <w:sz w:val="24"/>
               </w:rPr>
               <w:t>Взвешенный балл</w:t>
@@ -10352,7 +10324,6 @@
             </w:pPr>
             <w:r>
               <w:rPr>
-                <w:b/>
                 <w:sz w:val="24"/>
               </w:rPr>
               <w:t>Уровень</w:t>
@@ -10481,7 +10452,7 @@
               <w:rPr>
                 <w:sz w:val="24"/>
               </w:rPr>
-              <w:t>среднее</w:t>
+              <w:t>Среднее</w:t>
             </w:r>
           </w:p>
         </w:tc>
@@ -10614,7 +10585,7 @@
               <w:rPr>
                 <w:sz w:val="24"/>
               </w:rPr>
-              <w:t>среднее</w:t>
+              <w:t>Среднее</w:t>
             </w:r>
           </w:p>
         </w:tc>
@@ -10734,7 +10705,7 @@
               <w:rPr>
                 <w:sz w:val="24"/>
               </w:rPr>
-              <w:t>низкое</w:t>
+              <w:t>Низкое</w:t>
             </w:r>
           </w:p>
         </w:tc>
@@ -10854,7 +10825,7 @@
               <w:rPr>
                 <w:sz w:val="24"/>
               </w:rPr>
-              <w:t>среднее</w:t>
+              <w:t>Среднее</w:t>
             </w:r>
           </w:p>
         </w:tc>
@@ -10974,7 +10945,7 @@
               <w:rPr>
                 <w:sz w:val="24"/>
               </w:rPr>
-              <w:t>среднее</w:t>
+              <w:t>Среднее</w:t>
             </w:r>
           </w:p>
         </w:tc>
@@ -11094,7 +11065,7 @@
               <w:rPr>
                 <w:sz w:val="24"/>
               </w:rPr>
-              <w:t>среднее</w:t>
+              <w:t>Среднее</w:t>
             </w:r>
           </w:p>
         </w:tc>
@@ -11214,7 +11185,7 @@
               <w:rPr>
                 <w:sz w:val="24"/>
               </w:rPr>
-              <w:t>высокое</w:t>
+              <w:t>Высокое</w:t>
             </w:r>
           </w:p>
         </w:tc>
@@ -11334,7 +11305,7 @@
               <w:rPr>
                 <w:sz w:val="24"/>
               </w:rPr>
-              <w:t>среднее</w:t>
+              <w:t>Среднее</w:t>
             </w:r>
           </w:p>
         </w:tc>
@@ -11454,7 +11425,7 @@
               <w:rPr>
                 <w:sz w:val="24"/>
               </w:rPr>
-              <w:t>высокое</w:t>
+              <w:t>Высокое</w:t>
             </w:r>
           </w:p>
         </w:tc>
@@ -11639,7 +11610,6 @@
             </w:pPr>
             <w:r>
               <w:rPr>
-                <w:b/>
                 <w:sz w:val="24"/>
               </w:rPr>
               <w:t>Критерий</w:t>
@@ -11660,7 +11630,6 @@
             </w:pPr>
             <w:r>
               <w:rPr>
-                <w:b/>
                 <w:sz w:val="24"/>
               </w:rPr>
               <w:t>Балл (1, 3, 5)</w:t>
@@ -11681,7 +11650,6 @@
             </w:pPr>
             <w:r>
               <w:rPr>
-                <w:b/>
                 <w:sz w:val="24"/>
               </w:rPr>
               <w:t>Основание</w:t>
@@ -11883,7 +11851,7 @@
               <w:rPr>
                 <w:sz w:val="24"/>
               </w:rPr>
-              <w:t xml:space="preserve">платный трафик около 4 %, вход возможен через органику, </w:t>
+              <w:t xml:space="preserve">Платный трафик около 4 %, вход возможен через органику, </w:t>
             </w:r>
             <w:r>
               <w:rPr>
@@ -11959,7 +11927,7 @@
               <w:rPr>
                 <w:sz w:val="24"/>
               </w:rPr>
-              <w:t xml:space="preserve">есть устойчивые </w:t>
+              <w:t xml:space="preserve">Есть устойчивые </w:t>
             </w:r>
             <w:r>
               <w:rPr>
@@ -12048,7 +12016,7 @@
               <w:rPr>
                 <w:sz w:val="24"/>
               </w:rPr>
-              <w:t>реклама есть, но не доминирует</w:t>
+              <w:t>Реклама есть, но не доминирует</w:t>
             </w:r>
           </w:p>
         </w:tc>
@@ -12111,7 +12079,7 @@
               <w:rPr>
                 <w:sz w:val="24"/>
               </w:rPr>
-              <w:t xml:space="preserve">у специализированных мало отзывов, у </w:t>
+              <w:t xml:space="preserve">У специализированных мало отзывов, у </w:t>
             </w:r>
             <w:r>
               <w:rPr>
@@ -12200,7 +12168,7 @@
               <w:rPr>
                 <w:sz w:val="24"/>
               </w:rPr>
-              <w:t xml:space="preserve">нужны движок проверки, интеграции и надстройка </w:t>
+              <w:t xml:space="preserve">Нужны движок проверки, интеграции и надстройка </w:t>
             </w:r>
             <w:r>
               <w:rPr>
@@ -12270,7 +12238,7 @@
               <w:rPr>
                 <w:sz w:val="24"/>
               </w:rPr>
-              <w:t>переключение возможно, но требует времени и переноса правил</w:t>
+              <w:t>Переключение возможно, но требует времени и переноса правил</w:t>
             </w:r>
           </w:p>
         </w:tc>
@@ -12333,7 +12301,7 @@
               <w:rPr>
                 <w:sz w:val="24"/>
               </w:rPr>
-              <w:t>уровень по шкале методики: 2,1-3,0 - умеренный</w:t>
+              <w:t>Уровень по шкале методики: 2,1-3,0 - умеренный</w:t>
             </w:r>
           </w:p>
         </w:tc>
@@ -12413,7 +12381,6 @@
             </w:pPr>
             <w:r>
               <w:rPr>
-                <w:b/>
                 <w:sz w:val="24"/>
               </w:rPr>
               <w:t>Параметр</w:t>
@@ -12434,7 +12401,6 @@
             </w:pPr>
             <w:r>
               <w:rPr>
-                <w:b/>
                 <w:sz w:val="24"/>
               </w:rPr>
               <w:t>Балл (1-3)</w:t>
@@ -12455,7 +12421,6 @@
             </w:pPr>
             <w:r>
               <w:rPr>
-                <w:b/>
                 <w:sz w:val="24"/>
               </w:rPr>
               <w:t>Основание</w:t>
@@ -13184,7 +13149,7 @@
         <w:ind w:firstLine="709"/>
       </w:pPr>
       <w:bookmarkStart w:id="10" w:name="_32eb1a546c0e629ee5199cbd921989386414cef"/>
-      <w:bookmarkStart w:id="11" w:name="_Toc242313954"/>
+      <w:bookmarkStart w:id="11" w:name="_Toc242338610"/>
       <w:bookmarkEnd w:id="8"/>
       <w:r>
         <w:rPr>
@@ -13287,7 +13252,6 @@
             </w:pPr>
             <w:r>
               <w:rPr>
-                <w:b/>
                 <w:sz w:val="24"/>
               </w:rPr>
               <w:t>Параметр</w:t>
@@ -13308,7 +13272,6 @@
             </w:pPr>
             <w:r>
               <w:rPr>
-                <w:b/>
                 <w:sz w:val="24"/>
               </w:rPr>
               <w:t>Балл (1-3)</w:t>
@@ -13329,7 +13292,6 @@
             </w:pPr>
             <w:r>
               <w:rPr>
-                <w:b/>
                 <w:sz w:val="24"/>
               </w:rPr>
               <w:t>Основание</w:t>
@@ -13662,7 +13624,7 @@
         <w:ind w:firstLine="709"/>
       </w:pPr>
       <w:bookmarkStart w:id="12" w:name="_56392ae30d217601ca6b22348c46ed1cd30bda9"/>
-      <w:bookmarkStart w:id="13" w:name="_Toc242313955"/>
+      <w:bookmarkStart w:id="13" w:name="_Toc242338611"/>
       <w:bookmarkEnd w:id="10"/>
       <w:r>
         <w:rPr>
@@ -13811,7 +13773,6 @@
             </w:pPr>
             <w:r>
               <w:rPr>
-                <w:b/>
                 <w:sz w:val="24"/>
               </w:rPr>
               <w:t>Параметр</w:t>
@@ -13832,7 +13793,6 @@
             </w:pPr>
             <w:r>
               <w:rPr>
-                <w:b/>
                 <w:sz w:val="24"/>
               </w:rPr>
               <w:t>Балл (1-2)</w:t>
@@ -13853,7 +13813,6 @@
             </w:pPr>
             <w:r>
               <w:rPr>
-                <w:b/>
                 <w:sz w:val="24"/>
               </w:rPr>
               <w:t>Основание</w:t>
@@ -14212,7 +14171,7 @@
         <w:ind w:firstLine="709"/>
       </w:pPr>
       <w:bookmarkStart w:id="14" w:name="_81d55da623d41512ef63f4dc47f176415032501"/>
-      <w:bookmarkStart w:id="15" w:name="_Toc242313956"/>
+      <w:bookmarkStart w:id="15" w:name="_Toc242338612"/>
       <w:bookmarkEnd w:id="12"/>
       <w:r>
         <w:rPr>
@@ -14361,7 +14320,6 @@
             </w:pPr>
             <w:r>
               <w:rPr>
-                <w:b/>
                 <w:sz w:val="24"/>
               </w:rPr>
               <w:t>Параметр</w:t>
@@ -14382,7 +14340,6 @@
             </w:pPr>
             <w:r>
               <w:rPr>
-                <w:b/>
                 <w:sz w:val="24"/>
               </w:rPr>
               <w:t>Балл (1-3)</w:t>
@@ -14403,7 +14360,6 @@
             </w:pPr>
             <w:r>
               <w:rPr>
-                <w:b/>
                 <w:sz w:val="24"/>
               </w:rPr>
               <w:t>Основание</w:t>
@@ -14580,7 +14536,7 @@
         <w:ind w:firstLine="709"/>
       </w:pPr>
       <w:bookmarkStart w:id="16" w:name="_c864891c2a63545415c693c4f70871cf567029c"/>
-      <w:bookmarkStart w:id="17" w:name="_Toc242313957"/>
+      <w:bookmarkStart w:id="17" w:name="_Toc242338613"/>
       <w:bookmarkEnd w:id="14"/>
       <w:r>
         <w:rPr>
@@ -14665,7 +14621,6 @@
             </w:pPr>
             <w:r>
               <w:rPr>
-                <w:b/>
                 <w:sz w:val="24"/>
               </w:rPr>
               <w:t>Фактор</w:t>
@@ -14686,7 +14641,6 @@
             </w:pPr>
             <w:r>
               <w:rPr>
-                <w:b/>
                 <w:sz w:val="24"/>
               </w:rPr>
               <w:t>Балл (1-5)</w:t>
@@ -14707,7 +14661,6 @@
             </w:pPr>
             <w:r>
               <w:rPr>
-                <w:b/>
                 <w:sz w:val="24"/>
               </w:rPr>
               <w:t>Основание</w:t>
@@ -14776,7 +14729,7 @@
               <w:rPr>
                 <w:sz w:val="24"/>
               </w:rPr>
-              <w:t>ценность сервиса не растет с числом пользователей; эффект слабый</w:t>
+              <w:t>Ценность сервиса не растет с числом пользователей; эффект слабый</w:t>
             </w:r>
           </w:p>
         </w:tc>
@@ -14839,7 +14792,7 @@
               <w:rPr>
                 <w:sz w:val="24"/>
               </w:rPr>
-              <w:t xml:space="preserve">накопленные правила и </w:t>
+              <w:t xml:space="preserve">Накопленные правила и </w:t>
             </w:r>
             <w:r>
               <w:rPr>
@@ -14915,7 +14868,7 @@
               <w:rPr>
                 <w:sz w:val="24"/>
               </w:rPr>
-              <w:t>органический поиск и прямые заходы дают около трех четвертей трафика игроков</w:t>
+              <w:t>Органический поиск и прямые заходы дают около трех четвертей трафика игроков</w:t>
             </w:r>
           </w:p>
         </w:tc>
@@ -15074,7 +15027,7 @@
               <w:rPr>
                 <w:sz w:val="24"/>
               </w:rPr>
-              <w:t>клиент не хранит критичных данных в сервисе, уйти легко</w:t>
+              <w:t>Клиент не хранит критичных данных в сервисе, уйти легко</w:t>
             </w:r>
           </w:p>
         </w:tc>
@@ -15203,7 +15156,7 @@
         <w:ind w:firstLine="709"/>
       </w:pPr>
       <w:bookmarkStart w:id="18" w:name="_ef6f952c7e24326ac23355a768c8b715ec8fce8"/>
-      <w:bookmarkStart w:id="19" w:name="_Toc242313958"/>
+      <w:bookmarkStart w:id="19" w:name="_Toc242338614"/>
       <w:bookmarkEnd w:id="16"/>
       <w:r>
         <w:rPr>
@@ -15291,7 +15244,6 @@
             </w:pPr>
             <w:r>
               <w:rPr>
-                <w:b/>
                 <w:sz w:val="24"/>
               </w:rPr>
               <w:t>Сила</w:t>
@@ -15312,7 +15264,6 @@
             </w:pPr>
             <w:r>
               <w:rPr>
-                <w:b/>
                 <w:sz w:val="24"/>
               </w:rPr>
               <w:t>Сумма баллов шаблона</w:t>
@@ -15333,7 +15284,6 @@
             </w:pPr>
             <w:r>
               <w:rPr>
-                <w:b/>
                 <w:sz w:val="24"/>
               </w:rPr>
               <w:t>Оценка 1-5</w:t>
@@ -15354,7 +15304,6 @@
             </w:pPr>
             <w:r>
               <w:rPr>
-                <w:b/>
                 <w:sz w:val="24"/>
               </w:rPr>
               <w:t>Давление по шкале 1-5</w:t>
@@ -15375,7 +15324,6 @@
             </w:pPr>
             <w:r>
               <w:rPr>
-                <w:b/>
                 <w:sz w:val="24"/>
               </w:rPr>
               <w:t>Уровень по порогам шаблона</w:t>
@@ -15464,7 +15412,7 @@
               <w:rPr>
                 <w:sz w:val="24"/>
               </w:rPr>
-              <w:t>умеренное</w:t>
+              <w:t>Умеренное</w:t>
             </w:r>
           </w:p>
         </w:tc>
@@ -15484,7 +15432,7 @@
               <w:rPr>
                 <w:sz w:val="24"/>
               </w:rPr>
-              <w:t>средний</w:t>
+              <w:t>Средний</w:t>
             </w:r>
           </w:p>
         </w:tc>
@@ -15566,7 +15514,7 @@
               <w:rPr>
                 <w:sz w:val="24"/>
               </w:rPr>
-              <w:t>умеренное</w:t>
+              <w:t>Умеренное</w:t>
             </w:r>
           </w:p>
         </w:tc>
@@ -15585,7 +15533,7 @@
               <w:rPr>
                 <w:sz w:val="24"/>
               </w:rPr>
-              <w:t>высокий</w:t>
+              <w:t>Высокий</w:t>
             </w:r>
           </w:p>
         </w:tc>
@@ -15667,7 +15615,7 @@
               <w:rPr>
                 <w:sz w:val="24"/>
               </w:rPr>
-              <w:t>умеренное</w:t>
+              <w:t>Умеренное</w:t>
             </w:r>
           </w:p>
         </w:tc>
@@ -15686,7 +15634,7 @@
               <w:rPr>
                 <w:sz w:val="24"/>
               </w:rPr>
-              <w:t>высокий</w:t>
+              <w:t>Высокий</w:t>
             </w:r>
           </w:p>
         </w:tc>
@@ -15768,7 +15716,7 @@
               <w:rPr>
                 <w:sz w:val="24"/>
               </w:rPr>
-              <w:t>умеренное</w:t>
+              <w:t>Умеренное</w:t>
             </w:r>
           </w:p>
         </w:tc>
@@ -15787,7 +15735,7 @@
               <w:rPr>
                 <w:sz w:val="24"/>
               </w:rPr>
-              <w:t>средний</w:t>
+              <w:t>Средний</w:t>
             </w:r>
           </w:p>
         </w:tc>
@@ -15869,7 +15817,7 @@
               <w:rPr>
                 <w:sz w:val="24"/>
               </w:rPr>
-              <w:t>высокое</w:t>
+              <w:t>Высокое</w:t>
             </w:r>
           </w:p>
         </w:tc>
@@ -15888,7 +15836,7 @@
               <w:rPr>
                 <w:sz w:val="24"/>
               </w:rPr>
-              <w:t>высокий</w:t>
+              <w:t>Высокий</w:t>
             </w:r>
           </w:p>
         </w:tc>
@@ -15980,7 +15928,6 @@
             </w:pPr>
             <w:r>
               <w:rPr>
-                <w:b/>
                 <w:sz w:val="24"/>
               </w:rPr>
               <w:t>Сила</w:t>
@@ -16001,7 +15948,6 @@
             </w:pPr>
             <w:r>
               <w:rPr>
-                <w:b/>
                 <w:sz w:val="24"/>
               </w:rPr>
               <w:t>Оценка 0-3</w:t>
@@ -16022,7 +15968,6 @@
             </w:pPr>
             <w:r>
               <w:rPr>
-                <w:b/>
                 <w:sz w:val="24"/>
               </w:rPr>
               <w:t>Ключевые доказательства</w:t>
@@ -16043,7 +15988,6 @@
             </w:pPr>
             <w:r>
               <w:rPr>
-                <w:b/>
                 <w:sz w:val="24"/>
               </w:rPr>
               <w:t>Основные источники</w:t>
@@ -16064,7 +16008,6 @@
             </w:pPr>
             <w:r>
               <w:rPr>
-                <w:b/>
                 <w:sz w:val="24"/>
               </w:rPr>
               <w:t>Ограничения</w:t>
@@ -16213,7 +16156,7 @@
               <w:rPr>
                 <w:sz w:val="24"/>
               </w:rPr>
-              <w:t>нет точной выручки конкурентов</w:t>
+              <w:t>Нет точной выручки конкурентов</w:t>
             </w:r>
           </w:p>
         </w:tc>
@@ -16276,7 +16219,7 @@
               <w:rPr>
                 <w:sz w:val="24"/>
               </w:rPr>
-              <w:t>формальный вход дешев (</w:t>
+              <w:t>Формальный вход дешев (</w:t>
             </w:r>
             <w:r>
               <w:rPr>
@@ -16360,7 +16303,7 @@
               <w:rPr>
                 <w:sz w:val="24"/>
               </w:rPr>
-              <w:t xml:space="preserve">нет данных </w:t>
+              <w:t xml:space="preserve">Нет данных </w:t>
             </w:r>
             <w:r>
               <w:rPr>
@@ -16449,7 +16392,7 @@
               <w:rPr>
                 <w:sz w:val="24"/>
               </w:rPr>
-              <w:t xml:space="preserve">переключение дешево, бесплатные тарифы и </w:t>
+              <w:t xml:space="preserve">Переключение дешево, бесплатные тарифы и </w:t>
             </w:r>
             <w:r>
               <w:rPr>
@@ -16533,7 +16476,7 @@
               <w:rPr>
                 <w:sz w:val="24"/>
               </w:rPr>
-              <w:t>отзывы смещены в сторону корпоративных платформ</w:t>
+              <w:t>Отзывы смещены в сторону корпоративных платформ</w:t>
             </w:r>
           </w:p>
         </w:tc>
@@ -16596,7 +16539,7 @@
               <w:rPr>
                 <w:sz w:val="24"/>
               </w:rPr>
-              <w:t xml:space="preserve">зависимость от </w:t>
+              <w:t xml:space="preserve">Зависимость от </w:t>
             </w:r>
             <w:r>
               <w:rPr>
@@ -16667,7 +16610,7 @@
               <w:rPr>
                 <w:sz w:val="24"/>
               </w:rPr>
-              <w:t xml:space="preserve">условия </w:t>
+              <w:t xml:space="preserve">Условия </w:t>
             </w:r>
             <w:r>
               <w:rPr>
@@ -16699,7 +16642,7 @@
               <w:rPr>
                 <w:sz w:val="24"/>
               </w:rPr>
-              <w:t>контракты и тарифы провайдеров изменяются</w:t>
+              <w:t>Контракты и тарифы провайдеров изменяются</w:t>
             </w:r>
           </w:p>
         </w:tc>
@@ -16762,7 +16705,7 @@
               <w:rPr>
                 <w:sz w:val="24"/>
               </w:rPr>
-              <w:t xml:space="preserve">заменители и частичные конкуренты дают 73 % релевантного трафика; встроенные </w:t>
+              <w:t xml:space="preserve">Заменители и частичные конкуренты дают 73 % релевантного трафика; встроенные </w:t>
             </w:r>
             <w:r>
               <w:rPr>
@@ -16840,7 +16783,7 @@
               <w:rPr>
                 <w:sz w:val="24"/>
               </w:rPr>
-              <w:t>нет данных о реальной доле клиентов, ушедших к заменителям</w:t>
+              <w:t>Нет данных о реальной доле клиентов, ушедших к заменителям</w:t>
             </w:r>
           </w:p>
         </w:tc>
@@ -16926,7 +16869,6 @@
             </w:pPr>
             <w:r>
               <w:rPr>
-                <w:b/>
                 <w:sz w:val="24"/>
               </w:rPr>
               <w:t>Дата</w:t>
@@ -16947,7 +16889,6 @@
             </w:pPr>
             <w:r>
               <w:rPr>
-                <w:b/>
                 <w:sz w:val="24"/>
               </w:rPr>
               <w:t>Сила Портера</w:t>
@@ -16968,7 +16909,6 @@
             </w:pPr>
             <w:r>
               <w:rPr>
-                <w:b/>
                 <w:sz w:val="24"/>
               </w:rPr>
               <w:t>Аналитический пункт</w:t>
@@ -16989,7 +16929,6 @@
             </w:pPr>
             <w:r>
               <w:rPr>
-                <w:b/>
                 <w:sz w:val="24"/>
               </w:rPr>
               <w:t>Источник</w:t>
@@ -17010,7 +16949,6 @@
             </w:pPr>
             <w:r>
               <w:rPr>
-                <w:b/>
                 <w:sz w:val="24"/>
               </w:rPr>
               <w:t>Период и география</w:t>
@@ -17031,7 +16969,6 @@
             </w:pPr>
             <w:r>
               <w:rPr>
-                <w:b/>
                 <w:sz w:val="24"/>
               </w:rPr>
               <w:t>Показатели</w:t>
@@ -17052,7 +16989,6 @@
             </w:pPr>
             <w:r>
               <w:rPr>
-                <w:b/>
                 <w:sz w:val="24"/>
               </w:rPr>
               <w:t>Вывод</w:t>
@@ -17073,7 +17009,6 @@
             </w:pPr>
             <w:r>
               <w:rPr>
-                <w:b/>
                 <w:sz w:val="24"/>
               </w:rPr>
               <w:t>Ограничения</w:t>
@@ -17122,7 +17057,7 @@
               <w:rPr>
                 <w:sz w:val="24"/>
               </w:rPr>
-              <w:t>конкуренция</w:t>
+              <w:t>Конкуренция</w:t>
             </w:r>
           </w:p>
         </w:tc>
@@ -17142,7 +17077,7 @@
               <w:rPr>
                 <w:sz w:val="24"/>
               </w:rPr>
-              <w:t>трафик игроков</w:t>
+              <w:t>Трафик игроков</w:t>
             </w:r>
           </w:p>
         </w:tc>
@@ -17216,7 +17151,7 @@
               <w:rPr>
                 <w:sz w:val="24"/>
               </w:rPr>
-              <w:t>визиты, каналы, страны</w:t>
+              <w:t>Визиты, каналы, страны</w:t>
             </w:r>
           </w:p>
         </w:tc>
@@ -17276,7 +17211,7 @@
               <w:rPr>
                 <w:sz w:val="24"/>
               </w:rPr>
-              <w:t>оценочные данные</w:t>
+              <w:t>Оценочные данные</w:t>
             </w:r>
           </w:p>
         </w:tc>
@@ -17320,7 +17255,7 @@
               <w:rPr>
                 <w:sz w:val="24"/>
               </w:rPr>
-              <w:t>конкуренция</w:t>
+              <w:t>Конкуренция</w:t>
             </w:r>
           </w:p>
         </w:tc>
@@ -17339,7 +17274,7 @@
               <w:rPr>
                 <w:sz w:val="24"/>
               </w:rPr>
-              <w:t>отзывы и рейтинги</w:t>
+              <w:t>Отзывы и рейтинги</w:t>
             </w:r>
           </w:p>
         </w:tc>
@@ -17404,7 +17339,7 @@
               <w:rPr>
                 <w:sz w:val="24"/>
               </w:rPr>
-              <w:t>актуальные карточки</w:t>
+              <w:t>Актуальные карточки</w:t>
             </w:r>
           </w:p>
         </w:tc>
@@ -17423,7 +17358,7 @@
               <w:rPr>
                 <w:sz w:val="24"/>
               </w:rPr>
-              <w:t>число отзывов, рейтинг</w:t>
+              <w:t>Число отзывов, рейтинг</w:t>
             </w:r>
           </w:p>
         </w:tc>
@@ -17442,7 +17377,7 @@
               <w:rPr>
                 <w:sz w:val="24"/>
               </w:rPr>
-              <w:t>у прямых конкурентов 0-19 отзывов</w:t>
+              <w:t>У прямых конкурентов 0-19 отзывов</w:t>
             </w:r>
           </w:p>
         </w:tc>
@@ -17461,7 +17396,7 @@
               <w:rPr>
                 <w:sz w:val="24"/>
               </w:rPr>
-              <w:t>смещение отзывов</w:t>
+              <w:t>Смещение отзывов</w:t>
             </w:r>
           </w:p>
         </w:tc>
@@ -17505,7 +17440,7 @@
               <w:rPr>
                 <w:sz w:val="24"/>
               </w:rPr>
-              <w:t>конкуренция</w:t>
+              <w:t>Конкуренция</w:t>
             </w:r>
           </w:p>
         </w:tc>
@@ -17524,7 +17459,7 @@
               <w:rPr>
                 <w:sz w:val="24"/>
               </w:rPr>
-              <w:t>цены</w:t>
+              <w:t>Цены</w:t>
             </w:r>
           </w:p>
         </w:tc>
@@ -17543,7 +17478,7 @@
               <w:rPr>
                 <w:sz w:val="24"/>
               </w:rPr>
-              <w:t xml:space="preserve">страницы цен </w:t>
+              <w:t xml:space="preserve">Страницы цен </w:t>
             </w:r>
             <w:r>
               <w:rPr>
@@ -17608,7 +17543,7 @@
               <w:rPr>
                 <w:sz w:val="24"/>
               </w:rPr>
-              <w:t>актуальные тарифы</w:t>
+              <w:t>Актуальные тарифы</w:t>
             </w:r>
           </w:p>
         </w:tc>
@@ -17627,7 +17562,7 @@
               <w:rPr>
                 <w:sz w:val="24"/>
               </w:rPr>
-              <w:t>цена в месяц</w:t>
+              <w:t>Цена в месяц</w:t>
             </w:r>
           </w:p>
         </w:tc>
@@ -17646,7 +17581,7 @@
               <w:rPr>
                 <w:sz w:val="24"/>
               </w:rPr>
-              <w:t>коридор 8-100 </w:t>
+              <w:t>Коридор 8-100 </w:t>
             </w:r>
             <w:r>
               <w:rPr>
@@ -17672,7 +17607,7 @@
               <w:rPr>
                 <w:sz w:val="24"/>
               </w:rPr>
-              <w:t>цены меняются</w:t>
+              <w:t>Цены меняются</w:t>
             </w:r>
           </w:p>
         </w:tc>
@@ -17716,7 +17651,7 @@
               <w:rPr>
                 <w:sz w:val="24"/>
               </w:rPr>
-              <w:t>новые участники</w:t>
+              <w:t>Новые участники</w:t>
             </w:r>
           </w:p>
         </w:tc>
@@ -17735,7 +17670,7 @@
               <w:rPr>
                 <w:sz w:val="24"/>
               </w:rPr>
-              <w:t>каналы входа</w:t>
+              <w:t>Каналы входа</w:t>
             </w:r>
           </w:p>
         </w:tc>
@@ -17806,7 +17741,7 @@
               <w:rPr>
                 <w:sz w:val="24"/>
               </w:rPr>
-              <w:t>доли каналов</w:t>
+              <w:t>Доли каналов</w:t>
             </w:r>
           </w:p>
         </w:tc>
@@ -17825,7 +17760,7 @@
               <w:rPr>
                 <w:sz w:val="24"/>
               </w:rPr>
-              <w:t>платный трафик 4,4 %</w:t>
+              <w:t>Платный трафик 4,4 %</w:t>
             </w:r>
           </w:p>
         </w:tc>
@@ -17844,7 +17779,7 @@
               <w:rPr>
                 <w:sz w:val="24"/>
               </w:rPr>
-              <w:t>оценочные данные</w:t>
+              <w:t>Оценочные данные</w:t>
             </w:r>
           </w:p>
         </w:tc>
@@ -17888,7 +17823,7 @@
               <w:rPr>
                 <w:sz w:val="24"/>
               </w:rPr>
-              <w:t>новые участники</w:t>
+              <w:t>Новые участники</w:t>
             </w:r>
           </w:p>
         </w:tc>
@@ -17907,7 +17842,7 @@
               <w:rPr>
                 <w:sz w:val="24"/>
               </w:rPr>
-              <w:t>поисково-рекламное давление</w:t>
+              <w:t>Поисково-рекламное давление</w:t>
             </w:r>
           </w:p>
         </w:tc>
@@ -17926,7 +17861,7 @@
               <w:rPr>
                 <w:sz w:val="24"/>
               </w:rPr>
-              <w:t>расчетные показатели (приложение Д)</w:t>
+              <w:t>Расчетные показатели (приложение Д)</w:t>
             </w:r>
           </w:p>
         </w:tc>
@@ -17945,7 +17880,7 @@
               <w:rPr>
                 <w:sz w:val="24"/>
               </w:rPr>
-              <w:t>ядро ЛР1</w:t>
+              <w:t>Ядро ЛР1</w:t>
             </w:r>
           </w:p>
         </w:tc>
@@ -17964,7 +17899,7 @@
               <w:rPr>
                 <w:sz w:val="24"/>
               </w:rPr>
-              <w:t xml:space="preserve">объем, </w:t>
+              <w:t xml:space="preserve">Объем, </w:t>
             </w:r>
             <w:r>
               <w:rPr>
@@ -17990,7 +17925,7 @@
               <w:rPr>
                 <w:sz w:val="24"/>
               </w:rPr>
-              <w:t>услуговые запросы дороже</w:t>
+              <w:t>Услуговые запросы дороже</w:t>
             </w:r>
           </w:p>
         </w:tc>
@@ -18009,7 +17944,7 @@
               <w:rPr>
                 <w:sz w:val="24"/>
               </w:rPr>
-              <w:t>не измерение</w:t>
+              <w:t>Не измерение</w:t>
             </w:r>
           </w:p>
         </w:tc>
@@ -18053,7 +17988,7 @@
               <w:rPr>
                 <w:sz w:val="24"/>
               </w:rPr>
-              <w:t>покупатели</w:t>
+              <w:t>Покупатели</w:t>
             </w:r>
           </w:p>
         </w:tc>
@@ -18072,7 +18007,7 @@
               <w:rPr>
                 <w:sz w:val="24"/>
               </w:rPr>
-              <w:t>платежеспособность</w:t>
+              <w:t>Платежеспособность</w:t>
             </w:r>
           </w:p>
         </w:tc>
@@ -18110,7 +18045,7 @@
               <w:rPr>
                 <w:sz w:val="24"/>
               </w:rPr>
-              <w:t>четыре сегмента</w:t>
+              <w:t>Четыре сегмента</w:t>
             </w:r>
           </w:p>
         </w:tc>
@@ -18129,7 +18064,7 @@
               <w:rPr>
                 <w:sz w:val="24"/>
               </w:rPr>
-              <w:t>индекс бюджета к цене</w:t>
+              <w:t>Индекс бюджета к цене</w:t>
             </w:r>
           </w:p>
         </w:tc>
@@ -18148,7 +18083,7 @@
               <w:rPr>
                 <w:sz w:val="24"/>
               </w:rPr>
-              <w:t>индекс 2,4</w:t>
+              <w:t>Индекс 2,4</w:t>
             </w:r>
           </w:p>
         </w:tc>
@@ -18167,7 +18102,7 @@
               <w:rPr>
                 <w:sz w:val="24"/>
               </w:rPr>
-              <w:t>бюджеты сегментов - допущения</w:t>
+              <w:t>Бюджеты сегментов - допущения</w:t>
             </w:r>
           </w:p>
         </w:tc>
@@ -18211,7 +18146,7 @@
               <w:rPr>
                 <w:sz w:val="24"/>
               </w:rPr>
-              <w:t>поставщики</w:t>
+              <w:t>Поставщики</w:t>
             </w:r>
           </w:p>
         </w:tc>
@@ -18230,7 +18165,7 @@
               <w:rPr>
                 <w:sz w:val="24"/>
               </w:rPr>
-              <w:t>условия платформы</w:t>
+              <w:t>Условия платформы</w:t>
             </w:r>
           </w:p>
         </w:tc>
@@ -18301,7 +18236,7 @@
               <w:rPr>
                 <w:sz w:val="24"/>
               </w:rPr>
-              <w:t>актуальные правила</w:t>
+              <w:t>Актуальные правила</w:t>
             </w:r>
           </w:p>
         </w:tc>
@@ -18320,7 +18255,7 @@
               <w:rPr>
                 <w:sz w:val="24"/>
               </w:rPr>
-              <w:t>комиссия, сертификация</w:t>
+              <w:t>Комиссия, сертификация</w:t>
             </w:r>
           </w:p>
         </w:tc>
@@ -18358,7 +18293,7 @@
               <w:rPr>
                 <w:sz w:val="24"/>
               </w:rPr>
-              <w:t>условия меняются</w:t>
+              <w:t>Условия меняются</w:t>
             </w:r>
           </w:p>
         </w:tc>
@@ -18402,7 +18337,7 @@
               <w:rPr>
                 <w:sz w:val="24"/>
               </w:rPr>
-              <w:t>заменители</w:t>
+              <w:t>Заменители</w:t>
             </w:r>
           </w:p>
         </w:tc>
@@ -18421,7 +18356,7 @@
               <w:rPr>
                 <w:sz w:val="24"/>
               </w:rPr>
-              <w:t>доля заменителей</w:t>
+              <w:t>Доля заменителей</w:t>
             </w:r>
           </w:p>
         </w:tc>
@@ -18498,7 +18433,7 @@
               <w:rPr>
                 <w:sz w:val="24"/>
               </w:rPr>
-              <w:t>доля релевантного трафика</w:t>
+              <w:t>Доля релевантного трафика</w:t>
             </w:r>
           </w:p>
         </w:tc>
@@ -18536,7 +18471,7 @@
               <w:rPr>
                 <w:sz w:val="24"/>
               </w:rPr>
-              <w:t>не равно выручке</w:t>
+              <w:t>Не равно выручке</w:t>
             </w:r>
           </w:p>
         </w:tc>
@@ -18581,7 +18516,7 @@
               <w:rPr>
                 <w:sz w:val="24"/>
               </w:rPr>
-              <w:t>усилители</w:t>
+              <w:t>Усилители</w:t>
             </w:r>
           </w:p>
         </w:tc>
@@ -18600,7 +18535,7 @@
               <w:rPr>
                 <w:sz w:val="24"/>
               </w:rPr>
-              <w:t>сетевые эффекты, данные</w:t>
+              <w:t>Сетевые эффекты, данные</w:t>
             </w:r>
           </w:p>
         </w:tc>
@@ -18638,7 +18573,7 @@
               <w:rPr>
                 <w:sz w:val="24"/>
               </w:rPr>
-              <w:t>актуальные страницы</w:t>
+              <w:t>Актуальные страницы</w:t>
             </w:r>
           </w:p>
         </w:tc>
@@ -18657,7 +18592,7 @@
               <w:rPr>
                 <w:sz w:val="24"/>
               </w:rPr>
-              <w:t>признаки</w:t>
+              <w:t>Признаки</w:t>
             </w:r>
           </w:p>
         </w:tc>
@@ -18676,7 +18611,7 @@
               <w:rPr>
                 <w:sz w:val="24"/>
               </w:rPr>
-              <w:t>слабые сетевые эффекты</w:t>
+              <w:t>Слабые сетевые эффекты</w:t>
             </w:r>
           </w:p>
         </w:tc>
@@ -18695,7 +18630,7 @@
               <w:rPr>
                 <w:sz w:val="24"/>
               </w:rPr>
-              <w:t>суждение аналитика</w:t>
+              <w:t>Суждение аналитика</w:t>
             </w:r>
           </w:p>
         </w:tc>
@@ -18814,7 +18749,7 @@
         <w:ind w:firstLine="709"/>
       </w:pPr>
       <w:bookmarkStart w:id="20" w:name="_6df6aabc6395b7d9765c374a4a7f2d43c0ba1e7"/>
-      <w:bookmarkStart w:id="21" w:name="_Toc242313959"/>
+      <w:bookmarkStart w:id="21" w:name="_Toc242338615"/>
       <w:bookmarkEnd w:id="18"/>
       <w:r>
         <w:rPr>
@@ -18941,7 +18876,6 @@
             </w:pPr>
             <w:r>
               <w:rPr>
-                <w:b/>
                 <w:sz w:val="24"/>
               </w:rPr>
               <w:t>Поле</w:t>
@@ -18962,7 +18896,6 @@
             </w:pPr>
             <w:r>
               <w:rPr>
-                <w:b/>
                 <w:sz w:val="24"/>
               </w:rPr>
               <w:t>Содержание</w:t>
@@ -19012,7 +18945,7 @@
                 <w:i/>
                 <w:sz w:val="24"/>
               </w:rPr>
-              <w:t>perfectxl.com</w:t>
+              <w:t>Perfectxl.com</w:t>
             </w:r>
           </w:p>
         </w:tc>
@@ -19056,7 +18989,7 @@
               <w:rPr>
                 <w:sz w:val="24"/>
               </w:rPr>
-              <w:t>прямой</w:t>
+              <w:t>Прямой</w:t>
             </w:r>
           </w:p>
         </w:tc>
@@ -19100,7 +19033,7 @@
               <w:rPr>
                 <w:sz w:val="24"/>
               </w:rPr>
-              <w:t xml:space="preserve">аудит </w:t>
+              <w:t xml:space="preserve">Аудит </w:t>
             </w:r>
             <w:r>
               <w:rPr>
@@ -19157,7 +19090,7 @@
               <w:rPr>
                 <w:sz w:val="24"/>
               </w:rPr>
-              <w:t>аудиторы, налоговые и консалтинговые фирмы, страховщики и пенсионные фонды</w:t>
+              <w:t>Аудиторы, налоговые и консалтинговые фирмы, страховщики и пенсионные фонды</w:t>
             </w:r>
           </w:p>
         </w:tc>
@@ -19201,7 +19134,7 @@
               <w:rPr>
                 <w:sz w:val="24"/>
               </w:rPr>
-              <w:t>отдельный инструмент от 69 </w:t>
+              <w:t>Отдельный инструмент от 69 </w:t>
             </w:r>
             <w:r>
               <w:rPr>
@@ -19302,7 +19235,7 @@
               <w:rPr>
                 <w:sz w:val="24"/>
               </w:rPr>
-              <w:t>прямые 40 %, органика 33 %, рефералы 11 %</w:t>
+              <w:t>Прямые 40 %, органика 33 %, рефералы 11 %</w:t>
             </w:r>
           </w:p>
         </w:tc>
@@ -19423,7 +19356,7 @@
               <w:rPr>
                 <w:sz w:val="24"/>
               </w:rPr>
-              <w:t xml:space="preserve">узкая специализация, пакеты для аудита, надстройка </w:t>
+              <w:t xml:space="preserve">Узкая специализация, пакеты для аудита, надстройка </w:t>
             </w:r>
             <w:r>
               <w:rPr>
@@ -19513,7 +19446,7 @@
               <w:rPr>
                 <w:sz w:val="24"/>
               </w:rPr>
-              <w:t>нет публичных отзывов (</w:t>
+              <w:t>Нет публичных отзывов (</w:t>
             </w:r>
             <w:r>
               <w:rPr>
@@ -19651,7 +19584,6 @@
             </w:pPr>
             <w:r>
               <w:rPr>
-                <w:b/>
                 <w:sz w:val="24"/>
               </w:rPr>
               <w:t>Поле</w:t>
@@ -19672,7 +19604,6 @@
             </w:pPr>
             <w:r>
               <w:rPr>
-                <w:b/>
                 <w:sz w:val="24"/>
               </w:rPr>
               <w:t>Содержание</w:t>
@@ -19722,7 +19653,7 @@
                 <w:i/>
                 <w:sz w:val="24"/>
               </w:rPr>
-              <w:t>arixcel.com</w:t>
+              <w:t>Arixcel.com</w:t>
             </w:r>
           </w:p>
         </w:tc>
@@ -19766,7 +19697,7 @@
               <w:rPr>
                 <w:sz w:val="24"/>
               </w:rPr>
-              <w:t>прямой</w:t>
+              <w:t>Прямой</w:t>
             </w:r>
           </w:p>
         </w:tc>
@@ -19874,7 +19805,7 @@
               <w:rPr>
                 <w:sz w:val="24"/>
               </w:rPr>
-              <w:t>аналитики, моделисты</w:t>
+              <w:t>Аналитики, моделисты</w:t>
             </w:r>
           </w:p>
         </w:tc>
@@ -20019,7 +19950,7 @@
               <w:rPr>
                 <w:sz w:val="24"/>
               </w:rPr>
-              <w:t>прямые 39 %, органика 33 %, рефералы 11 %</w:t>
+              <w:t>Прямые 39 %, органика 33 %, рефералы 11 %</w:t>
             </w:r>
           </w:p>
         </w:tc>
@@ -20140,7 +20071,7 @@
               <w:rPr>
                 <w:sz w:val="24"/>
               </w:rPr>
-              <w:t>надстройка для навигации и аудита сложных моделей, США 28 % и Австралия 22 % трафика</w:t>
+              <w:t>Надстройка для навигации и аудита сложных моделей, США 28 % и Австралия 22 % трафика</w:t>
             </w:r>
           </w:p>
         </w:tc>
@@ -20191,7 +20122,7 @@
               <w:rPr>
                 <w:sz w:val="24"/>
               </w:rPr>
-              <w:t xml:space="preserve">один отзыв на </w:t>
+              <w:t xml:space="preserve">Один отзыв на </w:t>
             </w:r>
             <w:r>
               <w:rPr>
@@ -20347,7 +20278,6 @@
             </w:pPr>
             <w:r>
               <w:rPr>
-                <w:b/>
                 <w:sz w:val="24"/>
               </w:rPr>
               <w:t>Поле</w:t>
@@ -20368,7 +20298,6 @@
             </w:pPr>
             <w:r>
               <w:rPr>
-                <w:b/>
                 <w:sz w:val="24"/>
               </w:rPr>
               <w:t>Содержание</w:t>
@@ -20418,7 +20347,7 @@
                 <w:i/>
                 <w:sz w:val="24"/>
               </w:rPr>
-              <w:t>shortcut.ai</w:t>
+              <w:t>Shortcut.ai</w:t>
             </w:r>
           </w:p>
         </w:tc>
@@ -20462,7 +20391,7 @@
               <w:rPr>
                 <w:sz w:val="24"/>
               </w:rPr>
-              <w:t>частичный</w:t>
+              <w:t>Частичный</w:t>
             </w:r>
           </w:p>
         </w:tc>
@@ -20558,7 +20487,7 @@
               <w:rPr>
                 <w:sz w:val="24"/>
               </w:rPr>
-              <w:t>финансовые аналитики и консультанты</w:t>
+              <w:t>Финансовые аналитики и консультанты</w:t>
             </w:r>
           </w:p>
         </w:tc>
@@ -20749,7 +20678,7 @@
               <w:rPr>
                 <w:sz w:val="24"/>
               </w:rPr>
-              <w:t>прямые 56 %, органика 32 %, рефералы 6 %</w:t>
+              <w:t>Прямые 56 %, органика 32 %, рефералы 6 %</w:t>
             </w:r>
           </w:p>
         </w:tc>
@@ -20954,7 +20883,7 @@
               <w:rPr>
                 <w:sz w:val="24"/>
               </w:rPr>
-              <w:t xml:space="preserve">дорогие тарифы, нет карточки на </w:t>
+              <w:t xml:space="preserve">Дорогие тарифы, нет карточки на </w:t>
             </w:r>
             <w:r>
               <w:rPr>
@@ -21079,7 +21008,6 @@
             </w:pPr>
             <w:r>
               <w:rPr>
-                <w:b/>
                 <w:sz w:val="24"/>
               </w:rPr>
               <w:t>Поле</w:t>
@@ -21100,7 +21028,6 @@
             </w:pPr>
             <w:r>
               <w:rPr>
-                <w:b/>
                 <w:sz w:val="24"/>
               </w:rPr>
               <w:t>Содержание</w:t>
@@ -21150,7 +21077,7 @@
                 <w:i/>
                 <w:sz w:val="24"/>
               </w:rPr>
-              <w:t>datarails.com</w:t>
+              <w:t>Datarails.com</w:t>
             </w:r>
           </w:p>
         </w:tc>
@@ -21194,7 +21121,7 @@
               <w:rPr>
                 <w:sz w:val="24"/>
               </w:rPr>
-              <w:t>заменитель</w:t>
+              <w:t>Заменитель</w:t>
             </w:r>
           </w:p>
         </w:tc>
@@ -21309,7 +21236,7 @@
               <w:rPr>
                 <w:sz w:val="24"/>
               </w:rPr>
-              <w:t>финансовые команды компаний среднего размера</w:t>
+              <w:t>Финансовые команды компаний среднего размера</w:t>
             </w:r>
           </w:p>
         </w:tc>
@@ -21353,7 +21280,7 @@
               <w:rPr>
                 <w:sz w:val="24"/>
               </w:rPr>
-              <w:t xml:space="preserve">прайс не публикуется; по данным закупочной платформы медианный контракт около 33,3 тыс. </w:t>
+              <w:t xml:space="preserve">Прайс не публикуется; по данным закупочной платформы медианный контракт около 33,3 тыс. </w:t>
             </w:r>
             <w:r>
               <w:rPr>
@@ -21454,7 +21381,7 @@
               <w:rPr>
                 <w:sz w:val="24"/>
               </w:rPr>
-              <w:t>прямые 59 %, органика 12 %, рефералы 2 %</w:t>
+              <w:t>Прямые 59 %, органика 12 %, рефералы 2 %</w:t>
             </w:r>
           </w:p>
         </w:tc>
@@ -21639,7 +21566,7 @@
               <w:rPr>
                 <w:sz w:val="24"/>
               </w:rPr>
-              <w:t>корпоративная платформа, не инструмент проверки; дорого для малых пользователей</w:t>
+              <w:t>Корпоративная платформа, не инструмент проверки; дорого для малых пользователей</w:t>
             </w:r>
           </w:p>
         </w:tc>
@@ -21751,7 +21678,6 @@
             </w:pPr>
             <w:r>
               <w:rPr>
-                <w:b/>
                 <w:sz w:val="24"/>
               </w:rPr>
               <w:t>Поле</w:t>
@@ -21772,7 +21698,6 @@
             </w:pPr>
             <w:r>
               <w:rPr>
-                <w:b/>
                 <w:sz w:val="24"/>
               </w:rPr>
               <w:t>Содержание</w:t>
@@ -21822,7 +21747,7 @@
                 <w:i/>
                 <w:sz w:val="24"/>
               </w:rPr>
-              <w:t>operis.com</w:t>
+              <w:t>Operis.com</w:t>
             </w:r>
           </w:p>
         </w:tc>
@@ -21866,7 +21791,7 @@
               <w:rPr>
                 <w:sz w:val="24"/>
               </w:rPr>
-              <w:t>прямой</w:t>
+              <w:t>Прямой</w:t>
             </w:r>
           </w:p>
         </w:tc>
@@ -21910,7 +21835,7 @@
               <w:rPr>
                 <w:sz w:val="24"/>
               </w:rPr>
-              <w:t xml:space="preserve">консалтинг и аудит финансовых моделей, </w:t>
+              <w:t xml:space="preserve">Консалтинг и аудит финансовых моделей, </w:t>
             </w:r>
             <w:r>
               <w:rPr>
@@ -21987,7 +21912,7 @@
               <w:rPr>
                 <w:sz w:val="24"/>
               </w:rPr>
-              <w:t>проектное финансирование, инфраструктура, модели</w:t>
+              <w:t>Проектное финансирование, инфраструктура, модели</w:t>
             </w:r>
           </w:p>
         </w:tc>
@@ -22032,7 +21957,7 @@
               <w:rPr>
                 <w:sz w:val="24"/>
               </w:rPr>
-              <w:t xml:space="preserve">подписка </w:t>
+              <w:t xml:space="preserve">Подписка </w:t>
             </w:r>
             <w:r>
               <w:rPr>
@@ -22146,7 +22071,7 @@
               <w:rPr>
                 <w:sz w:val="24"/>
               </w:rPr>
-              <w:t>прямые 27 %, органика 29 %, рефералы 8 %</w:t>
+              <w:t>Прямые 27 %, органика 29 %, рефералы 8 %</w:t>
             </w:r>
           </w:p>
         </w:tc>
@@ -22267,7 +22192,7 @@
               <w:rPr>
                 <w:sz w:val="24"/>
               </w:rPr>
-              <w:t>узнаваемая консалтинговая марка в Великобритании (59 % трафика), услуги аудита моделей</w:t>
+              <w:t>Узнаваемая консалтинговая марка в Великобритании (59 % трафика), услуги аудита моделей</w:t>
             </w:r>
           </w:p>
         </w:tc>
@@ -22318,7 +22243,7 @@
               <w:rPr>
                 <w:sz w:val="24"/>
               </w:rPr>
-              <w:t>малый трафик (14,7 тыс. визитов), отказов 69 %; продает услугу, а не самообслуживаемый сервис</w:t>
+              <w:t>Малый трафик (14,7 тыс. визитов), отказов 69 %; продает услугу, а не самообслуживаемый сервис</w:t>
             </w:r>
           </w:p>
         </w:tc>
@@ -22360,7 +22285,7 @@
         <w:ind w:firstLine="709"/>
       </w:pPr>
       <w:bookmarkStart w:id="22" w:name="_bd0f162afc2e7ad7347811c158aa5f062feeff4"/>
-      <w:bookmarkStart w:id="23" w:name="_Toc242313960"/>
+      <w:bookmarkStart w:id="23" w:name="_Toc242338616"/>
       <w:bookmarkEnd w:id="20"/>
       <w:r>
         <w:rPr>
@@ -22490,7 +22415,6 @@
             </w:pPr>
             <w:r>
               <w:rPr>
-                <w:b/>
                 <w:sz w:val="24"/>
               </w:rPr>
               <w:t>Ситуация по данным</w:t>
@@ -22511,7 +22435,6 @@
             </w:pPr>
             <w:r>
               <w:rPr>
-                <w:b/>
                 <w:sz w:val="24"/>
               </w:rPr>
               <w:t>Что означает</w:t>
@@ -22532,14 +22455,12 @@
             </w:pPr>
             <w:r>
               <w:rPr>
-                <w:b/>
                 <w:sz w:val="24"/>
               </w:rPr>
               <w:t xml:space="preserve">Рекомендуемая стратегия </w:t>
             </w:r>
             <w:r>
               <w:rPr>
-                <w:b/>
                 <w:i/>
                 <w:sz w:val="24"/>
               </w:rPr>
@@ -23056,7 +22977,7 @@
         <w:ind w:firstLine="709"/>
       </w:pPr>
       <w:bookmarkStart w:id="24" w:name="_07f39535de8dfb555f41c49666d7d7ad4469d72"/>
-      <w:bookmarkStart w:id="25" w:name="_Toc242313961"/>
+      <w:bookmarkStart w:id="25" w:name="_Toc242338617"/>
       <w:bookmarkEnd w:id="22"/>
       <w:r>
         <w:rPr>
@@ -23196,7 +23117,6 @@
             </w:pPr>
             <w:r>
               <w:rPr>
-                <w:b/>
                 <w:sz w:val="24"/>
               </w:rPr>
               <w:t>Фактор или вариант</w:t>
@@ -23217,7 +23137,6 @@
             </w:pPr>
             <w:r>
               <w:rPr>
-                <w:b/>
                 <w:sz w:val="24"/>
               </w:rPr>
               <w:t>Индекс при балле минус 2</w:t>
@@ -23238,7 +23157,6 @@
             </w:pPr>
             <w:r>
               <w:rPr>
-                <w:b/>
                 <w:sz w:val="24"/>
               </w:rPr>
               <w:t>Индекс при балле плюс 2</w:t>
@@ -23259,7 +23177,6 @@
             </w:pPr>
             <w:r>
               <w:rPr>
-                <w:b/>
                 <w:sz w:val="24"/>
               </w:rPr>
               <w:t>Наибольшее отклонение</w:t>
@@ -24127,7 +24044,7 @@
         <w:ind w:firstLine="709"/>
       </w:pPr>
       <w:bookmarkStart w:id="26" w:name="_ограничения"/>
-      <w:bookmarkStart w:id="27" w:name="_Toc242313962"/>
+      <w:bookmarkStart w:id="27" w:name="_Toc242338618"/>
       <w:bookmarkEnd w:id="24"/>
       <w:r>
         <w:rPr>
@@ -24274,7 +24191,7 @@
         <w:ind w:firstLine="709"/>
       </w:pPr>
       <w:bookmarkStart w:id="28" w:name="_1bfdad9d2d88ddb6ca16c31c1d4d4943679f32f"/>
-      <w:bookmarkStart w:id="29" w:name="_Toc242313963"/>
+      <w:bookmarkStart w:id="29" w:name="_Toc242338619"/>
       <w:bookmarkEnd w:id="2"/>
       <w:bookmarkEnd w:id="26"/>
       <w:r>
@@ -24952,7 +24869,7 @@
         <w:jc w:val="center"/>
       </w:pPr>
       <w:bookmarkStart w:id="30" w:name="_выводы"/>
-      <w:bookmarkStart w:id="31" w:name="_Toc242313964"/>
+      <w:bookmarkStart w:id="31" w:name="_Toc242338620"/>
       <w:bookmarkEnd w:id="28"/>
       <w:r>
         <w:rPr>
@@ -25149,7 +25066,7 @@
         <w:jc w:val="center"/>
       </w:pPr>
       <w:bookmarkStart w:id="32" w:name="_274f6a444530ef90b0479dabf3d210f01e97699"/>
-      <w:bookmarkStart w:id="33" w:name="_Toc242313965"/>
+      <w:bookmarkStart w:id="33" w:name="_Toc242338621"/>
       <w:bookmarkEnd w:id="30"/>
       <w:r>
         <w:rPr>
@@ -25172,7 +25089,7 @@
         <w:ind w:left="0" w:firstLine="709"/>
       </w:pPr>
       <w:r>
-        <w:t>[1] Методические материалы дисциплины «Электронный бизнес» к лабораторной работе № 4: методика пяти сил Портера для электронного бизнеса и источники данных по силам Портера. – Минск : БГУИР, 2026.</w:t>
+        <w:t>[1] [1] Методические материалы дисциплины «Электронный бизнес» к лабораторной работе № 4: методика пяти сил Портера для электронного бизнеса и источники данных по силам Портера. – Минск : БГУИР, 2026.</w:t>
       </w:r>
     </w:p>
     <w:p>
@@ -25186,7 +25103,7 @@
         <w:ind w:left="0" w:firstLine="709"/>
       </w:pPr>
       <w:r>
-        <w:t xml:space="preserve">[2] Методика оценки уровня конкуренции и барьеров входа по данным </w:t>
+        <w:t xml:space="preserve">[2] [2] Методика оценки уровня конкуренции и барьеров входа по данным </w:t>
       </w:r>
       <w:r>
         <w:rPr>
@@ -25218,7 +25135,7 @@
         <w:ind w:left="0" w:firstLine="709"/>
       </w:pPr>
       <w:r>
-        <w:t xml:space="preserve">[3] </w:t>
+        <w:t xml:space="preserve">[3] [3] </w:t>
       </w:r>
       <w:r>
         <w:rPr>
@@ -25304,7 +25221,7 @@
         <w:ind w:left="0" w:firstLine="709"/>
       </w:pPr>
       <w:r>
-        <w:t xml:space="preserve">[4] </w:t>
+        <w:t xml:space="preserve">[4] [4] </w:t>
       </w:r>
       <w:r>
         <w:rPr>
@@ -25390,7 +25307,7 @@
         <w:ind w:left="0" w:firstLine="709"/>
       </w:pPr>
       <w:r>
-        <w:t>[5] Земляник, Р. В. Отчет по лабораторной работе № 1 «Анализ поискового спроса и фиксация границ рынка» / Р. В. Земляник. – Минск : БГУИР, 2026.</w:t>
+        <w:t>[5] [5] Земляник, Р. В. Отчет по лабораторной работе № 1 «Анализ поискового спроса и фиксация границ рынка» / Р. В. Земляник. – Минск : БГУИР, 2026.</w:t>
       </w:r>
     </w:p>
     <w:p>
@@ -25404,7 +25321,7 @@
         <w:ind w:left="0" w:firstLine="709"/>
       </w:pPr>
       <w:r>
-        <w:t>[6] Земляник, Р. В. Отчет по лабораторной работе № 2–3 «Оценка объема рынка» / Р. В. Земляник. – Минск : БГУИР, 2026.</w:t>
+        <w:t>[6] [6] Земляник, Р. В. Отчет по лабораторной работе № 2–3 «Оценка объема рынка» / Р. В. Земляник. – Минск : БГУИР, 2026.</w:t>
       </w:r>
     </w:p>
     <w:p>
@@ -25418,7 +25335,7 @@
         <w:ind w:left="0" w:firstLine="709"/>
       </w:pPr>
       <w:r>
-        <w:t xml:space="preserve">[7] Земляник, Р. В. Концепция проекта </w:t>
+        <w:t xml:space="preserve">[7] [7] Земляник, Р. В. Концепция проекта </w:t>
       </w:r>
       <w:r>
         <w:rPr>
@@ -25459,7 +25376,7 @@
         <w:ind w:left="0" w:firstLine="709"/>
       </w:pPr>
       <w:r>
-        <w:t xml:space="preserve">[8] </w:t>
+        <w:t xml:space="preserve">[8] [8] </w:t>
       </w:r>
       <w:r>
         <w:rPr>
@@ -25509,7 +25426,7 @@
         <w:ind w:left="0" w:firstLine="709"/>
       </w:pPr>
       <w:r>
-        <w:t xml:space="preserve">[9] </w:t>
+        <w:t xml:space="preserve">[9] [9] </w:t>
       </w:r>
       <w:r>
         <w:rPr>
@@ -25550,7 +25467,7 @@
         <w:ind w:left="0" w:firstLine="709"/>
       </w:pPr>
       <w:r>
-        <w:t xml:space="preserve">[10] </w:t>
+        <w:t xml:space="preserve">[10] [10] </w:t>
       </w:r>
       <w:r>
         <w:rPr>
@@ -25591,7 +25508,7 @@
         <w:ind w:left="0" w:firstLine="709"/>
       </w:pPr>
       <w:r>
-        <w:t xml:space="preserve">[11] </w:t>
+        <w:t xml:space="preserve">[11] [11] </w:t>
       </w:r>
       <w:r>
         <w:rPr>
@@ -25650,7 +25567,7 @@
         <w:ind w:left="0" w:firstLine="709"/>
       </w:pPr>
       <w:r>
-        <w:t xml:space="preserve">[12] </w:t>
+        <w:t xml:space="preserve">[12] [12] </w:t>
       </w:r>
       <w:r>
         <w:rPr>
@@ -25700,7 +25617,7 @@
         <w:ind w:left="0" w:firstLine="709"/>
       </w:pPr>
       <w:r>
-        <w:t xml:space="preserve">[13] </w:t>
+        <w:t xml:space="preserve">[13] [13] </w:t>
       </w:r>
       <w:r>
         <w:rPr>
@@ -25750,7 +25667,7 @@
         <w:ind w:left="0" w:firstLine="709"/>
       </w:pPr>
       <w:r>
-        <w:t xml:space="preserve">[14] </w:t>
+        <w:t xml:space="preserve">[14] [14] </w:t>
       </w:r>
       <w:r>
         <w:rPr>
@@ -25801,7 +25718,7 @@
       </w:pPr>
       <w:r>
         <w:lastRenderedPageBreak/>
-        <w:t xml:space="preserve">[15] </w:t>
+        <w:t xml:space="preserve">[15] [15] </w:t>
       </w:r>
       <w:r>
         <w:rPr>
@@ -25851,7 +25768,7 @@
         <w:ind w:left="0" w:firstLine="709"/>
       </w:pPr>
       <w:r>
-        <w:t xml:space="preserve">[16] </w:t>
+        <w:t xml:space="preserve">[16] [16] </w:t>
       </w:r>
       <w:r>
         <w:rPr>
@@ -25946,7 +25863,7 @@
         <w:ind w:left="0" w:firstLine="709"/>
       </w:pPr>
       <w:r>
-        <w:t xml:space="preserve">[17] </w:t>
+        <w:t xml:space="preserve">[17] [17] </w:t>
       </w:r>
       <w:r>
         <w:rPr>
@@ -26023,7 +25940,7 @@
         <w:ind w:left="0" w:firstLine="709"/>
       </w:pPr>
       <w:r>
-        <w:t xml:space="preserve">[18] </w:t>
+        <w:t xml:space="preserve">[18] [18] </w:t>
       </w:r>
       <w:r>
         <w:rPr>
@@ -26079,7 +25996,7 @@
         <w:jc w:val="center"/>
       </w:pPr>
       <w:bookmarkStart w:id="34" w:name="_3d74faf1500c1b2a4a8bfa8e0e37c74206ce73d"/>
-      <w:bookmarkStart w:id="35" w:name="_Toc242313966"/>
+      <w:bookmarkStart w:id="35" w:name="_Toc242338622"/>
       <w:bookmarkEnd w:id="32"/>
       <w:r>
         <w:rPr>
@@ -26191,7 +26108,6 @@
             </w:pPr>
             <w:r>
               <w:rPr>
-                <w:b/>
                 <w:sz w:val="24"/>
               </w:rPr>
               <w:t>№</w:t>
@@ -26212,7 +26128,6 @@
             </w:pPr>
             <w:r>
               <w:rPr>
-                <w:b/>
                 <w:sz w:val="24"/>
               </w:rPr>
               <w:t>Параметр</w:t>
@@ -26233,7 +26148,6 @@
             </w:pPr>
             <w:r>
               <w:rPr>
-                <w:b/>
                 <w:sz w:val="24"/>
               </w:rPr>
               <w:t>Значение</w:t>
@@ -26254,7 +26168,6 @@
             </w:pPr>
             <w:r>
               <w:rPr>
-                <w:b/>
                 <w:sz w:val="24"/>
               </w:rPr>
               <w:t>Обоснование</w:t>
@@ -26275,7 +26188,6 @@
             </w:pPr>
             <w:r>
               <w:rPr>
-                <w:b/>
                 <w:sz w:val="24"/>
               </w:rPr>
               <w:t>Влияние на результат</w:t>
@@ -26296,7 +26208,6 @@
             </w:pPr>
             <w:r>
               <w:rPr>
-                <w:b/>
                 <w:sz w:val="24"/>
               </w:rPr>
               <w:t>Как проверить</w:t>
@@ -26385,7 +26296,7 @@
               <w:rPr>
                 <w:sz w:val="24"/>
               </w:rPr>
-              <w:t xml:space="preserve">нет данных </w:t>
+              <w:t xml:space="preserve">Нет данных </w:t>
             </w:r>
             <w:r>
               <w:rPr>
@@ -26438,7 +26349,7 @@
               <w:rPr>
                 <w:sz w:val="24"/>
               </w:rPr>
-              <w:t>индекс ресурсной силы 0,70 и балл 5</w:t>
+              <w:t>Индекс ресурсной силы 0,70 и балл 5</w:t>
             </w:r>
           </w:p>
         </w:tc>
@@ -26458,7 +26369,7 @@
               <w:rPr>
                 <w:sz w:val="24"/>
               </w:rPr>
-              <w:t xml:space="preserve">собрать данные </w:t>
+              <w:t xml:space="preserve">Собрать данные </w:t>
             </w:r>
             <w:r>
               <w:rPr>
@@ -26638,7 +26549,7 @@
               <w:rPr>
                 <w:sz w:val="24"/>
               </w:rPr>
-              <w:t>методика задает шкалу 1-5, шаблон - суммы баллов</w:t>
+              <w:t>Методика задает шкалу 1-5, шаблон - суммы баллов</w:t>
             </w:r>
           </w:p>
         </w:tc>
@@ -26657,7 +26568,7 @@
               <w:rPr>
                 <w:sz w:val="24"/>
               </w:rPr>
-              <w:t>матрица пяти сил и среднее 3,55</w:t>
+              <w:t>Матрица пяти сил и среднее 3,55</w:t>
             </w:r>
           </w:p>
         </w:tc>
@@ -26676,7 +26587,7 @@
               <w:rPr>
                 <w:sz w:val="24"/>
               </w:rPr>
-              <w:t>заменить на экспертную оценку и сравнить</w:t>
+              <w:t>Заменить на экспертную оценку и сравнить</w:t>
             </w:r>
           </w:p>
         </w:tc>
@@ -26739,7 +26650,7 @@
               <w:rPr>
                 <w:sz w:val="24"/>
               </w:rPr>
-              <w:t>среднее отношение долей органики и платного поиска к порогам</w:t>
+              <w:t>Среднее отношение долей органики и платного поиска к порогам</w:t>
             </w:r>
           </w:p>
         </w:tc>
@@ -26758,7 +26669,7 @@
               <w:rPr>
                 <w:sz w:val="24"/>
               </w:rPr>
-              <w:t xml:space="preserve">нет данных </w:t>
+              <w:t xml:space="preserve">Нет данных </w:t>
             </w:r>
             <w:r>
               <w:rPr>
@@ -26810,7 +26721,7 @@
               <w:rPr>
                 <w:sz w:val="24"/>
               </w:rPr>
-              <w:t xml:space="preserve">балл 3 вместо расчета по </w:t>
+              <w:t xml:space="preserve">Балл 3 вместо расчета по </w:t>
             </w:r>
             <w:r>
               <w:rPr>
@@ -26836,7 +26747,7 @@
               <w:rPr>
                 <w:sz w:val="24"/>
               </w:rPr>
-              <w:t xml:space="preserve">данные </w:t>
+              <w:t xml:space="preserve">Данные </w:t>
             </w:r>
             <w:r>
               <w:rPr>
@@ -26970,7 +26881,7 @@
               <w:rPr>
                 <w:sz w:val="24"/>
               </w:rPr>
-              <w:t>балл 3</w:t>
+              <w:t>Балл 3</w:t>
             </w:r>
           </w:p>
         </w:tc>
@@ -26989,7 +26900,7 @@
               <w:rPr>
                 <w:sz w:val="24"/>
               </w:rPr>
-              <w:t>учет каналов после запуска</w:t>
+              <w:t>Учет каналов после запуска</w:t>
             </w:r>
           </w:p>
         </w:tc>
@@ -27052,7 +26963,7 @@
               <w:rPr>
                 <w:sz w:val="24"/>
               </w:rPr>
-              <w:t>деление на сумму весов 1,04</w:t>
+              <w:t>Деление на сумму весов 1,04</w:t>
             </w:r>
           </w:p>
         </w:tc>
@@ -27071,7 +26982,7 @@
               <w:rPr>
                 <w:sz w:val="24"/>
               </w:rPr>
-              <w:t>сумма весов шаблона не равна 1</w:t>
+              <w:t>Сумма весов шаблона не равна 1</w:t>
             </w:r>
           </w:p>
         </w:tc>
@@ -27090,7 +27001,7 @@
               <w:rPr>
                 <w:sz w:val="24"/>
               </w:rPr>
-              <w:t>индекс 3,15 вместо 3,28</w:t>
+              <w:t>Индекс 3,15 вместо 3,28</w:t>
             </w:r>
           </w:p>
         </w:tc>
@@ -27109,7 +27020,7 @@
               <w:rPr>
                 <w:sz w:val="24"/>
               </w:rPr>
-              <w:t>пересчет без нормирования</w:t>
+              <w:t>Пересчет без нормирования</w:t>
             </w:r>
           </w:p>
         </w:tc>
@@ -27134,7 +27045,7 @@
         <w:jc w:val="center"/>
       </w:pPr>
       <w:bookmarkStart w:id="36" w:name="_25083b51e17d9d99817d1269b6af13d75b604a4"/>
-      <w:bookmarkStart w:id="37" w:name="_Toc242313967"/>
+      <w:bookmarkStart w:id="37" w:name="_Toc242338623"/>
       <w:bookmarkEnd w:id="34"/>
       <w:r>
         <w:rPr>
@@ -27245,7 +27156,6 @@
             </w:pPr>
             <w:r>
               <w:rPr>
-                <w:b/>
                 <w:sz w:val="24"/>
               </w:rPr>
               <w:t>№</w:t>
@@ -27266,7 +27176,6 @@
             </w:pPr>
             <w:r>
               <w:rPr>
-                <w:b/>
                 <w:sz w:val="24"/>
               </w:rPr>
               <w:t>Данные</w:t>
@@ -27287,7 +27196,6 @@
             </w:pPr>
             <w:r>
               <w:rPr>
-                <w:b/>
                 <w:sz w:val="24"/>
               </w:rPr>
               <w:t>Источник или метод</w:t>
@@ -27308,7 +27216,6 @@
             </w:pPr>
             <w:r>
               <w:rPr>
-                <w:b/>
                 <w:sz w:val="24"/>
               </w:rPr>
               <w:t>Принятое решение</w:t>
@@ -27329,7 +27236,6 @@
             </w:pPr>
             <w:r>
               <w:rPr>
-                <w:b/>
                 <w:sz w:val="24"/>
               </w:rPr>
               <w:t>Где использовано</w:t>
@@ -27510,7 +27416,7 @@
               <w:rPr>
                 <w:sz w:val="24"/>
               </w:rPr>
-              <w:t xml:space="preserve">приняты расчетные показатели (приложение Д, допущение Д-33), для пяти массовых запросов ставки и конкуренция сверены с </w:t>
+              <w:t xml:space="preserve">Приняты расчетные показатели (приложение Д, допущение Д-33), для пяти массовых запросов ставки и конкуренция сверены с </w:t>
             </w:r>
             <w:r>
               <w:rPr>
@@ -27550,7 +27456,7 @@
               <w:rPr>
                 <w:sz w:val="24"/>
               </w:rPr>
-              <w:t>лист 04_Поиск_реклама</w:t>
+              <w:t>Лист 04_Поиск_реклама</w:t>
             </w:r>
           </w:p>
         </w:tc>
@@ -27613,7 +27519,7 @@
               <w:rPr>
                 <w:sz w:val="24"/>
               </w:rPr>
-              <w:t xml:space="preserve">открытые источники (ЛР5, приложение Д), публичные карточки </w:t>
+              <w:t xml:space="preserve">Открытые источники (ЛР5, приложение Д), публичные карточки </w:t>
             </w:r>
             <w:r>
               <w:rPr>
@@ -27639,7 +27545,7 @@
               <w:rPr>
                 <w:sz w:val="24"/>
               </w:rPr>
-              <w:t>для семи конкурентов использованы найденные сведения, остальное оценено экспертно (допущение Д-17)</w:t>
+              <w:t>Для семи конкурентов использованы найденные сведения, остальное оценено экспертно (допущение Д-17)</w:t>
             </w:r>
           </w:p>
         </w:tc>
@@ -27658,7 +27564,7 @@
               <w:rPr>
                 <w:sz w:val="24"/>
               </w:rPr>
-              <w:t>лист 06_Технологии_финансы</w:t>
+              <w:t>Лист 06_Технологии_финансы</w:t>
             </w:r>
           </w:p>
         </w:tc>
@@ -27767,7 +27673,7 @@
               <w:rPr>
                 <w:sz w:val="24"/>
               </w:rPr>
-              <w:t>приняты данные трех площадок (приложение Г); возраст брендов и кейсы - по сайтам</w:t>
+              <w:t>Приняты данные трех площадок (приложение Г); возраст брендов и кейсы - по сайтам</w:t>
             </w:r>
           </w:p>
         </w:tc>
@@ -27786,7 +27692,7 @@
               <w:rPr>
                 <w:sz w:val="24"/>
               </w:rPr>
-              <w:t>лист 05_Отзывы_рейтинги</w:t>
+              <w:t>Лист 05_Отзывы_рейтинги</w:t>
             </w:r>
           </w:p>
         </w:tc>
@@ -27883,7 +27789,7 @@
               <w:rPr>
                 <w:sz w:val="24"/>
               </w:rPr>
-              <w:t>принят топ-5 стран, доля прямых заходов используется как прокси брендового поиска</w:t>
+              <w:t>Принят топ-5 стран, доля прямых заходов используется как прокси брендового поиска</w:t>
             </w:r>
           </w:p>
         </w:tc>
@@ -27902,7 +27808,7 @@
               <w:rPr>
                 <w:sz w:val="24"/>
               </w:rPr>
-              <w:t>лист 02_Конкуренты_</w:t>
+              <w:t>Лист 02_Конкуренты_</w:t>
             </w:r>
             <w:r>
               <w:rPr>
@@ -28064,7 +27970,7 @@
               <w:rPr>
                 <w:sz w:val="24"/>
               </w:rPr>
-              <w:t>таблица 1</w:t>
+              <w:t>Таблица 1</w:t>
             </w:r>
           </w:p>
         </w:tc>
@@ -28167,7 +28073,7 @@
               <w:rPr>
                 <w:sz w:val="24"/>
               </w:rPr>
-              <w:t>условия публикации приняты по документации (ЛР6, приложение Г); число надстроек в расчетах не используется</w:t>
+              <w:t>Условия публикации приняты по документации (ЛР6, приложение Г); число надстроек в расчетах не используется</w:t>
             </w:r>
           </w:p>
         </w:tc>
@@ -28220,7 +28126,7 @@
         <w:jc w:val="center"/>
       </w:pPr>
       <w:bookmarkStart w:id="38" w:name="_cb59224a7032ef66ab429e7df9b4e4c597bc187"/>
-      <w:bookmarkStart w:id="39" w:name="_Toc242313968"/>
+      <w:bookmarkStart w:id="39" w:name="_Toc242338624"/>
       <w:bookmarkEnd w:id="36"/>
       <w:r>
         <w:rPr>
@@ -28330,7 +28236,6 @@
             </w:pPr>
             <w:r>
               <w:rPr>
-                <w:b/>
                 <w:sz w:val="24"/>
               </w:rPr>
               <w:t>№</w:t>
@@ -28351,7 +28256,6 @@
             </w:pPr>
             <w:r>
               <w:rPr>
-                <w:b/>
                 <w:sz w:val="24"/>
               </w:rPr>
               <w:t>Лист</w:t>
@@ -28372,7 +28276,6 @@
             </w:pPr>
             <w:r>
               <w:rPr>
-                <w:b/>
                 <w:sz w:val="24"/>
               </w:rPr>
               <w:t>Проблема</w:t>
@@ -28393,7 +28296,6 @@
             </w:pPr>
             <w:r>
               <w:rPr>
-                <w:b/>
                 <w:sz w:val="24"/>
               </w:rPr>
               <w:t>Исправление</w:t>
@@ -28462,7 +28364,7 @@
               <w:rPr>
                 <w:sz w:val="24"/>
               </w:rPr>
-              <w:t>формулы в строках 8-10 были сдвинуты (дата заменена подсчетом сайтов, число сайтов - суммой трафика)</w:t>
+              <w:t>Формулы в строках 8-10 были сдвинуты (дата заменена подсчетом сайтов, число сайтов - суммой трафика)</w:t>
             </w:r>
           </w:p>
         </w:tc>
@@ -28482,7 +28384,7 @@
               <w:rPr>
                 <w:sz w:val="24"/>
               </w:rPr>
-              <w:t>строка 8 - дата, строка 9 - число сайтов, строка 10 - релевантный трафик</w:t>
+              <w:t>Строка 8 - дата, строка 9 - число сайтов, строка 10 - релевантный трафик</w:t>
             </w:r>
           </w:p>
         </w:tc>
@@ -28545,7 +28447,7 @@
               <w:rPr>
                 <w:sz w:val="24"/>
               </w:rPr>
-              <w:t>сумма весов равна 1,04, итоговый индекс завышен</w:t>
+              <w:t>Сумма весов равна 1,04, итоговый индекс завышен</w:t>
             </w:r>
           </w:p>
         </w:tc>
@@ -28564,7 +28466,7 @@
               <w:rPr>
                 <w:sz w:val="24"/>
               </w:rPr>
-              <w:t>итог делится на сумму весов</w:t>
+              <w:t>Итог делится на сумму весов</w:t>
             </w:r>
           </w:p>
         </w:tc>
@@ -28627,7 +28529,7 @@
               <w:rPr>
                 <w:sz w:val="24"/>
               </w:rPr>
-              <w:t>пустые поля считались нулями и занижали индекс; формула среднего числа отзывов требовала массивного ввода</w:t>
+              <w:t>Пустые поля считались нулями и занижали индекс; формула среднего числа отзывов требовала массивного ввода</w:t>
             </w:r>
           </w:p>
         </w:tc>
@@ -28646,7 +28548,7 @@
               <w:rPr>
                 <w:sz w:val="24"/>
               </w:rPr>
-              <w:t xml:space="preserve">индекс считается по доступным компонентам; среднее число отзывов - </w:t>
+              <w:t xml:space="preserve">Индекс считается по доступным компонентам; среднее число отзывов - </w:t>
             </w:r>
             <w:r>
               <w:rPr>
@@ -28722,7 +28624,7 @@
               <w:rPr>
                 <w:sz w:val="24"/>
               </w:rPr>
-              <w:t>индекс считался по восьми компонентам при любых пропусках; доля зрелости суммировала две доли</w:t>
+              <w:t>Индекс считался по восьми компонентам при любых пропусках; доля зрелости суммировала две доли</w:t>
             </w:r>
           </w:p>
         </w:tc>
@@ -28741,7 +28643,7 @@
               <w:rPr>
                 <w:sz w:val="24"/>
               </w:rPr>
-              <w:t>индекс по доступным компонентам; зрелость - среднее двух долей</w:t>
+              <w:t>Индекс по доступным компонентам; зрелость - среднее двух долей</w:t>
             </w:r>
           </w:p>
         </w:tc>
@@ -28804,7 +28706,7 @@
               <w:rPr>
                 <w:sz w:val="24"/>
               </w:rPr>
-              <w:t>при отсутствии данных индекс давления становился нулем</w:t>
+              <w:t>При отсутствии данных индекс давления становился нулем</w:t>
             </w:r>
           </w:p>
         </w:tc>
@@ -28823,7 +28725,7 @@
               <w:rPr>
                 <w:sz w:val="24"/>
               </w:rPr>
-              <w:t xml:space="preserve">индекс считается только при наличии не менее двух показателей; в итоговой оценке применен прокси по </w:t>
+              <w:t xml:space="preserve">Индекс считается только при наличии не менее двух показателей; в итоговой оценке применен прокси по </w:t>
             </w:r>
             <w:r>
               <w:rPr>
@@ -28893,7 +28795,7 @@
               <w:rPr>
                 <w:sz w:val="24"/>
               </w:rPr>
-              <w:t>итоговая формулировка содержала жестко заданное число 3,12</w:t>
+              <w:t>Итоговая формулировка содержала жестко заданное число 3,12</w:t>
             </w:r>
           </w:p>
         </w:tc>
@@ -28912,7 +28814,7 @@
               <w:rPr>
                 <w:sz w:val="24"/>
               </w:rPr>
-              <w:t>формулировка собирается формулой из ячеек</w:t>
+              <w:t>Формулировка собирается формулой из ячеек</w:t>
             </w:r>
           </w:p>
         </w:tc>
@@ -28937,7 +28839,7 @@
         <w:jc w:val="center"/>
       </w:pPr>
       <w:bookmarkStart w:id="40" w:name="_36e5ced6b29eabb38058bfd1a6b3384d71712dd"/>
-      <w:bookmarkStart w:id="41" w:name="_Toc242313969"/>
+      <w:bookmarkStart w:id="41" w:name="_Toc242338625"/>
       <w:bookmarkEnd w:id="38"/>
       <w:r>
         <w:rPr>
@@ -29085,7 +28987,6 @@
             </w:pPr>
             <w:r>
               <w:rPr>
-                <w:b/>
                 <w:sz w:val="24"/>
               </w:rPr>
               <w:t>Игрок</w:t>
@@ -29106,7 +29007,6 @@
             </w:pPr>
             <w:r>
               <w:rPr>
-                <w:b/>
                 <w:sz w:val="24"/>
               </w:rPr>
               <w:t>Площадка</w:t>
@@ -29127,7 +29027,6 @@
             </w:pPr>
             <w:r>
               <w:rPr>
-                <w:b/>
                 <w:sz w:val="24"/>
               </w:rPr>
               <w:t>Рейтинг и число отзывов</w:t>
@@ -29148,7 +29047,6 @@
             </w:pPr>
             <w:r>
               <w:rPr>
-                <w:b/>
                 <w:sz w:val="24"/>
               </w:rPr>
               <w:t>Комментарий</w:t>
@@ -29239,7 +29137,7 @@
               <w:rPr>
                 <w:sz w:val="24"/>
               </w:rPr>
-              <w:t>пробной версии нет; пользователи отмечают замедление при больших файлах</w:t>
+              <w:t>Пробной версии нет; пользователи отмечают замедление при больших файлах</w:t>
             </w:r>
           </w:p>
         </w:tc>
@@ -29323,7 +29221,7 @@
               <w:rPr>
                 <w:sz w:val="24"/>
               </w:rPr>
-              <w:t xml:space="preserve">поддержка оценена 4,8; сложность внедрения - главная претензия; </w:t>
+              <w:t xml:space="preserve">Поддержка оценена 4,8; сложность внедрения - главная претензия; </w:t>
             </w:r>
             <w:r>
               <w:rPr>
@@ -29420,7 +29318,7 @@
               <w:rPr>
                 <w:sz w:val="24"/>
               </w:rPr>
-              <w:t xml:space="preserve">подтверждает отсутствие публичных отзывов (ЛР4, </w:t>
+              <w:t xml:space="preserve">Подтверждает отсутствие публичных отзывов (ЛР4, </w:t>
             </w:r>
             <w:r>
               <w:rPr>
@@ -29530,7 +29428,7 @@
               <w:rPr>
                 <w:sz w:val="24"/>
               </w:rPr>
-              <w:t>все отзывы однозвездочные: списание после пробного периода, сложная отмена, отказ в возврате</w:t>
+              <w:t>Все отзывы однозвездочные: списание после пробного периода, сложная отмена, отказ в возврате</w:t>
             </w:r>
           </w:p>
         </w:tc>
@@ -29595,7 +29493,7 @@
               <w:rPr>
                 <w:sz w:val="24"/>
               </w:rPr>
-              <w:t>карточка не найдена</w:t>
+              <w:t>Карточка не найдена</w:t>
             </w:r>
           </w:p>
         </w:tc>
@@ -29614,7 +29512,7 @@
               <w:rPr>
                 <w:sz w:val="24"/>
               </w:rPr>
-              <w:t>отзывов на крупных площадках нет</w:t>
+              <w:t>Отзывов на крупных площадках нет</w:t>
             </w:r>
           </w:p>
         </w:tc>
@@ -29679,7 +29577,7 @@
               <w:rPr>
                 <w:sz w:val="24"/>
               </w:rPr>
-              <w:t>не использовано</w:t>
+              <w:t>Не использовано</w:t>
             </w:r>
           </w:p>
         </w:tc>
@@ -29698,7 +29596,7 @@
               <w:rPr>
                 <w:sz w:val="24"/>
               </w:rPr>
-              <w:t xml:space="preserve">в выдаче </w:t>
+              <w:t xml:space="preserve">В выдаче </w:t>
             </w:r>
             <w:r>
               <w:rPr>
@@ -29812,7 +29710,7 @@
         <w:jc w:val="center"/>
       </w:pPr>
       <w:bookmarkStart w:id="42" w:name="_9d5fcc7b5dcc7edf41414b415020c8f23d21510"/>
-      <w:bookmarkStart w:id="43" w:name="_Toc242313970"/>
+      <w:bookmarkStart w:id="43" w:name="_Toc242338626"/>
       <w:bookmarkEnd w:id="40"/>
       <w:r>
         <w:rPr>
@@ -30138,7 +30036,6 @@
             </w:pPr>
             <w:r>
               <w:rPr>
-                <w:b/>
                 <w:sz w:val="24"/>
               </w:rPr>
               <w:t>Запрос</w:t>
@@ -30159,7 +30056,6 @@
             </w:pPr>
             <w:r>
               <w:rPr>
-                <w:b/>
                 <w:sz w:val="24"/>
               </w:rPr>
               <w:t>Намерение</w:t>
@@ -30180,7 +30076,6 @@
             </w:pPr>
             <w:r>
               <w:rPr>
-                <w:b/>
                 <w:sz w:val="24"/>
               </w:rPr>
               <w:t>Объем в месяц</w:t>
@@ -30201,7 +30096,6 @@
             </w:pPr>
             <w:r>
               <w:rPr>
-                <w:b/>
                 <w:i/>
                 <w:sz w:val="24"/>
               </w:rPr>
@@ -30209,14 +30103,12 @@
             </w:r>
             <w:r>
               <w:rPr>
-                <w:b/>
                 <w:sz w:val="24"/>
               </w:rPr>
               <w:t xml:space="preserve">, </w:t>
             </w:r>
             <w:r>
               <w:rPr>
-                <w:b/>
                 <w:i/>
                 <w:sz w:val="24"/>
               </w:rPr>
@@ -30238,7 +30130,6 @@
             </w:pPr>
             <w:r>
               <w:rPr>
-                <w:b/>
                 <w:sz w:val="24"/>
               </w:rPr>
               <w:t>Конкурентность</w:t>
@@ -30259,7 +30150,6 @@
             </w:pPr>
             <w:r>
               <w:rPr>
-                <w:b/>
                 <w:i/>
                 <w:sz w:val="24"/>
               </w:rPr>
@@ -30267,14 +30157,12 @@
             </w:r>
             <w:r>
               <w:rPr>
-                <w:b/>
                 <w:sz w:val="24"/>
               </w:rPr>
               <w:t xml:space="preserve"> </w:t>
             </w:r>
             <w:r>
               <w:rPr>
-                <w:b/>
                 <w:i/>
                 <w:sz w:val="24"/>
               </w:rPr>
@@ -30296,7 +30184,6 @@
             </w:pPr>
             <w:r>
               <w:rPr>
-                <w:b/>
                 <w:sz w:val="24"/>
               </w:rPr>
               <w:t>Рекламодателей</w:t>
@@ -30326,7 +30213,7 @@
                 <w:i/>
                 <w:sz w:val="24"/>
               </w:rPr>
-              <w:t>excel</w:t>
+              <w:t>Excel</w:t>
             </w:r>
             <w:r>
               <w:rPr>
@@ -30359,7 +30246,7 @@
               <w:rPr>
                 <w:sz w:val="24"/>
               </w:rPr>
-              <w:t>информационный</w:t>
+              <w:t>Информационный</w:t>
             </w:r>
           </w:p>
         </w:tc>
@@ -30485,7 +30372,7 @@
                 <w:i/>
                 <w:sz w:val="24"/>
               </w:rPr>
-              <w:t>financial</w:t>
+              <w:t>Financial</w:t>
             </w:r>
             <w:r>
               <w:rPr>
@@ -30517,7 +30404,7 @@
               <w:rPr>
                 <w:sz w:val="24"/>
               </w:rPr>
-              <w:t>информационный</w:t>
+              <w:t>Информационный</w:t>
             </w:r>
           </w:p>
         </w:tc>
@@ -30638,7 +30525,7 @@
                 <w:i/>
                 <w:sz w:val="24"/>
               </w:rPr>
-              <w:t>excel</w:t>
+              <w:t>Excel</w:t>
             </w:r>
             <w:r>
               <w:rPr>
@@ -30670,7 +30557,7 @@
               <w:rPr>
                 <w:sz w:val="24"/>
               </w:rPr>
-              <w:t>инструмент</w:t>
+              <w:t>Инструмент</w:t>
             </w:r>
           </w:p>
         </w:tc>
@@ -30791,7 +30678,7 @@
                 <w:i/>
                 <w:sz w:val="24"/>
               </w:rPr>
-              <w:t>chatgpt</w:t>
+              <w:t>Chatgpt</w:t>
             </w:r>
             <w:r>
               <w:rPr>
@@ -30823,7 +30710,7 @@
               <w:rPr>
                 <w:sz w:val="24"/>
               </w:rPr>
-              <w:t>инструмент</w:t>
+              <w:t>Инструмент</w:t>
             </w:r>
           </w:p>
         </w:tc>
@@ -30944,7 +30831,7 @@
                 <w:i/>
                 <w:sz w:val="24"/>
               </w:rPr>
-              <w:t>excel</w:t>
+              <w:t>Excel</w:t>
             </w:r>
             <w:r>
               <w:rPr>
@@ -30976,7 +30863,7 @@
               <w:rPr>
                 <w:sz w:val="24"/>
               </w:rPr>
-              <w:t>инструмент</w:t>
+              <w:t>Инструмент</w:t>
             </w:r>
           </w:p>
         </w:tc>
@@ -31097,7 +30984,7 @@
                 <w:i/>
                 <w:sz w:val="24"/>
               </w:rPr>
-              <w:t>excel</w:t>
+              <w:t>Excel</w:t>
             </w:r>
             <w:r>
               <w:rPr>
@@ -31142,7 +31029,7 @@
               <w:rPr>
                 <w:sz w:val="24"/>
               </w:rPr>
-              <w:t>инструмент</w:t>
+              <w:t>Инструмент</w:t>
             </w:r>
           </w:p>
         </w:tc>
@@ -31263,7 +31150,7 @@
                 <w:i/>
                 <w:sz w:val="24"/>
               </w:rPr>
-              <w:t>excel</w:t>
+              <w:t>Excel</w:t>
             </w:r>
             <w:r>
               <w:rPr>
@@ -31308,7 +31195,7 @@
               <w:rPr>
                 <w:sz w:val="24"/>
               </w:rPr>
-              <w:t>инструмент</w:t>
+              <w:t>Инструмент</w:t>
             </w:r>
           </w:p>
         </w:tc>
@@ -31429,7 +31316,7 @@
                 <w:i/>
                 <w:sz w:val="24"/>
               </w:rPr>
-              <w:t>spreadsheet</w:t>
+              <w:t>Spreadsheet</w:t>
             </w:r>
             <w:r>
               <w:rPr>
@@ -31461,7 +31348,7 @@
               <w:rPr>
                 <w:sz w:val="24"/>
               </w:rPr>
-              <w:t>услуга</w:t>
+              <w:t>Услуга</w:t>
             </w:r>
           </w:p>
         </w:tc>
@@ -31582,7 +31469,8 @@
                 <w:i/>
                 <w:sz w:val="24"/>
               </w:rPr>
-              <w:t>excel</w:t>
+              <w:lastRenderedPageBreak/>
+              <w:t>Excel</w:t>
             </w:r>
             <w:r>
               <w:rPr>
@@ -31614,7 +31502,7 @@
               <w:rPr>
                 <w:sz w:val="24"/>
               </w:rPr>
-              <w:t>услуга</w:t>
+              <w:t>Услуга</w:t>
             </w:r>
           </w:p>
         </w:tc>
@@ -31735,8 +31623,7 @@
                 <w:i/>
                 <w:sz w:val="24"/>
               </w:rPr>
-              <w:lastRenderedPageBreak/>
-              <w:t>financial</w:t>
+              <w:t>Financial</w:t>
             </w:r>
             <w:r>
               <w:rPr>
@@ -31781,7 +31668,7 @@
               <w:rPr>
                 <w:sz w:val="24"/>
               </w:rPr>
-              <w:t>услуга</w:t>
+              <w:t>Услуга</w:t>
             </w:r>
           </w:p>
         </w:tc>
@@ -31902,7 +31789,7 @@
                 <w:i/>
                 <w:sz w:val="24"/>
               </w:rPr>
-              <w:t>excel</w:t>
+              <w:t>Excel</w:t>
             </w:r>
             <w:r>
               <w:rPr>
@@ -31947,7 +31834,7 @@
               <w:rPr>
                 <w:sz w:val="24"/>
               </w:rPr>
-              <w:t>услуга</w:t>
+              <w:t>Услуга</w:t>
             </w:r>
           </w:p>
         </w:tc>
@@ -32068,7 +31955,7 @@
                 <w:i/>
                 <w:sz w:val="24"/>
               </w:rPr>
-              <w:t>check</w:t>
+              <w:t>Check</w:t>
             </w:r>
             <w:r>
               <w:rPr>
@@ -32113,7 +32000,7 @@
               <w:rPr>
                 <w:sz w:val="24"/>
               </w:rPr>
-              <w:t>инструмент</w:t>
+              <w:t>Инструмент</w:t>
             </w:r>
           </w:p>
         </w:tc>
@@ -32481,7 +32368,6 @@
             </w:pPr>
             <w:r>
               <w:rPr>
-                <w:b/>
                 <w:sz w:val="24"/>
               </w:rPr>
               <w:t>Запрос</w:t>
@@ -32502,7 +32388,6 @@
             </w:pPr>
             <w:r>
               <w:rPr>
-                <w:b/>
                 <w:i/>
                 <w:sz w:val="24"/>
               </w:rPr>
@@ -32510,14 +32395,12 @@
             </w:r>
             <w:r>
               <w:rPr>
-                <w:b/>
                 <w:sz w:val="24"/>
               </w:rPr>
               <w:t xml:space="preserve"> в </w:t>
             </w:r>
             <w:r>
               <w:rPr>
-                <w:b/>
                 <w:i/>
                 <w:sz w:val="24"/>
               </w:rPr>
@@ -32525,14 +32408,12 @@
             </w:r>
             <w:r>
               <w:rPr>
-                <w:b/>
                 <w:sz w:val="24"/>
               </w:rPr>
               <w:t xml:space="preserve">, </w:t>
             </w:r>
             <w:r>
               <w:rPr>
-                <w:b/>
                 <w:i/>
                 <w:sz w:val="24"/>
               </w:rPr>
@@ -32554,7 +32435,6 @@
             </w:pPr>
             <w:r>
               <w:rPr>
-                <w:b/>
                 <w:sz w:val="24"/>
               </w:rPr>
               <w:t>Конкуренция в рекламе</w:t>
@@ -32575,7 +32455,6 @@
             </w:pPr>
             <w:r>
               <w:rPr>
-                <w:b/>
                 <w:sz w:val="24"/>
               </w:rPr>
               <w:t>Сложность органической выдачи</w:t>
@@ -32596,14 +32475,12 @@
             </w:pPr>
             <w:r>
               <w:rPr>
-                <w:b/>
                 <w:sz w:val="24"/>
               </w:rPr>
               <w:t xml:space="preserve">Расчетный </w:t>
             </w:r>
             <w:r>
               <w:rPr>
-                <w:b/>
                 <w:i/>
                 <w:sz w:val="24"/>
               </w:rPr>
@@ -32611,14 +32488,12 @@
             </w:r>
             <w:r>
               <w:rPr>
-                <w:b/>
                 <w:sz w:val="24"/>
               </w:rPr>
               <w:t xml:space="preserve">, </w:t>
             </w:r>
             <w:r>
               <w:rPr>
-                <w:b/>
                 <w:i/>
                 <w:sz w:val="24"/>
               </w:rPr>
@@ -32649,7 +32524,7 @@
                 <w:i/>
                 <w:sz w:val="24"/>
               </w:rPr>
-              <w:t>excel</w:t>
+              <w:t>Excel</w:t>
             </w:r>
             <w:r>
               <w:rPr>
@@ -32768,7 +32643,7 @@
                 <w:i/>
                 <w:sz w:val="24"/>
               </w:rPr>
-              <w:t>financial</w:t>
+              <w:t>Financial</w:t>
             </w:r>
             <w:r>
               <w:rPr>
@@ -32883,7 +32758,7 @@
                 <w:i/>
                 <w:sz w:val="24"/>
               </w:rPr>
-              <w:t>excel</w:t>
+              <w:t>Excel</w:t>
             </w:r>
             <w:r>
               <w:rPr>
@@ -32998,7 +32873,7 @@
                 <w:i/>
                 <w:sz w:val="24"/>
               </w:rPr>
-              <w:t>chatgpt</w:t>
+              <w:t>Chatgpt</w:t>
             </w:r>
             <w:r>
               <w:rPr>
@@ -33113,7 +32988,7 @@
                 <w:i/>
                 <w:sz w:val="24"/>
               </w:rPr>
-              <w:t>excel</w:t>
+              <w:t>Excel</w:t>
             </w:r>
             <w:r>
               <w:rPr>
@@ -33229,6 +33104,45 @@
                 <w:sz w:val="24"/>
               </w:rPr>
               <w:lastRenderedPageBreak/>
+              <w:t>Excel</w:t>
+            </w:r>
+            <w:r>
+              <w:rPr>
+                <w:sz w:val="24"/>
+              </w:rPr>
+              <w:t xml:space="preserve"> </w:t>
+            </w:r>
+            <w:r>
+              <w:rPr>
+                <w:i/>
+                <w:sz w:val="24"/>
+              </w:rPr>
+              <w:t>formula</w:t>
+            </w:r>
+            <w:r>
+              <w:rPr>
+                <w:sz w:val="24"/>
+              </w:rPr>
+              <w:t xml:space="preserve"> </w:t>
+            </w:r>
+            <w:r>
+              <w:rPr>
+                <w:i/>
+                <w:sz w:val="24"/>
+              </w:rPr>
+              <w:t>checker</w:t>
+            </w:r>
+            <w:r>
+              <w:rPr>
+                <w:sz w:val="24"/>
+              </w:rPr>
+              <w:t xml:space="preserve">, </w:t>
+            </w:r>
+            <w:r>
+              <w:rPr>
+                <w:i/>
+                <w:sz w:val="24"/>
+              </w:rPr>
               <w:t>excel</w:t>
             </w:r>
             <w:r>
@@ -33242,7 +33156,7 @@
                 <w:i/>
                 <w:sz w:val="24"/>
               </w:rPr>
-              <w:t>formula</w:t>
+              <w:t>error</w:t>
             </w:r>
             <w:r>
               <w:rPr>
@@ -33268,6 +33182,32 @@
                 <w:i/>
                 <w:sz w:val="24"/>
               </w:rPr>
+              <w:t>spreadsheet</w:t>
+            </w:r>
+            <w:r>
+              <w:rPr>
+                <w:sz w:val="24"/>
+              </w:rPr>
+              <w:t xml:space="preserve"> </w:t>
+            </w:r>
+            <w:r>
+              <w:rPr>
+                <w:i/>
+                <w:sz w:val="24"/>
+              </w:rPr>
+              <w:t>audit</w:t>
+            </w:r>
+            <w:r>
+              <w:rPr>
+                <w:sz w:val="24"/>
+              </w:rPr>
+              <w:t xml:space="preserve">, </w:t>
+            </w:r>
+            <w:r>
+              <w:rPr>
+                <w:i/>
+                <w:sz w:val="24"/>
+              </w:rPr>
               <w:t>excel</w:t>
             </w:r>
             <w:r>
@@ -33281,7 +33221,20 @@
                 <w:i/>
                 <w:sz w:val="24"/>
               </w:rPr>
-              <w:t>error</w:t>
+              <w:t>audit</w:t>
+            </w:r>
+            <w:r>
+              <w:rPr>
+                <w:sz w:val="24"/>
+              </w:rPr>
+              <w:t xml:space="preserve">, </w:t>
+            </w:r>
+            <w:r>
+              <w:rPr>
+                <w:i/>
+                <w:sz w:val="24"/>
+              </w:rPr>
+              <w:t>financial</w:t>
             </w:r>
             <w:r>
               <w:rPr>
@@ -33294,7 +33247,20 @@
                 <w:i/>
                 <w:sz w:val="24"/>
               </w:rPr>
-              <w:t>checker</w:t>
+              <w:t>model</w:t>
+            </w:r>
+            <w:r>
+              <w:rPr>
+                <w:sz w:val="24"/>
+              </w:rPr>
+              <w:t xml:space="preserve"> </w:t>
+            </w:r>
+            <w:r>
+              <w:rPr>
+                <w:i/>
+                <w:sz w:val="24"/>
+              </w:rPr>
+              <w:t>audit</w:t>
             </w:r>
             <w:r>
               <w:rPr>
@@ -33307,7 +33273,7 @@
                 <w:i/>
                 <w:sz w:val="24"/>
               </w:rPr>
-              <w:t>spreadsheet</w:t>
+              <w:t>excel</w:t>
             </w:r>
             <w:r>
               <w:rPr>
@@ -33320,6 +33286,19 @@
                 <w:i/>
                 <w:sz w:val="24"/>
               </w:rPr>
+              <w:t>model</w:t>
+            </w:r>
+            <w:r>
+              <w:rPr>
+                <w:sz w:val="24"/>
+              </w:rPr>
+              <w:t xml:space="preserve"> </w:t>
+            </w:r>
+            <w:r>
+              <w:rPr>
+                <w:i/>
+                <w:sz w:val="24"/>
+              </w:rPr>
               <w:t>audit</w:t>
             </w:r>
             <w:r>
@@ -33333,6 +33312,19 @@
                 <w:i/>
                 <w:sz w:val="24"/>
               </w:rPr>
+              <w:t>check</w:t>
+            </w:r>
+            <w:r>
+              <w:rPr>
+                <w:sz w:val="24"/>
+              </w:rPr>
+              <w:t xml:space="preserve"> </w:t>
+            </w:r>
+            <w:r>
+              <w:rPr>
+                <w:i/>
+                <w:sz w:val="24"/>
+              </w:rPr>
               <w:t>excel</w:t>
             </w:r>
             <w:r>
@@ -33346,123 +33338,6 @@
                 <w:i/>
                 <w:sz w:val="24"/>
               </w:rPr>
-              <w:t>audit</w:t>
-            </w:r>
-            <w:r>
-              <w:rPr>
-                <w:sz w:val="24"/>
-              </w:rPr>
-              <w:t xml:space="preserve">, </w:t>
-            </w:r>
-            <w:r>
-              <w:rPr>
-                <w:i/>
-                <w:sz w:val="24"/>
-              </w:rPr>
-              <w:t>financial</w:t>
-            </w:r>
-            <w:r>
-              <w:rPr>
-                <w:sz w:val="24"/>
-              </w:rPr>
-              <w:t xml:space="preserve"> </w:t>
-            </w:r>
-            <w:r>
-              <w:rPr>
-                <w:i/>
-                <w:sz w:val="24"/>
-              </w:rPr>
-              <w:t>model</w:t>
-            </w:r>
-            <w:r>
-              <w:rPr>
-                <w:sz w:val="24"/>
-              </w:rPr>
-              <w:t xml:space="preserve"> </w:t>
-            </w:r>
-            <w:r>
-              <w:rPr>
-                <w:i/>
-                <w:sz w:val="24"/>
-              </w:rPr>
-              <w:t>audit</w:t>
-            </w:r>
-            <w:r>
-              <w:rPr>
-                <w:sz w:val="24"/>
-              </w:rPr>
-              <w:t xml:space="preserve">, </w:t>
-            </w:r>
-            <w:r>
-              <w:rPr>
-                <w:i/>
-                <w:sz w:val="24"/>
-              </w:rPr>
-              <w:t>excel</w:t>
-            </w:r>
-            <w:r>
-              <w:rPr>
-                <w:sz w:val="24"/>
-              </w:rPr>
-              <w:t xml:space="preserve"> </w:t>
-            </w:r>
-            <w:r>
-              <w:rPr>
-                <w:i/>
-                <w:sz w:val="24"/>
-              </w:rPr>
-              <w:t>model</w:t>
-            </w:r>
-            <w:r>
-              <w:rPr>
-                <w:sz w:val="24"/>
-              </w:rPr>
-              <w:t xml:space="preserve"> </w:t>
-            </w:r>
-            <w:r>
-              <w:rPr>
-                <w:i/>
-                <w:sz w:val="24"/>
-              </w:rPr>
-              <w:t>audit</w:t>
-            </w:r>
-            <w:r>
-              <w:rPr>
-                <w:sz w:val="24"/>
-              </w:rPr>
-              <w:t xml:space="preserve">, </w:t>
-            </w:r>
-            <w:r>
-              <w:rPr>
-                <w:i/>
-                <w:sz w:val="24"/>
-              </w:rPr>
-              <w:t>check</w:t>
-            </w:r>
-            <w:r>
-              <w:rPr>
-                <w:sz w:val="24"/>
-              </w:rPr>
-              <w:t xml:space="preserve"> </w:t>
-            </w:r>
-            <w:r>
-              <w:rPr>
-                <w:i/>
-                <w:sz w:val="24"/>
-              </w:rPr>
-              <w:t>excel</w:t>
-            </w:r>
-            <w:r>
-              <w:rPr>
-                <w:sz w:val="24"/>
-              </w:rPr>
-              <w:t xml:space="preserve"> </w:t>
-            </w:r>
-            <w:r>
-              <w:rPr>
-                <w:i/>
-                <w:sz w:val="24"/>
-              </w:rPr>
               <w:t>formulas</w:t>
             </w:r>
           </w:p>
@@ -33482,7 +33357,7 @@
               <w:rPr>
                 <w:sz w:val="24"/>
               </w:rPr>
-              <w:t>нет данных</w:t>
+              <w:t>Нет данных</w:t>
             </w:r>
           </w:p>
         </w:tc>
@@ -33501,7 +33376,7 @@
               <w:rPr>
                 <w:sz w:val="24"/>
               </w:rPr>
-              <w:t>нет данных</w:t>
+              <w:t>Нет данных</w:t>
             </w:r>
           </w:p>
         </w:tc>
@@ -33520,7 +33395,7 @@
               <w:rPr>
                 <w:sz w:val="24"/>
               </w:rPr>
-              <w:t>нет данных</w:t>
+              <w:t>Нет данных</w:t>
             </w:r>
           </w:p>
         </w:tc>
